--- a/He_thong_thong_tin_giai_quyet_hanh_chinh/PHAM VAN QUYEN_25410290/PHAM VAN QUYEN_25410290.docx
+++ b/He_thong_thong_tin_giai_quyet_hanh_chinh/PHAM VAN QUYEN_25410290/PHAM VAN QUYEN_25410290.docx
@@ -1,6 +1,6 @@
 
 <file path=word/document.xml><?xml version="1.0" encoding="utf-8"?>
-<w:document xmlns:wpc="http://schemas.microsoft.com/office/word/2010/wordprocessingCanvas" xmlns:cx="http://schemas.microsoft.com/office/drawing/2014/chartex" xmlns:cx1="http://schemas.microsoft.com/office/drawing/2015/9/8/chartex" xmlns:cx2="http://schemas.microsoft.com/office/drawing/2015/10/21/chartex" xmlns:cx3="http://schemas.microsoft.com/office/drawing/2016/5/9/chartex" xmlns:cx4="http://schemas.microsoft.com/office/drawing/2016/5/10/chartex" xmlns:cx5="http://schemas.microsoft.com/office/drawing/2016/5/11/chartex" xmlns:cx6="http://schemas.microsoft.com/office/drawing/2016/5/12/chartex" xmlns:cx7="http://schemas.microsoft.com/office/drawing/2016/5/13/chartex" xmlns:cx8="http://schemas.microsoft.com/office/drawing/2016/5/14/chartex" xmlns:mc="http://schemas.openxmlformats.org/markup-compatibility/2006" xmlns:aink="http://schemas.microsoft.com/office/drawing/2016/ink" xmlns:am3d="http://schemas.microsoft.com/office/drawing/2017/model3d" xmlns:o="urn:schemas-microsoft-com:office:office" xmlns:oel="http://schemas.microsoft.com/office/2019/extlst" xmlns:r="http://schemas.openxmlformats.org/officeDocument/2006/relationships" xmlns:m="http://schemas.openxmlformats.org/officeDocument/2006/math" xmlns:v="urn:schemas-microsoft-com:vml" xmlns:wp14="http://schemas.microsoft.com/office/word/2010/wordprocessingDrawing" xmlns:wp="http://schemas.openxmlformats.org/drawingml/2006/wordprocessingDrawing" xmlns:w10="urn:schemas-microsoft-com:office:word" xmlns:w="http://schemas.openxmlformats.org/wordprocessingml/2006/main" xmlns:w14="http://schemas.microsoft.com/office/word/2010/wordml" xmlns:w15="http://schemas.microsoft.com/office/word/2012/wordml" xmlns:w16cex="http://schemas.microsoft.com/office/word/2018/wordml/cex" xmlns:w16cid="http://schemas.microsoft.com/office/word/2016/wordml/cid" xmlns:w16="http://schemas.microsoft.com/office/word/2018/wordml" xmlns:w16du="http://schemas.microsoft.com/office/word/2023/wordml/word16du" xmlns:w16sdtdh="http://schemas.microsoft.com/office/word/2020/wordml/sdtdatahash" xmlns:w16sdtfl="http://schemas.microsoft.com/office/word/2024/wordml/sdtformatlock" xmlns:w16se="http://schemas.microsoft.com/office/word/2015/wordml/symex" xmlns:wpg="http://schemas.microsoft.com/office/word/2010/wordprocessingGroup" xmlns:wpi="http://schemas.microsoft.com/office/word/2010/wordprocessingInk" xmlns:wne="http://schemas.microsoft.com/office/word/2006/wordml" xmlns:wps="http://schemas.microsoft.com/office/word/2010/wordprocessingShape" mc:Ignorable="w14 w15 w16se w16cid w16 w16cex w16sdtdh w16sdtfl w16du wp14">
+<w:document xmlns:wpc="http://schemas.microsoft.com/office/word/2010/wordprocessingCanvas" xmlns:cx="http://schemas.microsoft.com/office/drawing/2014/chartex" xmlns:cx1="http://schemas.microsoft.com/office/drawing/2015/9/8/chartex" xmlns:cx2="http://schemas.microsoft.com/office/drawing/2015/10/21/chartex" xmlns:cx3="http://schemas.microsoft.com/office/drawing/2016/5/9/chartex" xmlns:cx4="http://schemas.microsoft.com/office/drawing/2016/5/10/chartex" xmlns:cx5="http://schemas.microsoft.com/office/drawing/2016/5/11/chartex" xmlns:cx6="http://schemas.microsoft.com/office/drawing/2016/5/12/chartex" xmlns:cx7="http://schemas.microsoft.com/office/drawing/2016/5/13/chartex" xmlns:cx8="http://schemas.microsoft.com/office/drawing/2016/5/14/chartex" xmlns:mc="http://schemas.openxmlformats.org/markup-compatibility/2006" xmlns:aink="http://schemas.microsoft.com/office/drawing/2016/ink" xmlns:am3d="http://schemas.microsoft.com/office/drawing/2017/model3d" xmlns:o="urn:schemas-microsoft-com:office:office" xmlns:oel="http://schemas.microsoft.com/office/2019/extlst" xmlns:r="http://schemas.openxmlformats.org/officeDocument/2006/relationships" xmlns:m="http://schemas.openxmlformats.org/officeDocument/2006/math" xmlns:v="urn:schemas-microsoft-com:vml" xmlns:wp14="http://schemas.microsoft.com/office/word/2010/wordprocessingDrawing" xmlns:wp="http://schemas.openxmlformats.org/drawingml/2006/wordprocessingDrawing" xmlns:w10="urn:schemas-microsoft-com:office:word" xmlns:w="http://schemas.openxmlformats.org/wordprocessingml/2006/main" xmlns:w14="http://schemas.microsoft.com/office/word/2010/wordml" xmlns:w15="http://schemas.microsoft.com/office/word/2012/wordml" xmlns:w16cei="http://schemas.microsoft.com/office/word/2026/wordml/cei" xmlns:w16cex="http://schemas.microsoft.com/office/word/2018/wordml/cex" xmlns:w16cid="http://schemas.microsoft.com/office/word/2016/wordml/cid" xmlns:w16="http://schemas.microsoft.com/office/word/2018/wordml" xmlns:w16du="http://schemas.microsoft.com/office/word/2023/wordml/word16du" xmlns:w16sdtdh="http://schemas.microsoft.com/office/word/2020/wordml/sdtdatahash" xmlns:w16sdtfl="http://schemas.microsoft.com/office/word/2024/wordml/sdtformatlock" xmlns:w16se="http://schemas.microsoft.com/office/word/2015/wordml/symex" xmlns:wpg="http://schemas.microsoft.com/office/word/2010/wordprocessingGroup" xmlns:wpi="http://schemas.microsoft.com/office/word/2010/wordprocessingInk" xmlns:wne="http://schemas.microsoft.com/office/word/2006/wordml" xmlns:wps="http://schemas.microsoft.com/office/word/2010/wordprocessingShape" mc:Ignorable="w14 w15 w16se w16cid w16 w16cex w16sdtdh w16sdtfl w16du wp14">
   <w:body>
     <w:p>
       <w:pPr>
@@ -79,7 +79,7 @@
           <w:szCs w:val="26"/>
         </w:rPr>
         <w:drawing>
-          <wp:inline distT="0" distB="0" distL="0" distR="0" wp14:anchorId="61AA30EF" wp14:editId="17768AC8">
+          <wp:inline distT="0" distB="0" distL="0" distR="0" wp14:anchorId="61AA30EF" wp14:editId="3D06C0EF">
             <wp:extent cx="1948539" cy="1606164"/>
             <wp:effectExtent l="0" t="0" r="0" b="0"/>
             <wp:docPr id="990850389" name="Picture 1"/>
@@ -1933,296 +1933,230 @@
       <w:pPr>
         <w:pStyle w:val="Heading1"/>
       </w:pPr>
-      <w:bookmarkStart w:id="2" w:name="_Toc162996926"/>
       <w:r>
         <w:lastRenderedPageBreak/>
         <w:t>TÓM TẮT</w:t>
       </w:r>
+    </w:p>
+    <w:p>
+      <w:pPr>
+        <w:rPr>
+          <w:rFonts w:cs="Times New Roman"/>
+          <w:szCs w:val="26"/>
+        </w:rPr>
+      </w:pPr>
+      <w:r>
+        <w:rPr>
+          <w:rFonts w:cs="Times New Roman"/>
+          <w:szCs w:val="26"/>
+        </w:rPr>
+        <w:t>Trong những năm gần đây, việc ứng dụng công nghệ thông tin và chuyển đổi số trong hoạt động hành chính nhà nước ngày càng được chú trọng. Người dân và tổ chức có nhu cầu thực hiện thủ tục hành chính nhanh chóng, thuận tiện, dễ theo dõi và hạn chế phải đi lại nhiều lần. Tuy nhiên, tại một số cơ quan, việc tiếp nhận và quản lý hồ sơ vẫn còn phụ thuộc nhiều vào giấy tờ, gây khó khăn trong việc kiểm soát tiến độ, dễ xảy ra thiếu sót thông tin và làm mất nhiều thời gian cho cả người dân lẫn cán bộ.</w:t>
+      </w:r>
+    </w:p>
+    <w:p>
+      <w:pPr>
+        <w:rPr>
+          <w:rFonts w:cs="Times New Roman"/>
+          <w:szCs w:val="26"/>
+        </w:rPr>
+      </w:pPr>
+      <w:r>
+        <w:rPr>
+          <w:rFonts w:cs="Times New Roman"/>
+          <w:szCs w:val="26"/>
+        </w:rPr>
+        <w:t>Xuất phát từ thực tế trên, nhóm lựa chọn thực hiện đề tài “Hệ thống thông tin giải quyết thủ tục hành chính tại phường Tân Hải”. Đề tài tập trung tìm hiểu và phân tích quy trình từ khi người dân tra cứu thủ tục, chuẩn bị và nộp hồ sơ cho đến khi cán bộ tiếp nhận, kiểm tra, chuyển xử lý, phê duyệt và trả kết quả. Nhóm sử dụng các tài liệu nghiệp vụ và tài liệu môn học để xác định các tác nhân tham gia, các bước công việc, trạng thái hồ sơ, dữ liệu cần quản lý và những trường hợp có thể phát sinh trong quá trình giải quyết thủ tục hành chính.</w:t>
+      </w:r>
+    </w:p>
+    <w:p>
+      <w:pPr>
+        <w:rPr>
+          <w:rFonts w:cs="Times New Roman"/>
+          <w:szCs w:val="26"/>
+        </w:rPr>
+      </w:pPr>
+      <w:r>
+        <w:rPr>
+          <w:rFonts w:cs="Times New Roman"/>
+          <w:szCs w:val="26"/>
+        </w:rPr>
+        <w:t>Trên cơ sở kết quả phân tích, nhóm phân loại các quy trình của hệ thống thành ba nhóm gồm quy trình quản trị, quy trình cốt lõi và quy trình hỗ trợ. Đồng thời, nhóm sử dụng ký pháp BPMN để mô hình hóa trình tự thực hiện, trách nhiệm của từng tác nhân và sự trao đổi thông tin giữa người dân, cán bộ tiếp nhận, cán bộ chuyên môn, lãnh đạo phê duyệt và các hệ thống liên quan. Các nội dung được xem xét bao gồm tiếp nhận hồ sơ, yêu cầu bổ sung, xử lý chuyên môn, phê duyệt, ký số, thanh toán trực tuyến, theo dõi trạng thái và trả kết quả.</w:t>
+      </w:r>
+    </w:p>
+    <w:p>
+      <w:pPr>
+        <w:rPr>
+          <w:rFonts w:cs="Times New Roman"/>
+          <w:szCs w:val="26"/>
+        </w:rPr>
+      </w:pPr>
+      <w:r>
+        <w:rPr>
+          <w:rFonts w:cs="Times New Roman"/>
+          <w:szCs w:val="26"/>
+        </w:rPr>
+        <w:t xml:space="preserve">Kết quả của đồ án giúp mô tả rõ hơn cách thức tổ chức và vận hành quy trình giải quyết thủ tục hành chính trong môi trường số. Hệ thống được đề xuất có thể hỗ trợ người dân tra cứu, nộp và bổ sung hồ sơ, theo dõi tiến độ và nhận thông báo kết quả. Đối với cán bộ, hệ thống hỗ trợ tiếp nhận, kiểm tra, phân loại, chuyển hồ sơ, cập nhật trạng thái, quản lý kết quả, thống kê và lập báo cáo. Do giới hạn về thời gian và phạm vi tài liệu, đồ án chủ yếu tập trung vào phân </w:t>
+      </w:r>
+    </w:p>
+    <w:p>
+      <w:pPr>
+        <w:rPr>
+          <w:rFonts w:cs="Times New Roman"/>
+          <w:szCs w:val="26"/>
+        </w:rPr>
+      </w:pPr>
+      <w:r>
+        <w:rPr>
+          <w:rFonts w:cs="Times New Roman"/>
+          <w:szCs w:val="26"/>
+        </w:rPr>
+        <w:t>.</w:t>
+      </w:r>
+    </w:p>
+    <w:p>
+      <w:pPr>
+        <w:rPr>
+          <w:rFonts w:cs="Times New Roman"/>
+          <w:szCs w:val="26"/>
+        </w:rPr>
+      </w:pPr>
+    </w:p>
+    <w:p>
+      <w:pPr>
+        <w:rPr>
+          <w:rFonts w:cs="Times New Roman"/>
+          <w:szCs w:val="26"/>
+        </w:rPr>
+      </w:pPr>
+    </w:p>
+    <w:p>
+      <w:pPr>
+        <w:rPr>
+          <w:rFonts w:cs="Times New Roman"/>
+          <w:szCs w:val="26"/>
+        </w:rPr>
+      </w:pPr>
+    </w:p>
+    <w:p>
+      <w:pPr>
+        <w:rPr>
+          <w:rFonts w:cs="Times New Roman"/>
+          <w:szCs w:val="26"/>
+        </w:rPr>
+      </w:pPr>
+    </w:p>
+    <w:p>
+      <w:pPr>
+        <w:rPr>
+          <w:rFonts w:cs="Times New Roman"/>
+          <w:szCs w:val="26"/>
+        </w:rPr>
+      </w:pPr>
+    </w:p>
+    <w:p>
+      <w:pPr>
+        <w:pStyle w:val="Heading1"/>
+      </w:pPr>
+      <w:bookmarkStart w:id="2" w:name="_Toc162996927"/>
+      <w:r>
+        <w:lastRenderedPageBreak/>
+        <w:t xml:space="preserve">Chương I. </w:t>
+      </w:r>
+      <w:r>
+        <w:t>TỔNG QUAN</w:t>
+      </w:r>
+      <w:r>
+        <w:t>.</w:t>
+      </w:r>
       <w:bookmarkEnd w:id="2"/>
     </w:p>
     <w:p>
       <w:pPr>
-        <w:rPr>
-          <w:rFonts w:cs="Times New Roman"/>
-          <w:szCs w:val="26"/>
-        </w:rPr>
-      </w:pPr>
-      <w:r>
-        <w:rPr>
-          <w:rFonts w:cs="Times New Roman"/>
-          <w:szCs w:val="26"/>
-        </w:rPr>
+        <w:pStyle w:val="Heading2"/>
+      </w:pPr>
+      <w:bookmarkStart w:id="3" w:name="_Toc162996928"/>
+      <w:r>
+        <w:t xml:space="preserve">1. </w:t>
+      </w:r>
+      <w:r>
+        <w:t>Giới thiệu</w:t>
+      </w:r>
+      <w:r>
+        <w:t xml:space="preserve"> đề tài</w:t>
+      </w:r>
+      <w:r>
+        <w:t>.</w:t>
+      </w:r>
+      <w:bookmarkEnd w:id="3"/>
+    </w:p>
+    <w:p>
+      <w:pPr>
+        <w:pStyle w:val="Heading3"/>
+      </w:pPr>
+      <w:bookmarkStart w:id="4" w:name="_Toc162996929"/>
+      <w:r>
+        <w:t>1.1. T</w:t>
+      </w:r>
+      <w:r>
+        <w:t>ổng quan đề tài</w:t>
+      </w:r>
+      <w:r>
+        <w:t>.</w:t>
+      </w:r>
+      <w:bookmarkEnd w:id="4"/>
+    </w:p>
+    <w:p>
+      <w:r>
+        <w:t xml:space="preserve">1.1.1 </w:t>
+      </w:r>
+      <w:r>
+        <w:t>Bối cảnh thực tiễn và Tính cấp thiết của đề tài</w:t>
+      </w:r>
+    </w:p>
+    <w:p>
+      <w:pPr>
+        <w:ind w:firstLine="720"/>
+      </w:pPr>
+      <w:r>
         <w:tab/>
       </w:r>
       <w:r>
-        <w:rPr>
-          <w:rFonts w:cs="Times New Roman"/>
-          <w:szCs w:val="26"/>
-        </w:rPr>
-        <w:t xml:space="preserve">Trong những năm gần đây, nhu cầu thực hiện thủ tục hành chính của người dân và tổ chức ngày càng tăng. Tuy nhiên, quá trình tiếp nhận và giải quyết hồ sơ tại một số cơ quan vẫn còn gặp nhiều khó khăn như thời gian xử lý kéo dài, hồ sơ bị thiếu hoặc sai thông tin, người dân khó theo dõi tiến độ và cán bộ mất nhiều thời gian trong việc quản lý giấy tờ. Vì vậy, việc xây dựng </w:t>
-      </w:r>
-      <w:r>
-        <w:rPr>
-          <w:rFonts w:cs="Times New Roman"/>
+        <w:t>Trong quá trình thực hiện các thủ tục hành chính, người dân và tổ chức thường phải cung cấp nhiều loại giấy tờ, trải qua nhiều bước kiểm tra và chờ đợi kết quả từ cơ quan có thẩm quyền. Nếu quá trình tiếp nhận và xử lý hồ sơ chưa được quản lý hiệu quả, người dân có thể gặp khó khăn trong việc tra cứu thông tin, theo dõi tiến độ và bổ sung hồ sơ khi có yêu cầu.</w:t>
+      </w:r>
+    </w:p>
+    <w:p>
+      <w:pPr>
+        <w:ind w:firstLine="720"/>
+      </w:pPr>
+      <w:r>
+        <w:t>Bên cạnh đó, cán bộ phụ trách cũng phải thực hiện nhiều công việc như tiếp nhận, kiểm tra, phân loại, chuyển hồ sơ và cập nhật kết quả xử lý. Việc quản lý hồ sơ bằng các phương pháp thủ công có thể gây mất nhiều thời gian, khó kiểm soát tiến độ và dễ xảy ra sai sót trong quá trình thực hiện.</w:t>
+      </w:r>
+    </w:p>
+    <w:p>
+      <w:pPr>
+        <w:ind w:firstLine="720"/>
+      </w:pPr>
+      <w:r>
+        <w:t xml:space="preserve">Từ thực tế đó, nhóm lựa chọn đề tài </w:t>
+      </w:r>
+      <w:r>
+        <w:rPr>
           <w:b/>
           <w:bCs/>
-          <w:szCs w:val="26"/>
-        </w:rPr>
-        <w:t>Hệ thống thông tin giải quyết thủ tục hành chính</w:t>
-      </w:r>
-      <w:r>
-        <w:rPr>
-          <w:rFonts w:cs="Times New Roman"/>
-          <w:szCs w:val="26"/>
-        </w:rPr>
-        <w:t xml:space="preserve"> là cần thiết nhằm hỗ trợ đơn giản hóa quy trình, nâng cao hiệu quả xử lý hồ sơ và cải thiện chất lượng phục vụ người dân.</w:t>
-      </w:r>
-    </w:p>
-    <w:p>
-      <w:pPr>
-        <w:ind w:firstLine="720"/>
-        <w:rPr>
-          <w:rFonts w:cs="Times New Roman"/>
-          <w:szCs w:val="26"/>
-        </w:rPr>
-      </w:pPr>
-      <w:r>
-        <w:rPr>
-          <w:rFonts w:cs="Times New Roman"/>
-          <w:szCs w:val="26"/>
-        </w:rPr>
-        <w:t>Đồ án này tập trung nghiên cứu và phân tích quy trình giải quyết thủ tục hành chính, từ khi người dân tra cứu thông tin, chuẩn bị và nộp hồ sơ cho đến khi cơ quan tiếp nhận, kiểm tra, xử lý và trả kết quả. Thông qua việc tìm hiểu tài liệu, khảo sát quy trình thực tế và sử dụng mô hình BPMN để mô hình hóa quy trình, nhóm tiến hành xác định các đối tượng tham gia, các bước xử lý, thông tin cần quản lý và những vấn đề còn tồn tại trong quá trình thực hiện thủ tục hành chính.</w:t>
-      </w:r>
-    </w:p>
-    <w:p>
-      <w:pPr>
-        <w:ind w:firstLine="720"/>
-        <w:rPr>
-          <w:rFonts w:cs="Times New Roman"/>
-          <w:szCs w:val="26"/>
-        </w:rPr>
-      </w:pPr>
-      <w:r>
-        <w:rPr>
-          <w:rFonts w:cs="Times New Roman"/>
-          <w:szCs w:val="26"/>
-        </w:rPr>
-        <w:t>Kết quả nghiên cứu cho thấy hệ thống có thể hỗ trợ người dân tra cứu thủ tục, nộp hồ sơ trực tuyến, bổ sung giấy tờ, theo dõi trạng thái xử lý và nhận thông báo kết quả. Đối với cán bộ, hệ thống hỗ trợ tiếp nhận, kiểm tra, phân loại, chuyển hồ sơ đến bộ phận phụ trách, cập nhật tiến độ và trả kết quả cho người dân. Ngoài ra, hệ thống còn hỗ trợ quản lý tài khoản, lưu trữ hồ sơ, thống kê số lượng hồ sơ và lập báo cáo phục vụ công tác quản lý.</w:t>
-      </w:r>
-    </w:p>
-    <w:p>
-      <w:pPr>
-        <w:ind w:firstLine="720"/>
-        <w:rPr>
-          <w:rFonts w:cs="Times New Roman"/>
-          <w:szCs w:val="26"/>
-        </w:rPr>
-      </w:pPr>
-      <w:r>
-        <w:rPr>
-          <w:rFonts w:cs="Times New Roman"/>
-          <w:szCs w:val="26"/>
-        </w:rPr>
-        <w:t>Thông qua đồ án, nhóm mong muốn đề xuất một hệ thống có tính ứng dụng thực tế, góp phần giảm bớt các công việc thủ công, hạn chế sai sót và rút ngắn thời gian giải quyết hồ sơ. Hệ thống không chỉ giúp nâng cao tính minh bạch trong quá trình xử lý thủ tục hành chính mà còn tạo điều kiện thuận lợi cho người dân, tổ chức và cán bộ trong quá trình sử dụng. Kết quả của đồ án cũng có thể được sử dụng làm tài liệu tham khảo cho việc nghiên cứu, xây dựng và cải tiến các hệ thống thông tin hành chính trong tương lai.</w:t>
-      </w:r>
-    </w:p>
-    <w:p>
-      <w:pPr>
-        <w:rPr>
-          <w:rFonts w:cs="Times New Roman"/>
-          <w:szCs w:val="26"/>
-        </w:rPr>
-      </w:pPr>
-    </w:p>
-    <w:p>
-      <w:pPr>
-        <w:rPr>
-          <w:rFonts w:cs="Times New Roman"/>
-          <w:szCs w:val="26"/>
-        </w:rPr>
-      </w:pPr>
-    </w:p>
-    <w:p>
-      <w:pPr>
-        <w:rPr>
-          <w:rFonts w:cs="Times New Roman"/>
-          <w:szCs w:val="26"/>
-        </w:rPr>
-      </w:pPr>
-    </w:p>
-    <w:p>
-      <w:pPr>
-        <w:rPr>
-          <w:rFonts w:cs="Times New Roman"/>
-          <w:szCs w:val="26"/>
-        </w:rPr>
-      </w:pPr>
-    </w:p>
-    <w:p>
-      <w:pPr>
-        <w:rPr>
-          <w:rFonts w:cs="Times New Roman"/>
-          <w:szCs w:val="26"/>
-        </w:rPr>
-      </w:pPr>
-    </w:p>
-    <w:p>
-      <w:pPr>
-        <w:rPr>
-          <w:rFonts w:cs="Times New Roman"/>
-          <w:szCs w:val="26"/>
-        </w:rPr>
-      </w:pPr>
-    </w:p>
-    <w:p>
-      <w:pPr>
-        <w:pStyle w:val="Heading1"/>
-      </w:pPr>
-      <w:r>
-        <w:lastRenderedPageBreak/>
-        <w:t>MỞ ĐẦU</w:t>
-      </w:r>
-    </w:p>
-    <w:p>
-      <w:pPr>
-        <w:ind w:firstLine="720"/>
-      </w:pPr>
-      <w:r>
-        <w:t>Trong quá trình thực hiện các thủ tục hành chính, người dân và tổ chức thường phải cung cấp nhiều loại giấy tờ, trải qua nhiều bước kiểm tra và chờ đợi kết quả từ cơ quan có thẩm quyền. Nếu quá trình tiếp nhận và xử lý hồ sơ chưa được quản lý hiệu quả, người dân có thể gặp khó khăn trong việc tra cứu thông tin, theo dõi tiến độ và bổ sung hồ sơ khi có yêu cầu.</w:t>
-      </w:r>
-    </w:p>
-    <w:p>
-      <w:pPr>
-        <w:ind w:firstLine="720"/>
-      </w:pPr>
-      <w:r>
-        <w:t>Bên cạnh đó, cán bộ phụ trách cũng phải thực hiện nhiều công việc như tiếp nhận, kiểm tra, phân loại, chuyển hồ sơ và cập nhật kết quả xử lý. Việc quản lý hồ sơ bằng các phương pháp thủ công có thể gây mất nhiều thời gian, khó kiểm soát tiến độ và dễ xảy ra sai sót trong quá trình thực hiện.</w:t>
-      </w:r>
-    </w:p>
-    <w:p>
-      <w:pPr>
-        <w:ind w:firstLine="720"/>
-      </w:pPr>
-      <w:r>
-        <w:t xml:space="preserve">Từ thực tế đó, nhóm lựa chọn đề tài </w:t>
-      </w:r>
-      <w:r>
-        <w:rPr>
-          <w:b/>
-          <w:bCs/>
         </w:rPr>
         <w:t>“Hệ thống thông tin giải quyết thủ tục hành chính”</w:t>
       </w:r>
       <w:r>
-        <w:t xml:space="preserve"> để nghiên cứu cách tổ chức và quản lý quy trình giải quyết hồ sơ. Đề tài hướng đến việc xây dựng mô hình thể hiện rõ các bước công việc, các đối tượng tham gia và sự trao đổi thông tin giữa người dân với cơ quan hành chính.</w:t>
-      </w:r>
-    </w:p>
-    <w:p>
-      <w:pPr>
-        <w:ind w:firstLine="720"/>
-      </w:pPr>
-      <w:r>
-        <w:t>Mục tiêu chính của đồ án là tìm hiểu quy trình giải quyết thủ tục hành chính, xác định các yêu cầu của hệ thống và mô hình hóa quy trình nghiệp vụ bằng BPMN. Trên cơ sở đó, nhóm đề xuất các chức năng phù hợp nhằm hỗ trợ việc tiếp nhận, xử lý, theo dõi và trả kết quả hồ sơ.</w:t>
-      </w:r>
-    </w:p>
-    <w:p>
-      <w:pPr>
-        <w:ind w:firstLine="720"/>
-      </w:pPr>
-      <w:r>
-        <w:t>Phạm vi của đề tài tập trung vào quá trình giải quyết một hồ sơ hành chính, bắt đầu từ khi người dân tra cứu và nộp hồ sơ cho đến khi nhận được kết quả. Trong quá trình thực hiện, nhóm sử dụng các phương pháp như nghiên cứu tài liệu, khảo sát quy trình, phân tích yêu cầu và mô hình hóa nghiệp vụ.</w:t>
-      </w:r>
-    </w:p>
-    <w:p>
-      <w:pPr>
-        <w:ind w:firstLine="720"/>
-      </w:pPr>
-      <w:r>
-        <w:t>.</w:t>
+        <w:t xml:space="preserve"> để nghiên cứu cách tổ chức và quản lý quy trình giải quyết hồ sơ. </w:t>
+      </w:r>
+      <w:r>
+        <w:rPr>
+          <w:rFonts w:eastAsia="Times New Roman"/>
+        </w:rPr>
+        <w:t>Nội dung nghiên cứu chủ yếu gồm nhận diện các tác nhân tham gia, phân tích trình tự xử lý hồ sơ, xác định các trạng thái và điểm ra quyết định, phân loại quy trình thành ba nhóm quản trị, cốt lõi và hỗ trợ, sau đó biểu diễn các quy trình tiêu biểu bằng mô hình phù hợp, ưu tiên ký pháp BPMN.</w:t>
       </w:r>
     </w:p>
     <w:p/>
-    <w:p>
-      <w:pPr>
-        <w:jc w:val="center"/>
-        <w:rPr>
-          <w:rFonts w:cs="Times New Roman"/>
-          <w:szCs w:val="26"/>
-        </w:rPr>
-      </w:pPr>
-    </w:p>
-    <w:p>
-      <w:pPr>
-        <w:rPr>
-          <w:rFonts w:cs="Times New Roman"/>
-          <w:szCs w:val="26"/>
-        </w:rPr>
-      </w:pPr>
-    </w:p>
-    <w:p>
-      <w:pPr>
-        <w:rPr>
-          <w:rFonts w:cs="Times New Roman"/>
-          <w:szCs w:val="26"/>
-        </w:rPr>
-      </w:pPr>
-      <w:r>
-        <w:rPr>
-          <w:rFonts w:cs="Times New Roman"/>
-          <w:szCs w:val="26"/>
-        </w:rPr>
-        <w:br w:type="page"/>
-      </w:r>
-    </w:p>
-    <w:p>
-      <w:pPr>
-        <w:pStyle w:val="Heading1"/>
-      </w:pPr>
-      <w:bookmarkStart w:id="3" w:name="_Toc162996927"/>
-      <w:r>
-        <w:lastRenderedPageBreak/>
-        <w:t xml:space="preserve">Chương I. </w:t>
-      </w:r>
-      <w:r>
-        <w:t>TỔNG QUAN</w:t>
-      </w:r>
-      <w:r>
-        <w:t>.</w:t>
-      </w:r>
-      <w:bookmarkEnd w:id="3"/>
-    </w:p>
-    <w:p>
-      <w:pPr>
-        <w:pStyle w:val="Heading2"/>
-      </w:pPr>
-      <w:bookmarkStart w:id="4" w:name="_Toc162996928"/>
-      <w:r>
-        <w:t xml:space="preserve">1. </w:t>
-      </w:r>
-      <w:r>
-        <w:t>Giới thiệu</w:t>
-      </w:r>
-      <w:r>
-        <w:t xml:space="preserve"> đề tài</w:t>
-      </w:r>
-      <w:r>
-        <w:t>.</w:t>
-      </w:r>
-      <w:bookmarkEnd w:id="4"/>
-    </w:p>
-    <w:p>
-      <w:pPr>
-        <w:pStyle w:val="Heading3"/>
-      </w:pPr>
-      <w:bookmarkStart w:id="5" w:name="_Toc162996929"/>
-      <w:r>
-        <w:t>1.1. Tiểu mục</w:t>
-      </w:r>
-      <w:r>
-        <w:t xml:space="preserve"> nếu cần thiết.</w:t>
-      </w:r>
-      <w:bookmarkEnd w:id="5"/>
-    </w:p>
     <w:p>
       <w:pPr>
         <w:ind w:firstLine="720"/>
@@ -2318,21 +2252,21 @@
       <w:pPr>
         <w:pStyle w:val="Heading3"/>
       </w:pPr>
-      <w:bookmarkStart w:id="6" w:name="_Toc162996930"/>
+      <w:bookmarkStart w:id="5" w:name="_Toc162996930"/>
       <w:r>
         <w:t>1.2. Tiểu mục khác.</w:t>
       </w:r>
+      <w:bookmarkEnd w:id="5"/>
+    </w:p>
+    <w:p>
+      <w:pPr>
+        <w:pStyle w:val="Heading2"/>
+      </w:pPr>
+      <w:bookmarkStart w:id="6" w:name="_Toc162996931"/>
+      <w:r>
+        <w:t>2. Cơ sở lý thuyết.</w:t>
+      </w:r>
       <w:bookmarkEnd w:id="6"/>
-    </w:p>
-    <w:p>
-      <w:pPr>
-        <w:pStyle w:val="Heading2"/>
-      </w:pPr>
-      <w:bookmarkStart w:id="7" w:name="_Toc162996931"/>
-      <w:r>
-        <w:t>2. Cơ sở lý thuyết.</w:t>
-      </w:r>
-      <w:bookmarkEnd w:id="7"/>
     </w:p>
     <w:p>
       <w:pPr>
@@ -2412,7 +2346,7 @@
       <w:pPr>
         <w:pStyle w:val="Heading1"/>
       </w:pPr>
-      <w:bookmarkStart w:id="8" w:name="_Toc162996932"/>
+      <w:bookmarkStart w:id="7" w:name="_Toc162996932"/>
       <w:r>
         <w:lastRenderedPageBreak/>
         <w:t xml:space="preserve">Chương II. </w:t>
@@ -2423,7 +2357,7 @@
       <w:r>
         <w:t>.</w:t>
       </w:r>
-      <w:bookmarkEnd w:id="8"/>
+      <w:bookmarkEnd w:id="7"/>
     </w:p>
     <w:p>
       <w:pPr>
@@ -2444,7 +2378,7 @@
       <w:pPr>
         <w:pStyle w:val="Heading1"/>
       </w:pPr>
-      <w:bookmarkStart w:id="9" w:name="_Toc162996933"/>
+      <w:bookmarkStart w:id="8" w:name="_Toc162996933"/>
       <w:r>
         <w:lastRenderedPageBreak/>
         <w:t xml:space="preserve">Chương III. </w:t>
@@ -2455,13 +2389,13 @@
       <w:r>
         <w:t>.</w:t>
       </w:r>
-      <w:bookmarkEnd w:id="9"/>
+      <w:bookmarkEnd w:id="8"/>
     </w:p>
     <w:p>
       <w:pPr>
         <w:pStyle w:val="Heading1"/>
       </w:pPr>
-      <w:bookmarkStart w:id="10" w:name="_Toc162996934"/>
+      <w:bookmarkStart w:id="9" w:name="_Toc162996934"/>
     </w:p>
     <w:p>
       <w:pPr>
@@ -2532,7 +2466,7 @@
       <w:r>
         <w:t>.</w:t>
       </w:r>
-      <w:bookmarkEnd w:id="10"/>
+      <w:bookmarkEnd w:id="9"/>
     </w:p>
     <w:p>
       <w:pPr>
@@ -2640,12 +2574,12 @@
       <w:pPr>
         <w:pStyle w:val="Heading1"/>
       </w:pPr>
-      <w:bookmarkStart w:id="11" w:name="_Toc162996935"/>
+      <w:bookmarkStart w:id="10" w:name="_Toc162996935"/>
       <w:r>
         <w:lastRenderedPageBreak/>
         <w:t>NGUỒN THAM KHẢO</w:t>
       </w:r>
-      <w:bookmarkEnd w:id="11"/>
+      <w:bookmarkEnd w:id="10"/>
     </w:p>
     <w:p>
       <w:pPr>
@@ -2750,7 +2684,7 @@
 </file>
 
 <file path=word/endnotes.xml><?xml version="1.0" encoding="utf-8"?>
-<w:endnotes xmlns:wpc="http://schemas.microsoft.com/office/word/2010/wordprocessingCanvas" xmlns:cx="http://schemas.microsoft.com/office/drawing/2014/chartex" xmlns:cx1="http://schemas.microsoft.com/office/drawing/2015/9/8/chartex" xmlns:cx2="http://schemas.microsoft.com/office/drawing/2015/10/21/chartex" xmlns:cx3="http://schemas.microsoft.com/office/drawing/2016/5/9/chartex" xmlns:cx4="http://schemas.microsoft.com/office/drawing/2016/5/10/chartex" xmlns:cx5="http://schemas.microsoft.com/office/drawing/2016/5/11/chartex" xmlns:cx6="http://schemas.microsoft.com/office/drawing/2016/5/12/chartex" xmlns:cx7="http://schemas.microsoft.com/office/drawing/2016/5/13/chartex" xmlns:cx8="http://schemas.microsoft.com/office/drawing/2016/5/14/chartex" xmlns:mc="http://schemas.openxmlformats.org/markup-compatibility/2006" xmlns:aink="http://schemas.microsoft.com/office/drawing/2016/ink" xmlns:am3d="http://schemas.microsoft.com/office/drawing/2017/model3d" xmlns:o="urn:schemas-microsoft-com:office:office" xmlns:oel="http://schemas.microsoft.com/office/2019/extlst" xmlns:r="http://schemas.openxmlformats.org/officeDocument/2006/relationships" xmlns:m="http://schemas.openxmlformats.org/officeDocument/2006/math" xmlns:v="urn:schemas-microsoft-com:vml" xmlns:wp14="http://schemas.microsoft.com/office/word/2010/wordprocessingDrawing" xmlns:wp="http://schemas.openxmlformats.org/drawingml/2006/wordprocessingDrawing" xmlns:w10="urn:schemas-microsoft-com:office:word" xmlns:w="http://schemas.openxmlformats.org/wordprocessingml/2006/main" xmlns:w14="http://schemas.microsoft.com/office/word/2010/wordml" xmlns:w15="http://schemas.microsoft.com/office/word/2012/wordml" xmlns:w16cex="http://schemas.microsoft.com/office/word/2018/wordml/cex" xmlns:w16cid="http://schemas.microsoft.com/office/word/2016/wordml/cid" xmlns:w16="http://schemas.microsoft.com/office/word/2018/wordml" xmlns:w16du="http://schemas.microsoft.com/office/word/2023/wordml/word16du" xmlns:w16sdtdh="http://schemas.microsoft.com/office/word/2020/wordml/sdtdatahash" xmlns:w16sdtfl="http://schemas.microsoft.com/office/word/2024/wordml/sdtformatlock" xmlns:w16se="http://schemas.microsoft.com/office/word/2015/wordml/symex" xmlns:wpg="http://schemas.microsoft.com/office/word/2010/wordprocessingGroup" xmlns:wpi="http://schemas.microsoft.com/office/word/2010/wordprocessingInk" xmlns:wne="http://schemas.microsoft.com/office/word/2006/wordml" xmlns:wps="http://schemas.microsoft.com/office/word/2010/wordprocessingShape" mc:Ignorable="w14 w15 w16se w16cid w16 w16cex w16sdtdh w16sdtfl w16du wp14">
+<w:endnotes xmlns:wpc="http://schemas.microsoft.com/office/word/2010/wordprocessingCanvas" xmlns:cx="http://schemas.microsoft.com/office/drawing/2014/chartex" xmlns:cx1="http://schemas.microsoft.com/office/drawing/2015/9/8/chartex" xmlns:cx2="http://schemas.microsoft.com/office/drawing/2015/10/21/chartex" xmlns:cx3="http://schemas.microsoft.com/office/drawing/2016/5/9/chartex" xmlns:cx4="http://schemas.microsoft.com/office/drawing/2016/5/10/chartex" xmlns:cx5="http://schemas.microsoft.com/office/drawing/2016/5/11/chartex" xmlns:cx6="http://schemas.microsoft.com/office/drawing/2016/5/12/chartex" xmlns:cx7="http://schemas.microsoft.com/office/drawing/2016/5/13/chartex" xmlns:cx8="http://schemas.microsoft.com/office/drawing/2016/5/14/chartex" xmlns:mc="http://schemas.openxmlformats.org/markup-compatibility/2006" xmlns:aink="http://schemas.microsoft.com/office/drawing/2016/ink" xmlns:am3d="http://schemas.microsoft.com/office/drawing/2017/model3d" xmlns:o="urn:schemas-microsoft-com:office:office" xmlns:oel="http://schemas.microsoft.com/office/2019/extlst" xmlns:r="http://schemas.openxmlformats.org/officeDocument/2006/relationships" xmlns:m="http://schemas.openxmlformats.org/officeDocument/2006/math" xmlns:v="urn:schemas-microsoft-com:vml" xmlns:wp14="http://schemas.microsoft.com/office/word/2010/wordprocessingDrawing" xmlns:wp="http://schemas.openxmlformats.org/drawingml/2006/wordprocessingDrawing" xmlns:w10="urn:schemas-microsoft-com:office:word" xmlns:w="http://schemas.openxmlformats.org/wordprocessingml/2006/main" xmlns:w14="http://schemas.microsoft.com/office/word/2010/wordml" xmlns:w15="http://schemas.microsoft.com/office/word/2012/wordml" xmlns:w16cei="http://schemas.microsoft.com/office/word/2026/wordml/cei" xmlns:w16cex="http://schemas.microsoft.com/office/word/2018/wordml/cex" xmlns:w16cid="http://schemas.microsoft.com/office/word/2016/wordml/cid" xmlns:w16="http://schemas.microsoft.com/office/word/2018/wordml" xmlns:w16du="http://schemas.microsoft.com/office/word/2023/wordml/word16du" xmlns:w16sdtdh="http://schemas.microsoft.com/office/word/2020/wordml/sdtdatahash" xmlns:w16sdtfl="http://schemas.microsoft.com/office/word/2024/wordml/sdtformatlock" xmlns:w16se="http://schemas.microsoft.com/office/word/2015/wordml/symex" xmlns:wpg="http://schemas.microsoft.com/office/word/2010/wordprocessingGroup" xmlns:wpi="http://schemas.microsoft.com/office/word/2010/wordprocessingInk" xmlns:wne="http://schemas.microsoft.com/office/word/2006/wordml" xmlns:wps="http://schemas.microsoft.com/office/word/2010/wordprocessingShape" mc:Ignorable="w14 w15 w16se w16cid w16 w16cex w16sdtdh w16sdtfl w16du wp14">
   <w:endnote w:type="separator" w:id="-1">
     <w:p>
       <w:pPr>
@@ -2775,7 +2709,7 @@
 </file>
 
 <file path=word/footer1.xml><?xml version="1.0" encoding="utf-8"?>
-<w:ftr xmlns:wpc="http://schemas.microsoft.com/office/word/2010/wordprocessingCanvas" xmlns:cx="http://schemas.microsoft.com/office/drawing/2014/chartex" xmlns:cx1="http://schemas.microsoft.com/office/drawing/2015/9/8/chartex" xmlns:cx2="http://schemas.microsoft.com/office/drawing/2015/10/21/chartex" xmlns:cx3="http://schemas.microsoft.com/office/drawing/2016/5/9/chartex" xmlns:cx4="http://schemas.microsoft.com/office/drawing/2016/5/10/chartex" xmlns:cx5="http://schemas.microsoft.com/office/drawing/2016/5/11/chartex" xmlns:cx6="http://schemas.microsoft.com/office/drawing/2016/5/12/chartex" xmlns:cx7="http://schemas.microsoft.com/office/drawing/2016/5/13/chartex" xmlns:cx8="http://schemas.microsoft.com/office/drawing/2016/5/14/chartex" xmlns:mc="http://schemas.openxmlformats.org/markup-compatibility/2006" xmlns:aink="http://schemas.microsoft.com/office/drawing/2016/ink" xmlns:am3d="http://schemas.microsoft.com/office/drawing/2017/model3d" xmlns:o="urn:schemas-microsoft-com:office:office" xmlns:oel="http://schemas.microsoft.com/office/2019/extlst" xmlns:r="http://schemas.openxmlformats.org/officeDocument/2006/relationships" xmlns:m="http://schemas.openxmlformats.org/officeDocument/2006/math" xmlns:v="urn:schemas-microsoft-com:vml" xmlns:wp14="http://schemas.microsoft.com/office/word/2010/wordprocessingDrawing" xmlns:wp="http://schemas.openxmlformats.org/drawingml/2006/wordprocessingDrawing" xmlns:w10="urn:schemas-microsoft-com:office:word" xmlns:w="http://schemas.openxmlformats.org/wordprocessingml/2006/main" xmlns:w14="http://schemas.microsoft.com/office/word/2010/wordml" xmlns:w15="http://schemas.microsoft.com/office/word/2012/wordml" xmlns:w16cex="http://schemas.microsoft.com/office/word/2018/wordml/cex" xmlns:w16cid="http://schemas.microsoft.com/office/word/2016/wordml/cid" xmlns:w16="http://schemas.microsoft.com/office/word/2018/wordml" xmlns:w16du="http://schemas.microsoft.com/office/word/2023/wordml/word16du" xmlns:w16sdtdh="http://schemas.microsoft.com/office/word/2020/wordml/sdtdatahash" xmlns:w16sdtfl="http://schemas.microsoft.com/office/word/2024/wordml/sdtformatlock" xmlns:w16se="http://schemas.microsoft.com/office/word/2015/wordml/symex" xmlns:wpg="http://schemas.microsoft.com/office/word/2010/wordprocessingGroup" xmlns:wpi="http://schemas.microsoft.com/office/word/2010/wordprocessingInk" xmlns:wne="http://schemas.microsoft.com/office/word/2006/wordml" xmlns:wps="http://schemas.microsoft.com/office/word/2010/wordprocessingShape" mc:Ignorable="w14 w15 w16se w16cid w16 w16cex w16sdtdh w16sdtfl w16du wp14">
+<w:ftr xmlns:wpc="http://schemas.microsoft.com/office/word/2010/wordprocessingCanvas" xmlns:cx="http://schemas.microsoft.com/office/drawing/2014/chartex" xmlns:cx1="http://schemas.microsoft.com/office/drawing/2015/9/8/chartex" xmlns:cx2="http://schemas.microsoft.com/office/drawing/2015/10/21/chartex" xmlns:cx3="http://schemas.microsoft.com/office/drawing/2016/5/9/chartex" xmlns:cx4="http://schemas.microsoft.com/office/drawing/2016/5/10/chartex" xmlns:cx5="http://schemas.microsoft.com/office/drawing/2016/5/11/chartex" xmlns:cx6="http://schemas.microsoft.com/office/drawing/2016/5/12/chartex" xmlns:cx7="http://schemas.microsoft.com/office/drawing/2016/5/13/chartex" xmlns:cx8="http://schemas.microsoft.com/office/drawing/2016/5/14/chartex" xmlns:mc="http://schemas.openxmlformats.org/markup-compatibility/2006" xmlns:aink="http://schemas.microsoft.com/office/drawing/2016/ink" xmlns:am3d="http://schemas.microsoft.com/office/drawing/2017/model3d" xmlns:o="urn:schemas-microsoft-com:office:office" xmlns:oel="http://schemas.microsoft.com/office/2019/extlst" xmlns:r="http://schemas.openxmlformats.org/officeDocument/2006/relationships" xmlns:m="http://schemas.openxmlformats.org/officeDocument/2006/math" xmlns:v="urn:schemas-microsoft-com:vml" xmlns:wp14="http://schemas.microsoft.com/office/word/2010/wordprocessingDrawing" xmlns:wp="http://schemas.openxmlformats.org/drawingml/2006/wordprocessingDrawing" xmlns:w10="urn:schemas-microsoft-com:office:word" xmlns:w="http://schemas.openxmlformats.org/wordprocessingml/2006/main" xmlns:w14="http://schemas.microsoft.com/office/word/2010/wordml" xmlns:w15="http://schemas.microsoft.com/office/word/2012/wordml" xmlns:w16cei="http://schemas.microsoft.com/office/word/2026/wordml/cei" xmlns:w16cex="http://schemas.microsoft.com/office/word/2018/wordml/cex" xmlns:w16cid="http://schemas.microsoft.com/office/word/2016/wordml/cid" xmlns:w16="http://schemas.microsoft.com/office/word/2018/wordml" xmlns:w16du="http://schemas.microsoft.com/office/word/2023/wordml/word16du" xmlns:w16sdtdh="http://schemas.microsoft.com/office/word/2020/wordml/sdtdatahash" xmlns:w16sdtfl="http://schemas.microsoft.com/office/word/2024/wordml/sdtformatlock" xmlns:w16se="http://schemas.microsoft.com/office/word/2015/wordml/symex" xmlns:wpg="http://schemas.microsoft.com/office/word/2010/wordprocessingGroup" xmlns:wpi="http://schemas.microsoft.com/office/word/2010/wordprocessingInk" xmlns:wne="http://schemas.microsoft.com/office/word/2006/wordml" xmlns:wps="http://schemas.microsoft.com/office/word/2010/wordprocessingShape" mc:Ignorable="w14 w15 w16se w16cid w16 w16cex w16sdtdh w16sdtfl w16du wp14">
   <w:sdt>
     <w:sdtPr>
       <w:id w:val="365795399"/>
@@ -2843,7 +2777,7 @@
 </file>
 
 <file path=word/footnotes.xml><?xml version="1.0" encoding="utf-8"?>
-<w:footnotes xmlns:wpc="http://schemas.microsoft.com/office/word/2010/wordprocessingCanvas" xmlns:cx="http://schemas.microsoft.com/office/drawing/2014/chartex" xmlns:cx1="http://schemas.microsoft.com/office/drawing/2015/9/8/chartex" xmlns:cx2="http://schemas.microsoft.com/office/drawing/2015/10/21/chartex" xmlns:cx3="http://schemas.microsoft.com/office/drawing/2016/5/9/chartex" xmlns:cx4="http://schemas.microsoft.com/office/drawing/2016/5/10/chartex" xmlns:cx5="http://schemas.microsoft.com/office/drawing/2016/5/11/chartex" xmlns:cx6="http://schemas.microsoft.com/office/drawing/2016/5/12/chartex" xmlns:cx7="http://schemas.microsoft.com/office/drawing/2016/5/13/chartex" xmlns:cx8="http://schemas.microsoft.com/office/drawing/2016/5/14/chartex" xmlns:mc="http://schemas.openxmlformats.org/markup-compatibility/2006" xmlns:aink="http://schemas.microsoft.com/office/drawing/2016/ink" xmlns:am3d="http://schemas.microsoft.com/office/drawing/2017/model3d" xmlns:o="urn:schemas-microsoft-com:office:office" xmlns:oel="http://schemas.microsoft.com/office/2019/extlst" xmlns:r="http://schemas.openxmlformats.org/officeDocument/2006/relationships" xmlns:m="http://schemas.openxmlformats.org/officeDocument/2006/math" xmlns:v="urn:schemas-microsoft-com:vml" xmlns:wp14="http://schemas.microsoft.com/office/word/2010/wordprocessingDrawing" xmlns:wp="http://schemas.openxmlformats.org/drawingml/2006/wordprocessingDrawing" xmlns:w10="urn:schemas-microsoft-com:office:word" xmlns:w="http://schemas.openxmlformats.org/wordprocessingml/2006/main" xmlns:w14="http://schemas.microsoft.com/office/word/2010/wordml" xmlns:w15="http://schemas.microsoft.com/office/word/2012/wordml" xmlns:w16cex="http://schemas.microsoft.com/office/word/2018/wordml/cex" xmlns:w16cid="http://schemas.microsoft.com/office/word/2016/wordml/cid" xmlns:w16="http://schemas.microsoft.com/office/word/2018/wordml" xmlns:w16du="http://schemas.microsoft.com/office/word/2023/wordml/word16du" xmlns:w16sdtdh="http://schemas.microsoft.com/office/word/2020/wordml/sdtdatahash" xmlns:w16sdtfl="http://schemas.microsoft.com/office/word/2024/wordml/sdtformatlock" xmlns:w16se="http://schemas.microsoft.com/office/word/2015/wordml/symex" xmlns:wpg="http://schemas.microsoft.com/office/word/2010/wordprocessingGroup" xmlns:wpi="http://schemas.microsoft.com/office/word/2010/wordprocessingInk" xmlns:wne="http://schemas.microsoft.com/office/word/2006/wordml" xmlns:wps="http://schemas.microsoft.com/office/word/2010/wordprocessingShape" mc:Ignorable="w14 w15 w16se w16cid w16 w16cex w16sdtdh w16sdtfl w16du wp14">
+<w:footnotes xmlns:wpc="http://schemas.microsoft.com/office/word/2010/wordprocessingCanvas" xmlns:cx="http://schemas.microsoft.com/office/drawing/2014/chartex" xmlns:cx1="http://schemas.microsoft.com/office/drawing/2015/9/8/chartex" xmlns:cx2="http://schemas.microsoft.com/office/drawing/2015/10/21/chartex" xmlns:cx3="http://schemas.microsoft.com/office/drawing/2016/5/9/chartex" xmlns:cx4="http://schemas.microsoft.com/office/drawing/2016/5/10/chartex" xmlns:cx5="http://schemas.microsoft.com/office/drawing/2016/5/11/chartex" xmlns:cx6="http://schemas.microsoft.com/office/drawing/2016/5/12/chartex" xmlns:cx7="http://schemas.microsoft.com/office/drawing/2016/5/13/chartex" xmlns:cx8="http://schemas.microsoft.com/office/drawing/2016/5/14/chartex" xmlns:mc="http://schemas.openxmlformats.org/markup-compatibility/2006" xmlns:aink="http://schemas.microsoft.com/office/drawing/2016/ink" xmlns:am3d="http://schemas.microsoft.com/office/drawing/2017/model3d" xmlns:o="urn:schemas-microsoft-com:office:office" xmlns:oel="http://schemas.microsoft.com/office/2019/extlst" xmlns:r="http://schemas.openxmlformats.org/officeDocument/2006/relationships" xmlns:m="http://schemas.openxmlformats.org/officeDocument/2006/math" xmlns:v="urn:schemas-microsoft-com:vml" xmlns:wp14="http://schemas.microsoft.com/office/word/2010/wordprocessingDrawing" xmlns:wp="http://schemas.openxmlformats.org/drawingml/2006/wordprocessingDrawing" xmlns:w10="urn:schemas-microsoft-com:office:word" xmlns:w="http://schemas.openxmlformats.org/wordprocessingml/2006/main" xmlns:w14="http://schemas.microsoft.com/office/word/2010/wordml" xmlns:w15="http://schemas.microsoft.com/office/word/2012/wordml" xmlns:w16cei="http://schemas.microsoft.com/office/word/2026/wordml/cei" xmlns:w16cex="http://schemas.microsoft.com/office/word/2018/wordml/cex" xmlns:w16cid="http://schemas.microsoft.com/office/word/2016/wordml/cid" xmlns:w16="http://schemas.microsoft.com/office/word/2018/wordml" xmlns:w16du="http://schemas.microsoft.com/office/word/2023/wordml/word16du" xmlns:w16sdtdh="http://schemas.microsoft.com/office/word/2020/wordml/sdtdatahash" xmlns:w16sdtfl="http://schemas.microsoft.com/office/word/2024/wordml/sdtformatlock" xmlns:w16se="http://schemas.microsoft.com/office/word/2015/wordml/symex" xmlns:wpg="http://schemas.microsoft.com/office/word/2010/wordprocessingGroup" xmlns:wpi="http://schemas.microsoft.com/office/word/2010/wordprocessingInk" xmlns:wne="http://schemas.microsoft.com/office/word/2006/wordml" xmlns:wps="http://schemas.microsoft.com/office/word/2010/wordprocessingShape" mc:Ignorable="w14 w15 w16se w16cid w16 w16cex w16sdtdh w16sdtfl w16du wp14">
   <w:footnote w:type="separator" w:id="-1">
     <w:p>
       <w:pPr>
@@ -2868,7 +2802,7 @@
 </file>
 
 <file path=word/header1.xml><?xml version="1.0" encoding="utf-8"?>
-<w:hdr xmlns:wpc="http://schemas.microsoft.com/office/word/2010/wordprocessingCanvas" xmlns:cx="http://schemas.microsoft.com/office/drawing/2014/chartex" xmlns:cx1="http://schemas.microsoft.com/office/drawing/2015/9/8/chartex" xmlns:cx2="http://schemas.microsoft.com/office/drawing/2015/10/21/chartex" xmlns:cx3="http://schemas.microsoft.com/office/drawing/2016/5/9/chartex" xmlns:cx4="http://schemas.microsoft.com/office/drawing/2016/5/10/chartex" xmlns:cx5="http://schemas.microsoft.com/office/drawing/2016/5/11/chartex" xmlns:cx6="http://schemas.microsoft.com/office/drawing/2016/5/12/chartex" xmlns:cx7="http://schemas.microsoft.com/office/drawing/2016/5/13/chartex" xmlns:cx8="http://schemas.microsoft.com/office/drawing/2016/5/14/chartex" xmlns:mc="http://schemas.openxmlformats.org/markup-compatibility/2006" xmlns:aink="http://schemas.microsoft.com/office/drawing/2016/ink" xmlns:am3d="http://schemas.microsoft.com/office/drawing/2017/model3d" xmlns:o="urn:schemas-microsoft-com:office:office" xmlns:oel="http://schemas.microsoft.com/office/2019/extlst" xmlns:r="http://schemas.openxmlformats.org/officeDocument/2006/relationships" xmlns:m="http://schemas.openxmlformats.org/officeDocument/2006/math" xmlns:v="urn:schemas-microsoft-com:vml" xmlns:wp14="http://schemas.microsoft.com/office/word/2010/wordprocessingDrawing" xmlns:wp="http://schemas.openxmlformats.org/drawingml/2006/wordprocessingDrawing" xmlns:w10="urn:schemas-microsoft-com:office:word" xmlns:w="http://schemas.openxmlformats.org/wordprocessingml/2006/main" xmlns:w14="http://schemas.microsoft.com/office/word/2010/wordml" xmlns:w15="http://schemas.microsoft.com/office/word/2012/wordml" xmlns:w16cex="http://schemas.microsoft.com/office/word/2018/wordml/cex" xmlns:w16cid="http://schemas.microsoft.com/office/word/2016/wordml/cid" xmlns:w16="http://schemas.microsoft.com/office/word/2018/wordml" xmlns:w16du="http://schemas.microsoft.com/office/word/2023/wordml/word16du" xmlns:w16sdtdh="http://schemas.microsoft.com/office/word/2020/wordml/sdtdatahash" xmlns:w16sdtfl="http://schemas.microsoft.com/office/word/2024/wordml/sdtformatlock" xmlns:w16se="http://schemas.microsoft.com/office/word/2015/wordml/symex" xmlns:wpg="http://schemas.microsoft.com/office/word/2010/wordprocessingGroup" xmlns:wpi="http://schemas.microsoft.com/office/word/2010/wordprocessingInk" xmlns:wne="http://schemas.microsoft.com/office/word/2006/wordml" xmlns:wps="http://schemas.microsoft.com/office/word/2010/wordprocessingShape" mc:Ignorable="w14 w15 w16se w16cid w16 w16cex w16sdtdh w16sdtfl w16du wp14">
+<w:hdr xmlns:wpc="http://schemas.microsoft.com/office/word/2010/wordprocessingCanvas" xmlns:cx="http://schemas.microsoft.com/office/drawing/2014/chartex" xmlns:cx1="http://schemas.microsoft.com/office/drawing/2015/9/8/chartex" xmlns:cx2="http://schemas.microsoft.com/office/drawing/2015/10/21/chartex" xmlns:cx3="http://schemas.microsoft.com/office/drawing/2016/5/9/chartex" xmlns:cx4="http://schemas.microsoft.com/office/drawing/2016/5/10/chartex" xmlns:cx5="http://schemas.microsoft.com/office/drawing/2016/5/11/chartex" xmlns:cx6="http://schemas.microsoft.com/office/drawing/2016/5/12/chartex" xmlns:cx7="http://schemas.microsoft.com/office/drawing/2016/5/13/chartex" xmlns:cx8="http://schemas.microsoft.com/office/drawing/2016/5/14/chartex" xmlns:mc="http://schemas.openxmlformats.org/markup-compatibility/2006" xmlns:aink="http://schemas.microsoft.com/office/drawing/2016/ink" xmlns:am3d="http://schemas.microsoft.com/office/drawing/2017/model3d" xmlns:o="urn:schemas-microsoft-com:office:office" xmlns:oel="http://schemas.microsoft.com/office/2019/extlst" xmlns:r="http://schemas.openxmlformats.org/officeDocument/2006/relationships" xmlns:m="http://schemas.openxmlformats.org/officeDocument/2006/math" xmlns:v="urn:schemas-microsoft-com:vml" xmlns:wp14="http://schemas.microsoft.com/office/word/2010/wordprocessingDrawing" xmlns:wp="http://schemas.openxmlformats.org/drawingml/2006/wordprocessingDrawing" xmlns:w10="urn:schemas-microsoft-com:office:word" xmlns:w="http://schemas.openxmlformats.org/wordprocessingml/2006/main" xmlns:w14="http://schemas.microsoft.com/office/word/2010/wordml" xmlns:w15="http://schemas.microsoft.com/office/word/2012/wordml" xmlns:w16cei="http://schemas.microsoft.com/office/word/2026/wordml/cei" xmlns:w16cex="http://schemas.microsoft.com/office/word/2018/wordml/cex" xmlns:w16cid="http://schemas.microsoft.com/office/word/2016/wordml/cid" xmlns:w16="http://schemas.microsoft.com/office/word/2018/wordml" xmlns:w16du="http://schemas.microsoft.com/office/word/2023/wordml/word16du" xmlns:w16sdtdh="http://schemas.microsoft.com/office/word/2020/wordml/sdtdatahash" xmlns:w16sdtfl="http://schemas.microsoft.com/office/word/2024/wordml/sdtformatlock" xmlns:w16se="http://schemas.microsoft.com/office/word/2015/wordml/symex" xmlns:wpg="http://schemas.microsoft.com/office/word/2010/wordprocessingGroup" xmlns:wpi="http://schemas.microsoft.com/office/word/2010/wordprocessingInk" xmlns:wne="http://schemas.microsoft.com/office/word/2006/wordml" xmlns:wps="http://schemas.microsoft.com/office/word/2010/wordprocessingShape" mc:Ignorable="w14 w15 w16se w16cid w16 w16cex w16sdtdh w16sdtfl w16du wp14">
   <w:p>
     <w:pPr>
       <w:pStyle w:val="Header"/>
@@ -2917,7 +2851,7 @@
 </file>
 
 <file path=word/numbering.xml><?xml version="1.0" encoding="utf-8"?>
-<w:numbering xmlns:wpc="http://schemas.microsoft.com/office/word/2010/wordprocessingCanvas" xmlns:cx="http://schemas.microsoft.com/office/drawing/2014/chartex" xmlns:cx1="http://schemas.microsoft.com/office/drawing/2015/9/8/chartex" xmlns:cx2="http://schemas.microsoft.com/office/drawing/2015/10/21/chartex" xmlns:cx3="http://schemas.microsoft.com/office/drawing/2016/5/9/chartex" xmlns:cx4="http://schemas.microsoft.com/office/drawing/2016/5/10/chartex" xmlns:cx5="http://schemas.microsoft.com/office/drawing/2016/5/11/chartex" xmlns:cx6="http://schemas.microsoft.com/office/drawing/2016/5/12/chartex" xmlns:cx7="http://schemas.microsoft.com/office/drawing/2016/5/13/chartex" xmlns:cx8="http://schemas.microsoft.com/office/drawing/2016/5/14/chartex" xmlns:mc="http://schemas.openxmlformats.org/markup-compatibility/2006" xmlns:aink="http://schemas.microsoft.com/office/drawing/2016/ink" xmlns:am3d="http://schemas.microsoft.com/office/drawing/2017/model3d" xmlns:o="urn:schemas-microsoft-com:office:office" xmlns:oel="http://schemas.microsoft.com/office/2019/extlst" xmlns:r="http://schemas.openxmlformats.org/officeDocument/2006/relationships" xmlns:m="http://schemas.openxmlformats.org/officeDocument/2006/math" xmlns:v="urn:schemas-microsoft-com:vml" xmlns:wp14="http://schemas.microsoft.com/office/word/2010/wordprocessingDrawing" xmlns:wp="http://schemas.openxmlformats.org/drawingml/2006/wordprocessingDrawing" xmlns:w10="urn:schemas-microsoft-com:office:word" xmlns:w="http://schemas.openxmlformats.org/wordprocessingml/2006/main" xmlns:w14="http://schemas.microsoft.com/office/word/2010/wordml" xmlns:w15="http://schemas.microsoft.com/office/word/2012/wordml" xmlns:w16cex="http://schemas.microsoft.com/office/word/2018/wordml/cex" xmlns:w16cid="http://schemas.microsoft.com/office/word/2016/wordml/cid" xmlns:w16="http://schemas.microsoft.com/office/word/2018/wordml" xmlns:w16du="http://schemas.microsoft.com/office/word/2023/wordml/word16du" xmlns:w16sdtdh="http://schemas.microsoft.com/office/word/2020/wordml/sdtdatahash" xmlns:w16sdtfl="http://schemas.microsoft.com/office/word/2024/wordml/sdtformatlock" xmlns:w16se="http://schemas.microsoft.com/office/word/2015/wordml/symex" xmlns:wpg="http://schemas.microsoft.com/office/word/2010/wordprocessingGroup" xmlns:wpi="http://schemas.microsoft.com/office/word/2010/wordprocessingInk" xmlns:wne="http://schemas.microsoft.com/office/word/2006/wordml" xmlns:wps="http://schemas.microsoft.com/office/word/2010/wordprocessingShape" mc:Ignorable="w14 w15 w16se w16cid w16 w16cex w16sdtdh w16sdtfl w16du wp14">
+<w:numbering xmlns:wpc="http://schemas.microsoft.com/office/word/2010/wordprocessingCanvas" xmlns:cx="http://schemas.microsoft.com/office/drawing/2014/chartex" xmlns:cx1="http://schemas.microsoft.com/office/drawing/2015/9/8/chartex" xmlns:cx2="http://schemas.microsoft.com/office/drawing/2015/10/21/chartex" xmlns:cx3="http://schemas.microsoft.com/office/drawing/2016/5/9/chartex" xmlns:cx4="http://schemas.microsoft.com/office/drawing/2016/5/10/chartex" xmlns:cx5="http://schemas.microsoft.com/office/drawing/2016/5/11/chartex" xmlns:cx6="http://schemas.microsoft.com/office/drawing/2016/5/12/chartex" xmlns:cx7="http://schemas.microsoft.com/office/drawing/2016/5/13/chartex" xmlns:cx8="http://schemas.microsoft.com/office/drawing/2016/5/14/chartex" xmlns:mc="http://schemas.openxmlformats.org/markup-compatibility/2006" xmlns:aink="http://schemas.microsoft.com/office/drawing/2016/ink" xmlns:am3d="http://schemas.microsoft.com/office/drawing/2017/model3d" xmlns:o="urn:schemas-microsoft-com:office:office" xmlns:oel="http://schemas.microsoft.com/office/2019/extlst" xmlns:r="http://schemas.openxmlformats.org/officeDocument/2006/relationships" xmlns:m="http://schemas.openxmlformats.org/officeDocument/2006/math" xmlns:v="urn:schemas-microsoft-com:vml" xmlns:wp14="http://schemas.microsoft.com/office/word/2010/wordprocessingDrawing" xmlns:wp="http://schemas.openxmlformats.org/drawingml/2006/wordprocessingDrawing" xmlns:w10="urn:schemas-microsoft-com:office:word" xmlns:w="http://schemas.openxmlformats.org/wordprocessingml/2006/main" xmlns:w14="http://schemas.microsoft.com/office/word/2010/wordml" xmlns:w15="http://schemas.microsoft.com/office/word/2012/wordml" xmlns:w16cei="http://schemas.microsoft.com/office/word/2026/wordml/cei" xmlns:w16cex="http://schemas.microsoft.com/office/word/2018/wordml/cex" xmlns:w16cid="http://schemas.microsoft.com/office/word/2016/wordml/cid" xmlns:w16="http://schemas.microsoft.com/office/word/2018/wordml" xmlns:w16du="http://schemas.microsoft.com/office/word/2023/wordml/word16du" xmlns:w16sdtdh="http://schemas.microsoft.com/office/word/2020/wordml/sdtdatahash" xmlns:w16sdtfl="http://schemas.microsoft.com/office/word/2024/wordml/sdtformatlock" xmlns:w16se="http://schemas.microsoft.com/office/word/2015/wordml/symex" xmlns:wpg="http://schemas.microsoft.com/office/word/2010/wordprocessingGroup" xmlns:wpi="http://schemas.microsoft.com/office/word/2010/wordprocessingInk" xmlns:wne="http://schemas.microsoft.com/office/word/2006/wordml" xmlns:wps="http://schemas.microsoft.com/office/word/2010/wordprocessingShape" mc:Ignorable="w14 w15 w16se w16cid w16 w16cex w16sdtdh w16sdtfl w16du wp14">
   <w:abstractNum w:abstractNumId="0" w15:restartNumberingAfterBreak="0">
     <w:nsid w:val="17734325"/>
     <w:multiLevelType w:val="hybridMultilevel"/>
@@ -4009,7 +3943,7 @@
   <w:style w:type="paragraph" w:default="1" w:styleId="Normal">
     <w:name w:val="Normal"/>
     <w:qFormat/>
-    <w:rsid w:val="003714C7"/>
+    <w:rsid w:val="00DB16B1"/>
     <w:rPr>
       <w:rFonts w:ascii="Times New Roman" w:hAnsi="Times New Roman"/>
       <w:sz w:val="26"/>

--- a/He_thong_thong_tin_giai_quyet_hanh_chinh/PHAM VAN QUYEN_25410290/PHAM VAN QUYEN_25410290.docx
+++ b/He_thong_thong_tin_giai_quyet_hanh_chinh/PHAM VAN QUYEN_25410290/PHAM VAN QUYEN_25410290.docx
@@ -79,7 +79,7 @@
           <w:szCs w:val="26"/>
         </w:rPr>
         <w:drawing>
-          <wp:inline distT="0" distB="0" distL="0" distR="0" wp14:anchorId="61AA30EF" wp14:editId="3D06C0EF">
+          <wp:inline distT="0" distB="0" distL="0" distR="0" wp14:anchorId="61AA30EF" wp14:editId="319112A1">
             <wp:extent cx="1948539" cy="1606164"/>
             <wp:effectExtent l="0" t="0" r="0" b="0"/>
             <wp:docPr id="990850389" name="Picture 1"/>
@@ -1940,6 +1940,8 @@
     </w:p>
     <w:p>
       <w:pPr>
+        <w:ind w:firstLine="720"/>
+        <w:jc w:val="both"/>
         <w:rPr>
           <w:rFonts w:cs="Times New Roman"/>
           <w:szCs w:val="26"/>
@@ -1955,6 +1957,8 @@
     </w:p>
     <w:p>
       <w:pPr>
+        <w:ind w:firstLine="720"/>
+        <w:jc w:val="both"/>
         <w:rPr>
           <w:rFonts w:cs="Times New Roman"/>
           <w:szCs w:val="26"/>
@@ -1970,6 +1974,8 @@
     </w:p>
     <w:p>
       <w:pPr>
+        <w:ind w:firstLine="720"/>
+        <w:jc w:val="both"/>
         <w:rPr>
           <w:rFonts w:cs="Times New Roman"/>
           <w:szCs w:val="26"/>
@@ -1985,6 +1991,8 @@
     </w:p>
     <w:p>
       <w:pPr>
+        <w:ind w:firstLine="720"/>
+        <w:jc w:val="both"/>
         <w:rPr>
           <w:rFonts w:cs="Times New Roman"/>
           <w:szCs w:val="26"/>
@@ -2073,6 +2081,7 @@
     <w:p>
       <w:pPr>
         <w:pStyle w:val="Heading2"/>
+        <w:jc w:val="both"/>
       </w:pPr>
       <w:bookmarkStart w:id="3" w:name="_Toc162996928"/>
       <w:r>
@@ -2092,68 +2101,74 @@
     <w:p>
       <w:pPr>
         <w:pStyle w:val="Heading3"/>
+        <w:jc w:val="both"/>
       </w:pPr>
       <w:bookmarkStart w:id="4" w:name="_Toc162996929"/>
       <w:r>
-        <w:t>1.1. T</w:t>
-      </w:r>
-      <w:r>
-        <w:t>ổng quan đề tài</w:t>
+        <w:t xml:space="preserve">1.1. </w:t>
+      </w:r>
+      <w:bookmarkEnd w:id="4"/>
+      <w:r>
+        <w:t>Tổng quan về Hệ thống thông tin giải quyết thủ tục hành chính tại phường Tân Hải</w:t>
+      </w:r>
+    </w:p>
+    <w:p>
+      <w:pPr>
+        <w:pStyle w:val="Heading4"/>
+      </w:pPr>
+      <w:r>
+        <w:t xml:space="preserve">1.1.1 </w:t>
+      </w:r>
+      <w:r>
+        <w:t>Nội dung chính của đề tài</w:t>
+      </w:r>
+    </w:p>
+    <w:p>
+      <w:pPr>
+        <w:ind w:firstLine="720"/>
+        <w:jc w:val="both"/>
+      </w:pPr>
+      <w:r>
+        <w:t>Đề tài “Hệ thống thông tin giải quyết thủ tục hành chính tại phường Tân Hải” tập trung tìm hiểu, phân tích và mô hình hóa quá trình tiếp nhận, xử lý và trả kết quả hồ sơ hành chính cho người dân và tổ chức. Quy trình được nghiên cứu từ khi người dân tra cứu thông tin, chuẩn bị thành phần hồ sơ và thực hiện nộp hồ sơ cho đến khi cán bộ tiếp nhận, kiểm tra, chuyển xử lý, phê duyệt và trả kết quả.</w:t>
+      </w:r>
+    </w:p>
+    <w:p>
+      <w:pPr>
+        <w:ind w:firstLine="720"/>
+        <w:jc w:val="both"/>
+      </w:pPr>
+      <w:r>
+        <w:t>Trong đề tài, nhóm xác định các đối tượng chính tham gia vào quy trình gồm người dân hoặc tổ chức, cán bộ tiếp nhận hồ sơ, cán bộ chuyên môn, lãnh đạo phê duyệt và hệ thống thông tin. Mỗi đối tượng đảm nhận một vai trò khác nhau và có sự trao đổi thông tin trong suốt quá trình giải quyết hồ sơ.</w:t>
+      </w:r>
+    </w:p>
+    <w:p>
+      <w:pPr>
+        <w:ind w:firstLine="720"/>
+        <w:jc w:val="both"/>
+      </w:pPr>
+      <w:r>
+        <w:t>Đối với người dân và tổ chức, hệ thống hỗ trợ tra cứu thủ tục, xem thành phần hồ sơ cần chuẩn bị, nộp hồ sơ, bổ sung giấy tờ khi có yêu cầu, theo dõi trạng thái xử lý và nhận thông báo kết quả. Đối với cán bộ, hệ thống hỗ trợ tiếp nhận, kiểm tra, phân loại, chuyển hồ sơ đến bộ phận chuyên môn, cập nhật tiến độ và thực hiện trả kết quả.</w:t>
+      </w:r>
+    </w:p>
+    <w:p>
+      <w:pPr>
+        <w:ind w:firstLine="720"/>
+        <w:jc w:val="both"/>
+      </w:pPr>
+      <w:r>
+        <w:t>Bên cạnh quy trình giải quyết hồ sơ, đề tài còn xem xét một số hoạt động hỗ trợ như quản lý tài khoản người dùng, lưu trữ tài liệu điện tử, thanh toán trực tuyến, tiếp nhận phản ánh kiến nghị, hỗ trợ người dùng, thống kê hồ sơ và lập báo cáo. Các nội dung này giúp hệ thống hỗ trợ đầy đủ hơn cho hoạt động quản lý và giải quyết thủ tục hành chính tại địa phương.</w:t>
+      </w:r>
+    </w:p>
+    <w:p>
+      <w:pPr>
+        <w:ind w:firstLine="720"/>
+        <w:jc w:val="both"/>
+      </w:pPr>
+      <w:r>
+        <w:t>Nhóm sử dụng kiến thức của môn học và các tài liệu nghiệp vụ để xác định các bước công việc, trạng thái hồ sơ, dữ liệu cần quản lý và những trường hợp phát sinh trong quy trình. Sau đó, nhóm sử dụng BPMN để mô hình hóa trình tự thực hiện, trách nhiệm của từng tác nhân và sự trao đổi thông tin giữa các bên</w:t>
       </w:r>
       <w:r>
         <w:t>.</w:t>
-      </w:r>
-      <w:bookmarkEnd w:id="4"/>
-    </w:p>
-    <w:p>
-      <w:r>
-        <w:t xml:space="preserve">1.1.1 </w:t>
-      </w:r>
-      <w:r>
-        <w:t>Bối cảnh thực tiễn và Tính cấp thiết của đề tài</w:t>
-      </w:r>
-    </w:p>
-    <w:p>
-      <w:pPr>
-        <w:ind w:firstLine="720"/>
-      </w:pPr>
-      <w:r>
-        <w:tab/>
-      </w:r>
-      <w:r>
-        <w:t>Trong quá trình thực hiện các thủ tục hành chính, người dân và tổ chức thường phải cung cấp nhiều loại giấy tờ, trải qua nhiều bước kiểm tra và chờ đợi kết quả từ cơ quan có thẩm quyền. Nếu quá trình tiếp nhận và xử lý hồ sơ chưa được quản lý hiệu quả, người dân có thể gặp khó khăn trong việc tra cứu thông tin, theo dõi tiến độ và bổ sung hồ sơ khi có yêu cầu.</w:t>
-      </w:r>
-    </w:p>
-    <w:p>
-      <w:pPr>
-        <w:ind w:firstLine="720"/>
-      </w:pPr>
-      <w:r>
-        <w:t>Bên cạnh đó, cán bộ phụ trách cũng phải thực hiện nhiều công việc như tiếp nhận, kiểm tra, phân loại, chuyển hồ sơ và cập nhật kết quả xử lý. Việc quản lý hồ sơ bằng các phương pháp thủ công có thể gây mất nhiều thời gian, khó kiểm soát tiến độ và dễ xảy ra sai sót trong quá trình thực hiện.</w:t>
-      </w:r>
-    </w:p>
-    <w:p>
-      <w:pPr>
-        <w:ind w:firstLine="720"/>
-      </w:pPr>
-      <w:r>
-        <w:t xml:space="preserve">Từ thực tế đó, nhóm lựa chọn đề tài </w:t>
-      </w:r>
-      <w:r>
-        <w:rPr>
-          <w:b/>
-          <w:bCs/>
-        </w:rPr>
-        <w:t>“Hệ thống thông tin giải quyết thủ tục hành chính”</w:t>
-      </w:r>
-      <w:r>
-        <w:t xml:space="preserve"> để nghiên cứu cách tổ chức và quản lý quy trình giải quyết hồ sơ. </w:t>
-      </w:r>
-      <w:r>
-        <w:rPr>
-          <w:rFonts w:eastAsia="Times New Roman"/>
-        </w:rPr>
-        <w:t>Nội dung nghiên cứu chủ yếu gồm nhận diện các tác nhân tham gia, phân tích trình tự xử lý hồ sơ, xác định các trạng thái và điểm ra quyết định, phân loại quy trình thành ba nhóm quản trị, cốt lõi và hỗ trợ, sau đó biểu diễn các quy trình tiêu biểu bằng mô hình phù hợp, ưu tiên ký pháp BPMN.</w:t>
       </w:r>
     </w:p>
     <w:p/>
@@ -2254,6 +2269,7 @@
       </w:pPr>
       <w:bookmarkStart w:id="5" w:name="_Toc162996930"/>
       <w:r>
+        <w:lastRenderedPageBreak/>
         <w:t>1.2. Tiểu mục khác.</w:t>
       </w:r>
       <w:bookmarkEnd w:id="5"/>
@@ -4021,10 +4037,9 @@
     <w:next w:val="Normal"/>
     <w:link w:val="Heading4Char"/>
     <w:uiPriority w:val="9"/>
-    <w:semiHidden/>
     <w:unhideWhenUsed/>
     <w:qFormat/>
-    <w:rsid w:val="003300AD"/>
+    <w:rsid w:val="009824F8"/>
     <w:pPr>
       <w:keepNext/>
       <w:keepLines/>
@@ -4033,9 +4048,9 @@
     </w:pPr>
     <w:rPr>
       <w:rFonts w:eastAsiaTheme="majorEastAsia" w:cstheme="majorBidi"/>
-      <w:i/>
+      <w:b/>
       <w:iCs/>
-      <w:color w:val="0F4761" w:themeColor="accent1" w:themeShade="BF"/>
+      <w:sz w:val="28"/>
     </w:rPr>
   </w:style>
   <w:style w:type="paragraph" w:styleId="Heading5">
@@ -4217,13 +4232,12 @@
     <w:basedOn w:val="DefaultParagraphFont"/>
     <w:link w:val="Heading4"/>
     <w:uiPriority w:val="9"/>
-    <w:semiHidden/>
-    <w:rsid w:val="003300AD"/>
+    <w:rsid w:val="009824F8"/>
     <w:rPr>
-      <w:rFonts w:eastAsiaTheme="majorEastAsia" w:cstheme="majorBidi"/>
-      <w:i/>
+      <w:rFonts w:ascii="Times New Roman" w:eastAsiaTheme="majorEastAsia" w:hAnsi="Times New Roman" w:cstheme="majorBidi"/>
+      <w:b/>
       <w:iCs/>
-      <w:color w:val="0F4761" w:themeColor="accent1" w:themeShade="BF"/>
+      <w:sz w:val="28"/>
     </w:rPr>
   </w:style>
   <w:style w:type="character" w:customStyle="1" w:styleId="Heading5Char">

--- a/He_thong_thong_tin_giai_quyet_hanh_chinh/PHAM VAN QUYEN_25410290/PHAM VAN QUYEN_25410290.docx
+++ b/He_thong_thong_tin_giai_quyet_hanh_chinh/PHAM VAN QUYEN_25410290/PHAM VAN QUYEN_25410290.docx
@@ -2171,29 +2171,121 @@
         <w:t>.</w:t>
       </w:r>
     </w:p>
-    <w:p/>
+    <w:p>
+      <w:pPr>
+        <w:pStyle w:val="Heading4"/>
+      </w:pPr>
+      <w:r>
+        <w:t>1.1.2. Lý do lựa chọn đề tài</w:t>
+      </w:r>
+    </w:p>
     <w:p>
       <w:pPr>
         <w:ind w:firstLine="720"/>
-        <w:jc w:val="both"/>
-        <w:rPr>
-          <w:rFonts w:cs="Times New Roman"/>
-          <w:szCs w:val="26"/>
-        </w:rPr>
-      </w:pPr>
-      <w:r>
-        <w:rPr>
-          <w:rFonts w:cs="Times New Roman"/>
-          <w:szCs w:val="26"/>
-        </w:rPr>
-        <w:t>Các nội dung</w:t>
-      </w:r>
-      <w:r>
-        <w:rPr>
-          <w:rFonts w:cs="Times New Roman"/>
-          <w:szCs w:val="26"/>
-        </w:rPr>
-        <w:t xml:space="preserve"> trong mục này nên trả lời được cho các câu hỏi:</w:t>
+      </w:pPr>
+      <w:r>
+        <w:t>Thủ tục hành chính là hoạt động diễn ra thường xuyên và có liên quan trực tiếp đến người dân, tổ chức và cơ quan nhà nước. Trong quá trình thực hiện thủ tục, người dân thường phải chuẩn bị nhiều loại giấy tờ và trải qua nhiều bước kiểm tra trước khi nhận được kết quả.</w:t>
+      </w:r>
+    </w:p>
+    <w:p>
+      <w:pPr>
+        <w:ind w:firstLine="720"/>
+      </w:pPr>
+      <w:r>
+        <w:t xml:space="preserve">Nếu hồ sơ bị thiếu hoặc có thông tin chưa chính xác, người dân có thể phải bổ sung và chỉnh sửa nhiều lần. Bên cạnh đó, nếu chưa có công cụ quản lý phù hợp, </w:t>
+      </w:r>
+      <w:r>
+        <w:lastRenderedPageBreak/>
+        <w:t>người dân sẽ khó theo dõi hồ sơ đang được xử lý ở bước nào, do bộ phận nào phụ trách và khi nào có thể nhận kết quả.</w:t>
+      </w:r>
+    </w:p>
+    <w:p>
+      <w:pPr>
+        <w:ind w:firstLine="720"/>
+      </w:pPr>
+      <w:r>
+        <w:t>Đối với cán bộ, việc tiếp nhận và xử lý hồ sơ cũng bao gồm nhiều công việc như kiểm tra thành phần hồ sơ, xác định tính hợp lệ, phân loại, chuyển bộ phận chuyên môn, cập nhật trạng thái và lưu trữ kết quả. Việc thực hiện các công việc này bằng phương pháp thủ công có thể làm mất nhiều thời gian, khó kiểm soát tiến độ và dễ xảy ra sai sót.</w:t>
+      </w:r>
+    </w:p>
+    <w:p>
+      <w:pPr>
+        <w:ind w:firstLine="720"/>
+      </w:pPr>
+      <w:r>
+        <w:t>Trong bối cảnh chuyển đổi số hiện nay, việc xây dựng hệ thống thông tin hỗ trợ giải quyết thủ tục hành chính là cần thiết. Chuyển đổi số không chỉ là chuyển hồ sơ giấy sang hồ sơ điện tử mà còn bao gồm việc chuẩn hóa quy trình, giảm nhập lại thông tin, tăng khả năng theo dõi và hỗ trợ trao đổi dữ liệu giữa các bộ phận.</w:t>
+      </w:r>
+    </w:p>
+    <w:p>
+      <w:pPr>
+        <w:ind w:firstLine="720"/>
+      </w:pPr>
+      <w:r>
+        <w:t>Từ những lý do trên, nhóm lựa chọn đề tài này vì có tính thực tế, gần gũi với đời sống và phù hợp với nội dung môn học. Thông qua đề tài, nhóm có thể tìm hiểu rõ hơn cách tổ chức một quy trình hành chính và cách ứng dụng công nghệ thông tin để hỗ trợ hoạt động quản lý.</w:t>
+      </w:r>
+    </w:p>
+    <w:p>
+      <w:pPr>
+        <w:pStyle w:val="Heading4"/>
+      </w:pPr>
+      <w:r>
+        <w:t>1.1.3. Mối liên hệ với môn học</w:t>
+      </w:r>
+    </w:p>
+    <w:p>
+      <w:pPr>
+        <w:ind w:firstLine="720"/>
+      </w:pPr>
+      <w:r>
+        <w:t>Đề tài có mối liên hệ trực tiếp với môn Hệ thống quản trị quy trình nghiệp vụ. Trong quá trình thực hiện, nhóm áp dụng kiến thức về nhận diện, phân tích, phân loại và mô hình hóa quy trình nghiệp vụ.</w:t>
+      </w:r>
+    </w:p>
+    <w:p>
+      <w:pPr>
+        <w:ind w:firstLine="720"/>
+      </w:pPr>
+      <w:r>
+        <w:t>Trước hết, nhóm xác định các hoạt động, sự kiện, tác nhân, dữ liệu đầu vào, dữ liệu đầu ra và các điểm ra quyết định trong quá trình giải quyết hồ sơ. Các quy trình của hệ thống được phân thành ba nhóm gồm quy trình quản trị, quy trình cốt lõi và quy trình hỗ trợ.</w:t>
+      </w:r>
+    </w:p>
+    <w:p>
+      <w:pPr>
+        <w:ind w:firstLine="720"/>
+      </w:pPr>
+      <w:r>
+        <w:t>Quy trình cốt lõi bao gồm tiếp nhận hồ sơ, kiểm tra và xử lý hồ sơ, phê duyệt và ban hành kết quả, trả kết quả cho người dân. Quy trình quản trị bao gồm quản lý quy trình, giám sát tiến độ, quản trị hệ thống và báo cáo thống kê. Quy trình hỗ trợ bao gồm thanh toán trực tuyến, quản lý tài liệu điện tử, hỗ trợ người dùng và tiếp nhận phản ánh kiến nghị.</w:t>
+      </w:r>
+    </w:p>
+    <w:p>
+      <w:pPr>
+        <w:pStyle w:val="Heading4"/>
+      </w:pPr>
+      <w:r>
+        <w:t>1.1.</w:t>
+      </w:r>
+      <w:r>
+        <w:t>4</w:t>
+      </w:r>
+      <w:r>
+        <w:t>. M</w:t>
+      </w:r>
+      <w:r>
+        <w:t>ục tiêu nghiên cứu</w:t>
+      </w:r>
+    </w:p>
+    <w:p>
+      <w:pPr>
+        <w:ind w:firstLine="720"/>
+      </w:pPr>
+      <w:r>
+        <w:t>Mục tiêu chính của đề tài là tìm hiểu và mô hình hóa quy trình giải quyết thủ tục hành chính tại phường Tân Hải. Trên cơ sở đó, nhóm xác định các chức năng cơ bản mà hệ thống thông tin cần hỗ trợ.</w:t>
+      </w:r>
+    </w:p>
+    <w:p>
+      <w:pPr>
+        <w:ind w:firstLine="720"/>
+      </w:pPr>
+      <w:r>
+        <w:t>Các mục tiêu cụ thể gồm:</w:t>
       </w:r>
     </w:p>
     <w:p>
@@ -2201,19 +2293,11 @@
         <w:pStyle w:val="ListParagraph"/>
         <w:numPr>
           <w:ilvl w:val="0"/>
-          <w:numId w:val="3"/>
+          <w:numId w:val="8"/>
         </w:numPr>
-        <w:rPr>
-          <w:rFonts w:cs="Times New Roman"/>
-          <w:szCs w:val="26"/>
-        </w:rPr>
-      </w:pPr>
-      <w:r>
-        <w:rPr>
-          <w:rFonts w:cs="Times New Roman"/>
-          <w:szCs w:val="26"/>
-        </w:rPr>
-        <w:t>Nội dung chính của đề tài đồ án là gì?</w:t>
+      </w:pPr>
+      <w:r>
+        <w:t>Tìm hiểu các bước trong quá trình tiếp nhận và giải quyết hồ sơ hành chính.</w:t>
       </w:r>
     </w:p>
     <w:p>
@@ -2221,26 +2305,11 @@
         <w:pStyle w:val="ListParagraph"/>
         <w:numPr>
           <w:ilvl w:val="0"/>
-          <w:numId w:val="3"/>
+          <w:numId w:val="8"/>
         </w:numPr>
-        <w:rPr>
-          <w:rFonts w:cs="Times New Roman"/>
-          <w:szCs w:val="26"/>
-        </w:rPr>
-      </w:pPr>
-      <w:r>
-        <w:rPr>
-          <w:rFonts w:cs="Times New Roman"/>
-          <w:szCs w:val="26"/>
-        </w:rPr>
-        <w:t xml:space="preserve">Lý do </w:t>
-      </w:r>
-      <w:r>
-        <w:rPr>
-          <w:rFonts w:cs="Times New Roman"/>
-          <w:szCs w:val="26"/>
-        </w:rPr>
-        <w:t>nhóm chọn thực hiện đề tài là gì?</w:t>
+      </w:pPr>
+      <w:r>
+        <w:t>Xác định các đối tượng tham gia và trách nhiệm của từng đối tượng.</w:t>
       </w:r>
     </w:p>
     <w:p>
@@ -2248,19 +2317,75 @@
         <w:pStyle w:val="ListParagraph"/>
         <w:numPr>
           <w:ilvl w:val="0"/>
-          <w:numId w:val="3"/>
+          <w:numId w:val="8"/>
         </w:numPr>
-        <w:rPr>
-          <w:rFonts w:cs="Times New Roman"/>
-          <w:szCs w:val="26"/>
-        </w:rPr>
-      </w:pPr>
-      <w:r>
-        <w:rPr>
-          <w:rFonts w:cs="Times New Roman"/>
-          <w:szCs w:val="26"/>
-        </w:rPr>
-        <w:t>Đề tài có liên quan đến nội dung môn học như thế nào?</w:t>
+      </w:pPr>
+      <w:r>
+        <w:lastRenderedPageBreak/>
+        <w:t>Xác định thông tin, tài liệu và trạng thái cần quản lý.</w:t>
+      </w:r>
+    </w:p>
+    <w:p>
+      <w:pPr>
+        <w:pStyle w:val="ListParagraph"/>
+        <w:numPr>
+          <w:ilvl w:val="0"/>
+          <w:numId w:val="8"/>
+        </w:numPr>
+      </w:pPr>
+      <w:r>
+        <w:t>Phân loại các quy trình thành quy trình quản trị, cốt lõi và hỗ trợ.</w:t>
+      </w:r>
+    </w:p>
+    <w:p>
+      <w:pPr>
+        <w:pStyle w:val="ListParagraph"/>
+        <w:numPr>
+          <w:ilvl w:val="0"/>
+          <w:numId w:val="8"/>
+        </w:numPr>
+      </w:pPr>
+      <w:r>
+        <w:t>Xây dựng bản đồ quy trình tổng thể của hệ thống.</w:t>
+      </w:r>
+    </w:p>
+    <w:p>
+      <w:pPr>
+        <w:pStyle w:val="ListParagraph"/>
+        <w:numPr>
+          <w:ilvl w:val="0"/>
+          <w:numId w:val="8"/>
+        </w:numPr>
+      </w:pPr>
+      <w:r>
+        <w:t>Mô hình hóa một số quy trình tiêu biểu bằng BPMN.</w:t>
+      </w:r>
+    </w:p>
+    <w:p>
+      <w:pPr>
+        <w:pStyle w:val="ListParagraph"/>
+        <w:numPr>
+          <w:ilvl w:val="0"/>
+          <w:numId w:val="8"/>
+        </w:numPr>
+      </w:pPr>
+      <w:r>
+        <w:t>Đề xuất các chức năng hỗ trợ người dân và cán bộ trong quá trình giải quyết hồ sơ</w:t>
+      </w:r>
+      <w:r>
+        <w:t>.</w:t>
+      </w:r>
+    </w:p>
+    <w:p>
+      <w:pPr>
+        <w:pStyle w:val="ListParagraph"/>
+        <w:numPr>
+          <w:ilvl w:val="0"/>
+          <w:numId w:val="8"/>
+        </w:numPr>
+      </w:pPr>
+      <w:r>
+        <w:t>Nhận xét những hạn chế và đề xuất hướng hoàn thiện quy trình.</w:t>
       </w:r>
     </w:p>
     <w:p>
@@ -2269,7 +2394,6 @@
       </w:pPr>
       <w:bookmarkStart w:id="5" w:name="_Toc162996930"/>
       <w:r>
-        <w:lastRenderedPageBreak/>
         <w:t>1.2. Tiểu mục khác.</w:t>
       </w:r>
       <w:bookmarkEnd w:id="5"/>
@@ -3535,6 +3659,119 @@
       </w:rPr>
     </w:lvl>
   </w:abstractNum>
+  <w:abstractNum w:abstractNumId="7" w15:restartNumberingAfterBreak="0">
+    <w:nsid w:val="7E6B179C"/>
+    <w:multiLevelType w:val="hybridMultilevel"/>
+    <w:tmpl w:val="1D828BC2"/>
+    <w:lvl w:ilvl="0" w:tplc="D2C21C9E">
+      <w:start w:val="1"/>
+      <w:numFmt w:val="bullet"/>
+      <w:lvlText w:val="-"/>
+      <w:lvlJc w:val="left"/>
+      <w:pPr>
+        <w:ind w:left="720" w:hanging="360"/>
+      </w:pPr>
+      <w:rPr>
+        <w:rFonts w:ascii="Times New Roman" w:eastAsiaTheme="minorHAnsi" w:hAnsi="Times New Roman" w:cs="Times New Roman" w:hint="default"/>
+      </w:rPr>
+    </w:lvl>
+    <w:lvl w:ilvl="1" w:tplc="04090003" w:tentative="1">
+      <w:start w:val="1"/>
+      <w:numFmt w:val="bullet"/>
+      <w:lvlText w:val="o"/>
+      <w:lvlJc w:val="left"/>
+      <w:pPr>
+        <w:ind w:left="1440" w:hanging="360"/>
+      </w:pPr>
+      <w:rPr>
+        <w:rFonts w:ascii="Courier New" w:hAnsi="Courier New" w:cs="Courier New" w:hint="default"/>
+      </w:rPr>
+    </w:lvl>
+    <w:lvl w:ilvl="2" w:tplc="04090005" w:tentative="1">
+      <w:start w:val="1"/>
+      <w:numFmt w:val="bullet"/>
+      <w:lvlText w:val=""/>
+      <w:lvlJc w:val="left"/>
+      <w:pPr>
+        <w:ind w:left="2160" w:hanging="360"/>
+      </w:pPr>
+      <w:rPr>
+        <w:rFonts w:ascii="Wingdings" w:hAnsi="Wingdings" w:hint="default"/>
+      </w:rPr>
+    </w:lvl>
+    <w:lvl w:ilvl="3" w:tplc="04090001" w:tentative="1">
+      <w:start w:val="1"/>
+      <w:numFmt w:val="bullet"/>
+      <w:lvlText w:val=""/>
+      <w:lvlJc w:val="left"/>
+      <w:pPr>
+        <w:ind w:left="2880" w:hanging="360"/>
+      </w:pPr>
+      <w:rPr>
+        <w:rFonts w:ascii="Symbol" w:hAnsi="Symbol" w:hint="default"/>
+      </w:rPr>
+    </w:lvl>
+    <w:lvl w:ilvl="4" w:tplc="04090003" w:tentative="1">
+      <w:start w:val="1"/>
+      <w:numFmt w:val="bullet"/>
+      <w:lvlText w:val="o"/>
+      <w:lvlJc w:val="left"/>
+      <w:pPr>
+        <w:ind w:left="3600" w:hanging="360"/>
+      </w:pPr>
+      <w:rPr>
+        <w:rFonts w:ascii="Courier New" w:hAnsi="Courier New" w:cs="Courier New" w:hint="default"/>
+      </w:rPr>
+    </w:lvl>
+    <w:lvl w:ilvl="5" w:tplc="04090005" w:tentative="1">
+      <w:start w:val="1"/>
+      <w:numFmt w:val="bullet"/>
+      <w:lvlText w:val=""/>
+      <w:lvlJc w:val="left"/>
+      <w:pPr>
+        <w:ind w:left="4320" w:hanging="360"/>
+      </w:pPr>
+      <w:rPr>
+        <w:rFonts w:ascii="Wingdings" w:hAnsi="Wingdings" w:hint="default"/>
+      </w:rPr>
+    </w:lvl>
+    <w:lvl w:ilvl="6" w:tplc="04090001" w:tentative="1">
+      <w:start w:val="1"/>
+      <w:numFmt w:val="bullet"/>
+      <w:lvlText w:val=""/>
+      <w:lvlJc w:val="left"/>
+      <w:pPr>
+        <w:ind w:left="5040" w:hanging="360"/>
+      </w:pPr>
+      <w:rPr>
+        <w:rFonts w:ascii="Symbol" w:hAnsi="Symbol" w:hint="default"/>
+      </w:rPr>
+    </w:lvl>
+    <w:lvl w:ilvl="7" w:tplc="04090003" w:tentative="1">
+      <w:start w:val="1"/>
+      <w:numFmt w:val="bullet"/>
+      <w:lvlText w:val="o"/>
+      <w:lvlJc w:val="left"/>
+      <w:pPr>
+        <w:ind w:left="5760" w:hanging="360"/>
+      </w:pPr>
+      <w:rPr>
+        <w:rFonts w:ascii="Courier New" w:hAnsi="Courier New" w:cs="Courier New" w:hint="default"/>
+      </w:rPr>
+    </w:lvl>
+    <w:lvl w:ilvl="8" w:tplc="04090005" w:tentative="1">
+      <w:start w:val="1"/>
+      <w:numFmt w:val="bullet"/>
+      <w:lvlText w:val=""/>
+      <w:lvlJc w:val="left"/>
+      <w:pPr>
+        <w:ind w:left="6480" w:hanging="360"/>
+      </w:pPr>
+      <w:rPr>
+        <w:rFonts w:ascii="Wingdings" w:hAnsi="Wingdings" w:hint="default"/>
+      </w:rPr>
+    </w:lvl>
+  </w:abstractNum>
   <w:num w:numId="1" w16cid:durableId="1521703667">
     <w:abstractNumId w:val="2"/>
   </w:num>
@@ -3555,6 +3792,9 @@
   </w:num>
   <w:num w:numId="7" w16cid:durableId="504787989">
     <w:abstractNumId w:val="6"/>
+  </w:num>
+  <w:num w:numId="8" w16cid:durableId="997538351">
+    <w:abstractNumId w:val="7"/>
   </w:num>
 </w:numbering>
 </file>

--- a/He_thong_thong_tin_giai_quyet_hanh_chinh/PHAM VAN QUYEN_25410290/PHAM VAN QUYEN_25410290.docx
+++ b/He_thong_thong_tin_giai_quyet_hanh_chinh/PHAM VAN QUYEN_25410290/PHAM VAN QUYEN_25410290.docx
@@ -79,7 +79,7 @@
           <w:szCs w:val="26"/>
         </w:rPr>
         <w:drawing>
-          <wp:inline distT="0" distB="0" distL="0" distR="0" wp14:anchorId="61AA30EF" wp14:editId="319112A1">
+          <wp:inline distT="0" distB="0" distL="0" distR="0" wp14:anchorId="61AA30EF" wp14:editId="5AF99076">
             <wp:extent cx="1948539" cy="1606164"/>
             <wp:effectExtent l="0" t="0" r="0" b="0"/>
             <wp:docPr id="990850389" name="Picture 1"/>
@@ -2394,9 +2394,250 @@
       </w:pPr>
       <w:bookmarkStart w:id="5" w:name="_Toc162996930"/>
       <w:r>
-        <w:t>1.2. Tiểu mục khác.</w:t>
+        <w:t xml:space="preserve">1.2. </w:t>
       </w:r>
       <w:bookmarkEnd w:id="5"/>
+      <w:r>
+        <w:t>Đối tượng và phạm vi nghiên cứu</w:t>
+      </w:r>
+    </w:p>
+    <w:p>
+      <w:pPr>
+        <w:pStyle w:val="Heading4"/>
+      </w:pPr>
+      <w:r>
+        <w:t>1.2.1</w:t>
+      </w:r>
+      <w:r>
+        <w:t>.</w:t>
+      </w:r>
+      <w:r>
+        <w:t xml:space="preserve"> Đối tượng nghiên cứu</w:t>
+      </w:r>
+    </w:p>
+    <w:p>
+      <w:pPr>
+        <w:ind w:firstLine="720"/>
+      </w:pPr>
+      <w:r>
+        <w:t>Đối tượng nghiên cứu của đề tài là quy trình giải quyết thủ tục hành chính và các hoạt động hỗ trợ tại phường Tân Hải</w:t>
+      </w:r>
+    </w:p>
+    <w:p>
+      <w:pPr>
+        <w:ind w:firstLine="720"/>
+      </w:pPr>
+      <w:r>
+        <w:t>Các đối tượng xem xét gồm:</w:t>
+      </w:r>
+    </w:p>
+    <w:p>
+      <w:pPr>
+        <w:pStyle w:val="ListParagraph"/>
+        <w:numPr>
+          <w:ilvl w:val="0"/>
+          <w:numId w:val="8"/>
+        </w:numPr>
+      </w:pPr>
+      <w:r>
+        <w:t>Người dân, tổ chức và cán bộ có nhu cầu thực hiện thủ tục hành chính</w:t>
+      </w:r>
+    </w:p>
+    <w:p>
+      <w:pPr>
+        <w:pStyle w:val="ListParagraph"/>
+        <w:numPr>
+          <w:ilvl w:val="0"/>
+          <w:numId w:val="8"/>
+        </w:numPr>
+      </w:pPr>
+      <w:r>
+        <w:t>Cán bộ tiếp nhận và trả kết quả</w:t>
+      </w:r>
+    </w:p>
+    <w:p>
+      <w:pPr>
+        <w:pStyle w:val="ListParagraph"/>
+        <w:numPr>
+          <w:ilvl w:val="0"/>
+          <w:numId w:val="8"/>
+        </w:numPr>
+      </w:pPr>
+      <w:r>
+        <w:t>Cán bộ chuyên môn xử lý hồ sơ</w:t>
+      </w:r>
+    </w:p>
+    <w:p>
+      <w:pPr>
+        <w:pStyle w:val="ListParagraph"/>
+        <w:numPr>
+          <w:ilvl w:val="0"/>
+          <w:numId w:val="8"/>
+        </w:numPr>
+      </w:pPr>
+      <w:r>
+        <w:t>Lãnh đạo hoặc người có thẩm quyền phê duyệt</w:t>
+      </w:r>
+    </w:p>
+    <w:p>
+      <w:pPr>
+        <w:pStyle w:val="ListParagraph"/>
+        <w:numPr>
+          <w:ilvl w:val="0"/>
+          <w:numId w:val="8"/>
+        </w:numPr>
+      </w:pPr>
+      <w:r>
+        <w:t>Quản trị viên hệ thống</w:t>
+      </w:r>
+    </w:p>
+    <w:p>
+      <w:pPr>
+        <w:pStyle w:val="ListParagraph"/>
+        <w:numPr>
+          <w:ilvl w:val="0"/>
+          <w:numId w:val="8"/>
+        </w:numPr>
+      </w:pPr>
+      <w:r>
+        <w:t>Các hệ thống thông tin và đơn vị hỗ trợ có liên quan</w:t>
+      </w:r>
+    </w:p>
+    <w:p>
+      <w:pPr>
+        <w:pStyle w:val="Heading4"/>
+      </w:pPr>
+      <w:r>
+        <w:t>1.2.2. Phạm vi nghiên cứu</w:t>
+      </w:r>
+    </w:p>
+    <w:p>
+      <w:r>
+        <w:tab/>
+      </w:r>
+      <w:r>
+        <w:t>Đề tài tập trung vào quá trình giải quyết hồ sơ từ khi người dân tra cứu thủ tục và nộp hồ sơ cho đến khi nhận được kết quả. Các bước chính được nghiên cứu gồm:</w:t>
+      </w:r>
+    </w:p>
+    <w:p>
+      <w:pPr>
+        <w:pStyle w:val="ListParagraph"/>
+        <w:numPr>
+          <w:ilvl w:val="0"/>
+          <w:numId w:val="9"/>
+        </w:numPr>
+      </w:pPr>
+      <w:r>
+        <w:t>Tra cứu thông tin thủ tục.</w:t>
+      </w:r>
+    </w:p>
+    <w:p>
+      <w:pPr>
+        <w:pStyle w:val="ListParagraph"/>
+        <w:numPr>
+          <w:ilvl w:val="0"/>
+          <w:numId w:val="9"/>
+        </w:numPr>
+      </w:pPr>
+      <w:r>
+        <w:t>Chuẩn bị và nộp hồ sơ.</w:t>
+      </w:r>
+    </w:p>
+    <w:p>
+      <w:pPr>
+        <w:pStyle w:val="ListParagraph"/>
+        <w:numPr>
+          <w:ilvl w:val="0"/>
+          <w:numId w:val="9"/>
+        </w:numPr>
+      </w:pPr>
+      <w:r>
+        <w:t>Tiếp nhận và kiểm tra hồ sơ.</w:t>
+      </w:r>
+    </w:p>
+    <w:p>
+      <w:pPr>
+        <w:pStyle w:val="ListParagraph"/>
+        <w:numPr>
+          <w:ilvl w:val="0"/>
+          <w:numId w:val="9"/>
+        </w:numPr>
+      </w:pPr>
+      <w:r>
+        <w:t>Yêu cầu bổ sung hoặc từ chối hồ sơ.</w:t>
+      </w:r>
+    </w:p>
+    <w:p>
+      <w:pPr>
+        <w:pStyle w:val="ListParagraph"/>
+        <w:numPr>
+          <w:ilvl w:val="0"/>
+          <w:numId w:val="9"/>
+        </w:numPr>
+      </w:pPr>
+      <w:r>
+        <w:t>Chuyển hồ sơ đến bộ phận chuyên môn.</w:t>
+      </w:r>
+    </w:p>
+    <w:p>
+      <w:pPr>
+        <w:pStyle w:val="ListParagraph"/>
+        <w:numPr>
+          <w:ilvl w:val="0"/>
+          <w:numId w:val="9"/>
+        </w:numPr>
+      </w:pPr>
+      <w:r>
+        <w:t>Xử lý và cập nhật tiến độ.</w:t>
+      </w:r>
+    </w:p>
+    <w:p>
+      <w:pPr>
+        <w:pStyle w:val="ListParagraph"/>
+        <w:numPr>
+          <w:ilvl w:val="0"/>
+          <w:numId w:val="9"/>
+        </w:numPr>
+      </w:pPr>
+      <w:r>
+        <w:t>Phê duyệt và ký số kết quả.</w:t>
+      </w:r>
+    </w:p>
+    <w:p>
+      <w:pPr>
+        <w:pStyle w:val="ListParagraph"/>
+        <w:numPr>
+          <w:ilvl w:val="0"/>
+          <w:numId w:val="9"/>
+        </w:numPr>
+      </w:pPr>
+      <w:r>
+        <w:t>Thanh toán phí, lệ phí khi có phát sinh.</w:t>
+      </w:r>
+    </w:p>
+    <w:p>
+      <w:pPr>
+        <w:pStyle w:val="ListParagraph"/>
+        <w:numPr>
+          <w:ilvl w:val="0"/>
+          <w:numId w:val="9"/>
+        </w:numPr>
+      </w:pPr>
+      <w:r>
+        <w:t>Trả kết quả và thông báo cho người dân.</w:t>
+      </w:r>
+    </w:p>
+    <w:p>
+      <w:pPr>
+        <w:pStyle w:val="ListParagraph"/>
+        <w:numPr>
+          <w:ilvl w:val="0"/>
+          <w:numId w:val="9"/>
+        </w:numPr>
+      </w:pPr>
+      <w:r>
+        <w:t>Lưu trữ, tra cứu và thống kê hồ sơ.</w:t>
+      </w:r>
     </w:p>
     <w:p>
       <w:pPr>
@@ -3547,6 +3788,119 @@
     </w:lvl>
   </w:abstractNum>
   <w:abstractNum w:abstractNumId="6" w15:restartNumberingAfterBreak="0">
+    <w:nsid w:val="6D157B2D"/>
+    <w:multiLevelType w:val="hybridMultilevel"/>
+    <w:tmpl w:val="6A3AC492"/>
+    <w:lvl w:ilvl="0" w:tplc="D2C21C9E">
+      <w:start w:val="1"/>
+      <w:numFmt w:val="bullet"/>
+      <w:lvlText w:val="-"/>
+      <w:lvlJc w:val="left"/>
+      <w:pPr>
+        <w:ind w:left="720" w:hanging="360"/>
+      </w:pPr>
+      <w:rPr>
+        <w:rFonts w:ascii="Times New Roman" w:eastAsiaTheme="minorHAnsi" w:hAnsi="Times New Roman" w:cs="Times New Roman" w:hint="default"/>
+      </w:rPr>
+    </w:lvl>
+    <w:lvl w:ilvl="1" w:tplc="04090003" w:tentative="1">
+      <w:start w:val="1"/>
+      <w:numFmt w:val="bullet"/>
+      <w:lvlText w:val="o"/>
+      <w:lvlJc w:val="left"/>
+      <w:pPr>
+        <w:ind w:left="1440" w:hanging="360"/>
+      </w:pPr>
+      <w:rPr>
+        <w:rFonts w:ascii="Courier New" w:hAnsi="Courier New" w:cs="Courier New" w:hint="default"/>
+      </w:rPr>
+    </w:lvl>
+    <w:lvl w:ilvl="2" w:tplc="04090005" w:tentative="1">
+      <w:start w:val="1"/>
+      <w:numFmt w:val="bullet"/>
+      <w:lvlText w:val=""/>
+      <w:lvlJc w:val="left"/>
+      <w:pPr>
+        <w:ind w:left="2160" w:hanging="360"/>
+      </w:pPr>
+      <w:rPr>
+        <w:rFonts w:ascii="Wingdings" w:hAnsi="Wingdings" w:hint="default"/>
+      </w:rPr>
+    </w:lvl>
+    <w:lvl w:ilvl="3" w:tplc="04090001" w:tentative="1">
+      <w:start w:val="1"/>
+      <w:numFmt w:val="bullet"/>
+      <w:lvlText w:val=""/>
+      <w:lvlJc w:val="left"/>
+      <w:pPr>
+        <w:ind w:left="2880" w:hanging="360"/>
+      </w:pPr>
+      <w:rPr>
+        <w:rFonts w:ascii="Symbol" w:hAnsi="Symbol" w:hint="default"/>
+      </w:rPr>
+    </w:lvl>
+    <w:lvl w:ilvl="4" w:tplc="04090003" w:tentative="1">
+      <w:start w:val="1"/>
+      <w:numFmt w:val="bullet"/>
+      <w:lvlText w:val="o"/>
+      <w:lvlJc w:val="left"/>
+      <w:pPr>
+        <w:ind w:left="3600" w:hanging="360"/>
+      </w:pPr>
+      <w:rPr>
+        <w:rFonts w:ascii="Courier New" w:hAnsi="Courier New" w:cs="Courier New" w:hint="default"/>
+      </w:rPr>
+    </w:lvl>
+    <w:lvl w:ilvl="5" w:tplc="04090005" w:tentative="1">
+      <w:start w:val="1"/>
+      <w:numFmt w:val="bullet"/>
+      <w:lvlText w:val=""/>
+      <w:lvlJc w:val="left"/>
+      <w:pPr>
+        <w:ind w:left="4320" w:hanging="360"/>
+      </w:pPr>
+      <w:rPr>
+        <w:rFonts w:ascii="Wingdings" w:hAnsi="Wingdings" w:hint="default"/>
+      </w:rPr>
+    </w:lvl>
+    <w:lvl w:ilvl="6" w:tplc="04090001" w:tentative="1">
+      <w:start w:val="1"/>
+      <w:numFmt w:val="bullet"/>
+      <w:lvlText w:val=""/>
+      <w:lvlJc w:val="left"/>
+      <w:pPr>
+        <w:ind w:left="5040" w:hanging="360"/>
+      </w:pPr>
+      <w:rPr>
+        <w:rFonts w:ascii="Symbol" w:hAnsi="Symbol" w:hint="default"/>
+      </w:rPr>
+    </w:lvl>
+    <w:lvl w:ilvl="7" w:tplc="04090003" w:tentative="1">
+      <w:start w:val="1"/>
+      <w:numFmt w:val="bullet"/>
+      <w:lvlText w:val="o"/>
+      <w:lvlJc w:val="left"/>
+      <w:pPr>
+        <w:ind w:left="5760" w:hanging="360"/>
+      </w:pPr>
+      <w:rPr>
+        <w:rFonts w:ascii="Courier New" w:hAnsi="Courier New" w:cs="Courier New" w:hint="default"/>
+      </w:rPr>
+    </w:lvl>
+    <w:lvl w:ilvl="8" w:tplc="04090005" w:tentative="1">
+      <w:start w:val="1"/>
+      <w:numFmt w:val="bullet"/>
+      <w:lvlText w:val=""/>
+      <w:lvlJc w:val="left"/>
+      <w:pPr>
+        <w:ind w:left="6480" w:hanging="360"/>
+      </w:pPr>
+      <w:rPr>
+        <w:rFonts w:ascii="Wingdings" w:hAnsi="Wingdings" w:hint="default"/>
+      </w:rPr>
+    </w:lvl>
+  </w:abstractNum>
+  <w:abstractNum w:abstractNumId="7" w15:restartNumberingAfterBreak="0">
     <w:nsid w:val="7577240C"/>
     <w:multiLevelType w:val="hybridMultilevel"/>
     <w:tmpl w:val="4B768118"/>
@@ -3659,7 +4013,7 @@
       </w:rPr>
     </w:lvl>
   </w:abstractNum>
-  <w:abstractNum w:abstractNumId="7" w15:restartNumberingAfterBreak="0">
+  <w:abstractNum w:abstractNumId="8" w15:restartNumberingAfterBreak="0">
     <w:nsid w:val="7E6B179C"/>
     <w:multiLevelType w:val="hybridMultilevel"/>
     <w:tmpl w:val="1D828BC2"/>
@@ -3791,10 +4145,13 @@
     <w:abstractNumId w:val="4"/>
   </w:num>
   <w:num w:numId="7" w16cid:durableId="504787989">
-    <w:abstractNumId w:val="6"/>
+    <w:abstractNumId w:val="7"/>
   </w:num>
   <w:num w:numId="8" w16cid:durableId="997538351">
-    <w:abstractNumId w:val="7"/>
+    <w:abstractNumId w:val="8"/>
+  </w:num>
+  <w:num w:numId="9" w16cid:durableId="1093016927">
+    <w:abstractNumId w:val="6"/>
   </w:num>
 </w:numbering>
 </file>

--- a/He_thong_thong_tin_giai_quyet_hanh_chinh/PHAM VAN QUYEN_25410290/PHAM VAN QUYEN_25410290.docx
+++ b/He_thong_thong_tin_giai_quyet_hanh_chinh/PHAM VAN QUYEN_25410290/PHAM VAN QUYEN_25410290.docx
@@ -79,7 +79,7 @@
           <w:szCs w:val="26"/>
         </w:rPr>
         <w:drawing>
-          <wp:inline distT="0" distB="0" distL="0" distR="0" wp14:anchorId="61AA30EF" wp14:editId="5AF99076">
+          <wp:inline distT="0" distB="0" distL="0" distR="0" wp14:anchorId="61AA30EF" wp14:editId="29559E76">
             <wp:extent cx="1948539" cy="1606164"/>
             <wp:effectExtent l="0" t="0" r="0" b="0"/>
             <wp:docPr id="990850389" name="Picture 1"/>
@@ -761,7 +761,7 @@
         <w:br w:type="page"/>
       </w:r>
     </w:p>
-    <w:bookmarkStart w:id="0" w:name="_Toc162996924" w:displacedByCustomXml="next"/>
+    <w:bookmarkStart w:id="0" w:name="_Toc236262248" w:displacedByCustomXml="next"/>
     <w:sdt>
       <w:sdtPr>
         <w:rPr>
@@ -814,7 +814,7 @@
           <w:r>
             <w:fldChar w:fldCharType="separate"/>
           </w:r>
-          <w:hyperlink w:anchor="_Toc162996924" w:history="1">
+          <w:hyperlink w:anchor="_Toc236262248" w:history="1">
             <w:r>
               <w:rPr>
                 <w:rStyle w:val="Hyperlink"/>
@@ -841,7 +841,7 @@
                 <w:noProof/>
                 <w:webHidden/>
               </w:rPr>
-              <w:instrText xml:space="preserve"> PAGEREF _Toc162996924 \h </w:instrText>
+              <w:instrText xml:space="preserve"> PAGEREF _Toc236262248 \h </w:instrText>
             </w:r>
             <w:r>
               <w:rPr>
@@ -885,7 +885,7 @@
               <w:szCs w:val="24"/>
             </w:rPr>
           </w:pPr>
-          <w:hyperlink w:anchor="_Toc162996925" w:history="1">
+          <w:hyperlink w:anchor="_Toc236262249" w:history="1">
             <w:r>
               <w:rPr>
                 <w:rStyle w:val="Hyperlink"/>
@@ -912,7 +912,7 @@
                 <w:noProof/>
                 <w:webHidden/>
               </w:rPr>
-              <w:instrText xml:space="preserve"> PAGEREF _Toc162996925 \h </w:instrText>
+              <w:instrText xml:space="preserve"> PAGEREF _Toc236262249 \h </w:instrText>
             </w:r>
             <w:r>
               <w:rPr>
@@ -956,7 +956,7 @@
               <w:szCs w:val="24"/>
             </w:rPr>
           </w:pPr>
-          <w:hyperlink w:anchor="_Toc162996926" w:history="1">
+          <w:hyperlink w:anchor="_Toc236262250" w:history="1">
             <w:r>
               <w:rPr>
                 <w:rStyle w:val="Hyperlink"/>
@@ -983,7 +983,7 @@
                 <w:noProof/>
                 <w:webHidden/>
               </w:rPr>
-              <w:instrText xml:space="preserve"> PAGEREF _Toc162996926 \h </w:instrText>
+              <w:instrText xml:space="preserve"> PAGEREF _Toc236262250 \h </w:instrText>
             </w:r>
             <w:r>
               <w:rPr>
@@ -1027,7 +1027,7 @@
               <w:szCs w:val="24"/>
             </w:rPr>
           </w:pPr>
-          <w:hyperlink w:anchor="_Toc162996927" w:history="1">
+          <w:hyperlink w:anchor="_Toc236262251" w:history="1">
             <w:r>
               <w:rPr>
                 <w:rStyle w:val="Hyperlink"/>
@@ -1054,7 +1054,7 @@
                 <w:noProof/>
                 <w:webHidden/>
               </w:rPr>
-              <w:instrText xml:space="preserve"> PAGEREF _Toc162996927 \h </w:instrText>
+              <w:instrText xml:space="preserve"> PAGEREF _Toc236262251 \h </w:instrText>
             </w:r>
             <w:r>
               <w:rPr>
@@ -1098,7 +1098,7 @@
               <w:szCs w:val="24"/>
             </w:rPr>
           </w:pPr>
-          <w:hyperlink w:anchor="_Toc162996928" w:history="1">
+          <w:hyperlink w:anchor="_Toc236262252" w:history="1">
             <w:r>
               <w:rPr>
                 <w:rStyle w:val="Hyperlink"/>
@@ -1125,7 +1125,7 @@
                 <w:noProof/>
                 <w:webHidden/>
               </w:rPr>
-              <w:instrText xml:space="preserve"> PAGEREF _Toc162996928 \h </w:instrText>
+              <w:instrText xml:space="preserve"> PAGEREF _Toc236262252 \h </w:instrText>
             </w:r>
             <w:r>
               <w:rPr>
@@ -1169,13 +1169,13 @@
               <w:szCs w:val="24"/>
             </w:rPr>
           </w:pPr>
-          <w:hyperlink w:anchor="_Toc162996929" w:history="1">
+          <w:hyperlink w:anchor="_Toc236262253" w:history="1">
             <w:r>
               <w:rPr>
                 <w:rStyle w:val="Hyperlink"/>
                 <w:noProof/>
               </w:rPr>
-              <w:t>1.1. Tiểu mục nếu cần thiết.</w:t>
+              <w:t>1.1. Tổng quan về Hệ thống thông tin giải quyết thủ tục hành chính tại phường Tân Hải</w:t>
             </w:r>
             <w:r>
               <w:rPr>
@@ -1196,7 +1196,7 @@
                 <w:noProof/>
                 <w:webHidden/>
               </w:rPr>
-              <w:instrText xml:space="preserve"> PAGEREF _Toc162996929 \h </w:instrText>
+              <w:instrText xml:space="preserve"> PAGEREF _Toc236262253 \h </w:instrText>
             </w:r>
             <w:r>
               <w:rPr>
@@ -1240,13 +1240,13 @@
               <w:szCs w:val="24"/>
             </w:rPr>
           </w:pPr>
-          <w:hyperlink w:anchor="_Toc162996930" w:history="1">
+          <w:hyperlink w:anchor="_Toc236262254" w:history="1">
             <w:r>
               <w:rPr>
                 <w:rStyle w:val="Hyperlink"/>
                 <w:noProof/>
               </w:rPr>
-              <w:t>1.2. Tiểu mục khác.</w:t>
+              <w:t>1.2. Đối tượng và phạm vi nghiên cứu</w:t>
             </w:r>
             <w:r>
               <w:rPr>
@@ -1267,7 +1267,7 @@
                 <w:noProof/>
                 <w:webHidden/>
               </w:rPr>
-              <w:instrText xml:space="preserve"> PAGEREF _Toc162996930 \h </w:instrText>
+              <w:instrText xml:space="preserve"> PAGEREF _Toc236262254 \h </w:instrText>
             </w:r>
             <w:r>
               <w:rPr>
@@ -1287,7 +1287,7 @@
                 <w:noProof/>
                 <w:webHidden/>
               </w:rPr>
-              <w:t>5</w:t>
+              <w:t>7</w:t>
             </w:r>
             <w:r>
               <w:rPr>
@@ -1311,7 +1311,7 @@
               <w:szCs w:val="24"/>
             </w:rPr>
           </w:pPr>
-          <w:hyperlink w:anchor="_Toc162996931" w:history="1">
+          <w:hyperlink w:anchor="_Toc236262255" w:history="1">
             <w:r>
               <w:rPr>
                 <w:rStyle w:val="Hyperlink"/>
@@ -1338,7 +1338,7 @@
                 <w:noProof/>
                 <w:webHidden/>
               </w:rPr>
-              <w:instrText xml:space="preserve"> PAGEREF _Toc162996931 \h </w:instrText>
+              <w:instrText xml:space="preserve"> PAGEREF _Toc236262255 \h </w:instrText>
             </w:r>
             <w:r>
               <w:rPr>
@@ -1358,7 +1358,7 @@
                 <w:noProof/>
                 <w:webHidden/>
               </w:rPr>
-              <w:t>5</w:t>
+              <w:t>7</w:t>
             </w:r>
             <w:r>
               <w:rPr>
@@ -1382,7 +1382,7 @@
               <w:szCs w:val="24"/>
             </w:rPr>
           </w:pPr>
-          <w:hyperlink w:anchor="_Toc162996932" w:history="1">
+          <w:hyperlink w:anchor="_Toc236262256" w:history="1">
             <w:r>
               <w:rPr>
                 <w:rStyle w:val="Hyperlink"/>
@@ -1409,7 +1409,7 @@
                 <w:noProof/>
                 <w:webHidden/>
               </w:rPr>
-              <w:instrText xml:space="preserve"> PAGEREF _Toc162996932 \h </w:instrText>
+              <w:instrText xml:space="preserve"> PAGEREF _Toc236262256 \h </w:instrText>
             </w:r>
             <w:r>
               <w:rPr>
@@ -1429,7 +1429,362 @@
                 <w:noProof/>
                 <w:webHidden/>
               </w:rPr>
-              <w:t>6</w:t>
+              <w:t>8</w:t>
+            </w:r>
+            <w:r>
+              <w:rPr>
+                <w:noProof/>
+                <w:webHidden/>
+              </w:rPr>
+              <w:fldChar w:fldCharType="end"/>
+            </w:r>
+          </w:hyperlink>
+        </w:p>
+        <w:p>
+          <w:pPr>
+            <w:pStyle w:val="TOC2"/>
+            <w:tabs>
+              <w:tab w:val="right" w:leader="dot" w:pos="9016"/>
+            </w:tabs>
+            <w:rPr>
+              <w:rFonts w:asciiTheme="minorHAnsi" w:eastAsiaTheme="minorEastAsia" w:hAnsiTheme="minorHAnsi"/>
+              <w:noProof/>
+              <w:sz w:val="24"/>
+              <w:szCs w:val="24"/>
+            </w:rPr>
+          </w:pPr>
+          <w:hyperlink w:anchor="_Toc236262257" w:history="1">
+            <w:r>
+              <w:rPr>
+                <w:rStyle w:val="Hyperlink"/>
+                <w:noProof/>
+              </w:rPr>
+              <w:t>2. Tổng quan hệ thống quy trình nghiệp vụ</w:t>
+            </w:r>
+            <w:r>
+              <w:rPr>
+                <w:noProof/>
+                <w:webHidden/>
+              </w:rPr>
+              <w:tab/>
+            </w:r>
+            <w:r>
+              <w:rPr>
+                <w:noProof/>
+                <w:webHidden/>
+              </w:rPr>
+              <w:fldChar w:fldCharType="begin"/>
+            </w:r>
+            <w:r>
+              <w:rPr>
+                <w:noProof/>
+                <w:webHidden/>
+              </w:rPr>
+              <w:instrText xml:space="preserve"> PAGEREF _Toc236262257 \h </w:instrText>
+            </w:r>
+            <w:r>
+              <w:rPr>
+                <w:noProof/>
+                <w:webHidden/>
+              </w:rPr>
+            </w:r>
+            <w:r>
+              <w:rPr>
+                <w:noProof/>
+                <w:webHidden/>
+              </w:rPr>
+              <w:fldChar w:fldCharType="separate"/>
+            </w:r>
+            <w:r>
+              <w:rPr>
+                <w:noProof/>
+                <w:webHidden/>
+              </w:rPr>
+              <w:t>8</w:t>
+            </w:r>
+            <w:r>
+              <w:rPr>
+                <w:noProof/>
+                <w:webHidden/>
+              </w:rPr>
+              <w:fldChar w:fldCharType="end"/>
+            </w:r>
+          </w:hyperlink>
+        </w:p>
+        <w:p>
+          <w:pPr>
+            <w:pStyle w:val="TOC3"/>
+            <w:tabs>
+              <w:tab w:val="right" w:leader="dot" w:pos="9016"/>
+            </w:tabs>
+            <w:rPr>
+              <w:rFonts w:asciiTheme="minorHAnsi" w:eastAsiaTheme="minorEastAsia" w:hAnsiTheme="minorHAnsi"/>
+              <w:noProof/>
+              <w:sz w:val="24"/>
+              <w:szCs w:val="24"/>
+            </w:rPr>
+          </w:pPr>
+          <w:hyperlink w:anchor="_Toc236262258" w:history="1">
+            <w:r>
+              <w:rPr>
+                <w:rStyle w:val="Hyperlink"/>
+                <w:noProof/>
+              </w:rPr>
+              <w:t>2.1. Kiến trúc quy trình nghiệp vụ tại phường Tân Hải.</w:t>
+            </w:r>
+            <w:r>
+              <w:rPr>
+                <w:noProof/>
+                <w:webHidden/>
+              </w:rPr>
+              <w:tab/>
+            </w:r>
+            <w:r>
+              <w:rPr>
+                <w:noProof/>
+                <w:webHidden/>
+              </w:rPr>
+              <w:fldChar w:fldCharType="begin"/>
+            </w:r>
+            <w:r>
+              <w:rPr>
+                <w:noProof/>
+                <w:webHidden/>
+              </w:rPr>
+              <w:instrText xml:space="preserve"> PAGEREF _Toc236262258 \h </w:instrText>
+            </w:r>
+            <w:r>
+              <w:rPr>
+                <w:noProof/>
+                <w:webHidden/>
+              </w:rPr>
+            </w:r>
+            <w:r>
+              <w:rPr>
+                <w:noProof/>
+                <w:webHidden/>
+              </w:rPr>
+              <w:fldChar w:fldCharType="separate"/>
+            </w:r>
+            <w:r>
+              <w:rPr>
+                <w:noProof/>
+                <w:webHidden/>
+              </w:rPr>
+              <w:t>8</w:t>
+            </w:r>
+            <w:r>
+              <w:rPr>
+                <w:noProof/>
+                <w:webHidden/>
+              </w:rPr>
+              <w:fldChar w:fldCharType="end"/>
+            </w:r>
+          </w:hyperlink>
+        </w:p>
+        <w:p>
+          <w:pPr>
+            <w:pStyle w:val="TOC3"/>
+            <w:tabs>
+              <w:tab w:val="right" w:leader="dot" w:pos="9016"/>
+            </w:tabs>
+            <w:rPr>
+              <w:rFonts w:asciiTheme="minorHAnsi" w:eastAsiaTheme="minorEastAsia" w:hAnsiTheme="minorHAnsi"/>
+              <w:noProof/>
+              <w:sz w:val="24"/>
+              <w:szCs w:val="24"/>
+            </w:rPr>
+          </w:pPr>
+          <w:hyperlink w:anchor="_Toc236262259" w:history="1">
+            <w:r>
+              <w:rPr>
+                <w:rStyle w:val="Hyperlink"/>
+                <w:noProof/>
+              </w:rPr>
+              <w:t>2.2 Mô hình hóa quy trình quản lý (Processs Management).</w:t>
+            </w:r>
+            <w:r>
+              <w:rPr>
+                <w:noProof/>
+                <w:webHidden/>
+              </w:rPr>
+              <w:tab/>
+            </w:r>
+            <w:r>
+              <w:rPr>
+                <w:noProof/>
+                <w:webHidden/>
+              </w:rPr>
+              <w:fldChar w:fldCharType="begin"/>
+            </w:r>
+            <w:r>
+              <w:rPr>
+                <w:noProof/>
+                <w:webHidden/>
+              </w:rPr>
+              <w:instrText xml:space="preserve"> PAGEREF _Toc236262259 \h </w:instrText>
+            </w:r>
+            <w:r>
+              <w:rPr>
+                <w:noProof/>
+                <w:webHidden/>
+              </w:rPr>
+            </w:r>
+            <w:r>
+              <w:rPr>
+                <w:noProof/>
+                <w:webHidden/>
+              </w:rPr>
+              <w:fldChar w:fldCharType="separate"/>
+            </w:r>
+            <w:r>
+              <w:rPr>
+                <w:noProof/>
+                <w:webHidden/>
+              </w:rPr>
+              <w:t>12</w:t>
+            </w:r>
+            <w:r>
+              <w:rPr>
+                <w:noProof/>
+                <w:webHidden/>
+              </w:rPr>
+              <w:fldChar w:fldCharType="end"/>
+            </w:r>
+          </w:hyperlink>
+        </w:p>
+        <w:p>
+          <w:pPr>
+            <w:pStyle w:val="TOC3"/>
+            <w:tabs>
+              <w:tab w:val="right" w:leader="dot" w:pos="9016"/>
+            </w:tabs>
+            <w:rPr>
+              <w:rFonts w:asciiTheme="minorHAnsi" w:eastAsiaTheme="minorEastAsia" w:hAnsiTheme="minorHAnsi"/>
+              <w:noProof/>
+              <w:sz w:val="24"/>
+              <w:szCs w:val="24"/>
+            </w:rPr>
+          </w:pPr>
+          <w:hyperlink w:anchor="_Toc236262260" w:history="1">
+            <w:r>
+              <w:rPr>
+                <w:rStyle w:val="Hyperlink"/>
+                <w:noProof/>
+              </w:rPr>
+              <w:t>2.3 Mô hình hóa quy trình cốt lõi (Processs Core).</w:t>
+            </w:r>
+            <w:r>
+              <w:rPr>
+                <w:noProof/>
+                <w:webHidden/>
+              </w:rPr>
+              <w:tab/>
+            </w:r>
+            <w:r>
+              <w:rPr>
+                <w:noProof/>
+                <w:webHidden/>
+              </w:rPr>
+              <w:fldChar w:fldCharType="begin"/>
+            </w:r>
+            <w:r>
+              <w:rPr>
+                <w:noProof/>
+                <w:webHidden/>
+              </w:rPr>
+              <w:instrText xml:space="preserve"> PAGEREF _Toc236262260 \h </w:instrText>
+            </w:r>
+            <w:r>
+              <w:rPr>
+                <w:noProof/>
+                <w:webHidden/>
+              </w:rPr>
+            </w:r>
+            <w:r>
+              <w:rPr>
+                <w:noProof/>
+                <w:webHidden/>
+              </w:rPr>
+              <w:fldChar w:fldCharType="separate"/>
+            </w:r>
+            <w:r>
+              <w:rPr>
+                <w:noProof/>
+                <w:webHidden/>
+              </w:rPr>
+              <w:t>12</w:t>
+            </w:r>
+            <w:r>
+              <w:rPr>
+                <w:noProof/>
+                <w:webHidden/>
+              </w:rPr>
+              <w:fldChar w:fldCharType="end"/>
+            </w:r>
+          </w:hyperlink>
+        </w:p>
+        <w:p>
+          <w:pPr>
+            <w:pStyle w:val="TOC3"/>
+            <w:tabs>
+              <w:tab w:val="right" w:leader="dot" w:pos="9016"/>
+            </w:tabs>
+            <w:rPr>
+              <w:rFonts w:asciiTheme="minorHAnsi" w:eastAsiaTheme="minorEastAsia" w:hAnsiTheme="minorHAnsi"/>
+              <w:noProof/>
+              <w:sz w:val="24"/>
+              <w:szCs w:val="24"/>
+            </w:rPr>
+          </w:pPr>
+          <w:hyperlink w:anchor="_Toc236262261" w:history="1">
+            <w:r>
+              <w:rPr>
+                <w:rStyle w:val="Hyperlink"/>
+                <w:noProof/>
+              </w:rPr>
+              <w:t>2.4 Mô hình hóa quy trình hỗ trợ (Processs Support)</w:t>
+            </w:r>
+            <w:r>
+              <w:rPr>
+                <w:noProof/>
+                <w:webHidden/>
+              </w:rPr>
+              <w:tab/>
+            </w:r>
+            <w:r>
+              <w:rPr>
+                <w:noProof/>
+                <w:webHidden/>
+              </w:rPr>
+              <w:fldChar w:fldCharType="begin"/>
+            </w:r>
+            <w:r>
+              <w:rPr>
+                <w:noProof/>
+                <w:webHidden/>
+              </w:rPr>
+              <w:instrText xml:space="preserve"> PAGEREF _Toc236262261 \h </w:instrText>
+            </w:r>
+            <w:r>
+              <w:rPr>
+                <w:noProof/>
+                <w:webHidden/>
+              </w:rPr>
+            </w:r>
+            <w:r>
+              <w:rPr>
+                <w:noProof/>
+                <w:webHidden/>
+              </w:rPr>
+              <w:fldChar w:fldCharType="separate"/>
+            </w:r>
+            <w:r>
+              <w:rPr>
+                <w:noProof/>
+                <w:webHidden/>
+              </w:rPr>
+              <w:t>12</w:t>
             </w:r>
             <w:r>
               <w:rPr>
@@ -1453,7 +1808,7 @@
               <w:szCs w:val="24"/>
             </w:rPr>
           </w:pPr>
-          <w:hyperlink w:anchor="_Toc162996933" w:history="1">
+          <w:hyperlink w:anchor="_Toc236262262" w:history="1">
             <w:r>
               <w:rPr>
                 <w:rStyle w:val="Hyperlink"/>
@@ -1480,7 +1835,7 @@
                 <w:noProof/>
                 <w:webHidden/>
               </w:rPr>
-              <w:instrText xml:space="preserve"> PAGEREF _Toc162996933 \h </w:instrText>
+              <w:instrText xml:space="preserve"> PAGEREF _Toc236262262 \h </w:instrText>
             </w:r>
             <w:r>
               <w:rPr>
@@ -1500,7 +1855,7 @@
                 <w:noProof/>
                 <w:webHidden/>
               </w:rPr>
-              <w:t>7</w:t>
+              <w:t>13</w:t>
             </w:r>
             <w:r>
               <w:rPr>
@@ -1524,7 +1879,7 @@
               <w:szCs w:val="24"/>
             </w:rPr>
           </w:pPr>
-          <w:hyperlink w:anchor="_Toc162996934" w:history="1">
+          <w:hyperlink w:anchor="_Toc236262263" w:history="1">
             <w:r>
               <w:rPr>
                 <w:rStyle w:val="Hyperlink"/>
@@ -1551,7 +1906,7 @@
                 <w:noProof/>
                 <w:webHidden/>
               </w:rPr>
-              <w:instrText xml:space="preserve"> PAGEREF _Toc162996934 \h </w:instrText>
+              <w:instrText xml:space="preserve"> PAGEREF _Toc236262263 \h </w:instrText>
             </w:r>
             <w:r>
               <w:rPr>
@@ -1571,7 +1926,7 @@
                 <w:noProof/>
                 <w:webHidden/>
               </w:rPr>
-              <w:t>8</w:t>
+              <w:t>14</w:t>
             </w:r>
             <w:r>
               <w:rPr>
@@ -1595,7 +1950,7 @@
               <w:szCs w:val="24"/>
             </w:rPr>
           </w:pPr>
-          <w:hyperlink w:anchor="_Toc162996935" w:history="1">
+          <w:hyperlink w:anchor="_Toc236262264" w:history="1">
             <w:r>
               <w:rPr>
                 <w:rStyle w:val="Hyperlink"/>
@@ -1622,7 +1977,7 @@
                 <w:noProof/>
                 <w:webHidden/>
               </w:rPr>
-              <w:instrText xml:space="preserve"> PAGEREF _Toc162996935 \h </w:instrText>
+              <w:instrText xml:space="preserve"> PAGEREF _Toc236262264 \h </w:instrText>
             </w:r>
             <w:r>
               <w:rPr>
@@ -1642,7 +1997,7 @@
                 <w:noProof/>
                 <w:webHidden/>
               </w:rPr>
-              <w:t>9</w:t>
+              <w:t>15</w:t>
             </w:r>
             <w:r>
               <w:rPr>
@@ -1693,7 +2048,7 @@
       <w:pPr>
         <w:pStyle w:val="Heading1"/>
       </w:pPr>
-      <w:bookmarkStart w:id="1" w:name="_Toc162996925"/>
+      <w:bookmarkStart w:id="1" w:name="_Toc236262249"/>
       <w:r>
         <w:lastRenderedPageBreak/>
         <w:t>DANH SÁCH HÌNH</w:t>
@@ -1933,10 +2288,12 @@
       <w:pPr>
         <w:pStyle w:val="Heading1"/>
       </w:pPr>
+      <w:bookmarkStart w:id="2" w:name="_Toc236262250"/>
       <w:r>
         <w:lastRenderedPageBreak/>
         <w:t>TÓM TẮT</w:t>
       </w:r>
+      <w:bookmarkEnd w:id="2"/>
     </w:p>
     <w:p>
       <w:pPr>
@@ -2065,7 +2422,7 @@
       <w:pPr>
         <w:pStyle w:val="Heading1"/>
       </w:pPr>
-      <w:bookmarkStart w:id="2" w:name="_Toc162996927"/>
+      <w:bookmarkStart w:id="3" w:name="_Toc236262251"/>
       <w:r>
         <w:lastRenderedPageBreak/>
         <w:t xml:space="preserve">Chương I. </w:t>
@@ -2076,14 +2433,14 @@
       <w:r>
         <w:t>.</w:t>
       </w:r>
-      <w:bookmarkEnd w:id="2"/>
+      <w:bookmarkEnd w:id="3"/>
     </w:p>
     <w:p>
       <w:pPr>
         <w:pStyle w:val="Heading2"/>
         <w:jc w:val="both"/>
       </w:pPr>
-      <w:bookmarkStart w:id="3" w:name="_Toc162996928"/>
+      <w:bookmarkStart w:id="4" w:name="_Toc236262252"/>
       <w:r>
         <w:t xml:space="preserve">1. </w:t>
       </w:r>
@@ -2096,21 +2453,21 @@
       <w:r>
         <w:t>.</w:t>
       </w:r>
-      <w:bookmarkEnd w:id="3"/>
+      <w:bookmarkEnd w:id="4"/>
     </w:p>
     <w:p>
       <w:pPr>
         <w:pStyle w:val="Heading3"/>
         <w:jc w:val="both"/>
       </w:pPr>
-      <w:bookmarkStart w:id="4" w:name="_Toc162996929"/>
+      <w:bookmarkStart w:id="5" w:name="_Toc236262253"/>
       <w:r>
         <w:t xml:space="preserve">1.1. </w:t>
       </w:r>
-      <w:bookmarkEnd w:id="4"/>
       <w:r>
         <w:t>Tổng quan về Hệ thống thông tin giải quyết thủ tục hành chính tại phường Tân Hải</w:t>
       </w:r>
+      <w:bookmarkEnd w:id="5"/>
     </w:p>
     <w:p>
       <w:pPr>
@@ -2392,14 +2749,14 @@
       <w:pPr>
         <w:pStyle w:val="Heading3"/>
       </w:pPr>
-      <w:bookmarkStart w:id="5" w:name="_Toc162996930"/>
+      <w:bookmarkStart w:id="6" w:name="_Toc236262254"/>
       <w:r>
         <w:t xml:space="preserve">1.2. </w:t>
       </w:r>
-      <w:bookmarkEnd w:id="5"/>
       <w:r>
         <w:t>Đối tượng và phạm vi nghiên cứu</w:t>
       </w:r>
+      <w:bookmarkEnd w:id="6"/>
     </w:p>
     <w:p>
       <w:pPr>
@@ -2643,11 +3000,11 @@
       <w:pPr>
         <w:pStyle w:val="Heading2"/>
       </w:pPr>
-      <w:bookmarkStart w:id="6" w:name="_Toc162996931"/>
+      <w:bookmarkStart w:id="7" w:name="_Toc236262255"/>
       <w:r>
         <w:t>2. Cơ sở lý thuyết.</w:t>
       </w:r>
-      <w:bookmarkEnd w:id="6"/>
+      <w:bookmarkEnd w:id="7"/>
     </w:p>
     <w:p>
       <w:pPr>
@@ -2727,7 +3084,7 @@
       <w:pPr>
         <w:pStyle w:val="Heading1"/>
       </w:pPr>
-      <w:bookmarkStart w:id="7" w:name="_Toc162996932"/>
+      <w:bookmarkStart w:id="8" w:name="_Toc236262256"/>
       <w:r>
         <w:lastRenderedPageBreak/>
         <w:t xml:space="preserve">Chương II. </w:t>
@@ -2738,20 +3095,3284 @@
       <w:r>
         <w:t>.</w:t>
       </w:r>
-      <w:bookmarkEnd w:id="7"/>
-    </w:p>
-    <w:p>
-      <w:pPr>
+      <w:bookmarkEnd w:id="8"/>
+    </w:p>
+    <w:p>
+      <w:pPr>
+        <w:pStyle w:val="Heading2"/>
+      </w:pPr>
+      <w:bookmarkStart w:id="9" w:name="_Toc236231646"/>
+      <w:bookmarkStart w:id="10" w:name="_Toc236262257"/>
+      <w:r>
+        <w:t>2. Tổng quan hệ thống quy trình nghiệp vụ</w:t>
+      </w:r>
+      <w:bookmarkEnd w:id="9"/>
+      <w:bookmarkEnd w:id="10"/>
+    </w:p>
+    <w:p>
+      <w:pPr>
+        <w:pStyle w:val="Heading3"/>
+      </w:pPr>
+      <w:bookmarkStart w:id="11" w:name="_Toc236231647"/>
+      <w:bookmarkStart w:id="12" w:name="_Toc236262258"/>
+      <w:r>
+        <w:t xml:space="preserve">2.1. </w:t>
+      </w:r>
+      <w:r>
+        <w:t xml:space="preserve">Kiến trúc quy trình nghiệp vụ </w:t>
+      </w:r>
+      <w:r>
+        <w:t>tại phường Tân Hải.</w:t>
+      </w:r>
+      <w:bookmarkEnd w:id="11"/>
+      <w:bookmarkEnd w:id="12"/>
+    </w:p>
+    <w:p>
+      <w:pPr>
+        <w:pStyle w:val="Heading4"/>
+      </w:pPr>
+      <w:bookmarkStart w:id="13" w:name="_Toc236231648"/>
+      <w:r>
+        <w:t>2.1.1 Phân loại quy trình.</w:t>
+      </w:r>
+      <w:bookmarkEnd w:id="13"/>
+    </w:p>
+    <w:p>
+      <w:pPr>
+        <w:ind w:firstLine="720"/>
+      </w:pPr>
+      <w:r>
+        <w:t>Bảng 1. P</w:t>
+      </w:r>
+      <w:r>
+        <w:t xml:space="preserve">hân loại các bộ phân vào các quy trình tương </w:t>
+      </w:r>
+      <w:r>
+        <w:t>ứng.</w:t>
+      </w:r>
+      <w:r>
+        <w:rPr>
+          <w:noProof/>
+        </w:rPr>
+        <mc:AlternateContent>
+          <mc:Choice Requires="wps">
+            <w:drawing>
+              <wp:anchor distT="0" distB="0" distL="114300" distR="114300" simplePos="0" relativeHeight="251659264" behindDoc="0" locked="0" layoutInCell="1" allowOverlap="1" wp14:anchorId="3C290B1E" wp14:editId="0D9C635B">
+                <wp:simplePos x="0" y="0"/>
+                <wp:positionH relativeFrom="margin">
+                  <wp:posOffset>-227721</wp:posOffset>
+                </wp:positionH>
+                <wp:positionV relativeFrom="paragraph">
+                  <wp:posOffset>375040</wp:posOffset>
+                </wp:positionV>
+                <wp:extent cx="6473825" cy="2901461"/>
+                <wp:effectExtent l="0" t="0" r="3175" b="0"/>
+                <wp:wrapNone/>
+                <wp:docPr id="1026151366" name="Isosceles Triangle 2"/>
+                <wp:cNvGraphicFramePr/>
+                <a:graphic xmlns:a="http://schemas.openxmlformats.org/drawingml/2006/main">
+                  <a:graphicData uri="http://schemas.microsoft.com/office/word/2010/wordprocessingShape">
+                    <wps:wsp>
+                      <wps:cNvSpPr/>
+                      <wps:spPr>
+                        <a:xfrm>
+                          <a:off x="0" y="0"/>
+                          <a:ext cx="6473825" cy="2901461"/>
+                        </a:xfrm>
+                        <a:prstGeom prst="triangle">
+                          <a:avLst/>
+                        </a:prstGeom>
+                        <a:solidFill>
+                          <a:schemeClr val="accent2"/>
+                        </a:solidFill>
+                        <a:ln>
+                          <a:noFill/>
+                        </a:ln>
+                      </wps:spPr>
+                      <wps:style>
+                        <a:lnRef idx="0">
+                          <a:scrgbClr r="0" g="0" b="0"/>
+                        </a:lnRef>
+                        <a:fillRef idx="0">
+                          <a:scrgbClr r="0" g="0" b="0"/>
+                        </a:fillRef>
+                        <a:effectRef idx="0">
+                          <a:scrgbClr r="0" g="0" b="0"/>
+                        </a:effectRef>
+                        <a:fontRef idx="minor">
+                          <a:schemeClr val="lt1"/>
+                        </a:fontRef>
+                      </wps:style>
+                      <wps:bodyPr rot="0" spcFirstLastPara="0" vertOverflow="overflow" horzOverflow="overflow" vert="horz" wrap="square" lIns="91440" tIns="45720" rIns="91440" bIns="45720" numCol="1" spcCol="0" rtlCol="0" fromWordArt="0" anchor="ctr" anchorCtr="0" forceAA="0" compatLnSpc="1">
+                        <a:prstTxWarp prst="textNoShape">
+                          <a:avLst/>
+                        </a:prstTxWarp>
+                        <a:noAutofit/>
+                      </wps:bodyPr>
+                    </wps:wsp>
+                  </a:graphicData>
+                </a:graphic>
+                <wp14:sizeRelH relativeFrom="margin">
+                  <wp14:pctWidth>0</wp14:pctWidth>
+                </wp14:sizeRelH>
+                <wp14:sizeRelV relativeFrom="margin">
+                  <wp14:pctHeight>0</wp14:pctHeight>
+                </wp14:sizeRelV>
+              </wp:anchor>
+            </w:drawing>
+          </mc:Choice>
+          <mc:Fallback>
+            <w:pict>
+              <v:shapetype w14:anchorId="5DB536A5" id="_x0000_t5" coordsize="21600,21600" o:spt="5" adj="10800" path="m@0,l,21600r21600,xe">
+                <v:stroke joinstyle="miter"/>
+                <v:formulas>
+                  <v:f eqn="val #0"/>
+                  <v:f eqn="prod #0 1 2"/>
+                  <v:f eqn="sum @1 10800 0"/>
+                </v:formulas>
+                <v:path gradientshapeok="t" o:connecttype="custom" o:connectlocs="@0,0;@1,10800;0,21600;10800,21600;21600,21600;@2,10800" textboxrect="0,10800,10800,18000;5400,10800,16200,18000;10800,10800,21600,18000;0,7200,7200,21600;7200,7200,14400,21600;14400,7200,21600,21600"/>
+                <v:handles>
+                  <v:h position="#0,topLeft" xrange="0,21600"/>
+                </v:handles>
+              </v:shapetype>
+              <v:shape id="Isosceles Triangle 2" o:spid="_x0000_s1026" type="#_x0000_t5" style="position:absolute;margin-left:-17.95pt;margin-top:29.55pt;width:509.75pt;height:228.45pt;z-index:251659264;visibility:visible;mso-wrap-style:square;mso-width-percent:0;mso-height-percent:0;mso-wrap-distance-left:9pt;mso-wrap-distance-top:0;mso-wrap-distance-right:9pt;mso-wrap-distance-bottom:0;mso-position-horizontal:absolute;mso-position-horizontal-relative:margin;mso-position-vertical:absolute;mso-position-vertical-relative:text;mso-width-percent:0;mso-height-percent:0;mso-width-relative:margin;mso-height-relative:margin;v-text-anchor:middle" o:gfxdata="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" fillcolor="#e97132 [3205]" stroked="f">
+                <w10:wrap anchorx="margin"/>
+              </v:shape>
+            </w:pict>
+          </mc:Fallback>
+        </mc:AlternateContent>
+      </w:r>
+    </w:p>
+    <w:p/>
+    <w:p/>
+    <w:p/>
+    <w:p>
+      <w:r>
+        <w:rPr>
+          <w:noProof/>
+        </w:rPr>
+        <mc:AlternateContent>
+          <mc:Choice Requires="wps">
+            <w:drawing>
+              <wp:anchor distT="0" distB="0" distL="114300" distR="114300" simplePos="0" relativeHeight="251660288" behindDoc="0" locked="0" layoutInCell="1" allowOverlap="1" wp14:anchorId="439C4B49" wp14:editId="5E011652">
+                <wp:simplePos x="0" y="0"/>
+                <wp:positionH relativeFrom="margin">
+                  <wp:posOffset>1629410</wp:posOffset>
+                </wp:positionH>
+                <wp:positionV relativeFrom="paragraph">
+                  <wp:posOffset>202061</wp:posOffset>
+                </wp:positionV>
+                <wp:extent cx="1363404" cy="803766"/>
+                <wp:effectExtent l="0" t="0" r="27305" b="15875"/>
+                <wp:wrapNone/>
+                <wp:docPr id="1465816628" name="Rectangle: Rounded Corners 3"/>
+                <wp:cNvGraphicFramePr/>
+                <a:graphic xmlns:a="http://schemas.openxmlformats.org/drawingml/2006/main">
+                  <a:graphicData uri="http://schemas.microsoft.com/office/word/2010/wordprocessingShape">
+                    <wps:wsp>
+                      <wps:cNvSpPr/>
+                      <wps:spPr>
+                        <a:xfrm>
+                          <a:off x="0" y="0"/>
+                          <a:ext cx="1363404" cy="803766"/>
+                        </a:xfrm>
+                        <a:prstGeom prst="roundRect">
+                          <a:avLst/>
+                        </a:prstGeom>
+                      </wps:spPr>
+                      <wps:style>
+                        <a:lnRef idx="2">
+                          <a:schemeClr val="accent2"/>
+                        </a:lnRef>
+                        <a:fillRef idx="1">
+                          <a:schemeClr val="lt1"/>
+                        </a:fillRef>
+                        <a:effectRef idx="0">
+                          <a:schemeClr val="accent2"/>
+                        </a:effectRef>
+                        <a:fontRef idx="minor">
+                          <a:schemeClr val="dk1"/>
+                        </a:fontRef>
+                      </wps:style>
+                      <wps:txbx>
+                        <w:txbxContent>
+                          <w:p>
+                            <w:pPr>
+                              <w:jc w:val="center"/>
+                            </w:pPr>
+                            <w:r>
+                              <w:t>Quản lý</w:t>
+                            </w:r>
+                            <w:r>
+                              <w:rPr>
+                                <w:lang w:val="vi-VN"/>
+                              </w:rPr>
+                              <w:t xml:space="preserve"> và </w:t>
+                            </w:r>
+                            <w:r>
+                              <w:t>kiểm tra quy trình TTHC</w:t>
+                            </w:r>
+                          </w:p>
+                        </w:txbxContent>
+                      </wps:txbx>
+                      <wps:bodyPr rot="0" spcFirstLastPara="0" vertOverflow="overflow" horzOverflow="overflow" vert="horz" wrap="square" lIns="91440" tIns="45720" rIns="91440" bIns="45720" numCol="1" spcCol="0" rtlCol="0" fromWordArt="0" anchor="ctr" anchorCtr="0" forceAA="0" compatLnSpc="1">
+                        <a:prstTxWarp prst="textNoShape">
+                          <a:avLst/>
+                        </a:prstTxWarp>
+                        <a:noAutofit/>
+                      </wps:bodyPr>
+                    </wps:wsp>
+                  </a:graphicData>
+                </a:graphic>
+                <wp14:sizeRelH relativeFrom="margin">
+                  <wp14:pctWidth>0</wp14:pctWidth>
+                </wp14:sizeRelH>
+                <wp14:sizeRelV relativeFrom="margin">
+                  <wp14:pctHeight>0</wp14:pctHeight>
+                </wp14:sizeRelV>
+              </wp:anchor>
+            </w:drawing>
+          </mc:Choice>
+          <mc:Fallback>
+            <w:pict>
+              <v:roundrect w14:anchorId="439C4B49" id="Rectangle: Rounded Corners 3" o:spid="_x0000_s1026" style="position:absolute;margin-left:128.3pt;margin-top:15.9pt;width:107.35pt;height:63.3pt;z-index:251660288;visibility:visible;mso-wrap-style:square;mso-width-percent:0;mso-height-percent:0;mso-wrap-distance-left:9pt;mso-wrap-distance-top:0;mso-wrap-distance-right:9pt;mso-wrap-distance-bottom:0;mso-position-horizontal:absolute;mso-position-horizontal-relative:margin;mso-position-vertical:absolute;mso-position-vertical-relative:text;mso-width-percent:0;mso-height-percent:0;mso-width-relative:margin;mso-height-relative:margin;v-text-anchor:middle" arcsize="10923f" o:gfxdata="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" fillcolor="white [3201]" strokecolor="#e97132 [3205]" strokeweight="1pt">
+                <v:stroke joinstyle="miter"/>
+                <v:textbox>
+                  <w:txbxContent>
+                    <w:p>
+                      <w:pPr>
+                        <w:jc w:val="center"/>
+                      </w:pPr>
+                      <w:r>
+                        <w:t>Quản lý</w:t>
+                      </w:r>
+                      <w:r>
+                        <w:rPr>
+                          <w:lang w:val="vi-VN"/>
+                        </w:rPr>
+                        <w:t xml:space="preserve"> và </w:t>
+                      </w:r>
+                      <w:r>
+                        <w:t>kiểm tra quy trình TTHC</w:t>
+                      </w:r>
+                    </w:p>
+                  </w:txbxContent>
+                </v:textbox>
+                <w10:wrap anchorx="margin"/>
+              </v:roundrect>
+            </w:pict>
+          </mc:Fallback>
+        </mc:AlternateContent>
+      </w:r>
+      <w:r>
+        <w:rPr>
+          <w:noProof/>
+        </w:rPr>
+        <mc:AlternateContent>
+          <mc:Choice Requires="wps">
+            <w:drawing>
+              <wp:anchor distT="0" distB="0" distL="114300" distR="114300" simplePos="0" relativeHeight="251661312" behindDoc="0" locked="0" layoutInCell="1" allowOverlap="1" wp14:anchorId="6AC229B8" wp14:editId="35C76132">
+                <wp:simplePos x="0" y="0"/>
+                <wp:positionH relativeFrom="margin">
+                  <wp:posOffset>3032183</wp:posOffset>
+                </wp:positionH>
+                <wp:positionV relativeFrom="paragraph">
+                  <wp:posOffset>198120</wp:posOffset>
+                </wp:positionV>
+                <wp:extent cx="1371600" cy="822960"/>
+                <wp:effectExtent l="0" t="0" r="19050" b="15240"/>
+                <wp:wrapNone/>
+                <wp:docPr id="156567298" name="Rectangle: Rounded Corners 3"/>
+                <wp:cNvGraphicFramePr/>
+                <a:graphic xmlns:a="http://schemas.openxmlformats.org/drawingml/2006/main">
+                  <a:graphicData uri="http://schemas.microsoft.com/office/word/2010/wordprocessingShape">
+                    <wps:wsp>
+                      <wps:cNvSpPr/>
+                      <wps:spPr>
+                        <a:xfrm>
+                          <a:off x="0" y="0"/>
+                          <a:ext cx="1371600" cy="822960"/>
+                        </a:xfrm>
+                        <a:prstGeom prst="roundRect">
+                          <a:avLst/>
+                        </a:prstGeom>
+                      </wps:spPr>
+                      <wps:style>
+                        <a:lnRef idx="2">
+                          <a:schemeClr val="accent2"/>
+                        </a:lnRef>
+                        <a:fillRef idx="1">
+                          <a:schemeClr val="lt1"/>
+                        </a:fillRef>
+                        <a:effectRef idx="0">
+                          <a:schemeClr val="accent2"/>
+                        </a:effectRef>
+                        <a:fontRef idx="minor">
+                          <a:schemeClr val="dk1"/>
+                        </a:fontRef>
+                      </wps:style>
+                      <wps:txbx>
+                        <w:txbxContent>
+                          <w:p>
+                            <w:pPr>
+                              <w:jc w:val="center"/>
+                            </w:pPr>
+                            <w:r>
+                              <w:t>Giám sát và theo dõi tiến độ xử lý hồ sơ</w:t>
+                            </w:r>
+                          </w:p>
+                        </w:txbxContent>
+                      </wps:txbx>
+                      <wps:bodyPr rot="0" spcFirstLastPara="0" vertOverflow="overflow" horzOverflow="overflow" vert="horz" wrap="square" lIns="91440" tIns="45720" rIns="91440" bIns="45720" numCol="1" spcCol="0" rtlCol="0" fromWordArt="0" anchor="ctr" anchorCtr="0" forceAA="0" compatLnSpc="1">
+                        <a:prstTxWarp prst="textNoShape">
+                          <a:avLst/>
+                        </a:prstTxWarp>
+                        <a:noAutofit/>
+                      </wps:bodyPr>
+                    </wps:wsp>
+                  </a:graphicData>
+                </a:graphic>
+                <wp14:sizeRelH relativeFrom="margin">
+                  <wp14:pctWidth>0</wp14:pctWidth>
+                </wp14:sizeRelH>
+                <wp14:sizeRelV relativeFrom="margin">
+                  <wp14:pctHeight>0</wp14:pctHeight>
+                </wp14:sizeRelV>
+              </wp:anchor>
+            </w:drawing>
+          </mc:Choice>
+          <mc:Fallback>
+            <w:pict>
+              <v:roundrect w14:anchorId="6AC229B8" id="_x0000_s1027" style="position:absolute;margin-left:238.75pt;margin-top:15.6pt;width:108pt;height:64.8pt;z-index:251661312;visibility:visible;mso-wrap-style:square;mso-width-percent:0;mso-height-percent:0;mso-wrap-distance-left:9pt;mso-wrap-distance-top:0;mso-wrap-distance-right:9pt;mso-wrap-distance-bottom:0;mso-position-horizontal:absolute;mso-position-horizontal-relative:margin;mso-position-vertical:absolute;mso-position-vertical-relative:text;mso-width-percent:0;mso-height-percent:0;mso-width-relative:margin;mso-height-relative:margin;v-text-anchor:middle" arcsize="10923f" o:gfxdata="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" fillcolor="white [3201]" strokecolor="#e97132 [3205]" strokeweight="1pt">
+                <v:stroke joinstyle="miter"/>
+                <v:textbox>
+                  <w:txbxContent>
+                    <w:p>
+                      <w:pPr>
+                        <w:jc w:val="center"/>
+                      </w:pPr>
+                      <w:r>
+                        <w:t>Giám sát và theo dõi tiến độ xử lý hồ sơ</w:t>
+                      </w:r>
+                    </w:p>
+                  </w:txbxContent>
+                </v:textbox>
+                <w10:wrap anchorx="margin"/>
+              </v:roundrect>
+            </w:pict>
+          </mc:Fallback>
+        </mc:AlternateContent>
+      </w:r>
+    </w:p>
+    <w:p/>
+    <w:p>
+      <w:r>
+        <w:rPr>
+          <w:noProof/>
+        </w:rPr>
+        <mc:AlternateContent>
+          <mc:Choice Requires="wps">
+            <w:drawing>
+              <wp:anchor distT="0" distB="0" distL="114300" distR="114300" simplePos="0" relativeHeight="251662336" behindDoc="0" locked="0" layoutInCell="1" allowOverlap="1" wp14:anchorId="3CE87D7A" wp14:editId="3E2281A5">
+                <wp:simplePos x="0" y="0"/>
+                <wp:positionH relativeFrom="margin">
+                  <wp:posOffset>1253432</wp:posOffset>
+                </wp:positionH>
+                <wp:positionV relativeFrom="paragraph">
+                  <wp:posOffset>347980</wp:posOffset>
+                </wp:positionV>
+                <wp:extent cx="1737360" cy="640080"/>
+                <wp:effectExtent l="0" t="0" r="15240" b="26670"/>
+                <wp:wrapNone/>
+                <wp:docPr id="2137840455" name="Rectangle: Rounded Corners 3"/>
+                <wp:cNvGraphicFramePr/>
+                <a:graphic xmlns:a="http://schemas.openxmlformats.org/drawingml/2006/main">
+                  <a:graphicData uri="http://schemas.microsoft.com/office/word/2010/wordprocessingShape">
+                    <wps:wsp>
+                      <wps:cNvSpPr/>
+                      <wps:spPr>
+                        <a:xfrm>
+                          <a:off x="0" y="0"/>
+                          <a:ext cx="1737360" cy="640080"/>
+                        </a:xfrm>
+                        <a:prstGeom prst="roundRect">
+                          <a:avLst/>
+                        </a:prstGeom>
+                      </wps:spPr>
+                      <wps:style>
+                        <a:lnRef idx="2">
+                          <a:schemeClr val="accent2"/>
+                        </a:lnRef>
+                        <a:fillRef idx="1">
+                          <a:schemeClr val="lt1"/>
+                        </a:fillRef>
+                        <a:effectRef idx="0">
+                          <a:schemeClr val="accent2"/>
+                        </a:effectRef>
+                        <a:fontRef idx="minor">
+                          <a:schemeClr val="dk1"/>
+                        </a:fontRef>
+                      </wps:style>
+                      <wps:txbx>
+                        <w:txbxContent>
+                          <w:p>
+                            <w:pPr>
+                              <w:jc w:val="center"/>
+                            </w:pPr>
+                            <w:r>
+                              <w:t>Quản trị vận hành và điều phối hệ thống</w:t>
+                            </w:r>
+                          </w:p>
+                        </w:txbxContent>
+                      </wps:txbx>
+                      <wps:bodyPr rot="0" spcFirstLastPara="0" vertOverflow="overflow" horzOverflow="overflow" vert="horz" wrap="square" lIns="91440" tIns="45720" rIns="91440" bIns="45720" numCol="1" spcCol="0" rtlCol="0" fromWordArt="0" anchor="ctr" anchorCtr="0" forceAA="0" compatLnSpc="1">
+                        <a:prstTxWarp prst="textNoShape">
+                          <a:avLst/>
+                        </a:prstTxWarp>
+                        <a:noAutofit/>
+                      </wps:bodyPr>
+                    </wps:wsp>
+                  </a:graphicData>
+                </a:graphic>
+                <wp14:sizeRelH relativeFrom="margin">
+                  <wp14:pctWidth>0</wp14:pctWidth>
+                </wp14:sizeRelH>
+                <wp14:sizeRelV relativeFrom="margin">
+                  <wp14:pctHeight>0</wp14:pctHeight>
+                </wp14:sizeRelV>
+              </wp:anchor>
+            </w:drawing>
+          </mc:Choice>
+          <mc:Fallback>
+            <w:pict>
+              <v:roundrect w14:anchorId="3CE87D7A" id="_x0000_s1028" style="position:absolute;margin-left:98.7pt;margin-top:27.4pt;width:136.8pt;height:50.4pt;z-index:251662336;visibility:visible;mso-wrap-style:square;mso-width-percent:0;mso-height-percent:0;mso-wrap-distance-left:9pt;mso-wrap-distance-top:0;mso-wrap-distance-right:9pt;mso-wrap-distance-bottom:0;mso-position-horizontal:absolute;mso-position-horizontal-relative:margin;mso-position-vertical:absolute;mso-position-vertical-relative:text;mso-width-percent:0;mso-height-percent:0;mso-width-relative:margin;mso-height-relative:margin;v-text-anchor:middle" arcsize="10923f" o:gfxdata="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" fillcolor="white [3201]" strokecolor="#e97132 [3205]" strokeweight="1pt">
+                <v:stroke joinstyle="miter"/>
+                <v:textbox>
+                  <w:txbxContent>
+                    <w:p>
+                      <w:pPr>
+                        <w:jc w:val="center"/>
+                      </w:pPr>
+                      <w:r>
+                        <w:t>Quản trị vận hành và điều phối hệ thống</w:t>
+                      </w:r>
+                    </w:p>
+                  </w:txbxContent>
+                </v:textbox>
+                <w10:wrap anchorx="margin"/>
+              </v:roundrect>
+            </w:pict>
+          </mc:Fallback>
+        </mc:AlternateContent>
+      </w:r>
+    </w:p>
+    <w:p>
+      <w:r>
+        <w:rPr>
+          <w:noProof/>
+        </w:rPr>
+        <mc:AlternateContent>
+          <mc:Choice Requires="wps">
+            <w:drawing>
+              <wp:anchor distT="0" distB="0" distL="114300" distR="114300" simplePos="0" relativeHeight="251664384" behindDoc="0" locked="0" layoutInCell="1" allowOverlap="1" wp14:anchorId="4CD465FE" wp14:editId="0B598CF4">
+                <wp:simplePos x="0" y="0"/>
+                <wp:positionH relativeFrom="margin">
+                  <wp:posOffset>3025833</wp:posOffset>
+                </wp:positionH>
+                <wp:positionV relativeFrom="paragraph">
+                  <wp:posOffset>8890</wp:posOffset>
+                </wp:positionV>
+                <wp:extent cx="1737360" cy="640080"/>
+                <wp:effectExtent l="0" t="0" r="15240" b="26670"/>
+                <wp:wrapNone/>
+                <wp:docPr id="2090100971" name="Rectangle: Rounded Corners 3"/>
+                <wp:cNvGraphicFramePr/>
+                <a:graphic xmlns:a="http://schemas.openxmlformats.org/drawingml/2006/main">
+                  <a:graphicData uri="http://schemas.microsoft.com/office/word/2010/wordprocessingShape">
+                    <wps:wsp>
+                      <wps:cNvSpPr/>
+                      <wps:spPr>
+                        <a:xfrm>
+                          <a:off x="0" y="0"/>
+                          <a:ext cx="1737360" cy="640080"/>
+                        </a:xfrm>
+                        <a:prstGeom prst="roundRect">
+                          <a:avLst/>
+                        </a:prstGeom>
+                      </wps:spPr>
+                      <wps:style>
+                        <a:lnRef idx="2">
+                          <a:schemeClr val="accent2"/>
+                        </a:lnRef>
+                        <a:fillRef idx="1">
+                          <a:schemeClr val="lt1"/>
+                        </a:fillRef>
+                        <a:effectRef idx="0">
+                          <a:schemeClr val="accent2"/>
+                        </a:effectRef>
+                        <a:fontRef idx="minor">
+                          <a:schemeClr val="dk1"/>
+                        </a:fontRef>
+                      </wps:style>
+                      <wps:txbx>
+                        <w:txbxContent>
+                          <w:p>
+                            <w:pPr>
+                              <w:jc w:val="center"/>
+                            </w:pPr>
+                            <w:r>
+                              <w:t>Báo cáo, thống kê và đánh giá hiệu quả</w:t>
+                            </w:r>
+                          </w:p>
+                        </w:txbxContent>
+                      </wps:txbx>
+                      <wps:bodyPr rot="0" spcFirstLastPara="0" vertOverflow="overflow" horzOverflow="overflow" vert="horz" wrap="square" lIns="91440" tIns="45720" rIns="91440" bIns="45720" numCol="1" spcCol="0" rtlCol="0" fromWordArt="0" anchor="ctr" anchorCtr="0" forceAA="0" compatLnSpc="1">
+                        <a:prstTxWarp prst="textNoShape">
+                          <a:avLst/>
+                        </a:prstTxWarp>
+                        <a:noAutofit/>
+                      </wps:bodyPr>
+                    </wps:wsp>
+                  </a:graphicData>
+                </a:graphic>
+                <wp14:sizeRelH relativeFrom="margin">
+                  <wp14:pctWidth>0</wp14:pctWidth>
+                </wp14:sizeRelH>
+                <wp14:sizeRelV relativeFrom="margin">
+                  <wp14:pctHeight>0</wp14:pctHeight>
+                </wp14:sizeRelV>
+              </wp:anchor>
+            </w:drawing>
+          </mc:Choice>
+          <mc:Fallback>
+            <w:pict>
+              <v:roundrect w14:anchorId="4CD465FE" id="_x0000_s1029" style="position:absolute;margin-left:238.25pt;margin-top:.7pt;width:136.8pt;height:50.4pt;z-index:251664384;visibility:visible;mso-wrap-style:square;mso-width-percent:0;mso-height-percent:0;mso-wrap-distance-left:9pt;mso-wrap-distance-top:0;mso-wrap-distance-right:9pt;mso-wrap-distance-bottom:0;mso-position-horizontal:absolute;mso-position-horizontal-relative:margin;mso-position-vertical:absolute;mso-position-vertical-relative:text;mso-width-percent:0;mso-height-percent:0;mso-width-relative:margin;mso-height-relative:margin;v-text-anchor:middle" arcsize="10923f" o:gfxdata="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" fillcolor="white [3201]" strokecolor="#e97132 [3205]" strokeweight="1pt">
+                <v:stroke joinstyle="miter"/>
+                <v:textbox>
+                  <w:txbxContent>
+                    <w:p>
+                      <w:pPr>
+                        <w:jc w:val="center"/>
+                      </w:pPr>
+                      <w:r>
+                        <w:t>Báo cáo, thống kê và đánh giá hiệu quả</w:t>
+                      </w:r>
+                    </w:p>
+                  </w:txbxContent>
+                </v:textbox>
+                <w10:wrap anchorx="margin"/>
+              </v:roundrect>
+            </w:pict>
+          </mc:Fallback>
+        </mc:AlternateContent>
+      </w:r>
+    </w:p>
+    <w:p>
+      <w:r>
+        <w:rPr>
+          <w:noProof/>
+        </w:rPr>
+        <mc:AlternateContent>
+          <mc:Choice Requires="wps">
+            <w:drawing>
+              <wp:anchor distT="0" distB="0" distL="114300" distR="114300" simplePos="0" relativeHeight="251663360" behindDoc="0" locked="0" layoutInCell="1" allowOverlap="1" wp14:anchorId="058131A7" wp14:editId="485A924F">
+                <wp:simplePos x="0" y="0"/>
+                <wp:positionH relativeFrom="margin">
+                  <wp:posOffset>0</wp:posOffset>
+                </wp:positionH>
+                <wp:positionV relativeFrom="paragraph">
+                  <wp:posOffset>216047</wp:posOffset>
+                </wp:positionV>
+                <wp:extent cx="1882140" cy="333402"/>
+                <wp:effectExtent l="0" t="0" r="0" b="9525"/>
+                <wp:wrapNone/>
+                <wp:docPr id="637073700" name="Rectangle 9"/>
+                <wp:cNvGraphicFramePr/>
+                <a:graphic xmlns:a="http://schemas.openxmlformats.org/drawingml/2006/main">
+                  <a:graphicData uri="http://schemas.microsoft.com/office/word/2010/wordprocessingShape">
+                    <wps:wsp>
+                      <wps:cNvSpPr/>
+                      <wps:spPr>
+                        <a:xfrm>
+                          <a:off x="0" y="0"/>
+                          <a:ext cx="1882140" cy="333402"/>
+                        </a:xfrm>
+                        <a:prstGeom prst="rect">
+                          <a:avLst/>
+                        </a:prstGeom>
+                        <a:noFill/>
+                        <a:ln>
+                          <a:noFill/>
+                        </a:ln>
+                      </wps:spPr>
+                      <wps:style>
+                        <a:lnRef idx="0">
+                          <a:scrgbClr r="0" g="0" b="0"/>
+                        </a:lnRef>
+                        <a:fillRef idx="0">
+                          <a:scrgbClr r="0" g="0" b="0"/>
+                        </a:fillRef>
+                        <a:effectRef idx="0">
+                          <a:scrgbClr r="0" g="0" b="0"/>
+                        </a:effectRef>
+                        <a:fontRef idx="minor">
+                          <a:schemeClr val="accent2"/>
+                        </a:fontRef>
+                      </wps:style>
+                      <wps:txbx>
+                        <w:txbxContent>
+                          <w:p>
+                            <w:pPr>
+                              <w:rPr>
+                                <w:b/>
+                                <w:bCs/>
+                                <w:color w:val="FFFFFF" w:themeColor="background1"/>
+                              </w:rPr>
+                            </w:pPr>
+                            <w:r>
+                              <w:rPr>
+                                <w:b/>
+                                <w:bCs/>
+                                <w:color w:val="FFFFFF" w:themeColor="background1"/>
+                              </w:rPr>
+                              <w:t>Quy trình quản trị</w:t>
+                            </w:r>
+                          </w:p>
+                        </w:txbxContent>
+                      </wps:txbx>
+                      <wps:bodyPr rot="0" spcFirstLastPara="0" vertOverflow="overflow" horzOverflow="overflow" vert="horz" wrap="square" lIns="91440" tIns="45720" rIns="91440" bIns="45720" numCol="1" spcCol="0" rtlCol="0" fromWordArt="0" anchor="ctr" anchorCtr="0" forceAA="0" compatLnSpc="1">
+                        <a:prstTxWarp prst="textNoShape">
+                          <a:avLst/>
+                        </a:prstTxWarp>
+                        <a:noAutofit/>
+                      </wps:bodyPr>
+                    </wps:wsp>
+                  </a:graphicData>
+                </a:graphic>
+                <wp14:sizeRelH relativeFrom="margin">
+                  <wp14:pctWidth>0</wp14:pctWidth>
+                </wp14:sizeRelH>
+                <wp14:sizeRelV relativeFrom="margin">
+                  <wp14:pctHeight>0</wp14:pctHeight>
+                </wp14:sizeRelV>
+              </wp:anchor>
+            </w:drawing>
+          </mc:Choice>
+          <mc:Fallback>
+            <w:pict>
+              <v:rect w14:anchorId="058131A7" id="Rectangle 9" o:spid="_x0000_s1030" style="position:absolute;margin-left:0;margin-top:17pt;width:148.2pt;height:26.25pt;z-index:251663360;visibility:visible;mso-wrap-style:square;mso-width-percent:0;mso-height-percent:0;mso-wrap-distance-left:9pt;mso-wrap-distance-top:0;mso-wrap-distance-right:9pt;mso-wrap-distance-bottom:0;mso-position-horizontal:absolute;mso-position-horizontal-relative:margin;mso-position-vertical:absolute;mso-position-vertical-relative:text;mso-width-percent:0;mso-height-percent:0;mso-width-relative:margin;mso-height-relative:margin;v-text-anchor:middle" o:gfxdata="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" filled="f" stroked="f">
+                <v:textbox>
+                  <w:txbxContent>
+                    <w:p>
+                      <w:pPr>
+                        <w:rPr>
+                          <w:b/>
+                          <w:bCs/>
+                          <w:color w:val="FFFFFF" w:themeColor="background1"/>
+                        </w:rPr>
+                      </w:pPr>
+                      <w:r>
+                        <w:rPr>
+                          <w:b/>
+                          <w:bCs/>
+                          <w:color w:val="FFFFFF" w:themeColor="background1"/>
+                        </w:rPr>
+                        <w:t>Quy trình quản trị</w:t>
+                      </w:r>
+                    </w:p>
+                  </w:txbxContent>
+                </v:textbox>
+                <w10:wrap anchorx="margin"/>
+              </v:rect>
+            </w:pict>
+          </mc:Fallback>
+        </mc:AlternateContent>
+      </w:r>
+    </w:p>
+    <w:p>
+      <w:r>
+        <w:rPr>
+          <w:noProof/>
+        </w:rPr>
+        <mc:AlternateContent>
+          <mc:Choice Requires="wps">
+            <w:drawing>
+              <wp:anchor distT="0" distB="0" distL="114300" distR="114300" simplePos="0" relativeHeight="251665408" behindDoc="0" locked="0" layoutInCell="1" allowOverlap="1" wp14:anchorId="55ABB4D8" wp14:editId="37459BA2">
+                <wp:simplePos x="0" y="0"/>
+                <wp:positionH relativeFrom="margin">
+                  <wp:posOffset>-215900</wp:posOffset>
+                </wp:positionH>
+                <wp:positionV relativeFrom="paragraph">
+                  <wp:posOffset>209550</wp:posOffset>
+                </wp:positionV>
+                <wp:extent cx="6441440" cy="1847850"/>
+                <wp:effectExtent l="0" t="0" r="16510" b="19050"/>
+                <wp:wrapNone/>
+                <wp:docPr id="1731702529" name="Rectangle 10"/>
+                <wp:cNvGraphicFramePr/>
+                <a:graphic xmlns:a="http://schemas.openxmlformats.org/drawingml/2006/main">
+                  <a:graphicData uri="http://schemas.microsoft.com/office/word/2010/wordprocessingShape">
+                    <wps:wsp>
+                      <wps:cNvSpPr/>
+                      <wps:spPr>
+                        <a:xfrm>
+                          <a:off x="0" y="0"/>
+                          <a:ext cx="6441440" cy="1847850"/>
+                        </a:xfrm>
+                        <a:prstGeom prst="rect">
+                          <a:avLst/>
+                        </a:prstGeom>
+                        <a:solidFill>
+                          <a:schemeClr val="accent6">
+                            <a:lumMod val="60000"/>
+                            <a:lumOff val="40000"/>
+                          </a:schemeClr>
+                        </a:solidFill>
+                        <a:ln>
+                          <a:solidFill>
+                            <a:schemeClr val="bg1"/>
+                          </a:solidFill>
+                        </a:ln>
+                      </wps:spPr>
+                      <wps:style>
+                        <a:lnRef idx="1">
+                          <a:schemeClr val="accent6"/>
+                        </a:lnRef>
+                        <a:fillRef idx="2">
+                          <a:schemeClr val="accent6"/>
+                        </a:fillRef>
+                        <a:effectRef idx="1">
+                          <a:schemeClr val="accent6"/>
+                        </a:effectRef>
+                        <a:fontRef idx="minor">
+                          <a:schemeClr val="dk1"/>
+                        </a:fontRef>
+                      </wps:style>
+                      <wps:txbx>
+                        <w:txbxContent>
+                          <w:p>
+                            <w:pPr>
+                              <w:rPr>
+                                <w:lang w:val="vi-VN"/>
+                              </w:rPr>
+                            </w:pPr>
+                          </w:p>
+                        </w:txbxContent>
+                      </wps:txbx>
+                      <wps:bodyPr rot="0" spcFirstLastPara="0" vertOverflow="overflow" horzOverflow="overflow" vert="horz" wrap="square" lIns="91440" tIns="45720" rIns="91440" bIns="45720" numCol="1" spcCol="0" rtlCol="0" fromWordArt="0" anchor="ctr" anchorCtr="0" forceAA="0" compatLnSpc="1">
+                        <a:prstTxWarp prst="textNoShape">
+                          <a:avLst/>
+                        </a:prstTxWarp>
+                        <a:noAutofit/>
+                      </wps:bodyPr>
+                    </wps:wsp>
+                  </a:graphicData>
+                </a:graphic>
+                <wp14:sizeRelH relativeFrom="margin">
+                  <wp14:pctWidth>0</wp14:pctWidth>
+                </wp14:sizeRelH>
+                <wp14:sizeRelV relativeFrom="margin">
+                  <wp14:pctHeight>0</wp14:pctHeight>
+                </wp14:sizeRelV>
+              </wp:anchor>
+            </w:drawing>
+          </mc:Choice>
+          <mc:Fallback>
+            <w:pict>
+              <v:rect w14:anchorId="55ABB4D8" id="Rectangle 10" o:spid="_x0000_s1031" style="position:absolute;margin-left:-17pt;margin-top:16.5pt;width:507.2pt;height:145.5pt;z-index:251665408;visibility:visible;mso-wrap-style:square;mso-width-percent:0;mso-height-percent:0;mso-wrap-distance-left:9pt;mso-wrap-distance-top:0;mso-wrap-distance-right:9pt;mso-wrap-distance-bottom:0;mso-position-horizontal:absolute;mso-position-horizontal-relative:margin;mso-position-vertical:absolute;mso-position-vertical-relative:text;mso-width-percent:0;mso-height-percent:0;mso-width-relative:margin;mso-height-relative:margin;v-text-anchor:middle" o:gfxdata="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" fillcolor="#8dd873 [1945]" strokecolor="white [3212]" strokeweight=".5pt">
+                <v:textbox>
+                  <w:txbxContent>
+                    <w:p>
+                      <w:pPr>
+                        <w:rPr>
+                          <w:lang w:val="vi-VN"/>
+                        </w:rPr>
+                      </w:pPr>
+                    </w:p>
+                  </w:txbxContent>
+                </v:textbox>
+                <w10:wrap anchorx="margin"/>
+              </v:rect>
+            </w:pict>
+          </mc:Fallback>
+        </mc:AlternateContent>
+      </w:r>
+      <w:r>
+        <w:rPr>
+          <w:noProof/>
+        </w:rPr>
+        <mc:AlternateContent>
+          <mc:Choice Requires="wps">
+            <w:drawing>
+              <wp:anchor distT="0" distB="0" distL="114300" distR="114300" simplePos="0" relativeHeight="251667456" behindDoc="0" locked="0" layoutInCell="1" allowOverlap="1" wp14:anchorId="0470758A" wp14:editId="6959E0E2">
+                <wp:simplePos x="0" y="0"/>
+                <wp:positionH relativeFrom="margin">
+                  <wp:posOffset>3072130</wp:posOffset>
+                </wp:positionH>
+                <wp:positionV relativeFrom="paragraph">
+                  <wp:posOffset>326243</wp:posOffset>
+                </wp:positionV>
+                <wp:extent cx="1737360" cy="640080"/>
+                <wp:effectExtent l="0" t="0" r="15240" b="26670"/>
+                <wp:wrapNone/>
+                <wp:docPr id="352550919" name="Rectangle: Rounded Corners 3"/>
+                <wp:cNvGraphicFramePr/>
+                <a:graphic xmlns:a="http://schemas.openxmlformats.org/drawingml/2006/main">
+                  <a:graphicData uri="http://schemas.microsoft.com/office/word/2010/wordprocessingShape">
+                    <wps:wsp>
+                      <wps:cNvSpPr/>
+                      <wps:spPr>
+                        <a:xfrm>
+                          <a:off x="0" y="0"/>
+                          <a:ext cx="1737360" cy="640080"/>
+                        </a:xfrm>
+                        <a:prstGeom prst="roundRect">
+                          <a:avLst/>
+                        </a:prstGeom>
+                        <a:ln>
+                          <a:solidFill>
+                            <a:schemeClr val="bg1"/>
+                          </a:solidFill>
+                        </a:ln>
+                      </wps:spPr>
+                      <wps:style>
+                        <a:lnRef idx="2">
+                          <a:schemeClr val="accent2"/>
+                        </a:lnRef>
+                        <a:fillRef idx="1">
+                          <a:schemeClr val="lt1"/>
+                        </a:fillRef>
+                        <a:effectRef idx="0">
+                          <a:schemeClr val="accent2"/>
+                        </a:effectRef>
+                        <a:fontRef idx="minor">
+                          <a:schemeClr val="dk1"/>
+                        </a:fontRef>
+                      </wps:style>
+                      <wps:txbx>
+                        <w:txbxContent>
+                          <w:p>
+                            <w:pPr>
+                              <w:jc w:val="center"/>
+                            </w:pPr>
+                            <w:r>
+                              <w:t>Kiểm tra, thẩm định và xử lý hồ sơ</w:t>
+                            </w:r>
+                          </w:p>
+                        </w:txbxContent>
+                      </wps:txbx>
+                      <wps:bodyPr rot="0" spcFirstLastPara="0" vertOverflow="overflow" horzOverflow="overflow" vert="horz" wrap="square" lIns="91440" tIns="45720" rIns="91440" bIns="45720" numCol="1" spcCol="0" rtlCol="0" fromWordArt="0" anchor="ctr" anchorCtr="0" forceAA="0" compatLnSpc="1">
+                        <a:prstTxWarp prst="textNoShape">
+                          <a:avLst/>
+                        </a:prstTxWarp>
+                        <a:noAutofit/>
+                      </wps:bodyPr>
+                    </wps:wsp>
+                  </a:graphicData>
+                </a:graphic>
+                <wp14:sizeRelH relativeFrom="margin">
+                  <wp14:pctWidth>0</wp14:pctWidth>
+                </wp14:sizeRelH>
+                <wp14:sizeRelV relativeFrom="margin">
+                  <wp14:pctHeight>0</wp14:pctHeight>
+                </wp14:sizeRelV>
+              </wp:anchor>
+            </w:drawing>
+          </mc:Choice>
+          <mc:Fallback>
+            <w:pict>
+              <v:roundrect w14:anchorId="0470758A" id="_x0000_s1032" style="position:absolute;margin-left:241.9pt;margin-top:25.7pt;width:136.8pt;height:50.4pt;z-index:251667456;visibility:visible;mso-wrap-style:square;mso-width-percent:0;mso-height-percent:0;mso-wrap-distance-left:9pt;mso-wrap-distance-top:0;mso-wrap-distance-right:9pt;mso-wrap-distance-bottom:0;mso-position-horizontal:absolute;mso-position-horizontal-relative:margin;mso-position-vertical:absolute;mso-position-vertical-relative:text;mso-width-percent:0;mso-height-percent:0;mso-width-relative:margin;mso-height-relative:margin;v-text-anchor:middle" arcsize="10923f" o:gfxdata="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" fillcolor="white [3201]" strokecolor="white [3212]" strokeweight="1pt">
+                <v:stroke joinstyle="miter"/>
+                <v:textbox>
+                  <w:txbxContent>
+                    <w:p>
+                      <w:pPr>
+                        <w:jc w:val="center"/>
+                      </w:pPr>
+                      <w:r>
+                        <w:t>Kiểm tra, thẩm định và xử lý hồ sơ</w:t>
+                      </w:r>
+                    </w:p>
+                  </w:txbxContent>
+                </v:textbox>
+                <w10:wrap anchorx="margin"/>
+              </v:roundrect>
+            </w:pict>
+          </mc:Fallback>
+        </mc:AlternateContent>
+      </w:r>
+      <w:r>
+        <w:rPr>
+          <w:noProof/>
+        </w:rPr>
+        <mc:AlternateContent>
+          <mc:Choice Requires="wps">
+            <w:drawing>
+              <wp:anchor distT="0" distB="0" distL="114300" distR="114300" simplePos="0" relativeHeight="251666432" behindDoc="0" locked="0" layoutInCell="1" allowOverlap="1" wp14:anchorId="38152F52" wp14:editId="1FC521E0">
+                <wp:simplePos x="0" y="0"/>
+                <wp:positionH relativeFrom="margin">
+                  <wp:posOffset>1201420</wp:posOffset>
+                </wp:positionH>
+                <wp:positionV relativeFrom="paragraph">
+                  <wp:posOffset>319258</wp:posOffset>
+                </wp:positionV>
+                <wp:extent cx="1737360" cy="640080"/>
+                <wp:effectExtent l="0" t="0" r="15240" b="26670"/>
+                <wp:wrapNone/>
+                <wp:docPr id="691225037" name="Rectangle: Rounded Corners 3"/>
+                <wp:cNvGraphicFramePr/>
+                <a:graphic xmlns:a="http://schemas.openxmlformats.org/drawingml/2006/main">
+                  <a:graphicData uri="http://schemas.microsoft.com/office/word/2010/wordprocessingShape">
+                    <wps:wsp>
+                      <wps:cNvSpPr/>
+                      <wps:spPr>
+                        <a:xfrm>
+                          <a:off x="0" y="0"/>
+                          <a:ext cx="1737360" cy="640080"/>
+                        </a:xfrm>
+                        <a:prstGeom prst="roundRect">
+                          <a:avLst/>
+                        </a:prstGeom>
+                        <a:ln>
+                          <a:solidFill>
+                            <a:schemeClr val="bg1"/>
+                          </a:solidFill>
+                        </a:ln>
+                      </wps:spPr>
+                      <wps:style>
+                        <a:lnRef idx="2">
+                          <a:schemeClr val="accent2"/>
+                        </a:lnRef>
+                        <a:fillRef idx="1">
+                          <a:schemeClr val="lt1"/>
+                        </a:fillRef>
+                        <a:effectRef idx="0">
+                          <a:schemeClr val="accent2"/>
+                        </a:effectRef>
+                        <a:fontRef idx="minor">
+                          <a:schemeClr val="dk1"/>
+                        </a:fontRef>
+                      </wps:style>
+                      <wps:txbx>
+                        <w:txbxContent>
+                          <w:p>
+                            <w:pPr>
+                              <w:jc w:val="center"/>
+                              <w:rPr>
+                                <w:szCs w:val="26"/>
+                              </w:rPr>
+                            </w:pPr>
+                            <w:r>
+                              <w:rPr>
+                                <w:szCs w:val="26"/>
+                              </w:rPr>
+                              <w:t xml:space="preserve">Tiếp </w:t>
+                            </w:r>
+                            <w:r>
+                              <w:rPr>
+                                <w:lang w:val="vi-VN"/>
+                              </w:rPr>
+                              <w:t>nhận</w:t>
+                            </w:r>
+                            <w:r>
+                              <w:rPr>
+                                <w:szCs w:val="26"/>
+                              </w:rPr>
+                              <w:t xml:space="preserve"> hồ sơ</w:t>
+                            </w:r>
+                          </w:p>
+                        </w:txbxContent>
+                      </wps:txbx>
+                      <wps:bodyPr rot="0" spcFirstLastPara="0" vertOverflow="overflow" horzOverflow="overflow" vert="horz" wrap="square" lIns="91440" tIns="45720" rIns="91440" bIns="45720" numCol="1" spcCol="0" rtlCol="0" fromWordArt="0" anchor="ctr" anchorCtr="0" forceAA="0" compatLnSpc="1">
+                        <a:prstTxWarp prst="textNoShape">
+                          <a:avLst/>
+                        </a:prstTxWarp>
+                        <a:noAutofit/>
+                      </wps:bodyPr>
+                    </wps:wsp>
+                  </a:graphicData>
+                </a:graphic>
+                <wp14:sizeRelH relativeFrom="margin">
+                  <wp14:pctWidth>0</wp14:pctWidth>
+                </wp14:sizeRelH>
+                <wp14:sizeRelV relativeFrom="margin">
+                  <wp14:pctHeight>0</wp14:pctHeight>
+                </wp14:sizeRelV>
+              </wp:anchor>
+            </w:drawing>
+          </mc:Choice>
+          <mc:Fallback>
+            <w:pict>
+              <v:roundrect w14:anchorId="38152F52" id="_x0000_s1033" style="position:absolute;margin-left:94.6pt;margin-top:25.15pt;width:136.8pt;height:50.4pt;z-index:251666432;visibility:visible;mso-wrap-style:square;mso-width-percent:0;mso-height-percent:0;mso-wrap-distance-left:9pt;mso-wrap-distance-top:0;mso-wrap-distance-right:9pt;mso-wrap-distance-bottom:0;mso-position-horizontal:absolute;mso-position-horizontal-relative:margin;mso-position-vertical:absolute;mso-position-vertical-relative:text;mso-width-percent:0;mso-height-percent:0;mso-width-relative:margin;mso-height-relative:margin;v-text-anchor:middle" arcsize="10923f" o:gfxdata="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" fillcolor="white [3201]" strokecolor="white [3212]" strokeweight="1pt">
+                <v:stroke joinstyle="miter"/>
+                <v:textbox>
+                  <w:txbxContent>
+                    <w:p>
+                      <w:pPr>
+                        <w:jc w:val="center"/>
+                        <w:rPr>
+                          <w:szCs w:val="26"/>
+                        </w:rPr>
+                      </w:pPr>
+                      <w:r>
+                        <w:rPr>
+                          <w:szCs w:val="26"/>
+                        </w:rPr>
+                        <w:t xml:space="preserve">Tiếp </w:t>
+                      </w:r>
+                      <w:r>
+                        <w:rPr>
+                          <w:lang w:val="vi-VN"/>
+                        </w:rPr>
+                        <w:t>nhận</w:t>
+                      </w:r>
+                      <w:r>
+                        <w:rPr>
+                          <w:szCs w:val="26"/>
+                        </w:rPr>
+                        <w:t xml:space="preserve"> hồ sơ</w:t>
+                      </w:r>
+                    </w:p>
+                  </w:txbxContent>
+                </v:textbox>
+                <w10:wrap anchorx="margin"/>
+              </v:roundrect>
+            </w:pict>
+          </mc:Fallback>
+        </mc:AlternateContent>
+      </w:r>
+    </w:p>
+    <w:p/>
+    <w:p/>
+    <w:p>
+      <w:r>
+        <w:rPr>
+          <w:noProof/>
+        </w:rPr>
+        <mc:AlternateContent>
+          <mc:Choice Requires="wps">
+            <w:drawing>
+              <wp:anchor distT="0" distB="0" distL="114300" distR="114300" simplePos="0" relativeHeight="251672576" behindDoc="0" locked="0" layoutInCell="1" allowOverlap="1" wp14:anchorId="68B153FB" wp14:editId="75EFBA91">
+                <wp:simplePos x="0" y="0"/>
+                <wp:positionH relativeFrom="margin">
+                  <wp:posOffset>3053715</wp:posOffset>
+                </wp:positionH>
+                <wp:positionV relativeFrom="paragraph">
+                  <wp:posOffset>18268</wp:posOffset>
+                </wp:positionV>
+                <wp:extent cx="1737360" cy="822960"/>
+                <wp:effectExtent l="0" t="0" r="15240" b="15240"/>
+                <wp:wrapNone/>
+                <wp:docPr id="1735470953" name="Rectangle: Rounded Corners 3"/>
+                <wp:cNvGraphicFramePr/>
+                <a:graphic xmlns:a="http://schemas.openxmlformats.org/drawingml/2006/main">
+                  <a:graphicData uri="http://schemas.microsoft.com/office/word/2010/wordprocessingShape">
+                    <wps:wsp>
+                      <wps:cNvSpPr/>
+                      <wps:spPr>
+                        <a:xfrm>
+                          <a:off x="0" y="0"/>
+                          <a:ext cx="1737360" cy="822960"/>
+                        </a:xfrm>
+                        <a:prstGeom prst="roundRect">
+                          <a:avLst/>
+                        </a:prstGeom>
+                        <a:ln>
+                          <a:solidFill>
+                            <a:schemeClr val="bg1"/>
+                          </a:solidFill>
+                        </a:ln>
+                      </wps:spPr>
+                      <wps:style>
+                        <a:lnRef idx="2">
+                          <a:schemeClr val="accent2"/>
+                        </a:lnRef>
+                        <a:fillRef idx="1">
+                          <a:schemeClr val="lt1"/>
+                        </a:fillRef>
+                        <a:effectRef idx="0">
+                          <a:schemeClr val="accent2"/>
+                        </a:effectRef>
+                        <a:fontRef idx="minor">
+                          <a:schemeClr val="dk1"/>
+                        </a:fontRef>
+                      </wps:style>
+                      <wps:txbx>
+                        <w:txbxContent>
+                          <w:p>
+                            <w:pPr>
+                              <w:jc w:val="center"/>
+                              <w:rPr>
+                                <w:szCs w:val="26"/>
+                                <w:lang w:val="vi-VN"/>
+                              </w:rPr>
+                            </w:pPr>
+                            <w:r>
+                              <w:rPr>
+                                <w:szCs w:val="26"/>
+                              </w:rPr>
+                              <w:t>Trả kết quả và thông báo cho công dân, doanh nghiệp</w:t>
+                            </w:r>
+                          </w:p>
+                        </w:txbxContent>
+                      </wps:txbx>
+                      <wps:bodyPr rot="0" spcFirstLastPara="0" vertOverflow="overflow" horzOverflow="overflow" vert="horz" wrap="square" lIns="91440" tIns="45720" rIns="91440" bIns="45720" numCol="1" spcCol="0" rtlCol="0" fromWordArt="0" anchor="ctr" anchorCtr="0" forceAA="0" compatLnSpc="1">
+                        <a:prstTxWarp prst="textNoShape">
+                          <a:avLst/>
+                        </a:prstTxWarp>
+                        <a:noAutofit/>
+                      </wps:bodyPr>
+                    </wps:wsp>
+                  </a:graphicData>
+                </a:graphic>
+                <wp14:sizeRelH relativeFrom="margin">
+                  <wp14:pctWidth>0</wp14:pctWidth>
+                </wp14:sizeRelH>
+                <wp14:sizeRelV relativeFrom="margin">
+                  <wp14:pctHeight>0</wp14:pctHeight>
+                </wp14:sizeRelV>
+              </wp:anchor>
+            </w:drawing>
+          </mc:Choice>
+          <mc:Fallback>
+            <w:pict>
+              <v:roundrect w14:anchorId="68B153FB" id="_x0000_s1034" style="position:absolute;margin-left:240.45pt;margin-top:1.45pt;width:136.8pt;height:64.8pt;z-index:251672576;visibility:visible;mso-wrap-style:square;mso-width-percent:0;mso-height-percent:0;mso-wrap-distance-left:9pt;mso-wrap-distance-top:0;mso-wrap-distance-right:9pt;mso-wrap-distance-bottom:0;mso-position-horizontal:absolute;mso-position-horizontal-relative:margin;mso-position-vertical:absolute;mso-position-vertical-relative:text;mso-width-percent:0;mso-height-percent:0;mso-width-relative:margin;mso-height-relative:margin;v-text-anchor:middle" arcsize="10923f" o:gfxdata="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" fillcolor="white [3201]" strokecolor="white [3212]" strokeweight="1pt">
+                <v:stroke joinstyle="miter"/>
+                <v:textbox>
+                  <w:txbxContent>
+                    <w:p>
+                      <w:pPr>
+                        <w:jc w:val="center"/>
+                        <w:rPr>
+                          <w:szCs w:val="26"/>
+                          <w:lang w:val="vi-VN"/>
+                        </w:rPr>
+                      </w:pPr>
+                      <w:r>
+                        <w:rPr>
+                          <w:szCs w:val="26"/>
+                        </w:rPr>
+                        <w:t>Trả kết quả và thông báo cho công dân, doanh nghiệp</w:t>
+                      </w:r>
+                    </w:p>
+                  </w:txbxContent>
+                </v:textbox>
+                <w10:wrap anchorx="margin"/>
+              </v:roundrect>
+            </w:pict>
+          </mc:Fallback>
+        </mc:AlternateContent>
+      </w:r>
+      <w:r>
+        <w:rPr>
+          <w:noProof/>
+        </w:rPr>
+        <mc:AlternateContent>
+          <mc:Choice Requires="wps">
+            <w:drawing>
+              <wp:anchor distT="0" distB="0" distL="114300" distR="114300" simplePos="0" relativeHeight="251668480" behindDoc="0" locked="0" layoutInCell="1" allowOverlap="1" wp14:anchorId="08D54C95" wp14:editId="79E7A600">
+                <wp:simplePos x="0" y="0"/>
+                <wp:positionH relativeFrom="margin">
+                  <wp:posOffset>1200150</wp:posOffset>
+                </wp:positionH>
+                <wp:positionV relativeFrom="paragraph">
+                  <wp:posOffset>10013</wp:posOffset>
+                </wp:positionV>
+                <wp:extent cx="1737360" cy="822960"/>
+                <wp:effectExtent l="0" t="0" r="15240" b="15240"/>
+                <wp:wrapNone/>
+                <wp:docPr id="1794086499" name="Rectangle: Rounded Corners 3"/>
+                <wp:cNvGraphicFramePr/>
+                <a:graphic xmlns:a="http://schemas.openxmlformats.org/drawingml/2006/main">
+                  <a:graphicData uri="http://schemas.microsoft.com/office/word/2010/wordprocessingShape">
+                    <wps:wsp>
+                      <wps:cNvSpPr/>
+                      <wps:spPr>
+                        <a:xfrm>
+                          <a:off x="0" y="0"/>
+                          <a:ext cx="1737360" cy="822960"/>
+                        </a:xfrm>
+                        <a:prstGeom prst="roundRect">
+                          <a:avLst/>
+                        </a:prstGeom>
+                        <a:ln>
+                          <a:solidFill>
+                            <a:schemeClr val="bg1"/>
+                          </a:solidFill>
+                        </a:ln>
+                      </wps:spPr>
+                      <wps:style>
+                        <a:lnRef idx="2">
+                          <a:schemeClr val="accent2"/>
+                        </a:lnRef>
+                        <a:fillRef idx="1">
+                          <a:schemeClr val="lt1"/>
+                        </a:fillRef>
+                        <a:effectRef idx="0">
+                          <a:schemeClr val="accent2"/>
+                        </a:effectRef>
+                        <a:fontRef idx="minor">
+                          <a:schemeClr val="dk1"/>
+                        </a:fontRef>
+                      </wps:style>
+                      <wps:txbx>
+                        <w:txbxContent>
+                          <w:p>
+                            <w:pPr>
+                              <w:jc w:val="center"/>
+                            </w:pPr>
+                            <w:r>
+                              <w:t>Phê duyệt và ban hành kết quả</w:t>
+                            </w:r>
+                          </w:p>
+                        </w:txbxContent>
+                      </wps:txbx>
+                      <wps:bodyPr rot="0" spcFirstLastPara="0" vertOverflow="overflow" horzOverflow="overflow" vert="horz" wrap="square" lIns="91440" tIns="45720" rIns="91440" bIns="45720" numCol="1" spcCol="0" rtlCol="0" fromWordArt="0" anchor="ctr" anchorCtr="0" forceAA="0" compatLnSpc="1">
+                        <a:prstTxWarp prst="textNoShape">
+                          <a:avLst/>
+                        </a:prstTxWarp>
+                        <a:noAutofit/>
+                      </wps:bodyPr>
+                    </wps:wsp>
+                  </a:graphicData>
+                </a:graphic>
+                <wp14:sizeRelH relativeFrom="margin">
+                  <wp14:pctWidth>0</wp14:pctWidth>
+                </wp14:sizeRelH>
+                <wp14:sizeRelV relativeFrom="margin">
+                  <wp14:pctHeight>0</wp14:pctHeight>
+                </wp14:sizeRelV>
+              </wp:anchor>
+            </w:drawing>
+          </mc:Choice>
+          <mc:Fallback>
+            <w:pict>
+              <v:roundrect w14:anchorId="08D54C95" id="_x0000_s1035" style="position:absolute;margin-left:94.5pt;margin-top:.8pt;width:136.8pt;height:64.8pt;z-index:251668480;visibility:visible;mso-wrap-style:square;mso-width-percent:0;mso-height-percent:0;mso-wrap-distance-left:9pt;mso-wrap-distance-top:0;mso-wrap-distance-right:9pt;mso-wrap-distance-bottom:0;mso-position-horizontal:absolute;mso-position-horizontal-relative:margin;mso-position-vertical:absolute;mso-position-vertical-relative:text;mso-width-percent:0;mso-height-percent:0;mso-width-relative:margin;mso-height-relative:margin;v-text-anchor:middle" arcsize="10923f" o:gfxdata="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" fillcolor="white [3201]" strokecolor="white [3212]" strokeweight="1pt">
+                <v:stroke joinstyle="miter"/>
+                <v:textbox>
+                  <w:txbxContent>
+                    <w:p>
+                      <w:pPr>
+                        <w:jc w:val="center"/>
+                      </w:pPr>
+                      <w:r>
+                        <w:t>Phê duyệt và ban hành kết quả</w:t>
+                      </w:r>
+                    </w:p>
+                  </w:txbxContent>
+                </v:textbox>
+                <w10:wrap anchorx="margin"/>
+              </v:roundrect>
+            </w:pict>
+          </mc:Fallback>
+        </mc:AlternateContent>
+      </w:r>
+    </w:p>
+    <w:p/>
+    <w:p>
+      <w:r>
+        <w:rPr>
+          <w:noProof/>
+        </w:rPr>
+        <mc:AlternateContent>
+          <mc:Choice Requires="wps">
+            <w:drawing>
+              <wp:anchor distT="0" distB="0" distL="114300" distR="114300" simplePos="0" relativeHeight="251669504" behindDoc="0" locked="0" layoutInCell="1" allowOverlap="1" wp14:anchorId="46D83ED8" wp14:editId="70EFAD39">
+                <wp:simplePos x="0" y="0"/>
+                <wp:positionH relativeFrom="margin">
+                  <wp:posOffset>-227721</wp:posOffset>
+                </wp:positionH>
+                <wp:positionV relativeFrom="paragraph">
+                  <wp:posOffset>394140</wp:posOffset>
+                </wp:positionV>
+                <wp:extent cx="6449971" cy="1776046"/>
+                <wp:effectExtent l="0" t="0" r="27305" b="15240"/>
+                <wp:wrapNone/>
+                <wp:docPr id="960593857" name="Rectangle 15"/>
+                <wp:cNvGraphicFramePr/>
+                <a:graphic xmlns:a="http://schemas.openxmlformats.org/drawingml/2006/main">
+                  <a:graphicData uri="http://schemas.microsoft.com/office/word/2010/wordprocessingShape">
+                    <wps:wsp>
+                      <wps:cNvSpPr/>
+                      <wps:spPr>
+                        <a:xfrm>
+                          <a:off x="0" y="0"/>
+                          <a:ext cx="6449971" cy="1776046"/>
+                        </a:xfrm>
+                        <a:prstGeom prst="rect">
+                          <a:avLst/>
+                        </a:prstGeom>
+                        <a:solidFill>
+                          <a:schemeClr val="tx2">
+                            <a:lumMod val="50000"/>
+                            <a:lumOff val="50000"/>
+                          </a:schemeClr>
+                        </a:solidFill>
+                        <a:ln w="9525" cap="flat" cmpd="sng" algn="ctr">
+                          <a:solidFill>
+                            <a:schemeClr val="bg1"/>
+                          </a:solidFill>
+                          <a:prstDash val="solid"/>
+                          <a:round/>
+                          <a:headEnd type="none" w="med" len="med"/>
+                          <a:tailEnd type="none" w="med" len="med"/>
+                        </a:ln>
+                      </wps:spPr>
+                      <wps:style>
+                        <a:lnRef idx="0">
+                          <a:scrgbClr r="0" g="0" b="0"/>
+                        </a:lnRef>
+                        <a:fillRef idx="0">
+                          <a:scrgbClr r="0" g="0" b="0"/>
+                        </a:fillRef>
+                        <a:effectRef idx="0">
+                          <a:scrgbClr r="0" g="0" b="0"/>
+                        </a:effectRef>
+                        <a:fontRef idx="minor">
+                          <a:schemeClr val="accent6"/>
+                        </a:fontRef>
+                      </wps:style>
+                      <wps:txbx>
+                        <w:txbxContent>
+                          <w:p>
+                            <w:pPr>
+                              <w:rPr>
+                                <w:lang w:val="vi-VN"/>
+                              </w:rPr>
+                            </w:pPr>
+                          </w:p>
+                        </w:txbxContent>
+                      </wps:txbx>
+                      <wps:bodyPr rot="0" spcFirstLastPara="0" vertOverflow="overflow" horzOverflow="overflow" vert="horz" wrap="square" lIns="91440" tIns="45720" rIns="91440" bIns="45720" numCol="1" spcCol="0" rtlCol="0" fromWordArt="0" anchor="ctr" anchorCtr="0" forceAA="0" compatLnSpc="1">
+                        <a:prstTxWarp prst="textNoShape">
+                          <a:avLst/>
+                        </a:prstTxWarp>
+                        <a:noAutofit/>
+                      </wps:bodyPr>
+                    </wps:wsp>
+                  </a:graphicData>
+                </a:graphic>
+                <wp14:sizeRelH relativeFrom="margin">
+                  <wp14:pctWidth>0</wp14:pctWidth>
+                </wp14:sizeRelH>
+                <wp14:sizeRelV relativeFrom="margin">
+                  <wp14:pctHeight>0</wp14:pctHeight>
+                </wp14:sizeRelV>
+              </wp:anchor>
+            </w:drawing>
+          </mc:Choice>
+          <mc:Fallback>
+            <w:pict>
+              <v:rect w14:anchorId="46D83ED8" id="Rectangle 15" o:spid="_x0000_s1036" style="position:absolute;margin-left:-17.95pt;margin-top:31.05pt;width:507.85pt;height:139.85pt;z-index:251669504;visibility:visible;mso-wrap-style:square;mso-width-percent:0;mso-height-percent:0;mso-wrap-distance-left:9pt;mso-wrap-distance-top:0;mso-wrap-distance-right:9pt;mso-wrap-distance-bottom:0;mso-position-horizontal:absolute;mso-position-horizontal-relative:margin;mso-position-vertical:absolute;mso-position-vertical-relative:text;mso-width-percent:0;mso-height-percent:0;mso-width-relative:margin;mso-height-relative:margin;v-text-anchor:middle" o:gfxdata="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" fillcolor="#4e95d9 [1631]" strokecolor="white [3212]">
+                <v:stroke joinstyle="round"/>
+                <v:textbox>
+                  <w:txbxContent>
+                    <w:p>
+                      <w:pPr>
+                        <w:rPr>
+                          <w:lang w:val="vi-VN"/>
+                        </w:rPr>
+                      </w:pPr>
+                    </w:p>
+                  </w:txbxContent>
+                </v:textbox>
+                <w10:wrap anchorx="margin"/>
+              </v:rect>
+            </w:pict>
+          </mc:Fallback>
+        </mc:AlternateContent>
+      </w:r>
+      <w:r>
+        <w:rPr>
+          <w:noProof/>
+        </w:rPr>
+        <mc:AlternateContent>
+          <mc:Choice Requires="wps">
+            <w:drawing>
+              <wp:anchor distT="0" distB="0" distL="114300" distR="114300" simplePos="0" relativeHeight="251673600" behindDoc="0" locked="0" layoutInCell="1" allowOverlap="1" wp14:anchorId="35D54BDC" wp14:editId="52CBFCFB">
+                <wp:simplePos x="0" y="0"/>
+                <wp:positionH relativeFrom="margin">
+                  <wp:align>left</wp:align>
+                </wp:positionH>
+                <wp:positionV relativeFrom="paragraph">
+                  <wp:posOffset>76200</wp:posOffset>
+                </wp:positionV>
+                <wp:extent cx="1630018" cy="333402"/>
+                <wp:effectExtent l="0" t="0" r="0" b="9525"/>
+                <wp:wrapNone/>
+                <wp:docPr id="2043379787" name="Rectangle 9"/>
+                <wp:cNvGraphicFramePr/>
+                <a:graphic xmlns:a="http://schemas.openxmlformats.org/drawingml/2006/main">
+                  <a:graphicData uri="http://schemas.microsoft.com/office/word/2010/wordprocessingShape">
+                    <wps:wsp>
+                      <wps:cNvSpPr/>
+                      <wps:spPr>
+                        <a:xfrm>
+                          <a:off x="0" y="0"/>
+                          <a:ext cx="1630018" cy="333402"/>
+                        </a:xfrm>
+                        <a:prstGeom prst="rect">
+                          <a:avLst/>
+                        </a:prstGeom>
+                        <a:noFill/>
+                        <a:ln>
+                          <a:noFill/>
+                        </a:ln>
+                      </wps:spPr>
+                      <wps:style>
+                        <a:lnRef idx="0">
+                          <a:scrgbClr r="0" g="0" b="0"/>
+                        </a:lnRef>
+                        <a:fillRef idx="0">
+                          <a:scrgbClr r="0" g="0" b="0"/>
+                        </a:fillRef>
+                        <a:effectRef idx="0">
+                          <a:scrgbClr r="0" g="0" b="0"/>
+                        </a:effectRef>
+                        <a:fontRef idx="minor">
+                          <a:schemeClr val="accent2"/>
+                        </a:fontRef>
+                      </wps:style>
+                      <wps:txbx>
+                        <w:txbxContent>
+                          <w:p>
+                            <w:pPr>
+                              <w:rPr>
+                                <w:b/>
+                                <w:bCs/>
+                                <w:color w:val="FFFFFF" w:themeColor="background1"/>
+                              </w:rPr>
+                            </w:pPr>
+                            <w:r>
+                              <w:rPr>
+                                <w:b/>
+                                <w:bCs/>
+                                <w:color w:val="FFFFFF" w:themeColor="background1"/>
+                              </w:rPr>
+                              <w:t>Quy trình cốt lõi</w:t>
+                            </w:r>
+                          </w:p>
+                        </w:txbxContent>
+                      </wps:txbx>
+                      <wps:bodyPr rot="0" spcFirstLastPara="0" vertOverflow="overflow" horzOverflow="overflow" vert="horz" wrap="square" lIns="91440" tIns="45720" rIns="91440" bIns="45720" numCol="1" spcCol="0" rtlCol="0" fromWordArt="0" anchor="ctr" anchorCtr="0" forceAA="0" compatLnSpc="1">
+                        <a:prstTxWarp prst="textNoShape">
+                          <a:avLst/>
+                        </a:prstTxWarp>
+                        <a:noAutofit/>
+                      </wps:bodyPr>
+                    </wps:wsp>
+                  </a:graphicData>
+                </a:graphic>
+                <wp14:sizeRelH relativeFrom="margin">
+                  <wp14:pctWidth>0</wp14:pctWidth>
+                </wp14:sizeRelH>
+                <wp14:sizeRelV relativeFrom="margin">
+                  <wp14:pctHeight>0</wp14:pctHeight>
+                </wp14:sizeRelV>
+              </wp:anchor>
+            </w:drawing>
+          </mc:Choice>
+          <mc:Fallback>
+            <w:pict>
+              <v:rect w14:anchorId="35D54BDC" id="_x0000_s1037" style="position:absolute;margin-left:0;margin-top:6pt;width:128.35pt;height:26.25pt;z-index:251673600;visibility:visible;mso-wrap-style:square;mso-width-percent:0;mso-height-percent:0;mso-wrap-distance-left:9pt;mso-wrap-distance-top:0;mso-wrap-distance-right:9pt;mso-wrap-distance-bottom:0;mso-position-horizontal:left;mso-position-horizontal-relative:margin;mso-position-vertical:absolute;mso-position-vertical-relative:text;mso-width-percent:0;mso-height-percent:0;mso-width-relative:margin;mso-height-relative:margin;v-text-anchor:middle" o:gfxdata="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" filled="f" stroked="f">
+                <v:textbox>
+                  <w:txbxContent>
+                    <w:p>
+                      <w:pPr>
+                        <w:rPr>
+                          <w:b/>
+                          <w:bCs/>
+                          <w:color w:val="FFFFFF" w:themeColor="background1"/>
+                        </w:rPr>
+                      </w:pPr>
+                      <w:r>
+                        <w:rPr>
+                          <w:b/>
+                          <w:bCs/>
+                          <w:color w:val="FFFFFF" w:themeColor="background1"/>
+                        </w:rPr>
+                        <w:t>Quy trình cốt lõi</w:t>
+                      </w:r>
+                    </w:p>
+                  </w:txbxContent>
+                </v:textbox>
+                <w10:wrap anchorx="margin"/>
+              </v:rect>
+            </w:pict>
+          </mc:Fallback>
+        </mc:AlternateContent>
+      </w:r>
+    </w:p>
+    <w:p>
+      <w:r>
+        <w:rPr>
+          <w:noProof/>
+        </w:rPr>
+        <mc:AlternateContent>
+          <mc:Choice Requires="wps">
+            <w:drawing>
+              <wp:anchor distT="0" distB="0" distL="114300" distR="114300" simplePos="0" relativeHeight="251676672" behindDoc="0" locked="0" layoutInCell="1" allowOverlap="1" wp14:anchorId="76B4FCA7" wp14:editId="184D79D9">
+                <wp:simplePos x="0" y="0"/>
+                <wp:positionH relativeFrom="margin">
+                  <wp:posOffset>175651</wp:posOffset>
+                </wp:positionH>
+                <wp:positionV relativeFrom="paragraph">
+                  <wp:posOffset>171645</wp:posOffset>
+                </wp:positionV>
+                <wp:extent cx="1737360" cy="640080"/>
+                <wp:effectExtent l="0" t="0" r="15240" b="26670"/>
+                <wp:wrapNone/>
+                <wp:docPr id="331428361" name="Rectangle: Rounded Corners 3"/>
+                <wp:cNvGraphicFramePr/>
+                <a:graphic xmlns:a="http://schemas.openxmlformats.org/drawingml/2006/main">
+                  <a:graphicData uri="http://schemas.microsoft.com/office/word/2010/wordprocessingShape">
+                    <wps:wsp>
+                      <wps:cNvSpPr/>
+                      <wps:spPr>
+                        <a:xfrm>
+                          <a:off x="0" y="0"/>
+                          <a:ext cx="1737360" cy="640080"/>
+                        </a:xfrm>
+                        <a:prstGeom prst="roundRect">
+                          <a:avLst/>
+                        </a:prstGeom>
+                        <a:solidFill>
+                          <a:schemeClr val="bg1"/>
+                        </a:solidFill>
+                        <a:ln>
+                          <a:solidFill>
+                            <a:schemeClr val="bg1"/>
+                          </a:solidFill>
+                        </a:ln>
+                      </wps:spPr>
+                      <wps:style>
+                        <a:lnRef idx="2">
+                          <a:schemeClr val="accent2"/>
+                        </a:lnRef>
+                        <a:fillRef idx="1">
+                          <a:schemeClr val="lt1"/>
+                        </a:fillRef>
+                        <a:effectRef idx="0">
+                          <a:schemeClr val="accent2"/>
+                        </a:effectRef>
+                        <a:fontRef idx="minor">
+                          <a:schemeClr val="dk1"/>
+                        </a:fontRef>
+                      </wps:style>
+                      <wps:txbx>
+                        <w:txbxContent>
+                          <w:p>
+                            <w:pPr>
+                              <w:spacing w:after="120" w:line="240" w:lineRule="auto"/>
+                              <w:jc w:val="center"/>
+                              <w:rPr>
+                                <w:rFonts w:eastAsiaTheme="majorEastAsia" w:cstheme="majorBidi"/>
+                                <w:szCs w:val="26"/>
+                              </w:rPr>
+                            </w:pPr>
+                            <w:r>
+                              <w:rPr>
+                                <w:rFonts w:eastAsiaTheme="majorEastAsia" w:cstheme="majorBidi"/>
+                                <w:szCs w:val="26"/>
+                              </w:rPr>
+                              <w:t xml:space="preserve">Hỗ trợ, tiếp nhận phản ánh và kiến nghị </w:t>
+                            </w:r>
+                          </w:p>
+                          <w:p>
+                            <w:pPr>
+                              <w:jc w:val="center"/>
+                            </w:pPr>
+                          </w:p>
+                        </w:txbxContent>
+                      </wps:txbx>
+                      <wps:bodyPr rot="0" spcFirstLastPara="0" vertOverflow="overflow" horzOverflow="overflow" vert="horz" wrap="square" lIns="91440" tIns="45720" rIns="91440" bIns="45720" numCol="1" spcCol="0" rtlCol="0" fromWordArt="0" anchor="ctr" anchorCtr="0" forceAA="0" compatLnSpc="1">
+                        <a:prstTxWarp prst="textNoShape">
+                          <a:avLst/>
+                        </a:prstTxWarp>
+                        <a:noAutofit/>
+                      </wps:bodyPr>
+                    </wps:wsp>
+                  </a:graphicData>
+                </a:graphic>
+                <wp14:sizeRelH relativeFrom="margin">
+                  <wp14:pctWidth>0</wp14:pctWidth>
+                </wp14:sizeRelH>
+                <wp14:sizeRelV relativeFrom="margin">
+                  <wp14:pctHeight>0</wp14:pctHeight>
+                </wp14:sizeRelV>
+              </wp:anchor>
+            </w:drawing>
+          </mc:Choice>
+          <mc:Fallback>
+            <w:pict>
+              <v:roundrect w14:anchorId="76B4FCA7" id="_x0000_s1038" style="position:absolute;margin-left:13.85pt;margin-top:13.5pt;width:136.8pt;height:50.4pt;z-index:251676672;visibility:visible;mso-wrap-style:square;mso-width-percent:0;mso-height-percent:0;mso-wrap-distance-left:9pt;mso-wrap-distance-top:0;mso-wrap-distance-right:9pt;mso-wrap-distance-bottom:0;mso-position-horizontal:absolute;mso-position-horizontal-relative:margin;mso-position-vertical:absolute;mso-position-vertical-relative:text;mso-width-percent:0;mso-height-percent:0;mso-width-relative:margin;mso-height-relative:margin;v-text-anchor:middle" arcsize="10923f" o:gfxdata="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" fillcolor="white [3212]" strokecolor="white [3212]" strokeweight="1pt">
+                <v:stroke joinstyle="miter"/>
+                <v:textbox>
+                  <w:txbxContent>
+                    <w:p>
+                      <w:pPr>
+                        <w:spacing w:after="120" w:line="240" w:lineRule="auto"/>
+                        <w:jc w:val="center"/>
+                        <w:rPr>
+                          <w:rFonts w:eastAsiaTheme="majorEastAsia" w:cstheme="majorBidi"/>
+                          <w:szCs w:val="26"/>
+                        </w:rPr>
+                      </w:pPr>
+                      <w:r>
+                        <w:rPr>
+                          <w:rFonts w:eastAsiaTheme="majorEastAsia" w:cstheme="majorBidi"/>
+                          <w:szCs w:val="26"/>
+                        </w:rPr>
+                        <w:t xml:space="preserve">Hỗ trợ, tiếp nhận phản ánh và kiến nghị </w:t>
+                      </w:r>
+                    </w:p>
+                    <w:p>
+                      <w:pPr>
+                        <w:jc w:val="center"/>
+                      </w:pPr>
+                    </w:p>
+                  </w:txbxContent>
+                </v:textbox>
+                <w10:wrap anchorx="margin"/>
+              </v:roundrect>
+            </w:pict>
+          </mc:Fallback>
+        </mc:AlternateContent>
+      </w:r>
+      <w:r>
+        <w:rPr>
+          <w:noProof/>
+        </w:rPr>
+        <mc:AlternateContent>
+          <mc:Choice Requires="wps">
+            <w:drawing>
+              <wp:anchor distT="0" distB="0" distL="114300" distR="114300" simplePos="0" relativeHeight="251677696" behindDoc="0" locked="0" layoutInCell="1" allowOverlap="1" wp14:anchorId="6F4831F3" wp14:editId="3FB1395A">
+                <wp:simplePos x="0" y="0"/>
+                <wp:positionH relativeFrom="margin">
+                  <wp:posOffset>4068152</wp:posOffset>
+                </wp:positionH>
+                <wp:positionV relativeFrom="paragraph">
+                  <wp:posOffset>171450</wp:posOffset>
+                </wp:positionV>
+                <wp:extent cx="1737360" cy="640080"/>
+                <wp:effectExtent l="0" t="0" r="15240" b="26670"/>
+                <wp:wrapNone/>
+                <wp:docPr id="1331294109" name="Rectangle: Rounded Corners 3"/>
+                <wp:cNvGraphicFramePr/>
+                <a:graphic xmlns:a="http://schemas.openxmlformats.org/drawingml/2006/main">
+                  <a:graphicData uri="http://schemas.microsoft.com/office/word/2010/wordprocessingShape">
+                    <wps:wsp>
+                      <wps:cNvSpPr/>
+                      <wps:spPr>
+                        <a:xfrm>
+                          <a:off x="0" y="0"/>
+                          <a:ext cx="1737360" cy="640080"/>
+                        </a:xfrm>
+                        <a:prstGeom prst="roundRect">
+                          <a:avLst/>
+                        </a:prstGeom>
+                        <a:ln>
+                          <a:solidFill>
+                            <a:schemeClr val="bg1"/>
+                          </a:solidFill>
+                        </a:ln>
+                      </wps:spPr>
+                      <wps:style>
+                        <a:lnRef idx="2">
+                          <a:schemeClr val="accent2"/>
+                        </a:lnRef>
+                        <a:fillRef idx="1">
+                          <a:schemeClr val="lt1"/>
+                        </a:fillRef>
+                        <a:effectRef idx="0">
+                          <a:schemeClr val="accent2"/>
+                        </a:effectRef>
+                        <a:fontRef idx="minor">
+                          <a:schemeClr val="dk1"/>
+                        </a:fontRef>
+                      </wps:style>
+                      <wps:txbx>
+                        <w:txbxContent>
+                          <w:p>
+                            <w:pPr>
+                              <w:jc w:val="center"/>
+                            </w:pPr>
+                            <w:r>
+                              <w:t>Quản lý văn bản và ký số</w:t>
+                            </w:r>
+                          </w:p>
+                        </w:txbxContent>
+                      </wps:txbx>
+                      <wps:bodyPr rot="0" spcFirstLastPara="0" vertOverflow="overflow" horzOverflow="overflow" vert="horz" wrap="square" lIns="91440" tIns="45720" rIns="91440" bIns="45720" numCol="1" spcCol="0" rtlCol="0" fromWordArt="0" anchor="ctr" anchorCtr="0" forceAA="0" compatLnSpc="1">
+                        <a:prstTxWarp prst="textNoShape">
+                          <a:avLst/>
+                        </a:prstTxWarp>
+                        <a:noAutofit/>
+                      </wps:bodyPr>
+                    </wps:wsp>
+                  </a:graphicData>
+                </a:graphic>
+                <wp14:sizeRelH relativeFrom="margin">
+                  <wp14:pctWidth>0</wp14:pctWidth>
+                </wp14:sizeRelH>
+                <wp14:sizeRelV relativeFrom="margin">
+                  <wp14:pctHeight>0</wp14:pctHeight>
+                </wp14:sizeRelV>
+              </wp:anchor>
+            </w:drawing>
+          </mc:Choice>
+          <mc:Fallback>
+            <w:pict>
+              <v:roundrect w14:anchorId="6F4831F3" id="_x0000_s1039" style="position:absolute;margin-left:320.35pt;margin-top:13.5pt;width:136.8pt;height:50.4pt;z-index:251677696;visibility:visible;mso-wrap-style:square;mso-width-percent:0;mso-height-percent:0;mso-wrap-distance-left:9pt;mso-wrap-distance-top:0;mso-wrap-distance-right:9pt;mso-wrap-distance-bottom:0;mso-position-horizontal:absolute;mso-position-horizontal-relative:margin;mso-position-vertical:absolute;mso-position-vertical-relative:text;mso-width-percent:0;mso-height-percent:0;mso-width-relative:margin;mso-height-relative:margin;v-text-anchor:middle" arcsize="10923f" o:gfxdata="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" fillcolor="white [3201]" strokecolor="white [3212]" strokeweight="1pt">
+                <v:stroke joinstyle="miter"/>
+                <v:textbox>
+                  <w:txbxContent>
+                    <w:p>
+                      <w:pPr>
+                        <w:jc w:val="center"/>
+                      </w:pPr>
+                      <w:r>
+                        <w:t>Quản lý văn bản và ký số</w:t>
+                      </w:r>
+                    </w:p>
+                  </w:txbxContent>
+                </v:textbox>
+                <w10:wrap anchorx="margin"/>
+              </v:roundrect>
+            </w:pict>
+          </mc:Fallback>
+        </mc:AlternateContent>
+      </w:r>
+      <w:r>
+        <w:rPr>
+          <w:noProof/>
+        </w:rPr>
+        <mc:AlternateContent>
+          <mc:Choice Requires="wps">
+            <w:drawing>
+              <wp:anchor distT="0" distB="0" distL="114300" distR="114300" simplePos="0" relativeHeight="251671552" behindDoc="0" locked="0" layoutInCell="1" allowOverlap="1" wp14:anchorId="0CF21820" wp14:editId="3E9442B7">
+                <wp:simplePos x="0" y="0"/>
+                <wp:positionH relativeFrom="margin">
+                  <wp:posOffset>2128129</wp:posOffset>
+                </wp:positionH>
+                <wp:positionV relativeFrom="paragraph">
+                  <wp:posOffset>171450</wp:posOffset>
+                </wp:positionV>
+                <wp:extent cx="1737360" cy="640080"/>
+                <wp:effectExtent l="0" t="0" r="15240" b="26670"/>
+                <wp:wrapNone/>
+                <wp:docPr id="60027927" name="Rectangle: Rounded Corners 3"/>
+                <wp:cNvGraphicFramePr/>
+                <a:graphic xmlns:a="http://schemas.openxmlformats.org/drawingml/2006/main">
+                  <a:graphicData uri="http://schemas.microsoft.com/office/word/2010/wordprocessingShape">
+                    <wps:wsp>
+                      <wps:cNvSpPr/>
+                      <wps:spPr>
+                        <a:xfrm>
+                          <a:off x="0" y="0"/>
+                          <a:ext cx="1737360" cy="640080"/>
+                        </a:xfrm>
+                        <a:prstGeom prst="roundRect">
+                          <a:avLst/>
+                        </a:prstGeom>
+                        <a:solidFill>
+                          <a:schemeClr val="bg1"/>
+                        </a:solidFill>
+                        <a:ln>
+                          <a:solidFill>
+                            <a:schemeClr val="bg1"/>
+                          </a:solidFill>
+                        </a:ln>
+                      </wps:spPr>
+                      <wps:style>
+                        <a:lnRef idx="2">
+                          <a:schemeClr val="accent2"/>
+                        </a:lnRef>
+                        <a:fillRef idx="1">
+                          <a:schemeClr val="lt1"/>
+                        </a:fillRef>
+                        <a:effectRef idx="0">
+                          <a:schemeClr val="accent2"/>
+                        </a:effectRef>
+                        <a:fontRef idx="minor">
+                          <a:schemeClr val="dk1"/>
+                        </a:fontRef>
+                      </wps:style>
+                      <wps:txbx>
+                        <w:txbxContent>
+                          <w:p>
+                            <w:pPr>
+                              <w:jc w:val="center"/>
+                            </w:pPr>
+                            <w:r>
+                              <w:rPr>
+                                <w:rFonts w:eastAsiaTheme="majorEastAsia" w:cstheme="majorBidi"/>
+                                <w:szCs w:val="26"/>
+                              </w:rPr>
+                              <w:t>Thanh toán trực tuyến (hỗ trợ kỹ thuật)</w:t>
+                            </w:r>
+                          </w:p>
+                        </w:txbxContent>
+                      </wps:txbx>
+                      <wps:bodyPr rot="0" spcFirstLastPara="0" vertOverflow="overflow" horzOverflow="overflow" vert="horz" wrap="square" lIns="91440" tIns="45720" rIns="91440" bIns="45720" numCol="1" spcCol="0" rtlCol="0" fromWordArt="0" anchor="ctr" anchorCtr="0" forceAA="0" compatLnSpc="1">
+                        <a:prstTxWarp prst="textNoShape">
+                          <a:avLst/>
+                        </a:prstTxWarp>
+                        <a:noAutofit/>
+                      </wps:bodyPr>
+                    </wps:wsp>
+                  </a:graphicData>
+                </a:graphic>
+                <wp14:sizeRelH relativeFrom="margin">
+                  <wp14:pctWidth>0</wp14:pctWidth>
+                </wp14:sizeRelH>
+                <wp14:sizeRelV relativeFrom="margin">
+                  <wp14:pctHeight>0</wp14:pctHeight>
+                </wp14:sizeRelV>
+              </wp:anchor>
+            </w:drawing>
+          </mc:Choice>
+          <mc:Fallback>
+            <w:pict>
+              <v:roundrect w14:anchorId="0CF21820" id="_x0000_s1040" style="position:absolute;margin-left:167.55pt;margin-top:13.5pt;width:136.8pt;height:50.4pt;z-index:251671552;visibility:visible;mso-wrap-style:square;mso-width-percent:0;mso-height-percent:0;mso-wrap-distance-left:9pt;mso-wrap-distance-top:0;mso-wrap-distance-right:9pt;mso-wrap-distance-bottom:0;mso-position-horizontal:absolute;mso-position-horizontal-relative:margin;mso-position-vertical:absolute;mso-position-vertical-relative:text;mso-width-percent:0;mso-height-percent:0;mso-width-relative:margin;mso-height-relative:margin;v-text-anchor:middle" arcsize="10923f" o:gfxdata="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" fillcolor="white [3212]" strokecolor="white [3212]" strokeweight="1pt">
+                <v:stroke joinstyle="miter"/>
+                <v:textbox>
+                  <w:txbxContent>
+                    <w:p>
+                      <w:pPr>
+                        <w:jc w:val="center"/>
+                      </w:pPr>
+                      <w:r>
+                        <w:rPr>
+                          <w:rFonts w:eastAsiaTheme="majorEastAsia" w:cstheme="majorBidi"/>
+                          <w:szCs w:val="26"/>
+                        </w:rPr>
+                        <w:t>Thanh toán trực tuyến (hỗ trợ kỹ thuật)</w:t>
+                      </w:r>
+                    </w:p>
+                  </w:txbxContent>
+                </v:textbox>
+                <w10:wrap anchorx="margin"/>
+              </v:roundrect>
+            </w:pict>
+          </mc:Fallback>
+        </mc:AlternateContent>
+      </w:r>
+    </w:p>
+    <w:p/>
+    <w:p>
+      <w:r>
+        <w:rPr>
+          <w:noProof/>
+        </w:rPr>
+        <mc:AlternateContent>
+          <mc:Choice Requires="wps">
+            <w:drawing>
+              <wp:anchor distT="0" distB="0" distL="114300" distR="114300" simplePos="0" relativeHeight="251670528" behindDoc="0" locked="0" layoutInCell="1" allowOverlap="1" wp14:anchorId="58D03E12" wp14:editId="47EA1F57">
+                <wp:simplePos x="0" y="0"/>
+                <wp:positionH relativeFrom="margin">
+                  <wp:posOffset>3165377</wp:posOffset>
+                </wp:positionH>
+                <wp:positionV relativeFrom="paragraph">
+                  <wp:posOffset>219026</wp:posOffset>
+                </wp:positionV>
+                <wp:extent cx="1737360" cy="640080"/>
+                <wp:effectExtent l="0" t="0" r="15240" b="26670"/>
+                <wp:wrapNone/>
+                <wp:docPr id="551681296" name="Rectangle: Rounded Corners 3"/>
+                <wp:cNvGraphicFramePr/>
+                <a:graphic xmlns:a="http://schemas.openxmlformats.org/drawingml/2006/main">
+                  <a:graphicData uri="http://schemas.microsoft.com/office/word/2010/wordprocessingShape">
+                    <wps:wsp>
+                      <wps:cNvSpPr/>
+                      <wps:spPr>
+                        <a:xfrm>
+                          <a:off x="0" y="0"/>
+                          <a:ext cx="1737360" cy="640080"/>
+                        </a:xfrm>
+                        <a:prstGeom prst="roundRect">
+                          <a:avLst/>
+                        </a:prstGeom>
+                        <a:ln>
+                          <a:solidFill>
+                            <a:schemeClr val="bg1"/>
+                          </a:solidFill>
+                        </a:ln>
+                      </wps:spPr>
+                      <wps:style>
+                        <a:lnRef idx="2">
+                          <a:schemeClr val="accent2"/>
+                        </a:lnRef>
+                        <a:fillRef idx="1">
+                          <a:schemeClr val="lt1"/>
+                        </a:fillRef>
+                        <a:effectRef idx="0">
+                          <a:schemeClr val="accent2"/>
+                        </a:effectRef>
+                        <a:fontRef idx="minor">
+                          <a:schemeClr val="dk1"/>
+                        </a:fontRef>
+                      </wps:style>
+                      <wps:txbx>
+                        <w:txbxContent>
+                          <w:p>
+                            <w:pPr>
+                              <w:jc w:val="center"/>
+                            </w:pPr>
+                            <w:r>
+                              <w:t>Quản trị kỹ thuật và vận hành hệ thống</w:t>
+                            </w:r>
+                          </w:p>
+                        </w:txbxContent>
+                      </wps:txbx>
+                      <wps:bodyPr rot="0" spcFirstLastPara="0" vertOverflow="overflow" horzOverflow="overflow" vert="horz" wrap="square" lIns="91440" tIns="45720" rIns="91440" bIns="45720" numCol="1" spcCol="0" rtlCol="0" fromWordArt="0" anchor="ctr" anchorCtr="0" forceAA="0" compatLnSpc="1">
+                        <a:prstTxWarp prst="textNoShape">
+                          <a:avLst/>
+                        </a:prstTxWarp>
+                        <a:noAutofit/>
+                      </wps:bodyPr>
+                    </wps:wsp>
+                  </a:graphicData>
+                </a:graphic>
+                <wp14:sizeRelH relativeFrom="margin">
+                  <wp14:pctWidth>0</wp14:pctWidth>
+                </wp14:sizeRelH>
+                <wp14:sizeRelV relativeFrom="margin">
+                  <wp14:pctHeight>0</wp14:pctHeight>
+                </wp14:sizeRelV>
+              </wp:anchor>
+            </w:drawing>
+          </mc:Choice>
+          <mc:Fallback>
+            <w:pict>
+              <v:roundrect w14:anchorId="58D03E12" id="_x0000_s1041" style="position:absolute;margin-left:249.25pt;margin-top:17.25pt;width:136.8pt;height:50.4pt;z-index:251670528;visibility:visible;mso-wrap-style:square;mso-width-percent:0;mso-height-percent:0;mso-wrap-distance-left:9pt;mso-wrap-distance-top:0;mso-wrap-distance-right:9pt;mso-wrap-distance-bottom:0;mso-position-horizontal:absolute;mso-position-horizontal-relative:margin;mso-position-vertical:absolute;mso-position-vertical-relative:text;mso-width-percent:0;mso-height-percent:0;mso-width-relative:margin;mso-height-relative:margin;v-text-anchor:middle" arcsize="10923f" o:gfxdata="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" fillcolor="white [3201]" strokecolor="white [3212]" strokeweight="1pt">
+                <v:stroke joinstyle="miter"/>
+                <v:textbox>
+                  <w:txbxContent>
+                    <w:p>
+                      <w:pPr>
+                        <w:jc w:val="center"/>
+                      </w:pPr>
+                      <w:r>
+                        <w:t>Quản trị kỹ thuật và vận hành hệ thống</w:t>
+                      </w:r>
+                    </w:p>
+                  </w:txbxContent>
+                </v:textbox>
+                <w10:wrap anchorx="margin"/>
+              </v:roundrect>
+            </w:pict>
+          </mc:Fallback>
+        </mc:AlternateContent>
+      </w:r>
+      <w:r>
+        <w:rPr>
+          <w:noProof/>
+        </w:rPr>
+        <mc:AlternateContent>
+          <mc:Choice Requires="wps">
+            <w:drawing>
+              <wp:anchor distT="0" distB="0" distL="114300" distR="114300" simplePos="0" relativeHeight="251675648" behindDoc="0" locked="0" layoutInCell="1" allowOverlap="1" wp14:anchorId="7BC12E89" wp14:editId="3D23271F">
+                <wp:simplePos x="0" y="0"/>
+                <wp:positionH relativeFrom="margin">
+                  <wp:posOffset>1184324</wp:posOffset>
+                </wp:positionH>
+                <wp:positionV relativeFrom="paragraph">
+                  <wp:posOffset>218929</wp:posOffset>
+                </wp:positionV>
+                <wp:extent cx="1737360" cy="640080"/>
+                <wp:effectExtent l="0" t="0" r="15240" b="26670"/>
+                <wp:wrapNone/>
+                <wp:docPr id="1435372896" name="Rectangle: Rounded Corners 3"/>
+                <wp:cNvGraphicFramePr/>
+                <a:graphic xmlns:a="http://schemas.openxmlformats.org/drawingml/2006/main">
+                  <a:graphicData uri="http://schemas.microsoft.com/office/word/2010/wordprocessingShape">
+                    <wps:wsp>
+                      <wps:cNvSpPr/>
+                      <wps:spPr>
+                        <a:xfrm>
+                          <a:off x="0" y="0"/>
+                          <a:ext cx="1737360" cy="640080"/>
+                        </a:xfrm>
+                        <a:prstGeom prst="roundRect">
+                          <a:avLst/>
+                        </a:prstGeom>
+                        <a:solidFill>
+                          <a:schemeClr val="bg1"/>
+                        </a:solidFill>
+                        <a:ln>
+                          <a:solidFill>
+                            <a:schemeClr val="bg1"/>
+                          </a:solidFill>
+                        </a:ln>
+                      </wps:spPr>
+                      <wps:style>
+                        <a:lnRef idx="2">
+                          <a:schemeClr val="accent2"/>
+                        </a:lnRef>
+                        <a:fillRef idx="1">
+                          <a:schemeClr val="lt1"/>
+                        </a:fillRef>
+                        <a:effectRef idx="0">
+                          <a:schemeClr val="accent2"/>
+                        </a:effectRef>
+                        <a:fontRef idx="minor">
+                          <a:schemeClr val="dk1"/>
+                        </a:fontRef>
+                      </wps:style>
+                      <wps:txbx>
+                        <w:txbxContent>
+                          <w:p>
+                            <w:pPr>
+                              <w:jc w:val="center"/>
+                            </w:pPr>
+                            <w:r>
+                              <w:rPr>
+                                <w:rFonts w:eastAsiaTheme="majorEastAsia" w:cstheme="majorBidi"/>
+                                <w:szCs w:val="26"/>
+                              </w:rPr>
+                              <w:t>Tổng đài hỗ trợ và chăm sóc người dùng</w:t>
+                            </w:r>
+                          </w:p>
+                        </w:txbxContent>
+                      </wps:txbx>
+                      <wps:bodyPr rot="0" spcFirstLastPara="0" vertOverflow="overflow" horzOverflow="overflow" vert="horz" wrap="square" lIns="91440" tIns="45720" rIns="91440" bIns="45720" numCol="1" spcCol="0" rtlCol="0" fromWordArt="0" anchor="ctr" anchorCtr="0" forceAA="0" compatLnSpc="1">
+                        <a:prstTxWarp prst="textNoShape">
+                          <a:avLst/>
+                        </a:prstTxWarp>
+                        <a:noAutofit/>
+                      </wps:bodyPr>
+                    </wps:wsp>
+                  </a:graphicData>
+                </a:graphic>
+                <wp14:sizeRelH relativeFrom="margin">
+                  <wp14:pctWidth>0</wp14:pctWidth>
+                </wp14:sizeRelH>
+                <wp14:sizeRelV relativeFrom="margin">
+                  <wp14:pctHeight>0</wp14:pctHeight>
+                </wp14:sizeRelV>
+              </wp:anchor>
+            </w:drawing>
+          </mc:Choice>
+          <mc:Fallback>
+            <w:pict>
+              <v:roundrect w14:anchorId="7BC12E89" id="_x0000_s1042" style="position:absolute;margin-left:93.25pt;margin-top:17.25pt;width:136.8pt;height:50.4pt;z-index:251675648;visibility:visible;mso-wrap-style:square;mso-width-percent:0;mso-height-percent:0;mso-wrap-distance-left:9pt;mso-wrap-distance-top:0;mso-wrap-distance-right:9pt;mso-wrap-distance-bottom:0;mso-position-horizontal:absolute;mso-position-horizontal-relative:margin;mso-position-vertical:absolute;mso-position-vertical-relative:text;mso-width-percent:0;mso-height-percent:0;mso-width-relative:margin;mso-height-relative:margin;v-text-anchor:middle" arcsize="10923f" o:gfxdata="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" fillcolor="white [3212]" strokecolor="white [3212]" strokeweight="1pt">
+                <v:stroke joinstyle="miter"/>
+                <v:textbox>
+                  <w:txbxContent>
+                    <w:p>
+                      <w:pPr>
+                        <w:jc w:val="center"/>
+                      </w:pPr>
+                      <w:r>
+                        <w:rPr>
+                          <w:rFonts w:eastAsiaTheme="majorEastAsia" w:cstheme="majorBidi"/>
+                          <w:szCs w:val="26"/>
+                        </w:rPr>
+                        <w:t>Tổng đài hỗ trợ và chăm sóc người dùng</w:t>
+                      </w:r>
+                    </w:p>
+                  </w:txbxContent>
+                </v:textbox>
+                <w10:wrap anchorx="margin"/>
+              </v:roundrect>
+            </w:pict>
+          </mc:Fallback>
+        </mc:AlternateContent>
+      </w:r>
+    </w:p>
+    <w:p>
+      <w:pPr>
+        <w:rPr>
+          <w:lang w:val="vi-VN"/>
+        </w:rPr>
+      </w:pPr>
+    </w:p>
+    <w:p>
+      <w:pPr>
+        <w:jc w:val="both"/>
         <w:rPr>
           <w:rFonts w:cs="Times New Roman"/>
           <w:szCs w:val="26"/>
-        </w:rPr>
-      </w:pPr>
-      <w:r>
+          <w:lang w:val="vi-VN"/>
+        </w:rPr>
+      </w:pPr>
+      <w:r>
+        <w:rPr>
+          <w:noProof/>
+        </w:rPr>
+        <mc:AlternateContent>
+          <mc:Choice Requires="wps">
+            <w:drawing>
+              <wp:anchor distT="0" distB="0" distL="114300" distR="114300" simplePos="0" relativeHeight="251674624" behindDoc="0" locked="0" layoutInCell="1" allowOverlap="1" wp14:anchorId="08A092BA" wp14:editId="1329A178">
+                <wp:simplePos x="0" y="0"/>
+                <wp:positionH relativeFrom="margin">
+                  <wp:align>left</wp:align>
+                </wp:positionH>
+                <wp:positionV relativeFrom="paragraph">
+                  <wp:posOffset>101209</wp:posOffset>
+                </wp:positionV>
+                <wp:extent cx="1630018" cy="333402"/>
+                <wp:effectExtent l="0" t="0" r="0" b="9525"/>
+                <wp:wrapNone/>
+                <wp:docPr id="2091716077" name="Rectangle 9"/>
+                <wp:cNvGraphicFramePr/>
+                <a:graphic xmlns:a="http://schemas.openxmlformats.org/drawingml/2006/main">
+                  <a:graphicData uri="http://schemas.microsoft.com/office/word/2010/wordprocessingShape">
+                    <wps:wsp>
+                      <wps:cNvSpPr/>
+                      <wps:spPr>
+                        <a:xfrm>
+                          <a:off x="0" y="0"/>
+                          <a:ext cx="1630018" cy="333402"/>
+                        </a:xfrm>
+                        <a:prstGeom prst="rect">
+                          <a:avLst/>
+                        </a:prstGeom>
+                        <a:noFill/>
+                        <a:ln>
+                          <a:noFill/>
+                        </a:ln>
+                      </wps:spPr>
+                      <wps:style>
+                        <a:lnRef idx="0">
+                          <a:scrgbClr r="0" g="0" b="0"/>
+                        </a:lnRef>
+                        <a:fillRef idx="0">
+                          <a:scrgbClr r="0" g="0" b="0"/>
+                        </a:fillRef>
+                        <a:effectRef idx="0">
+                          <a:scrgbClr r="0" g="0" b="0"/>
+                        </a:effectRef>
+                        <a:fontRef idx="minor">
+                          <a:schemeClr val="accent2"/>
+                        </a:fontRef>
+                      </wps:style>
+                      <wps:txbx>
+                        <w:txbxContent>
+                          <w:p>
+                            <w:pPr>
+                              <w:rPr>
+                                <w:b/>
+                                <w:bCs/>
+                                <w:color w:val="FFFFFF" w:themeColor="background1"/>
+                              </w:rPr>
+                            </w:pPr>
+                            <w:r>
+                              <w:rPr>
+                                <w:b/>
+                                <w:bCs/>
+                                <w:color w:val="FFFFFF" w:themeColor="background1"/>
+                              </w:rPr>
+                              <w:t>Quy trình hỗ trợ</w:t>
+                            </w:r>
+                          </w:p>
+                        </w:txbxContent>
+                      </wps:txbx>
+                      <wps:bodyPr rot="0" spcFirstLastPara="0" vertOverflow="overflow" horzOverflow="overflow" vert="horz" wrap="square" lIns="91440" tIns="45720" rIns="91440" bIns="45720" numCol="1" spcCol="0" rtlCol="0" fromWordArt="0" anchor="ctr" anchorCtr="0" forceAA="0" compatLnSpc="1">
+                        <a:prstTxWarp prst="textNoShape">
+                          <a:avLst/>
+                        </a:prstTxWarp>
+                        <a:noAutofit/>
+                      </wps:bodyPr>
+                    </wps:wsp>
+                  </a:graphicData>
+                </a:graphic>
+                <wp14:sizeRelH relativeFrom="margin">
+                  <wp14:pctWidth>0</wp14:pctWidth>
+                </wp14:sizeRelH>
+                <wp14:sizeRelV relativeFrom="margin">
+                  <wp14:pctHeight>0</wp14:pctHeight>
+                </wp14:sizeRelV>
+              </wp:anchor>
+            </w:drawing>
+          </mc:Choice>
+          <mc:Fallback>
+            <w:pict>
+              <v:rect w14:anchorId="08A092BA" id="_x0000_s1043" style="position:absolute;left:0;text-align:left;margin-left:0;margin-top:7.95pt;width:128.35pt;height:26.25pt;z-index:251674624;visibility:visible;mso-wrap-style:square;mso-width-percent:0;mso-height-percent:0;mso-wrap-distance-left:9pt;mso-wrap-distance-top:0;mso-wrap-distance-right:9pt;mso-wrap-distance-bottom:0;mso-position-horizontal:left;mso-position-horizontal-relative:margin;mso-position-vertical:absolute;mso-position-vertical-relative:text;mso-width-percent:0;mso-height-percent:0;mso-width-relative:margin;mso-height-relative:margin;v-text-anchor:middle" o:gfxdata="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" filled="f" stroked="f">
+                <v:textbox>
+                  <w:txbxContent>
+                    <w:p>
+                      <w:pPr>
+                        <w:rPr>
+                          <w:b/>
+                          <w:bCs/>
+                          <w:color w:val="FFFFFF" w:themeColor="background1"/>
+                        </w:rPr>
+                      </w:pPr>
+                      <w:r>
+                        <w:rPr>
+                          <w:b/>
+                          <w:bCs/>
+                          <w:color w:val="FFFFFF" w:themeColor="background1"/>
+                        </w:rPr>
+                        <w:t>Quy trình hỗ trợ</w:t>
+                      </w:r>
+                    </w:p>
+                  </w:txbxContent>
+                </v:textbox>
+                <w10:wrap anchorx="margin"/>
+              </v:rect>
+            </w:pict>
+          </mc:Fallback>
+        </mc:AlternateContent>
+      </w:r>
+    </w:p>
+    <w:p/>
+    <w:p>
+      <w:pPr>
+        <w:pStyle w:val="Heading4"/>
+      </w:pPr>
+      <w:bookmarkStart w:id="14" w:name="_Toc236231649"/>
+      <w:r>
+        <w:lastRenderedPageBreak/>
+        <w:t>2.1.2 Quy trình quản lý (Processs Management).</w:t>
+      </w:r>
+      <w:bookmarkEnd w:id="14"/>
+    </w:p>
+    <w:p>
+      <w:pPr>
+        <w:pStyle w:val="Heading4"/>
+      </w:pPr>
+      <w:bookmarkStart w:id="15" w:name="_Toc236231650"/>
+      <w:r>
+        <w:t>2.1.3 Quy trình cốt lõi (Processs Core).</w:t>
+      </w:r>
+      <w:bookmarkEnd w:id="15"/>
+    </w:p>
+    <w:p>
+      <w:r>
+        <w:t xml:space="preserve">2.1.3.1 </w:t>
+      </w:r>
+      <w:r>
+        <w:t>Quy trình tiếp nhận hồ sơ</w:t>
+      </w:r>
+    </w:p>
+    <w:p>
+      <w:pPr>
+        <w:keepNext/>
+      </w:pPr>
+      <w:r>
+        <w:rPr>
+          <w:noProof/>
+        </w:rPr>
+        <w:drawing>
+          <wp:inline distT="0" distB="0" distL="0" distR="0" wp14:anchorId="3F243F67" wp14:editId="6CA11ED8">
+            <wp:extent cx="5731510" cy="767715"/>
+            <wp:effectExtent l="0" t="0" r="2540" b="1905"/>
+            <wp:docPr id="610863058" name="Picture 21"/>
+            <wp:cNvGraphicFramePr>
+              <a:graphicFrameLocks xmlns:a="http://schemas.openxmlformats.org/drawingml/2006/main" noChangeAspect="1"/>
+            </wp:cNvGraphicFramePr>
+            <a:graphic xmlns:a="http://schemas.openxmlformats.org/drawingml/2006/main">
+              <a:graphicData uri="http://schemas.openxmlformats.org/drawingml/2006/picture">
+                <pic:pic xmlns:pic="http://schemas.openxmlformats.org/drawingml/2006/picture">
+                  <pic:nvPicPr>
+                    <pic:cNvPr id="0" name="Picture 6"/>
+                    <pic:cNvPicPr>
+                      <a:picLocks noChangeAspect="1" noChangeArrowheads="1"/>
+                    </pic:cNvPicPr>
+                  </pic:nvPicPr>
+                  <pic:blipFill>
+                    <a:blip r:embed="rId9">
+                      <a:extLst>
+                        <a:ext uri="{28A0092B-C50C-407E-A947-70E740481C1C}">
+                          <a14:useLocalDpi xmlns:a14="http://schemas.microsoft.com/office/drawing/2010/main" val="0"/>
+                        </a:ext>
+                      </a:extLst>
+                    </a:blip>
+                    <a:srcRect/>
+                    <a:stretch>
+                      <a:fillRect/>
+                    </a:stretch>
+                  </pic:blipFill>
+                  <pic:spPr bwMode="auto">
+                    <a:xfrm>
+                      <a:off x="0" y="0"/>
+                      <a:ext cx="5731510" cy="767715"/>
+                    </a:xfrm>
+                    <a:prstGeom prst="rect">
+                      <a:avLst/>
+                    </a:prstGeom>
+                    <a:noFill/>
+                    <a:ln>
+                      <a:noFill/>
+                    </a:ln>
+                  </pic:spPr>
+                </pic:pic>
+              </a:graphicData>
+            </a:graphic>
+          </wp:inline>
+        </w:drawing>
+      </w:r>
+    </w:p>
+    <w:p>
+      <w:pPr>
+        <w:pStyle w:val="Caption"/>
+      </w:pPr>
+      <w:bookmarkStart w:id="16" w:name="_Toc236242614"/>
+      <w:r>
+        <w:t xml:space="preserve">Hình </w:t>
+      </w:r>
+      <w:r>
+        <w:fldChar w:fldCharType="begin"/>
+      </w:r>
+      <w:r>
+        <w:instrText xml:space="preserve"> SEQ Hình \* ARABIC </w:instrText>
+      </w:r>
+      <w:r>
+        <w:fldChar w:fldCharType="separate"/>
+      </w:r>
+      <w:r>
+        <w:rPr>
+          <w:noProof/>
+        </w:rPr>
+        <w:t>1</w:t>
+      </w:r>
+      <w:r>
+        <w:rPr>
+          <w:noProof/>
+        </w:rPr>
+        <w:fldChar w:fldCharType="end"/>
+      </w:r>
+      <w:r>
+        <w:t>. Quy trình tiếp nhận hồ sơ</w:t>
+      </w:r>
+      <w:bookmarkEnd w:id="16"/>
+    </w:p>
+    <w:p>
+      <w:pPr>
+        <w:jc w:val="both"/>
+      </w:pPr>
+      <w:r>
+        <w:t>TÁC NHÂN</w:t>
+      </w:r>
+    </w:p>
+    <w:p>
+      <w:pPr>
+        <w:pStyle w:val="ListParagraph"/>
+        <w:numPr>
+          <w:ilvl w:val="0"/>
+          <w:numId w:val="10"/>
+        </w:numPr>
+        <w:jc w:val="both"/>
+      </w:pPr>
+      <w:r>
+        <w:t>Tác nhân chính trực tiếp vận hành quy trình trên hệ thống là Cán bộ tiếp nhận và trả kết quả</w:t>
+      </w:r>
+      <w:r>
+        <w:t xml:space="preserve"> </w:t>
+      </w:r>
+      <w:r>
+        <w:t>(gọi chung là Cán bộ một cửa).</w:t>
+      </w:r>
+    </w:p>
+    <w:p>
+      <w:pPr>
+        <w:pStyle w:val="ListParagraph"/>
+        <w:numPr>
+          <w:ilvl w:val="0"/>
+          <w:numId w:val="10"/>
+        </w:numPr>
+        <w:jc w:val="both"/>
+      </w:pPr>
+      <w:r>
+        <w:t>Vai trò &amp; Trách nhiệm: Trực tiếp thao tác trên hệ thống quản trị để nhập liệu hồ sơ nộp</w:t>
+      </w:r>
+      <w:r>
+        <w:t xml:space="preserve"> </w:t>
+      </w:r>
+      <w:r>
+        <w:t>trực tiếp, tiếp nhận hồ sơ gửi qua Cổng Dịch vụ công trực tuyến, kiểm tra tính pháp lý/đầy</w:t>
+      </w:r>
+      <w:r>
+        <w:t xml:space="preserve"> </w:t>
+      </w:r>
+      <w:r>
+        <w:t>đủ của thành phần hồ sơ, chuyển giao hồ sơ cho đơn vị chuyên môn thụ lý, theo dõi tiến</w:t>
+      </w:r>
+      <w:r>
+        <w:t xml:space="preserve"> </w:t>
+      </w:r>
+      <w:r>
+        <w:t>độ giải quyết, quản lý thu phí/lệ phí, yêu cầu bổ sung, từ chối tiếp nhận và thực hiện trả</w:t>
+      </w:r>
+      <w:r>
+        <w:t xml:space="preserve"> </w:t>
+      </w:r>
+      <w:r>
+        <w:t>kết quả thủ tục hành chính cho người dân/doanh nghiệp.</w:t>
+      </w:r>
+    </w:p>
+    <w:p>
+      <w:pPr>
+        <w:jc w:val="both"/>
+      </w:pPr>
+      <w:r>
+        <w:t>MÔ TẢ QUY TRÌNH</w:t>
+      </w:r>
+    </w:p>
+    <w:p>
+      <w:pPr>
+        <w:jc w:val="both"/>
+      </w:pPr>
+      <w:r>
+        <w:t>Mô tả quy trình theo các bước</w:t>
+      </w:r>
+    </w:p>
+    <w:p>
+      <w:pPr>
+        <w:ind w:firstLine="720"/>
+        <w:jc w:val="both"/>
+      </w:pPr>
+      <w:r>
+        <w:t>Tra cứu thủ tục: Người dân hoặc tổ chức tìm kiếm thông tin về thủ tục hành chính cần thực hiện trên hệ thống, bao gồm yêu cầu và thành phần hồ sơ.</w:t>
+      </w:r>
+    </w:p>
+    <w:p>
+      <w:pPr>
+        <w:ind w:firstLine="720"/>
+        <w:jc w:val="both"/>
+      </w:pPr>
+      <w:r>
+        <w:t>Chuẩn bị hồ sơ: Người dân kê khai thông tin, chuẩn bị và đính kèm các giấy tờ cần thiết theo yêu cầu của thủ tục.</w:t>
+      </w:r>
+    </w:p>
+    <w:p>
+      <w:pPr>
+        <w:ind w:firstLine="720"/>
+        <w:jc w:val="both"/>
+      </w:pPr>
+      <w:r>
+        <w:t>Nộp hồ sơ: Người dân gửi hồ sơ trực tuyến qua hệ thống hoặc nộp trực tiếp tại Bộ phận Một cửa. Trường hợp nộp trực tiếp, cán bộ tiếp nhận và thực hiện số hóa hồ sơ theo quy định.</w:t>
+      </w:r>
+    </w:p>
+    <w:p>
+      <w:pPr>
+        <w:ind w:firstLine="720"/>
+        <w:jc w:val="both"/>
+      </w:pPr>
+      <w:r>
+        <w:t>Tiếp nhận hồ sơ: Hồ sơ được ghi nhận trên hệ thống và đưa vào danh sách hồ sơ chờ tiếp nhận để cán bộ xem xét, xử lý.</w:t>
+      </w:r>
+    </w:p>
+    <w:p>
+      <w:pPr>
+        <w:ind w:firstLine="720"/>
+        <w:jc w:val="both"/>
+      </w:pPr>
+      <w:r>
+        <w:t>Kiểm tra ban đầu: Cán bộ kiểm tra thông tin hồ sơ, thành phần hồ sơ, tài liệu đính kèm và các thông tin liên quan trước khi quyết định tiếp nhận.</w:t>
+      </w:r>
+    </w:p>
+    <w:p>
+      <w:pPr>
+        <w:ind w:firstLine="720"/>
+        <w:jc w:val="both"/>
+      </w:pPr>
+      <w:r>
+        <w:t xml:space="preserve">Xác nhận tiếp nhận: Nếu hồ sơ đáp ứng yêu cầu, cán bộ xác nhận tiếp nhận và chuyển hồ sơ sang bộ phận hoặc đơn vị nghiệp vụ để xử lý. Nếu hồ sơ chưa đầy đủ, cán </w:t>
+      </w:r>
+      <w:r>
+        <w:lastRenderedPageBreak/>
+        <w:t>bộ yêu cầu bổ sung; nếu không đủ điều kiện tiếp nhận, cán bộ từ chối và ghi rõ nội dung từ chối.</w:t>
+      </w:r>
+    </w:p>
+    <w:p>
+      <w:pPr>
+        <w:jc w:val="both"/>
+      </w:pPr>
+      <w:r>
+        <w:t>ĐỐI TƯỢNG KHÁCH HÀNG</w:t>
+      </w:r>
+    </w:p>
+    <w:p>
+      <w:pPr>
+        <w:ind w:firstLine="360"/>
+        <w:jc w:val="both"/>
+      </w:pPr>
+      <w:r>
+        <w:t>Các chủ thể thực hiện giao dịch và thụ hưởng dịch vụ hành chính công gồm:</w:t>
+      </w:r>
+    </w:p>
+    <w:p>
+      <w:pPr>
+        <w:pStyle w:val="ListParagraph"/>
+        <w:numPr>
+          <w:ilvl w:val="0"/>
+          <w:numId w:val="15"/>
+        </w:numPr>
+        <w:jc w:val="both"/>
+      </w:pPr>
+      <w:r>
+        <w:t>Công dân, cá nhân: Người dân trên địa bàn có nhu cầu thực hiện thủ tục xin cấp giấy</w:t>
+      </w:r>
+      <w:r>
+        <w:t xml:space="preserve"> </w:t>
+      </w:r>
+      <w:r>
+        <w:t>phép xây dựng (công trình, nhà ở riêng lẻ) hoặc đề nghị cung cấp thông tin về quy hoạch</w:t>
+      </w:r>
+      <w:r>
+        <w:t xml:space="preserve"> </w:t>
+      </w:r>
+      <w:r>
+        <w:t>xây dựng.</w:t>
+      </w:r>
+    </w:p>
+    <w:p>
+      <w:pPr>
+        <w:pStyle w:val="ListParagraph"/>
+        <w:numPr>
+          <w:ilvl w:val="0"/>
+          <w:numId w:val="15"/>
+        </w:numPr>
+        <w:jc w:val="both"/>
+      </w:pPr>
+      <w:r>
+        <w:t>Doanh nghiệp, tổ chức: Các đơn vị, doanh nghiệp có nhu cầu thực hiện thủ tục hành</w:t>
+      </w:r>
+      <w:r>
+        <w:t xml:space="preserve"> </w:t>
+      </w:r>
+      <w:r>
+        <w:t>chính liên quan đến việc xin cấp phép xây dựng hoặc khai thác, tra cứu thông tin quy</w:t>
+      </w:r>
+      <w:r>
+        <w:t xml:space="preserve"> </w:t>
+      </w:r>
+      <w:r>
+        <w:t>hoạch xây dựng phục vụ các dự án đầu tư.</w:t>
+      </w:r>
+    </w:p>
+    <w:p>
+      <w:pPr>
+        <w:jc w:val="both"/>
+      </w:pPr>
+      <w:r>
+        <w:t>CÁC KẾT QUẢ CÓ THỂ XẢY RA</w:t>
+      </w:r>
+    </w:p>
+    <w:p>
+      <w:pPr>
+        <w:ind w:firstLine="360"/>
+        <w:jc w:val="both"/>
+      </w:pPr>
+      <w:r>
+        <w:t>Trong toàn bộ quy trình tiếp nhận và xử lý, một hồ sơ hành chính có thể dẫn đến các kết quả</w:t>
+      </w:r>
+      <w:r>
+        <w:t xml:space="preserve"> </w:t>
+      </w:r>
+      <w:r>
+        <w:t>đầu ra sau:</w:t>
+      </w:r>
+    </w:p>
+    <w:p>
+      <w:pPr>
+        <w:pStyle w:val="ListParagraph"/>
+        <w:numPr>
+          <w:ilvl w:val="0"/>
+          <w:numId w:val="16"/>
+        </w:numPr>
+        <w:jc w:val="both"/>
+      </w:pPr>
+      <w:r>
+        <w:t>Cấp / Trả kết quả thành công: Hồ sơ hợp lệ, được đơn vị chuyên môn xử lý hoàn tất</w:t>
+      </w:r>
+      <w:r>
+        <w:t xml:space="preserve"> </w:t>
+      </w:r>
+      <w:r>
+        <w:t>đúng hoặc trước thời hạn quy định. Cán bộ một cửa đã thực hiện trả kết quả (dạng bản</w:t>
+      </w:r>
+      <w:r>
+        <w:t xml:space="preserve"> </w:t>
+      </w:r>
+      <w:r>
+        <w:t>điện tử ký số hoặc bản cứng) cho công dân/doanh nghiệp.</w:t>
+      </w:r>
+    </w:p>
+    <w:p>
+      <w:pPr>
+        <w:pStyle w:val="ListParagraph"/>
+        <w:numPr>
+          <w:ilvl w:val="0"/>
+          <w:numId w:val="16"/>
+        </w:numPr>
+        <w:jc w:val="both"/>
+      </w:pPr>
+      <w:r>
+        <w:t>Yêu cầu bổ sung hồ sơ: Hồ sơ tạm thời bị dừng tiến trình xử lý do thiếu tài liệu hoặc</w:t>
+      </w:r>
+      <w:r>
+        <w:t xml:space="preserve"> </w:t>
+      </w:r>
+      <w:r>
+        <w:t>thông tin chưa chuẩn xác; chờ người nộp cập nhật, bổ sung lại theo thông báo.</w:t>
+      </w:r>
+    </w:p>
+    <w:p>
+      <w:pPr>
+        <w:pStyle w:val="ListParagraph"/>
+        <w:numPr>
+          <w:ilvl w:val="0"/>
+          <w:numId w:val="16"/>
+        </w:numPr>
+        <w:jc w:val="both"/>
+      </w:pPr>
+      <w:r>
+        <w:t>Từ chối tiếp nhận: Hồ sơ bị dừng và trả lại ngay từ giai đoạn kiểm tra ban đầu do</w:t>
+      </w:r>
+      <w:r>
+        <w:t xml:space="preserve"> </w:t>
+      </w:r>
+      <w:r>
+        <w:t>không</w:t>
+      </w:r>
+      <w:r>
+        <w:t xml:space="preserve"> </w:t>
+      </w:r>
+      <w:r>
+        <w:t>đáp ứng đúng quy định pháp luật, không đủ điều kiện hoặc gửi sai cơ quan có thẩm</w:t>
+      </w:r>
+      <w:r>
+        <w:t xml:space="preserve"> </w:t>
+      </w:r>
+      <w:r>
+        <w:t>quyền giải quyết.</w:t>
+      </w:r>
+    </w:p>
+    <w:p>
+      <w:pPr>
+        <w:pStyle w:val="ListParagraph"/>
+        <w:numPr>
+          <w:ilvl w:val="0"/>
+          <w:numId w:val="16"/>
+        </w:numPr>
+        <w:jc w:val="both"/>
+      </w:pPr>
+      <w:r>
+        <w:t>Rút / Dừng xử lý hồ sơ: Quy trình giải quyết bị hủy bỏ giữa chừng do công dân/doanh</w:t>
+      </w:r>
+      <w:r>
+        <w:t xml:space="preserve"> </w:t>
+      </w:r>
+      <w:r>
+        <w:t>nghiệp chủ động nộp đơn xin rút hồ sơ.</w:t>
+      </w:r>
+    </w:p>
+    <w:p>
+      <w:pPr>
+        <w:pStyle w:val="ListParagraph"/>
+        <w:numPr>
+          <w:ilvl w:val="0"/>
+          <w:numId w:val="16"/>
+        </w:numPr>
+        <w:jc w:val="both"/>
+      </w:pPr>
+      <w:r>
+        <w:t>Lỗi thao tác / Dữ liệu không hợp lệ: Lỗi kỹ thuật phát sinh trong quá trình cán bộ hoặc</w:t>
+      </w:r>
+      <w:r>
+        <w:t xml:space="preserve"> </w:t>
+      </w:r>
+      <w:r>
+        <w:t>người dân nhập liệu (bỏ sót các trường bắt buộc có dấu * hoặc nhập sai định dạng dữ</w:t>
+      </w:r>
+      <w:r>
+        <w:t xml:space="preserve"> </w:t>
+      </w:r>
+      <w:r>
+        <w:t>liệu), dẫn đến hệ thống không ghi nhận hoặc từ chối lưu hồ sơ.</w:t>
+      </w:r>
+    </w:p>
+    <w:p>
+      <w:pPr>
+        <w:jc w:val="both"/>
+      </w:pPr>
+      <w:r>
+        <w:t>MÔ TẢ QUY TRÌNH</w:t>
+      </w:r>
+    </w:p>
+    <w:p>
+      <w:pPr>
+        <w:jc w:val="both"/>
+      </w:pPr>
+    </w:p>
+    <w:p>
+      <w:pPr>
+        <w:jc w:val="both"/>
+      </w:pPr>
+      <w:r>
+        <w:t>2.1.3.</w:t>
+      </w:r>
+      <w:r>
+        <w:t>2</w:t>
+      </w:r>
+      <w:r>
+        <w:t xml:space="preserve"> Quy trình kiểm tra, thẩm định và xử lý hồ sơ</w:t>
+      </w:r>
+    </w:p>
+    <w:p>
+      <w:pPr>
+        <w:keepNext/>
+      </w:pPr>
+      <w:r>
+        <w:rPr>
+          <w:noProof/>
+        </w:rPr>
+        <w:lastRenderedPageBreak/>
+        <w:drawing>
+          <wp:inline distT="0" distB="0" distL="0" distR="0" wp14:anchorId="7C2928CB" wp14:editId="520EFC57">
+            <wp:extent cx="5731510" cy="767715"/>
+            <wp:effectExtent l="0" t="0" r="2540" b="0"/>
+            <wp:docPr id="1035055498" name="Picture 23"/>
+            <wp:cNvGraphicFramePr>
+              <a:graphicFrameLocks xmlns:a="http://schemas.openxmlformats.org/drawingml/2006/main" noChangeAspect="1"/>
+            </wp:cNvGraphicFramePr>
+            <a:graphic xmlns:a="http://schemas.openxmlformats.org/drawingml/2006/main">
+              <a:graphicData uri="http://schemas.openxmlformats.org/drawingml/2006/picture">
+                <pic:pic xmlns:pic="http://schemas.openxmlformats.org/drawingml/2006/picture">
+                  <pic:nvPicPr>
+                    <pic:cNvPr id="0" name="Picture 13"/>
+                    <pic:cNvPicPr>
+                      <a:picLocks noChangeAspect="1" noChangeArrowheads="1"/>
+                    </pic:cNvPicPr>
+                  </pic:nvPicPr>
+                  <pic:blipFill>
+                    <a:blip r:embed="rId10">
+                      <a:extLst>
+                        <a:ext uri="{28A0092B-C50C-407E-A947-70E740481C1C}">
+                          <a14:useLocalDpi xmlns:a14="http://schemas.microsoft.com/office/drawing/2010/main" val="0"/>
+                        </a:ext>
+                      </a:extLst>
+                    </a:blip>
+                    <a:srcRect/>
+                    <a:stretch>
+                      <a:fillRect/>
+                    </a:stretch>
+                  </pic:blipFill>
+                  <pic:spPr bwMode="auto">
+                    <a:xfrm>
+                      <a:off x="0" y="0"/>
+                      <a:ext cx="5731510" cy="767715"/>
+                    </a:xfrm>
+                    <a:prstGeom prst="rect">
+                      <a:avLst/>
+                    </a:prstGeom>
+                    <a:noFill/>
+                    <a:ln>
+                      <a:noFill/>
+                    </a:ln>
+                  </pic:spPr>
+                </pic:pic>
+              </a:graphicData>
+            </a:graphic>
+          </wp:inline>
+        </w:drawing>
+      </w:r>
+    </w:p>
+    <w:p>
+      <w:pPr>
+        <w:pStyle w:val="Caption"/>
+      </w:pPr>
+      <w:bookmarkStart w:id="17" w:name="_Toc236242615"/>
+      <w:r>
+        <w:t xml:space="preserve">Hình </w:t>
+      </w:r>
+      <w:r>
+        <w:fldChar w:fldCharType="begin"/>
+      </w:r>
+      <w:r>
+        <w:instrText xml:space="preserve"> SEQ Hình \* ARABIC </w:instrText>
+      </w:r>
+      <w:r>
+        <w:fldChar w:fldCharType="separate"/>
+      </w:r>
+      <w:r>
+        <w:rPr>
+          <w:noProof/>
+        </w:rPr>
+        <w:t>2</w:t>
+      </w:r>
+      <w:r>
+        <w:rPr>
+          <w:noProof/>
+        </w:rPr>
+        <w:fldChar w:fldCharType="end"/>
+      </w:r>
+      <w:r>
+        <w:t>. Quy trình kiểm tra, thẩm định và xử lý hồ sơ</w:t>
+      </w:r>
+      <w:bookmarkEnd w:id="17"/>
+    </w:p>
+    <w:p>
+      <w:pPr>
+        <w:jc w:val="both"/>
+      </w:pPr>
+      <w:r>
+        <w:t>TÁC NHÂN THỰC HIỆN</w:t>
+      </w:r>
+    </w:p>
+    <w:p>
+      <w:pPr>
+        <w:ind w:firstLine="360"/>
+        <w:jc w:val="both"/>
+      </w:pPr>
+      <w:r>
+        <w:t>Cán bộ tiếp nhận hồ sơ, cán bộ chuyên môn, người dân hoặc tổ chức và hệ thống thông tin giải quyết thủ tục hành chính.</w:t>
+      </w:r>
+    </w:p>
+    <w:p>
+      <w:pPr>
+        <w:ind w:firstLine="360"/>
+        <w:jc w:val="both"/>
+      </w:pPr>
+      <w:r>
+        <w:t>Trách nhiệm và quyền hạn:</w:t>
+      </w:r>
+    </w:p>
+    <w:p>
+      <w:pPr>
+        <w:pStyle w:val="ListParagraph"/>
+        <w:numPr>
+          <w:ilvl w:val="0"/>
+          <w:numId w:val="23"/>
+        </w:numPr>
+        <w:jc w:val="both"/>
+      </w:pPr>
+      <w:r>
+        <w:t xml:space="preserve">Tiếp nhận hồ sơ đã qua kiểm tra ban đầu từ Bộ phận Một cửa luân chuyển sang để nghiên cứu, rà soát chuyên môn. </w:t>
+      </w:r>
+    </w:p>
+    <w:p>
+      <w:pPr>
+        <w:pStyle w:val="ListParagraph"/>
+        <w:numPr>
+          <w:ilvl w:val="0"/>
+          <w:numId w:val="23"/>
+        </w:numPr>
+        <w:jc w:val="both"/>
+      </w:pPr>
+      <w:r>
+        <w:t xml:space="preserve">Đánh giá điều kiện pháp lý, quy hoạch xây dựng, bản vẽ thiết kế công trình hoặc các thông tin quy hoạch liên quan. </w:t>
+      </w:r>
+    </w:p>
+    <w:p>
+      <w:pPr>
+        <w:pStyle w:val="ListParagraph"/>
+        <w:numPr>
+          <w:ilvl w:val="0"/>
+          <w:numId w:val="23"/>
+        </w:numPr>
+        <w:jc w:val="both"/>
+      </w:pPr>
+      <w:r>
+        <w:t xml:space="preserve">Trực tiếp thực hiện các nghiệp vụ: Đánh giá tính hợp lệ, dự thảo văn bản Yêu cầu bổ sung/Từ chối, Chuyển hồ sơ cho các bộ phận phối hợp, Thẩm định thực địa/chuyên môn, Xử lý ra kết quả (Giấy phép/Văn bản cung cấp thông tin) và Hoàn tất quy trình giải quyết trên phần mềm. </w:t>
+      </w:r>
+    </w:p>
+    <w:p>
+      <w:pPr>
+        <w:jc w:val="both"/>
+      </w:pPr>
+      <w:r>
+        <w:t>MÔ TẢ QUY TRÌNH</w:t>
+      </w:r>
+    </w:p>
+    <w:p>
+      <w:pPr>
+        <w:pStyle w:val="ListParagraph"/>
+        <w:numPr>
+          <w:ilvl w:val="0"/>
+          <w:numId w:val="20"/>
+        </w:numPr>
+        <w:jc w:val="both"/>
+      </w:pPr>
+      <w:r>
+        <w:t xml:space="preserve">Kiểm tra hồ sơ: Cán bộ kiểm tra thông tin kê khai, thành phần hồ sơ và các tài liệu đính kèm. </w:t>
+      </w:r>
+    </w:p>
+    <w:p>
+      <w:pPr>
+        <w:pStyle w:val="ListParagraph"/>
+        <w:numPr>
+          <w:ilvl w:val="0"/>
+          <w:numId w:val="20"/>
+        </w:numPr>
+        <w:jc w:val="both"/>
+      </w:pPr>
+      <w:r>
+        <w:t xml:space="preserve">Đánh giá tính hợp lệ: Cán bộ xác định hồ sơ có đầy đủ, đúng yêu cầu và thuộc thẩm quyền giải quyết hay không. </w:t>
+      </w:r>
+    </w:p>
+    <w:p>
+      <w:pPr>
+        <w:pStyle w:val="ListParagraph"/>
+        <w:numPr>
+          <w:ilvl w:val="0"/>
+          <w:numId w:val="20"/>
+        </w:numPr>
+        <w:jc w:val="both"/>
+      </w:pPr>
+      <w:r>
+        <w:t xml:space="preserve">Yêu cầu bổ sung: Trường hợp hồ sơ còn thiếu hoặc thông tin chưa chính xác, cán bộ lập yêu cầu bổ sung và gửi thông báo cho người dân. </w:t>
+      </w:r>
+    </w:p>
+    <w:p>
+      <w:pPr>
+        <w:pStyle w:val="ListParagraph"/>
+        <w:numPr>
+          <w:ilvl w:val="0"/>
+          <w:numId w:val="20"/>
+        </w:numPr>
+        <w:jc w:val="both"/>
+      </w:pPr>
+      <w:r>
+        <w:t xml:space="preserve">Chuyển xử lý: Hồ sơ đáp ứng yêu cầu được chuyển đến cán bộ hoặc bộ phận chuyên môn phụ trách. </w:t>
+      </w:r>
+    </w:p>
+    <w:p>
+      <w:pPr>
+        <w:pStyle w:val="ListParagraph"/>
+        <w:numPr>
+          <w:ilvl w:val="0"/>
+          <w:numId w:val="20"/>
+        </w:numPr>
+        <w:jc w:val="both"/>
+      </w:pPr>
+      <w:r>
+        <w:t xml:space="preserve">Thẩm định hồ sơ: Cán bộ chuyên môn đối chiếu thông tin, kiểm tra điều kiện và xem xét nội dung hồ sơ theo quy định. </w:t>
+      </w:r>
+    </w:p>
+    <w:p>
+      <w:pPr>
+        <w:pStyle w:val="ListParagraph"/>
+        <w:numPr>
+          <w:ilvl w:val="0"/>
+          <w:numId w:val="20"/>
+        </w:numPr>
+        <w:jc w:val="both"/>
+      </w:pPr>
+      <w:r>
+        <w:t xml:space="preserve">Xử lý hồ sơ: Cán bộ chuyên môn thực hiện nghiệp vụ, cập nhật kết quả xử lý và lập dự thảo kết quả giải quyết. </w:t>
+      </w:r>
+    </w:p>
+    <w:p>
+      <w:pPr>
+        <w:pStyle w:val="ListParagraph"/>
+        <w:numPr>
+          <w:ilvl w:val="0"/>
+          <w:numId w:val="20"/>
+        </w:numPr>
+        <w:jc w:val="both"/>
+      </w:pPr>
+      <w:r>
+        <w:t>Hoàn tất xử lý: Hồ sơ sau khi xử lý được chuyển sang quy trình phê duyệt và ban hành kết quả.</w:t>
+      </w:r>
+    </w:p>
+    <w:p>
+      <w:pPr>
+        <w:jc w:val="both"/>
+      </w:pPr>
+      <w:r>
+        <w:t>ĐỐI TƯỢNG KHÁCH HÀNG</w:t>
+      </w:r>
+    </w:p>
+    <w:p>
+      <w:pPr>
+        <w:ind w:firstLine="720"/>
+        <w:jc w:val="both"/>
+      </w:pPr>
+      <w:r>
+        <w:t>Người dân hoặc tổ chức đã nộp hồ sơ thủ tục hành chính tại phường Tân Hải.</w:t>
+      </w:r>
+    </w:p>
+    <w:p>
+      <w:pPr>
+        <w:jc w:val="both"/>
+      </w:pPr>
+      <w:r>
+        <w:lastRenderedPageBreak/>
+        <w:t>CÁC KẾT QUẢ CÓ THỂ XẢY RA</w:t>
+      </w:r>
+    </w:p>
+    <w:p>
+      <w:pPr>
+        <w:jc w:val="both"/>
+      </w:pPr>
+      <w:r>
+        <w:tab/>
+      </w:r>
+      <w:r>
+        <w:t>Hồ sơ được xác định hợp lệ và hoàn tất xử lý; hồ sơ được yêu cầu bổ sung; hồ sơ cần xác minh hoặc xử lý thêm; hoặc hồ sơ được đề xuất từ chối giải quyết và nêu rõ lý do.</w:t>
+      </w:r>
+    </w:p>
+    <w:p>
+      <w:pPr>
+        <w:jc w:val="both"/>
+      </w:pPr>
+      <w:r>
+        <w:t xml:space="preserve">2.1.3.3. </w:t>
+      </w:r>
+      <w:r>
+        <w:t>Quy trình trả kết và thông báo</w:t>
+      </w:r>
+    </w:p>
+    <w:p>
+      <w:pPr>
+        <w:keepNext/>
+      </w:pPr>
+      <w:r>
+        <w:rPr>
+          <w:noProof/>
+        </w:rPr>
+        <w:drawing>
+          <wp:inline distT="0" distB="0" distL="0" distR="0" wp14:anchorId="23F3748B" wp14:editId="4DCAB14B">
+            <wp:extent cx="5731510" cy="767715"/>
+            <wp:effectExtent l="0" t="0" r="2540" b="0"/>
+            <wp:docPr id="1579081715" name="Picture 25"/>
+            <wp:cNvGraphicFramePr>
+              <a:graphicFrameLocks xmlns:a="http://schemas.openxmlformats.org/drawingml/2006/main" noChangeAspect="1"/>
+            </wp:cNvGraphicFramePr>
+            <a:graphic xmlns:a="http://schemas.openxmlformats.org/drawingml/2006/main">
+              <a:graphicData uri="http://schemas.openxmlformats.org/drawingml/2006/picture">
+                <pic:pic xmlns:pic="http://schemas.openxmlformats.org/drawingml/2006/picture">
+                  <pic:nvPicPr>
+                    <pic:cNvPr id="0" name="Picture 20"/>
+                    <pic:cNvPicPr>
+                      <a:picLocks noChangeAspect="1" noChangeArrowheads="1"/>
+                    </pic:cNvPicPr>
+                  </pic:nvPicPr>
+                  <pic:blipFill>
+                    <a:blip r:embed="rId11">
+                      <a:extLst>
+                        <a:ext uri="{28A0092B-C50C-407E-A947-70E740481C1C}">
+                          <a14:useLocalDpi xmlns:a14="http://schemas.microsoft.com/office/drawing/2010/main" val="0"/>
+                        </a:ext>
+                      </a:extLst>
+                    </a:blip>
+                    <a:srcRect/>
+                    <a:stretch>
+                      <a:fillRect/>
+                    </a:stretch>
+                  </pic:blipFill>
+                  <pic:spPr bwMode="auto">
+                    <a:xfrm>
+                      <a:off x="0" y="0"/>
+                      <a:ext cx="5731510" cy="767715"/>
+                    </a:xfrm>
+                    <a:prstGeom prst="rect">
+                      <a:avLst/>
+                    </a:prstGeom>
+                    <a:noFill/>
+                    <a:ln>
+                      <a:noFill/>
+                    </a:ln>
+                  </pic:spPr>
+                </pic:pic>
+              </a:graphicData>
+            </a:graphic>
+          </wp:inline>
+        </w:drawing>
+      </w:r>
+    </w:p>
+    <w:p>
+      <w:pPr>
+        <w:pStyle w:val="Caption"/>
+      </w:pPr>
+      <w:bookmarkStart w:id="18" w:name="_Toc236242616"/>
+      <w:r>
+        <w:t xml:space="preserve">Hình </w:t>
+      </w:r>
+      <w:r>
+        <w:fldChar w:fldCharType="begin"/>
+      </w:r>
+      <w:r>
+        <w:instrText xml:space="preserve"> SEQ Hình \* ARABIC </w:instrText>
+      </w:r>
+      <w:r>
+        <w:fldChar w:fldCharType="separate"/>
+      </w:r>
+      <w:r>
+        <w:rPr>
+          <w:noProof/>
+        </w:rPr>
+        <w:t>3</w:t>
+      </w:r>
+      <w:r>
+        <w:rPr>
+          <w:noProof/>
+        </w:rPr>
+        <w:fldChar w:fldCharType="end"/>
+      </w:r>
+      <w:r>
+        <w:t>. Quy trình phê duyệt và ban hành kết quả</w:t>
+      </w:r>
+      <w:bookmarkEnd w:id="18"/>
+    </w:p>
+    <w:p>
+      <w:pPr>
+        <w:jc w:val="both"/>
+      </w:pPr>
+      <w:r>
+        <w:t xml:space="preserve">2.1.3.4. </w:t>
+      </w:r>
+      <w:r>
+        <w:t>Quy trình trả kết và thông báo</w:t>
+      </w:r>
+    </w:p>
+    <w:p>
+      <w:pPr>
+        <w:keepNext/>
+      </w:pPr>
+      <w:r>
+        <w:rPr>
+          <w:noProof/>
+        </w:rPr>
+        <w:drawing>
+          <wp:inline distT="0" distB="0" distL="0" distR="0" wp14:anchorId="740057F2" wp14:editId="4C3AC69D">
+            <wp:extent cx="5731510" cy="767715"/>
+            <wp:effectExtent l="0" t="0" r="2540" b="0"/>
+            <wp:docPr id="1061067580" name="Picture 27"/>
+            <wp:cNvGraphicFramePr>
+              <a:graphicFrameLocks xmlns:a="http://schemas.openxmlformats.org/drawingml/2006/main" noChangeAspect="1"/>
+            </wp:cNvGraphicFramePr>
+            <a:graphic xmlns:a="http://schemas.openxmlformats.org/drawingml/2006/main">
+              <a:graphicData uri="http://schemas.openxmlformats.org/drawingml/2006/picture">
+                <pic:pic xmlns:pic="http://schemas.openxmlformats.org/drawingml/2006/picture">
+                  <pic:nvPicPr>
+                    <pic:cNvPr id="0" name="Picture 27"/>
+                    <pic:cNvPicPr>
+                      <a:picLocks noChangeAspect="1" noChangeArrowheads="1"/>
+                    </pic:cNvPicPr>
+                  </pic:nvPicPr>
+                  <pic:blipFill>
+                    <a:blip r:embed="rId12">
+                      <a:extLst>
+                        <a:ext uri="{28A0092B-C50C-407E-A947-70E740481C1C}">
+                          <a14:useLocalDpi xmlns:a14="http://schemas.microsoft.com/office/drawing/2010/main" val="0"/>
+                        </a:ext>
+                      </a:extLst>
+                    </a:blip>
+                    <a:srcRect/>
+                    <a:stretch>
+                      <a:fillRect/>
+                    </a:stretch>
+                  </pic:blipFill>
+                  <pic:spPr bwMode="auto">
+                    <a:xfrm>
+                      <a:off x="0" y="0"/>
+                      <a:ext cx="5731510" cy="767715"/>
+                    </a:xfrm>
+                    <a:prstGeom prst="rect">
+                      <a:avLst/>
+                    </a:prstGeom>
+                    <a:noFill/>
+                    <a:ln>
+                      <a:noFill/>
+                    </a:ln>
+                  </pic:spPr>
+                </pic:pic>
+              </a:graphicData>
+            </a:graphic>
+          </wp:inline>
+        </w:drawing>
+      </w:r>
+    </w:p>
+    <w:p>
+      <w:pPr>
+        <w:pStyle w:val="Caption"/>
+      </w:pPr>
+      <w:bookmarkStart w:id="19" w:name="_Toc236242617"/>
+      <w:r>
+        <w:t xml:space="preserve">Hình </w:t>
+      </w:r>
+      <w:r>
+        <w:fldChar w:fldCharType="begin"/>
+      </w:r>
+      <w:r>
+        <w:instrText xml:space="preserve"> SEQ Hình \* ARABIC </w:instrText>
+      </w:r>
+      <w:r>
+        <w:fldChar w:fldCharType="separate"/>
+      </w:r>
+      <w:r>
+        <w:rPr>
+          <w:noProof/>
+        </w:rPr>
+        <w:t>4</w:t>
+      </w:r>
+      <w:r>
+        <w:rPr>
+          <w:noProof/>
+        </w:rPr>
+        <w:fldChar w:fldCharType="end"/>
+      </w:r>
+      <w:r>
+        <w:t>. Quy trình trả kết và thông báo</w:t>
+      </w:r>
+      <w:bookmarkEnd w:id="19"/>
+    </w:p>
+    <w:p>
+      <w:pPr>
+        <w:pStyle w:val="Heading4"/>
+      </w:pPr>
+      <w:bookmarkStart w:id="20" w:name="_Toc236231651"/>
+      <w:r>
+        <w:t>2.1.4 Quy trình hỗ trợ (Processs Support).</w:t>
+      </w:r>
+      <w:bookmarkEnd w:id="20"/>
+    </w:p>
+    <w:p>
+      <w:pPr>
+        <w:pStyle w:val="Heading3"/>
+      </w:pPr>
+      <w:bookmarkStart w:id="21" w:name="_Toc236231652"/>
+      <w:bookmarkStart w:id="22" w:name="_Toc236262259"/>
+      <w:r>
+        <w:t>2.2 Mô hình hóa quy trình quản lý (Processs Management).</w:t>
+      </w:r>
+      <w:bookmarkEnd w:id="21"/>
+      <w:bookmarkEnd w:id="22"/>
+    </w:p>
+    <w:p>
+      <w:pPr>
+        <w:pStyle w:val="Heading3"/>
+      </w:pPr>
+      <w:bookmarkStart w:id="23" w:name="_Toc236231653"/>
+      <w:bookmarkStart w:id="24" w:name="_Toc236262260"/>
+      <w:r>
+        <w:t>2.3 Mô hình hóa quy trình cốt lõi (Processs Core).</w:t>
+      </w:r>
+      <w:bookmarkEnd w:id="23"/>
+      <w:bookmarkEnd w:id="24"/>
+    </w:p>
+    <w:p>
+      <w:pPr>
+        <w:pStyle w:val="Heading3"/>
+      </w:pPr>
+      <w:bookmarkStart w:id="25" w:name="_Toc236231654"/>
+      <w:bookmarkStart w:id="26" w:name="_Toc236262261"/>
+      <w:r>
+        <w:t>2.4 Mô hình hóa quy trình hỗ trợ (Processs Support)</w:t>
+      </w:r>
+      <w:bookmarkEnd w:id="25"/>
+      <w:bookmarkEnd w:id="26"/>
+    </w:p>
+    <w:p/>
+    <w:p>
+      <w:pPr>
         <w:rPr>
           <w:rFonts w:cs="Times New Roman"/>
           <w:szCs w:val="26"/>
         </w:rPr>
+      </w:pPr>
+      <w:r>
+        <w:rPr>
+          <w:rFonts w:cs="Times New Roman"/>
+          <w:szCs w:val="26"/>
+        </w:rPr>
         <w:br w:type="page"/>
       </w:r>
     </w:p>
@@ -2759,7 +6380,7 @@
       <w:pPr>
         <w:pStyle w:val="Heading1"/>
       </w:pPr>
-      <w:bookmarkStart w:id="8" w:name="_Toc162996933"/>
+      <w:bookmarkStart w:id="27" w:name="_Toc236262262"/>
       <w:r>
         <w:lastRenderedPageBreak/>
         <w:t xml:space="preserve">Chương III. </w:t>
@@ -2770,13 +6391,12 @@
       <w:r>
         <w:t>.</w:t>
       </w:r>
-      <w:bookmarkEnd w:id="8"/>
+      <w:bookmarkEnd w:id="27"/>
     </w:p>
     <w:p>
       <w:pPr>
         <w:pStyle w:val="Heading1"/>
       </w:pPr>
-      <w:bookmarkStart w:id="9" w:name="_Toc162996934"/>
     </w:p>
     <w:p>
       <w:pPr>
@@ -2837,6 +6457,7 @@
       <w:pPr>
         <w:pStyle w:val="Heading1"/>
       </w:pPr>
+      <w:bookmarkStart w:id="28" w:name="_Toc236262263"/>
       <w:r>
         <w:lastRenderedPageBreak/>
         <w:t xml:space="preserve">Chương IV. </w:t>
@@ -2847,7 +6468,7 @@
       <w:r>
         <w:t>.</w:t>
       </w:r>
-      <w:bookmarkEnd w:id="9"/>
+      <w:bookmarkEnd w:id="28"/>
     </w:p>
     <w:p>
       <w:pPr>
@@ -2955,12 +6576,12 @@
       <w:pPr>
         <w:pStyle w:val="Heading1"/>
       </w:pPr>
-      <w:bookmarkStart w:id="10" w:name="_Toc162996935"/>
+      <w:bookmarkStart w:id="29" w:name="_Toc236262264"/>
       <w:r>
         <w:lastRenderedPageBreak/>
         <w:t>NGUỒN THAM KHẢO</w:t>
       </w:r>
-      <w:bookmarkEnd w:id="10"/>
+      <w:bookmarkEnd w:id="29"/>
     </w:p>
     <w:p>
       <w:pPr>
@@ -2971,7 +6592,7 @@
         </w:numPr>
         <w:jc w:val="both"/>
       </w:pPr>
-      <w:hyperlink r:id="rId9" w:anchor="ID0EBBF=Getting_started" w:history="1">
+      <w:hyperlink r:id="rId13" w:anchor="ID0EBBF=Getting_started" w:history="1">
         <w:r>
           <w:rPr>
             <w:rStyle w:val="Hyperlink"/>
@@ -3045,8 +6666,8 @@
     <w:p/>
     <w:p/>
     <w:sectPr>
-      <w:headerReference w:type="default" r:id="rId10"/>
-      <w:footerReference w:type="default" r:id="rId11"/>
+      <w:headerReference w:type="default" r:id="rId14"/>
+      <w:footerReference w:type="default" r:id="rId15"/>
       <w:pgSz w:w="11906" w:h="16838" w:code="9"/>
       <w:pgMar w:top="1440" w:right="1440" w:bottom="1440" w:left="1440" w:header="720" w:footer="720" w:gutter="0"/>
       <w:pgBorders w:display="firstPage" w:offsetFrom="page">
@@ -3234,6 +6855,571 @@
 <file path=word/numbering.xml><?xml version="1.0" encoding="utf-8"?>
 <w:numbering xmlns:wpc="http://schemas.microsoft.com/office/word/2010/wordprocessingCanvas" xmlns:cx="http://schemas.microsoft.com/office/drawing/2014/chartex" xmlns:cx1="http://schemas.microsoft.com/office/drawing/2015/9/8/chartex" xmlns:cx2="http://schemas.microsoft.com/office/drawing/2015/10/21/chartex" xmlns:cx3="http://schemas.microsoft.com/office/drawing/2016/5/9/chartex" xmlns:cx4="http://schemas.microsoft.com/office/drawing/2016/5/10/chartex" xmlns:cx5="http://schemas.microsoft.com/office/drawing/2016/5/11/chartex" xmlns:cx6="http://schemas.microsoft.com/office/drawing/2016/5/12/chartex" xmlns:cx7="http://schemas.microsoft.com/office/drawing/2016/5/13/chartex" xmlns:cx8="http://schemas.microsoft.com/office/drawing/2016/5/14/chartex" xmlns:mc="http://schemas.openxmlformats.org/markup-compatibility/2006" xmlns:aink="http://schemas.microsoft.com/office/drawing/2016/ink" xmlns:am3d="http://schemas.microsoft.com/office/drawing/2017/model3d" xmlns:o="urn:schemas-microsoft-com:office:office" xmlns:oel="http://schemas.microsoft.com/office/2019/extlst" xmlns:r="http://schemas.openxmlformats.org/officeDocument/2006/relationships" xmlns:m="http://schemas.openxmlformats.org/officeDocument/2006/math" xmlns:v="urn:schemas-microsoft-com:vml" xmlns:wp14="http://schemas.microsoft.com/office/word/2010/wordprocessingDrawing" xmlns:wp="http://schemas.openxmlformats.org/drawingml/2006/wordprocessingDrawing" xmlns:w10="urn:schemas-microsoft-com:office:word" xmlns:w="http://schemas.openxmlformats.org/wordprocessingml/2006/main" xmlns:w14="http://schemas.microsoft.com/office/word/2010/wordml" xmlns:w15="http://schemas.microsoft.com/office/word/2012/wordml" xmlns:w16cei="http://schemas.microsoft.com/office/word/2026/wordml/cei" xmlns:w16cex="http://schemas.microsoft.com/office/word/2018/wordml/cex" xmlns:w16cid="http://schemas.microsoft.com/office/word/2016/wordml/cid" xmlns:w16="http://schemas.microsoft.com/office/word/2018/wordml" xmlns:w16du="http://schemas.microsoft.com/office/word/2023/wordml/word16du" xmlns:w16sdtdh="http://schemas.microsoft.com/office/word/2020/wordml/sdtdatahash" xmlns:w16sdtfl="http://schemas.microsoft.com/office/word/2024/wordml/sdtformatlock" xmlns:w16se="http://schemas.microsoft.com/office/word/2015/wordml/symex" xmlns:wpg="http://schemas.microsoft.com/office/word/2010/wordprocessingGroup" xmlns:wpi="http://schemas.microsoft.com/office/word/2010/wordprocessingInk" xmlns:wne="http://schemas.microsoft.com/office/word/2006/wordml" xmlns:wps="http://schemas.microsoft.com/office/word/2010/wordprocessingShape" mc:Ignorable="w14 w15 w16se w16cid w16 w16cex w16sdtdh w16sdtfl w16du wp14">
   <w:abstractNum w:abstractNumId="0" w15:restartNumberingAfterBreak="0">
+    <w:nsid w:val="08943C16"/>
+    <w:multiLevelType w:val="hybridMultilevel"/>
+    <w:tmpl w:val="DCA09C3A"/>
+    <w:lvl w:ilvl="0" w:tplc="04090001">
+      <w:start w:val="1"/>
+      <w:numFmt w:val="bullet"/>
+      <w:lvlText w:val=""/>
+      <w:lvlJc w:val="left"/>
+      <w:pPr>
+        <w:ind w:left="720" w:hanging="360"/>
+      </w:pPr>
+      <w:rPr>
+        <w:rFonts w:ascii="Symbol" w:hAnsi="Symbol" w:hint="default"/>
+      </w:rPr>
+    </w:lvl>
+    <w:lvl w:ilvl="1" w:tplc="04090003" w:tentative="1">
+      <w:start w:val="1"/>
+      <w:numFmt w:val="bullet"/>
+      <w:lvlText w:val="o"/>
+      <w:lvlJc w:val="left"/>
+      <w:pPr>
+        <w:ind w:left="1440" w:hanging="360"/>
+      </w:pPr>
+      <w:rPr>
+        <w:rFonts w:ascii="Courier New" w:hAnsi="Courier New" w:cs="Courier New" w:hint="default"/>
+      </w:rPr>
+    </w:lvl>
+    <w:lvl w:ilvl="2" w:tplc="04090005" w:tentative="1">
+      <w:start w:val="1"/>
+      <w:numFmt w:val="bullet"/>
+      <w:lvlText w:val=""/>
+      <w:lvlJc w:val="left"/>
+      <w:pPr>
+        <w:ind w:left="2160" w:hanging="360"/>
+      </w:pPr>
+      <w:rPr>
+        <w:rFonts w:ascii="Wingdings" w:hAnsi="Wingdings" w:hint="default"/>
+      </w:rPr>
+    </w:lvl>
+    <w:lvl w:ilvl="3" w:tplc="04090001" w:tentative="1">
+      <w:start w:val="1"/>
+      <w:numFmt w:val="bullet"/>
+      <w:lvlText w:val=""/>
+      <w:lvlJc w:val="left"/>
+      <w:pPr>
+        <w:ind w:left="2880" w:hanging="360"/>
+      </w:pPr>
+      <w:rPr>
+        <w:rFonts w:ascii="Symbol" w:hAnsi="Symbol" w:hint="default"/>
+      </w:rPr>
+    </w:lvl>
+    <w:lvl w:ilvl="4" w:tplc="04090003" w:tentative="1">
+      <w:start w:val="1"/>
+      <w:numFmt w:val="bullet"/>
+      <w:lvlText w:val="o"/>
+      <w:lvlJc w:val="left"/>
+      <w:pPr>
+        <w:ind w:left="3600" w:hanging="360"/>
+      </w:pPr>
+      <w:rPr>
+        <w:rFonts w:ascii="Courier New" w:hAnsi="Courier New" w:cs="Courier New" w:hint="default"/>
+      </w:rPr>
+    </w:lvl>
+    <w:lvl w:ilvl="5" w:tplc="04090005" w:tentative="1">
+      <w:start w:val="1"/>
+      <w:numFmt w:val="bullet"/>
+      <w:lvlText w:val=""/>
+      <w:lvlJc w:val="left"/>
+      <w:pPr>
+        <w:ind w:left="4320" w:hanging="360"/>
+      </w:pPr>
+      <w:rPr>
+        <w:rFonts w:ascii="Wingdings" w:hAnsi="Wingdings" w:hint="default"/>
+      </w:rPr>
+    </w:lvl>
+    <w:lvl w:ilvl="6" w:tplc="04090001" w:tentative="1">
+      <w:start w:val="1"/>
+      <w:numFmt w:val="bullet"/>
+      <w:lvlText w:val=""/>
+      <w:lvlJc w:val="left"/>
+      <w:pPr>
+        <w:ind w:left="5040" w:hanging="360"/>
+      </w:pPr>
+      <w:rPr>
+        <w:rFonts w:ascii="Symbol" w:hAnsi="Symbol" w:hint="default"/>
+      </w:rPr>
+    </w:lvl>
+    <w:lvl w:ilvl="7" w:tplc="04090003" w:tentative="1">
+      <w:start w:val="1"/>
+      <w:numFmt w:val="bullet"/>
+      <w:lvlText w:val="o"/>
+      <w:lvlJc w:val="left"/>
+      <w:pPr>
+        <w:ind w:left="5760" w:hanging="360"/>
+      </w:pPr>
+      <w:rPr>
+        <w:rFonts w:ascii="Courier New" w:hAnsi="Courier New" w:cs="Courier New" w:hint="default"/>
+      </w:rPr>
+    </w:lvl>
+    <w:lvl w:ilvl="8" w:tplc="04090005" w:tentative="1">
+      <w:start w:val="1"/>
+      <w:numFmt w:val="bullet"/>
+      <w:lvlText w:val=""/>
+      <w:lvlJc w:val="left"/>
+      <w:pPr>
+        <w:ind w:left="6480" w:hanging="360"/>
+      </w:pPr>
+      <w:rPr>
+        <w:rFonts w:ascii="Wingdings" w:hAnsi="Wingdings" w:hint="default"/>
+      </w:rPr>
+    </w:lvl>
+  </w:abstractNum>
+  <w:abstractNum w:abstractNumId="1" w15:restartNumberingAfterBreak="0">
+    <w:nsid w:val="09C16AAF"/>
+    <w:multiLevelType w:val="hybridMultilevel"/>
+    <w:tmpl w:val="42564248"/>
+    <w:lvl w:ilvl="0" w:tplc="04090001">
+      <w:start w:val="1"/>
+      <w:numFmt w:val="bullet"/>
+      <w:lvlText w:val=""/>
+      <w:lvlJc w:val="left"/>
+      <w:pPr>
+        <w:ind w:left="720" w:hanging="360"/>
+      </w:pPr>
+      <w:rPr>
+        <w:rFonts w:ascii="Symbol" w:hAnsi="Symbol" w:hint="default"/>
+      </w:rPr>
+    </w:lvl>
+    <w:lvl w:ilvl="1" w:tplc="04090003" w:tentative="1">
+      <w:start w:val="1"/>
+      <w:numFmt w:val="bullet"/>
+      <w:lvlText w:val="o"/>
+      <w:lvlJc w:val="left"/>
+      <w:pPr>
+        <w:ind w:left="1440" w:hanging="360"/>
+      </w:pPr>
+      <w:rPr>
+        <w:rFonts w:ascii="Courier New" w:hAnsi="Courier New" w:cs="Courier New" w:hint="default"/>
+      </w:rPr>
+    </w:lvl>
+    <w:lvl w:ilvl="2" w:tplc="04090005" w:tentative="1">
+      <w:start w:val="1"/>
+      <w:numFmt w:val="bullet"/>
+      <w:lvlText w:val=""/>
+      <w:lvlJc w:val="left"/>
+      <w:pPr>
+        <w:ind w:left="2160" w:hanging="360"/>
+      </w:pPr>
+      <w:rPr>
+        <w:rFonts w:ascii="Wingdings" w:hAnsi="Wingdings" w:hint="default"/>
+      </w:rPr>
+    </w:lvl>
+    <w:lvl w:ilvl="3" w:tplc="04090001" w:tentative="1">
+      <w:start w:val="1"/>
+      <w:numFmt w:val="bullet"/>
+      <w:lvlText w:val=""/>
+      <w:lvlJc w:val="left"/>
+      <w:pPr>
+        <w:ind w:left="2880" w:hanging="360"/>
+      </w:pPr>
+      <w:rPr>
+        <w:rFonts w:ascii="Symbol" w:hAnsi="Symbol" w:hint="default"/>
+      </w:rPr>
+    </w:lvl>
+    <w:lvl w:ilvl="4" w:tplc="04090003" w:tentative="1">
+      <w:start w:val="1"/>
+      <w:numFmt w:val="bullet"/>
+      <w:lvlText w:val="o"/>
+      <w:lvlJc w:val="left"/>
+      <w:pPr>
+        <w:ind w:left="3600" w:hanging="360"/>
+      </w:pPr>
+      <w:rPr>
+        <w:rFonts w:ascii="Courier New" w:hAnsi="Courier New" w:cs="Courier New" w:hint="default"/>
+      </w:rPr>
+    </w:lvl>
+    <w:lvl w:ilvl="5" w:tplc="04090005" w:tentative="1">
+      <w:start w:val="1"/>
+      <w:numFmt w:val="bullet"/>
+      <w:lvlText w:val=""/>
+      <w:lvlJc w:val="left"/>
+      <w:pPr>
+        <w:ind w:left="4320" w:hanging="360"/>
+      </w:pPr>
+      <w:rPr>
+        <w:rFonts w:ascii="Wingdings" w:hAnsi="Wingdings" w:hint="default"/>
+      </w:rPr>
+    </w:lvl>
+    <w:lvl w:ilvl="6" w:tplc="04090001" w:tentative="1">
+      <w:start w:val="1"/>
+      <w:numFmt w:val="bullet"/>
+      <w:lvlText w:val=""/>
+      <w:lvlJc w:val="left"/>
+      <w:pPr>
+        <w:ind w:left="5040" w:hanging="360"/>
+      </w:pPr>
+      <w:rPr>
+        <w:rFonts w:ascii="Symbol" w:hAnsi="Symbol" w:hint="default"/>
+      </w:rPr>
+    </w:lvl>
+    <w:lvl w:ilvl="7" w:tplc="04090003" w:tentative="1">
+      <w:start w:val="1"/>
+      <w:numFmt w:val="bullet"/>
+      <w:lvlText w:val="o"/>
+      <w:lvlJc w:val="left"/>
+      <w:pPr>
+        <w:ind w:left="5760" w:hanging="360"/>
+      </w:pPr>
+      <w:rPr>
+        <w:rFonts w:ascii="Courier New" w:hAnsi="Courier New" w:cs="Courier New" w:hint="default"/>
+      </w:rPr>
+    </w:lvl>
+    <w:lvl w:ilvl="8" w:tplc="04090005" w:tentative="1">
+      <w:start w:val="1"/>
+      <w:numFmt w:val="bullet"/>
+      <w:lvlText w:val=""/>
+      <w:lvlJc w:val="left"/>
+      <w:pPr>
+        <w:ind w:left="6480" w:hanging="360"/>
+      </w:pPr>
+      <w:rPr>
+        <w:rFonts w:ascii="Wingdings" w:hAnsi="Wingdings" w:hint="default"/>
+      </w:rPr>
+    </w:lvl>
+  </w:abstractNum>
+  <w:abstractNum w:abstractNumId="2" w15:restartNumberingAfterBreak="0">
+    <w:nsid w:val="0ABA2525"/>
+    <w:multiLevelType w:val="hybridMultilevel"/>
+    <w:tmpl w:val="08227230"/>
+    <w:lvl w:ilvl="0" w:tplc="04090001">
+      <w:start w:val="1"/>
+      <w:numFmt w:val="bullet"/>
+      <w:lvlText w:val=""/>
+      <w:lvlJc w:val="left"/>
+      <w:pPr>
+        <w:ind w:left="720" w:hanging="360"/>
+      </w:pPr>
+      <w:rPr>
+        <w:rFonts w:ascii="Symbol" w:hAnsi="Symbol" w:hint="default"/>
+      </w:rPr>
+    </w:lvl>
+    <w:lvl w:ilvl="1" w:tplc="04090003" w:tentative="1">
+      <w:start w:val="1"/>
+      <w:numFmt w:val="bullet"/>
+      <w:lvlText w:val="o"/>
+      <w:lvlJc w:val="left"/>
+      <w:pPr>
+        <w:ind w:left="1440" w:hanging="360"/>
+      </w:pPr>
+      <w:rPr>
+        <w:rFonts w:ascii="Courier New" w:hAnsi="Courier New" w:cs="Courier New" w:hint="default"/>
+      </w:rPr>
+    </w:lvl>
+    <w:lvl w:ilvl="2" w:tplc="04090005" w:tentative="1">
+      <w:start w:val="1"/>
+      <w:numFmt w:val="bullet"/>
+      <w:lvlText w:val=""/>
+      <w:lvlJc w:val="left"/>
+      <w:pPr>
+        <w:ind w:left="2160" w:hanging="360"/>
+      </w:pPr>
+      <w:rPr>
+        <w:rFonts w:ascii="Wingdings" w:hAnsi="Wingdings" w:hint="default"/>
+      </w:rPr>
+    </w:lvl>
+    <w:lvl w:ilvl="3" w:tplc="04090001" w:tentative="1">
+      <w:start w:val="1"/>
+      <w:numFmt w:val="bullet"/>
+      <w:lvlText w:val=""/>
+      <w:lvlJc w:val="left"/>
+      <w:pPr>
+        <w:ind w:left="2880" w:hanging="360"/>
+      </w:pPr>
+      <w:rPr>
+        <w:rFonts w:ascii="Symbol" w:hAnsi="Symbol" w:hint="default"/>
+      </w:rPr>
+    </w:lvl>
+    <w:lvl w:ilvl="4" w:tplc="04090003" w:tentative="1">
+      <w:start w:val="1"/>
+      <w:numFmt w:val="bullet"/>
+      <w:lvlText w:val="o"/>
+      <w:lvlJc w:val="left"/>
+      <w:pPr>
+        <w:ind w:left="3600" w:hanging="360"/>
+      </w:pPr>
+      <w:rPr>
+        <w:rFonts w:ascii="Courier New" w:hAnsi="Courier New" w:cs="Courier New" w:hint="default"/>
+      </w:rPr>
+    </w:lvl>
+    <w:lvl w:ilvl="5" w:tplc="04090005" w:tentative="1">
+      <w:start w:val="1"/>
+      <w:numFmt w:val="bullet"/>
+      <w:lvlText w:val=""/>
+      <w:lvlJc w:val="left"/>
+      <w:pPr>
+        <w:ind w:left="4320" w:hanging="360"/>
+      </w:pPr>
+      <w:rPr>
+        <w:rFonts w:ascii="Wingdings" w:hAnsi="Wingdings" w:hint="default"/>
+      </w:rPr>
+    </w:lvl>
+    <w:lvl w:ilvl="6" w:tplc="04090001" w:tentative="1">
+      <w:start w:val="1"/>
+      <w:numFmt w:val="bullet"/>
+      <w:lvlText w:val=""/>
+      <w:lvlJc w:val="left"/>
+      <w:pPr>
+        <w:ind w:left="5040" w:hanging="360"/>
+      </w:pPr>
+      <w:rPr>
+        <w:rFonts w:ascii="Symbol" w:hAnsi="Symbol" w:hint="default"/>
+      </w:rPr>
+    </w:lvl>
+    <w:lvl w:ilvl="7" w:tplc="04090003" w:tentative="1">
+      <w:start w:val="1"/>
+      <w:numFmt w:val="bullet"/>
+      <w:lvlText w:val="o"/>
+      <w:lvlJc w:val="left"/>
+      <w:pPr>
+        <w:ind w:left="5760" w:hanging="360"/>
+      </w:pPr>
+      <w:rPr>
+        <w:rFonts w:ascii="Courier New" w:hAnsi="Courier New" w:cs="Courier New" w:hint="default"/>
+      </w:rPr>
+    </w:lvl>
+    <w:lvl w:ilvl="8" w:tplc="04090005" w:tentative="1">
+      <w:start w:val="1"/>
+      <w:numFmt w:val="bullet"/>
+      <w:lvlText w:val=""/>
+      <w:lvlJc w:val="left"/>
+      <w:pPr>
+        <w:ind w:left="6480" w:hanging="360"/>
+      </w:pPr>
+      <w:rPr>
+        <w:rFonts w:ascii="Wingdings" w:hAnsi="Wingdings" w:hint="default"/>
+      </w:rPr>
+    </w:lvl>
+  </w:abstractNum>
+  <w:abstractNum w:abstractNumId="3" w15:restartNumberingAfterBreak="0">
+    <w:nsid w:val="10751836"/>
+    <w:multiLevelType w:val="hybridMultilevel"/>
+    <w:tmpl w:val="CDE6A5E2"/>
+    <w:lvl w:ilvl="0" w:tplc="04090001">
+      <w:start w:val="1"/>
+      <w:numFmt w:val="bullet"/>
+      <w:lvlText w:val=""/>
+      <w:lvlJc w:val="left"/>
+      <w:pPr>
+        <w:ind w:left="720" w:hanging="360"/>
+      </w:pPr>
+      <w:rPr>
+        <w:rFonts w:ascii="Symbol" w:hAnsi="Symbol" w:hint="default"/>
+      </w:rPr>
+    </w:lvl>
+    <w:lvl w:ilvl="1" w:tplc="04090003" w:tentative="1">
+      <w:start w:val="1"/>
+      <w:numFmt w:val="bullet"/>
+      <w:lvlText w:val="o"/>
+      <w:lvlJc w:val="left"/>
+      <w:pPr>
+        <w:ind w:left="1440" w:hanging="360"/>
+      </w:pPr>
+      <w:rPr>
+        <w:rFonts w:ascii="Courier New" w:hAnsi="Courier New" w:cs="Courier New" w:hint="default"/>
+      </w:rPr>
+    </w:lvl>
+    <w:lvl w:ilvl="2" w:tplc="04090005" w:tentative="1">
+      <w:start w:val="1"/>
+      <w:numFmt w:val="bullet"/>
+      <w:lvlText w:val=""/>
+      <w:lvlJc w:val="left"/>
+      <w:pPr>
+        <w:ind w:left="2160" w:hanging="360"/>
+      </w:pPr>
+      <w:rPr>
+        <w:rFonts w:ascii="Wingdings" w:hAnsi="Wingdings" w:hint="default"/>
+      </w:rPr>
+    </w:lvl>
+    <w:lvl w:ilvl="3" w:tplc="04090001" w:tentative="1">
+      <w:start w:val="1"/>
+      <w:numFmt w:val="bullet"/>
+      <w:lvlText w:val=""/>
+      <w:lvlJc w:val="left"/>
+      <w:pPr>
+        <w:ind w:left="2880" w:hanging="360"/>
+      </w:pPr>
+      <w:rPr>
+        <w:rFonts w:ascii="Symbol" w:hAnsi="Symbol" w:hint="default"/>
+      </w:rPr>
+    </w:lvl>
+    <w:lvl w:ilvl="4" w:tplc="04090003" w:tentative="1">
+      <w:start w:val="1"/>
+      <w:numFmt w:val="bullet"/>
+      <w:lvlText w:val="o"/>
+      <w:lvlJc w:val="left"/>
+      <w:pPr>
+        <w:ind w:left="3600" w:hanging="360"/>
+      </w:pPr>
+      <w:rPr>
+        <w:rFonts w:ascii="Courier New" w:hAnsi="Courier New" w:cs="Courier New" w:hint="default"/>
+      </w:rPr>
+    </w:lvl>
+    <w:lvl w:ilvl="5" w:tplc="04090005" w:tentative="1">
+      <w:start w:val="1"/>
+      <w:numFmt w:val="bullet"/>
+      <w:lvlText w:val=""/>
+      <w:lvlJc w:val="left"/>
+      <w:pPr>
+        <w:ind w:left="4320" w:hanging="360"/>
+      </w:pPr>
+      <w:rPr>
+        <w:rFonts w:ascii="Wingdings" w:hAnsi="Wingdings" w:hint="default"/>
+      </w:rPr>
+    </w:lvl>
+    <w:lvl w:ilvl="6" w:tplc="04090001" w:tentative="1">
+      <w:start w:val="1"/>
+      <w:numFmt w:val="bullet"/>
+      <w:lvlText w:val=""/>
+      <w:lvlJc w:val="left"/>
+      <w:pPr>
+        <w:ind w:left="5040" w:hanging="360"/>
+      </w:pPr>
+      <w:rPr>
+        <w:rFonts w:ascii="Symbol" w:hAnsi="Symbol" w:hint="default"/>
+      </w:rPr>
+    </w:lvl>
+    <w:lvl w:ilvl="7" w:tplc="04090003" w:tentative="1">
+      <w:start w:val="1"/>
+      <w:numFmt w:val="bullet"/>
+      <w:lvlText w:val="o"/>
+      <w:lvlJc w:val="left"/>
+      <w:pPr>
+        <w:ind w:left="5760" w:hanging="360"/>
+      </w:pPr>
+      <w:rPr>
+        <w:rFonts w:ascii="Courier New" w:hAnsi="Courier New" w:cs="Courier New" w:hint="default"/>
+      </w:rPr>
+    </w:lvl>
+    <w:lvl w:ilvl="8" w:tplc="04090005" w:tentative="1">
+      <w:start w:val="1"/>
+      <w:numFmt w:val="bullet"/>
+      <w:lvlText w:val=""/>
+      <w:lvlJc w:val="left"/>
+      <w:pPr>
+        <w:ind w:left="6480" w:hanging="360"/>
+      </w:pPr>
+      <w:rPr>
+        <w:rFonts w:ascii="Wingdings" w:hAnsi="Wingdings" w:hint="default"/>
+      </w:rPr>
+    </w:lvl>
+  </w:abstractNum>
+  <w:abstractNum w:abstractNumId="4" w15:restartNumberingAfterBreak="0">
+    <w:nsid w:val="12435B25"/>
+    <w:multiLevelType w:val="hybridMultilevel"/>
+    <w:tmpl w:val="8C3407DE"/>
+    <w:lvl w:ilvl="0" w:tplc="04090001">
+      <w:start w:val="1"/>
+      <w:numFmt w:val="bullet"/>
+      <w:lvlText w:val=""/>
+      <w:lvlJc w:val="left"/>
+      <w:pPr>
+        <w:ind w:left="720" w:hanging="360"/>
+      </w:pPr>
+      <w:rPr>
+        <w:rFonts w:ascii="Symbol" w:hAnsi="Symbol" w:hint="default"/>
+      </w:rPr>
+    </w:lvl>
+    <w:lvl w:ilvl="1" w:tplc="04090003" w:tentative="1">
+      <w:start w:val="1"/>
+      <w:numFmt w:val="bullet"/>
+      <w:lvlText w:val="o"/>
+      <w:lvlJc w:val="left"/>
+      <w:pPr>
+        <w:ind w:left="1440" w:hanging="360"/>
+      </w:pPr>
+      <w:rPr>
+        <w:rFonts w:ascii="Courier New" w:hAnsi="Courier New" w:cs="Courier New" w:hint="default"/>
+      </w:rPr>
+    </w:lvl>
+    <w:lvl w:ilvl="2" w:tplc="04090005" w:tentative="1">
+      <w:start w:val="1"/>
+      <w:numFmt w:val="bullet"/>
+      <w:lvlText w:val=""/>
+      <w:lvlJc w:val="left"/>
+      <w:pPr>
+        <w:ind w:left="2160" w:hanging="360"/>
+      </w:pPr>
+      <w:rPr>
+        <w:rFonts w:ascii="Wingdings" w:hAnsi="Wingdings" w:hint="default"/>
+      </w:rPr>
+    </w:lvl>
+    <w:lvl w:ilvl="3" w:tplc="04090001" w:tentative="1">
+      <w:start w:val="1"/>
+      <w:numFmt w:val="bullet"/>
+      <w:lvlText w:val=""/>
+      <w:lvlJc w:val="left"/>
+      <w:pPr>
+        <w:ind w:left="2880" w:hanging="360"/>
+      </w:pPr>
+      <w:rPr>
+        <w:rFonts w:ascii="Symbol" w:hAnsi="Symbol" w:hint="default"/>
+      </w:rPr>
+    </w:lvl>
+    <w:lvl w:ilvl="4" w:tplc="04090003" w:tentative="1">
+      <w:start w:val="1"/>
+      <w:numFmt w:val="bullet"/>
+      <w:lvlText w:val="o"/>
+      <w:lvlJc w:val="left"/>
+      <w:pPr>
+        <w:ind w:left="3600" w:hanging="360"/>
+      </w:pPr>
+      <w:rPr>
+        <w:rFonts w:ascii="Courier New" w:hAnsi="Courier New" w:cs="Courier New" w:hint="default"/>
+      </w:rPr>
+    </w:lvl>
+    <w:lvl w:ilvl="5" w:tplc="04090005" w:tentative="1">
+      <w:start w:val="1"/>
+      <w:numFmt w:val="bullet"/>
+      <w:lvlText w:val=""/>
+      <w:lvlJc w:val="left"/>
+      <w:pPr>
+        <w:ind w:left="4320" w:hanging="360"/>
+      </w:pPr>
+      <w:rPr>
+        <w:rFonts w:ascii="Wingdings" w:hAnsi="Wingdings" w:hint="default"/>
+      </w:rPr>
+    </w:lvl>
+    <w:lvl w:ilvl="6" w:tplc="04090001" w:tentative="1">
+      <w:start w:val="1"/>
+      <w:numFmt w:val="bullet"/>
+      <w:lvlText w:val=""/>
+      <w:lvlJc w:val="left"/>
+      <w:pPr>
+        <w:ind w:left="5040" w:hanging="360"/>
+      </w:pPr>
+      <w:rPr>
+        <w:rFonts w:ascii="Symbol" w:hAnsi="Symbol" w:hint="default"/>
+      </w:rPr>
+    </w:lvl>
+    <w:lvl w:ilvl="7" w:tplc="04090003" w:tentative="1">
+      <w:start w:val="1"/>
+      <w:numFmt w:val="bullet"/>
+      <w:lvlText w:val="o"/>
+      <w:lvlJc w:val="left"/>
+      <w:pPr>
+        <w:ind w:left="5760" w:hanging="360"/>
+      </w:pPr>
+      <w:rPr>
+        <w:rFonts w:ascii="Courier New" w:hAnsi="Courier New" w:cs="Courier New" w:hint="default"/>
+      </w:rPr>
+    </w:lvl>
+    <w:lvl w:ilvl="8" w:tplc="04090005" w:tentative="1">
+      <w:start w:val="1"/>
+      <w:numFmt w:val="bullet"/>
+      <w:lvlText w:val=""/>
+      <w:lvlJc w:val="left"/>
+      <w:pPr>
+        <w:ind w:left="6480" w:hanging="360"/>
+      </w:pPr>
+      <w:rPr>
+        <w:rFonts w:ascii="Wingdings" w:hAnsi="Wingdings" w:hint="default"/>
+      </w:rPr>
+    </w:lvl>
+  </w:abstractNum>
+  <w:abstractNum w:abstractNumId="5" w15:restartNumberingAfterBreak="0">
     <w:nsid w:val="17734325"/>
     <w:multiLevelType w:val="hybridMultilevel"/>
     <w:tmpl w:val="1FD45FEA"/>
@@ -3322,7 +7508,233 @@
       </w:pPr>
     </w:lvl>
   </w:abstractNum>
-  <w:abstractNum w:abstractNumId="1" w15:restartNumberingAfterBreak="0">
+  <w:abstractNum w:abstractNumId="6" w15:restartNumberingAfterBreak="0">
+    <w:nsid w:val="302F25CC"/>
+    <w:multiLevelType w:val="hybridMultilevel"/>
+    <w:tmpl w:val="6712B04E"/>
+    <w:lvl w:ilvl="0" w:tplc="04090001">
+      <w:start w:val="1"/>
+      <w:numFmt w:val="bullet"/>
+      <w:lvlText w:val=""/>
+      <w:lvlJc w:val="left"/>
+      <w:pPr>
+        <w:ind w:left="720" w:hanging="360"/>
+      </w:pPr>
+      <w:rPr>
+        <w:rFonts w:ascii="Symbol" w:hAnsi="Symbol" w:hint="default"/>
+      </w:rPr>
+    </w:lvl>
+    <w:lvl w:ilvl="1" w:tplc="04090003" w:tentative="1">
+      <w:start w:val="1"/>
+      <w:numFmt w:val="bullet"/>
+      <w:lvlText w:val="o"/>
+      <w:lvlJc w:val="left"/>
+      <w:pPr>
+        <w:ind w:left="1440" w:hanging="360"/>
+      </w:pPr>
+      <w:rPr>
+        <w:rFonts w:ascii="Courier New" w:hAnsi="Courier New" w:cs="Courier New" w:hint="default"/>
+      </w:rPr>
+    </w:lvl>
+    <w:lvl w:ilvl="2" w:tplc="04090005" w:tentative="1">
+      <w:start w:val="1"/>
+      <w:numFmt w:val="bullet"/>
+      <w:lvlText w:val=""/>
+      <w:lvlJc w:val="left"/>
+      <w:pPr>
+        <w:ind w:left="2160" w:hanging="360"/>
+      </w:pPr>
+      <w:rPr>
+        <w:rFonts w:ascii="Wingdings" w:hAnsi="Wingdings" w:hint="default"/>
+      </w:rPr>
+    </w:lvl>
+    <w:lvl w:ilvl="3" w:tplc="04090001" w:tentative="1">
+      <w:start w:val="1"/>
+      <w:numFmt w:val="bullet"/>
+      <w:lvlText w:val=""/>
+      <w:lvlJc w:val="left"/>
+      <w:pPr>
+        <w:ind w:left="2880" w:hanging="360"/>
+      </w:pPr>
+      <w:rPr>
+        <w:rFonts w:ascii="Symbol" w:hAnsi="Symbol" w:hint="default"/>
+      </w:rPr>
+    </w:lvl>
+    <w:lvl w:ilvl="4" w:tplc="04090003" w:tentative="1">
+      <w:start w:val="1"/>
+      <w:numFmt w:val="bullet"/>
+      <w:lvlText w:val="o"/>
+      <w:lvlJc w:val="left"/>
+      <w:pPr>
+        <w:ind w:left="3600" w:hanging="360"/>
+      </w:pPr>
+      <w:rPr>
+        <w:rFonts w:ascii="Courier New" w:hAnsi="Courier New" w:cs="Courier New" w:hint="default"/>
+      </w:rPr>
+    </w:lvl>
+    <w:lvl w:ilvl="5" w:tplc="04090005" w:tentative="1">
+      <w:start w:val="1"/>
+      <w:numFmt w:val="bullet"/>
+      <w:lvlText w:val=""/>
+      <w:lvlJc w:val="left"/>
+      <w:pPr>
+        <w:ind w:left="4320" w:hanging="360"/>
+      </w:pPr>
+      <w:rPr>
+        <w:rFonts w:ascii="Wingdings" w:hAnsi="Wingdings" w:hint="default"/>
+      </w:rPr>
+    </w:lvl>
+    <w:lvl w:ilvl="6" w:tplc="04090001" w:tentative="1">
+      <w:start w:val="1"/>
+      <w:numFmt w:val="bullet"/>
+      <w:lvlText w:val=""/>
+      <w:lvlJc w:val="left"/>
+      <w:pPr>
+        <w:ind w:left="5040" w:hanging="360"/>
+      </w:pPr>
+      <w:rPr>
+        <w:rFonts w:ascii="Symbol" w:hAnsi="Symbol" w:hint="default"/>
+      </w:rPr>
+    </w:lvl>
+    <w:lvl w:ilvl="7" w:tplc="04090003" w:tentative="1">
+      <w:start w:val="1"/>
+      <w:numFmt w:val="bullet"/>
+      <w:lvlText w:val="o"/>
+      <w:lvlJc w:val="left"/>
+      <w:pPr>
+        <w:ind w:left="5760" w:hanging="360"/>
+      </w:pPr>
+      <w:rPr>
+        <w:rFonts w:ascii="Courier New" w:hAnsi="Courier New" w:cs="Courier New" w:hint="default"/>
+      </w:rPr>
+    </w:lvl>
+    <w:lvl w:ilvl="8" w:tplc="04090005" w:tentative="1">
+      <w:start w:val="1"/>
+      <w:numFmt w:val="bullet"/>
+      <w:lvlText w:val=""/>
+      <w:lvlJc w:val="left"/>
+      <w:pPr>
+        <w:ind w:left="6480" w:hanging="360"/>
+      </w:pPr>
+      <w:rPr>
+        <w:rFonts w:ascii="Wingdings" w:hAnsi="Wingdings" w:hint="default"/>
+      </w:rPr>
+    </w:lvl>
+  </w:abstractNum>
+  <w:abstractNum w:abstractNumId="7" w15:restartNumberingAfterBreak="0">
+    <w:nsid w:val="3A78408F"/>
+    <w:multiLevelType w:val="hybridMultilevel"/>
+    <w:tmpl w:val="A2529C4C"/>
+    <w:lvl w:ilvl="0" w:tplc="04090001">
+      <w:start w:val="1"/>
+      <w:numFmt w:val="bullet"/>
+      <w:lvlText w:val=""/>
+      <w:lvlJc w:val="left"/>
+      <w:pPr>
+        <w:ind w:left="720" w:hanging="360"/>
+      </w:pPr>
+      <w:rPr>
+        <w:rFonts w:ascii="Symbol" w:hAnsi="Symbol" w:hint="default"/>
+      </w:rPr>
+    </w:lvl>
+    <w:lvl w:ilvl="1" w:tplc="04090003" w:tentative="1">
+      <w:start w:val="1"/>
+      <w:numFmt w:val="bullet"/>
+      <w:lvlText w:val="o"/>
+      <w:lvlJc w:val="left"/>
+      <w:pPr>
+        <w:ind w:left="1440" w:hanging="360"/>
+      </w:pPr>
+      <w:rPr>
+        <w:rFonts w:ascii="Courier New" w:hAnsi="Courier New" w:cs="Courier New" w:hint="default"/>
+      </w:rPr>
+    </w:lvl>
+    <w:lvl w:ilvl="2" w:tplc="04090005" w:tentative="1">
+      <w:start w:val="1"/>
+      <w:numFmt w:val="bullet"/>
+      <w:lvlText w:val=""/>
+      <w:lvlJc w:val="left"/>
+      <w:pPr>
+        <w:ind w:left="2160" w:hanging="360"/>
+      </w:pPr>
+      <w:rPr>
+        <w:rFonts w:ascii="Wingdings" w:hAnsi="Wingdings" w:hint="default"/>
+      </w:rPr>
+    </w:lvl>
+    <w:lvl w:ilvl="3" w:tplc="04090001" w:tentative="1">
+      <w:start w:val="1"/>
+      <w:numFmt w:val="bullet"/>
+      <w:lvlText w:val=""/>
+      <w:lvlJc w:val="left"/>
+      <w:pPr>
+        <w:ind w:left="2880" w:hanging="360"/>
+      </w:pPr>
+      <w:rPr>
+        <w:rFonts w:ascii="Symbol" w:hAnsi="Symbol" w:hint="default"/>
+      </w:rPr>
+    </w:lvl>
+    <w:lvl w:ilvl="4" w:tplc="04090003" w:tentative="1">
+      <w:start w:val="1"/>
+      <w:numFmt w:val="bullet"/>
+      <w:lvlText w:val="o"/>
+      <w:lvlJc w:val="left"/>
+      <w:pPr>
+        <w:ind w:left="3600" w:hanging="360"/>
+      </w:pPr>
+      <w:rPr>
+        <w:rFonts w:ascii="Courier New" w:hAnsi="Courier New" w:cs="Courier New" w:hint="default"/>
+      </w:rPr>
+    </w:lvl>
+    <w:lvl w:ilvl="5" w:tplc="04090005" w:tentative="1">
+      <w:start w:val="1"/>
+      <w:numFmt w:val="bullet"/>
+      <w:lvlText w:val=""/>
+      <w:lvlJc w:val="left"/>
+      <w:pPr>
+        <w:ind w:left="4320" w:hanging="360"/>
+      </w:pPr>
+      <w:rPr>
+        <w:rFonts w:ascii="Wingdings" w:hAnsi="Wingdings" w:hint="default"/>
+      </w:rPr>
+    </w:lvl>
+    <w:lvl w:ilvl="6" w:tplc="04090001" w:tentative="1">
+      <w:start w:val="1"/>
+      <w:numFmt w:val="bullet"/>
+      <w:lvlText w:val=""/>
+      <w:lvlJc w:val="left"/>
+      <w:pPr>
+        <w:ind w:left="5040" w:hanging="360"/>
+      </w:pPr>
+      <w:rPr>
+        <w:rFonts w:ascii="Symbol" w:hAnsi="Symbol" w:hint="default"/>
+      </w:rPr>
+    </w:lvl>
+    <w:lvl w:ilvl="7" w:tplc="04090003" w:tentative="1">
+      <w:start w:val="1"/>
+      <w:numFmt w:val="bullet"/>
+      <w:lvlText w:val="o"/>
+      <w:lvlJc w:val="left"/>
+      <w:pPr>
+        <w:ind w:left="5760" w:hanging="360"/>
+      </w:pPr>
+      <w:rPr>
+        <w:rFonts w:ascii="Courier New" w:hAnsi="Courier New" w:cs="Courier New" w:hint="default"/>
+      </w:rPr>
+    </w:lvl>
+    <w:lvl w:ilvl="8" w:tplc="04090005" w:tentative="1">
+      <w:start w:val="1"/>
+      <w:numFmt w:val="bullet"/>
+      <w:lvlText w:val=""/>
+      <w:lvlJc w:val="left"/>
+      <w:pPr>
+        <w:ind w:left="6480" w:hanging="360"/>
+      </w:pPr>
+      <w:rPr>
+        <w:rFonts w:ascii="Wingdings" w:hAnsi="Wingdings" w:hint="default"/>
+      </w:rPr>
+    </w:lvl>
+  </w:abstractNum>
+  <w:abstractNum w:abstractNumId="8" w15:restartNumberingAfterBreak="0">
     <w:nsid w:val="40D8608A"/>
     <w:multiLevelType w:val="hybridMultilevel"/>
     <w:tmpl w:val="979CD868"/>
@@ -3411,7 +7823,156 @@
       </w:pPr>
     </w:lvl>
   </w:abstractNum>
-  <w:abstractNum w:abstractNumId="2" w15:restartNumberingAfterBreak="0">
+  <w:abstractNum w:abstractNumId="9" w15:restartNumberingAfterBreak="0">
+    <w:nsid w:val="46777C44"/>
+    <w:multiLevelType w:val="multilevel"/>
+    <w:tmpl w:val="366AC6F2"/>
+    <w:lvl w:ilvl="0">
+      <w:start w:val="1"/>
+      <w:numFmt w:val="bullet"/>
+      <w:lvlText w:val=""/>
+      <w:lvlJc w:val="left"/>
+      <w:pPr>
+        <w:tabs>
+          <w:tab w:val="num" w:pos="720"/>
+        </w:tabs>
+        <w:ind w:left="720" w:hanging="360"/>
+      </w:pPr>
+      <w:rPr>
+        <w:rFonts w:ascii="Symbol" w:hAnsi="Symbol" w:hint="default"/>
+        <w:sz w:val="20"/>
+      </w:rPr>
+    </w:lvl>
+    <w:lvl w:ilvl="1" w:tentative="1">
+      <w:start w:val="1"/>
+      <w:numFmt w:val="bullet"/>
+      <w:lvlText w:val="o"/>
+      <w:lvlJc w:val="left"/>
+      <w:pPr>
+        <w:tabs>
+          <w:tab w:val="num" w:pos="1440"/>
+        </w:tabs>
+        <w:ind w:left="1440" w:hanging="360"/>
+      </w:pPr>
+      <w:rPr>
+        <w:rFonts w:ascii="Courier New" w:hAnsi="Courier New" w:hint="default"/>
+        <w:sz w:val="20"/>
+      </w:rPr>
+    </w:lvl>
+    <w:lvl w:ilvl="2" w:tentative="1">
+      <w:start w:val="1"/>
+      <w:numFmt w:val="bullet"/>
+      <w:lvlText w:val=""/>
+      <w:lvlJc w:val="left"/>
+      <w:pPr>
+        <w:tabs>
+          <w:tab w:val="num" w:pos="2160"/>
+        </w:tabs>
+        <w:ind w:left="2160" w:hanging="360"/>
+      </w:pPr>
+      <w:rPr>
+        <w:rFonts w:ascii="Wingdings" w:hAnsi="Wingdings" w:hint="default"/>
+        <w:sz w:val="20"/>
+      </w:rPr>
+    </w:lvl>
+    <w:lvl w:ilvl="3" w:tentative="1">
+      <w:start w:val="1"/>
+      <w:numFmt w:val="bullet"/>
+      <w:lvlText w:val=""/>
+      <w:lvlJc w:val="left"/>
+      <w:pPr>
+        <w:tabs>
+          <w:tab w:val="num" w:pos="2880"/>
+        </w:tabs>
+        <w:ind w:left="2880" w:hanging="360"/>
+      </w:pPr>
+      <w:rPr>
+        <w:rFonts w:ascii="Wingdings" w:hAnsi="Wingdings" w:hint="default"/>
+        <w:sz w:val="20"/>
+      </w:rPr>
+    </w:lvl>
+    <w:lvl w:ilvl="4" w:tentative="1">
+      <w:start w:val="1"/>
+      <w:numFmt w:val="bullet"/>
+      <w:lvlText w:val=""/>
+      <w:lvlJc w:val="left"/>
+      <w:pPr>
+        <w:tabs>
+          <w:tab w:val="num" w:pos="3600"/>
+        </w:tabs>
+        <w:ind w:left="3600" w:hanging="360"/>
+      </w:pPr>
+      <w:rPr>
+        <w:rFonts w:ascii="Wingdings" w:hAnsi="Wingdings" w:hint="default"/>
+        <w:sz w:val="20"/>
+      </w:rPr>
+    </w:lvl>
+    <w:lvl w:ilvl="5" w:tentative="1">
+      <w:start w:val="1"/>
+      <w:numFmt w:val="bullet"/>
+      <w:lvlText w:val=""/>
+      <w:lvlJc w:val="left"/>
+      <w:pPr>
+        <w:tabs>
+          <w:tab w:val="num" w:pos="4320"/>
+        </w:tabs>
+        <w:ind w:left="4320" w:hanging="360"/>
+      </w:pPr>
+      <w:rPr>
+        <w:rFonts w:ascii="Wingdings" w:hAnsi="Wingdings" w:hint="default"/>
+        <w:sz w:val="20"/>
+      </w:rPr>
+    </w:lvl>
+    <w:lvl w:ilvl="6" w:tentative="1">
+      <w:start w:val="1"/>
+      <w:numFmt w:val="bullet"/>
+      <w:lvlText w:val=""/>
+      <w:lvlJc w:val="left"/>
+      <w:pPr>
+        <w:tabs>
+          <w:tab w:val="num" w:pos="5040"/>
+        </w:tabs>
+        <w:ind w:left="5040" w:hanging="360"/>
+      </w:pPr>
+      <w:rPr>
+        <w:rFonts w:ascii="Wingdings" w:hAnsi="Wingdings" w:hint="default"/>
+        <w:sz w:val="20"/>
+      </w:rPr>
+    </w:lvl>
+    <w:lvl w:ilvl="7" w:tentative="1">
+      <w:start w:val="1"/>
+      <w:numFmt w:val="bullet"/>
+      <w:lvlText w:val=""/>
+      <w:lvlJc w:val="left"/>
+      <w:pPr>
+        <w:tabs>
+          <w:tab w:val="num" w:pos="5760"/>
+        </w:tabs>
+        <w:ind w:left="5760" w:hanging="360"/>
+      </w:pPr>
+      <w:rPr>
+        <w:rFonts w:ascii="Wingdings" w:hAnsi="Wingdings" w:hint="default"/>
+        <w:sz w:val="20"/>
+      </w:rPr>
+    </w:lvl>
+    <w:lvl w:ilvl="8" w:tentative="1">
+      <w:start w:val="1"/>
+      <w:numFmt w:val="bullet"/>
+      <w:lvlText w:val=""/>
+      <w:lvlJc w:val="left"/>
+      <w:pPr>
+        <w:tabs>
+          <w:tab w:val="num" w:pos="6480"/>
+        </w:tabs>
+        <w:ind w:left="6480" w:hanging="360"/>
+      </w:pPr>
+      <w:rPr>
+        <w:rFonts w:ascii="Wingdings" w:hAnsi="Wingdings" w:hint="default"/>
+        <w:sz w:val="20"/>
+      </w:rPr>
+    </w:lvl>
+  </w:abstractNum>
+  <w:abstractNum w:abstractNumId="10" w15:restartNumberingAfterBreak="0">
     <w:nsid w:val="46A44212"/>
     <w:multiLevelType w:val="hybridMultilevel"/>
     <w:tmpl w:val="B42A62EC"/>
@@ -3523,7 +8084,7 @@
       </w:rPr>
     </w:lvl>
   </w:abstractNum>
-  <w:abstractNum w:abstractNumId="3" w15:restartNumberingAfterBreak="0">
+  <w:abstractNum w:abstractNumId="11" w15:restartNumberingAfterBreak="0">
     <w:nsid w:val="46EB5F37"/>
     <w:multiLevelType w:val="hybridMultilevel"/>
     <w:tmpl w:val="FC529674"/>
@@ -3609,7 +8170,233 @@
       </w:pPr>
     </w:lvl>
   </w:abstractNum>
-  <w:abstractNum w:abstractNumId="4" w15:restartNumberingAfterBreak="0">
+  <w:abstractNum w:abstractNumId="12" w15:restartNumberingAfterBreak="0">
+    <w:nsid w:val="52A65FE8"/>
+    <w:multiLevelType w:val="hybridMultilevel"/>
+    <w:tmpl w:val="1604D556"/>
+    <w:lvl w:ilvl="0" w:tplc="04090001">
+      <w:start w:val="1"/>
+      <w:numFmt w:val="bullet"/>
+      <w:lvlText w:val=""/>
+      <w:lvlJc w:val="left"/>
+      <w:pPr>
+        <w:ind w:left="720" w:hanging="360"/>
+      </w:pPr>
+      <w:rPr>
+        <w:rFonts w:ascii="Symbol" w:hAnsi="Symbol" w:hint="default"/>
+      </w:rPr>
+    </w:lvl>
+    <w:lvl w:ilvl="1" w:tplc="04090003" w:tentative="1">
+      <w:start w:val="1"/>
+      <w:numFmt w:val="bullet"/>
+      <w:lvlText w:val="o"/>
+      <w:lvlJc w:val="left"/>
+      <w:pPr>
+        <w:ind w:left="1440" w:hanging="360"/>
+      </w:pPr>
+      <w:rPr>
+        <w:rFonts w:ascii="Courier New" w:hAnsi="Courier New" w:cs="Courier New" w:hint="default"/>
+      </w:rPr>
+    </w:lvl>
+    <w:lvl w:ilvl="2" w:tplc="04090005" w:tentative="1">
+      <w:start w:val="1"/>
+      <w:numFmt w:val="bullet"/>
+      <w:lvlText w:val=""/>
+      <w:lvlJc w:val="left"/>
+      <w:pPr>
+        <w:ind w:left="2160" w:hanging="360"/>
+      </w:pPr>
+      <w:rPr>
+        <w:rFonts w:ascii="Wingdings" w:hAnsi="Wingdings" w:hint="default"/>
+      </w:rPr>
+    </w:lvl>
+    <w:lvl w:ilvl="3" w:tplc="04090001" w:tentative="1">
+      <w:start w:val="1"/>
+      <w:numFmt w:val="bullet"/>
+      <w:lvlText w:val=""/>
+      <w:lvlJc w:val="left"/>
+      <w:pPr>
+        <w:ind w:left="2880" w:hanging="360"/>
+      </w:pPr>
+      <w:rPr>
+        <w:rFonts w:ascii="Symbol" w:hAnsi="Symbol" w:hint="default"/>
+      </w:rPr>
+    </w:lvl>
+    <w:lvl w:ilvl="4" w:tplc="04090003" w:tentative="1">
+      <w:start w:val="1"/>
+      <w:numFmt w:val="bullet"/>
+      <w:lvlText w:val="o"/>
+      <w:lvlJc w:val="left"/>
+      <w:pPr>
+        <w:ind w:left="3600" w:hanging="360"/>
+      </w:pPr>
+      <w:rPr>
+        <w:rFonts w:ascii="Courier New" w:hAnsi="Courier New" w:cs="Courier New" w:hint="default"/>
+      </w:rPr>
+    </w:lvl>
+    <w:lvl w:ilvl="5" w:tplc="04090005" w:tentative="1">
+      <w:start w:val="1"/>
+      <w:numFmt w:val="bullet"/>
+      <w:lvlText w:val=""/>
+      <w:lvlJc w:val="left"/>
+      <w:pPr>
+        <w:ind w:left="4320" w:hanging="360"/>
+      </w:pPr>
+      <w:rPr>
+        <w:rFonts w:ascii="Wingdings" w:hAnsi="Wingdings" w:hint="default"/>
+      </w:rPr>
+    </w:lvl>
+    <w:lvl w:ilvl="6" w:tplc="04090001" w:tentative="1">
+      <w:start w:val="1"/>
+      <w:numFmt w:val="bullet"/>
+      <w:lvlText w:val=""/>
+      <w:lvlJc w:val="left"/>
+      <w:pPr>
+        <w:ind w:left="5040" w:hanging="360"/>
+      </w:pPr>
+      <w:rPr>
+        <w:rFonts w:ascii="Symbol" w:hAnsi="Symbol" w:hint="default"/>
+      </w:rPr>
+    </w:lvl>
+    <w:lvl w:ilvl="7" w:tplc="04090003" w:tentative="1">
+      <w:start w:val="1"/>
+      <w:numFmt w:val="bullet"/>
+      <w:lvlText w:val="o"/>
+      <w:lvlJc w:val="left"/>
+      <w:pPr>
+        <w:ind w:left="5760" w:hanging="360"/>
+      </w:pPr>
+      <w:rPr>
+        <w:rFonts w:ascii="Courier New" w:hAnsi="Courier New" w:cs="Courier New" w:hint="default"/>
+      </w:rPr>
+    </w:lvl>
+    <w:lvl w:ilvl="8" w:tplc="04090005" w:tentative="1">
+      <w:start w:val="1"/>
+      <w:numFmt w:val="bullet"/>
+      <w:lvlText w:val=""/>
+      <w:lvlJc w:val="left"/>
+      <w:pPr>
+        <w:ind w:left="6480" w:hanging="360"/>
+      </w:pPr>
+      <w:rPr>
+        <w:rFonts w:ascii="Wingdings" w:hAnsi="Wingdings" w:hint="default"/>
+      </w:rPr>
+    </w:lvl>
+  </w:abstractNum>
+  <w:abstractNum w:abstractNumId="13" w15:restartNumberingAfterBreak="0">
+    <w:nsid w:val="63B60C33"/>
+    <w:multiLevelType w:val="hybridMultilevel"/>
+    <w:tmpl w:val="635C44DE"/>
+    <w:lvl w:ilvl="0" w:tplc="04090001">
+      <w:start w:val="1"/>
+      <w:numFmt w:val="bullet"/>
+      <w:lvlText w:val=""/>
+      <w:lvlJc w:val="left"/>
+      <w:pPr>
+        <w:ind w:left="720" w:hanging="360"/>
+      </w:pPr>
+      <w:rPr>
+        <w:rFonts w:ascii="Symbol" w:hAnsi="Symbol" w:hint="default"/>
+      </w:rPr>
+    </w:lvl>
+    <w:lvl w:ilvl="1" w:tplc="04090003" w:tentative="1">
+      <w:start w:val="1"/>
+      <w:numFmt w:val="bullet"/>
+      <w:lvlText w:val="o"/>
+      <w:lvlJc w:val="left"/>
+      <w:pPr>
+        <w:ind w:left="1440" w:hanging="360"/>
+      </w:pPr>
+      <w:rPr>
+        <w:rFonts w:ascii="Courier New" w:hAnsi="Courier New" w:cs="Courier New" w:hint="default"/>
+      </w:rPr>
+    </w:lvl>
+    <w:lvl w:ilvl="2" w:tplc="04090005" w:tentative="1">
+      <w:start w:val="1"/>
+      <w:numFmt w:val="bullet"/>
+      <w:lvlText w:val=""/>
+      <w:lvlJc w:val="left"/>
+      <w:pPr>
+        <w:ind w:left="2160" w:hanging="360"/>
+      </w:pPr>
+      <w:rPr>
+        <w:rFonts w:ascii="Wingdings" w:hAnsi="Wingdings" w:hint="default"/>
+      </w:rPr>
+    </w:lvl>
+    <w:lvl w:ilvl="3" w:tplc="04090001" w:tentative="1">
+      <w:start w:val="1"/>
+      <w:numFmt w:val="bullet"/>
+      <w:lvlText w:val=""/>
+      <w:lvlJc w:val="left"/>
+      <w:pPr>
+        <w:ind w:left="2880" w:hanging="360"/>
+      </w:pPr>
+      <w:rPr>
+        <w:rFonts w:ascii="Symbol" w:hAnsi="Symbol" w:hint="default"/>
+      </w:rPr>
+    </w:lvl>
+    <w:lvl w:ilvl="4" w:tplc="04090003" w:tentative="1">
+      <w:start w:val="1"/>
+      <w:numFmt w:val="bullet"/>
+      <w:lvlText w:val="o"/>
+      <w:lvlJc w:val="left"/>
+      <w:pPr>
+        <w:ind w:left="3600" w:hanging="360"/>
+      </w:pPr>
+      <w:rPr>
+        <w:rFonts w:ascii="Courier New" w:hAnsi="Courier New" w:cs="Courier New" w:hint="default"/>
+      </w:rPr>
+    </w:lvl>
+    <w:lvl w:ilvl="5" w:tplc="04090005" w:tentative="1">
+      <w:start w:val="1"/>
+      <w:numFmt w:val="bullet"/>
+      <w:lvlText w:val=""/>
+      <w:lvlJc w:val="left"/>
+      <w:pPr>
+        <w:ind w:left="4320" w:hanging="360"/>
+      </w:pPr>
+      <w:rPr>
+        <w:rFonts w:ascii="Wingdings" w:hAnsi="Wingdings" w:hint="default"/>
+      </w:rPr>
+    </w:lvl>
+    <w:lvl w:ilvl="6" w:tplc="04090001" w:tentative="1">
+      <w:start w:val="1"/>
+      <w:numFmt w:val="bullet"/>
+      <w:lvlText w:val=""/>
+      <w:lvlJc w:val="left"/>
+      <w:pPr>
+        <w:ind w:left="5040" w:hanging="360"/>
+      </w:pPr>
+      <w:rPr>
+        <w:rFonts w:ascii="Symbol" w:hAnsi="Symbol" w:hint="default"/>
+      </w:rPr>
+    </w:lvl>
+    <w:lvl w:ilvl="7" w:tplc="04090003" w:tentative="1">
+      <w:start w:val="1"/>
+      <w:numFmt w:val="bullet"/>
+      <w:lvlText w:val="o"/>
+      <w:lvlJc w:val="left"/>
+      <w:pPr>
+        <w:ind w:left="5760" w:hanging="360"/>
+      </w:pPr>
+      <w:rPr>
+        <w:rFonts w:ascii="Courier New" w:hAnsi="Courier New" w:cs="Courier New" w:hint="default"/>
+      </w:rPr>
+    </w:lvl>
+    <w:lvl w:ilvl="8" w:tplc="04090005" w:tentative="1">
+      <w:start w:val="1"/>
+      <w:numFmt w:val="bullet"/>
+      <w:lvlText w:val=""/>
+      <w:lvlJc w:val="left"/>
+      <w:pPr>
+        <w:ind w:left="6480" w:hanging="360"/>
+      </w:pPr>
+      <w:rPr>
+        <w:rFonts w:ascii="Wingdings" w:hAnsi="Wingdings" w:hint="default"/>
+      </w:rPr>
+    </w:lvl>
+  </w:abstractNum>
+  <w:abstractNum w:abstractNumId="14" w15:restartNumberingAfterBreak="0">
     <w:nsid w:val="686F2D3F"/>
     <w:multiLevelType w:val="hybridMultilevel"/>
     <w:tmpl w:val="E4CE448E"/>
@@ -3698,7 +8485,120 @@
       </w:pPr>
     </w:lvl>
   </w:abstractNum>
-  <w:abstractNum w:abstractNumId="5" w15:restartNumberingAfterBreak="0">
+  <w:abstractNum w:abstractNumId="15" w15:restartNumberingAfterBreak="0">
+    <w:nsid w:val="6B3C3847"/>
+    <w:multiLevelType w:val="hybridMultilevel"/>
+    <w:tmpl w:val="564E730E"/>
+    <w:lvl w:ilvl="0" w:tplc="04090001">
+      <w:start w:val="1"/>
+      <w:numFmt w:val="bullet"/>
+      <w:lvlText w:val=""/>
+      <w:lvlJc w:val="left"/>
+      <w:pPr>
+        <w:ind w:left="720" w:hanging="360"/>
+      </w:pPr>
+      <w:rPr>
+        <w:rFonts w:ascii="Symbol" w:hAnsi="Symbol" w:hint="default"/>
+      </w:rPr>
+    </w:lvl>
+    <w:lvl w:ilvl="1" w:tplc="04090003" w:tentative="1">
+      <w:start w:val="1"/>
+      <w:numFmt w:val="bullet"/>
+      <w:lvlText w:val="o"/>
+      <w:lvlJc w:val="left"/>
+      <w:pPr>
+        <w:ind w:left="1440" w:hanging="360"/>
+      </w:pPr>
+      <w:rPr>
+        <w:rFonts w:ascii="Courier New" w:hAnsi="Courier New" w:cs="Courier New" w:hint="default"/>
+      </w:rPr>
+    </w:lvl>
+    <w:lvl w:ilvl="2" w:tplc="04090005" w:tentative="1">
+      <w:start w:val="1"/>
+      <w:numFmt w:val="bullet"/>
+      <w:lvlText w:val=""/>
+      <w:lvlJc w:val="left"/>
+      <w:pPr>
+        <w:ind w:left="2160" w:hanging="360"/>
+      </w:pPr>
+      <w:rPr>
+        <w:rFonts w:ascii="Wingdings" w:hAnsi="Wingdings" w:hint="default"/>
+      </w:rPr>
+    </w:lvl>
+    <w:lvl w:ilvl="3" w:tplc="04090001" w:tentative="1">
+      <w:start w:val="1"/>
+      <w:numFmt w:val="bullet"/>
+      <w:lvlText w:val=""/>
+      <w:lvlJc w:val="left"/>
+      <w:pPr>
+        <w:ind w:left="2880" w:hanging="360"/>
+      </w:pPr>
+      <w:rPr>
+        <w:rFonts w:ascii="Symbol" w:hAnsi="Symbol" w:hint="default"/>
+      </w:rPr>
+    </w:lvl>
+    <w:lvl w:ilvl="4" w:tplc="04090003" w:tentative="1">
+      <w:start w:val="1"/>
+      <w:numFmt w:val="bullet"/>
+      <w:lvlText w:val="o"/>
+      <w:lvlJc w:val="left"/>
+      <w:pPr>
+        <w:ind w:left="3600" w:hanging="360"/>
+      </w:pPr>
+      <w:rPr>
+        <w:rFonts w:ascii="Courier New" w:hAnsi="Courier New" w:cs="Courier New" w:hint="default"/>
+      </w:rPr>
+    </w:lvl>
+    <w:lvl w:ilvl="5" w:tplc="04090005" w:tentative="1">
+      <w:start w:val="1"/>
+      <w:numFmt w:val="bullet"/>
+      <w:lvlText w:val=""/>
+      <w:lvlJc w:val="left"/>
+      <w:pPr>
+        <w:ind w:left="4320" w:hanging="360"/>
+      </w:pPr>
+      <w:rPr>
+        <w:rFonts w:ascii="Wingdings" w:hAnsi="Wingdings" w:hint="default"/>
+      </w:rPr>
+    </w:lvl>
+    <w:lvl w:ilvl="6" w:tplc="04090001" w:tentative="1">
+      <w:start w:val="1"/>
+      <w:numFmt w:val="bullet"/>
+      <w:lvlText w:val=""/>
+      <w:lvlJc w:val="left"/>
+      <w:pPr>
+        <w:ind w:left="5040" w:hanging="360"/>
+      </w:pPr>
+      <w:rPr>
+        <w:rFonts w:ascii="Symbol" w:hAnsi="Symbol" w:hint="default"/>
+      </w:rPr>
+    </w:lvl>
+    <w:lvl w:ilvl="7" w:tplc="04090003" w:tentative="1">
+      <w:start w:val="1"/>
+      <w:numFmt w:val="bullet"/>
+      <w:lvlText w:val="o"/>
+      <w:lvlJc w:val="left"/>
+      <w:pPr>
+        <w:ind w:left="5760" w:hanging="360"/>
+      </w:pPr>
+      <w:rPr>
+        <w:rFonts w:ascii="Courier New" w:hAnsi="Courier New" w:cs="Courier New" w:hint="default"/>
+      </w:rPr>
+    </w:lvl>
+    <w:lvl w:ilvl="8" w:tplc="04090005" w:tentative="1">
+      <w:start w:val="1"/>
+      <w:numFmt w:val="bullet"/>
+      <w:lvlText w:val=""/>
+      <w:lvlJc w:val="left"/>
+      <w:pPr>
+        <w:ind w:left="6480" w:hanging="360"/>
+      </w:pPr>
+      <w:rPr>
+        <w:rFonts w:ascii="Wingdings" w:hAnsi="Wingdings" w:hint="default"/>
+      </w:rPr>
+    </w:lvl>
+  </w:abstractNum>
+  <w:abstractNum w:abstractNumId="16" w15:restartNumberingAfterBreak="0">
     <w:nsid w:val="6C833018"/>
     <w:multiLevelType w:val="hybridMultilevel"/>
     <w:tmpl w:val="1FD45FEA"/>
@@ -3787,7 +8687,7 @@
       </w:pPr>
     </w:lvl>
   </w:abstractNum>
-  <w:abstractNum w:abstractNumId="6" w15:restartNumberingAfterBreak="0">
+  <w:abstractNum w:abstractNumId="17" w15:restartNumberingAfterBreak="0">
     <w:nsid w:val="6D157B2D"/>
     <w:multiLevelType w:val="hybridMultilevel"/>
     <w:tmpl w:val="6A3AC492"/>
@@ -3900,7 +8800,233 @@
       </w:rPr>
     </w:lvl>
   </w:abstractNum>
-  <w:abstractNum w:abstractNumId="7" w15:restartNumberingAfterBreak="0">
+  <w:abstractNum w:abstractNumId="18" w15:restartNumberingAfterBreak="0">
+    <w:nsid w:val="70B93FD8"/>
+    <w:multiLevelType w:val="hybridMultilevel"/>
+    <w:tmpl w:val="0FEE9D76"/>
+    <w:lvl w:ilvl="0" w:tplc="04090001">
+      <w:start w:val="1"/>
+      <w:numFmt w:val="bullet"/>
+      <w:lvlText w:val=""/>
+      <w:lvlJc w:val="left"/>
+      <w:pPr>
+        <w:ind w:left="720" w:hanging="360"/>
+      </w:pPr>
+      <w:rPr>
+        <w:rFonts w:ascii="Symbol" w:hAnsi="Symbol" w:hint="default"/>
+      </w:rPr>
+    </w:lvl>
+    <w:lvl w:ilvl="1" w:tplc="04090003" w:tentative="1">
+      <w:start w:val="1"/>
+      <w:numFmt w:val="bullet"/>
+      <w:lvlText w:val="o"/>
+      <w:lvlJc w:val="left"/>
+      <w:pPr>
+        <w:ind w:left="1440" w:hanging="360"/>
+      </w:pPr>
+      <w:rPr>
+        <w:rFonts w:ascii="Courier New" w:hAnsi="Courier New" w:cs="Courier New" w:hint="default"/>
+      </w:rPr>
+    </w:lvl>
+    <w:lvl w:ilvl="2" w:tplc="04090005" w:tentative="1">
+      <w:start w:val="1"/>
+      <w:numFmt w:val="bullet"/>
+      <w:lvlText w:val=""/>
+      <w:lvlJc w:val="left"/>
+      <w:pPr>
+        <w:ind w:left="2160" w:hanging="360"/>
+      </w:pPr>
+      <w:rPr>
+        <w:rFonts w:ascii="Wingdings" w:hAnsi="Wingdings" w:hint="default"/>
+      </w:rPr>
+    </w:lvl>
+    <w:lvl w:ilvl="3" w:tplc="04090001" w:tentative="1">
+      <w:start w:val="1"/>
+      <w:numFmt w:val="bullet"/>
+      <w:lvlText w:val=""/>
+      <w:lvlJc w:val="left"/>
+      <w:pPr>
+        <w:ind w:left="2880" w:hanging="360"/>
+      </w:pPr>
+      <w:rPr>
+        <w:rFonts w:ascii="Symbol" w:hAnsi="Symbol" w:hint="default"/>
+      </w:rPr>
+    </w:lvl>
+    <w:lvl w:ilvl="4" w:tplc="04090003" w:tentative="1">
+      <w:start w:val="1"/>
+      <w:numFmt w:val="bullet"/>
+      <w:lvlText w:val="o"/>
+      <w:lvlJc w:val="left"/>
+      <w:pPr>
+        <w:ind w:left="3600" w:hanging="360"/>
+      </w:pPr>
+      <w:rPr>
+        <w:rFonts w:ascii="Courier New" w:hAnsi="Courier New" w:cs="Courier New" w:hint="default"/>
+      </w:rPr>
+    </w:lvl>
+    <w:lvl w:ilvl="5" w:tplc="04090005" w:tentative="1">
+      <w:start w:val="1"/>
+      <w:numFmt w:val="bullet"/>
+      <w:lvlText w:val=""/>
+      <w:lvlJc w:val="left"/>
+      <w:pPr>
+        <w:ind w:left="4320" w:hanging="360"/>
+      </w:pPr>
+      <w:rPr>
+        <w:rFonts w:ascii="Wingdings" w:hAnsi="Wingdings" w:hint="default"/>
+      </w:rPr>
+    </w:lvl>
+    <w:lvl w:ilvl="6" w:tplc="04090001" w:tentative="1">
+      <w:start w:val="1"/>
+      <w:numFmt w:val="bullet"/>
+      <w:lvlText w:val=""/>
+      <w:lvlJc w:val="left"/>
+      <w:pPr>
+        <w:ind w:left="5040" w:hanging="360"/>
+      </w:pPr>
+      <w:rPr>
+        <w:rFonts w:ascii="Symbol" w:hAnsi="Symbol" w:hint="default"/>
+      </w:rPr>
+    </w:lvl>
+    <w:lvl w:ilvl="7" w:tplc="04090003" w:tentative="1">
+      <w:start w:val="1"/>
+      <w:numFmt w:val="bullet"/>
+      <w:lvlText w:val="o"/>
+      <w:lvlJc w:val="left"/>
+      <w:pPr>
+        <w:ind w:left="5760" w:hanging="360"/>
+      </w:pPr>
+      <w:rPr>
+        <w:rFonts w:ascii="Courier New" w:hAnsi="Courier New" w:cs="Courier New" w:hint="default"/>
+      </w:rPr>
+    </w:lvl>
+    <w:lvl w:ilvl="8" w:tplc="04090005" w:tentative="1">
+      <w:start w:val="1"/>
+      <w:numFmt w:val="bullet"/>
+      <w:lvlText w:val=""/>
+      <w:lvlJc w:val="left"/>
+      <w:pPr>
+        <w:ind w:left="6480" w:hanging="360"/>
+      </w:pPr>
+      <w:rPr>
+        <w:rFonts w:ascii="Wingdings" w:hAnsi="Wingdings" w:hint="default"/>
+      </w:rPr>
+    </w:lvl>
+  </w:abstractNum>
+  <w:abstractNum w:abstractNumId="19" w15:restartNumberingAfterBreak="0">
+    <w:nsid w:val="71117B5F"/>
+    <w:multiLevelType w:val="hybridMultilevel"/>
+    <w:tmpl w:val="2C6208FE"/>
+    <w:lvl w:ilvl="0" w:tplc="04090001">
+      <w:start w:val="1"/>
+      <w:numFmt w:val="bullet"/>
+      <w:lvlText w:val=""/>
+      <w:lvlJc w:val="left"/>
+      <w:pPr>
+        <w:ind w:left="720" w:hanging="360"/>
+      </w:pPr>
+      <w:rPr>
+        <w:rFonts w:ascii="Symbol" w:hAnsi="Symbol" w:hint="default"/>
+      </w:rPr>
+    </w:lvl>
+    <w:lvl w:ilvl="1" w:tplc="04090003" w:tentative="1">
+      <w:start w:val="1"/>
+      <w:numFmt w:val="bullet"/>
+      <w:lvlText w:val="o"/>
+      <w:lvlJc w:val="left"/>
+      <w:pPr>
+        <w:ind w:left="1440" w:hanging="360"/>
+      </w:pPr>
+      <w:rPr>
+        <w:rFonts w:ascii="Courier New" w:hAnsi="Courier New" w:cs="Courier New" w:hint="default"/>
+      </w:rPr>
+    </w:lvl>
+    <w:lvl w:ilvl="2" w:tplc="04090005" w:tentative="1">
+      <w:start w:val="1"/>
+      <w:numFmt w:val="bullet"/>
+      <w:lvlText w:val=""/>
+      <w:lvlJc w:val="left"/>
+      <w:pPr>
+        <w:ind w:left="2160" w:hanging="360"/>
+      </w:pPr>
+      <w:rPr>
+        <w:rFonts w:ascii="Wingdings" w:hAnsi="Wingdings" w:hint="default"/>
+      </w:rPr>
+    </w:lvl>
+    <w:lvl w:ilvl="3" w:tplc="04090001" w:tentative="1">
+      <w:start w:val="1"/>
+      <w:numFmt w:val="bullet"/>
+      <w:lvlText w:val=""/>
+      <w:lvlJc w:val="left"/>
+      <w:pPr>
+        <w:ind w:left="2880" w:hanging="360"/>
+      </w:pPr>
+      <w:rPr>
+        <w:rFonts w:ascii="Symbol" w:hAnsi="Symbol" w:hint="default"/>
+      </w:rPr>
+    </w:lvl>
+    <w:lvl w:ilvl="4" w:tplc="04090003" w:tentative="1">
+      <w:start w:val="1"/>
+      <w:numFmt w:val="bullet"/>
+      <w:lvlText w:val="o"/>
+      <w:lvlJc w:val="left"/>
+      <w:pPr>
+        <w:ind w:left="3600" w:hanging="360"/>
+      </w:pPr>
+      <w:rPr>
+        <w:rFonts w:ascii="Courier New" w:hAnsi="Courier New" w:cs="Courier New" w:hint="default"/>
+      </w:rPr>
+    </w:lvl>
+    <w:lvl w:ilvl="5" w:tplc="04090005" w:tentative="1">
+      <w:start w:val="1"/>
+      <w:numFmt w:val="bullet"/>
+      <w:lvlText w:val=""/>
+      <w:lvlJc w:val="left"/>
+      <w:pPr>
+        <w:ind w:left="4320" w:hanging="360"/>
+      </w:pPr>
+      <w:rPr>
+        <w:rFonts w:ascii="Wingdings" w:hAnsi="Wingdings" w:hint="default"/>
+      </w:rPr>
+    </w:lvl>
+    <w:lvl w:ilvl="6" w:tplc="04090001" w:tentative="1">
+      <w:start w:val="1"/>
+      <w:numFmt w:val="bullet"/>
+      <w:lvlText w:val=""/>
+      <w:lvlJc w:val="left"/>
+      <w:pPr>
+        <w:ind w:left="5040" w:hanging="360"/>
+      </w:pPr>
+      <w:rPr>
+        <w:rFonts w:ascii="Symbol" w:hAnsi="Symbol" w:hint="default"/>
+      </w:rPr>
+    </w:lvl>
+    <w:lvl w:ilvl="7" w:tplc="04090003" w:tentative="1">
+      <w:start w:val="1"/>
+      <w:numFmt w:val="bullet"/>
+      <w:lvlText w:val="o"/>
+      <w:lvlJc w:val="left"/>
+      <w:pPr>
+        <w:ind w:left="5760" w:hanging="360"/>
+      </w:pPr>
+      <w:rPr>
+        <w:rFonts w:ascii="Courier New" w:hAnsi="Courier New" w:cs="Courier New" w:hint="default"/>
+      </w:rPr>
+    </w:lvl>
+    <w:lvl w:ilvl="8" w:tplc="04090005" w:tentative="1">
+      <w:start w:val="1"/>
+      <w:numFmt w:val="bullet"/>
+      <w:lvlText w:val=""/>
+      <w:lvlJc w:val="left"/>
+      <w:pPr>
+        <w:ind w:left="6480" w:hanging="360"/>
+      </w:pPr>
+      <w:rPr>
+        <w:rFonts w:ascii="Wingdings" w:hAnsi="Wingdings" w:hint="default"/>
+      </w:rPr>
+    </w:lvl>
+  </w:abstractNum>
+  <w:abstractNum w:abstractNumId="20" w15:restartNumberingAfterBreak="0">
     <w:nsid w:val="7577240C"/>
     <w:multiLevelType w:val="hybridMultilevel"/>
     <w:tmpl w:val="4B768118"/>
@@ -4013,7 +9139,7 @@
       </w:rPr>
     </w:lvl>
   </w:abstractNum>
-  <w:abstractNum w:abstractNumId="8" w15:restartNumberingAfterBreak="0">
+  <w:abstractNum w:abstractNumId="21" w15:restartNumberingAfterBreak="0">
     <w:nsid w:val="7E6B179C"/>
     <w:multiLevelType w:val="hybridMultilevel"/>
     <w:tmpl w:val="1D828BC2"/>
@@ -4126,32 +9252,187 @@
       </w:rPr>
     </w:lvl>
   </w:abstractNum>
+  <w:abstractNum w:abstractNumId="22" w15:restartNumberingAfterBreak="0">
+    <w:nsid w:val="7FE71914"/>
+    <w:multiLevelType w:val="hybridMultilevel"/>
+    <w:tmpl w:val="FD960A64"/>
+    <w:lvl w:ilvl="0" w:tplc="04090001">
+      <w:start w:val="1"/>
+      <w:numFmt w:val="bullet"/>
+      <w:lvlText w:val=""/>
+      <w:lvlJc w:val="left"/>
+      <w:pPr>
+        <w:ind w:left="720" w:hanging="360"/>
+      </w:pPr>
+      <w:rPr>
+        <w:rFonts w:ascii="Symbol" w:hAnsi="Symbol" w:hint="default"/>
+      </w:rPr>
+    </w:lvl>
+    <w:lvl w:ilvl="1" w:tplc="04090003" w:tentative="1">
+      <w:start w:val="1"/>
+      <w:numFmt w:val="bullet"/>
+      <w:lvlText w:val="o"/>
+      <w:lvlJc w:val="left"/>
+      <w:pPr>
+        <w:ind w:left="1440" w:hanging="360"/>
+      </w:pPr>
+      <w:rPr>
+        <w:rFonts w:ascii="Courier New" w:hAnsi="Courier New" w:cs="Courier New" w:hint="default"/>
+      </w:rPr>
+    </w:lvl>
+    <w:lvl w:ilvl="2" w:tplc="04090005" w:tentative="1">
+      <w:start w:val="1"/>
+      <w:numFmt w:val="bullet"/>
+      <w:lvlText w:val=""/>
+      <w:lvlJc w:val="left"/>
+      <w:pPr>
+        <w:ind w:left="2160" w:hanging="360"/>
+      </w:pPr>
+      <w:rPr>
+        <w:rFonts w:ascii="Wingdings" w:hAnsi="Wingdings" w:hint="default"/>
+      </w:rPr>
+    </w:lvl>
+    <w:lvl w:ilvl="3" w:tplc="04090001" w:tentative="1">
+      <w:start w:val="1"/>
+      <w:numFmt w:val="bullet"/>
+      <w:lvlText w:val=""/>
+      <w:lvlJc w:val="left"/>
+      <w:pPr>
+        <w:ind w:left="2880" w:hanging="360"/>
+      </w:pPr>
+      <w:rPr>
+        <w:rFonts w:ascii="Symbol" w:hAnsi="Symbol" w:hint="default"/>
+      </w:rPr>
+    </w:lvl>
+    <w:lvl w:ilvl="4" w:tplc="04090003" w:tentative="1">
+      <w:start w:val="1"/>
+      <w:numFmt w:val="bullet"/>
+      <w:lvlText w:val="o"/>
+      <w:lvlJc w:val="left"/>
+      <w:pPr>
+        <w:ind w:left="3600" w:hanging="360"/>
+      </w:pPr>
+      <w:rPr>
+        <w:rFonts w:ascii="Courier New" w:hAnsi="Courier New" w:cs="Courier New" w:hint="default"/>
+      </w:rPr>
+    </w:lvl>
+    <w:lvl w:ilvl="5" w:tplc="04090005" w:tentative="1">
+      <w:start w:val="1"/>
+      <w:numFmt w:val="bullet"/>
+      <w:lvlText w:val=""/>
+      <w:lvlJc w:val="left"/>
+      <w:pPr>
+        <w:ind w:left="4320" w:hanging="360"/>
+      </w:pPr>
+      <w:rPr>
+        <w:rFonts w:ascii="Wingdings" w:hAnsi="Wingdings" w:hint="default"/>
+      </w:rPr>
+    </w:lvl>
+    <w:lvl w:ilvl="6" w:tplc="04090001" w:tentative="1">
+      <w:start w:val="1"/>
+      <w:numFmt w:val="bullet"/>
+      <w:lvlText w:val=""/>
+      <w:lvlJc w:val="left"/>
+      <w:pPr>
+        <w:ind w:left="5040" w:hanging="360"/>
+      </w:pPr>
+      <w:rPr>
+        <w:rFonts w:ascii="Symbol" w:hAnsi="Symbol" w:hint="default"/>
+      </w:rPr>
+    </w:lvl>
+    <w:lvl w:ilvl="7" w:tplc="04090003" w:tentative="1">
+      <w:start w:val="1"/>
+      <w:numFmt w:val="bullet"/>
+      <w:lvlText w:val="o"/>
+      <w:lvlJc w:val="left"/>
+      <w:pPr>
+        <w:ind w:left="5760" w:hanging="360"/>
+      </w:pPr>
+      <w:rPr>
+        <w:rFonts w:ascii="Courier New" w:hAnsi="Courier New" w:cs="Courier New" w:hint="default"/>
+      </w:rPr>
+    </w:lvl>
+    <w:lvl w:ilvl="8" w:tplc="04090005" w:tentative="1">
+      <w:start w:val="1"/>
+      <w:numFmt w:val="bullet"/>
+      <w:lvlText w:val=""/>
+      <w:lvlJc w:val="left"/>
+      <w:pPr>
+        <w:ind w:left="6480" w:hanging="360"/>
+      </w:pPr>
+      <w:rPr>
+        <w:rFonts w:ascii="Wingdings" w:hAnsi="Wingdings" w:hint="default"/>
+      </w:rPr>
+    </w:lvl>
+  </w:abstractNum>
   <w:num w:numId="1" w16cid:durableId="1521703667">
+    <w:abstractNumId w:val="10"/>
+  </w:num>
+  <w:num w:numId="2" w16cid:durableId="1192451426">
+    <w:abstractNumId w:val="11"/>
+  </w:num>
+  <w:num w:numId="3" w16cid:durableId="1769034931">
+    <w:abstractNumId w:val="5"/>
+  </w:num>
+  <w:num w:numId="4" w16cid:durableId="959531810">
+    <w:abstractNumId w:val="16"/>
+  </w:num>
+  <w:num w:numId="5" w16cid:durableId="893854713">
+    <w:abstractNumId w:val="8"/>
+  </w:num>
+  <w:num w:numId="6" w16cid:durableId="985860105">
+    <w:abstractNumId w:val="14"/>
+  </w:num>
+  <w:num w:numId="7" w16cid:durableId="504787989">
+    <w:abstractNumId w:val="20"/>
+  </w:num>
+  <w:num w:numId="8" w16cid:durableId="997538351">
+    <w:abstractNumId w:val="21"/>
+  </w:num>
+  <w:num w:numId="9" w16cid:durableId="1093016927">
+    <w:abstractNumId w:val="17"/>
+  </w:num>
+  <w:num w:numId="10" w16cid:durableId="1693918436">
     <w:abstractNumId w:val="2"/>
   </w:num>
-  <w:num w:numId="2" w16cid:durableId="1192451426">
+  <w:num w:numId="11" w16cid:durableId="1133333277">
+    <w:abstractNumId w:val="12"/>
+  </w:num>
+  <w:num w:numId="12" w16cid:durableId="1739327242">
+    <w:abstractNumId w:val="6"/>
+  </w:num>
+  <w:num w:numId="13" w16cid:durableId="1257903886">
+    <w:abstractNumId w:val="7"/>
+  </w:num>
+  <w:num w:numId="14" w16cid:durableId="45302615">
     <w:abstractNumId w:val="3"/>
   </w:num>
-  <w:num w:numId="3" w16cid:durableId="1769034931">
-    <w:abstractNumId w:val="0"/>
+  <w:num w:numId="15" w16cid:durableId="863788971">
+    <w:abstractNumId w:val="22"/>
   </w:num>
-  <w:num w:numId="4" w16cid:durableId="959531810">
-    <w:abstractNumId w:val="5"/>
+  <w:num w:numId="16" w16cid:durableId="390620620">
+    <w:abstractNumId w:val="4"/>
   </w:num>
-  <w:num w:numId="5" w16cid:durableId="893854713">
+  <w:num w:numId="17" w16cid:durableId="1264531699">
+    <w:abstractNumId w:val="18"/>
+  </w:num>
+  <w:num w:numId="18" w16cid:durableId="156923554">
+    <w:abstractNumId w:val="19"/>
+  </w:num>
+  <w:num w:numId="19" w16cid:durableId="1682393079">
+    <w:abstractNumId w:val="9"/>
+  </w:num>
+  <w:num w:numId="20" w16cid:durableId="672419384">
     <w:abstractNumId w:val="1"/>
   </w:num>
-  <w:num w:numId="6" w16cid:durableId="985860105">
-    <w:abstractNumId w:val="4"/>
+  <w:num w:numId="21" w16cid:durableId="1389844745">
+    <w:abstractNumId w:val="15"/>
   </w:num>
-  <w:num w:numId="7" w16cid:durableId="504787989">
-    <w:abstractNumId w:val="7"/>
+  <w:num w:numId="22" w16cid:durableId="275254084">
+    <w:abstractNumId w:val="13"/>
   </w:num>
-  <w:num w:numId="8" w16cid:durableId="997538351">
-    <w:abstractNumId w:val="8"/>
-  </w:num>
-  <w:num w:numId="9" w16cid:durableId="1093016927">
-    <w:abstractNumId w:val="6"/>
+  <w:num w:numId="23" w16cid:durableId="309406135">
+    <w:abstractNumId w:val="0"/>
   </w:num>
 </w:numbering>
 </file>
@@ -4556,7 +9837,7 @@
   <w:style w:type="paragraph" w:default="1" w:styleId="Normal">
     <w:name w:val="Normal"/>
     <w:qFormat/>
-    <w:rsid w:val="00DB16B1"/>
+    <w:rsid w:val="0068279A"/>
     <w:rPr>
       <w:rFonts w:ascii="Times New Roman" w:hAnsi="Times New Roman"/>
       <w:sz w:val="26"/>

--- a/He_thong_thong_tin_giai_quyet_hanh_chinh/PHAM VAN QUYEN_25410290/PHAM VAN QUYEN_25410290.docx
+++ b/He_thong_thong_tin_giai_quyet_hanh_chinh/PHAM VAN QUYEN_25410290/PHAM VAN QUYEN_25410290.docx
@@ -79,7 +79,7 @@
           <w:szCs w:val="26"/>
         </w:rPr>
         <w:drawing>
-          <wp:inline distT="0" distB="0" distL="0" distR="0" wp14:anchorId="61AA30EF" wp14:editId="29559E76">
+          <wp:inline distT="0" distB="0" distL="0" distR="0" wp14:anchorId="61AA30EF" wp14:editId="3A93C1ED">
             <wp:extent cx="1948539" cy="1606164"/>
             <wp:effectExtent l="0" t="0" r="0" b="0"/>
             <wp:docPr id="990850389" name="Picture 1"/>
@@ -5342,10 +5342,7 @@
     </w:p>
     <w:p>
       <w:r>
-        <w:t xml:space="preserve">2.1.3.1 </w:t>
-      </w:r>
-      <w:r>
-        <w:t>Quy trình tiếp nhận hồ sơ</w:t>
+        <w:t>2.1.3.1 Quy trình tiếp nhận hồ sơ</w:t>
       </w:r>
     </w:p>
     <w:p>
@@ -5414,27 +5411,14 @@
       <w:r>
         <w:t xml:space="preserve">Hình </w:t>
       </w:r>
-      <w:r>
-        <w:fldChar w:fldCharType="begin"/>
-      </w:r>
-      <w:r>
-        <w:instrText xml:space="preserve"> SEQ Hình \* ARABIC </w:instrText>
-      </w:r>
-      <w:r>
-        <w:fldChar w:fldCharType="separate"/>
-      </w:r>
-      <w:r>
-        <w:rPr>
-          <w:noProof/>
-        </w:rPr>
-        <w:t>1</w:t>
-      </w:r>
-      <w:r>
-        <w:rPr>
-          <w:noProof/>
-        </w:rPr>
-        <w:fldChar w:fldCharType="end"/>
-      </w:r>
+      <w:fldSimple w:instr=" SEQ Hình \* ARABIC ">
+        <w:r>
+          <w:rPr>
+            <w:noProof/>
+          </w:rPr>
+          <w:t>1</w:t>
+        </w:r>
+      </w:fldSimple>
       <w:r>
         <w:t>. Quy trình tiếp nhận hồ sơ</w:t>
       </w:r>
@@ -5458,13 +5442,7 @@
         <w:jc w:val="both"/>
       </w:pPr>
       <w:r>
-        <w:t>Tác nhân chính trực tiếp vận hành quy trình trên hệ thống là Cán bộ tiếp nhận và trả kết quả</w:t>
-      </w:r>
-      <w:r>
-        <w:t xml:space="preserve"> </w:t>
-      </w:r>
-      <w:r>
-        <w:t>(gọi chung là Cán bộ một cửa).</w:t>
+        <w:t>Tác nhân chính trực tiếp vận hành quy trình trên hệ thống là Cán bộ tiếp nhận và trả kết quả (gọi chung là Cán bộ một cửa).</w:t>
       </w:r>
     </w:p>
     <w:p>
@@ -5477,31 +5455,7 @@
         <w:jc w:val="both"/>
       </w:pPr>
       <w:r>
-        <w:t>Vai trò &amp; Trách nhiệm: Trực tiếp thao tác trên hệ thống quản trị để nhập liệu hồ sơ nộp</w:t>
-      </w:r>
-      <w:r>
-        <w:t xml:space="preserve"> </w:t>
-      </w:r>
-      <w:r>
-        <w:t>trực tiếp, tiếp nhận hồ sơ gửi qua Cổng Dịch vụ công trực tuyến, kiểm tra tính pháp lý/đầy</w:t>
-      </w:r>
-      <w:r>
-        <w:t xml:space="preserve"> </w:t>
-      </w:r>
-      <w:r>
-        <w:t>đủ của thành phần hồ sơ, chuyển giao hồ sơ cho đơn vị chuyên môn thụ lý, theo dõi tiến</w:t>
-      </w:r>
-      <w:r>
-        <w:t xml:space="preserve"> </w:t>
-      </w:r>
-      <w:r>
-        <w:t>độ giải quyết, quản lý thu phí/lệ phí, yêu cầu bổ sung, từ chối tiếp nhận và thực hiện trả</w:t>
-      </w:r>
-      <w:r>
-        <w:t xml:space="preserve"> </w:t>
-      </w:r>
-      <w:r>
-        <w:t>kết quả thủ tục hành chính cho người dân/doanh nghiệp.</w:t>
+        <w:t>Vai trò &amp; Trách nhiệm: Trực tiếp thao tác trên hệ thống quản trị để nhập liệu hồ sơ nộp trực tiếp, tiếp nhận hồ sơ gửi qua Cổng Dịch vụ công trực tuyến, kiểm tra tính pháp lý/đầy đủ của thành phần hồ sơ, chuyển giao hồ sơ cho đơn vị chuyên môn thụ lý, theo dõi tiến độ giải quyết, quản lý thu phí/lệ phí, yêu cầu bổ sung, từ chối tiếp nhận và thực hiện trả kết quả thủ tục hành chính cho người dân/doanh nghiệp.</w:t>
       </w:r>
     </w:p>
     <w:p>
@@ -5605,19 +5559,7 @@
         <w:jc w:val="both"/>
       </w:pPr>
       <w:r>
-        <w:t>Công dân, cá nhân: Người dân trên địa bàn có nhu cầu thực hiện thủ tục xin cấp giấy</w:t>
-      </w:r>
-      <w:r>
-        <w:t xml:space="preserve"> </w:t>
-      </w:r>
-      <w:r>
-        <w:t>phép xây dựng (công trình, nhà ở riêng lẻ) hoặc đề nghị cung cấp thông tin về quy hoạch</w:t>
-      </w:r>
-      <w:r>
-        <w:t xml:space="preserve"> </w:t>
-      </w:r>
-      <w:r>
-        <w:t>xây dựng.</w:t>
+        <w:t>Công dân, cá nhân: Người dân trên địa bàn có nhu cầu thực hiện thủ tục xin cấp giấy phép xây dựng (công trình, nhà ở riêng lẻ) hoặc đề nghị cung cấp thông tin về quy hoạch xây dựng.</w:t>
       </w:r>
     </w:p>
     <w:p>
@@ -5630,19 +5572,7 @@
         <w:jc w:val="both"/>
       </w:pPr>
       <w:r>
-        <w:t>Doanh nghiệp, tổ chức: Các đơn vị, doanh nghiệp có nhu cầu thực hiện thủ tục hành</w:t>
-      </w:r>
-      <w:r>
-        <w:t xml:space="preserve"> </w:t>
-      </w:r>
-      <w:r>
-        <w:t>chính liên quan đến việc xin cấp phép xây dựng hoặc khai thác, tra cứu thông tin quy</w:t>
-      </w:r>
-      <w:r>
-        <w:t xml:space="preserve"> </w:t>
-      </w:r>
-      <w:r>
-        <w:t>hoạch xây dựng phục vụ các dự án đầu tư.</w:t>
+        <w:t>Doanh nghiệp, tổ chức: Các đơn vị, doanh nghiệp có nhu cầu thực hiện thủ tục hành chính liên quan đến việc xin cấp phép xây dựng hoặc khai thác, tra cứu thông tin quy hoạch xây dựng phục vụ các dự án đầu tư.</w:t>
       </w:r>
     </w:p>
     <w:p>
@@ -5659,13 +5589,7 @@
         <w:jc w:val="both"/>
       </w:pPr>
       <w:r>
-        <w:t>Trong toàn bộ quy trình tiếp nhận và xử lý, một hồ sơ hành chính có thể dẫn đến các kết quả</w:t>
-      </w:r>
-      <w:r>
-        <w:t xml:space="preserve"> </w:t>
-      </w:r>
-      <w:r>
-        <w:t>đầu ra sau:</w:t>
+        <w:t>Trong toàn bộ quy trình tiếp nhận và xử lý, một hồ sơ hành chính có thể dẫn đến các kết quả đầu ra sau:</w:t>
       </w:r>
     </w:p>
     <w:p>
@@ -5678,19 +5602,7 @@
         <w:jc w:val="both"/>
       </w:pPr>
       <w:r>
-        <w:t>Cấp / Trả kết quả thành công: Hồ sơ hợp lệ, được đơn vị chuyên môn xử lý hoàn tất</w:t>
-      </w:r>
-      <w:r>
-        <w:t xml:space="preserve"> </w:t>
-      </w:r>
-      <w:r>
-        <w:t>đúng hoặc trước thời hạn quy định. Cán bộ một cửa đã thực hiện trả kết quả (dạng bản</w:t>
-      </w:r>
-      <w:r>
-        <w:t xml:space="preserve"> </w:t>
-      </w:r>
-      <w:r>
-        <w:t>điện tử ký số hoặc bản cứng) cho công dân/doanh nghiệp.</w:t>
+        <w:t>Cấp / Trả kết quả thành công: Hồ sơ hợp lệ, được đơn vị chuyên môn xử lý hoàn tất đúng hoặc trước thời hạn quy định. Cán bộ một cửa đã thực hiện trả kết quả (dạng bản điện tử ký số hoặc bản cứng) cho công dân/doanh nghiệp.</w:t>
       </w:r>
     </w:p>
     <w:p>
@@ -5703,13 +5615,7 @@
         <w:jc w:val="both"/>
       </w:pPr>
       <w:r>
-        <w:t>Yêu cầu bổ sung hồ sơ: Hồ sơ tạm thời bị dừng tiến trình xử lý do thiếu tài liệu hoặc</w:t>
-      </w:r>
-      <w:r>
-        <w:t xml:space="preserve"> </w:t>
-      </w:r>
-      <w:r>
-        <w:t>thông tin chưa chuẩn xác; chờ người nộp cập nhật, bổ sung lại theo thông báo.</w:t>
+        <w:t>Yêu cầu bổ sung hồ sơ: Hồ sơ tạm thời bị dừng tiến trình xử lý do thiếu tài liệu hoặc thông tin chưa chuẩn xác; chờ người nộp cập nhật, bổ sung lại theo thông báo.</w:t>
       </w:r>
     </w:p>
     <w:p>
@@ -5722,25 +5628,7 @@
         <w:jc w:val="both"/>
       </w:pPr>
       <w:r>
-        <w:t>Từ chối tiếp nhận: Hồ sơ bị dừng và trả lại ngay từ giai đoạn kiểm tra ban đầu do</w:t>
-      </w:r>
-      <w:r>
-        <w:t xml:space="preserve"> </w:t>
-      </w:r>
-      <w:r>
-        <w:t>không</w:t>
-      </w:r>
-      <w:r>
-        <w:t xml:space="preserve"> </w:t>
-      </w:r>
-      <w:r>
-        <w:t>đáp ứng đúng quy định pháp luật, không đủ điều kiện hoặc gửi sai cơ quan có thẩm</w:t>
-      </w:r>
-      <w:r>
-        <w:t xml:space="preserve"> </w:t>
-      </w:r>
-      <w:r>
-        <w:t>quyền giải quyết.</w:t>
+        <w:t>Từ chối tiếp nhận: Hồ sơ bị dừng và trả lại ngay từ giai đoạn kiểm tra ban đầu do không đáp ứng đúng quy định pháp luật, không đủ điều kiện hoặc gửi sai cơ quan có thẩm quyền giải quyết.</w:t>
       </w:r>
     </w:p>
     <w:p>
@@ -5753,13 +5641,7 @@
         <w:jc w:val="both"/>
       </w:pPr>
       <w:r>
-        <w:t>Rút / Dừng xử lý hồ sơ: Quy trình giải quyết bị hủy bỏ giữa chừng do công dân/doanh</w:t>
-      </w:r>
-      <w:r>
-        <w:t xml:space="preserve"> </w:t>
-      </w:r>
-      <w:r>
-        <w:t>nghiệp chủ động nộp đơn xin rút hồ sơ.</w:t>
+        <w:t>Rút / Dừng xử lý hồ sơ: Quy trình giải quyết bị hủy bỏ giữa chừng do công dân/doanh nghiệp chủ động nộp đơn xin rút hồ sơ.</w:t>
       </w:r>
     </w:p>
     <w:p>
@@ -5772,19 +5654,7 @@
         <w:jc w:val="both"/>
       </w:pPr>
       <w:r>
-        <w:t>Lỗi thao tác / Dữ liệu không hợp lệ: Lỗi kỹ thuật phát sinh trong quá trình cán bộ hoặc</w:t>
-      </w:r>
-      <w:r>
-        <w:t xml:space="preserve"> </w:t>
-      </w:r>
-      <w:r>
-        <w:t>người dân nhập liệu (bỏ sót các trường bắt buộc có dấu * hoặc nhập sai định dạng dữ</w:t>
-      </w:r>
-      <w:r>
-        <w:t xml:space="preserve"> </w:t>
-      </w:r>
-      <w:r>
-        <w:t>liệu), dẫn đến hệ thống không ghi nhận hoặc từ chối lưu hồ sơ.</w:t>
+        <w:t>Lỗi thao tác / Dữ liệu không hợp lệ: Lỗi kỹ thuật phát sinh trong quá trình cán bộ hoặc người dân nhập liệu (bỏ sót các trường bắt buộc có dấu * hoặc nhập sai định dạng dữ liệu), dẫn đến hệ thống không ghi nhận hoặc từ chối lưu hồ sơ.</w:t>
       </w:r>
     </w:p>
     <w:p>
@@ -5805,13 +5675,7 @@
         <w:jc w:val="both"/>
       </w:pPr>
       <w:r>
-        <w:t>2.1.3.</w:t>
-      </w:r>
-      <w:r>
-        <w:t>2</w:t>
-      </w:r>
-      <w:r>
-        <w:t xml:space="preserve"> Quy trình kiểm tra, thẩm định và xử lý hồ sơ</w:t>
+        <w:t>2.1.3.2 Quy trình kiểm tra, thẩm định và xử lý hồ sơ</w:t>
       </w:r>
     </w:p>
     <w:p>
@@ -5881,27 +5745,14 @@
       <w:r>
         <w:t xml:space="preserve">Hình </w:t>
       </w:r>
-      <w:r>
-        <w:fldChar w:fldCharType="begin"/>
-      </w:r>
-      <w:r>
-        <w:instrText xml:space="preserve"> SEQ Hình \* ARABIC </w:instrText>
-      </w:r>
-      <w:r>
-        <w:fldChar w:fldCharType="separate"/>
-      </w:r>
-      <w:r>
-        <w:rPr>
-          <w:noProof/>
-        </w:rPr>
-        <w:t>2</w:t>
-      </w:r>
-      <w:r>
-        <w:rPr>
-          <w:noProof/>
-        </w:rPr>
-        <w:fldChar w:fldCharType="end"/>
-      </w:r>
+      <w:fldSimple w:instr=" SEQ Hình \* ARABIC ">
+        <w:r>
+          <w:rPr>
+            <w:noProof/>
+          </w:rPr>
+          <w:t>2</w:t>
+        </w:r>
+      </w:fldSimple>
       <w:r>
         <w:t>. Quy trình kiểm tra, thẩm định và xử lý hồ sơ</w:t>
       </w:r>
@@ -6113,10 +5964,7 @@
         <w:jc w:val="both"/>
       </w:pPr>
       <w:r>
-        <w:t xml:space="preserve">2.1.3.3. </w:t>
-      </w:r>
-      <w:r>
-        <w:t>Quy trình trả kết và thông báo</w:t>
+        <w:t>2.1.3.3. Quy trình trả kết và thông báo</w:t>
       </w:r>
     </w:p>
     <w:p>
@@ -6185,27 +6033,14 @@
       <w:r>
         <w:t xml:space="preserve">Hình </w:t>
       </w:r>
-      <w:r>
-        <w:fldChar w:fldCharType="begin"/>
-      </w:r>
-      <w:r>
-        <w:instrText xml:space="preserve"> SEQ Hình \* ARABIC </w:instrText>
-      </w:r>
-      <w:r>
-        <w:fldChar w:fldCharType="separate"/>
-      </w:r>
-      <w:r>
-        <w:rPr>
-          <w:noProof/>
-        </w:rPr>
-        <w:t>3</w:t>
-      </w:r>
-      <w:r>
-        <w:rPr>
-          <w:noProof/>
-        </w:rPr>
-        <w:fldChar w:fldCharType="end"/>
-      </w:r>
+      <w:fldSimple w:instr=" SEQ Hình \* ARABIC ">
+        <w:r>
+          <w:rPr>
+            <w:noProof/>
+          </w:rPr>
+          <w:t>3</w:t>
+        </w:r>
+      </w:fldSimple>
       <w:r>
         <w:t>. Quy trình phê duyệt và ban hành kết quả</w:t>
       </w:r>
@@ -6216,10 +6051,7 @@
         <w:jc w:val="both"/>
       </w:pPr>
       <w:r>
-        <w:t xml:space="preserve">2.1.3.4. </w:t>
-      </w:r>
-      <w:r>
-        <w:t>Quy trình trả kết và thông báo</w:t>
+        <w:t>2.1.3.4. Quy trình trả kết và thông báo</w:t>
       </w:r>
     </w:p>
     <w:p>
@@ -6288,27 +6120,14 @@
       <w:r>
         <w:t xml:space="preserve">Hình </w:t>
       </w:r>
-      <w:r>
-        <w:fldChar w:fldCharType="begin"/>
-      </w:r>
-      <w:r>
-        <w:instrText xml:space="preserve"> SEQ Hình \* ARABIC </w:instrText>
-      </w:r>
-      <w:r>
-        <w:fldChar w:fldCharType="separate"/>
-      </w:r>
-      <w:r>
-        <w:rPr>
-          <w:noProof/>
-        </w:rPr>
-        <w:t>4</w:t>
-      </w:r>
-      <w:r>
-        <w:rPr>
-          <w:noProof/>
-        </w:rPr>
-        <w:fldChar w:fldCharType="end"/>
-      </w:r>
+      <w:fldSimple w:instr=" SEQ Hình \* ARABIC ">
+        <w:r>
+          <w:rPr>
+            <w:noProof/>
+          </w:rPr>
+          <w:t>4</w:t>
+        </w:r>
+      </w:fldSimple>
       <w:r>
         <w:t>. Quy trình trả kết và thông báo</w:t>
       </w:r>
@@ -6347,6 +6166,67 @@
       </w:r>
       <w:bookmarkEnd w:id="23"/>
       <w:bookmarkEnd w:id="24"/>
+    </w:p>
+    <w:p>
+      <w:r>
+        <w:t>2.3.1.</w:t>
+      </w:r>
+      <w:r>
+        <w:t xml:space="preserve"> </w:t>
+      </w:r>
+      <w:r>
+        <w:t>Quy trình tiếp nhận hồ sơ trực tiếp tại BNĐP</w:t>
+      </w:r>
+    </w:p>
+    <w:p>
+      <w:r>
+        <w:drawing>
+          <wp:inline distT="0" distB="0" distL="0" distR="0" wp14:anchorId="15724381" wp14:editId="281EA459">
+            <wp:extent cx="5731510" cy="1784350"/>
+            <wp:effectExtent l="0" t="0" r="2540" b="6350"/>
+            <wp:docPr id="864215819" name="Picture 1"/>
+            <wp:cNvGraphicFramePr>
+              <a:graphicFrameLocks xmlns:a="http://schemas.openxmlformats.org/drawingml/2006/main" noChangeAspect="1"/>
+            </wp:cNvGraphicFramePr>
+            <a:graphic xmlns:a="http://schemas.openxmlformats.org/drawingml/2006/main">
+              <a:graphicData uri="http://schemas.openxmlformats.org/drawingml/2006/picture">
+                <pic:pic xmlns:pic="http://schemas.openxmlformats.org/drawingml/2006/picture">
+                  <pic:nvPicPr>
+                    <pic:cNvPr id="864215819" name=""/>
+                    <pic:cNvPicPr/>
+                  </pic:nvPicPr>
+                  <pic:blipFill>
+                    <a:blip r:embed="rId13"/>
+                    <a:stretch>
+                      <a:fillRect/>
+                    </a:stretch>
+                  </pic:blipFill>
+                  <pic:spPr>
+                    <a:xfrm>
+                      <a:off x="0" y="0"/>
+                      <a:ext cx="5731510" cy="1784350"/>
+                    </a:xfrm>
+                    <a:prstGeom prst="rect">
+                      <a:avLst/>
+                    </a:prstGeom>
+                  </pic:spPr>
+                </pic:pic>
+              </a:graphicData>
+            </a:graphic>
+          </wp:inline>
+        </w:drawing>
+      </w:r>
+    </w:p>
+    <w:p>
+      <w:pPr>
+        <w:pStyle w:val="Caption"/>
+      </w:pPr>
+      <w:r>
+        <w:t xml:space="preserve">Hình 5. </w:t>
+      </w:r>
+      <w:r>
+        <w:t>Quy trình tiếp nhận hồ sơ trực tiếp tại BNĐP</w:t>
+      </w:r>
     </w:p>
     <w:p>
       <w:pPr>
@@ -6592,7 +6472,7 @@
         </w:numPr>
         <w:jc w:val="both"/>
       </w:pPr>
-      <w:hyperlink r:id="rId13" w:anchor="ID0EBBF=Getting_started" w:history="1">
+      <w:hyperlink r:id="rId14" w:anchor="ID0EBBF=Getting_started" w:history="1">
         <w:r>
           <w:rPr>
             <w:rStyle w:val="Hyperlink"/>
@@ -6666,8 +6546,8 @@
     <w:p/>
     <w:p/>
     <w:sectPr>
-      <w:headerReference w:type="default" r:id="rId14"/>
-      <w:footerReference w:type="default" r:id="rId15"/>
+      <w:headerReference w:type="default" r:id="rId15"/>
+      <w:footerReference w:type="default" r:id="rId16"/>
       <w:pgSz w:w="11906" w:h="16838" w:code="9"/>
       <w:pgMar w:top="1440" w:right="1440" w:bottom="1440" w:left="1440" w:header="720" w:footer="720" w:gutter="0"/>
       <w:pgBorders w:display="firstPage" w:offsetFrom="page">

--- a/He_thong_thong_tin_giai_quyet_hanh_chinh/PHAM VAN QUYEN_25410290/PHAM VAN QUYEN_25410290.docx
+++ b/He_thong_thong_tin_giai_quyet_hanh_chinh/PHAM VAN QUYEN_25410290/PHAM VAN QUYEN_25410290.docx
@@ -79,7 +79,7 @@
           <w:szCs w:val="26"/>
         </w:rPr>
         <w:drawing>
-          <wp:inline distT="0" distB="0" distL="0" distR="0" wp14:anchorId="61AA30EF" wp14:editId="3A93C1ED">
+          <wp:inline distT="0" distB="0" distL="0" distR="0" wp14:anchorId="61AA30EF" wp14:editId="1C426098">
             <wp:extent cx="1948539" cy="1606164"/>
             <wp:effectExtent l="0" t="0" r="0" b="0"/>
             <wp:docPr id="990850389" name="Picture 1"/>
@@ -5411,14 +5411,27 @@
       <w:r>
         <w:t xml:space="preserve">Hình </w:t>
       </w:r>
-      <w:fldSimple w:instr=" SEQ Hình \* ARABIC ">
-        <w:r>
-          <w:rPr>
-            <w:noProof/>
-          </w:rPr>
-          <w:t>1</w:t>
-        </w:r>
-      </w:fldSimple>
+      <w:r>
+        <w:fldChar w:fldCharType="begin"/>
+      </w:r>
+      <w:r>
+        <w:instrText xml:space="preserve"> SEQ Hình \* ARABIC </w:instrText>
+      </w:r>
+      <w:r>
+        <w:fldChar w:fldCharType="separate"/>
+      </w:r>
+      <w:r>
+        <w:rPr>
+          <w:noProof/>
+        </w:rPr>
+        <w:t>1</w:t>
+      </w:r>
+      <w:r>
+        <w:rPr>
+          <w:noProof/>
+        </w:rPr>
+        <w:fldChar w:fldCharType="end"/>
+      </w:r>
       <w:r>
         <w:t>. Quy trình tiếp nhận hồ sơ</w:t>
       </w:r>
@@ -5745,14 +5758,27 @@
       <w:r>
         <w:t xml:space="preserve">Hình </w:t>
       </w:r>
-      <w:fldSimple w:instr=" SEQ Hình \* ARABIC ">
-        <w:r>
-          <w:rPr>
-            <w:noProof/>
-          </w:rPr>
-          <w:t>2</w:t>
-        </w:r>
-      </w:fldSimple>
+      <w:r>
+        <w:fldChar w:fldCharType="begin"/>
+      </w:r>
+      <w:r>
+        <w:instrText xml:space="preserve"> SEQ Hình \* ARABIC </w:instrText>
+      </w:r>
+      <w:r>
+        <w:fldChar w:fldCharType="separate"/>
+      </w:r>
+      <w:r>
+        <w:rPr>
+          <w:noProof/>
+        </w:rPr>
+        <w:t>2</w:t>
+      </w:r>
+      <w:r>
+        <w:rPr>
+          <w:noProof/>
+        </w:rPr>
+        <w:fldChar w:fldCharType="end"/>
+      </w:r>
       <w:r>
         <w:t>. Quy trình kiểm tra, thẩm định và xử lý hồ sơ</w:t>
       </w:r>
@@ -6033,14 +6059,27 @@
       <w:r>
         <w:t xml:space="preserve">Hình </w:t>
       </w:r>
-      <w:fldSimple w:instr=" SEQ Hình \* ARABIC ">
-        <w:r>
-          <w:rPr>
-            <w:noProof/>
-          </w:rPr>
-          <w:t>3</w:t>
-        </w:r>
-      </w:fldSimple>
+      <w:r>
+        <w:fldChar w:fldCharType="begin"/>
+      </w:r>
+      <w:r>
+        <w:instrText xml:space="preserve"> SEQ Hình \* ARABIC </w:instrText>
+      </w:r>
+      <w:r>
+        <w:fldChar w:fldCharType="separate"/>
+      </w:r>
+      <w:r>
+        <w:rPr>
+          <w:noProof/>
+        </w:rPr>
+        <w:t>3</w:t>
+      </w:r>
+      <w:r>
+        <w:rPr>
+          <w:noProof/>
+        </w:rPr>
+        <w:fldChar w:fldCharType="end"/>
+      </w:r>
       <w:r>
         <w:t>. Quy trình phê duyệt và ban hành kết quả</w:t>
       </w:r>
@@ -6120,14 +6159,27 @@
       <w:r>
         <w:t xml:space="preserve">Hình </w:t>
       </w:r>
-      <w:fldSimple w:instr=" SEQ Hình \* ARABIC ">
-        <w:r>
-          <w:rPr>
-            <w:noProof/>
-          </w:rPr>
-          <w:t>4</w:t>
-        </w:r>
-      </w:fldSimple>
+      <w:r>
+        <w:fldChar w:fldCharType="begin"/>
+      </w:r>
+      <w:r>
+        <w:instrText xml:space="preserve"> SEQ Hình \* ARABIC </w:instrText>
+      </w:r>
+      <w:r>
+        <w:fldChar w:fldCharType="separate"/>
+      </w:r>
+      <w:r>
+        <w:rPr>
+          <w:noProof/>
+        </w:rPr>
+        <w:t>4</w:t>
+      </w:r>
+      <w:r>
+        <w:rPr>
+          <w:noProof/>
+        </w:rPr>
+        <w:fldChar w:fldCharType="end"/>
+      </w:r>
       <w:r>
         <w:t>. Quy trình trả kết và thông báo</w:t>
       </w:r>
@@ -6172,14 +6224,14 @@
         <w:t>2.3.1.</w:t>
       </w:r>
       <w:r>
-        <w:t xml:space="preserve"> </w:t>
-      </w:r>
-      <w:r>
-        <w:t>Quy trình tiếp nhận hồ sơ trực tiếp tại BNĐP</w:t>
-      </w:r>
-    </w:p>
-    <w:p>
-      <w:r>
+        <w:t xml:space="preserve"> Quy trình tiếp nhận hồ sơ trực tiếp tại BNĐP</w:t>
+      </w:r>
+    </w:p>
+    <w:p>
+      <w:r>
+        <w:rPr>
+          <w:noProof/>
+        </w:rPr>
         <w:drawing>
           <wp:inline distT="0" distB="0" distL="0" distR="0" wp14:anchorId="15724381" wp14:editId="281EA459">
             <wp:extent cx="5731510" cy="1784350"/>
@@ -6230,6 +6282,4606 @@
     </w:p>
     <w:p>
       <w:pPr>
+        <w:rPr>
+          <w:b/>
+          <w:bCs/>
+        </w:rPr>
+      </w:pPr>
+      <w:r>
+        <w:rPr>
+          <w:b/>
+          <w:bCs/>
+        </w:rPr>
+        <w:t>Kế hoạch làm việc</w:t>
+      </w:r>
+    </w:p>
+    <w:tbl>
+      <w:tblPr>
+        <w:tblW w:w="0" w:type="auto"/>
+        <w:tblCellMar>
+          <w:top w:w="15" w:type="dxa"/>
+          <w:left w:w="15" w:type="dxa"/>
+          <w:bottom w:w="15" w:type="dxa"/>
+          <w:right w:w="15" w:type="dxa"/>
+        </w:tblCellMar>
+        <w:tblLook w:val="04A0" w:firstRow="1" w:lastRow="0" w:firstColumn="1" w:lastColumn="0" w:noHBand="0" w:noVBand="1"/>
+      </w:tblPr>
+      <w:tblGrid>
+        <w:gridCol w:w="663"/>
+        <w:gridCol w:w="1582"/>
+        <w:gridCol w:w="2093"/>
+        <w:gridCol w:w="1481"/>
+        <w:gridCol w:w="1489"/>
+        <w:gridCol w:w="1702"/>
+      </w:tblGrid>
+      <w:tr>
+        <w:trPr>
+          <w:trHeight w:val="1110"/>
+        </w:trPr>
+        <w:tc>
+          <w:tcPr>
+            <w:tcW w:w="0" w:type="auto"/>
+            <w:tcBorders>
+              <w:top w:val="single" w:sz="6" w:space="0" w:color="000000"/>
+              <w:left w:val="single" w:sz="6" w:space="0" w:color="000000"/>
+              <w:bottom w:val="single" w:sz="6" w:space="0" w:color="000000"/>
+              <w:right w:val="single" w:sz="6" w:space="0" w:color="000000"/>
+            </w:tcBorders>
+            <w:tcMar>
+              <w:top w:w="0" w:type="dxa"/>
+              <w:left w:w="100" w:type="dxa"/>
+              <w:bottom w:w="0" w:type="dxa"/>
+              <w:right w:w="100" w:type="dxa"/>
+            </w:tcMar>
+            <w:hideMark/>
+          </w:tcPr>
+          <w:p>
+            <w:r>
+              <w:lastRenderedPageBreak/>
+              <w:t>STT</w:t>
+            </w:r>
+          </w:p>
+        </w:tc>
+        <w:tc>
+          <w:tcPr>
+            <w:tcW w:w="0" w:type="auto"/>
+            <w:tcBorders>
+              <w:top w:val="single" w:sz="6" w:space="0" w:color="000000"/>
+              <w:left w:val="single" w:sz="6" w:space="0" w:color="000000"/>
+              <w:bottom w:val="single" w:sz="6" w:space="0" w:color="000000"/>
+              <w:right w:val="single" w:sz="6" w:space="0" w:color="000000"/>
+            </w:tcBorders>
+            <w:tcMar>
+              <w:top w:w="0" w:type="dxa"/>
+              <w:left w:w="100" w:type="dxa"/>
+              <w:bottom w:w="0" w:type="dxa"/>
+              <w:right w:w="100" w:type="dxa"/>
+            </w:tcMar>
+            <w:hideMark/>
+          </w:tcPr>
+          <w:p>
+            <w:r>
+              <w:t>Thời gian/Tần suất</w:t>
+            </w:r>
+          </w:p>
+        </w:tc>
+        <w:tc>
+          <w:tcPr>
+            <w:tcW w:w="0" w:type="auto"/>
+            <w:tcBorders>
+              <w:top w:val="single" w:sz="6" w:space="0" w:color="000000"/>
+              <w:left w:val="single" w:sz="6" w:space="0" w:color="000000"/>
+              <w:bottom w:val="single" w:sz="6" w:space="0" w:color="000000"/>
+              <w:right w:val="single" w:sz="6" w:space="0" w:color="000000"/>
+            </w:tcBorders>
+            <w:tcMar>
+              <w:top w:w="0" w:type="dxa"/>
+              <w:left w:w="100" w:type="dxa"/>
+              <w:bottom w:w="0" w:type="dxa"/>
+              <w:right w:w="100" w:type="dxa"/>
+            </w:tcMar>
+            <w:hideMark/>
+          </w:tcPr>
+          <w:p>
+            <w:r>
+              <w:t>Nội dung công việc</w:t>
+            </w:r>
+          </w:p>
+        </w:tc>
+        <w:tc>
+          <w:tcPr>
+            <w:tcW w:w="0" w:type="auto"/>
+            <w:tcBorders>
+              <w:top w:val="single" w:sz="6" w:space="0" w:color="000000"/>
+              <w:left w:val="single" w:sz="6" w:space="0" w:color="000000"/>
+              <w:bottom w:val="single" w:sz="6" w:space="0" w:color="000000"/>
+              <w:right w:val="single" w:sz="6" w:space="0" w:color="000000"/>
+            </w:tcBorders>
+            <w:tcMar>
+              <w:top w:w="0" w:type="dxa"/>
+              <w:left w:w="100" w:type="dxa"/>
+              <w:bottom w:w="0" w:type="dxa"/>
+              <w:right w:w="100" w:type="dxa"/>
+            </w:tcMar>
+            <w:hideMark/>
+          </w:tcPr>
+          <w:p>
+            <w:r>
+              <w:t>Đơn vị/Cá nhân chủ trì</w:t>
+            </w:r>
+          </w:p>
+        </w:tc>
+        <w:tc>
+          <w:tcPr>
+            <w:tcW w:w="0" w:type="auto"/>
+            <w:tcBorders>
+              <w:top w:val="single" w:sz="6" w:space="0" w:color="000000"/>
+              <w:left w:val="single" w:sz="6" w:space="0" w:color="000000"/>
+              <w:bottom w:val="single" w:sz="6" w:space="0" w:color="000000"/>
+              <w:right w:val="single" w:sz="6" w:space="0" w:color="000000"/>
+            </w:tcBorders>
+            <w:tcMar>
+              <w:top w:w="0" w:type="dxa"/>
+              <w:left w:w="100" w:type="dxa"/>
+              <w:bottom w:w="0" w:type="dxa"/>
+              <w:right w:w="100" w:type="dxa"/>
+            </w:tcMar>
+            <w:hideMark/>
+          </w:tcPr>
+          <w:p>
+            <w:r>
+              <w:t>Đơn vị phối hợp</w:t>
+            </w:r>
+          </w:p>
+        </w:tc>
+        <w:tc>
+          <w:tcPr>
+            <w:tcW w:w="0" w:type="auto"/>
+            <w:tcBorders>
+              <w:top w:val="single" w:sz="6" w:space="0" w:color="000000"/>
+              <w:left w:val="single" w:sz="6" w:space="0" w:color="000000"/>
+              <w:bottom w:val="single" w:sz="6" w:space="0" w:color="000000"/>
+              <w:right w:val="single" w:sz="6" w:space="0" w:color="000000"/>
+            </w:tcBorders>
+            <w:tcMar>
+              <w:top w:w="0" w:type="dxa"/>
+              <w:left w:w="100" w:type="dxa"/>
+              <w:bottom w:w="0" w:type="dxa"/>
+              <w:right w:w="100" w:type="dxa"/>
+            </w:tcMar>
+            <w:hideMark/>
+          </w:tcPr>
+          <w:p>
+            <w:r>
+              <w:t>Kết quả cần đạt</w:t>
+            </w:r>
+          </w:p>
+        </w:tc>
+      </w:tr>
+      <w:tr>
+        <w:trPr>
+          <w:trHeight w:val="2610"/>
+        </w:trPr>
+        <w:tc>
+          <w:tcPr>
+            <w:tcW w:w="0" w:type="auto"/>
+            <w:tcBorders>
+              <w:top w:val="single" w:sz="6" w:space="0" w:color="000000"/>
+              <w:left w:val="single" w:sz="6" w:space="0" w:color="000000"/>
+              <w:bottom w:val="single" w:sz="6" w:space="0" w:color="000000"/>
+              <w:right w:val="single" w:sz="6" w:space="0" w:color="000000"/>
+            </w:tcBorders>
+            <w:tcMar>
+              <w:top w:w="0" w:type="dxa"/>
+              <w:left w:w="100" w:type="dxa"/>
+              <w:bottom w:w="0" w:type="dxa"/>
+              <w:right w:w="100" w:type="dxa"/>
+            </w:tcMar>
+            <w:hideMark/>
+          </w:tcPr>
+          <w:p>
+            <w:r>
+              <w:t>1</w:t>
+            </w:r>
+          </w:p>
+        </w:tc>
+        <w:tc>
+          <w:tcPr>
+            <w:tcW w:w="0" w:type="auto"/>
+            <w:tcBorders>
+              <w:top w:val="single" w:sz="6" w:space="0" w:color="000000"/>
+              <w:left w:val="single" w:sz="6" w:space="0" w:color="000000"/>
+              <w:bottom w:val="single" w:sz="6" w:space="0" w:color="000000"/>
+              <w:right w:val="single" w:sz="6" w:space="0" w:color="000000"/>
+            </w:tcBorders>
+            <w:tcMar>
+              <w:top w:w="0" w:type="dxa"/>
+              <w:left w:w="100" w:type="dxa"/>
+              <w:bottom w:w="0" w:type="dxa"/>
+              <w:right w:w="100" w:type="dxa"/>
+            </w:tcMar>
+            <w:hideMark/>
+          </w:tcPr>
+          <w:p>
+            <w:r>
+              <w:t>Hằng ngày</w:t>
+            </w:r>
+          </w:p>
+        </w:tc>
+        <w:tc>
+          <w:tcPr>
+            <w:tcW w:w="0" w:type="auto"/>
+            <w:tcBorders>
+              <w:top w:val="single" w:sz="6" w:space="0" w:color="000000"/>
+              <w:left w:val="single" w:sz="6" w:space="0" w:color="000000"/>
+              <w:bottom w:val="single" w:sz="6" w:space="0" w:color="000000"/>
+              <w:right w:val="single" w:sz="6" w:space="0" w:color="000000"/>
+            </w:tcBorders>
+            <w:tcMar>
+              <w:top w:w="0" w:type="dxa"/>
+              <w:left w:w="100" w:type="dxa"/>
+              <w:bottom w:w="0" w:type="dxa"/>
+              <w:right w:w="100" w:type="dxa"/>
+            </w:tcMar>
+            <w:hideMark/>
+          </w:tcPr>
+          <w:p>
+            <w:r>
+              <w:t>Tiếp nhận hồ sơ trực tiếp, trực tuyến hoặc qua dịch vụ bưu chính; kiểm tra thông tin người nộp và thành phần hồ sơ</w:t>
+            </w:r>
+          </w:p>
+        </w:tc>
+        <w:tc>
+          <w:tcPr>
+            <w:tcW w:w="0" w:type="auto"/>
+            <w:tcBorders>
+              <w:top w:val="single" w:sz="6" w:space="0" w:color="000000"/>
+              <w:left w:val="single" w:sz="6" w:space="0" w:color="000000"/>
+              <w:bottom w:val="single" w:sz="6" w:space="0" w:color="000000"/>
+              <w:right w:val="single" w:sz="6" w:space="0" w:color="000000"/>
+            </w:tcBorders>
+            <w:tcMar>
+              <w:top w:w="0" w:type="dxa"/>
+              <w:left w:w="100" w:type="dxa"/>
+              <w:bottom w:w="0" w:type="dxa"/>
+              <w:right w:w="100" w:type="dxa"/>
+            </w:tcMar>
+            <w:hideMark/>
+          </w:tcPr>
+          <w:p>
+            <w:r>
+              <w:t>Bộ phận Một cửa</w:t>
+            </w:r>
+          </w:p>
+        </w:tc>
+        <w:tc>
+          <w:tcPr>
+            <w:tcW w:w="0" w:type="auto"/>
+            <w:tcBorders>
+              <w:top w:val="single" w:sz="6" w:space="0" w:color="000000"/>
+              <w:left w:val="single" w:sz="6" w:space="0" w:color="000000"/>
+              <w:bottom w:val="single" w:sz="6" w:space="0" w:color="000000"/>
+              <w:right w:val="single" w:sz="6" w:space="0" w:color="000000"/>
+            </w:tcBorders>
+            <w:tcMar>
+              <w:top w:w="0" w:type="dxa"/>
+              <w:left w:w="100" w:type="dxa"/>
+              <w:bottom w:w="0" w:type="dxa"/>
+              <w:right w:w="100" w:type="dxa"/>
+            </w:tcMar>
+            <w:hideMark/>
+          </w:tcPr>
+          <w:p>
+            <w:r>
+              <w:t>Hệ thống thông tin giải quyết TTHC</w:t>
+            </w:r>
+          </w:p>
+        </w:tc>
+        <w:tc>
+          <w:tcPr>
+            <w:tcW w:w="0" w:type="auto"/>
+            <w:tcBorders>
+              <w:top w:val="single" w:sz="6" w:space="0" w:color="000000"/>
+              <w:left w:val="single" w:sz="6" w:space="0" w:color="000000"/>
+              <w:bottom w:val="single" w:sz="6" w:space="0" w:color="000000"/>
+              <w:right w:val="single" w:sz="6" w:space="0" w:color="000000"/>
+            </w:tcBorders>
+            <w:tcMar>
+              <w:top w:w="0" w:type="dxa"/>
+              <w:left w:w="100" w:type="dxa"/>
+              <w:bottom w:w="0" w:type="dxa"/>
+              <w:right w:w="100" w:type="dxa"/>
+            </w:tcMar>
+            <w:hideMark/>
+          </w:tcPr>
+          <w:p>
+            <w:r>
+              <w:t>Hồ sơ được tiếp nhận, phân loại và ghi nhận trên hệ thống</w:t>
+            </w:r>
+          </w:p>
+        </w:tc>
+      </w:tr>
+      <w:tr>
+        <w:trPr>
+          <w:trHeight w:val="1710"/>
+        </w:trPr>
+        <w:tc>
+          <w:tcPr>
+            <w:tcW w:w="0" w:type="auto"/>
+            <w:tcBorders>
+              <w:top w:val="single" w:sz="6" w:space="0" w:color="000000"/>
+              <w:left w:val="single" w:sz="6" w:space="0" w:color="000000"/>
+              <w:bottom w:val="single" w:sz="6" w:space="0" w:color="000000"/>
+              <w:right w:val="single" w:sz="6" w:space="0" w:color="000000"/>
+            </w:tcBorders>
+            <w:tcMar>
+              <w:top w:w="0" w:type="dxa"/>
+              <w:left w:w="100" w:type="dxa"/>
+              <w:bottom w:w="0" w:type="dxa"/>
+              <w:right w:w="100" w:type="dxa"/>
+            </w:tcMar>
+            <w:hideMark/>
+          </w:tcPr>
+          <w:p>
+            <w:r>
+              <w:t>2</w:t>
+            </w:r>
+          </w:p>
+        </w:tc>
+        <w:tc>
+          <w:tcPr>
+            <w:tcW w:w="0" w:type="auto"/>
+            <w:tcBorders>
+              <w:top w:val="single" w:sz="6" w:space="0" w:color="000000"/>
+              <w:left w:val="single" w:sz="6" w:space="0" w:color="000000"/>
+              <w:bottom w:val="single" w:sz="6" w:space="0" w:color="000000"/>
+              <w:right w:val="single" w:sz="6" w:space="0" w:color="000000"/>
+            </w:tcBorders>
+            <w:tcMar>
+              <w:top w:w="0" w:type="dxa"/>
+              <w:left w:w="100" w:type="dxa"/>
+              <w:bottom w:w="0" w:type="dxa"/>
+              <w:right w:w="100" w:type="dxa"/>
+            </w:tcMar>
+            <w:hideMark/>
+          </w:tcPr>
+          <w:p>
+            <w:r>
+              <w:t>Ngay sau khi tiếp nhận</w:t>
+            </w:r>
+          </w:p>
+        </w:tc>
+        <w:tc>
+          <w:tcPr>
+            <w:tcW w:w="0" w:type="auto"/>
+            <w:tcBorders>
+              <w:top w:val="single" w:sz="6" w:space="0" w:color="000000"/>
+              <w:left w:val="single" w:sz="6" w:space="0" w:color="000000"/>
+              <w:bottom w:val="single" w:sz="6" w:space="0" w:color="000000"/>
+              <w:right w:val="single" w:sz="6" w:space="0" w:color="000000"/>
+            </w:tcBorders>
+            <w:tcMar>
+              <w:top w:w="0" w:type="dxa"/>
+              <w:left w:w="100" w:type="dxa"/>
+              <w:bottom w:w="0" w:type="dxa"/>
+              <w:right w:w="100" w:type="dxa"/>
+            </w:tcMar>
+            <w:hideMark/>
+          </w:tcPr>
+          <w:p>
+            <w:r>
+              <w:t>Kiểm tra tính đầy đủ, hợp lệ và thẩm quyền giải quyết của hồ sơ</w:t>
+            </w:r>
+          </w:p>
+        </w:tc>
+        <w:tc>
+          <w:tcPr>
+            <w:tcW w:w="0" w:type="auto"/>
+            <w:tcBorders>
+              <w:top w:val="single" w:sz="6" w:space="0" w:color="000000"/>
+              <w:left w:val="single" w:sz="6" w:space="0" w:color="000000"/>
+              <w:bottom w:val="single" w:sz="6" w:space="0" w:color="000000"/>
+              <w:right w:val="single" w:sz="6" w:space="0" w:color="000000"/>
+            </w:tcBorders>
+            <w:tcMar>
+              <w:top w:w="0" w:type="dxa"/>
+              <w:left w:w="100" w:type="dxa"/>
+              <w:bottom w:w="0" w:type="dxa"/>
+              <w:right w:w="100" w:type="dxa"/>
+            </w:tcMar>
+            <w:hideMark/>
+          </w:tcPr>
+          <w:p>
+            <w:r>
+              <w:t>Cán bộ một cửa</w:t>
+            </w:r>
+          </w:p>
+        </w:tc>
+        <w:tc>
+          <w:tcPr>
+            <w:tcW w:w="0" w:type="auto"/>
+            <w:tcBorders>
+              <w:top w:val="single" w:sz="6" w:space="0" w:color="000000"/>
+              <w:left w:val="single" w:sz="6" w:space="0" w:color="000000"/>
+              <w:bottom w:val="single" w:sz="6" w:space="0" w:color="000000"/>
+              <w:right w:val="single" w:sz="6" w:space="0" w:color="000000"/>
+            </w:tcBorders>
+            <w:tcMar>
+              <w:top w:w="0" w:type="dxa"/>
+              <w:left w:w="100" w:type="dxa"/>
+              <w:bottom w:w="0" w:type="dxa"/>
+              <w:right w:w="100" w:type="dxa"/>
+            </w:tcMar>
+            <w:hideMark/>
+          </w:tcPr>
+          <w:p>
+            <w:r>
+              <w:t>Cá nhân/Tổ chức</w:t>
+            </w:r>
+          </w:p>
+        </w:tc>
+        <w:tc>
+          <w:tcPr>
+            <w:tcW w:w="0" w:type="auto"/>
+            <w:tcBorders>
+              <w:top w:val="single" w:sz="6" w:space="0" w:color="000000"/>
+              <w:left w:val="single" w:sz="6" w:space="0" w:color="000000"/>
+              <w:bottom w:val="single" w:sz="6" w:space="0" w:color="000000"/>
+              <w:right w:val="single" w:sz="6" w:space="0" w:color="000000"/>
+            </w:tcBorders>
+            <w:tcMar>
+              <w:top w:w="0" w:type="dxa"/>
+              <w:left w:w="100" w:type="dxa"/>
+              <w:bottom w:w="0" w:type="dxa"/>
+              <w:right w:w="100" w:type="dxa"/>
+            </w:tcMar>
+            <w:hideMark/>
+          </w:tcPr>
+          <w:p>
+            <w:r>
+              <w:t>Xác định hồ sơ hợp lệ, cần bổ sung hoặc từ chối tiếp nhận</w:t>
+            </w:r>
+          </w:p>
+        </w:tc>
+      </w:tr>
+      <w:tr>
+        <w:trPr>
+          <w:trHeight w:val="1710"/>
+        </w:trPr>
+        <w:tc>
+          <w:tcPr>
+            <w:tcW w:w="0" w:type="auto"/>
+            <w:tcBorders>
+              <w:top w:val="single" w:sz="6" w:space="0" w:color="000000"/>
+              <w:left w:val="single" w:sz="6" w:space="0" w:color="000000"/>
+              <w:bottom w:val="single" w:sz="6" w:space="0" w:color="000000"/>
+              <w:right w:val="single" w:sz="6" w:space="0" w:color="000000"/>
+            </w:tcBorders>
+            <w:tcMar>
+              <w:top w:w="0" w:type="dxa"/>
+              <w:left w:w="100" w:type="dxa"/>
+              <w:bottom w:w="0" w:type="dxa"/>
+              <w:right w:w="100" w:type="dxa"/>
+            </w:tcMar>
+            <w:hideMark/>
+          </w:tcPr>
+          <w:p>
+            <w:r>
+              <w:t>3</w:t>
+            </w:r>
+          </w:p>
+        </w:tc>
+        <w:tc>
+          <w:tcPr>
+            <w:tcW w:w="0" w:type="auto"/>
+            <w:tcBorders>
+              <w:top w:val="single" w:sz="6" w:space="0" w:color="000000"/>
+              <w:left w:val="single" w:sz="6" w:space="0" w:color="000000"/>
+              <w:bottom w:val="single" w:sz="6" w:space="0" w:color="000000"/>
+              <w:right w:val="single" w:sz="6" w:space="0" w:color="000000"/>
+            </w:tcBorders>
+            <w:tcMar>
+              <w:top w:w="0" w:type="dxa"/>
+              <w:left w:w="100" w:type="dxa"/>
+              <w:bottom w:w="0" w:type="dxa"/>
+              <w:right w:w="100" w:type="dxa"/>
+            </w:tcMar>
+            <w:hideMark/>
+          </w:tcPr>
+          <w:p>
+            <w:r>
+              <w:t>Khi hồ sơ chưa đầy đủ</w:t>
+            </w:r>
+          </w:p>
+        </w:tc>
+        <w:tc>
+          <w:tcPr>
+            <w:tcW w:w="0" w:type="auto"/>
+            <w:tcBorders>
+              <w:top w:val="single" w:sz="6" w:space="0" w:color="000000"/>
+              <w:left w:val="single" w:sz="6" w:space="0" w:color="000000"/>
+              <w:bottom w:val="single" w:sz="6" w:space="0" w:color="000000"/>
+              <w:right w:val="single" w:sz="6" w:space="0" w:color="000000"/>
+            </w:tcBorders>
+            <w:tcMar>
+              <w:top w:w="0" w:type="dxa"/>
+              <w:left w:w="100" w:type="dxa"/>
+              <w:bottom w:w="0" w:type="dxa"/>
+              <w:right w:w="100" w:type="dxa"/>
+            </w:tcMar>
+            <w:hideMark/>
+          </w:tcPr>
+          <w:p>
+            <w:r>
+              <w:t>Lập Phiếu yêu cầu bổ sung, ghi rõ giấy tờ và nội dung cần hoàn thiện</w:t>
+            </w:r>
+          </w:p>
+        </w:tc>
+        <w:tc>
+          <w:tcPr>
+            <w:tcW w:w="0" w:type="auto"/>
+            <w:tcBorders>
+              <w:top w:val="single" w:sz="6" w:space="0" w:color="000000"/>
+              <w:left w:val="single" w:sz="6" w:space="0" w:color="000000"/>
+              <w:bottom w:val="single" w:sz="6" w:space="0" w:color="000000"/>
+              <w:right w:val="single" w:sz="6" w:space="0" w:color="000000"/>
+            </w:tcBorders>
+            <w:tcMar>
+              <w:top w:w="0" w:type="dxa"/>
+              <w:left w:w="100" w:type="dxa"/>
+              <w:bottom w:w="0" w:type="dxa"/>
+              <w:right w:w="100" w:type="dxa"/>
+            </w:tcMar>
+            <w:hideMark/>
+          </w:tcPr>
+          <w:p>
+            <w:r>
+              <w:t>Cán bộ một cửa</w:t>
+            </w:r>
+          </w:p>
+        </w:tc>
+        <w:tc>
+          <w:tcPr>
+            <w:tcW w:w="0" w:type="auto"/>
+            <w:tcBorders>
+              <w:top w:val="single" w:sz="6" w:space="0" w:color="000000"/>
+              <w:left w:val="single" w:sz="6" w:space="0" w:color="000000"/>
+              <w:bottom w:val="single" w:sz="6" w:space="0" w:color="000000"/>
+              <w:right w:val="single" w:sz="6" w:space="0" w:color="000000"/>
+            </w:tcBorders>
+            <w:tcMar>
+              <w:top w:w="0" w:type="dxa"/>
+              <w:left w:w="100" w:type="dxa"/>
+              <w:bottom w:w="0" w:type="dxa"/>
+              <w:right w:w="100" w:type="dxa"/>
+            </w:tcMar>
+            <w:hideMark/>
+          </w:tcPr>
+          <w:p>
+            <w:r>
+              <w:t>Cá nhân/Tổ chức</w:t>
+            </w:r>
+          </w:p>
+        </w:tc>
+        <w:tc>
+          <w:tcPr>
+            <w:tcW w:w="0" w:type="auto"/>
+            <w:tcBorders>
+              <w:top w:val="single" w:sz="6" w:space="0" w:color="000000"/>
+              <w:left w:val="single" w:sz="6" w:space="0" w:color="000000"/>
+              <w:bottom w:val="single" w:sz="6" w:space="0" w:color="000000"/>
+              <w:right w:val="single" w:sz="6" w:space="0" w:color="000000"/>
+            </w:tcBorders>
+            <w:tcMar>
+              <w:top w:w="0" w:type="dxa"/>
+              <w:left w:w="100" w:type="dxa"/>
+              <w:bottom w:w="0" w:type="dxa"/>
+              <w:right w:w="100" w:type="dxa"/>
+            </w:tcMar>
+            <w:hideMark/>
+          </w:tcPr>
+          <w:p>
+            <w:r>
+              <w:t>Người nộp nhận được yêu cầu bổ sung đầy đủ, rõ ràng</w:t>
+            </w:r>
+          </w:p>
+        </w:tc>
+      </w:tr>
+      <w:tr>
+        <w:trPr>
+          <w:trHeight w:val="2010"/>
+        </w:trPr>
+        <w:tc>
+          <w:tcPr>
+            <w:tcW w:w="0" w:type="auto"/>
+            <w:tcBorders>
+              <w:top w:val="single" w:sz="6" w:space="0" w:color="000000"/>
+              <w:left w:val="single" w:sz="6" w:space="0" w:color="000000"/>
+              <w:bottom w:val="single" w:sz="6" w:space="0" w:color="000000"/>
+              <w:right w:val="single" w:sz="6" w:space="0" w:color="000000"/>
+            </w:tcBorders>
+            <w:tcMar>
+              <w:top w:w="0" w:type="dxa"/>
+              <w:left w:w="100" w:type="dxa"/>
+              <w:bottom w:w="0" w:type="dxa"/>
+              <w:right w:w="100" w:type="dxa"/>
+            </w:tcMar>
+            <w:hideMark/>
+          </w:tcPr>
+          <w:p>
+            <w:r>
+              <w:t>4</w:t>
+            </w:r>
+          </w:p>
+        </w:tc>
+        <w:tc>
+          <w:tcPr>
+            <w:tcW w:w="0" w:type="auto"/>
+            <w:tcBorders>
+              <w:top w:val="single" w:sz="6" w:space="0" w:color="000000"/>
+              <w:left w:val="single" w:sz="6" w:space="0" w:color="000000"/>
+              <w:bottom w:val="single" w:sz="6" w:space="0" w:color="000000"/>
+              <w:right w:val="single" w:sz="6" w:space="0" w:color="000000"/>
+            </w:tcBorders>
+            <w:tcMar>
+              <w:top w:w="0" w:type="dxa"/>
+              <w:left w:w="100" w:type="dxa"/>
+              <w:bottom w:w="0" w:type="dxa"/>
+              <w:right w:w="100" w:type="dxa"/>
+            </w:tcMar>
+            <w:hideMark/>
+          </w:tcPr>
+          <w:p>
+            <w:r>
+              <w:t>Khi hồ sơ không hợp lệ hoặc không thuộc thẩm quyền</w:t>
+            </w:r>
+          </w:p>
+        </w:tc>
+        <w:tc>
+          <w:tcPr>
+            <w:tcW w:w="0" w:type="auto"/>
+            <w:tcBorders>
+              <w:top w:val="single" w:sz="6" w:space="0" w:color="000000"/>
+              <w:left w:val="single" w:sz="6" w:space="0" w:color="000000"/>
+              <w:bottom w:val="single" w:sz="6" w:space="0" w:color="000000"/>
+              <w:right w:val="single" w:sz="6" w:space="0" w:color="000000"/>
+            </w:tcBorders>
+            <w:tcMar>
+              <w:top w:w="0" w:type="dxa"/>
+              <w:left w:w="100" w:type="dxa"/>
+              <w:bottom w:w="0" w:type="dxa"/>
+              <w:right w:w="100" w:type="dxa"/>
+            </w:tcMar>
+            <w:hideMark/>
+          </w:tcPr>
+          <w:p>
+            <w:r>
+              <w:t>Lập Phiếu từ chối tiếp nhận hoặc hướng dẫn người nộp đến cơ quan có thẩm quyền</w:t>
+            </w:r>
+          </w:p>
+        </w:tc>
+        <w:tc>
+          <w:tcPr>
+            <w:tcW w:w="0" w:type="auto"/>
+            <w:tcBorders>
+              <w:top w:val="single" w:sz="6" w:space="0" w:color="000000"/>
+              <w:left w:val="single" w:sz="6" w:space="0" w:color="000000"/>
+              <w:bottom w:val="single" w:sz="6" w:space="0" w:color="000000"/>
+              <w:right w:val="single" w:sz="6" w:space="0" w:color="000000"/>
+            </w:tcBorders>
+            <w:tcMar>
+              <w:top w:w="0" w:type="dxa"/>
+              <w:left w:w="100" w:type="dxa"/>
+              <w:bottom w:w="0" w:type="dxa"/>
+              <w:right w:w="100" w:type="dxa"/>
+            </w:tcMar>
+            <w:hideMark/>
+          </w:tcPr>
+          <w:p>
+            <w:r>
+              <w:t>Cán bộ một cửa</w:t>
+            </w:r>
+          </w:p>
+        </w:tc>
+        <w:tc>
+          <w:tcPr>
+            <w:tcW w:w="0" w:type="auto"/>
+            <w:tcBorders>
+              <w:top w:val="single" w:sz="6" w:space="0" w:color="000000"/>
+              <w:left w:val="single" w:sz="6" w:space="0" w:color="000000"/>
+              <w:bottom w:val="single" w:sz="6" w:space="0" w:color="000000"/>
+              <w:right w:val="single" w:sz="6" w:space="0" w:color="000000"/>
+            </w:tcBorders>
+            <w:tcMar>
+              <w:top w:w="0" w:type="dxa"/>
+              <w:left w:w="100" w:type="dxa"/>
+              <w:bottom w:w="0" w:type="dxa"/>
+              <w:right w:w="100" w:type="dxa"/>
+            </w:tcMar>
+            <w:hideMark/>
+          </w:tcPr>
+          <w:p>
+            <w:r>
+              <w:t>Đơn vị liên quan</w:t>
+            </w:r>
+          </w:p>
+        </w:tc>
+        <w:tc>
+          <w:tcPr>
+            <w:tcW w:w="0" w:type="auto"/>
+            <w:tcBorders>
+              <w:top w:val="single" w:sz="6" w:space="0" w:color="000000"/>
+              <w:left w:val="single" w:sz="6" w:space="0" w:color="000000"/>
+              <w:bottom w:val="single" w:sz="6" w:space="0" w:color="000000"/>
+              <w:right w:val="single" w:sz="6" w:space="0" w:color="000000"/>
+            </w:tcBorders>
+            <w:tcMar>
+              <w:top w:w="0" w:type="dxa"/>
+              <w:left w:w="100" w:type="dxa"/>
+              <w:bottom w:w="0" w:type="dxa"/>
+              <w:right w:w="100" w:type="dxa"/>
+            </w:tcMar>
+            <w:hideMark/>
+          </w:tcPr>
+          <w:p>
+            <w:r>
+              <w:t>Hồ sơ được kết thúc đúng quy định và có lý do rõ ràng</w:t>
+            </w:r>
+          </w:p>
+        </w:tc>
+      </w:tr>
+      <w:tr>
+        <w:trPr>
+          <w:trHeight w:val="2310"/>
+        </w:trPr>
+        <w:tc>
+          <w:tcPr>
+            <w:tcW w:w="0" w:type="auto"/>
+            <w:tcBorders>
+              <w:top w:val="single" w:sz="6" w:space="0" w:color="000000"/>
+              <w:left w:val="single" w:sz="6" w:space="0" w:color="000000"/>
+              <w:bottom w:val="single" w:sz="6" w:space="0" w:color="000000"/>
+              <w:right w:val="single" w:sz="6" w:space="0" w:color="000000"/>
+            </w:tcBorders>
+            <w:tcMar>
+              <w:top w:w="0" w:type="dxa"/>
+              <w:left w:w="100" w:type="dxa"/>
+              <w:bottom w:w="0" w:type="dxa"/>
+              <w:right w:w="100" w:type="dxa"/>
+            </w:tcMar>
+            <w:hideMark/>
+          </w:tcPr>
+          <w:p>
+            <w:r>
+              <w:t>5</w:t>
+            </w:r>
+          </w:p>
+        </w:tc>
+        <w:tc>
+          <w:tcPr>
+            <w:tcW w:w="0" w:type="auto"/>
+            <w:tcBorders>
+              <w:top w:val="single" w:sz="6" w:space="0" w:color="000000"/>
+              <w:left w:val="single" w:sz="6" w:space="0" w:color="000000"/>
+              <w:bottom w:val="single" w:sz="6" w:space="0" w:color="000000"/>
+              <w:right w:val="single" w:sz="6" w:space="0" w:color="000000"/>
+            </w:tcBorders>
+            <w:tcMar>
+              <w:top w:w="0" w:type="dxa"/>
+              <w:left w:w="100" w:type="dxa"/>
+              <w:bottom w:w="0" w:type="dxa"/>
+              <w:right w:w="100" w:type="dxa"/>
+            </w:tcMar>
+            <w:hideMark/>
+          </w:tcPr>
+          <w:p>
+            <w:r>
+              <w:t>Sau khi hồ sơ hợp lệ</w:t>
+            </w:r>
+          </w:p>
+        </w:tc>
+        <w:tc>
+          <w:tcPr>
+            <w:tcW w:w="0" w:type="auto"/>
+            <w:tcBorders>
+              <w:top w:val="single" w:sz="6" w:space="0" w:color="000000"/>
+              <w:left w:val="single" w:sz="6" w:space="0" w:color="000000"/>
+              <w:bottom w:val="single" w:sz="6" w:space="0" w:color="000000"/>
+              <w:right w:val="single" w:sz="6" w:space="0" w:color="000000"/>
+            </w:tcBorders>
+            <w:tcMar>
+              <w:top w:w="0" w:type="dxa"/>
+              <w:left w:w="100" w:type="dxa"/>
+              <w:bottom w:w="0" w:type="dxa"/>
+              <w:right w:w="100" w:type="dxa"/>
+            </w:tcMar>
+            <w:hideMark/>
+          </w:tcPr>
+          <w:p>
+            <w:r>
+              <w:t>Scan, số hóa, ký số hoặc chứng thực điện tử tài liệu; cấp mã hồ sơ và lập Phiếu tiếp nhận, hẹn trả kết quả</w:t>
+            </w:r>
+          </w:p>
+        </w:tc>
+        <w:tc>
+          <w:tcPr>
+            <w:tcW w:w="0" w:type="auto"/>
+            <w:tcBorders>
+              <w:top w:val="single" w:sz="6" w:space="0" w:color="000000"/>
+              <w:left w:val="single" w:sz="6" w:space="0" w:color="000000"/>
+              <w:bottom w:val="single" w:sz="6" w:space="0" w:color="000000"/>
+              <w:right w:val="single" w:sz="6" w:space="0" w:color="000000"/>
+            </w:tcBorders>
+            <w:tcMar>
+              <w:top w:w="0" w:type="dxa"/>
+              <w:left w:w="100" w:type="dxa"/>
+              <w:bottom w:w="0" w:type="dxa"/>
+              <w:right w:w="100" w:type="dxa"/>
+            </w:tcMar>
+            <w:hideMark/>
+          </w:tcPr>
+          <w:p>
+            <w:r>
+              <w:t>Bộ phận Một cửa</w:t>
+            </w:r>
+          </w:p>
+        </w:tc>
+        <w:tc>
+          <w:tcPr>
+            <w:tcW w:w="0" w:type="auto"/>
+            <w:tcBorders>
+              <w:top w:val="single" w:sz="6" w:space="0" w:color="000000"/>
+              <w:left w:val="single" w:sz="6" w:space="0" w:color="000000"/>
+              <w:bottom w:val="single" w:sz="6" w:space="0" w:color="000000"/>
+              <w:right w:val="single" w:sz="6" w:space="0" w:color="000000"/>
+            </w:tcBorders>
+            <w:tcMar>
+              <w:top w:w="0" w:type="dxa"/>
+              <w:left w:w="100" w:type="dxa"/>
+              <w:bottom w:w="0" w:type="dxa"/>
+              <w:right w:w="100" w:type="dxa"/>
+            </w:tcMar>
+            <w:hideMark/>
+          </w:tcPr>
+          <w:p>
+            <w:r>
+              <w:t>Cán bộ số hóa, hệ thống thông tin</w:t>
+            </w:r>
+          </w:p>
+        </w:tc>
+        <w:tc>
+          <w:tcPr>
+            <w:tcW w:w="0" w:type="auto"/>
+            <w:tcBorders>
+              <w:top w:val="single" w:sz="6" w:space="0" w:color="000000"/>
+              <w:left w:val="single" w:sz="6" w:space="0" w:color="000000"/>
+              <w:bottom w:val="single" w:sz="6" w:space="0" w:color="000000"/>
+              <w:right w:val="single" w:sz="6" w:space="0" w:color="000000"/>
+            </w:tcBorders>
+            <w:tcMar>
+              <w:top w:w="0" w:type="dxa"/>
+              <w:left w:w="100" w:type="dxa"/>
+              <w:bottom w:w="0" w:type="dxa"/>
+              <w:right w:w="100" w:type="dxa"/>
+            </w:tcMar>
+            <w:hideMark/>
+          </w:tcPr>
+          <w:p>
+            <w:r>
+              <w:t>Hồ sơ điện tử đầy đủ, chính xác và có mã theo dõi</w:t>
+            </w:r>
+          </w:p>
+        </w:tc>
+      </w:tr>
+      <w:tr>
+        <w:trPr>
+          <w:trHeight w:val="2010"/>
+        </w:trPr>
+        <w:tc>
+          <w:tcPr>
+            <w:tcW w:w="0" w:type="auto"/>
+            <w:tcBorders>
+              <w:top w:val="single" w:sz="6" w:space="0" w:color="000000"/>
+              <w:left w:val="single" w:sz="6" w:space="0" w:color="000000"/>
+              <w:bottom w:val="single" w:sz="6" w:space="0" w:color="000000"/>
+              <w:right w:val="single" w:sz="6" w:space="0" w:color="000000"/>
+            </w:tcBorders>
+            <w:tcMar>
+              <w:top w:w="0" w:type="dxa"/>
+              <w:left w:w="100" w:type="dxa"/>
+              <w:bottom w:w="0" w:type="dxa"/>
+              <w:right w:w="100" w:type="dxa"/>
+            </w:tcMar>
+            <w:hideMark/>
+          </w:tcPr>
+          <w:p>
+            <w:r>
+              <w:lastRenderedPageBreak/>
+              <w:t>6</w:t>
+            </w:r>
+          </w:p>
+        </w:tc>
+        <w:tc>
+          <w:tcPr>
+            <w:tcW w:w="0" w:type="auto"/>
+            <w:tcBorders>
+              <w:top w:val="single" w:sz="6" w:space="0" w:color="000000"/>
+              <w:left w:val="single" w:sz="6" w:space="0" w:color="000000"/>
+              <w:bottom w:val="single" w:sz="6" w:space="0" w:color="000000"/>
+              <w:right w:val="single" w:sz="6" w:space="0" w:color="000000"/>
+            </w:tcBorders>
+            <w:tcMar>
+              <w:top w:w="0" w:type="dxa"/>
+              <w:left w:w="100" w:type="dxa"/>
+              <w:bottom w:w="0" w:type="dxa"/>
+              <w:right w:w="100" w:type="dxa"/>
+            </w:tcMar>
+            <w:hideMark/>
+          </w:tcPr>
+          <w:p>
+            <w:r>
+              <w:t>Trong ngày làm việc</w:t>
+            </w:r>
+          </w:p>
+        </w:tc>
+        <w:tc>
+          <w:tcPr>
+            <w:tcW w:w="0" w:type="auto"/>
+            <w:tcBorders>
+              <w:top w:val="single" w:sz="6" w:space="0" w:color="000000"/>
+              <w:left w:val="single" w:sz="6" w:space="0" w:color="000000"/>
+              <w:bottom w:val="single" w:sz="6" w:space="0" w:color="000000"/>
+              <w:right w:val="single" w:sz="6" w:space="0" w:color="000000"/>
+            </w:tcBorders>
+            <w:tcMar>
+              <w:top w:w="0" w:type="dxa"/>
+              <w:left w:w="100" w:type="dxa"/>
+              <w:bottom w:w="0" w:type="dxa"/>
+              <w:right w:w="100" w:type="dxa"/>
+            </w:tcMar>
+            <w:hideMark/>
+          </w:tcPr>
+          <w:p>
+            <w:r>
+              <w:t>Chuyển hồ sơ đến cán bộ hoặc đơn vị chuyên môn có trách nhiệm xử lý</w:t>
+            </w:r>
+          </w:p>
+        </w:tc>
+        <w:tc>
+          <w:tcPr>
+            <w:tcW w:w="0" w:type="auto"/>
+            <w:tcBorders>
+              <w:top w:val="single" w:sz="6" w:space="0" w:color="000000"/>
+              <w:left w:val="single" w:sz="6" w:space="0" w:color="000000"/>
+              <w:bottom w:val="single" w:sz="6" w:space="0" w:color="000000"/>
+              <w:right w:val="single" w:sz="6" w:space="0" w:color="000000"/>
+            </w:tcBorders>
+            <w:tcMar>
+              <w:top w:w="0" w:type="dxa"/>
+              <w:left w:w="100" w:type="dxa"/>
+              <w:bottom w:w="0" w:type="dxa"/>
+              <w:right w:w="100" w:type="dxa"/>
+            </w:tcMar>
+            <w:hideMark/>
+          </w:tcPr>
+          <w:p>
+            <w:r>
+              <w:t>Bộ phận Một cửa</w:t>
+            </w:r>
+          </w:p>
+        </w:tc>
+        <w:tc>
+          <w:tcPr>
+            <w:tcW w:w="0" w:type="auto"/>
+            <w:tcBorders>
+              <w:top w:val="single" w:sz="6" w:space="0" w:color="000000"/>
+              <w:left w:val="single" w:sz="6" w:space="0" w:color="000000"/>
+              <w:bottom w:val="single" w:sz="6" w:space="0" w:color="000000"/>
+              <w:right w:val="single" w:sz="6" w:space="0" w:color="000000"/>
+            </w:tcBorders>
+            <w:tcMar>
+              <w:top w:w="0" w:type="dxa"/>
+              <w:left w:w="100" w:type="dxa"/>
+              <w:bottom w:w="0" w:type="dxa"/>
+              <w:right w:w="100" w:type="dxa"/>
+            </w:tcMar>
+            <w:hideMark/>
+          </w:tcPr>
+          <w:p>
+            <w:r>
+              <w:t>Văn phòng, hệ thống thông tin</w:t>
+            </w:r>
+          </w:p>
+        </w:tc>
+        <w:tc>
+          <w:tcPr>
+            <w:tcW w:w="0" w:type="auto"/>
+            <w:tcBorders>
+              <w:top w:val="single" w:sz="6" w:space="0" w:color="000000"/>
+              <w:left w:val="single" w:sz="6" w:space="0" w:color="000000"/>
+              <w:bottom w:val="single" w:sz="6" w:space="0" w:color="000000"/>
+              <w:right w:val="single" w:sz="6" w:space="0" w:color="000000"/>
+            </w:tcBorders>
+            <w:tcMar>
+              <w:top w:w="0" w:type="dxa"/>
+              <w:left w:w="100" w:type="dxa"/>
+              <w:bottom w:w="0" w:type="dxa"/>
+              <w:right w:w="100" w:type="dxa"/>
+            </w:tcMar>
+            <w:hideMark/>
+          </w:tcPr>
+          <w:p>
+            <w:r>
+              <w:t>Hồ sơ được chuyển đúng đơn vị và cập nhật trạng thái đang xử lý</w:t>
+            </w:r>
+          </w:p>
+        </w:tc>
+      </w:tr>
+      <w:tr>
+        <w:trPr>
+          <w:trHeight w:val="2010"/>
+        </w:trPr>
+        <w:tc>
+          <w:tcPr>
+            <w:tcW w:w="0" w:type="auto"/>
+            <w:tcBorders>
+              <w:top w:val="single" w:sz="6" w:space="0" w:color="000000"/>
+              <w:left w:val="single" w:sz="6" w:space="0" w:color="000000"/>
+              <w:bottom w:val="single" w:sz="6" w:space="0" w:color="000000"/>
+              <w:right w:val="single" w:sz="6" w:space="0" w:color="000000"/>
+            </w:tcBorders>
+            <w:tcMar>
+              <w:top w:w="0" w:type="dxa"/>
+              <w:left w:w="100" w:type="dxa"/>
+              <w:bottom w:w="0" w:type="dxa"/>
+              <w:right w:w="100" w:type="dxa"/>
+            </w:tcMar>
+            <w:hideMark/>
+          </w:tcPr>
+          <w:p>
+            <w:r>
+              <w:t>7</w:t>
+            </w:r>
+          </w:p>
+        </w:tc>
+        <w:tc>
+          <w:tcPr>
+            <w:tcW w:w="0" w:type="auto"/>
+            <w:tcBorders>
+              <w:top w:val="single" w:sz="6" w:space="0" w:color="000000"/>
+              <w:left w:val="single" w:sz="6" w:space="0" w:color="000000"/>
+              <w:bottom w:val="single" w:sz="6" w:space="0" w:color="000000"/>
+              <w:right w:val="single" w:sz="6" w:space="0" w:color="000000"/>
+            </w:tcBorders>
+            <w:tcMar>
+              <w:top w:w="0" w:type="dxa"/>
+              <w:left w:w="100" w:type="dxa"/>
+              <w:bottom w:w="0" w:type="dxa"/>
+              <w:right w:w="100" w:type="dxa"/>
+            </w:tcMar>
+            <w:hideMark/>
+          </w:tcPr>
+          <w:p>
+            <w:r>
+              <w:t>Theo thời hạn của từng TTHC</w:t>
+            </w:r>
+          </w:p>
+        </w:tc>
+        <w:tc>
+          <w:tcPr>
+            <w:tcW w:w="0" w:type="auto"/>
+            <w:tcBorders>
+              <w:top w:val="single" w:sz="6" w:space="0" w:color="000000"/>
+              <w:left w:val="single" w:sz="6" w:space="0" w:color="000000"/>
+              <w:bottom w:val="single" w:sz="6" w:space="0" w:color="000000"/>
+              <w:right w:val="single" w:sz="6" w:space="0" w:color="000000"/>
+            </w:tcBorders>
+            <w:tcMar>
+              <w:top w:w="0" w:type="dxa"/>
+              <w:left w:w="100" w:type="dxa"/>
+              <w:bottom w:w="0" w:type="dxa"/>
+              <w:right w:w="100" w:type="dxa"/>
+            </w:tcMar>
+            <w:hideMark/>
+          </w:tcPr>
+          <w:p>
+            <w:r>
+              <w:t>Kiểm tra, thẩm định, đối chiếu quy định chuyên ngành và đề xuất hướng giải quyết</w:t>
+            </w:r>
+          </w:p>
+        </w:tc>
+        <w:tc>
+          <w:tcPr>
+            <w:tcW w:w="0" w:type="auto"/>
+            <w:tcBorders>
+              <w:top w:val="single" w:sz="6" w:space="0" w:color="000000"/>
+              <w:left w:val="single" w:sz="6" w:space="0" w:color="000000"/>
+              <w:bottom w:val="single" w:sz="6" w:space="0" w:color="000000"/>
+              <w:right w:val="single" w:sz="6" w:space="0" w:color="000000"/>
+            </w:tcBorders>
+            <w:tcMar>
+              <w:top w:w="0" w:type="dxa"/>
+              <w:left w:w="100" w:type="dxa"/>
+              <w:bottom w:w="0" w:type="dxa"/>
+              <w:right w:w="100" w:type="dxa"/>
+            </w:tcMar>
+            <w:hideMark/>
+          </w:tcPr>
+          <w:p>
+            <w:r>
+              <w:t>Cán bộ/Đơn vị chuyên môn</w:t>
+            </w:r>
+          </w:p>
+        </w:tc>
+        <w:tc>
+          <w:tcPr>
+            <w:tcW w:w="0" w:type="auto"/>
+            <w:tcBorders>
+              <w:top w:val="single" w:sz="6" w:space="0" w:color="000000"/>
+              <w:left w:val="single" w:sz="6" w:space="0" w:color="000000"/>
+              <w:bottom w:val="single" w:sz="6" w:space="0" w:color="000000"/>
+              <w:right w:val="single" w:sz="6" w:space="0" w:color="000000"/>
+            </w:tcBorders>
+            <w:tcMar>
+              <w:top w:w="0" w:type="dxa"/>
+              <w:left w:w="100" w:type="dxa"/>
+              <w:bottom w:w="0" w:type="dxa"/>
+              <w:right w:w="100" w:type="dxa"/>
+            </w:tcMar>
+            <w:hideMark/>
+          </w:tcPr>
+          <w:p>
+            <w:r>
+              <w:t>Bộ phận Một cửa</w:t>
+            </w:r>
+          </w:p>
+        </w:tc>
+        <w:tc>
+          <w:tcPr>
+            <w:tcW w:w="0" w:type="auto"/>
+            <w:tcBorders>
+              <w:top w:val="single" w:sz="6" w:space="0" w:color="000000"/>
+              <w:left w:val="single" w:sz="6" w:space="0" w:color="000000"/>
+              <w:bottom w:val="single" w:sz="6" w:space="0" w:color="000000"/>
+              <w:right w:val="single" w:sz="6" w:space="0" w:color="000000"/>
+            </w:tcBorders>
+            <w:tcMar>
+              <w:top w:w="0" w:type="dxa"/>
+              <w:left w:w="100" w:type="dxa"/>
+              <w:bottom w:w="0" w:type="dxa"/>
+              <w:right w:w="100" w:type="dxa"/>
+            </w:tcMar>
+            <w:hideMark/>
+          </w:tcPr>
+          <w:p>
+            <w:r>
+              <w:t>Có kết quả thẩm định và đề xuất xử lý hồ sơ</w:t>
+            </w:r>
+          </w:p>
+        </w:tc>
+      </w:tr>
+      <w:tr>
+        <w:trPr>
+          <w:trHeight w:val="2010"/>
+        </w:trPr>
+        <w:tc>
+          <w:tcPr>
+            <w:tcW w:w="0" w:type="auto"/>
+            <w:tcBorders>
+              <w:top w:val="single" w:sz="6" w:space="0" w:color="000000"/>
+              <w:left w:val="single" w:sz="6" w:space="0" w:color="000000"/>
+              <w:bottom w:val="single" w:sz="6" w:space="0" w:color="000000"/>
+              <w:right w:val="single" w:sz="6" w:space="0" w:color="000000"/>
+            </w:tcBorders>
+            <w:tcMar>
+              <w:top w:w="0" w:type="dxa"/>
+              <w:left w:w="100" w:type="dxa"/>
+              <w:bottom w:w="0" w:type="dxa"/>
+              <w:right w:w="100" w:type="dxa"/>
+            </w:tcMar>
+            <w:hideMark/>
+          </w:tcPr>
+          <w:p>
+            <w:r>
+              <w:t>8</w:t>
+            </w:r>
+          </w:p>
+        </w:tc>
+        <w:tc>
+          <w:tcPr>
+            <w:tcW w:w="0" w:type="auto"/>
+            <w:tcBorders>
+              <w:top w:val="single" w:sz="6" w:space="0" w:color="000000"/>
+              <w:left w:val="single" w:sz="6" w:space="0" w:color="000000"/>
+              <w:bottom w:val="single" w:sz="6" w:space="0" w:color="000000"/>
+              <w:right w:val="single" w:sz="6" w:space="0" w:color="000000"/>
+            </w:tcBorders>
+            <w:tcMar>
+              <w:top w:w="0" w:type="dxa"/>
+              <w:left w:w="100" w:type="dxa"/>
+              <w:bottom w:w="0" w:type="dxa"/>
+              <w:right w:w="100" w:type="dxa"/>
+            </w:tcMar>
+            <w:hideMark/>
+          </w:tcPr>
+          <w:p>
+            <w:r>
+              <w:t>Khi cần thiết</w:t>
+            </w:r>
+          </w:p>
+        </w:tc>
+        <w:tc>
+          <w:tcPr>
+            <w:tcW w:w="0" w:type="auto"/>
+            <w:tcBorders>
+              <w:top w:val="single" w:sz="6" w:space="0" w:color="000000"/>
+              <w:left w:val="single" w:sz="6" w:space="0" w:color="000000"/>
+              <w:bottom w:val="single" w:sz="6" w:space="0" w:color="000000"/>
+              <w:right w:val="single" w:sz="6" w:space="0" w:color="000000"/>
+            </w:tcBorders>
+            <w:tcMar>
+              <w:top w:w="0" w:type="dxa"/>
+              <w:left w:w="100" w:type="dxa"/>
+              <w:bottom w:w="0" w:type="dxa"/>
+              <w:right w:w="100" w:type="dxa"/>
+            </w:tcMar>
+            <w:hideMark/>
+          </w:tcPr>
+          <w:p>
+            <w:r>
+              <w:t>Thực hiện thẩm tra, xác minh hoặc lấy ý kiến cơ quan, tổ chức có liên quan</w:t>
+            </w:r>
+          </w:p>
+        </w:tc>
+        <w:tc>
+          <w:tcPr>
+            <w:tcW w:w="0" w:type="auto"/>
+            <w:tcBorders>
+              <w:top w:val="single" w:sz="6" w:space="0" w:color="000000"/>
+              <w:left w:val="single" w:sz="6" w:space="0" w:color="000000"/>
+              <w:bottom w:val="single" w:sz="6" w:space="0" w:color="000000"/>
+              <w:right w:val="single" w:sz="6" w:space="0" w:color="000000"/>
+            </w:tcBorders>
+            <w:tcMar>
+              <w:top w:w="0" w:type="dxa"/>
+              <w:left w:w="100" w:type="dxa"/>
+              <w:bottom w:w="0" w:type="dxa"/>
+              <w:right w:w="100" w:type="dxa"/>
+            </w:tcMar>
+            <w:hideMark/>
+          </w:tcPr>
+          <w:p>
+            <w:r>
+              <w:t>Đơn vị chuyên môn</w:t>
+            </w:r>
+          </w:p>
+        </w:tc>
+        <w:tc>
+          <w:tcPr>
+            <w:tcW w:w="0" w:type="auto"/>
+            <w:tcBorders>
+              <w:top w:val="single" w:sz="6" w:space="0" w:color="000000"/>
+              <w:left w:val="single" w:sz="6" w:space="0" w:color="000000"/>
+              <w:bottom w:val="single" w:sz="6" w:space="0" w:color="000000"/>
+              <w:right w:val="single" w:sz="6" w:space="0" w:color="000000"/>
+            </w:tcBorders>
+            <w:tcMar>
+              <w:top w:w="0" w:type="dxa"/>
+              <w:left w:w="100" w:type="dxa"/>
+              <w:bottom w:w="0" w:type="dxa"/>
+              <w:right w:w="100" w:type="dxa"/>
+            </w:tcMar>
+            <w:hideMark/>
+          </w:tcPr>
+          <w:p>
+            <w:r>
+              <w:t>Cơ quan phối hợp</w:t>
+            </w:r>
+          </w:p>
+        </w:tc>
+        <w:tc>
+          <w:tcPr>
+            <w:tcW w:w="0" w:type="auto"/>
+            <w:tcBorders>
+              <w:top w:val="single" w:sz="6" w:space="0" w:color="000000"/>
+              <w:left w:val="single" w:sz="6" w:space="0" w:color="000000"/>
+              <w:bottom w:val="single" w:sz="6" w:space="0" w:color="000000"/>
+              <w:right w:val="single" w:sz="6" w:space="0" w:color="000000"/>
+            </w:tcBorders>
+            <w:tcMar>
+              <w:top w:w="0" w:type="dxa"/>
+              <w:left w:w="100" w:type="dxa"/>
+              <w:bottom w:w="0" w:type="dxa"/>
+              <w:right w:w="100" w:type="dxa"/>
+            </w:tcMar>
+            <w:hideMark/>
+          </w:tcPr>
+          <w:p>
+            <w:r>
+              <w:t>Có kết quả xác minh hoặc văn bản trả lời làm căn cứ giải quyết</w:t>
+            </w:r>
+          </w:p>
+        </w:tc>
+      </w:tr>
+      <w:tr>
+        <w:trPr>
+          <w:trHeight w:val="1710"/>
+        </w:trPr>
+        <w:tc>
+          <w:tcPr>
+            <w:tcW w:w="0" w:type="auto"/>
+            <w:tcBorders>
+              <w:top w:val="single" w:sz="6" w:space="0" w:color="000000"/>
+              <w:left w:val="single" w:sz="6" w:space="0" w:color="000000"/>
+              <w:bottom w:val="single" w:sz="6" w:space="0" w:color="000000"/>
+              <w:right w:val="single" w:sz="6" w:space="0" w:color="000000"/>
+            </w:tcBorders>
+            <w:tcMar>
+              <w:top w:w="0" w:type="dxa"/>
+              <w:left w:w="100" w:type="dxa"/>
+              <w:bottom w:w="0" w:type="dxa"/>
+              <w:right w:w="100" w:type="dxa"/>
+            </w:tcMar>
+            <w:hideMark/>
+          </w:tcPr>
+          <w:p>
+            <w:r>
+              <w:t>9</w:t>
+            </w:r>
+          </w:p>
+        </w:tc>
+        <w:tc>
+          <w:tcPr>
+            <w:tcW w:w="0" w:type="auto"/>
+            <w:tcBorders>
+              <w:top w:val="single" w:sz="6" w:space="0" w:color="000000"/>
+              <w:left w:val="single" w:sz="6" w:space="0" w:color="000000"/>
+              <w:bottom w:val="single" w:sz="6" w:space="0" w:color="000000"/>
+              <w:right w:val="single" w:sz="6" w:space="0" w:color="000000"/>
+            </w:tcBorders>
+            <w:tcMar>
+              <w:top w:w="0" w:type="dxa"/>
+              <w:left w:w="100" w:type="dxa"/>
+              <w:bottom w:w="0" w:type="dxa"/>
+              <w:right w:w="100" w:type="dxa"/>
+            </w:tcMar>
+            <w:hideMark/>
+          </w:tcPr>
+          <w:p>
+            <w:r>
+              <w:t>Sau khi hoàn tất thẩm định</w:t>
+            </w:r>
+          </w:p>
+        </w:tc>
+        <w:tc>
+          <w:tcPr>
+            <w:tcW w:w="0" w:type="auto"/>
+            <w:tcBorders>
+              <w:top w:val="single" w:sz="6" w:space="0" w:color="000000"/>
+              <w:left w:val="single" w:sz="6" w:space="0" w:color="000000"/>
+              <w:bottom w:val="single" w:sz="6" w:space="0" w:color="000000"/>
+              <w:right w:val="single" w:sz="6" w:space="0" w:color="000000"/>
+            </w:tcBorders>
+            <w:tcMar>
+              <w:top w:w="0" w:type="dxa"/>
+              <w:left w:w="100" w:type="dxa"/>
+              <w:bottom w:w="0" w:type="dxa"/>
+              <w:right w:w="100" w:type="dxa"/>
+            </w:tcMar>
+            <w:hideMark/>
+          </w:tcPr>
+          <w:p>
+            <w:r>
+              <w:t>Lập dự thảo kết quả giải quyết TTHC hoặc văn bản không giải quyết</w:t>
+            </w:r>
+          </w:p>
+        </w:tc>
+        <w:tc>
+          <w:tcPr>
+            <w:tcW w:w="0" w:type="auto"/>
+            <w:tcBorders>
+              <w:top w:val="single" w:sz="6" w:space="0" w:color="000000"/>
+              <w:left w:val="single" w:sz="6" w:space="0" w:color="000000"/>
+              <w:bottom w:val="single" w:sz="6" w:space="0" w:color="000000"/>
+              <w:right w:val="single" w:sz="6" w:space="0" w:color="000000"/>
+            </w:tcBorders>
+            <w:tcMar>
+              <w:top w:w="0" w:type="dxa"/>
+              <w:left w:w="100" w:type="dxa"/>
+              <w:bottom w:w="0" w:type="dxa"/>
+              <w:right w:w="100" w:type="dxa"/>
+            </w:tcMar>
+            <w:hideMark/>
+          </w:tcPr>
+          <w:p>
+            <w:r>
+              <w:t>Cán bộ chuyên môn</w:t>
+            </w:r>
+          </w:p>
+        </w:tc>
+        <w:tc>
+          <w:tcPr>
+            <w:tcW w:w="0" w:type="auto"/>
+            <w:tcBorders>
+              <w:top w:val="single" w:sz="6" w:space="0" w:color="000000"/>
+              <w:left w:val="single" w:sz="6" w:space="0" w:color="000000"/>
+              <w:bottom w:val="single" w:sz="6" w:space="0" w:color="000000"/>
+              <w:right w:val="single" w:sz="6" w:space="0" w:color="000000"/>
+            </w:tcBorders>
+            <w:tcMar>
+              <w:top w:w="0" w:type="dxa"/>
+              <w:left w:w="100" w:type="dxa"/>
+              <w:bottom w:w="0" w:type="dxa"/>
+              <w:right w:w="100" w:type="dxa"/>
+            </w:tcMar>
+            <w:hideMark/>
+          </w:tcPr>
+          <w:p>
+            <w:r>
+              <w:t>Văn phòng</w:t>
+            </w:r>
+          </w:p>
+        </w:tc>
+        <w:tc>
+          <w:tcPr>
+            <w:tcW w:w="0" w:type="auto"/>
+            <w:tcBorders>
+              <w:top w:val="single" w:sz="6" w:space="0" w:color="000000"/>
+              <w:left w:val="single" w:sz="6" w:space="0" w:color="000000"/>
+              <w:bottom w:val="single" w:sz="6" w:space="0" w:color="000000"/>
+              <w:right w:val="single" w:sz="6" w:space="0" w:color="000000"/>
+            </w:tcBorders>
+            <w:tcMar>
+              <w:top w:w="0" w:type="dxa"/>
+              <w:left w:w="100" w:type="dxa"/>
+              <w:bottom w:w="0" w:type="dxa"/>
+              <w:right w:w="100" w:type="dxa"/>
+            </w:tcMar>
+            <w:hideMark/>
+          </w:tcPr>
+          <w:p>
+            <w:r>
+              <w:t>Dự thảo kết quả có đầy đủ căn cứ và nội dung</w:t>
+            </w:r>
+          </w:p>
+        </w:tc>
+      </w:tr>
+      <w:tr>
+        <w:trPr>
+          <w:trHeight w:val="1710"/>
+        </w:trPr>
+        <w:tc>
+          <w:tcPr>
+            <w:tcW w:w="0" w:type="auto"/>
+            <w:tcBorders>
+              <w:top w:val="single" w:sz="6" w:space="0" w:color="000000"/>
+              <w:left w:val="single" w:sz="6" w:space="0" w:color="000000"/>
+              <w:bottom w:val="single" w:sz="6" w:space="0" w:color="000000"/>
+              <w:right w:val="single" w:sz="6" w:space="0" w:color="000000"/>
+            </w:tcBorders>
+            <w:tcMar>
+              <w:top w:w="0" w:type="dxa"/>
+              <w:left w:w="100" w:type="dxa"/>
+              <w:bottom w:w="0" w:type="dxa"/>
+              <w:right w:w="100" w:type="dxa"/>
+            </w:tcMar>
+            <w:hideMark/>
+          </w:tcPr>
+          <w:p>
+            <w:r>
+              <w:t>10</w:t>
+            </w:r>
+          </w:p>
+        </w:tc>
+        <w:tc>
+          <w:tcPr>
+            <w:tcW w:w="0" w:type="auto"/>
+            <w:tcBorders>
+              <w:top w:val="single" w:sz="6" w:space="0" w:color="000000"/>
+              <w:left w:val="single" w:sz="6" w:space="0" w:color="000000"/>
+              <w:bottom w:val="single" w:sz="6" w:space="0" w:color="000000"/>
+              <w:right w:val="single" w:sz="6" w:space="0" w:color="000000"/>
+            </w:tcBorders>
+            <w:tcMar>
+              <w:top w:w="0" w:type="dxa"/>
+              <w:left w:w="100" w:type="dxa"/>
+              <w:bottom w:w="0" w:type="dxa"/>
+              <w:right w:w="100" w:type="dxa"/>
+            </w:tcMar>
+            <w:hideMark/>
+          </w:tcPr>
+          <w:p>
+            <w:r>
+              <w:t>Trước khi trình lãnh đạo</w:t>
+            </w:r>
+          </w:p>
+        </w:tc>
+        <w:tc>
+          <w:tcPr>
+            <w:tcW w:w="0" w:type="auto"/>
+            <w:tcBorders>
+              <w:top w:val="single" w:sz="6" w:space="0" w:color="000000"/>
+              <w:left w:val="single" w:sz="6" w:space="0" w:color="000000"/>
+              <w:bottom w:val="single" w:sz="6" w:space="0" w:color="000000"/>
+              <w:right w:val="single" w:sz="6" w:space="0" w:color="000000"/>
+            </w:tcBorders>
+            <w:tcMar>
+              <w:top w:w="0" w:type="dxa"/>
+              <w:left w:w="100" w:type="dxa"/>
+              <w:bottom w:w="0" w:type="dxa"/>
+              <w:right w:w="100" w:type="dxa"/>
+            </w:tcMar>
+            <w:hideMark/>
+          </w:tcPr>
+          <w:p>
+            <w:r>
+              <w:t>Rà soát hồ sơ, thủ tục, thể thức, nội dung và thẩm quyền ban hành</w:t>
+            </w:r>
+          </w:p>
+        </w:tc>
+        <w:tc>
+          <w:tcPr>
+            <w:tcW w:w="0" w:type="auto"/>
+            <w:tcBorders>
+              <w:top w:val="single" w:sz="6" w:space="0" w:color="000000"/>
+              <w:left w:val="single" w:sz="6" w:space="0" w:color="000000"/>
+              <w:bottom w:val="single" w:sz="6" w:space="0" w:color="000000"/>
+              <w:right w:val="single" w:sz="6" w:space="0" w:color="000000"/>
+            </w:tcBorders>
+            <w:tcMar>
+              <w:top w:w="0" w:type="dxa"/>
+              <w:left w:w="100" w:type="dxa"/>
+              <w:bottom w:w="0" w:type="dxa"/>
+              <w:right w:w="100" w:type="dxa"/>
+            </w:tcMar>
+            <w:hideMark/>
+          </w:tcPr>
+          <w:p>
+            <w:r>
+              <w:t>Văn phòng UBND</w:t>
+            </w:r>
+          </w:p>
+        </w:tc>
+        <w:tc>
+          <w:tcPr>
+            <w:tcW w:w="0" w:type="auto"/>
+            <w:tcBorders>
+              <w:top w:val="single" w:sz="6" w:space="0" w:color="000000"/>
+              <w:left w:val="single" w:sz="6" w:space="0" w:color="000000"/>
+              <w:bottom w:val="single" w:sz="6" w:space="0" w:color="000000"/>
+              <w:right w:val="single" w:sz="6" w:space="0" w:color="000000"/>
+            </w:tcBorders>
+            <w:tcMar>
+              <w:top w:w="0" w:type="dxa"/>
+              <w:left w:w="100" w:type="dxa"/>
+              <w:bottom w:w="0" w:type="dxa"/>
+              <w:right w:w="100" w:type="dxa"/>
+            </w:tcMar>
+            <w:hideMark/>
+          </w:tcPr>
+          <w:p>
+            <w:r>
+              <w:t>Đơn vị chuyên môn</w:t>
+            </w:r>
+          </w:p>
+        </w:tc>
+        <w:tc>
+          <w:tcPr>
+            <w:tcW w:w="0" w:type="auto"/>
+            <w:tcBorders>
+              <w:top w:val="single" w:sz="6" w:space="0" w:color="000000"/>
+              <w:left w:val="single" w:sz="6" w:space="0" w:color="000000"/>
+              <w:bottom w:val="single" w:sz="6" w:space="0" w:color="000000"/>
+              <w:right w:val="single" w:sz="6" w:space="0" w:color="000000"/>
+            </w:tcBorders>
+            <w:tcMar>
+              <w:top w:w="0" w:type="dxa"/>
+              <w:left w:w="100" w:type="dxa"/>
+              <w:bottom w:w="0" w:type="dxa"/>
+              <w:right w:w="100" w:type="dxa"/>
+            </w:tcMar>
+            <w:hideMark/>
+          </w:tcPr>
+          <w:p>
+            <w:r>
+              <w:t>Hồ sơ trình đầy đủ, đúng thể thức và đúng thẩm quyền</w:t>
+            </w:r>
+          </w:p>
+        </w:tc>
+      </w:tr>
+      <w:tr>
+        <w:trPr>
+          <w:trHeight w:val="2010"/>
+        </w:trPr>
+        <w:tc>
+          <w:tcPr>
+            <w:tcW w:w="0" w:type="auto"/>
+            <w:tcBorders>
+              <w:top w:val="single" w:sz="6" w:space="0" w:color="000000"/>
+              <w:left w:val="single" w:sz="6" w:space="0" w:color="000000"/>
+              <w:bottom w:val="single" w:sz="6" w:space="0" w:color="000000"/>
+              <w:right w:val="single" w:sz="6" w:space="0" w:color="000000"/>
+            </w:tcBorders>
+            <w:tcMar>
+              <w:top w:w="0" w:type="dxa"/>
+              <w:left w:w="100" w:type="dxa"/>
+              <w:bottom w:w="0" w:type="dxa"/>
+              <w:right w:w="100" w:type="dxa"/>
+            </w:tcMar>
+            <w:hideMark/>
+          </w:tcPr>
+          <w:p>
+            <w:r>
+              <w:t>11</w:t>
+            </w:r>
+          </w:p>
+        </w:tc>
+        <w:tc>
+          <w:tcPr>
+            <w:tcW w:w="0" w:type="auto"/>
+            <w:tcBorders>
+              <w:top w:val="single" w:sz="6" w:space="0" w:color="000000"/>
+              <w:left w:val="single" w:sz="6" w:space="0" w:color="000000"/>
+              <w:bottom w:val="single" w:sz="6" w:space="0" w:color="000000"/>
+              <w:right w:val="single" w:sz="6" w:space="0" w:color="000000"/>
+            </w:tcBorders>
+            <w:tcMar>
+              <w:top w:w="0" w:type="dxa"/>
+              <w:left w:w="100" w:type="dxa"/>
+              <w:bottom w:w="0" w:type="dxa"/>
+              <w:right w:w="100" w:type="dxa"/>
+            </w:tcMar>
+            <w:hideMark/>
+          </w:tcPr>
+          <w:p>
+            <w:r>
+              <w:t>Theo thời hạn xử lý</w:t>
+            </w:r>
+          </w:p>
+        </w:tc>
+        <w:tc>
+          <w:tcPr>
+            <w:tcW w:w="0" w:type="auto"/>
+            <w:tcBorders>
+              <w:top w:val="single" w:sz="6" w:space="0" w:color="000000"/>
+              <w:left w:val="single" w:sz="6" w:space="0" w:color="000000"/>
+              <w:bottom w:val="single" w:sz="6" w:space="0" w:color="000000"/>
+              <w:right w:val="single" w:sz="6" w:space="0" w:color="000000"/>
+            </w:tcBorders>
+            <w:tcMar>
+              <w:top w:w="0" w:type="dxa"/>
+              <w:left w:w="100" w:type="dxa"/>
+              <w:bottom w:w="0" w:type="dxa"/>
+              <w:right w:w="100" w:type="dxa"/>
+            </w:tcMar>
+            <w:hideMark/>
+          </w:tcPr>
+          <w:p>
+            <w:r>
+              <w:t>Xem xét, cho ý kiến, phê duyệt hoặc yêu cầu chỉnh sửa hồ sơ</w:t>
+            </w:r>
+          </w:p>
+        </w:tc>
+        <w:tc>
+          <w:tcPr>
+            <w:tcW w:w="0" w:type="auto"/>
+            <w:tcBorders>
+              <w:top w:val="single" w:sz="6" w:space="0" w:color="000000"/>
+              <w:left w:val="single" w:sz="6" w:space="0" w:color="000000"/>
+              <w:bottom w:val="single" w:sz="6" w:space="0" w:color="000000"/>
+              <w:right w:val="single" w:sz="6" w:space="0" w:color="000000"/>
+            </w:tcBorders>
+            <w:tcMar>
+              <w:top w:w="0" w:type="dxa"/>
+              <w:left w:w="100" w:type="dxa"/>
+              <w:bottom w:w="0" w:type="dxa"/>
+              <w:right w:w="100" w:type="dxa"/>
+            </w:tcMar>
+            <w:hideMark/>
+          </w:tcPr>
+          <w:p>
+            <w:r>
+              <w:t>Chủ tịch/Phó Chủ tịch hoặc người có thẩm quyền</w:t>
+            </w:r>
+          </w:p>
+        </w:tc>
+        <w:tc>
+          <w:tcPr>
+            <w:tcW w:w="0" w:type="auto"/>
+            <w:tcBorders>
+              <w:top w:val="single" w:sz="6" w:space="0" w:color="000000"/>
+              <w:left w:val="single" w:sz="6" w:space="0" w:color="000000"/>
+              <w:bottom w:val="single" w:sz="6" w:space="0" w:color="000000"/>
+              <w:right w:val="single" w:sz="6" w:space="0" w:color="000000"/>
+            </w:tcBorders>
+            <w:tcMar>
+              <w:top w:w="0" w:type="dxa"/>
+              <w:left w:w="100" w:type="dxa"/>
+              <w:bottom w:w="0" w:type="dxa"/>
+              <w:right w:w="100" w:type="dxa"/>
+            </w:tcMar>
+            <w:hideMark/>
+          </w:tcPr>
+          <w:p>
+            <w:r>
+              <w:t>Văn phòng, đơn vị chuyên môn</w:t>
+            </w:r>
+          </w:p>
+        </w:tc>
+        <w:tc>
+          <w:tcPr>
+            <w:tcW w:w="0" w:type="auto"/>
+            <w:tcBorders>
+              <w:top w:val="single" w:sz="6" w:space="0" w:color="000000"/>
+              <w:left w:val="single" w:sz="6" w:space="0" w:color="000000"/>
+              <w:bottom w:val="single" w:sz="6" w:space="0" w:color="000000"/>
+              <w:right w:val="single" w:sz="6" w:space="0" w:color="000000"/>
+            </w:tcBorders>
+            <w:tcMar>
+              <w:top w:w="0" w:type="dxa"/>
+              <w:left w:w="100" w:type="dxa"/>
+              <w:bottom w:w="0" w:type="dxa"/>
+              <w:right w:w="100" w:type="dxa"/>
+            </w:tcMar>
+            <w:hideMark/>
+          </w:tcPr>
+          <w:p>
+            <w:r>
+              <w:t>Hồ sơ được phê duyệt hoặc trả lại kèm nội dung cần chỉnh sửa</w:t>
+            </w:r>
+          </w:p>
+        </w:tc>
+      </w:tr>
+      <w:tr>
+        <w:trPr>
+          <w:trHeight w:val="1410"/>
+        </w:trPr>
+        <w:tc>
+          <w:tcPr>
+            <w:tcW w:w="0" w:type="auto"/>
+            <w:tcBorders>
+              <w:top w:val="single" w:sz="6" w:space="0" w:color="000000"/>
+              <w:left w:val="single" w:sz="6" w:space="0" w:color="000000"/>
+              <w:bottom w:val="single" w:sz="6" w:space="0" w:color="000000"/>
+              <w:right w:val="single" w:sz="6" w:space="0" w:color="000000"/>
+            </w:tcBorders>
+            <w:tcMar>
+              <w:top w:w="0" w:type="dxa"/>
+              <w:left w:w="100" w:type="dxa"/>
+              <w:bottom w:w="0" w:type="dxa"/>
+              <w:right w:w="100" w:type="dxa"/>
+            </w:tcMar>
+            <w:hideMark/>
+          </w:tcPr>
+          <w:p>
+            <w:r>
+              <w:t>12</w:t>
+            </w:r>
+          </w:p>
+        </w:tc>
+        <w:tc>
+          <w:tcPr>
+            <w:tcW w:w="0" w:type="auto"/>
+            <w:tcBorders>
+              <w:top w:val="single" w:sz="6" w:space="0" w:color="000000"/>
+              <w:left w:val="single" w:sz="6" w:space="0" w:color="000000"/>
+              <w:bottom w:val="single" w:sz="6" w:space="0" w:color="000000"/>
+              <w:right w:val="single" w:sz="6" w:space="0" w:color="000000"/>
+            </w:tcBorders>
+            <w:tcMar>
+              <w:top w:w="0" w:type="dxa"/>
+              <w:left w:w="100" w:type="dxa"/>
+              <w:bottom w:w="0" w:type="dxa"/>
+              <w:right w:w="100" w:type="dxa"/>
+            </w:tcMar>
+            <w:hideMark/>
+          </w:tcPr>
+          <w:p>
+            <w:r>
+              <w:t>Sau khi được phê duyệt</w:t>
+            </w:r>
+          </w:p>
+        </w:tc>
+        <w:tc>
+          <w:tcPr>
+            <w:tcW w:w="0" w:type="auto"/>
+            <w:tcBorders>
+              <w:top w:val="single" w:sz="6" w:space="0" w:color="000000"/>
+              <w:left w:val="single" w:sz="6" w:space="0" w:color="000000"/>
+              <w:bottom w:val="single" w:sz="6" w:space="0" w:color="000000"/>
+              <w:right w:val="single" w:sz="6" w:space="0" w:color="000000"/>
+            </w:tcBorders>
+            <w:tcMar>
+              <w:top w:w="0" w:type="dxa"/>
+              <w:left w:w="100" w:type="dxa"/>
+              <w:bottom w:w="0" w:type="dxa"/>
+              <w:right w:w="100" w:type="dxa"/>
+            </w:tcMar>
+            <w:hideMark/>
+          </w:tcPr>
+          <w:p>
+            <w:r>
+              <w:t>Ký số, cho số, ban hành và lưu trữ kết quả giải quyết</w:t>
+            </w:r>
+          </w:p>
+        </w:tc>
+        <w:tc>
+          <w:tcPr>
+            <w:tcW w:w="0" w:type="auto"/>
+            <w:tcBorders>
+              <w:top w:val="single" w:sz="6" w:space="0" w:color="000000"/>
+              <w:left w:val="single" w:sz="6" w:space="0" w:color="000000"/>
+              <w:bottom w:val="single" w:sz="6" w:space="0" w:color="000000"/>
+              <w:right w:val="single" w:sz="6" w:space="0" w:color="000000"/>
+            </w:tcBorders>
+            <w:tcMar>
+              <w:top w:w="0" w:type="dxa"/>
+              <w:left w:w="100" w:type="dxa"/>
+              <w:bottom w:w="0" w:type="dxa"/>
+              <w:right w:w="100" w:type="dxa"/>
+            </w:tcMar>
+            <w:hideMark/>
+          </w:tcPr>
+          <w:p>
+            <w:r>
+              <w:t>Người có thẩm quyền; Văn thư</w:t>
+            </w:r>
+          </w:p>
+        </w:tc>
+        <w:tc>
+          <w:tcPr>
+            <w:tcW w:w="0" w:type="auto"/>
+            <w:tcBorders>
+              <w:top w:val="single" w:sz="6" w:space="0" w:color="000000"/>
+              <w:left w:val="single" w:sz="6" w:space="0" w:color="000000"/>
+              <w:bottom w:val="single" w:sz="6" w:space="0" w:color="000000"/>
+              <w:right w:val="single" w:sz="6" w:space="0" w:color="000000"/>
+            </w:tcBorders>
+            <w:tcMar>
+              <w:top w:w="0" w:type="dxa"/>
+              <w:left w:w="100" w:type="dxa"/>
+              <w:bottom w:w="0" w:type="dxa"/>
+              <w:right w:w="100" w:type="dxa"/>
+            </w:tcMar>
+            <w:hideMark/>
+          </w:tcPr>
+          <w:p>
+            <w:r>
+              <w:t>Hệ thống thông tin</w:t>
+            </w:r>
+          </w:p>
+        </w:tc>
+        <w:tc>
+          <w:tcPr>
+            <w:tcW w:w="0" w:type="auto"/>
+            <w:tcBorders>
+              <w:top w:val="single" w:sz="6" w:space="0" w:color="000000"/>
+              <w:left w:val="single" w:sz="6" w:space="0" w:color="000000"/>
+              <w:bottom w:val="single" w:sz="6" w:space="0" w:color="000000"/>
+              <w:right w:val="single" w:sz="6" w:space="0" w:color="000000"/>
+            </w:tcBorders>
+            <w:tcMar>
+              <w:top w:w="0" w:type="dxa"/>
+              <w:left w:w="100" w:type="dxa"/>
+              <w:bottom w:w="0" w:type="dxa"/>
+              <w:right w:w="100" w:type="dxa"/>
+            </w:tcMar>
+            <w:hideMark/>
+          </w:tcPr>
+          <w:p>
+            <w:r>
+              <w:t>Kết quả được ban hành hợp lệ và chuyển sang chờ trả</w:t>
+            </w:r>
+          </w:p>
+        </w:tc>
+      </w:tr>
+      <w:tr>
+        <w:trPr>
+          <w:trHeight w:val="2010"/>
+        </w:trPr>
+        <w:tc>
+          <w:tcPr>
+            <w:tcW w:w="0" w:type="auto"/>
+            <w:tcBorders>
+              <w:top w:val="single" w:sz="6" w:space="0" w:color="000000"/>
+              <w:left w:val="single" w:sz="6" w:space="0" w:color="000000"/>
+              <w:bottom w:val="single" w:sz="6" w:space="0" w:color="000000"/>
+              <w:right w:val="single" w:sz="6" w:space="0" w:color="000000"/>
+            </w:tcBorders>
+            <w:tcMar>
+              <w:top w:w="0" w:type="dxa"/>
+              <w:left w:w="100" w:type="dxa"/>
+              <w:bottom w:w="0" w:type="dxa"/>
+              <w:right w:w="100" w:type="dxa"/>
+            </w:tcMar>
+            <w:hideMark/>
+          </w:tcPr>
+          <w:p>
+            <w:r>
+              <w:lastRenderedPageBreak/>
+              <w:t>13</w:t>
+            </w:r>
+          </w:p>
+        </w:tc>
+        <w:tc>
+          <w:tcPr>
+            <w:tcW w:w="0" w:type="auto"/>
+            <w:tcBorders>
+              <w:top w:val="single" w:sz="6" w:space="0" w:color="000000"/>
+              <w:left w:val="single" w:sz="6" w:space="0" w:color="000000"/>
+              <w:bottom w:val="single" w:sz="6" w:space="0" w:color="000000"/>
+              <w:right w:val="single" w:sz="6" w:space="0" w:color="000000"/>
+            </w:tcBorders>
+            <w:tcMar>
+              <w:top w:w="0" w:type="dxa"/>
+              <w:left w:w="100" w:type="dxa"/>
+              <w:bottom w:w="0" w:type="dxa"/>
+              <w:right w:w="100" w:type="dxa"/>
+            </w:tcMar>
+            <w:hideMark/>
+          </w:tcPr>
+          <w:p>
+            <w:r>
+              <w:t>Theo giấy hẹn</w:t>
+            </w:r>
+          </w:p>
+        </w:tc>
+        <w:tc>
+          <w:tcPr>
+            <w:tcW w:w="0" w:type="auto"/>
+            <w:tcBorders>
+              <w:top w:val="single" w:sz="6" w:space="0" w:color="000000"/>
+              <w:left w:val="single" w:sz="6" w:space="0" w:color="000000"/>
+              <w:bottom w:val="single" w:sz="6" w:space="0" w:color="000000"/>
+              <w:right w:val="single" w:sz="6" w:space="0" w:color="000000"/>
+            </w:tcBorders>
+            <w:tcMar>
+              <w:top w:w="0" w:type="dxa"/>
+              <w:left w:w="100" w:type="dxa"/>
+              <w:bottom w:w="0" w:type="dxa"/>
+              <w:right w:w="100" w:type="dxa"/>
+            </w:tcMar>
+            <w:hideMark/>
+          </w:tcPr>
+          <w:p>
+            <w:r>
+              <w:t>Trả kết quả trực tiếp, trực tuyến hoặc qua dịch vụ bưu chính công ích</w:t>
+            </w:r>
+          </w:p>
+        </w:tc>
+        <w:tc>
+          <w:tcPr>
+            <w:tcW w:w="0" w:type="auto"/>
+            <w:tcBorders>
+              <w:top w:val="single" w:sz="6" w:space="0" w:color="000000"/>
+              <w:left w:val="single" w:sz="6" w:space="0" w:color="000000"/>
+              <w:bottom w:val="single" w:sz="6" w:space="0" w:color="000000"/>
+              <w:right w:val="single" w:sz="6" w:space="0" w:color="000000"/>
+            </w:tcBorders>
+            <w:tcMar>
+              <w:top w:w="0" w:type="dxa"/>
+              <w:left w:w="100" w:type="dxa"/>
+              <w:bottom w:w="0" w:type="dxa"/>
+              <w:right w:w="100" w:type="dxa"/>
+            </w:tcMar>
+            <w:hideMark/>
+          </w:tcPr>
+          <w:p>
+            <w:r>
+              <w:t>Bộ phận Một cửa</w:t>
+            </w:r>
+          </w:p>
+        </w:tc>
+        <w:tc>
+          <w:tcPr>
+            <w:tcW w:w="0" w:type="auto"/>
+            <w:tcBorders>
+              <w:top w:val="single" w:sz="6" w:space="0" w:color="000000"/>
+              <w:left w:val="single" w:sz="6" w:space="0" w:color="000000"/>
+              <w:bottom w:val="single" w:sz="6" w:space="0" w:color="000000"/>
+              <w:right w:val="single" w:sz="6" w:space="0" w:color="000000"/>
+            </w:tcBorders>
+            <w:tcMar>
+              <w:top w:w="0" w:type="dxa"/>
+              <w:left w:w="100" w:type="dxa"/>
+              <w:bottom w:w="0" w:type="dxa"/>
+              <w:right w:w="100" w:type="dxa"/>
+            </w:tcMar>
+            <w:hideMark/>
+          </w:tcPr>
+          <w:p>
+            <w:r>
+              <w:t>Văn thư, đơn vị bưu chính</w:t>
+            </w:r>
+          </w:p>
+        </w:tc>
+        <w:tc>
+          <w:tcPr>
+            <w:tcW w:w="0" w:type="auto"/>
+            <w:tcBorders>
+              <w:top w:val="single" w:sz="6" w:space="0" w:color="000000"/>
+              <w:left w:val="single" w:sz="6" w:space="0" w:color="000000"/>
+              <w:bottom w:val="single" w:sz="6" w:space="0" w:color="000000"/>
+              <w:right w:val="single" w:sz="6" w:space="0" w:color="000000"/>
+            </w:tcBorders>
+            <w:tcMar>
+              <w:top w:w="0" w:type="dxa"/>
+              <w:left w:w="100" w:type="dxa"/>
+              <w:bottom w:w="0" w:type="dxa"/>
+              <w:right w:w="100" w:type="dxa"/>
+            </w:tcMar>
+            <w:hideMark/>
+          </w:tcPr>
+          <w:p>
+            <w:r>
+              <w:t>Cá nhân/Tổ chức nhận được kết quả theo hình thức đã đăng ký</w:t>
+            </w:r>
+          </w:p>
+        </w:tc>
+      </w:tr>
+      <w:tr>
+        <w:trPr>
+          <w:trHeight w:val="2010"/>
+        </w:trPr>
+        <w:tc>
+          <w:tcPr>
+            <w:tcW w:w="0" w:type="auto"/>
+            <w:tcBorders>
+              <w:top w:val="single" w:sz="6" w:space="0" w:color="000000"/>
+              <w:left w:val="single" w:sz="6" w:space="0" w:color="000000"/>
+              <w:bottom w:val="single" w:sz="6" w:space="0" w:color="000000"/>
+              <w:right w:val="single" w:sz="6" w:space="0" w:color="000000"/>
+            </w:tcBorders>
+            <w:tcMar>
+              <w:top w:w="0" w:type="dxa"/>
+              <w:left w:w="100" w:type="dxa"/>
+              <w:bottom w:w="0" w:type="dxa"/>
+              <w:right w:w="100" w:type="dxa"/>
+            </w:tcMar>
+            <w:hideMark/>
+          </w:tcPr>
+          <w:p>
+            <w:r>
+              <w:t>14</w:t>
+            </w:r>
+          </w:p>
+        </w:tc>
+        <w:tc>
+          <w:tcPr>
+            <w:tcW w:w="0" w:type="auto"/>
+            <w:tcBorders>
+              <w:top w:val="single" w:sz="6" w:space="0" w:color="000000"/>
+              <w:left w:val="single" w:sz="6" w:space="0" w:color="000000"/>
+              <w:bottom w:val="single" w:sz="6" w:space="0" w:color="000000"/>
+              <w:right w:val="single" w:sz="6" w:space="0" w:color="000000"/>
+            </w:tcBorders>
+            <w:tcMar>
+              <w:top w:w="0" w:type="dxa"/>
+              <w:left w:w="100" w:type="dxa"/>
+              <w:bottom w:w="0" w:type="dxa"/>
+              <w:right w:w="100" w:type="dxa"/>
+            </w:tcMar>
+            <w:hideMark/>
+          </w:tcPr>
+          <w:p>
+            <w:r>
+              <w:t>Cuối ngày</w:t>
+            </w:r>
+          </w:p>
+        </w:tc>
+        <w:tc>
+          <w:tcPr>
+            <w:tcW w:w="0" w:type="auto"/>
+            <w:tcBorders>
+              <w:top w:val="single" w:sz="6" w:space="0" w:color="000000"/>
+              <w:left w:val="single" w:sz="6" w:space="0" w:color="000000"/>
+              <w:bottom w:val="single" w:sz="6" w:space="0" w:color="000000"/>
+              <w:right w:val="single" w:sz="6" w:space="0" w:color="000000"/>
+            </w:tcBorders>
+            <w:tcMar>
+              <w:top w:w="0" w:type="dxa"/>
+              <w:left w:w="100" w:type="dxa"/>
+              <w:bottom w:w="0" w:type="dxa"/>
+              <w:right w:w="100" w:type="dxa"/>
+            </w:tcMar>
+            <w:hideMark/>
+          </w:tcPr>
+          <w:p>
+            <w:r>
+              <w:t>Kiểm tra hồ sơ tồn, hồ sơ sắp đến hạn, hồ sơ quá hạn và các hồ sơ cần phối hợp</w:t>
+            </w:r>
+          </w:p>
+        </w:tc>
+        <w:tc>
+          <w:tcPr>
+            <w:tcW w:w="0" w:type="auto"/>
+            <w:tcBorders>
+              <w:top w:val="single" w:sz="6" w:space="0" w:color="000000"/>
+              <w:left w:val="single" w:sz="6" w:space="0" w:color="000000"/>
+              <w:bottom w:val="single" w:sz="6" w:space="0" w:color="000000"/>
+              <w:right w:val="single" w:sz="6" w:space="0" w:color="000000"/>
+            </w:tcBorders>
+            <w:tcMar>
+              <w:top w:w="0" w:type="dxa"/>
+              <w:left w:w="100" w:type="dxa"/>
+              <w:bottom w:w="0" w:type="dxa"/>
+              <w:right w:w="100" w:type="dxa"/>
+            </w:tcMar>
+            <w:hideMark/>
+          </w:tcPr>
+          <w:p>
+            <w:r>
+              <w:t>Cán bộ một cửa; Đơn vị chuyên môn</w:t>
+            </w:r>
+          </w:p>
+        </w:tc>
+        <w:tc>
+          <w:tcPr>
+            <w:tcW w:w="0" w:type="auto"/>
+            <w:tcBorders>
+              <w:top w:val="single" w:sz="6" w:space="0" w:color="000000"/>
+              <w:left w:val="single" w:sz="6" w:space="0" w:color="000000"/>
+              <w:bottom w:val="single" w:sz="6" w:space="0" w:color="000000"/>
+              <w:right w:val="single" w:sz="6" w:space="0" w:color="000000"/>
+            </w:tcBorders>
+            <w:tcMar>
+              <w:top w:w="0" w:type="dxa"/>
+              <w:left w:w="100" w:type="dxa"/>
+              <w:bottom w:w="0" w:type="dxa"/>
+              <w:right w:w="100" w:type="dxa"/>
+            </w:tcMar>
+            <w:hideMark/>
+          </w:tcPr>
+          <w:p>
+            <w:r>
+              <w:t>Văn phòng</w:t>
+            </w:r>
+          </w:p>
+        </w:tc>
+        <w:tc>
+          <w:tcPr>
+            <w:tcW w:w="0" w:type="auto"/>
+            <w:tcBorders>
+              <w:top w:val="single" w:sz="6" w:space="0" w:color="000000"/>
+              <w:left w:val="single" w:sz="6" w:space="0" w:color="000000"/>
+              <w:bottom w:val="single" w:sz="6" w:space="0" w:color="000000"/>
+              <w:right w:val="single" w:sz="6" w:space="0" w:color="000000"/>
+            </w:tcBorders>
+            <w:tcMar>
+              <w:top w:w="0" w:type="dxa"/>
+              <w:left w:w="100" w:type="dxa"/>
+              <w:bottom w:w="0" w:type="dxa"/>
+              <w:right w:w="100" w:type="dxa"/>
+            </w:tcMar>
+            <w:hideMark/>
+          </w:tcPr>
+          <w:p>
+            <w:r>
+              <w:t>Danh sách hồ sơ cần theo dõi và biện pháp xử lý</w:t>
+            </w:r>
+          </w:p>
+        </w:tc>
+      </w:tr>
+      <w:tr>
+        <w:trPr>
+          <w:trHeight w:val="2310"/>
+        </w:trPr>
+        <w:tc>
+          <w:tcPr>
+            <w:tcW w:w="0" w:type="auto"/>
+            <w:tcBorders>
+              <w:top w:val="single" w:sz="6" w:space="0" w:color="000000"/>
+              <w:left w:val="single" w:sz="6" w:space="0" w:color="000000"/>
+              <w:bottom w:val="single" w:sz="6" w:space="0" w:color="000000"/>
+              <w:right w:val="single" w:sz="6" w:space="0" w:color="000000"/>
+            </w:tcBorders>
+            <w:tcMar>
+              <w:top w:w="0" w:type="dxa"/>
+              <w:left w:w="100" w:type="dxa"/>
+              <w:bottom w:w="0" w:type="dxa"/>
+              <w:right w:w="100" w:type="dxa"/>
+            </w:tcMar>
+            <w:hideMark/>
+          </w:tcPr>
+          <w:p>
+            <w:r>
+              <w:t>15</w:t>
+            </w:r>
+          </w:p>
+        </w:tc>
+        <w:tc>
+          <w:tcPr>
+            <w:tcW w:w="0" w:type="auto"/>
+            <w:tcBorders>
+              <w:top w:val="single" w:sz="6" w:space="0" w:color="000000"/>
+              <w:left w:val="single" w:sz="6" w:space="0" w:color="000000"/>
+              <w:bottom w:val="single" w:sz="6" w:space="0" w:color="000000"/>
+              <w:right w:val="single" w:sz="6" w:space="0" w:color="000000"/>
+            </w:tcBorders>
+            <w:tcMar>
+              <w:top w:w="0" w:type="dxa"/>
+              <w:left w:w="100" w:type="dxa"/>
+              <w:bottom w:w="0" w:type="dxa"/>
+              <w:right w:w="100" w:type="dxa"/>
+            </w:tcMar>
+            <w:hideMark/>
+          </w:tcPr>
+          <w:p>
+            <w:r>
+              <w:t>Hằng tuần</w:t>
+            </w:r>
+          </w:p>
+        </w:tc>
+        <w:tc>
+          <w:tcPr>
+            <w:tcW w:w="0" w:type="auto"/>
+            <w:tcBorders>
+              <w:top w:val="single" w:sz="6" w:space="0" w:color="000000"/>
+              <w:left w:val="single" w:sz="6" w:space="0" w:color="000000"/>
+              <w:bottom w:val="single" w:sz="6" w:space="0" w:color="000000"/>
+              <w:right w:val="single" w:sz="6" w:space="0" w:color="000000"/>
+            </w:tcBorders>
+            <w:tcMar>
+              <w:top w:w="0" w:type="dxa"/>
+              <w:left w:w="100" w:type="dxa"/>
+              <w:bottom w:w="0" w:type="dxa"/>
+              <w:right w:w="100" w:type="dxa"/>
+            </w:tcMar>
+            <w:hideMark/>
+          </w:tcPr>
+          <w:p>
+            <w:r>
+              <w:t>Tổ chức giao ban, báo cáo số lượng hồ sơ đã tiếp nhận, đang xử lý, cần bổ sung, bị từ chối và quá hạn</w:t>
+            </w:r>
+          </w:p>
+        </w:tc>
+        <w:tc>
+          <w:tcPr>
+            <w:tcW w:w="0" w:type="auto"/>
+            <w:tcBorders>
+              <w:top w:val="single" w:sz="6" w:space="0" w:color="000000"/>
+              <w:left w:val="single" w:sz="6" w:space="0" w:color="000000"/>
+              <w:bottom w:val="single" w:sz="6" w:space="0" w:color="000000"/>
+              <w:right w:val="single" w:sz="6" w:space="0" w:color="000000"/>
+            </w:tcBorders>
+            <w:tcMar>
+              <w:top w:w="0" w:type="dxa"/>
+              <w:left w:w="100" w:type="dxa"/>
+              <w:bottom w:w="0" w:type="dxa"/>
+              <w:right w:w="100" w:type="dxa"/>
+            </w:tcMar>
+            <w:hideMark/>
+          </w:tcPr>
+          <w:p>
+            <w:r>
+              <w:t>Lãnh đạo UBND</w:t>
+            </w:r>
+          </w:p>
+        </w:tc>
+        <w:tc>
+          <w:tcPr>
+            <w:tcW w:w="0" w:type="auto"/>
+            <w:tcBorders>
+              <w:top w:val="single" w:sz="6" w:space="0" w:color="000000"/>
+              <w:left w:val="single" w:sz="6" w:space="0" w:color="000000"/>
+              <w:bottom w:val="single" w:sz="6" w:space="0" w:color="000000"/>
+              <w:right w:val="single" w:sz="6" w:space="0" w:color="000000"/>
+            </w:tcBorders>
+            <w:tcMar>
+              <w:top w:w="0" w:type="dxa"/>
+              <w:left w:w="100" w:type="dxa"/>
+              <w:bottom w:w="0" w:type="dxa"/>
+              <w:right w:w="100" w:type="dxa"/>
+            </w:tcMar>
+            <w:hideMark/>
+          </w:tcPr>
+          <w:p>
+            <w:r>
+              <w:t>Văn phòng, Bộ phận Một cửa, đơn vị chuyên môn</w:t>
+            </w:r>
+          </w:p>
+        </w:tc>
+        <w:tc>
+          <w:tcPr>
+            <w:tcW w:w="0" w:type="auto"/>
+            <w:tcBorders>
+              <w:top w:val="single" w:sz="6" w:space="0" w:color="000000"/>
+              <w:left w:val="single" w:sz="6" w:space="0" w:color="000000"/>
+              <w:bottom w:val="single" w:sz="6" w:space="0" w:color="000000"/>
+              <w:right w:val="single" w:sz="6" w:space="0" w:color="000000"/>
+            </w:tcBorders>
+            <w:tcMar>
+              <w:top w:w="0" w:type="dxa"/>
+              <w:left w:w="100" w:type="dxa"/>
+              <w:bottom w:w="0" w:type="dxa"/>
+              <w:right w:w="100" w:type="dxa"/>
+            </w:tcMar>
+            <w:hideMark/>
+          </w:tcPr>
+          <w:p>
+            <w:r>
+              <w:t>Báo cáo tuần và chỉ đạo xử lý các hồ sơ còn vướng mắc</w:t>
+            </w:r>
+          </w:p>
+        </w:tc>
+      </w:tr>
+      <w:tr>
+        <w:trPr>
+          <w:trHeight w:val="2610"/>
+        </w:trPr>
+        <w:tc>
+          <w:tcPr>
+            <w:tcW w:w="0" w:type="auto"/>
+            <w:tcBorders>
+              <w:top w:val="single" w:sz="6" w:space="0" w:color="000000"/>
+              <w:left w:val="single" w:sz="6" w:space="0" w:color="000000"/>
+              <w:bottom w:val="single" w:sz="6" w:space="0" w:color="000000"/>
+              <w:right w:val="single" w:sz="6" w:space="0" w:color="000000"/>
+            </w:tcBorders>
+            <w:tcMar>
+              <w:top w:w="0" w:type="dxa"/>
+              <w:left w:w="100" w:type="dxa"/>
+              <w:bottom w:w="0" w:type="dxa"/>
+              <w:right w:w="100" w:type="dxa"/>
+            </w:tcMar>
+            <w:hideMark/>
+          </w:tcPr>
+          <w:p>
+            <w:r>
+              <w:t>16</w:t>
+            </w:r>
+          </w:p>
+        </w:tc>
+        <w:tc>
+          <w:tcPr>
+            <w:tcW w:w="0" w:type="auto"/>
+            <w:tcBorders>
+              <w:top w:val="single" w:sz="6" w:space="0" w:color="000000"/>
+              <w:left w:val="single" w:sz="6" w:space="0" w:color="000000"/>
+              <w:bottom w:val="single" w:sz="6" w:space="0" w:color="000000"/>
+              <w:right w:val="single" w:sz="6" w:space="0" w:color="000000"/>
+            </w:tcBorders>
+            <w:tcMar>
+              <w:top w:w="0" w:type="dxa"/>
+              <w:left w:w="100" w:type="dxa"/>
+              <w:bottom w:w="0" w:type="dxa"/>
+              <w:right w:w="100" w:type="dxa"/>
+            </w:tcMar>
+            <w:hideMark/>
+          </w:tcPr>
+          <w:p>
+            <w:r>
+              <w:t>Hằng tháng</w:t>
+            </w:r>
+          </w:p>
+        </w:tc>
+        <w:tc>
+          <w:tcPr>
+            <w:tcW w:w="0" w:type="auto"/>
+            <w:tcBorders>
+              <w:top w:val="single" w:sz="6" w:space="0" w:color="000000"/>
+              <w:left w:val="single" w:sz="6" w:space="0" w:color="000000"/>
+              <w:bottom w:val="single" w:sz="6" w:space="0" w:color="000000"/>
+              <w:right w:val="single" w:sz="6" w:space="0" w:color="000000"/>
+            </w:tcBorders>
+            <w:tcMar>
+              <w:top w:w="0" w:type="dxa"/>
+              <w:left w:w="100" w:type="dxa"/>
+              <w:bottom w:w="0" w:type="dxa"/>
+              <w:right w:w="100" w:type="dxa"/>
+            </w:tcMar>
+            <w:hideMark/>
+          </w:tcPr>
+          <w:p>
+            <w:r>
+              <w:t>Tổng hợp tình hình giải quyết TTHC, đánh giá tiến độ, chất lượng, lỗi hệ thống và phản ánh của người dân</w:t>
+            </w:r>
+          </w:p>
+        </w:tc>
+        <w:tc>
+          <w:tcPr>
+            <w:tcW w:w="0" w:type="auto"/>
+            <w:tcBorders>
+              <w:top w:val="single" w:sz="6" w:space="0" w:color="000000"/>
+              <w:left w:val="single" w:sz="6" w:space="0" w:color="000000"/>
+              <w:bottom w:val="single" w:sz="6" w:space="0" w:color="000000"/>
+              <w:right w:val="single" w:sz="6" w:space="0" w:color="000000"/>
+            </w:tcBorders>
+            <w:tcMar>
+              <w:top w:w="0" w:type="dxa"/>
+              <w:left w:w="100" w:type="dxa"/>
+              <w:bottom w:w="0" w:type="dxa"/>
+              <w:right w:w="100" w:type="dxa"/>
+            </w:tcMar>
+            <w:hideMark/>
+          </w:tcPr>
+          <w:p>
+            <w:r>
+              <w:t>Văn phòng UBND</w:t>
+            </w:r>
+          </w:p>
+        </w:tc>
+        <w:tc>
+          <w:tcPr>
+            <w:tcW w:w="0" w:type="auto"/>
+            <w:tcBorders>
+              <w:top w:val="single" w:sz="6" w:space="0" w:color="000000"/>
+              <w:left w:val="single" w:sz="6" w:space="0" w:color="000000"/>
+              <w:bottom w:val="single" w:sz="6" w:space="0" w:color="000000"/>
+              <w:right w:val="single" w:sz="6" w:space="0" w:color="000000"/>
+            </w:tcBorders>
+            <w:tcMar>
+              <w:top w:w="0" w:type="dxa"/>
+              <w:left w:w="100" w:type="dxa"/>
+              <w:bottom w:w="0" w:type="dxa"/>
+              <w:right w:w="100" w:type="dxa"/>
+            </w:tcMar>
+            <w:hideMark/>
+          </w:tcPr>
+          <w:p>
+            <w:r>
+              <w:t>Các đơn vị chuyên môn</w:t>
+            </w:r>
+          </w:p>
+        </w:tc>
+        <w:tc>
+          <w:tcPr>
+            <w:tcW w:w="0" w:type="auto"/>
+            <w:tcBorders>
+              <w:top w:val="single" w:sz="6" w:space="0" w:color="000000"/>
+              <w:left w:val="single" w:sz="6" w:space="0" w:color="000000"/>
+              <w:bottom w:val="single" w:sz="6" w:space="0" w:color="000000"/>
+              <w:right w:val="single" w:sz="6" w:space="0" w:color="000000"/>
+            </w:tcBorders>
+            <w:tcMar>
+              <w:top w:w="0" w:type="dxa"/>
+              <w:left w:w="100" w:type="dxa"/>
+              <w:bottom w:w="0" w:type="dxa"/>
+              <w:right w:w="100" w:type="dxa"/>
+            </w:tcMar>
+            <w:hideMark/>
+          </w:tcPr>
+          <w:p>
+            <w:r>
+              <w:t>Báo cáo tháng và đề xuất giải pháp khắc phục</w:t>
+            </w:r>
+          </w:p>
+        </w:tc>
+      </w:tr>
+      <w:tr>
+        <w:trPr>
+          <w:trHeight w:val="2010"/>
+        </w:trPr>
+        <w:tc>
+          <w:tcPr>
+            <w:tcW w:w="0" w:type="auto"/>
+            <w:tcBorders>
+              <w:top w:val="single" w:sz="6" w:space="0" w:color="000000"/>
+              <w:left w:val="single" w:sz="6" w:space="0" w:color="000000"/>
+              <w:bottom w:val="single" w:sz="6" w:space="0" w:color="000000"/>
+              <w:right w:val="single" w:sz="6" w:space="0" w:color="000000"/>
+            </w:tcBorders>
+            <w:tcMar>
+              <w:top w:w="0" w:type="dxa"/>
+              <w:left w:w="100" w:type="dxa"/>
+              <w:bottom w:w="0" w:type="dxa"/>
+              <w:right w:w="100" w:type="dxa"/>
+            </w:tcMar>
+            <w:hideMark/>
+          </w:tcPr>
+          <w:p>
+            <w:r>
+              <w:t>17</w:t>
+            </w:r>
+          </w:p>
+        </w:tc>
+        <w:tc>
+          <w:tcPr>
+            <w:tcW w:w="0" w:type="auto"/>
+            <w:tcBorders>
+              <w:top w:val="single" w:sz="6" w:space="0" w:color="000000"/>
+              <w:left w:val="single" w:sz="6" w:space="0" w:color="000000"/>
+              <w:bottom w:val="single" w:sz="6" w:space="0" w:color="000000"/>
+              <w:right w:val="single" w:sz="6" w:space="0" w:color="000000"/>
+            </w:tcBorders>
+            <w:tcMar>
+              <w:top w:w="0" w:type="dxa"/>
+              <w:left w:w="100" w:type="dxa"/>
+              <w:bottom w:w="0" w:type="dxa"/>
+              <w:right w:w="100" w:type="dxa"/>
+            </w:tcMar>
+            <w:hideMark/>
+          </w:tcPr>
+          <w:p>
+            <w:r>
+              <w:t>Hằng quý</w:t>
+            </w:r>
+          </w:p>
+        </w:tc>
+        <w:tc>
+          <w:tcPr>
+            <w:tcW w:w="0" w:type="auto"/>
+            <w:tcBorders>
+              <w:top w:val="single" w:sz="6" w:space="0" w:color="000000"/>
+              <w:left w:val="single" w:sz="6" w:space="0" w:color="000000"/>
+              <w:bottom w:val="single" w:sz="6" w:space="0" w:color="000000"/>
+              <w:right w:val="single" w:sz="6" w:space="0" w:color="000000"/>
+            </w:tcBorders>
+            <w:tcMar>
+              <w:top w:w="0" w:type="dxa"/>
+              <w:left w:w="100" w:type="dxa"/>
+              <w:bottom w:w="0" w:type="dxa"/>
+              <w:right w:w="100" w:type="dxa"/>
+            </w:tcMar>
+            <w:hideMark/>
+          </w:tcPr>
+          <w:p>
+            <w:r>
+              <w:t>Đánh giá tỷ lệ đúng hạn, quá hạn, bổ sung, từ chối và mức độ hài lòng của người dân</w:t>
+            </w:r>
+          </w:p>
+        </w:tc>
+        <w:tc>
+          <w:tcPr>
+            <w:tcW w:w="0" w:type="auto"/>
+            <w:tcBorders>
+              <w:top w:val="single" w:sz="6" w:space="0" w:color="000000"/>
+              <w:left w:val="single" w:sz="6" w:space="0" w:color="000000"/>
+              <w:bottom w:val="single" w:sz="6" w:space="0" w:color="000000"/>
+              <w:right w:val="single" w:sz="6" w:space="0" w:color="000000"/>
+            </w:tcBorders>
+            <w:tcMar>
+              <w:top w:w="0" w:type="dxa"/>
+              <w:left w:w="100" w:type="dxa"/>
+              <w:bottom w:w="0" w:type="dxa"/>
+              <w:right w:w="100" w:type="dxa"/>
+            </w:tcMar>
+            <w:hideMark/>
+          </w:tcPr>
+          <w:p>
+            <w:r>
+              <w:t>UBND</w:t>
+            </w:r>
+          </w:p>
+        </w:tc>
+        <w:tc>
+          <w:tcPr>
+            <w:tcW w:w="0" w:type="auto"/>
+            <w:tcBorders>
+              <w:top w:val="single" w:sz="6" w:space="0" w:color="000000"/>
+              <w:left w:val="single" w:sz="6" w:space="0" w:color="000000"/>
+              <w:bottom w:val="single" w:sz="6" w:space="0" w:color="000000"/>
+              <w:right w:val="single" w:sz="6" w:space="0" w:color="000000"/>
+            </w:tcBorders>
+            <w:tcMar>
+              <w:top w:w="0" w:type="dxa"/>
+              <w:left w:w="100" w:type="dxa"/>
+              <w:bottom w:w="0" w:type="dxa"/>
+              <w:right w:w="100" w:type="dxa"/>
+            </w:tcMar>
+            <w:hideMark/>
+          </w:tcPr>
+          <w:p>
+            <w:r>
+              <w:t>Văn phòng, Bộ phận Một cửa</w:t>
+            </w:r>
+          </w:p>
+        </w:tc>
+        <w:tc>
+          <w:tcPr>
+            <w:tcW w:w="0" w:type="auto"/>
+            <w:tcBorders>
+              <w:top w:val="single" w:sz="6" w:space="0" w:color="000000"/>
+              <w:left w:val="single" w:sz="6" w:space="0" w:color="000000"/>
+              <w:bottom w:val="single" w:sz="6" w:space="0" w:color="000000"/>
+              <w:right w:val="single" w:sz="6" w:space="0" w:color="000000"/>
+            </w:tcBorders>
+            <w:tcMar>
+              <w:top w:w="0" w:type="dxa"/>
+              <w:left w:w="100" w:type="dxa"/>
+              <w:bottom w:w="0" w:type="dxa"/>
+              <w:right w:w="100" w:type="dxa"/>
+            </w:tcMar>
+            <w:hideMark/>
+          </w:tcPr>
+          <w:p>
+            <w:r>
+              <w:t>Báo cáo đánh giá chất lượng và kế hoạch cải tiến</w:t>
+            </w:r>
+          </w:p>
+        </w:tc>
+      </w:tr>
+      <w:tr>
+        <w:trPr>
+          <w:trHeight w:val="2310"/>
+        </w:trPr>
+        <w:tc>
+          <w:tcPr>
+            <w:tcW w:w="0" w:type="auto"/>
+            <w:tcBorders>
+              <w:top w:val="single" w:sz="6" w:space="0" w:color="000000"/>
+              <w:left w:val="single" w:sz="6" w:space="0" w:color="000000"/>
+              <w:bottom w:val="single" w:sz="6" w:space="0" w:color="000000"/>
+              <w:right w:val="single" w:sz="6" w:space="0" w:color="000000"/>
+            </w:tcBorders>
+            <w:tcMar>
+              <w:top w:w="0" w:type="dxa"/>
+              <w:left w:w="100" w:type="dxa"/>
+              <w:bottom w:w="0" w:type="dxa"/>
+              <w:right w:w="100" w:type="dxa"/>
+            </w:tcMar>
+            <w:hideMark/>
+          </w:tcPr>
+          <w:p>
+            <w:r>
+              <w:lastRenderedPageBreak/>
+              <w:t>18</w:t>
+            </w:r>
+          </w:p>
+        </w:tc>
+        <w:tc>
+          <w:tcPr>
+            <w:tcW w:w="0" w:type="auto"/>
+            <w:tcBorders>
+              <w:top w:val="single" w:sz="6" w:space="0" w:color="000000"/>
+              <w:left w:val="single" w:sz="6" w:space="0" w:color="000000"/>
+              <w:bottom w:val="single" w:sz="6" w:space="0" w:color="000000"/>
+              <w:right w:val="single" w:sz="6" w:space="0" w:color="000000"/>
+            </w:tcBorders>
+            <w:tcMar>
+              <w:top w:w="0" w:type="dxa"/>
+              <w:left w:w="100" w:type="dxa"/>
+              <w:bottom w:w="0" w:type="dxa"/>
+              <w:right w:w="100" w:type="dxa"/>
+            </w:tcMar>
+            <w:hideMark/>
+          </w:tcPr>
+          <w:p>
+            <w:r>
+              <w:t>Hằng năm</w:t>
+            </w:r>
+          </w:p>
+        </w:tc>
+        <w:tc>
+          <w:tcPr>
+            <w:tcW w:w="0" w:type="auto"/>
+            <w:tcBorders>
+              <w:top w:val="single" w:sz="6" w:space="0" w:color="000000"/>
+              <w:left w:val="single" w:sz="6" w:space="0" w:color="000000"/>
+              <w:bottom w:val="single" w:sz="6" w:space="0" w:color="000000"/>
+              <w:right w:val="single" w:sz="6" w:space="0" w:color="000000"/>
+            </w:tcBorders>
+            <w:tcMar>
+              <w:top w:w="0" w:type="dxa"/>
+              <w:left w:w="100" w:type="dxa"/>
+              <w:bottom w:w="0" w:type="dxa"/>
+              <w:right w:w="100" w:type="dxa"/>
+            </w:tcMar>
+            <w:hideMark/>
+          </w:tcPr>
+          <w:p>
+            <w:r>
+              <w:t>Rà soát quy trình, nhân sự, trang thiết bị, phân quyền hệ thống và nhu cầu đào tạo</w:t>
+            </w:r>
+          </w:p>
+        </w:tc>
+        <w:tc>
+          <w:tcPr>
+            <w:tcW w:w="0" w:type="auto"/>
+            <w:tcBorders>
+              <w:top w:val="single" w:sz="6" w:space="0" w:color="000000"/>
+              <w:left w:val="single" w:sz="6" w:space="0" w:color="000000"/>
+              <w:bottom w:val="single" w:sz="6" w:space="0" w:color="000000"/>
+              <w:right w:val="single" w:sz="6" w:space="0" w:color="000000"/>
+            </w:tcBorders>
+            <w:tcMar>
+              <w:top w:w="0" w:type="dxa"/>
+              <w:left w:w="100" w:type="dxa"/>
+              <w:bottom w:w="0" w:type="dxa"/>
+              <w:right w:w="100" w:type="dxa"/>
+            </w:tcMar>
+            <w:hideMark/>
+          </w:tcPr>
+          <w:p>
+            <w:r>
+              <w:t>Lãnh đạo UBND</w:t>
+            </w:r>
+          </w:p>
+        </w:tc>
+        <w:tc>
+          <w:tcPr>
+            <w:tcW w:w="0" w:type="auto"/>
+            <w:tcBorders>
+              <w:top w:val="single" w:sz="6" w:space="0" w:color="000000"/>
+              <w:left w:val="single" w:sz="6" w:space="0" w:color="000000"/>
+              <w:bottom w:val="single" w:sz="6" w:space="0" w:color="000000"/>
+              <w:right w:val="single" w:sz="6" w:space="0" w:color="000000"/>
+            </w:tcBorders>
+            <w:tcMar>
+              <w:top w:w="0" w:type="dxa"/>
+              <w:left w:w="100" w:type="dxa"/>
+              <w:bottom w:w="0" w:type="dxa"/>
+              <w:right w:w="100" w:type="dxa"/>
+            </w:tcMar>
+            <w:hideMark/>
+          </w:tcPr>
+          <w:p>
+            <w:r>
+              <w:t>Văn phòng, đơn vị chuyên môn, quản trị hệ thống</w:t>
+            </w:r>
+          </w:p>
+        </w:tc>
+        <w:tc>
+          <w:tcPr>
+            <w:tcW w:w="0" w:type="auto"/>
+            <w:tcBorders>
+              <w:top w:val="single" w:sz="6" w:space="0" w:color="000000"/>
+              <w:left w:val="single" w:sz="6" w:space="0" w:color="000000"/>
+              <w:bottom w:val="single" w:sz="6" w:space="0" w:color="000000"/>
+              <w:right w:val="single" w:sz="6" w:space="0" w:color="000000"/>
+            </w:tcBorders>
+            <w:tcMar>
+              <w:top w:w="0" w:type="dxa"/>
+              <w:left w:w="100" w:type="dxa"/>
+              <w:bottom w:w="0" w:type="dxa"/>
+              <w:right w:w="100" w:type="dxa"/>
+            </w:tcMar>
+            <w:hideMark/>
+          </w:tcPr>
+          <w:p>
+            <w:r>
+              <w:t>Kế hoạch cải cách hành chính và nâng cao chất lượng giải quyết TTHC</w:t>
+            </w:r>
+          </w:p>
+        </w:tc>
+      </w:tr>
+    </w:tbl>
+    <w:p>
+      <w:r>
+        <w:t>Bảng 4. Thuật ngữ</w:t>
+      </w:r>
+    </w:p>
+    <w:tbl>
+      <w:tblPr>
+        <w:tblW w:w="0" w:type="auto"/>
+        <w:tblCellMar>
+          <w:top w:w="15" w:type="dxa"/>
+          <w:left w:w="15" w:type="dxa"/>
+          <w:bottom w:w="15" w:type="dxa"/>
+          <w:right w:w="15" w:type="dxa"/>
+        </w:tblCellMar>
+        <w:tblLook w:val="04A0" w:firstRow="1" w:lastRow="0" w:firstColumn="1" w:lastColumn="0" w:noHBand="0" w:noVBand="1"/>
+      </w:tblPr>
+      <w:tblGrid>
+        <w:gridCol w:w="2398"/>
+        <w:gridCol w:w="6618"/>
+      </w:tblGrid>
+      <w:tr>
+        <w:tc>
+          <w:tcPr>
+            <w:tcW w:w="0" w:type="auto"/>
+            <w:tcBorders>
+              <w:top w:val="single" w:sz="4" w:space="0" w:color="000000"/>
+              <w:left w:val="single" w:sz="4" w:space="0" w:color="000000"/>
+              <w:bottom w:val="single" w:sz="4" w:space="0" w:color="000000"/>
+              <w:right w:val="single" w:sz="4" w:space="0" w:color="000000"/>
+            </w:tcBorders>
+            <w:tcMar>
+              <w:top w:w="0" w:type="dxa"/>
+              <w:left w:w="108" w:type="dxa"/>
+              <w:bottom w:w="0" w:type="dxa"/>
+              <w:right w:w="108" w:type="dxa"/>
+            </w:tcMar>
+            <w:hideMark/>
+          </w:tcPr>
+          <w:p>
+            <w:r>
+              <w:t>Thuật ngữ/Viết tắt</w:t>
+            </w:r>
+          </w:p>
+        </w:tc>
+        <w:tc>
+          <w:tcPr>
+            <w:tcW w:w="0" w:type="auto"/>
+            <w:tcBorders>
+              <w:top w:val="single" w:sz="4" w:space="0" w:color="000000"/>
+              <w:left w:val="single" w:sz="4" w:space="0" w:color="000000"/>
+              <w:bottom w:val="single" w:sz="4" w:space="0" w:color="000000"/>
+              <w:right w:val="single" w:sz="4" w:space="0" w:color="000000"/>
+            </w:tcBorders>
+            <w:tcMar>
+              <w:top w:w="0" w:type="dxa"/>
+              <w:left w:w="108" w:type="dxa"/>
+              <w:bottom w:w="0" w:type="dxa"/>
+              <w:right w:w="108" w:type="dxa"/>
+            </w:tcMar>
+            <w:hideMark/>
+          </w:tcPr>
+          <w:p>
+            <w:r>
+              <w:t>Giải thích</w:t>
+            </w:r>
+          </w:p>
+        </w:tc>
+      </w:tr>
+      <w:tr>
+        <w:tc>
+          <w:tcPr>
+            <w:tcW w:w="0" w:type="auto"/>
+            <w:tcBorders>
+              <w:top w:val="single" w:sz="4" w:space="0" w:color="000000"/>
+              <w:left w:val="single" w:sz="4" w:space="0" w:color="000000"/>
+              <w:bottom w:val="single" w:sz="4" w:space="0" w:color="000000"/>
+              <w:right w:val="single" w:sz="4" w:space="0" w:color="000000"/>
+            </w:tcBorders>
+            <w:tcMar>
+              <w:top w:w="0" w:type="dxa"/>
+              <w:left w:w="108" w:type="dxa"/>
+              <w:bottom w:w="0" w:type="dxa"/>
+              <w:right w:w="108" w:type="dxa"/>
+            </w:tcMar>
+            <w:hideMark/>
+          </w:tcPr>
+          <w:p>
+            <w:r>
+              <w:t>TTHC</w:t>
+            </w:r>
+          </w:p>
+        </w:tc>
+        <w:tc>
+          <w:tcPr>
+            <w:tcW w:w="0" w:type="auto"/>
+            <w:tcBorders>
+              <w:top w:val="single" w:sz="4" w:space="0" w:color="000000"/>
+              <w:left w:val="single" w:sz="4" w:space="0" w:color="000000"/>
+              <w:bottom w:val="single" w:sz="4" w:space="0" w:color="000000"/>
+              <w:right w:val="single" w:sz="4" w:space="0" w:color="000000"/>
+            </w:tcBorders>
+            <w:tcMar>
+              <w:top w:w="0" w:type="dxa"/>
+              <w:left w:w="108" w:type="dxa"/>
+              <w:bottom w:w="0" w:type="dxa"/>
+              <w:right w:w="108" w:type="dxa"/>
+            </w:tcMar>
+            <w:hideMark/>
+          </w:tcPr>
+          <w:p>
+            <w:r>
+              <w:t>Thủ tục hành chính</w:t>
+            </w:r>
+          </w:p>
+        </w:tc>
+      </w:tr>
+      <w:tr>
+        <w:tc>
+          <w:tcPr>
+            <w:tcW w:w="0" w:type="auto"/>
+            <w:tcBorders>
+              <w:top w:val="single" w:sz="4" w:space="0" w:color="000000"/>
+              <w:left w:val="single" w:sz="4" w:space="0" w:color="000000"/>
+              <w:bottom w:val="single" w:sz="4" w:space="0" w:color="000000"/>
+              <w:right w:val="single" w:sz="4" w:space="0" w:color="000000"/>
+            </w:tcBorders>
+            <w:tcMar>
+              <w:top w:w="0" w:type="dxa"/>
+              <w:left w:w="108" w:type="dxa"/>
+              <w:bottom w:w="0" w:type="dxa"/>
+              <w:right w:w="108" w:type="dxa"/>
+            </w:tcMar>
+            <w:hideMark/>
+          </w:tcPr>
+          <w:p>
+            <w:r>
+              <w:t>DVCQG</w:t>
+            </w:r>
+          </w:p>
+        </w:tc>
+        <w:tc>
+          <w:tcPr>
+            <w:tcW w:w="0" w:type="auto"/>
+            <w:tcBorders>
+              <w:top w:val="single" w:sz="4" w:space="0" w:color="000000"/>
+              <w:left w:val="single" w:sz="4" w:space="0" w:color="000000"/>
+              <w:bottom w:val="single" w:sz="4" w:space="0" w:color="000000"/>
+              <w:right w:val="single" w:sz="4" w:space="0" w:color="000000"/>
+            </w:tcBorders>
+            <w:tcMar>
+              <w:top w:w="0" w:type="dxa"/>
+              <w:left w:w="108" w:type="dxa"/>
+              <w:bottom w:w="0" w:type="dxa"/>
+              <w:right w:w="108" w:type="dxa"/>
+            </w:tcMar>
+            <w:hideMark/>
+          </w:tcPr>
+          <w:p>
+            <w:r>
+              <w:t>Cổng Dịch vụ công quốc gia</w:t>
+            </w:r>
+          </w:p>
+        </w:tc>
+      </w:tr>
+      <w:tr>
+        <w:tc>
+          <w:tcPr>
+            <w:tcW w:w="0" w:type="auto"/>
+            <w:tcBorders>
+              <w:top w:val="single" w:sz="4" w:space="0" w:color="000000"/>
+              <w:left w:val="single" w:sz="4" w:space="0" w:color="000000"/>
+              <w:bottom w:val="single" w:sz="4" w:space="0" w:color="000000"/>
+              <w:right w:val="single" w:sz="4" w:space="0" w:color="000000"/>
+            </w:tcBorders>
+            <w:tcMar>
+              <w:top w:w="0" w:type="dxa"/>
+              <w:left w:w="108" w:type="dxa"/>
+              <w:bottom w:w="0" w:type="dxa"/>
+              <w:right w:w="108" w:type="dxa"/>
+            </w:tcMar>
+            <w:hideMark/>
+          </w:tcPr>
+          <w:p>
+            <w:r>
+              <w:t>UBND</w:t>
+            </w:r>
+          </w:p>
+        </w:tc>
+        <w:tc>
+          <w:tcPr>
+            <w:tcW w:w="0" w:type="auto"/>
+            <w:tcBorders>
+              <w:top w:val="single" w:sz="4" w:space="0" w:color="000000"/>
+              <w:left w:val="single" w:sz="4" w:space="0" w:color="000000"/>
+              <w:bottom w:val="single" w:sz="4" w:space="0" w:color="000000"/>
+              <w:right w:val="single" w:sz="4" w:space="0" w:color="000000"/>
+            </w:tcBorders>
+            <w:tcMar>
+              <w:top w:w="0" w:type="dxa"/>
+              <w:left w:w="108" w:type="dxa"/>
+              <w:bottom w:w="0" w:type="dxa"/>
+              <w:right w:w="108" w:type="dxa"/>
+            </w:tcMar>
+            <w:hideMark/>
+          </w:tcPr>
+          <w:p>
+            <w:r>
+              <w:t>Ủy ban nhân dân</w:t>
+            </w:r>
+          </w:p>
+        </w:tc>
+      </w:tr>
+      <w:tr>
+        <w:tc>
+          <w:tcPr>
+            <w:tcW w:w="0" w:type="auto"/>
+            <w:tcBorders>
+              <w:top w:val="single" w:sz="4" w:space="0" w:color="000000"/>
+              <w:left w:val="single" w:sz="4" w:space="0" w:color="000000"/>
+              <w:bottom w:val="single" w:sz="4" w:space="0" w:color="000000"/>
+              <w:right w:val="single" w:sz="4" w:space="0" w:color="000000"/>
+            </w:tcBorders>
+            <w:tcMar>
+              <w:top w:w="0" w:type="dxa"/>
+              <w:left w:w="108" w:type="dxa"/>
+              <w:bottom w:w="0" w:type="dxa"/>
+              <w:right w:w="108" w:type="dxa"/>
+            </w:tcMar>
+            <w:hideMark/>
+          </w:tcPr>
+          <w:p>
+            <w:r>
+              <w:t>CSDLQGVDC</w:t>
+            </w:r>
+          </w:p>
+        </w:tc>
+        <w:tc>
+          <w:tcPr>
+            <w:tcW w:w="0" w:type="auto"/>
+            <w:tcBorders>
+              <w:top w:val="single" w:sz="4" w:space="0" w:color="000000"/>
+              <w:left w:val="single" w:sz="4" w:space="0" w:color="000000"/>
+              <w:bottom w:val="single" w:sz="4" w:space="0" w:color="000000"/>
+              <w:right w:val="single" w:sz="4" w:space="0" w:color="000000"/>
+            </w:tcBorders>
+            <w:tcMar>
+              <w:top w:w="0" w:type="dxa"/>
+              <w:left w:w="108" w:type="dxa"/>
+              <w:bottom w:w="0" w:type="dxa"/>
+              <w:right w:w="108" w:type="dxa"/>
+            </w:tcMar>
+            <w:hideMark/>
+          </w:tcPr>
+          <w:p>
+            <w:r>
+              <w:t>Cơ sở dữ liệu quốc gia về dân cư</w:t>
+            </w:r>
+          </w:p>
+        </w:tc>
+      </w:tr>
+      <w:tr>
+        <w:tc>
+          <w:tcPr>
+            <w:tcW w:w="0" w:type="auto"/>
+            <w:tcBorders>
+              <w:top w:val="single" w:sz="4" w:space="0" w:color="000000"/>
+              <w:left w:val="single" w:sz="4" w:space="0" w:color="000000"/>
+              <w:bottom w:val="single" w:sz="4" w:space="0" w:color="000000"/>
+              <w:right w:val="single" w:sz="4" w:space="0" w:color="000000"/>
+            </w:tcBorders>
+            <w:tcMar>
+              <w:top w:w="0" w:type="dxa"/>
+              <w:left w:w="108" w:type="dxa"/>
+              <w:bottom w:w="0" w:type="dxa"/>
+              <w:right w:w="108" w:type="dxa"/>
+            </w:tcMar>
+            <w:hideMark/>
+          </w:tcPr>
+          <w:p>
+            <w:r>
+              <w:t>CSDLHTĐT</w:t>
+            </w:r>
+          </w:p>
+        </w:tc>
+        <w:tc>
+          <w:tcPr>
+            <w:tcW w:w="0" w:type="auto"/>
+            <w:tcBorders>
+              <w:top w:val="single" w:sz="4" w:space="0" w:color="000000"/>
+              <w:left w:val="single" w:sz="4" w:space="0" w:color="000000"/>
+              <w:bottom w:val="single" w:sz="4" w:space="0" w:color="000000"/>
+              <w:right w:val="single" w:sz="4" w:space="0" w:color="000000"/>
+            </w:tcBorders>
+            <w:tcMar>
+              <w:top w:w="0" w:type="dxa"/>
+              <w:left w:w="108" w:type="dxa"/>
+              <w:bottom w:w="0" w:type="dxa"/>
+              <w:right w:w="108" w:type="dxa"/>
+            </w:tcMar>
+            <w:hideMark/>
+          </w:tcPr>
+          <w:p>
+            <w:r>
+              <w:t>Cơ sở dữ liệu hộ tịch điện tử</w:t>
+            </w:r>
+          </w:p>
+        </w:tc>
+      </w:tr>
+      <w:tr>
+        <w:tc>
+          <w:tcPr>
+            <w:tcW w:w="0" w:type="auto"/>
+            <w:tcBorders>
+              <w:top w:val="single" w:sz="4" w:space="0" w:color="000000"/>
+              <w:left w:val="single" w:sz="4" w:space="0" w:color="000000"/>
+              <w:bottom w:val="single" w:sz="4" w:space="0" w:color="000000"/>
+              <w:right w:val="single" w:sz="4" w:space="0" w:color="000000"/>
+            </w:tcBorders>
+            <w:tcMar>
+              <w:top w:w="0" w:type="dxa"/>
+              <w:left w:w="108" w:type="dxa"/>
+              <w:bottom w:w="0" w:type="dxa"/>
+              <w:right w:w="108" w:type="dxa"/>
+            </w:tcMar>
+            <w:hideMark/>
+          </w:tcPr>
+          <w:p>
+            <w:r>
+              <w:t>BPMN</w:t>
+            </w:r>
+          </w:p>
+        </w:tc>
+        <w:tc>
+          <w:tcPr>
+            <w:tcW w:w="0" w:type="auto"/>
+            <w:tcBorders>
+              <w:top w:val="single" w:sz="4" w:space="0" w:color="000000"/>
+              <w:left w:val="single" w:sz="4" w:space="0" w:color="000000"/>
+              <w:bottom w:val="single" w:sz="4" w:space="0" w:color="000000"/>
+              <w:right w:val="single" w:sz="4" w:space="0" w:color="000000"/>
+            </w:tcBorders>
+            <w:tcMar>
+              <w:top w:w="0" w:type="dxa"/>
+              <w:left w:w="108" w:type="dxa"/>
+              <w:bottom w:w="0" w:type="dxa"/>
+              <w:right w:w="108" w:type="dxa"/>
+            </w:tcMar>
+            <w:hideMark/>
+          </w:tcPr>
+          <w:p>
+            <w:r>
+              <w:t>Ký pháp mô hình hóa quy trình nghiệp vụ</w:t>
+            </w:r>
+          </w:p>
+        </w:tc>
+      </w:tr>
+      <w:tr>
+        <w:tc>
+          <w:tcPr>
+            <w:tcW w:w="0" w:type="auto"/>
+            <w:tcBorders>
+              <w:top w:val="single" w:sz="4" w:space="0" w:color="000000"/>
+              <w:left w:val="single" w:sz="4" w:space="0" w:color="000000"/>
+              <w:bottom w:val="single" w:sz="4" w:space="0" w:color="000000"/>
+              <w:right w:val="single" w:sz="4" w:space="0" w:color="000000"/>
+            </w:tcBorders>
+            <w:tcMar>
+              <w:top w:w="0" w:type="dxa"/>
+              <w:left w:w="108" w:type="dxa"/>
+              <w:bottom w:w="0" w:type="dxa"/>
+              <w:right w:w="108" w:type="dxa"/>
+            </w:tcMar>
+            <w:hideMark/>
+          </w:tcPr>
+          <w:p>
+            <w:r>
+              <w:t>Bộ phận Một cửa</w:t>
+            </w:r>
+          </w:p>
+        </w:tc>
+        <w:tc>
+          <w:tcPr>
+            <w:tcW w:w="0" w:type="auto"/>
+            <w:tcBorders>
+              <w:top w:val="single" w:sz="4" w:space="0" w:color="000000"/>
+              <w:left w:val="single" w:sz="4" w:space="0" w:color="000000"/>
+              <w:bottom w:val="single" w:sz="4" w:space="0" w:color="000000"/>
+              <w:right w:val="single" w:sz="4" w:space="0" w:color="000000"/>
+            </w:tcBorders>
+            <w:tcMar>
+              <w:top w:w="0" w:type="dxa"/>
+              <w:left w:w="108" w:type="dxa"/>
+              <w:bottom w:w="0" w:type="dxa"/>
+              <w:right w:w="108" w:type="dxa"/>
+            </w:tcMar>
+            <w:hideMark/>
+          </w:tcPr>
+          <w:p>
+            <w:r>
+              <w:t>Bộ phận tiếp nhận hồ sơ và trả kết quả thủ tục hành chính</w:t>
+            </w:r>
+          </w:p>
+        </w:tc>
+      </w:tr>
+      <w:tr>
+        <w:tc>
+          <w:tcPr>
+            <w:tcW w:w="0" w:type="auto"/>
+            <w:tcBorders>
+              <w:top w:val="single" w:sz="4" w:space="0" w:color="000000"/>
+              <w:left w:val="single" w:sz="4" w:space="0" w:color="000000"/>
+              <w:bottom w:val="single" w:sz="4" w:space="0" w:color="000000"/>
+              <w:right w:val="single" w:sz="4" w:space="0" w:color="000000"/>
+            </w:tcBorders>
+            <w:tcMar>
+              <w:top w:w="0" w:type="dxa"/>
+              <w:left w:w="108" w:type="dxa"/>
+              <w:bottom w:w="0" w:type="dxa"/>
+              <w:right w:w="108" w:type="dxa"/>
+            </w:tcMar>
+            <w:hideMark/>
+          </w:tcPr>
+          <w:p>
+            <w:r>
+              <w:t>Người yêu cầu</w:t>
+            </w:r>
+          </w:p>
+        </w:tc>
+        <w:tc>
+          <w:tcPr>
+            <w:tcW w:w="0" w:type="auto"/>
+            <w:tcBorders>
+              <w:top w:val="single" w:sz="4" w:space="0" w:color="000000"/>
+              <w:left w:val="single" w:sz="4" w:space="0" w:color="000000"/>
+              <w:bottom w:val="single" w:sz="4" w:space="0" w:color="000000"/>
+              <w:right w:val="single" w:sz="4" w:space="0" w:color="000000"/>
+            </w:tcBorders>
+            <w:tcMar>
+              <w:top w:w="0" w:type="dxa"/>
+              <w:left w:w="108" w:type="dxa"/>
+              <w:bottom w:w="0" w:type="dxa"/>
+              <w:right w:w="108" w:type="dxa"/>
+            </w:tcMar>
+            <w:hideMark/>
+          </w:tcPr>
+          <w:p>
+            <w:r>
+              <w:t>Cá nhân thực hiện hoặc người được ủy quyền thực hiện đăng ký khai sinh</w:t>
+            </w:r>
+          </w:p>
+        </w:tc>
+      </w:tr>
+      <w:tr>
+        <w:tc>
+          <w:tcPr>
+            <w:tcW w:w="0" w:type="auto"/>
+            <w:tcBorders>
+              <w:top w:val="single" w:sz="4" w:space="0" w:color="000000"/>
+              <w:left w:val="single" w:sz="4" w:space="0" w:color="000000"/>
+              <w:bottom w:val="single" w:sz="4" w:space="0" w:color="000000"/>
+              <w:right w:val="single" w:sz="4" w:space="0" w:color="000000"/>
+            </w:tcBorders>
+            <w:tcMar>
+              <w:top w:w="0" w:type="dxa"/>
+              <w:left w:w="108" w:type="dxa"/>
+              <w:bottom w:w="0" w:type="dxa"/>
+              <w:right w:w="108" w:type="dxa"/>
+            </w:tcMar>
+            <w:hideMark/>
+          </w:tcPr>
+          <w:p>
+            <w:r>
+              <w:t>Hồ sơ đăng ký khai sinh</w:t>
+            </w:r>
+          </w:p>
+        </w:tc>
+        <w:tc>
+          <w:tcPr>
+            <w:tcW w:w="0" w:type="auto"/>
+            <w:tcBorders>
+              <w:top w:val="single" w:sz="4" w:space="0" w:color="000000"/>
+              <w:left w:val="single" w:sz="4" w:space="0" w:color="000000"/>
+              <w:bottom w:val="single" w:sz="4" w:space="0" w:color="000000"/>
+              <w:right w:val="single" w:sz="4" w:space="0" w:color="000000"/>
+            </w:tcBorders>
+            <w:tcMar>
+              <w:top w:w="0" w:type="dxa"/>
+              <w:left w:w="108" w:type="dxa"/>
+              <w:bottom w:w="0" w:type="dxa"/>
+              <w:right w:w="108" w:type="dxa"/>
+            </w:tcMar>
+            <w:hideMark/>
+          </w:tcPr>
+          <w:p>
+            <w:r>
+              <w:t>Tờ khai và các giấy tờ được nộp, xuất trình hoặc tải lên để đăng ký khai sinh</w:t>
+            </w:r>
+          </w:p>
+        </w:tc>
+      </w:tr>
+      <w:tr>
+        <w:tc>
+          <w:tcPr>
+            <w:tcW w:w="0" w:type="auto"/>
+            <w:tcBorders>
+              <w:top w:val="single" w:sz="4" w:space="0" w:color="000000"/>
+              <w:left w:val="single" w:sz="4" w:space="0" w:color="000000"/>
+              <w:bottom w:val="single" w:sz="4" w:space="0" w:color="000000"/>
+              <w:right w:val="single" w:sz="4" w:space="0" w:color="000000"/>
+            </w:tcBorders>
+            <w:tcMar>
+              <w:top w:w="0" w:type="dxa"/>
+              <w:left w:w="108" w:type="dxa"/>
+              <w:bottom w:w="0" w:type="dxa"/>
+              <w:right w:w="108" w:type="dxa"/>
+            </w:tcMar>
+            <w:hideMark/>
+          </w:tcPr>
+          <w:p>
+            <w:r>
+              <w:t>Giấy chứng sinh</w:t>
+            </w:r>
+          </w:p>
+        </w:tc>
+        <w:tc>
+          <w:tcPr>
+            <w:tcW w:w="0" w:type="auto"/>
+            <w:tcBorders>
+              <w:top w:val="single" w:sz="4" w:space="0" w:color="000000"/>
+              <w:left w:val="single" w:sz="4" w:space="0" w:color="000000"/>
+              <w:bottom w:val="single" w:sz="4" w:space="0" w:color="000000"/>
+              <w:right w:val="single" w:sz="4" w:space="0" w:color="000000"/>
+            </w:tcBorders>
+            <w:tcMar>
+              <w:top w:w="0" w:type="dxa"/>
+              <w:left w:w="108" w:type="dxa"/>
+              <w:bottom w:w="0" w:type="dxa"/>
+              <w:right w:w="108" w:type="dxa"/>
+            </w:tcMar>
+            <w:hideMark/>
+          </w:tcPr>
+          <w:p>
+            <w:r>
+              <w:t>Giấy tờ xác nhận việc sinh do cơ sở y tế cấp</w:t>
+            </w:r>
+          </w:p>
+        </w:tc>
+      </w:tr>
+      <w:tr>
+        <w:tc>
+          <w:tcPr>
+            <w:tcW w:w="0" w:type="auto"/>
+            <w:tcBorders>
+              <w:top w:val="single" w:sz="4" w:space="0" w:color="000000"/>
+              <w:left w:val="single" w:sz="4" w:space="0" w:color="000000"/>
+              <w:bottom w:val="single" w:sz="4" w:space="0" w:color="000000"/>
+              <w:right w:val="single" w:sz="4" w:space="0" w:color="000000"/>
+            </w:tcBorders>
+            <w:tcMar>
+              <w:top w:w="0" w:type="dxa"/>
+              <w:left w:w="108" w:type="dxa"/>
+              <w:bottom w:w="0" w:type="dxa"/>
+              <w:right w:w="108" w:type="dxa"/>
+            </w:tcMar>
+            <w:hideMark/>
+          </w:tcPr>
+          <w:p>
+            <w:r>
+              <w:t>Số hóa hồ sơ</w:t>
+            </w:r>
+          </w:p>
+        </w:tc>
+        <w:tc>
+          <w:tcPr>
+            <w:tcW w:w="0" w:type="auto"/>
+            <w:tcBorders>
+              <w:top w:val="single" w:sz="4" w:space="0" w:color="000000"/>
+              <w:left w:val="single" w:sz="4" w:space="0" w:color="000000"/>
+              <w:bottom w:val="single" w:sz="4" w:space="0" w:color="000000"/>
+              <w:right w:val="single" w:sz="4" w:space="0" w:color="000000"/>
+            </w:tcBorders>
+            <w:tcMar>
+              <w:top w:w="0" w:type="dxa"/>
+              <w:left w:w="108" w:type="dxa"/>
+              <w:bottom w:w="0" w:type="dxa"/>
+              <w:right w:w="108" w:type="dxa"/>
+            </w:tcMar>
+            <w:hideMark/>
+          </w:tcPr>
+          <w:p>
+            <w:r>
+              <w:t>Chuyển giấy tờ bản giấy thành tài liệu điện tử trên hệ thống</w:t>
+            </w:r>
+          </w:p>
+        </w:tc>
+      </w:tr>
+      <w:tr>
+        <w:tc>
+          <w:tcPr>
+            <w:tcW w:w="0" w:type="auto"/>
+            <w:tcBorders>
+              <w:top w:val="single" w:sz="4" w:space="0" w:color="000000"/>
+              <w:left w:val="single" w:sz="4" w:space="0" w:color="000000"/>
+              <w:bottom w:val="single" w:sz="4" w:space="0" w:color="000000"/>
+              <w:right w:val="single" w:sz="4" w:space="0" w:color="000000"/>
+            </w:tcBorders>
+            <w:tcMar>
+              <w:top w:w="0" w:type="dxa"/>
+              <w:left w:w="108" w:type="dxa"/>
+              <w:bottom w:w="0" w:type="dxa"/>
+              <w:right w:w="108" w:type="dxa"/>
+            </w:tcMar>
+            <w:hideMark/>
+          </w:tcPr>
+          <w:p>
+            <w:r>
+              <w:t>Ký số</w:t>
+            </w:r>
+          </w:p>
+        </w:tc>
+        <w:tc>
+          <w:tcPr>
+            <w:tcW w:w="0" w:type="auto"/>
+            <w:tcBorders>
+              <w:top w:val="single" w:sz="4" w:space="0" w:color="000000"/>
+              <w:left w:val="single" w:sz="4" w:space="0" w:color="000000"/>
+              <w:bottom w:val="single" w:sz="4" w:space="0" w:color="000000"/>
+              <w:right w:val="single" w:sz="4" w:space="0" w:color="000000"/>
+            </w:tcBorders>
+            <w:tcMar>
+              <w:top w:w="0" w:type="dxa"/>
+              <w:left w:w="108" w:type="dxa"/>
+              <w:bottom w:w="0" w:type="dxa"/>
+              <w:right w:w="108" w:type="dxa"/>
+            </w:tcMar>
+            <w:hideMark/>
+          </w:tcPr>
+          <w:p>
+            <w:r>
+              <w:t>Sử dụng chữ ký số để xác nhận chủ thể ký và tính toàn vẹn của tài liệu điện tử</w:t>
+            </w:r>
+          </w:p>
+        </w:tc>
+      </w:tr>
+      <w:tr>
+        <w:tc>
+          <w:tcPr>
+            <w:tcW w:w="0" w:type="auto"/>
+            <w:tcBorders>
+              <w:top w:val="single" w:sz="4" w:space="0" w:color="000000"/>
+              <w:left w:val="single" w:sz="4" w:space="0" w:color="000000"/>
+              <w:bottom w:val="single" w:sz="4" w:space="0" w:color="000000"/>
+              <w:right w:val="single" w:sz="4" w:space="0" w:color="000000"/>
+            </w:tcBorders>
+            <w:tcMar>
+              <w:top w:w="0" w:type="dxa"/>
+              <w:left w:w="108" w:type="dxa"/>
+              <w:bottom w:w="0" w:type="dxa"/>
+              <w:right w:w="108" w:type="dxa"/>
+            </w:tcMar>
+            <w:hideMark/>
+          </w:tcPr>
+          <w:p>
+            <w:r>
+              <w:t>Hồ sơ đầy đủ, hợp lệ</w:t>
+            </w:r>
+          </w:p>
+        </w:tc>
+        <w:tc>
+          <w:tcPr>
+            <w:tcW w:w="0" w:type="auto"/>
+            <w:tcBorders>
+              <w:top w:val="single" w:sz="4" w:space="0" w:color="000000"/>
+              <w:left w:val="single" w:sz="4" w:space="0" w:color="000000"/>
+              <w:bottom w:val="single" w:sz="4" w:space="0" w:color="000000"/>
+              <w:right w:val="single" w:sz="4" w:space="0" w:color="000000"/>
+            </w:tcBorders>
+            <w:tcMar>
+              <w:top w:w="0" w:type="dxa"/>
+              <w:left w:w="108" w:type="dxa"/>
+              <w:bottom w:w="0" w:type="dxa"/>
+              <w:right w:w="108" w:type="dxa"/>
+            </w:tcMar>
+            <w:hideMark/>
+          </w:tcPr>
+          <w:p>
+            <w:r>
+              <w:t>Hồ sơ có đủ thành phần, thông tin thống nhất, đúng quy định và thuộc thẩm quyền giải quyết</w:t>
+            </w:r>
+          </w:p>
+        </w:tc>
+      </w:tr>
+      <w:tr>
+        <w:tc>
+          <w:tcPr>
+            <w:tcW w:w="0" w:type="auto"/>
+            <w:tcBorders>
+              <w:top w:val="single" w:sz="4" w:space="0" w:color="000000"/>
+              <w:left w:val="single" w:sz="4" w:space="0" w:color="000000"/>
+              <w:bottom w:val="single" w:sz="4" w:space="0" w:color="000000"/>
+              <w:right w:val="single" w:sz="4" w:space="0" w:color="000000"/>
+            </w:tcBorders>
+            <w:tcMar>
+              <w:top w:w="0" w:type="dxa"/>
+              <w:left w:w="108" w:type="dxa"/>
+              <w:bottom w:w="0" w:type="dxa"/>
+              <w:right w:w="108" w:type="dxa"/>
+            </w:tcMar>
+            <w:hideMark/>
+          </w:tcPr>
+          <w:p>
+            <w:r>
+              <w:t>Hồ sơ cần bổ sung</w:t>
+            </w:r>
+          </w:p>
+        </w:tc>
+        <w:tc>
+          <w:tcPr>
+            <w:tcW w:w="0" w:type="auto"/>
+            <w:tcBorders>
+              <w:top w:val="single" w:sz="4" w:space="0" w:color="000000"/>
+              <w:left w:val="single" w:sz="4" w:space="0" w:color="000000"/>
+              <w:bottom w:val="single" w:sz="4" w:space="0" w:color="000000"/>
+              <w:right w:val="single" w:sz="4" w:space="0" w:color="000000"/>
+            </w:tcBorders>
+            <w:tcMar>
+              <w:top w:w="0" w:type="dxa"/>
+              <w:left w:w="108" w:type="dxa"/>
+              <w:bottom w:w="0" w:type="dxa"/>
+              <w:right w:w="108" w:type="dxa"/>
+            </w:tcMar>
+            <w:hideMark/>
+          </w:tcPr>
+          <w:p>
+            <w:r>
+              <w:t>Hồ sơ còn thiếu giấy tờ hoặc thông tin cần hoàn thiện</w:t>
+            </w:r>
+          </w:p>
+        </w:tc>
+      </w:tr>
+      <w:tr>
+        <w:tc>
+          <w:tcPr>
+            <w:tcW w:w="0" w:type="auto"/>
+            <w:tcBorders>
+              <w:top w:val="single" w:sz="4" w:space="0" w:color="000000"/>
+              <w:left w:val="single" w:sz="4" w:space="0" w:color="000000"/>
+              <w:bottom w:val="single" w:sz="4" w:space="0" w:color="000000"/>
+              <w:right w:val="single" w:sz="4" w:space="0" w:color="000000"/>
+            </w:tcBorders>
+            <w:tcMar>
+              <w:top w:w="0" w:type="dxa"/>
+              <w:left w:w="108" w:type="dxa"/>
+              <w:bottom w:w="0" w:type="dxa"/>
+              <w:right w:w="108" w:type="dxa"/>
+            </w:tcMar>
+            <w:hideMark/>
+          </w:tcPr>
+          <w:p>
+            <w:r>
+              <w:t>Từ chối tiếp nhận</w:t>
+            </w:r>
+          </w:p>
+        </w:tc>
+        <w:tc>
+          <w:tcPr>
+            <w:tcW w:w="0" w:type="auto"/>
+            <w:tcBorders>
+              <w:top w:val="single" w:sz="4" w:space="0" w:color="000000"/>
+              <w:left w:val="single" w:sz="4" w:space="0" w:color="000000"/>
+              <w:bottom w:val="single" w:sz="4" w:space="0" w:color="000000"/>
+              <w:right w:val="single" w:sz="4" w:space="0" w:color="000000"/>
+            </w:tcBorders>
+            <w:tcMar>
+              <w:top w:w="0" w:type="dxa"/>
+              <w:left w:w="108" w:type="dxa"/>
+              <w:bottom w:w="0" w:type="dxa"/>
+              <w:right w:w="108" w:type="dxa"/>
+            </w:tcMar>
+            <w:hideMark/>
+          </w:tcPr>
+          <w:p>
+            <w:r>
+              <w:t>Không tiếp nhận hồ sơ do không đủ điều kiện hoặc không thuộc thẩm quyền</w:t>
+            </w:r>
+          </w:p>
+        </w:tc>
+      </w:tr>
+      <w:tr>
+        <w:tc>
+          <w:tcPr>
+            <w:tcW w:w="0" w:type="auto"/>
+            <w:tcBorders>
+              <w:top w:val="single" w:sz="4" w:space="0" w:color="000000"/>
+              <w:left w:val="single" w:sz="4" w:space="0" w:color="000000"/>
+              <w:bottom w:val="single" w:sz="4" w:space="0" w:color="000000"/>
+              <w:right w:val="single" w:sz="4" w:space="0" w:color="000000"/>
+            </w:tcBorders>
+            <w:tcMar>
+              <w:top w:w="0" w:type="dxa"/>
+              <w:left w:w="108" w:type="dxa"/>
+              <w:bottom w:w="0" w:type="dxa"/>
+              <w:right w:w="108" w:type="dxa"/>
+            </w:tcMar>
+            <w:hideMark/>
+          </w:tcPr>
+          <w:p>
+            <w:r>
+              <w:lastRenderedPageBreak/>
+              <w:t>BM01</w:t>
+            </w:r>
+          </w:p>
+        </w:tc>
+        <w:tc>
+          <w:tcPr>
+            <w:tcW w:w="0" w:type="auto"/>
+            <w:tcBorders>
+              <w:top w:val="single" w:sz="4" w:space="0" w:color="000000"/>
+              <w:left w:val="single" w:sz="4" w:space="0" w:color="000000"/>
+              <w:bottom w:val="single" w:sz="4" w:space="0" w:color="000000"/>
+              <w:right w:val="single" w:sz="4" w:space="0" w:color="000000"/>
+            </w:tcBorders>
+            <w:tcMar>
+              <w:top w:w="0" w:type="dxa"/>
+              <w:left w:w="108" w:type="dxa"/>
+              <w:bottom w:w="0" w:type="dxa"/>
+              <w:right w:w="108" w:type="dxa"/>
+            </w:tcMar>
+            <w:hideMark/>
+          </w:tcPr>
+          <w:p>
+            <w:r>
+              <w:t>Giấy tiếp nhận hồ sơ và hẹn trả kết quả</w:t>
+            </w:r>
+          </w:p>
+        </w:tc>
+      </w:tr>
+      <w:tr>
+        <w:tc>
+          <w:tcPr>
+            <w:tcW w:w="0" w:type="auto"/>
+            <w:tcBorders>
+              <w:top w:val="single" w:sz="4" w:space="0" w:color="000000"/>
+              <w:left w:val="single" w:sz="4" w:space="0" w:color="000000"/>
+              <w:bottom w:val="single" w:sz="4" w:space="0" w:color="000000"/>
+              <w:right w:val="single" w:sz="4" w:space="0" w:color="000000"/>
+            </w:tcBorders>
+            <w:tcMar>
+              <w:top w:w="0" w:type="dxa"/>
+              <w:left w:w="108" w:type="dxa"/>
+              <w:bottom w:w="0" w:type="dxa"/>
+              <w:right w:w="108" w:type="dxa"/>
+            </w:tcMar>
+            <w:hideMark/>
+          </w:tcPr>
+          <w:p>
+            <w:r>
+              <w:t>BM02</w:t>
+            </w:r>
+          </w:p>
+        </w:tc>
+        <w:tc>
+          <w:tcPr>
+            <w:tcW w:w="0" w:type="auto"/>
+            <w:tcBorders>
+              <w:top w:val="single" w:sz="4" w:space="0" w:color="000000"/>
+              <w:left w:val="single" w:sz="4" w:space="0" w:color="000000"/>
+              <w:bottom w:val="single" w:sz="4" w:space="0" w:color="000000"/>
+              <w:right w:val="single" w:sz="4" w:space="0" w:color="000000"/>
+            </w:tcBorders>
+            <w:tcMar>
+              <w:top w:w="0" w:type="dxa"/>
+              <w:left w:w="108" w:type="dxa"/>
+              <w:bottom w:w="0" w:type="dxa"/>
+              <w:right w:w="108" w:type="dxa"/>
+            </w:tcMar>
+            <w:hideMark/>
+          </w:tcPr>
+          <w:p>
+            <w:r>
+              <w:t>Phiếu yêu cầu bổ sung, hoàn thiện hồ sơ</w:t>
+            </w:r>
+          </w:p>
+        </w:tc>
+      </w:tr>
+      <w:tr>
+        <w:tc>
+          <w:tcPr>
+            <w:tcW w:w="0" w:type="auto"/>
+            <w:tcBorders>
+              <w:top w:val="single" w:sz="4" w:space="0" w:color="000000"/>
+              <w:left w:val="single" w:sz="4" w:space="0" w:color="000000"/>
+              <w:bottom w:val="single" w:sz="4" w:space="0" w:color="000000"/>
+              <w:right w:val="single" w:sz="4" w:space="0" w:color="000000"/>
+            </w:tcBorders>
+            <w:tcMar>
+              <w:top w:w="0" w:type="dxa"/>
+              <w:left w:w="108" w:type="dxa"/>
+              <w:bottom w:w="0" w:type="dxa"/>
+              <w:right w:w="108" w:type="dxa"/>
+            </w:tcMar>
+            <w:hideMark/>
+          </w:tcPr>
+          <w:p>
+            <w:r>
+              <w:t>BM03</w:t>
+            </w:r>
+          </w:p>
+        </w:tc>
+        <w:tc>
+          <w:tcPr>
+            <w:tcW w:w="0" w:type="auto"/>
+            <w:tcBorders>
+              <w:top w:val="single" w:sz="4" w:space="0" w:color="000000"/>
+              <w:left w:val="single" w:sz="4" w:space="0" w:color="000000"/>
+              <w:bottom w:val="single" w:sz="4" w:space="0" w:color="000000"/>
+              <w:right w:val="single" w:sz="4" w:space="0" w:color="000000"/>
+            </w:tcBorders>
+            <w:tcMar>
+              <w:top w:w="0" w:type="dxa"/>
+              <w:left w:w="108" w:type="dxa"/>
+              <w:bottom w:w="0" w:type="dxa"/>
+              <w:right w:w="108" w:type="dxa"/>
+            </w:tcMar>
+            <w:hideMark/>
+          </w:tcPr>
+          <w:p>
+            <w:r>
+              <w:t>Phiếu từ chối tiếp nhận giải quyết hồ sơ</w:t>
+            </w:r>
+          </w:p>
+        </w:tc>
+      </w:tr>
+      <w:tr>
+        <w:tc>
+          <w:tcPr>
+            <w:tcW w:w="0" w:type="auto"/>
+            <w:tcBorders>
+              <w:top w:val="single" w:sz="4" w:space="0" w:color="000000"/>
+              <w:left w:val="single" w:sz="4" w:space="0" w:color="000000"/>
+              <w:bottom w:val="single" w:sz="4" w:space="0" w:color="000000"/>
+              <w:right w:val="single" w:sz="4" w:space="0" w:color="000000"/>
+            </w:tcBorders>
+            <w:tcMar>
+              <w:top w:w="0" w:type="dxa"/>
+              <w:left w:w="108" w:type="dxa"/>
+              <w:bottom w:w="0" w:type="dxa"/>
+              <w:right w:w="108" w:type="dxa"/>
+            </w:tcMar>
+            <w:hideMark/>
+          </w:tcPr>
+          <w:p>
+            <w:r>
+              <w:t>BM04</w:t>
+            </w:r>
+          </w:p>
+        </w:tc>
+        <w:tc>
+          <w:tcPr>
+            <w:tcW w:w="0" w:type="auto"/>
+            <w:tcBorders>
+              <w:top w:val="single" w:sz="4" w:space="0" w:color="000000"/>
+              <w:left w:val="single" w:sz="4" w:space="0" w:color="000000"/>
+              <w:bottom w:val="single" w:sz="4" w:space="0" w:color="000000"/>
+              <w:right w:val="single" w:sz="4" w:space="0" w:color="000000"/>
+            </w:tcBorders>
+            <w:tcMar>
+              <w:top w:w="0" w:type="dxa"/>
+              <w:left w:w="108" w:type="dxa"/>
+              <w:bottom w:w="0" w:type="dxa"/>
+              <w:right w:w="108" w:type="dxa"/>
+            </w:tcMar>
+            <w:hideMark/>
+          </w:tcPr>
+          <w:p>
+            <w:r>
+              <w:t>Tờ khai đăng ký khai sinh</w:t>
+            </w:r>
+          </w:p>
+        </w:tc>
+      </w:tr>
+      <w:tr>
+        <w:tc>
+          <w:tcPr>
+            <w:tcW w:w="0" w:type="auto"/>
+            <w:tcBorders>
+              <w:top w:val="single" w:sz="4" w:space="0" w:color="000000"/>
+              <w:left w:val="single" w:sz="4" w:space="0" w:color="000000"/>
+              <w:bottom w:val="single" w:sz="4" w:space="0" w:color="000000"/>
+              <w:right w:val="single" w:sz="4" w:space="0" w:color="000000"/>
+            </w:tcBorders>
+            <w:tcMar>
+              <w:top w:w="0" w:type="dxa"/>
+              <w:left w:w="108" w:type="dxa"/>
+              <w:bottom w:w="0" w:type="dxa"/>
+              <w:right w:w="108" w:type="dxa"/>
+            </w:tcMar>
+            <w:hideMark/>
+          </w:tcPr>
+          <w:p>
+            <w:r>
+              <w:t>BM05</w:t>
+            </w:r>
+          </w:p>
+        </w:tc>
+        <w:tc>
+          <w:tcPr>
+            <w:tcW w:w="0" w:type="auto"/>
+            <w:tcBorders>
+              <w:top w:val="single" w:sz="4" w:space="0" w:color="000000"/>
+              <w:left w:val="single" w:sz="4" w:space="0" w:color="000000"/>
+              <w:bottom w:val="single" w:sz="4" w:space="0" w:color="000000"/>
+              <w:right w:val="single" w:sz="4" w:space="0" w:color="000000"/>
+            </w:tcBorders>
+            <w:tcMar>
+              <w:top w:w="0" w:type="dxa"/>
+              <w:left w:w="108" w:type="dxa"/>
+              <w:bottom w:w="0" w:type="dxa"/>
+              <w:right w:w="108" w:type="dxa"/>
+            </w:tcMar>
+            <w:hideMark/>
+          </w:tcPr>
+          <w:p>
+            <w:r>
+              <w:t>Giấy khai sinh</w:t>
+            </w:r>
+          </w:p>
+        </w:tc>
+      </w:tr>
+    </w:tbl>
+    <w:p>
+      <w:r>
+        <w:t>Bảng 5. Biểu mẫu Tờ khai đăng ký khai sinh</w:t>
+      </w:r>
+    </w:p>
+    <w:p>
+      <w:r>
+        <w:rPr>
+          <w:noProof/>
+          <w:color w:val="000000"/>
+          <w:szCs w:val="26"/>
+        </w:rPr>
+        <w:lastRenderedPageBreak/>
+        <w:drawing>
+          <wp:inline distT="0" distB="0" distL="0" distR="0" wp14:anchorId="2882307D" wp14:editId="464CF02F">
+            <wp:extent cx="5731510" cy="8129270"/>
+            <wp:effectExtent l="0" t="0" r="2540" b="5080"/>
+            <wp:docPr id="1828139983" name="Picture 20"/>
+            <wp:cNvGraphicFramePr>
+              <a:graphicFrameLocks xmlns:a="http://schemas.openxmlformats.org/drawingml/2006/main" noChangeAspect="1"/>
+            </wp:cNvGraphicFramePr>
+            <a:graphic xmlns:a="http://schemas.openxmlformats.org/drawingml/2006/main">
+              <a:graphicData uri="http://schemas.openxmlformats.org/drawingml/2006/picture">
+                <pic:pic xmlns:pic="http://schemas.openxmlformats.org/drawingml/2006/picture">
+                  <pic:nvPicPr>
+                    <pic:cNvPr id="0" name="Picture 1"/>
+                    <pic:cNvPicPr>
+                      <a:picLocks noChangeAspect="1" noChangeArrowheads="1"/>
+                    </pic:cNvPicPr>
+                  </pic:nvPicPr>
+                  <pic:blipFill>
+                    <a:blip r:embed="rId14">
+                      <a:extLst>
+                        <a:ext uri="{28A0092B-C50C-407E-A947-70E740481C1C}">
+                          <a14:useLocalDpi xmlns:a14="http://schemas.microsoft.com/office/drawing/2010/main" val="0"/>
+                        </a:ext>
+                      </a:extLst>
+                    </a:blip>
+                    <a:srcRect/>
+                    <a:stretch>
+                      <a:fillRect/>
+                    </a:stretch>
+                  </pic:blipFill>
+                  <pic:spPr bwMode="auto">
+                    <a:xfrm>
+                      <a:off x="0" y="0"/>
+                      <a:ext cx="5731510" cy="8129270"/>
+                    </a:xfrm>
+                    <a:prstGeom prst="rect">
+                      <a:avLst/>
+                    </a:prstGeom>
+                    <a:noFill/>
+                    <a:ln>
+                      <a:noFill/>
+                    </a:ln>
+                  </pic:spPr>
+                </pic:pic>
+              </a:graphicData>
+            </a:graphic>
+          </wp:inline>
+        </w:drawing>
+      </w:r>
+    </w:p>
+    <w:p>
+      <w:r>
+        <w:rPr>
+          <w:noProof/>
+          <w:color w:val="000000"/>
+          <w:szCs w:val="26"/>
+        </w:rPr>
+        <w:lastRenderedPageBreak/>
+        <w:drawing>
+          <wp:inline distT="0" distB="0" distL="0" distR="0" wp14:anchorId="1FBE33E8" wp14:editId="039F95CC">
+            <wp:extent cx="5731510" cy="8091170"/>
+            <wp:effectExtent l="0" t="0" r="2540" b="5080"/>
+            <wp:docPr id="1838951906" name="Picture 21"/>
+            <wp:cNvGraphicFramePr>
+              <a:graphicFrameLocks xmlns:a="http://schemas.openxmlformats.org/drawingml/2006/main" noChangeAspect="1"/>
+            </wp:cNvGraphicFramePr>
+            <a:graphic xmlns:a="http://schemas.openxmlformats.org/drawingml/2006/main">
+              <a:graphicData uri="http://schemas.openxmlformats.org/drawingml/2006/picture">
+                <pic:pic xmlns:pic="http://schemas.openxmlformats.org/drawingml/2006/picture">
+                  <pic:nvPicPr>
+                    <pic:cNvPr id="0" name="Picture 3"/>
+                    <pic:cNvPicPr>
+                      <a:picLocks noChangeAspect="1" noChangeArrowheads="1"/>
+                    </pic:cNvPicPr>
+                  </pic:nvPicPr>
+                  <pic:blipFill>
+                    <a:blip r:embed="rId15">
+                      <a:extLst>
+                        <a:ext uri="{28A0092B-C50C-407E-A947-70E740481C1C}">
+                          <a14:useLocalDpi xmlns:a14="http://schemas.microsoft.com/office/drawing/2010/main" val="0"/>
+                        </a:ext>
+                      </a:extLst>
+                    </a:blip>
+                    <a:srcRect/>
+                    <a:stretch>
+                      <a:fillRect/>
+                    </a:stretch>
+                  </pic:blipFill>
+                  <pic:spPr bwMode="auto">
+                    <a:xfrm>
+                      <a:off x="0" y="0"/>
+                      <a:ext cx="5731510" cy="8091170"/>
+                    </a:xfrm>
+                    <a:prstGeom prst="rect">
+                      <a:avLst/>
+                    </a:prstGeom>
+                    <a:noFill/>
+                    <a:ln>
+                      <a:noFill/>
+                    </a:ln>
+                  </pic:spPr>
+                </pic:pic>
+              </a:graphicData>
+            </a:graphic>
+          </wp:inline>
+        </w:drawing>
+      </w:r>
+    </w:p>
+    <w:p>
+      <w:r>
+        <w:t>Biểu mẫu</w:t>
+      </w:r>
+    </w:p>
+    <w:p>
+      <w:r>
+        <w:t xml:space="preserve"> </w:t>
+      </w:r>
+    </w:p>
+    <w:p>
+      <w:r>
+        <w:rPr>
+          <w:b/>
+          <w:bCs/>
+        </w:rPr>
+        <w:lastRenderedPageBreak/>
+        <w:t>CỘNG HÒA XÃ HỘI CHỦ NGHĨA VIỆT NAM</w:t>
+      </w:r>
+    </w:p>
+    <w:p>
+      <w:r>
+        <w:rPr>
+          <w:b/>
+          <w:bCs/>
+        </w:rPr>
+        <w:t>Độc lập - Tự do - Hạnh phúc</w:t>
+      </w:r>
+    </w:p>
+    <w:p>
+      <w:r>
+        <w:rPr>
+          <w:b/>
+          <w:bCs/>
+        </w:rPr>
+        <w:t>              </w:t>
+      </w:r>
+      <w:r>
+        <w:rPr>
+          <w:b/>
+          <w:bCs/>
+        </w:rPr>
+        <w:tab/>
+      </w:r>
+    </w:p>
+    <w:p>
+      <w:r>
+        <w:rPr>
+          <w:b/>
+          <w:bCs/>
+        </w:rPr>
+        <w:t>TỜ KHAI ĐĂNG KÝ KHAI SINH </w:t>
+      </w:r>
+    </w:p>
+    <w:p>
+      <w:r>
+        <w:rPr>
+          <w:b/>
+          <w:bCs/>
+        </w:rPr>
+        <w:t>Kính gửi:</w:t>
+      </w:r>
+      <w:r>
+        <w:t xml:space="preserve"> (1) ...................................................................................................................</w:t>
+      </w:r>
+    </w:p>
+    <w:p>
+      <w:r>
+        <w:rPr>
+          <w:b/>
+          <w:bCs/>
+        </w:rPr>
+        <w:t>Họ, chữ đệm, tên người yêu cầu:</w:t>
+      </w:r>
+      <w:r>
+        <w:t xml:space="preserve"> ..................................................................................</w:t>
+      </w:r>
+    </w:p>
+    <w:p>
+      <w:r>
+        <w:rPr>
+          <w:b/>
+          <w:bCs/>
+        </w:rPr>
+        <w:t>Ngày, tháng, năm sinh:</w:t>
+      </w:r>
+      <w:r>
+        <w:t xml:space="preserve"> ..................................................................................................</w:t>
+      </w:r>
+    </w:p>
+    <w:p>
+      <w:r>
+        <w:rPr>
+          <w:b/>
+          <w:bCs/>
+        </w:rPr>
+        <w:t>Nơi cư trú:</w:t>
+      </w:r>
+      <w:r>
+        <w:t xml:space="preserve"> (2) .................................................................................................................</w:t>
+      </w:r>
+    </w:p>
+    <w:p>
+      <w:r>
+        <w:t>..........................................................................................................................................</w:t>
+      </w:r>
+    </w:p>
+    <w:p>
+      <w:r>
+        <w:rPr>
+          <w:b/>
+          <w:bCs/>
+        </w:rPr>
+        <w:t>Giấy tờ tùy thân:</w:t>
+      </w:r>
+      <w:r>
+        <w:t xml:space="preserve"> (3) ......................................................................................................</w:t>
+      </w:r>
+    </w:p>
+    <w:p>
+      <w:r>
+        <w:t>..........................................................................................................................................</w:t>
+      </w:r>
+    </w:p>
+    <w:p>
+      <w:r>
+        <w:rPr>
+          <w:b/>
+          <w:bCs/>
+        </w:rPr>
+        <w:t>Quan hệ với người được khai sinh:</w:t>
+      </w:r>
+      <w:r>
+        <w:t xml:space="preserve"> ..............................................................................</w:t>
+      </w:r>
+    </w:p>
+    <w:p>
+      <w:r>
+        <w:rPr>
+          <w:b/>
+          <w:bCs/>
+        </w:rPr>
+        <w:t>Đề nghị cơ quan đăng ký khai sinh cho người dưới đây:</w:t>
+      </w:r>
+    </w:p>
+    <w:p>
+      <w:pPr>
+        <w:numPr>
+          <w:ilvl w:val="0"/>
+          <w:numId w:val="24"/>
+        </w:numPr>
+      </w:pPr>
+      <w:r>
+        <w:rPr>
+          <w:b/>
+          <w:bCs/>
+        </w:rPr>
+        <w:t>Họ, chữ đệm, tên:</w:t>
+      </w:r>
+      <w:r>
+        <w:t xml:space="preserve"> ................................................................................................</w:t>
+      </w:r>
+    </w:p>
+    <w:p>
+      <w:pPr>
+        <w:numPr>
+          <w:ilvl w:val="0"/>
+          <w:numId w:val="24"/>
+        </w:numPr>
+      </w:pPr>
+      <w:r>
+        <w:rPr>
+          <w:b/>
+          <w:bCs/>
+        </w:rPr>
+        <w:t>Ngày, tháng, năm sinh:</w:t>
+      </w:r>
+      <w:r>
+        <w:t xml:space="preserve"> ............................................ ghi bằng chữ: ...................</w:t>
+      </w:r>
+    </w:p>
+    <w:p>
+      <w:r>
+        <w:t>..........................................................................................................................................</w:t>
+      </w:r>
+    </w:p>
+    <w:p>
+      <w:pPr>
+        <w:numPr>
+          <w:ilvl w:val="0"/>
+          <w:numId w:val="25"/>
+        </w:numPr>
+      </w:pPr>
+      <w:r>
+        <w:rPr>
+          <w:b/>
+          <w:bCs/>
+        </w:rPr>
+        <w:t>Giới tính:</w:t>
+      </w:r>
+      <w:r>
+        <w:t xml:space="preserve"> ......................... </w:t>
+      </w:r>
+      <w:r>
+        <w:rPr>
+          <w:b/>
+          <w:bCs/>
+        </w:rPr>
+        <w:t>Dân tộc:</w:t>
+      </w:r>
+      <w:r>
+        <w:t xml:space="preserve"> .......................... </w:t>
+      </w:r>
+      <w:r>
+        <w:rPr>
+          <w:b/>
+          <w:bCs/>
+        </w:rPr>
+        <w:t>Quốc tịch:</w:t>
+      </w:r>
+      <w:r>
+        <w:t xml:space="preserve"> ......................</w:t>
+      </w:r>
+    </w:p>
+    <w:p>
+      <w:pPr>
+        <w:numPr>
+          <w:ilvl w:val="0"/>
+          <w:numId w:val="25"/>
+        </w:numPr>
+      </w:pPr>
+      <w:r>
+        <w:rPr>
+          <w:b/>
+          <w:bCs/>
+        </w:rPr>
+        <w:t>Nơi sinh:</w:t>
+      </w:r>
+      <w:r>
+        <w:t xml:space="preserve"> (4) ...............................................................................................................................</w:t>
+      </w:r>
+    </w:p>
+    <w:p>
+      <w:r>
+        <w:t>..........................................................................................................................................</w:t>
+      </w:r>
+    </w:p>
+    <w:p>
+      <w:pPr>
+        <w:numPr>
+          <w:ilvl w:val="0"/>
+          <w:numId w:val="26"/>
+        </w:numPr>
+      </w:pPr>
+      <w:r>
+        <w:rPr>
+          <w:b/>
+          <w:bCs/>
+        </w:rPr>
+        <w:t>Quê quán:</w:t>
+      </w:r>
+      <w:r>
+        <w:t xml:space="preserve"> ...............................................................................................................................</w:t>
+      </w:r>
+    </w:p>
+    <w:p>
+      <w:r>
+        <w:rPr>
+          <w:b/>
+          <w:bCs/>
+        </w:rPr>
+        <w:t>THÔNG TIN CHA, MẸ</w:t>
+      </w:r>
+    </w:p>
+    <w:p>
+      <w:pPr>
+        <w:numPr>
+          <w:ilvl w:val="0"/>
+          <w:numId w:val="27"/>
+        </w:numPr>
+      </w:pPr>
+      <w:r>
+        <w:rPr>
+          <w:b/>
+          <w:bCs/>
+        </w:rPr>
+        <w:t>Họ, chữ đệm, tên người mẹ:</w:t>
+      </w:r>
+      <w:r>
+        <w:t xml:space="preserve"> ..............................................................................</w:t>
+      </w:r>
+      <w:r>
+        <w:t>.</w:t>
+      </w:r>
+    </w:p>
+    <w:p>
+      <w:pPr>
+        <w:numPr>
+          <w:ilvl w:val="1"/>
+          <w:numId w:val="27"/>
+        </w:numPr>
+      </w:pPr>
+      <w:r>
+        <w:rPr>
+          <w:b/>
+          <w:bCs/>
+        </w:rPr>
+        <w:t>Năm sinh:</w:t>
+      </w:r>
+      <w:r>
+        <w:t xml:space="preserve"> (5) ................. </w:t>
+      </w:r>
+      <w:r>
+        <w:rPr>
+          <w:b/>
+          <w:bCs/>
+        </w:rPr>
+        <w:t>Dân tộc:</w:t>
+      </w:r>
+      <w:r>
+        <w:t xml:space="preserve"> (2) ..................</w:t>
+      </w:r>
+      <w:r>
+        <w:rPr>
+          <w:b/>
+          <w:bCs/>
+        </w:rPr>
+        <w:t>Quốc tịch:</w:t>
+      </w:r>
+      <w:r>
+        <w:t xml:space="preserve"> (2) ....</w:t>
+      </w:r>
+      <w:r>
+        <w:t>......</w:t>
+      </w:r>
+    </w:p>
+    <w:p>
+      <w:pPr>
+        <w:numPr>
+          <w:ilvl w:val="1"/>
+          <w:numId w:val="27"/>
+        </w:numPr>
+      </w:pPr>
+      <w:r>
+        <w:rPr>
+          <w:b/>
+          <w:bCs/>
+        </w:rPr>
+        <w:t>Nơi cư trú:</w:t>
+      </w:r>
+      <w:r>
+        <w:t xml:space="preserve"> (2) .........................................................................................</w:t>
+      </w:r>
+      <w:r>
+        <w:t>.</w:t>
+      </w:r>
+    </w:p>
+    <w:p>
+      <w:r>
+        <w:lastRenderedPageBreak/>
+        <w:t>.........................................................................................................................................</w:t>
+      </w:r>
+    </w:p>
+    <w:p>
+      <w:pPr>
+        <w:numPr>
+          <w:ilvl w:val="0"/>
+          <w:numId w:val="28"/>
+        </w:numPr>
+      </w:pPr>
+      <w:r>
+        <w:rPr>
+          <w:b/>
+          <w:bCs/>
+        </w:rPr>
+        <w:t>Giấy tờ tùy thân:</w:t>
+      </w:r>
+      <w:r>
+        <w:t xml:space="preserve"> (3) ...........................................................................................</w:t>
+      </w:r>
+    </w:p>
+    <w:p>
+      <w:pPr>
+        <w:numPr>
+          <w:ilvl w:val="0"/>
+          <w:numId w:val="29"/>
+        </w:numPr>
+      </w:pPr>
+      <w:r>
+        <w:rPr>
+          <w:b/>
+          <w:bCs/>
+        </w:rPr>
+        <w:t>Họ, chữ đệm, tên người cha:</w:t>
+      </w:r>
+      <w:r>
+        <w:t xml:space="preserve"> ..............................................................................</w:t>
+      </w:r>
+    </w:p>
+    <w:p>
+      <w:pPr>
+        <w:numPr>
+          <w:ilvl w:val="1"/>
+          <w:numId w:val="29"/>
+        </w:numPr>
+      </w:pPr>
+      <w:r>
+        <w:rPr>
+          <w:b/>
+          <w:bCs/>
+        </w:rPr>
+        <w:t>Năm sinh:</w:t>
+      </w:r>
+      <w:r>
+        <w:t xml:space="preserve"> (5) ................ </w:t>
+      </w:r>
+      <w:r>
+        <w:rPr>
+          <w:b/>
+          <w:bCs/>
+        </w:rPr>
+        <w:t>Dân tộc:</w:t>
+      </w:r>
+      <w:r>
+        <w:t xml:space="preserve"> (2) ............... </w:t>
+      </w:r>
+      <w:r>
+        <w:rPr>
+          <w:b/>
+          <w:bCs/>
+        </w:rPr>
+        <w:t>Quốc tịch:</w:t>
+      </w:r>
+      <w:r>
+        <w:t xml:space="preserve"> (2) ....</w:t>
+      </w:r>
+      <w:r>
+        <w:t>.........</w:t>
+      </w:r>
+    </w:p>
+    <w:p>
+      <w:pPr>
+        <w:numPr>
+          <w:ilvl w:val="1"/>
+          <w:numId w:val="29"/>
+        </w:numPr>
+      </w:pPr>
+      <w:r>
+        <w:rPr>
+          <w:b/>
+          <w:bCs/>
+        </w:rPr>
+        <w:t>Nơi cư trú:</w:t>
+      </w:r>
+      <w:r>
+        <w:t xml:space="preserve"> (2) ......................................................................................</w:t>
+      </w:r>
+      <w:r>
+        <w:t>....</w:t>
+      </w:r>
+    </w:p>
+    <w:p>
+      <w:r>
+        <w:t>..........................................................................................................................................</w:t>
+      </w:r>
+    </w:p>
+    <w:p>
+      <w:pPr>
+        <w:numPr>
+          <w:ilvl w:val="0"/>
+          <w:numId w:val="30"/>
+        </w:numPr>
+      </w:pPr>
+      <w:r>
+        <w:rPr>
+          <w:b/>
+          <w:bCs/>
+        </w:rPr>
+        <w:t>Giấy tờ tùy thân:</w:t>
+      </w:r>
+      <w:r>
+        <w:t xml:space="preserve"> (3) .........................................................................................</w:t>
+      </w:r>
+      <w:r>
+        <w:t>..</w:t>
+      </w:r>
+    </w:p>
+    <w:p>
+      <w:pPr>
+        <w:numPr>
+          <w:ilvl w:val="0"/>
+          <w:numId w:val="31"/>
+        </w:numPr>
+      </w:pPr>
+      <w:r>
+        <w:rPr>
+          <w:b/>
+          <w:bCs/>
+        </w:rPr>
+        <w:t>Thông tin về Giấy chứng nhận kết hôn của cha, mẹ trẻ</w:t>
+      </w:r>
+      <w:r>
+        <w:t xml:space="preserve"> </w:t>
+      </w:r>
+      <w:r>
+        <w:rPr>
+          <w:i/>
+          <w:iCs/>
+        </w:rPr>
+        <w:t>(nếu cha, mẹ trẻ đã ĐKKH)</w:t>
+      </w:r>
+      <w:r>
+        <w:t>:</w:t>
+      </w:r>
+    </w:p>
+    <w:p>
+      <w:r>
+        <w:t>Số: ..............., Quyển số: .............., đăng ký ngày ........ tháng ........ năm ......... tại ...</w:t>
+      </w:r>
+      <w:r>
+        <w:t>...</w:t>
+      </w:r>
+    </w:p>
+    <w:p>
+      <w:r>
+        <w:rPr>
+          <w:b/>
+          <w:bCs/>
+        </w:rPr>
+        <w:t>CAM ĐOAN &amp; ĐỀ NGHỊ CẤP BẢN SAO</w:t>
+      </w:r>
+    </w:p>
+    <w:p>
+      <w:r>
+        <w:t>Tôi cam đoan nội dung đề nghị đăng ký khai sinh trên đây là đúng sự thật, được sự thỏa thuận nhất trí của các bên liên quan theo quy định pháp luật.</w:t>
+      </w:r>
+    </w:p>
+    <w:p>
+      <w:r>
+        <w:t>Tôi chịu hoàn toàn trách nhiệm trước pháp luật về nội dung cam đoan của mình.</w:t>
+      </w:r>
+    </w:p>
+    <w:p>
+      <w:r>
+        <w:rPr>
+          <w:b/>
+          <w:bCs/>
+        </w:rPr>
+        <w:t>Chú thích:</w:t>
+      </w:r>
+    </w:p>
+    <w:p>
+      <w:pPr>
+        <w:numPr>
+          <w:ilvl w:val="0"/>
+          <w:numId w:val="32"/>
+        </w:numPr>
+      </w:pPr>
+      <w:r>
+        <w:rPr>
+          <w:b/>
+          <w:bCs/>
+        </w:rPr>
+        <w:t>(1)</w:t>
+      </w:r>
+      <w:r>
+        <w:t xml:space="preserve"> Ghi rõ tên cơ quan đăng ký khai sinh.</w:t>
+      </w:r>
+    </w:p>
+    <w:p>
+      <w:pPr>
+        <w:numPr>
+          <w:ilvl w:val="0"/>
+          <w:numId w:val="32"/>
+        </w:numPr>
+      </w:pPr>
+      <w:r>
+        <w:rPr>
+          <w:b/>
+          <w:bCs/>
+        </w:rPr>
+        <w:t>(2)</w:t>
+      </w:r>
+      <w:r>
+        <w:t xml:space="preserve"> Chỉ ghi trong trường hợp người có yêu cầu đăng ký hộ tịch chưa có/không cung cấp số định danh cá nhân/căn cước công dân/thẻ căn cước/chứng minh nhân dân; không cung cấp đầy đủ thông tin ngày, tháng, năm sinh. Trường hợp phải cung cấp thông tin “Nơi cư trú” thì ghi theo nơi đăng ký thường trú; nếu không có nơi đăng ký thường trú thì ghi theo nơi đăng ký tạm trú; trường hợp không có nơi đăng ký thường trú và nơi đăng ký tạm trú thì ghi theo nơi ở hiện tại.</w:t>
+      </w:r>
+    </w:p>
+    <w:p>
+      <w:pPr>
+        <w:numPr>
+          <w:ilvl w:val="0"/>
+          <w:numId w:val="32"/>
+        </w:numPr>
+      </w:pPr>
+      <w:r>
+        <w:rPr>
+          <w:b/>
+          <w:bCs/>
+        </w:rPr>
+        <w:t>(3)</w:t>
+      </w:r>
+      <w:r>
+        <w:t xml:space="preserve"> Ghi số định danh cá nhân/căn cước công dân/thẻ căn cước (Ví dụ: </w:t>
+      </w:r>
+      <w:r>
+        <w:rPr>
+          <w:i/>
+          <w:iCs/>
+        </w:rPr>
+        <w:t>Căn cước công dân số 025188001010 do Cục Cảnh sát QLHC về TTXH cấp ngày 20/11/2021</w:t>
+      </w:r>
+      <w:r>
+        <w:t>). Trường hợp không có số định danh cá nhân/căn cước công dân/thẻ căn cước thì ghi giấy tờ hợp lệ thay thế (hộ chiếu, chứng minh nhân dân,...).</w:t>
+      </w:r>
+    </w:p>
+    <w:p>
+      <w:pPr>
+        <w:numPr>
+          <w:ilvl w:val="0"/>
+          <w:numId w:val="32"/>
+        </w:numPr>
+      </w:pPr>
+      <w:r>
+        <w:rPr>
+          <w:b/>
+          <w:bCs/>
+        </w:rPr>
+        <w:t>(4)</w:t>
+      </w:r>
+      <w:r>
+        <w:t xml:space="preserve"> Trường hợp sinh tại cơ sở y tế thì ghi rõ tên cơ sở y tế và địa chỉ trụ sở cơ sở y tế đó. </w:t>
+      </w:r>
+      <w:r>
+        <w:rPr>
+          <w:i/>
+          <w:iCs/>
+        </w:rPr>
+        <w:t>(Ví dụ: Bệnh viện Phụ sản Hà Nội, đường La Thành, phường Ngọc Khánh, quận Ba Đình, Hà Nội)</w:t>
+      </w:r>
+      <w:r>
+        <w:t xml:space="preserve">. Trường hợp sinh ra ngoài cơ sở y tế thì ghi địa </w:t>
+      </w:r>
+      <w:r>
+        <w:lastRenderedPageBreak/>
+        <w:t xml:space="preserve">danh của 03 cấp hành chính (xã, huyện, tỉnh), nơi sinh ra. </w:t>
+      </w:r>
+      <w:r>
+        <w:rPr>
+          <w:i/>
+          <w:iCs/>
+        </w:rPr>
+        <w:t>(Ví dụ: xã Đình Bảng, huyện Từ Sơn, tỉnh Bắc Ninh)</w:t>
+      </w:r>
+      <w:r>
+        <w:t>.</w:t>
+      </w:r>
+    </w:p>
+    <w:p>
+      <w:pPr>
+        <w:numPr>
+          <w:ilvl w:val="0"/>
+          <w:numId w:val="32"/>
+        </w:numPr>
+      </w:pPr>
+      <w:r>
+        <w:rPr>
+          <w:b/>
+          <w:bCs/>
+        </w:rPr>
+        <w:t>(5)</w:t>
+      </w:r>
+      <w:r>
+        <w:t xml:space="preserve"> Ghi đầy đủ ngày, tháng sinh của cha, mẹ (nếu có).</w:t>
+      </w:r>
+    </w:p>
+    <w:p>
+      <w:pPr>
+        <w:numPr>
+          <w:ilvl w:val="0"/>
+          <w:numId w:val="32"/>
+        </w:numPr>
+      </w:pPr>
+      <w:r>
+        <w:rPr>
+          <w:b/>
+          <w:bCs/>
+        </w:rPr>
+        <w:t>(6)</w:t>
+      </w:r>
+      <w:r>
+        <w:t xml:space="preserve"> Đánh dấu X vào ô nếu có yêu cầu cấp bản sao và ghi rõ số lượng.</w:t>
+      </w:r>
+    </w:p>
+    <w:p>
+      <w:pPr>
         <w:pStyle w:val="Heading3"/>
       </w:pPr>
       <w:bookmarkStart w:id="25" w:name="_Toc236231654"/>
@@ -6472,7 +11124,7 @@
         </w:numPr>
         <w:jc w:val="both"/>
       </w:pPr>
-      <w:hyperlink r:id="rId14" w:anchor="ID0EBBF=Getting_started" w:history="1">
+      <w:hyperlink r:id="rId16" w:anchor="ID0EBBF=Getting_started" w:history="1">
         <w:r>
           <w:rPr>
             <w:rStyle w:val="Hyperlink"/>
@@ -6546,8 +11198,8 @@
     <w:p/>
     <w:p/>
     <w:sectPr>
-      <w:headerReference w:type="default" r:id="rId15"/>
-      <w:footerReference w:type="default" r:id="rId16"/>
+      <w:headerReference w:type="default" r:id="rId17"/>
+      <w:footerReference w:type="default" r:id="rId18"/>
       <w:pgSz w:w="11906" w:h="16838" w:code="9"/>
       <w:pgMar w:top="1440" w:right="1440" w:bottom="1440" w:left="1440" w:header="720" w:footer="720" w:gutter="0"/>
       <w:pgBorders w:display="firstPage" w:offsetFrom="page">
@@ -6735,6 +11387,155 @@
 <file path=word/numbering.xml><?xml version="1.0" encoding="utf-8"?>
 <w:numbering xmlns:wpc="http://schemas.microsoft.com/office/word/2010/wordprocessingCanvas" xmlns:cx="http://schemas.microsoft.com/office/drawing/2014/chartex" xmlns:cx1="http://schemas.microsoft.com/office/drawing/2015/9/8/chartex" xmlns:cx2="http://schemas.microsoft.com/office/drawing/2015/10/21/chartex" xmlns:cx3="http://schemas.microsoft.com/office/drawing/2016/5/9/chartex" xmlns:cx4="http://schemas.microsoft.com/office/drawing/2016/5/10/chartex" xmlns:cx5="http://schemas.microsoft.com/office/drawing/2016/5/11/chartex" xmlns:cx6="http://schemas.microsoft.com/office/drawing/2016/5/12/chartex" xmlns:cx7="http://schemas.microsoft.com/office/drawing/2016/5/13/chartex" xmlns:cx8="http://schemas.microsoft.com/office/drawing/2016/5/14/chartex" xmlns:mc="http://schemas.openxmlformats.org/markup-compatibility/2006" xmlns:aink="http://schemas.microsoft.com/office/drawing/2016/ink" xmlns:am3d="http://schemas.microsoft.com/office/drawing/2017/model3d" xmlns:o="urn:schemas-microsoft-com:office:office" xmlns:oel="http://schemas.microsoft.com/office/2019/extlst" xmlns:r="http://schemas.openxmlformats.org/officeDocument/2006/relationships" xmlns:m="http://schemas.openxmlformats.org/officeDocument/2006/math" xmlns:v="urn:schemas-microsoft-com:vml" xmlns:wp14="http://schemas.microsoft.com/office/word/2010/wordprocessingDrawing" xmlns:wp="http://schemas.openxmlformats.org/drawingml/2006/wordprocessingDrawing" xmlns:w10="urn:schemas-microsoft-com:office:word" xmlns:w="http://schemas.openxmlformats.org/wordprocessingml/2006/main" xmlns:w14="http://schemas.microsoft.com/office/word/2010/wordml" xmlns:w15="http://schemas.microsoft.com/office/word/2012/wordml" xmlns:w16cei="http://schemas.microsoft.com/office/word/2026/wordml/cei" xmlns:w16cex="http://schemas.microsoft.com/office/word/2018/wordml/cex" xmlns:w16cid="http://schemas.microsoft.com/office/word/2016/wordml/cid" xmlns:w16="http://schemas.microsoft.com/office/word/2018/wordml" xmlns:w16du="http://schemas.microsoft.com/office/word/2023/wordml/word16du" xmlns:w16sdtdh="http://schemas.microsoft.com/office/word/2020/wordml/sdtdatahash" xmlns:w16sdtfl="http://schemas.microsoft.com/office/word/2024/wordml/sdtformatlock" xmlns:w16se="http://schemas.microsoft.com/office/word/2015/wordml/symex" xmlns:wpg="http://schemas.microsoft.com/office/word/2010/wordprocessingGroup" xmlns:wpi="http://schemas.microsoft.com/office/word/2010/wordprocessingInk" xmlns:wne="http://schemas.microsoft.com/office/word/2006/wordml" xmlns:wps="http://schemas.microsoft.com/office/word/2010/wordprocessingShape" mc:Ignorable="w14 w15 w16se w16cid w16 w16cex w16sdtdh w16sdtfl w16du wp14">
   <w:abstractNum w:abstractNumId="0" w15:restartNumberingAfterBreak="0">
+    <w:nsid w:val="04C2390E"/>
+    <w:multiLevelType w:val="multilevel"/>
+    <w:tmpl w:val="FAEE0176"/>
+    <w:lvl w:ilvl="0">
+      <w:start w:val="1"/>
+      <w:numFmt w:val="bullet"/>
+      <w:lvlText w:val=""/>
+      <w:lvlJc w:val="left"/>
+      <w:pPr>
+        <w:tabs>
+          <w:tab w:val="num" w:pos="720"/>
+        </w:tabs>
+        <w:ind w:left="720" w:hanging="360"/>
+      </w:pPr>
+      <w:rPr>
+        <w:rFonts w:ascii="Symbol" w:hAnsi="Symbol" w:hint="default"/>
+        <w:sz w:val="20"/>
+      </w:rPr>
+    </w:lvl>
+    <w:lvl w:ilvl="1" w:tentative="1">
+      <w:start w:val="1"/>
+      <w:numFmt w:val="bullet"/>
+      <w:lvlText w:val="o"/>
+      <w:lvlJc w:val="left"/>
+      <w:pPr>
+        <w:tabs>
+          <w:tab w:val="num" w:pos="1440"/>
+        </w:tabs>
+        <w:ind w:left="1440" w:hanging="360"/>
+      </w:pPr>
+      <w:rPr>
+        <w:rFonts w:ascii="Courier New" w:hAnsi="Courier New" w:hint="default"/>
+        <w:sz w:val="20"/>
+      </w:rPr>
+    </w:lvl>
+    <w:lvl w:ilvl="2" w:tentative="1">
+      <w:start w:val="1"/>
+      <w:numFmt w:val="bullet"/>
+      <w:lvlText w:val=""/>
+      <w:lvlJc w:val="left"/>
+      <w:pPr>
+        <w:tabs>
+          <w:tab w:val="num" w:pos="2160"/>
+        </w:tabs>
+        <w:ind w:left="2160" w:hanging="360"/>
+      </w:pPr>
+      <w:rPr>
+        <w:rFonts w:ascii="Wingdings" w:hAnsi="Wingdings" w:hint="default"/>
+        <w:sz w:val="20"/>
+      </w:rPr>
+    </w:lvl>
+    <w:lvl w:ilvl="3" w:tentative="1">
+      <w:start w:val="1"/>
+      <w:numFmt w:val="bullet"/>
+      <w:lvlText w:val=""/>
+      <w:lvlJc w:val="left"/>
+      <w:pPr>
+        <w:tabs>
+          <w:tab w:val="num" w:pos="2880"/>
+        </w:tabs>
+        <w:ind w:left="2880" w:hanging="360"/>
+      </w:pPr>
+      <w:rPr>
+        <w:rFonts w:ascii="Wingdings" w:hAnsi="Wingdings" w:hint="default"/>
+        <w:sz w:val="20"/>
+      </w:rPr>
+    </w:lvl>
+    <w:lvl w:ilvl="4" w:tentative="1">
+      <w:start w:val="1"/>
+      <w:numFmt w:val="bullet"/>
+      <w:lvlText w:val=""/>
+      <w:lvlJc w:val="left"/>
+      <w:pPr>
+        <w:tabs>
+          <w:tab w:val="num" w:pos="3600"/>
+        </w:tabs>
+        <w:ind w:left="3600" w:hanging="360"/>
+      </w:pPr>
+      <w:rPr>
+        <w:rFonts w:ascii="Wingdings" w:hAnsi="Wingdings" w:hint="default"/>
+        <w:sz w:val="20"/>
+      </w:rPr>
+    </w:lvl>
+    <w:lvl w:ilvl="5" w:tentative="1">
+      <w:start w:val="1"/>
+      <w:numFmt w:val="bullet"/>
+      <w:lvlText w:val=""/>
+      <w:lvlJc w:val="left"/>
+      <w:pPr>
+        <w:tabs>
+          <w:tab w:val="num" w:pos="4320"/>
+        </w:tabs>
+        <w:ind w:left="4320" w:hanging="360"/>
+      </w:pPr>
+      <w:rPr>
+        <w:rFonts w:ascii="Wingdings" w:hAnsi="Wingdings" w:hint="default"/>
+        <w:sz w:val="20"/>
+      </w:rPr>
+    </w:lvl>
+    <w:lvl w:ilvl="6" w:tentative="1">
+      <w:start w:val="1"/>
+      <w:numFmt w:val="bullet"/>
+      <w:lvlText w:val=""/>
+      <w:lvlJc w:val="left"/>
+      <w:pPr>
+        <w:tabs>
+          <w:tab w:val="num" w:pos="5040"/>
+        </w:tabs>
+        <w:ind w:left="5040" w:hanging="360"/>
+      </w:pPr>
+      <w:rPr>
+        <w:rFonts w:ascii="Wingdings" w:hAnsi="Wingdings" w:hint="default"/>
+        <w:sz w:val="20"/>
+      </w:rPr>
+    </w:lvl>
+    <w:lvl w:ilvl="7" w:tentative="1">
+      <w:start w:val="1"/>
+      <w:numFmt w:val="bullet"/>
+      <w:lvlText w:val=""/>
+      <w:lvlJc w:val="left"/>
+      <w:pPr>
+        <w:tabs>
+          <w:tab w:val="num" w:pos="5760"/>
+        </w:tabs>
+        <w:ind w:left="5760" w:hanging="360"/>
+      </w:pPr>
+      <w:rPr>
+        <w:rFonts w:ascii="Wingdings" w:hAnsi="Wingdings" w:hint="default"/>
+        <w:sz w:val="20"/>
+      </w:rPr>
+    </w:lvl>
+    <w:lvl w:ilvl="8" w:tentative="1">
+      <w:start w:val="1"/>
+      <w:numFmt w:val="bullet"/>
+      <w:lvlText w:val=""/>
+      <w:lvlJc w:val="left"/>
+      <w:pPr>
+        <w:tabs>
+          <w:tab w:val="num" w:pos="6480"/>
+        </w:tabs>
+        <w:ind w:left="6480" w:hanging="360"/>
+      </w:pPr>
+      <w:rPr>
+        <w:rFonts w:ascii="Wingdings" w:hAnsi="Wingdings" w:hint="default"/>
+        <w:sz w:val="20"/>
+      </w:rPr>
+    </w:lvl>
+  </w:abstractNum>
+  <w:abstractNum w:abstractNumId="1" w15:restartNumberingAfterBreak="0">
     <w:nsid w:val="08943C16"/>
     <w:multiLevelType w:val="hybridMultilevel"/>
     <w:tmpl w:val="DCA09C3A"/>
@@ -6847,7 +11648,7 @@
       </w:rPr>
     </w:lvl>
   </w:abstractNum>
-  <w:abstractNum w:abstractNumId="1" w15:restartNumberingAfterBreak="0">
+  <w:abstractNum w:abstractNumId="2" w15:restartNumberingAfterBreak="0">
     <w:nsid w:val="09C16AAF"/>
     <w:multiLevelType w:val="hybridMultilevel"/>
     <w:tmpl w:val="42564248"/>
@@ -6960,7 +11761,7 @@
       </w:rPr>
     </w:lvl>
   </w:abstractNum>
-  <w:abstractNum w:abstractNumId="2" w15:restartNumberingAfterBreak="0">
+  <w:abstractNum w:abstractNumId="3" w15:restartNumberingAfterBreak="0">
     <w:nsid w:val="0ABA2525"/>
     <w:multiLevelType w:val="hybridMultilevel"/>
     <w:tmpl w:val="08227230"/>
@@ -7073,7 +11874,7 @@
       </w:rPr>
     </w:lvl>
   </w:abstractNum>
-  <w:abstractNum w:abstractNumId="3" w15:restartNumberingAfterBreak="0">
+  <w:abstractNum w:abstractNumId="4" w15:restartNumberingAfterBreak="0">
     <w:nsid w:val="10751836"/>
     <w:multiLevelType w:val="hybridMultilevel"/>
     <w:tmpl w:val="CDE6A5E2"/>
@@ -7186,7 +11987,7 @@
       </w:rPr>
     </w:lvl>
   </w:abstractNum>
-  <w:abstractNum w:abstractNumId="4" w15:restartNumberingAfterBreak="0">
+  <w:abstractNum w:abstractNumId="5" w15:restartNumberingAfterBreak="0">
     <w:nsid w:val="12435B25"/>
     <w:multiLevelType w:val="hybridMultilevel"/>
     <w:tmpl w:val="8C3407DE"/>
@@ -7299,7 +12100,7 @@
       </w:rPr>
     </w:lvl>
   </w:abstractNum>
-  <w:abstractNum w:abstractNumId="5" w15:restartNumberingAfterBreak="0">
+  <w:abstractNum w:abstractNumId="6" w15:restartNumberingAfterBreak="0">
     <w:nsid w:val="17734325"/>
     <w:multiLevelType w:val="hybridMultilevel"/>
     <w:tmpl w:val="1FD45FEA"/>
@@ -7388,7 +12189,305 @@
       </w:pPr>
     </w:lvl>
   </w:abstractNum>
-  <w:abstractNum w:abstractNumId="6" w15:restartNumberingAfterBreak="0">
+  <w:abstractNum w:abstractNumId="7" w15:restartNumberingAfterBreak="0">
+    <w:nsid w:val="18813747"/>
+    <w:multiLevelType w:val="multilevel"/>
+    <w:tmpl w:val="B3CE6EDA"/>
+    <w:lvl w:ilvl="0">
+      <w:start w:val="1"/>
+      <w:numFmt w:val="bullet"/>
+      <w:lvlText w:val=""/>
+      <w:lvlJc w:val="left"/>
+      <w:pPr>
+        <w:tabs>
+          <w:tab w:val="num" w:pos="720"/>
+        </w:tabs>
+        <w:ind w:left="720" w:hanging="360"/>
+      </w:pPr>
+      <w:rPr>
+        <w:rFonts w:ascii="Symbol" w:hAnsi="Symbol" w:hint="default"/>
+        <w:sz w:val="20"/>
+      </w:rPr>
+    </w:lvl>
+    <w:lvl w:ilvl="1" w:tentative="1">
+      <w:start w:val="1"/>
+      <w:numFmt w:val="bullet"/>
+      <w:lvlText w:val="o"/>
+      <w:lvlJc w:val="left"/>
+      <w:pPr>
+        <w:tabs>
+          <w:tab w:val="num" w:pos="1440"/>
+        </w:tabs>
+        <w:ind w:left="1440" w:hanging="360"/>
+      </w:pPr>
+      <w:rPr>
+        <w:rFonts w:ascii="Courier New" w:hAnsi="Courier New" w:hint="default"/>
+        <w:sz w:val="20"/>
+      </w:rPr>
+    </w:lvl>
+    <w:lvl w:ilvl="2" w:tentative="1">
+      <w:start w:val="1"/>
+      <w:numFmt w:val="bullet"/>
+      <w:lvlText w:val=""/>
+      <w:lvlJc w:val="left"/>
+      <w:pPr>
+        <w:tabs>
+          <w:tab w:val="num" w:pos="2160"/>
+        </w:tabs>
+        <w:ind w:left="2160" w:hanging="360"/>
+      </w:pPr>
+      <w:rPr>
+        <w:rFonts w:ascii="Wingdings" w:hAnsi="Wingdings" w:hint="default"/>
+        <w:sz w:val="20"/>
+      </w:rPr>
+    </w:lvl>
+    <w:lvl w:ilvl="3" w:tentative="1">
+      <w:start w:val="1"/>
+      <w:numFmt w:val="bullet"/>
+      <w:lvlText w:val=""/>
+      <w:lvlJc w:val="left"/>
+      <w:pPr>
+        <w:tabs>
+          <w:tab w:val="num" w:pos="2880"/>
+        </w:tabs>
+        <w:ind w:left="2880" w:hanging="360"/>
+      </w:pPr>
+      <w:rPr>
+        <w:rFonts w:ascii="Wingdings" w:hAnsi="Wingdings" w:hint="default"/>
+        <w:sz w:val="20"/>
+      </w:rPr>
+    </w:lvl>
+    <w:lvl w:ilvl="4" w:tentative="1">
+      <w:start w:val="1"/>
+      <w:numFmt w:val="bullet"/>
+      <w:lvlText w:val=""/>
+      <w:lvlJc w:val="left"/>
+      <w:pPr>
+        <w:tabs>
+          <w:tab w:val="num" w:pos="3600"/>
+        </w:tabs>
+        <w:ind w:left="3600" w:hanging="360"/>
+      </w:pPr>
+      <w:rPr>
+        <w:rFonts w:ascii="Wingdings" w:hAnsi="Wingdings" w:hint="default"/>
+        <w:sz w:val="20"/>
+      </w:rPr>
+    </w:lvl>
+    <w:lvl w:ilvl="5" w:tentative="1">
+      <w:start w:val="1"/>
+      <w:numFmt w:val="bullet"/>
+      <w:lvlText w:val=""/>
+      <w:lvlJc w:val="left"/>
+      <w:pPr>
+        <w:tabs>
+          <w:tab w:val="num" w:pos="4320"/>
+        </w:tabs>
+        <w:ind w:left="4320" w:hanging="360"/>
+      </w:pPr>
+      <w:rPr>
+        <w:rFonts w:ascii="Wingdings" w:hAnsi="Wingdings" w:hint="default"/>
+        <w:sz w:val="20"/>
+      </w:rPr>
+    </w:lvl>
+    <w:lvl w:ilvl="6" w:tentative="1">
+      <w:start w:val="1"/>
+      <w:numFmt w:val="bullet"/>
+      <w:lvlText w:val=""/>
+      <w:lvlJc w:val="left"/>
+      <w:pPr>
+        <w:tabs>
+          <w:tab w:val="num" w:pos="5040"/>
+        </w:tabs>
+        <w:ind w:left="5040" w:hanging="360"/>
+      </w:pPr>
+      <w:rPr>
+        <w:rFonts w:ascii="Wingdings" w:hAnsi="Wingdings" w:hint="default"/>
+        <w:sz w:val="20"/>
+      </w:rPr>
+    </w:lvl>
+    <w:lvl w:ilvl="7" w:tentative="1">
+      <w:start w:val="1"/>
+      <w:numFmt w:val="bullet"/>
+      <w:lvlText w:val=""/>
+      <w:lvlJc w:val="left"/>
+      <w:pPr>
+        <w:tabs>
+          <w:tab w:val="num" w:pos="5760"/>
+        </w:tabs>
+        <w:ind w:left="5760" w:hanging="360"/>
+      </w:pPr>
+      <w:rPr>
+        <w:rFonts w:ascii="Wingdings" w:hAnsi="Wingdings" w:hint="default"/>
+        <w:sz w:val="20"/>
+      </w:rPr>
+    </w:lvl>
+    <w:lvl w:ilvl="8" w:tentative="1">
+      <w:start w:val="1"/>
+      <w:numFmt w:val="bullet"/>
+      <w:lvlText w:val=""/>
+      <w:lvlJc w:val="left"/>
+      <w:pPr>
+        <w:tabs>
+          <w:tab w:val="num" w:pos="6480"/>
+        </w:tabs>
+        <w:ind w:left="6480" w:hanging="360"/>
+      </w:pPr>
+      <w:rPr>
+        <w:rFonts w:ascii="Wingdings" w:hAnsi="Wingdings" w:hint="default"/>
+        <w:sz w:val="20"/>
+      </w:rPr>
+    </w:lvl>
+  </w:abstractNum>
+  <w:abstractNum w:abstractNumId="8" w15:restartNumberingAfterBreak="0">
+    <w:nsid w:val="1BD91C7B"/>
+    <w:multiLevelType w:val="multilevel"/>
+    <w:tmpl w:val="7FDE0622"/>
+    <w:lvl w:ilvl="0">
+      <w:start w:val="1"/>
+      <w:numFmt w:val="bullet"/>
+      <w:lvlText w:val=""/>
+      <w:lvlJc w:val="left"/>
+      <w:pPr>
+        <w:tabs>
+          <w:tab w:val="num" w:pos="720"/>
+        </w:tabs>
+        <w:ind w:left="720" w:hanging="360"/>
+      </w:pPr>
+      <w:rPr>
+        <w:rFonts w:ascii="Symbol" w:hAnsi="Symbol" w:hint="default"/>
+        <w:sz w:val="20"/>
+      </w:rPr>
+    </w:lvl>
+    <w:lvl w:ilvl="1">
+      <w:start w:val="1"/>
+      <w:numFmt w:val="bullet"/>
+      <w:lvlText w:val="o"/>
+      <w:lvlJc w:val="left"/>
+      <w:pPr>
+        <w:tabs>
+          <w:tab w:val="num" w:pos="1440"/>
+        </w:tabs>
+        <w:ind w:left="1440" w:hanging="360"/>
+      </w:pPr>
+      <w:rPr>
+        <w:rFonts w:ascii="Courier New" w:hAnsi="Courier New" w:hint="default"/>
+        <w:sz w:val="20"/>
+      </w:rPr>
+    </w:lvl>
+    <w:lvl w:ilvl="2" w:tentative="1">
+      <w:start w:val="1"/>
+      <w:numFmt w:val="bullet"/>
+      <w:lvlText w:val=""/>
+      <w:lvlJc w:val="left"/>
+      <w:pPr>
+        <w:tabs>
+          <w:tab w:val="num" w:pos="2160"/>
+        </w:tabs>
+        <w:ind w:left="2160" w:hanging="360"/>
+      </w:pPr>
+      <w:rPr>
+        <w:rFonts w:ascii="Wingdings" w:hAnsi="Wingdings" w:hint="default"/>
+        <w:sz w:val="20"/>
+      </w:rPr>
+    </w:lvl>
+    <w:lvl w:ilvl="3" w:tentative="1">
+      <w:start w:val="1"/>
+      <w:numFmt w:val="bullet"/>
+      <w:lvlText w:val=""/>
+      <w:lvlJc w:val="left"/>
+      <w:pPr>
+        <w:tabs>
+          <w:tab w:val="num" w:pos="2880"/>
+        </w:tabs>
+        <w:ind w:left="2880" w:hanging="360"/>
+      </w:pPr>
+      <w:rPr>
+        <w:rFonts w:ascii="Wingdings" w:hAnsi="Wingdings" w:hint="default"/>
+        <w:sz w:val="20"/>
+      </w:rPr>
+    </w:lvl>
+    <w:lvl w:ilvl="4" w:tentative="1">
+      <w:start w:val="1"/>
+      <w:numFmt w:val="bullet"/>
+      <w:lvlText w:val=""/>
+      <w:lvlJc w:val="left"/>
+      <w:pPr>
+        <w:tabs>
+          <w:tab w:val="num" w:pos="3600"/>
+        </w:tabs>
+        <w:ind w:left="3600" w:hanging="360"/>
+      </w:pPr>
+      <w:rPr>
+        <w:rFonts w:ascii="Wingdings" w:hAnsi="Wingdings" w:hint="default"/>
+        <w:sz w:val="20"/>
+      </w:rPr>
+    </w:lvl>
+    <w:lvl w:ilvl="5" w:tentative="1">
+      <w:start w:val="1"/>
+      <w:numFmt w:val="bullet"/>
+      <w:lvlText w:val=""/>
+      <w:lvlJc w:val="left"/>
+      <w:pPr>
+        <w:tabs>
+          <w:tab w:val="num" w:pos="4320"/>
+        </w:tabs>
+        <w:ind w:left="4320" w:hanging="360"/>
+      </w:pPr>
+      <w:rPr>
+        <w:rFonts w:ascii="Wingdings" w:hAnsi="Wingdings" w:hint="default"/>
+        <w:sz w:val="20"/>
+      </w:rPr>
+    </w:lvl>
+    <w:lvl w:ilvl="6" w:tentative="1">
+      <w:start w:val="1"/>
+      <w:numFmt w:val="bullet"/>
+      <w:lvlText w:val=""/>
+      <w:lvlJc w:val="left"/>
+      <w:pPr>
+        <w:tabs>
+          <w:tab w:val="num" w:pos="5040"/>
+        </w:tabs>
+        <w:ind w:left="5040" w:hanging="360"/>
+      </w:pPr>
+      <w:rPr>
+        <w:rFonts w:ascii="Wingdings" w:hAnsi="Wingdings" w:hint="default"/>
+        <w:sz w:val="20"/>
+      </w:rPr>
+    </w:lvl>
+    <w:lvl w:ilvl="7" w:tentative="1">
+      <w:start w:val="1"/>
+      <w:numFmt w:val="bullet"/>
+      <w:lvlText w:val=""/>
+      <w:lvlJc w:val="left"/>
+      <w:pPr>
+        <w:tabs>
+          <w:tab w:val="num" w:pos="5760"/>
+        </w:tabs>
+        <w:ind w:left="5760" w:hanging="360"/>
+      </w:pPr>
+      <w:rPr>
+        <w:rFonts w:ascii="Wingdings" w:hAnsi="Wingdings" w:hint="default"/>
+        <w:sz w:val="20"/>
+      </w:rPr>
+    </w:lvl>
+    <w:lvl w:ilvl="8" w:tentative="1">
+      <w:start w:val="1"/>
+      <w:numFmt w:val="bullet"/>
+      <w:lvlText w:val=""/>
+      <w:lvlJc w:val="left"/>
+      <w:pPr>
+        <w:tabs>
+          <w:tab w:val="num" w:pos="6480"/>
+        </w:tabs>
+        <w:ind w:left="6480" w:hanging="360"/>
+      </w:pPr>
+      <w:rPr>
+        <w:rFonts w:ascii="Wingdings" w:hAnsi="Wingdings" w:hint="default"/>
+        <w:sz w:val="20"/>
+      </w:rPr>
+    </w:lvl>
+  </w:abstractNum>
+  <w:abstractNum w:abstractNumId="9" w15:restartNumberingAfterBreak="0">
     <w:nsid w:val="302F25CC"/>
     <w:multiLevelType w:val="hybridMultilevel"/>
     <w:tmpl w:val="6712B04E"/>
@@ -7501,7 +12600,7 @@
       </w:rPr>
     </w:lvl>
   </w:abstractNum>
-  <w:abstractNum w:abstractNumId="7" w15:restartNumberingAfterBreak="0">
+  <w:abstractNum w:abstractNumId="10" w15:restartNumberingAfterBreak="0">
     <w:nsid w:val="3A78408F"/>
     <w:multiLevelType w:val="hybridMultilevel"/>
     <w:tmpl w:val="A2529C4C"/>
@@ -7614,7 +12713,156 @@
       </w:rPr>
     </w:lvl>
   </w:abstractNum>
-  <w:abstractNum w:abstractNumId="8" w15:restartNumberingAfterBreak="0">
+  <w:abstractNum w:abstractNumId="11" w15:restartNumberingAfterBreak="0">
+    <w:nsid w:val="3CE02929"/>
+    <w:multiLevelType w:val="multilevel"/>
+    <w:tmpl w:val="827E90EE"/>
+    <w:lvl w:ilvl="0">
+      <w:start w:val="1"/>
+      <w:numFmt w:val="bullet"/>
+      <w:lvlText w:val=""/>
+      <w:lvlJc w:val="left"/>
+      <w:pPr>
+        <w:tabs>
+          <w:tab w:val="num" w:pos="720"/>
+        </w:tabs>
+        <w:ind w:left="720" w:hanging="360"/>
+      </w:pPr>
+      <w:rPr>
+        <w:rFonts w:ascii="Symbol" w:hAnsi="Symbol" w:hint="default"/>
+        <w:sz w:val="20"/>
+      </w:rPr>
+    </w:lvl>
+    <w:lvl w:ilvl="1">
+      <w:start w:val="1"/>
+      <w:numFmt w:val="bullet"/>
+      <w:lvlText w:val="o"/>
+      <w:lvlJc w:val="left"/>
+      <w:pPr>
+        <w:tabs>
+          <w:tab w:val="num" w:pos="1440"/>
+        </w:tabs>
+        <w:ind w:left="1440" w:hanging="360"/>
+      </w:pPr>
+      <w:rPr>
+        <w:rFonts w:ascii="Courier New" w:hAnsi="Courier New" w:hint="default"/>
+        <w:sz w:val="20"/>
+      </w:rPr>
+    </w:lvl>
+    <w:lvl w:ilvl="2" w:tentative="1">
+      <w:start w:val="1"/>
+      <w:numFmt w:val="bullet"/>
+      <w:lvlText w:val=""/>
+      <w:lvlJc w:val="left"/>
+      <w:pPr>
+        <w:tabs>
+          <w:tab w:val="num" w:pos="2160"/>
+        </w:tabs>
+        <w:ind w:left="2160" w:hanging="360"/>
+      </w:pPr>
+      <w:rPr>
+        <w:rFonts w:ascii="Wingdings" w:hAnsi="Wingdings" w:hint="default"/>
+        <w:sz w:val="20"/>
+      </w:rPr>
+    </w:lvl>
+    <w:lvl w:ilvl="3" w:tentative="1">
+      <w:start w:val="1"/>
+      <w:numFmt w:val="bullet"/>
+      <w:lvlText w:val=""/>
+      <w:lvlJc w:val="left"/>
+      <w:pPr>
+        <w:tabs>
+          <w:tab w:val="num" w:pos="2880"/>
+        </w:tabs>
+        <w:ind w:left="2880" w:hanging="360"/>
+      </w:pPr>
+      <w:rPr>
+        <w:rFonts w:ascii="Wingdings" w:hAnsi="Wingdings" w:hint="default"/>
+        <w:sz w:val="20"/>
+      </w:rPr>
+    </w:lvl>
+    <w:lvl w:ilvl="4" w:tentative="1">
+      <w:start w:val="1"/>
+      <w:numFmt w:val="bullet"/>
+      <w:lvlText w:val=""/>
+      <w:lvlJc w:val="left"/>
+      <w:pPr>
+        <w:tabs>
+          <w:tab w:val="num" w:pos="3600"/>
+        </w:tabs>
+        <w:ind w:left="3600" w:hanging="360"/>
+      </w:pPr>
+      <w:rPr>
+        <w:rFonts w:ascii="Wingdings" w:hAnsi="Wingdings" w:hint="default"/>
+        <w:sz w:val="20"/>
+      </w:rPr>
+    </w:lvl>
+    <w:lvl w:ilvl="5" w:tentative="1">
+      <w:start w:val="1"/>
+      <w:numFmt w:val="bullet"/>
+      <w:lvlText w:val=""/>
+      <w:lvlJc w:val="left"/>
+      <w:pPr>
+        <w:tabs>
+          <w:tab w:val="num" w:pos="4320"/>
+        </w:tabs>
+        <w:ind w:left="4320" w:hanging="360"/>
+      </w:pPr>
+      <w:rPr>
+        <w:rFonts w:ascii="Wingdings" w:hAnsi="Wingdings" w:hint="default"/>
+        <w:sz w:val="20"/>
+      </w:rPr>
+    </w:lvl>
+    <w:lvl w:ilvl="6" w:tentative="1">
+      <w:start w:val="1"/>
+      <w:numFmt w:val="bullet"/>
+      <w:lvlText w:val=""/>
+      <w:lvlJc w:val="left"/>
+      <w:pPr>
+        <w:tabs>
+          <w:tab w:val="num" w:pos="5040"/>
+        </w:tabs>
+        <w:ind w:left="5040" w:hanging="360"/>
+      </w:pPr>
+      <w:rPr>
+        <w:rFonts w:ascii="Wingdings" w:hAnsi="Wingdings" w:hint="default"/>
+        <w:sz w:val="20"/>
+      </w:rPr>
+    </w:lvl>
+    <w:lvl w:ilvl="7" w:tentative="1">
+      <w:start w:val="1"/>
+      <w:numFmt w:val="bullet"/>
+      <w:lvlText w:val=""/>
+      <w:lvlJc w:val="left"/>
+      <w:pPr>
+        <w:tabs>
+          <w:tab w:val="num" w:pos="5760"/>
+        </w:tabs>
+        <w:ind w:left="5760" w:hanging="360"/>
+      </w:pPr>
+      <w:rPr>
+        <w:rFonts w:ascii="Wingdings" w:hAnsi="Wingdings" w:hint="default"/>
+        <w:sz w:val="20"/>
+      </w:rPr>
+    </w:lvl>
+    <w:lvl w:ilvl="8" w:tentative="1">
+      <w:start w:val="1"/>
+      <w:numFmt w:val="bullet"/>
+      <w:lvlText w:val=""/>
+      <w:lvlJc w:val="left"/>
+      <w:pPr>
+        <w:tabs>
+          <w:tab w:val="num" w:pos="6480"/>
+        </w:tabs>
+        <w:ind w:left="6480" w:hanging="360"/>
+      </w:pPr>
+      <w:rPr>
+        <w:rFonts w:ascii="Wingdings" w:hAnsi="Wingdings" w:hint="default"/>
+        <w:sz w:val="20"/>
+      </w:rPr>
+    </w:lvl>
+  </w:abstractNum>
+  <w:abstractNum w:abstractNumId="12" w15:restartNumberingAfterBreak="0">
     <w:nsid w:val="40D8608A"/>
     <w:multiLevelType w:val="hybridMultilevel"/>
     <w:tmpl w:val="979CD868"/>
@@ -7703,7 +12951,305 @@
       </w:pPr>
     </w:lvl>
   </w:abstractNum>
-  <w:abstractNum w:abstractNumId="9" w15:restartNumberingAfterBreak="0">
+  <w:abstractNum w:abstractNumId="13" w15:restartNumberingAfterBreak="0">
+    <w:nsid w:val="44512349"/>
+    <w:multiLevelType w:val="multilevel"/>
+    <w:tmpl w:val="A962BA02"/>
+    <w:lvl w:ilvl="0">
+      <w:start w:val="1"/>
+      <w:numFmt w:val="bullet"/>
+      <w:lvlText w:val=""/>
+      <w:lvlJc w:val="left"/>
+      <w:pPr>
+        <w:tabs>
+          <w:tab w:val="num" w:pos="720"/>
+        </w:tabs>
+        <w:ind w:left="720" w:hanging="360"/>
+      </w:pPr>
+      <w:rPr>
+        <w:rFonts w:ascii="Symbol" w:hAnsi="Symbol" w:hint="default"/>
+        <w:sz w:val="20"/>
+      </w:rPr>
+    </w:lvl>
+    <w:lvl w:ilvl="1" w:tentative="1">
+      <w:start w:val="1"/>
+      <w:numFmt w:val="bullet"/>
+      <w:lvlText w:val="o"/>
+      <w:lvlJc w:val="left"/>
+      <w:pPr>
+        <w:tabs>
+          <w:tab w:val="num" w:pos="1440"/>
+        </w:tabs>
+        <w:ind w:left="1440" w:hanging="360"/>
+      </w:pPr>
+      <w:rPr>
+        <w:rFonts w:ascii="Courier New" w:hAnsi="Courier New" w:hint="default"/>
+        <w:sz w:val="20"/>
+      </w:rPr>
+    </w:lvl>
+    <w:lvl w:ilvl="2" w:tentative="1">
+      <w:start w:val="1"/>
+      <w:numFmt w:val="bullet"/>
+      <w:lvlText w:val=""/>
+      <w:lvlJc w:val="left"/>
+      <w:pPr>
+        <w:tabs>
+          <w:tab w:val="num" w:pos="2160"/>
+        </w:tabs>
+        <w:ind w:left="2160" w:hanging="360"/>
+      </w:pPr>
+      <w:rPr>
+        <w:rFonts w:ascii="Wingdings" w:hAnsi="Wingdings" w:hint="default"/>
+        <w:sz w:val="20"/>
+      </w:rPr>
+    </w:lvl>
+    <w:lvl w:ilvl="3" w:tentative="1">
+      <w:start w:val="1"/>
+      <w:numFmt w:val="bullet"/>
+      <w:lvlText w:val=""/>
+      <w:lvlJc w:val="left"/>
+      <w:pPr>
+        <w:tabs>
+          <w:tab w:val="num" w:pos="2880"/>
+        </w:tabs>
+        <w:ind w:left="2880" w:hanging="360"/>
+      </w:pPr>
+      <w:rPr>
+        <w:rFonts w:ascii="Wingdings" w:hAnsi="Wingdings" w:hint="default"/>
+        <w:sz w:val="20"/>
+      </w:rPr>
+    </w:lvl>
+    <w:lvl w:ilvl="4" w:tentative="1">
+      <w:start w:val="1"/>
+      <w:numFmt w:val="bullet"/>
+      <w:lvlText w:val=""/>
+      <w:lvlJc w:val="left"/>
+      <w:pPr>
+        <w:tabs>
+          <w:tab w:val="num" w:pos="3600"/>
+        </w:tabs>
+        <w:ind w:left="3600" w:hanging="360"/>
+      </w:pPr>
+      <w:rPr>
+        <w:rFonts w:ascii="Wingdings" w:hAnsi="Wingdings" w:hint="default"/>
+        <w:sz w:val="20"/>
+      </w:rPr>
+    </w:lvl>
+    <w:lvl w:ilvl="5" w:tentative="1">
+      <w:start w:val="1"/>
+      <w:numFmt w:val="bullet"/>
+      <w:lvlText w:val=""/>
+      <w:lvlJc w:val="left"/>
+      <w:pPr>
+        <w:tabs>
+          <w:tab w:val="num" w:pos="4320"/>
+        </w:tabs>
+        <w:ind w:left="4320" w:hanging="360"/>
+      </w:pPr>
+      <w:rPr>
+        <w:rFonts w:ascii="Wingdings" w:hAnsi="Wingdings" w:hint="default"/>
+        <w:sz w:val="20"/>
+      </w:rPr>
+    </w:lvl>
+    <w:lvl w:ilvl="6" w:tentative="1">
+      <w:start w:val="1"/>
+      <w:numFmt w:val="bullet"/>
+      <w:lvlText w:val=""/>
+      <w:lvlJc w:val="left"/>
+      <w:pPr>
+        <w:tabs>
+          <w:tab w:val="num" w:pos="5040"/>
+        </w:tabs>
+        <w:ind w:left="5040" w:hanging="360"/>
+      </w:pPr>
+      <w:rPr>
+        <w:rFonts w:ascii="Wingdings" w:hAnsi="Wingdings" w:hint="default"/>
+        <w:sz w:val="20"/>
+      </w:rPr>
+    </w:lvl>
+    <w:lvl w:ilvl="7" w:tentative="1">
+      <w:start w:val="1"/>
+      <w:numFmt w:val="bullet"/>
+      <w:lvlText w:val=""/>
+      <w:lvlJc w:val="left"/>
+      <w:pPr>
+        <w:tabs>
+          <w:tab w:val="num" w:pos="5760"/>
+        </w:tabs>
+        <w:ind w:left="5760" w:hanging="360"/>
+      </w:pPr>
+      <w:rPr>
+        <w:rFonts w:ascii="Wingdings" w:hAnsi="Wingdings" w:hint="default"/>
+        <w:sz w:val="20"/>
+      </w:rPr>
+    </w:lvl>
+    <w:lvl w:ilvl="8" w:tentative="1">
+      <w:start w:val="1"/>
+      <w:numFmt w:val="bullet"/>
+      <w:lvlText w:val=""/>
+      <w:lvlJc w:val="left"/>
+      <w:pPr>
+        <w:tabs>
+          <w:tab w:val="num" w:pos="6480"/>
+        </w:tabs>
+        <w:ind w:left="6480" w:hanging="360"/>
+      </w:pPr>
+      <w:rPr>
+        <w:rFonts w:ascii="Wingdings" w:hAnsi="Wingdings" w:hint="default"/>
+        <w:sz w:val="20"/>
+      </w:rPr>
+    </w:lvl>
+  </w:abstractNum>
+  <w:abstractNum w:abstractNumId="14" w15:restartNumberingAfterBreak="0">
+    <w:nsid w:val="465867E1"/>
+    <w:multiLevelType w:val="multilevel"/>
+    <w:tmpl w:val="012653BC"/>
+    <w:lvl w:ilvl="0">
+      <w:start w:val="1"/>
+      <w:numFmt w:val="bullet"/>
+      <w:lvlText w:val=""/>
+      <w:lvlJc w:val="left"/>
+      <w:pPr>
+        <w:tabs>
+          <w:tab w:val="num" w:pos="720"/>
+        </w:tabs>
+        <w:ind w:left="720" w:hanging="360"/>
+      </w:pPr>
+      <w:rPr>
+        <w:rFonts w:ascii="Symbol" w:hAnsi="Symbol" w:hint="default"/>
+        <w:sz w:val="20"/>
+      </w:rPr>
+    </w:lvl>
+    <w:lvl w:ilvl="1" w:tentative="1">
+      <w:start w:val="1"/>
+      <w:numFmt w:val="bullet"/>
+      <w:lvlText w:val="o"/>
+      <w:lvlJc w:val="left"/>
+      <w:pPr>
+        <w:tabs>
+          <w:tab w:val="num" w:pos="1440"/>
+        </w:tabs>
+        <w:ind w:left="1440" w:hanging="360"/>
+      </w:pPr>
+      <w:rPr>
+        <w:rFonts w:ascii="Courier New" w:hAnsi="Courier New" w:hint="default"/>
+        <w:sz w:val="20"/>
+      </w:rPr>
+    </w:lvl>
+    <w:lvl w:ilvl="2" w:tentative="1">
+      <w:start w:val="1"/>
+      <w:numFmt w:val="bullet"/>
+      <w:lvlText w:val=""/>
+      <w:lvlJc w:val="left"/>
+      <w:pPr>
+        <w:tabs>
+          <w:tab w:val="num" w:pos="2160"/>
+        </w:tabs>
+        <w:ind w:left="2160" w:hanging="360"/>
+      </w:pPr>
+      <w:rPr>
+        <w:rFonts w:ascii="Wingdings" w:hAnsi="Wingdings" w:hint="default"/>
+        <w:sz w:val="20"/>
+      </w:rPr>
+    </w:lvl>
+    <w:lvl w:ilvl="3" w:tentative="1">
+      <w:start w:val="1"/>
+      <w:numFmt w:val="bullet"/>
+      <w:lvlText w:val=""/>
+      <w:lvlJc w:val="left"/>
+      <w:pPr>
+        <w:tabs>
+          <w:tab w:val="num" w:pos="2880"/>
+        </w:tabs>
+        <w:ind w:left="2880" w:hanging="360"/>
+      </w:pPr>
+      <w:rPr>
+        <w:rFonts w:ascii="Wingdings" w:hAnsi="Wingdings" w:hint="default"/>
+        <w:sz w:val="20"/>
+      </w:rPr>
+    </w:lvl>
+    <w:lvl w:ilvl="4" w:tentative="1">
+      <w:start w:val="1"/>
+      <w:numFmt w:val="bullet"/>
+      <w:lvlText w:val=""/>
+      <w:lvlJc w:val="left"/>
+      <w:pPr>
+        <w:tabs>
+          <w:tab w:val="num" w:pos="3600"/>
+        </w:tabs>
+        <w:ind w:left="3600" w:hanging="360"/>
+      </w:pPr>
+      <w:rPr>
+        <w:rFonts w:ascii="Wingdings" w:hAnsi="Wingdings" w:hint="default"/>
+        <w:sz w:val="20"/>
+      </w:rPr>
+    </w:lvl>
+    <w:lvl w:ilvl="5" w:tentative="1">
+      <w:start w:val="1"/>
+      <w:numFmt w:val="bullet"/>
+      <w:lvlText w:val=""/>
+      <w:lvlJc w:val="left"/>
+      <w:pPr>
+        <w:tabs>
+          <w:tab w:val="num" w:pos="4320"/>
+        </w:tabs>
+        <w:ind w:left="4320" w:hanging="360"/>
+      </w:pPr>
+      <w:rPr>
+        <w:rFonts w:ascii="Wingdings" w:hAnsi="Wingdings" w:hint="default"/>
+        <w:sz w:val="20"/>
+      </w:rPr>
+    </w:lvl>
+    <w:lvl w:ilvl="6" w:tentative="1">
+      <w:start w:val="1"/>
+      <w:numFmt w:val="bullet"/>
+      <w:lvlText w:val=""/>
+      <w:lvlJc w:val="left"/>
+      <w:pPr>
+        <w:tabs>
+          <w:tab w:val="num" w:pos="5040"/>
+        </w:tabs>
+        <w:ind w:left="5040" w:hanging="360"/>
+      </w:pPr>
+      <w:rPr>
+        <w:rFonts w:ascii="Wingdings" w:hAnsi="Wingdings" w:hint="default"/>
+        <w:sz w:val="20"/>
+      </w:rPr>
+    </w:lvl>
+    <w:lvl w:ilvl="7" w:tentative="1">
+      <w:start w:val="1"/>
+      <w:numFmt w:val="bullet"/>
+      <w:lvlText w:val=""/>
+      <w:lvlJc w:val="left"/>
+      <w:pPr>
+        <w:tabs>
+          <w:tab w:val="num" w:pos="5760"/>
+        </w:tabs>
+        <w:ind w:left="5760" w:hanging="360"/>
+      </w:pPr>
+      <w:rPr>
+        <w:rFonts w:ascii="Wingdings" w:hAnsi="Wingdings" w:hint="default"/>
+        <w:sz w:val="20"/>
+      </w:rPr>
+    </w:lvl>
+    <w:lvl w:ilvl="8" w:tentative="1">
+      <w:start w:val="1"/>
+      <w:numFmt w:val="bullet"/>
+      <w:lvlText w:val=""/>
+      <w:lvlJc w:val="left"/>
+      <w:pPr>
+        <w:tabs>
+          <w:tab w:val="num" w:pos="6480"/>
+        </w:tabs>
+        <w:ind w:left="6480" w:hanging="360"/>
+      </w:pPr>
+      <w:rPr>
+        <w:rFonts w:ascii="Wingdings" w:hAnsi="Wingdings" w:hint="default"/>
+        <w:sz w:val="20"/>
+      </w:rPr>
+    </w:lvl>
+  </w:abstractNum>
+  <w:abstractNum w:abstractNumId="15" w15:restartNumberingAfterBreak="0">
     <w:nsid w:val="46777C44"/>
     <w:multiLevelType w:val="multilevel"/>
     <w:tmpl w:val="366AC6F2"/>
@@ -7852,7 +13398,7 @@
       </w:rPr>
     </w:lvl>
   </w:abstractNum>
-  <w:abstractNum w:abstractNumId="10" w15:restartNumberingAfterBreak="0">
+  <w:abstractNum w:abstractNumId="16" w15:restartNumberingAfterBreak="0">
     <w:nsid w:val="46A44212"/>
     <w:multiLevelType w:val="hybridMultilevel"/>
     <w:tmpl w:val="B42A62EC"/>
@@ -7964,7 +13510,7 @@
       </w:rPr>
     </w:lvl>
   </w:abstractNum>
-  <w:abstractNum w:abstractNumId="11" w15:restartNumberingAfterBreak="0">
+  <w:abstractNum w:abstractNumId="17" w15:restartNumberingAfterBreak="0">
     <w:nsid w:val="46EB5F37"/>
     <w:multiLevelType w:val="hybridMultilevel"/>
     <w:tmpl w:val="FC529674"/>
@@ -8050,7 +13596,156 @@
       </w:pPr>
     </w:lvl>
   </w:abstractNum>
-  <w:abstractNum w:abstractNumId="12" w15:restartNumberingAfterBreak="0">
+  <w:abstractNum w:abstractNumId="18" w15:restartNumberingAfterBreak="0">
+    <w:nsid w:val="4DAE4A75"/>
+    <w:multiLevelType w:val="multilevel"/>
+    <w:tmpl w:val="3F5AC36C"/>
+    <w:lvl w:ilvl="0">
+      <w:start w:val="1"/>
+      <w:numFmt w:val="bullet"/>
+      <w:lvlText w:val=""/>
+      <w:lvlJc w:val="left"/>
+      <w:pPr>
+        <w:tabs>
+          <w:tab w:val="num" w:pos="720"/>
+        </w:tabs>
+        <w:ind w:left="720" w:hanging="360"/>
+      </w:pPr>
+      <w:rPr>
+        <w:rFonts w:ascii="Symbol" w:hAnsi="Symbol" w:hint="default"/>
+        <w:sz w:val="20"/>
+      </w:rPr>
+    </w:lvl>
+    <w:lvl w:ilvl="1" w:tentative="1">
+      <w:start w:val="1"/>
+      <w:numFmt w:val="bullet"/>
+      <w:lvlText w:val="o"/>
+      <w:lvlJc w:val="left"/>
+      <w:pPr>
+        <w:tabs>
+          <w:tab w:val="num" w:pos="1440"/>
+        </w:tabs>
+        <w:ind w:left="1440" w:hanging="360"/>
+      </w:pPr>
+      <w:rPr>
+        <w:rFonts w:ascii="Courier New" w:hAnsi="Courier New" w:hint="default"/>
+        <w:sz w:val="20"/>
+      </w:rPr>
+    </w:lvl>
+    <w:lvl w:ilvl="2" w:tentative="1">
+      <w:start w:val="1"/>
+      <w:numFmt w:val="bullet"/>
+      <w:lvlText w:val=""/>
+      <w:lvlJc w:val="left"/>
+      <w:pPr>
+        <w:tabs>
+          <w:tab w:val="num" w:pos="2160"/>
+        </w:tabs>
+        <w:ind w:left="2160" w:hanging="360"/>
+      </w:pPr>
+      <w:rPr>
+        <w:rFonts w:ascii="Wingdings" w:hAnsi="Wingdings" w:hint="default"/>
+        <w:sz w:val="20"/>
+      </w:rPr>
+    </w:lvl>
+    <w:lvl w:ilvl="3" w:tentative="1">
+      <w:start w:val="1"/>
+      <w:numFmt w:val="bullet"/>
+      <w:lvlText w:val=""/>
+      <w:lvlJc w:val="left"/>
+      <w:pPr>
+        <w:tabs>
+          <w:tab w:val="num" w:pos="2880"/>
+        </w:tabs>
+        <w:ind w:left="2880" w:hanging="360"/>
+      </w:pPr>
+      <w:rPr>
+        <w:rFonts w:ascii="Wingdings" w:hAnsi="Wingdings" w:hint="default"/>
+        <w:sz w:val="20"/>
+      </w:rPr>
+    </w:lvl>
+    <w:lvl w:ilvl="4" w:tentative="1">
+      <w:start w:val="1"/>
+      <w:numFmt w:val="bullet"/>
+      <w:lvlText w:val=""/>
+      <w:lvlJc w:val="left"/>
+      <w:pPr>
+        <w:tabs>
+          <w:tab w:val="num" w:pos="3600"/>
+        </w:tabs>
+        <w:ind w:left="3600" w:hanging="360"/>
+      </w:pPr>
+      <w:rPr>
+        <w:rFonts w:ascii="Wingdings" w:hAnsi="Wingdings" w:hint="default"/>
+        <w:sz w:val="20"/>
+      </w:rPr>
+    </w:lvl>
+    <w:lvl w:ilvl="5" w:tentative="1">
+      <w:start w:val="1"/>
+      <w:numFmt w:val="bullet"/>
+      <w:lvlText w:val=""/>
+      <w:lvlJc w:val="left"/>
+      <w:pPr>
+        <w:tabs>
+          <w:tab w:val="num" w:pos="4320"/>
+        </w:tabs>
+        <w:ind w:left="4320" w:hanging="360"/>
+      </w:pPr>
+      <w:rPr>
+        <w:rFonts w:ascii="Wingdings" w:hAnsi="Wingdings" w:hint="default"/>
+        <w:sz w:val="20"/>
+      </w:rPr>
+    </w:lvl>
+    <w:lvl w:ilvl="6" w:tentative="1">
+      <w:start w:val="1"/>
+      <w:numFmt w:val="bullet"/>
+      <w:lvlText w:val=""/>
+      <w:lvlJc w:val="left"/>
+      <w:pPr>
+        <w:tabs>
+          <w:tab w:val="num" w:pos="5040"/>
+        </w:tabs>
+        <w:ind w:left="5040" w:hanging="360"/>
+      </w:pPr>
+      <w:rPr>
+        <w:rFonts w:ascii="Wingdings" w:hAnsi="Wingdings" w:hint="default"/>
+        <w:sz w:val="20"/>
+      </w:rPr>
+    </w:lvl>
+    <w:lvl w:ilvl="7" w:tentative="1">
+      <w:start w:val="1"/>
+      <w:numFmt w:val="bullet"/>
+      <w:lvlText w:val=""/>
+      <w:lvlJc w:val="left"/>
+      <w:pPr>
+        <w:tabs>
+          <w:tab w:val="num" w:pos="5760"/>
+        </w:tabs>
+        <w:ind w:left="5760" w:hanging="360"/>
+      </w:pPr>
+      <w:rPr>
+        <w:rFonts w:ascii="Wingdings" w:hAnsi="Wingdings" w:hint="default"/>
+        <w:sz w:val="20"/>
+      </w:rPr>
+    </w:lvl>
+    <w:lvl w:ilvl="8" w:tentative="1">
+      <w:start w:val="1"/>
+      <w:numFmt w:val="bullet"/>
+      <w:lvlText w:val=""/>
+      <w:lvlJc w:val="left"/>
+      <w:pPr>
+        <w:tabs>
+          <w:tab w:val="num" w:pos="6480"/>
+        </w:tabs>
+        <w:ind w:left="6480" w:hanging="360"/>
+      </w:pPr>
+      <w:rPr>
+        <w:rFonts w:ascii="Wingdings" w:hAnsi="Wingdings" w:hint="default"/>
+        <w:sz w:val="20"/>
+      </w:rPr>
+    </w:lvl>
+  </w:abstractNum>
+  <w:abstractNum w:abstractNumId="19" w15:restartNumberingAfterBreak="0">
     <w:nsid w:val="52A65FE8"/>
     <w:multiLevelType w:val="hybridMultilevel"/>
     <w:tmpl w:val="1604D556"/>
@@ -8163,7 +13858,7 @@
       </w:rPr>
     </w:lvl>
   </w:abstractNum>
-  <w:abstractNum w:abstractNumId="13" w15:restartNumberingAfterBreak="0">
+  <w:abstractNum w:abstractNumId="20" w15:restartNumberingAfterBreak="0">
     <w:nsid w:val="63B60C33"/>
     <w:multiLevelType w:val="hybridMultilevel"/>
     <w:tmpl w:val="635C44DE"/>
@@ -8276,7 +13971,7 @@
       </w:rPr>
     </w:lvl>
   </w:abstractNum>
-  <w:abstractNum w:abstractNumId="14" w15:restartNumberingAfterBreak="0">
+  <w:abstractNum w:abstractNumId="21" w15:restartNumberingAfterBreak="0">
     <w:nsid w:val="686F2D3F"/>
     <w:multiLevelType w:val="hybridMultilevel"/>
     <w:tmpl w:val="E4CE448E"/>
@@ -8365,7 +14060,7 @@
       </w:pPr>
     </w:lvl>
   </w:abstractNum>
-  <w:abstractNum w:abstractNumId="15" w15:restartNumberingAfterBreak="0">
+  <w:abstractNum w:abstractNumId="22" w15:restartNumberingAfterBreak="0">
     <w:nsid w:val="6B3C3847"/>
     <w:multiLevelType w:val="hybridMultilevel"/>
     <w:tmpl w:val="564E730E"/>
@@ -8478,7 +14173,7 @@
       </w:rPr>
     </w:lvl>
   </w:abstractNum>
-  <w:abstractNum w:abstractNumId="16" w15:restartNumberingAfterBreak="0">
+  <w:abstractNum w:abstractNumId="23" w15:restartNumberingAfterBreak="0">
     <w:nsid w:val="6C833018"/>
     <w:multiLevelType w:val="hybridMultilevel"/>
     <w:tmpl w:val="1FD45FEA"/>
@@ -8567,7 +14262,7 @@
       </w:pPr>
     </w:lvl>
   </w:abstractNum>
-  <w:abstractNum w:abstractNumId="17" w15:restartNumberingAfterBreak="0">
+  <w:abstractNum w:abstractNumId="24" w15:restartNumberingAfterBreak="0">
     <w:nsid w:val="6D157B2D"/>
     <w:multiLevelType w:val="hybridMultilevel"/>
     <w:tmpl w:val="6A3AC492"/>
@@ -8680,7 +14375,7 @@
       </w:rPr>
     </w:lvl>
   </w:abstractNum>
-  <w:abstractNum w:abstractNumId="18" w15:restartNumberingAfterBreak="0">
+  <w:abstractNum w:abstractNumId="25" w15:restartNumberingAfterBreak="0">
     <w:nsid w:val="70B93FD8"/>
     <w:multiLevelType w:val="hybridMultilevel"/>
     <w:tmpl w:val="0FEE9D76"/>
@@ -8793,7 +14488,7 @@
       </w:rPr>
     </w:lvl>
   </w:abstractNum>
-  <w:abstractNum w:abstractNumId="19" w15:restartNumberingAfterBreak="0">
+  <w:abstractNum w:abstractNumId="26" w15:restartNumberingAfterBreak="0">
     <w:nsid w:val="71117B5F"/>
     <w:multiLevelType w:val="hybridMultilevel"/>
     <w:tmpl w:val="2C6208FE"/>
@@ -8906,7 +14601,7 @@
       </w:rPr>
     </w:lvl>
   </w:abstractNum>
-  <w:abstractNum w:abstractNumId="20" w15:restartNumberingAfterBreak="0">
+  <w:abstractNum w:abstractNumId="27" w15:restartNumberingAfterBreak="0">
     <w:nsid w:val="7577240C"/>
     <w:multiLevelType w:val="hybridMultilevel"/>
     <w:tmpl w:val="4B768118"/>
@@ -9019,7 +14714,305 @@
       </w:rPr>
     </w:lvl>
   </w:abstractNum>
-  <w:abstractNum w:abstractNumId="21" w15:restartNumberingAfterBreak="0">
+  <w:abstractNum w:abstractNumId="28" w15:restartNumberingAfterBreak="0">
+    <w:nsid w:val="7DC8390A"/>
+    <w:multiLevelType w:val="multilevel"/>
+    <w:tmpl w:val="D1F6550E"/>
+    <w:lvl w:ilvl="0">
+      <w:start w:val="1"/>
+      <w:numFmt w:val="bullet"/>
+      <w:lvlText w:val=""/>
+      <w:lvlJc w:val="left"/>
+      <w:pPr>
+        <w:tabs>
+          <w:tab w:val="num" w:pos="720"/>
+        </w:tabs>
+        <w:ind w:left="720" w:hanging="360"/>
+      </w:pPr>
+      <w:rPr>
+        <w:rFonts w:ascii="Symbol" w:hAnsi="Symbol" w:hint="default"/>
+        <w:sz w:val="20"/>
+      </w:rPr>
+    </w:lvl>
+    <w:lvl w:ilvl="1" w:tentative="1">
+      <w:start w:val="1"/>
+      <w:numFmt w:val="bullet"/>
+      <w:lvlText w:val="o"/>
+      <w:lvlJc w:val="left"/>
+      <w:pPr>
+        <w:tabs>
+          <w:tab w:val="num" w:pos="1440"/>
+        </w:tabs>
+        <w:ind w:left="1440" w:hanging="360"/>
+      </w:pPr>
+      <w:rPr>
+        <w:rFonts w:ascii="Courier New" w:hAnsi="Courier New" w:hint="default"/>
+        <w:sz w:val="20"/>
+      </w:rPr>
+    </w:lvl>
+    <w:lvl w:ilvl="2" w:tentative="1">
+      <w:start w:val="1"/>
+      <w:numFmt w:val="bullet"/>
+      <w:lvlText w:val=""/>
+      <w:lvlJc w:val="left"/>
+      <w:pPr>
+        <w:tabs>
+          <w:tab w:val="num" w:pos="2160"/>
+        </w:tabs>
+        <w:ind w:left="2160" w:hanging="360"/>
+      </w:pPr>
+      <w:rPr>
+        <w:rFonts w:ascii="Wingdings" w:hAnsi="Wingdings" w:hint="default"/>
+        <w:sz w:val="20"/>
+      </w:rPr>
+    </w:lvl>
+    <w:lvl w:ilvl="3" w:tentative="1">
+      <w:start w:val="1"/>
+      <w:numFmt w:val="bullet"/>
+      <w:lvlText w:val=""/>
+      <w:lvlJc w:val="left"/>
+      <w:pPr>
+        <w:tabs>
+          <w:tab w:val="num" w:pos="2880"/>
+        </w:tabs>
+        <w:ind w:left="2880" w:hanging="360"/>
+      </w:pPr>
+      <w:rPr>
+        <w:rFonts w:ascii="Wingdings" w:hAnsi="Wingdings" w:hint="default"/>
+        <w:sz w:val="20"/>
+      </w:rPr>
+    </w:lvl>
+    <w:lvl w:ilvl="4" w:tentative="1">
+      <w:start w:val="1"/>
+      <w:numFmt w:val="bullet"/>
+      <w:lvlText w:val=""/>
+      <w:lvlJc w:val="left"/>
+      <w:pPr>
+        <w:tabs>
+          <w:tab w:val="num" w:pos="3600"/>
+        </w:tabs>
+        <w:ind w:left="3600" w:hanging="360"/>
+      </w:pPr>
+      <w:rPr>
+        <w:rFonts w:ascii="Wingdings" w:hAnsi="Wingdings" w:hint="default"/>
+        <w:sz w:val="20"/>
+      </w:rPr>
+    </w:lvl>
+    <w:lvl w:ilvl="5" w:tentative="1">
+      <w:start w:val="1"/>
+      <w:numFmt w:val="bullet"/>
+      <w:lvlText w:val=""/>
+      <w:lvlJc w:val="left"/>
+      <w:pPr>
+        <w:tabs>
+          <w:tab w:val="num" w:pos="4320"/>
+        </w:tabs>
+        <w:ind w:left="4320" w:hanging="360"/>
+      </w:pPr>
+      <w:rPr>
+        <w:rFonts w:ascii="Wingdings" w:hAnsi="Wingdings" w:hint="default"/>
+        <w:sz w:val="20"/>
+      </w:rPr>
+    </w:lvl>
+    <w:lvl w:ilvl="6" w:tentative="1">
+      <w:start w:val="1"/>
+      <w:numFmt w:val="bullet"/>
+      <w:lvlText w:val=""/>
+      <w:lvlJc w:val="left"/>
+      <w:pPr>
+        <w:tabs>
+          <w:tab w:val="num" w:pos="5040"/>
+        </w:tabs>
+        <w:ind w:left="5040" w:hanging="360"/>
+      </w:pPr>
+      <w:rPr>
+        <w:rFonts w:ascii="Wingdings" w:hAnsi="Wingdings" w:hint="default"/>
+        <w:sz w:val="20"/>
+      </w:rPr>
+    </w:lvl>
+    <w:lvl w:ilvl="7" w:tentative="1">
+      <w:start w:val="1"/>
+      <w:numFmt w:val="bullet"/>
+      <w:lvlText w:val=""/>
+      <w:lvlJc w:val="left"/>
+      <w:pPr>
+        <w:tabs>
+          <w:tab w:val="num" w:pos="5760"/>
+        </w:tabs>
+        <w:ind w:left="5760" w:hanging="360"/>
+      </w:pPr>
+      <w:rPr>
+        <w:rFonts w:ascii="Wingdings" w:hAnsi="Wingdings" w:hint="default"/>
+        <w:sz w:val="20"/>
+      </w:rPr>
+    </w:lvl>
+    <w:lvl w:ilvl="8" w:tentative="1">
+      <w:start w:val="1"/>
+      <w:numFmt w:val="bullet"/>
+      <w:lvlText w:val=""/>
+      <w:lvlJc w:val="left"/>
+      <w:pPr>
+        <w:tabs>
+          <w:tab w:val="num" w:pos="6480"/>
+        </w:tabs>
+        <w:ind w:left="6480" w:hanging="360"/>
+      </w:pPr>
+      <w:rPr>
+        <w:rFonts w:ascii="Wingdings" w:hAnsi="Wingdings" w:hint="default"/>
+        <w:sz w:val="20"/>
+      </w:rPr>
+    </w:lvl>
+  </w:abstractNum>
+  <w:abstractNum w:abstractNumId="29" w15:restartNumberingAfterBreak="0">
+    <w:nsid w:val="7E5A1C90"/>
+    <w:multiLevelType w:val="multilevel"/>
+    <w:tmpl w:val="D88C1230"/>
+    <w:lvl w:ilvl="0">
+      <w:start w:val="1"/>
+      <w:numFmt w:val="bullet"/>
+      <w:lvlText w:val=""/>
+      <w:lvlJc w:val="left"/>
+      <w:pPr>
+        <w:tabs>
+          <w:tab w:val="num" w:pos="720"/>
+        </w:tabs>
+        <w:ind w:left="720" w:hanging="360"/>
+      </w:pPr>
+      <w:rPr>
+        <w:rFonts w:ascii="Symbol" w:hAnsi="Symbol" w:hint="default"/>
+        <w:sz w:val="20"/>
+      </w:rPr>
+    </w:lvl>
+    <w:lvl w:ilvl="1" w:tentative="1">
+      <w:start w:val="1"/>
+      <w:numFmt w:val="bullet"/>
+      <w:lvlText w:val="o"/>
+      <w:lvlJc w:val="left"/>
+      <w:pPr>
+        <w:tabs>
+          <w:tab w:val="num" w:pos="1440"/>
+        </w:tabs>
+        <w:ind w:left="1440" w:hanging="360"/>
+      </w:pPr>
+      <w:rPr>
+        <w:rFonts w:ascii="Courier New" w:hAnsi="Courier New" w:hint="default"/>
+        <w:sz w:val="20"/>
+      </w:rPr>
+    </w:lvl>
+    <w:lvl w:ilvl="2" w:tentative="1">
+      <w:start w:val="1"/>
+      <w:numFmt w:val="bullet"/>
+      <w:lvlText w:val=""/>
+      <w:lvlJc w:val="left"/>
+      <w:pPr>
+        <w:tabs>
+          <w:tab w:val="num" w:pos="2160"/>
+        </w:tabs>
+        <w:ind w:left="2160" w:hanging="360"/>
+      </w:pPr>
+      <w:rPr>
+        <w:rFonts w:ascii="Wingdings" w:hAnsi="Wingdings" w:hint="default"/>
+        <w:sz w:val="20"/>
+      </w:rPr>
+    </w:lvl>
+    <w:lvl w:ilvl="3" w:tentative="1">
+      <w:start w:val="1"/>
+      <w:numFmt w:val="bullet"/>
+      <w:lvlText w:val=""/>
+      <w:lvlJc w:val="left"/>
+      <w:pPr>
+        <w:tabs>
+          <w:tab w:val="num" w:pos="2880"/>
+        </w:tabs>
+        <w:ind w:left="2880" w:hanging="360"/>
+      </w:pPr>
+      <w:rPr>
+        <w:rFonts w:ascii="Wingdings" w:hAnsi="Wingdings" w:hint="default"/>
+        <w:sz w:val="20"/>
+      </w:rPr>
+    </w:lvl>
+    <w:lvl w:ilvl="4" w:tentative="1">
+      <w:start w:val="1"/>
+      <w:numFmt w:val="bullet"/>
+      <w:lvlText w:val=""/>
+      <w:lvlJc w:val="left"/>
+      <w:pPr>
+        <w:tabs>
+          <w:tab w:val="num" w:pos="3600"/>
+        </w:tabs>
+        <w:ind w:left="3600" w:hanging="360"/>
+      </w:pPr>
+      <w:rPr>
+        <w:rFonts w:ascii="Wingdings" w:hAnsi="Wingdings" w:hint="default"/>
+        <w:sz w:val="20"/>
+      </w:rPr>
+    </w:lvl>
+    <w:lvl w:ilvl="5" w:tentative="1">
+      <w:start w:val="1"/>
+      <w:numFmt w:val="bullet"/>
+      <w:lvlText w:val=""/>
+      <w:lvlJc w:val="left"/>
+      <w:pPr>
+        <w:tabs>
+          <w:tab w:val="num" w:pos="4320"/>
+        </w:tabs>
+        <w:ind w:left="4320" w:hanging="360"/>
+      </w:pPr>
+      <w:rPr>
+        <w:rFonts w:ascii="Wingdings" w:hAnsi="Wingdings" w:hint="default"/>
+        <w:sz w:val="20"/>
+      </w:rPr>
+    </w:lvl>
+    <w:lvl w:ilvl="6" w:tentative="1">
+      <w:start w:val="1"/>
+      <w:numFmt w:val="bullet"/>
+      <w:lvlText w:val=""/>
+      <w:lvlJc w:val="left"/>
+      <w:pPr>
+        <w:tabs>
+          <w:tab w:val="num" w:pos="5040"/>
+        </w:tabs>
+        <w:ind w:left="5040" w:hanging="360"/>
+      </w:pPr>
+      <w:rPr>
+        <w:rFonts w:ascii="Wingdings" w:hAnsi="Wingdings" w:hint="default"/>
+        <w:sz w:val="20"/>
+      </w:rPr>
+    </w:lvl>
+    <w:lvl w:ilvl="7" w:tentative="1">
+      <w:start w:val="1"/>
+      <w:numFmt w:val="bullet"/>
+      <w:lvlText w:val=""/>
+      <w:lvlJc w:val="left"/>
+      <w:pPr>
+        <w:tabs>
+          <w:tab w:val="num" w:pos="5760"/>
+        </w:tabs>
+        <w:ind w:left="5760" w:hanging="360"/>
+      </w:pPr>
+      <w:rPr>
+        <w:rFonts w:ascii="Wingdings" w:hAnsi="Wingdings" w:hint="default"/>
+        <w:sz w:val="20"/>
+      </w:rPr>
+    </w:lvl>
+    <w:lvl w:ilvl="8" w:tentative="1">
+      <w:start w:val="1"/>
+      <w:numFmt w:val="bullet"/>
+      <w:lvlText w:val=""/>
+      <w:lvlJc w:val="left"/>
+      <w:pPr>
+        <w:tabs>
+          <w:tab w:val="num" w:pos="6480"/>
+        </w:tabs>
+        <w:ind w:left="6480" w:hanging="360"/>
+      </w:pPr>
+      <w:rPr>
+        <w:rFonts w:ascii="Wingdings" w:hAnsi="Wingdings" w:hint="default"/>
+        <w:sz w:val="20"/>
+      </w:rPr>
+    </w:lvl>
+  </w:abstractNum>
+  <w:abstractNum w:abstractNumId="30" w15:restartNumberingAfterBreak="0">
     <w:nsid w:val="7E6B179C"/>
     <w:multiLevelType w:val="hybridMultilevel"/>
     <w:tmpl w:val="1D828BC2"/>
@@ -9132,7 +15125,7 @@
       </w:rPr>
     </w:lvl>
   </w:abstractNum>
-  <w:abstractNum w:abstractNumId="22" w15:restartNumberingAfterBreak="0">
+  <w:abstractNum w:abstractNumId="31" w15:restartNumberingAfterBreak="0">
     <w:nsid w:val="7FE71914"/>
     <w:multiLevelType w:val="hybridMultilevel"/>
     <w:tmpl w:val="FD960A64"/>
@@ -9246,73 +15239,134 @@
     </w:lvl>
   </w:abstractNum>
   <w:num w:numId="1" w16cid:durableId="1521703667">
+    <w:abstractNumId w:val="16"/>
+  </w:num>
+  <w:num w:numId="2" w16cid:durableId="1192451426">
+    <w:abstractNumId w:val="17"/>
+  </w:num>
+  <w:num w:numId="3" w16cid:durableId="1769034931">
+    <w:abstractNumId w:val="6"/>
+  </w:num>
+  <w:num w:numId="4" w16cid:durableId="959531810">
+    <w:abstractNumId w:val="23"/>
+  </w:num>
+  <w:num w:numId="5" w16cid:durableId="893854713">
+    <w:abstractNumId w:val="12"/>
+  </w:num>
+  <w:num w:numId="6" w16cid:durableId="985860105">
+    <w:abstractNumId w:val="21"/>
+  </w:num>
+  <w:num w:numId="7" w16cid:durableId="504787989">
+    <w:abstractNumId w:val="27"/>
+  </w:num>
+  <w:num w:numId="8" w16cid:durableId="997538351">
+    <w:abstractNumId w:val="30"/>
+  </w:num>
+  <w:num w:numId="9" w16cid:durableId="1093016927">
+    <w:abstractNumId w:val="24"/>
+  </w:num>
+  <w:num w:numId="10" w16cid:durableId="1693918436">
+    <w:abstractNumId w:val="3"/>
+  </w:num>
+  <w:num w:numId="11" w16cid:durableId="1133333277">
+    <w:abstractNumId w:val="19"/>
+  </w:num>
+  <w:num w:numId="12" w16cid:durableId="1739327242">
+    <w:abstractNumId w:val="9"/>
+  </w:num>
+  <w:num w:numId="13" w16cid:durableId="1257903886">
     <w:abstractNumId w:val="10"/>
   </w:num>
-  <w:num w:numId="2" w16cid:durableId="1192451426">
+  <w:num w:numId="14" w16cid:durableId="45302615">
+    <w:abstractNumId w:val="4"/>
+  </w:num>
+  <w:num w:numId="15" w16cid:durableId="863788971">
+    <w:abstractNumId w:val="31"/>
+  </w:num>
+  <w:num w:numId="16" w16cid:durableId="390620620">
+    <w:abstractNumId w:val="5"/>
+  </w:num>
+  <w:num w:numId="17" w16cid:durableId="1264531699">
+    <w:abstractNumId w:val="25"/>
+  </w:num>
+  <w:num w:numId="18" w16cid:durableId="156923554">
+    <w:abstractNumId w:val="26"/>
+  </w:num>
+  <w:num w:numId="19" w16cid:durableId="1682393079">
+    <w:abstractNumId w:val="15"/>
+  </w:num>
+  <w:num w:numId="20" w16cid:durableId="672419384">
+    <w:abstractNumId w:val="2"/>
+  </w:num>
+  <w:num w:numId="21" w16cid:durableId="1389844745">
+    <w:abstractNumId w:val="22"/>
+  </w:num>
+  <w:num w:numId="22" w16cid:durableId="275254084">
+    <w:abstractNumId w:val="20"/>
+  </w:num>
+  <w:num w:numId="23" w16cid:durableId="309406135">
+    <w:abstractNumId w:val="1"/>
+  </w:num>
+  <w:num w:numId="24" w16cid:durableId="1378554750">
+    <w:abstractNumId w:val="18"/>
+  </w:num>
+  <w:num w:numId="25" w16cid:durableId="831725317">
+    <w:abstractNumId w:val="28"/>
+  </w:num>
+  <w:num w:numId="26" w16cid:durableId="1594893555">
+    <w:abstractNumId w:val="14"/>
+  </w:num>
+  <w:num w:numId="27" w16cid:durableId="1040131865">
     <w:abstractNumId w:val="11"/>
   </w:num>
-  <w:num w:numId="3" w16cid:durableId="1769034931">
-    <w:abstractNumId w:val="5"/>
+  <w:num w:numId="28" w16cid:durableId="1038166289">
+    <w:abstractNumId w:val="7"/>
+    <w:lvlOverride w:ilvl="0">
+      <w:lvl w:ilvl="0">
+        <w:numFmt w:val="bullet"/>
+        <w:lvlText w:val="o"/>
+        <w:lvlJc w:val="left"/>
+        <w:pPr>
+          <w:tabs>
+            <w:tab w:val="num" w:pos="720"/>
+          </w:tabs>
+          <w:ind w:left="720" w:hanging="360"/>
+        </w:pPr>
+        <w:rPr>
+          <w:rFonts w:ascii="Courier New" w:hAnsi="Courier New" w:hint="default"/>
+          <w:sz w:val="20"/>
+        </w:rPr>
+      </w:lvl>
+    </w:lvlOverride>
   </w:num>
-  <w:num w:numId="4" w16cid:durableId="959531810">
-    <w:abstractNumId w:val="16"/>
-  </w:num>
-  <w:num w:numId="5" w16cid:durableId="893854713">
+  <w:num w:numId="29" w16cid:durableId="1086418070">
     <w:abstractNumId w:val="8"/>
   </w:num>
-  <w:num w:numId="6" w16cid:durableId="985860105">
-    <w:abstractNumId w:val="14"/>
+  <w:num w:numId="30" w16cid:durableId="1612860903">
+    <w:abstractNumId w:val="0"/>
+    <w:lvlOverride w:ilvl="0">
+      <w:lvl w:ilvl="0">
+        <w:numFmt w:val="bullet"/>
+        <w:lvlText w:val="o"/>
+        <w:lvlJc w:val="left"/>
+        <w:pPr>
+          <w:tabs>
+            <w:tab w:val="num" w:pos="720"/>
+          </w:tabs>
+          <w:ind w:left="720" w:hanging="360"/>
+        </w:pPr>
+        <w:rPr>
+          <w:rFonts w:ascii="Courier New" w:hAnsi="Courier New" w:hint="default"/>
+          <w:sz w:val="20"/>
+        </w:rPr>
+      </w:lvl>
+    </w:lvlOverride>
   </w:num>
-  <w:num w:numId="7" w16cid:durableId="504787989">
-    <w:abstractNumId w:val="20"/>
-  </w:num>
-  <w:num w:numId="8" w16cid:durableId="997538351">
-    <w:abstractNumId w:val="21"/>
-  </w:num>
-  <w:num w:numId="9" w16cid:durableId="1093016927">
-    <w:abstractNumId w:val="17"/>
-  </w:num>
-  <w:num w:numId="10" w16cid:durableId="1693918436">
-    <w:abstractNumId w:val="2"/>
-  </w:num>
-  <w:num w:numId="11" w16cid:durableId="1133333277">
-    <w:abstractNumId w:val="12"/>
-  </w:num>
-  <w:num w:numId="12" w16cid:durableId="1739327242">
-    <w:abstractNumId w:val="6"/>
-  </w:num>
-  <w:num w:numId="13" w16cid:durableId="1257903886">
-    <w:abstractNumId w:val="7"/>
-  </w:num>
-  <w:num w:numId="14" w16cid:durableId="45302615">
-    <w:abstractNumId w:val="3"/>
-  </w:num>
-  <w:num w:numId="15" w16cid:durableId="863788971">
-    <w:abstractNumId w:val="22"/>
-  </w:num>
-  <w:num w:numId="16" w16cid:durableId="390620620">
-    <w:abstractNumId w:val="4"/>
-  </w:num>
-  <w:num w:numId="17" w16cid:durableId="1264531699">
-    <w:abstractNumId w:val="18"/>
-  </w:num>
-  <w:num w:numId="18" w16cid:durableId="156923554">
-    <w:abstractNumId w:val="19"/>
-  </w:num>
-  <w:num w:numId="19" w16cid:durableId="1682393079">
-    <w:abstractNumId w:val="9"/>
-  </w:num>
-  <w:num w:numId="20" w16cid:durableId="672419384">
-    <w:abstractNumId w:val="1"/>
-  </w:num>
-  <w:num w:numId="21" w16cid:durableId="1389844745">
-    <w:abstractNumId w:val="15"/>
-  </w:num>
-  <w:num w:numId="22" w16cid:durableId="275254084">
+  <w:num w:numId="31" w16cid:durableId="716392755">
     <w:abstractNumId w:val="13"/>
   </w:num>
-  <w:num w:numId="23" w16cid:durableId="309406135">
-    <w:abstractNumId w:val="0"/>
+  <w:num w:numId="32" w16cid:durableId="2130390844">
+    <w:abstractNumId w:val="29"/>
   </w:num>
 </w:numbering>
 </file>

--- a/He_thong_thong_tin_giai_quyet_hanh_chinh/PHAM VAN QUYEN_25410290/PHAM VAN QUYEN_25410290.docx
+++ b/He_thong_thong_tin_giai_quyet_hanh_chinh/PHAM VAN QUYEN_25410290/PHAM VAN QUYEN_25410290.docx
@@ -79,7 +79,7 @@
           <w:szCs w:val="26"/>
         </w:rPr>
         <w:drawing>
-          <wp:inline distT="0" distB="0" distL="0" distR="0" wp14:anchorId="61AA30EF" wp14:editId="1C426098">
+          <wp:inline distT="0" distB="0" distL="0" distR="0" wp14:anchorId="61AA30EF" wp14:editId="7DA97D2C">
             <wp:extent cx="1948539" cy="1606164"/>
             <wp:effectExtent l="0" t="0" r="0" b="0"/>
             <wp:docPr id="990850389" name="Picture 1"/>
@@ -5447,28 +5447,18 @@
     </w:p>
     <w:p>
       <w:pPr>
-        <w:pStyle w:val="ListParagraph"/>
-        <w:numPr>
-          <w:ilvl w:val="0"/>
-          <w:numId w:val="10"/>
-        </w:numPr>
         <w:jc w:val="both"/>
       </w:pPr>
       <w:r>
-        <w:t>Tác nhân chính trực tiếp vận hành quy trình trên hệ thống là Cán bộ tiếp nhận và trả kết quả (gọi chung là Cán bộ một cửa).</w:t>
-      </w:r>
-    </w:p>
-    <w:p>
-      <w:pPr>
-        <w:pStyle w:val="ListParagraph"/>
-        <w:numPr>
-          <w:ilvl w:val="0"/>
-          <w:numId w:val="10"/>
-        </w:numPr>
+        <w:t>MÔ TẢ QUY TRÌNH</w:t>
+      </w:r>
+    </w:p>
+    <w:p>
+      <w:pPr>
         <w:jc w:val="both"/>
       </w:pPr>
       <w:r>
-        <w:t>Vai trò &amp; Trách nhiệm: Trực tiếp thao tác trên hệ thống quản trị để nhập liệu hồ sơ nộp trực tiếp, tiếp nhận hồ sơ gửi qua Cổng Dịch vụ công trực tuyến, kiểm tra tính pháp lý/đầy đủ của thành phần hồ sơ, chuyển giao hồ sơ cho đơn vị chuyên môn thụ lý, theo dõi tiến độ giải quyết, quản lý thu phí/lệ phí, yêu cầu bổ sung, từ chối tiếp nhận và thực hiện trả kết quả thủ tục hành chính cho người dân/doanh nghiệp.</w:t>
+        <w:t>ĐỐI TƯỢNG KHÁCH HÀNG</w:t>
       </w:r>
     </w:p>
     <w:p>
@@ -5476,7 +5466,7 @@
         <w:jc w:val="both"/>
       </w:pPr>
       <w:r>
-        <w:t>MÔ TẢ QUY TRÌNH</w:t>
+        <w:t>CÁC KẾT QUẢ CÓ THỂ XẢY RA</w:t>
       </w:r>
     </w:p>
     <w:p>
@@ -5484,210 +5474,6 @@
         <w:jc w:val="both"/>
       </w:pPr>
       <w:r>
-        <w:t>Mô tả quy trình theo các bước</w:t>
-      </w:r>
-    </w:p>
-    <w:p>
-      <w:pPr>
-        <w:ind w:firstLine="720"/>
-        <w:jc w:val="both"/>
-      </w:pPr>
-      <w:r>
-        <w:t>Tra cứu thủ tục: Người dân hoặc tổ chức tìm kiếm thông tin về thủ tục hành chính cần thực hiện trên hệ thống, bao gồm yêu cầu và thành phần hồ sơ.</w:t>
-      </w:r>
-    </w:p>
-    <w:p>
-      <w:pPr>
-        <w:ind w:firstLine="720"/>
-        <w:jc w:val="both"/>
-      </w:pPr>
-      <w:r>
-        <w:t>Chuẩn bị hồ sơ: Người dân kê khai thông tin, chuẩn bị và đính kèm các giấy tờ cần thiết theo yêu cầu của thủ tục.</w:t>
-      </w:r>
-    </w:p>
-    <w:p>
-      <w:pPr>
-        <w:ind w:firstLine="720"/>
-        <w:jc w:val="both"/>
-      </w:pPr>
-      <w:r>
-        <w:t>Nộp hồ sơ: Người dân gửi hồ sơ trực tuyến qua hệ thống hoặc nộp trực tiếp tại Bộ phận Một cửa. Trường hợp nộp trực tiếp, cán bộ tiếp nhận và thực hiện số hóa hồ sơ theo quy định.</w:t>
-      </w:r>
-    </w:p>
-    <w:p>
-      <w:pPr>
-        <w:ind w:firstLine="720"/>
-        <w:jc w:val="both"/>
-      </w:pPr>
-      <w:r>
-        <w:t>Tiếp nhận hồ sơ: Hồ sơ được ghi nhận trên hệ thống và đưa vào danh sách hồ sơ chờ tiếp nhận để cán bộ xem xét, xử lý.</w:t>
-      </w:r>
-    </w:p>
-    <w:p>
-      <w:pPr>
-        <w:ind w:firstLine="720"/>
-        <w:jc w:val="both"/>
-      </w:pPr>
-      <w:r>
-        <w:t>Kiểm tra ban đầu: Cán bộ kiểm tra thông tin hồ sơ, thành phần hồ sơ, tài liệu đính kèm và các thông tin liên quan trước khi quyết định tiếp nhận.</w:t>
-      </w:r>
-    </w:p>
-    <w:p>
-      <w:pPr>
-        <w:ind w:firstLine="720"/>
-        <w:jc w:val="both"/>
-      </w:pPr>
-      <w:r>
-        <w:t xml:space="preserve">Xác nhận tiếp nhận: Nếu hồ sơ đáp ứng yêu cầu, cán bộ xác nhận tiếp nhận và chuyển hồ sơ sang bộ phận hoặc đơn vị nghiệp vụ để xử lý. Nếu hồ sơ chưa đầy đủ, cán </w:t>
-      </w:r>
-      <w:r>
-        <w:lastRenderedPageBreak/>
-        <w:t>bộ yêu cầu bổ sung; nếu không đủ điều kiện tiếp nhận, cán bộ từ chối và ghi rõ nội dung từ chối.</w:t>
-      </w:r>
-    </w:p>
-    <w:p>
-      <w:pPr>
-        <w:jc w:val="both"/>
-      </w:pPr>
-      <w:r>
-        <w:t>ĐỐI TƯỢNG KHÁCH HÀNG</w:t>
-      </w:r>
-    </w:p>
-    <w:p>
-      <w:pPr>
-        <w:ind w:firstLine="360"/>
-        <w:jc w:val="both"/>
-      </w:pPr>
-      <w:r>
-        <w:t>Các chủ thể thực hiện giao dịch và thụ hưởng dịch vụ hành chính công gồm:</w:t>
-      </w:r>
-    </w:p>
-    <w:p>
-      <w:pPr>
-        <w:pStyle w:val="ListParagraph"/>
-        <w:numPr>
-          <w:ilvl w:val="0"/>
-          <w:numId w:val="15"/>
-        </w:numPr>
-        <w:jc w:val="both"/>
-      </w:pPr>
-      <w:r>
-        <w:t>Công dân, cá nhân: Người dân trên địa bàn có nhu cầu thực hiện thủ tục xin cấp giấy phép xây dựng (công trình, nhà ở riêng lẻ) hoặc đề nghị cung cấp thông tin về quy hoạch xây dựng.</w:t>
-      </w:r>
-    </w:p>
-    <w:p>
-      <w:pPr>
-        <w:pStyle w:val="ListParagraph"/>
-        <w:numPr>
-          <w:ilvl w:val="0"/>
-          <w:numId w:val="15"/>
-        </w:numPr>
-        <w:jc w:val="both"/>
-      </w:pPr>
-      <w:r>
-        <w:t>Doanh nghiệp, tổ chức: Các đơn vị, doanh nghiệp có nhu cầu thực hiện thủ tục hành chính liên quan đến việc xin cấp phép xây dựng hoặc khai thác, tra cứu thông tin quy hoạch xây dựng phục vụ các dự án đầu tư.</w:t>
-      </w:r>
-    </w:p>
-    <w:p>
-      <w:pPr>
-        <w:jc w:val="both"/>
-      </w:pPr>
-      <w:r>
-        <w:t>CÁC KẾT QUẢ CÓ THỂ XẢY RA</w:t>
-      </w:r>
-    </w:p>
-    <w:p>
-      <w:pPr>
-        <w:ind w:firstLine="360"/>
-        <w:jc w:val="both"/>
-      </w:pPr>
-      <w:r>
-        <w:t>Trong toàn bộ quy trình tiếp nhận và xử lý, một hồ sơ hành chính có thể dẫn đến các kết quả đầu ra sau:</w:t>
-      </w:r>
-    </w:p>
-    <w:p>
-      <w:pPr>
-        <w:pStyle w:val="ListParagraph"/>
-        <w:numPr>
-          <w:ilvl w:val="0"/>
-          <w:numId w:val="16"/>
-        </w:numPr>
-        <w:jc w:val="both"/>
-      </w:pPr>
-      <w:r>
-        <w:t>Cấp / Trả kết quả thành công: Hồ sơ hợp lệ, được đơn vị chuyên môn xử lý hoàn tất đúng hoặc trước thời hạn quy định. Cán bộ một cửa đã thực hiện trả kết quả (dạng bản điện tử ký số hoặc bản cứng) cho công dân/doanh nghiệp.</w:t>
-      </w:r>
-    </w:p>
-    <w:p>
-      <w:pPr>
-        <w:pStyle w:val="ListParagraph"/>
-        <w:numPr>
-          <w:ilvl w:val="0"/>
-          <w:numId w:val="16"/>
-        </w:numPr>
-        <w:jc w:val="both"/>
-      </w:pPr>
-      <w:r>
-        <w:t>Yêu cầu bổ sung hồ sơ: Hồ sơ tạm thời bị dừng tiến trình xử lý do thiếu tài liệu hoặc thông tin chưa chuẩn xác; chờ người nộp cập nhật, bổ sung lại theo thông báo.</w:t>
-      </w:r>
-    </w:p>
-    <w:p>
-      <w:pPr>
-        <w:pStyle w:val="ListParagraph"/>
-        <w:numPr>
-          <w:ilvl w:val="0"/>
-          <w:numId w:val="16"/>
-        </w:numPr>
-        <w:jc w:val="both"/>
-      </w:pPr>
-      <w:r>
-        <w:t>Từ chối tiếp nhận: Hồ sơ bị dừng và trả lại ngay từ giai đoạn kiểm tra ban đầu do không đáp ứng đúng quy định pháp luật, không đủ điều kiện hoặc gửi sai cơ quan có thẩm quyền giải quyết.</w:t>
-      </w:r>
-    </w:p>
-    <w:p>
-      <w:pPr>
-        <w:pStyle w:val="ListParagraph"/>
-        <w:numPr>
-          <w:ilvl w:val="0"/>
-          <w:numId w:val="16"/>
-        </w:numPr>
-        <w:jc w:val="both"/>
-      </w:pPr>
-      <w:r>
-        <w:t>Rút / Dừng xử lý hồ sơ: Quy trình giải quyết bị hủy bỏ giữa chừng do công dân/doanh nghiệp chủ động nộp đơn xin rút hồ sơ.</w:t>
-      </w:r>
-    </w:p>
-    <w:p>
-      <w:pPr>
-        <w:pStyle w:val="ListParagraph"/>
-        <w:numPr>
-          <w:ilvl w:val="0"/>
-          <w:numId w:val="16"/>
-        </w:numPr>
-        <w:jc w:val="both"/>
-      </w:pPr>
-      <w:r>
-        <w:t>Lỗi thao tác / Dữ liệu không hợp lệ: Lỗi kỹ thuật phát sinh trong quá trình cán bộ hoặc người dân nhập liệu (bỏ sót các trường bắt buộc có dấu * hoặc nhập sai định dạng dữ liệu), dẫn đến hệ thống không ghi nhận hoặc từ chối lưu hồ sơ.</w:t>
-      </w:r>
-    </w:p>
-    <w:p>
-      <w:pPr>
-        <w:jc w:val="both"/>
-      </w:pPr>
-      <w:r>
-        <w:t>MÔ TẢ QUY TRÌNH</w:t>
-      </w:r>
-    </w:p>
-    <w:p>
-      <w:pPr>
-        <w:jc w:val="both"/>
-      </w:pPr>
-    </w:p>
-    <w:p>
-      <w:pPr>
-        <w:jc w:val="both"/>
-      </w:pPr>
-      <w:r>
         <w:t>2.1.3.2 Quy trình kiểm tra, thẩm định và xử lý hồ sơ</w:t>
       </w:r>
     </w:p>
@@ -5699,7 +5485,6 @@
         <w:rPr>
           <w:noProof/>
         </w:rPr>
-        <w:lastRenderedPageBreak/>
         <w:drawing>
           <wp:inline distT="0" distB="0" distL="0" distR="0" wp14:anchorId="7C2928CB" wp14:editId="520EFC57">
             <wp:extent cx="5731510" cy="767715"/>
@@ -5794,202 +5579,33 @@
     </w:p>
     <w:p>
       <w:pPr>
-        <w:ind w:firstLine="360"/>
         <w:jc w:val="both"/>
       </w:pPr>
       <w:r>
-        <w:t>Cán bộ tiếp nhận hồ sơ, cán bộ chuyên môn, người dân hoặc tổ chức và hệ thống thông tin giải quyết thủ tục hành chính.</w:t>
-      </w:r>
-    </w:p>
-    <w:p>
-      <w:pPr>
-        <w:ind w:firstLine="360"/>
+        <w:t>MÔ TẢ QUY TRÌNH</w:t>
+      </w:r>
+    </w:p>
+    <w:p>
+      <w:pPr>
         <w:jc w:val="both"/>
       </w:pPr>
       <w:r>
-        <w:t>Trách nhiệm và quyền hạn:</w:t>
-      </w:r>
-    </w:p>
-    <w:p>
-      <w:pPr>
-        <w:pStyle w:val="ListParagraph"/>
-        <w:numPr>
-          <w:ilvl w:val="0"/>
-          <w:numId w:val="23"/>
-        </w:numPr>
+        <w:t>ĐỐI TƯỢNG KHÁCH HÀNG</w:t>
+      </w:r>
+    </w:p>
+    <w:p>
+      <w:pPr>
         <w:jc w:val="both"/>
       </w:pPr>
       <w:r>
-        <w:t xml:space="preserve">Tiếp nhận hồ sơ đã qua kiểm tra ban đầu từ Bộ phận Một cửa luân chuyển sang để nghiên cứu, rà soát chuyên môn. </w:t>
-      </w:r>
-    </w:p>
-    <w:p>
-      <w:pPr>
-        <w:pStyle w:val="ListParagraph"/>
-        <w:numPr>
-          <w:ilvl w:val="0"/>
-          <w:numId w:val="23"/>
-        </w:numPr>
+        <w:t>CÁC KẾT QUẢ CÓ THỂ XẢY RA</w:t>
+      </w:r>
+    </w:p>
+    <w:p>
+      <w:pPr>
         <w:jc w:val="both"/>
       </w:pPr>
       <w:r>
-        <w:t xml:space="preserve">Đánh giá điều kiện pháp lý, quy hoạch xây dựng, bản vẽ thiết kế công trình hoặc các thông tin quy hoạch liên quan. </w:t>
-      </w:r>
-    </w:p>
-    <w:p>
-      <w:pPr>
-        <w:pStyle w:val="ListParagraph"/>
-        <w:numPr>
-          <w:ilvl w:val="0"/>
-          <w:numId w:val="23"/>
-        </w:numPr>
-        <w:jc w:val="both"/>
-      </w:pPr>
-      <w:r>
-        <w:t xml:space="preserve">Trực tiếp thực hiện các nghiệp vụ: Đánh giá tính hợp lệ, dự thảo văn bản Yêu cầu bổ sung/Từ chối, Chuyển hồ sơ cho các bộ phận phối hợp, Thẩm định thực địa/chuyên môn, Xử lý ra kết quả (Giấy phép/Văn bản cung cấp thông tin) và Hoàn tất quy trình giải quyết trên phần mềm. </w:t>
-      </w:r>
-    </w:p>
-    <w:p>
-      <w:pPr>
-        <w:jc w:val="both"/>
-      </w:pPr>
-      <w:r>
-        <w:t>MÔ TẢ QUY TRÌNH</w:t>
-      </w:r>
-    </w:p>
-    <w:p>
-      <w:pPr>
-        <w:pStyle w:val="ListParagraph"/>
-        <w:numPr>
-          <w:ilvl w:val="0"/>
-          <w:numId w:val="20"/>
-        </w:numPr>
-        <w:jc w:val="both"/>
-      </w:pPr>
-      <w:r>
-        <w:t xml:space="preserve">Kiểm tra hồ sơ: Cán bộ kiểm tra thông tin kê khai, thành phần hồ sơ và các tài liệu đính kèm. </w:t>
-      </w:r>
-    </w:p>
-    <w:p>
-      <w:pPr>
-        <w:pStyle w:val="ListParagraph"/>
-        <w:numPr>
-          <w:ilvl w:val="0"/>
-          <w:numId w:val="20"/>
-        </w:numPr>
-        <w:jc w:val="both"/>
-      </w:pPr>
-      <w:r>
-        <w:t xml:space="preserve">Đánh giá tính hợp lệ: Cán bộ xác định hồ sơ có đầy đủ, đúng yêu cầu và thuộc thẩm quyền giải quyết hay không. </w:t>
-      </w:r>
-    </w:p>
-    <w:p>
-      <w:pPr>
-        <w:pStyle w:val="ListParagraph"/>
-        <w:numPr>
-          <w:ilvl w:val="0"/>
-          <w:numId w:val="20"/>
-        </w:numPr>
-        <w:jc w:val="both"/>
-      </w:pPr>
-      <w:r>
-        <w:t xml:space="preserve">Yêu cầu bổ sung: Trường hợp hồ sơ còn thiếu hoặc thông tin chưa chính xác, cán bộ lập yêu cầu bổ sung và gửi thông báo cho người dân. </w:t>
-      </w:r>
-    </w:p>
-    <w:p>
-      <w:pPr>
-        <w:pStyle w:val="ListParagraph"/>
-        <w:numPr>
-          <w:ilvl w:val="0"/>
-          <w:numId w:val="20"/>
-        </w:numPr>
-        <w:jc w:val="both"/>
-      </w:pPr>
-      <w:r>
-        <w:t xml:space="preserve">Chuyển xử lý: Hồ sơ đáp ứng yêu cầu được chuyển đến cán bộ hoặc bộ phận chuyên môn phụ trách. </w:t>
-      </w:r>
-    </w:p>
-    <w:p>
-      <w:pPr>
-        <w:pStyle w:val="ListParagraph"/>
-        <w:numPr>
-          <w:ilvl w:val="0"/>
-          <w:numId w:val="20"/>
-        </w:numPr>
-        <w:jc w:val="both"/>
-      </w:pPr>
-      <w:r>
-        <w:t xml:space="preserve">Thẩm định hồ sơ: Cán bộ chuyên môn đối chiếu thông tin, kiểm tra điều kiện và xem xét nội dung hồ sơ theo quy định. </w:t>
-      </w:r>
-    </w:p>
-    <w:p>
-      <w:pPr>
-        <w:pStyle w:val="ListParagraph"/>
-        <w:numPr>
-          <w:ilvl w:val="0"/>
-          <w:numId w:val="20"/>
-        </w:numPr>
-        <w:jc w:val="both"/>
-      </w:pPr>
-      <w:r>
-        <w:t xml:space="preserve">Xử lý hồ sơ: Cán bộ chuyên môn thực hiện nghiệp vụ, cập nhật kết quả xử lý và lập dự thảo kết quả giải quyết. </w:t>
-      </w:r>
-    </w:p>
-    <w:p>
-      <w:pPr>
-        <w:pStyle w:val="ListParagraph"/>
-        <w:numPr>
-          <w:ilvl w:val="0"/>
-          <w:numId w:val="20"/>
-        </w:numPr>
-        <w:jc w:val="both"/>
-      </w:pPr>
-      <w:r>
-        <w:t>Hoàn tất xử lý: Hồ sơ sau khi xử lý được chuyển sang quy trình phê duyệt và ban hành kết quả.</w:t>
-      </w:r>
-    </w:p>
-    <w:p>
-      <w:pPr>
-        <w:jc w:val="both"/>
-      </w:pPr>
-      <w:r>
-        <w:t>ĐỐI TƯỢNG KHÁCH HÀNG</w:t>
-      </w:r>
-    </w:p>
-    <w:p>
-      <w:pPr>
-        <w:ind w:firstLine="720"/>
-        <w:jc w:val="both"/>
-      </w:pPr>
-      <w:r>
-        <w:t>Người dân hoặc tổ chức đã nộp hồ sơ thủ tục hành chính tại phường Tân Hải.</w:t>
-      </w:r>
-    </w:p>
-    <w:p>
-      <w:pPr>
-        <w:jc w:val="both"/>
-      </w:pPr>
-      <w:r>
-        <w:lastRenderedPageBreak/>
-        <w:t>CÁC KẾT QUẢ CÓ THỂ XẢY RA</w:t>
-      </w:r>
-    </w:p>
-    <w:p>
-      <w:pPr>
-        <w:jc w:val="both"/>
-      </w:pPr>
-      <w:r>
-        <w:tab/>
-      </w:r>
-      <w:r>
-        <w:t>Hồ sơ được xác định hợp lệ và hoàn tất xử lý; hồ sơ được yêu cầu bổ sung; hồ sơ cần xác minh hoặc xử lý thêm; hoặc hồ sơ được đề xuất từ chối giải quyết và nêu rõ lý do.</w:t>
-      </w:r>
-    </w:p>
-    <w:p>
-      <w:pPr>
-        <w:jc w:val="both"/>
-      </w:pPr>
-      <w:r>
         <w:t>2.1.3.3. Quy trình trả kết và thông báo</w:t>
       </w:r>
     </w:p>
@@ -5998,14 +5614,11 @@
         <w:keepNext/>
       </w:pPr>
       <w:r>
-        <w:rPr>
-          <w:noProof/>
-        </w:rPr>
         <w:drawing>
-          <wp:inline distT="0" distB="0" distL="0" distR="0" wp14:anchorId="23F3748B" wp14:editId="4DCAB14B">
-            <wp:extent cx="5731510" cy="767715"/>
-            <wp:effectExtent l="0" t="0" r="2540" b="0"/>
-            <wp:docPr id="1579081715" name="Picture 25"/>
+          <wp:inline distT="0" distB="0" distL="0" distR="0" wp14:anchorId="13F8298A" wp14:editId="325E5CCA">
+            <wp:extent cx="5730737" cy="609653"/>
+            <wp:effectExtent l="0" t="0" r="3810" b="0"/>
+            <wp:docPr id="28964156" name="Picture 1"/>
             <wp:cNvGraphicFramePr>
               <a:graphicFrameLocks xmlns:a="http://schemas.openxmlformats.org/drawingml/2006/main" noChangeAspect="1"/>
             </wp:cNvGraphicFramePr>
@@ -6013,36 +5626,23 @@
               <a:graphicData uri="http://schemas.openxmlformats.org/drawingml/2006/picture">
                 <pic:pic xmlns:pic="http://schemas.openxmlformats.org/drawingml/2006/picture">
                   <pic:nvPicPr>
-                    <pic:cNvPr id="0" name="Picture 20"/>
-                    <pic:cNvPicPr>
-                      <a:picLocks noChangeAspect="1" noChangeArrowheads="1"/>
-                    </pic:cNvPicPr>
+                    <pic:cNvPr id="28964156" name=""/>
+                    <pic:cNvPicPr/>
                   </pic:nvPicPr>
                   <pic:blipFill>
-                    <a:blip r:embed="rId11">
-                      <a:extLst>
-                        <a:ext uri="{28A0092B-C50C-407E-A947-70E740481C1C}">
-                          <a14:useLocalDpi xmlns:a14="http://schemas.microsoft.com/office/drawing/2010/main" val="0"/>
-                        </a:ext>
-                      </a:extLst>
-                    </a:blip>
-                    <a:srcRect/>
+                    <a:blip r:embed="rId11"/>
                     <a:stretch>
                       <a:fillRect/>
                     </a:stretch>
                   </pic:blipFill>
-                  <pic:spPr bwMode="auto">
+                  <pic:spPr>
                     <a:xfrm>
                       <a:off x="0" y="0"/>
-                      <a:ext cx="5731510" cy="767715"/>
+                      <a:ext cx="5730737" cy="609653"/>
                     </a:xfrm>
                     <a:prstGeom prst="rect">
                       <a:avLst/>
                     </a:prstGeom>
-                    <a:noFill/>
-                    <a:ln>
-                      <a:noFill/>
-                    </a:ln>
                   </pic:spPr>
                 </pic:pic>
               </a:graphicData>
@@ -6090,6 +5690,197 @@
         <w:jc w:val="both"/>
       </w:pPr>
       <w:r>
+        <w:t>TÁC NHÂN THỰC HIỆN</w:t>
+      </w:r>
+    </w:p>
+    <w:p>
+      <w:pPr>
+        <w:jc w:val="both"/>
+      </w:pPr>
+      <w:r>
+        <w:t>Công chức chuyên môn; lãnh đạo hoặc người có thẩm quyền phê duyệt; hệ thống ký số; hệ thống thông tin giải quyết thủ tục hành chính.</w:t>
+      </w:r>
+    </w:p>
+    <w:p>
+      <w:pPr>
+        <w:jc w:val="both"/>
+      </w:pPr>
+      <w:r>
+        <w:lastRenderedPageBreak/>
+        <w:t>MÔ TẢ QUY TRÌNH</w:t>
+      </w:r>
+    </w:p>
+    <w:p>
+      <w:r>
+        <w:t>Bước</w:t>
+      </w:r>
+      <w:r>
+        <w:t xml:space="preserve"> </w:t>
+      </w:r>
+      <w:r>
+        <w:t>1.  Trình phê duyệt</w:t>
+      </w:r>
+      <w:r>
+        <w:br/>
+        <w:t xml:space="preserve"> </w:t>
+      </w:r>
+      <w:r>
+        <w:tab/>
+        <w:t>Sau khi hoàn tất quá trình xử lý hồ sơ và chuẩn bị dự thảo kết quả, công chức chuyên môn chuyển hồ sơ cùng dự thảo kết quả đến cấp có thẩm quyền để thực hiện quy trình phê duyệt.</w:t>
+      </w:r>
+    </w:p>
+    <w:p>
+      <w:pPr>
+        <w:jc w:val="both"/>
+      </w:pPr>
+      <w:r>
+        <w:t>Bước 2.  Tiếp nhận hồ sơ trình duyệt</w:t>
+      </w:r>
+    </w:p>
+    <w:p>
+      <w:pPr>
+        <w:jc w:val="both"/>
+      </w:pPr>
+      <w:r>
+        <w:tab/>
+        <w:t>Bộ phận hoặc người có thẩm quyền tiếp nhận hồ sơ, dự thảo kết quả và các tài liệu liên quan được chuyển từ công chức chuyên môn. </w:t>
+      </w:r>
+    </w:p>
+    <w:p>
+      <w:pPr>
+        <w:jc w:val="both"/>
+      </w:pPr>
+      <w:r>
+        <w:t>Bước 3.  Rà soát dự thảo</w:t>
+      </w:r>
+    </w:p>
+    <w:p>
+      <w:pPr>
+        <w:jc w:val="both"/>
+      </w:pPr>
+      <w:r>
+        <w:tab/>
+        <w:t>Dự thảo kết quả được rà soát về nội dung, thông tin hồ sơ, căn cứ pháp lý và tính đầy đủ trước khi đưa ra quyết định phê duyệt. </w:t>
+      </w:r>
+    </w:p>
+    <w:p>
+      <w:pPr>
+        <w:jc w:val="both"/>
+      </w:pPr>
+      <w:r>
+        <w:t>Bước 4. Xem xét phê duyệt </w:t>
+      </w:r>
+    </w:p>
+    <w:p>
+      <w:pPr>
+        <w:jc w:val="both"/>
+      </w:pPr>
+      <w:r>
+        <w:tab/>
+        <w:t>Lãnh đạo hoặc người có thẩm quyền xem xét hồ sơ và dự thảo kết quả để quyết định chấp thuận, yêu cầu chỉnh sửa hoặc trả lại để xử lý bổ sung. </w:t>
+      </w:r>
+    </w:p>
+    <w:p>
+      <w:pPr>
+        <w:jc w:val="both"/>
+      </w:pPr>
+      <w:r>
+        <w:t>Bước 5.  Ký số/Ký duyệt</w:t>
+      </w:r>
+    </w:p>
+    <w:p>
+      <w:pPr>
+        <w:jc w:val="both"/>
+      </w:pPr>
+      <w:r>
+        <w:tab/>
+        <w:t>Đối với dự thảo được chấp thuận, người có thẩm quyền thực hiện ký số hoặc ký duyệt theo quy định để xác nhận giá trị pháp lý của kết quả giải quyết. </w:t>
+      </w:r>
+    </w:p>
+    <w:p>
+      <w:pPr>
+        <w:jc w:val="both"/>
+      </w:pPr>
+      <w:r>
+        <w:t>Bước 6. Ban hành kết quả </w:t>
+      </w:r>
+    </w:p>
+    <w:p>
+      <w:pPr>
+        <w:ind w:firstLine="720"/>
+        <w:jc w:val="both"/>
+      </w:pPr>
+      <w:r>
+        <w:t>Kết quả sau khi được ký được ghi nhận chính thức trên hệ thống, cập nhật trạng thái và chuyển sang quy trình trả kết quả cho người nộp hồ sơ. </w:t>
+      </w:r>
+    </w:p>
+    <w:p>
+      <w:pPr>
+        <w:jc w:val="both"/>
+      </w:pPr>
+      <w:r>
+        <w:t>ĐỐI TƯỢNG KHÁCH HÀNG</w:t>
+      </w:r>
+    </w:p>
+    <w:p>
+      <w:pPr>
+        <w:ind w:firstLine="720"/>
+        <w:jc w:val="both"/>
+      </w:pPr>
+      <w:r>
+        <w:t>Người nộp hồ sơ, bao gồm cá nhân hoặc tổ chức đang chờ nhận kết quả giải quyết thủ tục hành chính.</w:t>
+      </w:r>
+    </w:p>
+    <w:p>
+      <w:pPr>
+        <w:ind w:firstLine="720"/>
+        <w:jc w:val="both"/>
+      </w:pPr>
+      <w:r>
+        <w:t>Giá trị mang lại của quy trình là bảo đảm kết quả giải quyết hồ sơ được rà soát, phê duyệt và ký bởi đúng người có thẩm quyền trước khi ban hành. Qua đó giúp kết quả có giá trị pháp lý, bảo đảm tính chính xác, minh bạch và hạn chế các trường hợp phải điều chỉnh hoặc xử lý lại sau khi đã trả cho người nộp hồ sơ.</w:t>
+      </w:r>
+    </w:p>
+    <w:p>
+      <w:pPr>
+        <w:jc w:val="both"/>
+      </w:pPr>
+      <w:r>
+        <w:t>CÁC KẾT QUẢ CÓ THỂ XẢY RA</w:t>
+      </w:r>
+    </w:p>
+    <w:p>
+      <w:pPr>
+        <w:ind w:firstLine="720"/>
+        <w:jc w:val="both"/>
+      </w:pPr>
+      <w:r>
+        <w:t>Hồ sơ được phê duyệt, ký duyệt và ban hành chính thức: Hồ sơ đã đáp ứng yêu cầu, được người có thẩm quyền chấp thuận và ký xác nhận để trở thành kết quả chính thức. </w:t>
+      </w:r>
+    </w:p>
+    <w:p>
+      <w:pPr>
+        <w:ind w:firstLine="720"/>
+        <w:jc w:val="both"/>
+      </w:pPr>
+      <w:r>
+        <w:lastRenderedPageBreak/>
+        <w:t>Hồ sơ được chuyển lại để rà soát hoặc thẩm định bổ sung: Trong quá trình phê duyệt phát hiện cần kiểm tra thêm thông tin, điều kiện hoặc căn cứ xử lý nên hồ sơ được chuyển về bước chuyên môn để xem xét lại.</w:t>
+      </w:r>
+    </w:p>
+    <w:p>
+      <w:pPr>
+        <w:ind w:firstLine="720"/>
+        <w:jc w:val="both"/>
+      </w:pPr>
+      <w:r>
+        <w:t xml:space="preserve">Hồ sơ bị từ chối giải quyết và ban hành thông báo theo quy định: Hồ sơ không đáp ứng điều kiện giải quyết nên cơ quan có thẩm quyền không chấp thuận và phát hành văn bản hoặc thông báo nêu rõ lý do từ chối. </w:t>
+      </w:r>
+    </w:p>
+    <w:p>
+      <w:pPr>
+        <w:jc w:val="both"/>
+      </w:pPr>
+      <w:r>
         <w:t>2.1.3.4. Quy trình trả kết và thông báo</w:t>
       </w:r>
     </w:p>
@@ -6098,14 +5889,11 @@
         <w:keepNext/>
       </w:pPr>
       <w:r>
-        <w:rPr>
-          <w:noProof/>
-        </w:rPr>
         <w:drawing>
-          <wp:inline distT="0" distB="0" distL="0" distR="0" wp14:anchorId="740057F2" wp14:editId="4C3AC69D">
-            <wp:extent cx="5731510" cy="767715"/>
-            <wp:effectExtent l="0" t="0" r="2540" b="0"/>
-            <wp:docPr id="1061067580" name="Picture 27"/>
+          <wp:inline distT="0" distB="0" distL="0" distR="0" wp14:anchorId="5C9C749A" wp14:editId="79321753">
+            <wp:extent cx="5685013" cy="586791"/>
+            <wp:effectExtent l="0" t="0" r="0" b="3810"/>
+            <wp:docPr id="1511607424" name="Picture 1"/>
             <wp:cNvGraphicFramePr>
               <a:graphicFrameLocks xmlns:a="http://schemas.openxmlformats.org/drawingml/2006/main" noChangeAspect="1"/>
             </wp:cNvGraphicFramePr>
@@ -6113,36 +5901,23 @@
               <a:graphicData uri="http://schemas.openxmlformats.org/drawingml/2006/picture">
                 <pic:pic xmlns:pic="http://schemas.openxmlformats.org/drawingml/2006/picture">
                   <pic:nvPicPr>
-                    <pic:cNvPr id="0" name="Picture 27"/>
-                    <pic:cNvPicPr>
-                      <a:picLocks noChangeAspect="1" noChangeArrowheads="1"/>
-                    </pic:cNvPicPr>
+                    <pic:cNvPr id="1511607424" name=""/>
+                    <pic:cNvPicPr/>
                   </pic:nvPicPr>
                   <pic:blipFill>
-                    <a:blip r:embed="rId12">
-                      <a:extLst>
-                        <a:ext uri="{28A0092B-C50C-407E-A947-70E740481C1C}">
-                          <a14:useLocalDpi xmlns:a14="http://schemas.microsoft.com/office/drawing/2010/main" val="0"/>
-                        </a:ext>
-                      </a:extLst>
-                    </a:blip>
-                    <a:srcRect/>
+                    <a:blip r:embed="rId12"/>
                     <a:stretch>
                       <a:fillRect/>
                     </a:stretch>
                   </pic:blipFill>
-                  <pic:spPr bwMode="auto">
+                  <pic:spPr>
                     <a:xfrm>
                       <a:off x="0" y="0"/>
-                      <a:ext cx="5731510" cy="767715"/>
+                      <a:ext cx="5685013" cy="586791"/>
                     </a:xfrm>
                     <a:prstGeom prst="rect">
                       <a:avLst/>
                     </a:prstGeom>
-                    <a:noFill/>
-                    <a:ln>
-                      <a:noFill/>
-                    </a:ln>
                   </pic:spPr>
                 </pic:pic>
               </a:graphicData>
@@ -6187,6 +5962,277 @@
     </w:p>
     <w:p>
       <w:pPr>
+        <w:jc w:val="both"/>
+      </w:pPr>
+      <w:r>
+        <w:t>TÁC NHÂN THỰC HIỆN</w:t>
+      </w:r>
+    </w:p>
+    <w:p>
+      <w:pPr>
+        <w:ind w:firstLine="720"/>
+        <w:jc w:val="both"/>
+      </w:pPr>
+      <w:r>
+        <w:t>Bộ phận Văn thư hoặc bộ phận ban hành: Chuyển kết quả đã được ký, đóng dấu hoặc ký số đến Bộ phận Một cửa để thực hiện trả kết quả.</w:t>
+      </w:r>
+    </w:p>
+    <w:p>
+      <w:pPr>
+        <w:ind w:firstLine="720"/>
+        <w:jc w:val="both"/>
+      </w:pPr>
+      <w:r>
+        <w:t>Công chức Bộ phận Một cửa: Tiếp nhận kết quả đã ban hành, kiểm tra thông tin, cập nhật trạng thái, thông báo và trả kết quả cho người nộp.</w:t>
+      </w:r>
+    </w:p>
+    <w:p>
+      <w:pPr>
+        <w:ind w:firstLine="720"/>
+        <w:jc w:val="both"/>
+      </w:pPr>
+      <w:r>
+        <w:t>Hệ thống thông tin giải quyết TTHC: Ghi nhận kết quả đã ban hành, cập nhật trạng thái hồ sơ, gửi thông báo và lưu thông tin trả kết quả.</w:t>
+      </w:r>
+    </w:p>
+    <w:p>
+      <w:pPr>
+        <w:ind w:firstLine="720"/>
+        <w:jc w:val="both"/>
+      </w:pPr>
+      <w:r>
+        <w:t>Đơn vị cung cấp dịch vụ bưu chính: Nhận và chuyển kết quả đến địa chỉ của người dân nếu khách hàng đăng ký nhận qua bưu chính.</w:t>
+      </w:r>
+    </w:p>
+    <w:p>
+      <w:pPr>
+        <w:ind w:firstLine="720"/>
+        <w:jc w:val="both"/>
+      </w:pPr>
+      <w:r>
+        <w:t>Người nộp hồ sơ: Nhận thông báo, xuất trình giấy hẹn hoặc thông tin xác thực, nhận kết quả và xác nhận đã hoàn thành.</w:t>
+      </w:r>
+    </w:p>
+    <w:p>
+      <w:pPr>
+        <w:jc w:val="both"/>
+      </w:pPr>
+      <w:r>
+        <w:t>MÔ TẢ QUY TRÌNH</w:t>
+      </w:r>
+    </w:p>
+    <w:p>
+      <w:r>
+        <w:t>Bước 1. Tiếp nhận kết quả ban hành</w:t>
+      </w:r>
+      <w:r>
+        <w:br/>
+        <w:t xml:space="preserve"> </w:t>
+      </w:r>
+      <w:r>
+        <w:tab/>
+        <w:t>Bộ phận tiếp nhận và trả kết quả nhận kết quả giải quyết đã được phê duyệt, ký và ban hành từ quy trình trước để chuẩn bị thực hiện việc trả kết quả cho người nộp hồ sơ.</w:t>
+      </w:r>
+    </w:p>
+    <w:p>
+      <w:r>
+        <w:t>Bước 2. Cập nhật trạng thái</w:t>
+      </w:r>
+      <w:r>
+        <w:br/>
+        <w:t xml:space="preserve"> </w:t>
+      </w:r>
+      <w:r>
+        <w:tab/>
+        <w:t>Trạng thái hồ sơ được cập nhật trên hệ thống thành đã có kết quả, chờ trả kết quả hoặc trạng thái tương ứng theo quy định để phản ánh tiến độ xử lý thực tế.</w:t>
+      </w:r>
+    </w:p>
+    <w:p>
+      <w:r>
+        <w:t>Bước 3. Thông báo kết quả</w:t>
+      </w:r>
+      <w:r>
+        <w:br/>
+        <w:t xml:space="preserve"> </w:t>
+      </w:r>
+      <w:r>
+        <w:tab/>
+        <w:t xml:space="preserve">Hệ thống hoặc công chức phụ trách thông báo cho người nộp hồ sơ biết kết quả </w:t>
+      </w:r>
+      <w:r>
+        <w:lastRenderedPageBreak/>
+        <w:t>đã sẵn sàng, đồng thời cung cấp thông tin về hình thức, thời gian hoặc địa điểm nhận kết quả.</w:t>
+      </w:r>
+    </w:p>
+    <w:p>
+      <w:r>
+        <w:t>Bước 4. Trả kết quả</w:t>
+      </w:r>
+      <w:r>
+        <w:br/>
+        <w:t xml:space="preserve"> </w:t>
+      </w:r>
+      <w:r>
+        <w:tab/>
+        <w:t>Kết quả giải quyết thủ tục hành chính được chuyển giao cho người nộp hồ sơ theo hình thức đã đăng ký, như nhận trực tiếp tại Bộ phận Một cửa, nhận trực tuyến hoặc qua dịch vụ bưu chính.</w:t>
+      </w:r>
+    </w:p>
+    <w:p>
+      <w:r>
+        <w:t>Bước 5. Xác nhận hoàn thành</w:t>
+      </w:r>
+      <w:r>
+        <w:br/>
+        <w:t xml:space="preserve"> </w:t>
+      </w:r>
+      <w:r>
+        <w:tab/>
+        <w:t>Sau khi kết quả được giao thành công, công chức hoặc hệ thống ghi nhận việc trả kết quả đã hoàn tất và cập nhật trạng thái hồ sơ tương ứng.</w:t>
+      </w:r>
+    </w:p>
+    <w:p>
+      <w:r>
+        <w:t>Bước 6. Lưu trữ hồ sơ</w:t>
+      </w:r>
+      <w:r>
+        <w:br/>
+        <w:t xml:space="preserve"> </w:t>
+      </w:r>
+      <w:r>
+        <w:tab/>
+        <w:t>Hồ sơ, kết quả giải quyết và các thông tin liên quan được lưu trữ trên hệ thống hoặc theo hình thức lưu trữ phù hợp để phục vụ tra cứu, kiểm tra và đối chiếu khi cần thiết.</w:t>
+      </w:r>
+    </w:p>
+    <w:p>
+      <w:pPr>
+        <w:jc w:val="both"/>
+      </w:pPr>
+      <w:r>
+        <w:t>ĐỐI TƯỢNG KHÁCH HÀNG</w:t>
+      </w:r>
+    </w:p>
+    <w:p>
+      <w:pPr>
+        <w:ind w:firstLine="720"/>
+        <w:jc w:val="both"/>
+      </w:pPr>
+      <w:r>
+        <w:t>Đối tượng khách hàng của quy trình là cá nhân hoặc tổ chức đã hoàn thành việc nộp hồ sơ và đang chờ nhận kết quả giải quyết thủ tục hành chính</w:t>
+      </w:r>
+      <w:r>
+        <w:t>.</w:t>
+      </w:r>
+    </w:p>
+    <w:p>
+      <w:pPr>
+        <w:ind w:firstLine="720"/>
+        <w:jc w:val="both"/>
+      </w:pPr>
+      <w:r>
+        <w:t>Quy trình giúp người dân nhận kết quả đúng hồ sơ, đúng thời gian và đúng hình thức đã đăng ký. Việc cập nhật trạng thái và gửi thông báo cũng giúp người dân biết khi nào có thể nhận kết quả, hạn chế phải đi lại hoặc chờ đợi không cần thiết.</w:t>
+      </w:r>
+    </w:p>
+    <w:p>
+      <w:pPr>
+        <w:jc w:val="both"/>
+      </w:pPr>
+      <w:r>
+        <w:t>CÁC KẾT QUẢ CÓ THỂ XẢY RA</w:t>
+      </w:r>
+    </w:p>
+    <w:p>
+      <w:pPr>
+        <w:ind w:firstLine="720"/>
+        <w:jc w:val="both"/>
+      </w:pPr>
+      <w:r>
+        <w:t>Kết quả được trả trực tiếp: Người nộp đến Bộ phận Một cửa, xuất trình giấy tờ cần thiết và nhận kết quả.</w:t>
+      </w:r>
+    </w:p>
+    <w:p>
+      <w:pPr>
+        <w:ind w:firstLine="720"/>
+        <w:jc w:val="both"/>
+      </w:pPr>
+      <w:r>
+        <w:t>Kết quả được trả trực tuyến: Người nộp nhận hoặc tải kết quả điện tử trên hệ thống.</w:t>
+      </w:r>
+    </w:p>
+    <w:p>
+      <w:pPr>
+        <w:ind w:firstLine="720"/>
+        <w:jc w:val="both"/>
+      </w:pPr>
+      <w:r>
+        <w:t>Kết quả được trả qua bưu chính: Kết quả được chuyển đến địa chỉ mà người nộp đã đăng ký.</w:t>
+      </w:r>
+    </w:p>
+    <w:p>
+      <w:pPr>
+        <w:ind w:firstLine="720"/>
+        <w:jc w:val="both"/>
+      </w:pPr>
+      <w:r>
+        <w:t>Người nộp chưa đến nhận kết quả: Hồ sơ đã có kết quả nhưng người nộp chưa đến nhận hoặc chưa xác nhận nhận trực tuyến.</w:t>
+      </w:r>
+    </w:p>
+    <w:p>
+      <w:pPr>
+        <w:ind w:firstLine="720"/>
+        <w:jc w:val="both"/>
+      </w:pPr>
+      <w:r>
+        <w:t>Không liên hệ được với người nộp: Thông tin liên hệ không chính xác, điện thoại không liên lạc được hoặc thông báo không được tiếp nhận.</w:t>
+      </w:r>
+    </w:p>
+    <w:p>
+      <w:pPr>
+        <w:ind w:firstLine="720"/>
+        <w:jc w:val="both"/>
+      </w:pPr>
+      <w:r>
+        <w:t>Người nhận không đủ giấy tờ: Người đến nhận không có giấy hẹn, giấy tờ tùy thân hoặc giấy ủy quyền hợp lệ nên chưa thể nhận kết quả.</w:t>
+      </w:r>
+    </w:p>
+    <w:p>
+      <w:pPr>
+        <w:ind w:firstLine="720"/>
+        <w:jc w:val="both"/>
+      </w:pPr>
+      <w:r>
+        <w:lastRenderedPageBreak/>
+        <w:t>Kết quả có sai sót: Kết quả có sai thông tin, thiếu chữ ký, thiếu con dấu hoặc lỗi tệp điện tử nên phải chuyển lại đơn vị xử lý để chỉnh sửa.</w:t>
+      </w:r>
+    </w:p>
+    <w:p>
+      <w:pPr>
+        <w:ind w:firstLine="720"/>
+        <w:jc w:val="both"/>
+      </w:pPr>
+      <w:r>
+        <w:t>Bưu chính giao không thành công: Sai địa chỉ, không có người nhận hoặc người nhận từ chối nhận.</w:t>
+      </w:r>
+    </w:p>
+    <w:p>
+      <w:pPr>
+        <w:ind w:firstLine="720"/>
+        <w:jc w:val="both"/>
+      </w:pPr>
+      <w:r>
+        <w:t>Kết quả đã được nhận và xác nhận: Người nộp đã nhận kết quả, hệ thống cập nhật trạng thái hoàn thành.</w:t>
+      </w:r>
+    </w:p>
+    <w:p>
+      <w:pPr>
+        <w:ind w:firstLine="720"/>
+        <w:jc w:val="both"/>
+      </w:pPr>
+      <w:r>
+        <w:t>Hồ sơ được lưu trữ: Sau khi hoàn tất việc trả kết quả, toàn bộ hồ sơ được lưu để phục vụ tra cứu và kiểm tra.</w:t>
+      </w:r>
+    </w:p>
+    <w:p>
+      <w:pPr>
         <w:pStyle w:val="Heading4"/>
       </w:pPr>
       <w:bookmarkStart w:id="20" w:name="_Toc236231651"/>
@@ -6220,6 +6266,9 @@
       <w:bookmarkEnd w:id="24"/>
     </w:p>
     <w:p>
+      <w:pPr>
+        <w:pStyle w:val="Heading4"/>
+      </w:pPr>
       <w:r>
         <w:t>2.3.1.</w:t>
       </w:r>
@@ -6233,10 +6282,10 @@
           <w:noProof/>
         </w:rPr>
         <w:drawing>
-          <wp:inline distT="0" distB="0" distL="0" distR="0" wp14:anchorId="15724381" wp14:editId="281EA459">
-            <wp:extent cx="5731510" cy="1784350"/>
-            <wp:effectExtent l="0" t="0" r="2540" b="6350"/>
-            <wp:docPr id="864215819" name="Picture 1"/>
+          <wp:inline distT="0" distB="0" distL="0" distR="0" wp14:anchorId="25CF366F" wp14:editId="30D1DA1E">
+            <wp:extent cx="5731510" cy="2164080"/>
+            <wp:effectExtent l="0" t="0" r="2540" b="7620"/>
+            <wp:docPr id="643107891" name="Picture 1"/>
             <wp:cNvGraphicFramePr>
               <a:graphicFrameLocks xmlns:a="http://schemas.openxmlformats.org/drawingml/2006/main" noChangeAspect="1"/>
             </wp:cNvGraphicFramePr>
@@ -6244,7 +6293,7 @@
               <a:graphicData uri="http://schemas.openxmlformats.org/drawingml/2006/picture">
                 <pic:pic xmlns:pic="http://schemas.openxmlformats.org/drawingml/2006/picture">
                   <pic:nvPicPr>
-                    <pic:cNvPr id="864215819" name=""/>
+                    <pic:cNvPr id="643107891" name=""/>
                     <pic:cNvPicPr/>
                   </pic:nvPicPr>
                   <pic:blipFill>
@@ -6256,7 +6305,7 @@
                   <pic:spPr>
                     <a:xfrm>
                       <a:off x="0" y="0"/>
-                      <a:ext cx="5731510" cy="1784350"/>
+                      <a:ext cx="5731510" cy="2164080"/>
                     </a:xfrm>
                     <a:prstGeom prst="rect">
                       <a:avLst/>
@@ -6282,17 +6331,18 @@
     </w:p>
     <w:p>
       <w:pPr>
-        <w:rPr>
-          <w:b/>
-          <w:bCs/>
-        </w:rPr>
-      </w:pPr>
-      <w:r>
-        <w:rPr>
-          <w:b/>
-          <w:bCs/>
-        </w:rPr>
-        <w:t>Kế hoạch làm việc</w:t>
+        <w:pStyle w:val="Heading5"/>
+      </w:pPr>
+      <w:r>
+        <w:t>2.3.1.1 Mô tả quy trình hiện có</w:t>
+      </w:r>
+    </w:p>
+    <w:p>
+      <w:pPr>
+        <w:ind w:firstLine="720"/>
+      </w:pPr>
+      <w:r>
+        <w:t>Bảng 2. Mô tả mô hình quy trình tiếp nhận hồ trực tiếp BNĐP</w:t>
       </w:r>
     </w:p>
     <w:tbl>
@@ -6307,37 +6357,46 @@
         <w:tblLook w:val="04A0" w:firstRow="1" w:lastRow="0" w:firstColumn="1" w:lastColumn="0" w:noHBand="0" w:noVBand="1"/>
       </w:tblPr>
       <w:tblGrid>
-        <w:gridCol w:w="663"/>
-        <w:gridCol w:w="1582"/>
-        <w:gridCol w:w="2093"/>
-        <w:gridCol w:w="1481"/>
-        <w:gridCol w:w="1489"/>
-        <w:gridCol w:w="1702"/>
+        <w:gridCol w:w="672"/>
+        <w:gridCol w:w="1668"/>
+        <w:gridCol w:w="1414"/>
+        <w:gridCol w:w="5262"/>
       </w:tblGrid>
       <w:tr>
         <w:trPr>
-          <w:trHeight w:val="1110"/>
+          <w:tblHeader/>
         </w:trPr>
         <w:tc>
           <w:tcPr>
             <w:tcW w:w="0" w:type="auto"/>
             <w:tcBorders>
-              <w:top w:val="single" w:sz="6" w:space="0" w:color="000000"/>
-              <w:left w:val="single" w:sz="6" w:space="0" w:color="000000"/>
-              <w:bottom w:val="single" w:sz="6" w:space="0" w:color="000000"/>
-              <w:right w:val="single" w:sz="6" w:space="0" w:color="000000"/>
+              <w:top w:val="single" w:sz="4" w:space="0" w:color="000000"/>
+              <w:left w:val="single" w:sz="4" w:space="0" w:color="000000"/>
+              <w:bottom w:val="single" w:sz="4" w:space="0" w:color="000000"/>
+              <w:right w:val="single" w:sz="4" w:space="0" w:color="000000"/>
             </w:tcBorders>
+            <w:shd w:val="clear" w:color="auto" w:fill="D9D9D9"/>
             <w:tcMar>
-              <w:top w:w="0" w:type="dxa"/>
-              <w:left w:w="100" w:type="dxa"/>
-              <w:bottom w:w="0" w:type="dxa"/>
-              <w:right w:w="100" w:type="dxa"/>
+              <w:top w:w="110" w:type="dxa"/>
+              <w:left w:w="90" w:type="dxa"/>
+              <w:bottom w:w="110" w:type="dxa"/>
+              <w:right w:w="90" w:type="dxa"/>
             </w:tcMar>
+            <w:vAlign w:val="center"/>
             <w:hideMark/>
           </w:tcPr>
           <w:p>
-            <w:r>
-              <w:lastRenderedPageBreak/>
+            <w:pPr>
+              <w:rPr>
+                <w:b/>
+                <w:bCs/>
+              </w:rPr>
+            </w:pPr>
+            <w:r>
+              <w:rPr>
+                <w:b/>
+                <w:bCs/>
+              </w:rPr>
               <w:t>STT</w:t>
             </w:r>
           </w:p>
@@ -6346,22 +6405,34 @@
           <w:tcPr>
             <w:tcW w:w="0" w:type="auto"/>
             <w:tcBorders>
-              <w:top w:val="single" w:sz="6" w:space="0" w:color="000000"/>
-              <w:left w:val="single" w:sz="6" w:space="0" w:color="000000"/>
-              <w:bottom w:val="single" w:sz="6" w:space="0" w:color="000000"/>
-              <w:right w:val="single" w:sz="6" w:space="0" w:color="000000"/>
+              <w:top w:val="single" w:sz="4" w:space="0" w:color="000000"/>
+              <w:left w:val="single" w:sz="4" w:space="0" w:color="000000"/>
+              <w:bottom w:val="single" w:sz="4" w:space="0" w:color="000000"/>
+              <w:right w:val="single" w:sz="4" w:space="0" w:color="000000"/>
             </w:tcBorders>
+            <w:shd w:val="clear" w:color="auto" w:fill="D9D9D9"/>
             <w:tcMar>
-              <w:top w:w="0" w:type="dxa"/>
-              <w:left w:w="100" w:type="dxa"/>
-              <w:bottom w:w="0" w:type="dxa"/>
-              <w:right w:w="100" w:type="dxa"/>
+              <w:top w:w="110" w:type="dxa"/>
+              <w:left w:w="90" w:type="dxa"/>
+              <w:bottom w:w="110" w:type="dxa"/>
+              <w:right w:w="90" w:type="dxa"/>
             </w:tcMar>
+            <w:vAlign w:val="center"/>
             <w:hideMark/>
           </w:tcPr>
           <w:p>
-            <w:r>
-              <w:t>Thời gian/Tần suất</w:t>
+            <w:pPr>
+              <w:rPr>
+                <w:b/>
+                <w:bCs/>
+              </w:rPr>
+            </w:pPr>
+            <w:r>
+              <w:rPr>
+                <w:b/>
+                <w:bCs/>
+              </w:rPr>
+              <w:t>Bước</w:t>
             </w:r>
           </w:p>
         </w:tc>
@@ -6369,22 +6440,34 @@
           <w:tcPr>
             <w:tcW w:w="0" w:type="auto"/>
             <w:tcBorders>
-              <w:top w:val="single" w:sz="6" w:space="0" w:color="000000"/>
-              <w:left w:val="single" w:sz="6" w:space="0" w:color="000000"/>
-              <w:bottom w:val="single" w:sz="6" w:space="0" w:color="000000"/>
-              <w:right w:val="single" w:sz="6" w:space="0" w:color="000000"/>
+              <w:top w:val="single" w:sz="4" w:space="0" w:color="000000"/>
+              <w:left w:val="single" w:sz="4" w:space="0" w:color="000000"/>
+              <w:bottom w:val="single" w:sz="4" w:space="0" w:color="000000"/>
+              <w:right w:val="single" w:sz="4" w:space="0" w:color="000000"/>
             </w:tcBorders>
+            <w:shd w:val="clear" w:color="auto" w:fill="D9D9D9"/>
             <w:tcMar>
-              <w:top w:w="0" w:type="dxa"/>
-              <w:left w:w="100" w:type="dxa"/>
-              <w:bottom w:w="0" w:type="dxa"/>
-              <w:right w:w="100" w:type="dxa"/>
+              <w:top w:w="110" w:type="dxa"/>
+              <w:left w:w="90" w:type="dxa"/>
+              <w:bottom w:w="110" w:type="dxa"/>
+              <w:right w:w="90" w:type="dxa"/>
             </w:tcMar>
+            <w:vAlign w:val="center"/>
             <w:hideMark/>
           </w:tcPr>
           <w:p>
-            <w:r>
-              <w:t>Nội dung công việc</w:t>
+            <w:pPr>
+              <w:rPr>
+                <w:b/>
+                <w:bCs/>
+              </w:rPr>
+            </w:pPr>
+            <w:r>
+              <w:rPr>
+                <w:b/>
+                <w:bCs/>
+              </w:rPr>
+              <w:t>Tác nhân</w:t>
             </w:r>
           </w:p>
         </w:tc>
@@ -6392,22 +6475,59 @@
           <w:tcPr>
             <w:tcW w:w="0" w:type="auto"/>
             <w:tcBorders>
-              <w:top w:val="single" w:sz="6" w:space="0" w:color="000000"/>
-              <w:left w:val="single" w:sz="6" w:space="0" w:color="000000"/>
-              <w:bottom w:val="single" w:sz="6" w:space="0" w:color="000000"/>
-              <w:right w:val="single" w:sz="6" w:space="0" w:color="000000"/>
+              <w:top w:val="single" w:sz="4" w:space="0" w:color="000000"/>
+              <w:left w:val="single" w:sz="4" w:space="0" w:color="000000"/>
+              <w:bottom w:val="single" w:sz="4" w:space="0" w:color="000000"/>
+              <w:right w:val="single" w:sz="4" w:space="0" w:color="000000"/>
+            </w:tcBorders>
+            <w:shd w:val="clear" w:color="auto" w:fill="D9D9D9"/>
+            <w:tcMar>
+              <w:top w:w="110" w:type="dxa"/>
+              <w:left w:w="90" w:type="dxa"/>
+              <w:bottom w:w="110" w:type="dxa"/>
+              <w:right w:w="90" w:type="dxa"/>
+            </w:tcMar>
+            <w:vAlign w:val="center"/>
+            <w:hideMark/>
+          </w:tcPr>
+          <w:p>
+            <w:pPr>
+              <w:rPr>
+                <w:b/>
+                <w:bCs/>
+              </w:rPr>
+            </w:pPr>
+            <w:r>
+              <w:rPr>
+                <w:b/>
+                <w:bCs/>
+              </w:rPr>
+              <w:t>Mô tả</w:t>
+            </w:r>
+          </w:p>
+        </w:tc>
+      </w:tr>
+      <w:tr>
+        <w:tc>
+          <w:tcPr>
+            <w:tcW w:w="0" w:type="auto"/>
+            <w:tcBorders>
+              <w:top w:val="single" w:sz="4" w:space="0" w:color="000000"/>
+              <w:left w:val="single" w:sz="4" w:space="0" w:color="000000"/>
+              <w:bottom w:val="single" w:sz="4" w:space="0" w:color="000000"/>
+              <w:right w:val="single" w:sz="4" w:space="0" w:color="000000"/>
             </w:tcBorders>
             <w:tcMar>
-              <w:top w:w="0" w:type="dxa"/>
-              <w:left w:w="100" w:type="dxa"/>
-              <w:bottom w:w="0" w:type="dxa"/>
-              <w:right w:w="100" w:type="dxa"/>
+              <w:top w:w="95" w:type="dxa"/>
+              <w:left w:w="95" w:type="dxa"/>
+              <w:bottom w:w="95" w:type="dxa"/>
+              <w:right w:w="95" w:type="dxa"/>
             </w:tcMar>
             <w:hideMark/>
           </w:tcPr>
           <w:p>
             <w:r>
-              <w:t>Đơn vị/Cá nhân chủ trì</w:t>
+              <w:t>1</w:t>
             </w:r>
           </w:p>
         </w:tc>
@@ -6415,22 +6535,22 @@
           <w:tcPr>
             <w:tcW w:w="0" w:type="auto"/>
             <w:tcBorders>
-              <w:top w:val="single" w:sz="6" w:space="0" w:color="000000"/>
-              <w:left w:val="single" w:sz="6" w:space="0" w:color="000000"/>
-              <w:bottom w:val="single" w:sz="6" w:space="0" w:color="000000"/>
-              <w:right w:val="single" w:sz="6" w:space="0" w:color="000000"/>
+              <w:top w:val="single" w:sz="4" w:space="0" w:color="000000"/>
+              <w:left w:val="single" w:sz="4" w:space="0" w:color="000000"/>
+              <w:bottom w:val="single" w:sz="4" w:space="0" w:color="000000"/>
+              <w:right w:val="single" w:sz="4" w:space="0" w:color="000000"/>
             </w:tcBorders>
             <w:tcMar>
-              <w:top w:w="0" w:type="dxa"/>
-              <w:left w:w="100" w:type="dxa"/>
-              <w:bottom w:w="0" w:type="dxa"/>
-              <w:right w:w="100" w:type="dxa"/>
+              <w:top w:w="95" w:type="dxa"/>
+              <w:left w:w="95" w:type="dxa"/>
+              <w:bottom w:w="95" w:type="dxa"/>
+              <w:right w:w="95" w:type="dxa"/>
             </w:tcMar>
             <w:hideMark/>
           </w:tcPr>
           <w:p>
             <w:r>
-              <w:t>Đơn vị phối hợp</w:t>
+              <w:t>B1: Cá nhân/tổ chức nộp hồ sơ</w:t>
             </w:r>
           </w:p>
         </w:tc>
@@ -6438,50 +6558,22 @@
           <w:tcPr>
             <w:tcW w:w="0" w:type="auto"/>
             <w:tcBorders>
-              <w:top w:val="single" w:sz="6" w:space="0" w:color="000000"/>
-              <w:left w:val="single" w:sz="6" w:space="0" w:color="000000"/>
-              <w:bottom w:val="single" w:sz="6" w:space="0" w:color="000000"/>
-              <w:right w:val="single" w:sz="6" w:space="0" w:color="000000"/>
+              <w:top w:val="single" w:sz="4" w:space="0" w:color="000000"/>
+              <w:left w:val="single" w:sz="4" w:space="0" w:color="000000"/>
+              <w:bottom w:val="single" w:sz="4" w:space="0" w:color="000000"/>
+              <w:right w:val="single" w:sz="4" w:space="0" w:color="000000"/>
             </w:tcBorders>
             <w:tcMar>
-              <w:top w:w="0" w:type="dxa"/>
-              <w:left w:w="100" w:type="dxa"/>
-              <w:bottom w:w="0" w:type="dxa"/>
-              <w:right w:w="100" w:type="dxa"/>
+              <w:top w:w="95" w:type="dxa"/>
+              <w:left w:w="95" w:type="dxa"/>
+              <w:bottom w:w="95" w:type="dxa"/>
+              <w:right w:w="95" w:type="dxa"/>
             </w:tcMar>
             <w:hideMark/>
           </w:tcPr>
           <w:p>
             <w:r>
-              <w:t>Kết quả cần đạt</w:t>
-            </w:r>
-          </w:p>
-        </w:tc>
-      </w:tr>
-      <w:tr>
-        <w:trPr>
-          <w:trHeight w:val="2610"/>
-        </w:trPr>
-        <w:tc>
-          <w:tcPr>
-            <w:tcW w:w="0" w:type="auto"/>
-            <w:tcBorders>
-              <w:top w:val="single" w:sz="6" w:space="0" w:color="000000"/>
-              <w:left w:val="single" w:sz="6" w:space="0" w:color="000000"/>
-              <w:bottom w:val="single" w:sz="6" w:space="0" w:color="000000"/>
-              <w:right w:val="single" w:sz="6" w:space="0" w:color="000000"/>
-            </w:tcBorders>
-            <w:tcMar>
-              <w:top w:w="0" w:type="dxa"/>
-              <w:left w:w="100" w:type="dxa"/>
-              <w:bottom w:w="0" w:type="dxa"/>
-              <w:right w:w="100" w:type="dxa"/>
-            </w:tcMar>
-            <w:hideMark/>
-          </w:tcPr>
-          <w:p>
-            <w:r>
-              <w:t>1</w:t>
+              <w:t>Cá nhân/Tổ chức</w:t>
             </w:r>
           </w:p>
         </w:tc>
@@ -6489,22 +6581,49 @@
           <w:tcPr>
             <w:tcW w:w="0" w:type="auto"/>
             <w:tcBorders>
-              <w:top w:val="single" w:sz="6" w:space="0" w:color="000000"/>
-              <w:left w:val="single" w:sz="6" w:space="0" w:color="000000"/>
-              <w:bottom w:val="single" w:sz="6" w:space="0" w:color="000000"/>
-              <w:right w:val="single" w:sz="6" w:space="0" w:color="000000"/>
+              <w:top w:val="single" w:sz="4" w:space="0" w:color="000000"/>
+              <w:left w:val="single" w:sz="4" w:space="0" w:color="000000"/>
+              <w:bottom w:val="single" w:sz="4" w:space="0" w:color="000000"/>
+              <w:right w:val="single" w:sz="4" w:space="0" w:color="000000"/>
             </w:tcBorders>
             <w:tcMar>
-              <w:top w:w="0" w:type="dxa"/>
+              <w:top w:w="100" w:type="dxa"/>
               <w:left w:w="100" w:type="dxa"/>
-              <w:bottom w:w="0" w:type="dxa"/>
+              <w:bottom w:w="100" w:type="dxa"/>
               <w:right w:w="100" w:type="dxa"/>
+            </w:tcMar>
+            <w:vAlign w:val="bottom"/>
+            <w:hideMark/>
+          </w:tcPr>
+          <w:p>
+            <w:r>
+              <w:t>Cá nhân, tổ chức chuẩn bị đầy đủ hồ sơ theo quy định gồm đơn đề nghị, giấy tờ pháp lý và các tài liệu chuyên ngành liên quan, sau đó nộp trực tuyến qua Cổng Dịch vụ công hoặc nộp trực tiếp tại Bộ phận Một cửa.</w:t>
+            </w:r>
+          </w:p>
+        </w:tc>
+      </w:tr>
+      <w:tr>
+        <w:tc>
+          <w:tcPr>
+            <w:tcW w:w="0" w:type="auto"/>
+            <w:tcBorders>
+              <w:top w:val="single" w:sz="4" w:space="0" w:color="000000"/>
+              <w:left w:val="single" w:sz="4" w:space="0" w:color="000000"/>
+              <w:bottom w:val="single" w:sz="4" w:space="0" w:color="000000"/>
+              <w:right w:val="single" w:sz="4" w:space="0" w:color="000000"/>
+            </w:tcBorders>
+            <w:tcMar>
+              <w:top w:w="95" w:type="dxa"/>
+              <w:left w:w="95" w:type="dxa"/>
+              <w:bottom w:w="95" w:type="dxa"/>
+              <w:right w:w="95" w:type="dxa"/>
             </w:tcMar>
             <w:hideMark/>
           </w:tcPr>
           <w:p>
             <w:r>
-              <w:t>Hằng ngày</w:t>
+              <w:lastRenderedPageBreak/>
+              <w:t>2</w:t>
             </w:r>
           </w:p>
         </w:tc>
@@ -6512,22 +6631,22 @@
           <w:tcPr>
             <w:tcW w:w="0" w:type="auto"/>
             <w:tcBorders>
-              <w:top w:val="single" w:sz="6" w:space="0" w:color="000000"/>
-              <w:left w:val="single" w:sz="6" w:space="0" w:color="000000"/>
-              <w:bottom w:val="single" w:sz="6" w:space="0" w:color="000000"/>
-              <w:right w:val="single" w:sz="6" w:space="0" w:color="000000"/>
+              <w:top w:val="single" w:sz="4" w:space="0" w:color="000000"/>
+              <w:left w:val="single" w:sz="4" w:space="0" w:color="000000"/>
+              <w:bottom w:val="single" w:sz="4" w:space="0" w:color="000000"/>
+              <w:right w:val="single" w:sz="4" w:space="0" w:color="000000"/>
             </w:tcBorders>
             <w:tcMar>
-              <w:top w:w="0" w:type="dxa"/>
-              <w:left w:w="100" w:type="dxa"/>
-              <w:bottom w:w="0" w:type="dxa"/>
-              <w:right w:w="100" w:type="dxa"/>
+              <w:top w:w="95" w:type="dxa"/>
+              <w:left w:w="95" w:type="dxa"/>
+              <w:bottom w:w="95" w:type="dxa"/>
+              <w:right w:w="95" w:type="dxa"/>
             </w:tcMar>
             <w:hideMark/>
           </w:tcPr>
           <w:p>
             <w:r>
-              <w:t>Tiếp nhận hồ sơ trực tiếp, trực tuyến hoặc qua dịch vụ bưu chính; kiểm tra thông tin người nộp và thành phần hồ sơ</w:t>
+              <w:t>B2: Tiếp nhận hồ sơ và thông tin người nộp</w:t>
             </w:r>
           </w:p>
         </w:tc>
@@ -6535,22 +6654,22 @@
           <w:tcPr>
             <w:tcW w:w="0" w:type="auto"/>
             <w:tcBorders>
-              <w:top w:val="single" w:sz="6" w:space="0" w:color="000000"/>
-              <w:left w:val="single" w:sz="6" w:space="0" w:color="000000"/>
-              <w:bottom w:val="single" w:sz="6" w:space="0" w:color="000000"/>
-              <w:right w:val="single" w:sz="6" w:space="0" w:color="000000"/>
+              <w:top w:val="single" w:sz="4" w:space="0" w:color="000000"/>
+              <w:left w:val="single" w:sz="4" w:space="0" w:color="000000"/>
+              <w:bottom w:val="single" w:sz="4" w:space="0" w:color="000000"/>
+              <w:right w:val="single" w:sz="4" w:space="0" w:color="000000"/>
             </w:tcBorders>
             <w:tcMar>
-              <w:top w:w="0" w:type="dxa"/>
-              <w:left w:w="100" w:type="dxa"/>
-              <w:bottom w:w="0" w:type="dxa"/>
-              <w:right w:w="100" w:type="dxa"/>
+              <w:top w:w="95" w:type="dxa"/>
+              <w:left w:w="95" w:type="dxa"/>
+              <w:bottom w:w="95" w:type="dxa"/>
+              <w:right w:w="95" w:type="dxa"/>
             </w:tcMar>
             <w:hideMark/>
           </w:tcPr>
           <w:p>
             <w:r>
-              <w:t>Bộ phận Một cửa</w:t>
+              <w:t>Cán bộ một cửa</w:t>
             </w:r>
           </w:p>
         </w:tc>
@@ -6558,22 +6677,48 @@
           <w:tcPr>
             <w:tcW w:w="0" w:type="auto"/>
             <w:tcBorders>
-              <w:top w:val="single" w:sz="6" w:space="0" w:color="000000"/>
-              <w:left w:val="single" w:sz="6" w:space="0" w:color="000000"/>
-              <w:bottom w:val="single" w:sz="6" w:space="0" w:color="000000"/>
-              <w:right w:val="single" w:sz="6" w:space="0" w:color="000000"/>
+              <w:top w:val="single" w:sz="4" w:space="0" w:color="000000"/>
+              <w:left w:val="single" w:sz="4" w:space="0" w:color="000000"/>
+              <w:bottom w:val="single" w:sz="4" w:space="0" w:color="000000"/>
+              <w:right w:val="single" w:sz="4" w:space="0" w:color="000000"/>
             </w:tcBorders>
             <w:tcMar>
-              <w:top w:w="0" w:type="dxa"/>
+              <w:top w:w="100" w:type="dxa"/>
               <w:left w:w="100" w:type="dxa"/>
-              <w:bottom w:w="0" w:type="dxa"/>
+              <w:bottom w:w="100" w:type="dxa"/>
               <w:right w:w="100" w:type="dxa"/>
+            </w:tcMar>
+            <w:vAlign w:val="bottom"/>
+            <w:hideMark/>
+          </w:tcPr>
+          <w:p>
+            <w:r>
+              <w:t>Cán bộ tiếp nhận hồ sơ, đối chiếu thông tin sơ bộ của người nộp và xác định chính xác thủ tục hành chính cần giải quyết. Thông tin liên hệ của người nộp được ghi nhận đồng bộ để phục vụ công tác thông báo và trả kết quả.</w:t>
+            </w:r>
+          </w:p>
+        </w:tc>
+      </w:tr>
+      <w:tr>
+        <w:tc>
+          <w:tcPr>
+            <w:tcW w:w="0" w:type="auto"/>
+            <w:tcBorders>
+              <w:top w:val="single" w:sz="4" w:space="0" w:color="000000"/>
+              <w:left w:val="single" w:sz="4" w:space="0" w:color="000000"/>
+              <w:bottom w:val="single" w:sz="4" w:space="0" w:color="000000"/>
+              <w:right w:val="single" w:sz="4" w:space="0" w:color="000000"/>
+            </w:tcBorders>
+            <w:tcMar>
+              <w:top w:w="95" w:type="dxa"/>
+              <w:left w:w="95" w:type="dxa"/>
+              <w:bottom w:w="95" w:type="dxa"/>
+              <w:right w:w="95" w:type="dxa"/>
             </w:tcMar>
             <w:hideMark/>
           </w:tcPr>
           <w:p>
             <w:r>
-              <w:t>Hệ thống thông tin giải quyết TTHC</w:t>
+              <w:t>3</w:t>
             </w:r>
           </w:p>
         </w:tc>
@@ -6581,50 +6726,22 @@
           <w:tcPr>
             <w:tcW w:w="0" w:type="auto"/>
             <w:tcBorders>
-              <w:top w:val="single" w:sz="6" w:space="0" w:color="000000"/>
-              <w:left w:val="single" w:sz="6" w:space="0" w:color="000000"/>
-              <w:bottom w:val="single" w:sz="6" w:space="0" w:color="000000"/>
-              <w:right w:val="single" w:sz="6" w:space="0" w:color="000000"/>
+              <w:top w:val="single" w:sz="4" w:space="0" w:color="000000"/>
+              <w:left w:val="single" w:sz="4" w:space="0" w:color="000000"/>
+              <w:bottom w:val="single" w:sz="4" w:space="0" w:color="000000"/>
+              <w:right w:val="single" w:sz="4" w:space="0" w:color="000000"/>
             </w:tcBorders>
             <w:tcMar>
-              <w:top w:w="0" w:type="dxa"/>
-              <w:left w:w="100" w:type="dxa"/>
-              <w:bottom w:w="0" w:type="dxa"/>
-              <w:right w:w="100" w:type="dxa"/>
+              <w:top w:w="95" w:type="dxa"/>
+              <w:left w:w="95" w:type="dxa"/>
+              <w:bottom w:w="95" w:type="dxa"/>
+              <w:right w:w="95" w:type="dxa"/>
             </w:tcMar>
             <w:hideMark/>
           </w:tcPr>
           <w:p>
             <w:r>
-              <w:t>Hồ sơ được tiếp nhận, phân loại và ghi nhận trên hệ thống</w:t>
-            </w:r>
-          </w:p>
-        </w:tc>
-      </w:tr>
-      <w:tr>
-        <w:trPr>
-          <w:trHeight w:val="1710"/>
-        </w:trPr>
-        <w:tc>
-          <w:tcPr>
-            <w:tcW w:w="0" w:type="auto"/>
-            <w:tcBorders>
-              <w:top w:val="single" w:sz="6" w:space="0" w:color="000000"/>
-              <w:left w:val="single" w:sz="6" w:space="0" w:color="000000"/>
-              <w:bottom w:val="single" w:sz="6" w:space="0" w:color="000000"/>
-              <w:right w:val="single" w:sz="6" w:space="0" w:color="000000"/>
-            </w:tcBorders>
-            <w:tcMar>
-              <w:top w:w="0" w:type="dxa"/>
-              <w:left w:w="100" w:type="dxa"/>
-              <w:bottom w:w="0" w:type="dxa"/>
-              <w:right w:w="100" w:type="dxa"/>
-            </w:tcMar>
-            <w:hideMark/>
-          </w:tcPr>
-          <w:p>
-            <w:r>
-              <w:t>2</w:t>
+              <w:t>B3: Kiểm tra tài khoản Cổng DVCQG</w:t>
             </w:r>
           </w:p>
         </w:tc>
@@ -6632,22 +6749,22 @@
           <w:tcPr>
             <w:tcW w:w="0" w:type="auto"/>
             <w:tcBorders>
-              <w:top w:val="single" w:sz="6" w:space="0" w:color="000000"/>
-              <w:left w:val="single" w:sz="6" w:space="0" w:color="000000"/>
-              <w:bottom w:val="single" w:sz="6" w:space="0" w:color="000000"/>
-              <w:right w:val="single" w:sz="6" w:space="0" w:color="000000"/>
+              <w:top w:val="single" w:sz="4" w:space="0" w:color="000000"/>
+              <w:left w:val="single" w:sz="4" w:space="0" w:color="000000"/>
+              <w:bottom w:val="single" w:sz="4" w:space="0" w:color="000000"/>
+              <w:right w:val="single" w:sz="4" w:space="0" w:color="000000"/>
             </w:tcBorders>
             <w:tcMar>
-              <w:top w:w="0" w:type="dxa"/>
-              <w:left w:w="100" w:type="dxa"/>
-              <w:bottom w:w="0" w:type="dxa"/>
-              <w:right w:w="100" w:type="dxa"/>
+              <w:top w:w="95" w:type="dxa"/>
+              <w:left w:w="95" w:type="dxa"/>
+              <w:bottom w:w="95" w:type="dxa"/>
+              <w:right w:w="95" w:type="dxa"/>
             </w:tcMar>
             <w:hideMark/>
           </w:tcPr>
           <w:p>
             <w:r>
-              <w:t>Ngay sau khi tiếp nhận</w:t>
+              <w:t>Cán bộ một cửa; Hệ thống</w:t>
             </w:r>
           </w:p>
         </w:tc>
@@ -6655,22 +6772,48 @@
           <w:tcPr>
             <w:tcW w:w="0" w:type="auto"/>
             <w:tcBorders>
-              <w:top w:val="single" w:sz="6" w:space="0" w:color="000000"/>
-              <w:left w:val="single" w:sz="6" w:space="0" w:color="000000"/>
-              <w:bottom w:val="single" w:sz="6" w:space="0" w:color="000000"/>
-              <w:right w:val="single" w:sz="6" w:space="0" w:color="000000"/>
+              <w:top w:val="single" w:sz="4" w:space="0" w:color="000000"/>
+              <w:left w:val="single" w:sz="4" w:space="0" w:color="000000"/>
+              <w:bottom w:val="single" w:sz="4" w:space="0" w:color="000000"/>
+              <w:right w:val="single" w:sz="4" w:space="0" w:color="000000"/>
             </w:tcBorders>
             <w:tcMar>
-              <w:top w:w="0" w:type="dxa"/>
+              <w:top w:w="100" w:type="dxa"/>
               <w:left w:w="100" w:type="dxa"/>
-              <w:bottom w:w="0" w:type="dxa"/>
+              <w:bottom w:w="100" w:type="dxa"/>
               <w:right w:w="100" w:type="dxa"/>
+            </w:tcMar>
+            <w:vAlign w:val="bottom"/>
+            <w:hideMark/>
+          </w:tcPr>
+          <w:p>
+            <w:r>
+              <w:t>Cán bộ (hoặc hệ thống) sử dụng mã định danh cá nhân/CCCD, hộ chiếu, mã số thuế hoặc mã số doanh nghiệp để truy vấn trạng thái tài khoản của cá nhân, tổ chức trên Cổng Dịch vụ công Quốc gia.</w:t>
+            </w:r>
+          </w:p>
+        </w:tc>
+      </w:tr>
+      <w:tr>
+        <w:tc>
+          <w:tcPr>
+            <w:tcW w:w="0" w:type="auto"/>
+            <w:tcBorders>
+              <w:top w:val="single" w:sz="4" w:space="0" w:color="000000"/>
+              <w:left w:val="single" w:sz="4" w:space="0" w:color="000000"/>
+              <w:bottom w:val="single" w:sz="4" w:space="0" w:color="000000"/>
+              <w:right w:val="single" w:sz="4" w:space="0" w:color="000000"/>
+            </w:tcBorders>
+            <w:tcMar>
+              <w:top w:w="95" w:type="dxa"/>
+              <w:left w:w="95" w:type="dxa"/>
+              <w:bottom w:w="95" w:type="dxa"/>
+              <w:right w:w="95" w:type="dxa"/>
             </w:tcMar>
             <w:hideMark/>
           </w:tcPr>
           <w:p>
             <w:r>
-              <w:t>Kiểm tra tính đầy đủ, hợp lệ và thẩm quyền giải quyết của hồ sơ</w:t>
+              <w:t>4</w:t>
             </w:r>
           </w:p>
         </w:tc>
@@ -6678,22 +6821,22 @@
           <w:tcPr>
             <w:tcW w:w="0" w:type="auto"/>
             <w:tcBorders>
-              <w:top w:val="single" w:sz="6" w:space="0" w:color="000000"/>
-              <w:left w:val="single" w:sz="6" w:space="0" w:color="000000"/>
-              <w:bottom w:val="single" w:sz="6" w:space="0" w:color="000000"/>
-              <w:right w:val="single" w:sz="6" w:space="0" w:color="000000"/>
+              <w:top w:val="single" w:sz="4" w:space="0" w:color="000000"/>
+              <w:left w:val="single" w:sz="4" w:space="0" w:color="000000"/>
+              <w:bottom w:val="single" w:sz="4" w:space="0" w:color="000000"/>
+              <w:right w:val="single" w:sz="4" w:space="0" w:color="000000"/>
             </w:tcBorders>
             <w:tcMar>
-              <w:top w:w="0" w:type="dxa"/>
-              <w:left w:w="100" w:type="dxa"/>
-              <w:bottom w:w="0" w:type="dxa"/>
-              <w:right w:w="100" w:type="dxa"/>
+              <w:top w:w="95" w:type="dxa"/>
+              <w:left w:w="95" w:type="dxa"/>
+              <w:bottom w:w="95" w:type="dxa"/>
+              <w:right w:w="95" w:type="dxa"/>
             </w:tcMar>
             <w:hideMark/>
           </w:tcPr>
           <w:p>
             <w:r>
-              <w:t>Cán bộ một cửa</w:t>
+              <w:t>B4: Hỗ trợ tạo tài khoản Cổng DVCQG</w:t>
             </w:r>
           </w:p>
         </w:tc>
@@ -6701,22 +6844,22 @@
           <w:tcPr>
             <w:tcW w:w="0" w:type="auto"/>
             <w:tcBorders>
-              <w:top w:val="single" w:sz="6" w:space="0" w:color="000000"/>
-              <w:left w:val="single" w:sz="6" w:space="0" w:color="000000"/>
-              <w:bottom w:val="single" w:sz="6" w:space="0" w:color="000000"/>
-              <w:right w:val="single" w:sz="6" w:space="0" w:color="000000"/>
+              <w:top w:val="single" w:sz="4" w:space="0" w:color="000000"/>
+              <w:left w:val="single" w:sz="4" w:space="0" w:color="000000"/>
+              <w:bottom w:val="single" w:sz="4" w:space="0" w:color="000000"/>
+              <w:right w:val="single" w:sz="4" w:space="0" w:color="000000"/>
             </w:tcBorders>
             <w:tcMar>
-              <w:top w:w="0" w:type="dxa"/>
-              <w:left w:w="100" w:type="dxa"/>
-              <w:bottom w:w="0" w:type="dxa"/>
-              <w:right w:w="100" w:type="dxa"/>
+              <w:top w:w="95" w:type="dxa"/>
+              <w:left w:w="95" w:type="dxa"/>
+              <w:bottom w:w="95" w:type="dxa"/>
+              <w:right w:w="95" w:type="dxa"/>
             </w:tcMar>
             <w:hideMark/>
           </w:tcPr>
           <w:p>
             <w:r>
-              <w:t>Cá nhân/Tổ chức</w:t>
+              <w:t>Cán bộ một cửa; Cá nhân/Tổ chức</w:t>
             </w:r>
           </w:p>
         </w:tc>
@@ -6724,50 +6867,48 @@
           <w:tcPr>
             <w:tcW w:w="0" w:type="auto"/>
             <w:tcBorders>
-              <w:top w:val="single" w:sz="6" w:space="0" w:color="000000"/>
-              <w:left w:val="single" w:sz="6" w:space="0" w:color="000000"/>
-              <w:bottom w:val="single" w:sz="6" w:space="0" w:color="000000"/>
-              <w:right w:val="single" w:sz="6" w:space="0" w:color="000000"/>
+              <w:top w:val="single" w:sz="4" w:space="0" w:color="000000"/>
+              <w:left w:val="single" w:sz="4" w:space="0" w:color="000000"/>
+              <w:bottom w:val="single" w:sz="4" w:space="0" w:color="000000"/>
+              <w:right w:val="single" w:sz="4" w:space="0" w:color="000000"/>
             </w:tcBorders>
             <w:tcMar>
-              <w:top w:w="0" w:type="dxa"/>
+              <w:top w:w="100" w:type="dxa"/>
               <w:left w:w="100" w:type="dxa"/>
-              <w:bottom w:w="0" w:type="dxa"/>
+              <w:bottom w:w="100" w:type="dxa"/>
               <w:right w:w="100" w:type="dxa"/>
+            </w:tcMar>
+            <w:vAlign w:val="bottom"/>
+            <w:hideMark/>
+          </w:tcPr>
+          <w:p>
+            <w:r>
+              <w:t>Người nộp chưa có tài khoản, cán bộ hướng dẫn hoặc hỗ trợ đăng ký mới trên Cổng Dịch vụ công Quốc gia. Tài khoản này dùng để theo dõi tiến độ xử lý, nhận thông báo và sử dụng các dịch vụ công trực tuyến khác.</w:t>
+            </w:r>
+          </w:p>
+        </w:tc>
+      </w:tr>
+      <w:tr>
+        <w:tc>
+          <w:tcPr>
+            <w:tcW w:w="0" w:type="auto"/>
+            <w:tcBorders>
+              <w:top w:val="single" w:sz="4" w:space="0" w:color="000000"/>
+              <w:left w:val="single" w:sz="4" w:space="0" w:color="000000"/>
+              <w:bottom w:val="single" w:sz="4" w:space="0" w:color="000000"/>
+              <w:right w:val="single" w:sz="4" w:space="0" w:color="000000"/>
+            </w:tcBorders>
+            <w:tcMar>
+              <w:top w:w="95" w:type="dxa"/>
+              <w:left w:w="95" w:type="dxa"/>
+              <w:bottom w:w="95" w:type="dxa"/>
+              <w:right w:w="95" w:type="dxa"/>
             </w:tcMar>
             <w:hideMark/>
           </w:tcPr>
           <w:p>
             <w:r>
-              <w:t>Xác định hồ sơ hợp lệ, cần bổ sung hoặc từ chối tiếp nhận</w:t>
-            </w:r>
-          </w:p>
-        </w:tc>
-      </w:tr>
-      <w:tr>
-        <w:trPr>
-          <w:trHeight w:val="1710"/>
-        </w:trPr>
-        <w:tc>
-          <w:tcPr>
-            <w:tcW w:w="0" w:type="auto"/>
-            <w:tcBorders>
-              <w:top w:val="single" w:sz="6" w:space="0" w:color="000000"/>
-              <w:left w:val="single" w:sz="6" w:space="0" w:color="000000"/>
-              <w:bottom w:val="single" w:sz="6" w:space="0" w:color="000000"/>
-              <w:right w:val="single" w:sz="6" w:space="0" w:color="000000"/>
-            </w:tcBorders>
-            <w:tcMar>
-              <w:top w:w="0" w:type="dxa"/>
-              <w:left w:w="100" w:type="dxa"/>
-              <w:bottom w:w="0" w:type="dxa"/>
-              <w:right w:w="100" w:type="dxa"/>
-            </w:tcMar>
-            <w:hideMark/>
-          </w:tcPr>
-          <w:p>
-            <w:r>
-              <w:t>3</w:t>
+              <w:t>5</w:t>
             </w:r>
           </w:p>
         </w:tc>
@@ -6775,22 +6916,22 @@
           <w:tcPr>
             <w:tcW w:w="0" w:type="auto"/>
             <w:tcBorders>
-              <w:top w:val="single" w:sz="6" w:space="0" w:color="000000"/>
-              <w:left w:val="single" w:sz="6" w:space="0" w:color="000000"/>
-              <w:bottom w:val="single" w:sz="6" w:space="0" w:color="000000"/>
-              <w:right w:val="single" w:sz="6" w:space="0" w:color="000000"/>
+              <w:top w:val="single" w:sz="4" w:space="0" w:color="000000"/>
+              <w:left w:val="single" w:sz="4" w:space="0" w:color="000000"/>
+              <w:bottom w:val="single" w:sz="4" w:space="0" w:color="000000"/>
+              <w:right w:val="single" w:sz="4" w:space="0" w:color="000000"/>
             </w:tcBorders>
             <w:tcMar>
-              <w:top w:w="0" w:type="dxa"/>
-              <w:left w:w="100" w:type="dxa"/>
-              <w:bottom w:w="0" w:type="dxa"/>
-              <w:right w:w="100" w:type="dxa"/>
+              <w:top w:w="95" w:type="dxa"/>
+              <w:left w:w="95" w:type="dxa"/>
+              <w:bottom w:w="95" w:type="dxa"/>
+              <w:right w:w="95" w:type="dxa"/>
             </w:tcMar>
             <w:hideMark/>
           </w:tcPr>
           <w:p>
             <w:r>
-              <w:t>Khi hồ sơ chưa đầy đủ</w:t>
+              <w:t>B5: Kiểm tra tài khoản trên HTTT giải quyết TTHC</w:t>
             </w:r>
           </w:p>
         </w:tc>
@@ -6798,22 +6939,22 @@
           <w:tcPr>
             <w:tcW w:w="0" w:type="auto"/>
             <w:tcBorders>
-              <w:top w:val="single" w:sz="6" w:space="0" w:color="000000"/>
-              <w:left w:val="single" w:sz="6" w:space="0" w:color="000000"/>
-              <w:bottom w:val="single" w:sz="6" w:space="0" w:color="000000"/>
-              <w:right w:val="single" w:sz="6" w:space="0" w:color="000000"/>
+              <w:top w:val="single" w:sz="4" w:space="0" w:color="000000"/>
+              <w:left w:val="single" w:sz="4" w:space="0" w:color="000000"/>
+              <w:bottom w:val="single" w:sz="4" w:space="0" w:color="000000"/>
+              <w:right w:val="single" w:sz="4" w:space="0" w:color="000000"/>
             </w:tcBorders>
             <w:tcMar>
-              <w:top w:w="0" w:type="dxa"/>
-              <w:left w:w="100" w:type="dxa"/>
-              <w:bottom w:w="0" w:type="dxa"/>
-              <w:right w:w="100" w:type="dxa"/>
+              <w:top w:w="95" w:type="dxa"/>
+              <w:left w:w="95" w:type="dxa"/>
+              <w:bottom w:w="95" w:type="dxa"/>
+              <w:right w:w="95" w:type="dxa"/>
             </w:tcMar>
             <w:hideMark/>
           </w:tcPr>
           <w:p>
             <w:r>
-              <w:t>Lập Phiếu yêu cầu bổ sung, ghi rõ giấy tờ và nội dung cần hoàn thiện</w:t>
+              <w:t>Cán bộ một cửa; Hệ thống</w:t>
             </w:r>
           </w:p>
         </w:tc>
@@ -6821,22 +6962,48 @@
           <w:tcPr>
             <w:tcW w:w="0" w:type="auto"/>
             <w:tcBorders>
-              <w:top w:val="single" w:sz="6" w:space="0" w:color="000000"/>
-              <w:left w:val="single" w:sz="6" w:space="0" w:color="000000"/>
-              <w:bottom w:val="single" w:sz="6" w:space="0" w:color="000000"/>
-              <w:right w:val="single" w:sz="6" w:space="0" w:color="000000"/>
+              <w:top w:val="single" w:sz="4" w:space="0" w:color="000000"/>
+              <w:left w:val="single" w:sz="4" w:space="0" w:color="000000"/>
+              <w:bottom w:val="single" w:sz="4" w:space="0" w:color="000000"/>
+              <w:right w:val="single" w:sz="4" w:space="0" w:color="000000"/>
             </w:tcBorders>
             <w:tcMar>
-              <w:top w:w="0" w:type="dxa"/>
+              <w:top w:w="100" w:type="dxa"/>
               <w:left w:w="100" w:type="dxa"/>
-              <w:bottom w:w="0" w:type="dxa"/>
+              <w:bottom w:w="100" w:type="dxa"/>
               <w:right w:w="100" w:type="dxa"/>
+            </w:tcMar>
+            <w:vAlign w:val="bottom"/>
+            <w:hideMark/>
+          </w:tcPr>
+          <w:p>
+            <w:r>
+              <w:t>Tiếp theo, cán bộ hoặc hệ thống tra cứu xem cá nhân, tổ chức đã có tài khoản trên Hệ thống thông tin giải quyết thủ tục hành chính của Bộ, ngành, địa phương hay chưa.</w:t>
+            </w:r>
+          </w:p>
+        </w:tc>
+      </w:tr>
+      <w:tr>
+        <w:tc>
+          <w:tcPr>
+            <w:tcW w:w="0" w:type="auto"/>
+            <w:tcBorders>
+              <w:top w:val="single" w:sz="4" w:space="0" w:color="000000"/>
+              <w:left w:val="single" w:sz="4" w:space="0" w:color="000000"/>
+              <w:bottom w:val="single" w:sz="4" w:space="0" w:color="000000"/>
+              <w:right w:val="single" w:sz="4" w:space="0" w:color="000000"/>
+            </w:tcBorders>
+            <w:tcMar>
+              <w:top w:w="95" w:type="dxa"/>
+              <w:left w:w="95" w:type="dxa"/>
+              <w:bottom w:w="95" w:type="dxa"/>
+              <w:right w:w="95" w:type="dxa"/>
             </w:tcMar>
             <w:hideMark/>
           </w:tcPr>
           <w:p>
             <w:r>
-              <w:t>Cán bộ một cửa</w:t>
+              <w:t>6</w:t>
             </w:r>
           </w:p>
         </w:tc>
@@ -6844,22 +7011,22 @@
           <w:tcPr>
             <w:tcW w:w="0" w:type="auto"/>
             <w:tcBorders>
-              <w:top w:val="single" w:sz="6" w:space="0" w:color="000000"/>
-              <w:left w:val="single" w:sz="6" w:space="0" w:color="000000"/>
-              <w:bottom w:val="single" w:sz="6" w:space="0" w:color="000000"/>
-              <w:right w:val="single" w:sz="6" w:space="0" w:color="000000"/>
+              <w:top w:val="single" w:sz="4" w:space="0" w:color="000000"/>
+              <w:left w:val="single" w:sz="4" w:space="0" w:color="000000"/>
+              <w:bottom w:val="single" w:sz="4" w:space="0" w:color="000000"/>
+              <w:right w:val="single" w:sz="4" w:space="0" w:color="000000"/>
             </w:tcBorders>
             <w:tcMar>
-              <w:top w:w="0" w:type="dxa"/>
-              <w:left w:w="100" w:type="dxa"/>
-              <w:bottom w:w="0" w:type="dxa"/>
-              <w:right w:w="100" w:type="dxa"/>
+              <w:top w:w="95" w:type="dxa"/>
+              <w:left w:w="95" w:type="dxa"/>
+              <w:bottom w:w="95" w:type="dxa"/>
+              <w:right w:w="95" w:type="dxa"/>
             </w:tcMar>
             <w:hideMark/>
           </w:tcPr>
           <w:p>
             <w:r>
-              <w:t>Cá nhân/Tổ chức</w:t>
+              <w:t>B6: Tạo và liên kết tài khoản</w:t>
             </w:r>
           </w:p>
         </w:tc>
@@ -6867,50 +7034,22 @@
           <w:tcPr>
             <w:tcW w:w="0" w:type="auto"/>
             <w:tcBorders>
-              <w:top w:val="single" w:sz="6" w:space="0" w:color="000000"/>
-              <w:left w:val="single" w:sz="6" w:space="0" w:color="000000"/>
-              <w:bottom w:val="single" w:sz="6" w:space="0" w:color="000000"/>
-              <w:right w:val="single" w:sz="6" w:space="0" w:color="000000"/>
+              <w:top w:val="single" w:sz="4" w:space="0" w:color="000000"/>
+              <w:left w:val="single" w:sz="4" w:space="0" w:color="000000"/>
+              <w:bottom w:val="single" w:sz="4" w:space="0" w:color="000000"/>
+              <w:right w:val="single" w:sz="4" w:space="0" w:color="000000"/>
             </w:tcBorders>
             <w:tcMar>
-              <w:top w:w="0" w:type="dxa"/>
-              <w:left w:w="100" w:type="dxa"/>
-              <w:bottom w:w="0" w:type="dxa"/>
-              <w:right w:w="100" w:type="dxa"/>
+              <w:top w:w="95" w:type="dxa"/>
+              <w:left w:w="95" w:type="dxa"/>
+              <w:bottom w:w="95" w:type="dxa"/>
+              <w:right w:w="95" w:type="dxa"/>
             </w:tcMar>
             <w:hideMark/>
           </w:tcPr>
           <w:p>
             <w:r>
-              <w:t>Người nộp nhận được yêu cầu bổ sung đầy đủ, rõ ràng</w:t>
-            </w:r>
-          </w:p>
-        </w:tc>
-      </w:tr>
-      <w:tr>
-        <w:trPr>
-          <w:trHeight w:val="2010"/>
-        </w:trPr>
-        <w:tc>
-          <w:tcPr>
-            <w:tcW w:w="0" w:type="auto"/>
-            <w:tcBorders>
-              <w:top w:val="single" w:sz="6" w:space="0" w:color="000000"/>
-              <w:left w:val="single" w:sz="6" w:space="0" w:color="000000"/>
-              <w:bottom w:val="single" w:sz="6" w:space="0" w:color="000000"/>
-              <w:right w:val="single" w:sz="6" w:space="0" w:color="000000"/>
-            </w:tcBorders>
-            <w:tcMar>
-              <w:top w:w="0" w:type="dxa"/>
-              <w:left w:w="100" w:type="dxa"/>
-              <w:bottom w:w="0" w:type="dxa"/>
-              <w:right w:w="100" w:type="dxa"/>
-            </w:tcMar>
-            <w:hideMark/>
-          </w:tcPr>
-          <w:p>
-            <w:r>
-              <w:t>4</w:t>
+              <w:t>Hệ thống; Cán bộ một cửa</w:t>
             </w:r>
           </w:p>
         </w:tc>
@@ -6918,22 +7057,48 @@
           <w:tcPr>
             <w:tcW w:w="0" w:type="auto"/>
             <w:tcBorders>
-              <w:top w:val="single" w:sz="6" w:space="0" w:color="000000"/>
-              <w:left w:val="single" w:sz="6" w:space="0" w:color="000000"/>
-              <w:bottom w:val="single" w:sz="6" w:space="0" w:color="000000"/>
-              <w:right w:val="single" w:sz="6" w:space="0" w:color="000000"/>
+              <w:top w:val="single" w:sz="4" w:space="0" w:color="000000"/>
+              <w:left w:val="single" w:sz="4" w:space="0" w:color="000000"/>
+              <w:bottom w:val="single" w:sz="4" w:space="0" w:color="000000"/>
+              <w:right w:val="single" w:sz="4" w:space="0" w:color="000000"/>
             </w:tcBorders>
             <w:tcMar>
-              <w:top w:w="0" w:type="dxa"/>
+              <w:top w:w="100" w:type="dxa"/>
               <w:left w:w="100" w:type="dxa"/>
-              <w:bottom w:w="0" w:type="dxa"/>
+              <w:bottom w:w="100" w:type="dxa"/>
               <w:right w:w="100" w:type="dxa"/>
+            </w:tcMar>
+            <w:vAlign w:val="bottom"/>
+            <w:hideMark/>
+          </w:tcPr>
+          <w:p>
+            <w:r>
+              <w:t>Nếu chưa có tài khoản tại hệ thống chuyên ngành của Bộ, ngành, địa phương, hệ thống sẽ tự động khởi tạo và liên kết đồng bộ với tài khoản Cổng Dịch vụ công Quốc gia thông qua thông tin định danh duy nhất.</w:t>
+            </w:r>
+          </w:p>
+        </w:tc>
+      </w:tr>
+      <w:tr>
+        <w:tc>
+          <w:tcPr>
+            <w:tcW w:w="0" w:type="auto"/>
+            <w:tcBorders>
+              <w:top w:val="single" w:sz="4" w:space="0" w:color="000000"/>
+              <w:left w:val="single" w:sz="4" w:space="0" w:color="000000"/>
+              <w:bottom w:val="single" w:sz="4" w:space="0" w:color="000000"/>
+              <w:right w:val="single" w:sz="4" w:space="0" w:color="000000"/>
+            </w:tcBorders>
+            <w:tcMar>
+              <w:top w:w="95" w:type="dxa"/>
+              <w:left w:w="95" w:type="dxa"/>
+              <w:bottom w:w="95" w:type="dxa"/>
+              <w:right w:w="95" w:type="dxa"/>
             </w:tcMar>
             <w:hideMark/>
           </w:tcPr>
           <w:p>
             <w:r>
-              <w:t>Khi hồ sơ không hợp lệ hoặc không thuộc thẩm quyền</w:t>
+              <w:t>7</w:t>
             </w:r>
           </w:p>
         </w:tc>
@@ -6941,22 +7106,22 @@
           <w:tcPr>
             <w:tcW w:w="0" w:type="auto"/>
             <w:tcBorders>
-              <w:top w:val="single" w:sz="6" w:space="0" w:color="000000"/>
-              <w:left w:val="single" w:sz="6" w:space="0" w:color="000000"/>
-              <w:bottom w:val="single" w:sz="6" w:space="0" w:color="000000"/>
-              <w:right w:val="single" w:sz="6" w:space="0" w:color="000000"/>
+              <w:top w:val="single" w:sz="4" w:space="0" w:color="000000"/>
+              <w:left w:val="single" w:sz="4" w:space="0" w:color="000000"/>
+              <w:bottom w:val="single" w:sz="4" w:space="0" w:color="000000"/>
+              <w:right w:val="single" w:sz="4" w:space="0" w:color="000000"/>
             </w:tcBorders>
             <w:tcMar>
-              <w:top w:w="0" w:type="dxa"/>
-              <w:left w:w="100" w:type="dxa"/>
-              <w:bottom w:w="0" w:type="dxa"/>
-              <w:right w:w="100" w:type="dxa"/>
+              <w:top w:w="95" w:type="dxa"/>
+              <w:left w:w="95" w:type="dxa"/>
+              <w:bottom w:w="95" w:type="dxa"/>
+              <w:right w:w="95" w:type="dxa"/>
             </w:tcMar>
             <w:hideMark/>
           </w:tcPr>
           <w:p>
             <w:r>
-              <w:t>Lập Phiếu từ chối tiếp nhận hoặc hướng dẫn người nộp đến cơ quan có thẩm quyền</w:t>
+              <w:t>B7: Nhập thông tin hồ sơ vào hệ thống</w:t>
             </w:r>
           </w:p>
         </w:tc>
@@ -6964,16 +7129,16 @@
           <w:tcPr>
             <w:tcW w:w="0" w:type="auto"/>
             <w:tcBorders>
-              <w:top w:val="single" w:sz="6" w:space="0" w:color="000000"/>
-              <w:left w:val="single" w:sz="6" w:space="0" w:color="000000"/>
-              <w:bottom w:val="single" w:sz="6" w:space="0" w:color="000000"/>
-              <w:right w:val="single" w:sz="6" w:space="0" w:color="000000"/>
+              <w:top w:val="single" w:sz="4" w:space="0" w:color="000000"/>
+              <w:left w:val="single" w:sz="4" w:space="0" w:color="000000"/>
+              <w:bottom w:val="single" w:sz="4" w:space="0" w:color="000000"/>
+              <w:right w:val="single" w:sz="4" w:space="0" w:color="000000"/>
             </w:tcBorders>
             <w:tcMar>
-              <w:top w:w="0" w:type="dxa"/>
-              <w:left w:w="100" w:type="dxa"/>
-              <w:bottom w:w="0" w:type="dxa"/>
-              <w:right w:w="100" w:type="dxa"/>
+              <w:top w:w="95" w:type="dxa"/>
+              <w:left w:w="95" w:type="dxa"/>
+              <w:bottom w:w="95" w:type="dxa"/>
+              <w:right w:w="95" w:type="dxa"/>
             </w:tcMar>
             <w:hideMark/>
           </w:tcPr>
@@ -6987,22 +7152,49 @@
           <w:tcPr>
             <w:tcW w:w="0" w:type="auto"/>
             <w:tcBorders>
-              <w:top w:val="single" w:sz="6" w:space="0" w:color="000000"/>
-              <w:left w:val="single" w:sz="6" w:space="0" w:color="000000"/>
-              <w:bottom w:val="single" w:sz="6" w:space="0" w:color="000000"/>
-              <w:right w:val="single" w:sz="6" w:space="0" w:color="000000"/>
+              <w:top w:val="single" w:sz="4" w:space="0" w:color="000000"/>
+              <w:left w:val="single" w:sz="4" w:space="0" w:color="000000"/>
+              <w:bottom w:val="single" w:sz="4" w:space="0" w:color="000000"/>
+              <w:right w:val="single" w:sz="4" w:space="0" w:color="000000"/>
             </w:tcBorders>
             <w:tcMar>
-              <w:top w:w="0" w:type="dxa"/>
+              <w:top w:w="100" w:type="dxa"/>
               <w:left w:w="100" w:type="dxa"/>
-              <w:bottom w:w="0" w:type="dxa"/>
+              <w:bottom w:w="100" w:type="dxa"/>
               <w:right w:w="100" w:type="dxa"/>
+            </w:tcMar>
+            <w:vAlign w:val="bottom"/>
+            <w:hideMark/>
+          </w:tcPr>
+          <w:p>
+            <w:r>
+              <w:t>Cán bộ tiến hành nhập các thông tin cốt lõi của hồ sơ lên hệ thống, bao gồm: thông tin người nộp/chủ hồ sơ, tên thủ tục, thời điểm tiếp nhận, hình thức nộp, thông tin liên hệ và các dữ liệu liên quan khác.</w:t>
+            </w:r>
+          </w:p>
+        </w:tc>
+      </w:tr>
+      <w:tr>
+        <w:tc>
+          <w:tcPr>
+            <w:tcW w:w="0" w:type="auto"/>
+            <w:tcBorders>
+              <w:top w:val="single" w:sz="4" w:space="0" w:color="000000"/>
+              <w:left w:val="single" w:sz="4" w:space="0" w:color="000000"/>
+              <w:bottom w:val="single" w:sz="4" w:space="0" w:color="000000"/>
+              <w:right w:val="single" w:sz="4" w:space="0" w:color="000000"/>
+            </w:tcBorders>
+            <w:tcMar>
+              <w:top w:w="95" w:type="dxa"/>
+              <w:left w:w="95" w:type="dxa"/>
+              <w:bottom w:w="95" w:type="dxa"/>
+              <w:right w:w="95" w:type="dxa"/>
             </w:tcMar>
             <w:hideMark/>
           </w:tcPr>
           <w:p>
             <w:r>
-              <w:t>Đơn vị liên quan</w:t>
+              <w:lastRenderedPageBreak/>
+              <w:t>8</w:t>
             </w:r>
           </w:p>
         </w:tc>
@@ -7010,50 +7202,22 @@
           <w:tcPr>
             <w:tcW w:w="0" w:type="auto"/>
             <w:tcBorders>
-              <w:top w:val="single" w:sz="6" w:space="0" w:color="000000"/>
-              <w:left w:val="single" w:sz="6" w:space="0" w:color="000000"/>
-              <w:bottom w:val="single" w:sz="6" w:space="0" w:color="000000"/>
-              <w:right w:val="single" w:sz="6" w:space="0" w:color="000000"/>
+              <w:top w:val="single" w:sz="4" w:space="0" w:color="000000"/>
+              <w:left w:val="single" w:sz="4" w:space="0" w:color="000000"/>
+              <w:bottom w:val="single" w:sz="4" w:space="0" w:color="000000"/>
+              <w:right w:val="single" w:sz="4" w:space="0" w:color="000000"/>
             </w:tcBorders>
             <w:tcMar>
-              <w:top w:w="0" w:type="dxa"/>
-              <w:left w:w="100" w:type="dxa"/>
-              <w:bottom w:w="0" w:type="dxa"/>
-              <w:right w:w="100" w:type="dxa"/>
+              <w:top w:w="95" w:type="dxa"/>
+              <w:left w:w="95" w:type="dxa"/>
+              <w:bottom w:w="95" w:type="dxa"/>
+              <w:right w:w="95" w:type="dxa"/>
             </w:tcMar>
             <w:hideMark/>
           </w:tcPr>
           <w:p>
             <w:r>
-              <w:t>Hồ sơ được kết thúc đúng quy định và có lý do rõ ràng</w:t>
-            </w:r>
-          </w:p>
-        </w:tc>
-      </w:tr>
-      <w:tr>
-        <w:trPr>
-          <w:trHeight w:val="2310"/>
-        </w:trPr>
-        <w:tc>
-          <w:tcPr>
-            <w:tcW w:w="0" w:type="auto"/>
-            <w:tcBorders>
-              <w:top w:val="single" w:sz="6" w:space="0" w:color="000000"/>
-              <w:left w:val="single" w:sz="6" w:space="0" w:color="000000"/>
-              <w:bottom w:val="single" w:sz="6" w:space="0" w:color="000000"/>
-              <w:right w:val="single" w:sz="6" w:space="0" w:color="000000"/>
-            </w:tcBorders>
-            <w:tcMar>
-              <w:top w:w="0" w:type="dxa"/>
-              <w:left w:w="100" w:type="dxa"/>
-              <w:bottom w:w="0" w:type="dxa"/>
-              <w:right w:w="100" w:type="dxa"/>
-            </w:tcMar>
-            <w:hideMark/>
-          </w:tcPr>
-          <w:p>
-            <w:r>
-              <w:t>5</w:t>
+              <w:t>B8: Kiểm tra thành phần, số lượng và tính hợp lệ</w:t>
             </w:r>
           </w:p>
         </w:tc>
@@ -7061,22 +7225,22 @@
           <w:tcPr>
             <w:tcW w:w="0" w:type="auto"/>
             <w:tcBorders>
-              <w:top w:val="single" w:sz="6" w:space="0" w:color="000000"/>
-              <w:left w:val="single" w:sz="6" w:space="0" w:color="000000"/>
-              <w:bottom w:val="single" w:sz="6" w:space="0" w:color="000000"/>
-              <w:right w:val="single" w:sz="6" w:space="0" w:color="000000"/>
+              <w:top w:val="single" w:sz="4" w:space="0" w:color="000000"/>
+              <w:left w:val="single" w:sz="4" w:space="0" w:color="000000"/>
+              <w:bottom w:val="single" w:sz="4" w:space="0" w:color="000000"/>
+              <w:right w:val="single" w:sz="4" w:space="0" w:color="000000"/>
             </w:tcBorders>
             <w:tcMar>
-              <w:top w:w="0" w:type="dxa"/>
-              <w:left w:w="100" w:type="dxa"/>
-              <w:bottom w:w="0" w:type="dxa"/>
-              <w:right w:w="100" w:type="dxa"/>
+              <w:top w:w="95" w:type="dxa"/>
+              <w:left w:w="95" w:type="dxa"/>
+              <w:bottom w:w="95" w:type="dxa"/>
+              <w:right w:w="95" w:type="dxa"/>
             </w:tcMar>
             <w:hideMark/>
           </w:tcPr>
           <w:p>
             <w:r>
-              <w:t>Sau khi hồ sơ hợp lệ</w:t>
+              <w:t>Cán bộ một cửa</w:t>
             </w:r>
           </w:p>
         </w:tc>
@@ -7084,22 +7248,48 @@
           <w:tcPr>
             <w:tcW w:w="0" w:type="auto"/>
             <w:tcBorders>
-              <w:top w:val="single" w:sz="6" w:space="0" w:color="000000"/>
-              <w:left w:val="single" w:sz="6" w:space="0" w:color="000000"/>
-              <w:bottom w:val="single" w:sz="6" w:space="0" w:color="000000"/>
-              <w:right w:val="single" w:sz="6" w:space="0" w:color="000000"/>
+              <w:top w:val="single" w:sz="4" w:space="0" w:color="000000"/>
+              <w:left w:val="single" w:sz="4" w:space="0" w:color="000000"/>
+              <w:bottom w:val="single" w:sz="4" w:space="0" w:color="000000"/>
+              <w:right w:val="single" w:sz="4" w:space="0" w:color="000000"/>
             </w:tcBorders>
             <w:tcMar>
-              <w:top w:w="0" w:type="dxa"/>
+              <w:top w:w="100" w:type="dxa"/>
               <w:left w:w="100" w:type="dxa"/>
-              <w:bottom w:w="0" w:type="dxa"/>
+              <w:bottom w:w="100" w:type="dxa"/>
               <w:right w:w="100" w:type="dxa"/>
+            </w:tcMar>
+            <w:vAlign w:val="bottom"/>
+            <w:hideMark/>
+          </w:tcPr>
+          <w:p>
+            <w:r>
+              <w:t>Cán bộ đối chiếu thực tế hồ sơ với quy định TTHC. Nội dung kiểm tra tập trung vào: số lượng tài liệu, tính đầy đủ, độ chính xác, tính pháp lý của giấy tờ và thẩm quyền giải quyết của cơ quan.</w:t>
+            </w:r>
+          </w:p>
+        </w:tc>
+      </w:tr>
+      <w:tr>
+        <w:tc>
+          <w:tcPr>
+            <w:tcW w:w="0" w:type="auto"/>
+            <w:tcBorders>
+              <w:top w:val="single" w:sz="4" w:space="0" w:color="000000"/>
+              <w:left w:val="single" w:sz="4" w:space="0" w:color="000000"/>
+              <w:bottom w:val="single" w:sz="4" w:space="0" w:color="000000"/>
+              <w:right w:val="single" w:sz="4" w:space="0" w:color="000000"/>
+            </w:tcBorders>
+            <w:tcMar>
+              <w:top w:w="95" w:type="dxa"/>
+              <w:left w:w="95" w:type="dxa"/>
+              <w:bottom w:w="95" w:type="dxa"/>
+              <w:right w:w="95" w:type="dxa"/>
             </w:tcMar>
             <w:hideMark/>
           </w:tcPr>
           <w:p>
             <w:r>
-              <w:t>Scan, số hóa, ký số hoặc chứng thực điện tử tài liệu; cấp mã hồ sơ và lập Phiếu tiếp nhận, hẹn trả kết quả</w:t>
+              <w:t>9</w:t>
             </w:r>
           </w:p>
         </w:tc>
@@ -7107,22 +7297,22 @@
           <w:tcPr>
             <w:tcW w:w="0" w:type="auto"/>
             <w:tcBorders>
-              <w:top w:val="single" w:sz="6" w:space="0" w:color="000000"/>
-              <w:left w:val="single" w:sz="6" w:space="0" w:color="000000"/>
-              <w:bottom w:val="single" w:sz="6" w:space="0" w:color="000000"/>
-              <w:right w:val="single" w:sz="6" w:space="0" w:color="000000"/>
+              <w:top w:val="single" w:sz="4" w:space="0" w:color="000000"/>
+              <w:left w:val="single" w:sz="4" w:space="0" w:color="000000"/>
+              <w:bottom w:val="single" w:sz="4" w:space="0" w:color="000000"/>
+              <w:right w:val="single" w:sz="4" w:space="0" w:color="000000"/>
             </w:tcBorders>
             <w:tcMar>
-              <w:top w:w="0" w:type="dxa"/>
-              <w:left w:w="100" w:type="dxa"/>
-              <w:bottom w:w="0" w:type="dxa"/>
-              <w:right w:w="100" w:type="dxa"/>
+              <w:top w:w="95" w:type="dxa"/>
+              <w:left w:w="95" w:type="dxa"/>
+              <w:bottom w:w="95" w:type="dxa"/>
+              <w:right w:w="95" w:type="dxa"/>
             </w:tcMar>
             <w:hideMark/>
           </w:tcPr>
           <w:p>
             <w:r>
-              <w:t>Bộ phận Một cửa</w:t>
+              <w:t>B9: Xử lý kết quả kiểm tra hồ sơ</w:t>
             </w:r>
           </w:p>
         </w:tc>
@@ -7130,22 +7320,22 @@
           <w:tcPr>
             <w:tcW w:w="0" w:type="auto"/>
             <w:tcBorders>
-              <w:top w:val="single" w:sz="6" w:space="0" w:color="000000"/>
-              <w:left w:val="single" w:sz="6" w:space="0" w:color="000000"/>
-              <w:bottom w:val="single" w:sz="6" w:space="0" w:color="000000"/>
-              <w:right w:val="single" w:sz="6" w:space="0" w:color="000000"/>
+              <w:top w:val="single" w:sz="4" w:space="0" w:color="000000"/>
+              <w:left w:val="single" w:sz="4" w:space="0" w:color="000000"/>
+              <w:bottom w:val="single" w:sz="4" w:space="0" w:color="000000"/>
+              <w:right w:val="single" w:sz="4" w:space="0" w:color="000000"/>
             </w:tcBorders>
             <w:tcMar>
-              <w:top w:w="0" w:type="dxa"/>
-              <w:left w:w="100" w:type="dxa"/>
-              <w:bottom w:w="0" w:type="dxa"/>
-              <w:right w:w="100" w:type="dxa"/>
+              <w:top w:w="95" w:type="dxa"/>
+              <w:left w:w="95" w:type="dxa"/>
+              <w:bottom w:w="95" w:type="dxa"/>
+              <w:right w:w="95" w:type="dxa"/>
             </w:tcMar>
             <w:hideMark/>
           </w:tcPr>
           <w:p>
             <w:r>
-              <w:t>Cán bộ số hóa, hệ thống thông tin</w:t>
+              <w:t>Cán bộ một cửa; Cá nhân/Tổ chức</w:t>
             </w:r>
           </w:p>
         </w:tc>
@@ -7153,51 +7343,63 @@
           <w:tcPr>
             <w:tcW w:w="0" w:type="auto"/>
             <w:tcBorders>
-              <w:top w:val="single" w:sz="6" w:space="0" w:color="000000"/>
-              <w:left w:val="single" w:sz="6" w:space="0" w:color="000000"/>
-              <w:bottom w:val="single" w:sz="6" w:space="0" w:color="000000"/>
-              <w:right w:val="single" w:sz="6" w:space="0" w:color="000000"/>
+              <w:top w:val="single" w:sz="4" w:space="0" w:color="000000"/>
+              <w:left w:val="single" w:sz="4" w:space="0" w:color="000000"/>
+              <w:bottom w:val="single" w:sz="4" w:space="0" w:color="000000"/>
+              <w:right w:val="single" w:sz="4" w:space="0" w:color="000000"/>
             </w:tcBorders>
             <w:tcMar>
-              <w:top w:w="0" w:type="dxa"/>
+              <w:top w:w="100" w:type="dxa"/>
               <w:left w:w="100" w:type="dxa"/>
-              <w:bottom w:w="0" w:type="dxa"/>
+              <w:bottom w:w="100" w:type="dxa"/>
               <w:right w:w="100" w:type="dxa"/>
+            </w:tcMar>
+            <w:vAlign w:val="bottom"/>
+            <w:hideMark/>
+          </w:tcPr>
+          <w:p>
+            <w:r>
+              <w:t>Dựa trên kết quả kiểm tra tại B8, hồ sơ được phân loại xử lý theo 1 trong 3 nhánh:</w:t>
+            </w:r>
+          </w:p>
+          <w:p>
+            <w:r>
+              <w:t>• Hồ sơ hợp lệ: Cán bộ xác nhận đủ điều kiện tiếp nhận và chuyển sang bước kiểm tra chứng thực điện tử.</w:t>
+            </w:r>
+          </w:p>
+          <w:p>
+            <w:r>
+              <w:t>• Hồ sơ cần bổ sung: Cán bộ lập Phiếu yêu cầu bổ sung, nêu rõ nội dung thiếu và thông báo cho người nộp. Sau khi hoàn thiện, hồ sơ quay lại B8.</w:t>
+            </w:r>
+          </w:p>
+          <w:p>
+            <w:r>
+              <w:t>• Hồ sơ không hợp lệ / Sai thẩm quyền: Cán bộ lập Phiếu từ chối tiếp nhận (ghi rõ lý do) hoặc hướng dẫn đến đúng cơ quan có thẩm quyền; quy trình kết thúc.</w:t>
+            </w:r>
+          </w:p>
+        </w:tc>
+      </w:tr>
+      <w:tr>
+        <w:tc>
+          <w:tcPr>
+            <w:tcW w:w="0" w:type="auto"/>
+            <w:tcBorders>
+              <w:top w:val="single" w:sz="4" w:space="0" w:color="000000"/>
+              <w:left w:val="single" w:sz="4" w:space="0" w:color="000000"/>
+              <w:bottom w:val="single" w:sz="4" w:space="0" w:color="000000"/>
+              <w:right w:val="single" w:sz="4" w:space="0" w:color="000000"/>
+            </w:tcBorders>
+            <w:tcMar>
+              <w:top w:w="95" w:type="dxa"/>
+              <w:left w:w="95" w:type="dxa"/>
+              <w:bottom w:w="95" w:type="dxa"/>
+              <w:right w:w="95" w:type="dxa"/>
             </w:tcMar>
             <w:hideMark/>
           </w:tcPr>
           <w:p>
             <w:r>
-              <w:t>Hồ sơ điện tử đầy đủ, chính xác và có mã theo dõi</w:t>
-            </w:r>
-          </w:p>
-        </w:tc>
-      </w:tr>
-      <w:tr>
-        <w:trPr>
-          <w:trHeight w:val="2010"/>
-        </w:trPr>
-        <w:tc>
-          <w:tcPr>
-            <w:tcW w:w="0" w:type="auto"/>
-            <w:tcBorders>
-              <w:top w:val="single" w:sz="6" w:space="0" w:color="000000"/>
-              <w:left w:val="single" w:sz="6" w:space="0" w:color="000000"/>
-              <w:bottom w:val="single" w:sz="6" w:space="0" w:color="000000"/>
-              <w:right w:val="single" w:sz="6" w:space="0" w:color="000000"/>
-            </w:tcBorders>
-            <w:tcMar>
-              <w:top w:w="0" w:type="dxa"/>
-              <w:left w:w="100" w:type="dxa"/>
-              <w:bottom w:w="0" w:type="dxa"/>
-              <w:right w:w="100" w:type="dxa"/>
-            </w:tcMar>
-            <w:hideMark/>
-          </w:tcPr>
-          <w:p>
-            <w:r>
-              <w:lastRenderedPageBreak/>
-              <w:t>6</w:t>
+              <w:t>10</w:t>
             </w:r>
           </w:p>
         </w:tc>
@@ -7205,22 +7407,22 @@
           <w:tcPr>
             <w:tcW w:w="0" w:type="auto"/>
             <w:tcBorders>
-              <w:top w:val="single" w:sz="6" w:space="0" w:color="000000"/>
-              <w:left w:val="single" w:sz="6" w:space="0" w:color="000000"/>
-              <w:bottom w:val="single" w:sz="6" w:space="0" w:color="000000"/>
-              <w:right w:val="single" w:sz="6" w:space="0" w:color="000000"/>
+              <w:top w:val="single" w:sz="4" w:space="0" w:color="000000"/>
+              <w:left w:val="single" w:sz="4" w:space="0" w:color="000000"/>
+              <w:bottom w:val="single" w:sz="4" w:space="0" w:color="000000"/>
+              <w:right w:val="single" w:sz="4" w:space="0" w:color="000000"/>
             </w:tcBorders>
             <w:tcMar>
-              <w:top w:w="0" w:type="dxa"/>
-              <w:left w:w="100" w:type="dxa"/>
-              <w:bottom w:w="0" w:type="dxa"/>
-              <w:right w:w="100" w:type="dxa"/>
+              <w:top w:w="95" w:type="dxa"/>
+              <w:left w:w="95" w:type="dxa"/>
+              <w:bottom w:w="95" w:type="dxa"/>
+              <w:right w:w="95" w:type="dxa"/>
             </w:tcMar>
             <w:hideMark/>
           </w:tcPr>
           <w:p>
             <w:r>
-              <w:t>Trong ngày làm việc</w:t>
+              <w:t>B10: Kiểm tra chứng thực điện tử</w:t>
             </w:r>
           </w:p>
         </w:tc>
@@ -7228,22 +7430,22 @@
           <w:tcPr>
             <w:tcW w:w="0" w:type="auto"/>
             <w:tcBorders>
-              <w:top w:val="single" w:sz="6" w:space="0" w:color="000000"/>
-              <w:left w:val="single" w:sz="6" w:space="0" w:color="000000"/>
-              <w:bottom w:val="single" w:sz="6" w:space="0" w:color="000000"/>
-              <w:right w:val="single" w:sz="6" w:space="0" w:color="000000"/>
+              <w:top w:val="single" w:sz="4" w:space="0" w:color="000000"/>
+              <w:left w:val="single" w:sz="4" w:space="0" w:color="000000"/>
+              <w:bottom w:val="single" w:sz="4" w:space="0" w:color="000000"/>
+              <w:right w:val="single" w:sz="4" w:space="0" w:color="000000"/>
             </w:tcBorders>
             <w:tcMar>
-              <w:top w:w="0" w:type="dxa"/>
-              <w:left w:w="100" w:type="dxa"/>
-              <w:bottom w:w="0" w:type="dxa"/>
-              <w:right w:w="100" w:type="dxa"/>
+              <w:top w:w="95" w:type="dxa"/>
+              <w:left w:w="95" w:type="dxa"/>
+              <w:bottom w:w="95" w:type="dxa"/>
+              <w:right w:w="95" w:type="dxa"/>
             </w:tcMar>
             <w:hideMark/>
           </w:tcPr>
           <w:p>
             <w:r>
-              <w:t>Chuyển hồ sơ đến cán bộ hoặc đơn vị chuyên môn có trách nhiệm xử lý</w:t>
+              <w:t>Cán bộ một cửa</w:t>
             </w:r>
           </w:p>
         </w:tc>
@@ -7251,22 +7453,48 @@
           <w:tcPr>
             <w:tcW w:w="0" w:type="auto"/>
             <w:tcBorders>
-              <w:top w:val="single" w:sz="6" w:space="0" w:color="000000"/>
-              <w:left w:val="single" w:sz="6" w:space="0" w:color="000000"/>
-              <w:bottom w:val="single" w:sz="6" w:space="0" w:color="000000"/>
-              <w:right w:val="single" w:sz="6" w:space="0" w:color="000000"/>
+              <w:top w:val="single" w:sz="4" w:space="0" w:color="000000"/>
+              <w:left w:val="single" w:sz="4" w:space="0" w:color="000000"/>
+              <w:bottom w:val="single" w:sz="4" w:space="0" w:color="000000"/>
+              <w:right w:val="single" w:sz="4" w:space="0" w:color="000000"/>
             </w:tcBorders>
             <w:tcMar>
-              <w:top w:w="0" w:type="dxa"/>
+              <w:top w:w="100" w:type="dxa"/>
               <w:left w:w="100" w:type="dxa"/>
-              <w:bottom w:w="0" w:type="dxa"/>
+              <w:bottom w:w="100" w:type="dxa"/>
               <w:right w:w="100" w:type="dxa"/>
+            </w:tcMar>
+            <w:vAlign w:val="bottom"/>
+            <w:hideMark/>
+          </w:tcPr>
+          <w:p>
+            <w:r>
+              <w:t>Đối với hồ sơ hợp lệ, cán bộ tiến hành xác minh xem các giấy tờ, tài liệu đã có dữ liệu hoặc đã được chứng thực điện tử hay chưa nhằm tái sử dụng dữ liệu, tránh yêu cầu người dân nộp lại.</w:t>
+            </w:r>
+          </w:p>
+        </w:tc>
+      </w:tr>
+      <w:tr>
+        <w:tc>
+          <w:tcPr>
+            <w:tcW w:w="0" w:type="auto"/>
+            <w:tcBorders>
+              <w:top w:val="single" w:sz="4" w:space="0" w:color="000000"/>
+              <w:left w:val="single" w:sz="4" w:space="0" w:color="000000"/>
+              <w:bottom w:val="single" w:sz="4" w:space="0" w:color="000000"/>
+              <w:right w:val="single" w:sz="4" w:space="0" w:color="000000"/>
+            </w:tcBorders>
+            <w:tcMar>
+              <w:top w:w="95" w:type="dxa"/>
+              <w:left w:w="95" w:type="dxa"/>
+              <w:bottom w:w="95" w:type="dxa"/>
+              <w:right w:w="95" w:type="dxa"/>
             </w:tcMar>
             <w:hideMark/>
           </w:tcPr>
           <w:p>
             <w:r>
-              <w:t>Bộ phận Một cửa</w:t>
+              <w:t>11</w:t>
             </w:r>
           </w:p>
         </w:tc>
@@ -7274,22 +7502,22 @@
           <w:tcPr>
             <w:tcW w:w="0" w:type="auto"/>
             <w:tcBorders>
-              <w:top w:val="single" w:sz="6" w:space="0" w:color="000000"/>
-              <w:left w:val="single" w:sz="6" w:space="0" w:color="000000"/>
-              <w:bottom w:val="single" w:sz="6" w:space="0" w:color="000000"/>
-              <w:right w:val="single" w:sz="6" w:space="0" w:color="000000"/>
+              <w:top w:val="single" w:sz="4" w:space="0" w:color="000000"/>
+              <w:left w:val="single" w:sz="4" w:space="0" w:color="000000"/>
+              <w:bottom w:val="single" w:sz="4" w:space="0" w:color="000000"/>
+              <w:right w:val="single" w:sz="4" w:space="0" w:color="000000"/>
             </w:tcBorders>
             <w:tcMar>
-              <w:top w:w="0" w:type="dxa"/>
-              <w:left w:w="100" w:type="dxa"/>
-              <w:bottom w:w="0" w:type="dxa"/>
-              <w:right w:w="100" w:type="dxa"/>
+              <w:top w:w="95" w:type="dxa"/>
+              <w:left w:w="95" w:type="dxa"/>
+              <w:bottom w:w="95" w:type="dxa"/>
+              <w:right w:w="95" w:type="dxa"/>
             </w:tcMar>
             <w:hideMark/>
           </w:tcPr>
           <w:p>
             <w:r>
-              <w:t>Văn phòng, hệ thống thông tin</w:t>
+              <w:t>B11: Scan, số hóa và chứng thực điện tử</w:t>
             </w:r>
           </w:p>
         </w:tc>
@@ -7297,50 +7525,22 @@
           <w:tcPr>
             <w:tcW w:w="0" w:type="auto"/>
             <w:tcBorders>
-              <w:top w:val="single" w:sz="6" w:space="0" w:color="000000"/>
-              <w:left w:val="single" w:sz="6" w:space="0" w:color="000000"/>
-              <w:bottom w:val="single" w:sz="6" w:space="0" w:color="000000"/>
-              <w:right w:val="single" w:sz="6" w:space="0" w:color="000000"/>
+              <w:top w:val="single" w:sz="4" w:space="0" w:color="000000"/>
+              <w:left w:val="single" w:sz="4" w:space="0" w:color="000000"/>
+              <w:bottom w:val="single" w:sz="4" w:space="0" w:color="000000"/>
+              <w:right w:val="single" w:sz="4" w:space="0" w:color="000000"/>
             </w:tcBorders>
             <w:tcMar>
-              <w:top w:w="0" w:type="dxa"/>
-              <w:left w:w="100" w:type="dxa"/>
-              <w:bottom w:w="0" w:type="dxa"/>
-              <w:right w:w="100" w:type="dxa"/>
+              <w:top w:w="95" w:type="dxa"/>
+              <w:left w:w="95" w:type="dxa"/>
+              <w:bottom w:w="95" w:type="dxa"/>
+              <w:right w:w="95" w:type="dxa"/>
             </w:tcMar>
             <w:hideMark/>
           </w:tcPr>
           <w:p>
             <w:r>
-              <w:t>Hồ sơ được chuyển đúng đơn vị và cập nhật trạng thái đang xử lý</w:t>
-            </w:r>
-          </w:p>
-        </w:tc>
-      </w:tr>
-      <w:tr>
-        <w:trPr>
-          <w:trHeight w:val="2010"/>
-        </w:trPr>
-        <w:tc>
-          <w:tcPr>
-            <w:tcW w:w="0" w:type="auto"/>
-            <w:tcBorders>
-              <w:top w:val="single" w:sz="6" w:space="0" w:color="000000"/>
-              <w:left w:val="single" w:sz="6" w:space="0" w:color="000000"/>
-              <w:bottom w:val="single" w:sz="6" w:space="0" w:color="000000"/>
-              <w:right w:val="single" w:sz="6" w:space="0" w:color="000000"/>
-            </w:tcBorders>
-            <w:tcMar>
-              <w:top w:w="0" w:type="dxa"/>
-              <w:left w:w="100" w:type="dxa"/>
-              <w:bottom w:w="0" w:type="dxa"/>
-              <w:right w:w="100" w:type="dxa"/>
-            </w:tcMar>
-            <w:hideMark/>
-          </w:tcPr>
-          <w:p>
-            <w:r>
-              <w:t>7</w:t>
+              <w:t>Cán bộ một cửa; Cán bộ chứng thực</w:t>
             </w:r>
           </w:p>
         </w:tc>
@@ -7348,22 +7548,48 @@
           <w:tcPr>
             <w:tcW w:w="0" w:type="auto"/>
             <w:tcBorders>
-              <w:top w:val="single" w:sz="6" w:space="0" w:color="000000"/>
-              <w:left w:val="single" w:sz="6" w:space="0" w:color="000000"/>
-              <w:bottom w:val="single" w:sz="6" w:space="0" w:color="000000"/>
-              <w:right w:val="single" w:sz="6" w:space="0" w:color="000000"/>
+              <w:top w:val="single" w:sz="4" w:space="0" w:color="000000"/>
+              <w:left w:val="single" w:sz="4" w:space="0" w:color="000000"/>
+              <w:bottom w:val="single" w:sz="4" w:space="0" w:color="000000"/>
+              <w:right w:val="single" w:sz="4" w:space="0" w:color="000000"/>
             </w:tcBorders>
             <w:tcMar>
-              <w:top w:w="0" w:type="dxa"/>
+              <w:top w:w="100" w:type="dxa"/>
               <w:left w:w="100" w:type="dxa"/>
-              <w:bottom w:w="0" w:type="dxa"/>
+              <w:bottom w:w="100" w:type="dxa"/>
               <w:right w:w="100" w:type="dxa"/>
+            </w:tcMar>
+            <w:vAlign w:val="bottom"/>
+            <w:hideMark/>
+          </w:tcPr>
+          <w:p>
+            <w:r>
+              <w:t>Với tài liệu chưa có dữ liệu số, cán bộ thực hiện scan/sao chụp, tải tệp lên hệ thống và trình chứng thực điện tử khi cần. File số hóa phải bảo đảm độ toàn vẹn, chính xác và thống nhất tuyệt đối với bản giấy.</w:t>
+            </w:r>
+          </w:p>
+        </w:tc>
+      </w:tr>
+      <w:tr>
+        <w:tc>
+          <w:tcPr>
+            <w:tcW w:w="0" w:type="auto"/>
+            <w:tcBorders>
+              <w:top w:val="single" w:sz="4" w:space="0" w:color="000000"/>
+              <w:left w:val="single" w:sz="4" w:space="0" w:color="000000"/>
+              <w:bottom w:val="single" w:sz="4" w:space="0" w:color="000000"/>
+              <w:right w:val="single" w:sz="4" w:space="0" w:color="000000"/>
+            </w:tcBorders>
+            <w:tcMar>
+              <w:top w:w="95" w:type="dxa"/>
+              <w:left w:w="95" w:type="dxa"/>
+              <w:bottom w:w="95" w:type="dxa"/>
+              <w:right w:w="95" w:type="dxa"/>
             </w:tcMar>
             <w:hideMark/>
           </w:tcPr>
           <w:p>
             <w:r>
-              <w:t>Theo thời hạn của từng TTHC</w:t>
+              <w:t>12</w:t>
             </w:r>
           </w:p>
         </w:tc>
@@ -7371,22 +7597,26 @@
           <w:tcPr>
             <w:tcW w:w="0" w:type="auto"/>
             <w:tcBorders>
-              <w:top w:val="single" w:sz="6" w:space="0" w:color="000000"/>
-              <w:left w:val="single" w:sz="6" w:space="0" w:color="000000"/>
-              <w:bottom w:val="single" w:sz="6" w:space="0" w:color="000000"/>
-              <w:right w:val="single" w:sz="6" w:space="0" w:color="000000"/>
+              <w:top w:val="single" w:sz="4" w:space="0" w:color="000000"/>
+              <w:left w:val="single" w:sz="4" w:space="0" w:color="000000"/>
+              <w:bottom w:val="single" w:sz="4" w:space="0" w:color="000000"/>
+              <w:right w:val="single" w:sz="4" w:space="0" w:color="000000"/>
             </w:tcBorders>
             <w:tcMar>
-              <w:top w:w="0" w:type="dxa"/>
-              <w:left w:w="100" w:type="dxa"/>
-              <w:bottom w:w="0" w:type="dxa"/>
-              <w:right w:w="100" w:type="dxa"/>
+              <w:top w:w="95" w:type="dxa"/>
+              <w:left w:w="95" w:type="dxa"/>
+              <w:bottom w:w="95" w:type="dxa"/>
+              <w:right w:w="95" w:type="dxa"/>
             </w:tcMar>
             <w:hideMark/>
           </w:tcPr>
           <w:p>
             <w:r>
-              <w:t>Kiểm tra, thẩm định, đối chiếu quy định chuyên ngành và đề xuất hướng giải quyết</w:t>
+              <w:t xml:space="preserve">B12: Ghi nhận hình </w:t>
+            </w:r>
+            <w:r>
+              <w:lastRenderedPageBreak/>
+              <w:t>thức nhận kết quả</w:t>
             </w:r>
           </w:p>
         </w:tc>
@@ -7394,22 +7624,23 @@
           <w:tcPr>
             <w:tcW w:w="0" w:type="auto"/>
             <w:tcBorders>
-              <w:top w:val="single" w:sz="6" w:space="0" w:color="000000"/>
-              <w:left w:val="single" w:sz="6" w:space="0" w:color="000000"/>
-              <w:bottom w:val="single" w:sz="6" w:space="0" w:color="000000"/>
-              <w:right w:val="single" w:sz="6" w:space="0" w:color="000000"/>
+              <w:top w:val="single" w:sz="4" w:space="0" w:color="000000"/>
+              <w:left w:val="single" w:sz="4" w:space="0" w:color="000000"/>
+              <w:bottom w:val="single" w:sz="4" w:space="0" w:color="000000"/>
+              <w:right w:val="single" w:sz="4" w:space="0" w:color="000000"/>
             </w:tcBorders>
             <w:tcMar>
-              <w:top w:w="0" w:type="dxa"/>
-              <w:left w:w="100" w:type="dxa"/>
-              <w:bottom w:w="0" w:type="dxa"/>
-              <w:right w:w="100" w:type="dxa"/>
+              <w:top w:w="95" w:type="dxa"/>
+              <w:left w:w="95" w:type="dxa"/>
+              <w:bottom w:w="95" w:type="dxa"/>
+              <w:right w:w="95" w:type="dxa"/>
             </w:tcMar>
             <w:hideMark/>
           </w:tcPr>
           <w:p>
             <w:r>
-              <w:t>Cán bộ/Đơn vị chuyên môn</w:t>
+              <w:lastRenderedPageBreak/>
+              <w:t>Cá nhân/Tổ chức; Cán bộ một cửa</w:t>
             </w:r>
           </w:p>
         </w:tc>
@@ -7417,22 +7648,53 @@
           <w:tcPr>
             <w:tcW w:w="0" w:type="auto"/>
             <w:tcBorders>
-              <w:top w:val="single" w:sz="6" w:space="0" w:color="000000"/>
-              <w:left w:val="single" w:sz="6" w:space="0" w:color="000000"/>
-              <w:bottom w:val="single" w:sz="6" w:space="0" w:color="000000"/>
-              <w:right w:val="single" w:sz="6" w:space="0" w:color="000000"/>
+              <w:top w:val="single" w:sz="4" w:space="0" w:color="000000"/>
+              <w:left w:val="single" w:sz="4" w:space="0" w:color="000000"/>
+              <w:bottom w:val="single" w:sz="4" w:space="0" w:color="000000"/>
+              <w:right w:val="single" w:sz="4" w:space="0" w:color="000000"/>
             </w:tcBorders>
             <w:tcMar>
-              <w:top w:w="0" w:type="dxa"/>
+              <w:top w:w="100" w:type="dxa"/>
               <w:left w:w="100" w:type="dxa"/>
-              <w:bottom w:w="0" w:type="dxa"/>
+              <w:bottom w:w="100" w:type="dxa"/>
               <w:right w:w="100" w:type="dxa"/>
+            </w:tcMar>
+            <w:vAlign w:val="bottom"/>
+            <w:hideMark/>
+          </w:tcPr>
+          <w:p>
+            <w:r>
+              <w:t xml:space="preserve">Người nộp đăng ký hình thức nhận kết quả (trực tiếp tại Bộ phận Một cửa, trực tuyến hoặc qua dịch vụ bưu chính công ích). Cán bộ ghi nhận </w:t>
+            </w:r>
+            <w:r>
+              <w:lastRenderedPageBreak/>
+              <w:t>lựa chọn và cập nhật thông tin người nhận lên hệ thống.</w:t>
+            </w:r>
+          </w:p>
+        </w:tc>
+      </w:tr>
+      <w:tr>
+        <w:tc>
+          <w:tcPr>
+            <w:tcW w:w="0" w:type="auto"/>
+            <w:tcBorders>
+              <w:top w:val="single" w:sz="4" w:space="0" w:color="000000"/>
+              <w:left w:val="single" w:sz="4" w:space="0" w:color="000000"/>
+              <w:bottom w:val="single" w:sz="4" w:space="0" w:color="000000"/>
+              <w:right w:val="single" w:sz="4" w:space="0" w:color="000000"/>
+            </w:tcBorders>
+            <w:tcMar>
+              <w:top w:w="95" w:type="dxa"/>
+              <w:left w:w="95" w:type="dxa"/>
+              <w:bottom w:w="95" w:type="dxa"/>
+              <w:right w:w="95" w:type="dxa"/>
             </w:tcMar>
             <w:hideMark/>
           </w:tcPr>
           <w:p>
             <w:r>
-              <w:t>Bộ phận Một cửa</w:t>
+              <w:lastRenderedPageBreak/>
+              <w:t>13</w:t>
             </w:r>
           </w:p>
         </w:tc>
@@ -7440,50 +7702,22 @@
           <w:tcPr>
             <w:tcW w:w="0" w:type="auto"/>
             <w:tcBorders>
-              <w:top w:val="single" w:sz="6" w:space="0" w:color="000000"/>
-              <w:left w:val="single" w:sz="6" w:space="0" w:color="000000"/>
-              <w:bottom w:val="single" w:sz="6" w:space="0" w:color="000000"/>
-              <w:right w:val="single" w:sz="6" w:space="0" w:color="000000"/>
+              <w:top w:val="single" w:sz="4" w:space="0" w:color="000000"/>
+              <w:left w:val="single" w:sz="4" w:space="0" w:color="000000"/>
+              <w:bottom w:val="single" w:sz="4" w:space="0" w:color="000000"/>
+              <w:right w:val="single" w:sz="4" w:space="0" w:color="000000"/>
             </w:tcBorders>
             <w:tcMar>
-              <w:top w:w="0" w:type="dxa"/>
-              <w:left w:w="100" w:type="dxa"/>
-              <w:bottom w:w="0" w:type="dxa"/>
-              <w:right w:w="100" w:type="dxa"/>
+              <w:top w:w="95" w:type="dxa"/>
+              <w:left w:w="95" w:type="dxa"/>
+              <w:bottom w:w="95" w:type="dxa"/>
+              <w:right w:w="95" w:type="dxa"/>
             </w:tcMar>
             <w:hideMark/>
           </w:tcPr>
           <w:p>
             <w:r>
-              <w:t>Có kết quả thẩm định và đề xuất xử lý hồ sơ</w:t>
-            </w:r>
-          </w:p>
-        </w:tc>
-      </w:tr>
-      <w:tr>
-        <w:trPr>
-          <w:trHeight w:val="2010"/>
-        </w:trPr>
-        <w:tc>
-          <w:tcPr>
-            <w:tcW w:w="0" w:type="auto"/>
-            <w:tcBorders>
-              <w:top w:val="single" w:sz="6" w:space="0" w:color="000000"/>
-              <w:left w:val="single" w:sz="6" w:space="0" w:color="000000"/>
-              <w:bottom w:val="single" w:sz="6" w:space="0" w:color="000000"/>
-              <w:right w:val="single" w:sz="6" w:space="0" w:color="000000"/>
-            </w:tcBorders>
-            <w:tcMar>
-              <w:top w:w="0" w:type="dxa"/>
-              <w:left w:w="100" w:type="dxa"/>
-              <w:bottom w:w="0" w:type="dxa"/>
-              <w:right w:w="100" w:type="dxa"/>
-            </w:tcMar>
-            <w:hideMark/>
-          </w:tcPr>
-          <w:p>
-            <w:r>
-              <w:t>8</w:t>
+              <w:t>B13: Lưu hồ sơ, cấp mã và cập nhật trạng thái</w:t>
             </w:r>
           </w:p>
         </w:tc>
@@ -7491,22 +7725,22 @@
           <w:tcPr>
             <w:tcW w:w="0" w:type="auto"/>
             <w:tcBorders>
-              <w:top w:val="single" w:sz="6" w:space="0" w:color="000000"/>
-              <w:left w:val="single" w:sz="6" w:space="0" w:color="000000"/>
-              <w:bottom w:val="single" w:sz="6" w:space="0" w:color="000000"/>
-              <w:right w:val="single" w:sz="6" w:space="0" w:color="000000"/>
+              <w:top w:val="single" w:sz="4" w:space="0" w:color="000000"/>
+              <w:left w:val="single" w:sz="4" w:space="0" w:color="000000"/>
+              <w:bottom w:val="single" w:sz="4" w:space="0" w:color="000000"/>
+              <w:right w:val="single" w:sz="4" w:space="0" w:color="000000"/>
             </w:tcBorders>
             <w:tcMar>
-              <w:top w:w="0" w:type="dxa"/>
-              <w:left w:w="100" w:type="dxa"/>
-              <w:bottom w:w="0" w:type="dxa"/>
-              <w:right w:w="100" w:type="dxa"/>
+              <w:top w:w="95" w:type="dxa"/>
+              <w:left w:w="95" w:type="dxa"/>
+              <w:bottom w:w="95" w:type="dxa"/>
+              <w:right w:w="95" w:type="dxa"/>
             </w:tcMar>
             <w:hideMark/>
           </w:tcPr>
           <w:p>
             <w:r>
-              <w:t>Khi cần thiết</w:t>
+              <w:t>Cán bộ một cửa; Hệ thống</w:t>
             </w:r>
           </w:p>
         </w:tc>
@@ -7514,22 +7748,48 @@
           <w:tcPr>
             <w:tcW w:w="0" w:type="auto"/>
             <w:tcBorders>
-              <w:top w:val="single" w:sz="6" w:space="0" w:color="000000"/>
-              <w:left w:val="single" w:sz="6" w:space="0" w:color="000000"/>
-              <w:bottom w:val="single" w:sz="6" w:space="0" w:color="000000"/>
-              <w:right w:val="single" w:sz="6" w:space="0" w:color="000000"/>
+              <w:top w:val="single" w:sz="4" w:space="0" w:color="000000"/>
+              <w:left w:val="single" w:sz="4" w:space="0" w:color="000000"/>
+              <w:bottom w:val="single" w:sz="4" w:space="0" w:color="000000"/>
+              <w:right w:val="single" w:sz="4" w:space="0" w:color="000000"/>
             </w:tcBorders>
             <w:tcMar>
-              <w:top w:w="0" w:type="dxa"/>
+              <w:top w:w="100" w:type="dxa"/>
               <w:left w:w="100" w:type="dxa"/>
-              <w:bottom w:w="0" w:type="dxa"/>
+              <w:bottom w:w="100" w:type="dxa"/>
               <w:right w:w="100" w:type="dxa"/>
+            </w:tcMar>
+            <w:vAlign w:val="bottom"/>
+            <w:hideMark/>
+          </w:tcPr>
+          <w:p>
+            <w:r>
+              <w:t>Cán bộ rà soát lại toàn bộ thông tin và thực hiện lưu hồ sơ. Hệ thống sẽ tự động cấp Mã hồ sơ duy nhất phục vụ tra cứu, đồng thời cập nhật trạng thái xử lý trên toàn hệ thống.</w:t>
+            </w:r>
+          </w:p>
+        </w:tc>
+      </w:tr>
+      <w:tr>
+        <w:tc>
+          <w:tcPr>
+            <w:tcW w:w="0" w:type="auto"/>
+            <w:tcBorders>
+              <w:top w:val="single" w:sz="4" w:space="0" w:color="000000"/>
+              <w:left w:val="single" w:sz="4" w:space="0" w:color="000000"/>
+              <w:bottom w:val="single" w:sz="4" w:space="0" w:color="000000"/>
+              <w:right w:val="single" w:sz="4" w:space="0" w:color="000000"/>
+            </w:tcBorders>
+            <w:tcMar>
+              <w:top w:w="95" w:type="dxa"/>
+              <w:left w:w="95" w:type="dxa"/>
+              <w:bottom w:w="95" w:type="dxa"/>
+              <w:right w:w="95" w:type="dxa"/>
             </w:tcMar>
             <w:hideMark/>
           </w:tcPr>
           <w:p>
             <w:r>
-              <w:t>Thực hiện thẩm tra, xác minh hoặc lấy ý kiến cơ quan, tổ chức có liên quan</w:t>
+              <w:t>14</w:t>
             </w:r>
           </w:p>
         </w:tc>
@@ -7537,22 +7797,22 @@
           <w:tcPr>
             <w:tcW w:w="0" w:type="auto"/>
             <w:tcBorders>
-              <w:top w:val="single" w:sz="6" w:space="0" w:color="000000"/>
-              <w:left w:val="single" w:sz="6" w:space="0" w:color="000000"/>
-              <w:bottom w:val="single" w:sz="6" w:space="0" w:color="000000"/>
-              <w:right w:val="single" w:sz="6" w:space="0" w:color="000000"/>
+              <w:top w:val="single" w:sz="4" w:space="0" w:color="000000"/>
+              <w:left w:val="single" w:sz="4" w:space="0" w:color="000000"/>
+              <w:bottom w:val="single" w:sz="4" w:space="0" w:color="000000"/>
+              <w:right w:val="single" w:sz="4" w:space="0" w:color="000000"/>
             </w:tcBorders>
             <w:tcMar>
-              <w:top w:w="0" w:type="dxa"/>
-              <w:left w:w="100" w:type="dxa"/>
-              <w:bottom w:w="0" w:type="dxa"/>
-              <w:right w:w="100" w:type="dxa"/>
+              <w:top w:w="95" w:type="dxa"/>
+              <w:left w:w="95" w:type="dxa"/>
+              <w:bottom w:w="95" w:type="dxa"/>
+              <w:right w:w="95" w:type="dxa"/>
             </w:tcMar>
             <w:hideMark/>
           </w:tcPr>
           <w:p>
             <w:r>
-              <w:t>Đơn vị chuyên môn</w:t>
+              <w:t>B14: In hoặc gửi Phiếu tiếp nhận và hẹn trả kết quả</w:t>
             </w:r>
           </w:p>
         </w:tc>
@@ -7560,22 +7820,22 @@
           <w:tcPr>
             <w:tcW w:w="0" w:type="auto"/>
             <w:tcBorders>
-              <w:top w:val="single" w:sz="6" w:space="0" w:color="000000"/>
-              <w:left w:val="single" w:sz="6" w:space="0" w:color="000000"/>
-              <w:bottom w:val="single" w:sz="6" w:space="0" w:color="000000"/>
-              <w:right w:val="single" w:sz="6" w:space="0" w:color="000000"/>
+              <w:top w:val="single" w:sz="4" w:space="0" w:color="000000"/>
+              <w:left w:val="single" w:sz="4" w:space="0" w:color="000000"/>
+              <w:bottom w:val="single" w:sz="4" w:space="0" w:color="000000"/>
+              <w:right w:val="single" w:sz="4" w:space="0" w:color="000000"/>
             </w:tcBorders>
             <w:tcMar>
-              <w:top w:w="0" w:type="dxa"/>
-              <w:left w:w="100" w:type="dxa"/>
-              <w:bottom w:w="0" w:type="dxa"/>
-              <w:right w:w="100" w:type="dxa"/>
+              <w:top w:w="95" w:type="dxa"/>
+              <w:left w:w="95" w:type="dxa"/>
+              <w:bottom w:w="95" w:type="dxa"/>
+              <w:right w:w="95" w:type="dxa"/>
             </w:tcMar>
             <w:hideMark/>
           </w:tcPr>
           <w:p>
             <w:r>
-              <w:t>Cơ quan phối hợp</w:t>
+              <w:t>Cán bộ một cửa; Hệ thống</w:t>
             </w:r>
           </w:p>
         </w:tc>
@@ -7583,1454 +7843,23 @@
           <w:tcPr>
             <w:tcW w:w="0" w:type="auto"/>
             <w:tcBorders>
-              <w:top w:val="single" w:sz="6" w:space="0" w:color="000000"/>
-              <w:left w:val="single" w:sz="6" w:space="0" w:color="000000"/>
-              <w:bottom w:val="single" w:sz="6" w:space="0" w:color="000000"/>
-              <w:right w:val="single" w:sz="6" w:space="0" w:color="000000"/>
+              <w:top w:val="single" w:sz="4" w:space="0" w:color="000000"/>
+              <w:left w:val="single" w:sz="4" w:space="0" w:color="000000"/>
+              <w:bottom w:val="single" w:sz="4" w:space="0" w:color="000000"/>
+              <w:right w:val="single" w:sz="4" w:space="0" w:color="000000"/>
             </w:tcBorders>
             <w:tcMar>
-              <w:top w:w="0" w:type="dxa"/>
+              <w:top w:w="100" w:type="dxa"/>
               <w:left w:w="100" w:type="dxa"/>
-              <w:bottom w:w="0" w:type="dxa"/>
+              <w:bottom w:w="100" w:type="dxa"/>
               <w:right w:w="100" w:type="dxa"/>
             </w:tcMar>
+            <w:vAlign w:val="bottom"/>
             <w:hideMark/>
           </w:tcPr>
           <w:p>
             <w:r>
-              <w:t>Có kết quả xác minh hoặc văn bản trả lời làm căn cứ giải quyết</w:t>
-            </w:r>
-          </w:p>
-        </w:tc>
-      </w:tr>
-      <w:tr>
-        <w:trPr>
-          <w:trHeight w:val="1710"/>
-        </w:trPr>
-        <w:tc>
-          <w:tcPr>
-            <w:tcW w:w="0" w:type="auto"/>
-            <w:tcBorders>
-              <w:top w:val="single" w:sz="6" w:space="0" w:color="000000"/>
-              <w:left w:val="single" w:sz="6" w:space="0" w:color="000000"/>
-              <w:bottom w:val="single" w:sz="6" w:space="0" w:color="000000"/>
-              <w:right w:val="single" w:sz="6" w:space="0" w:color="000000"/>
-            </w:tcBorders>
-            <w:tcMar>
-              <w:top w:w="0" w:type="dxa"/>
-              <w:left w:w="100" w:type="dxa"/>
-              <w:bottom w:w="0" w:type="dxa"/>
-              <w:right w:w="100" w:type="dxa"/>
-            </w:tcMar>
-            <w:hideMark/>
-          </w:tcPr>
-          <w:p>
-            <w:r>
-              <w:t>9</w:t>
-            </w:r>
-          </w:p>
-        </w:tc>
-        <w:tc>
-          <w:tcPr>
-            <w:tcW w:w="0" w:type="auto"/>
-            <w:tcBorders>
-              <w:top w:val="single" w:sz="6" w:space="0" w:color="000000"/>
-              <w:left w:val="single" w:sz="6" w:space="0" w:color="000000"/>
-              <w:bottom w:val="single" w:sz="6" w:space="0" w:color="000000"/>
-              <w:right w:val="single" w:sz="6" w:space="0" w:color="000000"/>
-            </w:tcBorders>
-            <w:tcMar>
-              <w:top w:w="0" w:type="dxa"/>
-              <w:left w:w="100" w:type="dxa"/>
-              <w:bottom w:w="0" w:type="dxa"/>
-              <w:right w:w="100" w:type="dxa"/>
-            </w:tcMar>
-            <w:hideMark/>
-          </w:tcPr>
-          <w:p>
-            <w:r>
-              <w:t>Sau khi hoàn tất thẩm định</w:t>
-            </w:r>
-          </w:p>
-        </w:tc>
-        <w:tc>
-          <w:tcPr>
-            <w:tcW w:w="0" w:type="auto"/>
-            <w:tcBorders>
-              <w:top w:val="single" w:sz="6" w:space="0" w:color="000000"/>
-              <w:left w:val="single" w:sz="6" w:space="0" w:color="000000"/>
-              <w:bottom w:val="single" w:sz="6" w:space="0" w:color="000000"/>
-              <w:right w:val="single" w:sz="6" w:space="0" w:color="000000"/>
-            </w:tcBorders>
-            <w:tcMar>
-              <w:top w:w="0" w:type="dxa"/>
-              <w:left w:w="100" w:type="dxa"/>
-              <w:bottom w:w="0" w:type="dxa"/>
-              <w:right w:w="100" w:type="dxa"/>
-            </w:tcMar>
-            <w:hideMark/>
-          </w:tcPr>
-          <w:p>
-            <w:r>
-              <w:t>Lập dự thảo kết quả giải quyết TTHC hoặc văn bản không giải quyết</w:t>
-            </w:r>
-          </w:p>
-        </w:tc>
-        <w:tc>
-          <w:tcPr>
-            <w:tcW w:w="0" w:type="auto"/>
-            <w:tcBorders>
-              <w:top w:val="single" w:sz="6" w:space="0" w:color="000000"/>
-              <w:left w:val="single" w:sz="6" w:space="0" w:color="000000"/>
-              <w:bottom w:val="single" w:sz="6" w:space="0" w:color="000000"/>
-              <w:right w:val="single" w:sz="6" w:space="0" w:color="000000"/>
-            </w:tcBorders>
-            <w:tcMar>
-              <w:top w:w="0" w:type="dxa"/>
-              <w:left w:w="100" w:type="dxa"/>
-              <w:bottom w:w="0" w:type="dxa"/>
-              <w:right w:w="100" w:type="dxa"/>
-            </w:tcMar>
-            <w:hideMark/>
-          </w:tcPr>
-          <w:p>
-            <w:r>
-              <w:t>Cán bộ chuyên môn</w:t>
-            </w:r>
-          </w:p>
-        </w:tc>
-        <w:tc>
-          <w:tcPr>
-            <w:tcW w:w="0" w:type="auto"/>
-            <w:tcBorders>
-              <w:top w:val="single" w:sz="6" w:space="0" w:color="000000"/>
-              <w:left w:val="single" w:sz="6" w:space="0" w:color="000000"/>
-              <w:bottom w:val="single" w:sz="6" w:space="0" w:color="000000"/>
-              <w:right w:val="single" w:sz="6" w:space="0" w:color="000000"/>
-            </w:tcBorders>
-            <w:tcMar>
-              <w:top w:w="0" w:type="dxa"/>
-              <w:left w:w="100" w:type="dxa"/>
-              <w:bottom w:w="0" w:type="dxa"/>
-              <w:right w:w="100" w:type="dxa"/>
-            </w:tcMar>
-            <w:hideMark/>
-          </w:tcPr>
-          <w:p>
-            <w:r>
-              <w:t>Văn phòng</w:t>
-            </w:r>
-          </w:p>
-        </w:tc>
-        <w:tc>
-          <w:tcPr>
-            <w:tcW w:w="0" w:type="auto"/>
-            <w:tcBorders>
-              <w:top w:val="single" w:sz="6" w:space="0" w:color="000000"/>
-              <w:left w:val="single" w:sz="6" w:space="0" w:color="000000"/>
-              <w:bottom w:val="single" w:sz="6" w:space="0" w:color="000000"/>
-              <w:right w:val="single" w:sz="6" w:space="0" w:color="000000"/>
-            </w:tcBorders>
-            <w:tcMar>
-              <w:top w:w="0" w:type="dxa"/>
-              <w:left w:w="100" w:type="dxa"/>
-              <w:bottom w:w="0" w:type="dxa"/>
-              <w:right w:w="100" w:type="dxa"/>
-            </w:tcMar>
-            <w:hideMark/>
-          </w:tcPr>
-          <w:p>
-            <w:r>
-              <w:t>Dự thảo kết quả có đầy đủ căn cứ và nội dung</w:t>
-            </w:r>
-          </w:p>
-        </w:tc>
-      </w:tr>
-      <w:tr>
-        <w:trPr>
-          <w:trHeight w:val="1710"/>
-        </w:trPr>
-        <w:tc>
-          <w:tcPr>
-            <w:tcW w:w="0" w:type="auto"/>
-            <w:tcBorders>
-              <w:top w:val="single" w:sz="6" w:space="0" w:color="000000"/>
-              <w:left w:val="single" w:sz="6" w:space="0" w:color="000000"/>
-              <w:bottom w:val="single" w:sz="6" w:space="0" w:color="000000"/>
-              <w:right w:val="single" w:sz="6" w:space="0" w:color="000000"/>
-            </w:tcBorders>
-            <w:tcMar>
-              <w:top w:w="0" w:type="dxa"/>
-              <w:left w:w="100" w:type="dxa"/>
-              <w:bottom w:w="0" w:type="dxa"/>
-              <w:right w:w="100" w:type="dxa"/>
-            </w:tcMar>
-            <w:hideMark/>
-          </w:tcPr>
-          <w:p>
-            <w:r>
-              <w:t>10</w:t>
-            </w:r>
-          </w:p>
-        </w:tc>
-        <w:tc>
-          <w:tcPr>
-            <w:tcW w:w="0" w:type="auto"/>
-            <w:tcBorders>
-              <w:top w:val="single" w:sz="6" w:space="0" w:color="000000"/>
-              <w:left w:val="single" w:sz="6" w:space="0" w:color="000000"/>
-              <w:bottom w:val="single" w:sz="6" w:space="0" w:color="000000"/>
-              <w:right w:val="single" w:sz="6" w:space="0" w:color="000000"/>
-            </w:tcBorders>
-            <w:tcMar>
-              <w:top w:w="0" w:type="dxa"/>
-              <w:left w:w="100" w:type="dxa"/>
-              <w:bottom w:w="0" w:type="dxa"/>
-              <w:right w:w="100" w:type="dxa"/>
-            </w:tcMar>
-            <w:hideMark/>
-          </w:tcPr>
-          <w:p>
-            <w:r>
-              <w:t>Trước khi trình lãnh đạo</w:t>
-            </w:r>
-          </w:p>
-        </w:tc>
-        <w:tc>
-          <w:tcPr>
-            <w:tcW w:w="0" w:type="auto"/>
-            <w:tcBorders>
-              <w:top w:val="single" w:sz="6" w:space="0" w:color="000000"/>
-              <w:left w:val="single" w:sz="6" w:space="0" w:color="000000"/>
-              <w:bottom w:val="single" w:sz="6" w:space="0" w:color="000000"/>
-              <w:right w:val="single" w:sz="6" w:space="0" w:color="000000"/>
-            </w:tcBorders>
-            <w:tcMar>
-              <w:top w:w="0" w:type="dxa"/>
-              <w:left w:w="100" w:type="dxa"/>
-              <w:bottom w:w="0" w:type="dxa"/>
-              <w:right w:w="100" w:type="dxa"/>
-            </w:tcMar>
-            <w:hideMark/>
-          </w:tcPr>
-          <w:p>
-            <w:r>
-              <w:t>Rà soát hồ sơ, thủ tục, thể thức, nội dung và thẩm quyền ban hành</w:t>
-            </w:r>
-          </w:p>
-        </w:tc>
-        <w:tc>
-          <w:tcPr>
-            <w:tcW w:w="0" w:type="auto"/>
-            <w:tcBorders>
-              <w:top w:val="single" w:sz="6" w:space="0" w:color="000000"/>
-              <w:left w:val="single" w:sz="6" w:space="0" w:color="000000"/>
-              <w:bottom w:val="single" w:sz="6" w:space="0" w:color="000000"/>
-              <w:right w:val="single" w:sz="6" w:space="0" w:color="000000"/>
-            </w:tcBorders>
-            <w:tcMar>
-              <w:top w:w="0" w:type="dxa"/>
-              <w:left w:w="100" w:type="dxa"/>
-              <w:bottom w:w="0" w:type="dxa"/>
-              <w:right w:w="100" w:type="dxa"/>
-            </w:tcMar>
-            <w:hideMark/>
-          </w:tcPr>
-          <w:p>
-            <w:r>
-              <w:t>Văn phòng UBND</w:t>
-            </w:r>
-          </w:p>
-        </w:tc>
-        <w:tc>
-          <w:tcPr>
-            <w:tcW w:w="0" w:type="auto"/>
-            <w:tcBorders>
-              <w:top w:val="single" w:sz="6" w:space="0" w:color="000000"/>
-              <w:left w:val="single" w:sz="6" w:space="0" w:color="000000"/>
-              <w:bottom w:val="single" w:sz="6" w:space="0" w:color="000000"/>
-              <w:right w:val="single" w:sz="6" w:space="0" w:color="000000"/>
-            </w:tcBorders>
-            <w:tcMar>
-              <w:top w:w="0" w:type="dxa"/>
-              <w:left w:w="100" w:type="dxa"/>
-              <w:bottom w:w="0" w:type="dxa"/>
-              <w:right w:w="100" w:type="dxa"/>
-            </w:tcMar>
-            <w:hideMark/>
-          </w:tcPr>
-          <w:p>
-            <w:r>
-              <w:t>Đơn vị chuyên môn</w:t>
-            </w:r>
-          </w:p>
-        </w:tc>
-        <w:tc>
-          <w:tcPr>
-            <w:tcW w:w="0" w:type="auto"/>
-            <w:tcBorders>
-              <w:top w:val="single" w:sz="6" w:space="0" w:color="000000"/>
-              <w:left w:val="single" w:sz="6" w:space="0" w:color="000000"/>
-              <w:bottom w:val="single" w:sz="6" w:space="0" w:color="000000"/>
-              <w:right w:val="single" w:sz="6" w:space="0" w:color="000000"/>
-            </w:tcBorders>
-            <w:tcMar>
-              <w:top w:w="0" w:type="dxa"/>
-              <w:left w:w="100" w:type="dxa"/>
-              <w:bottom w:w="0" w:type="dxa"/>
-              <w:right w:w="100" w:type="dxa"/>
-            </w:tcMar>
-            <w:hideMark/>
-          </w:tcPr>
-          <w:p>
-            <w:r>
-              <w:t>Hồ sơ trình đầy đủ, đúng thể thức và đúng thẩm quyền</w:t>
-            </w:r>
-          </w:p>
-        </w:tc>
-      </w:tr>
-      <w:tr>
-        <w:trPr>
-          <w:trHeight w:val="2010"/>
-        </w:trPr>
-        <w:tc>
-          <w:tcPr>
-            <w:tcW w:w="0" w:type="auto"/>
-            <w:tcBorders>
-              <w:top w:val="single" w:sz="6" w:space="0" w:color="000000"/>
-              <w:left w:val="single" w:sz="6" w:space="0" w:color="000000"/>
-              <w:bottom w:val="single" w:sz="6" w:space="0" w:color="000000"/>
-              <w:right w:val="single" w:sz="6" w:space="0" w:color="000000"/>
-            </w:tcBorders>
-            <w:tcMar>
-              <w:top w:w="0" w:type="dxa"/>
-              <w:left w:w="100" w:type="dxa"/>
-              <w:bottom w:w="0" w:type="dxa"/>
-              <w:right w:w="100" w:type="dxa"/>
-            </w:tcMar>
-            <w:hideMark/>
-          </w:tcPr>
-          <w:p>
-            <w:r>
-              <w:t>11</w:t>
-            </w:r>
-          </w:p>
-        </w:tc>
-        <w:tc>
-          <w:tcPr>
-            <w:tcW w:w="0" w:type="auto"/>
-            <w:tcBorders>
-              <w:top w:val="single" w:sz="6" w:space="0" w:color="000000"/>
-              <w:left w:val="single" w:sz="6" w:space="0" w:color="000000"/>
-              <w:bottom w:val="single" w:sz="6" w:space="0" w:color="000000"/>
-              <w:right w:val="single" w:sz="6" w:space="0" w:color="000000"/>
-            </w:tcBorders>
-            <w:tcMar>
-              <w:top w:w="0" w:type="dxa"/>
-              <w:left w:w="100" w:type="dxa"/>
-              <w:bottom w:w="0" w:type="dxa"/>
-              <w:right w:w="100" w:type="dxa"/>
-            </w:tcMar>
-            <w:hideMark/>
-          </w:tcPr>
-          <w:p>
-            <w:r>
-              <w:t>Theo thời hạn xử lý</w:t>
-            </w:r>
-          </w:p>
-        </w:tc>
-        <w:tc>
-          <w:tcPr>
-            <w:tcW w:w="0" w:type="auto"/>
-            <w:tcBorders>
-              <w:top w:val="single" w:sz="6" w:space="0" w:color="000000"/>
-              <w:left w:val="single" w:sz="6" w:space="0" w:color="000000"/>
-              <w:bottom w:val="single" w:sz="6" w:space="0" w:color="000000"/>
-              <w:right w:val="single" w:sz="6" w:space="0" w:color="000000"/>
-            </w:tcBorders>
-            <w:tcMar>
-              <w:top w:w="0" w:type="dxa"/>
-              <w:left w:w="100" w:type="dxa"/>
-              <w:bottom w:w="0" w:type="dxa"/>
-              <w:right w:w="100" w:type="dxa"/>
-            </w:tcMar>
-            <w:hideMark/>
-          </w:tcPr>
-          <w:p>
-            <w:r>
-              <w:t>Xem xét, cho ý kiến, phê duyệt hoặc yêu cầu chỉnh sửa hồ sơ</w:t>
-            </w:r>
-          </w:p>
-        </w:tc>
-        <w:tc>
-          <w:tcPr>
-            <w:tcW w:w="0" w:type="auto"/>
-            <w:tcBorders>
-              <w:top w:val="single" w:sz="6" w:space="0" w:color="000000"/>
-              <w:left w:val="single" w:sz="6" w:space="0" w:color="000000"/>
-              <w:bottom w:val="single" w:sz="6" w:space="0" w:color="000000"/>
-              <w:right w:val="single" w:sz="6" w:space="0" w:color="000000"/>
-            </w:tcBorders>
-            <w:tcMar>
-              <w:top w:w="0" w:type="dxa"/>
-              <w:left w:w="100" w:type="dxa"/>
-              <w:bottom w:w="0" w:type="dxa"/>
-              <w:right w:w="100" w:type="dxa"/>
-            </w:tcMar>
-            <w:hideMark/>
-          </w:tcPr>
-          <w:p>
-            <w:r>
-              <w:t>Chủ tịch/Phó Chủ tịch hoặc người có thẩm quyền</w:t>
-            </w:r>
-          </w:p>
-        </w:tc>
-        <w:tc>
-          <w:tcPr>
-            <w:tcW w:w="0" w:type="auto"/>
-            <w:tcBorders>
-              <w:top w:val="single" w:sz="6" w:space="0" w:color="000000"/>
-              <w:left w:val="single" w:sz="6" w:space="0" w:color="000000"/>
-              <w:bottom w:val="single" w:sz="6" w:space="0" w:color="000000"/>
-              <w:right w:val="single" w:sz="6" w:space="0" w:color="000000"/>
-            </w:tcBorders>
-            <w:tcMar>
-              <w:top w:w="0" w:type="dxa"/>
-              <w:left w:w="100" w:type="dxa"/>
-              <w:bottom w:w="0" w:type="dxa"/>
-              <w:right w:w="100" w:type="dxa"/>
-            </w:tcMar>
-            <w:hideMark/>
-          </w:tcPr>
-          <w:p>
-            <w:r>
-              <w:t>Văn phòng, đơn vị chuyên môn</w:t>
-            </w:r>
-          </w:p>
-        </w:tc>
-        <w:tc>
-          <w:tcPr>
-            <w:tcW w:w="0" w:type="auto"/>
-            <w:tcBorders>
-              <w:top w:val="single" w:sz="6" w:space="0" w:color="000000"/>
-              <w:left w:val="single" w:sz="6" w:space="0" w:color="000000"/>
-              <w:bottom w:val="single" w:sz="6" w:space="0" w:color="000000"/>
-              <w:right w:val="single" w:sz="6" w:space="0" w:color="000000"/>
-            </w:tcBorders>
-            <w:tcMar>
-              <w:top w:w="0" w:type="dxa"/>
-              <w:left w:w="100" w:type="dxa"/>
-              <w:bottom w:w="0" w:type="dxa"/>
-              <w:right w:w="100" w:type="dxa"/>
-            </w:tcMar>
-            <w:hideMark/>
-          </w:tcPr>
-          <w:p>
-            <w:r>
-              <w:t>Hồ sơ được phê duyệt hoặc trả lại kèm nội dung cần chỉnh sửa</w:t>
-            </w:r>
-          </w:p>
-        </w:tc>
-      </w:tr>
-      <w:tr>
-        <w:trPr>
-          <w:trHeight w:val="1410"/>
-        </w:trPr>
-        <w:tc>
-          <w:tcPr>
-            <w:tcW w:w="0" w:type="auto"/>
-            <w:tcBorders>
-              <w:top w:val="single" w:sz="6" w:space="0" w:color="000000"/>
-              <w:left w:val="single" w:sz="6" w:space="0" w:color="000000"/>
-              <w:bottom w:val="single" w:sz="6" w:space="0" w:color="000000"/>
-              <w:right w:val="single" w:sz="6" w:space="0" w:color="000000"/>
-            </w:tcBorders>
-            <w:tcMar>
-              <w:top w:w="0" w:type="dxa"/>
-              <w:left w:w="100" w:type="dxa"/>
-              <w:bottom w:w="0" w:type="dxa"/>
-              <w:right w:w="100" w:type="dxa"/>
-            </w:tcMar>
-            <w:hideMark/>
-          </w:tcPr>
-          <w:p>
-            <w:r>
-              <w:t>12</w:t>
-            </w:r>
-          </w:p>
-        </w:tc>
-        <w:tc>
-          <w:tcPr>
-            <w:tcW w:w="0" w:type="auto"/>
-            <w:tcBorders>
-              <w:top w:val="single" w:sz="6" w:space="0" w:color="000000"/>
-              <w:left w:val="single" w:sz="6" w:space="0" w:color="000000"/>
-              <w:bottom w:val="single" w:sz="6" w:space="0" w:color="000000"/>
-              <w:right w:val="single" w:sz="6" w:space="0" w:color="000000"/>
-            </w:tcBorders>
-            <w:tcMar>
-              <w:top w:w="0" w:type="dxa"/>
-              <w:left w:w="100" w:type="dxa"/>
-              <w:bottom w:w="0" w:type="dxa"/>
-              <w:right w:w="100" w:type="dxa"/>
-            </w:tcMar>
-            <w:hideMark/>
-          </w:tcPr>
-          <w:p>
-            <w:r>
-              <w:t>Sau khi được phê duyệt</w:t>
-            </w:r>
-          </w:p>
-        </w:tc>
-        <w:tc>
-          <w:tcPr>
-            <w:tcW w:w="0" w:type="auto"/>
-            <w:tcBorders>
-              <w:top w:val="single" w:sz="6" w:space="0" w:color="000000"/>
-              <w:left w:val="single" w:sz="6" w:space="0" w:color="000000"/>
-              <w:bottom w:val="single" w:sz="6" w:space="0" w:color="000000"/>
-              <w:right w:val="single" w:sz="6" w:space="0" w:color="000000"/>
-            </w:tcBorders>
-            <w:tcMar>
-              <w:top w:w="0" w:type="dxa"/>
-              <w:left w:w="100" w:type="dxa"/>
-              <w:bottom w:w="0" w:type="dxa"/>
-              <w:right w:w="100" w:type="dxa"/>
-            </w:tcMar>
-            <w:hideMark/>
-          </w:tcPr>
-          <w:p>
-            <w:r>
-              <w:t>Ký số, cho số, ban hành và lưu trữ kết quả giải quyết</w:t>
-            </w:r>
-          </w:p>
-        </w:tc>
-        <w:tc>
-          <w:tcPr>
-            <w:tcW w:w="0" w:type="auto"/>
-            <w:tcBorders>
-              <w:top w:val="single" w:sz="6" w:space="0" w:color="000000"/>
-              <w:left w:val="single" w:sz="6" w:space="0" w:color="000000"/>
-              <w:bottom w:val="single" w:sz="6" w:space="0" w:color="000000"/>
-              <w:right w:val="single" w:sz="6" w:space="0" w:color="000000"/>
-            </w:tcBorders>
-            <w:tcMar>
-              <w:top w:w="0" w:type="dxa"/>
-              <w:left w:w="100" w:type="dxa"/>
-              <w:bottom w:w="0" w:type="dxa"/>
-              <w:right w:w="100" w:type="dxa"/>
-            </w:tcMar>
-            <w:hideMark/>
-          </w:tcPr>
-          <w:p>
-            <w:r>
-              <w:t>Người có thẩm quyền; Văn thư</w:t>
-            </w:r>
-          </w:p>
-        </w:tc>
-        <w:tc>
-          <w:tcPr>
-            <w:tcW w:w="0" w:type="auto"/>
-            <w:tcBorders>
-              <w:top w:val="single" w:sz="6" w:space="0" w:color="000000"/>
-              <w:left w:val="single" w:sz="6" w:space="0" w:color="000000"/>
-              <w:bottom w:val="single" w:sz="6" w:space="0" w:color="000000"/>
-              <w:right w:val="single" w:sz="6" w:space="0" w:color="000000"/>
-            </w:tcBorders>
-            <w:tcMar>
-              <w:top w:w="0" w:type="dxa"/>
-              <w:left w:w="100" w:type="dxa"/>
-              <w:bottom w:w="0" w:type="dxa"/>
-              <w:right w:w="100" w:type="dxa"/>
-            </w:tcMar>
-            <w:hideMark/>
-          </w:tcPr>
-          <w:p>
-            <w:r>
-              <w:t>Hệ thống thông tin</w:t>
-            </w:r>
-          </w:p>
-        </w:tc>
-        <w:tc>
-          <w:tcPr>
-            <w:tcW w:w="0" w:type="auto"/>
-            <w:tcBorders>
-              <w:top w:val="single" w:sz="6" w:space="0" w:color="000000"/>
-              <w:left w:val="single" w:sz="6" w:space="0" w:color="000000"/>
-              <w:bottom w:val="single" w:sz="6" w:space="0" w:color="000000"/>
-              <w:right w:val="single" w:sz="6" w:space="0" w:color="000000"/>
-            </w:tcBorders>
-            <w:tcMar>
-              <w:top w:w="0" w:type="dxa"/>
-              <w:left w:w="100" w:type="dxa"/>
-              <w:bottom w:w="0" w:type="dxa"/>
-              <w:right w:w="100" w:type="dxa"/>
-            </w:tcMar>
-            <w:hideMark/>
-          </w:tcPr>
-          <w:p>
-            <w:r>
-              <w:t>Kết quả được ban hành hợp lệ và chuyển sang chờ trả</w:t>
-            </w:r>
-          </w:p>
-        </w:tc>
-      </w:tr>
-      <w:tr>
-        <w:trPr>
-          <w:trHeight w:val="2010"/>
-        </w:trPr>
-        <w:tc>
-          <w:tcPr>
-            <w:tcW w:w="0" w:type="auto"/>
-            <w:tcBorders>
-              <w:top w:val="single" w:sz="6" w:space="0" w:color="000000"/>
-              <w:left w:val="single" w:sz="6" w:space="0" w:color="000000"/>
-              <w:bottom w:val="single" w:sz="6" w:space="0" w:color="000000"/>
-              <w:right w:val="single" w:sz="6" w:space="0" w:color="000000"/>
-            </w:tcBorders>
-            <w:tcMar>
-              <w:top w:w="0" w:type="dxa"/>
-              <w:left w:w="100" w:type="dxa"/>
-              <w:bottom w:w="0" w:type="dxa"/>
-              <w:right w:w="100" w:type="dxa"/>
-            </w:tcMar>
-            <w:hideMark/>
-          </w:tcPr>
-          <w:p>
-            <w:r>
-              <w:lastRenderedPageBreak/>
-              <w:t>13</w:t>
-            </w:r>
-          </w:p>
-        </w:tc>
-        <w:tc>
-          <w:tcPr>
-            <w:tcW w:w="0" w:type="auto"/>
-            <w:tcBorders>
-              <w:top w:val="single" w:sz="6" w:space="0" w:color="000000"/>
-              <w:left w:val="single" w:sz="6" w:space="0" w:color="000000"/>
-              <w:bottom w:val="single" w:sz="6" w:space="0" w:color="000000"/>
-              <w:right w:val="single" w:sz="6" w:space="0" w:color="000000"/>
-            </w:tcBorders>
-            <w:tcMar>
-              <w:top w:w="0" w:type="dxa"/>
-              <w:left w:w="100" w:type="dxa"/>
-              <w:bottom w:w="0" w:type="dxa"/>
-              <w:right w:w="100" w:type="dxa"/>
-            </w:tcMar>
-            <w:hideMark/>
-          </w:tcPr>
-          <w:p>
-            <w:r>
-              <w:t>Theo giấy hẹn</w:t>
-            </w:r>
-          </w:p>
-        </w:tc>
-        <w:tc>
-          <w:tcPr>
-            <w:tcW w:w="0" w:type="auto"/>
-            <w:tcBorders>
-              <w:top w:val="single" w:sz="6" w:space="0" w:color="000000"/>
-              <w:left w:val="single" w:sz="6" w:space="0" w:color="000000"/>
-              <w:bottom w:val="single" w:sz="6" w:space="0" w:color="000000"/>
-              <w:right w:val="single" w:sz="6" w:space="0" w:color="000000"/>
-            </w:tcBorders>
-            <w:tcMar>
-              <w:top w:w="0" w:type="dxa"/>
-              <w:left w:w="100" w:type="dxa"/>
-              <w:bottom w:w="0" w:type="dxa"/>
-              <w:right w:w="100" w:type="dxa"/>
-            </w:tcMar>
-            <w:hideMark/>
-          </w:tcPr>
-          <w:p>
-            <w:r>
-              <w:t>Trả kết quả trực tiếp, trực tuyến hoặc qua dịch vụ bưu chính công ích</w:t>
-            </w:r>
-          </w:p>
-        </w:tc>
-        <w:tc>
-          <w:tcPr>
-            <w:tcW w:w="0" w:type="auto"/>
-            <w:tcBorders>
-              <w:top w:val="single" w:sz="6" w:space="0" w:color="000000"/>
-              <w:left w:val="single" w:sz="6" w:space="0" w:color="000000"/>
-              <w:bottom w:val="single" w:sz="6" w:space="0" w:color="000000"/>
-              <w:right w:val="single" w:sz="6" w:space="0" w:color="000000"/>
-            </w:tcBorders>
-            <w:tcMar>
-              <w:top w:w="0" w:type="dxa"/>
-              <w:left w:w="100" w:type="dxa"/>
-              <w:bottom w:w="0" w:type="dxa"/>
-              <w:right w:w="100" w:type="dxa"/>
-            </w:tcMar>
-            <w:hideMark/>
-          </w:tcPr>
-          <w:p>
-            <w:r>
-              <w:t>Bộ phận Một cửa</w:t>
-            </w:r>
-          </w:p>
-        </w:tc>
-        <w:tc>
-          <w:tcPr>
-            <w:tcW w:w="0" w:type="auto"/>
-            <w:tcBorders>
-              <w:top w:val="single" w:sz="6" w:space="0" w:color="000000"/>
-              <w:left w:val="single" w:sz="6" w:space="0" w:color="000000"/>
-              <w:bottom w:val="single" w:sz="6" w:space="0" w:color="000000"/>
-              <w:right w:val="single" w:sz="6" w:space="0" w:color="000000"/>
-            </w:tcBorders>
-            <w:tcMar>
-              <w:top w:w="0" w:type="dxa"/>
-              <w:left w:w="100" w:type="dxa"/>
-              <w:bottom w:w="0" w:type="dxa"/>
-              <w:right w:w="100" w:type="dxa"/>
-            </w:tcMar>
-            <w:hideMark/>
-          </w:tcPr>
-          <w:p>
-            <w:r>
-              <w:t>Văn thư, đơn vị bưu chính</w:t>
-            </w:r>
-          </w:p>
-        </w:tc>
-        <w:tc>
-          <w:tcPr>
-            <w:tcW w:w="0" w:type="auto"/>
-            <w:tcBorders>
-              <w:top w:val="single" w:sz="6" w:space="0" w:color="000000"/>
-              <w:left w:val="single" w:sz="6" w:space="0" w:color="000000"/>
-              <w:bottom w:val="single" w:sz="6" w:space="0" w:color="000000"/>
-              <w:right w:val="single" w:sz="6" w:space="0" w:color="000000"/>
-            </w:tcBorders>
-            <w:tcMar>
-              <w:top w:w="0" w:type="dxa"/>
-              <w:left w:w="100" w:type="dxa"/>
-              <w:bottom w:w="0" w:type="dxa"/>
-              <w:right w:w="100" w:type="dxa"/>
-            </w:tcMar>
-            <w:hideMark/>
-          </w:tcPr>
-          <w:p>
-            <w:r>
-              <w:t>Cá nhân/Tổ chức nhận được kết quả theo hình thức đã đăng ký</w:t>
-            </w:r>
-          </w:p>
-        </w:tc>
-      </w:tr>
-      <w:tr>
-        <w:trPr>
-          <w:trHeight w:val="2010"/>
-        </w:trPr>
-        <w:tc>
-          <w:tcPr>
-            <w:tcW w:w="0" w:type="auto"/>
-            <w:tcBorders>
-              <w:top w:val="single" w:sz="6" w:space="0" w:color="000000"/>
-              <w:left w:val="single" w:sz="6" w:space="0" w:color="000000"/>
-              <w:bottom w:val="single" w:sz="6" w:space="0" w:color="000000"/>
-              <w:right w:val="single" w:sz="6" w:space="0" w:color="000000"/>
-            </w:tcBorders>
-            <w:tcMar>
-              <w:top w:w="0" w:type="dxa"/>
-              <w:left w:w="100" w:type="dxa"/>
-              <w:bottom w:w="0" w:type="dxa"/>
-              <w:right w:w="100" w:type="dxa"/>
-            </w:tcMar>
-            <w:hideMark/>
-          </w:tcPr>
-          <w:p>
-            <w:r>
-              <w:t>14</w:t>
-            </w:r>
-          </w:p>
-        </w:tc>
-        <w:tc>
-          <w:tcPr>
-            <w:tcW w:w="0" w:type="auto"/>
-            <w:tcBorders>
-              <w:top w:val="single" w:sz="6" w:space="0" w:color="000000"/>
-              <w:left w:val="single" w:sz="6" w:space="0" w:color="000000"/>
-              <w:bottom w:val="single" w:sz="6" w:space="0" w:color="000000"/>
-              <w:right w:val="single" w:sz="6" w:space="0" w:color="000000"/>
-            </w:tcBorders>
-            <w:tcMar>
-              <w:top w:w="0" w:type="dxa"/>
-              <w:left w:w="100" w:type="dxa"/>
-              <w:bottom w:w="0" w:type="dxa"/>
-              <w:right w:w="100" w:type="dxa"/>
-            </w:tcMar>
-            <w:hideMark/>
-          </w:tcPr>
-          <w:p>
-            <w:r>
-              <w:t>Cuối ngày</w:t>
-            </w:r>
-          </w:p>
-        </w:tc>
-        <w:tc>
-          <w:tcPr>
-            <w:tcW w:w="0" w:type="auto"/>
-            <w:tcBorders>
-              <w:top w:val="single" w:sz="6" w:space="0" w:color="000000"/>
-              <w:left w:val="single" w:sz="6" w:space="0" w:color="000000"/>
-              <w:bottom w:val="single" w:sz="6" w:space="0" w:color="000000"/>
-              <w:right w:val="single" w:sz="6" w:space="0" w:color="000000"/>
-            </w:tcBorders>
-            <w:tcMar>
-              <w:top w:w="0" w:type="dxa"/>
-              <w:left w:w="100" w:type="dxa"/>
-              <w:bottom w:w="0" w:type="dxa"/>
-              <w:right w:w="100" w:type="dxa"/>
-            </w:tcMar>
-            <w:hideMark/>
-          </w:tcPr>
-          <w:p>
-            <w:r>
-              <w:t>Kiểm tra hồ sơ tồn, hồ sơ sắp đến hạn, hồ sơ quá hạn và các hồ sơ cần phối hợp</w:t>
-            </w:r>
-          </w:p>
-        </w:tc>
-        <w:tc>
-          <w:tcPr>
-            <w:tcW w:w="0" w:type="auto"/>
-            <w:tcBorders>
-              <w:top w:val="single" w:sz="6" w:space="0" w:color="000000"/>
-              <w:left w:val="single" w:sz="6" w:space="0" w:color="000000"/>
-              <w:bottom w:val="single" w:sz="6" w:space="0" w:color="000000"/>
-              <w:right w:val="single" w:sz="6" w:space="0" w:color="000000"/>
-            </w:tcBorders>
-            <w:tcMar>
-              <w:top w:w="0" w:type="dxa"/>
-              <w:left w:w="100" w:type="dxa"/>
-              <w:bottom w:w="0" w:type="dxa"/>
-              <w:right w:w="100" w:type="dxa"/>
-            </w:tcMar>
-            <w:hideMark/>
-          </w:tcPr>
-          <w:p>
-            <w:r>
-              <w:t>Cán bộ một cửa; Đơn vị chuyên môn</w:t>
-            </w:r>
-          </w:p>
-        </w:tc>
-        <w:tc>
-          <w:tcPr>
-            <w:tcW w:w="0" w:type="auto"/>
-            <w:tcBorders>
-              <w:top w:val="single" w:sz="6" w:space="0" w:color="000000"/>
-              <w:left w:val="single" w:sz="6" w:space="0" w:color="000000"/>
-              <w:bottom w:val="single" w:sz="6" w:space="0" w:color="000000"/>
-              <w:right w:val="single" w:sz="6" w:space="0" w:color="000000"/>
-            </w:tcBorders>
-            <w:tcMar>
-              <w:top w:w="0" w:type="dxa"/>
-              <w:left w:w="100" w:type="dxa"/>
-              <w:bottom w:w="0" w:type="dxa"/>
-              <w:right w:w="100" w:type="dxa"/>
-            </w:tcMar>
-            <w:hideMark/>
-          </w:tcPr>
-          <w:p>
-            <w:r>
-              <w:t>Văn phòng</w:t>
-            </w:r>
-          </w:p>
-        </w:tc>
-        <w:tc>
-          <w:tcPr>
-            <w:tcW w:w="0" w:type="auto"/>
-            <w:tcBorders>
-              <w:top w:val="single" w:sz="6" w:space="0" w:color="000000"/>
-              <w:left w:val="single" w:sz="6" w:space="0" w:color="000000"/>
-              <w:bottom w:val="single" w:sz="6" w:space="0" w:color="000000"/>
-              <w:right w:val="single" w:sz="6" w:space="0" w:color="000000"/>
-            </w:tcBorders>
-            <w:tcMar>
-              <w:top w:w="0" w:type="dxa"/>
-              <w:left w:w="100" w:type="dxa"/>
-              <w:bottom w:w="0" w:type="dxa"/>
-              <w:right w:w="100" w:type="dxa"/>
-            </w:tcMar>
-            <w:hideMark/>
-          </w:tcPr>
-          <w:p>
-            <w:r>
-              <w:t>Danh sách hồ sơ cần theo dõi và biện pháp xử lý</w:t>
-            </w:r>
-          </w:p>
-        </w:tc>
-      </w:tr>
-      <w:tr>
-        <w:trPr>
-          <w:trHeight w:val="2310"/>
-        </w:trPr>
-        <w:tc>
-          <w:tcPr>
-            <w:tcW w:w="0" w:type="auto"/>
-            <w:tcBorders>
-              <w:top w:val="single" w:sz="6" w:space="0" w:color="000000"/>
-              <w:left w:val="single" w:sz="6" w:space="0" w:color="000000"/>
-              <w:bottom w:val="single" w:sz="6" w:space="0" w:color="000000"/>
-              <w:right w:val="single" w:sz="6" w:space="0" w:color="000000"/>
-            </w:tcBorders>
-            <w:tcMar>
-              <w:top w:w="0" w:type="dxa"/>
-              <w:left w:w="100" w:type="dxa"/>
-              <w:bottom w:w="0" w:type="dxa"/>
-              <w:right w:w="100" w:type="dxa"/>
-            </w:tcMar>
-            <w:hideMark/>
-          </w:tcPr>
-          <w:p>
-            <w:r>
-              <w:t>15</w:t>
-            </w:r>
-          </w:p>
-        </w:tc>
-        <w:tc>
-          <w:tcPr>
-            <w:tcW w:w="0" w:type="auto"/>
-            <w:tcBorders>
-              <w:top w:val="single" w:sz="6" w:space="0" w:color="000000"/>
-              <w:left w:val="single" w:sz="6" w:space="0" w:color="000000"/>
-              <w:bottom w:val="single" w:sz="6" w:space="0" w:color="000000"/>
-              <w:right w:val="single" w:sz="6" w:space="0" w:color="000000"/>
-            </w:tcBorders>
-            <w:tcMar>
-              <w:top w:w="0" w:type="dxa"/>
-              <w:left w:w="100" w:type="dxa"/>
-              <w:bottom w:w="0" w:type="dxa"/>
-              <w:right w:w="100" w:type="dxa"/>
-            </w:tcMar>
-            <w:hideMark/>
-          </w:tcPr>
-          <w:p>
-            <w:r>
-              <w:t>Hằng tuần</w:t>
-            </w:r>
-          </w:p>
-        </w:tc>
-        <w:tc>
-          <w:tcPr>
-            <w:tcW w:w="0" w:type="auto"/>
-            <w:tcBorders>
-              <w:top w:val="single" w:sz="6" w:space="0" w:color="000000"/>
-              <w:left w:val="single" w:sz="6" w:space="0" w:color="000000"/>
-              <w:bottom w:val="single" w:sz="6" w:space="0" w:color="000000"/>
-              <w:right w:val="single" w:sz="6" w:space="0" w:color="000000"/>
-            </w:tcBorders>
-            <w:tcMar>
-              <w:top w:w="0" w:type="dxa"/>
-              <w:left w:w="100" w:type="dxa"/>
-              <w:bottom w:w="0" w:type="dxa"/>
-              <w:right w:w="100" w:type="dxa"/>
-            </w:tcMar>
-            <w:hideMark/>
-          </w:tcPr>
-          <w:p>
-            <w:r>
-              <w:t>Tổ chức giao ban, báo cáo số lượng hồ sơ đã tiếp nhận, đang xử lý, cần bổ sung, bị từ chối và quá hạn</w:t>
-            </w:r>
-          </w:p>
-        </w:tc>
-        <w:tc>
-          <w:tcPr>
-            <w:tcW w:w="0" w:type="auto"/>
-            <w:tcBorders>
-              <w:top w:val="single" w:sz="6" w:space="0" w:color="000000"/>
-              <w:left w:val="single" w:sz="6" w:space="0" w:color="000000"/>
-              <w:bottom w:val="single" w:sz="6" w:space="0" w:color="000000"/>
-              <w:right w:val="single" w:sz="6" w:space="0" w:color="000000"/>
-            </w:tcBorders>
-            <w:tcMar>
-              <w:top w:w="0" w:type="dxa"/>
-              <w:left w:w="100" w:type="dxa"/>
-              <w:bottom w:w="0" w:type="dxa"/>
-              <w:right w:w="100" w:type="dxa"/>
-            </w:tcMar>
-            <w:hideMark/>
-          </w:tcPr>
-          <w:p>
-            <w:r>
-              <w:t>Lãnh đạo UBND</w:t>
-            </w:r>
-          </w:p>
-        </w:tc>
-        <w:tc>
-          <w:tcPr>
-            <w:tcW w:w="0" w:type="auto"/>
-            <w:tcBorders>
-              <w:top w:val="single" w:sz="6" w:space="0" w:color="000000"/>
-              <w:left w:val="single" w:sz="6" w:space="0" w:color="000000"/>
-              <w:bottom w:val="single" w:sz="6" w:space="0" w:color="000000"/>
-              <w:right w:val="single" w:sz="6" w:space="0" w:color="000000"/>
-            </w:tcBorders>
-            <w:tcMar>
-              <w:top w:w="0" w:type="dxa"/>
-              <w:left w:w="100" w:type="dxa"/>
-              <w:bottom w:w="0" w:type="dxa"/>
-              <w:right w:w="100" w:type="dxa"/>
-            </w:tcMar>
-            <w:hideMark/>
-          </w:tcPr>
-          <w:p>
-            <w:r>
-              <w:t>Văn phòng, Bộ phận Một cửa, đơn vị chuyên môn</w:t>
-            </w:r>
-          </w:p>
-        </w:tc>
-        <w:tc>
-          <w:tcPr>
-            <w:tcW w:w="0" w:type="auto"/>
-            <w:tcBorders>
-              <w:top w:val="single" w:sz="6" w:space="0" w:color="000000"/>
-              <w:left w:val="single" w:sz="6" w:space="0" w:color="000000"/>
-              <w:bottom w:val="single" w:sz="6" w:space="0" w:color="000000"/>
-              <w:right w:val="single" w:sz="6" w:space="0" w:color="000000"/>
-            </w:tcBorders>
-            <w:tcMar>
-              <w:top w:w="0" w:type="dxa"/>
-              <w:left w:w="100" w:type="dxa"/>
-              <w:bottom w:w="0" w:type="dxa"/>
-              <w:right w:w="100" w:type="dxa"/>
-            </w:tcMar>
-            <w:hideMark/>
-          </w:tcPr>
-          <w:p>
-            <w:r>
-              <w:t>Báo cáo tuần và chỉ đạo xử lý các hồ sơ còn vướng mắc</w:t>
-            </w:r>
-          </w:p>
-        </w:tc>
-      </w:tr>
-      <w:tr>
-        <w:trPr>
-          <w:trHeight w:val="2610"/>
-        </w:trPr>
-        <w:tc>
-          <w:tcPr>
-            <w:tcW w:w="0" w:type="auto"/>
-            <w:tcBorders>
-              <w:top w:val="single" w:sz="6" w:space="0" w:color="000000"/>
-              <w:left w:val="single" w:sz="6" w:space="0" w:color="000000"/>
-              <w:bottom w:val="single" w:sz="6" w:space="0" w:color="000000"/>
-              <w:right w:val="single" w:sz="6" w:space="0" w:color="000000"/>
-            </w:tcBorders>
-            <w:tcMar>
-              <w:top w:w="0" w:type="dxa"/>
-              <w:left w:w="100" w:type="dxa"/>
-              <w:bottom w:w="0" w:type="dxa"/>
-              <w:right w:w="100" w:type="dxa"/>
-            </w:tcMar>
-            <w:hideMark/>
-          </w:tcPr>
-          <w:p>
-            <w:r>
-              <w:t>16</w:t>
-            </w:r>
-          </w:p>
-        </w:tc>
-        <w:tc>
-          <w:tcPr>
-            <w:tcW w:w="0" w:type="auto"/>
-            <w:tcBorders>
-              <w:top w:val="single" w:sz="6" w:space="0" w:color="000000"/>
-              <w:left w:val="single" w:sz="6" w:space="0" w:color="000000"/>
-              <w:bottom w:val="single" w:sz="6" w:space="0" w:color="000000"/>
-              <w:right w:val="single" w:sz="6" w:space="0" w:color="000000"/>
-            </w:tcBorders>
-            <w:tcMar>
-              <w:top w:w="0" w:type="dxa"/>
-              <w:left w:w="100" w:type="dxa"/>
-              <w:bottom w:w="0" w:type="dxa"/>
-              <w:right w:w="100" w:type="dxa"/>
-            </w:tcMar>
-            <w:hideMark/>
-          </w:tcPr>
-          <w:p>
-            <w:r>
-              <w:t>Hằng tháng</w:t>
-            </w:r>
-          </w:p>
-        </w:tc>
-        <w:tc>
-          <w:tcPr>
-            <w:tcW w:w="0" w:type="auto"/>
-            <w:tcBorders>
-              <w:top w:val="single" w:sz="6" w:space="0" w:color="000000"/>
-              <w:left w:val="single" w:sz="6" w:space="0" w:color="000000"/>
-              <w:bottom w:val="single" w:sz="6" w:space="0" w:color="000000"/>
-              <w:right w:val="single" w:sz="6" w:space="0" w:color="000000"/>
-            </w:tcBorders>
-            <w:tcMar>
-              <w:top w:w="0" w:type="dxa"/>
-              <w:left w:w="100" w:type="dxa"/>
-              <w:bottom w:w="0" w:type="dxa"/>
-              <w:right w:w="100" w:type="dxa"/>
-            </w:tcMar>
-            <w:hideMark/>
-          </w:tcPr>
-          <w:p>
-            <w:r>
-              <w:t>Tổng hợp tình hình giải quyết TTHC, đánh giá tiến độ, chất lượng, lỗi hệ thống và phản ánh của người dân</w:t>
-            </w:r>
-          </w:p>
-        </w:tc>
-        <w:tc>
-          <w:tcPr>
-            <w:tcW w:w="0" w:type="auto"/>
-            <w:tcBorders>
-              <w:top w:val="single" w:sz="6" w:space="0" w:color="000000"/>
-              <w:left w:val="single" w:sz="6" w:space="0" w:color="000000"/>
-              <w:bottom w:val="single" w:sz="6" w:space="0" w:color="000000"/>
-              <w:right w:val="single" w:sz="6" w:space="0" w:color="000000"/>
-            </w:tcBorders>
-            <w:tcMar>
-              <w:top w:w="0" w:type="dxa"/>
-              <w:left w:w="100" w:type="dxa"/>
-              <w:bottom w:w="0" w:type="dxa"/>
-              <w:right w:w="100" w:type="dxa"/>
-            </w:tcMar>
-            <w:hideMark/>
-          </w:tcPr>
-          <w:p>
-            <w:r>
-              <w:t>Văn phòng UBND</w:t>
-            </w:r>
-          </w:p>
-        </w:tc>
-        <w:tc>
-          <w:tcPr>
-            <w:tcW w:w="0" w:type="auto"/>
-            <w:tcBorders>
-              <w:top w:val="single" w:sz="6" w:space="0" w:color="000000"/>
-              <w:left w:val="single" w:sz="6" w:space="0" w:color="000000"/>
-              <w:bottom w:val="single" w:sz="6" w:space="0" w:color="000000"/>
-              <w:right w:val="single" w:sz="6" w:space="0" w:color="000000"/>
-            </w:tcBorders>
-            <w:tcMar>
-              <w:top w:w="0" w:type="dxa"/>
-              <w:left w:w="100" w:type="dxa"/>
-              <w:bottom w:w="0" w:type="dxa"/>
-              <w:right w:w="100" w:type="dxa"/>
-            </w:tcMar>
-            <w:hideMark/>
-          </w:tcPr>
-          <w:p>
-            <w:r>
-              <w:t>Các đơn vị chuyên môn</w:t>
-            </w:r>
-          </w:p>
-        </w:tc>
-        <w:tc>
-          <w:tcPr>
-            <w:tcW w:w="0" w:type="auto"/>
-            <w:tcBorders>
-              <w:top w:val="single" w:sz="6" w:space="0" w:color="000000"/>
-              <w:left w:val="single" w:sz="6" w:space="0" w:color="000000"/>
-              <w:bottom w:val="single" w:sz="6" w:space="0" w:color="000000"/>
-              <w:right w:val="single" w:sz="6" w:space="0" w:color="000000"/>
-            </w:tcBorders>
-            <w:tcMar>
-              <w:top w:w="0" w:type="dxa"/>
-              <w:left w:w="100" w:type="dxa"/>
-              <w:bottom w:w="0" w:type="dxa"/>
-              <w:right w:w="100" w:type="dxa"/>
-            </w:tcMar>
-            <w:hideMark/>
-          </w:tcPr>
-          <w:p>
-            <w:r>
-              <w:t>Báo cáo tháng và đề xuất giải pháp khắc phục</w:t>
-            </w:r>
-          </w:p>
-        </w:tc>
-      </w:tr>
-      <w:tr>
-        <w:trPr>
-          <w:trHeight w:val="2010"/>
-        </w:trPr>
-        <w:tc>
-          <w:tcPr>
-            <w:tcW w:w="0" w:type="auto"/>
-            <w:tcBorders>
-              <w:top w:val="single" w:sz="6" w:space="0" w:color="000000"/>
-              <w:left w:val="single" w:sz="6" w:space="0" w:color="000000"/>
-              <w:bottom w:val="single" w:sz="6" w:space="0" w:color="000000"/>
-              <w:right w:val="single" w:sz="6" w:space="0" w:color="000000"/>
-            </w:tcBorders>
-            <w:tcMar>
-              <w:top w:w="0" w:type="dxa"/>
-              <w:left w:w="100" w:type="dxa"/>
-              <w:bottom w:w="0" w:type="dxa"/>
-              <w:right w:w="100" w:type="dxa"/>
-            </w:tcMar>
-            <w:hideMark/>
-          </w:tcPr>
-          <w:p>
-            <w:r>
-              <w:t>17</w:t>
-            </w:r>
-          </w:p>
-        </w:tc>
-        <w:tc>
-          <w:tcPr>
-            <w:tcW w:w="0" w:type="auto"/>
-            <w:tcBorders>
-              <w:top w:val="single" w:sz="6" w:space="0" w:color="000000"/>
-              <w:left w:val="single" w:sz="6" w:space="0" w:color="000000"/>
-              <w:bottom w:val="single" w:sz="6" w:space="0" w:color="000000"/>
-              <w:right w:val="single" w:sz="6" w:space="0" w:color="000000"/>
-            </w:tcBorders>
-            <w:tcMar>
-              <w:top w:w="0" w:type="dxa"/>
-              <w:left w:w="100" w:type="dxa"/>
-              <w:bottom w:w="0" w:type="dxa"/>
-              <w:right w:w="100" w:type="dxa"/>
-            </w:tcMar>
-            <w:hideMark/>
-          </w:tcPr>
-          <w:p>
-            <w:r>
-              <w:t>Hằng quý</w:t>
-            </w:r>
-          </w:p>
-        </w:tc>
-        <w:tc>
-          <w:tcPr>
-            <w:tcW w:w="0" w:type="auto"/>
-            <w:tcBorders>
-              <w:top w:val="single" w:sz="6" w:space="0" w:color="000000"/>
-              <w:left w:val="single" w:sz="6" w:space="0" w:color="000000"/>
-              <w:bottom w:val="single" w:sz="6" w:space="0" w:color="000000"/>
-              <w:right w:val="single" w:sz="6" w:space="0" w:color="000000"/>
-            </w:tcBorders>
-            <w:tcMar>
-              <w:top w:w="0" w:type="dxa"/>
-              <w:left w:w="100" w:type="dxa"/>
-              <w:bottom w:w="0" w:type="dxa"/>
-              <w:right w:w="100" w:type="dxa"/>
-            </w:tcMar>
-            <w:hideMark/>
-          </w:tcPr>
-          <w:p>
-            <w:r>
-              <w:t>Đánh giá tỷ lệ đúng hạn, quá hạn, bổ sung, từ chối và mức độ hài lòng của người dân</w:t>
-            </w:r>
-          </w:p>
-        </w:tc>
-        <w:tc>
-          <w:tcPr>
-            <w:tcW w:w="0" w:type="auto"/>
-            <w:tcBorders>
-              <w:top w:val="single" w:sz="6" w:space="0" w:color="000000"/>
-              <w:left w:val="single" w:sz="6" w:space="0" w:color="000000"/>
-              <w:bottom w:val="single" w:sz="6" w:space="0" w:color="000000"/>
-              <w:right w:val="single" w:sz="6" w:space="0" w:color="000000"/>
-            </w:tcBorders>
-            <w:tcMar>
-              <w:top w:w="0" w:type="dxa"/>
-              <w:left w:w="100" w:type="dxa"/>
-              <w:bottom w:w="0" w:type="dxa"/>
-              <w:right w:w="100" w:type="dxa"/>
-            </w:tcMar>
-            <w:hideMark/>
-          </w:tcPr>
-          <w:p>
-            <w:r>
-              <w:t>UBND</w:t>
-            </w:r>
-          </w:p>
-        </w:tc>
-        <w:tc>
-          <w:tcPr>
-            <w:tcW w:w="0" w:type="auto"/>
-            <w:tcBorders>
-              <w:top w:val="single" w:sz="6" w:space="0" w:color="000000"/>
-              <w:left w:val="single" w:sz="6" w:space="0" w:color="000000"/>
-              <w:bottom w:val="single" w:sz="6" w:space="0" w:color="000000"/>
-              <w:right w:val="single" w:sz="6" w:space="0" w:color="000000"/>
-            </w:tcBorders>
-            <w:tcMar>
-              <w:top w:w="0" w:type="dxa"/>
-              <w:left w:w="100" w:type="dxa"/>
-              <w:bottom w:w="0" w:type="dxa"/>
-              <w:right w:w="100" w:type="dxa"/>
-            </w:tcMar>
-            <w:hideMark/>
-          </w:tcPr>
-          <w:p>
-            <w:r>
-              <w:t>Văn phòng, Bộ phận Một cửa</w:t>
-            </w:r>
-          </w:p>
-        </w:tc>
-        <w:tc>
-          <w:tcPr>
-            <w:tcW w:w="0" w:type="auto"/>
-            <w:tcBorders>
-              <w:top w:val="single" w:sz="6" w:space="0" w:color="000000"/>
-              <w:left w:val="single" w:sz="6" w:space="0" w:color="000000"/>
-              <w:bottom w:val="single" w:sz="6" w:space="0" w:color="000000"/>
-              <w:right w:val="single" w:sz="6" w:space="0" w:color="000000"/>
-            </w:tcBorders>
-            <w:tcMar>
-              <w:top w:w="0" w:type="dxa"/>
-              <w:left w:w="100" w:type="dxa"/>
-              <w:bottom w:w="0" w:type="dxa"/>
-              <w:right w:w="100" w:type="dxa"/>
-            </w:tcMar>
-            <w:hideMark/>
-          </w:tcPr>
-          <w:p>
-            <w:r>
-              <w:t>Báo cáo đánh giá chất lượng và kế hoạch cải tiến</w:t>
-            </w:r>
-          </w:p>
-        </w:tc>
-      </w:tr>
-      <w:tr>
-        <w:trPr>
-          <w:trHeight w:val="2310"/>
-        </w:trPr>
-        <w:tc>
-          <w:tcPr>
-            <w:tcW w:w="0" w:type="auto"/>
-            <w:tcBorders>
-              <w:top w:val="single" w:sz="6" w:space="0" w:color="000000"/>
-              <w:left w:val="single" w:sz="6" w:space="0" w:color="000000"/>
-              <w:bottom w:val="single" w:sz="6" w:space="0" w:color="000000"/>
-              <w:right w:val="single" w:sz="6" w:space="0" w:color="000000"/>
-            </w:tcBorders>
-            <w:tcMar>
-              <w:top w:w="0" w:type="dxa"/>
-              <w:left w:w="100" w:type="dxa"/>
-              <w:bottom w:w="0" w:type="dxa"/>
-              <w:right w:w="100" w:type="dxa"/>
-            </w:tcMar>
-            <w:hideMark/>
-          </w:tcPr>
-          <w:p>
-            <w:r>
-              <w:lastRenderedPageBreak/>
-              <w:t>18</w:t>
-            </w:r>
-          </w:p>
-        </w:tc>
-        <w:tc>
-          <w:tcPr>
-            <w:tcW w:w="0" w:type="auto"/>
-            <w:tcBorders>
-              <w:top w:val="single" w:sz="6" w:space="0" w:color="000000"/>
-              <w:left w:val="single" w:sz="6" w:space="0" w:color="000000"/>
-              <w:bottom w:val="single" w:sz="6" w:space="0" w:color="000000"/>
-              <w:right w:val="single" w:sz="6" w:space="0" w:color="000000"/>
-            </w:tcBorders>
-            <w:tcMar>
-              <w:top w:w="0" w:type="dxa"/>
-              <w:left w:w="100" w:type="dxa"/>
-              <w:bottom w:w="0" w:type="dxa"/>
-              <w:right w:w="100" w:type="dxa"/>
-            </w:tcMar>
-            <w:hideMark/>
-          </w:tcPr>
-          <w:p>
-            <w:r>
-              <w:t>Hằng năm</w:t>
-            </w:r>
-          </w:p>
-        </w:tc>
-        <w:tc>
-          <w:tcPr>
-            <w:tcW w:w="0" w:type="auto"/>
-            <w:tcBorders>
-              <w:top w:val="single" w:sz="6" w:space="0" w:color="000000"/>
-              <w:left w:val="single" w:sz="6" w:space="0" w:color="000000"/>
-              <w:bottom w:val="single" w:sz="6" w:space="0" w:color="000000"/>
-              <w:right w:val="single" w:sz="6" w:space="0" w:color="000000"/>
-            </w:tcBorders>
-            <w:tcMar>
-              <w:top w:w="0" w:type="dxa"/>
-              <w:left w:w="100" w:type="dxa"/>
-              <w:bottom w:w="0" w:type="dxa"/>
-              <w:right w:w="100" w:type="dxa"/>
-            </w:tcMar>
-            <w:hideMark/>
-          </w:tcPr>
-          <w:p>
-            <w:r>
-              <w:t>Rà soát quy trình, nhân sự, trang thiết bị, phân quyền hệ thống và nhu cầu đào tạo</w:t>
-            </w:r>
-          </w:p>
-        </w:tc>
-        <w:tc>
-          <w:tcPr>
-            <w:tcW w:w="0" w:type="auto"/>
-            <w:tcBorders>
-              <w:top w:val="single" w:sz="6" w:space="0" w:color="000000"/>
-              <w:left w:val="single" w:sz="6" w:space="0" w:color="000000"/>
-              <w:bottom w:val="single" w:sz="6" w:space="0" w:color="000000"/>
-              <w:right w:val="single" w:sz="6" w:space="0" w:color="000000"/>
-            </w:tcBorders>
-            <w:tcMar>
-              <w:top w:w="0" w:type="dxa"/>
-              <w:left w:w="100" w:type="dxa"/>
-              <w:bottom w:w="0" w:type="dxa"/>
-              <w:right w:w="100" w:type="dxa"/>
-            </w:tcMar>
-            <w:hideMark/>
-          </w:tcPr>
-          <w:p>
-            <w:r>
-              <w:t>Lãnh đạo UBND</w:t>
-            </w:r>
-          </w:p>
-        </w:tc>
-        <w:tc>
-          <w:tcPr>
-            <w:tcW w:w="0" w:type="auto"/>
-            <w:tcBorders>
-              <w:top w:val="single" w:sz="6" w:space="0" w:color="000000"/>
-              <w:left w:val="single" w:sz="6" w:space="0" w:color="000000"/>
-              <w:bottom w:val="single" w:sz="6" w:space="0" w:color="000000"/>
-              <w:right w:val="single" w:sz="6" w:space="0" w:color="000000"/>
-            </w:tcBorders>
-            <w:tcMar>
-              <w:top w:w="0" w:type="dxa"/>
-              <w:left w:w="100" w:type="dxa"/>
-              <w:bottom w:w="0" w:type="dxa"/>
-              <w:right w:w="100" w:type="dxa"/>
-            </w:tcMar>
-            <w:hideMark/>
-          </w:tcPr>
-          <w:p>
-            <w:r>
-              <w:t>Văn phòng, đơn vị chuyên môn, quản trị hệ thống</w:t>
-            </w:r>
-          </w:p>
-        </w:tc>
-        <w:tc>
-          <w:tcPr>
-            <w:tcW w:w="0" w:type="auto"/>
-            <w:tcBorders>
-              <w:top w:val="single" w:sz="6" w:space="0" w:color="000000"/>
-              <w:left w:val="single" w:sz="6" w:space="0" w:color="000000"/>
-              <w:bottom w:val="single" w:sz="6" w:space="0" w:color="000000"/>
-              <w:right w:val="single" w:sz="6" w:space="0" w:color="000000"/>
-            </w:tcBorders>
-            <w:tcMar>
-              <w:top w:w="0" w:type="dxa"/>
-              <w:left w:w="100" w:type="dxa"/>
-              <w:bottom w:w="0" w:type="dxa"/>
-              <w:right w:w="100" w:type="dxa"/>
-            </w:tcMar>
-            <w:hideMark/>
-          </w:tcPr>
-          <w:p>
-            <w:r>
-              <w:t>Kế hoạch cải cách hành chính và nâng cao chất lượng giải quyết TTHC</w:t>
+              <w:t>Sau khi hoàn tất lưu hồ sơ, cán bộ in hoặc gửi bản điện tử Phiếu tiếp nhận và hẹn trả kết quả cho người nộp. Phiếu hiển thị đầy đủ: mã hồ sơ, ngày tiếp nhận, thời gian hẹn trả, đơn vị xử lý và hình thức nhận kết quả. Sau khi gửi cho người nộp thì gửi phiếu hẹn và phiếu kiểm soát cho quá trình luân chuyển sang quá trình xử lý</w:t>
             </w:r>
           </w:p>
         </w:tc>
@@ -9604,6 +8433,7 @@
           </w:tcPr>
           <w:p>
             <w:r>
+              <w:lastRenderedPageBreak/>
               <w:t>Số hóa hồ sơ</w:t>
             </w:r>
           </w:p>
@@ -9844,7 +8674,6 @@
           </w:tcPr>
           <w:p>
             <w:r>
-              <w:lastRenderedPageBreak/>
               <w:t>BM01</w:t>
             </w:r>
           </w:p>
@@ -15771,7 +14600,7 @@
   <w:style w:type="paragraph" w:default="1" w:styleId="Normal">
     <w:name w:val="Normal"/>
     <w:qFormat/>
-    <w:rsid w:val="0068279A"/>
+    <w:rsid w:val="00DC349B"/>
     <w:rPr>
       <w:rFonts w:ascii="Times New Roman" w:hAnsi="Times New Roman"/>
       <w:sz w:val="26"/>
@@ -15871,10 +14700,9 @@
     <w:next w:val="Normal"/>
     <w:link w:val="Heading5Char"/>
     <w:uiPriority w:val="9"/>
-    <w:semiHidden/>
     <w:unhideWhenUsed/>
     <w:qFormat/>
-    <w:rsid w:val="003300AD"/>
+    <w:rsid w:val="0069733F"/>
     <w:pPr>
       <w:keepNext/>
       <w:keepLines/>
@@ -15883,7 +14711,9 @@
     </w:pPr>
     <w:rPr>
       <w:rFonts w:eastAsiaTheme="majorEastAsia" w:cstheme="majorBidi"/>
-      <w:color w:val="0F4761" w:themeColor="accent1" w:themeShade="BF"/>
+      <w:b/>
+      <w:color w:val="000000" w:themeColor="text1"/>
+      <w:sz w:val="28"/>
     </w:rPr>
   </w:style>
   <w:style w:type="paragraph" w:styleId="Heading6">
@@ -16057,11 +14887,12 @@
     <w:basedOn w:val="DefaultParagraphFont"/>
     <w:link w:val="Heading5"/>
     <w:uiPriority w:val="9"/>
-    <w:semiHidden/>
-    <w:rsid w:val="003300AD"/>
+    <w:rsid w:val="0069733F"/>
     <w:rPr>
-      <w:rFonts w:eastAsiaTheme="majorEastAsia" w:cstheme="majorBidi"/>
-      <w:color w:val="0F4761" w:themeColor="accent1" w:themeShade="BF"/>
+      <w:rFonts w:ascii="Times New Roman" w:eastAsiaTheme="majorEastAsia" w:hAnsi="Times New Roman" w:cstheme="majorBidi"/>
+      <w:b/>
+      <w:color w:val="000000" w:themeColor="text1"/>
+      <w:sz w:val="28"/>
     </w:rPr>
   </w:style>
   <w:style w:type="character" w:customStyle="1" w:styleId="Heading6Char">

--- a/He_thong_thong_tin_giai_quyet_hanh_chinh/PHAM VAN QUYEN_25410290/PHAM VAN QUYEN_25410290.docx
+++ b/He_thong_thong_tin_giai_quyet_hanh_chinh/PHAM VAN QUYEN_25410290/PHAM VAN QUYEN_25410290.docx
@@ -5482,14 +5482,11 @@
         <w:keepNext/>
       </w:pPr>
       <w:r>
-        <w:rPr>
-          <w:noProof/>
-        </w:rPr>
         <w:drawing>
-          <wp:inline distT="0" distB="0" distL="0" distR="0" wp14:anchorId="7C2928CB" wp14:editId="520EFC57">
-            <wp:extent cx="5731510" cy="767715"/>
-            <wp:effectExtent l="0" t="0" r="2540" b="0"/>
-            <wp:docPr id="1035055498" name="Picture 23"/>
+          <wp:inline distT="0" distB="0" distL="0" distR="0" wp14:anchorId="5ED29216" wp14:editId="4F3B38D2">
+            <wp:extent cx="5715495" cy="586791"/>
+            <wp:effectExtent l="0" t="0" r="0" b="3810"/>
+            <wp:docPr id="1233333185" name="Picture 1"/>
             <wp:cNvGraphicFramePr>
               <a:graphicFrameLocks xmlns:a="http://schemas.openxmlformats.org/drawingml/2006/main" noChangeAspect="1"/>
             </wp:cNvGraphicFramePr>
@@ -5497,36 +5494,23 @@
               <a:graphicData uri="http://schemas.openxmlformats.org/drawingml/2006/picture">
                 <pic:pic xmlns:pic="http://schemas.openxmlformats.org/drawingml/2006/picture">
                   <pic:nvPicPr>
-                    <pic:cNvPr id="0" name="Picture 13"/>
-                    <pic:cNvPicPr>
-                      <a:picLocks noChangeAspect="1" noChangeArrowheads="1"/>
-                    </pic:cNvPicPr>
+                    <pic:cNvPr id="1233333185" name=""/>
+                    <pic:cNvPicPr/>
                   </pic:nvPicPr>
                   <pic:blipFill>
-                    <a:blip r:embed="rId10">
-                      <a:extLst>
-                        <a:ext uri="{28A0092B-C50C-407E-A947-70E740481C1C}">
-                          <a14:useLocalDpi xmlns:a14="http://schemas.microsoft.com/office/drawing/2010/main" val="0"/>
-                        </a:ext>
-                      </a:extLst>
-                    </a:blip>
-                    <a:srcRect/>
+                    <a:blip r:embed="rId10"/>
                     <a:stretch>
                       <a:fillRect/>
                     </a:stretch>
                   </pic:blipFill>
-                  <pic:spPr bwMode="auto">
+                  <pic:spPr>
                     <a:xfrm>
                       <a:off x="0" y="0"/>
-                      <a:ext cx="5731510" cy="767715"/>
+                      <a:ext cx="5715495" cy="586791"/>
                     </a:xfrm>
                     <a:prstGeom prst="rect">
                       <a:avLst/>
                     </a:prstGeom>
-                    <a:noFill/>
-                    <a:ln>
-                      <a:noFill/>
-                    </a:ln>
                   </pic:spPr>
                 </pic:pic>
               </a:graphicData>
@@ -5603,7 +5587,7 @@
     </w:p>
     <w:p>
       <w:pPr>
-        <w:jc w:val="both"/>
+        <w:pStyle w:val="Heading5"/>
       </w:pPr>
       <w:r>
         <w:t>2.1.3.3. Quy trình trả kết và thông báo</w:t>
@@ -5706,12 +5690,12 @@
         <w:jc w:val="both"/>
       </w:pPr>
       <w:r>
+        <w:t>MÔ TẢ QUY TRÌNH</w:t>
+      </w:r>
+    </w:p>
+    <w:p>
+      <w:r>
         <w:lastRenderedPageBreak/>
-        <w:t>MÔ TẢ QUY TRÌNH</w:t>
-      </w:r>
-    </w:p>
-    <w:p>
-      <w:r>
         <w:t>Bước</w:t>
       </w:r>
       <w:r>
@@ -5878,7 +5862,7 @@
     </w:p>
     <w:p>
       <w:pPr>
-        <w:jc w:val="both"/>
+        <w:pStyle w:val="Heading5"/>
       </w:pPr>
       <w:r>
         <w:t>2.1.3.4. Quy trình trả kết và thông báo</w:t>
@@ -6358,9 +6342,9 @@
       </w:tblPr>
       <w:tblGrid>
         <w:gridCol w:w="672"/>
-        <w:gridCol w:w="1668"/>
-        <w:gridCol w:w="1414"/>
-        <w:gridCol w:w="5262"/>
+        <w:gridCol w:w="1823"/>
+        <w:gridCol w:w="1515"/>
+        <w:gridCol w:w="5006"/>
       </w:tblGrid>
       <w:tr>
         <w:trPr>
@@ -7589,6 +7573,7 @@
           </w:tcPr>
           <w:p>
             <w:r>
+              <w:lastRenderedPageBreak/>
               <w:t>12</w:t>
             </w:r>
           </w:p>
@@ -7612,11 +7597,7 @@
           </w:tcPr>
           <w:p>
             <w:r>
-              <w:t xml:space="preserve">B12: Ghi nhận hình </w:t>
-            </w:r>
-            <w:r>
-              <w:lastRenderedPageBreak/>
-              <w:t>thức nhận kết quả</w:t>
+              <w:t>B12: Ghi nhận hình thức nhận kết quả</w:t>
             </w:r>
           </w:p>
         </w:tc>
@@ -7639,7 +7620,6 @@
           </w:tcPr>
           <w:p>
             <w:r>
-              <w:lastRenderedPageBreak/>
               <w:t>Cá nhân/Tổ chức; Cán bộ một cửa</w:t>
             </w:r>
           </w:p>
@@ -7664,11 +7644,7 @@
           </w:tcPr>
           <w:p>
             <w:r>
-              <w:t xml:space="preserve">Người nộp đăng ký hình thức nhận kết quả (trực tiếp tại Bộ phận Một cửa, trực tuyến hoặc qua dịch vụ bưu chính công ích). Cán bộ ghi nhận </w:t>
-            </w:r>
-            <w:r>
-              <w:lastRenderedPageBreak/>
-              <w:t>lựa chọn và cập nhật thông tin người nhận lên hệ thống.</w:t>
+              <w:t>Người nộp đăng ký hình thức nhận kết quả (trực tiếp tại Bộ phận Một cửa, trực tuyến hoặc qua dịch vụ bưu chính công ích). Cán bộ ghi nhận lựa chọn và cập nhật thông tin người nhận lên hệ thống.</w:t>
             </w:r>
           </w:p>
         </w:tc>
@@ -7693,7 +7669,6 @@
           </w:tcPr>
           <w:p>
             <w:r>
-              <w:lastRenderedPageBreak/>
               <w:t>13</w:t>
             </w:r>
           </w:p>
@@ -7812,7 +7787,7 @@
           </w:tcPr>
           <w:p>
             <w:r>
-              <w:t>B14: In hoặc gửi Phiếu tiếp nhận và hẹn trả kết quả</w:t>
+              <w:t>B14: In hoặc gửi Phiếu hẹn trả kết quả</w:t>
             </w:r>
           </w:p>
         </w:tc>
@@ -7859,7 +7834,131 @@
           </w:tcPr>
           <w:p>
             <w:r>
-              <w:t>Sau khi hoàn tất lưu hồ sơ, cán bộ in hoặc gửi bản điện tử Phiếu tiếp nhận và hẹn trả kết quả cho người nộp. Phiếu hiển thị đầy đủ: mã hồ sơ, ngày tiếp nhận, thời gian hẹn trả, đơn vị xử lý và hình thức nhận kết quả. Sau khi gửi cho người nộp thì gửi phiếu hẹn và phiếu kiểm soát cho quá trình luân chuyển sang quá trình xử lý</w:t>
+              <w:t xml:space="preserve">Sau khi hoàn tất lưu hồ sơ, cán bộ in </w:t>
+            </w:r>
+            <w:r>
+              <w:t>2 bản và</w:t>
+            </w:r>
+            <w:r>
+              <w:t xml:space="preserve"> gửi </w:t>
+            </w:r>
+            <w:r>
+              <w:t>1 bản</w:t>
+            </w:r>
+            <w:r>
+              <w:t xml:space="preserve"> Phiếu tiếp nhận và hẹn trả kết quả cho người nộp</w:t>
+            </w:r>
+            <w:r>
+              <w:t>, còn 1 bản sẽ gộp với phiếu kiểm soát để luân chuyển sang quy trình tiếp theo</w:t>
+            </w:r>
+          </w:p>
+        </w:tc>
+      </w:tr>
+      <w:tr>
+        <w:tc>
+          <w:tcPr>
+            <w:tcW w:w="0" w:type="auto"/>
+            <w:tcBorders>
+              <w:top w:val="single" w:sz="4" w:space="0" w:color="000000"/>
+              <w:left w:val="single" w:sz="4" w:space="0" w:color="000000"/>
+              <w:bottom w:val="single" w:sz="4" w:space="0" w:color="000000"/>
+              <w:right w:val="single" w:sz="4" w:space="0" w:color="000000"/>
+            </w:tcBorders>
+            <w:tcMar>
+              <w:top w:w="95" w:type="dxa"/>
+              <w:left w:w="95" w:type="dxa"/>
+              <w:bottom w:w="95" w:type="dxa"/>
+              <w:right w:w="95" w:type="dxa"/>
+            </w:tcMar>
+          </w:tcPr>
+          <w:p>
+            <w:r>
+              <w:t>15</w:t>
+            </w:r>
+          </w:p>
+        </w:tc>
+        <w:tc>
+          <w:tcPr>
+            <w:tcW w:w="0" w:type="auto"/>
+            <w:tcBorders>
+              <w:top w:val="single" w:sz="4" w:space="0" w:color="000000"/>
+              <w:left w:val="single" w:sz="4" w:space="0" w:color="000000"/>
+              <w:bottom w:val="single" w:sz="4" w:space="0" w:color="000000"/>
+              <w:right w:val="single" w:sz="4" w:space="0" w:color="000000"/>
+            </w:tcBorders>
+            <w:tcMar>
+              <w:top w:w="95" w:type="dxa"/>
+              <w:left w:w="95" w:type="dxa"/>
+              <w:bottom w:w="95" w:type="dxa"/>
+              <w:right w:w="95" w:type="dxa"/>
+            </w:tcMar>
+          </w:tcPr>
+          <w:p>
+            <w:r>
+              <w:t>B15: In phiếu kiểm soát</w:t>
+            </w:r>
+          </w:p>
+        </w:tc>
+        <w:tc>
+          <w:tcPr>
+            <w:tcW w:w="0" w:type="auto"/>
+            <w:tcBorders>
+              <w:top w:val="single" w:sz="4" w:space="0" w:color="000000"/>
+              <w:left w:val="single" w:sz="4" w:space="0" w:color="000000"/>
+              <w:bottom w:val="single" w:sz="4" w:space="0" w:color="000000"/>
+              <w:right w:val="single" w:sz="4" w:space="0" w:color="000000"/>
+            </w:tcBorders>
+            <w:tcMar>
+              <w:top w:w="95" w:type="dxa"/>
+              <w:left w:w="95" w:type="dxa"/>
+              <w:bottom w:w="95" w:type="dxa"/>
+              <w:right w:w="95" w:type="dxa"/>
+            </w:tcMar>
+          </w:tcPr>
+          <w:p>
+            <w:r>
+              <w:t>Cán bộ một cửa; Hệ thống</w:t>
+            </w:r>
+          </w:p>
+        </w:tc>
+        <w:tc>
+          <w:tcPr>
+            <w:tcW w:w="0" w:type="auto"/>
+            <w:tcBorders>
+              <w:top w:val="single" w:sz="4" w:space="0" w:color="000000"/>
+              <w:left w:val="single" w:sz="4" w:space="0" w:color="000000"/>
+              <w:bottom w:val="single" w:sz="4" w:space="0" w:color="000000"/>
+              <w:right w:val="single" w:sz="4" w:space="0" w:color="000000"/>
+            </w:tcBorders>
+            <w:tcMar>
+              <w:top w:w="100" w:type="dxa"/>
+              <w:left w:w="100" w:type="dxa"/>
+              <w:bottom w:w="100" w:type="dxa"/>
+              <w:right w:w="100" w:type="dxa"/>
+            </w:tcMar>
+            <w:vAlign w:val="bottom"/>
+          </w:tcPr>
+          <w:p>
+            <w:r>
+              <w:t xml:space="preserve">Sau khi hoàn tất lưu hồ sơ, cán bộ in Phiếu </w:t>
+            </w:r>
+            <w:r>
+              <w:t>kiểm soát</w:t>
+            </w:r>
+            <w:r>
+              <w:t xml:space="preserve">, </w:t>
+            </w:r>
+            <w:r>
+              <w:t>sau đó</w:t>
+            </w:r>
+            <w:r>
+              <w:t xml:space="preserve"> gộp với phiếu </w:t>
+            </w:r>
+            <w:r>
+              <w:t>phiếu hẹn</w:t>
+            </w:r>
+            <w:r>
+              <w:t xml:space="preserve"> để luân chuyển sang quy trình tiếp theo</w:t>
             </w:r>
           </w:p>
         </w:tc>
@@ -8289,6 +8388,7 @@
           </w:tcPr>
           <w:p>
             <w:r>
+              <w:lastRenderedPageBreak/>
               <w:t>Người yêu cầu</w:t>
             </w:r>
           </w:p>
@@ -8433,7 +8533,6 @@
           </w:tcPr>
           <w:p>
             <w:r>
-              <w:lastRenderedPageBreak/>
               <w:t>Số hóa hồ sơ</w:t>
             </w:r>
           </w:p>

--- a/He_thong_thong_tin_giai_quyet_hanh_chinh/PHAM VAN QUYEN_25410290/PHAM VAN QUYEN_25410290.docx
+++ b/He_thong_thong_tin_giai_quyet_hanh_chinh/PHAM VAN QUYEN_25410290/PHAM VAN QUYEN_25410290.docx
@@ -79,7 +79,7 @@
           <w:szCs w:val="26"/>
         </w:rPr>
         <w:drawing>
-          <wp:inline distT="0" distB="0" distL="0" distR="0" wp14:anchorId="61AA30EF" wp14:editId="7DA97D2C">
+          <wp:inline distT="0" distB="0" distL="0" distR="0" wp14:anchorId="61AA30EF" wp14:editId="6AB066B0">
             <wp:extent cx="1948539" cy="1606164"/>
             <wp:effectExtent l="0" t="0" r="0" b="0"/>
             <wp:docPr id="990850389" name="Picture 1"/>
@@ -5411,77 +5411,67 @@
       <w:r>
         <w:t xml:space="preserve">Hình </w:t>
       </w:r>
-      <w:r>
-        <w:fldChar w:fldCharType="begin"/>
-      </w:r>
-      <w:r>
-        <w:instrText xml:space="preserve"> SEQ Hình \* ARABIC </w:instrText>
-      </w:r>
-      <w:r>
-        <w:fldChar w:fldCharType="separate"/>
-      </w:r>
+      <w:fldSimple w:instr=" SEQ Hình \* ARABIC ">
+        <w:r>
+          <w:rPr>
+            <w:noProof/>
+          </w:rPr>
+          <w:t>1</w:t>
+        </w:r>
+      </w:fldSimple>
+      <w:r>
+        <w:t>. Quy trình tiếp nhận hồ sơ</w:t>
+      </w:r>
+      <w:bookmarkEnd w:id="16"/>
+    </w:p>
+    <w:p>
+      <w:pPr>
+        <w:jc w:val="both"/>
+      </w:pPr>
+      <w:r>
+        <w:t>TÁC NHÂN</w:t>
+      </w:r>
+    </w:p>
+    <w:p>
+      <w:pPr>
+        <w:jc w:val="both"/>
+      </w:pPr>
+      <w:r>
+        <w:t>MÔ TẢ QUY TRÌNH</w:t>
+      </w:r>
+    </w:p>
+    <w:p>
+      <w:pPr>
+        <w:jc w:val="both"/>
+      </w:pPr>
+      <w:r>
+        <w:t>ĐỐI TƯỢNG KHÁCH HÀNG</w:t>
+      </w:r>
+    </w:p>
+    <w:p>
+      <w:pPr>
+        <w:jc w:val="both"/>
+      </w:pPr>
+      <w:r>
+        <w:t>CÁC KẾT QUẢ CÓ THỂ XẢY RA</w:t>
+      </w:r>
+    </w:p>
+    <w:p>
+      <w:pPr>
+        <w:jc w:val="both"/>
+      </w:pPr>
+      <w:r>
+        <w:t>2.1.3.2 Quy trình kiểm tra, thẩm định và xử lý hồ sơ</w:t>
+      </w:r>
+    </w:p>
+    <w:p>
+      <w:pPr>
+        <w:keepNext/>
+      </w:pPr>
       <w:r>
         <w:rPr>
           <w:noProof/>
         </w:rPr>
-        <w:t>1</w:t>
-      </w:r>
-      <w:r>
-        <w:rPr>
-          <w:noProof/>
-        </w:rPr>
-        <w:fldChar w:fldCharType="end"/>
-      </w:r>
-      <w:r>
-        <w:t>. Quy trình tiếp nhận hồ sơ</w:t>
-      </w:r>
-      <w:bookmarkEnd w:id="16"/>
-    </w:p>
-    <w:p>
-      <w:pPr>
-        <w:jc w:val="both"/>
-      </w:pPr>
-      <w:r>
-        <w:t>TÁC NHÂN</w:t>
-      </w:r>
-    </w:p>
-    <w:p>
-      <w:pPr>
-        <w:jc w:val="both"/>
-      </w:pPr>
-      <w:r>
-        <w:t>MÔ TẢ QUY TRÌNH</w:t>
-      </w:r>
-    </w:p>
-    <w:p>
-      <w:pPr>
-        <w:jc w:val="both"/>
-      </w:pPr>
-      <w:r>
-        <w:t>ĐỐI TƯỢNG KHÁCH HÀNG</w:t>
-      </w:r>
-    </w:p>
-    <w:p>
-      <w:pPr>
-        <w:jc w:val="both"/>
-      </w:pPr>
-      <w:r>
-        <w:t>CÁC KẾT QUẢ CÓ THỂ XẢY RA</w:t>
-      </w:r>
-    </w:p>
-    <w:p>
-      <w:pPr>
-        <w:jc w:val="both"/>
-      </w:pPr>
-      <w:r>
-        <w:t>2.1.3.2 Quy trình kiểm tra, thẩm định và xử lý hồ sơ</w:t>
-      </w:r>
-    </w:p>
-    <w:p>
-      <w:pPr>
-        <w:keepNext/>
-      </w:pPr>
-      <w:r>
         <w:drawing>
           <wp:inline distT="0" distB="0" distL="0" distR="0" wp14:anchorId="5ED29216" wp14:editId="4F3B38D2">
             <wp:extent cx="5715495" cy="586791"/>
@@ -5527,77 +5517,67 @@
       <w:r>
         <w:t xml:space="preserve">Hình </w:t>
       </w:r>
-      <w:r>
-        <w:fldChar w:fldCharType="begin"/>
-      </w:r>
-      <w:r>
-        <w:instrText xml:space="preserve"> SEQ Hình \* ARABIC </w:instrText>
-      </w:r>
-      <w:r>
-        <w:fldChar w:fldCharType="separate"/>
-      </w:r>
+      <w:fldSimple w:instr=" SEQ Hình \* ARABIC ">
+        <w:r>
+          <w:rPr>
+            <w:noProof/>
+          </w:rPr>
+          <w:t>2</w:t>
+        </w:r>
+      </w:fldSimple>
+      <w:r>
+        <w:t>. Quy trình kiểm tra, thẩm định và xử lý hồ sơ</w:t>
+      </w:r>
+      <w:bookmarkEnd w:id="17"/>
+    </w:p>
+    <w:p>
+      <w:pPr>
+        <w:jc w:val="both"/>
+      </w:pPr>
+      <w:r>
+        <w:t>TÁC NHÂN THỰC HIỆN</w:t>
+      </w:r>
+    </w:p>
+    <w:p>
+      <w:pPr>
+        <w:jc w:val="both"/>
+      </w:pPr>
+      <w:r>
+        <w:t>MÔ TẢ QUY TRÌNH</w:t>
+      </w:r>
+    </w:p>
+    <w:p>
+      <w:pPr>
+        <w:jc w:val="both"/>
+      </w:pPr>
+      <w:r>
+        <w:t>ĐỐI TƯỢNG KHÁCH HÀNG</w:t>
+      </w:r>
+    </w:p>
+    <w:p>
+      <w:pPr>
+        <w:jc w:val="both"/>
+      </w:pPr>
+      <w:r>
+        <w:t>CÁC KẾT QUẢ CÓ THỂ XẢY RA</w:t>
+      </w:r>
+    </w:p>
+    <w:p>
+      <w:pPr>
+        <w:pStyle w:val="Heading5"/>
+      </w:pPr>
+      <w:r>
+        <w:t>2.1.3.3. Quy trình trả kết và thông báo</w:t>
+      </w:r>
+    </w:p>
+    <w:p>
+      <w:pPr>
+        <w:keepNext/>
+      </w:pPr>
       <w:r>
         <w:rPr>
           <w:noProof/>
         </w:rPr>
-        <w:t>2</w:t>
-      </w:r>
-      <w:r>
-        <w:rPr>
-          <w:noProof/>
-        </w:rPr>
-        <w:fldChar w:fldCharType="end"/>
-      </w:r>
-      <w:r>
-        <w:t>. Quy trình kiểm tra, thẩm định và xử lý hồ sơ</w:t>
-      </w:r>
-      <w:bookmarkEnd w:id="17"/>
-    </w:p>
-    <w:p>
-      <w:pPr>
-        <w:jc w:val="both"/>
-      </w:pPr>
-      <w:r>
-        <w:t>TÁC NHÂN THỰC HIỆN</w:t>
-      </w:r>
-    </w:p>
-    <w:p>
-      <w:pPr>
-        <w:jc w:val="both"/>
-      </w:pPr>
-      <w:r>
-        <w:t>MÔ TẢ QUY TRÌNH</w:t>
-      </w:r>
-    </w:p>
-    <w:p>
-      <w:pPr>
-        <w:jc w:val="both"/>
-      </w:pPr>
-      <w:r>
-        <w:t>ĐỐI TƯỢNG KHÁCH HÀNG</w:t>
-      </w:r>
-    </w:p>
-    <w:p>
-      <w:pPr>
-        <w:jc w:val="both"/>
-      </w:pPr>
-      <w:r>
-        <w:t>CÁC KẾT QUẢ CÓ THỂ XẢY RA</w:t>
-      </w:r>
-    </w:p>
-    <w:p>
-      <w:pPr>
-        <w:pStyle w:val="Heading5"/>
-      </w:pPr>
-      <w:r>
-        <w:t>2.1.3.3. Quy trình trả kết và thông báo</w:t>
-      </w:r>
-    </w:p>
-    <w:p>
-      <w:pPr>
-        <w:keepNext/>
-      </w:pPr>
-      <w:r>
         <w:drawing>
           <wp:inline distT="0" distB="0" distL="0" distR="0" wp14:anchorId="13F8298A" wp14:editId="325E5CCA">
             <wp:extent cx="5730737" cy="609653"/>
@@ -5643,27 +5623,14 @@
       <w:r>
         <w:t xml:space="preserve">Hình </w:t>
       </w:r>
-      <w:r>
-        <w:fldChar w:fldCharType="begin"/>
-      </w:r>
-      <w:r>
-        <w:instrText xml:space="preserve"> SEQ Hình \* ARABIC </w:instrText>
-      </w:r>
-      <w:r>
-        <w:fldChar w:fldCharType="separate"/>
-      </w:r>
-      <w:r>
-        <w:rPr>
-          <w:noProof/>
-        </w:rPr>
-        <w:t>3</w:t>
-      </w:r>
-      <w:r>
-        <w:rPr>
-          <w:noProof/>
-        </w:rPr>
-        <w:fldChar w:fldCharType="end"/>
-      </w:r>
+      <w:fldSimple w:instr=" SEQ Hình \* ARABIC ">
+        <w:r>
+          <w:rPr>
+            <w:noProof/>
+          </w:rPr>
+          <w:t>3</w:t>
+        </w:r>
+      </w:fldSimple>
       <w:r>
         <w:t>. Quy trình phê duyệt và ban hành kết quả</w:t>
       </w:r>
@@ -5873,6 +5840,9 @@
         <w:keepNext/>
       </w:pPr>
       <w:r>
+        <w:rPr>
+          <w:noProof/>
+        </w:rPr>
         <w:drawing>
           <wp:inline distT="0" distB="0" distL="0" distR="0" wp14:anchorId="5C9C749A" wp14:editId="79321753">
             <wp:extent cx="5685013" cy="586791"/>
@@ -5918,27 +5888,14 @@
       <w:r>
         <w:t xml:space="preserve">Hình </w:t>
       </w:r>
-      <w:r>
-        <w:fldChar w:fldCharType="begin"/>
-      </w:r>
-      <w:r>
-        <w:instrText xml:space="preserve"> SEQ Hình \* ARABIC </w:instrText>
-      </w:r>
-      <w:r>
-        <w:fldChar w:fldCharType="separate"/>
-      </w:r>
-      <w:r>
-        <w:rPr>
-          <w:noProof/>
-        </w:rPr>
-        <w:t>4</w:t>
-      </w:r>
-      <w:r>
-        <w:rPr>
-          <w:noProof/>
-        </w:rPr>
-        <w:fldChar w:fldCharType="end"/>
-      </w:r>
+      <w:fldSimple w:instr=" SEQ Hình \* ARABIC ">
+        <w:r>
+          <w:rPr>
+            <w:noProof/>
+          </w:rPr>
+          <w:t>4</w:t>
+        </w:r>
+      </w:fldSimple>
       <w:r>
         <w:t>. Quy trình trả kết và thông báo</w:t>
       </w:r>
@@ -6101,10 +6058,7 @@
         <w:jc w:val="both"/>
       </w:pPr>
       <w:r>
-        <w:t>Đối tượng khách hàng của quy trình là cá nhân hoặc tổ chức đã hoàn thành việc nộp hồ sơ và đang chờ nhận kết quả giải quyết thủ tục hành chính</w:t>
-      </w:r>
-      <w:r>
-        <w:t>.</w:t>
+        <w:t>Đối tượng khách hàng của quy trình là cá nhân hoặc tổ chức đã hoàn thành việc nộp hồ sơ và đang chờ nhận kết quả giải quyết thủ tục hành chính.</w:t>
       </w:r>
     </w:p>
     <w:p>
@@ -7943,22 +7897,7 @@
               <w:t xml:space="preserve">Sau khi hoàn tất lưu hồ sơ, cán bộ in Phiếu </w:t>
             </w:r>
             <w:r>
-              <w:t>kiểm soát</w:t>
-            </w:r>
-            <w:r>
-              <w:t xml:space="preserve">, </w:t>
-            </w:r>
-            <w:r>
-              <w:t>sau đó</w:t>
-            </w:r>
-            <w:r>
-              <w:t xml:space="preserve"> gộp với phiếu </w:t>
-            </w:r>
-            <w:r>
-              <w:t>phiếu hẹn</w:t>
-            </w:r>
-            <w:r>
-              <w:t xml:space="preserve"> để luân chuyển sang quy trình tiếp theo</w:t>
+              <w:t>kiểm soát, sau đó gộp với phiếu phiếu hẹn để luân chuyển sang quy trình tiếp theo</w:t>
             </w:r>
           </w:p>
         </w:tc>
@@ -9857,7 +9796,2577 @@
       <w:pPr>
         <w:pStyle w:val="Heading1"/>
       </w:pPr>
-    </w:p>
+      <w:bookmarkStart w:id="28" w:name="_Toc236264132"/>
+      <w:bookmarkStart w:id="29" w:name="_Toc237027020"/>
+      <w:r>
+        <w:t xml:space="preserve">Chương III. </w:t>
+      </w:r>
+      <w:r>
+        <w:t>PHÂN TÍCH HỆ THỐNG</w:t>
+      </w:r>
+      <w:r>
+        <w:t>.</w:t>
+      </w:r>
+      <w:bookmarkEnd w:id="28"/>
+      <w:bookmarkEnd w:id="29"/>
+    </w:p>
+    <w:p>
+      <w:pPr>
+        <w:pStyle w:val="Heading2"/>
+      </w:pPr>
+      <w:r>
+        <w:t>3.1 Phân tích quy trình tiếp nhận hồ sơ</w:t>
+      </w:r>
+    </w:p>
+    <w:p>
+      <w:pPr>
+        <w:pStyle w:val="Heading3"/>
+      </w:pPr>
+      <w:r>
+        <w:t xml:space="preserve">3.1.1 </w:t>
+      </w:r>
+      <w:r>
+        <w:t>Phân tích định tính</w:t>
+      </w:r>
+    </w:p>
+    <w:p>
+      <w:pPr>
+        <w:pStyle w:val="Heading3"/>
+      </w:pPr>
+      <w:r>
+        <w:t>3.1.1.2 Phân tích sự lãng phí</w:t>
+      </w:r>
+    </w:p>
+    <w:p>
+      <w:r>
+        <w:rPr>
+          <w:noProof/>
+          <w:color w:val="000000"/>
+          <w:szCs w:val="26"/>
+        </w:rPr>
+        <w:drawing>
+          <wp:inline distT="0" distB="0" distL="0" distR="0" wp14:anchorId="6A1756DF" wp14:editId="529C2CCB">
+            <wp:extent cx="5731510" cy="2321560"/>
+            <wp:effectExtent l="0" t="0" r="2540" b="2540"/>
+            <wp:docPr id="1621202187" name="Picture 20"/>
+            <wp:cNvGraphicFramePr>
+              <a:graphicFrameLocks xmlns:a="http://schemas.openxmlformats.org/drawingml/2006/main" noChangeAspect="1"/>
+            </wp:cNvGraphicFramePr>
+            <a:graphic xmlns:a="http://schemas.openxmlformats.org/drawingml/2006/main">
+              <a:graphicData uri="http://schemas.openxmlformats.org/drawingml/2006/picture">
+                <pic:pic xmlns:pic="http://schemas.openxmlformats.org/drawingml/2006/picture">
+                  <pic:nvPicPr>
+                    <pic:cNvPr id="0" name="Picture 1"/>
+                    <pic:cNvPicPr>
+                      <a:picLocks noChangeAspect="1" noChangeArrowheads="1"/>
+                    </pic:cNvPicPr>
+                  </pic:nvPicPr>
+                  <pic:blipFill>
+                    <a:blip r:embed="rId16" cstate="print">
+                      <a:extLst>
+                        <a:ext uri="{28A0092B-C50C-407E-A947-70E740481C1C}">
+                          <a14:useLocalDpi xmlns:a14="http://schemas.microsoft.com/office/drawing/2010/main" val="0"/>
+                        </a:ext>
+                      </a:extLst>
+                    </a:blip>
+                    <a:srcRect/>
+                    <a:stretch>
+                      <a:fillRect/>
+                    </a:stretch>
+                  </pic:blipFill>
+                  <pic:spPr bwMode="auto">
+                    <a:xfrm>
+                      <a:off x="0" y="0"/>
+                      <a:ext cx="5731510" cy="2321560"/>
+                    </a:xfrm>
+                    <a:prstGeom prst="rect">
+                      <a:avLst/>
+                    </a:prstGeom>
+                    <a:noFill/>
+                    <a:ln>
+                      <a:noFill/>
+                    </a:ln>
+                  </pic:spPr>
+                </pic:pic>
+              </a:graphicData>
+            </a:graphic>
+          </wp:inline>
+        </w:drawing>
+      </w:r>
+    </w:p>
+    <w:p>
+      <w:pPr>
+        <w:pStyle w:val="Caption"/>
+      </w:pPr>
+      <w:r>
+        <w:t xml:space="preserve">Hình </w:t>
+      </w:r>
+      <w:r>
+        <w:fldChar w:fldCharType="begin"/>
+      </w:r>
+      <w:r>
+        <w:instrText xml:space="preserve"> SEQ Hình \* ARABIC </w:instrText>
+      </w:r>
+      <w:r>
+        <w:fldChar w:fldCharType="separate"/>
+      </w:r>
+      <w:r>
+        <w:rPr>
+          <w:noProof/>
+        </w:rPr>
+        <w:t>7</w:t>
+      </w:r>
+      <w:r>
+        <w:fldChar w:fldCharType="end"/>
+      </w:r>
+      <w:r>
+        <w:t>. Phân tích sự lãng phí trên quy trình tiếp nhận</w:t>
+      </w:r>
+    </w:p>
+    <w:p>
+      <w:r>
+        <w:tab/>
+        <w:t>Bảng 4: Phân tích sự lãng phí</w:t>
+      </w:r>
+    </w:p>
+    <w:tbl>
+      <w:tblPr>
+        <w:tblStyle w:val="TableGrid"/>
+        <w:tblW w:w="0" w:type="auto"/>
+        <w:tblLook w:val="04A0" w:firstRow="1" w:lastRow="0" w:firstColumn="1" w:lastColumn="0" w:noHBand="0" w:noVBand="1"/>
+      </w:tblPr>
+      <w:tblGrid>
+        <w:gridCol w:w="846"/>
+        <w:gridCol w:w="1984"/>
+        <w:gridCol w:w="1677"/>
+        <w:gridCol w:w="1503"/>
+        <w:gridCol w:w="1503"/>
+        <w:gridCol w:w="1503"/>
+      </w:tblGrid>
+      <w:tr>
+        <w:tc>
+          <w:tcPr>
+            <w:tcW w:w="846" w:type="dxa"/>
+          </w:tcPr>
+          <w:p>
+            <w:pPr>
+              <w:jc w:val="center"/>
+            </w:pPr>
+            <w:r>
+              <w:rPr>
+                <w:color w:val="000000"/>
+                <w:szCs w:val="26"/>
+              </w:rPr>
+              <w:t>STT</w:t>
+            </w:r>
+          </w:p>
+        </w:tc>
+        <w:tc>
+          <w:tcPr>
+            <w:tcW w:w="1984" w:type="dxa"/>
+          </w:tcPr>
+          <w:p>
+            <w:pPr>
+              <w:jc w:val="center"/>
+            </w:pPr>
+            <w:r>
+              <w:rPr>
+                <w:color w:val="000000"/>
+                <w:szCs w:val="26"/>
+              </w:rPr>
+              <w:t>Task</w:t>
+            </w:r>
+          </w:p>
+        </w:tc>
+        <w:tc>
+          <w:tcPr>
+            <w:tcW w:w="1677" w:type="dxa"/>
+          </w:tcPr>
+          <w:p>
+            <w:pPr>
+              <w:jc w:val="center"/>
+            </w:pPr>
+            <w:r>
+              <w:rPr>
+                <w:color w:val="000000"/>
+                <w:szCs w:val="26"/>
+              </w:rPr>
+              <w:t>Loại lãng phí</w:t>
+            </w:r>
+          </w:p>
+        </w:tc>
+        <w:tc>
+          <w:tcPr>
+            <w:tcW w:w="1503" w:type="dxa"/>
+          </w:tcPr>
+          <w:p>
+            <w:pPr>
+              <w:jc w:val="center"/>
+            </w:pPr>
+            <w:r>
+              <w:rPr>
+                <w:color w:val="000000"/>
+                <w:szCs w:val="26"/>
+              </w:rPr>
+              <w:t>Liệt kê</w:t>
+            </w:r>
+          </w:p>
+        </w:tc>
+        <w:tc>
+          <w:tcPr>
+            <w:tcW w:w="1503" w:type="dxa"/>
+          </w:tcPr>
+          <w:p>
+            <w:pPr>
+              <w:jc w:val="center"/>
+            </w:pPr>
+            <w:r>
+              <w:rPr>
+                <w:color w:val="000000"/>
+                <w:szCs w:val="26"/>
+              </w:rPr>
+              <w:t>Mô tả</w:t>
+            </w:r>
+          </w:p>
+        </w:tc>
+        <w:tc>
+          <w:tcPr>
+            <w:tcW w:w="1503" w:type="dxa"/>
+          </w:tcPr>
+          <w:p>
+            <w:pPr>
+              <w:jc w:val="center"/>
+            </w:pPr>
+            <w:r>
+              <w:rPr>
+                <w:color w:val="000000"/>
+                <w:szCs w:val="26"/>
+              </w:rPr>
+              <w:t>Khắc phục</w:t>
+            </w:r>
+          </w:p>
+        </w:tc>
+      </w:tr>
+      <w:tr>
+        <w:tc>
+          <w:tcPr>
+            <w:tcW w:w="846" w:type="dxa"/>
+          </w:tcPr>
+          <w:p>
+            <w:pPr>
+              <w:jc w:val="center"/>
+            </w:pPr>
+            <w:r>
+              <w:rPr>
+                <w:color w:val="000000"/>
+                <w:szCs w:val="26"/>
+              </w:rPr>
+              <w:t>1</w:t>
+            </w:r>
+          </w:p>
+        </w:tc>
+        <w:tc>
+          <w:tcPr>
+            <w:tcW w:w="1984" w:type="dxa"/>
+          </w:tcPr>
+          <w:p>
+            <w:pPr>
+              <w:jc w:val="center"/>
+            </w:pPr>
+            <w:r>
+              <w:rPr>
+                <w:color w:val="000000"/>
+                <w:szCs w:val="26"/>
+              </w:rPr>
+              <w:t>Tra cứu thủ tục</w:t>
+            </w:r>
+          </w:p>
+        </w:tc>
+        <w:tc>
+          <w:tcPr>
+            <w:tcW w:w="1677" w:type="dxa"/>
+          </w:tcPr>
+          <w:p>
+            <w:pPr>
+              <w:jc w:val="center"/>
+            </w:pPr>
+            <w:r>
+              <w:rPr>
+                <w:color w:val="000000"/>
+                <w:szCs w:val="26"/>
+              </w:rPr>
+              <w:t>Hold</w:t>
+            </w:r>
+          </w:p>
+        </w:tc>
+        <w:tc>
+          <w:tcPr>
+            <w:tcW w:w="1503" w:type="dxa"/>
+          </w:tcPr>
+          <w:p>
+            <w:pPr>
+              <w:jc w:val="center"/>
+            </w:pPr>
+            <w:r>
+              <w:rPr>
+                <w:color w:val="000000"/>
+                <w:szCs w:val="26"/>
+              </w:rPr>
+              <w:t>Chờ/tốn thời gian tra cứu</w:t>
+            </w:r>
+          </w:p>
+        </w:tc>
+        <w:tc>
+          <w:tcPr>
+            <w:tcW w:w="1503" w:type="dxa"/>
+          </w:tcPr>
+          <w:p>
+            <w:pPr>
+              <w:jc w:val="center"/>
+            </w:pPr>
+            <w:r>
+              <w:rPr>
+                <w:color w:val="000000"/>
+                <w:szCs w:val="26"/>
+              </w:rPr>
+              <w:t>Người dân có thể mất thời gian tìm đúng thủ tục, biểu mẫu và thành phần hồ sơ nếu thông tin khó tìm hoặc trình bày chưa rõ.</w:t>
+            </w:r>
+          </w:p>
+        </w:tc>
+        <w:tc>
+          <w:tcPr>
+            <w:tcW w:w="1503" w:type="dxa"/>
+          </w:tcPr>
+          <w:p>
+            <w:pPr>
+              <w:jc w:val="center"/>
+            </w:pPr>
+            <w:r>
+              <w:rPr>
+                <w:color w:val="000000"/>
+                <w:szCs w:val="26"/>
+              </w:rPr>
+              <w:t>Chuẩn hóa thông tin trên Cổng DVC, bổ sung công cụ tìm kiếm và checklist hồ sơ.</w:t>
+            </w:r>
+          </w:p>
+        </w:tc>
+      </w:tr>
+      <w:tr>
+        <w:tc>
+          <w:tcPr>
+            <w:tcW w:w="846" w:type="dxa"/>
+          </w:tcPr>
+          <w:p>
+            <w:pPr>
+              <w:jc w:val="center"/>
+            </w:pPr>
+            <w:r>
+              <w:rPr>
+                <w:color w:val="000000"/>
+                <w:szCs w:val="26"/>
+              </w:rPr>
+              <w:t>2</w:t>
+            </w:r>
+          </w:p>
+        </w:tc>
+        <w:tc>
+          <w:tcPr>
+            <w:tcW w:w="1984" w:type="dxa"/>
+          </w:tcPr>
+          <w:p>
+            <w:pPr>
+              <w:jc w:val="center"/>
+            </w:pPr>
+            <w:r>
+              <w:rPr>
+                <w:color w:val="000000"/>
+                <w:szCs w:val="26"/>
+              </w:rPr>
+              <w:t>Chuẩn bị hồ sơ</w:t>
+            </w:r>
+          </w:p>
+        </w:tc>
+        <w:tc>
+          <w:tcPr>
+            <w:tcW w:w="1677" w:type="dxa"/>
+          </w:tcPr>
+          <w:p>
+            <w:pPr>
+              <w:jc w:val="center"/>
+            </w:pPr>
+            <w:r>
+              <w:rPr>
+                <w:color w:val="000000"/>
+                <w:szCs w:val="26"/>
+              </w:rPr>
+              <w:t>Overdo</w:t>
+            </w:r>
+          </w:p>
+        </w:tc>
+        <w:tc>
+          <w:tcPr>
+            <w:tcW w:w="1503" w:type="dxa"/>
+          </w:tcPr>
+          <w:p>
+            <w:pPr>
+              <w:jc w:val="center"/>
+            </w:pPr>
+            <w:r>
+              <w:rPr>
+                <w:color w:val="000000"/>
+                <w:szCs w:val="26"/>
+              </w:rPr>
+              <w:t>Chuẩn bị lại giấy tờ</w:t>
+            </w:r>
+          </w:p>
+        </w:tc>
+        <w:tc>
+          <w:tcPr>
+            <w:tcW w:w="1503" w:type="dxa"/>
+          </w:tcPr>
+          <w:p>
+            <w:pPr>
+              <w:jc w:val="center"/>
+            </w:pPr>
+            <w:r>
+              <w:rPr>
+                <w:color w:val="000000"/>
+                <w:szCs w:val="26"/>
+              </w:rPr>
+              <w:t xml:space="preserve">Người dân có thể phải chuẩn bị lại giấy tờ mà </w:t>
+            </w:r>
+            <w:r>
+              <w:rPr>
+                <w:color w:val="000000"/>
+                <w:szCs w:val="26"/>
+              </w:rPr>
+              <w:lastRenderedPageBreak/>
+              <w:t>cơ quan đã có dữ liệu hoặc có thể khai thác từ CSDL.</w:t>
+            </w:r>
+          </w:p>
+        </w:tc>
+        <w:tc>
+          <w:tcPr>
+            <w:tcW w:w="1503" w:type="dxa"/>
+          </w:tcPr>
+          <w:p>
+            <w:pPr>
+              <w:jc w:val="center"/>
+            </w:pPr>
+            <w:r>
+              <w:rPr>
+                <w:color w:val="000000"/>
+                <w:szCs w:val="26"/>
+              </w:rPr>
+              <w:lastRenderedPageBreak/>
+              <w:t xml:space="preserve">Tái sử dụng dữ liệu đã có, hạn chế </w:t>
+            </w:r>
+            <w:r>
+              <w:rPr>
+                <w:color w:val="000000"/>
+                <w:szCs w:val="26"/>
+              </w:rPr>
+              <w:lastRenderedPageBreak/>
+              <w:t>yêu cầu nộp lại giấy tờ.</w:t>
+            </w:r>
+          </w:p>
+        </w:tc>
+      </w:tr>
+      <w:tr>
+        <w:tc>
+          <w:tcPr>
+            <w:tcW w:w="846" w:type="dxa"/>
+          </w:tcPr>
+          <w:p>
+            <w:pPr>
+              <w:jc w:val="center"/>
+            </w:pPr>
+            <w:r>
+              <w:rPr>
+                <w:color w:val="000000"/>
+                <w:szCs w:val="26"/>
+              </w:rPr>
+              <w:lastRenderedPageBreak/>
+              <w:t>3</w:t>
+            </w:r>
+          </w:p>
+        </w:tc>
+        <w:tc>
+          <w:tcPr>
+            <w:tcW w:w="1984" w:type="dxa"/>
+          </w:tcPr>
+          <w:p>
+            <w:pPr>
+              <w:jc w:val="center"/>
+            </w:pPr>
+            <w:r>
+              <w:rPr>
+                <w:color w:val="000000"/>
+                <w:szCs w:val="26"/>
+              </w:rPr>
+              <w:t>Nộp hồ sơ</w:t>
+            </w:r>
+          </w:p>
+        </w:tc>
+        <w:tc>
+          <w:tcPr>
+            <w:tcW w:w="1677" w:type="dxa"/>
+          </w:tcPr>
+          <w:p>
+            <w:pPr>
+              <w:jc w:val="center"/>
+            </w:pPr>
+            <w:r>
+              <w:rPr>
+                <w:color w:val="000000"/>
+                <w:szCs w:val="26"/>
+              </w:rPr>
+              <w:t>Move</w:t>
+            </w:r>
+          </w:p>
+        </w:tc>
+        <w:tc>
+          <w:tcPr>
+            <w:tcW w:w="1503" w:type="dxa"/>
+          </w:tcPr>
+          <w:p>
+            <w:pPr>
+              <w:jc w:val="center"/>
+            </w:pPr>
+            <w:r>
+              <w:rPr>
+                <w:color w:val="000000"/>
+                <w:szCs w:val="26"/>
+              </w:rPr>
+              <w:t>Di chuyển hồ sơ</w:t>
+            </w:r>
+          </w:p>
+        </w:tc>
+        <w:tc>
+          <w:tcPr>
+            <w:tcW w:w="1503" w:type="dxa"/>
+          </w:tcPr>
+          <w:p>
+            <w:pPr>
+              <w:jc w:val="center"/>
+            </w:pPr>
+            <w:r>
+              <w:rPr>
+                <w:color w:val="000000"/>
+                <w:szCs w:val="26"/>
+              </w:rPr>
+              <w:t>Nếu nộp trực tiếp, người dân phải di chuyển đến Bộ phận Một cửa và mang theo hồ sơ giấy.</w:t>
+            </w:r>
+          </w:p>
+        </w:tc>
+        <w:tc>
+          <w:tcPr>
+            <w:tcW w:w="1503" w:type="dxa"/>
+          </w:tcPr>
+          <w:p>
+            <w:pPr>
+              <w:jc w:val="center"/>
+            </w:pPr>
+            <w:r>
+              <w:rPr>
+                <w:color w:val="000000"/>
+                <w:szCs w:val="26"/>
+              </w:rPr>
+              <w:t>Khuyến khích nộp trực tuyến, sử dụng hồ sơ điện tử.</w:t>
+            </w:r>
+          </w:p>
+        </w:tc>
+      </w:tr>
+      <w:tr>
+        <w:tc>
+          <w:tcPr>
+            <w:tcW w:w="846" w:type="dxa"/>
+          </w:tcPr>
+          <w:p>
+            <w:pPr>
+              <w:jc w:val="center"/>
+            </w:pPr>
+            <w:r>
+              <w:rPr>
+                <w:color w:val="000000"/>
+                <w:szCs w:val="26"/>
+              </w:rPr>
+              <w:t>4</w:t>
+            </w:r>
+          </w:p>
+        </w:tc>
+        <w:tc>
+          <w:tcPr>
+            <w:tcW w:w="1984" w:type="dxa"/>
+          </w:tcPr>
+          <w:p>
+            <w:pPr>
+              <w:jc w:val="center"/>
+            </w:pPr>
+            <w:r>
+              <w:rPr>
+                <w:color w:val="000000"/>
+                <w:szCs w:val="26"/>
+              </w:rPr>
+              <w:t>Tiếp nhận hồ sơ</w:t>
+            </w:r>
+          </w:p>
+        </w:tc>
+        <w:tc>
+          <w:tcPr>
+            <w:tcW w:w="1677" w:type="dxa"/>
+          </w:tcPr>
+          <w:p>
+            <w:pPr>
+              <w:jc w:val="center"/>
+            </w:pPr>
+            <w:r>
+              <w:rPr>
+                <w:color w:val="000000"/>
+                <w:szCs w:val="26"/>
+              </w:rPr>
+              <w:t>Hold</w:t>
+            </w:r>
+          </w:p>
+        </w:tc>
+        <w:tc>
+          <w:tcPr>
+            <w:tcW w:w="1503" w:type="dxa"/>
+          </w:tcPr>
+          <w:p>
+            <w:pPr>
+              <w:jc w:val="center"/>
+            </w:pPr>
+            <w:r>
+              <w:rPr>
+                <w:color w:val="000000"/>
+                <w:szCs w:val="26"/>
+              </w:rPr>
+              <w:t>Chờ tiếp nhận</w:t>
+            </w:r>
+          </w:p>
+        </w:tc>
+        <w:tc>
+          <w:tcPr>
+            <w:tcW w:w="1503" w:type="dxa"/>
+          </w:tcPr>
+          <w:p>
+            <w:pPr>
+              <w:jc w:val="center"/>
+            </w:pPr>
+            <w:r>
+              <w:rPr>
+                <w:color w:val="000000"/>
+                <w:szCs w:val="26"/>
+              </w:rPr>
+              <w:t>Có thể phát sinh thời gian chờ khi đông người hoặc nhiều hồ sơ được tiếp nhận cùng lúc.</w:t>
+            </w:r>
+          </w:p>
+        </w:tc>
+        <w:tc>
+          <w:tcPr>
+            <w:tcW w:w="1503" w:type="dxa"/>
+          </w:tcPr>
+          <w:p>
+            <w:pPr>
+              <w:jc w:val="center"/>
+            </w:pPr>
+            <w:r>
+              <w:rPr>
+                <w:color w:val="000000"/>
+                <w:szCs w:val="26"/>
+              </w:rPr>
+              <w:t>Đặt lịch, lấy số tự động, phân luồng và tăng tiếp nhận trực tuyến.</w:t>
+            </w:r>
+          </w:p>
+        </w:tc>
+      </w:tr>
+      <w:tr>
+        <w:tc>
+          <w:tcPr>
+            <w:tcW w:w="846" w:type="dxa"/>
+          </w:tcPr>
+          <w:p>
+            <w:pPr>
+              <w:jc w:val="center"/>
+            </w:pPr>
+            <w:r>
+              <w:rPr>
+                <w:color w:val="000000"/>
+                <w:szCs w:val="26"/>
+              </w:rPr>
+              <w:t>5</w:t>
+            </w:r>
+          </w:p>
+        </w:tc>
+        <w:tc>
+          <w:tcPr>
+            <w:tcW w:w="1984" w:type="dxa"/>
+          </w:tcPr>
+          <w:p>
+            <w:pPr>
+              <w:jc w:val="center"/>
+            </w:pPr>
+            <w:r>
+              <w:rPr>
+                <w:color w:val="000000"/>
+                <w:szCs w:val="26"/>
+              </w:rPr>
+              <w:t>Cấp mã hồ sơ</w:t>
+            </w:r>
+          </w:p>
+        </w:tc>
+        <w:tc>
+          <w:tcPr>
+            <w:tcW w:w="1677" w:type="dxa"/>
+          </w:tcPr>
+          <w:p>
+            <w:pPr>
+              <w:jc w:val="center"/>
+            </w:pPr>
+            <w:r>
+              <w:rPr>
+                <w:color w:val="000000"/>
+                <w:szCs w:val="26"/>
+              </w:rPr>
+              <w:t>Overdo</w:t>
+            </w:r>
+          </w:p>
+        </w:tc>
+        <w:tc>
+          <w:tcPr>
+            <w:tcW w:w="1503" w:type="dxa"/>
+          </w:tcPr>
+          <w:p>
+            <w:pPr>
+              <w:jc w:val="center"/>
+            </w:pPr>
+            <w:r>
+              <w:rPr>
+                <w:color w:val="000000"/>
+                <w:szCs w:val="26"/>
+              </w:rPr>
+              <w:t>Tạo mã thủ công</w:t>
+            </w:r>
+          </w:p>
+        </w:tc>
+        <w:tc>
+          <w:tcPr>
+            <w:tcW w:w="1503" w:type="dxa"/>
+          </w:tcPr>
+          <w:p>
+            <w:pPr>
+              <w:jc w:val="center"/>
+            </w:pPr>
+            <w:r>
+              <w:rPr>
+                <w:color w:val="000000"/>
+                <w:szCs w:val="26"/>
+              </w:rPr>
+              <w:t>Nếu cán bộ phải nhập hoặc tạo mã thủ công sẽ phát sinh thêm thao tác và có nguy cơ sai mã.</w:t>
+            </w:r>
+          </w:p>
+        </w:tc>
+        <w:tc>
+          <w:tcPr>
+            <w:tcW w:w="1503" w:type="dxa"/>
+          </w:tcPr>
+          <w:p>
+            <w:pPr>
+              <w:jc w:val="center"/>
+            </w:pPr>
+            <w:r>
+              <w:rPr>
+                <w:color w:val="000000"/>
+                <w:szCs w:val="26"/>
+              </w:rPr>
+              <w:t>Hệ thống tự động sinh mã hồ sơ ngay sau khi tiếp nhận.</w:t>
+            </w:r>
+          </w:p>
+        </w:tc>
+      </w:tr>
+      <w:tr>
+        <w:tc>
+          <w:tcPr>
+            <w:tcW w:w="846" w:type="dxa"/>
+          </w:tcPr>
+          <w:p>
+            <w:pPr>
+              <w:jc w:val="center"/>
+            </w:pPr>
+            <w:r>
+              <w:rPr>
+                <w:color w:val="000000"/>
+                <w:szCs w:val="26"/>
+              </w:rPr>
+              <w:t>6</w:t>
+            </w:r>
+          </w:p>
+        </w:tc>
+        <w:tc>
+          <w:tcPr>
+            <w:tcW w:w="1984" w:type="dxa"/>
+          </w:tcPr>
+          <w:p>
+            <w:pPr>
+              <w:jc w:val="center"/>
+            </w:pPr>
+            <w:r>
+              <w:rPr>
+                <w:color w:val="000000"/>
+                <w:szCs w:val="26"/>
+              </w:rPr>
+              <w:t>Kiểm tra tài khoản DVCQG</w:t>
+            </w:r>
+          </w:p>
+        </w:tc>
+        <w:tc>
+          <w:tcPr>
+            <w:tcW w:w="1677" w:type="dxa"/>
+          </w:tcPr>
+          <w:p>
+            <w:pPr>
+              <w:jc w:val="center"/>
+            </w:pPr>
+            <w:r>
+              <w:rPr>
+                <w:color w:val="000000"/>
+                <w:szCs w:val="26"/>
+              </w:rPr>
+              <w:t>Overdo</w:t>
+            </w:r>
+          </w:p>
+        </w:tc>
+        <w:tc>
+          <w:tcPr>
+            <w:tcW w:w="1503" w:type="dxa"/>
+          </w:tcPr>
+          <w:p>
+            <w:pPr>
+              <w:jc w:val="center"/>
+            </w:pPr>
+            <w:r>
+              <w:rPr>
+                <w:color w:val="000000"/>
+                <w:szCs w:val="26"/>
+              </w:rPr>
+              <w:t>Kiểm tra lại thông tin định danh</w:t>
+            </w:r>
+          </w:p>
+        </w:tc>
+        <w:tc>
+          <w:tcPr>
+            <w:tcW w:w="1503" w:type="dxa"/>
+          </w:tcPr>
+          <w:p>
+            <w:pPr>
+              <w:jc w:val="center"/>
+            </w:pPr>
+            <w:r>
+              <w:rPr>
+                <w:color w:val="000000"/>
+                <w:szCs w:val="26"/>
+              </w:rPr>
+              <w:t>Thông tin cá nhân có thể đã tồn tại nhưng cán bộ vẫn phải thực hiện kiểm tra thủ công.</w:t>
+            </w:r>
+          </w:p>
+        </w:tc>
+        <w:tc>
+          <w:tcPr>
+            <w:tcW w:w="1503" w:type="dxa"/>
+          </w:tcPr>
+          <w:p>
+            <w:pPr>
+              <w:jc w:val="center"/>
+            </w:pPr>
+            <w:r>
+              <w:rPr>
+                <w:color w:val="000000"/>
+                <w:szCs w:val="26"/>
+              </w:rPr>
+              <w:t>Tự động xác thực tài khoản bằng mã định danh.</w:t>
+            </w:r>
+          </w:p>
+        </w:tc>
+      </w:tr>
+      <w:tr>
+        <w:tc>
+          <w:tcPr>
+            <w:tcW w:w="846" w:type="dxa"/>
+          </w:tcPr>
+          <w:p>
+            <w:pPr>
+              <w:jc w:val="center"/>
+            </w:pPr>
+            <w:r>
+              <w:rPr>
+                <w:color w:val="000000"/>
+                <w:szCs w:val="26"/>
+              </w:rPr>
+              <w:t>7</w:t>
+            </w:r>
+          </w:p>
+        </w:tc>
+        <w:tc>
+          <w:tcPr>
+            <w:tcW w:w="1984" w:type="dxa"/>
+          </w:tcPr>
+          <w:p>
+            <w:pPr>
+              <w:jc w:val="center"/>
+            </w:pPr>
+            <w:r>
+              <w:rPr>
+                <w:color w:val="000000"/>
+                <w:szCs w:val="26"/>
+              </w:rPr>
+              <w:t>Hỗ trợ tạo tài khoản DVCQG</w:t>
+            </w:r>
+          </w:p>
+        </w:tc>
+        <w:tc>
+          <w:tcPr>
+            <w:tcW w:w="1677" w:type="dxa"/>
+          </w:tcPr>
+          <w:p>
+            <w:pPr>
+              <w:jc w:val="center"/>
+            </w:pPr>
+            <w:r>
+              <w:rPr>
+                <w:color w:val="000000"/>
+                <w:szCs w:val="26"/>
+              </w:rPr>
+              <w:t>Hold</w:t>
+            </w:r>
+          </w:p>
+        </w:tc>
+        <w:tc>
+          <w:tcPr>
+            <w:tcW w:w="1503" w:type="dxa"/>
+          </w:tcPr>
+          <w:p>
+            <w:pPr>
+              <w:jc w:val="center"/>
+            </w:pPr>
+            <w:r>
+              <w:rPr>
+                <w:color w:val="000000"/>
+                <w:szCs w:val="26"/>
+              </w:rPr>
+              <w:t>Chờ tạo/xác thực tài khoản</w:t>
+            </w:r>
+          </w:p>
+        </w:tc>
+        <w:tc>
+          <w:tcPr>
+            <w:tcW w:w="1503" w:type="dxa"/>
+          </w:tcPr>
+          <w:p>
+            <w:pPr>
+              <w:jc w:val="center"/>
+            </w:pPr>
+            <w:r>
+              <w:rPr>
+                <w:color w:val="000000"/>
+                <w:szCs w:val="26"/>
+              </w:rPr>
+              <w:t xml:space="preserve">Hồ sơ phải tạm dừng trong lúc người dân tạo hoặc </w:t>
+            </w:r>
+            <w:r>
+              <w:rPr>
+                <w:color w:val="000000"/>
+                <w:szCs w:val="26"/>
+              </w:rPr>
+              <w:lastRenderedPageBreak/>
+              <w:t>xác thực tài khoản.</w:t>
+            </w:r>
+          </w:p>
+        </w:tc>
+        <w:tc>
+          <w:tcPr>
+            <w:tcW w:w="1503" w:type="dxa"/>
+          </w:tcPr>
+          <w:p>
+            <w:pPr>
+              <w:jc w:val="center"/>
+            </w:pPr>
+            <w:r>
+              <w:rPr>
+                <w:color w:val="000000"/>
+                <w:szCs w:val="26"/>
+              </w:rPr>
+              <w:lastRenderedPageBreak/>
+              <w:t xml:space="preserve">Hướng dẫn người dân tạo tài khoản trước khi nộp; sử </w:t>
+            </w:r>
+            <w:r>
+              <w:rPr>
+                <w:color w:val="000000"/>
+                <w:szCs w:val="26"/>
+              </w:rPr>
+              <w:lastRenderedPageBreak/>
+              <w:t>dụng định danh điện tử.</w:t>
+            </w:r>
+          </w:p>
+        </w:tc>
+      </w:tr>
+      <w:tr>
+        <w:tc>
+          <w:tcPr>
+            <w:tcW w:w="846" w:type="dxa"/>
+          </w:tcPr>
+          <w:p>
+            <w:pPr>
+              <w:jc w:val="center"/>
+            </w:pPr>
+            <w:r>
+              <w:rPr>
+                <w:color w:val="000000"/>
+                <w:szCs w:val="26"/>
+              </w:rPr>
+              <w:lastRenderedPageBreak/>
+              <w:t>8</w:t>
+            </w:r>
+          </w:p>
+        </w:tc>
+        <w:tc>
+          <w:tcPr>
+            <w:tcW w:w="1984" w:type="dxa"/>
+          </w:tcPr>
+          <w:p>
+            <w:pPr>
+              <w:jc w:val="center"/>
+            </w:pPr>
+            <w:r>
+              <w:rPr>
+                <w:color w:val="000000"/>
+                <w:szCs w:val="26"/>
+              </w:rPr>
+              <w:t>Kiểm tra tài khoản HTTT giải quyết TTHC</w:t>
+            </w:r>
+          </w:p>
+        </w:tc>
+        <w:tc>
+          <w:tcPr>
+            <w:tcW w:w="1677" w:type="dxa"/>
+          </w:tcPr>
+          <w:p>
+            <w:pPr>
+              <w:jc w:val="center"/>
+            </w:pPr>
+            <w:r>
+              <w:rPr>
+                <w:color w:val="000000"/>
+                <w:szCs w:val="26"/>
+              </w:rPr>
+              <w:t>Overdo</w:t>
+            </w:r>
+          </w:p>
+        </w:tc>
+        <w:tc>
+          <w:tcPr>
+            <w:tcW w:w="1503" w:type="dxa"/>
+          </w:tcPr>
+          <w:p>
+            <w:pPr>
+              <w:jc w:val="center"/>
+            </w:pPr>
+            <w:r>
+              <w:rPr>
+                <w:color w:val="000000"/>
+                <w:szCs w:val="26"/>
+              </w:rPr>
+              <w:t>Kiểm tra trên hệ thống thứ hai</w:t>
+            </w:r>
+          </w:p>
+        </w:tc>
+        <w:tc>
+          <w:tcPr>
+            <w:tcW w:w="1503" w:type="dxa"/>
+          </w:tcPr>
+          <w:p>
+            <w:pPr>
+              <w:jc w:val="center"/>
+            </w:pPr>
+            <w:r>
+              <w:rPr>
+                <w:color w:val="000000"/>
+                <w:szCs w:val="26"/>
+              </w:rPr>
+              <w:t>Có thể trùng lặp với việc kiểm tra tài khoản DVCQG.</w:t>
+            </w:r>
+          </w:p>
+        </w:tc>
+        <w:tc>
+          <w:tcPr>
+            <w:tcW w:w="1503" w:type="dxa"/>
+          </w:tcPr>
+          <w:p>
+            <w:pPr>
+              <w:jc w:val="center"/>
+            </w:pPr>
+            <w:r>
+              <w:rPr>
+                <w:color w:val="000000"/>
+                <w:szCs w:val="26"/>
+              </w:rPr>
+              <w:t>Đồng bộ tài khoản giữa DVCQG và HTTT giải quyết TTHC.</w:t>
+            </w:r>
+          </w:p>
+        </w:tc>
+      </w:tr>
+      <w:tr>
+        <w:tc>
+          <w:tcPr>
+            <w:tcW w:w="846" w:type="dxa"/>
+          </w:tcPr>
+          <w:p>
+            <w:pPr>
+              <w:jc w:val="center"/>
+            </w:pPr>
+            <w:r>
+              <w:rPr>
+                <w:color w:val="000000"/>
+                <w:szCs w:val="26"/>
+              </w:rPr>
+              <w:t>9</w:t>
+            </w:r>
+          </w:p>
+        </w:tc>
+        <w:tc>
+          <w:tcPr>
+            <w:tcW w:w="1984" w:type="dxa"/>
+          </w:tcPr>
+          <w:p>
+            <w:pPr>
+              <w:jc w:val="center"/>
+            </w:pPr>
+            <w:r>
+              <w:rPr>
+                <w:color w:val="000000"/>
+                <w:szCs w:val="26"/>
+              </w:rPr>
+              <w:t>Cấp quyền/Tạo và liên kết tài khoản</w:t>
+            </w:r>
+          </w:p>
+        </w:tc>
+        <w:tc>
+          <w:tcPr>
+            <w:tcW w:w="1677" w:type="dxa"/>
+          </w:tcPr>
+          <w:p>
+            <w:pPr>
+              <w:jc w:val="center"/>
+            </w:pPr>
+            <w:r>
+              <w:rPr>
+                <w:color w:val="000000"/>
+                <w:szCs w:val="26"/>
+              </w:rPr>
+              <w:t>Overdo</w:t>
+            </w:r>
+          </w:p>
+        </w:tc>
+        <w:tc>
+          <w:tcPr>
+            <w:tcW w:w="1503" w:type="dxa"/>
+          </w:tcPr>
+          <w:p>
+            <w:pPr>
+              <w:jc w:val="center"/>
+            </w:pPr>
+            <w:r>
+              <w:rPr>
+                <w:color w:val="000000"/>
+                <w:szCs w:val="26"/>
+              </w:rPr>
+              <w:t>Tạo/liên kết tài khoản thủ công</w:t>
+            </w:r>
+          </w:p>
+        </w:tc>
+        <w:tc>
+          <w:tcPr>
+            <w:tcW w:w="1503" w:type="dxa"/>
+          </w:tcPr>
+          <w:p>
+            <w:pPr>
+              <w:jc w:val="center"/>
+            </w:pPr>
+            <w:r>
+              <w:rPr>
+                <w:color w:val="000000"/>
+                <w:szCs w:val="26"/>
+              </w:rPr>
+              <w:t>Việc tạo và liên kết tài khoản làm phát sinh thêm bước xử lý nội bộ.</w:t>
+            </w:r>
+          </w:p>
+        </w:tc>
+        <w:tc>
+          <w:tcPr>
+            <w:tcW w:w="1503" w:type="dxa"/>
+          </w:tcPr>
+          <w:p>
+            <w:pPr>
+              <w:jc w:val="center"/>
+            </w:pPr>
+            <w:r>
+              <w:rPr>
+                <w:color w:val="000000"/>
+                <w:szCs w:val="26"/>
+              </w:rPr>
+              <w:t>Tự động tạo và liên kết tài khoản thông qua mã định danh.</w:t>
+            </w:r>
+          </w:p>
+        </w:tc>
+      </w:tr>
+      <w:tr>
+        <w:tc>
+          <w:tcPr>
+            <w:tcW w:w="846" w:type="dxa"/>
+          </w:tcPr>
+          <w:p>
+            <w:pPr>
+              <w:jc w:val="center"/>
+            </w:pPr>
+            <w:r>
+              <w:rPr>
+                <w:color w:val="000000"/>
+                <w:szCs w:val="26"/>
+              </w:rPr>
+              <w:t>10</w:t>
+            </w:r>
+          </w:p>
+        </w:tc>
+        <w:tc>
+          <w:tcPr>
+            <w:tcW w:w="1984" w:type="dxa"/>
+          </w:tcPr>
+          <w:p>
+            <w:pPr>
+              <w:jc w:val="center"/>
+            </w:pPr>
+            <w:r>
+              <w:rPr>
+                <w:color w:val="000000"/>
+                <w:szCs w:val="26"/>
+              </w:rPr>
+              <w:t>Nhập thông tin hồ sơ</w:t>
+            </w:r>
+          </w:p>
+        </w:tc>
+        <w:tc>
+          <w:tcPr>
+            <w:tcW w:w="1677" w:type="dxa"/>
+          </w:tcPr>
+          <w:p>
+            <w:pPr>
+              <w:jc w:val="center"/>
+            </w:pPr>
+            <w:r>
+              <w:rPr>
+                <w:color w:val="000000"/>
+                <w:szCs w:val="26"/>
+              </w:rPr>
+              <w:t>Overdo</w:t>
+            </w:r>
+          </w:p>
+        </w:tc>
+        <w:tc>
+          <w:tcPr>
+            <w:tcW w:w="1503" w:type="dxa"/>
+          </w:tcPr>
+          <w:p>
+            <w:pPr>
+              <w:jc w:val="center"/>
+            </w:pPr>
+            <w:r>
+              <w:rPr>
+                <w:color w:val="000000"/>
+                <w:szCs w:val="26"/>
+              </w:rPr>
+              <w:t>Nhập lại dữ liệu</w:t>
+            </w:r>
+          </w:p>
+        </w:tc>
+        <w:tc>
+          <w:tcPr>
+            <w:tcW w:w="1503" w:type="dxa"/>
+          </w:tcPr>
+          <w:p>
+            <w:pPr>
+              <w:jc w:val="center"/>
+            </w:pPr>
+            <w:r>
+              <w:rPr>
+                <w:color w:val="000000"/>
+                <w:szCs w:val="26"/>
+              </w:rPr>
+              <w:t>Cán bộ có thể nhập lại các thông tin người dân đã kê khai hoặc dữ liệu đã có trong CSDL.</w:t>
+            </w:r>
+          </w:p>
+        </w:tc>
+        <w:tc>
+          <w:tcPr>
+            <w:tcW w:w="1503" w:type="dxa"/>
+          </w:tcPr>
+          <w:p>
+            <w:pPr>
+              <w:jc w:val="center"/>
+            </w:pPr>
+            <w:r>
+              <w:rPr>
+                <w:color w:val="000000"/>
+                <w:szCs w:val="26"/>
+              </w:rPr>
+              <w:t>Tự động lấy và điền dữ liệu từ CSDL và hồ sơ điện tử.</w:t>
+            </w:r>
+          </w:p>
+        </w:tc>
+      </w:tr>
+      <w:tr>
+        <w:tc>
+          <w:tcPr>
+            <w:tcW w:w="846" w:type="dxa"/>
+          </w:tcPr>
+          <w:p>
+            <w:pPr>
+              <w:jc w:val="center"/>
+            </w:pPr>
+            <w:r>
+              <w:rPr>
+                <w:color w:val="000000"/>
+                <w:szCs w:val="26"/>
+              </w:rPr>
+              <w:t>11</w:t>
+            </w:r>
+          </w:p>
+        </w:tc>
+        <w:tc>
+          <w:tcPr>
+            <w:tcW w:w="1984" w:type="dxa"/>
+          </w:tcPr>
+          <w:p>
+            <w:pPr>
+              <w:jc w:val="center"/>
+            </w:pPr>
+            <w:r>
+              <w:rPr>
+                <w:color w:val="000000"/>
+                <w:szCs w:val="26"/>
+              </w:rPr>
+              <w:t>Kiểm tra hồ sơ</w:t>
+            </w:r>
+          </w:p>
+        </w:tc>
+        <w:tc>
+          <w:tcPr>
+            <w:tcW w:w="1677" w:type="dxa"/>
+          </w:tcPr>
+          <w:p>
+            <w:pPr>
+              <w:jc w:val="center"/>
+            </w:pPr>
+            <w:r>
+              <w:rPr>
+                <w:color w:val="000000"/>
+                <w:szCs w:val="26"/>
+              </w:rPr>
+              <w:t>Overdo</w:t>
+            </w:r>
+          </w:p>
+        </w:tc>
+        <w:tc>
+          <w:tcPr>
+            <w:tcW w:w="1503" w:type="dxa"/>
+          </w:tcPr>
+          <w:p>
+            <w:pPr>
+              <w:jc w:val="center"/>
+            </w:pPr>
+            <w:r>
+              <w:rPr>
+                <w:color w:val="000000"/>
+                <w:szCs w:val="26"/>
+              </w:rPr>
+              <w:t>Kiểm tra lặp</w:t>
+            </w:r>
+          </w:p>
+        </w:tc>
+        <w:tc>
+          <w:tcPr>
+            <w:tcW w:w="1503" w:type="dxa"/>
+          </w:tcPr>
+          <w:p>
+            <w:pPr>
+              <w:jc w:val="center"/>
+            </w:pPr>
+            <w:r>
+              <w:rPr>
+                <w:color w:val="000000"/>
+                <w:szCs w:val="26"/>
+              </w:rPr>
+              <w:t>Một số thông tin, giấy tờ có thể được kiểm tra lại dù đã được xác thực ở bước trước hoặc trên hệ thống khác.</w:t>
+            </w:r>
+          </w:p>
+        </w:tc>
+        <w:tc>
+          <w:tcPr>
+            <w:tcW w:w="1503" w:type="dxa"/>
+          </w:tcPr>
+          <w:p>
+            <w:pPr>
+              <w:jc w:val="center"/>
+            </w:pPr>
+            <w:r>
+              <w:rPr>
+                <w:color w:val="000000"/>
+                <w:szCs w:val="26"/>
+              </w:rPr>
+              <w:t>Tự động đối chiếu dữ liệu, cán bộ chỉ kiểm tra các trường hợp ngoại lệ.</w:t>
+            </w:r>
+          </w:p>
+        </w:tc>
+      </w:tr>
+      <w:tr>
+        <w:tc>
+          <w:tcPr>
+            <w:tcW w:w="846" w:type="dxa"/>
+          </w:tcPr>
+          <w:p>
+            <w:pPr>
+              <w:jc w:val="center"/>
+            </w:pPr>
+            <w:r>
+              <w:rPr>
+                <w:color w:val="000000"/>
+                <w:szCs w:val="26"/>
+              </w:rPr>
+              <w:t>12</w:t>
+            </w:r>
+          </w:p>
+        </w:tc>
+        <w:tc>
+          <w:tcPr>
+            <w:tcW w:w="1984" w:type="dxa"/>
+          </w:tcPr>
+          <w:p>
+            <w:pPr>
+              <w:jc w:val="center"/>
+            </w:pPr>
+            <w:r>
+              <w:rPr>
+                <w:color w:val="000000"/>
+                <w:szCs w:val="26"/>
+              </w:rPr>
+              <w:t>Yêu cầu bổ sung</w:t>
+            </w:r>
+          </w:p>
+        </w:tc>
+        <w:tc>
+          <w:tcPr>
+            <w:tcW w:w="1677" w:type="dxa"/>
+          </w:tcPr>
+          <w:p>
+            <w:pPr>
+              <w:jc w:val="center"/>
+            </w:pPr>
+            <w:r>
+              <w:rPr>
+                <w:color w:val="000000"/>
+                <w:szCs w:val="26"/>
+              </w:rPr>
+              <w:t>Hold</w:t>
+            </w:r>
+          </w:p>
+        </w:tc>
+        <w:tc>
+          <w:tcPr>
+            <w:tcW w:w="1503" w:type="dxa"/>
+          </w:tcPr>
+          <w:p>
+            <w:pPr>
+              <w:jc w:val="center"/>
+            </w:pPr>
+            <w:r>
+              <w:rPr>
+                <w:color w:val="000000"/>
+                <w:szCs w:val="26"/>
+              </w:rPr>
+              <w:t>Chờ bổ sung hồ sơ</w:t>
+            </w:r>
+          </w:p>
+        </w:tc>
+        <w:tc>
+          <w:tcPr>
+            <w:tcW w:w="1503" w:type="dxa"/>
+          </w:tcPr>
+          <w:p>
+            <w:pPr>
+              <w:jc w:val="center"/>
+            </w:pPr>
+            <w:r>
+              <w:rPr>
+                <w:color w:val="000000"/>
+                <w:szCs w:val="26"/>
+              </w:rPr>
+              <w:t>Hồ sơ bị dừng xử lý để chờ người dân hoàn thiện tài liệu còn thiếu.</w:t>
+            </w:r>
+          </w:p>
+        </w:tc>
+        <w:tc>
+          <w:tcPr>
+            <w:tcW w:w="1503" w:type="dxa"/>
+          </w:tcPr>
+          <w:p>
+            <w:pPr>
+              <w:jc w:val="center"/>
+            </w:pPr>
+            <w:r>
+              <w:rPr>
+                <w:color w:val="000000"/>
+                <w:szCs w:val="26"/>
+              </w:rPr>
+              <w:t>Kiểm tra đầu vào kỹ hơn và thông báo đầy đủ nội dung cần bổ sung ngay một lần.</w:t>
+            </w:r>
+          </w:p>
+        </w:tc>
+      </w:tr>
+      <w:tr>
+        <w:tc>
+          <w:tcPr>
+            <w:tcW w:w="846" w:type="dxa"/>
+          </w:tcPr>
+          <w:p>
+            <w:pPr>
+              <w:jc w:val="center"/>
+            </w:pPr>
+            <w:r>
+              <w:rPr>
+                <w:color w:val="000000"/>
+                <w:szCs w:val="26"/>
+              </w:rPr>
+              <w:t>13</w:t>
+            </w:r>
+          </w:p>
+        </w:tc>
+        <w:tc>
+          <w:tcPr>
+            <w:tcW w:w="1984" w:type="dxa"/>
+          </w:tcPr>
+          <w:p>
+            <w:pPr>
+              <w:jc w:val="center"/>
+            </w:pPr>
+            <w:r>
+              <w:rPr>
+                <w:color w:val="000000"/>
+                <w:szCs w:val="26"/>
+              </w:rPr>
+              <w:t>Bổ sung hồ sơ</w:t>
+            </w:r>
+          </w:p>
+        </w:tc>
+        <w:tc>
+          <w:tcPr>
+            <w:tcW w:w="1677" w:type="dxa"/>
+          </w:tcPr>
+          <w:p>
+            <w:pPr>
+              <w:jc w:val="center"/>
+            </w:pPr>
+            <w:r>
+              <w:rPr>
+                <w:color w:val="000000"/>
+                <w:szCs w:val="26"/>
+              </w:rPr>
+              <w:t>Move / Hold</w:t>
+            </w:r>
+          </w:p>
+        </w:tc>
+        <w:tc>
+          <w:tcPr>
+            <w:tcW w:w="1503" w:type="dxa"/>
+          </w:tcPr>
+          <w:p>
+            <w:pPr>
+              <w:jc w:val="center"/>
+            </w:pPr>
+            <w:r>
+              <w:rPr>
+                <w:color w:val="000000"/>
+                <w:szCs w:val="26"/>
+              </w:rPr>
+              <w:t>Gửi lại và chờ bổ sung</w:t>
+            </w:r>
+          </w:p>
+        </w:tc>
+        <w:tc>
+          <w:tcPr>
+            <w:tcW w:w="1503" w:type="dxa"/>
+          </w:tcPr>
+          <w:p>
+            <w:pPr>
+              <w:jc w:val="center"/>
+            </w:pPr>
+            <w:r>
+              <w:rPr>
+                <w:color w:val="000000"/>
+                <w:szCs w:val="26"/>
+              </w:rPr>
+              <w:t xml:space="preserve">Người dân phải gửi thêm tài </w:t>
+            </w:r>
+            <w:r>
+              <w:rPr>
+                <w:color w:val="000000"/>
+                <w:szCs w:val="26"/>
+              </w:rPr>
+              <w:lastRenderedPageBreak/>
+              <w:t>liệu hoặc quay lại cơ quan; đồng thời quy trình phải chờ đến khi hoàn tất bổ sung.</w:t>
+            </w:r>
+          </w:p>
+        </w:tc>
+        <w:tc>
+          <w:tcPr>
+            <w:tcW w:w="1503" w:type="dxa"/>
+          </w:tcPr>
+          <w:p>
+            <w:pPr>
+              <w:jc w:val="center"/>
+            </w:pPr>
+            <w:r>
+              <w:rPr>
+                <w:color w:val="000000"/>
+                <w:szCs w:val="26"/>
+              </w:rPr>
+              <w:lastRenderedPageBreak/>
+              <w:t xml:space="preserve">Cho phép bổ sung trực tuyến, </w:t>
+            </w:r>
+            <w:r>
+              <w:rPr>
+                <w:color w:val="000000"/>
+                <w:szCs w:val="26"/>
+              </w:rPr>
+              <w:lastRenderedPageBreak/>
+              <w:t>thông báo chính xác tài liệu còn thiếu.</w:t>
+            </w:r>
+          </w:p>
+        </w:tc>
+      </w:tr>
+      <w:tr>
+        <w:tc>
+          <w:tcPr>
+            <w:tcW w:w="846" w:type="dxa"/>
+          </w:tcPr>
+          <w:p>
+            <w:pPr>
+              <w:jc w:val="center"/>
+            </w:pPr>
+            <w:r>
+              <w:rPr>
+                <w:color w:val="000000"/>
+                <w:szCs w:val="26"/>
+              </w:rPr>
+              <w:lastRenderedPageBreak/>
+              <w:t>14</w:t>
+            </w:r>
+          </w:p>
+        </w:tc>
+        <w:tc>
+          <w:tcPr>
+            <w:tcW w:w="1984" w:type="dxa"/>
+          </w:tcPr>
+          <w:p>
+            <w:pPr>
+              <w:jc w:val="center"/>
+            </w:pPr>
+            <w:r>
+              <w:rPr>
+                <w:color w:val="000000"/>
+                <w:szCs w:val="26"/>
+              </w:rPr>
+              <w:t>Từ chối tiếp nhận</w:t>
+            </w:r>
+          </w:p>
+        </w:tc>
+        <w:tc>
+          <w:tcPr>
+            <w:tcW w:w="1677" w:type="dxa"/>
+          </w:tcPr>
+          <w:p>
+            <w:pPr>
+              <w:jc w:val="center"/>
+            </w:pPr>
+            <w:r>
+              <w:rPr>
+                <w:color w:val="000000"/>
+                <w:szCs w:val="26"/>
+              </w:rPr>
+              <w:t>Overdo</w:t>
+            </w:r>
+          </w:p>
+        </w:tc>
+        <w:tc>
+          <w:tcPr>
+            <w:tcW w:w="1503" w:type="dxa"/>
+          </w:tcPr>
+          <w:p>
+            <w:pPr>
+              <w:jc w:val="center"/>
+            </w:pPr>
+            <w:r>
+              <w:rPr>
+                <w:color w:val="000000"/>
+                <w:szCs w:val="26"/>
+              </w:rPr>
+              <w:t>Xử lý thừa nếu phát hiện muộn</w:t>
+            </w:r>
+          </w:p>
+        </w:tc>
+        <w:tc>
+          <w:tcPr>
+            <w:tcW w:w="1503" w:type="dxa"/>
+          </w:tcPr>
+          <w:p>
+            <w:pPr>
+              <w:jc w:val="center"/>
+            </w:pPr>
+            <w:r>
+              <w:rPr>
+                <w:color w:val="000000"/>
+                <w:szCs w:val="26"/>
+              </w:rPr>
+              <w:t>Nếu sai thẩm quyền hoặc không đủ điều kiện chỉ được phát hiện sau nhiều bước thì các thao tác trước đó trở thành lãng phí.</w:t>
+            </w:r>
+          </w:p>
+        </w:tc>
+        <w:tc>
+          <w:tcPr>
+            <w:tcW w:w="1503" w:type="dxa"/>
+          </w:tcPr>
+          <w:p>
+            <w:pPr>
+              <w:jc w:val="center"/>
+            </w:pPr>
+            <w:r>
+              <w:rPr>
+                <w:color w:val="000000"/>
+                <w:szCs w:val="26"/>
+              </w:rPr>
+              <w:t>Kiểm tra thẩm quyền và điều kiện cơ bản ngay từ đầu quy trình.</w:t>
+            </w:r>
+          </w:p>
+        </w:tc>
+      </w:tr>
+      <w:tr>
+        <w:tc>
+          <w:tcPr>
+            <w:tcW w:w="846" w:type="dxa"/>
+          </w:tcPr>
+          <w:p>
+            <w:pPr>
+              <w:jc w:val="center"/>
+            </w:pPr>
+            <w:r>
+              <w:rPr>
+                <w:color w:val="000000"/>
+                <w:szCs w:val="26"/>
+              </w:rPr>
+              <w:t>15</w:t>
+            </w:r>
+          </w:p>
+        </w:tc>
+        <w:tc>
+          <w:tcPr>
+            <w:tcW w:w="1984" w:type="dxa"/>
+          </w:tcPr>
+          <w:p>
+            <w:pPr>
+              <w:jc w:val="center"/>
+            </w:pPr>
+            <w:r>
+              <w:rPr>
+                <w:color w:val="000000"/>
+                <w:szCs w:val="26"/>
+              </w:rPr>
+              <w:t>Kiểm tra chứng thực điện tử</w:t>
+            </w:r>
+          </w:p>
+        </w:tc>
+        <w:tc>
+          <w:tcPr>
+            <w:tcW w:w="1677" w:type="dxa"/>
+          </w:tcPr>
+          <w:p>
+            <w:pPr>
+              <w:jc w:val="center"/>
+            </w:pPr>
+            <w:r>
+              <w:rPr>
+                <w:color w:val="000000"/>
+                <w:szCs w:val="26"/>
+              </w:rPr>
+              <w:t>Overdo</w:t>
+            </w:r>
+          </w:p>
+        </w:tc>
+        <w:tc>
+          <w:tcPr>
+            <w:tcW w:w="1503" w:type="dxa"/>
+          </w:tcPr>
+          <w:p>
+            <w:pPr>
+              <w:jc w:val="center"/>
+            </w:pPr>
+            <w:r>
+              <w:rPr>
+                <w:color w:val="000000"/>
+                <w:szCs w:val="26"/>
+              </w:rPr>
+              <w:t>Kiểm tra thủ công</w:t>
+            </w:r>
+          </w:p>
+        </w:tc>
+        <w:tc>
+          <w:tcPr>
+            <w:tcW w:w="1503" w:type="dxa"/>
+          </w:tcPr>
+          <w:p>
+            <w:pPr>
+              <w:jc w:val="center"/>
+            </w:pPr>
+            <w:r>
+              <w:rPr>
+                <w:color w:val="000000"/>
+                <w:szCs w:val="26"/>
+              </w:rPr>
+              <w:t>Nếu cán bộ phải kiểm tra từng tài liệu bằng tay sẽ làm tăng thời gian xử lý.</w:t>
+            </w:r>
+          </w:p>
+        </w:tc>
+        <w:tc>
+          <w:tcPr>
+            <w:tcW w:w="1503" w:type="dxa"/>
+          </w:tcPr>
+          <w:p>
+            <w:pPr>
+              <w:jc w:val="center"/>
+            </w:pPr>
+            <w:r>
+              <w:rPr>
+                <w:color w:val="000000"/>
+                <w:szCs w:val="26"/>
+              </w:rPr>
+              <w:t>Kết nối hệ thống chứng thực/chữ ký số để xác minh tự động.</w:t>
+            </w:r>
+          </w:p>
+        </w:tc>
+      </w:tr>
+      <w:tr>
+        <w:tc>
+          <w:tcPr>
+            <w:tcW w:w="846" w:type="dxa"/>
+          </w:tcPr>
+          <w:p>
+            <w:pPr>
+              <w:jc w:val="center"/>
+            </w:pPr>
+            <w:r>
+              <w:rPr>
+                <w:color w:val="000000"/>
+                <w:szCs w:val="26"/>
+              </w:rPr>
+              <w:t>16</w:t>
+            </w:r>
+          </w:p>
+        </w:tc>
+        <w:tc>
+          <w:tcPr>
+            <w:tcW w:w="1984" w:type="dxa"/>
+          </w:tcPr>
+          <w:p>
+            <w:pPr>
+              <w:jc w:val="center"/>
+            </w:pPr>
+            <w:r>
+              <w:rPr>
+                <w:color w:val="000000"/>
+                <w:szCs w:val="26"/>
+              </w:rPr>
+              <w:t>Scan hồ sơ và đính kèm tệp</w:t>
+            </w:r>
+          </w:p>
+        </w:tc>
+        <w:tc>
+          <w:tcPr>
+            <w:tcW w:w="1677" w:type="dxa"/>
+          </w:tcPr>
+          <w:p>
+            <w:pPr>
+              <w:jc w:val="center"/>
+            </w:pPr>
+            <w:r>
+              <w:rPr>
+                <w:color w:val="000000"/>
+                <w:szCs w:val="26"/>
+              </w:rPr>
+              <w:t>Overdo</w:t>
+            </w:r>
+          </w:p>
+        </w:tc>
+        <w:tc>
+          <w:tcPr>
+            <w:tcW w:w="1503" w:type="dxa"/>
+          </w:tcPr>
+          <w:p>
+            <w:pPr>
+              <w:jc w:val="center"/>
+            </w:pPr>
+            <w:r>
+              <w:rPr>
+                <w:color w:val="000000"/>
+                <w:szCs w:val="26"/>
+              </w:rPr>
+              <w:t>Scan lại tài liệu</w:t>
+            </w:r>
+          </w:p>
+        </w:tc>
+        <w:tc>
+          <w:tcPr>
+            <w:tcW w:w="1503" w:type="dxa"/>
+          </w:tcPr>
+          <w:p>
+            <w:pPr>
+              <w:jc w:val="center"/>
+            </w:pPr>
+            <w:r>
+              <w:rPr>
+                <w:color w:val="000000"/>
+                <w:szCs w:val="26"/>
+              </w:rPr>
+              <w:t>Có thể scan lại tài liệu đã có bản điện tử hoặc đã tồn tại trong hệ thống.</w:t>
+            </w:r>
+          </w:p>
+        </w:tc>
+        <w:tc>
+          <w:tcPr>
+            <w:tcW w:w="1503" w:type="dxa"/>
+          </w:tcPr>
+          <w:p>
+            <w:pPr>
+              <w:jc w:val="center"/>
+            </w:pPr>
+            <w:r>
+              <w:rPr>
+                <w:color w:val="000000"/>
+                <w:szCs w:val="26"/>
+              </w:rPr>
+              <w:t>Tái sử dụng tài liệu điện tử đã có, chỉ scan tài liệu chưa được số hóa.</w:t>
+            </w:r>
+          </w:p>
+        </w:tc>
+      </w:tr>
+      <w:tr>
+        <w:tc>
+          <w:tcPr>
+            <w:tcW w:w="846" w:type="dxa"/>
+          </w:tcPr>
+          <w:p>
+            <w:pPr>
+              <w:jc w:val="center"/>
+            </w:pPr>
+            <w:r>
+              <w:rPr>
+                <w:color w:val="000000"/>
+                <w:szCs w:val="26"/>
+              </w:rPr>
+              <w:t>17</w:t>
+            </w:r>
+          </w:p>
+        </w:tc>
+        <w:tc>
+          <w:tcPr>
+            <w:tcW w:w="1984" w:type="dxa"/>
+          </w:tcPr>
+          <w:p>
+            <w:pPr>
+              <w:jc w:val="center"/>
+            </w:pPr>
+            <w:r>
+              <w:rPr>
+                <w:color w:val="000000"/>
+                <w:szCs w:val="26"/>
+              </w:rPr>
+              <w:t>Số hóa thành phần hồ sơ</w:t>
+            </w:r>
+          </w:p>
+        </w:tc>
+        <w:tc>
+          <w:tcPr>
+            <w:tcW w:w="1677" w:type="dxa"/>
+          </w:tcPr>
+          <w:p>
+            <w:pPr>
+              <w:jc w:val="center"/>
+            </w:pPr>
+            <w:r>
+              <w:rPr>
+                <w:color w:val="000000"/>
+                <w:szCs w:val="26"/>
+              </w:rPr>
+              <w:t>Overdo</w:t>
+            </w:r>
+          </w:p>
+        </w:tc>
+        <w:tc>
+          <w:tcPr>
+            <w:tcW w:w="1503" w:type="dxa"/>
+          </w:tcPr>
+          <w:p>
+            <w:pPr>
+              <w:jc w:val="center"/>
+            </w:pPr>
+            <w:r>
+              <w:rPr>
+                <w:color w:val="000000"/>
+                <w:szCs w:val="26"/>
+              </w:rPr>
+              <w:t>Xử lý trùng với scan</w:t>
+            </w:r>
+          </w:p>
+        </w:tc>
+        <w:tc>
+          <w:tcPr>
+            <w:tcW w:w="1503" w:type="dxa"/>
+          </w:tcPr>
+          <w:p>
+            <w:pPr>
+              <w:jc w:val="center"/>
+            </w:pPr>
+            <w:r>
+              <w:rPr>
+                <w:color w:val="000000"/>
+                <w:szCs w:val="26"/>
+              </w:rPr>
+              <w:t>Hoạt động số hóa có thể bị chồng chéo với việc scan và đính kèm tệp.</w:t>
+            </w:r>
+          </w:p>
+        </w:tc>
+        <w:tc>
+          <w:tcPr>
+            <w:tcW w:w="1503" w:type="dxa"/>
+          </w:tcPr>
+          <w:p>
+            <w:pPr>
+              <w:jc w:val="center"/>
+            </w:pPr>
+            <w:r>
+              <w:rPr>
+                <w:color w:val="000000"/>
+                <w:szCs w:val="26"/>
+              </w:rPr>
+              <w:t>Gộp scan và số hóa khi nghiệp vụ cho phép, sử dụng một lần cho nhiều bước.</w:t>
+            </w:r>
+          </w:p>
+        </w:tc>
+      </w:tr>
+      <w:tr>
+        <w:tc>
+          <w:tcPr>
+            <w:tcW w:w="846" w:type="dxa"/>
+          </w:tcPr>
+          <w:p>
+            <w:pPr>
+              <w:jc w:val="center"/>
+            </w:pPr>
+            <w:r>
+              <w:rPr>
+                <w:color w:val="000000"/>
+                <w:szCs w:val="26"/>
+              </w:rPr>
+              <w:t>18</w:t>
+            </w:r>
+          </w:p>
+        </w:tc>
+        <w:tc>
+          <w:tcPr>
+            <w:tcW w:w="1984" w:type="dxa"/>
+          </w:tcPr>
+          <w:p>
+            <w:pPr>
+              <w:jc w:val="center"/>
+            </w:pPr>
+            <w:r>
+              <w:rPr>
+                <w:color w:val="000000"/>
+                <w:szCs w:val="26"/>
+              </w:rPr>
+              <w:t>Ghi nhận hình thức trả kết quả</w:t>
+            </w:r>
+          </w:p>
+        </w:tc>
+        <w:tc>
+          <w:tcPr>
+            <w:tcW w:w="1677" w:type="dxa"/>
+          </w:tcPr>
+          <w:p>
+            <w:pPr>
+              <w:jc w:val="center"/>
+            </w:pPr>
+            <w:r>
+              <w:rPr>
+                <w:color w:val="000000"/>
+                <w:szCs w:val="26"/>
+              </w:rPr>
+              <w:t>Overdo</w:t>
+            </w:r>
+          </w:p>
+        </w:tc>
+        <w:tc>
+          <w:tcPr>
+            <w:tcW w:w="1503" w:type="dxa"/>
+          </w:tcPr>
+          <w:p>
+            <w:pPr>
+              <w:jc w:val="center"/>
+            </w:pPr>
+            <w:r>
+              <w:rPr>
+                <w:color w:val="000000"/>
+                <w:szCs w:val="26"/>
+              </w:rPr>
+              <w:t>Nhập lại lựa chọn</w:t>
+            </w:r>
+          </w:p>
+        </w:tc>
+        <w:tc>
+          <w:tcPr>
+            <w:tcW w:w="1503" w:type="dxa"/>
+          </w:tcPr>
+          <w:p>
+            <w:pPr>
+              <w:jc w:val="center"/>
+            </w:pPr>
+            <w:r>
+              <w:rPr>
+                <w:color w:val="000000"/>
+                <w:szCs w:val="26"/>
+              </w:rPr>
+              <w:t xml:space="preserve">Nếu người dân đã chọn hình thức trả kết quả lúc nộp </w:t>
+            </w:r>
+            <w:r>
+              <w:rPr>
+                <w:color w:val="000000"/>
+                <w:szCs w:val="26"/>
+              </w:rPr>
+              <w:lastRenderedPageBreak/>
+              <w:t>nhưng cán bộ vẫn nhập lại sẽ phát sinh thao tác thừa.</w:t>
+            </w:r>
+          </w:p>
+        </w:tc>
+        <w:tc>
+          <w:tcPr>
+            <w:tcW w:w="1503" w:type="dxa"/>
+          </w:tcPr>
+          <w:p>
+            <w:pPr>
+              <w:jc w:val="center"/>
+            </w:pPr>
+            <w:r>
+              <w:rPr>
+                <w:color w:val="000000"/>
+                <w:szCs w:val="26"/>
+              </w:rPr>
+              <w:lastRenderedPageBreak/>
+              <w:t xml:space="preserve">Cho phép người dân chọn ngay khi nộp và </w:t>
+            </w:r>
+            <w:r>
+              <w:rPr>
+                <w:color w:val="000000"/>
+                <w:szCs w:val="26"/>
+              </w:rPr>
+              <w:lastRenderedPageBreak/>
+              <w:t>hệ thống tự ghi nhận.</w:t>
+            </w:r>
+          </w:p>
+        </w:tc>
+      </w:tr>
+      <w:tr>
+        <w:tc>
+          <w:tcPr>
+            <w:tcW w:w="846" w:type="dxa"/>
+          </w:tcPr>
+          <w:p>
+            <w:pPr>
+              <w:jc w:val="center"/>
+            </w:pPr>
+            <w:r>
+              <w:rPr>
+                <w:color w:val="000000"/>
+                <w:szCs w:val="26"/>
+              </w:rPr>
+              <w:lastRenderedPageBreak/>
+              <w:t>19</w:t>
+            </w:r>
+          </w:p>
+        </w:tc>
+        <w:tc>
+          <w:tcPr>
+            <w:tcW w:w="1984" w:type="dxa"/>
+          </w:tcPr>
+          <w:p>
+            <w:pPr>
+              <w:jc w:val="center"/>
+            </w:pPr>
+            <w:r>
+              <w:rPr>
+                <w:color w:val="000000"/>
+                <w:szCs w:val="26"/>
+              </w:rPr>
+              <w:t>Lưu hồ sơ và cập nhật trạng thái</w:t>
+            </w:r>
+          </w:p>
+        </w:tc>
+        <w:tc>
+          <w:tcPr>
+            <w:tcW w:w="1677" w:type="dxa"/>
+          </w:tcPr>
+          <w:p>
+            <w:pPr>
+              <w:jc w:val="center"/>
+            </w:pPr>
+            <w:r>
+              <w:rPr>
+                <w:color w:val="000000"/>
+                <w:szCs w:val="26"/>
+              </w:rPr>
+              <w:t>Hold / Overdo</w:t>
+            </w:r>
+          </w:p>
+        </w:tc>
+        <w:tc>
+          <w:tcPr>
+            <w:tcW w:w="1503" w:type="dxa"/>
+          </w:tcPr>
+          <w:p>
+            <w:pPr>
+              <w:jc w:val="center"/>
+            </w:pPr>
+            <w:r>
+              <w:rPr>
+                <w:color w:val="000000"/>
+                <w:szCs w:val="26"/>
+              </w:rPr>
+              <w:t>Chờ lưu, đồng bộ và cập nhật trạng thái</w:t>
+            </w:r>
+          </w:p>
+        </w:tc>
+        <w:tc>
+          <w:tcPr>
+            <w:tcW w:w="1503" w:type="dxa"/>
+          </w:tcPr>
+          <w:p>
+            <w:pPr>
+              <w:jc w:val="center"/>
+            </w:pPr>
+            <w:r>
+              <w:rPr>
+                <w:color w:val="000000"/>
+                <w:szCs w:val="26"/>
+              </w:rPr>
+              <w:t>Hồ sơ có thể phải chờ hệ thống lưu, đồng bộ dữ liệu; nếu cán bộ phải cập nhật trạng thái thủ công thì phát sinh thêm thao tác.</w:t>
+            </w:r>
+          </w:p>
+        </w:tc>
+        <w:tc>
+          <w:tcPr>
+            <w:tcW w:w="1503" w:type="dxa"/>
+          </w:tcPr>
+          <w:p>
+            <w:pPr>
+              <w:jc w:val="center"/>
+            </w:pPr>
+            <w:r>
+              <w:rPr>
+                <w:color w:val="000000"/>
+                <w:szCs w:val="26"/>
+              </w:rPr>
+              <w:t>Tự động lưu, đồng bộ dữ liệu và tự động cập nhật trạng thái theo workflow ngay khi hoàn tất bước xử lý.</w:t>
+            </w:r>
+          </w:p>
+        </w:tc>
+      </w:tr>
+      <w:tr>
+        <w:tc>
+          <w:tcPr>
+            <w:tcW w:w="846" w:type="dxa"/>
+          </w:tcPr>
+          <w:p>
+            <w:pPr>
+              <w:jc w:val="center"/>
+            </w:pPr>
+          </w:p>
+        </w:tc>
+        <w:tc>
+          <w:tcPr>
+            <w:tcW w:w="1984" w:type="dxa"/>
+          </w:tcPr>
+          <w:p>
+            <w:pPr>
+              <w:jc w:val="center"/>
+            </w:pPr>
+          </w:p>
+        </w:tc>
+        <w:tc>
+          <w:tcPr>
+            <w:tcW w:w="1677" w:type="dxa"/>
+          </w:tcPr>
+          <w:p>
+            <w:pPr>
+              <w:jc w:val="center"/>
+            </w:pPr>
+          </w:p>
+        </w:tc>
+        <w:tc>
+          <w:tcPr>
+            <w:tcW w:w="1503" w:type="dxa"/>
+          </w:tcPr>
+          <w:p>
+            <w:pPr>
+              <w:jc w:val="center"/>
+            </w:pPr>
+          </w:p>
+        </w:tc>
+        <w:tc>
+          <w:tcPr>
+            <w:tcW w:w="1503" w:type="dxa"/>
+          </w:tcPr>
+          <w:p>
+            <w:pPr>
+              <w:jc w:val="center"/>
+            </w:pPr>
+          </w:p>
+        </w:tc>
+        <w:tc>
+          <w:tcPr>
+            <w:tcW w:w="1503" w:type="dxa"/>
+          </w:tcPr>
+          <w:p>
+            <w:pPr>
+              <w:jc w:val="center"/>
+            </w:pPr>
+          </w:p>
+        </w:tc>
+      </w:tr>
+      <w:tr>
+        <w:tc>
+          <w:tcPr>
+            <w:tcW w:w="846" w:type="dxa"/>
+          </w:tcPr>
+          <w:p>
+            <w:pPr>
+              <w:jc w:val="center"/>
+            </w:pPr>
+            <w:r>
+              <w:rPr>
+                <w:color w:val="000000"/>
+                <w:szCs w:val="26"/>
+              </w:rPr>
+              <w:t>21</w:t>
+            </w:r>
+          </w:p>
+        </w:tc>
+        <w:tc>
+          <w:tcPr>
+            <w:tcW w:w="1984" w:type="dxa"/>
+          </w:tcPr>
+          <w:p>
+            <w:pPr>
+              <w:jc w:val="center"/>
+            </w:pPr>
+            <w:r>
+              <w:rPr>
+                <w:color w:val="000000"/>
+                <w:szCs w:val="26"/>
+              </w:rPr>
+              <w:t>In/gửi Phiếu tiếp nhận và hẹn trả kết quả</w:t>
+            </w:r>
+          </w:p>
+        </w:tc>
+        <w:tc>
+          <w:tcPr>
+            <w:tcW w:w="1677" w:type="dxa"/>
+          </w:tcPr>
+          <w:p>
+            <w:pPr>
+              <w:jc w:val="center"/>
+            </w:pPr>
+            <w:r>
+              <w:rPr>
+                <w:color w:val="000000"/>
+                <w:szCs w:val="26"/>
+              </w:rPr>
+              <w:t>Overdo</w:t>
+            </w:r>
+          </w:p>
+        </w:tc>
+        <w:tc>
+          <w:tcPr>
+            <w:tcW w:w="1503" w:type="dxa"/>
+          </w:tcPr>
+          <w:p>
+            <w:pPr>
+              <w:jc w:val="center"/>
+            </w:pPr>
+            <w:r>
+              <w:rPr>
+                <w:color w:val="000000"/>
+                <w:szCs w:val="26"/>
+              </w:rPr>
+              <w:t>In giấy không cần thiết</w:t>
+            </w:r>
+          </w:p>
+        </w:tc>
+        <w:tc>
+          <w:tcPr>
+            <w:tcW w:w="1503" w:type="dxa"/>
+          </w:tcPr>
+          <w:p>
+            <w:pPr>
+              <w:jc w:val="center"/>
+            </w:pPr>
+            <w:r>
+              <w:rPr>
+                <w:color w:val="000000"/>
+                <w:szCs w:val="26"/>
+              </w:rPr>
+              <w:t>Có thể in nhiều bản giấy dù phiếu có thể gửi trực tuyến cho người dân.</w:t>
+            </w:r>
+          </w:p>
+        </w:tc>
+        <w:tc>
+          <w:tcPr>
+            <w:tcW w:w="1503" w:type="dxa"/>
+          </w:tcPr>
+          <w:p>
+            <w:pPr>
+              <w:jc w:val="center"/>
+            </w:pPr>
+            <w:r>
+              <w:rPr>
+                <w:color w:val="000000"/>
+                <w:szCs w:val="26"/>
+              </w:rPr>
+              <w:t>Ưu tiên phiếu điện tử; chỉ in giấy khi người dân có nhu cầu.</w:t>
+            </w:r>
+          </w:p>
+        </w:tc>
+      </w:tr>
+      <w:tr>
+        <w:tc>
+          <w:tcPr>
+            <w:tcW w:w="846" w:type="dxa"/>
+          </w:tcPr>
+          <w:p>
+            <w:pPr>
+              <w:jc w:val="center"/>
+            </w:pPr>
+            <w:r>
+              <w:rPr>
+                <w:color w:val="000000"/>
+                <w:szCs w:val="26"/>
+              </w:rPr>
+              <w:t>22</w:t>
+            </w:r>
+          </w:p>
+        </w:tc>
+        <w:tc>
+          <w:tcPr>
+            <w:tcW w:w="1984" w:type="dxa"/>
+          </w:tcPr>
+          <w:p>
+            <w:pPr>
+              <w:jc w:val="center"/>
+            </w:pPr>
+            <w:r>
+              <w:rPr>
+                <w:color w:val="000000"/>
+                <w:szCs w:val="26"/>
+              </w:rPr>
+              <w:t>In Phiếu kiểm soát quá trình xử lý</w:t>
+            </w:r>
+          </w:p>
+        </w:tc>
+        <w:tc>
+          <w:tcPr>
+            <w:tcW w:w="1677" w:type="dxa"/>
+          </w:tcPr>
+          <w:p>
+            <w:pPr>
+              <w:jc w:val="center"/>
+            </w:pPr>
+            <w:r>
+              <w:rPr>
+                <w:color w:val="000000"/>
+                <w:szCs w:val="26"/>
+              </w:rPr>
+              <w:t>Overdo</w:t>
+            </w:r>
+          </w:p>
+        </w:tc>
+        <w:tc>
+          <w:tcPr>
+            <w:tcW w:w="1503" w:type="dxa"/>
+          </w:tcPr>
+          <w:p>
+            <w:pPr>
+              <w:jc w:val="center"/>
+            </w:pPr>
+            <w:r>
+              <w:rPr>
+                <w:color w:val="000000"/>
+                <w:szCs w:val="26"/>
+              </w:rPr>
+              <w:t>In phiếu nội bộ</w:t>
+            </w:r>
+          </w:p>
+        </w:tc>
+        <w:tc>
+          <w:tcPr>
+            <w:tcW w:w="1503" w:type="dxa"/>
+          </w:tcPr>
+          <w:p>
+            <w:pPr>
+              <w:jc w:val="center"/>
+            </w:pPr>
+            <w:r>
+              <w:rPr>
+                <w:color w:val="000000"/>
+                <w:szCs w:val="26"/>
+              </w:rPr>
+              <w:t>Phiếu chủ yếu phục vụ theo dõi nội bộ trong khi hệ thống đã có thể lưu toàn bộ lịch sử xử lý.</w:t>
+            </w:r>
+          </w:p>
+        </w:tc>
+        <w:tc>
+          <w:tcPr>
+            <w:tcW w:w="1503" w:type="dxa"/>
+          </w:tcPr>
+          <w:p>
+            <w:pPr>
+              <w:jc w:val="center"/>
+            </w:pPr>
+            <w:r>
+              <w:rPr>
+                <w:color w:val="000000"/>
+                <w:szCs w:val="26"/>
+              </w:rPr>
+              <w:t>Thay phiếu giấy bằng chức năng theo dõi điện tử.</w:t>
+            </w:r>
+          </w:p>
+        </w:tc>
+      </w:tr>
+    </w:tbl>
+    <w:p/>
     <w:p>
       <w:pPr>
         <w:pStyle w:val="Heading1"/>
@@ -9917,9 +12426,13 @@
       <w:pPr>
         <w:pStyle w:val="Heading1"/>
       </w:pPr>
-      <w:bookmarkStart w:id="28" w:name="_Toc236262263"/>
-      <w:r>
-        <w:lastRenderedPageBreak/>
+    </w:p>
+    <w:p>
+      <w:pPr>
+        <w:pStyle w:val="Heading1"/>
+      </w:pPr>
+      <w:bookmarkStart w:id="30" w:name="_Toc236262263"/>
+      <w:r>
         <w:t xml:space="preserve">Chương IV. </w:t>
       </w:r>
       <w:r>
@@ -9928,7 +12441,7 @@
       <w:r>
         <w:t>.</w:t>
       </w:r>
-      <w:bookmarkEnd w:id="28"/>
+      <w:bookmarkEnd w:id="30"/>
     </w:p>
     <w:p>
       <w:pPr>
@@ -9943,6 +12456,7 @@
           <w:rFonts w:cs="Times New Roman"/>
           <w:szCs w:val="26"/>
         </w:rPr>
+        <w:lastRenderedPageBreak/>
         <w:tab/>
         <w:t xml:space="preserve">Tất cả những gì nhóm đã thực hiện trong đồ án và những kinh nghiệm đúc kết </w:t>
       </w:r>
@@ -10036,12 +12550,12 @@
       <w:pPr>
         <w:pStyle w:val="Heading1"/>
       </w:pPr>
-      <w:bookmarkStart w:id="29" w:name="_Toc236262264"/>
+      <w:bookmarkStart w:id="31" w:name="_Toc236262264"/>
       <w:r>
         <w:lastRenderedPageBreak/>
         <w:t>NGUỒN THAM KHẢO</w:t>
       </w:r>
-      <w:bookmarkEnd w:id="29"/>
+      <w:bookmarkEnd w:id="31"/>
     </w:p>
     <w:p>
       <w:pPr>
@@ -10052,7 +12566,7 @@
         </w:numPr>
         <w:jc w:val="both"/>
       </w:pPr>
-      <w:hyperlink r:id="rId16" w:anchor="ID0EBBF=Getting_started" w:history="1">
+      <w:hyperlink r:id="rId17" w:anchor="ID0EBBF=Getting_started" w:history="1">
         <w:r>
           <w:rPr>
             <w:rStyle w:val="Hyperlink"/>
@@ -10126,8 +12640,8 @@
     <w:p/>
     <w:p/>
     <w:sectPr>
-      <w:headerReference w:type="default" r:id="rId17"/>
-      <w:footerReference w:type="default" r:id="rId18"/>
+      <w:headerReference w:type="default" r:id="rId18"/>
+      <w:footerReference w:type="default" r:id="rId19"/>
       <w:pgSz w:w="11906" w:h="16838" w:code="9"/>
       <w:pgMar w:top="1440" w:right="1440" w:bottom="1440" w:left="1440" w:header="720" w:footer="720" w:gutter="0"/>
       <w:pgBorders w:display="firstPage" w:offsetFrom="page">
@@ -14473,7 +16987,7 @@
     <w:lsdException w:name="Table Web 2" w:semiHidden="1" w:unhideWhenUsed="1"/>
     <w:lsdException w:name="Table Web 3" w:semiHidden="1" w:unhideWhenUsed="1"/>
     <w:lsdException w:name="Balloon Text" w:semiHidden="1" w:unhideWhenUsed="1"/>
-    <w:lsdException w:name="Table Grid" w:uiPriority="39"/>
+    <w:lsdException w:name="Table Grid" w:uiPriority="59"/>
     <w:lsdException w:name="Table Theme" w:semiHidden="1" w:unhideWhenUsed="1"/>
     <w:lsdException w:name="Placeholder Text" w:semiHidden="1"/>
     <w:lsdException w:name="No Spacing" w:uiPriority="1" w:qFormat="1"/>
@@ -15497,7 +18011,7 @@
   <w:style w:type="table" w:styleId="TableGrid">
     <w:name w:val="Table Grid"/>
     <w:basedOn w:val="TableNormal"/>
-    <w:uiPriority w:val="39"/>
+    <w:uiPriority w:val="59"/>
     <w:rsid w:val="00AD5F24"/>
     <w:pPr>
       <w:spacing w:after="0" w:line="240" w:lineRule="auto"/>

--- a/He_thong_thong_tin_giai_quyet_hanh_chinh/PHAM VAN QUYEN_25410290/PHAM VAN QUYEN_25410290.docx
+++ b/He_thong_thong_tin_giai_quyet_hanh_chinh/PHAM VAN QUYEN_25410290/PHAM VAN QUYEN_25410290.docx
@@ -1,6 +1,6 @@
 
 <file path=word/document.xml><?xml version="1.0" encoding="utf-8"?>
-<w:document xmlns:wpc="http://schemas.microsoft.com/office/word/2010/wordprocessingCanvas" xmlns:cx="http://schemas.microsoft.com/office/drawing/2014/chartex" xmlns:cx1="http://schemas.microsoft.com/office/drawing/2015/9/8/chartex" xmlns:cx2="http://schemas.microsoft.com/office/drawing/2015/10/21/chartex" xmlns:cx3="http://schemas.microsoft.com/office/drawing/2016/5/9/chartex" xmlns:cx4="http://schemas.microsoft.com/office/drawing/2016/5/10/chartex" xmlns:cx5="http://schemas.microsoft.com/office/drawing/2016/5/11/chartex" xmlns:cx6="http://schemas.microsoft.com/office/drawing/2016/5/12/chartex" xmlns:cx7="http://schemas.microsoft.com/office/drawing/2016/5/13/chartex" xmlns:cx8="http://schemas.microsoft.com/office/drawing/2016/5/14/chartex" xmlns:mc="http://schemas.openxmlformats.org/markup-compatibility/2006" xmlns:aink="http://schemas.microsoft.com/office/drawing/2016/ink" xmlns:am3d="http://schemas.microsoft.com/office/drawing/2017/model3d" xmlns:o="urn:schemas-microsoft-com:office:office" xmlns:oel="http://schemas.microsoft.com/office/2019/extlst" xmlns:r="http://schemas.openxmlformats.org/officeDocument/2006/relationships" xmlns:m="http://schemas.openxmlformats.org/officeDocument/2006/math" xmlns:v="urn:schemas-microsoft-com:vml" xmlns:wp14="http://schemas.microsoft.com/office/word/2010/wordprocessingDrawing" xmlns:wp="http://schemas.openxmlformats.org/drawingml/2006/wordprocessingDrawing" xmlns:w10="urn:schemas-microsoft-com:office:word" xmlns:w="http://schemas.openxmlformats.org/wordprocessingml/2006/main" xmlns:w14="http://schemas.microsoft.com/office/word/2010/wordml" xmlns:w15="http://schemas.microsoft.com/office/word/2012/wordml" xmlns:w16cei="http://schemas.microsoft.com/office/word/2026/wordml/cei" xmlns:w16cex="http://schemas.microsoft.com/office/word/2018/wordml/cex" xmlns:w16cid="http://schemas.microsoft.com/office/word/2016/wordml/cid" xmlns:w16="http://schemas.microsoft.com/office/word/2018/wordml" xmlns:w16du="http://schemas.microsoft.com/office/word/2023/wordml/word16du" xmlns:w16sdtdh="http://schemas.microsoft.com/office/word/2020/wordml/sdtdatahash" xmlns:w16sdtfl="http://schemas.microsoft.com/office/word/2024/wordml/sdtformatlock" xmlns:w16se="http://schemas.microsoft.com/office/word/2015/wordml/symex" xmlns:wpg="http://schemas.microsoft.com/office/word/2010/wordprocessingGroup" xmlns:wpi="http://schemas.microsoft.com/office/word/2010/wordprocessingInk" xmlns:wne="http://schemas.microsoft.com/office/word/2006/wordml" xmlns:wps="http://schemas.microsoft.com/office/word/2010/wordprocessingShape" mc:Ignorable="w14 w15 w16se w16cid w16 w16cex w16sdtdh w16sdtfl w16du wp14">
+<w:document xmlns:wpc="http://schemas.microsoft.com/office/word/2010/wordprocessingCanvas" xmlns:cx="http://schemas.microsoft.com/office/drawing/2014/chartex" xmlns:cx1="http://schemas.microsoft.com/office/drawing/2015/9/8/chartex" xmlns:cx2="http://schemas.microsoft.com/office/drawing/2015/10/21/chartex" xmlns:cx3="http://schemas.microsoft.com/office/drawing/2016/5/9/chartex" xmlns:cx4="http://schemas.microsoft.com/office/drawing/2016/5/10/chartex" xmlns:cx5="http://schemas.microsoft.com/office/drawing/2016/5/11/chartex" xmlns:cx6="http://schemas.microsoft.com/office/drawing/2016/5/12/chartex" xmlns:cx7="http://schemas.microsoft.com/office/drawing/2016/5/13/chartex" xmlns:cx8="http://schemas.microsoft.com/office/drawing/2016/5/14/chartex" xmlns:mc="http://schemas.openxmlformats.org/markup-compatibility/2006" xmlns:aink="http://schemas.microsoft.com/office/drawing/2016/ink" xmlns:am3d="http://schemas.microsoft.com/office/drawing/2017/model3d" xmlns:o="urn:schemas-microsoft-com:office:office" xmlns:oel="http://schemas.microsoft.com/office/2019/extlst" xmlns:r="http://schemas.openxmlformats.org/officeDocument/2006/relationships" xmlns:m="http://schemas.openxmlformats.org/officeDocument/2006/math" xmlns:v="urn:schemas-microsoft-com:vml" xmlns:wp14="http://schemas.microsoft.com/office/word/2010/wordprocessingDrawing" xmlns:wp="http://schemas.openxmlformats.org/drawingml/2006/wordprocessingDrawing" xmlns:w10="urn:schemas-microsoft-com:office:word" xmlns:w="http://schemas.openxmlformats.org/wordprocessingml/2006/main" xmlns:w14="http://schemas.microsoft.com/office/word/2010/wordml" xmlns:w15="http://schemas.microsoft.com/office/word/2012/wordml" xmlns:w16cex="http://schemas.microsoft.com/office/word/2018/wordml/cex" xmlns:w16cid="http://schemas.microsoft.com/office/word/2016/wordml/cid" xmlns:w16="http://schemas.microsoft.com/office/word/2018/wordml" xmlns:w16du="http://schemas.microsoft.com/office/word/2023/wordml/word16du" xmlns:w16sdtdh="http://schemas.microsoft.com/office/word/2020/wordml/sdtdatahash" xmlns:w16sdtfl="http://schemas.microsoft.com/office/word/2024/wordml/sdtformatlock" xmlns:w16se="http://schemas.microsoft.com/office/word/2015/wordml/symex" xmlns:wpg="http://schemas.microsoft.com/office/word/2010/wordprocessingGroup" xmlns:wpi="http://schemas.microsoft.com/office/word/2010/wordprocessingInk" xmlns:wne="http://schemas.microsoft.com/office/word/2006/wordml" xmlns:wps="http://schemas.microsoft.com/office/word/2010/wordprocessingShape" mc:Ignorable="w14 w15 w16se w16cid w16 w16cex w16sdtdh w16sdtfl w16du wp14">
   <w:body>
     <w:p>
       <w:pPr>
@@ -79,7 +79,7 @@
           <w:szCs w:val="26"/>
         </w:rPr>
         <w:drawing>
-          <wp:inline distT="0" distB="0" distL="0" distR="0" wp14:anchorId="61AA30EF" wp14:editId="6AB066B0">
+          <wp:inline distT="0" distB="0" distL="0" distR="0" wp14:anchorId="61AA30EF" wp14:editId="21C80144">
             <wp:extent cx="1948539" cy="1606164"/>
             <wp:effectExtent l="0" t="0" r="0" b="0"/>
             <wp:docPr id="990850389" name="Picture 1"/>
@@ -334,7 +334,7 @@
         <w:pStyle w:val="ListParagraph"/>
         <w:numPr>
           <w:ilvl w:val="0"/>
-          <w:numId w:val="7"/>
+          <w:numId w:val="2"/>
         </w:numPr>
         <w:tabs>
           <w:tab w:val="left" w:pos="3969"/>
@@ -388,7 +388,7 @@
         <w:pStyle w:val="ListParagraph"/>
         <w:numPr>
           <w:ilvl w:val="0"/>
-          <w:numId w:val="7"/>
+          <w:numId w:val="2"/>
         </w:numPr>
         <w:tabs>
           <w:tab w:val="left" w:pos="3969"/>
@@ -442,7 +442,7 @@
         <w:pStyle w:val="ListParagraph"/>
         <w:numPr>
           <w:ilvl w:val="0"/>
-          <w:numId w:val="7"/>
+          <w:numId w:val="2"/>
         </w:numPr>
         <w:tabs>
           <w:tab w:val="left" w:pos="3969"/>
@@ -496,7 +496,7 @@
         <w:pStyle w:val="ListParagraph"/>
         <w:numPr>
           <w:ilvl w:val="0"/>
-          <w:numId w:val="7"/>
+          <w:numId w:val="2"/>
         </w:numPr>
         <w:tabs>
           <w:tab w:val="left" w:pos="3969"/>
@@ -550,7 +550,7 @@
         <w:pStyle w:val="ListParagraph"/>
         <w:numPr>
           <w:ilvl w:val="0"/>
-          <w:numId w:val="7"/>
+          <w:numId w:val="2"/>
         </w:numPr>
         <w:tabs>
           <w:tab w:val="left" w:pos="3969"/>
@@ -604,7 +604,7 @@
         <w:pStyle w:val="ListParagraph"/>
         <w:numPr>
           <w:ilvl w:val="0"/>
-          <w:numId w:val="7"/>
+          <w:numId w:val="2"/>
         </w:numPr>
         <w:tabs>
           <w:tab w:val="left" w:pos="3969"/>
@@ -658,7 +658,7 @@
         <w:pStyle w:val="ListParagraph"/>
         <w:numPr>
           <w:ilvl w:val="0"/>
-          <w:numId w:val="7"/>
+          <w:numId w:val="2"/>
         </w:numPr>
         <w:tabs>
           <w:tab w:val="left" w:pos="3969"/>
@@ -2650,7 +2650,7 @@
         <w:pStyle w:val="ListParagraph"/>
         <w:numPr>
           <w:ilvl w:val="0"/>
-          <w:numId w:val="8"/>
+          <w:numId w:val="3"/>
         </w:numPr>
       </w:pPr>
       <w:r>
@@ -2662,7 +2662,7 @@
         <w:pStyle w:val="ListParagraph"/>
         <w:numPr>
           <w:ilvl w:val="0"/>
-          <w:numId w:val="8"/>
+          <w:numId w:val="3"/>
         </w:numPr>
       </w:pPr>
       <w:r>
@@ -2674,7 +2674,7 @@
         <w:pStyle w:val="ListParagraph"/>
         <w:numPr>
           <w:ilvl w:val="0"/>
-          <w:numId w:val="8"/>
+          <w:numId w:val="3"/>
         </w:numPr>
       </w:pPr>
       <w:r>
@@ -2687,7 +2687,7 @@
         <w:pStyle w:val="ListParagraph"/>
         <w:numPr>
           <w:ilvl w:val="0"/>
-          <w:numId w:val="8"/>
+          <w:numId w:val="3"/>
         </w:numPr>
       </w:pPr>
       <w:r>
@@ -2699,7 +2699,7 @@
         <w:pStyle w:val="ListParagraph"/>
         <w:numPr>
           <w:ilvl w:val="0"/>
-          <w:numId w:val="8"/>
+          <w:numId w:val="3"/>
         </w:numPr>
       </w:pPr>
       <w:r>
@@ -2711,7 +2711,7 @@
         <w:pStyle w:val="ListParagraph"/>
         <w:numPr>
           <w:ilvl w:val="0"/>
-          <w:numId w:val="8"/>
+          <w:numId w:val="3"/>
         </w:numPr>
       </w:pPr>
       <w:r>
@@ -2723,7 +2723,7 @@
         <w:pStyle w:val="ListParagraph"/>
         <w:numPr>
           <w:ilvl w:val="0"/>
-          <w:numId w:val="8"/>
+          <w:numId w:val="3"/>
         </w:numPr>
       </w:pPr>
       <w:r>
@@ -2738,7 +2738,7 @@
         <w:pStyle w:val="ListParagraph"/>
         <w:numPr>
           <w:ilvl w:val="0"/>
-          <w:numId w:val="8"/>
+          <w:numId w:val="3"/>
         </w:numPr>
       </w:pPr>
       <w:r>
@@ -2793,7 +2793,7 @@
         <w:pStyle w:val="ListParagraph"/>
         <w:numPr>
           <w:ilvl w:val="0"/>
-          <w:numId w:val="8"/>
+          <w:numId w:val="3"/>
         </w:numPr>
       </w:pPr>
       <w:r>
@@ -2805,7 +2805,7 @@
         <w:pStyle w:val="ListParagraph"/>
         <w:numPr>
           <w:ilvl w:val="0"/>
-          <w:numId w:val="8"/>
+          <w:numId w:val="3"/>
         </w:numPr>
       </w:pPr>
       <w:r>
@@ -2817,7 +2817,7 @@
         <w:pStyle w:val="ListParagraph"/>
         <w:numPr>
           <w:ilvl w:val="0"/>
-          <w:numId w:val="8"/>
+          <w:numId w:val="3"/>
         </w:numPr>
       </w:pPr>
       <w:r>
@@ -2829,7 +2829,7 @@
         <w:pStyle w:val="ListParagraph"/>
         <w:numPr>
           <w:ilvl w:val="0"/>
-          <w:numId w:val="8"/>
+          <w:numId w:val="3"/>
         </w:numPr>
       </w:pPr>
       <w:r>
@@ -2841,7 +2841,7 @@
         <w:pStyle w:val="ListParagraph"/>
         <w:numPr>
           <w:ilvl w:val="0"/>
-          <w:numId w:val="8"/>
+          <w:numId w:val="3"/>
         </w:numPr>
       </w:pPr>
       <w:r>
@@ -2853,7 +2853,7 @@
         <w:pStyle w:val="ListParagraph"/>
         <w:numPr>
           <w:ilvl w:val="0"/>
-          <w:numId w:val="8"/>
+          <w:numId w:val="3"/>
         </w:numPr>
       </w:pPr>
       <w:r>
@@ -2881,7 +2881,7 @@
         <w:pStyle w:val="ListParagraph"/>
         <w:numPr>
           <w:ilvl w:val="0"/>
-          <w:numId w:val="9"/>
+          <w:numId w:val="4"/>
         </w:numPr>
       </w:pPr>
       <w:r>
@@ -2893,7 +2893,7 @@
         <w:pStyle w:val="ListParagraph"/>
         <w:numPr>
           <w:ilvl w:val="0"/>
-          <w:numId w:val="9"/>
+          <w:numId w:val="4"/>
         </w:numPr>
       </w:pPr>
       <w:r>
@@ -2905,7 +2905,7 @@
         <w:pStyle w:val="ListParagraph"/>
         <w:numPr>
           <w:ilvl w:val="0"/>
-          <w:numId w:val="9"/>
+          <w:numId w:val="4"/>
         </w:numPr>
       </w:pPr>
       <w:r>
@@ -2917,7 +2917,7 @@
         <w:pStyle w:val="ListParagraph"/>
         <w:numPr>
           <w:ilvl w:val="0"/>
-          <w:numId w:val="9"/>
+          <w:numId w:val="4"/>
         </w:numPr>
       </w:pPr>
       <w:r>
@@ -2929,7 +2929,7 @@
         <w:pStyle w:val="ListParagraph"/>
         <w:numPr>
           <w:ilvl w:val="0"/>
-          <w:numId w:val="9"/>
+          <w:numId w:val="4"/>
         </w:numPr>
       </w:pPr>
       <w:r>
@@ -2941,7 +2941,7 @@
         <w:pStyle w:val="ListParagraph"/>
         <w:numPr>
           <w:ilvl w:val="0"/>
-          <w:numId w:val="9"/>
+          <w:numId w:val="4"/>
         </w:numPr>
       </w:pPr>
       <w:r>
@@ -2953,7 +2953,7 @@
         <w:pStyle w:val="ListParagraph"/>
         <w:numPr>
           <w:ilvl w:val="0"/>
-          <w:numId w:val="9"/>
+          <w:numId w:val="4"/>
         </w:numPr>
       </w:pPr>
       <w:r>
@@ -2965,7 +2965,7 @@
         <w:pStyle w:val="ListParagraph"/>
         <w:numPr>
           <w:ilvl w:val="0"/>
-          <w:numId w:val="9"/>
+          <w:numId w:val="4"/>
         </w:numPr>
       </w:pPr>
       <w:r>
@@ -2977,7 +2977,7 @@
         <w:pStyle w:val="ListParagraph"/>
         <w:numPr>
           <w:ilvl w:val="0"/>
-          <w:numId w:val="9"/>
+          <w:numId w:val="4"/>
         </w:numPr>
       </w:pPr>
       <w:r>
@@ -2989,7 +2989,7 @@
         <w:pStyle w:val="ListParagraph"/>
         <w:numPr>
           <w:ilvl w:val="0"/>
-          <w:numId w:val="9"/>
+          <w:numId w:val="4"/>
         </w:numPr>
       </w:pPr>
       <w:r>
@@ -3221,7 +3221,7 @@
               </wp:anchor>
             </w:drawing>
           </mc:Choice>
-          <mc:Fallback>
+          <mc:Fallback xmlns:w16cei="http://schemas.microsoft.com/office/word/2026/wordml/cei">
             <w:pict>
               <v:shapetype w14:anchorId="5DB536A5" id="_x0000_t5" coordsize="21600,21600" o:spt="5" adj="10800" path="m@0,l,21600r21600,xe">
                 <v:stroke joinstyle="miter"/>
@@ -5411,14 +5411,27 @@
       <w:r>
         <w:t xml:space="preserve">Hình </w:t>
       </w:r>
-      <w:fldSimple w:instr=" SEQ Hình \* ARABIC ">
-        <w:r>
-          <w:rPr>
-            <w:noProof/>
-          </w:rPr>
-          <w:t>1</w:t>
-        </w:r>
-      </w:fldSimple>
+      <w:r>
+        <w:fldChar w:fldCharType="begin"/>
+      </w:r>
+      <w:r>
+        <w:instrText xml:space="preserve"> SEQ Hình \* ARABIC </w:instrText>
+      </w:r>
+      <w:r>
+        <w:fldChar w:fldCharType="separate"/>
+      </w:r>
+      <w:r>
+        <w:rPr>
+          <w:noProof/>
+        </w:rPr>
+        <w:t>1</w:t>
+      </w:r>
+      <w:r>
+        <w:rPr>
+          <w:noProof/>
+        </w:rPr>
+        <w:fldChar w:fldCharType="end"/>
+      </w:r>
       <w:r>
         <w:t>. Quy trình tiếp nhận hồ sơ</w:t>
       </w:r>
@@ -5517,14 +5530,27 @@
       <w:r>
         <w:t xml:space="preserve">Hình </w:t>
       </w:r>
-      <w:fldSimple w:instr=" SEQ Hình \* ARABIC ">
-        <w:r>
-          <w:rPr>
-            <w:noProof/>
-          </w:rPr>
-          <w:t>2</w:t>
-        </w:r>
-      </w:fldSimple>
+      <w:r>
+        <w:fldChar w:fldCharType="begin"/>
+      </w:r>
+      <w:r>
+        <w:instrText xml:space="preserve"> SEQ Hình \* ARABIC </w:instrText>
+      </w:r>
+      <w:r>
+        <w:fldChar w:fldCharType="separate"/>
+      </w:r>
+      <w:r>
+        <w:rPr>
+          <w:noProof/>
+        </w:rPr>
+        <w:t>2</w:t>
+      </w:r>
+      <w:r>
+        <w:rPr>
+          <w:noProof/>
+        </w:rPr>
+        <w:fldChar w:fldCharType="end"/>
+      </w:r>
       <w:r>
         <w:t>. Quy trình kiểm tra, thẩm định và xử lý hồ sơ</w:t>
       </w:r>
@@ -5623,14 +5649,27 @@
       <w:r>
         <w:t xml:space="preserve">Hình </w:t>
       </w:r>
-      <w:fldSimple w:instr=" SEQ Hình \* ARABIC ">
-        <w:r>
-          <w:rPr>
-            <w:noProof/>
-          </w:rPr>
-          <w:t>3</w:t>
-        </w:r>
-      </w:fldSimple>
+      <w:r>
+        <w:fldChar w:fldCharType="begin"/>
+      </w:r>
+      <w:r>
+        <w:instrText xml:space="preserve"> SEQ Hình \* ARABIC </w:instrText>
+      </w:r>
+      <w:r>
+        <w:fldChar w:fldCharType="separate"/>
+      </w:r>
+      <w:r>
+        <w:rPr>
+          <w:noProof/>
+        </w:rPr>
+        <w:t>3</w:t>
+      </w:r>
+      <w:r>
+        <w:rPr>
+          <w:noProof/>
+        </w:rPr>
+        <w:fldChar w:fldCharType="end"/>
+      </w:r>
       <w:r>
         <w:t>. Quy trình phê duyệt và ban hành kết quả</w:t>
       </w:r>
@@ -5888,14 +5927,27 @@
       <w:r>
         <w:t xml:space="preserve">Hình </w:t>
       </w:r>
-      <w:fldSimple w:instr=" SEQ Hình \* ARABIC ">
-        <w:r>
-          <w:rPr>
-            <w:noProof/>
-          </w:rPr>
-          <w:t>4</w:t>
-        </w:r>
-      </w:fldSimple>
+      <w:r>
+        <w:fldChar w:fldCharType="begin"/>
+      </w:r>
+      <w:r>
+        <w:instrText xml:space="preserve"> SEQ Hình \* ARABIC </w:instrText>
+      </w:r>
+      <w:r>
+        <w:fldChar w:fldCharType="separate"/>
+      </w:r>
+      <w:r>
+        <w:rPr>
+          <w:noProof/>
+        </w:rPr>
+        <w:t>4</w:t>
+      </w:r>
+      <w:r>
+        <w:rPr>
+          <w:noProof/>
+        </w:rPr>
+        <w:fldChar w:fldCharType="end"/>
+      </w:r>
       <w:r>
         <w:t>. Quy trình trả kết và thông báo</w:t>
       </w:r>
@@ -6285,161 +6337,85 @@
     </w:p>
     <w:tbl>
       <w:tblPr>
+        <w:tblStyle w:val="TableGrid"/>
         <w:tblW w:w="0" w:type="auto"/>
-        <w:tblCellMar>
-          <w:top w:w="15" w:type="dxa"/>
-          <w:left w:w="15" w:type="dxa"/>
-          <w:bottom w:w="15" w:type="dxa"/>
-          <w:right w:w="15" w:type="dxa"/>
-        </w:tblCellMar>
         <w:tblLook w:val="04A0" w:firstRow="1" w:lastRow="0" w:firstColumn="1" w:lastColumn="0" w:noHBand="0" w:noVBand="1"/>
       </w:tblPr>
       <w:tblGrid>
-        <w:gridCol w:w="672"/>
-        <w:gridCol w:w="1823"/>
-        <w:gridCol w:w="1515"/>
-        <w:gridCol w:w="5006"/>
+        <w:gridCol w:w="1129"/>
+        <w:gridCol w:w="2267"/>
+        <w:gridCol w:w="3118"/>
+        <w:gridCol w:w="2502"/>
       </w:tblGrid>
       <w:tr>
-        <w:trPr>
-          <w:tblHeader/>
-        </w:trPr>
-        <w:tc>
-          <w:tcPr>
-            <w:tcW w:w="0" w:type="auto"/>
-            <w:tcBorders>
-              <w:top w:val="single" w:sz="4" w:space="0" w:color="000000"/>
-              <w:left w:val="single" w:sz="4" w:space="0" w:color="000000"/>
-              <w:bottom w:val="single" w:sz="4" w:space="0" w:color="000000"/>
-              <w:right w:val="single" w:sz="4" w:space="0" w:color="000000"/>
-            </w:tcBorders>
-            <w:shd w:val="clear" w:color="auto" w:fill="D9D9D9"/>
-            <w:tcMar>
-              <w:top w:w="110" w:type="dxa"/>
-              <w:left w:w="90" w:type="dxa"/>
-              <w:bottom w:w="110" w:type="dxa"/>
-              <w:right w:w="90" w:type="dxa"/>
-            </w:tcMar>
+        <w:tc>
+          <w:tcPr>
+            <w:tcW w:w="1129" w:type="dxa"/>
             <w:vAlign w:val="center"/>
-            <w:hideMark/>
-          </w:tcPr>
-          <w:p>
-            <w:pPr>
+          </w:tcPr>
+          <w:p>
+            <w:pPr>
+              <w:jc w:val="center"/>
+            </w:pPr>
+            <w:r>
               <w:rPr>
                 <w:b/>
                 <w:bCs/>
               </w:rPr>
+              <w:t>STT</w:t>
+            </w:r>
+          </w:p>
+        </w:tc>
+        <w:tc>
+          <w:tcPr>
+            <w:tcW w:w="2268" w:type="dxa"/>
+            <w:vAlign w:val="center"/>
+          </w:tcPr>
+          <w:p>
+            <w:pPr>
+              <w:jc w:val="center"/>
             </w:pPr>
             <w:r>
               <w:rPr>
                 <w:b/>
                 <w:bCs/>
               </w:rPr>
-              <w:t>STT</w:t>
-            </w:r>
-          </w:p>
-        </w:tc>
-        <w:tc>
-          <w:tcPr>
-            <w:tcW w:w="0" w:type="auto"/>
-            <w:tcBorders>
-              <w:top w:val="single" w:sz="4" w:space="0" w:color="000000"/>
-              <w:left w:val="single" w:sz="4" w:space="0" w:color="000000"/>
-              <w:bottom w:val="single" w:sz="4" w:space="0" w:color="000000"/>
-              <w:right w:val="single" w:sz="4" w:space="0" w:color="000000"/>
-            </w:tcBorders>
-            <w:shd w:val="clear" w:color="auto" w:fill="D9D9D9"/>
-            <w:tcMar>
-              <w:top w:w="110" w:type="dxa"/>
-              <w:left w:w="90" w:type="dxa"/>
-              <w:bottom w:w="110" w:type="dxa"/>
-              <w:right w:w="90" w:type="dxa"/>
-            </w:tcMar>
+              <w:t>Các hoạt động</w:t>
+            </w:r>
+          </w:p>
+        </w:tc>
+        <w:tc>
+          <w:tcPr>
+            <w:tcW w:w="3119" w:type="dxa"/>
             <w:vAlign w:val="center"/>
-            <w:hideMark/>
-          </w:tcPr>
-          <w:p>
-            <w:pPr>
+          </w:tcPr>
+          <w:p>
+            <w:pPr>
+              <w:jc w:val="center"/>
+            </w:pPr>
+            <w:r>
               <w:rPr>
                 <w:b/>
                 <w:bCs/>
               </w:rPr>
+              <w:t>Các bước thực hiện</w:t>
+            </w:r>
+          </w:p>
+        </w:tc>
+        <w:tc>
+          <w:tcPr>
+            <w:tcW w:w="2503" w:type="dxa"/>
+            <w:vAlign w:val="center"/>
+          </w:tcPr>
+          <w:p>
+            <w:pPr>
+              <w:jc w:val="center"/>
             </w:pPr>
             <w:r>
               <w:rPr>
                 <w:b/>
                 <w:bCs/>
               </w:rPr>
-              <w:t>Bước</w:t>
-            </w:r>
-          </w:p>
-        </w:tc>
-        <w:tc>
-          <w:tcPr>
-            <w:tcW w:w="0" w:type="auto"/>
-            <w:tcBorders>
-              <w:top w:val="single" w:sz="4" w:space="0" w:color="000000"/>
-              <w:left w:val="single" w:sz="4" w:space="0" w:color="000000"/>
-              <w:bottom w:val="single" w:sz="4" w:space="0" w:color="000000"/>
-              <w:right w:val="single" w:sz="4" w:space="0" w:color="000000"/>
-            </w:tcBorders>
-            <w:shd w:val="clear" w:color="auto" w:fill="D9D9D9"/>
-            <w:tcMar>
-              <w:top w:w="110" w:type="dxa"/>
-              <w:left w:w="90" w:type="dxa"/>
-              <w:bottom w:w="110" w:type="dxa"/>
-              <w:right w:w="90" w:type="dxa"/>
-            </w:tcMar>
-            <w:vAlign w:val="center"/>
-            <w:hideMark/>
-          </w:tcPr>
-          <w:p>
-            <w:pPr>
-              <w:rPr>
-                <w:b/>
-                <w:bCs/>
-              </w:rPr>
-            </w:pPr>
-            <w:r>
-              <w:rPr>
-                <w:b/>
-                <w:bCs/>
-              </w:rPr>
-              <w:t>Tác nhân</w:t>
-            </w:r>
-          </w:p>
-        </w:tc>
-        <w:tc>
-          <w:tcPr>
-            <w:tcW w:w="0" w:type="auto"/>
-            <w:tcBorders>
-              <w:top w:val="single" w:sz="4" w:space="0" w:color="000000"/>
-              <w:left w:val="single" w:sz="4" w:space="0" w:color="000000"/>
-              <w:bottom w:val="single" w:sz="4" w:space="0" w:color="000000"/>
-              <w:right w:val="single" w:sz="4" w:space="0" w:color="000000"/>
-            </w:tcBorders>
-            <w:shd w:val="clear" w:color="auto" w:fill="D9D9D9"/>
-            <w:tcMar>
-              <w:top w:w="110" w:type="dxa"/>
-              <w:left w:w="90" w:type="dxa"/>
-              <w:bottom w:w="110" w:type="dxa"/>
-              <w:right w:w="90" w:type="dxa"/>
-            </w:tcMar>
-            <w:vAlign w:val="center"/>
-            <w:hideMark/>
-          </w:tcPr>
-          <w:p>
-            <w:pPr>
-              <w:rPr>
-                <w:b/>
-                <w:bCs/>
-              </w:rPr>
-            </w:pPr>
-            <w:r>
-              <w:rPr>
-                <w:b/>
-                <w:bCs/>
-              </w:rPr>
               <w:t>Mô tả</w:t>
             </w:r>
           </w:p>
@@ -6448,22 +6424,13 @@
       <w:tr>
         <w:tc>
           <w:tcPr>
-            <w:tcW w:w="0" w:type="auto"/>
-            <w:tcBorders>
-              <w:top w:val="single" w:sz="4" w:space="0" w:color="000000"/>
-              <w:left w:val="single" w:sz="4" w:space="0" w:color="000000"/>
-              <w:bottom w:val="single" w:sz="4" w:space="0" w:color="000000"/>
-              <w:right w:val="single" w:sz="4" w:space="0" w:color="000000"/>
-            </w:tcBorders>
-            <w:tcMar>
-              <w:top w:w="95" w:type="dxa"/>
-              <w:left w:w="95" w:type="dxa"/>
-              <w:bottom w:w="95" w:type="dxa"/>
-              <w:right w:w="95" w:type="dxa"/>
-            </w:tcMar>
-            <w:hideMark/>
-          </w:tcPr>
-          <w:p>
+            <w:tcW w:w="1129" w:type="dxa"/>
+            <w:vAlign w:val="center"/>
+          </w:tcPr>
+          <w:p>
+            <w:pPr>
+              <w:jc w:val="center"/>
+            </w:pPr>
             <w:r>
               <w:t>1</w:t>
             </w:r>
@@ -6471,71 +6438,64 @@
         </w:tc>
         <w:tc>
           <w:tcPr>
-            <w:tcW w:w="0" w:type="auto"/>
-            <w:tcBorders>
-              <w:top w:val="single" w:sz="4" w:space="0" w:color="000000"/>
-              <w:left w:val="single" w:sz="4" w:space="0" w:color="000000"/>
-              <w:bottom w:val="single" w:sz="4" w:space="0" w:color="000000"/>
-              <w:right w:val="single" w:sz="4" w:space="0" w:color="000000"/>
-            </w:tcBorders>
-            <w:tcMar>
-              <w:top w:w="95" w:type="dxa"/>
-              <w:left w:w="95" w:type="dxa"/>
-              <w:bottom w:w="95" w:type="dxa"/>
-              <w:right w:w="95" w:type="dxa"/>
-            </w:tcMar>
-            <w:hideMark/>
-          </w:tcPr>
-          <w:p>
-            <w:r>
-              <w:t>B1: Cá nhân/tổ chức nộp hồ sơ</w:t>
-            </w:r>
-          </w:p>
-        </w:tc>
-        <w:tc>
-          <w:tcPr>
-            <w:tcW w:w="0" w:type="auto"/>
-            <w:tcBorders>
-              <w:top w:val="single" w:sz="4" w:space="0" w:color="000000"/>
-              <w:left w:val="single" w:sz="4" w:space="0" w:color="000000"/>
-              <w:bottom w:val="single" w:sz="4" w:space="0" w:color="000000"/>
-              <w:right w:val="single" w:sz="4" w:space="0" w:color="000000"/>
-            </w:tcBorders>
-            <w:tcMar>
-              <w:top w:w="95" w:type="dxa"/>
-              <w:left w:w="95" w:type="dxa"/>
-              <w:bottom w:w="95" w:type="dxa"/>
-              <w:right w:w="95" w:type="dxa"/>
-            </w:tcMar>
-            <w:hideMark/>
-          </w:tcPr>
-          <w:p>
-            <w:r>
-              <w:t>Cá nhân/Tổ chức</w:t>
-            </w:r>
-          </w:p>
-        </w:tc>
-        <w:tc>
-          <w:tcPr>
-            <w:tcW w:w="0" w:type="auto"/>
-            <w:tcBorders>
-              <w:top w:val="single" w:sz="4" w:space="0" w:color="000000"/>
-              <w:left w:val="single" w:sz="4" w:space="0" w:color="000000"/>
-              <w:bottom w:val="single" w:sz="4" w:space="0" w:color="000000"/>
-              <w:right w:val="single" w:sz="4" w:space="0" w:color="000000"/>
-            </w:tcBorders>
-            <w:tcMar>
-              <w:top w:w="100" w:type="dxa"/>
-              <w:left w:w="100" w:type="dxa"/>
-              <w:bottom w:w="100" w:type="dxa"/>
-              <w:right w:w="100" w:type="dxa"/>
-            </w:tcMar>
-            <w:vAlign w:val="bottom"/>
-            <w:hideMark/>
-          </w:tcPr>
-          <w:p>
-            <w:r>
-              <w:t>Cá nhân, tổ chức chuẩn bị đầy đủ hồ sơ theo quy định gồm đơn đề nghị, giấy tờ pháp lý và các tài liệu chuyên ngành liên quan, sau đó nộp trực tuyến qua Cổng Dịch vụ công hoặc nộp trực tiếp tại Bộ phận Một cửa.</w:t>
+            <w:tcW w:w="2268" w:type="dxa"/>
+            <w:vAlign w:val="center"/>
+          </w:tcPr>
+          <w:p>
+            <w:pPr>
+              <w:jc w:val="center"/>
+            </w:pPr>
+            <w:r>
+              <w:rPr>
+                <w:rStyle w:val="Strong"/>
+                <w:b w:val="0"/>
+                <w:bCs w:val="0"/>
+              </w:rPr>
+              <w:t>Tra cứu thủ tục</w:t>
+            </w:r>
+          </w:p>
+        </w:tc>
+        <w:tc>
+          <w:tcPr>
+            <w:tcW w:w="3119" w:type="dxa"/>
+            <w:vAlign w:val="center"/>
+          </w:tcPr>
+          <w:p>
+            <w:pPr>
+              <w:jc w:val="center"/>
+            </w:pPr>
+            <w:r>
+              <w:t>1) Xác định thủ tục cần thực hiện</w:t>
+            </w:r>
+          </w:p>
+          <w:p>
+            <w:pPr>
+              <w:jc w:val="center"/>
+            </w:pPr>
+            <w:r>
+              <w:t>2) Tra cứu thành phần hồ sơ</w:t>
+            </w:r>
+          </w:p>
+          <w:p>
+            <w:pPr>
+              <w:jc w:val="center"/>
+            </w:pPr>
+            <w:r>
+              <w:t>3) Kiểm tra yêu cầu, thời hạn và hình thức thực hiện</w:t>
+            </w:r>
+          </w:p>
+        </w:tc>
+        <w:tc>
+          <w:tcPr>
+            <w:tcW w:w="2503" w:type="dxa"/>
+            <w:vAlign w:val="center"/>
+          </w:tcPr>
+          <w:p>
+            <w:pPr>
+              <w:jc w:val="center"/>
+            </w:pPr>
+            <w:r>
+              <w:t>Cá nhân/tổ chức tra cứu thông tin thủ tục hành chính để xác định đúng yêu cầu và thành phần hồ sơ cần chuẩn bị.</w:t>
             </w:r>
           </w:p>
         </w:tc>
@@ -6543,95 +6503,84 @@
       <w:tr>
         <w:tc>
           <w:tcPr>
-            <w:tcW w:w="0" w:type="auto"/>
-            <w:tcBorders>
-              <w:top w:val="single" w:sz="4" w:space="0" w:color="000000"/>
-              <w:left w:val="single" w:sz="4" w:space="0" w:color="000000"/>
-              <w:bottom w:val="single" w:sz="4" w:space="0" w:color="000000"/>
-              <w:right w:val="single" w:sz="4" w:space="0" w:color="000000"/>
-            </w:tcBorders>
-            <w:tcMar>
-              <w:top w:w="95" w:type="dxa"/>
-              <w:left w:w="95" w:type="dxa"/>
-              <w:bottom w:w="95" w:type="dxa"/>
-              <w:right w:w="95" w:type="dxa"/>
-            </w:tcMar>
-            <w:hideMark/>
-          </w:tcPr>
-          <w:p>
+            <w:tcW w:w="1129" w:type="dxa"/>
+            <w:vAlign w:val="center"/>
+          </w:tcPr>
+          <w:p>
+            <w:pPr>
+              <w:jc w:val="center"/>
+            </w:pPr>
+            <w:r>
+              <w:t>2</w:t>
+            </w:r>
+          </w:p>
+        </w:tc>
+        <w:tc>
+          <w:tcPr>
+            <w:tcW w:w="2268" w:type="dxa"/>
+            <w:vAlign w:val="center"/>
+          </w:tcPr>
+          <w:p>
+            <w:pPr>
+              <w:jc w:val="center"/>
+            </w:pPr>
+            <w:r>
+              <w:rPr>
+                <w:rStyle w:val="Strong"/>
+                <w:b w:val="0"/>
+                <w:bCs w:val="0"/>
+              </w:rPr>
+              <w:t>Chuẩn bị hồ sơ</w:t>
+            </w:r>
+          </w:p>
+        </w:tc>
+        <w:tc>
+          <w:tcPr>
+            <w:tcW w:w="3119" w:type="dxa"/>
+            <w:vAlign w:val="center"/>
+          </w:tcPr>
+          <w:p>
+            <w:pPr>
+              <w:jc w:val="center"/>
+            </w:pPr>
+            <w:r>
+              <w:t>1) Chuẩn bị giấy tờ theo yêu cầu</w:t>
+            </w:r>
+          </w:p>
+          <w:p>
+            <w:pPr>
+              <w:jc w:val="center"/>
+            </w:pPr>
+            <w:r>
+              <w:t>2) Điền thông tin, biểu mẫu cần thiết</w:t>
+            </w:r>
+          </w:p>
+          <w:p>
+            <w:pPr>
+              <w:jc w:val="center"/>
+            </w:pPr>
             <w:r>
               <w:lastRenderedPageBreak/>
-              <w:t>2</w:t>
-            </w:r>
-          </w:p>
-        </w:tc>
-        <w:tc>
-          <w:tcPr>
-            <w:tcW w:w="0" w:type="auto"/>
-            <w:tcBorders>
-              <w:top w:val="single" w:sz="4" w:space="0" w:color="000000"/>
-              <w:left w:val="single" w:sz="4" w:space="0" w:color="000000"/>
-              <w:bottom w:val="single" w:sz="4" w:space="0" w:color="000000"/>
-              <w:right w:val="single" w:sz="4" w:space="0" w:color="000000"/>
-            </w:tcBorders>
-            <w:tcMar>
-              <w:top w:w="95" w:type="dxa"/>
-              <w:left w:w="95" w:type="dxa"/>
-              <w:bottom w:w="95" w:type="dxa"/>
-              <w:right w:w="95" w:type="dxa"/>
-            </w:tcMar>
-            <w:hideMark/>
-          </w:tcPr>
-          <w:p>
-            <w:r>
-              <w:t>B2: Tiếp nhận hồ sơ và thông tin người nộp</w:t>
-            </w:r>
-          </w:p>
-        </w:tc>
-        <w:tc>
-          <w:tcPr>
-            <w:tcW w:w="0" w:type="auto"/>
-            <w:tcBorders>
-              <w:top w:val="single" w:sz="4" w:space="0" w:color="000000"/>
-              <w:left w:val="single" w:sz="4" w:space="0" w:color="000000"/>
-              <w:bottom w:val="single" w:sz="4" w:space="0" w:color="000000"/>
-              <w:right w:val="single" w:sz="4" w:space="0" w:color="000000"/>
-            </w:tcBorders>
-            <w:tcMar>
-              <w:top w:w="95" w:type="dxa"/>
-              <w:left w:w="95" w:type="dxa"/>
-              <w:bottom w:w="95" w:type="dxa"/>
-              <w:right w:w="95" w:type="dxa"/>
-            </w:tcMar>
-            <w:hideMark/>
-          </w:tcPr>
-          <w:p>
-            <w:r>
-              <w:t>Cán bộ một cửa</w:t>
-            </w:r>
-          </w:p>
-        </w:tc>
-        <w:tc>
-          <w:tcPr>
-            <w:tcW w:w="0" w:type="auto"/>
-            <w:tcBorders>
-              <w:top w:val="single" w:sz="4" w:space="0" w:color="000000"/>
-              <w:left w:val="single" w:sz="4" w:space="0" w:color="000000"/>
-              <w:bottom w:val="single" w:sz="4" w:space="0" w:color="000000"/>
-              <w:right w:val="single" w:sz="4" w:space="0" w:color="000000"/>
-            </w:tcBorders>
-            <w:tcMar>
-              <w:top w:w="100" w:type="dxa"/>
-              <w:left w:w="100" w:type="dxa"/>
-              <w:bottom w:w="100" w:type="dxa"/>
-              <w:right w:w="100" w:type="dxa"/>
-            </w:tcMar>
-            <w:vAlign w:val="bottom"/>
-            <w:hideMark/>
-          </w:tcPr>
-          <w:p>
-            <w:r>
-              <w:t>Cán bộ tiếp nhận hồ sơ, đối chiếu thông tin sơ bộ của người nộp và xác định chính xác thủ tục hành chính cần giải quyết. Thông tin liên hệ của người nộp được ghi nhận đồng bộ để phục vụ công tác thông báo và trả kết quả.</w:t>
+              <w:t>3) Kiểm tra lại hồ sơ trước khi nộp</w:t>
+            </w:r>
+          </w:p>
+        </w:tc>
+        <w:tc>
+          <w:tcPr>
+            <w:tcW w:w="2503" w:type="dxa"/>
+            <w:vAlign w:val="center"/>
+          </w:tcPr>
+          <w:p>
+            <w:pPr>
+              <w:jc w:val="center"/>
+            </w:pPr>
+            <w:r>
+              <w:lastRenderedPageBreak/>
+              <w:t xml:space="preserve">Cá nhân/tổ chức chuẩn bị đầy đủ các giấy tờ và thông tin </w:t>
+            </w:r>
+            <w:r>
+              <w:lastRenderedPageBreak/>
+              <w:t>cần thiết theo quy định của thủ tục.</w:t>
             </w:r>
           </w:p>
         </w:tc>
@@ -6639,94 +6588,79 @@
       <w:tr>
         <w:tc>
           <w:tcPr>
-            <w:tcW w:w="0" w:type="auto"/>
-            <w:tcBorders>
-              <w:top w:val="single" w:sz="4" w:space="0" w:color="000000"/>
-              <w:left w:val="single" w:sz="4" w:space="0" w:color="000000"/>
-              <w:bottom w:val="single" w:sz="4" w:space="0" w:color="000000"/>
-              <w:right w:val="single" w:sz="4" w:space="0" w:color="000000"/>
-            </w:tcBorders>
-            <w:tcMar>
-              <w:top w:w="95" w:type="dxa"/>
-              <w:left w:w="95" w:type="dxa"/>
-              <w:bottom w:w="95" w:type="dxa"/>
-              <w:right w:w="95" w:type="dxa"/>
-            </w:tcMar>
-            <w:hideMark/>
-          </w:tcPr>
-          <w:p>
-            <w:r>
+            <w:tcW w:w="1129" w:type="dxa"/>
+            <w:vAlign w:val="center"/>
+          </w:tcPr>
+          <w:p>
+            <w:pPr>
+              <w:jc w:val="center"/>
+            </w:pPr>
+            <w:r>
+              <w:lastRenderedPageBreak/>
               <w:t>3</w:t>
             </w:r>
           </w:p>
         </w:tc>
         <w:tc>
           <w:tcPr>
-            <w:tcW w:w="0" w:type="auto"/>
-            <w:tcBorders>
-              <w:top w:val="single" w:sz="4" w:space="0" w:color="000000"/>
-              <w:left w:val="single" w:sz="4" w:space="0" w:color="000000"/>
-              <w:bottom w:val="single" w:sz="4" w:space="0" w:color="000000"/>
-              <w:right w:val="single" w:sz="4" w:space="0" w:color="000000"/>
-            </w:tcBorders>
-            <w:tcMar>
-              <w:top w:w="95" w:type="dxa"/>
-              <w:left w:w="95" w:type="dxa"/>
-              <w:bottom w:w="95" w:type="dxa"/>
-              <w:right w:w="95" w:type="dxa"/>
-            </w:tcMar>
-            <w:hideMark/>
-          </w:tcPr>
-          <w:p>
-            <w:r>
-              <w:t>B3: Kiểm tra tài khoản Cổng DVCQG</w:t>
-            </w:r>
-          </w:p>
-        </w:tc>
-        <w:tc>
-          <w:tcPr>
-            <w:tcW w:w="0" w:type="auto"/>
-            <w:tcBorders>
-              <w:top w:val="single" w:sz="4" w:space="0" w:color="000000"/>
-              <w:left w:val="single" w:sz="4" w:space="0" w:color="000000"/>
-              <w:bottom w:val="single" w:sz="4" w:space="0" w:color="000000"/>
-              <w:right w:val="single" w:sz="4" w:space="0" w:color="000000"/>
-            </w:tcBorders>
-            <w:tcMar>
-              <w:top w:w="95" w:type="dxa"/>
-              <w:left w:w="95" w:type="dxa"/>
-              <w:bottom w:w="95" w:type="dxa"/>
-              <w:right w:w="95" w:type="dxa"/>
-            </w:tcMar>
-            <w:hideMark/>
-          </w:tcPr>
-          <w:p>
-            <w:r>
-              <w:t>Cán bộ một cửa; Hệ thống</w:t>
-            </w:r>
-          </w:p>
-        </w:tc>
-        <w:tc>
-          <w:tcPr>
-            <w:tcW w:w="0" w:type="auto"/>
-            <w:tcBorders>
-              <w:top w:val="single" w:sz="4" w:space="0" w:color="000000"/>
-              <w:left w:val="single" w:sz="4" w:space="0" w:color="000000"/>
-              <w:bottom w:val="single" w:sz="4" w:space="0" w:color="000000"/>
-              <w:right w:val="single" w:sz="4" w:space="0" w:color="000000"/>
-            </w:tcBorders>
-            <w:tcMar>
-              <w:top w:w="100" w:type="dxa"/>
-              <w:left w:w="100" w:type="dxa"/>
-              <w:bottom w:w="100" w:type="dxa"/>
-              <w:right w:w="100" w:type="dxa"/>
-            </w:tcMar>
-            <w:vAlign w:val="bottom"/>
-            <w:hideMark/>
-          </w:tcPr>
-          <w:p>
-            <w:r>
-              <w:t>Cán bộ (hoặc hệ thống) sử dụng mã định danh cá nhân/CCCD, hộ chiếu, mã số thuế hoặc mã số doanh nghiệp để truy vấn trạng thái tài khoản của cá nhân, tổ chức trên Cổng Dịch vụ công Quốc gia.</w:t>
+            <w:tcW w:w="2268" w:type="dxa"/>
+            <w:vAlign w:val="center"/>
+          </w:tcPr>
+          <w:p>
+            <w:pPr>
+              <w:jc w:val="center"/>
+            </w:pPr>
+            <w:r>
+              <w:rPr>
+                <w:rStyle w:val="Strong"/>
+                <w:b w:val="0"/>
+                <w:bCs w:val="0"/>
+              </w:rPr>
+              <w:t>Nộp hồ sơ</w:t>
+            </w:r>
+          </w:p>
+        </w:tc>
+        <w:tc>
+          <w:tcPr>
+            <w:tcW w:w="3119" w:type="dxa"/>
+            <w:vAlign w:val="center"/>
+          </w:tcPr>
+          <w:p>
+            <w:pPr>
+              <w:jc w:val="center"/>
+            </w:pPr>
+            <w:r>
+              <w:t>1) Mang hồ sơ đến Bộ phận Một cửa</w:t>
+            </w:r>
+          </w:p>
+          <w:p>
+            <w:pPr>
+              <w:jc w:val="center"/>
+            </w:pPr>
+            <w:r>
+              <w:t>2) Xuất trình hoặc cung cấp các giấy tờ liên quan</w:t>
+            </w:r>
+          </w:p>
+          <w:p>
+            <w:pPr>
+              <w:jc w:val="center"/>
+            </w:pPr>
+            <w:r>
+              <w:t>3) Chuyển hồ sơ cho cán bộ tiếp nhận</w:t>
+            </w:r>
+          </w:p>
+        </w:tc>
+        <w:tc>
+          <w:tcPr>
+            <w:tcW w:w="2503" w:type="dxa"/>
+            <w:vAlign w:val="center"/>
+          </w:tcPr>
+          <w:p>
+            <w:pPr>
+              <w:jc w:val="center"/>
+            </w:pPr>
+            <w:r>
+              <w:t>Cá nhân/tổ chức thực hiện nộp hồ sơ trực tiếp tại Bộ phận Một cửa để bắt đầu quy trình tiếp nhận.</w:t>
             </w:r>
           </w:p>
         </w:tc>
@@ -6734,22 +6668,13 @@
       <w:tr>
         <w:tc>
           <w:tcPr>
-            <w:tcW w:w="0" w:type="auto"/>
-            <w:tcBorders>
-              <w:top w:val="single" w:sz="4" w:space="0" w:color="000000"/>
-              <w:left w:val="single" w:sz="4" w:space="0" w:color="000000"/>
-              <w:bottom w:val="single" w:sz="4" w:space="0" w:color="000000"/>
-              <w:right w:val="single" w:sz="4" w:space="0" w:color="000000"/>
-            </w:tcBorders>
-            <w:tcMar>
-              <w:top w:w="95" w:type="dxa"/>
-              <w:left w:w="95" w:type="dxa"/>
-              <w:bottom w:w="95" w:type="dxa"/>
-              <w:right w:w="95" w:type="dxa"/>
-            </w:tcMar>
-            <w:hideMark/>
-          </w:tcPr>
-          <w:p>
+            <w:tcW w:w="1129" w:type="dxa"/>
+            <w:vAlign w:val="center"/>
+          </w:tcPr>
+          <w:p>
+            <w:pPr>
+              <w:jc w:val="center"/>
+            </w:pPr>
             <w:r>
               <w:t>4</w:t>
             </w:r>
@@ -6757,71 +6682,64 @@
         </w:tc>
         <w:tc>
           <w:tcPr>
-            <w:tcW w:w="0" w:type="auto"/>
-            <w:tcBorders>
-              <w:top w:val="single" w:sz="4" w:space="0" w:color="000000"/>
-              <w:left w:val="single" w:sz="4" w:space="0" w:color="000000"/>
-              <w:bottom w:val="single" w:sz="4" w:space="0" w:color="000000"/>
-              <w:right w:val="single" w:sz="4" w:space="0" w:color="000000"/>
-            </w:tcBorders>
-            <w:tcMar>
-              <w:top w:w="95" w:type="dxa"/>
-              <w:left w:w="95" w:type="dxa"/>
-              <w:bottom w:w="95" w:type="dxa"/>
-              <w:right w:w="95" w:type="dxa"/>
-            </w:tcMar>
-            <w:hideMark/>
-          </w:tcPr>
-          <w:p>
-            <w:r>
-              <w:t>B4: Hỗ trợ tạo tài khoản Cổng DVCQG</w:t>
-            </w:r>
-          </w:p>
-        </w:tc>
-        <w:tc>
-          <w:tcPr>
-            <w:tcW w:w="0" w:type="auto"/>
-            <w:tcBorders>
-              <w:top w:val="single" w:sz="4" w:space="0" w:color="000000"/>
-              <w:left w:val="single" w:sz="4" w:space="0" w:color="000000"/>
-              <w:bottom w:val="single" w:sz="4" w:space="0" w:color="000000"/>
-              <w:right w:val="single" w:sz="4" w:space="0" w:color="000000"/>
-            </w:tcBorders>
-            <w:tcMar>
-              <w:top w:w="95" w:type="dxa"/>
-              <w:left w:w="95" w:type="dxa"/>
-              <w:bottom w:w="95" w:type="dxa"/>
-              <w:right w:w="95" w:type="dxa"/>
-            </w:tcMar>
-            <w:hideMark/>
-          </w:tcPr>
-          <w:p>
-            <w:r>
-              <w:t>Cán bộ một cửa; Cá nhân/Tổ chức</w:t>
-            </w:r>
-          </w:p>
-        </w:tc>
-        <w:tc>
-          <w:tcPr>
-            <w:tcW w:w="0" w:type="auto"/>
-            <w:tcBorders>
-              <w:top w:val="single" w:sz="4" w:space="0" w:color="000000"/>
-              <w:left w:val="single" w:sz="4" w:space="0" w:color="000000"/>
-              <w:bottom w:val="single" w:sz="4" w:space="0" w:color="000000"/>
-              <w:right w:val="single" w:sz="4" w:space="0" w:color="000000"/>
-            </w:tcBorders>
-            <w:tcMar>
-              <w:top w:w="100" w:type="dxa"/>
-              <w:left w:w="100" w:type="dxa"/>
-              <w:bottom w:w="100" w:type="dxa"/>
-              <w:right w:w="100" w:type="dxa"/>
-            </w:tcMar>
-            <w:vAlign w:val="bottom"/>
-            <w:hideMark/>
-          </w:tcPr>
-          <w:p>
-            <w:r>
-              <w:t>Người nộp chưa có tài khoản, cán bộ hướng dẫn hoặc hỗ trợ đăng ký mới trên Cổng Dịch vụ công Quốc gia. Tài khoản này dùng để theo dõi tiến độ xử lý, nhận thông báo và sử dụng các dịch vụ công trực tuyến khác.</w:t>
+            <w:tcW w:w="2268" w:type="dxa"/>
+            <w:vAlign w:val="center"/>
+          </w:tcPr>
+          <w:p>
+            <w:pPr>
+              <w:jc w:val="center"/>
+            </w:pPr>
+            <w:r>
+              <w:rPr>
+                <w:rStyle w:val="Strong"/>
+                <w:b w:val="0"/>
+                <w:bCs w:val="0"/>
+              </w:rPr>
+              <w:t>Tiếp nhận hồ sơ</w:t>
+            </w:r>
+          </w:p>
+        </w:tc>
+        <w:tc>
+          <w:tcPr>
+            <w:tcW w:w="3119" w:type="dxa"/>
+            <w:vAlign w:val="center"/>
+          </w:tcPr>
+          <w:p>
+            <w:pPr>
+              <w:jc w:val="center"/>
+            </w:pPr>
+            <w:r>
+              <w:t>1) Nhận hồ sơ từ người nộp</w:t>
+            </w:r>
+          </w:p>
+          <w:p>
+            <w:pPr>
+              <w:jc w:val="center"/>
+            </w:pPr>
+            <w:r>
+              <w:t>2) Ghi nhận việc tiếp nhận</w:t>
+            </w:r>
+          </w:p>
+          <w:p>
+            <w:pPr>
+              <w:jc w:val="center"/>
+            </w:pPr>
+            <w:r>
+              <w:t>3) Chuẩn bị hồ sơ để kiểm tra</w:t>
+            </w:r>
+          </w:p>
+        </w:tc>
+        <w:tc>
+          <w:tcPr>
+            <w:tcW w:w="2503" w:type="dxa"/>
+            <w:vAlign w:val="center"/>
+          </w:tcPr>
+          <w:p>
+            <w:pPr>
+              <w:jc w:val="center"/>
+            </w:pPr>
+            <w:r>
+              <w:t>Cán bộ Một cửa nhận hồ sơ từ cá nhân/tổ chức và ghi nhận thông tin ban đầu phục vụ các bước kiểm tra tiếp theo.</w:t>
             </w:r>
           </w:p>
         </w:tc>
@@ -6829,22 +6747,13 @@
       <w:tr>
         <w:tc>
           <w:tcPr>
-            <w:tcW w:w="0" w:type="auto"/>
-            <w:tcBorders>
-              <w:top w:val="single" w:sz="4" w:space="0" w:color="000000"/>
-              <w:left w:val="single" w:sz="4" w:space="0" w:color="000000"/>
-              <w:bottom w:val="single" w:sz="4" w:space="0" w:color="000000"/>
-              <w:right w:val="single" w:sz="4" w:space="0" w:color="000000"/>
-            </w:tcBorders>
-            <w:tcMar>
-              <w:top w:w="95" w:type="dxa"/>
-              <w:left w:w="95" w:type="dxa"/>
-              <w:bottom w:w="95" w:type="dxa"/>
-              <w:right w:w="95" w:type="dxa"/>
-            </w:tcMar>
-            <w:hideMark/>
-          </w:tcPr>
-          <w:p>
+            <w:tcW w:w="1129" w:type="dxa"/>
+            <w:vAlign w:val="center"/>
+          </w:tcPr>
+          <w:p>
+            <w:pPr>
+              <w:jc w:val="center"/>
+            </w:pPr>
             <w:r>
               <w:t>5</w:t>
             </w:r>
@@ -6852,71 +6761,64 @@
         </w:tc>
         <w:tc>
           <w:tcPr>
-            <w:tcW w:w="0" w:type="auto"/>
-            <w:tcBorders>
-              <w:top w:val="single" w:sz="4" w:space="0" w:color="000000"/>
-              <w:left w:val="single" w:sz="4" w:space="0" w:color="000000"/>
-              <w:bottom w:val="single" w:sz="4" w:space="0" w:color="000000"/>
-              <w:right w:val="single" w:sz="4" w:space="0" w:color="000000"/>
-            </w:tcBorders>
-            <w:tcMar>
-              <w:top w:w="95" w:type="dxa"/>
-              <w:left w:w="95" w:type="dxa"/>
-              <w:bottom w:w="95" w:type="dxa"/>
-              <w:right w:w="95" w:type="dxa"/>
-            </w:tcMar>
-            <w:hideMark/>
-          </w:tcPr>
-          <w:p>
-            <w:r>
-              <w:t>B5: Kiểm tra tài khoản trên HTTT giải quyết TTHC</w:t>
-            </w:r>
-          </w:p>
-        </w:tc>
-        <w:tc>
-          <w:tcPr>
-            <w:tcW w:w="0" w:type="auto"/>
-            <w:tcBorders>
-              <w:top w:val="single" w:sz="4" w:space="0" w:color="000000"/>
-              <w:left w:val="single" w:sz="4" w:space="0" w:color="000000"/>
-              <w:bottom w:val="single" w:sz="4" w:space="0" w:color="000000"/>
-              <w:right w:val="single" w:sz="4" w:space="0" w:color="000000"/>
-            </w:tcBorders>
-            <w:tcMar>
-              <w:top w:w="95" w:type="dxa"/>
-              <w:left w:w="95" w:type="dxa"/>
-              <w:bottom w:w="95" w:type="dxa"/>
-              <w:right w:w="95" w:type="dxa"/>
-            </w:tcMar>
-            <w:hideMark/>
-          </w:tcPr>
-          <w:p>
-            <w:r>
-              <w:t>Cán bộ một cửa; Hệ thống</w:t>
-            </w:r>
-          </w:p>
-        </w:tc>
-        <w:tc>
-          <w:tcPr>
-            <w:tcW w:w="0" w:type="auto"/>
-            <w:tcBorders>
-              <w:top w:val="single" w:sz="4" w:space="0" w:color="000000"/>
-              <w:left w:val="single" w:sz="4" w:space="0" w:color="000000"/>
-              <w:bottom w:val="single" w:sz="4" w:space="0" w:color="000000"/>
-              <w:right w:val="single" w:sz="4" w:space="0" w:color="000000"/>
-            </w:tcBorders>
-            <w:tcMar>
-              <w:top w:w="100" w:type="dxa"/>
-              <w:left w:w="100" w:type="dxa"/>
-              <w:bottom w:w="100" w:type="dxa"/>
-              <w:right w:w="100" w:type="dxa"/>
-            </w:tcMar>
-            <w:vAlign w:val="bottom"/>
-            <w:hideMark/>
-          </w:tcPr>
-          <w:p>
-            <w:r>
-              <w:t>Tiếp theo, cán bộ hoặc hệ thống tra cứu xem cá nhân, tổ chức đã có tài khoản trên Hệ thống thông tin giải quyết thủ tục hành chính của Bộ, ngành, địa phương hay chưa.</w:t>
+            <w:tcW w:w="2268" w:type="dxa"/>
+            <w:vAlign w:val="center"/>
+          </w:tcPr>
+          <w:p>
+            <w:pPr>
+              <w:jc w:val="center"/>
+            </w:pPr>
+            <w:r>
+              <w:rPr>
+                <w:rStyle w:val="Strong"/>
+                <w:b w:val="0"/>
+                <w:bCs w:val="0"/>
+              </w:rPr>
+              <w:t>Cấp mã hồ sơ</w:t>
+            </w:r>
+          </w:p>
+        </w:tc>
+        <w:tc>
+          <w:tcPr>
+            <w:tcW w:w="3119" w:type="dxa"/>
+            <w:vAlign w:val="center"/>
+          </w:tcPr>
+          <w:p>
+            <w:pPr>
+              <w:jc w:val="center"/>
+            </w:pPr>
+            <w:r>
+              <w:t>1) Khởi tạo hồ sơ trên hệ thống</w:t>
+            </w:r>
+          </w:p>
+          <w:p>
+            <w:pPr>
+              <w:jc w:val="center"/>
+            </w:pPr>
+            <w:r>
+              <w:t>2) Sinh mã hồ sơ</w:t>
+            </w:r>
+          </w:p>
+          <w:p>
+            <w:pPr>
+              <w:jc w:val="center"/>
+            </w:pPr>
+            <w:r>
+              <w:t>3) Gắn mã vào hồ sơ tiếp nhận</w:t>
+            </w:r>
+          </w:p>
+        </w:tc>
+        <w:tc>
+          <w:tcPr>
+            <w:tcW w:w="2503" w:type="dxa"/>
+            <w:vAlign w:val="center"/>
+          </w:tcPr>
+          <w:p>
+            <w:pPr>
+              <w:jc w:val="center"/>
+            </w:pPr>
+            <w:r>
+              <w:t>Cán bộ tạo mã định danh cho hồ sơ để phục vụ việc theo dõi, tra cứu và quản lý trong quá trình xử lý.</w:t>
             </w:r>
           </w:p>
         </w:tc>
@@ -6924,22 +6826,13 @@
       <w:tr>
         <w:tc>
           <w:tcPr>
-            <w:tcW w:w="0" w:type="auto"/>
-            <w:tcBorders>
-              <w:top w:val="single" w:sz="4" w:space="0" w:color="000000"/>
-              <w:left w:val="single" w:sz="4" w:space="0" w:color="000000"/>
-              <w:bottom w:val="single" w:sz="4" w:space="0" w:color="000000"/>
-              <w:right w:val="single" w:sz="4" w:space="0" w:color="000000"/>
-            </w:tcBorders>
-            <w:tcMar>
-              <w:top w:w="95" w:type="dxa"/>
-              <w:left w:w="95" w:type="dxa"/>
-              <w:bottom w:w="95" w:type="dxa"/>
-              <w:right w:w="95" w:type="dxa"/>
-            </w:tcMar>
-            <w:hideMark/>
-          </w:tcPr>
-          <w:p>
+            <w:tcW w:w="1129" w:type="dxa"/>
+            <w:vAlign w:val="center"/>
+          </w:tcPr>
+          <w:p>
+            <w:pPr>
+              <w:jc w:val="center"/>
+            </w:pPr>
             <w:r>
               <w:t>6</w:t>
             </w:r>
@@ -6947,71 +6840,64 @@
         </w:tc>
         <w:tc>
           <w:tcPr>
-            <w:tcW w:w="0" w:type="auto"/>
-            <w:tcBorders>
-              <w:top w:val="single" w:sz="4" w:space="0" w:color="000000"/>
-              <w:left w:val="single" w:sz="4" w:space="0" w:color="000000"/>
-              <w:bottom w:val="single" w:sz="4" w:space="0" w:color="000000"/>
-              <w:right w:val="single" w:sz="4" w:space="0" w:color="000000"/>
-            </w:tcBorders>
-            <w:tcMar>
-              <w:top w:w="95" w:type="dxa"/>
-              <w:left w:w="95" w:type="dxa"/>
-              <w:bottom w:w="95" w:type="dxa"/>
-              <w:right w:w="95" w:type="dxa"/>
-            </w:tcMar>
-            <w:hideMark/>
-          </w:tcPr>
-          <w:p>
-            <w:r>
-              <w:t>B6: Tạo và liên kết tài khoản</w:t>
-            </w:r>
-          </w:p>
-        </w:tc>
-        <w:tc>
-          <w:tcPr>
-            <w:tcW w:w="0" w:type="auto"/>
-            <w:tcBorders>
-              <w:top w:val="single" w:sz="4" w:space="0" w:color="000000"/>
-              <w:left w:val="single" w:sz="4" w:space="0" w:color="000000"/>
-              <w:bottom w:val="single" w:sz="4" w:space="0" w:color="000000"/>
-              <w:right w:val="single" w:sz="4" w:space="0" w:color="000000"/>
-            </w:tcBorders>
-            <w:tcMar>
-              <w:top w:w="95" w:type="dxa"/>
-              <w:left w:w="95" w:type="dxa"/>
-              <w:bottom w:w="95" w:type="dxa"/>
-              <w:right w:w="95" w:type="dxa"/>
-            </w:tcMar>
-            <w:hideMark/>
-          </w:tcPr>
-          <w:p>
-            <w:r>
-              <w:t>Hệ thống; Cán bộ một cửa</w:t>
-            </w:r>
-          </w:p>
-        </w:tc>
-        <w:tc>
-          <w:tcPr>
-            <w:tcW w:w="0" w:type="auto"/>
-            <w:tcBorders>
-              <w:top w:val="single" w:sz="4" w:space="0" w:color="000000"/>
-              <w:left w:val="single" w:sz="4" w:space="0" w:color="000000"/>
-              <w:bottom w:val="single" w:sz="4" w:space="0" w:color="000000"/>
-              <w:right w:val="single" w:sz="4" w:space="0" w:color="000000"/>
-            </w:tcBorders>
-            <w:tcMar>
-              <w:top w:w="100" w:type="dxa"/>
-              <w:left w:w="100" w:type="dxa"/>
-              <w:bottom w:w="100" w:type="dxa"/>
-              <w:right w:w="100" w:type="dxa"/>
-            </w:tcMar>
-            <w:vAlign w:val="bottom"/>
-            <w:hideMark/>
-          </w:tcPr>
-          <w:p>
-            <w:r>
-              <w:t>Nếu chưa có tài khoản tại hệ thống chuyên ngành của Bộ, ngành, địa phương, hệ thống sẽ tự động khởi tạo và liên kết đồng bộ với tài khoản Cổng Dịch vụ công Quốc gia thông qua thông tin định danh duy nhất.</w:t>
+            <w:tcW w:w="2268" w:type="dxa"/>
+            <w:vAlign w:val="center"/>
+          </w:tcPr>
+          <w:p>
+            <w:pPr>
+              <w:jc w:val="center"/>
+            </w:pPr>
+            <w:r>
+              <w:rPr>
+                <w:rStyle w:val="Strong"/>
+                <w:b w:val="0"/>
+                <w:bCs w:val="0"/>
+              </w:rPr>
+              <w:t>Nhập thông tin hồ sơ</w:t>
+            </w:r>
+          </w:p>
+        </w:tc>
+        <w:tc>
+          <w:tcPr>
+            <w:tcW w:w="3119" w:type="dxa"/>
+            <w:vAlign w:val="center"/>
+          </w:tcPr>
+          <w:p>
+            <w:pPr>
+              <w:jc w:val="center"/>
+            </w:pPr>
+            <w:r>
+              <w:t>1) Nhập thông tin người nộp</w:t>
+            </w:r>
+          </w:p>
+          <w:p>
+            <w:pPr>
+              <w:jc w:val="center"/>
+            </w:pPr>
+            <w:r>
+              <w:t>2) Nhập thông tin thủ tục</w:t>
+            </w:r>
+          </w:p>
+          <w:p>
+            <w:pPr>
+              <w:jc w:val="center"/>
+            </w:pPr>
+            <w:r>
+              <w:t>3) Cập nhật dữ liệu hồ sơ lên hệ thống</w:t>
+            </w:r>
+          </w:p>
+        </w:tc>
+        <w:tc>
+          <w:tcPr>
+            <w:tcW w:w="2503" w:type="dxa"/>
+            <w:vAlign w:val="center"/>
+          </w:tcPr>
+          <w:p>
+            <w:pPr>
+              <w:jc w:val="center"/>
+            </w:pPr>
+            <w:r>
+              <w:t>Các thông tin cơ bản của hồ sơ được nhập vào hệ thống thông tin để phục vụ quản lý và xử lý.</w:t>
             </w:r>
           </w:p>
         </w:tc>
@@ -7019,22 +6905,13 @@
       <w:tr>
         <w:tc>
           <w:tcPr>
-            <w:tcW w:w="0" w:type="auto"/>
-            <w:tcBorders>
-              <w:top w:val="single" w:sz="4" w:space="0" w:color="000000"/>
-              <w:left w:val="single" w:sz="4" w:space="0" w:color="000000"/>
-              <w:bottom w:val="single" w:sz="4" w:space="0" w:color="000000"/>
-              <w:right w:val="single" w:sz="4" w:space="0" w:color="000000"/>
-            </w:tcBorders>
-            <w:tcMar>
-              <w:top w:w="95" w:type="dxa"/>
-              <w:left w:w="95" w:type="dxa"/>
-              <w:bottom w:w="95" w:type="dxa"/>
-              <w:right w:w="95" w:type="dxa"/>
-            </w:tcMar>
-            <w:hideMark/>
-          </w:tcPr>
-          <w:p>
+            <w:tcW w:w="1129" w:type="dxa"/>
+            <w:vAlign w:val="center"/>
+          </w:tcPr>
+          <w:p>
+            <w:pPr>
+              <w:jc w:val="center"/>
+            </w:pPr>
             <w:r>
               <w:t>7</w:t>
             </w:r>
@@ -7042,71 +6919,64 @@
         </w:tc>
         <w:tc>
           <w:tcPr>
-            <w:tcW w:w="0" w:type="auto"/>
-            <w:tcBorders>
-              <w:top w:val="single" w:sz="4" w:space="0" w:color="000000"/>
-              <w:left w:val="single" w:sz="4" w:space="0" w:color="000000"/>
-              <w:bottom w:val="single" w:sz="4" w:space="0" w:color="000000"/>
-              <w:right w:val="single" w:sz="4" w:space="0" w:color="000000"/>
-            </w:tcBorders>
-            <w:tcMar>
-              <w:top w:w="95" w:type="dxa"/>
-              <w:left w:w="95" w:type="dxa"/>
-              <w:bottom w:w="95" w:type="dxa"/>
-              <w:right w:w="95" w:type="dxa"/>
-            </w:tcMar>
-            <w:hideMark/>
-          </w:tcPr>
-          <w:p>
-            <w:r>
-              <w:t>B7: Nhập thông tin hồ sơ vào hệ thống</w:t>
-            </w:r>
-          </w:p>
-        </w:tc>
-        <w:tc>
-          <w:tcPr>
-            <w:tcW w:w="0" w:type="auto"/>
-            <w:tcBorders>
-              <w:top w:val="single" w:sz="4" w:space="0" w:color="000000"/>
-              <w:left w:val="single" w:sz="4" w:space="0" w:color="000000"/>
-              <w:bottom w:val="single" w:sz="4" w:space="0" w:color="000000"/>
-              <w:right w:val="single" w:sz="4" w:space="0" w:color="000000"/>
-            </w:tcBorders>
-            <w:tcMar>
-              <w:top w:w="95" w:type="dxa"/>
-              <w:left w:w="95" w:type="dxa"/>
-              <w:bottom w:w="95" w:type="dxa"/>
-              <w:right w:w="95" w:type="dxa"/>
-            </w:tcMar>
-            <w:hideMark/>
-          </w:tcPr>
-          <w:p>
-            <w:r>
-              <w:t>Cán bộ một cửa</w:t>
-            </w:r>
-          </w:p>
-        </w:tc>
-        <w:tc>
-          <w:tcPr>
-            <w:tcW w:w="0" w:type="auto"/>
-            <w:tcBorders>
-              <w:top w:val="single" w:sz="4" w:space="0" w:color="000000"/>
-              <w:left w:val="single" w:sz="4" w:space="0" w:color="000000"/>
-              <w:bottom w:val="single" w:sz="4" w:space="0" w:color="000000"/>
-              <w:right w:val="single" w:sz="4" w:space="0" w:color="000000"/>
-            </w:tcBorders>
-            <w:tcMar>
-              <w:top w:w="100" w:type="dxa"/>
-              <w:left w:w="100" w:type="dxa"/>
-              <w:bottom w:w="100" w:type="dxa"/>
-              <w:right w:w="100" w:type="dxa"/>
-            </w:tcMar>
-            <w:vAlign w:val="bottom"/>
-            <w:hideMark/>
-          </w:tcPr>
-          <w:p>
-            <w:r>
-              <w:t>Cán bộ tiến hành nhập các thông tin cốt lõi của hồ sơ lên hệ thống, bao gồm: thông tin người nộp/chủ hồ sơ, tên thủ tục, thời điểm tiếp nhận, hình thức nộp, thông tin liên hệ và các dữ liệu liên quan khác.</w:t>
+            <w:tcW w:w="2268" w:type="dxa"/>
+            <w:vAlign w:val="center"/>
+          </w:tcPr>
+          <w:p>
+            <w:pPr>
+              <w:jc w:val="center"/>
+            </w:pPr>
+            <w:r>
+              <w:rPr>
+                <w:rStyle w:val="Strong"/>
+                <w:b w:val="0"/>
+                <w:bCs w:val="0"/>
+              </w:rPr>
+              <w:t>Kiểm tra tài khoản DVCQG</w:t>
+            </w:r>
+          </w:p>
+        </w:tc>
+        <w:tc>
+          <w:tcPr>
+            <w:tcW w:w="3119" w:type="dxa"/>
+            <w:vAlign w:val="center"/>
+          </w:tcPr>
+          <w:p>
+            <w:pPr>
+              <w:jc w:val="center"/>
+            </w:pPr>
+            <w:r>
+              <w:t>1) Tra cứu thông tin tài khoản</w:t>
+            </w:r>
+          </w:p>
+          <w:p>
+            <w:pPr>
+              <w:jc w:val="center"/>
+            </w:pPr>
+            <w:r>
+              <w:t>2) Xác định người nộp đã có tài khoản hay chưa</w:t>
+            </w:r>
+          </w:p>
+          <w:p>
+            <w:pPr>
+              <w:jc w:val="center"/>
+            </w:pPr>
+            <w:r>
+              <w:t>3) Chuyển sang bước xử lý phù hợp</w:t>
+            </w:r>
+          </w:p>
+        </w:tc>
+        <w:tc>
+          <w:tcPr>
+            <w:tcW w:w="2503" w:type="dxa"/>
+            <w:vAlign w:val="center"/>
+          </w:tcPr>
+          <w:p>
+            <w:pPr>
+              <w:jc w:val="center"/>
+            </w:pPr>
+            <w:r>
+              <w:t>Kiểm tra trạng thái tài khoản trên Cổng Dịch vụ công Quốc gia để bảo đảm người nộp có tài khoản phục vụ xử lý điện tử.</w:t>
             </w:r>
           </w:p>
         </w:tc>
@@ -7114,95 +6984,78 @@
       <w:tr>
         <w:tc>
           <w:tcPr>
-            <w:tcW w:w="0" w:type="auto"/>
-            <w:tcBorders>
-              <w:top w:val="single" w:sz="4" w:space="0" w:color="000000"/>
-              <w:left w:val="single" w:sz="4" w:space="0" w:color="000000"/>
-              <w:bottom w:val="single" w:sz="4" w:space="0" w:color="000000"/>
-              <w:right w:val="single" w:sz="4" w:space="0" w:color="000000"/>
-            </w:tcBorders>
-            <w:tcMar>
-              <w:top w:w="95" w:type="dxa"/>
-              <w:left w:w="95" w:type="dxa"/>
-              <w:bottom w:w="95" w:type="dxa"/>
-              <w:right w:w="95" w:type="dxa"/>
-            </w:tcMar>
-            <w:hideMark/>
-          </w:tcPr>
-          <w:p>
-            <w:r>
-              <w:lastRenderedPageBreak/>
+            <w:tcW w:w="1129" w:type="dxa"/>
+            <w:vAlign w:val="center"/>
+          </w:tcPr>
+          <w:p>
+            <w:pPr>
+              <w:jc w:val="center"/>
+            </w:pPr>
+            <w:r>
               <w:t>8</w:t>
             </w:r>
           </w:p>
         </w:tc>
         <w:tc>
           <w:tcPr>
-            <w:tcW w:w="0" w:type="auto"/>
-            <w:tcBorders>
-              <w:top w:val="single" w:sz="4" w:space="0" w:color="000000"/>
-              <w:left w:val="single" w:sz="4" w:space="0" w:color="000000"/>
-              <w:bottom w:val="single" w:sz="4" w:space="0" w:color="000000"/>
-              <w:right w:val="single" w:sz="4" w:space="0" w:color="000000"/>
-            </w:tcBorders>
-            <w:tcMar>
-              <w:top w:w="95" w:type="dxa"/>
-              <w:left w:w="95" w:type="dxa"/>
-              <w:bottom w:w="95" w:type="dxa"/>
-              <w:right w:w="95" w:type="dxa"/>
-            </w:tcMar>
-            <w:hideMark/>
-          </w:tcPr>
-          <w:p>
-            <w:r>
-              <w:t>B8: Kiểm tra thành phần, số lượng và tính hợp lệ</w:t>
-            </w:r>
-          </w:p>
-        </w:tc>
-        <w:tc>
-          <w:tcPr>
-            <w:tcW w:w="0" w:type="auto"/>
-            <w:tcBorders>
-              <w:top w:val="single" w:sz="4" w:space="0" w:color="000000"/>
-              <w:left w:val="single" w:sz="4" w:space="0" w:color="000000"/>
-              <w:bottom w:val="single" w:sz="4" w:space="0" w:color="000000"/>
-              <w:right w:val="single" w:sz="4" w:space="0" w:color="000000"/>
-            </w:tcBorders>
-            <w:tcMar>
-              <w:top w:w="95" w:type="dxa"/>
-              <w:left w:w="95" w:type="dxa"/>
-              <w:bottom w:w="95" w:type="dxa"/>
-              <w:right w:w="95" w:type="dxa"/>
-            </w:tcMar>
-            <w:hideMark/>
-          </w:tcPr>
-          <w:p>
-            <w:r>
-              <w:t>Cán bộ một cửa</w:t>
-            </w:r>
-          </w:p>
-        </w:tc>
-        <w:tc>
-          <w:tcPr>
-            <w:tcW w:w="0" w:type="auto"/>
-            <w:tcBorders>
-              <w:top w:val="single" w:sz="4" w:space="0" w:color="000000"/>
-              <w:left w:val="single" w:sz="4" w:space="0" w:color="000000"/>
-              <w:bottom w:val="single" w:sz="4" w:space="0" w:color="000000"/>
-              <w:right w:val="single" w:sz="4" w:space="0" w:color="000000"/>
-            </w:tcBorders>
-            <w:tcMar>
-              <w:top w:w="100" w:type="dxa"/>
-              <w:left w:w="100" w:type="dxa"/>
-              <w:bottom w:w="100" w:type="dxa"/>
-              <w:right w:w="100" w:type="dxa"/>
-            </w:tcMar>
-            <w:vAlign w:val="bottom"/>
-            <w:hideMark/>
-          </w:tcPr>
-          <w:p>
-            <w:r>
-              <w:t>Cán bộ đối chiếu thực tế hồ sơ với quy định TTHC. Nội dung kiểm tra tập trung vào: số lượng tài liệu, tính đầy đủ, độ chính xác, tính pháp lý của giấy tờ và thẩm quyền giải quyết của cơ quan.</w:t>
+            <w:tcW w:w="2268" w:type="dxa"/>
+            <w:vAlign w:val="center"/>
+          </w:tcPr>
+          <w:p>
+            <w:pPr>
+              <w:jc w:val="center"/>
+            </w:pPr>
+            <w:r>
+              <w:rPr>
+                <w:rStyle w:val="Strong"/>
+                <w:b w:val="0"/>
+                <w:bCs w:val="0"/>
+              </w:rPr>
+              <w:t>Khởi tạo tài khoản DVCQG</w:t>
+            </w:r>
+          </w:p>
+        </w:tc>
+        <w:tc>
+          <w:tcPr>
+            <w:tcW w:w="3119" w:type="dxa"/>
+            <w:vAlign w:val="center"/>
+          </w:tcPr>
+          <w:p>
+            <w:pPr>
+              <w:jc w:val="center"/>
+            </w:pPr>
+            <w:r>
+              <w:t>1) Thu thập thông tin cần thiết</w:t>
+            </w:r>
+          </w:p>
+          <w:p>
+            <w:pPr>
+              <w:jc w:val="center"/>
+            </w:pPr>
+            <w:r>
+              <w:t>2) Tạo tài khoản DVCQG</w:t>
+            </w:r>
+          </w:p>
+          <w:p>
+            <w:pPr>
+              <w:jc w:val="center"/>
+            </w:pPr>
+            <w:r>
+              <w:t>3) Ghi nhận tài khoản vừa tạo</w:t>
+            </w:r>
+          </w:p>
+        </w:tc>
+        <w:tc>
+          <w:tcPr>
+            <w:tcW w:w="2503" w:type="dxa"/>
+            <w:vAlign w:val="center"/>
+          </w:tcPr>
+          <w:p>
+            <w:pPr>
+              <w:jc w:val="center"/>
+            </w:pPr>
+            <w:r>
+              <w:t>Thực hiện tạo tài khoản DVCQG trong trường hợp người nộp chưa có tài khoản.</w:t>
             </w:r>
           </w:p>
         </w:tc>
@@ -7210,22 +7063,13 @@
       <w:tr>
         <w:tc>
           <w:tcPr>
-            <w:tcW w:w="0" w:type="auto"/>
-            <w:tcBorders>
-              <w:top w:val="single" w:sz="4" w:space="0" w:color="000000"/>
-              <w:left w:val="single" w:sz="4" w:space="0" w:color="000000"/>
-              <w:bottom w:val="single" w:sz="4" w:space="0" w:color="000000"/>
-              <w:right w:val="single" w:sz="4" w:space="0" w:color="000000"/>
-            </w:tcBorders>
-            <w:tcMar>
-              <w:top w:w="95" w:type="dxa"/>
-              <w:left w:w="95" w:type="dxa"/>
-              <w:bottom w:w="95" w:type="dxa"/>
-              <w:right w:w="95" w:type="dxa"/>
-            </w:tcMar>
-            <w:hideMark/>
-          </w:tcPr>
-          <w:p>
+            <w:tcW w:w="1129" w:type="dxa"/>
+            <w:vAlign w:val="center"/>
+          </w:tcPr>
+          <w:p>
+            <w:pPr>
+              <w:jc w:val="center"/>
+            </w:pPr>
             <w:r>
               <w:t>9</w:t>
             </w:r>
@@ -7233,86 +7077,64 @@
         </w:tc>
         <w:tc>
           <w:tcPr>
-            <w:tcW w:w="0" w:type="auto"/>
-            <w:tcBorders>
-              <w:top w:val="single" w:sz="4" w:space="0" w:color="000000"/>
-              <w:left w:val="single" w:sz="4" w:space="0" w:color="000000"/>
-              <w:bottom w:val="single" w:sz="4" w:space="0" w:color="000000"/>
-              <w:right w:val="single" w:sz="4" w:space="0" w:color="000000"/>
-            </w:tcBorders>
-            <w:tcMar>
-              <w:top w:w="95" w:type="dxa"/>
-              <w:left w:w="95" w:type="dxa"/>
-              <w:bottom w:w="95" w:type="dxa"/>
-              <w:right w:w="95" w:type="dxa"/>
-            </w:tcMar>
-            <w:hideMark/>
-          </w:tcPr>
-          <w:p>
-            <w:r>
-              <w:t>B9: Xử lý kết quả kiểm tra hồ sơ</w:t>
-            </w:r>
-          </w:p>
-        </w:tc>
-        <w:tc>
-          <w:tcPr>
-            <w:tcW w:w="0" w:type="auto"/>
-            <w:tcBorders>
-              <w:top w:val="single" w:sz="4" w:space="0" w:color="000000"/>
-              <w:left w:val="single" w:sz="4" w:space="0" w:color="000000"/>
-              <w:bottom w:val="single" w:sz="4" w:space="0" w:color="000000"/>
-              <w:right w:val="single" w:sz="4" w:space="0" w:color="000000"/>
-            </w:tcBorders>
-            <w:tcMar>
-              <w:top w:w="95" w:type="dxa"/>
-              <w:left w:w="95" w:type="dxa"/>
-              <w:bottom w:w="95" w:type="dxa"/>
-              <w:right w:w="95" w:type="dxa"/>
-            </w:tcMar>
-            <w:hideMark/>
-          </w:tcPr>
-          <w:p>
-            <w:r>
-              <w:t>Cán bộ một cửa; Cá nhân/Tổ chức</w:t>
-            </w:r>
-          </w:p>
-        </w:tc>
-        <w:tc>
-          <w:tcPr>
-            <w:tcW w:w="0" w:type="auto"/>
-            <w:tcBorders>
-              <w:top w:val="single" w:sz="4" w:space="0" w:color="000000"/>
-              <w:left w:val="single" w:sz="4" w:space="0" w:color="000000"/>
-              <w:bottom w:val="single" w:sz="4" w:space="0" w:color="000000"/>
-              <w:right w:val="single" w:sz="4" w:space="0" w:color="000000"/>
-            </w:tcBorders>
-            <w:tcMar>
-              <w:top w:w="100" w:type="dxa"/>
-              <w:left w:w="100" w:type="dxa"/>
-              <w:bottom w:w="100" w:type="dxa"/>
-              <w:right w:w="100" w:type="dxa"/>
-            </w:tcMar>
-            <w:vAlign w:val="bottom"/>
-            <w:hideMark/>
-          </w:tcPr>
-          <w:p>
-            <w:r>
-              <w:t>Dựa trên kết quả kiểm tra tại B8, hồ sơ được phân loại xử lý theo 1 trong 3 nhánh:</w:t>
-            </w:r>
-          </w:p>
-          <w:p>
-            <w:r>
-              <w:t>• Hồ sơ hợp lệ: Cán bộ xác nhận đủ điều kiện tiếp nhận và chuyển sang bước kiểm tra chứng thực điện tử.</w:t>
-            </w:r>
-          </w:p>
-          <w:p>
-            <w:r>
-              <w:t>• Hồ sơ cần bổ sung: Cán bộ lập Phiếu yêu cầu bổ sung, nêu rõ nội dung thiếu và thông báo cho người nộp. Sau khi hoàn thiện, hồ sơ quay lại B8.</w:t>
-            </w:r>
-          </w:p>
-          <w:p>
-            <w:r>
-              <w:t>• Hồ sơ không hợp lệ / Sai thẩm quyền: Cán bộ lập Phiếu từ chối tiếp nhận (ghi rõ lý do) hoặc hướng dẫn đến đúng cơ quan có thẩm quyền; quy trình kết thúc.</w:t>
+            <w:tcW w:w="2268" w:type="dxa"/>
+            <w:vAlign w:val="center"/>
+          </w:tcPr>
+          <w:p>
+            <w:pPr>
+              <w:jc w:val="center"/>
+            </w:pPr>
+            <w:r>
+              <w:rPr>
+                <w:rStyle w:val="Strong"/>
+                <w:b w:val="0"/>
+                <w:bCs w:val="0"/>
+              </w:rPr>
+              <w:t>Kiểm tra tài khoản BNĐP</w:t>
+            </w:r>
+          </w:p>
+        </w:tc>
+        <w:tc>
+          <w:tcPr>
+            <w:tcW w:w="3119" w:type="dxa"/>
+            <w:vAlign w:val="center"/>
+          </w:tcPr>
+          <w:p>
+            <w:pPr>
+              <w:jc w:val="center"/>
+            </w:pPr>
+            <w:r>
+              <w:t>1) Tra cứu tài khoản trên hệ thống BNĐP</w:t>
+            </w:r>
+          </w:p>
+          <w:p>
+            <w:pPr>
+              <w:jc w:val="center"/>
+            </w:pPr>
+            <w:r>
+              <w:t>2) Kiểm tra quyền truy cập</w:t>
+            </w:r>
+          </w:p>
+          <w:p>
+            <w:pPr>
+              <w:jc w:val="center"/>
+            </w:pPr>
+            <w:r>
+              <w:t>3) Xác định trạng thái tài khoản</w:t>
+            </w:r>
+          </w:p>
+        </w:tc>
+        <w:tc>
+          <w:tcPr>
+            <w:tcW w:w="2503" w:type="dxa"/>
+            <w:vAlign w:val="center"/>
+          </w:tcPr>
+          <w:p>
+            <w:pPr>
+              <w:jc w:val="center"/>
+            </w:pPr>
+            <w:r>
+              <w:t>Kiểm tra người nộp đã có tài khoản hoặc quyền sử dụng trên hệ thống của BNĐP hay chưa.</w:t>
             </w:r>
           </w:p>
         </w:tc>
@@ -7320,22 +7142,13 @@
       <w:tr>
         <w:tc>
           <w:tcPr>
-            <w:tcW w:w="0" w:type="auto"/>
-            <w:tcBorders>
-              <w:top w:val="single" w:sz="4" w:space="0" w:color="000000"/>
-              <w:left w:val="single" w:sz="4" w:space="0" w:color="000000"/>
-              <w:bottom w:val="single" w:sz="4" w:space="0" w:color="000000"/>
-              <w:right w:val="single" w:sz="4" w:space="0" w:color="000000"/>
-            </w:tcBorders>
-            <w:tcMar>
-              <w:top w:w="95" w:type="dxa"/>
-              <w:left w:w="95" w:type="dxa"/>
-              <w:bottom w:w="95" w:type="dxa"/>
-              <w:right w:w="95" w:type="dxa"/>
-            </w:tcMar>
-            <w:hideMark/>
-          </w:tcPr>
-          <w:p>
+            <w:tcW w:w="1129" w:type="dxa"/>
+            <w:vAlign w:val="center"/>
+          </w:tcPr>
+          <w:p>
+            <w:pPr>
+              <w:jc w:val="center"/>
+            </w:pPr>
             <w:r>
               <w:t>10</w:t>
             </w:r>
@@ -7343,71 +7156,70 @@
         </w:tc>
         <w:tc>
           <w:tcPr>
-            <w:tcW w:w="0" w:type="auto"/>
-            <w:tcBorders>
-              <w:top w:val="single" w:sz="4" w:space="0" w:color="000000"/>
-              <w:left w:val="single" w:sz="4" w:space="0" w:color="000000"/>
-              <w:bottom w:val="single" w:sz="4" w:space="0" w:color="000000"/>
-              <w:right w:val="single" w:sz="4" w:space="0" w:color="000000"/>
-            </w:tcBorders>
-            <w:tcMar>
-              <w:top w:w="95" w:type="dxa"/>
-              <w:left w:w="95" w:type="dxa"/>
-              <w:bottom w:w="95" w:type="dxa"/>
-              <w:right w:w="95" w:type="dxa"/>
-            </w:tcMar>
-            <w:hideMark/>
-          </w:tcPr>
-          <w:p>
-            <w:r>
-              <w:t>B10: Kiểm tra chứng thực điện tử</w:t>
-            </w:r>
-          </w:p>
-        </w:tc>
-        <w:tc>
-          <w:tcPr>
-            <w:tcW w:w="0" w:type="auto"/>
-            <w:tcBorders>
-              <w:top w:val="single" w:sz="4" w:space="0" w:color="000000"/>
-              <w:left w:val="single" w:sz="4" w:space="0" w:color="000000"/>
-              <w:bottom w:val="single" w:sz="4" w:space="0" w:color="000000"/>
-              <w:right w:val="single" w:sz="4" w:space="0" w:color="000000"/>
-            </w:tcBorders>
-            <w:tcMar>
-              <w:top w:w="95" w:type="dxa"/>
-              <w:left w:w="95" w:type="dxa"/>
-              <w:bottom w:w="95" w:type="dxa"/>
-              <w:right w:w="95" w:type="dxa"/>
-            </w:tcMar>
-            <w:hideMark/>
-          </w:tcPr>
-          <w:p>
-            <w:r>
-              <w:t>Cán bộ một cửa</w:t>
-            </w:r>
-          </w:p>
-        </w:tc>
-        <w:tc>
-          <w:tcPr>
-            <w:tcW w:w="0" w:type="auto"/>
-            <w:tcBorders>
-              <w:top w:val="single" w:sz="4" w:space="0" w:color="000000"/>
-              <w:left w:val="single" w:sz="4" w:space="0" w:color="000000"/>
-              <w:bottom w:val="single" w:sz="4" w:space="0" w:color="000000"/>
-              <w:right w:val="single" w:sz="4" w:space="0" w:color="000000"/>
-            </w:tcBorders>
-            <w:tcMar>
-              <w:top w:w="100" w:type="dxa"/>
-              <w:left w:w="100" w:type="dxa"/>
-              <w:bottom w:w="100" w:type="dxa"/>
-              <w:right w:w="100" w:type="dxa"/>
-            </w:tcMar>
-            <w:vAlign w:val="bottom"/>
-            <w:hideMark/>
-          </w:tcPr>
-          <w:p>
-            <w:r>
-              <w:t>Đối với hồ sơ hợp lệ, cán bộ tiến hành xác minh xem các giấy tờ, tài liệu đã có dữ liệu hoặc đã được chứng thực điện tử hay chưa nhằm tái sử dụng dữ liệu, tránh yêu cầu người dân nộp lại.</w:t>
+            <w:tcW w:w="2268" w:type="dxa"/>
+            <w:vAlign w:val="center"/>
+          </w:tcPr>
+          <w:p>
+            <w:pPr>
+              <w:jc w:val="center"/>
+            </w:pPr>
+            <w:r>
+              <w:rPr>
+                <w:rStyle w:val="Strong"/>
+                <w:b w:val="0"/>
+                <w:bCs w:val="0"/>
+              </w:rPr>
+              <w:t>Cấp quyền tài khoản BNĐP</w:t>
+            </w:r>
+          </w:p>
+        </w:tc>
+        <w:tc>
+          <w:tcPr>
+            <w:tcW w:w="3119" w:type="dxa"/>
+            <w:vAlign w:val="center"/>
+          </w:tcPr>
+          <w:p>
+            <w:pPr>
+              <w:jc w:val="center"/>
+            </w:pPr>
+            <w:r>
+              <w:t>1) Xác định thông tin tài khoản</w:t>
+            </w:r>
+          </w:p>
+          <w:p>
+            <w:pPr>
+              <w:jc w:val="center"/>
+            </w:pPr>
+            <w:r>
+              <w:t>2) Cấp quyền sử dụng</w:t>
+            </w:r>
+          </w:p>
+          <w:p>
+            <w:pPr>
+              <w:jc w:val="center"/>
+            </w:pPr>
+            <w:r>
+              <w:lastRenderedPageBreak/>
+              <w:t>3) Ghi nhận trạng thái tài khoản</w:t>
+            </w:r>
+          </w:p>
+        </w:tc>
+        <w:tc>
+          <w:tcPr>
+            <w:tcW w:w="2503" w:type="dxa"/>
+            <w:vAlign w:val="center"/>
+          </w:tcPr>
+          <w:p>
+            <w:pPr>
+              <w:jc w:val="center"/>
+            </w:pPr>
+            <w:r>
+              <w:lastRenderedPageBreak/>
+              <w:t xml:space="preserve">Hệ thống hoặc cán bộ thực hiện cấp quyền khi tài khoản chưa </w:t>
+            </w:r>
+            <w:r>
+              <w:lastRenderedPageBreak/>
+              <w:t>được thiết lập đầy đủ trên hệ thống BNĐP.</w:t>
             </w:r>
           </w:p>
         </w:tc>
@@ -7415,94 +7227,79 @@
       <w:tr>
         <w:tc>
           <w:tcPr>
-            <w:tcW w:w="0" w:type="auto"/>
-            <w:tcBorders>
-              <w:top w:val="single" w:sz="4" w:space="0" w:color="000000"/>
-              <w:left w:val="single" w:sz="4" w:space="0" w:color="000000"/>
-              <w:bottom w:val="single" w:sz="4" w:space="0" w:color="000000"/>
-              <w:right w:val="single" w:sz="4" w:space="0" w:color="000000"/>
-            </w:tcBorders>
-            <w:tcMar>
-              <w:top w:w="95" w:type="dxa"/>
-              <w:left w:w="95" w:type="dxa"/>
-              <w:bottom w:w="95" w:type="dxa"/>
-              <w:right w:w="95" w:type="dxa"/>
-            </w:tcMar>
-            <w:hideMark/>
-          </w:tcPr>
-          <w:p>
-            <w:r>
+            <w:tcW w:w="1129" w:type="dxa"/>
+            <w:vAlign w:val="center"/>
+          </w:tcPr>
+          <w:p>
+            <w:pPr>
+              <w:jc w:val="center"/>
+            </w:pPr>
+            <w:r>
+              <w:lastRenderedPageBreak/>
               <w:t>11</w:t>
             </w:r>
           </w:p>
         </w:tc>
         <w:tc>
           <w:tcPr>
-            <w:tcW w:w="0" w:type="auto"/>
-            <w:tcBorders>
-              <w:top w:val="single" w:sz="4" w:space="0" w:color="000000"/>
-              <w:left w:val="single" w:sz="4" w:space="0" w:color="000000"/>
-              <w:bottom w:val="single" w:sz="4" w:space="0" w:color="000000"/>
-              <w:right w:val="single" w:sz="4" w:space="0" w:color="000000"/>
-            </w:tcBorders>
-            <w:tcMar>
-              <w:top w:w="95" w:type="dxa"/>
-              <w:left w:w="95" w:type="dxa"/>
-              <w:bottom w:w="95" w:type="dxa"/>
-              <w:right w:w="95" w:type="dxa"/>
-            </w:tcMar>
-            <w:hideMark/>
-          </w:tcPr>
-          <w:p>
-            <w:r>
-              <w:t>B11: Scan, số hóa và chứng thực điện tử</w:t>
-            </w:r>
-          </w:p>
-        </w:tc>
-        <w:tc>
-          <w:tcPr>
-            <w:tcW w:w="0" w:type="auto"/>
-            <w:tcBorders>
-              <w:top w:val="single" w:sz="4" w:space="0" w:color="000000"/>
-              <w:left w:val="single" w:sz="4" w:space="0" w:color="000000"/>
-              <w:bottom w:val="single" w:sz="4" w:space="0" w:color="000000"/>
-              <w:right w:val="single" w:sz="4" w:space="0" w:color="000000"/>
-            </w:tcBorders>
-            <w:tcMar>
-              <w:top w:w="95" w:type="dxa"/>
-              <w:left w:w="95" w:type="dxa"/>
-              <w:bottom w:w="95" w:type="dxa"/>
-              <w:right w:w="95" w:type="dxa"/>
-            </w:tcMar>
-            <w:hideMark/>
-          </w:tcPr>
-          <w:p>
-            <w:r>
-              <w:t>Cán bộ một cửa; Cán bộ chứng thực</w:t>
-            </w:r>
-          </w:p>
-        </w:tc>
-        <w:tc>
-          <w:tcPr>
-            <w:tcW w:w="0" w:type="auto"/>
-            <w:tcBorders>
-              <w:top w:val="single" w:sz="4" w:space="0" w:color="000000"/>
-              <w:left w:val="single" w:sz="4" w:space="0" w:color="000000"/>
-              <w:bottom w:val="single" w:sz="4" w:space="0" w:color="000000"/>
-              <w:right w:val="single" w:sz="4" w:space="0" w:color="000000"/>
-            </w:tcBorders>
-            <w:tcMar>
-              <w:top w:w="100" w:type="dxa"/>
-              <w:left w:w="100" w:type="dxa"/>
-              <w:bottom w:w="100" w:type="dxa"/>
-              <w:right w:w="100" w:type="dxa"/>
-            </w:tcMar>
-            <w:vAlign w:val="bottom"/>
-            <w:hideMark/>
-          </w:tcPr>
-          <w:p>
-            <w:r>
-              <w:t>Với tài liệu chưa có dữ liệu số, cán bộ thực hiện scan/sao chụp, tải tệp lên hệ thống và trình chứng thực điện tử khi cần. File số hóa phải bảo đảm độ toàn vẹn, chính xác và thống nhất tuyệt đối với bản giấy.</w:t>
+            <w:tcW w:w="2268" w:type="dxa"/>
+            <w:vAlign w:val="center"/>
+          </w:tcPr>
+          <w:p>
+            <w:pPr>
+              <w:jc w:val="center"/>
+            </w:pPr>
+            <w:r>
+              <w:rPr>
+                <w:rStyle w:val="Strong"/>
+                <w:b w:val="0"/>
+                <w:bCs w:val="0"/>
+              </w:rPr>
+              <w:t>Cập nhật trạng thái chờ tiếp nhận</w:t>
+            </w:r>
+          </w:p>
+        </w:tc>
+        <w:tc>
+          <w:tcPr>
+            <w:tcW w:w="3119" w:type="dxa"/>
+            <w:vAlign w:val="center"/>
+          </w:tcPr>
+          <w:p>
+            <w:pPr>
+              <w:jc w:val="center"/>
+            </w:pPr>
+            <w:r>
+              <w:t>1) Ghi nhận hồ sơ trên hệ thống</w:t>
+            </w:r>
+          </w:p>
+          <w:p>
+            <w:pPr>
+              <w:jc w:val="center"/>
+            </w:pPr>
+            <w:r>
+              <w:t>2) Cập nhật trạng thái chờ</w:t>
+            </w:r>
+          </w:p>
+          <w:p>
+            <w:pPr>
+              <w:jc w:val="center"/>
+            </w:pPr>
+            <w:r>
+              <w:t>3) Chuyển hồ sơ đến bước kiểm tra</w:t>
+            </w:r>
+          </w:p>
+        </w:tc>
+        <w:tc>
+          <w:tcPr>
+            <w:tcW w:w="2503" w:type="dxa"/>
+            <w:vAlign w:val="center"/>
+          </w:tcPr>
+          <w:p>
+            <w:pPr>
+              <w:jc w:val="center"/>
+            </w:pPr>
+            <w:r>
+              <w:t>Hồ sơ được cập nhật trạng thái chờ tiếp nhận để cán bộ thực hiện kiểm tra thành phần và tính hợp lệ.</w:t>
             </w:r>
           </w:p>
         </w:tc>
@@ -7510,95 +7307,86 @@
       <w:tr>
         <w:tc>
           <w:tcPr>
-            <w:tcW w:w="0" w:type="auto"/>
-            <w:tcBorders>
-              <w:top w:val="single" w:sz="4" w:space="0" w:color="000000"/>
-              <w:left w:val="single" w:sz="4" w:space="0" w:color="000000"/>
-              <w:bottom w:val="single" w:sz="4" w:space="0" w:color="000000"/>
-              <w:right w:val="single" w:sz="4" w:space="0" w:color="000000"/>
-            </w:tcBorders>
-            <w:tcMar>
-              <w:top w:w="95" w:type="dxa"/>
-              <w:left w:w="95" w:type="dxa"/>
-              <w:bottom w:w="95" w:type="dxa"/>
-              <w:right w:w="95" w:type="dxa"/>
-            </w:tcMar>
-            <w:hideMark/>
-          </w:tcPr>
-          <w:p>
-            <w:r>
-              <w:lastRenderedPageBreak/>
+            <w:tcW w:w="1129" w:type="dxa"/>
+            <w:vAlign w:val="center"/>
+          </w:tcPr>
+          <w:p>
+            <w:pPr>
+              <w:jc w:val="center"/>
+            </w:pPr>
+            <w:r>
               <w:t>12</w:t>
             </w:r>
           </w:p>
         </w:tc>
         <w:tc>
           <w:tcPr>
-            <w:tcW w:w="0" w:type="auto"/>
-            <w:tcBorders>
-              <w:top w:val="single" w:sz="4" w:space="0" w:color="000000"/>
-              <w:left w:val="single" w:sz="4" w:space="0" w:color="000000"/>
-              <w:bottom w:val="single" w:sz="4" w:space="0" w:color="000000"/>
-              <w:right w:val="single" w:sz="4" w:space="0" w:color="000000"/>
-            </w:tcBorders>
-            <w:tcMar>
-              <w:top w:w="95" w:type="dxa"/>
-              <w:left w:w="95" w:type="dxa"/>
-              <w:bottom w:w="95" w:type="dxa"/>
-              <w:right w:w="95" w:type="dxa"/>
-            </w:tcMar>
-            <w:hideMark/>
-          </w:tcPr>
-          <w:p>
-            <w:r>
-              <w:t>B12: Ghi nhận hình thức nhận kết quả</w:t>
-            </w:r>
-          </w:p>
-        </w:tc>
-        <w:tc>
-          <w:tcPr>
-            <w:tcW w:w="0" w:type="auto"/>
-            <w:tcBorders>
-              <w:top w:val="single" w:sz="4" w:space="0" w:color="000000"/>
-              <w:left w:val="single" w:sz="4" w:space="0" w:color="000000"/>
-              <w:bottom w:val="single" w:sz="4" w:space="0" w:color="000000"/>
-              <w:right w:val="single" w:sz="4" w:space="0" w:color="000000"/>
-            </w:tcBorders>
-            <w:tcMar>
-              <w:top w:w="95" w:type="dxa"/>
-              <w:left w:w="95" w:type="dxa"/>
-              <w:bottom w:w="95" w:type="dxa"/>
-              <w:right w:w="95" w:type="dxa"/>
-            </w:tcMar>
-            <w:hideMark/>
-          </w:tcPr>
-          <w:p>
-            <w:r>
-              <w:t>Cá nhân/Tổ chức; Cán bộ một cửa</w:t>
-            </w:r>
-          </w:p>
-        </w:tc>
-        <w:tc>
-          <w:tcPr>
-            <w:tcW w:w="0" w:type="auto"/>
-            <w:tcBorders>
-              <w:top w:val="single" w:sz="4" w:space="0" w:color="000000"/>
-              <w:left w:val="single" w:sz="4" w:space="0" w:color="000000"/>
-              <w:bottom w:val="single" w:sz="4" w:space="0" w:color="000000"/>
-              <w:right w:val="single" w:sz="4" w:space="0" w:color="000000"/>
-            </w:tcBorders>
-            <w:tcMar>
-              <w:top w:w="100" w:type="dxa"/>
-              <w:left w:w="100" w:type="dxa"/>
-              <w:bottom w:w="100" w:type="dxa"/>
-              <w:right w:w="100" w:type="dxa"/>
-            </w:tcMar>
-            <w:vAlign w:val="bottom"/>
-            <w:hideMark/>
-          </w:tcPr>
-          <w:p>
-            <w:r>
-              <w:t>Người nộp đăng ký hình thức nhận kết quả (trực tiếp tại Bộ phận Một cửa, trực tuyến hoặc qua dịch vụ bưu chính công ích). Cán bộ ghi nhận lựa chọn và cập nhật thông tin người nhận lên hệ thống.</w:t>
+            <w:tcW w:w="2268" w:type="dxa"/>
+            <w:vAlign w:val="center"/>
+          </w:tcPr>
+          <w:p>
+            <w:pPr>
+              <w:jc w:val="center"/>
+            </w:pPr>
+            <w:r>
+              <w:rPr>
+                <w:rStyle w:val="Strong"/>
+                <w:b w:val="0"/>
+                <w:bCs w:val="0"/>
+              </w:rPr>
+              <w:t>Kiểm tra hồ sơ</w:t>
+            </w:r>
+          </w:p>
+        </w:tc>
+        <w:tc>
+          <w:tcPr>
+            <w:tcW w:w="3119" w:type="dxa"/>
+            <w:vAlign w:val="center"/>
+          </w:tcPr>
+          <w:p>
+            <w:pPr>
+              <w:jc w:val="center"/>
+            </w:pPr>
+            <w:r>
+              <w:t>1) Kiểm tra thành phần hồ sơ</w:t>
+            </w:r>
+          </w:p>
+          <w:p>
+            <w:pPr>
+              <w:jc w:val="center"/>
+            </w:pPr>
+            <w:r>
+              <w:t>2) Kiểm tra số lượng giấy tờ</w:t>
+            </w:r>
+          </w:p>
+          <w:p>
+            <w:pPr>
+              <w:jc w:val="center"/>
+            </w:pPr>
+            <w:r>
+              <w:t>3) Kiểm tra thông tin và tính hợp lệ</w:t>
+            </w:r>
+          </w:p>
+          <w:p>
+            <w:pPr>
+              <w:jc w:val="center"/>
+            </w:pPr>
+            <w:r>
+              <w:t>4) Kiểm tra thẩm quyền tiếp nhận</w:t>
+            </w:r>
+          </w:p>
+        </w:tc>
+        <w:tc>
+          <w:tcPr>
+            <w:tcW w:w="2503" w:type="dxa"/>
+            <w:vAlign w:val="center"/>
+          </w:tcPr>
+          <w:p>
+            <w:pPr>
+              <w:jc w:val="center"/>
+            </w:pPr>
+            <w:r>
+              <w:t>Cán bộ Một cửa kiểm tra hồ sơ để xác định hồ sơ đầy đủ, cần bổ sung hay không hợp lệ/không thuộc thẩm quyền.</w:t>
             </w:r>
           </w:p>
         </w:tc>
@@ -7606,22 +7394,13 @@
       <w:tr>
         <w:tc>
           <w:tcPr>
-            <w:tcW w:w="0" w:type="auto"/>
-            <w:tcBorders>
-              <w:top w:val="single" w:sz="4" w:space="0" w:color="000000"/>
-              <w:left w:val="single" w:sz="4" w:space="0" w:color="000000"/>
-              <w:bottom w:val="single" w:sz="4" w:space="0" w:color="000000"/>
-              <w:right w:val="single" w:sz="4" w:space="0" w:color="000000"/>
-            </w:tcBorders>
-            <w:tcMar>
-              <w:top w:w="95" w:type="dxa"/>
-              <w:left w:w="95" w:type="dxa"/>
-              <w:bottom w:w="95" w:type="dxa"/>
-              <w:right w:w="95" w:type="dxa"/>
-            </w:tcMar>
-            <w:hideMark/>
-          </w:tcPr>
-          <w:p>
+            <w:tcW w:w="1129" w:type="dxa"/>
+            <w:vAlign w:val="center"/>
+          </w:tcPr>
+          <w:p>
+            <w:pPr>
+              <w:jc w:val="center"/>
+            </w:pPr>
             <w:r>
               <w:t>13</w:t>
             </w:r>
@@ -7629,71 +7408,64 @@
         </w:tc>
         <w:tc>
           <w:tcPr>
-            <w:tcW w:w="0" w:type="auto"/>
-            <w:tcBorders>
-              <w:top w:val="single" w:sz="4" w:space="0" w:color="000000"/>
-              <w:left w:val="single" w:sz="4" w:space="0" w:color="000000"/>
-              <w:bottom w:val="single" w:sz="4" w:space="0" w:color="000000"/>
-              <w:right w:val="single" w:sz="4" w:space="0" w:color="000000"/>
-            </w:tcBorders>
-            <w:tcMar>
-              <w:top w:w="95" w:type="dxa"/>
-              <w:left w:w="95" w:type="dxa"/>
-              <w:bottom w:w="95" w:type="dxa"/>
-              <w:right w:w="95" w:type="dxa"/>
-            </w:tcMar>
-            <w:hideMark/>
-          </w:tcPr>
-          <w:p>
-            <w:r>
-              <w:t>B13: Lưu hồ sơ, cấp mã và cập nhật trạng thái</w:t>
-            </w:r>
-          </w:p>
-        </w:tc>
-        <w:tc>
-          <w:tcPr>
-            <w:tcW w:w="0" w:type="auto"/>
-            <w:tcBorders>
-              <w:top w:val="single" w:sz="4" w:space="0" w:color="000000"/>
-              <w:left w:val="single" w:sz="4" w:space="0" w:color="000000"/>
-              <w:bottom w:val="single" w:sz="4" w:space="0" w:color="000000"/>
-              <w:right w:val="single" w:sz="4" w:space="0" w:color="000000"/>
-            </w:tcBorders>
-            <w:tcMar>
-              <w:top w:w="95" w:type="dxa"/>
-              <w:left w:w="95" w:type="dxa"/>
-              <w:bottom w:w="95" w:type="dxa"/>
-              <w:right w:w="95" w:type="dxa"/>
-            </w:tcMar>
-            <w:hideMark/>
-          </w:tcPr>
-          <w:p>
-            <w:r>
-              <w:t>Cán bộ một cửa; Hệ thống</w:t>
-            </w:r>
-          </w:p>
-        </w:tc>
-        <w:tc>
-          <w:tcPr>
-            <w:tcW w:w="0" w:type="auto"/>
-            <w:tcBorders>
-              <w:top w:val="single" w:sz="4" w:space="0" w:color="000000"/>
-              <w:left w:val="single" w:sz="4" w:space="0" w:color="000000"/>
-              <w:bottom w:val="single" w:sz="4" w:space="0" w:color="000000"/>
-              <w:right w:val="single" w:sz="4" w:space="0" w:color="000000"/>
-            </w:tcBorders>
-            <w:tcMar>
-              <w:top w:w="100" w:type="dxa"/>
-              <w:left w:w="100" w:type="dxa"/>
-              <w:bottom w:w="100" w:type="dxa"/>
-              <w:right w:w="100" w:type="dxa"/>
-            </w:tcMar>
-            <w:vAlign w:val="bottom"/>
-            <w:hideMark/>
-          </w:tcPr>
-          <w:p>
-            <w:r>
-              <w:t>Cán bộ rà soát lại toàn bộ thông tin và thực hiện lưu hồ sơ. Hệ thống sẽ tự động cấp Mã hồ sơ duy nhất phục vụ tra cứu, đồng thời cập nhật trạng thái xử lý trên toàn hệ thống.</w:t>
+            <w:tcW w:w="2268" w:type="dxa"/>
+            <w:vAlign w:val="center"/>
+          </w:tcPr>
+          <w:p>
+            <w:pPr>
+              <w:jc w:val="center"/>
+            </w:pPr>
+            <w:r>
+              <w:rPr>
+                <w:rStyle w:val="Strong"/>
+                <w:b w:val="0"/>
+                <w:bCs w:val="0"/>
+              </w:rPr>
+              <w:t>Yêu cầu bổ sung hồ sơ</w:t>
+            </w:r>
+          </w:p>
+        </w:tc>
+        <w:tc>
+          <w:tcPr>
+            <w:tcW w:w="3119" w:type="dxa"/>
+            <w:vAlign w:val="center"/>
+          </w:tcPr>
+          <w:p>
+            <w:pPr>
+              <w:jc w:val="center"/>
+            </w:pPr>
+            <w:r>
+              <w:t>1) Xác định nội dung còn thiếu</w:t>
+            </w:r>
+          </w:p>
+          <w:p>
+            <w:pPr>
+              <w:jc w:val="center"/>
+            </w:pPr>
+            <w:r>
+              <w:t>2) Lập yêu cầu bổ sung</w:t>
+            </w:r>
+          </w:p>
+          <w:p>
+            <w:pPr>
+              <w:jc w:val="center"/>
+            </w:pPr>
+            <w:r>
+              <w:t>3) Thông báo cho người nộp</w:t>
+            </w:r>
+          </w:p>
+        </w:tc>
+        <w:tc>
+          <w:tcPr>
+            <w:tcW w:w="2503" w:type="dxa"/>
+            <w:vAlign w:val="center"/>
+          </w:tcPr>
+          <w:p>
+            <w:pPr>
+              <w:jc w:val="center"/>
+            </w:pPr>
+            <w:r>
+              <w:t>Khi hồ sơ chưa đầy đủ, cán bộ xác định nội dung thiếu và hướng dẫn cá nhân/tổ chức bổ sung theo quy định.</w:t>
             </w:r>
           </w:p>
         </w:tc>
@@ -7701,22 +7473,13 @@
       <w:tr>
         <w:tc>
           <w:tcPr>
-            <w:tcW w:w="0" w:type="auto"/>
-            <w:tcBorders>
-              <w:top w:val="single" w:sz="4" w:space="0" w:color="000000"/>
-              <w:left w:val="single" w:sz="4" w:space="0" w:color="000000"/>
-              <w:bottom w:val="single" w:sz="4" w:space="0" w:color="000000"/>
-              <w:right w:val="single" w:sz="4" w:space="0" w:color="000000"/>
-            </w:tcBorders>
-            <w:tcMar>
-              <w:top w:w="95" w:type="dxa"/>
-              <w:left w:w="95" w:type="dxa"/>
-              <w:bottom w:w="95" w:type="dxa"/>
-              <w:right w:w="95" w:type="dxa"/>
-            </w:tcMar>
-            <w:hideMark/>
-          </w:tcPr>
-          <w:p>
+            <w:tcW w:w="1129" w:type="dxa"/>
+            <w:vAlign w:val="center"/>
+          </w:tcPr>
+          <w:p>
+            <w:pPr>
+              <w:jc w:val="center"/>
+            </w:pPr>
             <w:r>
               <w:t>14</w:t>
             </w:r>
@@ -7724,86 +7487,64 @@
         </w:tc>
         <w:tc>
           <w:tcPr>
-            <w:tcW w:w="0" w:type="auto"/>
-            <w:tcBorders>
-              <w:top w:val="single" w:sz="4" w:space="0" w:color="000000"/>
-              <w:left w:val="single" w:sz="4" w:space="0" w:color="000000"/>
-              <w:bottom w:val="single" w:sz="4" w:space="0" w:color="000000"/>
-              <w:right w:val="single" w:sz="4" w:space="0" w:color="000000"/>
-            </w:tcBorders>
-            <w:tcMar>
-              <w:top w:w="95" w:type="dxa"/>
-              <w:left w:w="95" w:type="dxa"/>
-              <w:bottom w:w="95" w:type="dxa"/>
-              <w:right w:w="95" w:type="dxa"/>
-            </w:tcMar>
-            <w:hideMark/>
-          </w:tcPr>
-          <w:p>
-            <w:r>
-              <w:t>B14: In hoặc gửi Phiếu hẹn trả kết quả</w:t>
-            </w:r>
-          </w:p>
-        </w:tc>
-        <w:tc>
-          <w:tcPr>
-            <w:tcW w:w="0" w:type="auto"/>
-            <w:tcBorders>
-              <w:top w:val="single" w:sz="4" w:space="0" w:color="000000"/>
-              <w:left w:val="single" w:sz="4" w:space="0" w:color="000000"/>
-              <w:bottom w:val="single" w:sz="4" w:space="0" w:color="000000"/>
-              <w:right w:val="single" w:sz="4" w:space="0" w:color="000000"/>
-            </w:tcBorders>
-            <w:tcMar>
-              <w:top w:w="95" w:type="dxa"/>
-              <w:left w:w="95" w:type="dxa"/>
-              <w:bottom w:w="95" w:type="dxa"/>
-              <w:right w:w="95" w:type="dxa"/>
-            </w:tcMar>
-            <w:hideMark/>
-          </w:tcPr>
-          <w:p>
-            <w:r>
-              <w:t>Cán bộ một cửa; Hệ thống</w:t>
-            </w:r>
-          </w:p>
-        </w:tc>
-        <w:tc>
-          <w:tcPr>
-            <w:tcW w:w="0" w:type="auto"/>
-            <w:tcBorders>
-              <w:top w:val="single" w:sz="4" w:space="0" w:color="000000"/>
-              <w:left w:val="single" w:sz="4" w:space="0" w:color="000000"/>
-              <w:bottom w:val="single" w:sz="4" w:space="0" w:color="000000"/>
-              <w:right w:val="single" w:sz="4" w:space="0" w:color="000000"/>
-            </w:tcBorders>
-            <w:tcMar>
-              <w:top w:w="100" w:type="dxa"/>
-              <w:left w:w="100" w:type="dxa"/>
-              <w:bottom w:w="100" w:type="dxa"/>
-              <w:right w:w="100" w:type="dxa"/>
-            </w:tcMar>
-            <w:vAlign w:val="bottom"/>
-            <w:hideMark/>
-          </w:tcPr>
-          <w:p>
-            <w:r>
-              <w:t xml:space="preserve">Sau khi hoàn tất lưu hồ sơ, cán bộ in </w:t>
-            </w:r>
-            <w:r>
-              <w:t>2 bản và</w:t>
-            </w:r>
-            <w:r>
-              <w:t xml:space="preserve"> gửi </w:t>
-            </w:r>
-            <w:r>
-              <w:t>1 bản</w:t>
-            </w:r>
-            <w:r>
-              <w:t xml:space="preserve"> Phiếu tiếp nhận và hẹn trả kết quả cho người nộp</w:t>
-            </w:r>
-            <w:r>
-              <w:t>, còn 1 bản sẽ gộp với phiếu kiểm soát để luân chuyển sang quy trình tiếp theo</w:t>
+            <w:tcW w:w="2268" w:type="dxa"/>
+            <w:vAlign w:val="center"/>
+          </w:tcPr>
+          <w:p>
+            <w:pPr>
+              <w:jc w:val="center"/>
+            </w:pPr>
+            <w:r>
+              <w:rPr>
+                <w:rStyle w:val="Strong"/>
+                <w:b w:val="0"/>
+                <w:bCs w:val="0"/>
+              </w:rPr>
+              <w:t>Bổ sung hồ sơ</w:t>
+            </w:r>
+          </w:p>
+        </w:tc>
+        <w:tc>
+          <w:tcPr>
+            <w:tcW w:w="3119" w:type="dxa"/>
+            <w:vAlign w:val="center"/>
+          </w:tcPr>
+          <w:p>
+            <w:pPr>
+              <w:jc w:val="center"/>
+            </w:pPr>
+            <w:r>
+              <w:t>1) Tiếp nhận yêu cầu bổ sung</w:t>
+            </w:r>
+          </w:p>
+          <w:p>
+            <w:pPr>
+              <w:jc w:val="center"/>
+            </w:pPr>
+            <w:r>
+              <w:t>2) Chuẩn bị thông tin/giấy tờ còn thiếu</w:t>
+            </w:r>
+          </w:p>
+          <w:p>
+            <w:pPr>
+              <w:jc w:val="center"/>
+            </w:pPr>
+            <w:r>
+              <w:t>3) Nộp lại hồ sơ bổ sung</w:t>
+            </w:r>
+          </w:p>
+        </w:tc>
+        <w:tc>
+          <w:tcPr>
+            <w:tcW w:w="2503" w:type="dxa"/>
+            <w:vAlign w:val="center"/>
+          </w:tcPr>
+          <w:p>
+            <w:pPr>
+              <w:jc w:val="center"/>
+            </w:pPr>
+            <w:r>
+              <w:t>Cá nhân/tổ chức hoàn thiện hồ sơ theo nội dung được yêu cầu và gửi lại để tiếp tục kiểm tra.</w:t>
             </w:r>
           </w:p>
         </w:tc>
@@ -7811,21 +7552,13 @@
       <w:tr>
         <w:tc>
           <w:tcPr>
-            <w:tcW w:w="0" w:type="auto"/>
-            <w:tcBorders>
-              <w:top w:val="single" w:sz="4" w:space="0" w:color="000000"/>
-              <w:left w:val="single" w:sz="4" w:space="0" w:color="000000"/>
-              <w:bottom w:val="single" w:sz="4" w:space="0" w:color="000000"/>
-              <w:right w:val="single" w:sz="4" w:space="0" w:color="000000"/>
-            </w:tcBorders>
-            <w:tcMar>
-              <w:top w:w="95" w:type="dxa"/>
-              <w:left w:w="95" w:type="dxa"/>
-              <w:bottom w:w="95" w:type="dxa"/>
-              <w:right w:w="95" w:type="dxa"/>
-            </w:tcMar>
-          </w:tcPr>
-          <w:p>
+            <w:tcW w:w="1129" w:type="dxa"/>
+            <w:vAlign w:val="center"/>
+          </w:tcPr>
+          <w:p>
+            <w:pPr>
+              <w:jc w:val="center"/>
+            </w:pPr>
             <w:r>
               <w:t>15</w:t>
             </w:r>
@@ -7833,76 +7566,1840 @@
         </w:tc>
         <w:tc>
           <w:tcPr>
-            <w:tcW w:w="0" w:type="auto"/>
-            <w:tcBorders>
-              <w:top w:val="single" w:sz="4" w:space="0" w:color="000000"/>
-              <w:left w:val="single" w:sz="4" w:space="0" w:color="000000"/>
-              <w:bottom w:val="single" w:sz="4" w:space="0" w:color="000000"/>
-              <w:right w:val="single" w:sz="4" w:space="0" w:color="000000"/>
-            </w:tcBorders>
-            <w:tcMar>
-              <w:top w:w="95" w:type="dxa"/>
-              <w:left w:w="95" w:type="dxa"/>
-              <w:bottom w:w="95" w:type="dxa"/>
-              <w:right w:w="95" w:type="dxa"/>
-            </w:tcMar>
-          </w:tcPr>
-          <w:p>
-            <w:r>
-              <w:t>B15: In phiếu kiểm soát</w:t>
-            </w:r>
-          </w:p>
-        </w:tc>
-        <w:tc>
-          <w:tcPr>
-            <w:tcW w:w="0" w:type="auto"/>
-            <w:tcBorders>
-              <w:top w:val="single" w:sz="4" w:space="0" w:color="000000"/>
-              <w:left w:val="single" w:sz="4" w:space="0" w:color="000000"/>
-              <w:bottom w:val="single" w:sz="4" w:space="0" w:color="000000"/>
-              <w:right w:val="single" w:sz="4" w:space="0" w:color="000000"/>
-            </w:tcBorders>
-            <w:tcMar>
-              <w:top w:w="95" w:type="dxa"/>
-              <w:left w:w="95" w:type="dxa"/>
-              <w:bottom w:w="95" w:type="dxa"/>
-              <w:right w:w="95" w:type="dxa"/>
-            </w:tcMar>
-          </w:tcPr>
-          <w:p>
-            <w:r>
-              <w:t>Cán bộ một cửa; Hệ thống</w:t>
-            </w:r>
-          </w:p>
-        </w:tc>
-        <w:tc>
-          <w:tcPr>
-            <w:tcW w:w="0" w:type="auto"/>
-            <w:tcBorders>
-              <w:top w:val="single" w:sz="4" w:space="0" w:color="000000"/>
-              <w:left w:val="single" w:sz="4" w:space="0" w:color="000000"/>
-              <w:bottom w:val="single" w:sz="4" w:space="0" w:color="000000"/>
-              <w:right w:val="single" w:sz="4" w:space="0" w:color="000000"/>
-            </w:tcBorders>
-            <w:tcMar>
-              <w:top w:w="100" w:type="dxa"/>
-              <w:left w:w="100" w:type="dxa"/>
-              <w:bottom w:w="100" w:type="dxa"/>
-              <w:right w:w="100" w:type="dxa"/>
-            </w:tcMar>
-            <w:vAlign w:val="bottom"/>
-          </w:tcPr>
-          <w:p>
-            <w:r>
-              <w:t xml:space="preserve">Sau khi hoàn tất lưu hồ sơ, cán bộ in Phiếu </w:t>
-            </w:r>
-            <w:r>
-              <w:t>kiểm soát, sau đó gộp với phiếu phiếu hẹn để luân chuyển sang quy trình tiếp theo</w:t>
+            <w:tcW w:w="2268" w:type="dxa"/>
+            <w:vAlign w:val="center"/>
+          </w:tcPr>
+          <w:p>
+            <w:pPr>
+              <w:jc w:val="center"/>
+            </w:pPr>
+            <w:r>
+              <w:rPr>
+                <w:rStyle w:val="Strong"/>
+                <w:b w:val="0"/>
+                <w:bCs w:val="0"/>
+              </w:rPr>
+              <w:t>Từ chối tiếp nhận</w:t>
+            </w:r>
+          </w:p>
+        </w:tc>
+        <w:tc>
+          <w:tcPr>
+            <w:tcW w:w="3119" w:type="dxa"/>
+            <w:vAlign w:val="center"/>
+          </w:tcPr>
+          <w:p>
+            <w:pPr>
+              <w:jc w:val="center"/>
+            </w:pPr>
+            <w:r>
+              <w:t>1) Xác định lý do từ chối</w:t>
+            </w:r>
+          </w:p>
+          <w:p>
+            <w:pPr>
+              <w:jc w:val="center"/>
+            </w:pPr>
+            <w:r>
+              <w:t>2) Ghi nhận nội dung từ chối</w:t>
+            </w:r>
+          </w:p>
+          <w:p>
+            <w:pPr>
+              <w:jc w:val="center"/>
+            </w:pPr>
+            <w:r>
+              <w:t>3) Thông báo cho người nộp</w:t>
+            </w:r>
+          </w:p>
+        </w:tc>
+        <w:tc>
+          <w:tcPr>
+            <w:tcW w:w="2503" w:type="dxa"/>
+            <w:vAlign w:val="center"/>
+          </w:tcPr>
+          <w:p>
+            <w:pPr>
+              <w:jc w:val="center"/>
+            </w:pPr>
+            <w:r>
+              <w:t>Trường hợp hồ sơ không hợp lệ hoặc không thuộc thẩm quyền, cán bộ thực hiện từ chối tiếp nhận và nêu rõ lý do.</w:t>
+            </w:r>
+          </w:p>
+        </w:tc>
+      </w:tr>
+      <w:tr>
+        <w:tc>
+          <w:tcPr>
+            <w:tcW w:w="1129" w:type="dxa"/>
+            <w:vAlign w:val="center"/>
+          </w:tcPr>
+          <w:p>
+            <w:pPr>
+              <w:jc w:val="center"/>
+            </w:pPr>
+            <w:r>
+              <w:t>16</w:t>
+            </w:r>
+          </w:p>
+        </w:tc>
+        <w:tc>
+          <w:tcPr>
+            <w:tcW w:w="2268" w:type="dxa"/>
+            <w:vAlign w:val="center"/>
+          </w:tcPr>
+          <w:p>
+            <w:pPr>
+              <w:jc w:val="center"/>
+            </w:pPr>
+            <w:r>
+              <w:rPr>
+                <w:rStyle w:val="Strong"/>
+                <w:b w:val="0"/>
+                <w:bCs w:val="0"/>
+              </w:rPr>
+              <w:t>Kiểm tra chứng thực điện tử</w:t>
+            </w:r>
+          </w:p>
+        </w:tc>
+        <w:tc>
+          <w:tcPr>
+            <w:tcW w:w="3119" w:type="dxa"/>
+            <w:vAlign w:val="center"/>
+          </w:tcPr>
+          <w:p>
+            <w:pPr>
+              <w:jc w:val="center"/>
+            </w:pPr>
+            <w:r>
+              <w:t>1) Kiểm tra tình trạng chứng thực của tài liệu</w:t>
+            </w:r>
+          </w:p>
+          <w:p>
+            <w:pPr>
+              <w:jc w:val="center"/>
+            </w:pPr>
+            <w:r>
+              <w:t>2) Xác định tài liệu đã được chứng thực hay chưa</w:t>
+            </w:r>
+          </w:p>
+          <w:p>
+            <w:pPr>
+              <w:jc w:val="center"/>
+            </w:pPr>
+            <w:r>
+              <w:t>3) Chuyển sang bước phù hợp</w:t>
+            </w:r>
+          </w:p>
+        </w:tc>
+        <w:tc>
+          <w:tcPr>
+            <w:tcW w:w="2503" w:type="dxa"/>
+            <w:vAlign w:val="center"/>
+          </w:tcPr>
+          <w:p>
+            <w:pPr>
+              <w:jc w:val="center"/>
+            </w:pPr>
+            <w:r>
+              <w:t>Xác định các thành phần hồ sơ điện tử đã được chứng thực đầy đủ để quyết định có cần thực hiện chứng thực/số hóa bổ sung hay không.</w:t>
+            </w:r>
+          </w:p>
+        </w:tc>
+      </w:tr>
+      <w:tr>
+        <w:tc>
+          <w:tcPr>
+            <w:tcW w:w="1129" w:type="dxa"/>
+            <w:vAlign w:val="center"/>
+          </w:tcPr>
+          <w:p>
+            <w:pPr>
+              <w:jc w:val="center"/>
+            </w:pPr>
+            <w:r>
+              <w:t>17</w:t>
+            </w:r>
+          </w:p>
+        </w:tc>
+        <w:tc>
+          <w:tcPr>
+            <w:tcW w:w="2268" w:type="dxa"/>
+            <w:vAlign w:val="center"/>
+          </w:tcPr>
+          <w:p>
+            <w:pPr>
+              <w:jc w:val="center"/>
+            </w:pPr>
+            <w:r>
+              <w:rPr>
+                <w:rStyle w:val="Strong"/>
+                <w:b w:val="0"/>
+                <w:bCs w:val="0"/>
+              </w:rPr>
+              <w:t>Số hóa thành phần hồ sơ</w:t>
+            </w:r>
+          </w:p>
+        </w:tc>
+        <w:tc>
+          <w:tcPr>
+            <w:tcW w:w="3119" w:type="dxa"/>
+            <w:vAlign w:val="center"/>
+          </w:tcPr>
+          <w:p>
+            <w:pPr>
+              <w:jc w:val="center"/>
+            </w:pPr>
+            <w:r>
+              <w:t>1) Chuẩn bị tài liệu cần số hóa</w:t>
+            </w:r>
+          </w:p>
+          <w:p>
+            <w:pPr>
+              <w:jc w:val="center"/>
+            </w:pPr>
+            <w:r>
+              <w:t>2) Thực hiện số hóa/chứng thực điện tử</w:t>
+            </w:r>
+          </w:p>
+          <w:p>
+            <w:pPr>
+              <w:jc w:val="center"/>
+            </w:pPr>
+            <w:r>
+              <w:t>3) Kiểm tra tệp sau số hóa</w:t>
+            </w:r>
+          </w:p>
+        </w:tc>
+        <w:tc>
+          <w:tcPr>
+            <w:tcW w:w="2503" w:type="dxa"/>
+            <w:vAlign w:val="center"/>
+          </w:tcPr>
+          <w:p>
+            <w:pPr>
+              <w:jc w:val="center"/>
+            </w:pPr>
+            <w:r>
+              <w:t>Cán bộ chứng thực thực hiện số hóa hoặc chứng thực điện tử đối với các tài liệu chưa đáp ứng yêu cầu điện tử.</w:t>
+            </w:r>
+          </w:p>
+        </w:tc>
+      </w:tr>
+      <w:tr>
+        <w:tc>
+          <w:tcPr>
+            <w:tcW w:w="1129" w:type="dxa"/>
+            <w:vAlign w:val="center"/>
+          </w:tcPr>
+          <w:p>
+            <w:pPr>
+              <w:jc w:val="center"/>
+            </w:pPr>
+            <w:r>
+              <w:lastRenderedPageBreak/>
+              <w:t>18</w:t>
+            </w:r>
+          </w:p>
+        </w:tc>
+        <w:tc>
+          <w:tcPr>
+            <w:tcW w:w="2268" w:type="dxa"/>
+            <w:vAlign w:val="center"/>
+          </w:tcPr>
+          <w:p>
+            <w:pPr>
+              <w:jc w:val="center"/>
+            </w:pPr>
+            <w:r>
+              <w:rPr>
+                <w:rStyle w:val="Strong"/>
+                <w:b w:val="0"/>
+                <w:bCs w:val="0"/>
+              </w:rPr>
+              <w:t>Scan hồ sơ và đính kèm tệp</w:t>
+            </w:r>
+          </w:p>
+        </w:tc>
+        <w:tc>
+          <w:tcPr>
+            <w:tcW w:w="3119" w:type="dxa"/>
+            <w:vAlign w:val="center"/>
+          </w:tcPr>
+          <w:p>
+            <w:pPr>
+              <w:jc w:val="center"/>
+            </w:pPr>
+            <w:r>
+              <w:t>1) Scan giấy tờ cần thiết</w:t>
+            </w:r>
+          </w:p>
+          <w:p>
+            <w:pPr>
+              <w:jc w:val="center"/>
+            </w:pPr>
+            <w:r>
+              <w:t>2) Kiểm tra chất lượng tệp</w:t>
+            </w:r>
+          </w:p>
+          <w:p>
+            <w:pPr>
+              <w:jc w:val="center"/>
+            </w:pPr>
+            <w:r>
+              <w:t>3) Đính kèm tệp vào hồ sơ điện tử</w:t>
+            </w:r>
+          </w:p>
+        </w:tc>
+        <w:tc>
+          <w:tcPr>
+            <w:tcW w:w="2503" w:type="dxa"/>
+            <w:vAlign w:val="center"/>
+          </w:tcPr>
+          <w:p>
+            <w:pPr>
+              <w:jc w:val="center"/>
+            </w:pPr>
+            <w:r>
+              <w:t>Các giấy tờ bản giấy được số hóa và đính kèm vào hồ sơ trên hệ thống để phục vụ xử lý điện tử.</w:t>
+            </w:r>
+          </w:p>
+        </w:tc>
+      </w:tr>
+      <w:tr>
+        <w:tc>
+          <w:tcPr>
+            <w:tcW w:w="1129" w:type="dxa"/>
+            <w:vAlign w:val="center"/>
+          </w:tcPr>
+          <w:p>
+            <w:pPr>
+              <w:jc w:val="center"/>
+            </w:pPr>
+            <w:r>
+              <w:t>19</w:t>
+            </w:r>
+          </w:p>
+        </w:tc>
+        <w:tc>
+          <w:tcPr>
+            <w:tcW w:w="2268" w:type="dxa"/>
+            <w:vAlign w:val="center"/>
+          </w:tcPr>
+          <w:p>
+            <w:pPr>
+              <w:jc w:val="center"/>
+            </w:pPr>
+            <w:r>
+              <w:rPr>
+                <w:rStyle w:val="Strong"/>
+                <w:b w:val="0"/>
+                <w:bCs w:val="0"/>
+              </w:rPr>
+              <w:t>Lưu hồ sơ</w:t>
+            </w:r>
+          </w:p>
+        </w:tc>
+        <w:tc>
+          <w:tcPr>
+            <w:tcW w:w="3119" w:type="dxa"/>
+            <w:vAlign w:val="center"/>
+          </w:tcPr>
+          <w:p>
+            <w:pPr>
+              <w:jc w:val="center"/>
+            </w:pPr>
+            <w:r>
+              <w:t>1) Kiểm tra dữ liệu đã nhập</w:t>
+            </w:r>
+          </w:p>
+          <w:p>
+            <w:pPr>
+              <w:jc w:val="center"/>
+            </w:pPr>
+            <w:r>
+              <w:t>2) Lưu thông tin hồ sơ</w:t>
+            </w:r>
+          </w:p>
+          <w:p>
+            <w:pPr>
+              <w:jc w:val="center"/>
+            </w:pPr>
+            <w:r>
+              <w:t>3) Xác nhận trạng thái lưu thành công</w:t>
+            </w:r>
+          </w:p>
+        </w:tc>
+        <w:tc>
+          <w:tcPr>
+            <w:tcW w:w="2503" w:type="dxa"/>
+            <w:vAlign w:val="center"/>
+          </w:tcPr>
+          <w:p>
+            <w:pPr>
+              <w:jc w:val="center"/>
+            </w:pPr>
+            <w:r>
+              <w:t>Hồ sơ sau khi nhập và số hóa được lưu chính thức trên hệ thống thông tin.</w:t>
+            </w:r>
+          </w:p>
+        </w:tc>
+      </w:tr>
+      <w:tr>
+        <w:tc>
+          <w:tcPr>
+            <w:tcW w:w="1129" w:type="dxa"/>
+            <w:vAlign w:val="center"/>
+          </w:tcPr>
+          <w:p>
+            <w:pPr>
+              <w:jc w:val="center"/>
+            </w:pPr>
+            <w:r>
+              <w:t>20</w:t>
+            </w:r>
+          </w:p>
+        </w:tc>
+        <w:tc>
+          <w:tcPr>
+            <w:tcW w:w="2268" w:type="dxa"/>
+            <w:vAlign w:val="center"/>
+          </w:tcPr>
+          <w:p>
+            <w:pPr>
+              <w:jc w:val="center"/>
+            </w:pPr>
+            <w:r>
+              <w:rPr>
+                <w:rStyle w:val="Strong"/>
+                <w:b w:val="0"/>
+                <w:bCs w:val="0"/>
+              </w:rPr>
+              <w:t>In/gửi Phiếu tiếp nhận, hẹn trả kết quả</w:t>
+            </w:r>
+          </w:p>
+        </w:tc>
+        <w:tc>
+          <w:tcPr>
+            <w:tcW w:w="3119" w:type="dxa"/>
+            <w:vAlign w:val="center"/>
+          </w:tcPr>
+          <w:p>
+            <w:pPr>
+              <w:jc w:val="center"/>
+            </w:pPr>
+            <w:r>
+              <w:t>1) Tạo phiếu tiếp nhận</w:t>
+            </w:r>
+          </w:p>
+          <w:p>
+            <w:pPr>
+              <w:jc w:val="center"/>
+            </w:pPr>
+            <w:r>
+              <w:t>2) Ghi thời gian hẹn trả</w:t>
+            </w:r>
+          </w:p>
+          <w:p>
+            <w:pPr>
+              <w:jc w:val="center"/>
+            </w:pPr>
+            <w:r>
+              <w:t>3) In hoặc gửi phiếu cho người nộp</w:t>
+            </w:r>
+          </w:p>
+        </w:tc>
+        <w:tc>
+          <w:tcPr>
+            <w:tcW w:w="2503" w:type="dxa"/>
+            <w:vAlign w:val="center"/>
+          </w:tcPr>
+          <w:p>
+            <w:pPr>
+              <w:jc w:val="center"/>
+            </w:pPr>
+            <w:r>
+              <w:t>Cán bộ lập Phiếu tiếp nhận và hẹn trả kết quả để người nộp có thông tin theo dõi quá trình giải quyết hồ sơ.</w:t>
+            </w:r>
+          </w:p>
+        </w:tc>
+      </w:tr>
+      <w:tr>
+        <w:tc>
+          <w:tcPr>
+            <w:tcW w:w="1129" w:type="dxa"/>
+            <w:vAlign w:val="center"/>
+          </w:tcPr>
+          <w:p>
+            <w:pPr>
+              <w:jc w:val="center"/>
+            </w:pPr>
+            <w:r>
+              <w:t>21</w:t>
+            </w:r>
+          </w:p>
+        </w:tc>
+        <w:tc>
+          <w:tcPr>
+            <w:tcW w:w="2268" w:type="dxa"/>
+            <w:vAlign w:val="center"/>
+          </w:tcPr>
+          <w:p>
+            <w:pPr>
+              <w:jc w:val="center"/>
+            </w:pPr>
+            <w:r>
+              <w:rPr>
+                <w:rStyle w:val="Strong"/>
+                <w:b w:val="0"/>
+                <w:bCs w:val="0"/>
+              </w:rPr>
+              <w:t>Lập Phiếu kiểm soát quá trình xử lý</w:t>
+            </w:r>
+          </w:p>
+        </w:tc>
+        <w:tc>
+          <w:tcPr>
+            <w:tcW w:w="3119" w:type="dxa"/>
+            <w:vAlign w:val="center"/>
+          </w:tcPr>
+          <w:p>
+            <w:pPr>
+              <w:jc w:val="center"/>
+            </w:pPr>
+            <w:r>
+              <w:t>1) Khởi tạo phiếu kiểm soát</w:t>
+            </w:r>
+          </w:p>
+          <w:p>
+            <w:pPr>
+              <w:jc w:val="center"/>
+            </w:pPr>
+            <w:r>
+              <w:t>2) Ghi nhận thông tin hồ sơ</w:t>
+            </w:r>
+          </w:p>
+          <w:p>
+            <w:pPr>
+              <w:jc w:val="center"/>
+            </w:pPr>
+            <w:r>
+              <w:t>3) Gắn phiếu với quá trình xử lý</w:t>
+            </w:r>
+          </w:p>
+        </w:tc>
+        <w:tc>
+          <w:tcPr>
+            <w:tcW w:w="2503" w:type="dxa"/>
+            <w:vAlign w:val="center"/>
+          </w:tcPr>
+          <w:p>
+            <w:pPr>
+              <w:jc w:val="center"/>
+            </w:pPr>
+            <w:r>
+              <w:t>Phiếu kiểm soát được lập nhằm theo dõi quá trình luân chuyển và xử lý hồ sơ giữa các bộ phận.</w:t>
+            </w:r>
+          </w:p>
+        </w:tc>
+      </w:tr>
+      <w:tr>
+        <w:tc>
+          <w:tcPr>
+            <w:tcW w:w="1129" w:type="dxa"/>
+            <w:vAlign w:val="center"/>
+          </w:tcPr>
+          <w:p>
+            <w:pPr>
+              <w:jc w:val="center"/>
+            </w:pPr>
+            <w:r>
+              <w:t>22</w:t>
+            </w:r>
+          </w:p>
+        </w:tc>
+        <w:tc>
+          <w:tcPr>
+            <w:tcW w:w="2268" w:type="dxa"/>
+            <w:vAlign w:val="center"/>
+          </w:tcPr>
+          <w:p>
+            <w:pPr>
+              <w:jc w:val="center"/>
+            </w:pPr>
+            <w:r>
+              <w:rPr>
+                <w:rStyle w:val="Strong"/>
+                <w:b w:val="0"/>
+                <w:bCs w:val="0"/>
+              </w:rPr>
+              <w:t>Xác định hình thức trả kết quả</w:t>
+            </w:r>
+          </w:p>
+        </w:tc>
+        <w:tc>
+          <w:tcPr>
+            <w:tcW w:w="3119" w:type="dxa"/>
+            <w:vAlign w:val="center"/>
+          </w:tcPr>
+          <w:p>
+            <w:pPr>
+              <w:jc w:val="center"/>
+            </w:pPr>
+            <w:r>
+              <w:t>1) Kiểm tra hình thức người nộp đã chọn</w:t>
+            </w:r>
+          </w:p>
+          <w:p>
+            <w:pPr>
+              <w:jc w:val="center"/>
+            </w:pPr>
+            <w:r>
+              <w:t>2) Ghi nhận phương thức trả kết quả</w:t>
+            </w:r>
+          </w:p>
+          <w:p>
+            <w:pPr>
+              <w:jc w:val="center"/>
+            </w:pPr>
+            <w:r>
+              <w:t>3) Cập nhật trên hệ thống</w:t>
+            </w:r>
+          </w:p>
+        </w:tc>
+        <w:tc>
+          <w:tcPr>
+            <w:tcW w:w="2503" w:type="dxa"/>
+            <w:vAlign w:val="center"/>
+          </w:tcPr>
+          <w:p>
+            <w:pPr>
+              <w:jc w:val="center"/>
+            </w:pPr>
+            <w:r>
+              <w:t>Hình thức trả kết quả được xác định theo lựa chọn của người nộp, gồm trực tiếp, trực tuyến hoặc bưu chính công ích.</w:t>
+            </w:r>
+          </w:p>
+        </w:tc>
+      </w:tr>
+      <w:tr>
+        <w:tc>
+          <w:tcPr>
+            <w:tcW w:w="1129" w:type="dxa"/>
+            <w:vAlign w:val="center"/>
+          </w:tcPr>
+          <w:p>
+            <w:pPr>
+              <w:jc w:val="center"/>
+            </w:pPr>
+            <w:r>
+              <w:t>23</w:t>
+            </w:r>
+          </w:p>
+        </w:tc>
+        <w:tc>
+          <w:tcPr>
+            <w:tcW w:w="2268" w:type="dxa"/>
+            <w:vAlign w:val="center"/>
+          </w:tcPr>
+          <w:p>
+            <w:pPr>
+              <w:jc w:val="center"/>
+            </w:pPr>
+            <w:r>
+              <w:rPr>
+                <w:rStyle w:val="Strong"/>
+                <w:b w:val="0"/>
+                <w:bCs w:val="0"/>
+              </w:rPr>
+              <w:t>Chuyển hồ sơ xử lý</w:t>
+            </w:r>
+          </w:p>
+        </w:tc>
+        <w:tc>
+          <w:tcPr>
+            <w:tcW w:w="3119" w:type="dxa"/>
+            <w:vAlign w:val="center"/>
+          </w:tcPr>
+          <w:p>
+            <w:pPr>
+              <w:jc w:val="center"/>
+            </w:pPr>
+            <w:r>
+              <w:t>1) Kiểm tra hồ sơ đã đủ điều kiện chuyển</w:t>
+            </w:r>
+          </w:p>
+          <w:p>
+            <w:pPr>
+              <w:jc w:val="center"/>
+            </w:pPr>
+            <w:r>
+              <w:t>2) Cập nhật trạng thái đã tiếp nhận</w:t>
+            </w:r>
+          </w:p>
+          <w:p>
+            <w:pPr>
+              <w:jc w:val="center"/>
+            </w:pPr>
+            <w:r>
+              <w:t>3) Chuyển hồ sơ sang bộ phận xử lý tiếp theo</w:t>
+            </w:r>
+          </w:p>
+        </w:tc>
+        <w:tc>
+          <w:tcPr>
+            <w:tcW w:w="2503" w:type="dxa"/>
+            <w:vAlign w:val="center"/>
+          </w:tcPr>
+          <w:p>
+            <w:pPr>
+              <w:jc w:val="center"/>
+            </w:pPr>
+            <w:r>
+              <w:t>Hồ sơ đầy đủ, hợp lệ được xác nhận đã tiếp nhận và chuyển sang quy trình xử lý chuyên môn tiếp theo.</w:t>
             </w:r>
           </w:p>
         </w:tc>
       </w:tr>
     </w:tbl>
+    <w:p>
+      <w:r>
+        <w:t>Sơ đồ tổ chức:</w:t>
+      </w:r>
+    </w:p>
+    <w:p>
+      <w:r>
+        <w:rPr>
+          <w:noProof/>
+          <w:color w:val="000000"/>
+          <w:szCs w:val="26"/>
+        </w:rPr>
+        <w:drawing>
+          <wp:inline distT="0" distB="0" distL="0" distR="0" wp14:anchorId="7E859BD7" wp14:editId="416A0714">
+            <wp:extent cx="5731510" cy="1491615"/>
+            <wp:effectExtent l="0" t="0" r="2540" b="0"/>
+            <wp:docPr id="1362019060" name="Picture 23"/>
+            <wp:cNvGraphicFramePr>
+              <a:graphicFrameLocks xmlns:a="http://schemas.openxmlformats.org/drawingml/2006/main" noChangeAspect="1"/>
+            </wp:cNvGraphicFramePr>
+            <a:graphic xmlns:a="http://schemas.openxmlformats.org/drawingml/2006/main">
+              <a:graphicData uri="http://schemas.openxmlformats.org/drawingml/2006/picture">
+                <pic:pic xmlns:pic="http://schemas.openxmlformats.org/drawingml/2006/picture">
+                  <pic:nvPicPr>
+                    <pic:cNvPr id="0" name="Picture 7"/>
+                    <pic:cNvPicPr>
+                      <a:picLocks noChangeAspect="1" noChangeArrowheads="1"/>
+                    </pic:cNvPicPr>
+                  </pic:nvPicPr>
+                  <pic:blipFill>
+                    <a:blip r:embed="rId14">
+                      <a:extLst>
+                        <a:ext uri="{28A0092B-C50C-407E-A947-70E740481C1C}">
+                          <a14:useLocalDpi xmlns:a14="http://schemas.microsoft.com/office/drawing/2010/main" val="0"/>
+                        </a:ext>
+                      </a:extLst>
+                    </a:blip>
+                    <a:srcRect/>
+                    <a:stretch>
+                      <a:fillRect/>
+                    </a:stretch>
+                  </pic:blipFill>
+                  <pic:spPr bwMode="auto">
+                    <a:xfrm>
+                      <a:off x="0" y="0"/>
+                      <a:ext cx="5731510" cy="1491615"/>
+                    </a:xfrm>
+                    <a:prstGeom prst="rect">
+                      <a:avLst/>
+                    </a:prstGeom>
+                    <a:noFill/>
+                    <a:ln>
+                      <a:noFill/>
+                    </a:ln>
+                  </pic:spPr>
+                </pic:pic>
+              </a:graphicData>
+            </a:graphic>
+          </wp:inline>
+        </w:drawing>
+      </w:r>
+    </w:p>
+    <w:p>
+      <w:pPr>
+        <w:pStyle w:val="ListParagraph"/>
+        <w:numPr>
+          <w:ilvl w:val="0"/>
+          <w:numId w:val="14"/>
+        </w:numPr>
+        <w:rPr>
+          <w:b/>
+          <w:bCs/>
+        </w:rPr>
+      </w:pPr>
+      <w:r>
+        <w:rPr>
+          <w:b/>
+          <w:bCs/>
+        </w:rPr>
+        <w:t>Cá nhân / Tổ chức</w:t>
+      </w:r>
+    </w:p>
+    <w:p>
+      <w:pPr>
+        <w:pStyle w:val="ListParagraph"/>
+        <w:numPr>
+          <w:ilvl w:val="0"/>
+          <w:numId w:val="15"/>
+        </w:numPr>
+      </w:pPr>
+      <w:r>
+        <w:t>Tra cứu thông tin về thủ tục hành chính cần thực hiện.</w:t>
+      </w:r>
+    </w:p>
+    <w:p>
+      <w:pPr>
+        <w:pStyle w:val="ListParagraph"/>
+        <w:numPr>
+          <w:ilvl w:val="0"/>
+          <w:numId w:val="15"/>
+        </w:numPr>
+      </w:pPr>
+      <w:r>
+        <w:t>Chuẩn bị đầy đủ giấy tờ, biểu mẫu và tài liệu theo yêu cầu.</w:t>
+      </w:r>
+    </w:p>
+    <w:p>
+      <w:pPr>
+        <w:pStyle w:val="ListParagraph"/>
+        <w:numPr>
+          <w:ilvl w:val="0"/>
+          <w:numId w:val="15"/>
+        </w:numPr>
+        <w:tabs>
+          <w:tab w:val="num" w:pos="1080"/>
+        </w:tabs>
+      </w:pPr>
+      <w:r>
+        <w:t>Nộp hồ sơ trực tiếp tại Bộ phận Một cửa.</w:t>
+      </w:r>
+    </w:p>
+    <w:p>
+      <w:pPr>
+        <w:pStyle w:val="ListParagraph"/>
+        <w:numPr>
+          <w:ilvl w:val="0"/>
+          <w:numId w:val="15"/>
+        </w:numPr>
+        <w:tabs>
+          <w:tab w:val="num" w:pos="1080"/>
+        </w:tabs>
+      </w:pPr>
+      <w:r>
+        <w:lastRenderedPageBreak/>
+        <w:t>Cung cấp các thông tin cá nhân hoặc thông tin tổ chức cần thiết để tiếp nhận hồ sơ.</w:t>
+      </w:r>
+    </w:p>
+    <w:p>
+      <w:pPr>
+        <w:pStyle w:val="ListParagraph"/>
+        <w:numPr>
+          <w:ilvl w:val="0"/>
+          <w:numId w:val="15"/>
+        </w:numPr>
+        <w:tabs>
+          <w:tab w:val="num" w:pos="1080"/>
+        </w:tabs>
+      </w:pPr>
+      <w:r>
+        <w:t>Nhận thông báo về tình trạng hồ sơ.</w:t>
+      </w:r>
+    </w:p>
+    <w:p>
+      <w:pPr>
+        <w:pStyle w:val="ListParagraph"/>
+        <w:numPr>
+          <w:ilvl w:val="0"/>
+          <w:numId w:val="15"/>
+        </w:numPr>
+        <w:tabs>
+          <w:tab w:val="num" w:pos="1080"/>
+        </w:tabs>
+      </w:pPr>
+      <w:r>
+        <w:t>Thực hiện bổ sung hoặc điều chỉnh hồ sơ khi có yêu cầu.</w:t>
+      </w:r>
+    </w:p>
+    <w:p>
+      <w:pPr>
+        <w:pStyle w:val="ListParagraph"/>
+        <w:numPr>
+          <w:ilvl w:val="0"/>
+          <w:numId w:val="15"/>
+        </w:numPr>
+        <w:tabs>
+          <w:tab w:val="num" w:pos="1080"/>
+        </w:tabs>
+      </w:pPr>
+      <w:r>
+        <w:t>Nhận Phiếu tiếp nhận hồ sơ và hẹn trả kết quả.</w:t>
+      </w:r>
+    </w:p>
+    <w:p>
+      <w:pPr>
+        <w:pStyle w:val="ListParagraph"/>
+        <w:numPr>
+          <w:ilvl w:val="0"/>
+          <w:numId w:val="14"/>
+        </w:numPr>
+        <w:rPr>
+          <w:b/>
+          <w:bCs/>
+        </w:rPr>
+      </w:pPr>
+      <w:r>
+        <w:rPr>
+          <w:b/>
+          <w:bCs/>
+        </w:rPr>
+        <w:t>Cán bộ Một cửa – Tiếp nhận hồ sơ</w:t>
+      </w:r>
+    </w:p>
+    <w:p>
+      <w:pPr>
+        <w:pStyle w:val="ListParagraph"/>
+        <w:numPr>
+          <w:ilvl w:val="0"/>
+          <w:numId w:val="16"/>
+        </w:numPr>
+        <w:tabs>
+          <w:tab w:val="num" w:pos="1080"/>
+        </w:tabs>
+      </w:pPr>
+      <w:r>
+        <w:t>Tiếp nhận hồ sơ từ cá nhân hoặc tổ chức.</w:t>
+      </w:r>
+    </w:p>
+    <w:p>
+      <w:pPr>
+        <w:pStyle w:val="ListParagraph"/>
+        <w:numPr>
+          <w:ilvl w:val="0"/>
+          <w:numId w:val="16"/>
+        </w:numPr>
+        <w:tabs>
+          <w:tab w:val="num" w:pos="1080"/>
+        </w:tabs>
+      </w:pPr>
+      <w:r>
+        <w:t>Kiểm tra sơ bộ thông tin người nộp và thủ tục hành chính được yêu cầu.</w:t>
+      </w:r>
+    </w:p>
+    <w:p>
+      <w:pPr>
+        <w:pStyle w:val="ListParagraph"/>
+        <w:numPr>
+          <w:ilvl w:val="0"/>
+          <w:numId w:val="16"/>
+        </w:numPr>
+        <w:tabs>
+          <w:tab w:val="num" w:pos="1080"/>
+        </w:tabs>
+      </w:pPr>
+      <w:r>
+        <w:t>Xác định đúng loại thủ tục và cơ quan có thẩm quyền giải quyết.</w:t>
+      </w:r>
+    </w:p>
+    <w:p>
+      <w:pPr>
+        <w:pStyle w:val="ListParagraph"/>
+        <w:numPr>
+          <w:ilvl w:val="0"/>
+          <w:numId w:val="16"/>
+        </w:numPr>
+        <w:tabs>
+          <w:tab w:val="num" w:pos="1080"/>
+        </w:tabs>
+      </w:pPr>
+      <w:r>
+        <w:t>Cấp hoặc ghi nhận mã hồ sơ trên hệ thống.</w:t>
+      </w:r>
+    </w:p>
+    <w:p>
+      <w:pPr>
+        <w:pStyle w:val="ListParagraph"/>
+        <w:numPr>
+          <w:ilvl w:val="0"/>
+          <w:numId w:val="16"/>
+        </w:numPr>
+        <w:tabs>
+          <w:tab w:val="num" w:pos="1080"/>
+        </w:tabs>
+      </w:pPr>
+      <w:r>
+        <w:t>Hướng dẫn người nộp hồ sơ khi thông tin ban đầu chưa đầy đủ.</w:t>
+      </w:r>
+    </w:p>
+    <w:p>
+      <w:pPr>
+        <w:pStyle w:val="ListParagraph"/>
+        <w:numPr>
+          <w:ilvl w:val="0"/>
+          <w:numId w:val="16"/>
+        </w:numPr>
+        <w:tabs>
+          <w:tab w:val="num" w:pos="1080"/>
+        </w:tabs>
+      </w:pPr>
+      <w:r>
+        <w:t>Chuyển hồ sơ sang bước kiểm tra và nhập dữ liệu.</w:t>
+      </w:r>
+    </w:p>
+    <w:p>
+      <w:pPr>
+        <w:pStyle w:val="ListParagraph"/>
+        <w:numPr>
+          <w:ilvl w:val="0"/>
+          <w:numId w:val="14"/>
+        </w:numPr>
+        <w:rPr>
+          <w:b/>
+          <w:bCs/>
+        </w:rPr>
+      </w:pPr>
+      <w:r>
+        <w:rPr>
+          <w:b/>
+          <w:bCs/>
+        </w:rPr>
+        <w:t>Hệ thống Dịch vụ công Quốc gia</w:t>
+      </w:r>
+    </w:p>
+    <w:p>
+      <w:pPr>
+        <w:pStyle w:val="ListParagraph"/>
+        <w:numPr>
+          <w:ilvl w:val="0"/>
+          <w:numId w:val="17"/>
+        </w:numPr>
+        <w:tabs>
+          <w:tab w:val="num" w:pos="1080"/>
+        </w:tabs>
+      </w:pPr>
+      <w:r>
+        <w:t>Kiểm tra thông tin tài khoản của cá nhân hoặc tổ chức trên Cổng Dịch vụ công Quốc gia.</w:t>
+      </w:r>
+    </w:p>
+    <w:p>
+      <w:pPr>
+        <w:pStyle w:val="ListParagraph"/>
+        <w:numPr>
+          <w:ilvl w:val="0"/>
+          <w:numId w:val="17"/>
+        </w:numPr>
+        <w:tabs>
+          <w:tab w:val="num" w:pos="1080"/>
+        </w:tabs>
+      </w:pPr>
+      <w:r>
+        <w:t>Xác nhận tình trạng tài khoản của người nộp hồ sơ.</w:t>
+      </w:r>
+    </w:p>
+    <w:p>
+      <w:pPr>
+        <w:pStyle w:val="ListParagraph"/>
+        <w:numPr>
+          <w:ilvl w:val="0"/>
+          <w:numId w:val="17"/>
+        </w:numPr>
+        <w:tabs>
+          <w:tab w:val="num" w:pos="1080"/>
+        </w:tabs>
+      </w:pPr>
+      <w:r>
+        <w:t>Hỗ trợ việc liên kết thông tin định danh của người nộp với hồ sơ hành chính.</w:t>
+      </w:r>
+    </w:p>
+    <w:p>
+      <w:pPr>
+        <w:pStyle w:val="ListParagraph"/>
+        <w:numPr>
+          <w:ilvl w:val="0"/>
+          <w:numId w:val="17"/>
+        </w:numPr>
+        <w:tabs>
+          <w:tab w:val="num" w:pos="1080"/>
+        </w:tabs>
+      </w:pPr>
+      <w:r>
+        <w:t>Cung cấp dữ liệu cần thiết cho quá trình tiếp nhận hồ sơ.</w:t>
+      </w:r>
+    </w:p>
+    <w:p>
+      <w:pPr>
+        <w:pStyle w:val="ListParagraph"/>
+        <w:numPr>
+          <w:ilvl w:val="0"/>
+          <w:numId w:val="17"/>
+        </w:numPr>
+        <w:tabs>
+          <w:tab w:val="num" w:pos="1080"/>
+        </w:tabs>
+      </w:pPr>
+      <w:r>
+        <w:t>Hỗ trợ cán bộ hướng dẫn tạo hoặc hoàn thiện tài khoản khi người nộp chưa có tài khoản phù hợp.</w:t>
+      </w:r>
+    </w:p>
+    <w:p>
+      <w:pPr>
+        <w:pStyle w:val="ListParagraph"/>
+        <w:numPr>
+          <w:ilvl w:val="0"/>
+          <w:numId w:val="14"/>
+        </w:numPr>
+        <w:rPr>
+          <w:b/>
+          <w:bCs/>
+        </w:rPr>
+      </w:pPr>
+      <w:r>
+        <w:rPr>
+          <w:b/>
+          <w:bCs/>
+        </w:rPr>
+        <w:t>Hệ thống thông tin giải quyết TTHC / Hệ thống BNĐP</w:t>
+      </w:r>
+    </w:p>
+    <w:p>
+      <w:pPr>
+        <w:pStyle w:val="ListParagraph"/>
+        <w:numPr>
+          <w:ilvl w:val="0"/>
+          <w:numId w:val="18"/>
+        </w:numPr>
+        <w:tabs>
+          <w:tab w:val="num" w:pos="1080"/>
+        </w:tabs>
+      </w:pPr>
+      <w:r>
+        <w:t>Tiếp nhận dữ liệu hồ sơ do cán bộ Một cửa nhập vào.</w:t>
+      </w:r>
+    </w:p>
+    <w:p>
+      <w:pPr>
+        <w:pStyle w:val="ListParagraph"/>
+        <w:numPr>
+          <w:ilvl w:val="0"/>
+          <w:numId w:val="18"/>
+        </w:numPr>
+        <w:tabs>
+          <w:tab w:val="num" w:pos="1080"/>
+        </w:tabs>
+      </w:pPr>
+      <w:r>
+        <w:t>Quản lý thông tin người nộp hồ sơ và thông tin thủ tục hành chính.</w:t>
+      </w:r>
+    </w:p>
+    <w:p>
+      <w:pPr>
+        <w:pStyle w:val="ListParagraph"/>
+        <w:numPr>
+          <w:ilvl w:val="0"/>
+          <w:numId w:val="18"/>
+        </w:numPr>
+        <w:tabs>
+          <w:tab w:val="num" w:pos="1080"/>
+        </w:tabs>
+      </w:pPr>
+      <w:r>
+        <w:t>Cấp quyền hoặc liên kết tài khoản người nộp với hồ sơ.</w:t>
+      </w:r>
+    </w:p>
+    <w:p>
+      <w:pPr>
+        <w:pStyle w:val="ListParagraph"/>
+        <w:numPr>
+          <w:ilvl w:val="0"/>
+          <w:numId w:val="18"/>
+        </w:numPr>
+        <w:tabs>
+          <w:tab w:val="num" w:pos="1080"/>
+        </w:tabs>
+      </w:pPr>
+      <w:r>
+        <w:t>Ghi nhận mã hồ sơ, thời gian tiếp nhận và trạng thái xử lý.</w:t>
+      </w:r>
+    </w:p>
+    <w:p>
+      <w:pPr>
+        <w:pStyle w:val="ListParagraph"/>
+        <w:numPr>
+          <w:ilvl w:val="0"/>
+          <w:numId w:val="18"/>
+        </w:numPr>
+        <w:tabs>
+          <w:tab w:val="num" w:pos="1080"/>
+        </w:tabs>
+      </w:pPr>
+      <w:r>
+        <w:t>Lưu trữ dữ liệu điện tử của hồ sơ.</w:t>
+      </w:r>
+    </w:p>
+    <w:p>
+      <w:pPr>
+        <w:pStyle w:val="ListParagraph"/>
+        <w:numPr>
+          <w:ilvl w:val="0"/>
+          <w:numId w:val="18"/>
+        </w:numPr>
+        <w:tabs>
+          <w:tab w:val="num" w:pos="1080"/>
+        </w:tabs>
+      </w:pPr>
+      <w:r>
+        <w:t>Cập nhật trạng thái hồ sơ trong suốt quá trình tiếp nhận và xử lý.</w:t>
+      </w:r>
+    </w:p>
+    <w:p>
+      <w:pPr>
+        <w:pStyle w:val="ListParagraph"/>
+        <w:numPr>
+          <w:ilvl w:val="0"/>
+          <w:numId w:val="18"/>
+        </w:numPr>
+        <w:tabs>
+          <w:tab w:val="num" w:pos="1080"/>
+        </w:tabs>
+      </w:pPr>
+      <w:r>
+        <w:t>Hỗ trợ luân chuyển hồ sơ giữa Bộ phận Một cửa và bộ phận chuyên môn.</w:t>
+      </w:r>
+    </w:p>
+    <w:p>
+      <w:pPr>
+        <w:pStyle w:val="ListParagraph"/>
+        <w:numPr>
+          <w:ilvl w:val="0"/>
+          <w:numId w:val="14"/>
+        </w:numPr>
+        <w:rPr>
+          <w:b/>
+          <w:bCs/>
+        </w:rPr>
+      </w:pPr>
+      <w:r>
+        <w:rPr>
+          <w:b/>
+          <w:bCs/>
+        </w:rPr>
+        <w:t>Cán bộ Một cửa – Kiểm tra hồ sơ</w:t>
+      </w:r>
+    </w:p>
+    <w:p>
+      <w:pPr>
+        <w:pStyle w:val="ListParagraph"/>
+        <w:numPr>
+          <w:ilvl w:val="0"/>
+          <w:numId w:val="19"/>
+        </w:numPr>
+        <w:tabs>
+          <w:tab w:val="num" w:pos="1080"/>
+        </w:tabs>
+      </w:pPr>
+      <w:r>
+        <w:t>Kiểm tra thành phần và số lượng giấy tờ có trong hồ sơ.</w:t>
+      </w:r>
+    </w:p>
+    <w:p>
+      <w:pPr>
+        <w:pStyle w:val="ListParagraph"/>
+        <w:numPr>
+          <w:ilvl w:val="0"/>
+          <w:numId w:val="19"/>
+        </w:numPr>
+        <w:tabs>
+          <w:tab w:val="num" w:pos="1080"/>
+        </w:tabs>
+      </w:pPr>
+      <w:r>
+        <w:t>Đối chiếu hồ sơ với yêu cầu của thủ tục hành chính.</w:t>
+      </w:r>
+    </w:p>
+    <w:p>
+      <w:pPr>
+        <w:pStyle w:val="ListParagraph"/>
+        <w:numPr>
+          <w:ilvl w:val="0"/>
+          <w:numId w:val="19"/>
+        </w:numPr>
+        <w:tabs>
+          <w:tab w:val="num" w:pos="1080"/>
+        </w:tabs>
+      </w:pPr>
+      <w:r>
+        <w:t>Kiểm tra tính đầy đủ, hợp lệ và thống nhất của thông tin.</w:t>
+      </w:r>
+    </w:p>
+    <w:p>
+      <w:pPr>
+        <w:pStyle w:val="ListParagraph"/>
+        <w:numPr>
+          <w:ilvl w:val="0"/>
+          <w:numId w:val="19"/>
+        </w:numPr>
+        <w:tabs>
+          <w:tab w:val="num" w:pos="1080"/>
+        </w:tabs>
+      </w:pPr>
+      <w:r>
+        <w:t>Xác định hồ sơ có thuộc thẩm quyền giải quyết hay không.</w:t>
+      </w:r>
+    </w:p>
+    <w:p>
+      <w:pPr>
+        <w:pStyle w:val="ListParagraph"/>
+        <w:numPr>
+          <w:ilvl w:val="0"/>
+          <w:numId w:val="19"/>
+        </w:numPr>
+        <w:tabs>
+          <w:tab w:val="num" w:pos="1080"/>
+        </w:tabs>
+      </w:pPr>
+      <w:r>
+        <w:t>Phân loại hồ sơ thành các trường hợp: đầy đủ, cần bổ sung hoặc không đủ điều kiện tiếp nhận.</w:t>
+      </w:r>
+    </w:p>
+    <w:p>
+      <w:pPr>
+        <w:pStyle w:val="ListParagraph"/>
+        <w:numPr>
+          <w:ilvl w:val="0"/>
+          <w:numId w:val="19"/>
+        </w:numPr>
+        <w:tabs>
+          <w:tab w:val="num" w:pos="1080"/>
+        </w:tabs>
+      </w:pPr>
+      <w:r>
+        <w:t>Lập yêu cầu bổ sung nếu hồ sơ còn thiếu hoặc chưa chính xác.</w:t>
+      </w:r>
+    </w:p>
+    <w:p>
+      <w:pPr>
+        <w:pStyle w:val="ListParagraph"/>
+        <w:numPr>
+          <w:ilvl w:val="0"/>
+          <w:numId w:val="19"/>
+        </w:numPr>
+        <w:tabs>
+          <w:tab w:val="num" w:pos="1080"/>
+        </w:tabs>
+      </w:pPr>
+      <w:r>
+        <w:t>Chuyển hồ sơ hợp lệ sang bước số hóa và hoàn thiện tiếp nhận.</w:t>
+      </w:r>
+    </w:p>
+    <w:p>
+      <w:pPr>
+        <w:pStyle w:val="ListParagraph"/>
+        <w:numPr>
+          <w:ilvl w:val="0"/>
+          <w:numId w:val="14"/>
+        </w:numPr>
+        <w:rPr>
+          <w:b/>
+          <w:bCs/>
+        </w:rPr>
+      </w:pPr>
+      <w:r>
+        <w:rPr>
+          <w:b/>
+          <w:bCs/>
+        </w:rPr>
+        <w:t>Cá nhân / Tổ chức – Bổ sung hồ sơ</w:t>
+      </w:r>
+    </w:p>
+    <w:p>
+      <w:pPr>
+        <w:pStyle w:val="ListParagraph"/>
+        <w:numPr>
+          <w:ilvl w:val="0"/>
+          <w:numId w:val="20"/>
+        </w:numPr>
+        <w:tabs>
+          <w:tab w:val="num" w:pos="1080"/>
+        </w:tabs>
+      </w:pPr>
+      <w:r>
+        <w:lastRenderedPageBreak/>
+        <w:t>Tiếp nhận thông báo hoặc Phiếu yêu cầu bổ sung hồ sơ.</w:t>
+      </w:r>
+    </w:p>
+    <w:p>
+      <w:pPr>
+        <w:pStyle w:val="ListParagraph"/>
+        <w:numPr>
+          <w:ilvl w:val="0"/>
+          <w:numId w:val="20"/>
+        </w:numPr>
+        <w:tabs>
+          <w:tab w:val="num" w:pos="1080"/>
+        </w:tabs>
+      </w:pPr>
+      <w:r>
+        <w:t>Kiểm tra các giấy tờ, thông tin còn thiếu hoặc chưa hợp lệ.</w:t>
+      </w:r>
+    </w:p>
+    <w:p>
+      <w:pPr>
+        <w:pStyle w:val="ListParagraph"/>
+        <w:numPr>
+          <w:ilvl w:val="0"/>
+          <w:numId w:val="20"/>
+        </w:numPr>
+        <w:tabs>
+          <w:tab w:val="num" w:pos="1080"/>
+        </w:tabs>
+      </w:pPr>
+      <w:r>
+        <w:t>Chuẩn bị bổ sung các giấy tờ theo hướng dẫn của cán bộ Một cửa.</w:t>
+      </w:r>
+    </w:p>
+    <w:p>
+      <w:pPr>
+        <w:pStyle w:val="ListParagraph"/>
+        <w:numPr>
+          <w:ilvl w:val="0"/>
+          <w:numId w:val="20"/>
+        </w:numPr>
+        <w:tabs>
+          <w:tab w:val="num" w:pos="1080"/>
+        </w:tabs>
+      </w:pPr>
+      <w:r>
+        <w:t>Điều chỉnh thông tin sai hoặc chưa thống nhất trong hồ sơ.</w:t>
+      </w:r>
+    </w:p>
+    <w:p>
+      <w:pPr>
+        <w:pStyle w:val="ListParagraph"/>
+        <w:numPr>
+          <w:ilvl w:val="0"/>
+          <w:numId w:val="20"/>
+        </w:numPr>
+        <w:tabs>
+          <w:tab w:val="num" w:pos="1080"/>
+        </w:tabs>
+      </w:pPr>
+      <w:r>
+        <w:t>Nộp lại hồ sơ bổ sung để cán bộ tiếp tục kiểm tra.</w:t>
+      </w:r>
+    </w:p>
+    <w:p>
+      <w:pPr>
+        <w:pStyle w:val="ListParagraph"/>
+        <w:numPr>
+          <w:ilvl w:val="0"/>
+          <w:numId w:val="20"/>
+        </w:numPr>
+        <w:tabs>
+          <w:tab w:val="num" w:pos="1080"/>
+        </w:tabs>
+      </w:pPr>
+      <w:r>
+        <w:t>Phối hợp cung cấp thêm thông tin khi cơ quan giải quyết yêu cầu.</w:t>
+      </w:r>
+    </w:p>
+    <w:p>
+      <w:pPr>
+        <w:pStyle w:val="ListParagraph"/>
+        <w:numPr>
+          <w:ilvl w:val="0"/>
+          <w:numId w:val="14"/>
+        </w:numPr>
+        <w:rPr>
+          <w:b/>
+          <w:bCs/>
+        </w:rPr>
+      </w:pPr>
+      <w:r>
+        <w:rPr>
+          <w:b/>
+          <w:bCs/>
+        </w:rPr>
+        <w:t>Cán bộ chứng thực / Số hóa hồ sơ</w:t>
+      </w:r>
+    </w:p>
+    <w:p>
+      <w:pPr>
+        <w:pStyle w:val="ListParagraph"/>
+        <w:numPr>
+          <w:ilvl w:val="0"/>
+          <w:numId w:val="21"/>
+        </w:numPr>
+        <w:tabs>
+          <w:tab w:val="num" w:pos="1080"/>
+        </w:tabs>
+      </w:pPr>
+      <w:r>
+        <w:t>Kiểm tra các giấy tờ cần thực hiện số hóa hoặc chứng thực điện tử.</w:t>
+      </w:r>
+    </w:p>
+    <w:p>
+      <w:pPr>
+        <w:pStyle w:val="ListParagraph"/>
+        <w:numPr>
+          <w:ilvl w:val="0"/>
+          <w:numId w:val="21"/>
+        </w:numPr>
+        <w:tabs>
+          <w:tab w:val="num" w:pos="1080"/>
+        </w:tabs>
+      </w:pPr>
+      <w:r>
+        <w:t>Scan các tài liệu giấy thành tệp điện tử.</w:t>
+      </w:r>
+    </w:p>
+    <w:p>
+      <w:pPr>
+        <w:pStyle w:val="ListParagraph"/>
+        <w:numPr>
+          <w:ilvl w:val="0"/>
+          <w:numId w:val="21"/>
+        </w:numPr>
+        <w:tabs>
+          <w:tab w:val="num" w:pos="1080"/>
+        </w:tabs>
+      </w:pPr>
+      <w:r>
+        <w:t>Kiểm tra chất lượng và tính đầy đủ của tài liệu sau khi số hóa.</w:t>
+      </w:r>
+    </w:p>
+    <w:p>
+      <w:pPr>
+        <w:pStyle w:val="ListParagraph"/>
+        <w:numPr>
+          <w:ilvl w:val="0"/>
+          <w:numId w:val="21"/>
+        </w:numPr>
+        <w:tabs>
+          <w:tab w:val="num" w:pos="1080"/>
+        </w:tabs>
+      </w:pPr>
+      <w:r>
+        <w:t>Thực hiện chứng thực điện tử đối với tài liệu khi có yêu cầu.</w:t>
+      </w:r>
+    </w:p>
+    <w:p>
+      <w:pPr>
+        <w:pStyle w:val="ListParagraph"/>
+        <w:numPr>
+          <w:ilvl w:val="0"/>
+          <w:numId w:val="21"/>
+        </w:numPr>
+        <w:tabs>
+          <w:tab w:val="num" w:pos="1080"/>
+        </w:tabs>
+      </w:pPr>
+      <w:r>
+        <w:t>Đính kèm các tệp điện tử vào hồ sơ trên hệ thống.</w:t>
+      </w:r>
+    </w:p>
+    <w:p>
+      <w:pPr>
+        <w:pStyle w:val="ListParagraph"/>
+        <w:numPr>
+          <w:ilvl w:val="0"/>
+          <w:numId w:val="21"/>
+        </w:numPr>
+        <w:tabs>
+          <w:tab w:val="num" w:pos="1080"/>
+        </w:tabs>
+      </w:pPr>
+      <w:r>
+        <w:t>Bảo đảm tài liệu điện tử tương ứng với hồ sơ giấy được tiếp nhận.</w:t>
+      </w:r>
+    </w:p>
+    <w:p>
+      <w:pPr>
+        <w:pStyle w:val="ListParagraph"/>
+        <w:numPr>
+          <w:ilvl w:val="0"/>
+          <w:numId w:val="21"/>
+        </w:numPr>
+        <w:tabs>
+          <w:tab w:val="num" w:pos="1080"/>
+        </w:tabs>
+      </w:pPr>
+      <w:r>
+        <w:t>Chuyển hồ sơ đã số hóa về Bộ phận Một cửa để hoàn thiện.</w:t>
+      </w:r>
+    </w:p>
+    <w:p>
+      <w:pPr>
+        <w:pStyle w:val="ListParagraph"/>
+        <w:numPr>
+          <w:ilvl w:val="0"/>
+          <w:numId w:val="14"/>
+        </w:numPr>
+        <w:rPr>
+          <w:b/>
+          <w:bCs/>
+        </w:rPr>
+      </w:pPr>
+      <w:r>
+        <w:rPr>
+          <w:b/>
+          <w:bCs/>
+        </w:rPr>
+        <w:t>Cán bộ Một cửa – Hoàn tất tiếp nhận</w:t>
+      </w:r>
+    </w:p>
+    <w:p>
+      <w:pPr>
+        <w:pStyle w:val="ListParagraph"/>
+        <w:numPr>
+          <w:ilvl w:val="0"/>
+          <w:numId w:val="22"/>
+        </w:numPr>
+        <w:tabs>
+          <w:tab w:val="num" w:pos="1080"/>
+        </w:tabs>
+      </w:pPr>
+      <w:r>
+        <w:t>Kiểm tra lại toàn bộ hồ sơ sau khi đã được nhập và số hóa.</w:t>
+      </w:r>
+    </w:p>
+    <w:p>
+      <w:pPr>
+        <w:pStyle w:val="ListParagraph"/>
+        <w:numPr>
+          <w:ilvl w:val="0"/>
+          <w:numId w:val="22"/>
+        </w:numPr>
+        <w:tabs>
+          <w:tab w:val="num" w:pos="1080"/>
+        </w:tabs>
+      </w:pPr>
+      <w:r>
+        <w:t>Xác nhận hồ sơ đủ điều kiện tiếp nhận chính thức.</w:t>
+      </w:r>
+    </w:p>
+    <w:p>
+      <w:pPr>
+        <w:pStyle w:val="ListParagraph"/>
+        <w:numPr>
+          <w:ilvl w:val="0"/>
+          <w:numId w:val="22"/>
+        </w:numPr>
+        <w:tabs>
+          <w:tab w:val="num" w:pos="1080"/>
+        </w:tabs>
+      </w:pPr>
+      <w:r>
+        <w:t>Lưu thông tin hồ sơ trên hệ thống.</w:t>
+      </w:r>
+    </w:p>
+    <w:p>
+      <w:pPr>
+        <w:pStyle w:val="ListParagraph"/>
+        <w:numPr>
+          <w:ilvl w:val="0"/>
+          <w:numId w:val="22"/>
+        </w:numPr>
+        <w:tabs>
+          <w:tab w:val="num" w:pos="1080"/>
+        </w:tabs>
+      </w:pPr>
+      <w:r>
+        <w:t>Lập Phiếu tiếp nhận hồ sơ và hẹn trả kết quả.</w:t>
+      </w:r>
+    </w:p>
+    <w:p>
+      <w:pPr>
+        <w:pStyle w:val="ListParagraph"/>
+        <w:numPr>
+          <w:ilvl w:val="0"/>
+          <w:numId w:val="22"/>
+        </w:numPr>
+        <w:tabs>
+          <w:tab w:val="num" w:pos="1080"/>
+        </w:tabs>
+      </w:pPr>
+      <w:r>
+        <w:t>Lập hoặc cập nhật Phiếu kiểm soát quá trình giải quyết hồ sơ.</w:t>
+      </w:r>
+    </w:p>
+    <w:p>
+      <w:pPr>
+        <w:pStyle w:val="ListParagraph"/>
+        <w:numPr>
+          <w:ilvl w:val="0"/>
+          <w:numId w:val="22"/>
+        </w:numPr>
+        <w:tabs>
+          <w:tab w:val="num" w:pos="1080"/>
+        </w:tabs>
+      </w:pPr>
+      <w:r>
+        <w:t>Gửi hoặc bàn giao Phiếu tiếp nhận cho cá nhân/tổ chức.</w:t>
+      </w:r>
+    </w:p>
+    <w:p>
+      <w:pPr>
+        <w:pStyle w:val="ListParagraph"/>
+        <w:numPr>
+          <w:ilvl w:val="0"/>
+          <w:numId w:val="22"/>
+        </w:numPr>
+        <w:tabs>
+          <w:tab w:val="num" w:pos="1080"/>
+        </w:tabs>
+      </w:pPr>
+      <w:r>
+        <w:t>Chuyển hồ sơ đến bộ phận chuyên môn có trách nhiệm xử lý.</w:t>
+      </w:r>
+    </w:p>
+    <w:p>
+      <w:pPr>
+        <w:pStyle w:val="ListParagraph"/>
+        <w:numPr>
+          <w:ilvl w:val="0"/>
+          <w:numId w:val="14"/>
+        </w:numPr>
+        <w:rPr>
+          <w:b/>
+          <w:bCs/>
+        </w:rPr>
+      </w:pPr>
+      <w:r>
+        <w:rPr>
+          <w:b/>
+          <w:bCs/>
+        </w:rPr>
+        <w:t>Bộ phận chuyên môn</w:t>
+      </w:r>
+    </w:p>
+    <w:p>
+      <w:pPr>
+        <w:pStyle w:val="ListParagraph"/>
+        <w:numPr>
+          <w:ilvl w:val="0"/>
+          <w:numId w:val="23"/>
+        </w:numPr>
+        <w:tabs>
+          <w:tab w:val="num" w:pos="1080"/>
+        </w:tabs>
+      </w:pPr>
+      <w:r>
+        <w:t>Tiếp nhận hồ sơ được chuyển từ Bộ phận Một cửa.</w:t>
+      </w:r>
+    </w:p>
+    <w:p>
+      <w:pPr>
+        <w:pStyle w:val="ListParagraph"/>
+        <w:numPr>
+          <w:ilvl w:val="0"/>
+          <w:numId w:val="23"/>
+        </w:numPr>
+        <w:tabs>
+          <w:tab w:val="num" w:pos="1080"/>
+        </w:tabs>
+      </w:pPr>
+      <w:r>
+        <w:t>Kiểm tra lại thông tin và tài liệu liên quan đến nội dung chuyên môn.</w:t>
+      </w:r>
+    </w:p>
+    <w:p>
+      <w:pPr>
+        <w:pStyle w:val="ListParagraph"/>
+        <w:numPr>
+          <w:ilvl w:val="0"/>
+          <w:numId w:val="23"/>
+        </w:numPr>
+        <w:tabs>
+          <w:tab w:val="num" w:pos="1080"/>
+        </w:tabs>
+      </w:pPr>
+      <w:r>
+        <w:t>Thực hiện thẩm định hồ sơ theo quy định của từng thủ tục hành chính.</w:t>
+      </w:r>
+    </w:p>
+    <w:p>
+      <w:pPr>
+        <w:pStyle w:val="ListParagraph"/>
+        <w:numPr>
+          <w:ilvl w:val="0"/>
+          <w:numId w:val="23"/>
+        </w:numPr>
+        <w:tabs>
+          <w:tab w:val="num" w:pos="1080"/>
+        </w:tabs>
+      </w:pPr>
+      <w:r>
+        <w:t>Yêu cầu phối hợp hoặc xác minh thông tin khi cần thiết.</w:t>
+      </w:r>
+    </w:p>
+    <w:p>
+      <w:pPr>
+        <w:pStyle w:val="ListParagraph"/>
+        <w:numPr>
+          <w:ilvl w:val="0"/>
+          <w:numId w:val="23"/>
+        </w:numPr>
+        <w:tabs>
+          <w:tab w:val="num" w:pos="1080"/>
+        </w:tabs>
+      </w:pPr>
+      <w:r>
+        <w:t>Xử lý hồ sơ theo đúng thời hạn quy định.</w:t>
+      </w:r>
+    </w:p>
+    <w:p>
+      <w:pPr>
+        <w:pStyle w:val="ListParagraph"/>
+        <w:numPr>
+          <w:ilvl w:val="0"/>
+          <w:numId w:val="23"/>
+        </w:numPr>
+        <w:tabs>
+          <w:tab w:val="num" w:pos="1080"/>
+        </w:tabs>
+      </w:pPr>
+      <w:r>
+        <w:t>Soạn thảo kết quả giải quyết hoặc văn bản liên quan.</w:t>
+      </w:r>
+    </w:p>
+    <w:p>
+      <w:pPr>
+        <w:pStyle w:val="ListParagraph"/>
+        <w:numPr>
+          <w:ilvl w:val="0"/>
+          <w:numId w:val="23"/>
+        </w:numPr>
+        <w:tabs>
+          <w:tab w:val="num" w:pos="1080"/>
+        </w:tabs>
+      </w:pPr>
+      <w:r>
+        <w:t>Cập nhật kết quả và trạng thái xử lý hồ sơ trên hệ thống.</w:t>
+      </w:r>
+    </w:p>
+    <w:p>
+      <w:pPr>
+        <w:pStyle w:val="ListParagraph"/>
+        <w:numPr>
+          <w:ilvl w:val="0"/>
+          <w:numId w:val="23"/>
+        </w:numPr>
+        <w:tabs>
+          <w:tab w:val="num" w:pos="1080"/>
+        </w:tabs>
+      </w:pPr>
+      <w:r>
+        <w:t>Chuyển kết quả về Bộ phận Một cửa để thực hiện các bước tiếp theo.</w:t>
+      </w:r>
+    </w:p>
     <w:p>
       <w:r>
         <w:t>Bảng 4. Thuật ngữ</w:t>
@@ -8087,6 +9584,7 @@
           </w:tcPr>
           <w:p>
             <w:r>
+              <w:lastRenderedPageBreak/>
               <w:t>UBND</w:t>
             </w:r>
           </w:p>
@@ -8327,7 +9825,6 @@
           </w:tcPr>
           <w:p>
             <w:r>
-              <w:lastRenderedPageBreak/>
               <w:t>Người yêu cầu</w:t>
             </w:r>
           </w:p>
@@ -8964,7 +10461,7 @@
                     </pic:cNvPicPr>
                   </pic:nvPicPr>
                   <pic:blipFill>
-                    <a:blip r:embed="rId14">
+                    <a:blip r:embed="rId15">
                       <a:extLst>
                         <a:ext uri="{28A0092B-C50C-407E-A947-70E740481C1C}">
                           <a14:useLocalDpi xmlns:a14="http://schemas.microsoft.com/office/drawing/2010/main" val="0"/>
@@ -9022,7 +10519,7 @@
                     </pic:cNvPicPr>
                   </pic:nvPicPr>
                   <pic:blipFill>
-                    <a:blip r:embed="rId15">
+                    <a:blip r:embed="rId16">
                       <a:extLst>
                         <a:ext uri="{28A0092B-C50C-407E-A947-70E740481C1C}">
                           <a14:useLocalDpi xmlns:a14="http://schemas.microsoft.com/office/drawing/2010/main" val="0"/>
@@ -9203,7 +10700,7 @@
       <w:pPr>
         <w:numPr>
           <w:ilvl w:val="0"/>
-          <w:numId w:val="24"/>
+          <w:numId w:val="5"/>
         </w:numPr>
       </w:pPr>
       <w:r>
@@ -9221,7 +10718,7 @@
       <w:pPr>
         <w:numPr>
           <w:ilvl w:val="0"/>
-          <w:numId w:val="24"/>
+          <w:numId w:val="5"/>
         </w:numPr>
       </w:pPr>
       <w:r>
@@ -9244,7 +10741,7 @@
       <w:pPr>
         <w:numPr>
           <w:ilvl w:val="0"/>
-          <w:numId w:val="25"/>
+          <w:numId w:val="6"/>
         </w:numPr>
       </w:pPr>
       <w:r>
@@ -9282,7 +10779,7 @@
       <w:pPr>
         <w:numPr>
           <w:ilvl w:val="0"/>
-          <w:numId w:val="25"/>
+          <w:numId w:val="6"/>
         </w:numPr>
       </w:pPr>
       <w:r>
@@ -9305,7 +10802,7 @@
       <w:pPr>
         <w:numPr>
           <w:ilvl w:val="0"/>
-          <w:numId w:val="26"/>
+          <w:numId w:val="7"/>
         </w:numPr>
       </w:pPr>
       <w:r>
@@ -9332,7 +10829,7 @@
       <w:pPr>
         <w:numPr>
           <w:ilvl w:val="0"/>
-          <w:numId w:val="27"/>
+          <w:numId w:val="8"/>
         </w:numPr>
       </w:pPr>
       <w:r>
@@ -9353,7 +10850,7 @@
       <w:pPr>
         <w:numPr>
           <w:ilvl w:val="1"/>
-          <w:numId w:val="27"/>
+          <w:numId w:val="8"/>
         </w:numPr>
       </w:pPr>
       <w:r>
@@ -9394,7 +10891,7 @@
       <w:pPr>
         <w:numPr>
           <w:ilvl w:val="1"/>
-          <w:numId w:val="27"/>
+          <w:numId w:val="8"/>
         </w:numPr>
       </w:pPr>
       <w:r>
@@ -9421,7 +10918,7 @@
       <w:pPr>
         <w:numPr>
           <w:ilvl w:val="0"/>
-          <w:numId w:val="28"/>
+          <w:numId w:val="9"/>
         </w:numPr>
       </w:pPr>
       <w:r>
@@ -9439,7 +10936,7 @@
       <w:pPr>
         <w:numPr>
           <w:ilvl w:val="0"/>
-          <w:numId w:val="29"/>
+          <w:numId w:val="10"/>
         </w:numPr>
       </w:pPr>
       <w:r>
@@ -9457,7 +10954,7 @@
       <w:pPr>
         <w:numPr>
           <w:ilvl w:val="1"/>
-          <w:numId w:val="29"/>
+          <w:numId w:val="10"/>
         </w:numPr>
       </w:pPr>
       <w:r>
@@ -9498,7 +10995,7 @@
       <w:pPr>
         <w:numPr>
           <w:ilvl w:val="1"/>
-          <w:numId w:val="29"/>
+          <w:numId w:val="10"/>
         </w:numPr>
       </w:pPr>
       <w:r>
@@ -9524,7 +11021,7 @@
       <w:pPr>
         <w:numPr>
           <w:ilvl w:val="0"/>
-          <w:numId w:val="30"/>
+          <w:numId w:val="11"/>
         </w:numPr>
       </w:pPr>
       <w:r>
@@ -9545,7 +11042,7 @@
       <w:pPr>
         <w:numPr>
           <w:ilvl w:val="0"/>
-          <w:numId w:val="31"/>
+          <w:numId w:val="12"/>
         </w:numPr>
       </w:pPr>
       <w:r>
@@ -9609,7 +11106,7 @@
       <w:pPr>
         <w:numPr>
           <w:ilvl w:val="0"/>
-          <w:numId w:val="32"/>
+          <w:numId w:val="13"/>
         </w:numPr>
       </w:pPr>
       <w:r>
@@ -9627,7 +11124,7 @@
       <w:pPr>
         <w:numPr>
           <w:ilvl w:val="0"/>
-          <w:numId w:val="32"/>
+          <w:numId w:val="13"/>
         </w:numPr>
       </w:pPr>
       <w:r>
@@ -9645,7 +11142,7 @@
       <w:pPr>
         <w:numPr>
           <w:ilvl w:val="0"/>
-          <w:numId w:val="32"/>
+          <w:numId w:val="13"/>
         </w:numPr>
       </w:pPr>
       <w:r>
@@ -9673,7 +11170,7 @@
       <w:pPr>
         <w:numPr>
           <w:ilvl w:val="0"/>
-          <w:numId w:val="32"/>
+          <w:numId w:val="13"/>
         </w:numPr>
       </w:pPr>
       <w:r>
@@ -9715,7 +11212,7 @@
       <w:pPr>
         <w:numPr>
           <w:ilvl w:val="0"/>
-          <w:numId w:val="32"/>
+          <w:numId w:val="13"/>
         </w:numPr>
       </w:pPr>
       <w:r>
@@ -9733,7 +11230,7 @@
       <w:pPr>
         <w:numPr>
           <w:ilvl w:val="0"/>
-          <w:numId w:val="32"/>
+          <w:numId w:val="13"/>
         </w:numPr>
       </w:pPr>
       <w:r>
@@ -9845,7 +11342,7 @@
           <w:szCs w:val="26"/>
         </w:rPr>
         <w:drawing>
-          <wp:inline distT="0" distB="0" distL="0" distR="0" wp14:anchorId="6A1756DF" wp14:editId="529C2CCB">
+          <wp:inline distT="0" distB="0" distL="0" distR="0" wp14:anchorId="6A1756DF" wp14:editId="1DC821DE">
             <wp:extent cx="5731510" cy="2321560"/>
             <wp:effectExtent l="0" t="0" r="2540" b="2540"/>
             <wp:docPr id="1621202187" name="Picture 20"/>
@@ -9862,7 +11359,7 @@
                     </pic:cNvPicPr>
                   </pic:nvPicPr>
                   <pic:blipFill>
-                    <a:blip r:embed="rId16" cstate="print">
+                    <a:blip r:embed="rId17" cstate="print">
                       <a:extLst>
                         <a:ext uri="{28A0092B-C50C-407E-A947-70E740481C1C}">
                           <a14:useLocalDpi xmlns:a14="http://schemas.microsoft.com/office/drawing/2010/main" val="0"/>
@@ -12366,37 +13863,452 @@
         </w:tc>
       </w:tr>
     </w:tbl>
+    <w:p>
+      <w:pPr>
+        <w:pStyle w:val="Heading2"/>
+      </w:pPr>
+    </w:p>
+    <w:p>
+      <w:pPr>
+        <w:rPr>
+          <w:rFonts w:eastAsiaTheme="majorEastAsia" w:cstheme="majorBidi"/>
+          <w:b/>
+          <w:sz w:val="30"/>
+          <w:szCs w:val="32"/>
+        </w:rPr>
+      </w:pPr>
+      <w:r>
+        <w:br w:type="page"/>
+      </w:r>
+    </w:p>
+    <w:p>
+      <w:pPr>
+        <w:pStyle w:val="Heading2"/>
+      </w:pPr>
+      <w:r>
+        <w:lastRenderedPageBreak/>
+        <w:t>3.2 Phân tích quy trình thẩm định, xử lý hồ sơ</w:t>
+      </w:r>
+    </w:p>
+    <w:p>
+      <w:pPr>
+        <w:ind w:firstLine="720"/>
+      </w:pPr>
+      <w:r>
+        <w:t>Sơ đồ tổ chức:</w:t>
+      </w:r>
+    </w:p>
+    <w:p>
+      <w:r>
+        <w:rPr>
+          <w:noProof/>
+          <w:color w:val="000000"/>
+          <w:szCs w:val="26"/>
+        </w:rPr>
+        <w:drawing>
+          <wp:inline distT="0" distB="0" distL="0" distR="0" wp14:anchorId="77605634" wp14:editId="082B2FF8">
+            <wp:extent cx="5731510" cy="1294130"/>
+            <wp:effectExtent l="0" t="0" r="2540" b="1270"/>
+            <wp:docPr id="1844774927" name="Picture 20"/>
+            <wp:cNvGraphicFramePr>
+              <a:graphicFrameLocks xmlns:a="http://schemas.openxmlformats.org/drawingml/2006/main" noChangeAspect="1"/>
+            </wp:cNvGraphicFramePr>
+            <a:graphic xmlns:a="http://schemas.openxmlformats.org/drawingml/2006/main">
+              <a:graphicData uri="http://schemas.openxmlformats.org/drawingml/2006/picture">
+                <pic:pic xmlns:pic="http://schemas.openxmlformats.org/drawingml/2006/picture">
+                  <pic:nvPicPr>
+                    <pic:cNvPr id="0" name="Picture 1"/>
+                    <pic:cNvPicPr>
+                      <a:picLocks noChangeAspect="1" noChangeArrowheads="1"/>
+                    </pic:cNvPicPr>
+                  </pic:nvPicPr>
+                  <pic:blipFill>
+                    <a:blip r:embed="rId18">
+                      <a:extLst>
+                        <a:ext uri="{28A0092B-C50C-407E-A947-70E740481C1C}">
+                          <a14:useLocalDpi xmlns:a14="http://schemas.microsoft.com/office/drawing/2010/main" val="0"/>
+                        </a:ext>
+                      </a:extLst>
+                    </a:blip>
+                    <a:srcRect/>
+                    <a:stretch>
+                      <a:fillRect/>
+                    </a:stretch>
+                  </pic:blipFill>
+                  <pic:spPr bwMode="auto">
+                    <a:xfrm>
+                      <a:off x="0" y="0"/>
+                      <a:ext cx="5731510" cy="1294130"/>
+                    </a:xfrm>
+                    <a:prstGeom prst="rect">
+                      <a:avLst/>
+                    </a:prstGeom>
+                    <a:noFill/>
+                    <a:ln>
+                      <a:noFill/>
+                    </a:ln>
+                  </pic:spPr>
+                </pic:pic>
+              </a:graphicData>
+            </a:graphic>
+          </wp:inline>
+        </w:drawing>
+      </w:r>
+    </w:p>
+    <w:p>
+      <w:pPr>
+        <w:ind w:left="720"/>
+      </w:pPr>
+      <w:r>
+        <w:t>1. Cán bộ Một cửa</w:t>
+      </w:r>
+    </w:p>
+    <w:p>
+      <w:pPr>
+        <w:ind w:left="720"/>
+      </w:pPr>
+      <w:r>
+        <w:t>Tiếp nhận hồ sơ được chuyển đến.</w:t>
+      </w:r>
+    </w:p>
+    <w:p>
+      <w:pPr>
+        <w:ind w:left="720"/>
+      </w:pPr>
+      <w:r>
+        <w:t>Ghi nhận thông tin ban đầu của hồ sơ.</w:t>
+      </w:r>
+    </w:p>
+    <w:p>
+      <w:pPr>
+        <w:ind w:left="720"/>
+      </w:pPr>
+      <w:r>
+        <w:t>Xác nhận hồ sơ đã được tiếp nhận để chuyển sang bước xử lý tiếp theo.</w:t>
+      </w:r>
+    </w:p>
+    <w:p>
+      <w:pPr>
+        <w:ind w:left="720"/>
+      </w:pPr>
+      <w:r>
+        <w:t>2. Chuyên viên xử lý hồ sơ BNĐP</w:t>
+      </w:r>
+    </w:p>
+    <w:p>
+      <w:pPr>
+        <w:ind w:left="720"/>
+      </w:pPr>
+      <w:r>
+        <w:t>Rà soát thành phần, thông tin và điều kiện giải quyết hồ sơ.</w:t>
+      </w:r>
+    </w:p>
+    <w:p>
+      <w:pPr>
+        <w:ind w:left="720"/>
+      </w:pPr>
+      <w:r>
+        <w:t>Yêu cầu bổ sung hoặc từ chối xử lý khi hồ sơ chưa đáp ứng yêu cầu.</w:t>
+      </w:r>
+    </w:p>
+    <w:p>
+      <w:pPr>
+        <w:ind w:left="720"/>
+      </w:pPr>
+      <w:r>
+        <w:t>Thẩm định hồ sơ và ghi nhận kết quả thẩm định.</w:t>
+      </w:r>
+    </w:p>
+    <w:p>
+      <w:pPr>
+        <w:ind w:left="720"/>
+      </w:pPr>
+      <w:r>
+        <w:t>Chuyển hồ sơ sang phần mềm chuyên ngành và thực hiện bóc tách dữ liệu.</w:t>
+      </w:r>
+    </w:p>
+    <w:p>
+      <w:pPr>
+        <w:ind w:left="720"/>
+      </w:pPr>
+      <w:r>
+        <w:t>Cập nhật phí/lệ phí, thẩm định lại và hoàn tất xử lý hồ sơ.</w:t>
+      </w:r>
+    </w:p>
+    <w:p>
+      <w:pPr>
+        <w:ind w:left="720"/>
+      </w:pPr>
+      <w:r>
+        <w:t>3. Cá nhân/Tổ chức</w:t>
+      </w:r>
+    </w:p>
+    <w:p>
+      <w:pPr>
+        <w:ind w:left="720"/>
+      </w:pPr>
+      <w:r>
+        <w:t>Tiếp nhận yêu cầu bổ sung hồ sơ.</w:t>
+      </w:r>
+    </w:p>
+    <w:p>
+      <w:pPr>
+        <w:ind w:left="720"/>
+      </w:pPr>
+      <w:r>
+        <w:t>Chuẩn bị và gửi lại các thông tin, tài liệu còn thiếu.</w:t>
+      </w:r>
+    </w:p>
+    <w:p>
+      <w:pPr>
+        <w:ind w:left="720"/>
+      </w:pPr>
+      <w:r>
+        <w:t>Bổ sung hồ sơ theo yêu cầu của hệ thống chuyên ngành.</w:t>
+      </w:r>
+    </w:p>
+    <w:p>
+      <w:pPr>
+        <w:ind w:left="720"/>
+      </w:pPr>
+      <w:r>
+        <w:t>Thực hiện nghĩa vụ tài chính khi có yêu cầu.</w:t>
+      </w:r>
+    </w:p>
+    <w:p>
+      <w:pPr>
+        <w:ind w:left="720"/>
+      </w:pPr>
+      <w:r>
+        <w:t>4. Phần mềm/Cơ quan chuyên ngành</w:t>
+      </w:r>
+    </w:p>
+    <w:p>
+      <w:pPr>
+        <w:ind w:left="720"/>
+      </w:pPr>
+      <w:r>
+        <w:t>Tiếp nhận hồ sơ điện tử được chuyển đến.</w:t>
+      </w:r>
+    </w:p>
+    <w:p>
+      <w:pPr>
+        <w:ind w:left="720"/>
+      </w:pPr>
+      <w:r>
+        <w:t>Kiểm tra và xử lý hồ sơ theo nghiệp vụ chuyên ngành.</w:t>
+      </w:r>
+    </w:p>
+    <w:p>
+      <w:pPr>
+        <w:ind w:left="720"/>
+      </w:pPr>
+      <w:r>
+        <w:t>Tra cứu, đối chiếu và bổ sung dữ liệu chuyên ngành.</w:t>
+      </w:r>
+    </w:p>
+    <w:p>
+      <w:pPr>
+        <w:ind w:left="720"/>
+      </w:pPr>
+      <w:r>
+        <w:t>Thực hiện kiểm tra bổ sung và xác minh thông tin khi cần.</w:t>
+      </w:r>
+    </w:p>
+    <w:p>
+      <w:pPr>
+        <w:ind w:left="720"/>
+      </w:pPr>
+      <w:r>
+        <w:lastRenderedPageBreak/>
+        <w:t>Cấp số định danh cá nhân và phát hành hồ sơ điện tử khi đủ điều kiện.</w:t>
+      </w:r>
+    </w:p>
+    <w:p>
+      <w:pPr>
+        <w:ind w:left="720"/>
+      </w:pPr>
+      <w:r>
+        <w:t>5. Cơ quan/Đơn vị liên quan</w:t>
+      </w:r>
+    </w:p>
+    <w:p>
+      <w:pPr>
+        <w:ind w:left="720"/>
+      </w:pPr>
+      <w:r>
+        <w:t>Tiếp nhận yêu cầu xác minh thông tin.</w:t>
+      </w:r>
+    </w:p>
+    <w:p>
+      <w:pPr>
+        <w:ind w:left="720"/>
+      </w:pPr>
+      <w:r>
+        <w:t>Phối hợp kiểm tra và cung cấp thông tin cần thiết.</w:t>
+      </w:r>
+    </w:p>
+    <w:p>
+      <w:pPr>
+        <w:ind w:left="720"/>
+      </w:pPr>
+      <w:r>
+        <w:t>Phản hồi kết quả xác minh để phục vụ xử lý hồ sơ.</w:t>
+      </w:r>
+    </w:p>
+    <w:p>
+      <w:pPr>
+        <w:ind w:left="720"/>
+      </w:pPr>
+      <w:r>
+        <w:t>6. Hệ thống BNĐP</w:t>
+      </w:r>
+    </w:p>
+    <w:p>
+      <w:pPr>
+        <w:ind w:left="720"/>
+      </w:pPr>
+      <w:r>
+        <w:t>Hỗ trợ chuyển và ghi nhận trạng thái hồ sơ.</w:t>
+      </w:r>
+    </w:p>
+    <w:p>
+      <w:pPr>
+        <w:ind w:left="720"/>
+      </w:pPr>
+      <w:r>
+        <w:t>Cập nhật thông tin phí/lệ phí và nghĩa vụ tài chính.</w:t>
+      </w:r>
+    </w:p>
+    <w:p>
+      <w:pPr>
+        <w:ind w:left="720"/>
+      </w:pPr>
+      <w:r>
+        <w:t>Ghi nhận trạng thái hoàn tất và chuyển kết quả sang quy trình tiếp theo.</w:t>
+      </w:r>
+    </w:p>
+    <w:p>
+      <w:r>
+        <w:t>Biểu mẫu:</w:t>
+      </w:r>
+    </w:p>
+    <w:p>
+      <w:r>
+        <w:rPr>
+          <w:noProof/>
+          <w:color w:val="000000"/>
+          <w:szCs w:val="26"/>
+        </w:rPr>
+        <w:drawing>
+          <wp:inline distT="0" distB="0" distL="0" distR="0" wp14:anchorId="0933045D" wp14:editId="431528B9">
+            <wp:extent cx="5730240" cy="3223260"/>
+            <wp:effectExtent l="0" t="0" r="3810" b="0"/>
+            <wp:docPr id="1296617336" name="Picture 21"/>
+            <wp:cNvGraphicFramePr>
+              <a:graphicFrameLocks xmlns:a="http://schemas.openxmlformats.org/drawingml/2006/main" noChangeAspect="1"/>
+            </wp:cNvGraphicFramePr>
+            <a:graphic xmlns:a="http://schemas.openxmlformats.org/drawingml/2006/main">
+              <a:graphicData uri="http://schemas.openxmlformats.org/drawingml/2006/picture">
+                <pic:pic xmlns:pic="http://schemas.openxmlformats.org/drawingml/2006/picture">
+                  <pic:nvPicPr>
+                    <pic:cNvPr id="0" name="Picture 3"/>
+                    <pic:cNvPicPr>
+                      <a:picLocks noChangeAspect="1" noChangeArrowheads="1"/>
+                    </pic:cNvPicPr>
+                  </pic:nvPicPr>
+                  <pic:blipFill>
+                    <a:blip r:embed="rId19" cstate="print">
+                      <a:extLst>
+                        <a:ext uri="{28A0092B-C50C-407E-A947-70E740481C1C}">
+                          <a14:useLocalDpi xmlns:a14="http://schemas.microsoft.com/office/drawing/2010/main" val="0"/>
+                        </a:ext>
+                      </a:extLst>
+                    </a:blip>
+                    <a:srcRect/>
+                    <a:stretch>
+                      <a:fillRect/>
+                    </a:stretch>
+                  </pic:blipFill>
+                  <pic:spPr bwMode="auto">
+                    <a:xfrm>
+                      <a:off x="0" y="0"/>
+                      <a:ext cx="5730240" cy="3223260"/>
+                    </a:xfrm>
+                    <a:prstGeom prst="rect">
+                      <a:avLst/>
+                    </a:prstGeom>
+                    <a:noFill/>
+                    <a:ln>
+                      <a:noFill/>
+                    </a:ln>
+                  </pic:spPr>
+                </pic:pic>
+              </a:graphicData>
+            </a:graphic>
+          </wp:inline>
+        </w:drawing>
+      </w:r>
+    </w:p>
+    <w:p>
+      <w:r>
+        <w:rPr>
+          <w:noProof/>
+          <w:color w:val="000000"/>
+          <w:szCs w:val="26"/>
+        </w:rPr>
+        <w:lastRenderedPageBreak/>
+        <w:drawing>
+          <wp:inline distT="0" distB="0" distL="0" distR="0" wp14:anchorId="7BDEDC95" wp14:editId="3A172699">
+            <wp:extent cx="5731510" cy="6355715"/>
+            <wp:effectExtent l="0" t="0" r="2540" b="6985"/>
+            <wp:docPr id="1129762232" name="Picture 22"/>
+            <wp:cNvGraphicFramePr>
+              <a:graphicFrameLocks xmlns:a="http://schemas.openxmlformats.org/drawingml/2006/main" noChangeAspect="1"/>
+            </wp:cNvGraphicFramePr>
+            <a:graphic xmlns:a="http://schemas.openxmlformats.org/drawingml/2006/main">
+              <a:graphicData uri="http://schemas.openxmlformats.org/drawingml/2006/picture">
+                <pic:pic xmlns:pic="http://schemas.openxmlformats.org/drawingml/2006/picture">
+                  <pic:nvPicPr>
+                    <pic:cNvPr id="0" name="Picture 5"/>
+                    <pic:cNvPicPr>
+                      <a:picLocks noChangeAspect="1" noChangeArrowheads="1"/>
+                    </pic:cNvPicPr>
+                  </pic:nvPicPr>
+                  <pic:blipFill>
+                    <a:blip r:embed="rId20">
+                      <a:extLst>
+                        <a:ext uri="{28A0092B-C50C-407E-A947-70E740481C1C}">
+                          <a14:useLocalDpi xmlns:a14="http://schemas.microsoft.com/office/drawing/2010/main" val="0"/>
+                        </a:ext>
+                      </a:extLst>
+                    </a:blip>
+                    <a:srcRect/>
+                    <a:stretch>
+                      <a:fillRect/>
+                    </a:stretch>
+                  </pic:blipFill>
+                  <pic:spPr bwMode="auto">
+                    <a:xfrm>
+                      <a:off x="0" y="0"/>
+                      <a:ext cx="5731510" cy="6355715"/>
+                    </a:xfrm>
+                    <a:prstGeom prst="rect">
+                      <a:avLst/>
+                    </a:prstGeom>
+                    <a:noFill/>
+                    <a:ln>
+                      <a:noFill/>
+                    </a:ln>
+                  </pic:spPr>
+                </pic:pic>
+              </a:graphicData>
+            </a:graphic>
+          </wp:inline>
+        </w:drawing>
+      </w:r>
+    </w:p>
     <w:p/>
-    <w:p>
-      <w:pPr>
-        <w:pStyle w:val="Heading1"/>
-      </w:pPr>
-    </w:p>
-    <w:p>
-      <w:pPr>
-        <w:pStyle w:val="Heading1"/>
-      </w:pPr>
-    </w:p>
-    <w:p>
-      <w:pPr>
-        <w:pStyle w:val="Heading1"/>
-      </w:pPr>
-    </w:p>
-    <w:p>
-      <w:pPr>
-        <w:pStyle w:val="Heading1"/>
-      </w:pPr>
-    </w:p>
-    <w:p>
-      <w:pPr>
-        <w:pStyle w:val="Heading1"/>
-      </w:pPr>
-    </w:p>
-    <w:p>
-      <w:pPr>
-        <w:pStyle w:val="Heading1"/>
-      </w:pPr>
-    </w:p>
     <w:p>
       <w:pPr>
         <w:pStyle w:val="Heading1"/>
@@ -12456,7 +14368,6 @@
           <w:rFonts w:cs="Times New Roman"/>
           <w:szCs w:val="26"/>
         </w:rPr>
-        <w:lastRenderedPageBreak/>
         <w:tab/>
         <w:t xml:space="preserve">Tất cả những gì nhóm đã thực hiện trong đồ án và những kinh nghiệm đúc kết </w:t>
       </w:r>
@@ -12562,11 +14473,11 @@
         <w:pStyle w:val="ListParagraph"/>
         <w:numPr>
           <w:ilvl w:val="0"/>
-          <w:numId w:val="6"/>
+          <w:numId w:val="1"/>
         </w:numPr>
         <w:jc w:val="both"/>
       </w:pPr>
-      <w:hyperlink r:id="rId17" w:anchor="ID0EBBF=Getting_started" w:history="1">
+      <w:hyperlink r:id="rId21" w:anchor="ID0EBBF=Getting_started" w:history="1">
         <w:r>
           <w:rPr>
             <w:rStyle w:val="Hyperlink"/>
@@ -12592,7 +14503,7 @@
         <w:pStyle w:val="ListParagraph"/>
         <w:numPr>
           <w:ilvl w:val="0"/>
-          <w:numId w:val="6"/>
+          <w:numId w:val="1"/>
         </w:numPr>
         <w:jc w:val="both"/>
       </w:pPr>
@@ -12617,7 +14528,7 @@
         <w:pStyle w:val="ListParagraph"/>
         <w:numPr>
           <w:ilvl w:val="0"/>
-          <w:numId w:val="6"/>
+          <w:numId w:val="1"/>
         </w:numPr>
         <w:jc w:val="both"/>
       </w:pPr>
@@ -12640,8 +14551,8 @@
     <w:p/>
     <w:p/>
     <w:sectPr>
-      <w:headerReference w:type="default" r:id="rId18"/>
-      <w:footerReference w:type="default" r:id="rId19"/>
+      <w:headerReference w:type="default" r:id="rId22"/>
+      <w:footerReference w:type="default" r:id="rId23"/>
       <w:pgSz w:w="11906" w:h="16838" w:code="9"/>
       <w:pgMar w:top="1440" w:right="1440" w:bottom="1440" w:left="1440" w:header="720" w:footer="720" w:gutter="0"/>
       <w:pgBorders w:display="firstPage" w:offsetFrom="page">
@@ -12660,7 +14571,7 @@
 </file>
 
 <file path=word/endnotes.xml><?xml version="1.0" encoding="utf-8"?>
-<w:endnotes xmlns:wpc="http://schemas.microsoft.com/office/word/2010/wordprocessingCanvas" xmlns:cx="http://schemas.microsoft.com/office/drawing/2014/chartex" xmlns:cx1="http://schemas.microsoft.com/office/drawing/2015/9/8/chartex" xmlns:cx2="http://schemas.microsoft.com/office/drawing/2015/10/21/chartex" xmlns:cx3="http://schemas.microsoft.com/office/drawing/2016/5/9/chartex" xmlns:cx4="http://schemas.microsoft.com/office/drawing/2016/5/10/chartex" xmlns:cx5="http://schemas.microsoft.com/office/drawing/2016/5/11/chartex" xmlns:cx6="http://schemas.microsoft.com/office/drawing/2016/5/12/chartex" xmlns:cx7="http://schemas.microsoft.com/office/drawing/2016/5/13/chartex" xmlns:cx8="http://schemas.microsoft.com/office/drawing/2016/5/14/chartex" xmlns:mc="http://schemas.openxmlformats.org/markup-compatibility/2006" xmlns:aink="http://schemas.microsoft.com/office/drawing/2016/ink" xmlns:am3d="http://schemas.microsoft.com/office/drawing/2017/model3d" xmlns:o="urn:schemas-microsoft-com:office:office" xmlns:oel="http://schemas.microsoft.com/office/2019/extlst" xmlns:r="http://schemas.openxmlformats.org/officeDocument/2006/relationships" xmlns:m="http://schemas.openxmlformats.org/officeDocument/2006/math" xmlns:v="urn:schemas-microsoft-com:vml" xmlns:wp14="http://schemas.microsoft.com/office/word/2010/wordprocessingDrawing" xmlns:wp="http://schemas.openxmlformats.org/drawingml/2006/wordprocessingDrawing" xmlns:w10="urn:schemas-microsoft-com:office:word" xmlns:w="http://schemas.openxmlformats.org/wordprocessingml/2006/main" xmlns:w14="http://schemas.microsoft.com/office/word/2010/wordml" xmlns:w15="http://schemas.microsoft.com/office/word/2012/wordml" xmlns:w16cei="http://schemas.microsoft.com/office/word/2026/wordml/cei" xmlns:w16cex="http://schemas.microsoft.com/office/word/2018/wordml/cex" xmlns:w16cid="http://schemas.microsoft.com/office/word/2016/wordml/cid" xmlns:w16="http://schemas.microsoft.com/office/word/2018/wordml" xmlns:w16du="http://schemas.microsoft.com/office/word/2023/wordml/word16du" xmlns:w16sdtdh="http://schemas.microsoft.com/office/word/2020/wordml/sdtdatahash" xmlns:w16sdtfl="http://schemas.microsoft.com/office/word/2024/wordml/sdtformatlock" xmlns:w16se="http://schemas.microsoft.com/office/word/2015/wordml/symex" xmlns:wpg="http://schemas.microsoft.com/office/word/2010/wordprocessingGroup" xmlns:wpi="http://schemas.microsoft.com/office/word/2010/wordprocessingInk" xmlns:wne="http://schemas.microsoft.com/office/word/2006/wordml" xmlns:wps="http://schemas.microsoft.com/office/word/2010/wordprocessingShape" mc:Ignorable="w14 w15 w16se w16cid w16 w16cex w16sdtdh w16sdtfl w16du wp14">
+<w:endnotes xmlns:wpc="http://schemas.microsoft.com/office/word/2010/wordprocessingCanvas" xmlns:cx="http://schemas.microsoft.com/office/drawing/2014/chartex" xmlns:cx1="http://schemas.microsoft.com/office/drawing/2015/9/8/chartex" xmlns:cx2="http://schemas.microsoft.com/office/drawing/2015/10/21/chartex" xmlns:cx3="http://schemas.microsoft.com/office/drawing/2016/5/9/chartex" xmlns:cx4="http://schemas.microsoft.com/office/drawing/2016/5/10/chartex" xmlns:cx5="http://schemas.microsoft.com/office/drawing/2016/5/11/chartex" xmlns:cx6="http://schemas.microsoft.com/office/drawing/2016/5/12/chartex" xmlns:cx7="http://schemas.microsoft.com/office/drawing/2016/5/13/chartex" xmlns:cx8="http://schemas.microsoft.com/office/drawing/2016/5/14/chartex" xmlns:mc="http://schemas.openxmlformats.org/markup-compatibility/2006" xmlns:aink="http://schemas.microsoft.com/office/drawing/2016/ink" xmlns:am3d="http://schemas.microsoft.com/office/drawing/2017/model3d" xmlns:o="urn:schemas-microsoft-com:office:office" xmlns:oel="http://schemas.microsoft.com/office/2019/extlst" xmlns:r="http://schemas.openxmlformats.org/officeDocument/2006/relationships" xmlns:m="http://schemas.openxmlformats.org/officeDocument/2006/math" xmlns:v="urn:schemas-microsoft-com:vml" xmlns:wp14="http://schemas.microsoft.com/office/word/2010/wordprocessingDrawing" xmlns:wp="http://schemas.openxmlformats.org/drawingml/2006/wordprocessingDrawing" xmlns:w10="urn:schemas-microsoft-com:office:word" xmlns:w="http://schemas.openxmlformats.org/wordprocessingml/2006/main" xmlns:w14="http://schemas.microsoft.com/office/word/2010/wordml" xmlns:w15="http://schemas.microsoft.com/office/word/2012/wordml" xmlns:w16cex="http://schemas.microsoft.com/office/word/2018/wordml/cex" xmlns:w16cid="http://schemas.microsoft.com/office/word/2016/wordml/cid" xmlns:w16="http://schemas.microsoft.com/office/word/2018/wordml" xmlns:w16du="http://schemas.microsoft.com/office/word/2023/wordml/word16du" xmlns:w16sdtdh="http://schemas.microsoft.com/office/word/2020/wordml/sdtdatahash" xmlns:w16sdtfl="http://schemas.microsoft.com/office/word/2024/wordml/sdtformatlock" xmlns:w16se="http://schemas.microsoft.com/office/word/2015/wordml/symex" xmlns:wpg="http://schemas.microsoft.com/office/word/2010/wordprocessingGroup" xmlns:wpi="http://schemas.microsoft.com/office/word/2010/wordprocessingInk" xmlns:wne="http://schemas.microsoft.com/office/word/2006/wordml" xmlns:wps="http://schemas.microsoft.com/office/word/2010/wordprocessingShape" mc:Ignorable="w14 w15 w16se w16cid w16 w16cex w16sdtdh w16sdtfl w16du wp14">
   <w:endnote w:type="separator" w:id="-1">
     <w:p>
       <w:pPr>
@@ -12685,7 +14596,7 @@
 </file>
 
 <file path=word/footer1.xml><?xml version="1.0" encoding="utf-8"?>
-<w:ftr xmlns:wpc="http://schemas.microsoft.com/office/word/2010/wordprocessingCanvas" xmlns:cx="http://schemas.microsoft.com/office/drawing/2014/chartex" xmlns:cx1="http://schemas.microsoft.com/office/drawing/2015/9/8/chartex" xmlns:cx2="http://schemas.microsoft.com/office/drawing/2015/10/21/chartex" xmlns:cx3="http://schemas.microsoft.com/office/drawing/2016/5/9/chartex" xmlns:cx4="http://schemas.microsoft.com/office/drawing/2016/5/10/chartex" xmlns:cx5="http://schemas.microsoft.com/office/drawing/2016/5/11/chartex" xmlns:cx6="http://schemas.microsoft.com/office/drawing/2016/5/12/chartex" xmlns:cx7="http://schemas.microsoft.com/office/drawing/2016/5/13/chartex" xmlns:cx8="http://schemas.microsoft.com/office/drawing/2016/5/14/chartex" xmlns:mc="http://schemas.openxmlformats.org/markup-compatibility/2006" xmlns:aink="http://schemas.microsoft.com/office/drawing/2016/ink" xmlns:am3d="http://schemas.microsoft.com/office/drawing/2017/model3d" xmlns:o="urn:schemas-microsoft-com:office:office" xmlns:oel="http://schemas.microsoft.com/office/2019/extlst" xmlns:r="http://schemas.openxmlformats.org/officeDocument/2006/relationships" xmlns:m="http://schemas.openxmlformats.org/officeDocument/2006/math" xmlns:v="urn:schemas-microsoft-com:vml" xmlns:wp14="http://schemas.microsoft.com/office/word/2010/wordprocessingDrawing" xmlns:wp="http://schemas.openxmlformats.org/drawingml/2006/wordprocessingDrawing" xmlns:w10="urn:schemas-microsoft-com:office:word" xmlns:w="http://schemas.openxmlformats.org/wordprocessingml/2006/main" xmlns:w14="http://schemas.microsoft.com/office/word/2010/wordml" xmlns:w15="http://schemas.microsoft.com/office/word/2012/wordml" xmlns:w16cei="http://schemas.microsoft.com/office/word/2026/wordml/cei" xmlns:w16cex="http://schemas.microsoft.com/office/word/2018/wordml/cex" xmlns:w16cid="http://schemas.microsoft.com/office/word/2016/wordml/cid" xmlns:w16="http://schemas.microsoft.com/office/word/2018/wordml" xmlns:w16du="http://schemas.microsoft.com/office/word/2023/wordml/word16du" xmlns:w16sdtdh="http://schemas.microsoft.com/office/word/2020/wordml/sdtdatahash" xmlns:w16sdtfl="http://schemas.microsoft.com/office/word/2024/wordml/sdtformatlock" xmlns:w16se="http://schemas.microsoft.com/office/word/2015/wordml/symex" xmlns:wpg="http://schemas.microsoft.com/office/word/2010/wordprocessingGroup" xmlns:wpi="http://schemas.microsoft.com/office/word/2010/wordprocessingInk" xmlns:wne="http://schemas.microsoft.com/office/word/2006/wordml" xmlns:wps="http://schemas.microsoft.com/office/word/2010/wordprocessingShape" mc:Ignorable="w14 w15 w16se w16cid w16 w16cex w16sdtdh w16sdtfl w16du wp14">
+<w:ftr xmlns:wpc="http://schemas.microsoft.com/office/word/2010/wordprocessingCanvas" xmlns:cx="http://schemas.microsoft.com/office/drawing/2014/chartex" xmlns:cx1="http://schemas.microsoft.com/office/drawing/2015/9/8/chartex" xmlns:cx2="http://schemas.microsoft.com/office/drawing/2015/10/21/chartex" xmlns:cx3="http://schemas.microsoft.com/office/drawing/2016/5/9/chartex" xmlns:cx4="http://schemas.microsoft.com/office/drawing/2016/5/10/chartex" xmlns:cx5="http://schemas.microsoft.com/office/drawing/2016/5/11/chartex" xmlns:cx6="http://schemas.microsoft.com/office/drawing/2016/5/12/chartex" xmlns:cx7="http://schemas.microsoft.com/office/drawing/2016/5/13/chartex" xmlns:cx8="http://schemas.microsoft.com/office/drawing/2016/5/14/chartex" xmlns:mc="http://schemas.openxmlformats.org/markup-compatibility/2006" xmlns:aink="http://schemas.microsoft.com/office/drawing/2016/ink" xmlns:am3d="http://schemas.microsoft.com/office/drawing/2017/model3d" xmlns:o="urn:schemas-microsoft-com:office:office" xmlns:oel="http://schemas.microsoft.com/office/2019/extlst" xmlns:r="http://schemas.openxmlformats.org/officeDocument/2006/relationships" xmlns:m="http://schemas.openxmlformats.org/officeDocument/2006/math" xmlns:v="urn:schemas-microsoft-com:vml" xmlns:wp14="http://schemas.microsoft.com/office/word/2010/wordprocessingDrawing" xmlns:wp="http://schemas.openxmlformats.org/drawingml/2006/wordprocessingDrawing" xmlns:w10="urn:schemas-microsoft-com:office:word" xmlns:w="http://schemas.openxmlformats.org/wordprocessingml/2006/main" xmlns:w14="http://schemas.microsoft.com/office/word/2010/wordml" xmlns:w15="http://schemas.microsoft.com/office/word/2012/wordml" xmlns:w16cex="http://schemas.microsoft.com/office/word/2018/wordml/cex" xmlns:w16cid="http://schemas.microsoft.com/office/word/2016/wordml/cid" xmlns:w16="http://schemas.microsoft.com/office/word/2018/wordml" xmlns:w16du="http://schemas.microsoft.com/office/word/2023/wordml/word16du" xmlns:w16sdtdh="http://schemas.microsoft.com/office/word/2020/wordml/sdtdatahash" xmlns:w16sdtfl="http://schemas.microsoft.com/office/word/2024/wordml/sdtformatlock" xmlns:w16se="http://schemas.microsoft.com/office/word/2015/wordml/symex" xmlns:wpg="http://schemas.microsoft.com/office/word/2010/wordprocessingGroup" xmlns:wpi="http://schemas.microsoft.com/office/word/2010/wordprocessingInk" xmlns:wne="http://schemas.microsoft.com/office/word/2006/wordml" xmlns:wps="http://schemas.microsoft.com/office/word/2010/wordprocessingShape" mc:Ignorable="w14 w15 w16se w16cid w16 w16cex w16sdtdh w16sdtfl w16du wp14">
   <w:sdt>
     <w:sdtPr>
       <w:id w:val="365795399"/>
@@ -12753,7 +14664,7 @@
 </file>
 
 <file path=word/footnotes.xml><?xml version="1.0" encoding="utf-8"?>
-<w:footnotes xmlns:wpc="http://schemas.microsoft.com/office/word/2010/wordprocessingCanvas" xmlns:cx="http://schemas.microsoft.com/office/drawing/2014/chartex" xmlns:cx1="http://schemas.microsoft.com/office/drawing/2015/9/8/chartex" xmlns:cx2="http://schemas.microsoft.com/office/drawing/2015/10/21/chartex" xmlns:cx3="http://schemas.microsoft.com/office/drawing/2016/5/9/chartex" xmlns:cx4="http://schemas.microsoft.com/office/drawing/2016/5/10/chartex" xmlns:cx5="http://schemas.microsoft.com/office/drawing/2016/5/11/chartex" xmlns:cx6="http://schemas.microsoft.com/office/drawing/2016/5/12/chartex" xmlns:cx7="http://schemas.microsoft.com/office/drawing/2016/5/13/chartex" xmlns:cx8="http://schemas.microsoft.com/office/drawing/2016/5/14/chartex" xmlns:mc="http://schemas.openxmlformats.org/markup-compatibility/2006" xmlns:aink="http://schemas.microsoft.com/office/drawing/2016/ink" xmlns:am3d="http://schemas.microsoft.com/office/drawing/2017/model3d" xmlns:o="urn:schemas-microsoft-com:office:office" xmlns:oel="http://schemas.microsoft.com/office/2019/extlst" xmlns:r="http://schemas.openxmlformats.org/officeDocument/2006/relationships" xmlns:m="http://schemas.openxmlformats.org/officeDocument/2006/math" xmlns:v="urn:schemas-microsoft-com:vml" xmlns:wp14="http://schemas.microsoft.com/office/word/2010/wordprocessingDrawing" xmlns:wp="http://schemas.openxmlformats.org/drawingml/2006/wordprocessingDrawing" xmlns:w10="urn:schemas-microsoft-com:office:word" xmlns:w="http://schemas.openxmlformats.org/wordprocessingml/2006/main" xmlns:w14="http://schemas.microsoft.com/office/word/2010/wordml" xmlns:w15="http://schemas.microsoft.com/office/word/2012/wordml" xmlns:w16cei="http://schemas.microsoft.com/office/word/2026/wordml/cei" xmlns:w16cex="http://schemas.microsoft.com/office/word/2018/wordml/cex" xmlns:w16cid="http://schemas.microsoft.com/office/word/2016/wordml/cid" xmlns:w16="http://schemas.microsoft.com/office/word/2018/wordml" xmlns:w16du="http://schemas.microsoft.com/office/word/2023/wordml/word16du" xmlns:w16sdtdh="http://schemas.microsoft.com/office/word/2020/wordml/sdtdatahash" xmlns:w16sdtfl="http://schemas.microsoft.com/office/word/2024/wordml/sdtformatlock" xmlns:w16se="http://schemas.microsoft.com/office/word/2015/wordml/symex" xmlns:wpg="http://schemas.microsoft.com/office/word/2010/wordprocessingGroup" xmlns:wpi="http://schemas.microsoft.com/office/word/2010/wordprocessingInk" xmlns:wne="http://schemas.microsoft.com/office/word/2006/wordml" xmlns:wps="http://schemas.microsoft.com/office/word/2010/wordprocessingShape" mc:Ignorable="w14 w15 w16se w16cid w16 w16cex w16sdtdh w16sdtfl w16du wp14">
+<w:footnotes xmlns:wpc="http://schemas.microsoft.com/office/word/2010/wordprocessingCanvas" xmlns:cx="http://schemas.microsoft.com/office/drawing/2014/chartex" xmlns:cx1="http://schemas.microsoft.com/office/drawing/2015/9/8/chartex" xmlns:cx2="http://schemas.microsoft.com/office/drawing/2015/10/21/chartex" xmlns:cx3="http://schemas.microsoft.com/office/drawing/2016/5/9/chartex" xmlns:cx4="http://schemas.microsoft.com/office/drawing/2016/5/10/chartex" xmlns:cx5="http://schemas.microsoft.com/office/drawing/2016/5/11/chartex" xmlns:cx6="http://schemas.microsoft.com/office/drawing/2016/5/12/chartex" xmlns:cx7="http://schemas.microsoft.com/office/drawing/2016/5/13/chartex" xmlns:cx8="http://schemas.microsoft.com/office/drawing/2016/5/14/chartex" xmlns:mc="http://schemas.openxmlformats.org/markup-compatibility/2006" xmlns:aink="http://schemas.microsoft.com/office/drawing/2016/ink" xmlns:am3d="http://schemas.microsoft.com/office/drawing/2017/model3d" xmlns:o="urn:schemas-microsoft-com:office:office" xmlns:oel="http://schemas.microsoft.com/office/2019/extlst" xmlns:r="http://schemas.openxmlformats.org/officeDocument/2006/relationships" xmlns:m="http://schemas.openxmlformats.org/officeDocument/2006/math" xmlns:v="urn:schemas-microsoft-com:vml" xmlns:wp14="http://schemas.microsoft.com/office/word/2010/wordprocessingDrawing" xmlns:wp="http://schemas.openxmlformats.org/drawingml/2006/wordprocessingDrawing" xmlns:w10="urn:schemas-microsoft-com:office:word" xmlns:w="http://schemas.openxmlformats.org/wordprocessingml/2006/main" xmlns:w14="http://schemas.microsoft.com/office/word/2010/wordml" xmlns:w15="http://schemas.microsoft.com/office/word/2012/wordml" xmlns:w16cex="http://schemas.microsoft.com/office/word/2018/wordml/cex" xmlns:w16cid="http://schemas.microsoft.com/office/word/2016/wordml/cid" xmlns:w16="http://schemas.microsoft.com/office/word/2018/wordml" xmlns:w16du="http://schemas.microsoft.com/office/word/2023/wordml/word16du" xmlns:w16sdtdh="http://schemas.microsoft.com/office/word/2020/wordml/sdtdatahash" xmlns:w16sdtfl="http://schemas.microsoft.com/office/word/2024/wordml/sdtformatlock" xmlns:w16se="http://schemas.microsoft.com/office/word/2015/wordml/symex" xmlns:wpg="http://schemas.microsoft.com/office/word/2010/wordprocessingGroup" xmlns:wpi="http://schemas.microsoft.com/office/word/2010/wordprocessingInk" xmlns:wne="http://schemas.microsoft.com/office/word/2006/wordml" xmlns:wps="http://schemas.microsoft.com/office/word/2010/wordprocessingShape" mc:Ignorable="w14 w15 w16se w16cid w16 w16cex w16sdtdh w16sdtfl w16du wp14">
   <w:footnote w:type="separator" w:id="-1">
     <w:p>
       <w:pPr>
@@ -12778,7 +14689,7 @@
 </file>
 
 <file path=word/header1.xml><?xml version="1.0" encoding="utf-8"?>
-<w:hdr xmlns:wpc="http://schemas.microsoft.com/office/word/2010/wordprocessingCanvas" xmlns:cx="http://schemas.microsoft.com/office/drawing/2014/chartex" xmlns:cx1="http://schemas.microsoft.com/office/drawing/2015/9/8/chartex" xmlns:cx2="http://schemas.microsoft.com/office/drawing/2015/10/21/chartex" xmlns:cx3="http://schemas.microsoft.com/office/drawing/2016/5/9/chartex" xmlns:cx4="http://schemas.microsoft.com/office/drawing/2016/5/10/chartex" xmlns:cx5="http://schemas.microsoft.com/office/drawing/2016/5/11/chartex" xmlns:cx6="http://schemas.microsoft.com/office/drawing/2016/5/12/chartex" xmlns:cx7="http://schemas.microsoft.com/office/drawing/2016/5/13/chartex" xmlns:cx8="http://schemas.microsoft.com/office/drawing/2016/5/14/chartex" xmlns:mc="http://schemas.openxmlformats.org/markup-compatibility/2006" xmlns:aink="http://schemas.microsoft.com/office/drawing/2016/ink" xmlns:am3d="http://schemas.microsoft.com/office/drawing/2017/model3d" xmlns:o="urn:schemas-microsoft-com:office:office" xmlns:oel="http://schemas.microsoft.com/office/2019/extlst" xmlns:r="http://schemas.openxmlformats.org/officeDocument/2006/relationships" xmlns:m="http://schemas.openxmlformats.org/officeDocument/2006/math" xmlns:v="urn:schemas-microsoft-com:vml" xmlns:wp14="http://schemas.microsoft.com/office/word/2010/wordprocessingDrawing" xmlns:wp="http://schemas.openxmlformats.org/drawingml/2006/wordprocessingDrawing" xmlns:w10="urn:schemas-microsoft-com:office:word" xmlns:w="http://schemas.openxmlformats.org/wordprocessingml/2006/main" xmlns:w14="http://schemas.microsoft.com/office/word/2010/wordml" xmlns:w15="http://schemas.microsoft.com/office/word/2012/wordml" xmlns:w16cei="http://schemas.microsoft.com/office/word/2026/wordml/cei" xmlns:w16cex="http://schemas.microsoft.com/office/word/2018/wordml/cex" xmlns:w16cid="http://schemas.microsoft.com/office/word/2016/wordml/cid" xmlns:w16="http://schemas.microsoft.com/office/word/2018/wordml" xmlns:w16du="http://schemas.microsoft.com/office/word/2023/wordml/word16du" xmlns:w16sdtdh="http://schemas.microsoft.com/office/word/2020/wordml/sdtdatahash" xmlns:w16sdtfl="http://schemas.microsoft.com/office/word/2024/wordml/sdtformatlock" xmlns:w16se="http://schemas.microsoft.com/office/word/2015/wordml/symex" xmlns:wpg="http://schemas.microsoft.com/office/word/2010/wordprocessingGroup" xmlns:wpi="http://schemas.microsoft.com/office/word/2010/wordprocessingInk" xmlns:wne="http://schemas.microsoft.com/office/word/2006/wordml" xmlns:wps="http://schemas.microsoft.com/office/word/2010/wordprocessingShape" mc:Ignorable="w14 w15 w16se w16cid w16 w16cex w16sdtdh w16sdtfl w16du wp14">
+<w:hdr xmlns:wpc="http://schemas.microsoft.com/office/word/2010/wordprocessingCanvas" xmlns:cx="http://schemas.microsoft.com/office/drawing/2014/chartex" xmlns:cx1="http://schemas.microsoft.com/office/drawing/2015/9/8/chartex" xmlns:cx2="http://schemas.microsoft.com/office/drawing/2015/10/21/chartex" xmlns:cx3="http://schemas.microsoft.com/office/drawing/2016/5/9/chartex" xmlns:cx4="http://schemas.microsoft.com/office/drawing/2016/5/10/chartex" xmlns:cx5="http://schemas.microsoft.com/office/drawing/2016/5/11/chartex" xmlns:cx6="http://schemas.microsoft.com/office/drawing/2016/5/12/chartex" xmlns:cx7="http://schemas.microsoft.com/office/drawing/2016/5/13/chartex" xmlns:cx8="http://schemas.microsoft.com/office/drawing/2016/5/14/chartex" xmlns:mc="http://schemas.openxmlformats.org/markup-compatibility/2006" xmlns:aink="http://schemas.microsoft.com/office/drawing/2016/ink" xmlns:am3d="http://schemas.microsoft.com/office/drawing/2017/model3d" xmlns:o="urn:schemas-microsoft-com:office:office" xmlns:oel="http://schemas.microsoft.com/office/2019/extlst" xmlns:r="http://schemas.openxmlformats.org/officeDocument/2006/relationships" xmlns:m="http://schemas.openxmlformats.org/officeDocument/2006/math" xmlns:v="urn:schemas-microsoft-com:vml" xmlns:wp14="http://schemas.microsoft.com/office/word/2010/wordprocessingDrawing" xmlns:wp="http://schemas.openxmlformats.org/drawingml/2006/wordprocessingDrawing" xmlns:w10="urn:schemas-microsoft-com:office:word" xmlns:w="http://schemas.openxmlformats.org/wordprocessingml/2006/main" xmlns:w14="http://schemas.microsoft.com/office/word/2010/wordml" xmlns:w15="http://schemas.microsoft.com/office/word/2012/wordml" xmlns:w16cex="http://schemas.microsoft.com/office/word/2018/wordml/cex" xmlns:w16cid="http://schemas.microsoft.com/office/word/2016/wordml/cid" xmlns:w16="http://schemas.microsoft.com/office/word/2018/wordml" xmlns:w16du="http://schemas.microsoft.com/office/word/2023/wordml/word16du" xmlns:w16sdtdh="http://schemas.microsoft.com/office/word/2020/wordml/sdtdatahash" xmlns:w16sdtfl="http://schemas.microsoft.com/office/word/2024/wordml/sdtformatlock" xmlns:w16se="http://schemas.microsoft.com/office/word/2015/wordml/symex" xmlns:wpg="http://schemas.microsoft.com/office/word/2010/wordprocessingGroup" xmlns:wpi="http://schemas.microsoft.com/office/word/2010/wordprocessingInk" xmlns:wne="http://schemas.microsoft.com/office/word/2006/wordml" xmlns:wps="http://schemas.microsoft.com/office/word/2010/wordprocessingShape" mc:Ignorable="w14 w15 w16se w16cid w16 w16cex w16sdtdh w16sdtfl w16du wp14">
   <w:p>
     <w:pPr>
       <w:pStyle w:val="Header"/>
@@ -12827,7 +14738,7 @@
 </file>
 
 <file path=word/numbering.xml><?xml version="1.0" encoding="utf-8"?>
-<w:numbering xmlns:wpc="http://schemas.microsoft.com/office/word/2010/wordprocessingCanvas" xmlns:cx="http://schemas.microsoft.com/office/drawing/2014/chartex" xmlns:cx1="http://schemas.microsoft.com/office/drawing/2015/9/8/chartex" xmlns:cx2="http://schemas.microsoft.com/office/drawing/2015/10/21/chartex" xmlns:cx3="http://schemas.microsoft.com/office/drawing/2016/5/9/chartex" xmlns:cx4="http://schemas.microsoft.com/office/drawing/2016/5/10/chartex" xmlns:cx5="http://schemas.microsoft.com/office/drawing/2016/5/11/chartex" xmlns:cx6="http://schemas.microsoft.com/office/drawing/2016/5/12/chartex" xmlns:cx7="http://schemas.microsoft.com/office/drawing/2016/5/13/chartex" xmlns:cx8="http://schemas.microsoft.com/office/drawing/2016/5/14/chartex" xmlns:mc="http://schemas.openxmlformats.org/markup-compatibility/2006" xmlns:aink="http://schemas.microsoft.com/office/drawing/2016/ink" xmlns:am3d="http://schemas.microsoft.com/office/drawing/2017/model3d" xmlns:o="urn:schemas-microsoft-com:office:office" xmlns:oel="http://schemas.microsoft.com/office/2019/extlst" xmlns:r="http://schemas.openxmlformats.org/officeDocument/2006/relationships" xmlns:m="http://schemas.openxmlformats.org/officeDocument/2006/math" xmlns:v="urn:schemas-microsoft-com:vml" xmlns:wp14="http://schemas.microsoft.com/office/word/2010/wordprocessingDrawing" xmlns:wp="http://schemas.openxmlformats.org/drawingml/2006/wordprocessingDrawing" xmlns:w10="urn:schemas-microsoft-com:office:word" xmlns:w="http://schemas.openxmlformats.org/wordprocessingml/2006/main" xmlns:w14="http://schemas.microsoft.com/office/word/2010/wordml" xmlns:w15="http://schemas.microsoft.com/office/word/2012/wordml" xmlns:w16cei="http://schemas.microsoft.com/office/word/2026/wordml/cei" xmlns:w16cex="http://schemas.microsoft.com/office/word/2018/wordml/cex" xmlns:w16cid="http://schemas.microsoft.com/office/word/2016/wordml/cid" xmlns:w16="http://schemas.microsoft.com/office/word/2018/wordml" xmlns:w16du="http://schemas.microsoft.com/office/word/2023/wordml/word16du" xmlns:w16sdtdh="http://schemas.microsoft.com/office/word/2020/wordml/sdtdatahash" xmlns:w16sdtfl="http://schemas.microsoft.com/office/word/2024/wordml/sdtformatlock" xmlns:w16se="http://schemas.microsoft.com/office/word/2015/wordml/symex" xmlns:wpg="http://schemas.microsoft.com/office/word/2010/wordprocessingGroup" xmlns:wpi="http://schemas.microsoft.com/office/word/2010/wordprocessingInk" xmlns:wne="http://schemas.microsoft.com/office/word/2006/wordml" xmlns:wps="http://schemas.microsoft.com/office/word/2010/wordprocessingShape" mc:Ignorable="w14 w15 w16se w16cid w16 w16cex w16sdtdh w16sdtfl w16du wp14">
+<w:numbering xmlns:wpc="http://schemas.microsoft.com/office/word/2010/wordprocessingCanvas" xmlns:cx="http://schemas.microsoft.com/office/drawing/2014/chartex" xmlns:cx1="http://schemas.microsoft.com/office/drawing/2015/9/8/chartex" xmlns:cx2="http://schemas.microsoft.com/office/drawing/2015/10/21/chartex" xmlns:cx3="http://schemas.microsoft.com/office/drawing/2016/5/9/chartex" xmlns:cx4="http://schemas.microsoft.com/office/drawing/2016/5/10/chartex" xmlns:cx5="http://schemas.microsoft.com/office/drawing/2016/5/11/chartex" xmlns:cx6="http://schemas.microsoft.com/office/drawing/2016/5/12/chartex" xmlns:cx7="http://schemas.microsoft.com/office/drawing/2016/5/13/chartex" xmlns:cx8="http://schemas.microsoft.com/office/drawing/2016/5/14/chartex" xmlns:mc="http://schemas.openxmlformats.org/markup-compatibility/2006" xmlns:aink="http://schemas.microsoft.com/office/drawing/2016/ink" xmlns:am3d="http://schemas.microsoft.com/office/drawing/2017/model3d" xmlns:o="urn:schemas-microsoft-com:office:office" xmlns:oel="http://schemas.microsoft.com/office/2019/extlst" xmlns:r="http://schemas.openxmlformats.org/officeDocument/2006/relationships" xmlns:m="http://schemas.openxmlformats.org/officeDocument/2006/math" xmlns:v="urn:schemas-microsoft-com:vml" xmlns:wp14="http://schemas.microsoft.com/office/word/2010/wordprocessingDrawing" xmlns:wp="http://schemas.openxmlformats.org/drawingml/2006/wordprocessingDrawing" xmlns:w10="urn:schemas-microsoft-com:office:word" xmlns:w="http://schemas.openxmlformats.org/wordprocessingml/2006/main" xmlns:w14="http://schemas.microsoft.com/office/word/2010/wordml" xmlns:w15="http://schemas.microsoft.com/office/word/2012/wordml" xmlns:w16cex="http://schemas.microsoft.com/office/word/2018/wordml/cex" xmlns:w16cid="http://schemas.microsoft.com/office/word/2016/wordml/cid" xmlns:w16="http://schemas.microsoft.com/office/word/2018/wordml" xmlns:w16du="http://schemas.microsoft.com/office/word/2023/wordml/word16du" xmlns:w16sdtdh="http://schemas.microsoft.com/office/word/2020/wordml/sdtdatahash" xmlns:w16sdtfl="http://schemas.microsoft.com/office/word/2024/wordml/sdtformatlock" xmlns:w16se="http://schemas.microsoft.com/office/word/2015/wordml/symex" xmlns:wpg="http://schemas.microsoft.com/office/word/2010/wordprocessingGroup" xmlns:wpi="http://schemas.microsoft.com/office/word/2010/wordprocessingInk" xmlns:wne="http://schemas.microsoft.com/office/word/2006/wordml" xmlns:wps="http://schemas.microsoft.com/office/word/2010/wordprocessingShape" mc:Ignorable="w14 w15 w16se w16cid w16 w16cex w16sdtdh w16sdtfl w16du wp14">
   <w:abstractNum w:abstractNumId="0" w15:restartNumberingAfterBreak="0">
     <w:nsid w:val="04C2390E"/>
     <w:multiLevelType w:val="multilevel"/>
@@ -12978,16 +14889,16 @@
     </w:lvl>
   </w:abstractNum>
   <w:abstractNum w:abstractNumId="1" w15:restartNumberingAfterBreak="0">
-    <w:nsid w:val="08943C16"/>
+    <w:nsid w:val="07BF687E"/>
     <w:multiLevelType w:val="hybridMultilevel"/>
-    <w:tmpl w:val="DCA09C3A"/>
+    <w:tmpl w:val="F484F87E"/>
     <w:lvl w:ilvl="0" w:tplc="04090001">
       <w:start w:val="1"/>
       <w:numFmt w:val="bullet"/>
       <w:lvlText w:val=""/>
       <w:lvlJc w:val="left"/>
       <w:pPr>
-        <w:ind w:left="720" w:hanging="360"/>
+        <w:ind w:left="1080" w:hanging="360"/>
       </w:pPr>
       <w:rPr>
         <w:rFonts w:ascii="Symbol" w:hAnsi="Symbol" w:hint="default"/>
@@ -12999,7 +14910,7 @@
       <w:lvlText w:val="o"/>
       <w:lvlJc w:val="left"/>
       <w:pPr>
-        <w:ind w:left="1440" w:hanging="360"/>
+        <w:ind w:left="1800" w:hanging="360"/>
       </w:pPr>
       <w:rPr>
         <w:rFonts w:ascii="Courier New" w:hAnsi="Courier New" w:cs="Courier New" w:hint="default"/>
@@ -13011,7 +14922,7 @@
       <w:lvlText w:val=""/>
       <w:lvlJc w:val="left"/>
       <w:pPr>
-        <w:ind w:left="2160" w:hanging="360"/>
+        <w:ind w:left="2520" w:hanging="360"/>
       </w:pPr>
       <w:rPr>
         <w:rFonts w:ascii="Wingdings" w:hAnsi="Wingdings" w:hint="default"/>
@@ -13023,7 +14934,7 @@
       <w:lvlText w:val=""/>
       <w:lvlJc w:val="left"/>
       <w:pPr>
-        <w:ind w:left="2880" w:hanging="360"/>
+        <w:ind w:left="3240" w:hanging="360"/>
       </w:pPr>
       <w:rPr>
         <w:rFonts w:ascii="Symbol" w:hAnsi="Symbol" w:hint="default"/>
@@ -13035,7 +14946,7 @@
       <w:lvlText w:val="o"/>
       <w:lvlJc w:val="left"/>
       <w:pPr>
-        <w:ind w:left="3600" w:hanging="360"/>
+        <w:ind w:left="3960" w:hanging="360"/>
       </w:pPr>
       <w:rPr>
         <w:rFonts w:ascii="Courier New" w:hAnsi="Courier New" w:cs="Courier New" w:hint="default"/>
@@ -13047,7 +14958,7 @@
       <w:lvlText w:val=""/>
       <w:lvlJc w:val="left"/>
       <w:pPr>
-        <w:ind w:left="4320" w:hanging="360"/>
+        <w:ind w:left="4680" w:hanging="360"/>
       </w:pPr>
       <w:rPr>
         <w:rFonts w:ascii="Wingdings" w:hAnsi="Wingdings" w:hint="default"/>
@@ -13059,7 +14970,7 @@
       <w:lvlText w:val=""/>
       <w:lvlJc w:val="left"/>
       <w:pPr>
-        <w:ind w:left="5040" w:hanging="360"/>
+        <w:ind w:left="5400" w:hanging="360"/>
       </w:pPr>
       <w:rPr>
         <w:rFonts w:ascii="Symbol" w:hAnsi="Symbol" w:hint="default"/>
@@ -13071,7 +14982,7 @@
       <w:lvlText w:val="o"/>
       <w:lvlJc w:val="left"/>
       <w:pPr>
-        <w:ind w:left="5760" w:hanging="360"/>
+        <w:ind w:left="6120" w:hanging="360"/>
       </w:pPr>
       <w:rPr>
         <w:rFonts w:ascii="Courier New" w:hAnsi="Courier New" w:cs="Courier New" w:hint="default"/>
@@ -13083,7 +14994,7 @@
       <w:lvlText w:val=""/>
       <w:lvlJc w:val="left"/>
       <w:pPr>
-        <w:ind w:left="6480" w:hanging="360"/>
+        <w:ind w:left="6840" w:hanging="360"/>
       </w:pPr>
       <w:rPr>
         <w:rFonts w:ascii="Wingdings" w:hAnsi="Wingdings" w:hint="default"/>
@@ -13091,547 +15002,6 @@
     </w:lvl>
   </w:abstractNum>
   <w:abstractNum w:abstractNumId="2" w15:restartNumberingAfterBreak="0">
-    <w:nsid w:val="09C16AAF"/>
-    <w:multiLevelType w:val="hybridMultilevel"/>
-    <w:tmpl w:val="42564248"/>
-    <w:lvl w:ilvl="0" w:tplc="04090001">
-      <w:start w:val="1"/>
-      <w:numFmt w:val="bullet"/>
-      <w:lvlText w:val=""/>
-      <w:lvlJc w:val="left"/>
-      <w:pPr>
-        <w:ind w:left="720" w:hanging="360"/>
-      </w:pPr>
-      <w:rPr>
-        <w:rFonts w:ascii="Symbol" w:hAnsi="Symbol" w:hint="default"/>
-      </w:rPr>
-    </w:lvl>
-    <w:lvl w:ilvl="1" w:tplc="04090003" w:tentative="1">
-      <w:start w:val="1"/>
-      <w:numFmt w:val="bullet"/>
-      <w:lvlText w:val="o"/>
-      <w:lvlJc w:val="left"/>
-      <w:pPr>
-        <w:ind w:left="1440" w:hanging="360"/>
-      </w:pPr>
-      <w:rPr>
-        <w:rFonts w:ascii="Courier New" w:hAnsi="Courier New" w:cs="Courier New" w:hint="default"/>
-      </w:rPr>
-    </w:lvl>
-    <w:lvl w:ilvl="2" w:tplc="04090005" w:tentative="1">
-      <w:start w:val="1"/>
-      <w:numFmt w:val="bullet"/>
-      <w:lvlText w:val=""/>
-      <w:lvlJc w:val="left"/>
-      <w:pPr>
-        <w:ind w:left="2160" w:hanging="360"/>
-      </w:pPr>
-      <w:rPr>
-        <w:rFonts w:ascii="Wingdings" w:hAnsi="Wingdings" w:hint="default"/>
-      </w:rPr>
-    </w:lvl>
-    <w:lvl w:ilvl="3" w:tplc="04090001" w:tentative="1">
-      <w:start w:val="1"/>
-      <w:numFmt w:val="bullet"/>
-      <w:lvlText w:val=""/>
-      <w:lvlJc w:val="left"/>
-      <w:pPr>
-        <w:ind w:left="2880" w:hanging="360"/>
-      </w:pPr>
-      <w:rPr>
-        <w:rFonts w:ascii="Symbol" w:hAnsi="Symbol" w:hint="default"/>
-      </w:rPr>
-    </w:lvl>
-    <w:lvl w:ilvl="4" w:tplc="04090003" w:tentative="1">
-      <w:start w:val="1"/>
-      <w:numFmt w:val="bullet"/>
-      <w:lvlText w:val="o"/>
-      <w:lvlJc w:val="left"/>
-      <w:pPr>
-        <w:ind w:left="3600" w:hanging="360"/>
-      </w:pPr>
-      <w:rPr>
-        <w:rFonts w:ascii="Courier New" w:hAnsi="Courier New" w:cs="Courier New" w:hint="default"/>
-      </w:rPr>
-    </w:lvl>
-    <w:lvl w:ilvl="5" w:tplc="04090005" w:tentative="1">
-      <w:start w:val="1"/>
-      <w:numFmt w:val="bullet"/>
-      <w:lvlText w:val=""/>
-      <w:lvlJc w:val="left"/>
-      <w:pPr>
-        <w:ind w:left="4320" w:hanging="360"/>
-      </w:pPr>
-      <w:rPr>
-        <w:rFonts w:ascii="Wingdings" w:hAnsi="Wingdings" w:hint="default"/>
-      </w:rPr>
-    </w:lvl>
-    <w:lvl w:ilvl="6" w:tplc="04090001" w:tentative="1">
-      <w:start w:val="1"/>
-      <w:numFmt w:val="bullet"/>
-      <w:lvlText w:val=""/>
-      <w:lvlJc w:val="left"/>
-      <w:pPr>
-        <w:ind w:left="5040" w:hanging="360"/>
-      </w:pPr>
-      <w:rPr>
-        <w:rFonts w:ascii="Symbol" w:hAnsi="Symbol" w:hint="default"/>
-      </w:rPr>
-    </w:lvl>
-    <w:lvl w:ilvl="7" w:tplc="04090003" w:tentative="1">
-      <w:start w:val="1"/>
-      <w:numFmt w:val="bullet"/>
-      <w:lvlText w:val="o"/>
-      <w:lvlJc w:val="left"/>
-      <w:pPr>
-        <w:ind w:left="5760" w:hanging="360"/>
-      </w:pPr>
-      <w:rPr>
-        <w:rFonts w:ascii="Courier New" w:hAnsi="Courier New" w:cs="Courier New" w:hint="default"/>
-      </w:rPr>
-    </w:lvl>
-    <w:lvl w:ilvl="8" w:tplc="04090005" w:tentative="1">
-      <w:start w:val="1"/>
-      <w:numFmt w:val="bullet"/>
-      <w:lvlText w:val=""/>
-      <w:lvlJc w:val="left"/>
-      <w:pPr>
-        <w:ind w:left="6480" w:hanging="360"/>
-      </w:pPr>
-      <w:rPr>
-        <w:rFonts w:ascii="Wingdings" w:hAnsi="Wingdings" w:hint="default"/>
-      </w:rPr>
-    </w:lvl>
-  </w:abstractNum>
-  <w:abstractNum w:abstractNumId="3" w15:restartNumberingAfterBreak="0">
-    <w:nsid w:val="0ABA2525"/>
-    <w:multiLevelType w:val="hybridMultilevel"/>
-    <w:tmpl w:val="08227230"/>
-    <w:lvl w:ilvl="0" w:tplc="04090001">
-      <w:start w:val="1"/>
-      <w:numFmt w:val="bullet"/>
-      <w:lvlText w:val=""/>
-      <w:lvlJc w:val="left"/>
-      <w:pPr>
-        <w:ind w:left="720" w:hanging="360"/>
-      </w:pPr>
-      <w:rPr>
-        <w:rFonts w:ascii="Symbol" w:hAnsi="Symbol" w:hint="default"/>
-      </w:rPr>
-    </w:lvl>
-    <w:lvl w:ilvl="1" w:tplc="04090003" w:tentative="1">
-      <w:start w:val="1"/>
-      <w:numFmt w:val="bullet"/>
-      <w:lvlText w:val="o"/>
-      <w:lvlJc w:val="left"/>
-      <w:pPr>
-        <w:ind w:left="1440" w:hanging="360"/>
-      </w:pPr>
-      <w:rPr>
-        <w:rFonts w:ascii="Courier New" w:hAnsi="Courier New" w:cs="Courier New" w:hint="default"/>
-      </w:rPr>
-    </w:lvl>
-    <w:lvl w:ilvl="2" w:tplc="04090005" w:tentative="1">
-      <w:start w:val="1"/>
-      <w:numFmt w:val="bullet"/>
-      <w:lvlText w:val=""/>
-      <w:lvlJc w:val="left"/>
-      <w:pPr>
-        <w:ind w:left="2160" w:hanging="360"/>
-      </w:pPr>
-      <w:rPr>
-        <w:rFonts w:ascii="Wingdings" w:hAnsi="Wingdings" w:hint="default"/>
-      </w:rPr>
-    </w:lvl>
-    <w:lvl w:ilvl="3" w:tplc="04090001" w:tentative="1">
-      <w:start w:val="1"/>
-      <w:numFmt w:val="bullet"/>
-      <w:lvlText w:val=""/>
-      <w:lvlJc w:val="left"/>
-      <w:pPr>
-        <w:ind w:left="2880" w:hanging="360"/>
-      </w:pPr>
-      <w:rPr>
-        <w:rFonts w:ascii="Symbol" w:hAnsi="Symbol" w:hint="default"/>
-      </w:rPr>
-    </w:lvl>
-    <w:lvl w:ilvl="4" w:tplc="04090003" w:tentative="1">
-      <w:start w:val="1"/>
-      <w:numFmt w:val="bullet"/>
-      <w:lvlText w:val="o"/>
-      <w:lvlJc w:val="left"/>
-      <w:pPr>
-        <w:ind w:left="3600" w:hanging="360"/>
-      </w:pPr>
-      <w:rPr>
-        <w:rFonts w:ascii="Courier New" w:hAnsi="Courier New" w:cs="Courier New" w:hint="default"/>
-      </w:rPr>
-    </w:lvl>
-    <w:lvl w:ilvl="5" w:tplc="04090005" w:tentative="1">
-      <w:start w:val="1"/>
-      <w:numFmt w:val="bullet"/>
-      <w:lvlText w:val=""/>
-      <w:lvlJc w:val="left"/>
-      <w:pPr>
-        <w:ind w:left="4320" w:hanging="360"/>
-      </w:pPr>
-      <w:rPr>
-        <w:rFonts w:ascii="Wingdings" w:hAnsi="Wingdings" w:hint="default"/>
-      </w:rPr>
-    </w:lvl>
-    <w:lvl w:ilvl="6" w:tplc="04090001" w:tentative="1">
-      <w:start w:val="1"/>
-      <w:numFmt w:val="bullet"/>
-      <w:lvlText w:val=""/>
-      <w:lvlJc w:val="left"/>
-      <w:pPr>
-        <w:ind w:left="5040" w:hanging="360"/>
-      </w:pPr>
-      <w:rPr>
-        <w:rFonts w:ascii="Symbol" w:hAnsi="Symbol" w:hint="default"/>
-      </w:rPr>
-    </w:lvl>
-    <w:lvl w:ilvl="7" w:tplc="04090003" w:tentative="1">
-      <w:start w:val="1"/>
-      <w:numFmt w:val="bullet"/>
-      <w:lvlText w:val="o"/>
-      <w:lvlJc w:val="left"/>
-      <w:pPr>
-        <w:ind w:left="5760" w:hanging="360"/>
-      </w:pPr>
-      <w:rPr>
-        <w:rFonts w:ascii="Courier New" w:hAnsi="Courier New" w:cs="Courier New" w:hint="default"/>
-      </w:rPr>
-    </w:lvl>
-    <w:lvl w:ilvl="8" w:tplc="04090005" w:tentative="1">
-      <w:start w:val="1"/>
-      <w:numFmt w:val="bullet"/>
-      <w:lvlText w:val=""/>
-      <w:lvlJc w:val="left"/>
-      <w:pPr>
-        <w:ind w:left="6480" w:hanging="360"/>
-      </w:pPr>
-      <w:rPr>
-        <w:rFonts w:ascii="Wingdings" w:hAnsi="Wingdings" w:hint="default"/>
-      </w:rPr>
-    </w:lvl>
-  </w:abstractNum>
-  <w:abstractNum w:abstractNumId="4" w15:restartNumberingAfterBreak="0">
-    <w:nsid w:val="10751836"/>
-    <w:multiLevelType w:val="hybridMultilevel"/>
-    <w:tmpl w:val="CDE6A5E2"/>
-    <w:lvl w:ilvl="0" w:tplc="04090001">
-      <w:start w:val="1"/>
-      <w:numFmt w:val="bullet"/>
-      <w:lvlText w:val=""/>
-      <w:lvlJc w:val="left"/>
-      <w:pPr>
-        <w:ind w:left="720" w:hanging="360"/>
-      </w:pPr>
-      <w:rPr>
-        <w:rFonts w:ascii="Symbol" w:hAnsi="Symbol" w:hint="default"/>
-      </w:rPr>
-    </w:lvl>
-    <w:lvl w:ilvl="1" w:tplc="04090003" w:tentative="1">
-      <w:start w:val="1"/>
-      <w:numFmt w:val="bullet"/>
-      <w:lvlText w:val="o"/>
-      <w:lvlJc w:val="left"/>
-      <w:pPr>
-        <w:ind w:left="1440" w:hanging="360"/>
-      </w:pPr>
-      <w:rPr>
-        <w:rFonts w:ascii="Courier New" w:hAnsi="Courier New" w:cs="Courier New" w:hint="default"/>
-      </w:rPr>
-    </w:lvl>
-    <w:lvl w:ilvl="2" w:tplc="04090005" w:tentative="1">
-      <w:start w:val="1"/>
-      <w:numFmt w:val="bullet"/>
-      <w:lvlText w:val=""/>
-      <w:lvlJc w:val="left"/>
-      <w:pPr>
-        <w:ind w:left="2160" w:hanging="360"/>
-      </w:pPr>
-      <w:rPr>
-        <w:rFonts w:ascii="Wingdings" w:hAnsi="Wingdings" w:hint="default"/>
-      </w:rPr>
-    </w:lvl>
-    <w:lvl w:ilvl="3" w:tplc="04090001" w:tentative="1">
-      <w:start w:val="1"/>
-      <w:numFmt w:val="bullet"/>
-      <w:lvlText w:val=""/>
-      <w:lvlJc w:val="left"/>
-      <w:pPr>
-        <w:ind w:left="2880" w:hanging="360"/>
-      </w:pPr>
-      <w:rPr>
-        <w:rFonts w:ascii="Symbol" w:hAnsi="Symbol" w:hint="default"/>
-      </w:rPr>
-    </w:lvl>
-    <w:lvl w:ilvl="4" w:tplc="04090003" w:tentative="1">
-      <w:start w:val="1"/>
-      <w:numFmt w:val="bullet"/>
-      <w:lvlText w:val="o"/>
-      <w:lvlJc w:val="left"/>
-      <w:pPr>
-        <w:ind w:left="3600" w:hanging="360"/>
-      </w:pPr>
-      <w:rPr>
-        <w:rFonts w:ascii="Courier New" w:hAnsi="Courier New" w:cs="Courier New" w:hint="default"/>
-      </w:rPr>
-    </w:lvl>
-    <w:lvl w:ilvl="5" w:tplc="04090005" w:tentative="1">
-      <w:start w:val="1"/>
-      <w:numFmt w:val="bullet"/>
-      <w:lvlText w:val=""/>
-      <w:lvlJc w:val="left"/>
-      <w:pPr>
-        <w:ind w:left="4320" w:hanging="360"/>
-      </w:pPr>
-      <w:rPr>
-        <w:rFonts w:ascii="Wingdings" w:hAnsi="Wingdings" w:hint="default"/>
-      </w:rPr>
-    </w:lvl>
-    <w:lvl w:ilvl="6" w:tplc="04090001" w:tentative="1">
-      <w:start w:val="1"/>
-      <w:numFmt w:val="bullet"/>
-      <w:lvlText w:val=""/>
-      <w:lvlJc w:val="left"/>
-      <w:pPr>
-        <w:ind w:left="5040" w:hanging="360"/>
-      </w:pPr>
-      <w:rPr>
-        <w:rFonts w:ascii="Symbol" w:hAnsi="Symbol" w:hint="default"/>
-      </w:rPr>
-    </w:lvl>
-    <w:lvl w:ilvl="7" w:tplc="04090003" w:tentative="1">
-      <w:start w:val="1"/>
-      <w:numFmt w:val="bullet"/>
-      <w:lvlText w:val="o"/>
-      <w:lvlJc w:val="left"/>
-      <w:pPr>
-        <w:ind w:left="5760" w:hanging="360"/>
-      </w:pPr>
-      <w:rPr>
-        <w:rFonts w:ascii="Courier New" w:hAnsi="Courier New" w:cs="Courier New" w:hint="default"/>
-      </w:rPr>
-    </w:lvl>
-    <w:lvl w:ilvl="8" w:tplc="04090005" w:tentative="1">
-      <w:start w:val="1"/>
-      <w:numFmt w:val="bullet"/>
-      <w:lvlText w:val=""/>
-      <w:lvlJc w:val="left"/>
-      <w:pPr>
-        <w:ind w:left="6480" w:hanging="360"/>
-      </w:pPr>
-      <w:rPr>
-        <w:rFonts w:ascii="Wingdings" w:hAnsi="Wingdings" w:hint="default"/>
-      </w:rPr>
-    </w:lvl>
-  </w:abstractNum>
-  <w:abstractNum w:abstractNumId="5" w15:restartNumberingAfterBreak="0">
-    <w:nsid w:val="12435B25"/>
-    <w:multiLevelType w:val="hybridMultilevel"/>
-    <w:tmpl w:val="8C3407DE"/>
-    <w:lvl w:ilvl="0" w:tplc="04090001">
-      <w:start w:val="1"/>
-      <w:numFmt w:val="bullet"/>
-      <w:lvlText w:val=""/>
-      <w:lvlJc w:val="left"/>
-      <w:pPr>
-        <w:ind w:left="720" w:hanging="360"/>
-      </w:pPr>
-      <w:rPr>
-        <w:rFonts w:ascii="Symbol" w:hAnsi="Symbol" w:hint="default"/>
-      </w:rPr>
-    </w:lvl>
-    <w:lvl w:ilvl="1" w:tplc="04090003" w:tentative="1">
-      <w:start w:val="1"/>
-      <w:numFmt w:val="bullet"/>
-      <w:lvlText w:val="o"/>
-      <w:lvlJc w:val="left"/>
-      <w:pPr>
-        <w:ind w:left="1440" w:hanging="360"/>
-      </w:pPr>
-      <w:rPr>
-        <w:rFonts w:ascii="Courier New" w:hAnsi="Courier New" w:cs="Courier New" w:hint="default"/>
-      </w:rPr>
-    </w:lvl>
-    <w:lvl w:ilvl="2" w:tplc="04090005" w:tentative="1">
-      <w:start w:val="1"/>
-      <w:numFmt w:val="bullet"/>
-      <w:lvlText w:val=""/>
-      <w:lvlJc w:val="left"/>
-      <w:pPr>
-        <w:ind w:left="2160" w:hanging="360"/>
-      </w:pPr>
-      <w:rPr>
-        <w:rFonts w:ascii="Wingdings" w:hAnsi="Wingdings" w:hint="default"/>
-      </w:rPr>
-    </w:lvl>
-    <w:lvl w:ilvl="3" w:tplc="04090001" w:tentative="1">
-      <w:start w:val="1"/>
-      <w:numFmt w:val="bullet"/>
-      <w:lvlText w:val=""/>
-      <w:lvlJc w:val="left"/>
-      <w:pPr>
-        <w:ind w:left="2880" w:hanging="360"/>
-      </w:pPr>
-      <w:rPr>
-        <w:rFonts w:ascii="Symbol" w:hAnsi="Symbol" w:hint="default"/>
-      </w:rPr>
-    </w:lvl>
-    <w:lvl w:ilvl="4" w:tplc="04090003" w:tentative="1">
-      <w:start w:val="1"/>
-      <w:numFmt w:val="bullet"/>
-      <w:lvlText w:val="o"/>
-      <w:lvlJc w:val="left"/>
-      <w:pPr>
-        <w:ind w:left="3600" w:hanging="360"/>
-      </w:pPr>
-      <w:rPr>
-        <w:rFonts w:ascii="Courier New" w:hAnsi="Courier New" w:cs="Courier New" w:hint="default"/>
-      </w:rPr>
-    </w:lvl>
-    <w:lvl w:ilvl="5" w:tplc="04090005" w:tentative="1">
-      <w:start w:val="1"/>
-      <w:numFmt w:val="bullet"/>
-      <w:lvlText w:val=""/>
-      <w:lvlJc w:val="left"/>
-      <w:pPr>
-        <w:ind w:left="4320" w:hanging="360"/>
-      </w:pPr>
-      <w:rPr>
-        <w:rFonts w:ascii="Wingdings" w:hAnsi="Wingdings" w:hint="default"/>
-      </w:rPr>
-    </w:lvl>
-    <w:lvl w:ilvl="6" w:tplc="04090001" w:tentative="1">
-      <w:start w:val="1"/>
-      <w:numFmt w:val="bullet"/>
-      <w:lvlText w:val=""/>
-      <w:lvlJc w:val="left"/>
-      <w:pPr>
-        <w:ind w:left="5040" w:hanging="360"/>
-      </w:pPr>
-      <w:rPr>
-        <w:rFonts w:ascii="Symbol" w:hAnsi="Symbol" w:hint="default"/>
-      </w:rPr>
-    </w:lvl>
-    <w:lvl w:ilvl="7" w:tplc="04090003" w:tentative="1">
-      <w:start w:val="1"/>
-      <w:numFmt w:val="bullet"/>
-      <w:lvlText w:val="o"/>
-      <w:lvlJc w:val="left"/>
-      <w:pPr>
-        <w:ind w:left="5760" w:hanging="360"/>
-      </w:pPr>
-      <w:rPr>
-        <w:rFonts w:ascii="Courier New" w:hAnsi="Courier New" w:cs="Courier New" w:hint="default"/>
-      </w:rPr>
-    </w:lvl>
-    <w:lvl w:ilvl="8" w:tplc="04090005" w:tentative="1">
-      <w:start w:val="1"/>
-      <w:numFmt w:val="bullet"/>
-      <w:lvlText w:val=""/>
-      <w:lvlJc w:val="left"/>
-      <w:pPr>
-        <w:ind w:left="6480" w:hanging="360"/>
-      </w:pPr>
-      <w:rPr>
-        <w:rFonts w:ascii="Wingdings" w:hAnsi="Wingdings" w:hint="default"/>
-      </w:rPr>
-    </w:lvl>
-  </w:abstractNum>
-  <w:abstractNum w:abstractNumId="6" w15:restartNumberingAfterBreak="0">
-    <w:nsid w:val="17734325"/>
-    <w:multiLevelType w:val="hybridMultilevel"/>
-    <w:tmpl w:val="1FD45FEA"/>
-    <w:lvl w:ilvl="0" w:tplc="0409000F">
-      <w:start w:val="1"/>
-      <w:numFmt w:val="decimal"/>
-      <w:lvlText w:val="%1."/>
-      <w:lvlJc w:val="left"/>
-      <w:pPr>
-        <w:ind w:left="1440" w:hanging="360"/>
-      </w:pPr>
-      <w:rPr>
-        <w:rFonts w:hint="default"/>
-      </w:rPr>
-    </w:lvl>
-    <w:lvl w:ilvl="1" w:tplc="04090019" w:tentative="1">
-      <w:start w:val="1"/>
-      <w:numFmt w:val="lowerLetter"/>
-      <w:lvlText w:val="%2."/>
-      <w:lvlJc w:val="left"/>
-      <w:pPr>
-        <w:ind w:left="2160" w:hanging="360"/>
-      </w:pPr>
-    </w:lvl>
-    <w:lvl w:ilvl="2" w:tplc="0409001B" w:tentative="1">
-      <w:start w:val="1"/>
-      <w:numFmt w:val="lowerRoman"/>
-      <w:lvlText w:val="%3."/>
-      <w:lvlJc w:val="right"/>
-      <w:pPr>
-        <w:ind w:left="2880" w:hanging="180"/>
-      </w:pPr>
-    </w:lvl>
-    <w:lvl w:ilvl="3" w:tplc="0409000F" w:tentative="1">
-      <w:start w:val="1"/>
-      <w:numFmt w:val="decimal"/>
-      <w:lvlText w:val="%4."/>
-      <w:lvlJc w:val="left"/>
-      <w:pPr>
-        <w:ind w:left="3600" w:hanging="360"/>
-      </w:pPr>
-    </w:lvl>
-    <w:lvl w:ilvl="4" w:tplc="04090019" w:tentative="1">
-      <w:start w:val="1"/>
-      <w:numFmt w:val="lowerLetter"/>
-      <w:lvlText w:val="%5."/>
-      <w:lvlJc w:val="left"/>
-      <w:pPr>
-        <w:ind w:left="4320" w:hanging="360"/>
-      </w:pPr>
-    </w:lvl>
-    <w:lvl w:ilvl="5" w:tplc="0409001B" w:tentative="1">
-      <w:start w:val="1"/>
-      <w:numFmt w:val="lowerRoman"/>
-      <w:lvlText w:val="%6."/>
-      <w:lvlJc w:val="right"/>
-      <w:pPr>
-        <w:ind w:left="5040" w:hanging="180"/>
-      </w:pPr>
-    </w:lvl>
-    <w:lvl w:ilvl="6" w:tplc="0409000F" w:tentative="1">
-      <w:start w:val="1"/>
-      <w:numFmt w:val="decimal"/>
-      <w:lvlText w:val="%7."/>
-      <w:lvlJc w:val="left"/>
-      <w:pPr>
-        <w:ind w:left="5760" w:hanging="360"/>
-      </w:pPr>
-    </w:lvl>
-    <w:lvl w:ilvl="7" w:tplc="04090019" w:tentative="1">
-      <w:start w:val="1"/>
-      <w:numFmt w:val="lowerLetter"/>
-      <w:lvlText w:val="%8."/>
-      <w:lvlJc w:val="left"/>
-      <w:pPr>
-        <w:ind w:left="6480" w:hanging="360"/>
-      </w:pPr>
-    </w:lvl>
-    <w:lvl w:ilvl="8" w:tplc="0409001B" w:tentative="1">
-      <w:start w:val="1"/>
-      <w:numFmt w:val="lowerRoman"/>
-      <w:lvlText w:val="%9."/>
-      <w:lvlJc w:val="right"/>
-      <w:pPr>
-        <w:ind w:left="7200" w:hanging="180"/>
-      </w:pPr>
-    </w:lvl>
-  </w:abstractNum>
-  <w:abstractNum w:abstractNumId="7" w15:restartNumberingAfterBreak="0">
     <w:nsid w:val="18813747"/>
     <w:multiLevelType w:val="multilevel"/>
     <w:tmpl w:val="B3CE6EDA"/>
@@ -13780,7 +15150,120 @@
       </w:rPr>
     </w:lvl>
   </w:abstractNum>
-  <w:abstractNum w:abstractNumId="8" w15:restartNumberingAfterBreak="0">
+  <w:abstractNum w:abstractNumId="3" w15:restartNumberingAfterBreak="0">
+    <w:nsid w:val="1B3278EB"/>
+    <w:multiLevelType w:val="hybridMultilevel"/>
+    <w:tmpl w:val="4790BFB2"/>
+    <w:lvl w:ilvl="0" w:tplc="04090001">
+      <w:start w:val="1"/>
+      <w:numFmt w:val="bullet"/>
+      <w:lvlText w:val=""/>
+      <w:lvlJc w:val="left"/>
+      <w:pPr>
+        <w:ind w:left="1080" w:hanging="360"/>
+      </w:pPr>
+      <w:rPr>
+        <w:rFonts w:ascii="Symbol" w:hAnsi="Symbol" w:hint="default"/>
+      </w:rPr>
+    </w:lvl>
+    <w:lvl w:ilvl="1" w:tplc="04090003" w:tentative="1">
+      <w:start w:val="1"/>
+      <w:numFmt w:val="bullet"/>
+      <w:lvlText w:val="o"/>
+      <w:lvlJc w:val="left"/>
+      <w:pPr>
+        <w:ind w:left="1800" w:hanging="360"/>
+      </w:pPr>
+      <w:rPr>
+        <w:rFonts w:ascii="Courier New" w:hAnsi="Courier New" w:cs="Courier New" w:hint="default"/>
+      </w:rPr>
+    </w:lvl>
+    <w:lvl w:ilvl="2" w:tplc="04090005" w:tentative="1">
+      <w:start w:val="1"/>
+      <w:numFmt w:val="bullet"/>
+      <w:lvlText w:val=""/>
+      <w:lvlJc w:val="left"/>
+      <w:pPr>
+        <w:ind w:left="2520" w:hanging="360"/>
+      </w:pPr>
+      <w:rPr>
+        <w:rFonts w:ascii="Wingdings" w:hAnsi="Wingdings" w:hint="default"/>
+      </w:rPr>
+    </w:lvl>
+    <w:lvl w:ilvl="3" w:tplc="04090001" w:tentative="1">
+      <w:start w:val="1"/>
+      <w:numFmt w:val="bullet"/>
+      <w:lvlText w:val=""/>
+      <w:lvlJc w:val="left"/>
+      <w:pPr>
+        <w:ind w:left="3240" w:hanging="360"/>
+      </w:pPr>
+      <w:rPr>
+        <w:rFonts w:ascii="Symbol" w:hAnsi="Symbol" w:hint="default"/>
+      </w:rPr>
+    </w:lvl>
+    <w:lvl w:ilvl="4" w:tplc="04090003" w:tentative="1">
+      <w:start w:val="1"/>
+      <w:numFmt w:val="bullet"/>
+      <w:lvlText w:val="o"/>
+      <w:lvlJc w:val="left"/>
+      <w:pPr>
+        <w:ind w:left="3960" w:hanging="360"/>
+      </w:pPr>
+      <w:rPr>
+        <w:rFonts w:ascii="Courier New" w:hAnsi="Courier New" w:cs="Courier New" w:hint="default"/>
+      </w:rPr>
+    </w:lvl>
+    <w:lvl w:ilvl="5" w:tplc="04090005" w:tentative="1">
+      <w:start w:val="1"/>
+      <w:numFmt w:val="bullet"/>
+      <w:lvlText w:val=""/>
+      <w:lvlJc w:val="left"/>
+      <w:pPr>
+        <w:ind w:left="4680" w:hanging="360"/>
+      </w:pPr>
+      <w:rPr>
+        <w:rFonts w:ascii="Wingdings" w:hAnsi="Wingdings" w:hint="default"/>
+      </w:rPr>
+    </w:lvl>
+    <w:lvl w:ilvl="6" w:tplc="04090001" w:tentative="1">
+      <w:start w:val="1"/>
+      <w:numFmt w:val="bullet"/>
+      <w:lvlText w:val=""/>
+      <w:lvlJc w:val="left"/>
+      <w:pPr>
+        <w:ind w:left="5400" w:hanging="360"/>
+      </w:pPr>
+      <w:rPr>
+        <w:rFonts w:ascii="Symbol" w:hAnsi="Symbol" w:hint="default"/>
+      </w:rPr>
+    </w:lvl>
+    <w:lvl w:ilvl="7" w:tplc="04090003" w:tentative="1">
+      <w:start w:val="1"/>
+      <w:numFmt w:val="bullet"/>
+      <w:lvlText w:val="o"/>
+      <w:lvlJc w:val="left"/>
+      <w:pPr>
+        <w:ind w:left="6120" w:hanging="360"/>
+      </w:pPr>
+      <w:rPr>
+        <w:rFonts w:ascii="Courier New" w:hAnsi="Courier New" w:cs="Courier New" w:hint="default"/>
+      </w:rPr>
+    </w:lvl>
+    <w:lvl w:ilvl="8" w:tplc="04090005" w:tentative="1">
+      <w:start w:val="1"/>
+      <w:numFmt w:val="bullet"/>
+      <w:lvlText w:val=""/>
+      <w:lvlJc w:val="left"/>
+      <w:pPr>
+        <w:ind w:left="6840" w:hanging="360"/>
+      </w:pPr>
+      <w:rPr>
+        <w:rFonts w:ascii="Wingdings" w:hAnsi="Wingdings" w:hint="default"/>
+      </w:rPr>
+    </w:lvl>
+  </w:abstractNum>
+  <w:abstractNum w:abstractNumId="4" w15:restartNumberingAfterBreak="0">
     <w:nsid w:val="1BD91C7B"/>
     <w:multiLevelType w:val="multilevel"/>
     <w:tmpl w:val="7FDE0622"/>
@@ -13929,17 +15412,17 @@
       </w:rPr>
     </w:lvl>
   </w:abstractNum>
-  <w:abstractNum w:abstractNumId="9" w15:restartNumberingAfterBreak="0">
-    <w:nsid w:val="302F25CC"/>
+  <w:abstractNum w:abstractNumId="5" w15:restartNumberingAfterBreak="0">
+    <w:nsid w:val="1FCA4282"/>
     <w:multiLevelType w:val="hybridMultilevel"/>
-    <w:tmpl w:val="6712B04E"/>
+    <w:tmpl w:val="5ACCD144"/>
     <w:lvl w:ilvl="0" w:tplc="04090001">
       <w:start w:val="1"/>
       <w:numFmt w:val="bullet"/>
       <w:lvlText w:val=""/>
       <w:lvlJc w:val="left"/>
       <w:pPr>
-        <w:ind w:left="720" w:hanging="360"/>
+        <w:ind w:left="1080" w:hanging="360"/>
       </w:pPr>
       <w:rPr>
         <w:rFonts w:ascii="Symbol" w:hAnsi="Symbol" w:hint="default"/>
@@ -13951,7 +15434,7 @@
       <w:lvlText w:val="o"/>
       <w:lvlJc w:val="left"/>
       <w:pPr>
-        <w:ind w:left="1440" w:hanging="360"/>
+        <w:ind w:left="1800" w:hanging="360"/>
       </w:pPr>
       <w:rPr>
         <w:rFonts w:ascii="Courier New" w:hAnsi="Courier New" w:cs="Courier New" w:hint="default"/>
@@ -13963,7 +15446,7 @@
       <w:lvlText w:val=""/>
       <w:lvlJc w:val="left"/>
       <w:pPr>
-        <w:ind w:left="2160" w:hanging="360"/>
+        <w:ind w:left="2520" w:hanging="360"/>
       </w:pPr>
       <w:rPr>
         <w:rFonts w:ascii="Wingdings" w:hAnsi="Wingdings" w:hint="default"/>
@@ -13975,7 +15458,7 @@
       <w:lvlText w:val=""/>
       <w:lvlJc w:val="left"/>
       <w:pPr>
-        <w:ind w:left="2880" w:hanging="360"/>
+        <w:ind w:left="3240" w:hanging="360"/>
       </w:pPr>
       <w:rPr>
         <w:rFonts w:ascii="Symbol" w:hAnsi="Symbol" w:hint="default"/>
@@ -13987,7 +15470,7 @@
       <w:lvlText w:val="o"/>
       <w:lvlJc w:val="left"/>
       <w:pPr>
-        <w:ind w:left="3600" w:hanging="360"/>
+        <w:ind w:left="3960" w:hanging="360"/>
       </w:pPr>
       <w:rPr>
         <w:rFonts w:ascii="Courier New" w:hAnsi="Courier New" w:cs="Courier New" w:hint="default"/>
@@ -13999,7 +15482,7 @@
       <w:lvlText w:val=""/>
       <w:lvlJc w:val="left"/>
       <w:pPr>
-        <w:ind w:left="4320" w:hanging="360"/>
+        <w:ind w:left="4680" w:hanging="360"/>
       </w:pPr>
       <w:rPr>
         <w:rFonts w:ascii="Wingdings" w:hAnsi="Wingdings" w:hint="default"/>
@@ -14011,7 +15494,7 @@
       <w:lvlText w:val=""/>
       <w:lvlJc w:val="left"/>
       <w:pPr>
-        <w:ind w:left="5040" w:hanging="360"/>
+        <w:ind w:left="5400" w:hanging="360"/>
       </w:pPr>
       <w:rPr>
         <w:rFonts w:ascii="Symbol" w:hAnsi="Symbol" w:hint="default"/>
@@ -14023,7 +15506,7 @@
       <w:lvlText w:val="o"/>
       <w:lvlJc w:val="left"/>
       <w:pPr>
-        <w:ind w:left="5760" w:hanging="360"/>
+        <w:ind w:left="6120" w:hanging="360"/>
       </w:pPr>
       <w:rPr>
         <w:rFonts w:ascii="Courier New" w:hAnsi="Courier New" w:cs="Courier New" w:hint="default"/>
@@ -14035,24 +15518,24 @@
       <w:lvlText w:val=""/>
       <w:lvlJc w:val="left"/>
       <w:pPr>
-        <w:ind w:left="6480" w:hanging="360"/>
+        <w:ind w:left="6840" w:hanging="360"/>
       </w:pPr>
       <w:rPr>
         <w:rFonts w:ascii="Wingdings" w:hAnsi="Wingdings" w:hint="default"/>
       </w:rPr>
     </w:lvl>
   </w:abstractNum>
-  <w:abstractNum w:abstractNumId="10" w15:restartNumberingAfterBreak="0">
-    <w:nsid w:val="3A78408F"/>
+  <w:abstractNum w:abstractNumId="6" w15:restartNumberingAfterBreak="0">
+    <w:nsid w:val="259B557F"/>
     <w:multiLevelType w:val="hybridMultilevel"/>
-    <w:tmpl w:val="A2529C4C"/>
+    <w:tmpl w:val="3C2A711A"/>
     <w:lvl w:ilvl="0" w:tplc="04090001">
       <w:start w:val="1"/>
       <w:numFmt w:val="bullet"/>
       <w:lvlText w:val=""/>
       <w:lvlJc w:val="left"/>
       <w:pPr>
-        <w:ind w:left="720" w:hanging="360"/>
+        <w:ind w:left="1080" w:hanging="360"/>
       </w:pPr>
       <w:rPr>
         <w:rFonts w:ascii="Symbol" w:hAnsi="Symbol" w:hint="default"/>
@@ -14064,7 +15547,7 @@
       <w:lvlText w:val="o"/>
       <w:lvlJc w:val="left"/>
       <w:pPr>
-        <w:ind w:left="1440" w:hanging="360"/>
+        <w:ind w:left="1800" w:hanging="360"/>
       </w:pPr>
       <w:rPr>
         <w:rFonts w:ascii="Courier New" w:hAnsi="Courier New" w:cs="Courier New" w:hint="default"/>
@@ -14076,7 +15559,7 @@
       <w:lvlText w:val=""/>
       <w:lvlJc w:val="left"/>
       <w:pPr>
-        <w:ind w:left="2160" w:hanging="360"/>
+        <w:ind w:left="2520" w:hanging="360"/>
       </w:pPr>
       <w:rPr>
         <w:rFonts w:ascii="Wingdings" w:hAnsi="Wingdings" w:hint="default"/>
@@ -14088,7 +15571,7 @@
       <w:lvlText w:val=""/>
       <w:lvlJc w:val="left"/>
       <w:pPr>
-        <w:ind w:left="2880" w:hanging="360"/>
+        <w:ind w:left="3240" w:hanging="360"/>
       </w:pPr>
       <w:rPr>
         <w:rFonts w:ascii="Symbol" w:hAnsi="Symbol" w:hint="default"/>
@@ -14100,7 +15583,7 @@
       <w:lvlText w:val="o"/>
       <w:lvlJc w:val="left"/>
       <w:pPr>
-        <w:ind w:left="3600" w:hanging="360"/>
+        <w:ind w:left="3960" w:hanging="360"/>
       </w:pPr>
       <w:rPr>
         <w:rFonts w:ascii="Courier New" w:hAnsi="Courier New" w:cs="Courier New" w:hint="default"/>
@@ -14112,7 +15595,7 @@
       <w:lvlText w:val=""/>
       <w:lvlJc w:val="left"/>
       <w:pPr>
-        <w:ind w:left="4320" w:hanging="360"/>
+        <w:ind w:left="4680" w:hanging="360"/>
       </w:pPr>
       <w:rPr>
         <w:rFonts w:ascii="Wingdings" w:hAnsi="Wingdings" w:hint="default"/>
@@ -14124,7 +15607,7 @@
       <w:lvlText w:val=""/>
       <w:lvlJc w:val="left"/>
       <w:pPr>
-        <w:ind w:left="5040" w:hanging="360"/>
+        <w:ind w:left="5400" w:hanging="360"/>
       </w:pPr>
       <w:rPr>
         <w:rFonts w:ascii="Symbol" w:hAnsi="Symbol" w:hint="default"/>
@@ -14136,7 +15619,7 @@
       <w:lvlText w:val="o"/>
       <w:lvlJc w:val="left"/>
       <w:pPr>
-        <w:ind w:left="5760" w:hanging="360"/>
+        <w:ind w:left="6120" w:hanging="360"/>
       </w:pPr>
       <w:rPr>
         <w:rFonts w:ascii="Courier New" w:hAnsi="Courier New" w:cs="Courier New" w:hint="default"/>
@@ -14148,14 +15631,127 @@
       <w:lvlText w:val=""/>
       <w:lvlJc w:val="left"/>
       <w:pPr>
-        <w:ind w:left="6480" w:hanging="360"/>
+        <w:ind w:left="6840" w:hanging="360"/>
       </w:pPr>
       <w:rPr>
         <w:rFonts w:ascii="Wingdings" w:hAnsi="Wingdings" w:hint="default"/>
       </w:rPr>
     </w:lvl>
   </w:abstractNum>
-  <w:abstractNum w:abstractNumId="11" w15:restartNumberingAfterBreak="0">
+  <w:abstractNum w:abstractNumId="7" w15:restartNumberingAfterBreak="0">
+    <w:nsid w:val="3A546581"/>
+    <w:multiLevelType w:val="hybridMultilevel"/>
+    <w:tmpl w:val="8E9EE28A"/>
+    <w:lvl w:ilvl="0" w:tplc="04090001">
+      <w:start w:val="1"/>
+      <w:numFmt w:val="bullet"/>
+      <w:lvlText w:val=""/>
+      <w:lvlJc w:val="left"/>
+      <w:pPr>
+        <w:ind w:left="1080" w:hanging="360"/>
+      </w:pPr>
+      <w:rPr>
+        <w:rFonts w:ascii="Symbol" w:hAnsi="Symbol" w:hint="default"/>
+      </w:rPr>
+    </w:lvl>
+    <w:lvl w:ilvl="1" w:tplc="04090003" w:tentative="1">
+      <w:start w:val="1"/>
+      <w:numFmt w:val="bullet"/>
+      <w:lvlText w:val="o"/>
+      <w:lvlJc w:val="left"/>
+      <w:pPr>
+        <w:ind w:left="1800" w:hanging="360"/>
+      </w:pPr>
+      <w:rPr>
+        <w:rFonts w:ascii="Courier New" w:hAnsi="Courier New" w:cs="Courier New" w:hint="default"/>
+      </w:rPr>
+    </w:lvl>
+    <w:lvl w:ilvl="2" w:tplc="04090005" w:tentative="1">
+      <w:start w:val="1"/>
+      <w:numFmt w:val="bullet"/>
+      <w:lvlText w:val=""/>
+      <w:lvlJc w:val="left"/>
+      <w:pPr>
+        <w:ind w:left="2520" w:hanging="360"/>
+      </w:pPr>
+      <w:rPr>
+        <w:rFonts w:ascii="Wingdings" w:hAnsi="Wingdings" w:hint="default"/>
+      </w:rPr>
+    </w:lvl>
+    <w:lvl w:ilvl="3" w:tplc="04090001" w:tentative="1">
+      <w:start w:val="1"/>
+      <w:numFmt w:val="bullet"/>
+      <w:lvlText w:val=""/>
+      <w:lvlJc w:val="left"/>
+      <w:pPr>
+        <w:ind w:left="3240" w:hanging="360"/>
+      </w:pPr>
+      <w:rPr>
+        <w:rFonts w:ascii="Symbol" w:hAnsi="Symbol" w:hint="default"/>
+      </w:rPr>
+    </w:lvl>
+    <w:lvl w:ilvl="4" w:tplc="04090003" w:tentative="1">
+      <w:start w:val="1"/>
+      <w:numFmt w:val="bullet"/>
+      <w:lvlText w:val="o"/>
+      <w:lvlJc w:val="left"/>
+      <w:pPr>
+        <w:ind w:left="3960" w:hanging="360"/>
+      </w:pPr>
+      <w:rPr>
+        <w:rFonts w:ascii="Courier New" w:hAnsi="Courier New" w:cs="Courier New" w:hint="default"/>
+      </w:rPr>
+    </w:lvl>
+    <w:lvl w:ilvl="5" w:tplc="04090005" w:tentative="1">
+      <w:start w:val="1"/>
+      <w:numFmt w:val="bullet"/>
+      <w:lvlText w:val=""/>
+      <w:lvlJc w:val="left"/>
+      <w:pPr>
+        <w:ind w:left="4680" w:hanging="360"/>
+      </w:pPr>
+      <w:rPr>
+        <w:rFonts w:ascii="Wingdings" w:hAnsi="Wingdings" w:hint="default"/>
+      </w:rPr>
+    </w:lvl>
+    <w:lvl w:ilvl="6" w:tplc="04090001" w:tentative="1">
+      <w:start w:val="1"/>
+      <w:numFmt w:val="bullet"/>
+      <w:lvlText w:val=""/>
+      <w:lvlJc w:val="left"/>
+      <w:pPr>
+        <w:ind w:left="5400" w:hanging="360"/>
+      </w:pPr>
+      <w:rPr>
+        <w:rFonts w:ascii="Symbol" w:hAnsi="Symbol" w:hint="default"/>
+      </w:rPr>
+    </w:lvl>
+    <w:lvl w:ilvl="7" w:tplc="04090003" w:tentative="1">
+      <w:start w:val="1"/>
+      <w:numFmt w:val="bullet"/>
+      <w:lvlText w:val="o"/>
+      <w:lvlJc w:val="left"/>
+      <w:pPr>
+        <w:ind w:left="6120" w:hanging="360"/>
+      </w:pPr>
+      <w:rPr>
+        <w:rFonts w:ascii="Courier New" w:hAnsi="Courier New" w:cs="Courier New" w:hint="default"/>
+      </w:rPr>
+    </w:lvl>
+    <w:lvl w:ilvl="8" w:tplc="04090005" w:tentative="1">
+      <w:start w:val="1"/>
+      <w:numFmt w:val="bullet"/>
+      <w:lvlText w:val=""/>
+      <w:lvlJc w:val="left"/>
+      <w:pPr>
+        <w:ind w:left="6840" w:hanging="360"/>
+      </w:pPr>
+      <w:rPr>
+        <w:rFonts w:ascii="Wingdings" w:hAnsi="Wingdings" w:hint="default"/>
+      </w:rPr>
+    </w:lvl>
+  </w:abstractNum>
+  <w:abstractNum w:abstractNumId="8" w15:restartNumberingAfterBreak="0">
     <w:nsid w:val="3CE02929"/>
     <w:multiLevelType w:val="multilevel"/>
     <w:tmpl w:val="827E90EE"/>
@@ -14304,96 +15900,7 @@
       </w:rPr>
     </w:lvl>
   </w:abstractNum>
-  <w:abstractNum w:abstractNumId="12" w15:restartNumberingAfterBreak="0">
-    <w:nsid w:val="40D8608A"/>
-    <w:multiLevelType w:val="hybridMultilevel"/>
-    <w:tmpl w:val="979CD868"/>
-    <w:lvl w:ilvl="0" w:tplc="FFFFFFFF">
-      <w:start w:val="1"/>
-      <w:numFmt w:val="decimal"/>
-      <w:lvlText w:val="%1."/>
-      <w:lvlJc w:val="left"/>
-      <w:pPr>
-        <w:ind w:left="720" w:hanging="360"/>
-      </w:pPr>
-      <w:rPr>
-        <w:rFonts w:hint="default"/>
-      </w:rPr>
-    </w:lvl>
-    <w:lvl w:ilvl="1" w:tplc="04090019" w:tentative="1">
-      <w:start w:val="1"/>
-      <w:numFmt w:val="lowerLetter"/>
-      <w:lvlText w:val="%2."/>
-      <w:lvlJc w:val="left"/>
-      <w:pPr>
-        <w:ind w:left="1440" w:hanging="360"/>
-      </w:pPr>
-    </w:lvl>
-    <w:lvl w:ilvl="2" w:tplc="0409001B" w:tentative="1">
-      <w:start w:val="1"/>
-      <w:numFmt w:val="lowerRoman"/>
-      <w:lvlText w:val="%3."/>
-      <w:lvlJc w:val="right"/>
-      <w:pPr>
-        <w:ind w:left="2160" w:hanging="180"/>
-      </w:pPr>
-    </w:lvl>
-    <w:lvl w:ilvl="3" w:tplc="0409000F" w:tentative="1">
-      <w:start w:val="1"/>
-      <w:numFmt w:val="decimal"/>
-      <w:lvlText w:val="%4."/>
-      <w:lvlJc w:val="left"/>
-      <w:pPr>
-        <w:ind w:left="2880" w:hanging="360"/>
-      </w:pPr>
-    </w:lvl>
-    <w:lvl w:ilvl="4" w:tplc="04090019" w:tentative="1">
-      <w:start w:val="1"/>
-      <w:numFmt w:val="lowerLetter"/>
-      <w:lvlText w:val="%5."/>
-      <w:lvlJc w:val="left"/>
-      <w:pPr>
-        <w:ind w:left="3600" w:hanging="360"/>
-      </w:pPr>
-    </w:lvl>
-    <w:lvl w:ilvl="5" w:tplc="0409001B" w:tentative="1">
-      <w:start w:val="1"/>
-      <w:numFmt w:val="lowerRoman"/>
-      <w:lvlText w:val="%6."/>
-      <w:lvlJc w:val="right"/>
-      <w:pPr>
-        <w:ind w:left="4320" w:hanging="180"/>
-      </w:pPr>
-    </w:lvl>
-    <w:lvl w:ilvl="6" w:tplc="0409000F" w:tentative="1">
-      <w:start w:val="1"/>
-      <w:numFmt w:val="decimal"/>
-      <w:lvlText w:val="%7."/>
-      <w:lvlJc w:val="left"/>
-      <w:pPr>
-        <w:ind w:left="5040" w:hanging="360"/>
-      </w:pPr>
-    </w:lvl>
-    <w:lvl w:ilvl="7" w:tplc="04090019" w:tentative="1">
-      <w:start w:val="1"/>
-      <w:numFmt w:val="lowerLetter"/>
-      <w:lvlText w:val="%8."/>
-      <w:lvlJc w:val="left"/>
-      <w:pPr>
-        <w:ind w:left="5760" w:hanging="360"/>
-      </w:pPr>
-    </w:lvl>
-    <w:lvl w:ilvl="8" w:tplc="0409001B" w:tentative="1">
-      <w:start w:val="1"/>
-      <w:numFmt w:val="lowerRoman"/>
-      <w:lvlText w:val="%9."/>
-      <w:lvlJc w:val="right"/>
-      <w:pPr>
-        <w:ind w:left="6480" w:hanging="180"/>
-      </w:pPr>
-    </w:lvl>
-  </w:abstractNum>
-  <w:abstractNum w:abstractNumId="13" w15:restartNumberingAfterBreak="0">
+  <w:abstractNum w:abstractNumId="9" w15:restartNumberingAfterBreak="0">
     <w:nsid w:val="44512349"/>
     <w:multiLevelType w:val="multilevel"/>
     <w:tmpl w:val="A962BA02"/>
@@ -14542,7 +16049,7 @@
       </w:rPr>
     </w:lvl>
   </w:abstractNum>
-  <w:abstractNum w:abstractNumId="14" w15:restartNumberingAfterBreak="0">
+  <w:abstractNum w:abstractNumId="10" w15:restartNumberingAfterBreak="0">
     <w:nsid w:val="465867E1"/>
     <w:multiLevelType w:val="multilevel"/>
     <w:tmpl w:val="012653BC"/>
@@ -14691,10 +16198,10 @@
       </w:rPr>
     </w:lvl>
   </w:abstractNum>
-  <w:abstractNum w:abstractNumId="15" w15:restartNumberingAfterBreak="0">
-    <w:nsid w:val="46777C44"/>
+  <w:abstractNum w:abstractNumId="11" w15:restartNumberingAfterBreak="0">
+    <w:nsid w:val="4DAE4A75"/>
     <w:multiLevelType w:val="multilevel"/>
-    <w:tmpl w:val="366AC6F2"/>
+    <w:tmpl w:val="3F5AC36C"/>
     <w:lvl w:ilvl="0">
       <w:start w:val="1"/>
       <w:numFmt w:val="bullet"/>
@@ -14840,122 +16347,10 @@
       </w:rPr>
     </w:lvl>
   </w:abstractNum>
-  <w:abstractNum w:abstractNumId="16" w15:restartNumberingAfterBreak="0">
-    <w:nsid w:val="46A44212"/>
+  <w:abstractNum w:abstractNumId="12" w15:restartNumberingAfterBreak="0">
+    <w:nsid w:val="59001FBF"/>
     <w:multiLevelType w:val="hybridMultilevel"/>
-    <w:tmpl w:val="B42A62EC"/>
-    <w:lvl w:ilvl="0" w:tplc="F1341A0C">
-      <w:numFmt w:val="bullet"/>
-      <w:lvlText w:val="-"/>
-      <w:lvlJc w:val="left"/>
-      <w:pPr>
-        <w:ind w:left="720" w:hanging="360"/>
-      </w:pPr>
-      <w:rPr>
-        <w:rFonts w:ascii="Times New Roman" w:eastAsiaTheme="minorHAnsi" w:hAnsi="Times New Roman" w:cs="Times New Roman" w:hint="default"/>
-      </w:rPr>
-    </w:lvl>
-    <w:lvl w:ilvl="1" w:tplc="04090003" w:tentative="1">
-      <w:start w:val="1"/>
-      <w:numFmt w:val="bullet"/>
-      <w:lvlText w:val="o"/>
-      <w:lvlJc w:val="left"/>
-      <w:pPr>
-        <w:ind w:left="1440" w:hanging="360"/>
-      </w:pPr>
-      <w:rPr>
-        <w:rFonts w:ascii="Courier New" w:hAnsi="Courier New" w:cs="Courier New" w:hint="default"/>
-      </w:rPr>
-    </w:lvl>
-    <w:lvl w:ilvl="2" w:tplc="04090005" w:tentative="1">
-      <w:start w:val="1"/>
-      <w:numFmt w:val="bullet"/>
-      <w:lvlText w:val=""/>
-      <w:lvlJc w:val="left"/>
-      <w:pPr>
-        <w:ind w:left="2160" w:hanging="360"/>
-      </w:pPr>
-      <w:rPr>
-        <w:rFonts w:ascii="Wingdings" w:hAnsi="Wingdings" w:hint="default"/>
-      </w:rPr>
-    </w:lvl>
-    <w:lvl w:ilvl="3" w:tplc="04090001" w:tentative="1">
-      <w:start w:val="1"/>
-      <w:numFmt w:val="bullet"/>
-      <w:lvlText w:val=""/>
-      <w:lvlJc w:val="left"/>
-      <w:pPr>
-        <w:ind w:left="2880" w:hanging="360"/>
-      </w:pPr>
-      <w:rPr>
-        <w:rFonts w:ascii="Symbol" w:hAnsi="Symbol" w:hint="default"/>
-      </w:rPr>
-    </w:lvl>
-    <w:lvl w:ilvl="4" w:tplc="04090003" w:tentative="1">
-      <w:start w:val="1"/>
-      <w:numFmt w:val="bullet"/>
-      <w:lvlText w:val="o"/>
-      <w:lvlJc w:val="left"/>
-      <w:pPr>
-        <w:ind w:left="3600" w:hanging="360"/>
-      </w:pPr>
-      <w:rPr>
-        <w:rFonts w:ascii="Courier New" w:hAnsi="Courier New" w:cs="Courier New" w:hint="default"/>
-      </w:rPr>
-    </w:lvl>
-    <w:lvl w:ilvl="5" w:tplc="04090005" w:tentative="1">
-      <w:start w:val="1"/>
-      <w:numFmt w:val="bullet"/>
-      <w:lvlText w:val=""/>
-      <w:lvlJc w:val="left"/>
-      <w:pPr>
-        <w:ind w:left="4320" w:hanging="360"/>
-      </w:pPr>
-      <w:rPr>
-        <w:rFonts w:ascii="Wingdings" w:hAnsi="Wingdings" w:hint="default"/>
-      </w:rPr>
-    </w:lvl>
-    <w:lvl w:ilvl="6" w:tplc="04090001" w:tentative="1">
-      <w:start w:val="1"/>
-      <w:numFmt w:val="bullet"/>
-      <w:lvlText w:val=""/>
-      <w:lvlJc w:val="left"/>
-      <w:pPr>
-        <w:ind w:left="5040" w:hanging="360"/>
-      </w:pPr>
-      <w:rPr>
-        <w:rFonts w:ascii="Symbol" w:hAnsi="Symbol" w:hint="default"/>
-      </w:rPr>
-    </w:lvl>
-    <w:lvl w:ilvl="7" w:tplc="04090003" w:tentative="1">
-      <w:start w:val="1"/>
-      <w:numFmt w:val="bullet"/>
-      <w:lvlText w:val="o"/>
-      <w:lvlJc w:val="left"/>
-      <w:pPr>
-        <w:ind w:left="5760" w:hanging="360"/>
-      </w:pPr>
-      <w:rPr>
-        <w:rFonts w:ascii="Courier New" w:hAnsi="Courier New" w:cs="Courier New" w:hint="default"/>
-      </w:rPr>
-    </w:lvl>
-    <w:lvl w:ilvl="8" w:tplc="04090005" w:tentative="1">
-      <w:start w:val="1"/>
-      <w:numFmt w:val="bullet"/>
-      <w:lvlText w:val=""/>
-      <w:lvlJc w:val="left"/>
-      <w:pPr>
-        <w:ind w:left="6480" w:hanging="360"/>
-      </w:pPr>
-      <w:rPr>
-        <w:rFonts w:ascii="Wingdings" w:hAnsi="Wingdings" w:hint="default"/>
-      </w:rPr>
-    </w:lvl>
-  </w:abstractNum>
-  <w:abstractNum w:abstractNumId="17" w15:restartNumberingAfterBreak="0">
-    <w:nsid w:val="46EB5F37"/>
-    <w:multiLevelType w:val="hybridMultilevel"/>
-    <w:tmpl w:val="FC529674"/>
+    <w:tmpl w:val="04F8F04E"/>
     <w:lvl w:ilvl="0" w:tplc="0409000F">
       <w:start w:val="1"/>
       <w:numFmt w:val="decimal"/>
@@ -14964,6 +16359,9 @@
       <w:pPr>
         <w:ind w:left="720" w:hanging="360"/>
       </w:pPr>
+      <w:rPr>
+        <w:rFonts w:hint="default"/>
+      </w:rPr>
     </w:lvl>
     <w:lvl w:ilvl="1" w:tplc="04090019" w:tentative="1">
       <w:start w:val="1"/>
@@ -15038,10 +16436,777 @@
       </w:pPr>
     </w:lvl>
   </w:abstractNum>
+  <w:abstractNum w:abstractNumId="13" w15:restartNumberingAfterBreak="0">
+    <w:nsid w:val="622F0364"/>
+    <w:multiLevelType w:val="hybridMultilevel"/>
+    <w:tmpl w:val="76809A64"/>
+    <w:lvl w:ilvl="0" w:tplc="04090001">
+      <w:start w:val="1"/>
+      <w:numFmt w:val="bullet"/>
+      <w:lvlText w:val=""/>
+      <w:lvlJc w:val="left"/>
+      <w:pPr>
+        <w:ind w:left="1080" w:hanging="360"/>
+      </w:pPr>
+      <w:rPr>
+        <w:rFonts w:ascii="Symbol" w:hAnsi="Symbol" w:hint="default"/>
+      </w:rPr>
+    </w:lvl>
+    <w:lvl w:ilvl="1" w:tplc="04090003" w:tentative="1">
+      <w:start w:val="1"/>
+      <w:numFmt w:val="bullet"/>
+      <w:lvlText w:val="o"/>
+      <w:lvlJc w:val="left"/>
+      <w:pPr>
+        <w:ind w:left="1800" w:hanging="360"/>
+      </w:pPr>
+      <w:rPr>
+        <w:rFonts w:ascii="Courier New" w:hAnsi="Courier New" w:cs="Courier New" w:hint="default"/>
+      </w:rPr>
+    </w:lvl>
+    <w:lvl w:ilvl="2" w:tplc="04090005" w:tentative="1">
+      <w:start w:val="1"/>
+      <w:numFmt w:val="bullet"/>
+      <w:lvlText w:val=""/>
+      <w:lvlJc w:val="left"/>
+      <w:pPr>
+        <w:ind w:left="2520" w:hanging="360"/>
+      </w:pPr>
+      <w:rPr>
+        <w:rFonts w:ascii="Wingdings" w:hAnsi="Wingdings" w:hint="default"/>
+      </w:rPr>
+    </w:lvl>
+    <w:lvl w:ilvl="3" w:tplc="04090001" w:tentative="1">
+      <w:start w:val="1"/>
+      <w:numFmt w:val="bullet"/>
+      <w:lvlText w:val=""/>
+      <w:lvlJc w:val="left"/>
+      <w:pPr>
+        <w:ind w:left="3240" w:hanging="360"/>
+      </w:pPr>
+      <w:rPr>
+        <w:rFonts w:ascii="Symbol" w:hAnsi="Symbol" w:hint="default"/>
+      </w:rPr>
+    </w:lvl>
+    <w:lvl w:ilvl="4" w:tplc="04090003" w:tentative="1">
+      <w:start w:val="1"/>
+      <w:numFmt w:val="bullet"/>
+      <w:lvlText w:val="o"/>
+      <w:lvlJc w:val="left"/>
+      <w:pPr>
+        <w:ind w:left="3960" w:hanging="360"/>
+      </w:pPr>
+      <w:rPr>
+        <w:rFonts w:ascii="Courier New" w:hAnsi="Courier New" w:cs="Courier New" w:hint="default"/>
+      </w:rPr>
+    </w:lvl>
+    <w:lvl w:ilvl="5" w:tplc="04090005" w:tentative="1">
+      <w:start w:val="1"/>
+      <w:numFmt w:val="bullet"/>
+      <w:lvlText w:val=""/>
+      <w:lvlJc w:val="left"/>
+      <w:pPr>
+        <w:ind w:left="4680" w:hanging="360"/>
+      </w:pPr>
+      <w:rPr>
+        <w:rFonts w:ascii="Wingdings" w:hAnsi="Wingdings" w:hint="default"/>
+      </w:rPr>
+    </w:lvl>
+    <w:lvl w:ilvl="6" w:tplc="04090001" w:tentative="1">
+      <w:start w:val="1"/>
+      <w:numFmt w:val="bullet"/>
+      <w:lvlText w:val=""/>
+      <w:lvlJc w:val="left"/>
+      <w:pPr>
+        <w:ind w:left="5400" w:hanging="360"/>
+      </w:pPr>
+      <w:rPr>
+        <w:rFonts w:ascii="Symbol" w:hAnsi="Symbol" w:hint="default"/>
+      </w:rPr>
+    </w:lvl>
+    <w:lvl w:ilvl="7" w:tplc="04090003" w:tentative="1">
+      <w:start w:val="1"/>
+      <w:numFmt w:val="bullet"/>
+      <w:lvlText w:val="o"/>
+      <w:lvlJc w:val="left"/>
+      <w:pPr>
+        <w:ind w:left="6120" w:hanging="360"/>
+      </w:pPr>
+      <w:rPr>
+        <w:rFonts w:ascii="Courier New" w:hAnsi="Courier New" w:cs="Courier New" w:hint="default"/>
+      </w:rPr>
+    </w:lvl>
+    <w:lvl w:ilvl="8" w:tplc="04090005" w:tentative="1">
+      <w:start w:val="1"/>
+      <w:numFmt w:val="bullet"/>
+      <w:lvlText w:val=""/>
+      <w:lvlJc w:val="left"/>
+      <w:pPr>
+        <w:ind w:left="6840" w:hanging="360"/>
+      </w:pPr>
+      <w:rPr>
+        <w:rFonts w:ascii="Wingdings" w:hAnsi="Wingdings" w:hint="default"/>
+      </w:rPr>
+    </w:lvl>
+  </w:abstractNum>
+  <w:abstractNum w:abstractNumId="14" w15:restartNumberingAfterBreak="0">
+    <w:nsid w:val="6349265E"/>
+    <w:multiLevelType w:val="hybridMultilevel"/>
+    <w:tmpl w:val="B9FECEB8"/>
+    <w:lvl w:ilvl="0" w:tplc="04090001">
+      <w:start w:val="1"/>
+      <w:numFmt w:val="bullet"/>
+      <w:lvlText w:val=""/>
+      <w:lvlJc w:val="left"/>
+      <w:pPr>
+        <w:ind w:left="1080" w:hanging="360"/>
+      </w:pPr>
+      <w:rPr>
+        <w:rFonts w:ascii="Symbol" w:hAnsi="Symbol" w:hint="default"/>
+      </w:rPr>
+    </w:lvl>
+    <w:lvl w:ilvl="1" w:tplc="04090003" w:tentative="1">
+      <w:start w:val="1"/>
+      <w:numFmt w:val="bullet"/>
+      <w:lvlText w:val="o"/>
+      <w:lvlJc w:val="left"/>
+      <w:pPr>
+        <w:ind w:left="1800" w:hanging="360"/>
+      </w:pPr>
+      <w:rPr>
+        <w:rFonts w:ascii="Courier New" w:hAnsi="Courier New" w:cs="Courier New" w:hint="default"/>
+      </w:rPr>
+    </w:lvl>
+    <w:lvl w:ilvl="2" w:tplc="04090005" w:tentative="1">
+      <w:start w:val="1"/>
+      <w:numFmt w:val="bullet"/>
+      <w:lvlText w:val=""/>
+      <w:lvlJc w:val="left"/>
+      <w:pPr>
+        <w:ind w:left="2520" w:hanging="360"/>
+      </w:pPr>
+      <w:rPr>
+        <w:rFonts w:ascii="Wingdings" w:hAnsi="Wingdings" w:hint="default"/>
+      </w:rPr>
+    </w:lvl>
+    <w:lvl w:ilvl="3" w:tplc="04090001" w:tentative="1">
+      <w:start w:val="1"/>
+      <w:numFmt w:val="bullet"/>
+      <w:lvlText w:val=""/>
+      <w:lvlJc w:val="left"/>
+      <w:pPr>
+        <w:ind w:left="3240" w:hanging="360"/>
+      </w:pPr>
+      <w:rPr>
+        <w:rFonts w:ascii="Symbol" w:hAnsi="Symbol" w:hint="default"/>
+      </w:rPr>
+    </w:lvl>
+    <w:lvl w:ilvl="4" w:tplc="04090003" w:tentative="1">
+      <w:start w:val="1"/>
+      <w:numFmt w:val="bullet"/>
+      <w:lvlText w:val="o"/>
+      <w:lvlJc w:val="left"/>
+      <w:pPr>
+        <w:ind w:left="3960" w:hanging="360"/>
+      </w:pPr>
+      <w:rPr>
+        <w:rFonts w:ascii="Courier New" w:hAnsi="Courier New" w:cs="Courier New" w:hint="default"/>
+      </w:rPr>
+    </w:lvl>
+    <w:lvl w:ilvl="5" w:tplc="04090005" w:tentative="1">
+      <w:start w:val="1"/>
+      <w:numFmt w:val="bullet"/>
+      <w:lvlText w:val=""/>
+      <w:lvlJc w:val="left"/>
+      <w:pPr>
+        <w:ind w:left="4680" w:hanging="360"/>
+      </w:pPr>
+      <w:rPr>
+        <w:rFonts w:ascii="Wingdings" w:hAnsi="Wingdings" w:hint="default"/>
+      </w:rPr>
+    </w:lvl>
+    <w:lvl w:ilvl="6" w:tplc="04090001" w:tentative="1">
+      <w:start w:val="1"/>
+      <w:numFmt w:val="bullet"/>
+      <w:lvlText w:val=""/>
+      <w:lvlJc w:val="left"/>
+      <w:pPr>
+        <w:ind w:left="5400" w:hanging="360"/>
+      </w:pPr>
+      <w:rPr>
+        <w:rFonts w:ascii="Symbol" w:hAnsi="Symbol" w:hint="default"/>
+      </w:rPr>
+    </w:lvl>
+    <w:lvl w:ilvl="7" w:tplc="04090003" w:tentative="1">
+      <w:start w:val="1"/>
+      <w:numFmt w:val="bullet"/>
+      <w:lvlText w:val="o"/>
+      <w:lvlJc w:val="left"/>
+      <w:pPr>
+        <w:ind w:left="6120" w:hanging="360"/>
+      </w:pPr>
+      <w:rPr>
+        <w:rFonts w:ascii="Courier New" w:hAnsi="Courier New" w:cs="Courier New" w:hint="default"/>
+      </w:rPr>
+    </w:lvl>
+    <w:lvl w:ilvl="8" w:tplc="04090005" w:tentative="1">
+      <w:start w:val="1"/>
+      <w:numFmt w:val="bullet"/>
+      <w:lvlText w:val=""/>
+      <w:lvlJc w:val="left"/>
+      <w:pPr>
+        <w:ind w:left="6840" w:hanging="360"/>
+      </w:pPr>
+      <w:rPr>
+        <w:rFonts w:ascii="Wingdings" w:hAnsi="Wingdings" w:hint="default"/>
+      </w:rPr>
+    </w:lvl>
+  </w:abstractNum>
+  <w:abstractNum w:abstractNumId="15" w15:restartNumberingAfterBreak="0">
+    <w:nsid w:val="686F2D3F"/>
+    <w:multiLevelType w:val="hybridMultilevel"/>
+    <w:tmpl w:val="E4CE448E"/>
+    <w:lvl w:ilvl="0" w:tplc="0409000F">
+      <w:start w:val="1"/>
+      <w:numFmt w:val="decimal"/>
+      <w:lvlText w:val="%1."/>
+      <w:lvlJc w:val="left"/>
+      <w:pPr>
+        <w:ind w:left="720" w:hanging="360"/>
+      </w:pPr>
+      <w:rPr>
+        <w:rFonts w:hint="default"/>
+      </w:rPr>
+    </w:lvl>
+    <w:lvl w:ilvl="1" w:tplc="04090019" w:tentative="1">
+      <w:start w:val="1"/>
+      <w:numFmt w:val="lowerLetter"/>
+      <w:lvlText w:val="%2."/>
+      <w:lvlJc w:val="left"/>
+      <w:pPr>
+        <w:ind w:left="1440" w:hanging="360"/>
+      </w:pPr>
+    </w:lvl>
+    <w:lvl w:ilvl="2" w:tplc="0409001B" w:tentative="1">
+      <w:start w:val="1"/>
+      <w:numFmt w:val="lowerRoman"/>
+      <w:lvlText w:val="%3."/>
+      <w:lvlJc w:val="right"/>
+      <w:pPr>
+        <w:ind w:left="2160" w:hanging="180"/>
+      </w:pPr>
+    </w:lvl>
+    <w:lvl w:ilvl="3" w:tplc="0409000F" w:tentative="1">
+      <w:start w:val="1"/>
+      <w:numFmt w:val="decimal"/>
+      <w:lvlText w:val="%4."/>
+      <w:lvlJc w:val="left"/>
+      <w:pPr>
+        <w:ind w:left="2880" w:hanging="360"/>
+      </w:pPr>
+    </w:lvl>
+    <w:lvl w:ilvl="4" w:tplc="04090019" w:tentative="1">
+      <w:start w:val="1"/>
+      <w:numFmt w:val="lowerLetter"/>
+      <w:lvlText w:val="%5."/>
+      <w:lvlJc w:val="left"/>
+      <w:pPr>
+        <w:ind w:left="3600" w:hanging="360"/>
+      </w:pPr>
+    </w:lvl>
+    <w:lvl w:ilvl="5" w:tplc="0409001B" w:tentative="1">
+      <w:start w:val="1"/>
+      <w:numFmt w:val="lowerRoman"/>
+      <w:lvlText w:val="%6."/>
+      <w:lvlJc w:val="right"/>
+      <w:pPr>
+        <w:ind w:left="4320" w:hanging="180"/>
+      </w:pPr>
+    </w:lvl>
+    <w:lvl w:ilvl="6" w:tplc="0409000F" w:tentative="1">
+      <w:start w:val="1"/>
+      <w:numFmt w:val="decimal"/>
+      <w:lvlText w:val="%7."/>
+      <w:lvlJc w:val="left"/>
+      <w:pPr>
+        <w:ind w:left="5040" w:hanging="360"/>
+      </w:pPr>
+    </w:lvl>
+    <w:lvl w:ilvl="7" w:tplc="04090019" w:tentative="1">
+      <w:start w:val="1"/>
+      <w:numFmt w:val="lowerLetter"/>
+      <w:lvlText w:val="%8."/>
+      <w:lvlJc w:val="left"/>
+      <w:pPr>
+        <w:ind w:left="5760" w:hanging="360"/>
+      </w:pPr>
+    </w:lvl>
+    <w:lvl w:ilvl="8" w:tplc="0409001B" w:tentative="1">
+      <w:start w:val="1"/>
+      <w:numFmt w:val="lowerRoman"/>
+      <w:lvlText w:val="%9."/>
+      <w:lvlJc w:val="right"/>
+      <w:pPr>
+        <w:ind w:left="6480" w:hanging="180"/>
+      </w:pPr>
+    </w:lvl>
+  </w:abstractNum>
+  <w:abstractNum w:abstractNumId="16" w15:restartNumberingAfterBreak="0">
+    <w:nsid w:val="6C81552D"/>
+    <w:multiLevelType w:val="hybridMultilevel"/>
+    <w:tmpl w:val="D7A683EA"/>
+    <w:lvl w:ilvl="0" w:tplc="04090001">
+      <w:start w:val="1"/>
+      <w:numFmt w:val="bullet"/>
+      <w:lvlText w:val=""/>
+      <w:lvlJc w:val="left"/>
+      <w:pPr>
+        <w:ind w:left="1080" w:hanging="360"/>
+      </w:pPr>
+      <w:rPr>
+        <w:rFonts w:ascii="Symbol" w:hAnsi="Symbol" w:hint="default"/>
+      </w:rPr>
+    </w:lvl>
+    <w:lvl w:ilvl="1" w:tplc="04090003" w:tentative="1">
+      <w:start w:val="1"/>
+      <w:numFmt w:val="bullet"/>
+      <w:lvlText w:val="o"/>
+      <w:lvlJc w:val="left"/>
+      <w:pPr>
+        <w:ind w:left="1800" w:hanging="360"/>
+      </w:pPr>
+      <w:rPr>
+        <w:rFonts w:ascii="Courier New" w:hAnsi="Courier New" w:cs="Courier New" w:hint="default"/>
+      </w:rPr>
+    </w:lvl>
+    <w:lvl w:ilvl="2" w:tplc="04090005" w:tentative="1">
+      <w:start w:val="1"/>
+      <w:numFmt w:val="bullet"/>
+      <w:lvlText w:val=""/>
+      <w:lvlJc w:val="left"/>
+      <w:pPr>
+        <w:ind w:left="2520" w:hanging="360"/>
+      </w:pPr>
+      <w:rPr>
+        <w:rFonts w:ascii="Wingdings" w:hAnsi="Wingdings" w:hint="default"/>
+      </w:rPr>
+    </w:lvl>
+    <w:lvl w:ilvl="3" w:tplc="04090001" w:tentative="1">
+      <w:start w:val="1"/>
+      <w:numFmt w:val="bullet"/>
+      <w:lvlText w:val=""/>
+      <w:lvlJc w:val="left"/>
+      <w:pPr>
+        <w:ind w:left="3240" w:hanging="360"/>
+      </w:pPr>
+      <w:rPr>
+        <w:rFonts w:ascii="Symbol" w:hAnsi="Symbol" w:hint="default"/>
+      </w:rPr>
+    </w:lvl>
+    <w:lvl w:ilvl="4" w:tplc="04090003" w:tentative="1">
+      <w:start w:val="1"/>
+      <w:numFmt w:val="bullet"/>
+      <w:lvlText w:val="o"/>
+      <w:lvlJc w:val="left"/>
+      <w:pPr>
+        <w:ind w:left="3960" w:hanging="360"/>
+      </w:pPr>
+      <w:rPr>
+        <w:rFonts w:ascii="Courier New" w:hAnsi="Courier New" w:cs="Courier New" w:hint="default"/>
+      </w:rPr>
+    </w:lvl>
+    <w:lvl w:ilvl="5" w:tplc="04090005" w:tentative="1">
+      <w:start w:val="1"/>
+      <w:numFmt w:val="bullet"/>
+      <w:lvlText w:val=""/>
+      <w:lvlJc w:val="left"/>
+      <w:pPr>
+        <w:ind w:left="4680" w:hanging="360"/>
+      </w:pPr>
+      <w:rPr>
+        <w:rFonts w:ascii="Wingdings" w:hAnsi="Wingdings" w:hint="default"/>
+      </w:rPr>
+    </w:lvl>
+    <w:lvl w:ilvl="6" w:tplc="04090001" w:tentative="1">
+      <w:start w:val="1"/>
+      <w:numFmt w:val="bullet"/>
+      <w:lvlText w:val=""/>
+      <w:lvlJc w:val="left"/>
+      <w:pPr>
+        <w:ind w:left="5400" w:hanging="360"/>
+      </w:pPr>
+      <w:rPr>
+        <w:rFonts w:ascii="Symbol" w:hAnsi="Symbol" w:hint="default"/>
+      </w:rPr>
+    </w:lvl>
+    <w:lvl w:ilvl="7" w:tplc="04090003" w:tentative="1">
+      <w:start w:val="1"/>
+      <w:numFmt w:val="bullet"/>
+      <w:lvlText w:val="o"/>
+      <w:lvlJc w:val="left"/>
+      <w:pPr>
+        <w:ind w:left="6120" w:hanging="360"/>
+      </w:pPr>
+      <w:rPr>
+        <w:rFonts w:ascii="Courier New" w:hAnsi="Courier New" w:cs="Courier New" w:hint="default"/>
+      </w:rPr>
+    </w:lvl>
+    <w:lvl w:ilvl="8" w:tplc="04090005" w:tentative="1">
+      <w:start w:val="1"/>
+      <w:numFmt w:val="bullet"/>
+      <w:lvlText w:val=""/>
+      <w:lvlJc w:val="left"/>
+      <w:pPr>
+        <w:ind w:left="6840" w:hanging="360"/>
+      </w:pPr>
+      <w:rPr>
+        <w:rFonts w:ascii="Wingdings" w:hAnsi="Wingdings" w:hint="default"/>
+      </w:rPr>
+    </w:lvl>
+  </w:abstractNum>
+  <w:abstractNum w:abstractNumId="17" w15:restartNumberingAfterBreak="0">
+    <w:nsid w:val="6D157B2D"/>
+    <w:multiLevelType w:val="hybridMultilevel"/>
+    <w:tmpl w:val="6A3AC492"/>
+    <w:lvl w:ilvl="0" w:tplc="D2C21C9E">
+      <w:start w:val="1"/>
+      <w:numFmt w:val="bullet"/>
+      <w:lvlText w:val="-"/>
+      <w:lvlJc w:val="left"/>
+      <w:pPr>
+        <w:ind w:left="720" w:hanging="360"/>
+      </w:pPr>
+      <w:rPr>
+        <w:rFonts w:ascii="Times New Roman" w:eastAsiaTheme="minorHAnsi" w:hAnsi="Times New Roman" w:cs="Times New Roman" w:hint="default"/>
+      </w:rPr>
+    </w:lvl>
+    <w:lvl w:ilvl="1" w:tplc="04090003" w:tentative="1">
+      <w:start w:val="1"/>
+      <w:numFmt w:val="bullet"/>
+      <w:lvlText w:val="o"/>
+      <w:lvlJc w:val="left"/>
+      <w:pPr>
+        <w:ind w:left="1440" w:hanging="360"/>
+      </w:pPr>
+      <w:rPr>
+        <w:rFonts w:ascii="Courier New" w:hAnsi="Courier New" w:cs="Courier New" w:hint="default"/>
+      </w:rPr>
+    </w:lvl>
+    <w:lvl w:ilvl="2" w:tplc="04090005" w:tentative="1">
+      <w:start w:val="1"/>
+      <w:numFmt w:val="bullet"/>
+      <w:lvlText w:val=""/>
+      <w:lvlJc w:val="left"/>
+      <w:pPr>
+        <w:ind w:left="2160" w:hanging="360"/>
+      </w:pPr>
+      <w:rPr>
+        <w:rFonts w:ascii="Wingdings" w:hAnsi="Wingdings" w:hint="default"/>
+      </w:rPr>
+    </w:lvl>
+    <w:lvl w:ilvl="3" w:tplc="04090001" w:tentative="1">
+      <w:start w:val="1"/>
+      <w:numFmt w:val="bullet"/>
+      <w:lvlText w:val=""/>
+      <w:lvlJc w:val="left"/>
+      <w:pPr>
+        <w:ind w:left="2880" w:hanging="360"/>
+      </w:pPr>
+      <w:rPr>
+        <w:rFonts w:ascii="Symbol" w:hAnsi="Symbol" w:hint="default"/>
+      </w:rPr>
+    </w:lvl>
+    <w:lvl w:ilvl="4" w:tplc="04090003" w:tentative="1">
+      <w:start w:val="1"/>
+      <w:numFmt w:val="bullet"/>
+      <w:lvlText w:val="o"/>
+      <w:lvlJc w:val="left"/>
+      <w:pPr>
+        <w:ind w:left="3600" w:hanging="360"/>
+      </w:pPr>
+      <w:rPr>
+        <w:rFonts w:ascii="Courier New" w:hAnsi="Courier New" w:cs="Courier New" w:hint="default"/>
+      </w:rPr>
+    </w:lvl>
+    <w:lvl w:ilvl="5" w:tplc="04090005" w:tentative="1">
+      <w:start w:val="1"/>
+      <w:numFmt w:val="bullet"/>
+      <w:lvlText w:val=""/>
+      <w:lvlJc w:val="left"/>
+      <w:pPr>
+        <w:ind w:left="4320" w:hanging="360"/>
+      </w:pPr>
+      <w:rPr>
+        <w:rFonts w:ascii="Wingdings" w:hAnsi="Wingdings" w:hint="default"/>
+      </w:rPr>
+    </w:lvl>
+    <w:lvl w:ilvl="6" w:tplc="04090001" w:tentative="1">
+      <w:start w:val="1"/>
+      <w:numFmt w:val="bullet"/>
+      <w:lvlText w:val=""/>
+      <w:lvlJc w:val="left"/>
+      <w:pPr>
+        <w:ind w:left="5040" w:hanging="360"/>
+      </w:pPr>
+      <w:rPr>
+        <w:rFonts w:ascii="Symbol" w:hAnsi="Symbol" w:hint="default"/>
+      </w:rPr>
+    </w:lvl>
+    <w:lvl w:ilvl="7" w:tplc="04090003" w:tentative="1">
+      <w:start w:val="1"/>
+      <w:numFmt w:val="bullet"/>
+      <w:lvlText w:val="o"/>
+      <w:lvlJc w:val="left"/>
+      <w:pPr>
+        <w:ind w:left="5760" w:hanging="360"/>
+      </w:pPr>
+      <w:rPr>
+        <w:rFonts w:ascii="Courier New" w:hAnsi="Courier New" w:cs="Courier New" w:hint="default"/>
+      </w:rPr>
+    </w:lvl>
+    <w:lvl w:ilvl="8" w:tplc="04090005" w:tentative="1">
+      <w:start w:val="1"/>
+      <w:numFmt w:val="bullet"/>
+      <w:lvlText w:val=""/>
+      <w:lvlJc w:val="left"/>
+      <w:pPr>
+        <w:ind w:left="6480" w:hanging="360"/>
+      </w:pPr>
+      <w:rPr>
+        <w:rFonts w:ascii="Wingdings" w:hAnsi="Wingdings" w:hint="default"/>
+      </w:rPr>
+    </w:lvl>
+  </w:abstractNum>
   <w:abstractNum w:abstractNumId="18" w15:restartNumberingAfterBreak="0">
-    <w:nsid w:val="4DAE4A75"/>
+    <w:nsid w:val="6D6D4707"/>
+    <w:multiLevelType w:val="hybridMultilevel"/>
+    <w:tmpl w:val="1260556A"/>
+    <w:lvl w:ilvl="0" w:tplc="04090001">
+      <w:start w:val="1"/>
+      <w:numFmt w:val="bullet"/>
+      <w:lvlText w:val=""/>
+      <w:lvlJc w:val="left"/>
+      <w:pPr>
+        <w:ind w:left="1080" w:hanging="360"/>
+      </w:pPr>
+      <w:rPr>
+        <w:rFonts w:ascii="Symbol" w:hAnsi="Symbol" w:hint="default"/>
+      </w:rPr>
+    </w:lvl>
+    <w:lvl w:ilvl="1" w:tplc="04090003" w:tentative="1">
+      <w:start w:val="1"/>
+      <w:numFmt w:val="bullet"/>
+      <w:lvlText w:val="o"/>
+      <w:lvlJc w:val="left"/>
+      <w:pPr>
+        <w:ind w:left="1800" w:hanging="360"/>
+      </w:pPr>
+      <w:rPr>
+        <w:rFonts w:ascii="Courier New" w:hAnsi="Courier New" w:cs="Courier New" w:hint="default"/>
+      </w:rPr>
+    </w:lvl>
+    <w:lvl w:ilvl="2" w:tplc="04090005" w:tentative="1">
+      <w:start w:val="1"/>
+      <w:numFmt w:val="bullet"/>
+      <w:lvlText w:val=""/>
+      <w:lvlJc w:val="left"/>
+      <w:pPr>
+        <w:ind w:left="2520" w:hanging="360"/>
+      </w:pPr>
+      <w:rPr>
+        <w:rFonts w:ascii="Wingdings" w:hAnsi="Wingdings" w:hint="default"/>
+      </w:rPr>
+    </w:lvl>
+    <w:lvl w:ilvl="3" w:tplc="04090001" w:tentative="1">
+      <w:start w:val="1"/>
+      <w:numFmt w:val="bullet"/>
+      <w:lvlText w:val=""/>
+      <w:lvlJc w:val="left"/>
+      <w:pPr>
+        <w:ind w:left="3240" w:hanging="360"/>
+      </w:pPr>
+      <w:rPr>
+        <w:rFonts w:ascii="Symbol" w:hAnsi="Symbol" w:hint="default"/>
+      </w:rPr>
+    </w:lvl>
+    <w:lvl w:ilvl="4" w:tplc="04090003" w:tentative="1">
+      <w:start w:val="1"/>
+      <w:numFmt w:val="bullet"/>
+      <w:lvlText w:val="o"/>
+      <w:lvlJc w:val="left"/>
+      <w:pPr>
+        <w:ind w:left="3960" w:hanging="360"/>
+      </w:pPr>
+      <w:rPr>
+        <w:rFonts w:ascii="Courier New" w:hAnsi="Courier New" w:cs="Courier New" w:hint="default"/>
+      </w:rPr>
+    </w:lvl>
+    <w:lvl w:ilvl="5" w:tplc="04090005" w:tentative="1">
+      <w:start w:val="1"/>
+      <w:numFmt w:val="bullet"/>
+      <w:lvlText w:val=""/>
+      <w:lvlJc w:val="left"/>
+      <w:pPr>
+        <w:ind w:left="4680" w:hanging="360"/>
+      </w:pPr>
+      <w:rPr>
+        <w:rFonts w:ascii="Wingdings" w:hAnsi="Wingdings" w:hint="default"/>
+      </w:rPr>
+    </w:lvl>
+    <w:lvl w:ilvl="6" w:tplc="04090001" w:tentative="1">
+      <w:start w:val="1"/>
+      <w:numFmt w:val="bullet"/>
+      <w:lvlText w:val=""/>
+      <w:lvlJc w:val="left"/>
+      <w:pPr>
+        <w:ind w:left="5400" w:hanging="360"/>
+      </w:pPr>
+      <w:rPr>
+        <w:rFonts w:ascii="Symbol" w:hAnsi="Symbol" w:hint="default"/>
+      </w:rPr>
+    </w:lvl>
+    <w:lvl w:ilvl="7" w:tplc="04090003" w:tentative="1">
+      <w:start w:val="1"/>
+      <w:numFmt w:val="bullet"/>
+      <w:lvlText w:val="o"/>
+      <w:lvlJc w:val="left"/>
+      <w:pPr>
+        <w:ind w:left="6120" w:hanging="360"/>
+      </w:pPr>
+      <w:rPr>
+        <w:rFonts w:ascii="Courier New" w:hAnsi="Courier New" w:cs="Courier New" w:hint="default"/>
+      </w:rPr>
+    </w:lvl>
+    <w:lvl w:ilvl="8" w:tplc="04090005" w:tentative="1">
+      <w:start w:val="1"/>
+      <w:numFmt w:val="bullet"/>
+      <w:lvlText w:val=""/>
+      <w:lvlJc w:val="left"/>
+      <w:pPr>
+        <w:ind w:left="6840" w:hanging="360"/>
+      </w:pPr>
+      <w:rPr>
+        <w:rFonts w:ascii="Wingdings" w:hAnsi="Wingdings" w:hint="default"/>
+      </w:rPr>
+    </w:lvl>
+  </w:abstractNum>
+  <w:abstractNum w:abstractNumId="19" w15:restartNumberingAfterBreak="0">
+    <w:nsid w:val="7577240C"/>
+    <w:multiLevelType w:val="hybridMultilevel"/>
+    <w:tmpl w:val="4B768118"/>
+    <w:lvl w:ilvl="0" w:tplc="0409000F">
+      <w:start w:val="1"/>
+      <w:numFmt w:val="decimal"/>
+      <w:lvlText w:val="%1."/>
+      <w:lvlJc w:val="left"/>
+      <w:pPr>
+        <w:ind w:left="720" w:hanging="360"/>
+      </w:pPr>
+      <w:rPr>
+        <w:rFonts w:hint="default"/>
+      </w:rPr>
+    </w:lvl>
+    <w:lvl w:ilvl="1" w:tplc="FFFFFFFF" w:tentative="1">
+      <w:start w:val="1"/>
+      <w:numFmt w:val="bullet"/>
+      <w:lvlText w:val="o"/>
+      <w:lvlJc w:val="left"/>
+      <w:pPr>
+        <w:ind w:left="1440" w:hanging="360"/>
+      </w:pPr>
+      <w:rPr>
+        <w:rFonts w:ascii="Courier New" w:hAnsi="Courier New" w:cs="Courier New" w:hint="default"/>
+      </w:rPr>
+    </w:lvl>
+    <w:lvl w:ilvl="2" w:tplc="FFFFFFFF" w:tentative="1">
+      <w:start w:val="1"/>
+      <w:numFmt w:val="bullet"/>
+      <w:lvlText w:val=""/>
+      <w:lvlJc w:val="left"/>
+      <w:pPr>
+        <w:ind w:left="2160" w:hanging="360"/>
+      </w:pPr>
+      <w:rPr>
+        <w:rFonts w:ascii="Wingdings" w:hAnsi="Wingdings" w:hint="default"/>
+      </w:rPr>
+    </w:lvl>
+    <w:lvl w:ilvl="3" w:tplc="FFFFFFFF" w:tentative="1">
+      <w:start w:val="1"/>
+      <w:numFmt w:val="bullet"/>
+      <w:lvlText w:val=""/>
+      <w:lvlJc w:val="left"/>
+      <w:pPr>
+        <w:ind w:left="2880" w:hanging="360"/>
+      </w:pPr>
+      <w:rPr>
+        <w:rFonts w:ascii="Symbol" w:hAnsi="Symbol" w:hint="default"/>
+      </w:rPr>
+    </w:lvl>
+    <w:lvl w:ilvl="4" w:tplc="FFFFFFFF" w:tentative="1">
+      <w:start w:val="1"/>
+      <w:numFmt w:val="bullet"/>
+      <w:lvlText w:val="o"/>
+      <w:lvlJc w:val="left"/>
+      <w:pPr>
+        <w:ind w:left="3600" w:hanging="360"/>
+      </w:pPr>
+      <w:rPr>
+        <w:rFonts w:ascii="Courier New" w:hAnsi="Courier New" w:cs="Courier New" w:hint="default"/>
+      </w:rPr>
+    </w:lvl>
+    <w:lvl w:ilvl="5" w:tplc="FFFFFFFF" w:tentative="1">
+      <w:start w:val="1"/>
+      <w:numFmt w:val="bullet"/>
+      <w:lvlText w:val=""/>
+      <w:lvlJc w:val="left"/>
+      <w:pPr>
+        <w:ind w:left="4320" w:hanging="360"/>
+      </w:pPr>
+      <w:rPr>
+        <w:rFonts w:ascii="Wingdings" w:hAnsi="Wingdings" w:hint="default"/>
+      </w:rPr>
+    </w:lvl>
+    <w:lvl w:ilvl="6" w:tplc="FFFFFFFF" w:tentative="1">
+      <w:start w:val="1"/>
+      <w:numFmt w:val="bullet"/>
+      <w:lvlText w:val=""/>
+      <w:lvlJc w:val="left"/>
+      <w:pPr>
+        <w:ind w:left="5040" w:hanging="360"/>
+      </w:pPr>
+      <w:rPr>
+        <w:rFonts w:ascii="Symbol" w:hAnsi="Symbol" w:hint="default"/>
+      </w:rPr>
+    </w:lvl>
+    <w:lvl w:ilvl="7" w:tplc="FFFFFFFF" w:tentative="1">
+      <w:start w:val="1"/>
+      <w:numFmt w:val="bullet"/>
+      <w:lvlText w:val="o"/>
+      <w:lvlJc w:val="left"/>
+      <w:pPr>
+        <w:ind w:left="5760" w:hanging="360"/>
+      </w:pPr>
+      <w:rPr>
+        <w:rFonts w:ascii="Courier New" w:hAnsi="Courier New" w:cs="Courier New" w:hint="default"/>
+      </w:rPr>
+    </w:lvl>
+    <w:lvl w:ilvl="8" w:tplc="FFFFFFFF" w:tentative="1">
+      <w:start w:val="1"/>
+      <w:numFmt w:val="bullet"/>
+      <w:lvlText w:val=""/>
+      <w:lvlJc w:val="left"/>
+      <w:pPr>
+        <w:ind w:left="6480" w:hanging="360"/>
+      </w:pPr>
+      <w:rPr>
+        <w:rFonts w:ascii="Wingdings" w:hAnsi="Wingdings" w:hint="default"/>
+      </w:rPr>
+    </w:lvl>
+  </w:abstractNum>
+  <w:abstractNum w:abstractNumId="20" w15:restartNumberingAfterBreak="0">
+    <w:nsid w:val="7DC8390A"/>
     <w:multiLevelType w:val="multilevel"/>
-    <w:tmpl w:val="3F5AC36C"/>
+    <w:tmpl w:val="D1F6550E"/>
     <w:lvl w:ilvl="0">
       <w:start w:val="1"/>
       <w:numFmt w:val="bullet"/>
@@ -15187,979 +17352,10 @@
       </w:rPr>
     </w:lvl>
   </w:abstractNum>
-  <w:abstractNum w:abstractNumId="19" w15:restartNumberingAfterBreak="0">
-    <w:nsid w:val="52A65FE8"/>
-    <w:multiLevelType w:val="hybridMultilevel"/>
-    <w:tmpl w:val="1604D556"/>
-    <w:lvl w:ilvl="0" w:tplc="04090001">
-      <w:start w:val="1"/>
-      <w:numFmt w:val="bullet"/>
-      <w:lvlText w:val=""/>
-      <w:lvlJc w:val="left"/>
-      <w:pPr>
-        <w:ind w:left="720" w:hanging="360"/>
-      </w:pPr>
-      <w:rPr>
-        <w:rFonts w:ascii="Symbol" w:hAnsi="Symbol" w:hint="default"/>
-      </w:rPr>
-    </w:lvl>
-    <w:lvl w:ilvl="1" w:tplc="04090003" w:tentative="1">
-      <w:start w:val="1"/>
-      <w:numFmt w:val="bullet"/>
-      <w:lvlText w:val="o"/>
-      <w:lvlJc w:val="left"/>
-      <w:pPr>
-        <w:ind w:left="1440" w:hanging="360"/>
-      </w:pPr>
-      <w:rPr>
-        <w:rFonts w:ascii="Courier New" w:hAnsi="Courier New" w:cs="Courier New" w:hint="default"/>
-      </w:rPr>
-    </w:lvl>
-    <w:lvl w:ilvl="2" w:tplc="04090005" w:tentative="1">
-      <w:start w:val="1"/>
-      <w:numFmt w:val="bullet"/>
-      <w:lvlText w:val=""/>
-      <w:lvlJc w:val="left"/>
-      <w:pPr>
-        <w:ind w:left="2160" w:hanging="360"/>
-      </w:pPr>
-      <w:rPr>
-        <w:rFonts w:ascii="Wingdings" w:hAnsi="Wingdings" w:hint="default"/>
-      </w:rPr>
-    </w:lvl>
-    <w:lvl w:ilvl="3" w:tplc="04090001" w:tentative="1">
-      <w:start w:val="1"/>
-      <w:numFmt w:val="bullet"/>
-      <w:lvlText w:val=""/>
-      <w:lvlJc w:val="left"/>
-      <w:pPr>
-        <w:ind w:left="2880" w:hanging="360"/>
-      </w:pPr>
-      <w:rPr>
-        <w:rFonts w:ascii="Symbol" w:hAnsi="Symbol" w:hint="default"/>
-      </w:rPr>
-    </w:lvl>
-    <w:lvl w:ilvl="4" w:tplc="04090003" w:tentative="1">
-      <w:start w:val="1"/>
-      <w:numFmt w:val="bullet"/>
-      <w:lvlText w:val="o"/>
-      <w:lvlJc w:val="left"/>
-      <w:pPr>
-        <w:ind w:left="3600" w:hanging="360"/>
-      </w:pPr>
-      <w:rPr>
-        <w:rFonts w:ascii="Courier New" w:hAnsi="Courier New" w:cs="Courier New" w:hint="default"/>
-      </w:rPr>
-    </w:lvl>
-    <w:lvl w:ilvl="5" w:tplc="04090005" w:tentative="1">
-      <w:start w:val="1"/>
-      <w:numFmt w:val="bullet"/>
-      <w:lvlText w:val=""/>
-      <w:lvlJc w:val="left"/>
-      <w:pPr>
-        <w:ind w:left="4320" w:hanging="360"/>
-      </w:pPr>
-      <w:rPr>
-        <w:rFonts w:ascii="Wingdings" w:hAnsi="Wingdings" w:hint="default"/>
-      </w:rPr>
-    </w:lvl>
-    <w:lvl w:ilvl="6" w:tplc="04090001" w:tentative="1">
-      <w:start w:val="1"/>
-      <w:numFmt w:val="bullet"/>
-      <w:lvlText w:val=""/>
-      <w:lvlJc w:val="left"/>
-      <w:pPr>
-        <w:ind w:left="5040" w:hanging="360"/>
-      </w:pPr>
-      <w:rPr>
-        <w:rFonts w:ascii="Symbol" w:hAnsi="Symbol" w:hint="default"/>
-      </w:rPr>
-    </w:lvl>
-    <w:lvl w:ilvl="7" w:tplc="04090003" w:tentative="1">
-      <w:start w:val="1"/>
-      <w:numFmt w:val="bullet"/>
-      <w:lvlText w:val="o"/>
-      <w:lvlJc w:val="left"/>
-      <w:pPr>
-        <w:ind w:left="5760" w:hanging="360"/>
-      </w:pPr>
-      <w:rPr>
-        <w:rFonts w:ascii="Courier New" w:hAnsi="Courier New" w:cs="Courier New" w:hint="default"/>
-      </w:rPr>
-    </w:lvl>
-    <w:lvl w:ilvl="8" w:tplc="04090005" w:tentative="1">
-      <w:start w:val="1"/>
-      <w:numFmt w:val="bullet"/>
-      <w:lvlText w:val=""/>
-      <w:lvlJc w:val="left"/>
-      <w:pPr>
-        <w:ind w:left="6480" w:hanging="360"/>
-      </w:pPr>
-      <w:rPr>
-        <w:rFonts w:ascii="Wingdings" w:hAnsi="Wingdings" w:hint="default"/>
-      </w:rPr>
-    </w:lvl>
-  </w:abstractNum>
-  <w:abstractNum w:abstractNumId="20" w15:restartNumberingAfterBreak="0">
-    <w:nsid w:val="63B60C33"/>
-    <w:multiLevelType w:val="hybridMultilevel"/>
-    <w:tmpl w:val="635C44DE"/>
-    <w:lvl w:ilvl="0" w:tplc="04090001">
-      <w:start w:val="1"/>
-      <w:numFmt w:val="bullet"/>
-      <w:lvlText w:val=""/>
-      <w:lvlJc w:val="left"/>
-      <w:pPr>
-        <w:ind w:left="720" w:hanging="360"/>
-      </w:pPr>
-      <w:rPr>
-        <w:rFonts w:ascii="Symbol" w:hAnsi="Symbol" w:hint="default"/>
-      </w:rPr>
-    </w:lvl>
-    <w:lvl w:ilvl="1" w:tplc="04090003" w:tentative="1">
-      <w:start w:val="1"/>
-      <w:numFmt w:val="bullet"/>
-      <w:lvlText w:val="o"/>
-      <w:lvlJc w:val="left"/>
-      <w:pPr>
-        <w:ind w:left="1440" w:hanging="360"/>
-      </w:pPr>
-      <w:rPr>
-        <w:rFonts w:ascii="Courier New" w:hAnsi="Courier New" w:cs="Courier New" w:hint="default"/>
-      </w:rPr>
-    </w:lvl>
-    <w:lvl w:ilvl="2" w:tplc="04090005" w:tentative="1">
-      <w:start w:val="1"/>
-      <w:numFmt w:val="bullet"/>
-      <w:lvlText w:val=""/>
-      <w:lvlJc w:val="left"/>
-      <w:pPr>
-        <w:ind w:left="2160" w:hanging="360"/>
-      </w:pPr>
-      <w:rPr>
-        <w:rFonts w:ascii="Wingdings" w:hAnsi="Wingdings" w:hint="default"/>
-      </w:rPr>
-    </w:lvl>
-    <w:lvl w:ilvl="3" w:tplc="04090001" w:tentative="1">
-      <w:start w:val="1"/>
-      <w:numFmt w:val="bullet"/>
-      <w:lvlText w:val=""/>
-      <w:lvlJc w:val="left"/>
-      <w:pPr>
-        <w:ind w:left="2880" w:hanging="360"/>
-      </w:pPr>
-      <w:rPr>
-        <w:rFonts w:ascii="Symbol" w:hAnsi="Symbol" w:hint="default"/>
-      </w:rPr>
-    </w:lvl>
-    <w:lvl w:ilvl="4" w:tplc="04090003" w:tentative="1">
-      <w:start w:val="1"/>
-      <w:numFmt w:val="bullet"/>
-      <w:lvlText w:val="o"/>
-      <w:lvlJc w:val="left"/>
-      <w:pPr>
-        <w:ind w:left="3600" w:hanging="360"/>
-      </w:pPr>
-      <w:rPr>
-        <w:rFonts w:ascii="Courier New" w:hAnsi="Courier New" w:cs="Courier New" w:hint="default"/>
-      </w:rPr>
-    </w:lvl>
-    <w:lvl w:ilvl="5" w:tplc="04090005" w:tentative="1">
-      <w:start w:val="1"/>
-      <w:numFmt w:val="bullet"/>
-      <w:lvlText w:val=""/>
-      <w:lvlJc w:val="left"/>
-      <w:pPr>
-        <w:ind w:left="4320" w:hanging="360"/>
-      </w:pPr>
-      <w:rPr>
-        <w:rFonts w:ascii="Wingdings" w:hAnsi="Wingdings" w:hint="default"/>
-      </w:rPr>
-    </w:lvl>
-    <w:lvl w:ilvl="6" w:tplc="04090001" w:tentative="1">
-      <w:start w:val="1"/>
-      <w:numFmt w:val="bullet"/>
-      <w:lvlText w:val=""/>
-      <w:lvlJc w:val="left"/>
-      <w:pPr>
-        <w:ind w:left="5040" w:hanging="360"/>
-      </w:pPr>
-      <w:rPr>
-        <w:rFonts w:ascii="Symbol" w:hAnsi="Symbol" w:hint="default"/>
-      </w:rPr>
-    </w:lvl>
-    <w:lvl w:ilvl="7" w:tplc="04090003" w:tentative="1">
-      <w:start w:val="1"/>
-      <w:numFmt w:val="bullet"/>
-      <w:lvlText w:val="o"/>
-      <w:lvlJc w:val="left"/>
-      <w:pPr>
-        <w:ind w:left="5760" w:hanging="360"/>
-      </w:pPr>
-      <w:rPr>
-        <w:rFonts w:ascii="Courier New" w:hAnsi="Courier New" w:cs="Courier New" w:hint="default"/>
-      </w:rPr>
-    </w:lvl>
-    <w:lvl w:ilvl="8" w:tplc="04090005" w:tentative="1">
-      <w:start w:val="1"/>
-      <w:numFmt w:val="bullet"/>
-      <w:lvlText w:val=""/>
-      <w:lvlJc w:val="left"/>
-      <w:pPr>
-        <w:ind w:left="6480" w:hanging="360"/>
-      </w:pPr>
-      <w:rPr>
-        <w:rFonts w:ascii="Wingdings" w:hAnsi="Wingdings" w:hint="default"/>
-      </w:rPr>
-    </w:lvl>
-  </w:abstractNum>
   <w:abstractNum w:abstractNumId="21" w15:restartNumberingAfterBreak="0">
-    <w:nsid w:val="686F2D3F"/>
-    <w:multiLevelType w:val="hybridMultilevel"/>
-    <w:tmpl w:val="E4CE448E"/>
-    <w:lvl w:ilvl="0" w:tplc="0409000F">
-      <w:start w:val="1"/>
-      <w:numFmt w:val="decimal"/>
-      <w:lvlText w:val="%1."/>
-      <w:lvlJc w:val="left"/>
-      <w:pPr>
-        <w:ind w:left="720" w:hanging="360"/>
-      </w:pPr>
-      <w:rPr>
-        <w:rFonts w:hint="default"/>
-      </w:rPr>
-    </w:lvl>
-    <w:lvl w:ilvl="1" w:tplc="04090019" w:tentative="1">
-      <w:start w:val="1"/>
-      <w:numFmt w:val="lowerLetter"/>
-      <w:lvlText w:val="%2."/>
-      <w:lvlJc w:val="left"/>
-      <w:pPr>
-        <w:ind w:left="1440" w:hanging="360"/>
-      </w:pPr>
-    </w:lvl>
-    <w:lvl w:ilvl="2" w:tplc="0409001B" w:tentative="1">
-      <w:start w:val="1"/>
-      <w:numFmt w:val="lowerRoman"/>
-      <w:lvlText w:val="%3."/>
-      <w:lvlJc w:val="right"/>
-      <w:pPr>
-        <w:ind w:left="2160" w:hanging="180"/>
-      </w:pPr>
-    </w:lvl>
-    <w:lvl w:ilvl="3" w:tplc="0409000F" w:tentative="1">
-      <w:start w:val="1"/>
-      <w:numFmt w:val="decimal"/>
-      <w:lvlText w:val="%4."/>
-      <w:lvlJc w:val="left"/>
-      <w:pPr>
-        <w:ind w:left="2880" w:hanging="360"/>
-      </w:pPr>
-    </w:lvl>
-    <w:lvl w:ilvl="4" w:tplc="04090019" w:tentative="1">
-      <w:start w:val="1"/>
-      <w:numFmt w:val="lowerLetter"/>
-      <w:lvlText w:val="%5."/>
-      <w:lvlJc w:val="left"/>
-      <w:pPr>
-        <w:ind w:left="3600" w:hanging="360"/>
-      </w:pPr>
-    </w:lvl>
-    <w:lvl w:ilvl="5" w:tplc="0409001B" w:tentative="1">
-      <w:start w:val="1"/>
-      <w:numFmt w:val="lowerRoman"/>
-      <w:lvlText w:val="%6."/>
-      <w:lvlJc w:val="right"/>
-      <w:pPr>
-        <w:ind w:left="4320" w:hanging="180"/>
-      </w:pPr>
-    </w:lvl>
-    <w:lvl w:ilvl="6" w:tplc="0409000F" w:tentative="1">
-      <w:start w:val="1"/>
-      <w:numFmt w:val="decimal"/>
-      <w:lvlText w:val="%7."/>
-      <w:lvlJc w:val="left"/>
-      <w:pPr>
-        <w:ind w:left="5040" w:hanging="360"/>
-      </w:pPr>
-    </w:lvl>
-    <w:lvl w:ilvl="7" w:tplc="04090019" w:tentative="1">
-      <w:start w:val="1"/>
-      <w:numFmt w:val="lowerLetter"/>
-      <w:lvlText w:val="%8."/>
-      <w:lvlJc w:val="left"/>
-      <w:pPr>
-        <w:ind w:left="5760" w:hanging="360"/>
-      </w:pPr>
-    </w:lvl>
-    <w:lvl w:ilvl="8" w:tplc="0409001B" w:tentative="1">
-      <w:start w:val="1"/>
-      <w:numFmt w:val="lowerRoman"/>
-      <w:lvlText w:val="%9."/>
-      <w:lvlJc w:val="right"/>
-      <w:pPr>
-        <w:ind w:left="6480" w:hanging="180"/>
-      </w:pPr>
-    </w:lvl>
-  </w:abstractNum>
-  <w:abstractNum w:abstractNumId="22" w15:restartNumberingAfterBreak="0">
-    <w:nsid w:val="6B3C3847"/>
-    <w:multiLevelType w:val="hybridMultilevel"/>
-    <w:tmpl w:val="564E730E"/>
-    <w:lvl w:ilvl="0" w:tplc="04090001">
-      <w:start w:val="1"/>
-      <w:numFmt w:val="bullet"/>
-      <w:lvlText w:val=""/>
-      <w:lvlJc w:val="left"/>
-      <w:pPr>
-        <w:ind w:left="720" w:hanging="360"/>
-      </w:pPr>
-      <w:rPr>
-        <w:rFonts w:ascii="Symbol" w:hAnsi="Symbol" w:hint="default"/>
-      </w:rPr>
-    </w:lvl>
-    <w:lvl w:ilvl="1" w:tplc="04090003" w:tentative="1">
-      <w:start w:val="1"/>
-      <w:numFmt w:val="bullet"/>
-      <w:lvlText w:val="o"/>
-      <w:lvlJc w:val="left"/>
-      <w:pPr>
-        <w:ind w:left="1440" w:hanging="360"/>
-      </w:pPr>
-      <w:rPr>
-        <w:rFonts w:ascii="Courier New" w:hAnsi="Courier New" w:cs="Courier New" w:hint="default"/>
-      </w:rPr>
-    </w:lvl>
-    <w:lvl w:ilvl="2" w:tplc="04090005" w:tentative="1">
-      <w:start w:val="1"/>
-      <w:numFmt w:val="bullet"/>
-      <w:lvlText w:val=""/>
-      <w:lvlJc w:val="left"/>
-      <w:pPr>
-        <w:ind w:left="2160" w:hanging="360"/>
-      </w:pPr>
-      <w:rPr>
-        <w:rFonts w:ascii="Wingdings" w:hAnsi="Wingdings" w:hint="default"/>
-      </w:rPr>
-    </w:lvl>
-    <w:lvl w:ilvl="3" w:tplc="04090001" w:tentative="1">
-      <w:start w:val="1"/>
-      <w:numFmt w:val="bullet"/>
-      <w:lvlText w:val=""/>
-      <w:lvlJc w:val="left"/>
-      <w:pPr>
-        <w:ind w:left="2880" w:hanging="360"/>
-      </w:pPr>
-      <w:rPr>
-        <w:rFonts w:ascii="Symbol" w:hAnsi="Symbol" w:hint="default"/>
-      </w:rPr>
-    </w:lvl>
-    <w:lvl w:ilvl="4" w:tplc="04090003" w:tentative="1">
-      <w:start w:val="1"/>
-      <w:numFmt w:val="bullet"/>
-      <w:lvlText w:val="o"/>
-      <w:lvlJc w:val="left"/>
-      <w:pPr>
-        <w:ind w:left="3600" w:hanging="360"/>
-      </w:pPr>
-      <w:rPr>
-        <w:rFonts w:ascii="Courier New" w:hAnsi="Courier New" w:cs="Courier New" w:hint="default"/>
-      </w:rPr>
-    </w:lvl>
-    <w:lvl w:ilvl="5" w:tplc="04090005" w:tentative="1">
-      <w:start w:val="1"/>
-      <w:numFmt w:val="bullet"/>
-      <w:lvlText w:val=""/>
-      <w:lvlJc w:val="left"/>
-      <w:pPr>
-        <w:ind w:left="4320" w:hanging="360"/>
-      </w:pPr>
-      <w:rPr>
-        <w:rFonts w:ascii="Wingdings" w:hAnsi="Wingdings" w:hint="default"/>
-      </w:rPr>
-    </w:lvl>
-    <w:lvl w:ilvl="6" w:tplc="04090001" w:tentative="1">
-      <w:start w:val="1"/>
-      <w:numFmt w:val="bullet"/>
-      <w:lvlText w:val=""/>
-      <w:lvlJc w:val="left"/>
-      <w:pPr>
-        <w:ind w:left="5040" w:hanging="360"/>
-      </w:pPr>
-      <w:rPr>
-        <w:rFonts w:ascii="Symbol" w:hAnsi="Symbol" w:hint="default"/>
-      </w:rPr>
-    </w:lvl>
-    <w:lvl w:ilvl="7" w:tplc="04090003" w:tentative="1">
-      <w:start w:val="1"/>
-      <w:numFmt w:val="bullet"/>
-      <w:lvlText w:val="o"/>
-      <w:lvlJc w:val="left"/>
-      <w:pPr>
-        <w:ind w:left="5760" w:hanging="360"/>
-      </w:pPr>
-      <w:rPr>
-        <w:rFonts w:ascii="Courier New" w:hAnsi="Courier New" w:cs="Courier New" w:hint="default"/>
-      </w:rPr>
-    </w:lvl>
-    <w:lvl w:ilvl="8" w:tplc="04090005" w:tentative="1">
-      <w:start w:val="1"/>
-      <w:numFmt w:val="bullet"/>
-      <w:lvlText w:val=""/>
-      <w:lvlJc w:val="left"/>
-      <w:pPr>
-        <w:ind w:left="6480" w:hanging="360"/>
-      </w:pPr>
-      <w:rPr>
-        <w:rFonts w:ascii="Wingdings" w:hAnsi="Wingdings" w:hint="default"/>
-      </w:rPr>
-    </w:lvl>
-  </w:abstractNum>
-  <w:abstractNum w:abstractNumId="23" w15:restartNumberingAfterBreak="0">
-    <w:nsid w:val="6C833018"/>
-    <w:multiLevelType w:val="hybridMultilevel"/>
-    <w:tmpl w:val="1FD45FEA"/>
-    <w:lvl w:ilvl="0" w:tplc="FFFFFFFF">
-      <w:start w:val="1"/>
-      <w:numFmt w:val="decimal"/>
-      <w:lvlText w:val="%1."/>
-      <w:lvlJc w:val="left"/>
-      <w:pPr>
-        <w:ind w:left="720" w:hanging="360"/>
-      </w:pPr>
-      <w:rPr>
-        <w:rFonts w:hint="default"/>
-      </w:rPr>
-    </w:lvl>
-    <w:lvl w:ilvl="1" w:tplc="FFFFFFFF" w:tentative="1">
-      <w:start w:val="1"/>
-      <w:numFmt w:val="lowerLetter"/>
-      <w:lvlText w:val="%2."/>
-      <w:lvlJc w:val="left"/>
-      <w:pPr>
-        <w:ind w:left="1440" w:hanging="360"/>
-      </w:pPr>
-    </w:lvl>
-    <w:lvl w:ilvl="2" w:tplc="FFFFFFFF" w:tentative="1">
-      <w:start w:val="1"/>
-      <w:numFmt w:val="lowerRoman"/>
-      <w:lvlText w:val="%3."/>
-      <w:lvlJc w:val="right"/>
-      <w:pPr>
-        <w:ind w:left="2160" w:hanging="180"/>
-      </w:pPr>
-    </w:lvl>
-    <w:lvl w:ilvl="3" w:tplc="FFFFFFFF" w:tentative="1">
-      <w:start w:val="1"/>
-      <w:numFmt w:val="decimal"/>
-      <w:lvlText w:val="%4."/>
-      <w:lvlJc w:val="left"/>
-      <w:pPr>
-        <w:ind w:left="2880" w:hanging="360"/>
-      </w:pPr>
-    </w:lvl>
-    <w:lvl w:ilvl="4" w:tplc="FFFFFFFF" w:tentative="1">
-      <w:start w:val="1"/>
-      <w:numFmt w:val="lowerLetter"/>
-      <w:lvlText w:val="%5."/>
-      <w:lvlJc w:val="left"/>
-      <w:pPr>
-        <w:ind w:left="3600" w:hanging="360"/>
-      </w:pPr>
-    </w:lvl>
-    <w:lvl w:ilvl="5" w:tplc="FFFFFFFF" w:tentative="1">
-      <w:start w:val="1"/>
-      <w:numFmt w:val="lowerRoman"/>
-      <w:lvlText w:val="%6."/>
-      <w:lvlJc w:val="right"/>
-      <w:pPr>
-        <w:ind w:left="4320" w:hanging="180"/>
-      </w:pPr>
-    </w:lvl>
-    <w:lvl w:ilvl="6" w:tplc="FFFFFFFF" w:tentative="1">
-      <w:start w:val="1"/>
-      <w:numFmt w:val="decimal"/>
-      <w:lvlText w:val="%7."/>
-      <w:lvlJc w:val="left"/>
-      <w:pPr>
-        <w:ind w:left="5040" w:hanging="360"/>
-      </w:pPr>
-    </w:lvl>
-    <w:lvl w:ilvl="7" w:tplc="FFFFFFFF" w:tentative="1">
-      <w:start w:val="1"/>
-      <w:numFmt w:val="lowerLetter"/>
-      <w:lvlText w:val="%8."/>
-      <w:lvlJc w:val="left"/>
-      <w:pPr>
-        <w:ind w:left="5760" w:hanging="360"/>
-      </w:pPr>
-    </w:lvl>
-    <w:lvl w:ilvl="8" w:tplc="FFFFFFFF" w:tentative="1">
-      <w:start w:val="1"/>
-      <w:numFmt w:val="lowerRoman"/>
-      <w:lvlText w:val="%9."/>
-      <w:lvlJc w:val="right"/>
-      <w:pPr>
-        <w:ind w:left="6480" w:hanging="180"/>
-      </w:pPr>
-    </w:lvl>
-  </w:abstractNum>
-  <w:abstractNum w:abstractNumId="24" w15:restartNumberingAfterBreak="0">
-    <w:nsid w:val="6D157B2D"/>
-    <w:multiLevelType w:val="hybridMultilevel"/>
-    <w:tmpl w:val="6A3AC492"/>
-    <w:lvl w:ilvl="0" w:tplc="D2C21C9E">
-      <w:start w:val="1"/>
-      <w:numFmt w:val="bullet"/>
-      <w:lvlText w:val="-"/>
-      <w:lvlJc w:val="left"/>
-      <w:pPr>
-        <w:ind w:left="720" w:hanging="360"/>
-      </w:pPr>
-      <w:rPr>
-        <w:rFonts w:ascii="Times New Roman" w:eastAsiaTheme="minorHAnsi" w:hAnsi="Times New Roman" w:cs="Times New Roman" w:hint="default"/>
-      </w:rPr>
-    </w:lvl>
-    <w:lvl w:ilvl="1" w:tplc="04090003" w:tentative="1">
-      <w:start w:val="1"/>
-      <w:numFmt w:val="bullet"/>
-      <w:lvlText w:val="o"/>
-      <w:lvlJc w:val="left"/>
-      <w:pPr>
-        <w:ind w:left="1440" w:hanging="360"/>
-      </w:pPr>
-      <w:rPr>
-        <w:rFonts w:ascii="Courier New" w:hAnsi="Courier New" w:cs="Courier New" w:hint="default"/>
-      </w:rPr>
-    </w:lvl>
-    <w:lvl w:ilvl="2" w:tplc="04090005" w:tentative="1">
-      <w:start w:val="1"/>
-      <w:numFmt w:val="bullet"/>
-      <w:lvlText w:val=""/>
-      <w:lvlJc w:val="left"/>
-      <w:pPr>
-        <w:ind w:left="2160" w:hanging="360"/>
-      </w:pPr>
-      <w:rPr>
-        <w:rFonts w:ascii="Wingdings" w:hAnsi="Wingdings" w:hint="default"/>
-      </w:rPr>
-    </w:lvl>
-    <w:lvl w:ilvl="3" w:tplc="04090001" w:tentative="1">
-      <w:start w:val="1"/>
-      <w:numFmt w:val="bullet"/>
-      <w:lvlText w:val=""/>
-      <w:lvlJc w:val="left"/>
-      <w:pPr>
-        <w:ind w:left="2880" w:hanging="360"/>
-      </w:pPr>
-      <w:rPr>
-        <w:rFonts w:ascii="Symbol" w:hAnsi="Symbol" w:hint="default"/>
-      </w:rPr>
-    </w:lvl>
-    <w:lvl w:ilvl="4" w:tplc="04090003" w:tentative="1">
-      <w:start w:val="1"/>
-      <w:numFmt w:val="bullet"/>
-      <w:lvlText w:val="o"/>
-      <w:lvlJc w:val="left"/>
-      <w:pPr>
-        <w:ind w:left="3600" w:hanging="360"/>
-      </w:pPr>
-      <w:rPr>
-        <w:rFonts w:ascii="Courier New" w:hAnsi="Courier New" w:cs="Courier New" w:hint="default"/>
-      </w:rPr>
-    </w:lvl>
-    <w:lvl w:ilvl="5" w:tplc="04090005" w:tentative="1">
-      <w:start w:val="1"/>
-      <w:numFmt w:val="bullet"/>
-      <w:lvlText w:val=""/>
-      <w:lvlJc w:val="left"/>
-      <w:pPr>
-        <w:ind w:left="4320" w:hanging="360"/>
-      </w:pPr>
-      <w:rPr>
-        <w:rFonts w:ascii="Wingdings" w:hAnsi="Wingdings" w:hint="default"/>
-      </w:rPr>
-    </w:lvl>
-    <w:lvl w:ilvl="6" w:tplc="04090001" w:tentative="1">
-      <w:start w:val="1"/>
-      <w:numFmt w:val="bullet"/>
-      <w:lvlText w:val=""/>
-      <w:lvlJc w:val="left"/>
-      <w:pPr>
-        <w:ind w:left="5040" w:hanging="360"/>
-      </w:pPr>
-      <w:rPr>
-        <w:rFonts w:ascii="Symbol" w:hAnsi="Symbol" w:hint="default"/>
-      </w:rPr>
-    </w:lvl>
-    <w:lvl w:ilvl="7" w:tplc="04090003" w:tentative="1">
-      <w:start w:val="1"/>
-      <w:numFmt w:val="bullet"/>
-      <w:lvlText w:val="o"/>
-      <w:lvlJc w:val="left"/>
-      <w:pPr>
-        <w:ind w:left="5760" w:hanging="360"/>
-      </w:pPr>
-      <w:rPr>
-        <w:rFonts w:ascii="Courier New" w:hAnsi="Courier New" w:cs="Courier New" w:hint="default"/>
-      </w:rPr>
-    </w:lvl>
-    <w:lvl w:ilvl="8" w:tplc="04090005" w:tentative="1">
-      <w:start w:val="1"/>
-      <w:numFmt w:val="bullet"/>
-      <w:lvlText w:val=""/>
-      <w:lvlJc w:val="left"/>
-      <w:pPr>
-        <w:ind w:left="6480" w:hanging="360"/>
-      </w:pPr>
-      <w:rPr>
-        <w:rFonts w:ascii="Wingdings" w:hAnsi="Wingdings" w:hint="default"/>
-      </w:rPr>
-    </w:lvl>
-  </w:abstractNum>
-  <w:abstractNum w:abstractNumId="25" w15:restartNumberingAfterBreak="0">
-    <w:nsid w:val="70B93FD8"/>
-    <w:multiLevelType w:val="hybridMultilevel"/>
-    <w:tmpl w:val="0FEE9D76"/>
-    <w:lvl w:ilvl="0" w:tplc="04090001">
-      <w:start w:val="1"/>
-      <w:numFmt w:val="bullet"/>
-      <w:lvlText w:val=""/>
-      <w:lvlJc w:val="left"/>
-      <w:pPr>
-        <w:ind w:left="720" w:hanging="360"/>
-      </w:pPr>
-      <w:rPr>
-        <w:rFonts w:ascii="Symbol" w:hAnsi="Symbol" w:hint="default"/>
-      </w:rPr>
-    </w:lvl>
-    <w:lvl w:ilvl="1" w:tplc="04090003" w:tentative="1">
-      <w:start w:val="1"/>
-      <w:numFmt w:val="bullet"/>
-      <w:lvlText w:val="o"/>
-      <w:lvlJc w:val="left"/>
-      <w:pPr>
-        <w:ind w:left="1440" w:hanging="360"/>
-      </w:pPr>
-      <w:rPr>
-        <w:rFonts w:ascii="Courier New" w:hAnsi="Courier New" w:cs="Courier New" w:hint="default"/>
-      </w:rPr>
-    </w:lvl>
-    <w:lvl w:ilvl="2" w:tplc="04090005" w:tentative="1">
-      <w:start w:val="1"/>
-      <w:numFmt w:val="bullet"/>
-      <w:lvlText w:val=""/>
-      <w:lvlJc w:val="left"/>
-      <w:pPr>
-        <w:ind w:left="2160" w:hanging="360"/>
-      </w:pPr>
-      <w:rPr>
-        <w:rFonts w:ascii="Wingdings" w:hAnsi="Wingdings" w:hint="default"/>
-      </w:rPr>
-    </w:lvl>
-    <w:lvl w:ilvl="3" w:tplc="04090001" w:tentative="1">
-      <w:start w:val="1"/>
-      <w:numFmt w:val="bullet"/>
-      <w:lvlText w:val=""/>
-      <w:lvlJc w:val="left"/>
-      <w:pPr>
-        <w:ind w:left="2880" w:hanging="360"/>
-      </w:pPr>
-      <w:rPr>
-        <w:rFonts w:ascii="Symbol" w:hAnsi="Symbol" w:hint="default"/>
-      </w:rPr>
-    </w:lvl>
-    <w:lvl w:ilvl="4" w:tplc="04090003" w:tentative="1">
-      <w:start w:val="1"/>
-      <w:numFmt w:val="bullet"/>
-      <w:lvlText w:val="o"/>
-      <w:lvlJc w:val="left"/>
-      <w:pPr>
-        <w:ind w:left="3600" w:hanging="360"/>
-      </w:pPr>
-      <w:rPr>
-        <w:rFonts w:ascii="Courier New" w:hAnsi="Courier New" w:cs="Courier New" w:hint="default"/>
-      </w:rPr>
-    </w:lvl>
-    <w:lvl w:ilvl="5" w:tplc="04090005" w:tentative="1">
-      <w:start w:val="1"/>
-      <w:numFmt w:val="bullet"/>
-      <w:lvlText w:val=""/>
-      <w:lvlJc w:val="left"/>
-      <w:pPr>
-        <w:ind w:left="4320" w:hanging="360"/>
-      </w:pPr>
-      <w:rPr>
-        <w:rFonts w:ascii="Wingdings" w:hAnsi="Wingdings" w:hint="default"/>
-      </w:rPr>
-    </w:lvl>
-    <w:lvl w:ilvl="6" w:tplc="04090001" w:tentative="1">
-      <w:start w:val="1"/>
-      <w:numFmt w:val="bullet"/>
-      <w:lvlText w:val=""/>
-      <w:lvlJc w:val="left"/>
-      <w:pPr>
-        <w:ind w:left="5040" w:hanging="360"/>
-      </w:pPr>
-      <w:rPr>
-        <w:rFonts w:ascii="Symbol" w:hAnsi="Symbol" w:hint="default"/>
-      </w:rPr>
-    </w:lvl>
-    <w:lvl w:ilvl="7" w:tplc="04090003" w:tentative="1">
-      <w:start w:val="1"/>
-      <w:numFmt w:val="bullet"/>
-      <w:lvlText w:val="o"/>
-      <w:lvlJc w:val="left"/>
-      <w:pPr>
-        <w:ind w:left="5760" w:hanging="360"/>
-      </w:pPr>
-      <w:rPr>
-        <w:rFonts w:ascii="Courier New" w:hAnsi="Courier New" w:cs="Courier New" w:hint="default"/>
-      </w:rPr>
-    </w:lvl>
-    <w:lvl w:ilvl="8" w:tplc="04090005" w:tentative="1">
-      <w:start w:val="1"/>
-      <w:numFmt w:val="bullet"/>
-      <w:lvlText w:val=""/>
-      <w:lvlJc w:val="left"/>
-      <w:pPr>
-        <w:ind w:left="6480" w:hanging="360"/>
-      </w:pPr>
-      <w:rPr>
-        <w:rFonts w:ascii="Wingdings" w:hAnsi="Wingdings" w:hint="default"/>
-      </w:rPr>
-    </w:lvl>
-  </w:abstractNum>
-  <w:abstractNum w:abstractNumId="26" w15:restartNumberingAfterBreak="0">
-    <w:nsid w:val="71117B5F"/>
-    <w:multiLevelType w:val="hybridMultilevel"/>
-    <w:tmpl w:val="2C6208FE"/>
-    <w:lvl w:ilvl="0" w:tplc="04090001">
-      <w:start w:val="1"/>
-      <w:numFmt w:val="bullet"/>
-      <w:lvlText w:val=""/>
-      <w:lvlJc w:val="left"/>
-      <w:pPr>
-        <w:ind w:left="720" w:hanging="360"/>
-      </w:pPr>
-      <w:rPr>
-        <w:rFonts w:ascii="Symbol" w:hAnsi="Symbol" w:hint="default"/>
-      </w:rPr>
-    </w:lvl>
-    <w:lvl w:ilvl="1" w:tplc="04090003" w:tentative="1">
-      <w:start w:val="1"/>
-      <w:numFmt w:val="bullet"/>
-      <w:lvlText w:val="o"/>
-      <w:lvlJc w:val="left"/>
-      <w:pPr>
-        <w:ind w:left="1440" w:hanging="360"/>
-      </w:pPr>
-      <w:rPr>
-        <w:rFonts w:ascii="Courier New" w:hAnsi="Courier New" w:cs="Courier New" w:hint="default"/>
-      </w:rPr>
-    </w:lvl>
-    <w:lvl w:ilvl="2" w:tplc="04090005" w:tentative="1">
-      <w:start w:val="1"/>
-      <w:numFmt w:val="bullet"/>
-      <w:lvlText w:val=""/>
-      <w:lvlJc w:val="left"/>
-      <w:pPr>
-        <w:ind w:left="2160" w:hanging="360"/>
-      </w:pPr>
-      <w:rPr>
-        <w:rFonts w:ascii="Wingdings" w:hAnsi="Wingdings" w:hint="default"/>
-      </w:rPr>
-    </w:lvl>
-    <w:lvl w:ilvl="3" w:tplc="04090001" w:tentative="1">
-      <w:start w:val="1"/>
-      <w:numFmt w:val="bullet"/>
-      <w:lvlText w:val=""/>
-      <w:lvlJc w:val="left"/>
-      <w:pPr>
-        <w:ind w:left="2880" w:hanging="360"/>
-      </w:pPr>
-      <w:rPr>
-        <w:rFonts w:ascii="Symbol" w:hAnsi="Symbol" w:hint="default"/>
-      </w:rPr>
-    </w:lvl>
-    <w:lvl w:ilvl="4" w:tplc="04090003" w:tentative="1">
-      <w:start w:val="1"/>
-      <w:numFmt w:val="bullet"/>
-      <w:lvlText w:val="o"/>
-      <w:lvlJc w:val="left"/>
-      <w:pPr>
-        <w:ind w:left="3600" w:hanging="360"/>
-      </w:pPr>
-      <w:rPr>
-        <w:rFonts w:ascii="Courier New" w:hAnsi="Courier New" w:cs="Courier New" w:hint="default"/>
-      </w:rPr>
-    </w:lvl>
-    <w:lvl w:ilvl="5" w:tplc="04090005" w:tentative="1">
-      <w:start w:val="1"/>
-      <w:numFmt w:val="bullet"/>
-      <w:lvlText w:val=""/>
-      <w:lvlJc w:val="left"/>
-      <w:pPr>
-        <w:ind w:left="4320" w:hanging="360"/>
-      </w:pPr>
-      <w:rPr>
-        <w:rFonts w:ascii="Wingdings" w:hAnsi="Wingdings" w:hint="default"/>
-      </w:rPr>
-    </w:lvl>
-    <w:lvl w:ilvl="6" w:tplc="04090001" w:tentative="1">
-      <w:start w:val="1"/>
-      <w:numFmt w:val="bullet"/>
-      <w:lvlText w:val=""/>
-      <w:lvlJc w:val="left"/>
-      <w:pPr>
-        <w:ind w:left="5040" w:hanging="360"/>
-      </w:pPr>
-      <w:rPr>
-        <w:rFonts w:ascii="Symbol" w:hAnsi="Symbol" w:hint="default"/>
-      </w:rPr>
-    </w:lvl>
-    <w:lvl w:ilvl="7" w:tplc="04090003" w:tentative="1">
-      <w:start w:val="1"/>
-      <w:numFmt w:val="bullet"/>
-      <w:lvlText w:val="o"/>
-      <w:lvlJc w:val="left"/>
-      <w:pPr>
-        <w:ind w:left="5760" w:hanging="360"/>
-      </w:pPr>
-      <w:rPr>
-        <w:rFonts w:ascii="Courier New" w:hAnsi="Courier New" w:cs="Courier New" w:hint="default"/>
-      </w:rPr>
-    </w:lvl>
-    <w:lvl w:ilvl="8" w:tplc="04090005" w:tentative="1">
-      <w:start w:val="1"/>
-      <w:numFmt w:val="bullet"/>
-      <w:lvlText w:val=""/>
-      <w:lvlJc w:val="left"/>
-      <w:pPr>
-        <w:ind w:left="6480" w:hanging="360"/>
-      </w:pPr>
-      <w:rPr>
-        <w:rFonts w:ascii="Wingdings" w:hAnsi="Wingdings" w:hint="default"/>
-      </w:rPr>
-    </w:lvl>
-  </w:abstractNum>
-  <w:abstractNum w:abstractNumId="27" w15:restartNumberingAfterBreak="0">
-    <w:nsid w:val="7577240C"/>
-    <w:multiLevelType w:val="hybridMultilevel"/>
-    <w:tmpl w:val="4B768118"/>
-    <w:lvl w:ilvl="0" w:tplc="0409000F">
-      <w:start w:val="1"/>
-      <w:numFmt w:val="decimal"/>
-      <w:lvlText w:val="%1."/>
-      <w:lvlJc w:val="left"/>
-      <w:pPr>
-        <w:ind w:left="720" w:hanging="360"/>
-      </w:pPr>
-      <w:rPr>
-        <w:rFonts w:hint="default"/>
-      </w:rPr>
-    </w:lvl>
-    <w:lvl w:ilvl="1" w:tplc="FFFFFFFF" w:tentative="1">
-      <w:start w:val="1"/>
-      <w:numFmt w:val="bullet"/>
-      <w:lvlText w:val="o"/>
-      <w:lvlJc w:val="left"/>
-      <w:pPr>
-        <w:ind w:left="1440" w:hanging="360"/>
-      </w:pPr>
-      <w:rPr>
-        <w:rFonts w:ascii="Courier New" w:hAnsi="Courier New" w:cs="Courier New" w:hint="default"/>
-      </w:rPr>
-    </w:lvl>
-    <w:lvl w:ilvl="2" w:tplc="FFFFFFFF" w:tentative="1">
-      <w:start w:val="1"/>
-      <w:numFmt w:val="bullet"/>
-      <w:lvlText w:val=""/>
-      <w:lvlJc w:val="left"/>
-      <w:pPr>
-        <w:ind w:left="2160" w:hanging="360"/>
-      </w:pPr>
-      <w:rPr>
-        <w:rFonts w:ascii="Wingdings" w:hAnsi="Wingdings" w:hint="default"/>
-      </w:rPr>
-    </w:lvl>
-    <w:lvl w:ilvl="3" w:tplc="FFFFFFFF" w:tentative="1">
-      <w:start w:val="1"/>
-      <w:numFmt w:val="bullet"/>
-      <w:lvlText w:val=""/>
-      <w:lvlJc w:val="left"/>
-      <w:pPr>
-        <w:ind w:left="2880" w:hanging="360"/>
-      </w:pPr>
-      <w:rPr>
-        <w:rFonts w:ascii="Symbol" w:hAnsi="Symbol" w:hint="default"/>
-      </w:rPr>
-    </w:lvl>
-    <w:lvl w:ilvl="4" w:tplc="FFFFFFFF" w:tentative="1">
-      <w:start w:val="1"/>
-      <w:numFmt w:val="bullet"/>
-      <w:lvlText w:val="o"/>
-      <w:lvlJc w:val="left"/>
-      <w:pPr>
-        <w:ind w:left="3600" w:hanging="360"/>
-      </w:pPr>
-      <w:rPr>
-        <w:rFonts w:ascii="Courier New" w:hAnsi="Courier New" w:cs="Courier New" w:hint="default"/>
-      </w:rPr>
-    </w:lvl>
-    <w:lvl w:ilvl="5" w:tplc="FFFFFFFF" w:tentative="1">
-      <w:start w:val="1"/>
-      <w:numFmt w:val="bullet"/>
-      <w:lvlText w:val=""/>
-      <w:lvlJc w:val="left"/>
-      <w:pPr>
-        <w:ind w:left="4320" w:hanging="360"/>
-      </w:pPr>
-      <w:rPr>
-        <w:rFonts w:ascii="Wingdings" w:hAnsi="Wingdings" w:hint="default"/>
-      </w:rPr>
-    </w:lvl>
-    <w:lvl w:ilvl="6" w:tplc="FFFFFFFF" w:tentative="1">
-      <w:start w:val="1"/>
-      <w:numFmt w:val="bullet"/>
-      <w:lvlText w:val=""/>
-      <w:lvlJc w:val="left"/>
-      <w:pPr>
-        <w:ind w:left="5040" w:hanging="360"/>
-      </w:pPr>
-      <w:rPr>
-        <w:rFonts w:ascii="Symbol" w:hAnsi="Symbol" w:hint="default"/>
-      </w:rPr>
-    </w:lvl>
-    <w:lvl w:ilvl="7" w:tplc="FFFFFFFF" w:tentative="1">
-      <w:start w:val="1"/>
-      <w:numFmt w:val="bullet"/>
-      <w:lvlText w:val="o"/>
-      <w:lvlJc w:val="left"/>
-      <w:pPr>
-        <w:ind w:left="5760" w:hanging="360"/>
-      </w:pPr>
-      <w:rPr>
-        <w:rFonts w:ascii="Courier New" w:hAnsi="Courier New" w:cs="Courier New" w:hint="default"/>
-      </w:rPr>
-    </w:lvl>
-    <w:lvl w:ilvl="8" w:tplc="FFFFFFFF" w:tentative="1">
-      <w:start w:val="1"/>
-      <w:numFmt w:val="bullet"/>
-      <w:lvlText w:val=""/>
-      <w:lvlJc w:val="left"/>
-      <w:pPr>
-        <w:ind w:left="6480" w:hanging="360"/>
-      </w:pPr>
-      <w:rPr>
-        <w:rFonts w:ascii="Wingdings" w:hAnsi="Wingdings" w:hint="default"/>
-      </w:rPr>
-    </w:lvl>
-  </w:abstractNum>
-  <w:abstractNum w:abstractNumId="28" w15:restartNumberingAfterBreak="0">
-    <w:nsid w:val="7DC8390A"/>
+    <w:nsid w:val="7E5A1C90"/>
     <w:multiLevelType w:val="multilevel"/>
-    <w:tmpl w:val="D1F6550E"/>
+    <w:tmpl w:val="D88C1230"/>
     <w:lvl w:ilvl="0">
       <w:start w:val="1"/>
       <w:numFmt w:val="bullet"/>
@@ -16305,156 +17501,7 @@
       </w:rPr>
     </w:lvl>
   </w:abstractNum>
-  <w:abstractNum w:abstractNumId="29" w15:restartNumberingAfterBreak="0">
-    <w:nsid w:val="7E5A1C90"/>
-    <w:multiLevelType w:val="multilevel"/>
-    <w:tmpl w:val="D88C1230"/>
-    <w:lvl w:ilvl="0">
-      <w:start w:val="1"/>
-      <w:numFmt w:val="bullet"/>
-      <w:lvlText w:val=""/>
-      <w:lvlJc w:val="left"/>
-      <w:pPr>
-        <w:tabs>
-          <w:tab w:val="num" w:pos="720"/>
-        </w:tabs>
-        <w:ind w:left="720" w:hanging="360"/>
-      </w:pPr>
-      <w:rPr>
-        <w:rFonts w:ascii="Symbol" w:hAnsi="Symbol" w:hint="default"/>
-        <w:sz w:val="20"/>
-      </w:rPr>
-    </w:lvl>
-    <w:lvl w:ilvl="1" w:tentative="1">
-      <w:start w:val="1"/>
-      <w:numFmt w:val="bullet"/>
-      <w:lvlText w:val="o"/>
-      <w:lvlJc w:val="left"/>
-      <w:pPr>
-        <w:tabs>
-          <w:tab w:val="num" w:pos="1440"/>
-        </w:tabs>
-        <w:ind w:left="1440" w:hanging="360"/>
-      </w:pPr>
-      <w:rPr>
-        <w:rFonts w:ascii="Courier New" w:hAnsi="Courier New" w:hint="default"/>
-        <w:sz w:val="20"/>
-      </w:rPr>
-    </w:lvl>
-    <w:lvl w:ilvl="2" w:tentative="1">
-      <w:start w:val="1"/>
-      <w:numFmt w:val="bullet"/>
-      <w:lvlText w:val=""/>
-      <w:lvlJc w:val="left"/>
-      <w:pPr>
-        <w:tabs>
-          <w:tab w:val="num" w:pos="2160"/>
-        </w:tabs>
-        <w:ind w:left="2160" w:hanging="360"/>
-      </w:pPr>
-      <w:rPr>
-        <w:rFonts w:ascii="Wingdings" w:hAnsi="Wingdings" w:hint="default"/>
-        <w:sz w:val="20"/>
-      </w:rPr>
-    </w:lvl>
-    <w:lvl w:ilvl="3" w:tentative="1">
-      <w:start w:val="1"/>
-      <w:numFmt w:val="bullet"/>
-      <w:lvlText w:val=""/>
-      <w:lvlJc w:val="left"/>
-      <w:pPr>
-        <w:tabs>
-          <w:tab w:val="num" w:pos="2880"/>
-        </w:tabs>
-        <w:ind w:left="2880" w:hanging="360"/>
-      </w:pPr>
-      <w:rPr>
-        <w:rFonts w:ascii="Wingdings" w:hAnsi="Wingdings" w:hint="default"/>
-        <w:sz w:val="20"/>
-      </w:rPr>
-    </w:lvl>
-    <w:lvl w:ilvl="4" w:tentative="1">
-      <w:start w:val="1"/>
-      <w:numFmt w:val="bullet"/>
-      <w:lvlText w:val=""/>
-      <w:lvlJc w:val="left"/>
-      <w:pPr>
-        <w:tabs>
-          <w:tab w:val="num" w:pos="3600"/>
-        </w:tabs>
-        <w:ind w:left="3600" w:hanging="360"/>
-      </w:pPr>
-      <w:rPr>
-        <w:rFonts w:ascii="Wingdings" w:hAnsi="Wingdings" w:hint="default"/>
-        <w:sz w:val="20"/>
-      </w:rPr>
-    </w:lvl>
-    <w:lvl w:ilvl="5" w:tentative="1">
-      <w:start w:val="1"/>
-      <w:numFmt w:val="bullet"/>
-      <w:lvlText w:val=""/>
-      <w:lvlJc w:val="left"/>
-      <w:pPr>
-        <w:tabs>
-          <w:tab w:val="num" w:pos="4320"/>
-        </w:tabs>
-        <w:ind w:left="4320" w:hanging="360"/>
-      </w:pPr>
-      <w:rPr>
-        <w:rFonts w:ascii="Wingdings" w:hAnsi="Wingdings" w:hint="default"/>
-        <w:sz w:val="20"/>
-      </w:rPr>
-    </w:lvl>
-    <w:lvl w:ilvl="6" w:tentative="1">
-      <w:start w:val="1"/>
-      <w:numFmt w:val="bullet"/>
-      <w:lvlText w:val=""/>
-      <w:lvlJc w:val="left"/>
-      <w:pPr>
-        <w:tabs>
-          <w:tab w:val="num" w:pos="5040"/>
-        </w:tabs>
-        <w:ind w:left="5040" w:hanging="360"/>
-      </w:pPr>
-      <w:rPr>
-        <w:rFonts w:ascii="Wingdings" w:hAnsi="Wingdings" w:hint="default"/>
-        <w:sz w:val="20"/>
-      </w:rPr>
-    </w:lvl>
-    <w:lvl w:ilvl="7" w:tentative="1">
-      <w:start w:val="1"/>
-      <w:numFmt w:val="bullet"/>
-      <w:lvlText w:val=""/>
-      <w:lvlJc w:val="left"/>
-      <w:pPr>
-        <w:tabs>
-          <w:tab w:val="num" w:pos="5760"/>
-        </w:tabs>
-        <w:ind w:left="5760" w:hanging="360"/>
-      </w:pPr>
-      <w:rPr>
-        <w:rFonts w:ascii="Wingdings" w:hAnsi="Wingdings" w:hint="default"/>
-        <w:sz w:val="20"/>
-      </w:rPr>
-    </w:lvl>
-    <w:lvl w:ilvl="8" w:tentative="1">
-      <w:start w:val="1"/>
-      <w:numFmt w:val="bullet"/>
-      <w:lvlText w:val=""/>
-      <w:lvlJc w:val="left"/>
-      <w:pPr>
-        <w:tabs>
-          <w:tab w:val="num" w:pos="6480"/>
-        </w:tabs>
-        <w:ind w:left="6480" w:hanging="360"/>
-      </w:pPr>
-      <w:rPr>
-        <w:rFonts w:ascii="Wingdings" w:hAnsi="Wingdings" w:hint="default"/>
-        <w:sz w:val="20"/>
-      </w:rPr>
-    </w:lvl>
-  </w:abstractNum>
-  <w:abstractNum w:abstractNumId="30" w15:restartNumberingAfterBreak="0">
+  <w:abstractNum w:abstractNumId="22" w15:restartNumberingAfterBreak="0">
     <w:nsid w:val="7E6B179C"/>
     <w:multiLevelType w:val="hybridMultilevel"/>
     <w:tmpl w:val="1D828BC2"/>
@@ -16567,202 +17614,32 @@
       </w:rPr>
     </w:lvl>
   </w:abstractNum>
-  <w:abstractNum w:abstractNumId="31" w15:restartNumberingAfterBreak="0">
-    <w:nsid w:val="7FE71914"/>
-    <w:multiLevelType w:val="hybridMultilevel"/>
-    <w:tmpl w:val="FD960A64"/>
-    <w:lvl w:ilvl="0" w:tplc="04090001">
-      <w:start w:val="1"/>
-      <w:numFmt w:val="bullet"/>
-      <w:lvlText w:val=""/>
-      <w:lvlJc w:val="left"/>
-      <w:pPr>
-        <w:ind w:left="720" w:hanging="360"/>
-      </w:pPr>
-      <w:rPr>
-        <w:rFonts w:ascii="Symbol" w:hAnsi="Symbol" w:hint="default"/>
-      </w:rPr>
-    </w:lvl>
-    <w:lvl w:ilvl="1" w:tplc="04090003" w:tentative="1">
-      <w:start w:val="1"/>
-      <w:numFmt w:val="bullet"/>
-      <w:lvlText w:val="o"/>
-      <w:lvlJc w:val="left"/>
-      <w:pPr>
-        <w:ind w:left="1440" w:hanging="360"/>
-      </w:pPr>
-      <w:rPr>
-        <w:rFonts w:ascii="Courier New" w:hAnsi="Courier New" w:cs="Courier New" w:hint="default"/>
-      </w:rPr>
-    </w:lvl>
-    <w:lvl w:ilvl="2" w:tplc="04090005" w:tentative="1">
-      <w:start w:val="1"/>
-      <w:numFmt w:val="bullet"/>
-      <w:lvlText w:val=""/>
-      <w:lvlJc w:val="left"/>
-      <w:pPr>
-        <w:ind w:left="2160" w:hanging="360"/>
-      </w:pPr>
-      <w:rPr>
-        <w:rFonts w:ascii="Wingdings" w:hAnsi="Wingdings" w:hint="default"/>
-      </w:rPr>
-    </w:lvl>
-    <w:lvl w:ilvl="3" w:tplc="04090001" w:tentative="1">
-      <w:start w:val="1"/>
-      <w:numFmt w:val="bullet"/>
-      <w:lvlText w:val=""/>
-      <w:lvlJc w:val="left"/>
-      <w:pPr>
-        <w:ind w:left="2880" w:hanging="360"/>
-      </w:pPr>
-      <w:rPr>
-        <w:rFonts w:ascii="Symbol" w:hAnsi="Symbol" w:hint="default"/>
-      </w:rPr>
-    </w:lvl>
-    <w:lvl w:ilvl="4" w:tplc="04090003" w:tentative="1">
-      <w:start w:val="1"/>
-      <w:numFmt w:val="bullet"/>
-      <w:lvlText w:val="o"/>
-      <w:lvlJc w:val="left"/>
-      <w:pPr>
-        <w:ind w:left="3600" w:hanging="360"/>
-      </w:pPr>
-      <w:rPr>
-        <w:rFonts w:ascii="Courier New" w:hAnsi="Courier New" w:cs="Courier New" w:hint="default"/>
-      </w:rPr>
-    </w:lvl>
-    <w:lvl w:ilvl="5" w:tplc="04090005" w:tentative="1">
-      <w:start w:val="1"/>
-      <w:numFmt w:val="bullet"/>
-      <w:lvlText w:val=""/>
-      <w:lvlJc w:val="left"/>
-      <w:pPr>
-        <w:ind w:left="4320" w:hanging="360"/>
-      </w:pPr>
-      <w:rPr>
-        <w:rFonts w:ascii="Wingdings" w:hAnsi="Wingdings" w:hint="default"/>
-      </w:rPr>
-    </w:lvl>
-    <w:lvl w:ilvl="6" w:tplc="04090001" w:tentative="1">
-      <w:start w:val="1"/>
-      <w:numFmt w:val="bullet"/>
-      <w:lvlText w:val=""/>
-      <w:lvlJc w:val="left"/>
-      <w:pPr>
-        <w:ind w:left="5040" w:hanging="360"/>
-      </w:pPr>
-      <w:rPr>
-        <w:rFonts w:ascii="Symbol" w:hAnsi="Symbol" w:hint="default"/>
-      </w:rPr>
-    </w:lvl>
-    <w:lvl w:ilvl="7" w:tplc="04090003" w:tentative="1">
-      <w:start w:val="1"/>
-      <w:numFmt w:val="bullet"/>
-      <w:lvlText w:val="o"/>
-      <w:lvlJc w:val="left"/>
-      <w:pPr>
-        <w:ind w:left="5760" w:hanging="360"/>
-      </w:pPr>
-      <w:rPr>
-        <w:rFonts w:ascii="Courier New" w:hAnsi="Courier New" w:cs="Courier New" w:hint="default"/>
-      </w:rPr>
-    </w:lvl>
-    <w:lvl w:ilvl="8" w:tplc="04090005" w:tentative="1">
-      <w:start w:val="1"/>
-      <w:numFmt w:val="bullet"/>
-      <w:lvlText w:val=""/>
-      <w:lvlJc w:val="left"/>
-      <w:pPr>
-        <w:ind w:left="6480" w:hanging="360"/>
-      </w:pPr>
-      <w:rPr>
-        <w:rFonts w:ascii="Wingdings" w:hAnsi="Wingdings" w:hint="default"/>
-      </w:rPr>
-    </w:lvl>
-  </w:abstractNum>
-  <w:num w:numId="1" w16cid:durableId="1521703667">
-    <w:abstractNumId w:val="16"/>
+  <w:num w:numId="1" w16cid:durableId="985860105">
+    <w:abstractNumId w:val="15"/>
   </w:num>
-  <w:num w:numId="2" w16cid:durableId="1192451426">
+  <w:num w:numId="2" w16cid:durableId="504787989">
+    <w:abstractNumId w:val="19"/>
+  </w:num>
+  <w:num w:numId="3" w16cid:durableId="997538351">
+    <w:abstractNumId w:val="22"/>
+  </w:num>
+  <w:num w:numId="4" w16cid:durableId="1093016927">
     <w:abstractNumId w:val="17"/>
   </w:num>
-  <w:num w:numId="3" w16cid:durableId="1769034931">
-    <w:abstractNumId w:val="6"/>
+  <w:num w:numId="5" w16cid:durableId="1378554750">
+    <w:abstractNumId w:val="11"/>
   </w:num>
-  <w:num w:numId="4" w16cid:durableId="959531810">
-    <w:abstractNumId w:val="23"/>
+  <w:num w:numId="6" w16cid:durableId="831725317">
+    <w:abstractNumId w:val="20"/>
   </w:num>
-  <w:num w:numId="5" w16cid:durableId="893854713">
-    <w:abstractNumId w:val="12"/>
-  </w:num>
-  <w:num w:numId="6" w16cid:durableId="985860105">
-    <w:abstractNumId w:val="21"/>
-  </w:num>
-  <w:num w:numId="7" w16cid:durableId="504787989">
-    <w:abstractNumId w:val="27"/>
-  </w:num>
-  <w:num w:numId="8" w16cid:durableId="997538351">
-    <w:abstractNumId w:val="30"/>
-  </w:num>
-  <w:num w:numId="9" w16cid:durableId="1093016927">
-    <w:abstractNumId w:val="24"/>
-  </w:num>
-  <w:num w:numId="10" w16cid:durableId="1693918436">
-    <w:abstractNumId w:val="3"/>
-  </w:num>
-  <w:num w:numId="11" w16cid:durableId="1133333277">
-    <w:abstractNumId w:val="19"/>
-  </w:num>
-  <w:num w:numId="12" w16cid:durableId="1739327242">
-    <w:abstractNumId w:val="9"/>
-  </w:num>
-  <w:num w:numId="13" w16cid:durableId="1257903886">
+  <w:num w:numId="7" w16cid:durableId="1594893555">
     <w:abstractNumId w:val="10"/>
   </w:num>
-  <w:num w:numId="14" w16cid:durableId="45302615">
-    <w:abstractNumId w:val="4"/>
+  <w:num w:numId="8" w16cid:durableId="1040131865">
+    <w:abstractNumId w:val="8"/>
   </w:num>
-  <w:num w:numId="15" w16cid:durableId="863788971">
-    <w:abstractNumId w:val="31"/>
-  </w:num>
-  <w:num w:numId="16" w16cid:durableId="390620620">
-    <w:abstractNumId w:val="5"/>
-  </w:num>
-  <w:num w:numId="17" w16cid:durableId="1264531699">
-    <w:abstractNumId w:val="25"/>
-  </w:num>
-  <w:num w:numId="18" w16cid:durableId="156923554">
-    <w:abstractNumId w:val="26"/>
-  </w:num>
-  <w:num w:numId="19" w16cid:durableId="1682393079">
-    <w:abstractNumId w:val="15"/>
-  </w:num>
-  <w:num w:numId="20" w16cid:durableId="672419384">
+  <w:num w:numId="9" w16cid:durableId="1038166289">
     <w:abstractNumId w:val="2"/>
-  </w:num>
-  <w:num w:numId="21" w16cid:durableId="1389844745">
-    <w:abstractNumId w:val="22"/>
-  </w:num>
-  <w:num w:numId="22" w16cid:durableId="275254084">
-    <w:abstractNumId w:val="20"/>
-  </w:num>
-  <w:num w:numId="23" w16cid:durableId="309406135">
-    <w:abstractNumId w:val="1"/>
-  </w:num>
-  <w:num w:numId="24" w16cid:durableId="1378554750">
-    <w:abstractNumId w:val="18"/>
-  </w:num>
-  <w:num w:numId="25" w16cid:durableId="831725317">
-    <w:abstractNumId w:val="28"/>
-  </w:num>
-  <w:num w:numId="26" w16cid:durableId="1594893555">
-    <w:abstractNumId w:val="14"/>
-  </w:num>
-  <w:num w:numId="27" w16cid:durableId="1040131865">
-    <w:abstractNumId w:val="11"/>
-  </w:num>
-  <w:num w:numId="28" w16cid:durableId="1038166289">
-    <w:abstractNumId w:val="7"/>
     <w:lvlOverride w:ilvl="0">
       <w:lvl w:ilvl="0">
         <w:numFmt w:val="bullet"/>
@@ -16781,10 +17658,10 @@
       </w:lvl>
     </w:lvlOverride>
   </w:num>
-  <w:num w:numId="29" w16cid:durableId="1086418070">
-    <w:abstractNumId w:val="8"/>
+  <w:num w:numId="10" w16cid:durableId="1086418070">
+    <w:abstractNumId w:val="4"/>
   </w:num>
-  <w:num w:numId="30" w16cid:durableId="1612860903">
+  <w:num w:numId="11" w16cid:durableId="1612860903">
     <w:abstractNumId w:val="0"/>
     <w:lvlOverride w:ilvl="0">
       <w:lvl w:ilvl="0">
@@ -16804,12 +17681,43 @@
       </w:lvl>
     </w:lvlOverride>
   </w:num>
-  <w:num w:numId="31" w16cid:durableId="716392755">
+  <w:num w:numId="12" w16cid:durableId="716392755">
+    <w:abstractNumId w:val="9"/>
+  </w:num>
+  <w:num w:numId="13" w16cid:durableId="2130390844">
+    <w:abstractNumId w:val="21"/>
+  </w:num>
+  <w:num w:numId="14" w16cid:durableId="795876656">
+    <w:abstractNumId w:val="12"/>
+  </w:num>
+  <w:num w:numId="15" w16cid:durableId="427165011">
+    <w:abstractNumId w:val="14"/>
+  </w:num>
+  <w:num w:numId="16" w16cid:durableId="247618573">
+    <w:abstractNumId w:val="3"/>
+  </w:num>
+  <w:num w:numId="17" w16cid:durableId="1294794819">
+    <w:abstractNumId w:val="7"/>
+  </w:num>
+  <w:num w:numId="18" w16cid:durableId="2014185347">
+    <w:abstractNumId w:val="16"/>
+  </w:num>
+  <w:num w:numId="19" w16cid:durableId="1286885241">
+    <w:abstractNumId w:val="6"/>
+  </w:num>
+  <w:num w:numId="20" w16cid:durableId="270479292">
+    <w:abstractNumId w:val="1"/>
+  </w:num>
+  <w:num w:numId="21" w16cid:durableId="829641205">
     <w:abstractNumId w:val="13"/>
   </w:num>
-  <w:num w:numId="32" w16cid:durableId="2130390844">
-    <w:abstractNumId w:val="29"/>
+  <w:num w:numId="22" w16cid:durableId="2050302740">
+    <w:abstractNumId w:val="18"/>
   </w:num>
+  <w:num w:numId="23" w16cid:durableId="23672235">
+    <w:abstractNumId w:val="5"/>
+  </w:num>
+  <w:numIdMacAtCleanup w:val="23"/>
 </w:numbering>
 </file>
 
@@ -16987,7 +17895,7 @@
     <w:lsdException w:name="Table Web 2" w:semiHidden="1" w:unhideWhenUsed="1"/>
     <w:lsdException w:name="Table Web 3" w:semiHidden="1" w:unhideWhenUsed="1"/>
     <w:lsdException w:name="Balloon Text" w:semiHidden="1" w:unhideWhenUsed="1"/>
-    <w:lsdException w:name="Table Grid" w:uiPriority="59"/>
+    <w:lsdException w:name="Table Grid" w:uiPriority="39"/>
     <w:lsdException w:name="Table Theme" w:semiHidden="1" w:unhideWhenUsed="1"/>
     <w:lsdException w:name="Placeholder Text" w:semiHidden="1"/>
     <w:lsdException w:name="No Spacing" w:uiPriority="1" w:qFormat="1"/>
@@ -18011,7 +18919,7 @@
   <w:style w:type="table" w:styleId="TableGrid">
     <w:name w:val="Table Grid"/>
     <w:basedOn w:val="TableNormal"/>
-    <w:uiPriority w:val="59"/>
+    <w:uiPriority w:val="39"/>
     <w:rsid w:val="00AD5F24"/>
     <w:pPr>
       <w:spacing w:after="0" w:line="240" w:lineRule="auto"/>
@@ -18026,6 +18934,17 @@
         <w:insideV w:val="single" w:sz="4" w:space="0" w:color="auto"/>
       </w:tblBorders>
     </w:tblPr>
+  </w:style>
+  <w:style w:type="character" w:styleId="Strong">
+    <w:name w:val="Strong"/>
+    <w:basedOn w:val="DefaultParagraphFont"/>
+    <w:uiPriority w:val="22"/>
+    <w:qFormat/>
+    <w:rsid w:val="000F321B"/>
+    <w:rPr>
+      <w:b/>
+      <w:bCs/>
+    </w:rPr>
   </w:style>
 </w:styles>
 </file>

--- a/He_thong_thong_tin_giai_quyet_hanh_chinh/PHAM VAN QUYEN_25410290/PHAM VAN QUYEN_25410290.docx
+++ b/He_thong_thong_tin_giai_quyet_hanh_chinh/PHAM VAN QUYEN_25410290/PHAM VAN QUYEN_25410290.docx
@@ -79,7 +79,7 @@
           <w:szCs w:val="26"/>
         </w:rPr>
         <w:drawing>
-          <wp:inline distT="0" distB="0" distL="0" distR="0" wp14:anchorId="61AA30EF" wp14:editId="21C80144">
+          <wp:inline distT="0" distB="0" distL="0" distR="0" wp14:anchorId="61AA30EF" wp14:editId="45112054">
             <wp:extent cx="1948539" cy="1606164"/>
             <wp:effectExtent l="0" t="0" r="0" b="0"/>
             <wp:docPr id="990850389" name="Picture 1"/>
@@ -5411,27 +5411,14 @@
       <w:r>
         <w:t xml:space="preserve">Hình </w:t>
       </w:r>
-      <w:r>
-        <w:fldChar w:fldCharType="begin"/>
-      </w:r>
-      <w:r>
-        <w:instrText xml:space="preserve"> SEQ Hình \* ARABIC </w:instrText>
-      </w:r>
-      <w:r>
-        <w:fldChar w:fldCharType="separate"/>
-      </w:r>
-      <w:r>
-        <w:rPr>
-          <w:noProof/>
-        </w:rPr>
-        <w:t>1</w:t>
-      </w:r>
-      <w:r>
-        <w:rPr>
-          <w:noProof/>
-        </w:rPr>
-        <w:fldChar w:fldCharType="end"/>
-      </w:r>
+      <w:fldSimple w:instr=" SEQ Hình \* ARABIC ">
+        <w:r>
+          <w:rPr>
+            <w:noProof/>
+          </w:rPr>
+          <w:t>1</w:t>
+        </w:r>
+      </w:fldSimple>
       <w:r>
         <w:t>. Quy trình tiếp nhận hồ sơ</w:t>
       </w:r>
@@ -5530,27 +5517,14 @@
       <w:r>
         <w:t xml:space="preserve">Hình </w:t>
       </w:r>
-      <w:r>
-        <w:fldChar w:fldCharType="begin"/>
-      </w:r>
-      <w:r>
-        <w:instrText xml:space="preserve"> SEQ Hình \* ARABIC </w:instrText>
-      </w:r>
-      <w:r>
-        <w:fldChar w:fldCharType="separate"/>
-      </w:r>
-      <w:r>
-        <w:rPr>
-          <w:noProof/>
-        </w:rPr>
-        <w:t>2</w:t>
-      </w:r>
-      <w:r>
-        <w:rPr>
-          <w:noProof/>
-        </w:rPr>
-        <w:fldChar w:fldCharType="end"/>
-      </w:r>
+      <w:fldSimple w:instr=" SEQ Hình \* ARABIC ">
+        <w:r>
+          <w:rPr>
+            <w:noProof/>
+          </w:rPr>
+          <w:t>2</w:t>
+        </w:r>
+      </w:fldSimple>
       <w:r>
         <w:t>. Quy trình kiểm tra, thẩm định và xử lý hồ sơ</w:t>
       </w:r>
@@ -5649,27 +5623,14 @@
       <w:r>
         <w:t xml:space="preserve">Hình </w:t>
       </w:r>
-      <w:r>
-        <w:fldChar w:fldCharType="begin"/>
-      </w:r>
-      <w:r>
-        <w:instrText xml:space="preserve"> SEQ Hình \* ARABIC </w:instrText>
-      </w:r>
-      <w:r>
-        <w:fldChar w:fldCharType="separate"/>
-      </w:r>
-      <w:r>
-        <w:rPr>
-          <w:noProof/>
-        </w:rPr>
-        <w:t>3</w:t>
-      </w:r>
-      <w:r>
-        <w:rPr>
-          <w:noProof/>
-        </w:rPr>
-        <w:fldChar w:fldCharType="end"/>
-      </w:r>
+      <w:fldSimple w:instr=" SEQ Hình \* ARABIC ">
+        <w:r>
+          <w:rPr>
+            <w:noProof/>
+          </w:rPr>
+          <w:t>3</w:t>
+        </w:r>
+      </w:fldSimple>
       <w:r>
         <w:t>. Quy trình phê duyệt và ban hành kết quả</w:t>
       </w:r>
@@ -5927,27 +5888,14 @@
       <w:r>
         <w:t xml:space="preserve">Hình </w:t>
       </w:r>
-      <w:r>
-        <w:fldChar w:fldCharType="begin"/>
-      </w:r>
-      <w:r>
-        <w:instrText xml:space="preserve"> SEQ Hình \* ARABIC </w:instrText>
-      </w:r>
-      <w:r>
-        <w:fldChar w:fldCharType="separate"/>
-      </w:r>
-      <w:r>
-        <w:rPr>
-          <w:noProof/>
-        </w:rPr>
-        <w:t>4</w:t>
-      </w:r>
-      <w:r>
-        <w:rPr>
-          <w:noProof/>
-        </w:rPr>
-        <w:fldChar w:fldCharType="end"/>
-      </w:r>
+      <w:fldSimple w:instr=" SEQ Hình \* ARABIC ">
+        <w:r>
+          <w:rPr>
+            <w:noProof/>
+          </w:rPr>
+          <w:t>4</w:t>
+        </w:r>
+      </w:fldSimple>
       <w:r>
         <w:t>. Quy trình trả kết và thông báo</w:t>
       </w:r>
@@ -11342,7 +11290,7 @@
           <w:szCs w:val="26"/>
         </w:rPr>
         <w:drawing>
-          <wp:inline distT="0" distB="0" distL="0" distR="0" wp14:anchorId="6A1756DF" wp14:editId="1DC821DE">
+          <wp:inline distT="0" distB="0" distL="0" distR="0" wp14:anchorId="6A1756DF" wp14:editId="3653B9F1">
             <wp:extent cx="5731510" cy="2321560"/>
             <wp:effectExtent l="0" t="0" r="2540" b="2540"/>
             <wp:docPr id="1621202187" name="Picture 20"/>
@@ -11398,24 +11346,14 @@
       <w:r>
         <w:t xml:space="preserve">Hình </w:t>
       </w:r>
-      <w:r>
-        <w:fldChar w:fldCharType="begin"/>
-      </w:r>
-      <w:r>
-        <w:instrText xml:space="preserve"> SEQ Hình \* ARABIC </w:instrText>
-      </w:r>
-      <w:r>
-        <w:fldChar w:fldCharType="separate"/>
-      </w:r>
-      <w:r>
-        <w:rPr>
-          <w:noProof/>
-        </w:rPr>
-        <w:t>7</w:t>
-      </w:r>
-      <w:r>
-        <w:fldChar w:fldCharType="end"/>
-      </w:r>
+      <w:fldSimple w:instr=" SEQ Hình \* ARABIC ">
+        <w:r>
+          <w:rPr>
+            <w:noProof/>
+          </w:rPr>
+          <w:t>7</w:t>
+        </w:r>
+      </w:fldSimple>
       <w:r>
         <w:t>. Phân tích sự lãng phí trên quy trình tiếp nhận</w:t>
       </w:r>
@@ -13867,18 +13805,6513 @@
       <w:pPr>
         <w:pStyle w:val="Heading2"/>
       </w:pPr>
-    </w:p>
-    <w:p>
-      <w:pPr>
+      <w:r>
+        <w:t xml:space="preserve">3.1.2 </w:t>
+      </w:r>
+      <w:r>
+        <w:t>Phân tích định lượng</w:t>
+      </w:r>
+    </w:p>
+    <w:p>
+      <w:pPr>
+        <w:pStyle w:val="Heading3"/>
+      </w:pPr>
+      <w:r>
+        <w:t>3.1.2.1 Chi phí</w:t>
+      </w:r>
+    </w:p>
+    <w:p>
+      <w:r>
+        <w:t>LIỆT KÊ</w:t>
+      </w:r>
+    </w:p>
+    <w:p>
+      <w:r>
         <w:rPr>
-          <w:rFonts w:eastAsiaTheme="majorEastAsia" w:cstheme="majorBidi"/>
-          <w:b/>
-          <w:sz w:val="30"/>
-          <w:szCs w:val="32"/>
+          <w:noProof/>
         </w:rPr>
-      </w:pPr>
-      <w:r>
-        <w:br w:type="page"/>
+        <w:lastRenderedPageBreak/>
+        <w:drawing>
+          <wp:inline distT="0" distB="0" distL="0" distR="0" wp14:anchorId="0F1EFD20" wp14:editId="32E17DE8">
+            <wp:extent cx="5731510" cy="2976245"/>
+            <wp:effectExtent l="0" t="0" r="2540" b="0"/>
+            <wp:docPr id="902963143" name="Picture 27"/>
+            <wp:cNvGraphicFramePr>
+              <a:graphicFrameLocks xmlns:a="http://schemas.openxmlformats.org/drawingml/2006/main" noChangeAspect="1"/>
+            </wp:cNvGraphicFramePr>
+            <a:graphic xmlns:a="http://schemas.openxmlformats.org/drawingml/2006/main">
+              <a:graphicData uri="http://schemas.openxmlformats.org/drawingml/2006/picture">
+                <pic:pic xmlns:pic="http://schemas.openxmlformats.org/drawingml/2006/picture">
+                  <pic:nvPicPr>
+                    <pic:cNvPr id="0" name="Picture 20"/>
+                    <pic:cNvPicPr>
+                      <a:picLocks noChangeAspect="1" noChangeArrowheads="1"/>
+                    </pic:cNvPicPr>
+                  </pic:nvPicPr>
+                  <pic:blipFill>
+                    <a:blip r:embed="rId18" cstate="print">
+                      <a:extLst>
+                        <a:ext uri="{28A0092B-C50C-407E-A947-70E740481C1C}">
+                          <a14:useLocalDpi xmlns:a14="http://schemas.microsoft.com/office/drawing/2010/main" val="0"/>
+                        </a:ext>
+                      </a:extLst>
+                    </a:blip>
+                    <a:srcRect/>
+                    <a:stretch>
+                      <a:fillRect/>
+                    </a:stretch>
+                  </pic:blipFill>
+                  <pic:spPr bwMode="auto">
+                    <a:xfrm>
+                      <a:off x="0" y="0"/>
+                      <a:ext cx="5731510" cy="2976245"/>
+                    </a:xfrm>
+                    <a:prstGeom prst="rect">
+                      <a:avLst/>
+                    </a:prstGeom>
+                    <a:noFill/>
+                    <a:ln>
+                      <a:noFill/>
+                    </a:ln>
+                  </pic:spPr>
+                </pic:pic>
+              </a:graphicData>
+            </a:graphic>
+          </wp:inline>
+        </w:drawing>
+      </w:r>
+    </w:p>
+    <w:p>
+      <w:r>
+        <w:t>Các mốc thời gian của các hoạt động</w:t>
+      </w:r>
+    </w:p>
+    <w:tbl>
+      <w:tblPr>
+        <w:tblStyle w:val="TableGrid"/>
+        <w:tblW w:w="0" w:type="auto"/>
+        <w:tblLook w:val="04A0" w:firstRow="1" w:lastRow="0" w:firstColumn="1" w:lastColumn="0" w:noHBand="0" w:noVBand="1"/>
+      </w:tblPr>
+      <w:tblGrid>
+        <w:gridCol w:w="1555"/>
+        <w:gridCol w:w="3260"/>
+        <w:gridCol w:w="1949"/>
+      </w:tblGrid>
+      <w:tr>
+        <w:tc>
+          <w:tcPr>
+            <w:tcW w:w="1555" w:type="dxa"/>
+            <w:vAlign w:val="center"/>
+          </w:tcPr>
+          <w:p>
+            <w:pPr>
+              <w:jc w:val="center"/>
+            </w:pPr>
+            <w:r>
+              <w:rPr>
+                <w:b/>
+                <w:bCs/>
+              </w:rPr>
+              <w:t>STT</w:t>
+            </w:r>
+          </w:p>
+        </w:tc>
+        <w:tc>
+          <w:tcPr>
+            <w:tcW w:w="3260" w:type="dxa"/>
+            <w:vAlign w:val="center"/>
+          </w:tcPr>
+          <w:p>
+            <w:pPr>
+              <w:jc w:val="center"/>
+            </w:pPr>
+            <w:r>
+              <w:rPr>
+                <w:b/>
+                <w:bCs/>
+              </w:rPr>
+              <w:t>Task/Hoạt động</w:t>
+            </w:r>
+          </w:p>
+        </w:tc>
+        <w:tc>
+          <w:tcPr>
+            <w:tcW w:w="1949" w:type="dxa"/>
+            <w:vAlign w:val="center"/>
+          </w:tcPr>
+          <w:p>
+            <w:pPr>
+              <w:jc w:val="center"/>
+            </w:pPr>
+            <w:r>
+              <w:rPr>
+                <w:b/>
+                <w:bCs/>
+              </w:rPr>
+              <w:t>Thời gian</w:t>
+            </w:r>
+          </w:p>
+        </w:tc>
+      </w:tr>
+      <w:tr>
+        <w:tc>
+          <w:tcPr>
+            <w:tcW w:w="1555" w:type="dxa"/>
+            <w:vAlign w:val="center"/>
+          </w:tcPr>
+          <w:p>
+            <w:pPr>
+              <w:jc w:val="center"/>
+            </w:pPr>
+            <w:r>
+              <w:t>1</w:t>
+            </w:r>
+          </w:p>
+        </w:tc>
+        <w:tc>
+          <w:tcPr>
+            <w:tcW w:w="3260" w:type="dxa"/>
+            <w:vAlign w:val="center"/>
+          </w:tcPr>
+          <w:p>
+            <w:pPr>
+              <w:jc w:val="center"/>
+            </w:pPr>
+            <w:r>
+              <w:t>Tra cứu thủ tục</w:t>
+            </w:r>
+          </w:p>
+        </w:tc>
+        <w:tc>
+          <w:tcPr>
+            <w:tcW w:w="1949" w:type="dxa"/>
+            <w:vAlign w:val="center"/>
+          </w:tcPr>
+          <w:p>
+            <w:pPr>
+              <w:jc w:val="center"/>
+            </w:pPr>
+            <w:r>
+              <w:t>5 phút</w:t>
+            </w:r>
+          </w:p>
+        </w:tc>
+      </w:tr>
+      <w:tr>
+        <w:tc>
+          <w:tcPr>
+            <w:tcW w:w="1555" w:type="dxa"/>
+            <w:vAlign w:val="center"/>
+          </w:tcPr>
+          <w:p>
+            <w:pPr>
+              <w:jc w:val="center"/>
+            </w:pPr>
+            <w:r>
+              <w:t>2</w:t>
+            </w:r>
+          </w:p>
+        </w:tc>
+        <w:tc>
+          <w:tcPr>
+            <w:tcW w:w="3260" w:type="dxa"/>
+            <w:vAlign w:val="center"/>
+          </w:tcPr>
+          <w:p>
+            <w:pPr>
+              <w:jc w:val="center"/>
+            </w:pPr>
+            <w:r>
+              <w:t>Chuẩn bị hồ sơ</w:t>
+            </w:r>
+          </w:p>
+        </w:tc>
+        <w:tc>
+          <w:tcPr>
+            <w:tcW w:w="1949" w:type="dxa"/>
+            <w:vAlign w:val="center"/>
+          </w:tcPr>
+          <w:p>
+            <w:pPr>
+              <w:jc w:val="center"/>
+            </w:pPr>
+            <w:r>
+              <w:t>20 phút</w:t>
+            </w:r>
+          </w:p>
+        </w:tc>
+      </w:tr>
+      <w:tr>
+        <w:tc>
+          <w:tcPr>
+            <w:tcW w:w="1555" w:type="dxa"/>
+            <w:vAlign w:val="center"/>
+          </w:tcPr>
+          <w:p>
+            <w:pPr>
+              <w:jc w:val="center"/>
+            </w:pPr>
+            <w:r>
+              <w:t>3</w:t>
+            </w:r>
+          </w:p>
+        </w:tc>
+        <w:tc>
+          <w:tcPr>
+            <w:tcW w:w="3260" w:type="dxa"/>
+            <w:vAlign w:val="center"/>
+          </w:tcPr>
+          <w:p>
+            <w:pPr>
+              <w:jc w:val="center"/>
+            </w:pPr>
+            <w:r>
+              <w:t>Nộp hồ sơ</w:t>
+            </w:r>
+          </w:p>
+        </w:tc>
+        <w:tc>
+          <w:tcPr>
+            <w:tcW w:w="1949" w:type="dxa"/>
+            <w:vAlign w:val="center"/>
+          </w:tcPr>
+          <w:p>
+            <w:pPr>
+              <w:jc w:val="center"/>
+            </w:pPr>
+            <w:r>
+              <w:t>5 phút</w:t>
+            </w:r>
+          </w:p>
+        </w:tc>
+      </w:tr>
+      <w:tr>
+        <w:tc>
+          <w:tcPr>
+            <w:tcW w:w="1555" w:type="dxa"/>
+            <w:vAlign w:val="center"/>
+          </w:tcPr>
+          <w:p>
+            <w:pPr>
+              <w:jc w:val="center"/>
+            </w:pPr>
+            <w:r>
+              <w:t>4</w:t>
+            </w:r>
+          </w:p>
+        </w:tc>
+        <w:tc>
+          <w:tcPr>
+            <w:tcW w:w="3260" w:type="dxa"/>
+            <w:vAlign w:val="center"/>
+          </w:tcPr>
+          <w:p>
+            <w:pPr>
+              <w:jc w:val="center"/>
+            </w:pPr>
+            <w:r>
+              <w:t>Tiếp nhận hồ sơ</w:t>
+            </w:r>
+          </w:p>
+        </w:tc>
+        <w:tc>
+          <w:tcPr>
+            <w:tcW w:w="1949" w:type="dxa"/>
+            <w:vAlign w:val="center"/>
+          </w:tcPr>
+          <w:p>
+            <w:pPr>
+              <w:jc w:val="center"/>
+            </w:pPr>
+            <w:r>
+              <w:t>5 phút</w:t>
+            </w:r>
+          </w:p>
+        </w:tc>
+      </w:tr>
+      <w:tr>
+        <w:tc>
+          <w:tcPr>
+            <w:tcW w:w="1555" w:type="dxa"/>
+            <w:vAlign w:val="center"/>
+          </w:tcPr>
+          <w:p>
+            <w:pPr>
+              <w:jc w:val="center"/>
+            </w:pPr>
+            <w:r>
+              <w:t>5</w:t>
+            </w:r>
+          </w:p>
+        </w:tc>
+        <w:tc>
+          <w:tcPr>
+            <w:tcW w:w="3260" w:type="dxa"/>
+            <w:vAlign w:val="center"/>
+          </w:tcPr>
+          <w:p>
+            <w:pPr>
+              <w:jc w:val="center"/>
+            </w:pPr>
+            <w:r>
+              <w:t>Cấp mã hồ sơ</w:t>
+            </w:r>
+          </w:p>
+        </w:tc>
+        <w:tc>
+          <w:tcPr>
+            <w:tcW w:w="1949" w:type="dxa"/>
+            <w:vAlign w:val="center"/>
+          </w:tcPr>
+          <w:p>
+            <w:pPr>
+              <w:jc w:val="center"/>
+            </w:pPr>
+            <w:r>
+              <w:t>2 phút</w:t>
+            </w:r>
+          </w:p>
+        </w:tc>
+      </w:tr>
+      <w:tr>
+        <w:tc>
+          <w:tcPr>
+            <w:tcW w:w="1555" w:type="dxa"/>
+            <w:vAlign w:val="center"/>
+          </w:tcPr>
+          <w:p>
+            <w:pPr>
+              <w:jc w:val="center"/>
+            </w:pPr>
+            <w:r>
+              <w:t>6</w:t>
+            </w:r>
+          </w:p>
+        </w:tc>
+        <w:tc>
+          <w:tcPr>
+            <w:tcW w:w="3260" w:type="dxa"/>
+            <w:vAlign w:val="center"/>
+          </w:tcPr>
+          <w:p>
+            <w:pPr>
+              <w:jc w:val="center"/>
+            </w:pPr>
+            <w:r>
+              <w:t>Khởi tạo tài khoản DVCQG</w:t>
+            </w:r>
+          </w:p>
+        </w:tc>
+        <w:tc>
+          <w:tcPr>
+            <w:tcW w:w="1949" w:type="dxa"/>
+            <w:vAlign w:val="center"/>
+          </w:tcPr>
+          <w:p>
+            <w:pPr>
+              <w:jc w:val="center"/>
+            </w:pPr>
+            <w:r>
+              <w:t>5 phút</w:t>
+            </w:r>
+          </w:p>
+        </w:tc>
+      </w:tr>
+      <w:tr>
+        <w:tc>
+          <w:tcPr>
+            <w:tcW w:w="1555" w:type="dxa"/>
+            <w:vAlign w:val="center"/>
+          </w:tcPr>
+          <w:p>
+            <w:pPr>
+              <w:jc w:val="center"/>
+            </w:pPr>
+            <w:r>
+              <w:t>7</w:t>
+            </w:r>
+          </w:p>
+        </w:tc>
+        <w:tc>
+          <w:tcPr>
+            <w:tcW w:w="3260" w:type="dxa"/>
+            <w:vAlign w:val="center"/>
+          </w:tcPr>
+          <w:p>
+            <w:pPr>
+              <w:jc w:val="center"/>
+            </w:pPr>
+            <w:r>
+              <w:t>Cấp quyền tài khoản BNĐP</w:t>
+            </w:r>
+          </w:p>
+        </w:tc>
+        <w:tc>
+          <w:tcPr>
+            <w:tcW w:w="1949" w:type="dxa"/>
+            <w:vAlign w:val="center"/>
+          </w:tcPr>
+          <w:p>
+            <w:pPr>
+              <w:jc w:val="center"/>
+            </w:pPr>
+            <w:r>
+              <w:t>3 phút</w:t>
+            </w:r>
+          </w:p>
+        </w:tc>
+      </w:tr>
+      <w:tr>
+        <w:tc>
+          <w:tcPr>
+            <w:tcW w:w="1555" w:type="dxa"/>
+            <w:vAlign w:val="center"/>
+          </w:tcPr>
+          <w:p>
+            <w:pPr>
+              <w:jc w:val="center"/>
+            </w:pPr>
+            <w:r>
+              <w:t>8</w:t>
+            </w:r>
+          </w:p>
+        </w:tc>
+        <w:tc>
+          <w:tcPr>
+            <w:tcW w:w="3260" w:type="dxa"/>
+            <w:vAlign w:val="center"/>
+          </w:tcPr>
+          <w:p>
+            <w:pPr>
+              <w:jc w:val="center"/>
+            </w:pPr>
+            <w:r>
+              <w:t>Nhập thông tin hồ sơ</w:t>
+            </w:r>
+          </w:p>
+        </w:tc>
+        <w:tc>
+          <w:tcPr>
+            <w:tcW w:w="1949" w:type="dxa"/>
+            <w:vAlign w:val="center"/>
+          </w:tcPr>
+          <w:p>
+            <w:pPr>
+              <w:jc w:val="center"/>
+            </w:pPr>
+            <w:r>
+              <w:t>5 phút</w:t>
+            </w:r>
+          </w:p>
+        </w:tc>
+      </w:tr>
+      <w:tr>
+        <w:tc>
+          <w:tcPr>
+            <w:tcW w:w="1555" w:type="dxa"/>
+            <w:vAlign w:val="center"/>
+          </w:tcPr>
+          <w:p>
+            <w:pPr>
+              <w:jc w:val="center"/>
+            </w:pPr>
+            <w:r>
+              <w:t>9</w:t>
+            </w:r>
+          </w:p>
+        </w:tc>
+        <w:tc>
+          <w:tcPr>
+            <w:tcW w:w="3260" w:type="dxa"/>
+            <w:vAlign w:val="center"/>
+          </w:tcPr>
+          <w:p>
+            <w:pPr>
+              <w:jc w:val="center"/>
+            </w:pPr>
+            <w:r>
+              <w:t>Kiểm tra hồ sơ</w:t>
+            </w:r>
+          </w:p>
+        </w:tc>
+        <w:tc>
+          <w:tcPr>
+            <w:tcW w:w="1949" w:type="dxa"/>
+            <w:vAlign w:val="center"/>
+          </w:tcPr>
+          <w:p>
+            <w:pPr>
+              <w:jc w:val="center"/>
+            </w:pPr>
+            <w:r>
+              <w:t>10 phút</w:t>
+            </w:r>
+          </w:p>
+        </w:tc>
+      </w:tr>
+      <w:tr>
+        <w:tc>
+          <w:tcPr>
+            <w:tcW w:w="1555" w:type="dxa"/>
+            <w:vAlign w:val="center"/>
+          </w:tcPr>
+          <w:p>
+            <w:pPr>
+              <w:jc w:val="center"/>
+            </w:pPr>
+            <w:r>
+              <w:t>10</w:t>
+            </w:r>
+          </w:p>
+        </w:tc>
+        <w:tc>
+          <w:tcPr>
+            <w:tcW w:w="3260" w:type="dxa"/>
+            <w:vAlign w:val="center"/>
+          </w:tcPr>
+          <w:p>
+            <w:pPr>
+              <w:jc w:val="center"/>
+            </w:pPr>
+            <w:r>
+              <w:t>Từ chối tiếp nhận</w:t>
+            </w:r>
+          </w:p>
+        </w:tc>
+        <w:tc>
+          <w:tcPr>
+            <w:tcW w:w="1949" w:type="dxa"/>
+            <w:vAlign w:val="center"/>
+          </w:tcPr>
+          <w:p>
+            <w:pPr>
+              <w:jc w:val="center"/>
+            </w:pPr>
+            <w:r>
+              <w:t>3 phút</w:t>
+            </w:r>
+          </w:p>
+        </w:tc>
+      </w:tr>
+      <w:tr>
+        <w:tc>
+          <w:tcPr>
+            <w:tcW w:w="1555" w:type="dxa"/>
+            <w:vAlign w:val="center"/>
+          </w:tcPr>
+          <w:p>
+            <w:pPr>
+              <w:jc w:val="center"/>
+            </w:pPr>
+            <w:r>
+              <w:t>11</w:t>
+            </w:r>
+          </w:p>
+        </w:tc>
+        <w:tc>
+          <w:tcPr>
+            <w:tcW w:w="3260" w:type="dxa"/>
+            <w:vAlign w:val="center"/>
+          </w:tcPr>
+          <w:p>
+            <w:pPr>
+              <w:jc w:val="center"/>
+            </w:pPr>
+            <w:r>
+              <w:t>Yêu cầu bổ sung hồ sơ</w:t>
+            </w:r>
+          </w:p>
+        </w:tc>
+        <w:tc>
+          <w:tcPr>
+            <w:tcW w:w="1949" w:type="dxa"/>
+            <w:vAlign w:val="center"/>
+          </w:tcPr>
+          <w:p>
+            <w:pPr>
+              <w:jc w:val="center"/>
+            </w:pPr>
+            <w:r>
+              <w:t>5 phút</w:t>
+            </w:r>
+          </w:p>
+        </w:tc>
+      </w:tr>
+      <w:tr>
+        <w:tc>
+          <w:tcPr>
+            <w:tcW w:w="1555" w:type="dxa"/>
+            <w:vAlign w:val="center"/>
+          </w:tcPr>
+          <w:p>
+            <w:pPr>
+              <w:jc w:val="center"/>
+            </w:pPr>
+            <w:r>
+              <w:t>12</w:t>
+            </w:r>
+          </w:p>
+        </w:tc>
+        <w:tc>
+          <w:tcPr>
+            <w:tcW w:w="3260" w:type="dxa"/>
+            <w:vAlign w:val="center"/>
+          </w:tcPr>
+          <w:p>
+            <w:pPr>
+              <w:jc w:val="center"/>
+            </w:pPr>
+            <w:r>
+              <w:t>Bổ sung hồ sơ</w:t>
+            </w:r>
+          </w:p>
+        </w:tc>
+        <w:tc>
+          <w:tcPr>
+            <w:tcW w:w="1949" w:type="dxa"/>
+            <w:vAlign w:val="center"/>
+          </w:tcPr>
+          <w:p>
+            <w:pPr>
+              <w:jc w:val="center"/>
+            </w:pPr>
+            <w:r>
+              <w:t>20 phút</w:t>
+            </w:r>
+          </w:p>
+        </w:tc>
+      </w:tr>
+      <w:tr>
+        <w:tc>
+          <w:tcPr>
+            <w:tcW w:w="1555" w:type="dxa"/>
+            <w:vAlign w:val="center"/>
+          </w:tcPr>
+          <w:p>
+            <w:pPr>
+              <w:jc w:val="center"/>
+            </w:pPr>
+            <w:r>
+              <w:t>13</w:t>
+            </w:r>
+          </w:p>
+        </w:tc>
+        <w:tc>
+          <w:tcPr>
+            <w:tcW w:w="3260" w:type="dxa"/>
+            <w:vAlign w:val="center"/>
+          </w:tcPr>
+          <w:p>
+            <w:pPr>
+              <w:jc w:val="center"/>
+            </w:pPr>
+            <w:r>
+              <w:t>Kiểm tra lại hồ sơ sau bổ sung</w:t>
+            </w:r>
+          </w:p>
+        </w:tc>
+        <w:tc>
+          <w:tcPr>
+            <w:tcW w:w="1949" w:type="dxa"/>
+            <w:vAlign w:val="center"/>
+          </w:tcPr>
+          <w:p>
+            <w:pPr>
+              <w:jc w:val="center"/>
+            </w:pPr>
+            <w:r>
+              <w:t>10 phút</w:t>
+            </w:r>
+          </w:p>
+        </w:tc>
+      </w:tr>
+      <w:tr>
+        <w:tc>
+          <w:tcPr>
+            <w:tcW w:w="1555" w:type="dxa"/>
+            <w:vAlign w:val="center"/>
+          </w:tcPr>
+          <w:p>
+            <w:pPr>
+              <w:jc w:val="center"/>
+            </w:pPr>
+            <w:r>
+              <w:t>14</w:t>
+            </w:r>
+          </w:p>
+        </w:tc>
+        <w:tc>
+          <w:tcPr>
+            <w:tcW w:w="3260" w:type="dxa"/>
+            <w:vAlign w:val="center"/>
+          </w:tcPr>
+          <w:p>
+            <w:pPr>
+              <w:jc w:val="center"/>
+            </w:pPr>
+            <w:r>
+              <w:t>Scan hồ sơ và đính kèm tệp</w:t>
+            </w:r>
+          </w:p>
+        </w:tc>
+        <w:tc>
+          <w:tcPr>
+            <w:tcW w:w="1949" w:type="dxa"/>
+            <w:vAlign w:val="center"/>
+          </w:tcPr>
+          <w:p>
+            <w:pPr>
+              <w:jc w:val="center"/>
+            </w:pPr>
+            <w:r>
+              <w:t>5 phút</w:t>
+            </w:r>
+          </w:p>
+        </w:tc>
+      </w:tr>
+      <w:tr>
+        <w:tc>
+          <w:tcPr>
+            <w:tcW w:w="1555" w:type="dxa"/>
+            <w:vAlign w:val="center"/>
+          </w:tcPr>
+          <w:p>
+            <w:pPr>
+              <w:jc w:val="center"/>
+            </w:pPr>
+            <w:r>
+              <w:t>15</w:t>
+            </w:r>
+          </w:p>
+        </w:tc>
+        <w:tc>
+          <w:tcPr>
+            <w:tcW w:w="3260" w:type="dxa"/>
+            <w:vAlign w:val="center"/>
+          </w:tcPr>
+          <w:p>
+            <w:pPr>
+              <w:jc w:val="center"/>
+            </w:pPr>
+            <w:r>
+              <w:t>Số hóa thành phần hồ sơ</w:t>
+            </w:r>
+          </w:p>
+        </w:tc>
+        <w:tc>
+          <w:tcPr>
+            <w:tcW w:w="1949" w:type="dxa"/>
+            <w:vAlign w:val="center"/>
+          </w:tcPr>
+          <w:p>
+            <w:pPr>
+              <w:jc w:val="center"/>
+            </w:pPr>
+            <w:r>
+              <w:t>8 phút</w:t>
+            </w:r>
+          </w:p>
+        </w:tc>
+      </w:tr>
+      <w:tr>
+        <w:tc>
+          <w:tcPr>
+            <w:tcW w:w="1555" w:type="dxa"/>
+            <w:vAlign w:val="center"/>
+          </w:tcPr>
+          <w:p>
+            <w:pPr>
+              <w:jc w:val="center"/>
+            </w:pPr>
+            <w:r>
+              <w:t>16</w:t>
+            </w:r>
+          </w:p>
+        </w:tc>
+        <w:tc>
+          <w:tcPr>
+            <w:tcW w:w="3260" w:type="dxa"/>
+            <w:vAlign w:val="center"/>
+          </w:tcPr>
+          <w:p>
+            <w:pPr>
+              <w:jc w:val="center"/>
+            </w:pPr>
+            <w:r>
+              <w:t>Ghi nhận hình thức trả kết quả trực tuyến</w:t>
+            </w:r>
+          </w:p>
+        </w:tc>
+        <w:tc>
+          <w:tcPr>
+            <w:tcW w:w="1949" w:type="dxa"/>
+            <w:vAlign w:val="center"/>
+          </w:tcPr>
+          <w:p>
+            <w:pPr>
+              <w:jc w:val="center"/>
+            </w:pPr>
+            <w:r>
+              <w:t>1 phút</w:t>
+            </w:r>
+          </w:p>
+        </w:tc>
+      </w:tr>
+      <w:tr>
+        <w:tc>
+          <w:tcPr>
+            <w:tcW w:w="1555" w:type="dxa"/>
+            <w:vAlign w:val="center"/>
+          </w:tcPr>
+          <w:p>
+            <w:pPr>
+              <w:jc w:val="center"/>
+            </w:pPr>
+            <w:r>
+              <w:t>17</w:t>
+            </w:r>
+          </w:p>
+        </w:tc>
+        <w:tc>
+          <w:tcPr>
+            <w:tcW w:w="3260" w:type="dxa"/>
+            <w:vAlign w:val="center"/>
+          </w:tcPr>
+          <w:p>
+            <w:pPr>
+              <w:jc w:val="center"/>
+            </w:pPr>
+            <w:r>
+              <w:t xml:space="preserve">Ghi nhận hình thức trả kết quả trực </w:t>
+            </w:r>
+            <w:r>
+              <w:t>tiếp</w:t>
+            </w:r>
+          </w:p>
+        </w:tc>
+        <w:tc>
+          <w:tcPr>
+            <w:tcW w:w="1949" w:type="dxa"/>
+            <w:vAlign w:val="center"/>
+          </w:tcPr>
+          <w:p>
+            <w:pPr>
+              <w:jc w:val="center"/>
+            </w:pPr>
+            <w:r>
+              <w:t>1 phút</w:t>
+            </w:r>
+          </w:p>
+        </w:tc>
+      </w:tr>
+      <w:tr>
+        <w:tc>
+          <w:tcPr>
+            <w:tcW w:w="1555" w:type="dxa"/>
+            <w:vAlign w:val="center"/>
+          </w:tcPr>
+          <w:p>
+            <w:pPr>
+              <w:jc w:val="center"/>
+            </w:pPr>
+            <w:r>
+              <w:t>18</w:t>
+            </w:r>
+          </w:p>
+        </w:tc>
+        <w:tc>
+          <w:tcPr>
+            <w:tcW w:w="3260" w:type="dxa"/>
+            <w:vAlign w:val="center"/>
+          </w:tcPr>
+          <w:p>
+            <w:pPr>
+              <w:jc w:val="center"/>
+            </w:pPr>
+            <w:r>
+              <w:t xml:space="preserve">Ghi nhận hình thức trả kết quả </w:t>
+            </w:r>
+            <w:r>
+              <w:t>bưu chính công ích</w:t>
+            </w:r>
+          </w:p>
+        </w:tc>
+        <w:tc>
+          <w:tcPr>
+            <w:tcW w:w="1949" w:type="dxa"/>
+            <w:vAlign w:val="center"/>
+          </w:tcPr>
+          <w:p>
+            <w:pPr>
+              <w:jc w:val="center"/>
+            </w:pPr>
+            <w:r>
+              <w:t>1 phút</w:t>
+            </w:r>
+          </w:p>
+        </w:tc>
+      </w:tr>
+      <w:tr>
+        <w:tc>
+          <w:tcPr>
+            <w:tcW w:w="1555" w:type="dxa"/>
+            <w:vAlign w:val="center"/>
+          </w:tcPr>
+          <w:p>
+            <w:pPr>
+              <w:jc w:val="center"/>
+            </w:pPr>
+            <w:r>
+              <w:t>19</w:t>
+            </w:r>
+          </w:p>
+        </w:tc>
+        <w:tc>
+          <w:tcPr>
+            <w:tcW w:w="3260" w:type="dxa"/>
+            <w:vAlign w:val="center"/>
+          </w:tcPr>
+          <w:p>
+            <w:pPr>
+              <w:jc w:val="center"/>
+            </w:pPr>
+            <w:r>
+              <w:t>Lưu hồ sơ</w:t>
+            </w:r>
+          </w:p>
+        </w:tc>
+        <w:tc>
+          <w:tcPr>
+            <w:tcW w:w="1949" w:type="dxa"/>
+            <w:vAlign w:val="center"/>
+          </w:tcPr>
+          <w:p>
+            <w:pPr>
+              <w:jc w:val="center"/>
+            </w:pPr>
+            <w:r>
+              <w:t>4 phút</w:t>
+            </w:r>
+          </w:p>
+        </w:tc>
+      </w:tr>
+      <w:tr>
+        <w:tc>
+          <w:tcPr>
+            <w:tcW w:w="1555" w:type="dxa"/>
+            <w:vAlign w:val="center"/>
+          </w:tcPr>
+          <w:p>
+            <w:pPr>
+              <w:jc w:val="center"/>
+            </w:pPr>
+            <w:r>
+              <w:t>20</w:t>
+            </w:r>
+          </w:p>
+        </w:tc>
+        <w:tc>
+          <w:tcPr>
+            <w:tcW w:w="3260" w:type="dxa"/>
+            <w:vAlign w:val="center"/>
+          </w:tcPr>
+          <w:p>
+            <w:pPr>
+              <w:jc w:val="center"/>
+            </w:pPr>
+            <w:r>
+              <w:t>Cập nhật trạng thái chờ tiếp nhận</w:t>
+            </w:r>
+          </w:p>
+        </w:tc>
+        <w:tc>
+          <w:tcPr>
+            <w:tcW w:w="1949" w:type="dxa"/>
+            <w:vAlign w:val="center"/>
+          </w:tcPr>
+          <w:p>
+            <w:pPr>
+              <w:jc w:val="center"/>
+            </w:pPr>
+            <w:r>
+              <w:t>2 phút</w:t>
+            </w:r>
+          </w:p>
+        </w:tc>
+      </w:tr>
+      <w:tr>
+        <w:tc>
+          <w:tcPr>
+            <w:tcW w:w="1555" w:type="dxa"/>
+            <w:vAlign w:val="center"/>
+          </w:tcPr>
+          <w:p>
+            <w:pPr>
+              <w:jc w:val="center"/>
+            </w:pPr>
+            <w:r>
+              <w:lastRenderedPageBreak/>
+              <w:t>21</w:t>
+            </w:r>
+          </w:p>
+        </w:tc>
+        <w:tc>
+          <w:tcPr>
+            <w:tcW w:w="3260" w:type="dxa"/>
+            <w:vAlign w:val="center"/>
+          </w:tcPr>
+          <w:p>
+            <w:pPr>
+              <w:jc w:val="center"/>
+            </w:pPr>
+            <w:r>
+              <w:t>In/gửi Phiếu tiếp nhận, hẹn trả kết quả</w:t>
+            </w:r>
+          </w:p>
+        </w:tc>
+        <w:tc>
+          <w:tcPr>
+            <w:tcW w:w="1949" w:type="dxa"/>
+            <w:vAlign w:val="center"/>
+          </w:tcPr>
+          <w:p>
+            <w:pPr>
+              <w:jc w:val="center"/>
+            </w:pPr>
+            <w:r>
+              <w:t>5 phút</w:t>
+            </w:r>
+          </w:p>
+        </w:tc>
+      </w:tr>
+      <w:tr>
+        <w:tc>
+          <w:tcPr>
+            <w:tcW w:w="1555" w:type="dxa"/>
+            <w:vAlign w:val="center"/>
+          </w:tcPr>
+          <w:p>
+            <w:pPr>
+              <w:jc w:val="center"/>
+            </w:pPr>
+            <w:r>
+              <w:t>22</w:t>
+            </w:r>
+          </w:p>
+        </w:tc>
+        <w:tc>
+          <w:tcPr>
+            <w:tcW w:w="3260" w:type="dxa"/>
+            <w:vAlign w:val="center"/>
+          </w:tcPr>
+          <w:p>
+            <w:pPr>
+              <w:jc w:val="center"/>
+            </w:pPr>
+            <w:r>
+              <w:t>Lập Phiếu kiểm soát quá trình xử lý</w:t>
+            </w:r>
+          </w:p>
+        </w:tc>
+        <w:tc>
+          <w:tcPr>
+            <w:tcW w:w="1949" w:type="dxa"/>
+            <w:vAlign w:val="center"/>
+          </w:tcPr>
+          <w:p>
+            <w:pPr>
+              <w:jc w:val="center"/>
+            </w:pPr>
+            <w:r>
+              <w:t>4 phút</w:t>
+            </w:r>
+          </w:p>
+        </w:tc>
+      </w:tr>
+    </w:tbl>
+    <w:p>
+      <w:r>
+        <w:t>Bảng xác suất của các cổng Gateway:</w:t>
+      </w:r>
+    </w:p>
+    <w:tbl>
+      <w:tblPr>
+        <w:tblStyle w:val="TableGrid"/>
+        <w:tblW w:w="0" w:type="auto"/>
+        <w:tblLook w:val="04A0" w:firstRow="1" w:lastRow="0" w:firstColumn="1" w:lastColumn="0" w:noHBand="0" w:noVBand="1"/>
+      </w:tblPr>
+      <w:tblGrid>
+        <w:gridCol w:w="1803"/>
+        <w:gridCol w:w="1804"/>
+        <w:gridCol w:w="1803"/>
+        <w:gridCol w:w="1803"/>
+        <w:gridCol w:w="1803"/>
+      </w:tblGrid>
+      <w:tr>
+        <w:tc>
+          <w:tcPr>
+            <w:tcW w:w="1803" w:type="dxa"/>
+            <w:vAlign w:val="center"/>
+          </w:tcPr>
+          <w:p>
+            <w:r>
+              <w:rPr>
+                <w:b/>
+                <w:bCs/>
+              </w:rPr>
+              <w:t>Gateway</w:t>
+            </w:r>
+          </w:p>
+        </w:tc>
+        <w:tc>
+          <w:tcPr>
+            <w:tcW w:w="1804" w:type="dxa"/>
+            <w:vAlign w:val="center"/>
+          </w:tcPr>
+          <w:p>
+            <w:r>
+              <w:rPr>
+                <w:b/>
+                <w:bCs/>
+              </w:rPr>
+              <w:t>Nội dung</w:t>
+            </w:r>
+          </w:p>
+        </w:tc>
+        <w:tc>
+          <w:tcPr>
+            <w:tcW w:w="1804" w:type="dxa"/>
+            <w:vAlign w:val="center"/>
+          </w:tcPr>
+          <w:p>
+            <w:r>
+              <w:rPr>
+                <w:b/>
+                <w:bCs/>
+              </w:rPr>
+              <w:t>Loại</w:t>
+            </w:r>
+          </w:p>
+        </w:tc>
+        <w:tc>
+          <w:tcPr>
+            <w:tcW w:w="1804" w:type="dxa"/>
+            <w:vAlign w:val="center"/>
+          </w:tcPr>
+          <w:p>
+            <w:r>
+              <w:rPr>
+                <w:b/>
+                <w:bCs/>
+              </w:rPr>
+              <w:t>Nhánh</w:t>
+            </w:r>
+          </w:p>
+        </w:tc>
+        <w:tc>
+          <w:tcPr>
+            <w:tcW w:w="1804" w:type="dxa"/>
+            <w:vAlign w:val="center"/>
+          </w:tcPr>
+          <w:p>
+            <w:r>
+              <w:rPr>
+                <w:b/>
+                <w:bCs/>
+              </w:rPr>
+              <w:t>Xác suất / cách tính</w:t>
+            </w:r>
+          </w:p>
+        </w:tc>
+      </w:tr>
+      <w:tr>
+        <w:tc>
+          <w:tcPr>
+            <w:tcW w:w="1803" w:type="dxa"/>
+            <w:vAlign w:val="center"/>
+          </w:tcPr>
+          <w:p>
+            <w:r>
+              <w:t>G1</w:t>
+            </w:r>
+          </w:p>
+        </w:tc>
+        <w:tc>
+          <w:tcPr>
+            <w:tcW w:w="1804" w:type="dxa"/>
+            <w:vAlign w:val="center"/>
+          </w:tcPr>
+          <w:p>
+            <w:r>
+              <w:t>Đã có tài khoản DVCQG?</w:t>
+            </w:r>
+          </w:p>
+        </w:tc>
+        <w:tc>
+          <w:tcPr>
+            <w:tcW w:w="1804" w:type="dxa"/>
+            <w:vAlign w:val="center"/>
+          </w:tcPr>
+          <w:p>
+            <w:r>
+              <w:t>XOR</w:t>
+            </w:r>
+          </w:p>
+        </w:tc>
+        <w:tc>
+          <w:tcPr>
+            <w:tcW w:w="1804" w:type="dxa"/>
+            <w:vAlign w:val="center"/>
+          </w:tcPr>
+          <w:p>
+            <w:r>
+              <w:t>Có</w:t>
+            </w:r>
+          </w:p>
+        </w:tc>
+        <w:tc>
+          <w:tcPr>
+            <w:tcW w:w="1804" w:type="dxa"/>
+            <w:vAlign w:val="center"/>
+          </w:tcPr>
+          <w:p>
+            <w:r>
+              <w:t>80%</w:t>
+            </w:r>
+          </w:p>
+        </w:tc>
+      </w:tr>
+      <w:tr>
+        <w:tc>
+          <w:tcPr>
+            <w:tcW w:w="1803" w:type="dxa"/>
+            <w:vAlign w:val="center"/>
+          </w:tcPr>
+          <w:p/>
+        </w:tc>
+        <w:tc>
+          <w:tcPr>
+            <w:tcW w:w="1804" w:type="dxa"/>
+            <w:vAlign w:val="center"/>
+          </w:tcPr>
+          <w:p/>
+        </w:tc>
+        <w:tc>
+          <w:tcPr>
+            <w:tcW w:w="1804" w:type="dxa"/>
+            <w:vAlign w:val="center"/>
+          </w:tcPr>
+          <w:p/>
+        </w:tc>
+        <w:tc>
+          <w:tcPr>
+            <w:tcW w:w="1804" w:type="dxa"/>
+            <w:vAlign w:val="center"/>
+          </w:tcPr>
+          <w:p>
+            <w:r>
+              <w:t>Chưa có → khởi tạo tài khoản</w:t>
+            </w:r>
+          </w:p>
+        </w:tc>
+        <w:tc>
+          <w:tcPr>
+            <w:tcW w:w="1804" w:type="dxa"/>
+            <w:vAlign w:val="center"/>
+          </w:tcPr>
+          <w:p>
+            <w:r>
+              <w:t>20%</w:t>
+            </w:r>
+          </w:p>
+        </w:tc>
+      </w:tr>
+      <w:tr>
+        <w:tc>
+          <w:tcPr>
+            <w:tcW w:w="1803" w:type="dxa"/>
+            <w:vAlign w:val="center"/>
+          </w:tcPr>
+          <w:p>
+            <w:r>
+              <w:t>G2</w:t>
+            </w:r>
+          </w:p>
+        </w:tc>
+        <w:tc>
+          <w:tcPr>
+            <w:tcW w:w="1804" w:type="dxa"/>
+            <w:vAlign w:val="center"/>
+          </w:tcPr>
+          <w:p>
+            <w:r>
+              <w:t>Đã có tài khoản BNĐP?</w:t>
+            </w:r>
+          </w:p>
+        </w:tc>
+        <w:tc>
+          <w:tcPr>
+            <w:tcW w:w="1804" w:type="dxa"/>
+            <w:vAlign w:val="center"/>
+          </w:tcPr>
+          <w:p>
+            <w:r>
+              <w:t>XOR</w:t>
+            </w:r>
+          </w:p>
+        </w:tc>
+        <w:tc>
+          <w:tcPr>
+            <w:tcW w:w="1804" w:type="dxa"/>
+            <w:vAlign w:val="center"/>
+          </w:tcPr>
+          <w:p>
+            <w:r>
+              <w:t>Có</w:t>
+            </w:r>
+          </w:p>
+        </w:tc>
+        <w:tc>
+          <w:tcPr>
+            <w:tcW w:w="1804" w:type="dxa"/>
+            <w:vAlign w:val="center"/>
+          </w:tcPr>
+          <w:p>
+            <w:r>
+              <w:t>85%</w:t>
+            </w:r>
+          </w:p>
+        </w:tc>
+      </w:tr>
+      <w:tr>
+        <w:tc>
+          <w:tcPr>
+            <w:tcW w:w="1803" w:type="dxa"/>
+            <w:vAlign w:val="center"/>
+          </w:tcPr>
+          <w:p/>
+        </w:tc>
+        <w:tc>
+          <w:tcPr>
+            <w:tcW w:w="1804" w:type="dxa"/>
+            <w:vAlign w:val="center"/>
+          </w:tcPr>
+          <w:p/>
+        </w:tc>
+        <w:tc>
+          <w:tcPr>
+            <w:tcW w:w="1804" w:type="dxa"/>
+            <w:vAlign w:val="center"/>
+          </w:tcPr>
+          <w:p/>
+        </w:tc>
+        <w:tc>
+          <w:tcPr>
+            <w:tcW w:w="1804" w:type="dxa"/>
+            <w:vAlign w:val="center"/>
+          </w:tcPr>
+          <w:p>
+            <w:r>
+              <w:t>Chưa có → cấp quyền tài khoản</w:t>
+            </w:r>
+          </w:p>
+        </w:tc>
+        <w:tc>
+          <w:tcPr>
+            <w:tcW w:w="1804" w:type="dxa"/>
+            <w:vAlign w:val="center"/>
+          </w:tcPr>
+          <w:p>
+            <w:r>
+              <w:t>15%</w:t>
+            </w:r>
+          </w:p>
+        </w:tc>
+      </w:tr>
+      <w:tr>
+        <w:tc>
+          <w:tcPr>
+            <w:tcW w:w="1803" w:type="dxa"/>
+            <w:vAlign w:val="center"/>
+          </w:tcPr>
+          <w:p>
+            <w:r>
+              <w:t>G3</w:t>
+            </w:r>
+          </w:p>
+        </w:tc>
+        <w:tc>
+          <w:tcPr>
+            <w:tcW w:w="1804" w:type="dxa"/>
+            <w:vAlign w:val="center"/>
+          </w:tcPr>
+          <w:p>
+            <w:r>
+              <w:t>Kết quả kiểm tra hồ sơ?</w:t>
+            </w:r>
+          </w:p>
+        </w:tc>
+        <w:tc>
+          <w:tcPr>
+            <w:tcW w:w="1804" w:type="dxa"/>
+            <w:vAlign w:val="center"/>
+          </w:tcPr>
+          <w:p>
+            <w:r>
+              <w:t>XOR</w:t>
+            </w:r>
+          </w:p>
+        </w:tc>
+        <w:tc>
+          <w:tcPr>
+            <w:tcW w:w="1804" w:type="dxa"/>
+            <w:vAlign w:val="center"/>
+          </w:tcPr>
+          <w:p>
+            <w:r>
+              <w:t>Đầy đủ, hợp lệ</w:t>
+            </w:r>
+          </w:p>
+        </w:tc>
+        <w:tc>
+          <w:tcPr>
+            <w:tcW w:w="1804" w:type="dxa"/>
+            <w:vAlign w:val="center"/>
+          </w:tcPr>
+          <w:p>
+            <w:r>
+              <w:t>80%</w:t>
+            </w:r>
+          </w:p>
+        </w:tc>
+      </w:tr>
+      <w:tr>
+        <w:tc>
+          <w:tcPr>
+            <w:tcW w:w="1803" w:type="dxa"/>
+            <w:vAlign w:val="center"/>
+          </w:tcPr>
+          <w:p/>
+        </w:tc>
+        <w:tc>
+          <w:tcPr>
+            <w:tcW w:w="1804" w:type="dxa"/>
+            <w:vAlign w:val="center"/>
+          </w:tcPr>
+          <w:p/>
+        </w:tc>
+        <w:tc>
+          <w:tcPr>
+            <w:tcW w:w="1804" w:type="dxa"/>
+            <w:vAlign w:val="center"/>
+          </w:tcPr>
+          <w:p/>
+        </w:tc>
+        <w:tc>
+          <w:tcPr>
+            <w:tcW w:w="1804" w:type="dxa"/>
+            <w:vAlign w:val="center"/>
+          </w:tcPr>
+          <w:p>
+            <w:r>
+              <w:t>Cần bổ sung</w:t>
+            </w:r>
+          </w:p>
+        </w:tc>
+        <w:tc>
+          <w:tcPr>
+            <w:tcW w:w="1804" w:type="dxa"/>
+            <w:vAlign w:val="center"/>
+          </w:tcPr>
+          <w:p>
+            <w:r>
+              <w:t>15%</w:t>
+            </w:r>
+          </w:p>
+        </w:tc>
+      </w:tr>
+      <w:tr>
+        <w:tc>
+          <w:tcPr>
+            <w:tcW w:w="1803" w:type="dxa"/>
+            <w:vAlign w:val="center"/>
+          </w:tcPr>
+          <w:p/>
+        </w:tc>
+        <w:tc>
+          <w:tcPr>
+            <w:tcW w:w="1804" w:type="dxa"/>
+            <w:vAlign w:val="center"/>
+          </w:tcPr>
+          <w:p/>
+        </w:tc>
+        <w:tc>
+          <w:tcPr>
+            <w:tcW w:w="1804" w:type="dxa"/>
+            <w:vAlign w:val="center"/>
+          </w:tcPr>
+          <w:p/>
+        </w:tc>
+        <w:tc>
+          <w:tcPr>
+            <w:tcW w:w="1804" w:type="dxa"/>
+            <w:vAlign w:val="center"/>
+          </w:tcPr>
+          <w:p>
+            <w:r>
+              <w:t>Không hợp lệ/không thuộc thẩm quyền</w:t>
+            </w:r>
+          </w:p>
+        </w:tc>
+        <w:tc>
+          <w:tcPr>
+            <w:tcW w:w="1804" w:type="dxa"/>
+            <w:vAlign w:val="center"/>
+          </w:tcPr>
+          <w:p>
+            <w:r>
+              <w:t>5%</w:t>
+            </w:r>
+          </w:p>
+        </w:tc>
+      </w:tr>
+      <w:tr>
+        <w:tc>
+          <w:tcPr>
+            <w:tcW w:w="1803" w:type="dxa"/>
+            <w:vAlign w:val="center"/>
+          </w:tcPr>
+          <w:p>
+            <w:r>
+              <w:t>G4</w:t>
+            </w:r>
+          </w:p>
+        </w:tc>
+        <w:tc>
+          <w:tcPr>
+            <w:tcW w:w="1804" w:type="dxa"/>
+            <w:vAlign w:val="center"/>
+          </w:tcPr>
+          <w:p>
+            <w:r>
+              <w:t>Hồ sơ đã được chứng thực điện tử?</w:t>
+            </w:r>
+          </w:p>
+        </w:tc>
+        <w:tc>
+          <w:tcPr>
+            <w:tcW w:w="1804" w:type="dxa"/>
+            <w:vAlign w:val="center"/>
+          </w:tcPr>
+          <w:p>
+            <w:r>
+              <w:t>XOR</w:t>
+            </w:r>
+          </w:p>
+        </w:tc>
+        <w:tc>
+          <w:tcPr>
+            <w:tcW w:w="1804" w:type="dxa"/>
+            <w:vAlign w:val="center"/>
+          </w:tcPr>
+          <w:p>
+            <w:r>
+              <w:t>Có</w:t>
+            </w:r>
+          </w:p>
+        </w:tc>
+        <w:tc>
+          <w:tcPr>
+            <w:tcW w:w="1804" w:type="dxa"/>
+            <w:vAlign w:val="center"/>
+          </w:tcPr>
+          <w:p>
+            <w:r>
+              <w:t>85%</w:t>
+            </w:r>
+          </w:p>
+        </w:tc>
+      </w:tr>
+      <w:tr>
+        <w:tc>
+          <w:tcPr>
+            <w:tcW w:w="1803" w:type="dxa"/>
+            <w:vAlign w:val="center"/>
+          </w:tcPr>
+          <w:p/>
+        </w:tc>
+        <w:tc>
+          <w:tcPr>
+            <w:tcW w:w="1804" w:type="dxa"/>
+            <w:vAlign w:val="center"/>
+          </w:tcPr>
+          <w:p/>
+        </w:tc>
+        <w:tc>
+          <w:tcPr>
+            <w:tcW w:w="1804" w:type="dxa"/>
+            <w:vAlign w:val="center"/>
+          </w:tcPr>
+          <w:p/>
+        </w:tc>
+        <w:tc>
+          <w:tcPr>
+            <w:tcW w:w="1804" w:type="dxa"/>
+            <w:vAlign w:val="center"/>
+          </w:tcPr>
+          <w:p>
+            <w:r>
+              <w:t>Chưa → Scan + số hóa</w:t>
+            </w:r>
+          </w:p>
+        </w:tc>
+        <w:tc>
+          <w:tcPr>
+            <w:tcW w:w="1804" w:type="dxa"/>
+            <w:vAlign w:val="center"/>
+          </w:tcPr>
+          <w:p>
+            <w:r>
+              <w:t>15%</w:t>
+            </w:r>
+          </w:p>
+        </w:tc>
+      </w:tr>
+      <w:tr>
+        <w:tc>
+          <w:tcPr>
+            <w:tcW w:w="1803" w:type="dxa"/>
+            <w:vAlign w:val="center"/>
+          </w:tcPr>
+          <w:p>
+            <w:r>
+              <w:t>G5</w:t>
+            </w:r>
+          </w:p>
+        </w:tc>
+        <w:tc>
+          <w:tcPr>
+            <w:tcW w:w="1804" w:type="dxa"/>
+            <w:vAlign w:val="center"/>
+          </w:tcPr>
+          <w:p>
+            <w:r>
+              <w:t>Hình thức trả kết quả?</w:t>
+            </w:r>
+          </w:p>
+        </w:tc>
+        <w:tc>
+          <w:tcPr>
+            <w:tcW w:w="1804" w:type="dxa"/>
+            <w:vAlign w:val="center"/>
+          </w:tcPr>
+          <w:p>
+            <w:r>
+              <w:t>XOR</w:t>
+            </w:r>
+          </w:p>
+        </w:tc>
+        <w:tc>
+          <w:tcPr>
+            <w:tcW w:w="1804" w:type="dxa"/>
+            <w:vAlign w:val="center"/>
+          </w:tcPr>
+          <w:p>
+            <w:r>
+              <w:t>Trực tiếp</w:t>
+            </w:r>
+          </w:p>
+        </w:tc>
+        <w:tc>
+          <w:tcPr>
+            <w:tcW w:w="1804" w:type="dxa"/>
+            <w:vAlign w:val="center"/>
+          </w:tcPr>
+          <w:p>
+            <w:r>
+              <w:t>50%</w:t>
+            </w:r>
+          </w:p>
+        </w:tc>
+      </w:tr>
+      <w:tr>
+        <w:tc>
+          <w:tcPr>
+            <w:tcW w:w="1803" w:type="dxa"/>
+            <w:vAlign w:val="center"/>
+          </w:tcPr>
+          <w:p/>
+        </w:tc>
+        <w:tc>
+          <w:tcPr>
+            <w:tcW w:w="1804" w:type="dxa"/>
+            <w:vAlign w:val="center"/>
+          </w:tcPr>
+          <w:p/>
+        </w:tc>
+        <w:tc>
+          <w:tcPr>
+            <w:tcW w:w="1804" w:type="dxa"/>
+            <w:vAlign w:val="center"/>
+          </w:tcPr>
+          <w:p/>
+        </w:tc>
+        <w:tc>
+          <w:tcPr>
+            <w:tcW w:w="1804" w:type="dxa"/>
+            <w:vAlign w:val="center"/>
+          </w:tcPr>
+          <w:p>
+            <w:r>
+              <w:t>Trực tuyến</w:t>
+            </w:r>
+          </w:p>
+        </w:tc>
+        <w:tc>
+          <w:tcPr>
+            <w:tcW w:w="1804" w:type="dxa"/>
+            <w:vAlign w:val="center"/>
+          </w:tcPr>
+          <w:p>
+            <w:r>
+              <w:t>30%</w:t>
+            </w:r>
+          </w:p>
+        </w:tc>
+      </w:tr>
+      <w:tr>
+        <w:tc>
+          <w:tcPr>
+            <w:tcW w:w="1803" w:type="dxa"/>
+            <w:vAlign w:val="center"/>
+          </w:tcPr>
+          <w:p/>
+        </w:tc>
+        <w:tc>
+          <w:tcPr>
+            <w:tcW w:w="1804" w:type="dxa"/>
+            <w:vAlign w:val="center"/>
+          </w:tcPr>
+          <w:p/>
+        </w:tc>
+        <w:tc>
+          <w:tcPr>
+            <w:tcW w:w="1804" w:type="dxa"/>
+            <w:vAlign w:val="center"/>
+          </w:tcPr>
+          <w:p/>
+        </w:tc>
+        <w:tc>
+          <w:tcPr>
+            <w:tcW w:w="1804" w:type="dxa"/>
+            <w:vAlign w:val="center"/>
+          </w:tcPr>
+          <w:p>
+            <w:r>
+              <w:t>Bưu chính công ích</w:t>
+            </w:r>
+          </w:p>
+        </w:tc>
+        <w:tc>
+          <w:tcPr>
+            <w:tcW w:w="1804" w:type="dxa"/>
+            <w:vAlign w:val="center"/>
+          </w:tcPr>
+          <w:p>
+            <w:r>
+              <w:t>20%</w:t>
+            </w:r>
+          </w:p>
+        </w:tc>
+      </w:tr>
+      <w:tr>
+        <w:tc>
+          <w:tcPr>
+            <w:tcW w:w="1803" w:type="dxa"/>
+            <w:vAlign w:val="center"/>
+          </w:tcPr>
+          <w:p>
+            <w:r>
+              <w:t>G6</w:t>
+            </w:r>
+          </w:p>
+        </w:tc>
+        <w:tc>
+          <w:tcPr>
+            <w:tcW w:w="1804" w:type="dxa"/>
+            <w:vAlign w:val="center"/>
+          </w:tcPr>
+          <w:p>
+            <w:r>
+              <w:t>Lập các phiếu sau tiếp nhận</w:t>
+            </w:r>
+          </w:p>
+        </w:tc>
+        <w:tc>
+          <w:tcPr>
+            <w:tcW w:w="1804" w:type="dxa"/>
+            <w:vAlign w:val="center"/>
+          </w:tcPr>
+          <w:p>
+            <w:r>
+              <w:t>AND</w:t>
+            </w:r>
+          </w:p>
+        </w:tc>
+        <w:tc>
+          <w:tcPr>
+            <w:tcW w:w="1804" w:type="dxa"/>
+            <w:vAlign w:val="center"/>
+          </w:tcPr>
+          <w:p>
+            <w:r>
+              <w:t>In/gửi Phiếu tiếp nhận</w:t>
+            </w:r>
+          </w:p>
+        </w:tc>
+        <w:tc>
+          <w:tcPr>
+            <w:tcW w:w="1804" w:type="dxa"/>
+            <w:vAlign w:val="center"/>
+          </w:tcPr>
+          <w:p>
+            <w:r>
+              <w:t>5 phút</w:t>
+            </w:r>
+          </w:p>
+        </w:tc>
+      </w:tr>
+      <w:tr>
+        <w:tc>
+          <w:tcPr>
+            <w:tcW w:w="1803" w:type="dxa"/>
+            <w:vAlign w:val="center"/>
+          </w:tcPr>
+          <w:p/>
+        </w:tc>
+        <w:tc>
+          <w:tcPr>
+            <w:tcW w:w="1804" w:type="dxa"/>
+            <w:vAlign w:val="center"/>
+          </w:tcPr>
+          <w:p/>
+        </w:tc>
+        <w:tc>
+          <w:tcPr>
+            <w:tcW w:w="1804" w:type="dxa"/>
+            <w:vAlign w:val="center"/>
+          </w:tcPr>
+          <w:p/>
+        </w:tc>
+        <w:tc>
+          <w:tcPr>
+            <w:tcW w:w="1804" w:type="dxa"/>
+            <w:vAlign w:val="center"/>
+          </w:tcPr>
+          <w:p>
+            <w:r>
+              <w:t>Phiếu kiểm soát quá trình xử lý</w:t>
+            </w:r>
+          </w:p>
+        </w:tc>
+        <w:tc>
+          <w:tcPr>
+            <w:tcW w:w="1804" w:type="dxa"/>
+            <w:vAlign w:val="center"/>
+          </w:tcPr>
+          <w:p>
+            <w:r>
+              <w:t>4 phút</w:t>
+            </w:r>
+          </w:p>
+        </w:tc>
+      </w:tr>
+    </w:tbl>
+    <w:p>
+      <w:r>
+        <w:t>Tính toán</w:t>
+      </w:r>
+    </w:p>
+    <w:p>
+      <w:r>
+        <w:rPr>
+          <w:noProof/>
+        </w:rPr>
+        <mc:AlternateContent>
+          <mc:Choice Requires="wps">
+            <w:drawing>
+              <wp:anchor distT="0" distB="0" distL="114300" distR="114300" simplePos="0" relativeHeight="251679744" behindDoc="1" locked="0" layoutInCell="1" allowOverlap="1" wp14:anchorId="0FA7F97D" wp14:editId="3A1AD979">
+                <wp:simplePos x="0" y="0"/>
+                <wp:positionH relativeFrom="column">
+                  <wp:posOffset>-110067</wp:posOffset>
+                </wp:positionH>
+                <wp:positionV relativeFrom="paragraph">
+                  <wp:posOffset>291677</wp:posOffset>
+                </wp:positionV>
+                <wp:extent cx="5994400" cy="889000"/>
+                <wp:effectExtent l="0" t="0" r="25400" b="25400"/>
+                <wp:wrapNone/>
+                <wp:docPr id="1701406524" name="Text Box 22"/>
+                <wp:cNvGraphicFramePr/>
+                <a:graphic xmlns:a="http://schemas.openxmlformats.org/drawingml/2006/main">
+                  <a:graphicData uri="http://schemas.microsoft.com/office/word/2010/wordprocessingShape">
+                    <wps:wsp>
+                      <wps:cNvSpPr txBox="1"/>
+                      <wps:spPr>
+                        <a:xfrm>
+                          <a:off x="0" y="0"/>
+                          <a:ext cx="5994400" cy="889000"/>
+                        </a:xfrm>
+                        <a:prstGeom prst="rect">
+                          <a:avLst/>
+                        </a:prstGeom>
+                        <a:ln/>
+                      </wps:spPr>
+                      <wps:style>
+                        <a:lnRef idx="2">
+                          <a:schemeClr val="dk1"/>
+                        </a:lnRef>
+                        <a:fillRef idx="1">
+                          <a:schemeClr val="lt1"/>
+                        </a:fillRef>
+                        <a:effectRef idx="0">
+                          <a:schemeClr val="dk1"/>
+                        </a:effectRef>
+                        <a:fontRef idx="minor">
+                          <a:schemeClr val="dk1"/>
+                        </a:fontRef>
+                      </wps:style>
+                      <wps:txbx>
+                        <w:txbxContent>
+                          <w:p/>
+                        </w:txbxContent>
+                      </wps:txbx>
+                      <wps:bodyPr rot="0" spcFirstLastPara="0" vertOverflow="overflow" horzOverflow="overflow" vert="horz" wrap="square" lIns="91440" tIns="45720" rIns="91440" bIns="45720" numCol="1" spcCol="0" rtlCol="0" fromWordArt="0" anchor="t" anchorCtr="0" forceAA="0" compatLnSpc="1">
+                        <a:prstTxWarp prst="textNoShape">
+                          <a:avLst/>
+                        </a:prstTxWarp>
+                        <a:noAutofit/>
+                      </wps:bodyPr>
+                    </wps:wsp>
+                  </a:graphicData>
+                </a:graphic>
+                <wp14:sizeRelH relativeFrom="margin">
+                  <wp14:pctWidth>0</wp14:pctWidth>
+                </wp14:sizeRelH>
+                <wp14:sizeRelV relativeFrom="margin">
+                  <wp14:pctHeight>0</wp14:pctHeight>
+                </wp14:sizeRelV>
+              </wp:anchor>
+            </w:drawing>
+          </mc:Choice>
+          <mc:Fallback>
+            <w:pict>
+              <v:shapetype w14:anchorId="0FA7F97D" id="_x0000_t202" coordsize="21600,21600" o:spt="202" path="m,l,21600r21600,l21600,xe">
+                <v:stroke joinstyle="miter"/>
+                <v:path gradientshapeok="t" o:connecttype="rect"/>
+              </v:shapetype>
+              <v:shape id="Text Box 22" o:spid="_x0000_s1044" type="#_x0000_t202" style="position:absolute;margin-left:-8.65pt;margin-top:22.95pt;width:472pt;height:70pt;z-index:-251636736;visibility:visible;mso-wrap-style:square;mso-width-percent:0;mso-height-percent:0;mso-wrap-distance-left:9pt;mso-wrap-distance-top:0;mso-wrap-distance-right:9pt;mso-wrap-distance-bottom:0;mso-position-horizontal:absolute;mso-position-horizontal-relative:text;mso-position-vertical:absolute;mso-position-vertical-relative:text;mso-width-percent:0;mso-height-percent:0;mso-width-relative:margin;mso-height-relative:margin;v-text-anchor:top" o:gfxdata="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" fillcolor="white [3201]" strokecolor="black [3200]" strokeweight="1pt">
+                <v:textbox>
+                  <w:txbxContent>
+                    <w:p/>
+                  </w:txbxContent>
+                </v:textbox>
+              </v:shape>
+            </w:pict>
+          </mc:Fallback>
+        </mc:AlternateContent>
+      </w:r>
+      <w:r>
+        <w:t>Thời gian chu kì cửa quy trình:</w:t>
+      </w:r>
+    </w:p>
+    <w:p>
+      <w:r>
+        <w:t xml:space="preserve">= </w:t>
+      </w:r>
+      <w:r>
+        <w:t>5+</w:t>
+      </w:r>
+      <w:r>
+        <w:t xml:space="preserve"> </w:t>
+      </w:r>
+      <w:r>
+        <w:t>20</w:t>
+      </w:r>
+      <w:r>
+        <w:t xml:space="preserve"> </w:t>
+      </w:r>
+      <w:r>
+        <w:t>+</w:t>
+      </w:r>
+      <w:r>
+        <w:t xml:space="preserve"> </w:t>
+      </w:r>
+      <w:r>
+        <w:t>5</w:t>
+      </w:r>
+      <w:r>
+        <w:t xml:space="preserve"> </w:t>
+      </w:r>
+      <w:r>
+        <w:t>+</w:t>
+      </w:r>
+      <w:r>
+        <w:t xml:space="preserve"> </w:t>
+      </w:r>
+      <w:r>
+        <w:t>5</w:t>
+      </w:r>
+      <w:r>
+        <w:t xml:space="preserve"> </w:t>
+      </w:r>
+      <w:r>
+        <w:t>+</w:t>
+      </w:r>
+      <w:r>
+        <w:t xml:space="preserve"> </w:t>
+      </w:r>
+      <w:r>
+        <w:t>2</w:t>
+      </w:r>
+      <w:r>
+        <w:t xml:space="preserve"> </w:t>
+      </w:r>
+      <w:r>
+        <w:t>+</w:t>
+      </w:r>
+      <w:r>
+        <w:t xml:space="preserve"> </w:t>
+      </w:r>
+      <w:r>
+        <w:t>0,20</w:t>
+      </w:r>
+      <w:r>
+        <w:t xml:space="preserve"> </w:t>
+      </w:r>
+      <w:r>
+        <w:t>×</w:t>
+      </w:r>
+      <w:r>
+        <w:t xml:space="preserve"> </w:t>
+      </w:r>
+      <w:r>
+        <w:t>5</w:t>
+      </w:r>
+      <w:r>
+        <w:t xml:space="preserve"> </w:t>
+      </w:r>
+      <w:r>
+        <w:t>+</w:t>
+      </w:r>
+      <w:r>
+        <w:t xml:space="preserve"> </w:t>
+      </w:r>
+      <w:r>
+        <w:t>0,15</w:t>
+      </w:r>
+      <w:r>
+        <w:t xml:space="preserve"> </w:t>
+      </w:r>
+      <w:r>
+        <w:t>×</w:t>
+      </w:r>
+      <w:r>
+        <w:t xml:space="preserve"> </w:t>
+      </w:r>
+      <w:r>
+        <w:t>3</w:t>
+      </w:r>
+      <w:r>
+        <w:t xml:space="preserve"> </w:t>
+      </w:r>
+      <w:r>
+        <w:t>+</w:t>
+      </w:r>
+      <w:r>
+        <w:t xml:space="preserve"> </w:t>
+      </w:r>
+      <w:r>
+        <w:t>5</w:t>
+      </w:r>
+      <w:r>
+        <w:t xml:space="preserve"> </w:t>
+      </w:r>
+      <w:r>
+        <w:t>+</w:t>
+      </w:r>
+      <w:r>
+        <w:t xml:space="preserve"> </w:t>
+      </w:r>
+      <w:r>
+        <w:t>10</w:t>
+      </w:r>
+      <w:r>
+        <w:t xml:space="preserve"> </w:t>
+      </w:r>
+      <w:r>
+        <w:t>+</w:t>
+      </w:r>
+      <w:r>
+        <w:t xml:space="preserve"> </w:t>
+      </w:r>
+      <w:r>
+        <w:t>0,15</w:t>
+      </w:r>
+      <w:r>
+        <w:t xml:space="preserve"> </w:t>
+      </w:r>
+      <w:r>
+        <w:t>×35</w:t>
+      </w:r>
+      <w:r>
+        <w:t xml:space="preserve"> </w:t>
+      </w:r>
+      <w:r>
+        <w:t>+</w:t>
+      </w:r>
+      <w:r>
+        <w:t xml:space="preserve"> </w:t>
+      </w:r>
+      <w:r>
+        <w:t>0,05</w:t>
+      </w:r>
+      <w:r>
+        <w:t xml:space="preserve"> </w:t>
+      </w:r>
+      <w:r>
+        <w:t>×</w:t>
+      </w:r>
+      <w:r>
+        <w:t xml:space="preserve"> </w:t>
+      </w:r>
+      <w:r>
+        <w:t>3</w:t>
+      </w:r>
+      <w:r>
+        <w:t xml:space="preserve"> </w:t>
+      </w:r>
+      <w:r>
+        <w:t>+</w:t>
+      </w:r>
+      <w:r>
+        <w:t xml:space="preserve"> </w:t>
+      </w:r>
+      <w:r>
+        <w:t>0,95</w:t>
+      </w:r>
+      <w:r>
+        <w:t xml:space="preserve"> </w:t>
+      </w:r>
+      <w:r>
+        <w:t>×[</w:t>
+      </w:r>
+      <w:r>
+        <w:t xml:space="preserve"> </w:t>
+      </w:r>
+      <w:r>
+        <w:t>0,15</w:t>
+      </w:r>
+      <w:r>
+        <w:t xml:space="preserve"> </w:t>
+      </w:r>
+      <w:r>
+        <w:t>×</w:t>
+      </w:r>
+      <w:r>
+        <w:t xml:space="preserve"> </w:t>
+      </w:r>
+      <w:r>
+        <w:t>13</w:t>
+      </w:r>
+      <w:r>
+        <w:t xml:space="preserve"> </w:t>
+      </w:r>
+      <w:r>
+        <w:t>+</w:t>
+      </w:r>
+      <w:r>
+        <w:t xml:space="preserve"> </w:t>
+      </w:r>
+      <w:r>
+        <w:t>4</w:t>
+      </w:r>
+      <w:r>
+        <w:t xml:space="preserve"> </w:t>
+      </w:r>
+      <w:r>
+        <w:t>+</w:t>
+      </w:r>
+      <w:r>
+        <w:t xml:space="preserve"> </w:t>
+      </w:r>
+      <w:r>
+        <w:t>2</w:t>
+      </w:r>
+      <w:r>
+        <w:t xml:space="preserve"> </w:t>
+      </w:r>
+      <w:r>
+        <w:t>+</w:t>
+      </w:r>
+      <w:r>
+        <w:t xml:space="preserve"> </w:t>
+      </w:r>
+      <w:r>
+        <w:t>5</w:t>
+      </w:r>
+      <w:r>
+        <w:t xml:space="preserve"> + 1</w:t>
+      </w:r>
+      <w:r>
+        <w:t>]</w:t>
+      </w:r>
+    </w:p>
+    <w:p>
+      <w:r>
+        <w:lastRenderedPageBreak/>
+        <w:t>= 72.1025 phút = 1 giờ 12 phút</w:t>
+      </w:r>
+    </w:p>
+    <w:p>
+      <w:r>
+        <w:rPr>
+          <w:noProof/>
+        </w:rPr>
+        <mc:AlternateContent>
+          <mc:Choice Requires="wps">
+            <w:drawing>
+              <wp:anchor distT="0" distB="0" distL="114300" distR="114300" simplePos="0" relativeHeight="251680768" behindDoc="1" locked="0" layoutInCell="1" allowOverlap="1" wp14:anchorId="3315BF1D" wp14:editId="6451924D">
+                <wp:simplePos x="0" y="0"/>
+                <wp:positionH relativeFrom="column">
+                  <wp:posOffset>-110490</wp:posOffset>
+                </wp:positionH>
+                <wp:positionV relativeFrom="paragraph">
+                  <wp:posOffset>265007</wp:posOffset>
+                </wp:positionV>
+                <wp:extent cx="5994400" cy="889000"/>
+                <wp:effectExtent l="0" t="0" r="25400" b="25400"/>
+                <wp:wrapNone/>
+                <wp:docPr id="2144912970" name="Text Box 22"/>
+                <wp:cNvGraphicFramePr/>
+                <a:graphic xmlns:a="http://schemas.openxmlformats.org/drawingml/2006/main">
+                  <a:graphicData uri="http://schemas.microsoft.com/office/word/2010/wordprocessingShape">
+                    <wps:wsp>
+                      <wps:cNvSpPr txBox="1"/>
+                      <wps:spPr>
+                        <a:xfrm>
+                          <a:off x="0" y="0"/>
+                          <a:ext cx="5994400" cy="889000"/>
+                        </a:xfrm>
+                        <a:prstGeom prst="rect">
+                          <a:avLst/>
+                        </a:prstGeom>
+                        <a:ln/>
+                      </wps:spPr>
+                      <wps:style>
+                        <a:lnRef idx="2">
+                          <a:schemeClr val="dk1"/>
+                        </a:lnRef>
+                        <a:fillRef idx="1">
+                          <a:schemeClr val="lt1"/>
+                        </a:fillRef>
+                        <a:effectRef idx="0">
+                          <a:schemeClr val="dk1"/>
+                        </a:effectRef>
+                        <a:fontRef idx="minor">
+                          <a:schemeClr val="dk1"/>
+                        </a:fontRef>
+                      </wps:style>
+                      <wps:txbx>
+                        <w:txbxContent>
+                          <w:p/>
+                        </w:txbxContent>
+                      </wps:txbx>
+                      <wps:bodyPr rot="0" spcFirstLastPara="0" vertOverflow="overflow" horzOverflow="overflow" vert="horz" wrap="square" lIns="91440" tIns="45720" rIns="91440" bIns="45720" numCol="1" spcCol="0" rtlCol="0" fromWordArt="0" anchor="t" anchorCtr="0" forceAA="0" compatLnSpc="1">
+                        <a:prstTxWarp prst="textNoShape">
+                          <a:avLst/>
+                        </a:prstTxWarp>
+                        <a:noAutofit/>
+                      </wps:bodyPr>
+                    </wps:wsp>
+                  </a:graphicData>
+                </a:graphic>
+                <wp14:sizeRelH relativeFrom="margin">
+                  <wp14:pctWidth>0</wp14:pctWidth>
+                </wp14:sizeRelH>
+                <wp14:sizeRelV relativeFrom="margin">
+                  <wp14:pctHeight>0</wp14:pctHeight>
+                </wp14:sizeRelV>
+              </wp:anchor>
+            </w:drawing>
+          </mc:Choice>
+          <mc:Fallback>
+            <w:pict>
+              <v:shape w14:anchorId="3315BF1D" id="_x0000_s1045" type="#_x0000_t202" style="position:absolute;margin-left:-8.7pt;margin-top:20.85pt;width:472pt;height:70pt;z-index:-251635712;visibility:visible;mso-wrap-style:square;mso-width-percent:0;mso-height-percent:0;mso-wrap-distance-left:9pt;mso-wrap-distance-top:0;mso-wrap-distance-right:9pt;mso-wrap-distance-bottom:0;mso-position-horizontal:absolute;mso-position-horizontal-relative:text;mso-position-vertical:absolute;mso-position-vertical-relative:text;mso-width-percent:0;mso-height-percent:0;mso-width-relative:margin;mso-height-relative:margin;v-text-anchor:top" o:gfxdata="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" fillcolor="white [3201]" strokecolor="black [3200]" strokeweight="1pt">
+                <v:textbox>
+                  <w:txbxContent>
+                    <w:p/>
+                  </w:txbxContent>
+                </v:textbox>
+              </v:shape>
+            </w:pict>
+          </mc:Fallback>
+        </mc:AlternateContent>
+      </w:r>
+      <w:r>
+        <w:t>Thời gian xử lý của quy trình:</w:t>
+      </w:r>
+    </w:p>
+    <w:p>
+      <w:r>
+        <w:t>​=</w:t>
+      </w:r>
+      <w:r>
+        <w:t xml:space="preserve"> </w:t>
+      </w:r>
+      <w:r>
+        <w:t>5</w:t>
+      </w:r>
+      <w:r>
+        <w:t xml:space="preserve"> </w:t>
+      </w:r>
+      <w:r>
+        <w:t>+</w:t>
+      </w:r>
+      <w:r>
+        <w:t xml:space="preserve"> </w:t>
+      </w:r>
+      <w:r>
+        <w:t>20</w:t>
+      </w:r>
+      <w:r>
+        <w:t xml:space="preserve"> </w:t>
+      </w:r>
+      <w:r>
+        <w:t>+</w:t>
+      </w:r>
+      <w:r>
+        <w:t xml:space="preserve"> </w:t>
+      </w:r>
+      <w:r>
+        <w:t>5</w:t>
+      </w:r>
+      <w:r>
+        <w:t xml:space="preserve"> </w:t>
+      </w:r>
+      <w:r>
+        <w:t>+</w:t>
+      </w:r>
+      <w:r>
+        <w:t xml:space="preserve"> </w:t>
+      </w:r>
+      <w:r>
+        <w:t>2</w:t>
+      </w:r>
+      <w:r>
+        <w:t xml:space="preserve"> </w:t>
+      </w:r>
+      <w:r>
+        <w:t>+</w:t>
+      </w:r>
+      <w:r>
+        <w:t xml:space="preserve"> </w:t>
+      </w:r>
+      <w:r>
+        <w:t>0,20</w:t>
+      </w:r>
+      <w:r>
+        <w:t xml:space="preserve"> </w:t>
+      </w:r>
+      <w:r>
+        <w:t>×</w:t>
+      </w:r>
+      <w:r>
+        <w:t xml:space="preserve"> </w:t>
+      </w:r>
+      <w:r>
+        <w:t>5</w:t>
+      </w:r>
+      <w:r>
+        <w:t xml:space="preserve"> </w:t>
+      </w:r>
+      <w:r>
+        <w:t>+</w:t>
+      </w:r>
+      <w:r>
+        <w:t xml:space="preserve"> </w:t>
+      </w:r>
+      <w:r>
+        <w:t>0,15</w:t>
+      </w:r>
+      <w:r>
+        <w:t xml:space="preserve"> </w:t>
+      </w:r>
+      <w:r>
+        <w:t>×</w:t>
+      </w:r>
+      <w:r>
+        <w:t xml:space="preserve"> </w:t>
+      </w:r>
+      <w:r>
+        <w:t>3</w:t>
+      </w:r>
+      <w:r>
+        <w:t xml:space="preserve"> </w:t>
+      </w:r>
+      <w:r>
+        <w:t>+</w:t>
+      </w:r>
+      <w:r>
+        <w:t xml:space="preserve"> </w:t>
+      </w:r>
+      <w:r>
+        <w:t>5</w:t>
+      </w:r>
+      <w:r>
+        <w:t xml:space="preserve"> </w:t>
+      </w:r>
+      <w:r>
+        <w:t>+</w:t>
+      </w:r>
+      <w:r>
+        <w:t xml:space="preserve"> </w:t>
+      </w:r>
+      <w:r>
+        <w:t>10</w:t>
+      </w:r>
+      <w:r>
+        <w:t xml:space="preserve"> </w:t>
+      </w:r>
+      <w:r>
+        <w:t>+</w:t>
+      </w:r>
+      <w:r>
+        <w:t xml:space="preserve"> </w:t>
+      </w:r>
+      <w:r>
+        <w:t>0,15</w:t>
+      </w:r>
+      <w:r>
+        <w:t xml:space="preserve"> </w:t>
+      </w:r>
+      <w:r>
+        <w:t>×</w:t>
+      </w:r>
+      <w:r>
+        <w:t xml:space="preserve">  </w:t>
+      </w:r>
+      <w:r>
+        <w:t>35</w:t>
+      </w:r>
+      <w:r>
+        <w:t xml:space="preserve"> </w:t>
+      </w:r>
+      <w:r>
+        <w:t>+</w:t>
+      </w:r>
+      <w:r>
+        <w:t xml:space="preserve"> </w:t>
+      </w:r>
+      <w:r>
+        <w:t>0,05</w:t>
+      </w:r>
+      <w:r>
+        <w:t xml:space="preserve"> </w:t>
+      </w:r>
+      <w:r>
+        <w:t>×</w:t>
+      </w:r>
+      <w:r>
+        <w:t xml:space="preserve"> </w:t>
+      </w:r>
+      <w:r>
+        <w:t>3</w:t>
+      </w:r>
+      <w:r>
+        <w:t xml:space="preserve"> </w:t>
+      </w:r>
+      <w:r>
+        <w:t>+</w:t>
+      </w:r>
+      <w:r>
+        <w:t xml:space="preserve"> </w:t>
+      </w:r>
+      <w:r>
+        <w:t>0,95</w:t>
+      </w:r>
+      <w:r>
+        <w:t xml:space="preserve"> </w:t>
+      </w:r>
+      <w:r>
+        <w:t>×</w:t>
+      </w:r>
+      <w:r>
+        <w:t xml:space="preserve"> </w:t>
+      </w:r>
+      <w:r>
+        <w:t>[0,15</w:t>
+      </w:r>
+      <w:r>
+        <w:t xml:space="preserve"> </w:t>
+      </w:r>
+      <w:r>
+        <w:t>×</w:t>
+      </w:r>
+      <w:r>
+        <w:t xml:space="preserve"> </w:t>
+      </w:r>
+      <w:r>
+        <w:t>13</w:t>
+      </w:r>
+      <w:r>
+        <w:t xml:space="preserve"> </w:t>
+      </w:r>
+      <w:r>
+        <w:t>+</w:t>
+      </w:r>
+      <w:r>
+        <w:t xml:space="preserve"> </w:t>
+      </w:r>
+      <w:r>
+        <w:t>4</w:t>
+      </w:r>
+      <w:r>
+        <w:t xml:space="preserve"> </w:t>
+      </w:r>
+      <w:r>
+        <w:t>+</w:t>
+      </w:r>
+      <w:r>
+        <w:t xml:space="preserve"> </w:t>
+      </w:r>
+      <w:r>
+        <w:t>2</w:t>
+      </w:r>
+      <w:r>
+        <w:t xml:space="preserve"> </w:t>
+      </w:r>
+      <w:r>
+        <w:t>+</w:t>
+      </w:r>
+      <w:r>
+        <w:t xml:space="preserve"> </w:t>
+      </w:r>
+      <w:r>
+        <w:t>5</w:t>
+      </w:r>
+      <w:r>
+        <w:t xml:space="preserve"> + 1</w:t>
+      </w:r>
+      <w:r>
+        <w:t>]</w:t>
+      </w:r>
+    </w:p>
+    <w:p>
+      <w:r>
+        <w:t>= 66.1525 phút = 1 giờ 6 phút</w:t>
+      </w:r>
+    </w:p>
+    <w:p>
+      <w:r>
+        <w:t>Độ hiệu quả của chu kì:</w:t>
+      </w:r>
+    </w:p>
+    <w:p>
+      <w:r>
+        <w:rPr>
+          <w:noProof/>
+        </w:rPr>
+        <mc:AlternateContent>
+          <mc:Choice Requires="wps">
+            <w:drawing>
+              <wp:anchor distT="0" distB="0" distL="114300" distR="114300" simplePos="0" relativeHeight="251681792" behindDoc="1" locked="0" layoutInCell="1" allowOverlap="1" wp14:anchorId="28667ADA" wp14:editId="7E83BFBA">
+                <wp:simplePos x="0" y="0"/>
+                <wp:positionH relativeFrom="column">
+                  <wp:posOffset>-110067</wp:posOffset>
+                </wp:positionH>
+                <wp:positionV relativeFrom="paragraph">
+                  <wp:posOffset>-143933</wp:posOffset>
+                </wp:positionV>
+                <wp:extent cx="2387600" cy="499533"/>
+                <wp:effectExtent l="0" t="0" r="12700" b="15240"/>
+                <wp:wrapNone/>
+                <wp:docPr id="1675494963" name="Text Box 22"/>
+                <wp:cNvGraphicFramePr/>
+                <a:graphic xmlns:a="http://schemas.openxmlformats.org/drawingml/2006/main">
+                  <a:graphicData uri="http://schemas.microsoft.com/office/word/2010/wordprocessingShape">
+                    <wps:wsp>
+                      <wps:cNvSpPr txBox="1"/>
+                      <wps:spPr>
+                        <a:xfrm>
+                          <a:off x="0" y="0"/>
+                          <a:ext cx="2387600" cy="499533"/>
+                        </a:xfrm>
+                        <a:prstGeom prst="rect">
+                          <a:avLst/>
+                        </a:prstGeom>
+                        <a:ln/>
+                      </wps:spPr>
+                      <wps:style>
+                        <a:lnRef idx="2">
+                          <a:schemeClr val="dk1"/>
+                        </a:lnRef>
+                        <a:fillRef idx="1">
+                          <a:schemeClr val="lt1"/>
+                        </a:fillRef>
+                        <a:effectRef idx="0">
+                          <a:schemeClr val="dk1"/>
+                        </a:effectRef>
+                        <a:fontRef idx="minor">
+                          <a:schemeClr val="dk1"/>
+                        </a:fontRef>
+                      </wps:style>
+                      <wps:txbx>
+                        <w:txbxContent>
+                          <w:p/>
+                        </w:txbxContent>
+                      </wps:txbx>
+                      <wps:bodyPr rot="0" spcFirstLastPara="0" vertOverflow="overflow" horzOverflow="overflow" vert="horz" wrap="square" lIns="91440" tIns="45720" rIns="91440" bIns="45720" numCol="1" spcCol="0" rtlCol="0" fromWordArt="0" anchor="t" anchorCtr="0" forceAA="0" compatLnSpc="1">
+                        <a:prstTxWarp prst="textNoShape">
+                          <a:avLst/>
+                        </a:prstTxWarp>
+                        <a:noAutofit/>
+                      </wps:bodyPr>
+                    </wps:wsp>
+                  </a:graphicData>
+                </a:graphic>
+                <wp14:sizeRelH relativeFrom="margin">
+                  <wp14:pctWidth>0</wp14:pctWidth>
+                </wp14:sizeRelH>
+                <wp14:sizeRelV relativeFrom="margin">
+                  <wp14:pctHeight>0</wp14:pctHeight>
+                </wp14:sizeRelV>
+              </wp:anchor>
+            </w:drawing>
+          </mc:Choice>
+          <mc:Fallback>
+            <w:pict>
+              <v:shape w14:anchorId="28667ADA" id="_x0000_s1046" type="#_x0000_t202" style="position:absolute;margin-left:-8.65pt;margin-top:-11.35pt;width:188pt;height:39.35pt;z-index:-251634688;visibility:visible;mso-wrap-style:square;mso-width-percent:0;mso-height-percent:0;mso-wrap-distance-left:9pt;mso-wrap-distance-top:0;mso-wrap-distance-right:9pt;mso-wrap-distance-bottom:0;mso-position-horizontal:absolute;mso-position-horizontal-relative:text;mso-position-vertical:absolute;mso-position-vertical-relative:text;mso-width-percent:0;mso-height-percent:0;mso-width-relative:margin;mso-height-relative:margin;v-text-anchor:top" o:gfxdata="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" fillcolor="white [3201]" strokecolor="black [3200]" strokeweight="1pt">
+                <v:textbox>
+                  <w:txbxContent>
+                    <w:p/>
+                  </w:txbxContent>
+                </v:textbox>
+              </v:shape>
+            </w:pict>
+          </mc:Fallback>
+        </mc:AlternateContent>
+      </w:r>
+      <w:r>
+        <w:t>(66.1525 / 72.1025) = 91.75%</w:t>
+      </w:r>
+    </w:p>
+    <w:p>
+      <w:r>
+        <w:t>Khắc phục:</w:t>
+      </w:r>
+    </w:p>
+    <w:p>
+      <w:pPr>
+        <w:pStyle w:val="ListParagraph"/>
+        <w:numPr>
+          <w:ilvl w:val="0"/>
+          <w:numId w:val="25"/>
+        </w:numPr>
+        <w:spacing w:after="0" w:line="360" w:lineRule="auto"/>
+      </w:pPr>
+      <w:r>
+        <w:t>Hướng dẫn và kiểm tra hồ sơ ngay từ đầu</w:t>
+      </w:r>
+    </w:p>
+    <w:p>
+      <w:pPr>
+        <w:pStyle w:val="ListParagraph"/>
+        <w:numPr>
+          <w:ilvl w:val="0"/>
+          <w:numId w:val="25"/>
+        </w:numPr>
+        <w:spacing w:after="0" w:line="360" w:lineRule="auto"/>
+      </w:pPr>
+      <w:r>
+        <w:t>Đồng bộ hoặc tự động tạo tài khoản</w:t>
+      </w:r>
+    </w:p>
+    <w:p>
+      <w:pPr>
+        <w:pStyle w:val="ListParagraph"/>
+        <w:numPr>
+          <w:ilvl w:val="0"/>
+          <w:numId w:val="25"/>
+        </w:numPr>
+        <w:spacing w:after="0" w:line="360" w:lineRule="auto"/>
+      </w:pPr>
+      <w:r>
+        <w:t>Tự động lấy dữ liệu từ hệ thống</w:t>
+      </w:r>
+    </w:p>
+    <w:p>
+      <w:pPr>
+        <w:pStyle w:val="ListParagraph"/>
+        <w:numPr>
+          <w:ilvl w:val="0"/>
+          <w:numId w:val="25"/>
+        </w:numPr>
+        <w:spacing w:after="0" w:line="360" w:lineRule="auto"/>
+      </w:pPr>
+      <w:r>
+        <w:t>Tăng sử dụng hồ sơ điện tử, tự động hóa số hóa</w:t>
+      </w:r>
+    </w:p>
+    <w:p>
+      <w:pPr>
+        <w:pStyle w:val="ListParagraph"/>
+        <w:numPr>
+          <w:ilvl w:val="0"/>
+          <w:numId w:val="25"/>
+        </w:numPr>
+        <w:spacing w:after="0" w:line="360" w:lineRule="auto"/>
+      </w:pPr>
+      <w:r>
+        <w:t>Tích hợp hệ thống, tự động chuyển hồ sơ</w:t>
+      </w:r>
+    </w:p>
+    <w:p>
+      <w:pPr>
+        <w:pStyle w:val="ListParagraph"/>
+        <w:numPr>
+          <w:ilvl w:val="0"/>
+          <w:numId w:val="25"/>
+        </w:numPr>
+        <w:spacing w:after="0" w:line="360" w:lineRule="auto"/>
+      </w:pPr>
+      <w:r>
+        <w:t>Chuẩn hóa và gộp các thao tác trùng nhau</w:t>
+      </w:r>
+    </w:p>
+    <w:p>
+      <w:pPr>
+        <w:pStyle w:val="Heading3"/>
+      </w:pPr>
+      <w:r>
+        <w:t>3.1.2.2 Chất lượng</w:t>
+      </w:r>
+    </w:p>
+    <w:tbl>
+      <w:tblPr>
+        <w:tblStyle w:val="TableGrid"/>
+        <w:tblW w:w="0" w:type="auto"/>
+        <w:tblLook w:val="04A0" w:firstRow="1" w:lastRow="0" w:firstColumn="1" w:lastColumn="0" w:noHBand="0" w:noVBand="1"/>
+      </w:tblPr>
+      <w:tblGrid>
+        <w:gridCol w:w="680"/>
+        <w:gridCol w:w="2045"/>
+        <w:gridCol w:w="1908"/>
+        <w:gridCol w:w="2460"/>
+        <w:gridCol w:w="1923"/>
+      </w:tblGrid>
+      <w:tr>
+        <w:tc>
+          <w:tcPr>
+            <w:tcW w:w="0" w:type="auto"/>
+            <w:hideMark/>
+          </w:tcPr>
+          <w:p>
+            <w:pPr>
+              <w:jc w:val="center"/>
+              <w:rPr>
+                <w:rFonts w:eastAsia="Times New Roman"/>
+              </w:rPr>
+            </w:pPr>
+            <w:r>
+              <w:rPr>
+                <w:rFonts w:eastAsia="Times New Roman"/>
+              </w:rPr>
+              <w:t>STT</w:t>
+            </w:r>
+          </w:p>
+        </w:tc>
+        <w:tc>
+          <w:tcPr>
+            <w:tcW w:w="0" w:type="auto"/>
+            <w:hideMark/>
+          </w:tcPr>
+          <w:p>
+            <w:pPr>
+              <w:jc w:val="center"/>
+              <w:rPr>
+                <w:rFonts w:eastAsia="Times New Roman"/>
+              </w:rPr>
+            </w:pPr>
+            <w:r>
+              <w:rPr>
+                <w:rFonts w:eastAsia="Times New Roman"/>
+              </w:rPr>
+              <w:t>Tiêu chí đánh giá chất lượng</w:t>
+            </w:r>
+          </w:p>
+        </w:tc>
+        <w:tc>
+          <w:tcPr>
+            <w:tcW w:w="0" w:type="auto"/>
+            <w:hideMark/>
+          </w:tcPr>
+          <w:p>
+            <w:pPr>
+              <w:jc w:val="center"/>
+              <w:rPr>
+                <w:rFonts w:eastAsia="Times New Roman"/>
+              </w:rPr>
+            </w:pPr>
+            <w:r>
+              <w:rPr>
+                <w:rFonts w:eastAsia="Times New Roman"/>
+              </w:rPr>
+              <w:t>Chỉ số định lượng</w:t>
+            </w:r>
+          </w:p>
+        </w:tc>
+        <w:tc>
+          <w:tcPr>
+            <w:tcW w:w="0" w:type="auto"/>
+            <w:hideMark/>
+          </w:tcPr>
+          <w:p>
+            <w:pPr>
+              <w:jc w:val="center"/>
+              <w:rPr>
+                <w:rFonts w:eastAsia="Times New Roman"/>
+              </w:rPr>
+            </w:pPr>
+            <w:r>
+              <w:rPr>
+                <w:rFonts w:eastAsia="Times New Roman"/>
+              </w:rPr>
+              <w:t>Công thức / cách đo</w:t>
+            </w:r>
+          </w:p>
+        </w:tc>
+        <w:tc>
+          <w:tcPr>
+            <w:tcW w:w="0" w:type="auto"/>
+            <w:hideMark/>
+          </w:tcPr>
+          <w:p>
+            <w:pPr>
+              <w:jc w:val="center"/>
+              <w:rPr>
+                <w:rFonts w:eastAsia="Times New Roman"/>
+              </w:rPr>
+            </w:pPr>
+            <w:r>
+              <w:rPr>
+                <w:rFonts w:eastAsia="Times New Roman"/>
+              </w:rPr>
+              <w:t>Ý nghĩa</w:t>
+            </w:r>
+          </w:p>
+        </w:tc>
+      </w:tr>
+      <w:tr>
+        <w:tc>
+          <w:tcPr>
+            <w:tcW w:w="0" w:type="auto"/>
+            <w:hideMark/>
+          </w:tcPr>
+          <w:p>
+            <w:pPr>
+              <w:rPr>
+                <w:rFonts w:eastAsia="Times New Roman"/>
+              </w:rPr>
+            </w:pPr>
+            <w:r>
+              <w:rPr>
+                <w:rFonts w:eastAsia="Times New Roman"/>
+              </w:rPr>
+              <w:t>1</w:t>
+            </w:r>
+          </w:p>
+        </w:tc>
+        <w:tc>
+          <w:tcPr>
+            <w:tcW w:w="0" w:type="auto"/>
+            <w:hideMark/>
+          </w:tcPr>
+          <w:p>
+            <w:pPr>
+              <w:rPr>
+                <w:rFonts w:eastAsia="Times New Roman"/>
+              </w:rPr>
+            </w:pPr>
+            <w:r>
+              <w:rPr>
+                <w:rFonts w:eastAsia="Times New Roman"/>
+              </w:rPr>
+              <w:t>Tỷ lệ hồ sơ được tiếp nhận ngay lần đầu</w:t>
+            </w:r>
+          </w:p>
+        </w:tc>
+        <w:tc>
+          <w:tcPr>
+            <w:tcW w:w="0" w:type="auto"/>
+            <w:hideMark/>
+          </w:tcPr>
+          <w:p>
+            <w:pPr>
+              <w:rPr>
+                <w:rFonts w:eastAsia="Times New Roman"/>
+              </w:rPr>
+            </w:pPr>
+            <w:r>
+              <w:rPr>
+                <w:rFonts w:eastAsia="Times New Roman"/>
+              </w:rPr>
+              <w:t>First-time Acceptance Rate</w:t>
+            </w:r>
+          </w:p>
+        </w:tc>
+        <w:tc>
+          <w:tcPr>
+            <w:tcW w:w="0" w:type="auto"/>
+            <w:hideMark/>
+          </w:tcPr>
+          <w:p>
+            <w:pPr>
+              <w:rPr>
+                <w:rFonts w:eastAsia="Times New Roman"/>
+              </w:rPr>
+            </w:pPr>
+            <w:r>
+              <w:rPr>
+                <w:rFonts w:eastAsia="Times New Roman"/>
+              </w:rPr>
+              <w:t>Hồ sơ đủ, hợp lệ ngay lần đầu / Tổng hồ sơ nộp × 100%</w:t>
+            </w:r>
+          </w:p>
+        </w:tc>
+        <w:tc>
+          <w:tcPr>
+            <w:tcW w:w="0" w:type="auto"/>
+            <w:hideMark/>
+          </w:tcPr>
+          <w:p>
+            <w:pPr>
+              <w:rPr>
+                <w:rFonts w:eastAsia="Times New Roman"/>
+              </w:rPr>
+            </w:pPr>
+            <w:r>
+              <w:rPr>
+                <w:rFonts w:eastAsia="Times New Roman"/>
+              </w:rPr>
+              <w:t>Đánh giá chất lượng chuẩn bị hồ sơ và hướng dẫn người dân</w:t>
+            </w:r>
+          </w:p>
+        </w:tc>
+      </w:tr>
+      <w:tr>
+        <w:tc>
+          <w:tcPr>
+            <w:tcW w:w="0" w:type="auto"/>
+            <w:hideMark/>
+          </w:tcPr>
+          <w:p>
+            <w:pPr>
+              <w:rPr>
+                <w:rFonts w:eastAsia="Times New Roman"/>
+              </w:rPr>
+            </w:pPr>
+            <w:r>
+              <w:rPr>
+                <w:rFonts w:eastAsia="Times New Roman"/>
+              </w:rPr>
+              <w:t>2</w:t>
+            </w:r>
+          </w:p>
+        </w:tc>
+        <w:tc>
+          <w:tcPr>
+            <w:tcW w:w="0" w:type="auto"/>
+            <w:hideMark/>
+          </w:tcPr>
+          <w:p>
+            <w:pPr>
+              <w:rPr>
+                <w:rFonts w:eastAsia="Times New Roman"/>
+              </w:rPr>
+            </w:pPr>
+            <w:r>
+              <w:rPr>
+                <w:rFonts w:eastAsia="Times New Roman"/>
+              </w:rPr>
+              <w:t>Tỷ lệ hồ sơ phải bổ sung</w:t>
+            </w:r>
+          </w:p>
+        </w:tc>
+        <w:tc>
+          <w:tcPr>
+            <w:tcW w:w="0" w:type="auto"/>
+            <w:hideMark/>
+          </w:tcPr>
+          <w:p>
+            <w:pPr>
+              <w:rPr>
+                <w:rFonts w:eastAsia="Times New Roman"/>
+              </w:rPr>
+            </w:pPr>
+            <w:r>
+              <w:rPr>
+                <w:rFonts w:eastAsia="Times New Roman"/>
+              </w:rPr>
+              <w:t>Supplement Rate</w:t>
+            </w:r>
+          </w:p>
+        </w:tc>
+        <w:tc>
+          <w:tcPr>
+            <w:tcW w:w="0" w:type="auto"/>
+            <w:hideMark/>
+          </w:tcPr>
+          <w:p>
+            <w:pPr>
+              <w:rPr>
+                <w:rFonts w:eastAsia="Times New Roman"/>
+              </w:rPr>
+            </w:pPr>
+            <w:r>
+              <w:rPr>
+                <w:rFonts w:eastAsia="Times New Roman"/>
+              </w:rPr>
+              <w:t>Hồ sơ yêu cầu bổ sung / Tổng hồ sơ tiếp nhận kiểm tra × 100%</w:t>
+            </w:r>
+          </w:p>
+        </w:tc>
+        <w:tc>
+          <w:tcPr>
+            <w:tcW w:w="0" w:type="auto"/>
+            <w:hideMark/>
+          </w:tcPr>
+          <w:p>
+            <w:pPr>
+              <w:rPr>
+                <w:rFonts w:eastAsia="Times New Roman"/>
+              </w:rPr>
+            </w:pPr>
+            <w:r>
+              <w:rPr>
+                <w:rFonts w:eastAsia="Times New Roman"/>
+              </w:rPr>
+              <w:t>Chỉ ra mức độ hồ sơ chưa hoàn chỉnh</w:t>
+            </w:r>
+          </w:p>
+        </w:tc>
+      </w:tr>
+      <w:tr>
+        <w:tc>
+          <w:tcPr>
+            <w:tcW w:w="0" w:type="auto"/>
+            <w:hideMark/>
+          </w:tcPr>
+          <w:p>
+            <w:pPr>
+              <w:rPr>
+                <w:rFonts w:eastAsia="Times New Roman"/>
+              </w:rPr>
+            </w:pPr>
+            <w:r>
+              <w:rPr>
+                <w:rFonts w:eastAsia="Times New Roman"/>
+              </w:rPr>
+              <w:t>3</w:t>
+            </w:r>
+          </w:p>
+        </w:tc>
+        <w:tc>
+          <w:tcPr>
+            <w:tcW w:w="0" w:type="auto"/>
+            <w:hideMark/>
+          </w:tcPr>
+          <w:p>
+            <w:pPr>
+              <w:rPr>
+                <w:rFonts w:eastAsia="Times New Roman"/>
+              </w:rPr>
+            </w:pPr>
+            <w:r>
+              <w:rPr>
+                <w:rFonts w:eastAsia="Times New Roman"/>
+              </w:rPr>
+              <w:t>Tỷ lệ hồ sơ bị từ chối tiếp nhận</w:t>
+            </w:r>
+          </w:p>
+        </w:tc>
+        <w:tc>
+          <w:tcPr>
+            <w:tcW w:w="0" w:type="auto"/>
+            <w:hideMark/>
+          </w:tcPr>
+          <w:p>
+            <w:pPr>
+              <w:rPr>
+                <w:rFonts w:eastAsia="Times New Roman"/>
+              </w:rPr>
+            </w:pPr>
+            <w:r>
+              <w:rPr>
+                <w:rFonts w:eastAsia="Times New Roman"/>
+              </w:rPr>
+              <w:t>Rejection Rate</w:t>
+            </w:r>
+          </w:p>
+        </w:tc>
+        <w:tc>
+          <w:tcPr>
+            <w:tcW w:w="0" w:type="auto"/>
+            <w:hideMark/>
+          </w:tcPr>
+          <w:p>
+            <w:pPr>
+              <w:rPr>
+                <w:rFonts w:eastAsia="Times New Roman"/>
+              </w:rPr>
+            </w:pPr>
+            <w:r>
+              <w:rPr>
+                <w:rFonts w:eastAsia="Times New Roman"/>
+              </w:rPr>
+              <w:t>Hồ sơ từ chối / Tổng hồ sơ nộp × 100%</w:t>
+            </w:r>
+          </w:p>
+        </w:tc>
+        <w:tc>
+          <w:tcPr>
+            <w:tcW w:w="0" w:type="auto"/>
+            <w:hideMark/>
+          </w:tcPr>
+          <w:p>
+            <w:pPr>
+              <w:rPr>
+                <w:rFonts w:eastAsia="Times New Roman"/>
+              </w:rPr>
+            </w:pPr>
+            <w:r>
+              <w:rPr>
+                <w:rFonts w:eastAsia="Times New Roman"/>
+              </w:rPr>
+              <w:t>Đánh giá mức sai đối tượng, sai thủ tục hoặc ngoài thẩm quyền</w:t>
+            </w:r>
+          </w:p>
+        </w:tc>
+      </w:tr>
+      <w:tr>
+        <w:tc>
+          <w:tcPr>
+            <w:tcW w:w="0" w:type="auto"/>
+            <w:hideMark/>
+          </w:tcPr>
+          <w:p>
+            <w:pPr>
+              <w:rPr>
+                <w:rFonts w:eastAsia="Times New Roman"/>
+              </w:rPr>
+            </w:pPr>
+            <w:r>
+              <w:rPr>
+                <w:rFonts w:eastAsia="Times New Roman"/>
+              </w:rPr>
+              <w:t>4</w:t>
+            </w:r>
+          </w:p>
+        </w:tc>
+        <w:tc>
+          <w:tcPr>
+            <w:tcW w:w="0" w:type="auto"/>
+            <w:hideMark/>
+          </w:tcPr>
+          <w:p>
+            <w:pPr>
+              <w:rPr>
+                <w:rFonts w:eastAsia="Times New Roman"/>
+              </w:rPr>
+            </w:pPr>
+            <w:r>
+              <w:rPr>
+                <w:rFonts w:eastAsia="Times New Roman"/>
+              </w:rPr>
+              <w:t>Tỷ lệ hồ sơ được kiểm tra chính xác</w:t>
+            </w:r>
+          </w:p>
+        </w:tc>
+        <w:tc>
+          <w:tcPr>
+            <w:tcW w:w="0" w:type="auto"/>
+            <w:hideMark/>
+          </w:tcPr>
+          <w:p>
+            <w:pPr>
+              <w:rPr>
+                <w:rFonts w:eastAsia="Times New Roman"/>
+              </w:rPr>
+            </w:pPr>
+            <w:r>
+              <w:rPr>
+                <w:rFonts w:eastAsia="Times New Roman"/>
+              </w:rPr>
+              <w:t>Checking Accuracy</w:t>
+            </w:r>
+          </w:p>
+        </w:tc>
+        <w:tc>
+          <w:tcPr>
+            <w:tcW w:w="0" w:type="auto"/>
+            <w:hideMark/>
+          </w:tcPr>
+          <w:p>
+            <w:pPr>
+              <w:rPr>
+                <w:rFonts w:eastAsia="Times New Roman"/>
+              </w:rPr>
+            </w:pPr>
+            <w:r>
+              <w:rPr>
+                <w:rFonts w:eastAsia="Times New Roman"/>
+              </w:rPr>
+              <w:t>Hồ sơ kiểm tra đúng / Tổng hồ sơ đã kiểm tra × 100%</w:t>
+            </w:r>
+          </w:p>
+        </w:tc>
+        <w:tc>
+          <w:tcPr>
+            <w:tcW w:w="0" w:type="auto"/>
+            <w:hideMark/>
+          </w:tcPr>
+          <w:p>
+            <w:pPr>
+              <w:rPr>
+                <w:rFonts w:eastAsia="Times New Roman"/>
+              </w:rPr>
+            </w:pPr>
+            <w:r>
+              <w:rPr>
+                <w:rFonts w:eastAsia="Times New Roman"/>
+              </w:rPr>
+              <w:t>Đánh giá chất lượng nghiệp vụ cán bộ một cửa</w:t>
+            </w:r>
+          </w:p>
+        </w:tc>
+      </w:tr>
+      <w:tr>
+        <w:tc>
+          <w:tcPr>
+            <w:tcW w:w="0" w:type="auto"/>
+            <w:hideMark/>
+          </w:tcPr>
+          <w:p>
+            <w:pPr>
+              <w:rPr>
+                <w:rFonts w:eastAsia="Times New Roman"/>
+              </w:rPr>
+            </w:pPr>
+            <w:r>
+              <w:rPr>
+                <w:rFonts w:eastAsia="Times New Roman"/>
+              </w:rPr>
+              <w:lastRenderedPageBreak/>
+              <w:t>5</w:t>
+            </w:r>
+          </w:p>
+        </w:tc>
+        <w:tc>
+          <w:tcPr>
+            <w:tcW w:w="0" w:type="auto"/>
+            <w:hideMark/>
+          </w:tcPr>
+          <w:p>
+            <w:pPr>
+              <w:rPr>
+                <w:rFonts w:eastAsia="Times New Roman"/>
+              </w:rPr>
+            </w:pPr>
+            <w:r>
+              <w:rPr>
+                <w:rFonts w:eastAsia="Times New Roman"/>
+              </w:rPr>
+              <w:t>Tỷ lệ hồ sơ phải làm lại do lỗi tiếp nhận</w:t>
+            </w:r>
+          </w:p>
+        </w:tc>
+        <w:tc>
+          <w:tcPr>
+            <w:tcW w:w="0" w:type="auto"/>
+            <w:hideMark/>
+          </w:tcPr>
+          <w:p>
+            <w:pPr>
+              <w:rPr>
+                <w:rFonts w:eastAsia="Times New Roman"/>
+              </w:rPr>
+            </w:pPr>
+            <w:r>
+              <w:rPr>
+                <w:rFonts w:eastAsia="Times New Roman"/>
+              </w:rPr>
+              <w:t>Rework Rate</w:t>
+            </w:r>
+          </w:p>
+        </w:tc>
+        <w:tc>
+          <w:tcPr>
+            <w:tcW w:w="0" w:type="auto"/>
+            <w:hideMark/>
+          </w:tcPr>
+          <w:p>
+            <w:pPr>
+              <w:rPr>
+                <w:rFonts w:eastAsia="Times New Roman"/>
+              </w:rPr>
+            </w:pPr>
+            <w:r>
+              <w:rPr>
+                <w:rFonts w:eastAsia="Times New Roman"/>
+              </w:rPr>
+              <w:t>Hồ sơ phải sửa/làm lại do lỗi tiếp nhận / Tổng hồ sơ × 100%</w:t>
+            </w:r>
+          </w:p>
+        </w:tc>
+        <w:tc>
+          <w:tcPr>
+            <w:tcW w:w="0" w:type="auto"/>
+            <w:hideMark/>
+          </w:tcPr>
+          <w:p>
+            <w:pPr>
+              <w:rPr>
+                <w:rFonts w:eastAsia="Times New Roman"/>
+              </w:rPr>
+            </w:pPr>
+            <w:r>
+              <w:rPr>
+                <w:rFonts w:eastAsia="Times New Roman"/>
+              </w:rPr>
+              <w:t>Đây là KPI rất quan trọng để xác định NVA</w:t>
+            </w:r>
+          </w:p>
+        </w:tc>
+      </w:tr>
+      <w:tr>
+        <w:tc>
+          <w:tcPr>
+            <w:tcW w:w="0" w:type="auto"/>
+            <w:hideMark/>
+          </w:tcPr>
+          <w:p>
+            <w:pPr>
+              <w:rPr>
+                <w:rFonts w:eastAsia="Times New Roman"/>
+              </w:rPr>
+            </w:pPr>
+            <w:r>
+              <w:rPr>
+                <w:rFonts w:eastAsia="Times New Roman"/>
+              </w:rPr>
+              <w:t>6</w:t>
+            </w:r>
+          </w:p>
+        </w:tc>
+        <w:tc>
+          <w:tcPr>
+            <w:tcW w:w="0" w:type="auto"/>
+            <w:hideMark/>
+          </w:tcPr>
+          <w:p>
+            <w:pPr>
+              <w:rPr>
+                <w:rFonts w:eastAsia="Times New Roman"/>
+              </w:rPr>
+            </w:pPr>
+            <w:r>
+              <w:rPr>
+                <w:rFonts w:eastAsia="Times New Roman"/>
+              </w:rPr>
+              <w:t>Tỷ lệ nhập liệu chính xác</w:t>
+            </w:r>
+          </w:p>
+        </w:tc>
+        <w:tc>
+          <w:tcPr>
+            <w:tcW w:w="0" w:type="auto"/>
+            <w:hideMark/>
+          </w:tcPr>
+          <w:p>
+            <w:pPr>
+              <w:rPr>
+                <w:rFonts w:eastAsia="Times New Roman"/>
+              </w:rPr>
+            </w:pPr>
+            <w:r>
+              <w:rPr>
+                <w:rFonts w:eastAsia="Times New Roman"/>
+              </w:rPr>
+              <w:t>Data Entry Accuracy</w:t>
+            </w:r>
+          </w:p>
+        </w:tc>
+        <w:tc>
+          <w:tcPr>
+            <w:tcW w:w="0" w:type="auto"/>
+            <w:hideMark/>
+          </w:tcPr>
+          <w:p>
+            <w:pPr>
+              <w:rPr>
+                <w:rFonts w:eastAsia="Times New Roman"/>
+              </w:rPr>
+            </w:pPr>
+            <w:r>
+              <w:rPr>
+                <w:rFonts w:eastAsia="Times New Roman"/>
+              </w:rPr>
+              <w:t>Hồ sơ không có lỗi nhập liệu / Tổng hồ sơ nhập hệ thống × 100%</w:t>
+            </w:r>
+          </w:p>
+        </w:tc>
+        <w:tc>
+          <w:tcPr>
+            <w:tcW w:w="0" w:type="auto"/>
+            <w:hideMark/>
+          </w:tcPr>
+          <w:p>
+            <w:pPr>
+              <w:rPr>
+                <w:rFonts w:eastAsia="Times New Roman"/>
+              </w:rPr>
+            </w:pPr>
+            <w:r>
+              <w:rPr>
+                <w:rFonts w:eastAsia="Times New Roman"/>
+              </w:rPr>
+              <w:t>Đánh giá chất lượng bước “Nhập thông tin”</w:t>
+            </w:r>
+          </w:p>
+        </w:tc>
+      </w:tr>
+      <w:tr>
+        <w:tc>
+          <w:tcPr>
+            <w:tcW w:w="0" w:type="auto"/>
+            <w:hideMark/>
+          </w:tcPr>
+          <w:p>
+            <w:pPr>
+              <w:rPr>
+                <w:rFonts w:eastAsia="Times New Roman"/>
+              </w:rPr>
+            </w:pPr>
+            <w:r>
+              <w:rPr>
+                <w:rFonts w:eastAsia="Times New Roman"/>
+              </w:rPr>
+              <w:t>7</w:t>
+            </w:r>
+          </w:p>
+        </w:tc>
+        <w:tc>
+          <w:tcPr>
+            <w:tcW w:w="0" w:type="auto"/>
+            <w:hideMark/>
+          </w:tcPr>
+          <w:p>
+            <w:pPr>
+              <w:rPr>
+                <w:rFonts w:eastAsia="Times New Roman"/>
+              </w:rPr>
+            </w:pPr>
+            <w:r>
+              <w:rPr>
+                <w:rFonts w:eastAsia="Times New Roman"/>
+              </w:rPr>
+              <w:t>Tỷ lệ số hóa hồ sơ đầy đủ</w:t>
+            </w:r>
+          </w:p>
+        </w:tc>
+        <w:tc>
+          <w:tcPr>
+            <w:tcW w:w="0" w:type="auto"/>
+            <w:hideMark/>
+          </w:tcPr>
+          <w:p>
+            <w:pPr>
+              <w:rPr>
+                <w:rFonts w:eastAsia="Times New Roman"/>
+              </w:rPr>
+            </w:pPr>
+            <w:r>
+              <w:rPr>
+                <w:rFonts w:eastAsia="Times New Roman"/>
+              </w:rPr>
+              <w:t>Digitization Completeness</w:t>
+            </w:r>
+          </w:p>
+        </w:tc>
+        <w:tc>
+          <w:tcPr>
+            <w:tcW w:w="0" w:type="auto"/>
+            <w:hideMark/>
+          </w:tcPr>
+          <w:p>
+            <w:pPr>
+              <w:rPr>
+                <w:rFonts w:eastAsia="Times New Roman"/>
+              </w:rPr>
+            </w:pPr>
+            <w:r>
+              <w:rPr>
+                <w:rFonts w:eastAsia="Times New Roman"/>
+              </w:rPr>
+              <w:t>Hồ sơ số hóa đủ thành phần / Tổng hồ sơ cần số hóa × 100%</w:t>
+            </w:r>
+          </w:p>
+        </w:tc>
+        <w:tc>
+          <w:tcPr>
+            <w:tcW w:w="0" w:type="auto"/>
+            <w:hideMark/>
+          </w:tcPr>
+          <w:p>
+            <w:pPr>
+              <w:rPr>
+                <w:rFonts w:eastAsia="Times New Roman"/>
+              </w:rPr>
+            </w:pPr>
+            <w:r>
+              <w:rPr>
+                <w:rFonts w:eastAsia="Times New Roman"/>
+              </w:rPr>
+              <w:t>Đánh giá chất lượng số hóa</w:t>
+            </w:r>
+          </w:p>
+        </w:tc>
+      </w:tr>
+      <w:tr>
+        <w:tc>
+          <w:tcPr>
+            <w:tcW w:w="0" w:type="auto"/>
+            <w:hideMark/>
+          </w:tcPr>
+          <w:p>
+            <w:pPr>
+              <w:rPr>
+                <w:rFonts w:eastAsia="Times New Roman"/>
+              </w:rPr>
+            </w:pPr>
+            <w:r>
+              <w:rPr>
+                <w:rFonts w:eastAsia="Times New Roman"/>
+              </w:rPr>
+              <w:t>8</w:t>
+            </w:r>
+          </w:p>
+        </w:tc>
+        <w:tc>
+          <w:tcPr>
+            <w:tcW w:w="0" w:type="auto"/>
+            <w:hideMark/>
+          </w:tcPr>
+          <w:p>
+            <w:pPr>
+              <w:rPr>
+                <w:rFonts w:eastAsia="Times New Roman"/>
+              </w:rPr>
+            </w:pPr>
+            <w:r>
+              <w:rPr>
+                <w:rFonts w:eastAsia="Times New Roman"/>
+              </w:rPr>
+              <w:t>Tỷ lệ tệp đính kèm chính xác</w:t>
+            </w:r>
+          </w:p>
+        </w:tc>
+        <w:tc>
+          <w:tcPr>
+            <w:tcW w:w="0" w:type="auto"/>
+            <w:hideMark/>
+          </w:tcPr>
+          <w:p>
+            <w:pPr>
+              <w:rPr>
+                <w:rFonts w:eastAsia="Times New Roman"/>
+              </w:rPr>
+            </w:pPr>
+            <w:r>
+              <w:rPr>
+                <w:rFonts w:eastAsia="Times New Roman"/>
+              </w:rPr>
+              <w:t>Attachment Accuracy</w:t>
+            </w:r>
+          </w:p>
+        </w:tc>
+        <w:tc>
+          <w:tcPr>
+            <w:tcW w:w="0" w:type="auto"/>
+            <w:hideMark/>
+          </w:tcPr>
+          <w:p>
+            <w:pPr>
+              <w:rPr>
+                <w:rFonts w:eastAsia="Times New Roman"/>
+              </w:rPr>
+            </w:pPr>
+            <w:r>
+              <w:rPr>
+                <w:rFonts w:eastAsia="Times New Roman"/>
+              </w:rPr>
+              <w:t>Hồ sơ có file đúng/đủ/đọc được / Tổng hồ sơ đính kèm × 100%</w:t>
+            </w:r>
+          </w:p>
+        </w:tc>
+        <w:tc>
+          <w:tcPr>
+            <w:tcW w:w="0" w:type="auto"/>
+            <w:hideMark/>
+          </w:tcPr>
+          <w:p>
+            <w:pPr>
+              <w:rPr>
+                <w:rFonts w:eastAsia="Times New Roman"/>
+              </w:rPr>
+            </w:pPr>
+            <w:r>
+              <w:rPr>
+                <w:rFonts w:eastAsia="Times New Roman"/>
+              </w:rPr>
+              <w:t>Phát hiện lỗi scan, sai file, thiếu file</w:t>
+            </w:r>
+          </w:p>
+        </w:tc>
+      </w:tr>
+      <w:tr>
+        <w:tc>
+          <w:tcPr>
+            <w:tcW w:w="0" w:type="auto"/>
+            <w:hideMark/>
+          </w:tcPr>
+          <w:p>
+            <w:pPr>
+              <w:rPr>
+                <w:rFonts w:eastAsia="Times New Roman"/>
+              </w:rPr>
+            </w:pPr>
+            <w:r>
+              <w:rPr>
+                <w:rFonts w:eastAsia="Times New Roman"/>
+              </w:rPr>
+              <w:t>9</w:t>
+            </w:r>
+          </w:p>
+        </w:tc>
+        <w:tc>
+          <w:tcPr>
+            <w:tcW w:w="0" w:type="auto"/>
+            <w:hideMark/>
+          </w:tcPr>
+          <w:p>
+            <w:pPr>
+              <w:rPr>
+                <w:rFonts w:eastAsia="Times New Roman"/>
+              </w:rPr>
+            </w:pPr>
+            <w:r>
+              <w:rPr>
+                <w:rFonts w:eastAsia="Times New Roman"/>
+              </w:rPr>
+              <w:t>Tỷ lệ trạng thái hồ sơ được cập nhật đúng</w:t>
+            </w:r>
+          </w:p>
+        </w:tc>
+        <w:tc>
+          <w:tcPr>
+            <w:tcW w:w="0" w:type="auto"/>
+            <w:hideMark/>
+          </w:tcPr>
+          <w:p>
+            <w:pPr>
+              <w:rPr>
+                <w:rFonts w:eastAsia="Times New Roman"/>
+              </w:rPr>
+            </w:pPr>
+            <w:r>
+              <w:rPr>
+                <w:rFonts w:eastAsia="Times New Roman"/>
+              </w:rPr>
+              <w:t>Status Accuracy</w:t>
+            </w:r>
+          </w:p>
+        </w:tc>
+        <w:tc>
+          <w:tcPr>
+            <w:tcW w:w="0" w:type="auto"/>
+            <w:hideMark/>
+          </w:tcPr>
+          <w:p>
+            <w:pPr>
+              <w:rPr>
+                <w:rFonts w:eastAsia="Times New Roman"/>
+              </w:rPr>
+            </w:pPr>
+            <w:r>
+              <w:rPr>
+                <w:rFonts w:eastAsia="Times New Roman"/>
+              </w:rPr>
+              <w:t>Hồ sơ cập nhật đúng trạng thái / Tổng hồ sơ × 100%</w:t>
+            </w:r>
+          </w:p>
+        </w:tc>
+        <w:tc>
+          <w:tcPr>
+            <w:tcW w:w="0" w:type="auto"/>
+            <w:hideMark/>
+          </w:tcPr>
+          <w:p>
+            <w:pPr>
+              <w:rPr>
+                <w:rFonts w:eastAsia="Times New Roman"/>
+              </w:rPr>
+            </w:pPr>
+            <w:r>
+              <w:rPr>
+                <w:rFonts w:eastAsia="Times New Roman"/>
+              </w:rPr>
+              <w:t>Kiểm soát sự nhất quán giữa thực tế và hệ thống</w:t>
+            </w:r>
+          </w:p>
+        </w:tc>
+      </w:tr>
+      <w:tr>
+        <w:tc>
+          <w:tcPr>
+            <w:tcW w:w="0" w:type="auto"/>
+            <w:hideMark/>
+          </w:tcPr>
+          <w:p>
+            <w:pPr>
+              <w:rPr>
+                <w:rFonts w:eastAsia="Times New Roman"/>
+              </w:rPr>
+            </w:pPr>
+            <w:r>
+              <w:rPr>
+                <w:rFonts w:eastAsia="Times New Roman"/>
+              </w:rPr>
+              <w:t>10</w:t>
+            </w:r>
+          </w:p>
+        </w:tc>
+        <w:tc>
+          <w:tcPr>
+            <w:tcW w:w="0" w:type="auto"/>
+            <w:hideMark/>
+          </w:tcPr>
+          <w:p>
+            <w:pPr>
+              <w:rPr>
+                <w:rFonts w:eastAsia="Times New Roman"/>
+              </w:rPr>
+            </w:pPr>
+            <w:r>
+              <w:rPr>
+                <w:rFonts w:eastAsia="Times New Roman"/>
+              </w:rPr>
+              <w:t>Tỷ lệ cấp mã hồ sơ thành công</w:t>
+            </w:r>
+          </w:p>
+        </w:tc>
+        <w:tc>
+          <w:tcPr>
+            <w:tcW w:w="0" w:type="auto"/>
+            <w:hideMark/>
+          </w:tcPr>
+          <w:p>
+            <w:pPr>
+              <w:rPr>
+                <w:rFonts w:eastAsia="Times New Roman"/>
+              </w:rPr>
+            </w:pPr>
+            <w:r>
+              <w:rPr>
+                <w:rFonts w:eastAsia="Times New Roman"/>
+              </w:rPr>
+              <w:t>Case-ID Success Rate</w:t>
+            </w:r>
+          </w:p>
+        </w:tc>
+        <w:tc>
+          <w:tcPr>
+            <w:tcW w:w="0" w:type="auto"/>
+            <w:hideMark/>
+          </w:tcPr>
+          <w:p>
+            <w:pPr>
+              <w:rPr>
+                <w:rFonts w:eastAsia="Times New Roman"/>
+              </w:rPr>
+            </w:pPr>
+            <w:r>
+              <w:rPr>
+                <w:rFonts w:eastAsia="Times New Roman"/>
+              </w:rPr>
+              <w:t>Hồ sơ được cấp mã thành công / Tổng hồ sơ đủ điều kiện × 100%</w:t>
+            </w:r>
+          </w:p>
+        </w:tc>
+        <w:tc>
+          <w:tcPr>
+            <w:tcW w:w="0" w:type="auto"/>
+            <w:hideMark/>
+          </w:tcPr>
+          <w:p>
+            <w:pPr>
+              <w:rPr>
+                <w:rFonts w:eastAsia="Times New Roman"/>
+              </w:rPr>
+            </w:pPr>
+            <w:r>
+              <w:rPr>
+                <w:rFonts w:eastAsia="Times New Roman"/>
+              </w:rPr>
+              <w:t>Đánh giá tính ổn định của bước cấp mã</w:t>
+            </w:r>
+          </w:p>
+        </w:tc>
+      </w:tr>
+      <w:tr>
+        <w:tc>
+          <w:tcPr>
+            <w:tcW w:w="0" w:type="auto"/>
+            <w:hideMark/>
+          </w:tcPr>
+          <w:p>
+            <w:pPr>
+              <w:rPr>
+                <w:rFonts w:eastAsia="Times New Roman"/>
+              </w:rPr>
+            </w:pPr>
+            <w:r>
+              <w:rPr>
+                <w:rFonts w:eastAsia="Times New Roman"/>
+              </w:rPr>
+              <w:t>11</w:t>
+            </w:r>
+          </w:p>
+        </w:tc>
+        <w:tc>
+          <w:tcPr>
+            <w:tcW w:w="0" w:type="auto"/>
+            <w:hideMark/>
+          </w:tcPr>
+          <w:p>
+            <w:pPr>
+              <w:rPr>
+                <w:rFonts w:eastAsia="Times New Roman"/>
+              </w:rPr>
+            </w:pPr>
+            <w:r>
+              <w:rPr>
+                <w:rFonts w:eastAsia="Times New Roman"/>
+              </w:rPr>
+              <w:t>Tỷ lệ phát hành phiếu tiếp nhận đúng</w:t>
+            </w:r>
+          </w:p>
+        </w:tc>
+        <w:tc>
+          <w:tcPr>
+            <w:tcW w:w="0" w:type="auto"/>
+            <w:hideMark/>
+          </w:tcPr>
+          <w:p>
+            <w:pPr>
+              <w:rPr>
+                <w:rFonts w:eastAsia="Times New Roman"/>
+              </w:rPr>
+            </w:pPr>
+            <w:r>
+              <w:rPr>
+                <w:rFonts w:eastAsia="Times New Roman"/>
+              </w:rPr>
+              <w:t>Receipt Accuracy</w:t>
+            </w:r>
+          </w:p>
+        </w:tc>
+        <w:tc>
+          <w:tcPr>
+            <w:tcW w:w="0" w:type="auto"/>
+            <w:hideMark/>
+          </w:tcPr>
+          <w:p>
+            <w:pPr>
+              <w:rPr>
+                <w:rFonts w:eastAsia="Times New Roman"/>
+              </w:rPr>
+            </w:pPr>
+            <w:r>
+              <w:rPr>
+                <w:rFonts w:eastAsia="Times New Roman"/>
+              </w:rPr>
+              <w:t>Phiếu đúng thông tin / Tổng phiếu phát hành × 100%</w:t>
+            </w:r>
+          </w:p>
+        </w:tc>
+        <w:tc>
+          <w:tcPr>
+            <w:tcW w:w="0" w:type="auto"/>
+            <w:hideMark/>
+          </w:tcPr>
+          <w:p>
+            <w:pPr>
+              <w:rPr>
+                <w:rFonts w:eastAsia="Times New Roman"/>
+              </w:rPr>
+            </w:pPr>
+            <w:r>
+              <w:rPr>
+                <w:rFonts w:eastAsia="Times New Roman"/>
+              </w:rPr>
+              <w:t>Kiểm soát thông tin hẹn trả và mã hồ sơ</w:t>
+            </w:r>
+          </w:p>
+        </w:tc>
+      </w:tr>
+      <w:tr>
+        <w:tc>
+          <w:tcPr>
+            <w:tcW w:w="0" w:type="auto"/>
+            <w:hideMark/>
+          </w:tcPr>
+          <w:p>
+            <w:pPr>
+              <w:rPr>
+                <w:rFonts w:eastAsia="Times New Roman"/>
+              </w:rPr>
+            </w:pPr>
+            <w:r>
+              <w:rPr>
+                <w:rFonts w:eastAsia="Times New Roman"/>
+              </w:rPr>
+              <w:t>12</w:t>
+            </w:r>
+          </w:p>
+        </w:tc>
+        <w:tc>
+          <w:tcPr>
+            <w:tcW w:w="0" w:type="auto"/>
+            <w:hideMark/>
+          </w:tcPr>
+          <w:p>
+            <w:pPr>
+              <w:rPr>
+                <w:rFonts w:eastAsia="Times New Roman"/>
+              </w:rPr>
+            </w:pPr>
+            <w:r>
+              <w:rPr>
+                <w:rFonts w:eastAsia="Times New Roman"/>
+              </w:rPr>
+              <w:t>Tỷ lệ hồ sơ chuyển xử lý thành công</w:t>
+            </w:r>
+          </w:p>
+        </w:tc>
+        <w:tc>
+          <w:tcPr>
+            <w:tcW w:w="0" w:type="auto"/>
+            <w:hideMark/>
+          </w:tcPr>
+          <w:p>
+            <w:pPr>
+              <w:rPr>
+                <w:rFonts w:eastAsia="Times New Roman"/>
+              </w:rPr>
+            </w:pPr>
+            <w:r>
+              <w:rPr>
+                <w:rFonts w:eastAsia="Times New Roman"/>
+              </w:rPr>
+              <w:t>Transfer Success Rate</w:t>
+            </w:r>
+          </w:p>
+        </w:tc>
+        <w:tc>
+          <w:tcPr>
+            <w:tcW w:w="0" w:type="auto"/>
+            <w:hideMark/>
+          </w:tcPr>
+          <w:p>
+            <w:pPr>
+              <w:rPr>
+                <w:rFonts w:eastAsia="Times New Roman"/>
+              </w:rPr>
+            </w:pPr>
+            <w:r>
+              <w:rPr>
+                <w:rFonts w:eastAsia="Times New Roman"/>
+              </w:rPr>
+              <w:t>Hồ sơ chuyển xử lý thành công / Tổng hồ sơ đã tiếp nhận × 100%</w:t>
+            </w:r>
+          </w:p>
+        </w:tc>
+        <w:tc>
+          <w:tcPr>
+            <w:tcW w:w="0" w:type="auto"/>
+            <w:hideMark/>
+          </w:tcPr>
+          <w:p>
+            <w:pPr>
+              <w:rPr>
+                <w:rFonts w:eastAsia="Times New Roman"/>
+              </w:rPr>
+            </w:pPr>
+            <w:r>
+              <w:rPr>
+                <w:rFonts w:eastAsia="Times New Roman"/>
+              </w:rPr>
+              <w:t>KPI kết quả đầu ra của toàn quy trình</w:t>
+            </w:r>
+          </w:p>
+        </w:tc>
+      </w:tr>
+      <w:tr>
+        <w:tc>
+          <w:tcPr>
+            <w:tcW w:w="0" w:type="auto"/>
+            <w:hideMark/>
+          </w:tcPr>
+          <w:p>
+            <w:pPr>
+              <w:rPr>
+                <w:rFonts w:eastAsia="Times New Roman"/>
+              </w:rPr>
+            </w:pPr>
+            <w:r>
+              <w:rPr>
+                <w:rFonts w:eastAsia="Times New Roman"/>
+              </w:rPr>
+              <w:t>13</w:t>
+            </w:r>
+          </w:p>
+        </w:tc>
+        <w:tc>
+          <w:tcPr>
+            <w:tcW w:w="0" w:type="auto"/>
+            <w:hideMark/>
+          </w:tcPr>
+          <w:p>
+            <w:pPr>
+              <w:rPr>
+                <w:rFonts w:eastAsia="Times New Roman"/>
+              </w:rPr>
+            </w:pPr>
+            <w:r>
+              <w:rPr>
+                <w:rFonts w:eastAsia="Times New Roman"/>
+              </w:rPr>
+              <w:t>Tỷ lệ hồ sơ hoàn tất bước tiếp nhận không phát sinh lỗi</w:t>
+            </w:r>
+          </w:p>
+        </w:tc>
+        <w:tc>
+          <w:tcPr>
+            <w:tcW w:w="0" w:type="auto"/>
+            <w:hideMark/>
+          </w:tcPr>
+          <w:p>
+            <w:pPr>
+              <w:rPr>
+                <w:rFonts w:eastAsia="Times New Roman"/>
+              </w:rPr>
+            </w:pPr>
+            <w:r>
+              <w:rPr>
+                <w:rFonts w:eastAsia="Times New Roman"/>
+              </w:rPr>
+              <w:t>Right First Time – RFT</w:t>
+            </w:r>
+          </w:p>
+        </w:tc>
+        <w:tc>
+          <w:tcPr>
+            <w:tcW w:w="0" w:type="auto"/>
+            <w:hideMark/>
+          </w:tcPr>
+          <w:p>
+            <w:pPr>
+              <w:rPr>
+                <w:rFonts w:eastAsia="Times New Roman"/>
+              </w:rPr>
+            </w:pPr>
+            <w:r>
+              <w:rPr>
+                <w:rFonts w:eastAsia="Times New Roman"/>
+              </w:rPr>
+              <w:t>Hồ sơ không phát sinh sửa đổi/làm lại / Tổng hồ sơ × 100%</w:t>
+            </w:r>
+          </w:p>
+        </w:tc>
+        <w:tc>
+          <w:tcPr>
+            <w:tcW w:w="0" w:type="auto"/>
+            <w:hideMark/>
+          </w:tcPr>
+          <w:p>
+            <w:pPr>
+              <w:rPr>
+                <w:rFonts w:eastAsia="Times New Roman"/>
+              </w:rPr>
+            </w:pPr>
+            <w:r>
+              <w:rPr>
+                <w:rFonts w:eastAsia="Times New Roman"/>
+              </w:rPr>
+              <w:t>Một trong những KPI tổng hợp tốt nhất</w:t>
+            </w:r>
+          </w:p>
+        </w:tc>
+      </w:tr>
+      <w:tr>
+        <w:tc>
+          <w:tcPr>
+            <w:tcW w:w="0" w:type="auto"/>
+            <w:hideMark/>
+          </w:tcPr>
+          <w:p>
+            <w:pPr>
+              <w:rPr>
+                <w:rFonts w:eastAsia="Times New Roman"/>
+              </w:rPr>
+            </w:pPr>
+            <w:r>
+              <w:rPr>
+                <w:rFonts w:eastAsia="Times New Roman"/>
+              </w:rPr>
+              <w:t>14</w:t>
+            </w:r>
+          </w:p>
+        </w:tc>
+        <w:tc>
+          <w:tcPr>
+            <w:tcW w:w="0" w:type="auto"/>
+            <w:hideMark/>
+          </w:tcPr>
+          <w:p>
+            <w:pPr>
+              <w:rPr>
+                <w:rFonts w:eastAsia="Times New Roman"/>
+              </w:rPr>
+            </w:pPr>
+            <w:r>
+              <w:rPr>
+                <w:rFonts w:eastAsia="Times New Roman"/>
+              </w:rPr>
+              <w:t>Số lỗi trung bình trên một hồ sơ</w:t>
+            </w:r>
+          </w:p>
+        </w:tc>
+        <w:tc>
+          <w:tcPr>
+            <w:tcW w:w="0" w:type="auto"/>
+            <w:hideMark/>
+          </w:tcPr>
+          <w:p>
+            <w:pPr>
+              <w:rPr>
+                <w:rFonts w:eastAsia="Times New Roman"/>
+              </w:rPr>
+            </w:pPr>
+            <w:r>
+              <w:rPr>
+                <w:rFonts w:eastAsia="Times New Roman"/>
+              </w:rPr>
+              <w:t>Defect per Case</w:t>
+            </w:r>
+          </w:p>
+        </w:tc>
+        <w:tc>
+          <w:tcPr>
+            <w:tcW w:w="0" w:type="auto"/>
+            <w:hideMark/>
+          </w:tcPr>
+          <w:p>
+            <w:pPr>
+              <w:rPr>
+                <w:rFonts w:eastAsia="Times New Roman"/>
+              </w:rPr>
+            </w:pPr>
+            <w:r>
+              <w:rPr>
+                <w:rFonts w:eastAsia="Times New Roman"/>
+              </w:rPr>
+              <w:t>Tổng lỗi phát hiện / Tổng hồ sơ</w:t>
+            </w:r>
+          </w:p>
+        </w:tc>
+        <w:tc>
+          <w:tcPr>
+            <w:tcW w:w="0" w:type="auto"/>
+            <w:hideMark/>
+          </w:tcPr>
+          <w:p>
+            <w:pPr>
+              <w:rPr>
+                <w:rFonts w:eastAsia="Times New Roman"/>
+              </w:rPr>
+            </w:pPr>
+            <w:r>
+              <w:rPr>
+                <w:rFonts w:eastAsia="Times New Roman"/>
+              </w:rPr>
+              <w:t>Cho thấy chất lượng trung bình của quy trình</w:t>
+            </w:r>
+          </w:p>
+        </w:tc>
+      </w:tr>
+      <w:tr>
+        <w:tc>
+          <w:tcPr>
+            <w:tcW w:w="0" w:type="auto"/>
+            <w:hideMark/>
+          </w:tcPr>
+          <w:p>
+            <w:pPr>
+              <w:rPr>
+                <w:rFonts w:eastAsia="Times New Roman"/>
+              </w:rPr>
+            </w:pPr>
+            <w:r>
+              <w:rPr>
+                <w:rFonts w:eastAsia="Times New Roman"/>
+              </w:rPr>
+              <w:t>15</w:t>
+            </w:r>
+          </w:p>
+        </w:tc>
+        <w:tc>
+          <w:tcPr>
+            <w:tcW w:w="0" w:type="auto"/>
+            <w:hideMark/>
+          </w:tcPr>
+          <w:p>
+            <w:pPr>
+              <w:rPr>
+                <w:rFonts w:eastAsia="Times New Roman"/>
+              </w:rPr>
+            </w:pPr>
+            <w:r>
+              <w:rPr>
+                <w:rFonts w:eastAsia="Times New Roman"/>
+              </w:rPr>
+              <w:t>Tỷ lệ hồ sơ có phản ánh/khiếu nại ở khâu tiếp nhận</w:t>
+            </w:r>
+          </w:p>
+        </w:tc>
+        <w:tc>
+          <w:tcPr>
+            <w:tcW w:w="0" w:type="auto"/>
+            <w:hideMark/>
+          </w:tcPr>
+          <w:p>
+            <w:pPr>
+              <w:rPr>
+                <w:rFonts w:eastAsia="Times New Roman"/>
+              </w:rPr>
+            </w:pPr>
+            <w:r>
+              <w:rPr>
+                <w:rFonts w:eastAsia="Times New Roman"/>
+              </w:rPr>
+              <w:t>Complaint Rate</w:t>
+            </w:r>
+          </w:p>
+        </w:tc>
+        <w:tc>
+          <w:tcPr>
+            <w:tcW w:w="0" w:type="auto"/>
+            <w:hideMark/>
+          </w:tcPr>
+          <w:p>
+            <w:pPr>
+              <w:rPr>
+                <w:rFonts w:eastAsia="Times New Roman"/>
+              </w:rPr>
+            </w:pPr>
+            <w:r>
+              <w:rPr>
+                <w:rFonts w:eastAsia="Times New Roman"/>
+              </w:rPr>
+              <w:t>Hồ sơ có phản ánh / Tổng hồ sơ × 100%</w:t>
+            </w:r>
+          </w:p>
+        </w:tc>
+        <w:tc>
+          <w:tcPr>
+            <w:tcW w:w="0" w:type="auto"/>
+            <w:hideMark/>
+          </w:tcPr>
+          <w:p>
+            <w:pPr>
+              <w:rPr>
+                <w:rFonts w:eastAsia="Times New Roman"/>
+              </w:rPr>
+            </w:pPr>
+            <w:r>
+              <w:rPr>
+                <w:rFonts w:eastAsia="Times New Roman"/>
+              </w:rPr>
+              <w:t>Phản ánh chất lượng từ góc độ người dân</w:t>
+            </w:r>
+          </w:p>
+        </w:tc>
+      </w:tr>
+      <w:tr>
+        <w:tc>
+          <w:tcPr>
+            <w:tcW w:w="0" w:type="auto"/>
+            <w:hideMark/>
+          </w:tcPr>
+          <w:p>
+            <w:pPr>
+              <w:rPr>
+                <w:rFonts w:eastAsia="Times New Roman"/>
+              </w:rPr>
+            </w:pPr>
+            <w:r>
+              <w:rPr>
+                <w:rFonts w:eastAsia="Times New Roman"/>
+              </w:rPr>
+              <w:t>16</w:t>
+            </w:r>
+          </w:p>
+        </w:tc>
+        <w:tc>
+          <w:tcPr>
+            <w:tcW w:w="0" w:type="auto"/>
+            <w:hideMark/>
+          </w:tcPr>
+          <w:p>
+            <w:pPr>
+              <w:rPr>
+                <w:rFonts w:eastAsia="Times New Roman"/>
+              </w:rPr>
+            </w:pPr>
+            <w:r>
+              <w:rPr>
+                <w:rFonts w:eastAsia="Times New Roman"/>
+              </w:rPr>
+              <w:t>Mức độ hài lòng của người dân</w:t>
+            </w:r>
+          </w:p>
+        </w:tc>
+        <w:tc>
+          <w:tcPr>
+            <w:tcW w:w="0" w:type="auto"/>
+            <w:hideMark/>
+          </w:tcPr>
+          <w:p>
+            <w:pPr>
+              <w:rPr>
+                <w:rFonts w:eastAsia="Times New Roman"/>
+              </w:rPr>
+            </w:pPr>
+            <w:r>
+              <w:rPr>
+                <w:rFonts w:eastAsia="Times New Roman"/>
+              </w:rPr>
+              <w:t>Satisfaction Score</w:t>
+            </w:r>
+          </w:p>
+        </w:tc>
+        <w:tc>
+          <w:tcPr>
+            <w:tcW w:w="0" w:type="auto"/>
+            <w:hideMark/>
+          </w:tcPr>
+          <w:p>
+            <w:pPr>
+              <w:rPr>
+                <w:rFonts w:eastAsia="Times New Roman"/>
+              </w:rPr>
+            </w:pPr>
+            <w:r>
+              <w:rPr>
+                <w:rFonts w:eastAsia="Times New Roman"/>
+              </w:rPr>
+              <w:t>Tổng điểm khảo sát / Tổng số người khảo sát</w:t>
+            </w:r>
+          </w:p>
+        </w:tc>
+        <w:tc>
+          <w:tcPr>
+            <w:tcW w:w="0" w:type="auto"/>
+            <w:hideMark/>
+          </w:tcPr>
+          <w:p>
+            <w:pPr>
+              <w:rPr>
+                <w:rFonts w:eastAsia="Times New Roman"/>
+              </w:rPr>
+            </w:pPr>
+            <w:r>
+              <w:rPr>
+                <w:rFonts w:eastAsia="Times New Roman"/>
+              </w:rPr>
+              <w:t>Đánh giá chất lượng đầu ra theo khách hàng</w:t>
+            </w:r>
+          </w:p>
+        </w:tc>
+      </w:tr>
+    </w:tbl>
+    <w:p/>
+    <w:tbl>
+      <w:tblPr>
+        <w:tblStyle w:val="TableGrid"/>
+        <w:tblW w:w="9700" w:type="dxa"/>
+        <w:tblLook w:val="04A0" w:firstRow="1" w:lastRow="0" w:firstColumn="1" w:lastColumn="0" w:noHBand="0" w:noVBand="1"/>
+      </w:tblPr>
+      <w:tblGrid>
+        <w:gridCol w:w="3823"/>
+        <w:gridCol w:w="1134"/>
+        <w:gridCol w:w="1417"/>
+        <w:gridCol w:w="3326"/>
+      </w:tblGrid>
+      <w:tr>
+        <w:tc>
+          <w:tcPr>
+            <w:tcW w:w="3823" w:type="dxa"/>
+            <w:hideMark/>
+          </w:tcPr>
+          <w:p>
+            <w:pPr>
+              <w:jc w:val="center"/>
+              <w:rPr>
+                <w:rFonts w:eastAsia="Times New Roman"/>
+                <w:b/>
+                <w:bCs/>
+              </w:rPr>
+            </w:pPr>
+            <w:r>
+              <w:rPr>
+                <w:rFonts w:eastAsia="Times New Roman"/>
+                <w:b/>
+                <w:bCs/>
+              </w:rPr>
+              <w:lastRenderedPageBreak/>
+              <w:t>Tiêu chí</w:t>
+            </w:r>
+          </w:p>
+        </w:tc>
+        <w:tc>
+          <w:tcPr>
+            <w:tcW w:w="1134" w:type="dxa"/>
+            <w:hideMark/>
+          </w:tcPr>
+          <w:p>
+            <w:pPr>
+              <w:jc w:val="right"/>
+              <w:rPr>
+                <w:rFonts w:eastAsia="Times New Roman"/>
+                <w:b/>
+                <w:bCs/>
+              </w:rPr>
+            </w:pPr>
+            <w:r>
+              <w:rPr>
+                <w:rFonts w:eastAsia="Times New Roman"/>
+                <w:b/>
+                <w:bCs/>
+              </w:rPr>
+              <w:t>Trọng số</w:t>
+            </w:r>
+          </w:p>
+        </w:tc>
+        <w:tc>
+          <w:tcPr>
+            <w:tcW w:w="1417" w:type="dxa"/>
+            <w:hideMark/>
+          </w:tcPr>
+          <w:p>
+            <w:pPr>
+              <w:jc w:val="right"/>
+              <w:rPr>
+                <w:rFonts w:eastAsia="Times New Roman"/>
+                <w:b/>
+                <w:bCs/>
+              </w:rPr>
+            </w:pPr>
+            <w:r>
+              <w:rPr>
+                <w:rFonts w:eastAsia="Times New Roman"/>
+                <w:b/>
+                <w:bCs/>
+              </w:rPr>
+              <w:t>Kết quả thực tế</w:t>
+            </w:r>
+          </w:p>
+        </w:tc>
+        <w:tc>
+          <w:tcPr>
+            <w:tcW w:w="3326" w:type="dxa"/>
+            <w:hideMark/>
+          </w:tcPr>
+          <w:p>
+            <w:pPr>
+              <w:jc w:val="right"/>
+              <w:rPr>
+                <w:rFonts w:eastAsia="Times New Roman"/>
+                <w:b/>
+                <w:bCs/>
+              </w:rPr>
+            </w:pPr>
+            <w:r>
+              <w:rPr>
+                <w:rFonts w:eastAsia="Times New Roman"/>
+                <w:b/>
+                <w:bCs/>
+              </w:rPr>
+              <w:t>Điểm quy đổi</w:t>
+            </w:r>
+          </w:p>
+        </w:tc>
+      </w:tr>
+      <w:tr>
+        <w:tc>
+          <w:tcPr>
+            <w:tcW w:w="3823" w:type="dxa"/>
+            <w:hideMark/>
+          </w:tcPr>
+          <w:p>
+            <w:pPr>
+              <w:rPr>
+                <w:rFonts w:eastAsia="Times New Roman"/>
+              </w:rPr>
+            </w:pPr>
+            <w:r>
+              <w:rPr>
+                <w:rFonts w:eastAsia="Times New Roman"/>
+              </w:rPr>
+              <w:t>Q1.1 Đầy đủ lần đầu</w:t>
+            </w:r>
+          </w:p>
+        </w:tc>
+        <w:tc>
+          <w:tcPr>
+            <w:tcW w:w="1134" w:type="dxa"/>
+            <w:hideMark/>
+          </w:tcPr>
+          <w:p>
+            <w:pPr>
+              <w:jc w:val="right"/>
+              <w:rPr>
+                <w:rFonts w:eastAsia="Times New Roman"/>
+              </w:rPr>
+            </w:pPr>
+            <w:r>
+              <w:rPr>
+                <w:rFonts w:eastAsia="Times New Roman"/>
+              </w:rPr>
+              <w:t>10%</w:t>
+            </w:r>
+          </w:p>
+        </w:tc>
+        <w:tc>
+          <w:tcPr>
+            <w:tcW w:w="1417" w:type="dxa"/>
+            <w:hideMark/>
+          </w:tcPr>
+          <w:p>
+            <w:pPr>
+              <w:jc w:val="right"/>
+              <w:rPr>
+                <w:rFonts w:eastAsia="Times New Roman"/>
+              </w:rPr>
+            </w:pPr>
+            <w:r>
+              <w:rPr>
+                <w:rFonts w:eastAsia="Times New Roman"/>
+              </w:rPr>
+              <w:t>85%</w:t>
+            </w:r>
+          </w:p>
+        </w:tc>
+        <w:tc>
+          <w:tcPr>
+            <w:tcW w:w="3326" w:type="dxa"/>
+            <w:hideMark/>
+          </w:tcPr>
+          <w:p>
+            <w:pPr>
+              <w:jc w:val="right"/>
+              <w:rPr>
+                <w:rFonts w:eastAsia="Times New Roman"/>
+              </w:rPr>
+            </w:pPr>
+            <w:r>
+              <w:rPr>
+                <w:rFonts w:eastAsia="Times New Roman"/>
+              </w:rPr>
+              <w:t>8,50</w:t>
+            </w:r>
+          </w:p>
+        </w:tc>
+      </w:tr>
+      <w:tr>
+        <w:tc>
+          <w:tcPr>
+            <w:tcW w:w="3823" w:type="dxa"/>
+            <w:hideMark/>
+          </w:tcPr>
+          <w:p>
+            <w:pPr>
+              <w:rPr>
+                <w:rFonts w:eastAsia="Times New Roman"/>
+              </w:rPr>
+            </w:pPr>
+            <w:r>
+              <w:rPr>
+                <w:rFonts w:eastAsia="Times New Roman"/>
+              </w:rPr>
+              <w:t>Q1.2 Không bổ sung</w:t>
+            </w:r>
+          </w:p>
+        </w:tc>
+        <w:tc>
+          <w:tcPr>
+            <w:tcW w:w="1134" w:type="dxa"/>
+            <w:hideMark/>
+          </w:tcPr>
+          <w:p>
+            <w:pPr>
+              <w:jc w:val="right"/>
+              <w:rPr>
+                <w:rFonts w:eastAsia="Times New Roman"/>
+              </w:rPr>
+            </w:pPr>
+            <w:r>
+              <w:rPr>
+                <w:rFonts w:eastAsia="Times New Roman"/>
+              </w:rPr>
+              <w:t>7%</w:t>
+            </w:r>
+          </w:p>
+        </w:tc>
+        <w:tc>
+          <w:tcPr>
+            <w:tcW w:w="1417" w:type="dxa"/>
+            <w:hideMark/>
+          </w:tcPr>
+          <w:p>
+            <w:pPr>
+              <w:jc w:val="right"/>
+              <w:rPr>
+                <w:rFonts w:eastAsia="Times New Roman"/>
+              </w:rPr>
+            </w:pPr>
+            <w:r>
+              <w:rPr>
+                <w:rFonts w:eastAsia="Times New Roman"/>
+              </w:rPr>
+              <w:t>88%</w:t>
+            </w:r>
+          </w:p>
+        </w:tc>
+        <w:tc>
+          <w:tcPr>
+            <w:tcW w:w="3326" w:type="dxa"/>
+            <w:hideMark/>
+          </w:tcPr>
+          <w:p>
+            <w:pPr>
+              <w:jc w:val="right"/>
+              <w:rPr>
+                <w:rFonts w:eastAsia="Times New Roman"/>
+              </w:rPr>
+            </w:pPr>
+            <w:r>
+              <w:rPr>
+                <w:rFonts w:eastAsia="Times New Roman"/>
+              </w:rPr>
+              <w:t>6,16</w:t>
+            </w:r>
+          </w:p>
+        </w:tc>
+      </w:tr>
+      <w:tr>
+        <w:tc>
+          <w:tcPr>
+            <w:tcW w:w="3823" w:type="dxa"/>
+            <w:hideMark/>
+          </w:tcPr>
+          <w:p>
+            <w:pPr>
+              <w:rPr>
+                <w:rFonts w:eastAsia="Times New Roman"/>
+              </w:rPr>
+            </w:pPr>
+            <w:r>
+              <w:rPr>
+                <w:rFonts w:eastAsia="Times New Roman"/>
+              </w:rPr>
+              <w:t>Q1.3 Đúng TTHC</w:t>
+            </w:r>
+          </w:p>
+        </w:tc>
+        <w:tc>
+          <w:tcPr>
+            <w:tcW w:w="1134" w:type="dxa"/>
+            <w:hideMark/>
+          </w:tcPr>
+          <w:p>
+            <w:pPr>
+              <w:jc w:val="right"/>
+              <w:rPr>
+                <w:rFonts w:eastAsia="Times New Roman"/>
+              </w:rPr>
+            </w:pPr>
+            <w:r>
+              <w:rPr>
+                <w:rFonts w:eastAsia="Times New Roman"/>
+              </w:rPr>
+              <w:t>5%</w:t>
+            </w:r>
+          </w:p>
+        </w:tc>
+        <w:tc>
+          <w:tcPr>
+            <w:tcW w:w="1417" w:type="dxa"/>
+            <w:hideMark/>
+          </w:tcPr>
+          <w:p>
+            <w:pPr>
+              <w:jc w:val="right"/>
+              <w:rPr>
+                <w:rFonts w:eastAsia="Times New Roman"/>
+              </w:rPr>
+            </w:pPr>
+            <w:r>
+              <w:rPr>
+                <w:rFonts w:eastAsia="Times New Roman"/>
+              </w:rPr>
+              <w:t>95%</w:t>
+            </w:r>
+          </w:p>
+        </w:tc>
+        <w:tc>
+          <w:tcPr>
+            <w:tcW w:w="3326" w:type="dxa"/>
+            <w:hideMark/>
+          </w:tcPr>
+          <w:p>
+            <w:pPr>
+              <w:jc w:val="right"/>
+              <w:rPr>
+                <w:rFonts w:eastAsia="Times New Roman"/>
+              </w:rPr>
+            </w:pPr>
+            <w:r>
+              <w:rPr>
+                <w:rFonts w:eastAsia="Times New Roman"/>
+              </w:rPr>
+              <w:t>4,75</w:t>
+            </w:r>
+          </w:p>
+        </w:tc>
+      </w:tr>
+      <w:tr>
+        <w:tc>
+          <w:tcPr>
+            <w:tcW w:w="3823" w:type="dxa"/>
+            <w:hideMark/>
+          </w:tcPr>
+          <w:p>
+            <w:pPr>
+              <w:rPr>
+                <w:rFonts w:eastAsia="Times New Roman"/>
+              </w:rPr>
+            </w:pPr>
+            <w:r>
+              <w:rPr>
+                <w:rFonts w:eastAsia="Times New Roman"/>
+              </w:rPr>
+              <w:t>Q1.4 Đúng thẩm quyền</w:t>
+            </w:r>
+          </w:p>
+        </w:tc>
+        <w:tc>
+          <w:tcPr>
+            <w:tcW w:w="1134" w:type="dxa"/>
+            <w:hideMark/>
+          </w:tcPr>
+          <w:p>
+            <w:pPr>
+              <w:jc w:val="right"/>
+              <w:rPr>
+                <w:rFonts w:eastAsia="Times New Roman"/>
+              </w:rPr>
+            </w:pPr>
+            <w:r>
+              <w:rPr>
+                <w:rFonts w:eastAsia="Times New Roman"/>
+              </w:rPr>
+              <w:t>3%</w:t>
+            </w:r>
+          </w:p>
+        </w:tc>
+        <w:tc>
+          <w:tcPr>
+            <w:tcW w:w="1417" w:type="dxa"/>
+            <w:hideMark/>
+          </w:tcPr>
+          <w:p>
+            <w:pPr>
+              <w:jc w:val="right"/>
+              <w:rPr>
+                <w:rFonts w:eastAsia="Times New Roman"/>
+              </w:rPr>
+            </w:pPr>
+            <w:r>
+              <w:rPr>
+                <w:rFonts w:eastAsia="Times New Roman"/>
+              </w:rPr>
+              <w:t>97%</w:t>
+            </w:r>
+          </w:p>
+        </w:tc>
+        <w:tc>
+          <w:tcPr>
+            <w:tcW w:w="3326" w:type="dxa"/>
+            <w:hideMark/>
+          </w:tcPr>
+          <w:p>
+            <w:pPr>
+              <w:jc w:val="right"/>
+              <w:rPr>
+                <w:rFonts w:eastAsia="Times New Roman"/>
+              </w:rPr>
+            </w:pPr>
+            <w:r>
+              <w:rPr>
+                <w:rFonts w:eastAsia="Times New Roman"/>
+              </w:rPr>
+              <w:t>2,91</w:t>
+            </w:r>
+          </w:p>
+        </w:tc>
+      </w:tr>
+      <w:tr>
+        <w:tc>
+          <w:tcPr>
+            <w:tcW w:w="3823" w:type="dxa"/>
+            <w:hideMark/>
+          </w:tcPr>
+          <w:p>
+            <w:pPr>
+              <w:rPr>
+                <w:rFonts w:eastAsia="Times New Roman"/>
+              </w:rPr>
+            </w:pPr>
+            <w:r>
+              <w:rPr>
+                <w:rFonts w:eastAsia="Times New Roman"/>
+              </w:rPr>
+              <w:t>Q2.1 Kiểm tra chính xác</w:t>
+            </w:r>
+          </w:p>
+        </w:tc>
+        <w:tc>
+          <w:tcPr>
+            <w:tcW w:w="1134" w:type="dxa"/>
+            <w:hideMark/>
+          </w:tcPr>
+          <w:p>
+            <w:pPr>
+              <w:jc w:val="right"/>
+              <w:rPr>
+                <w:rFonts w:eastAsia="Times New Roman"/>
+              </w:rPr>
+            </w:pPr>
+            <w:r>
+              <w:rPr>
+                <w:rFonts w:eastAsia="Times New Roman"/>
+              </w:rPr>
+              <w:t>8%</w:t>
+            </w:r>
+          </w:p>
+        </w:tc>
+        <w:tc>
+          <w:tcPr>
+            <w:tcW w:w="1417" w:type="dxa"/>
+            <w:hideMark/>
+          </w:tcPr>
+          <w:p>
+            <w:pPr>
+              <w:jc w:val="right"/>
+              <w:rPr>
+                <w:rFonts w:eastAsia="Times New Roman"/>
+              </w:rPr>
+            </w:pPr>
+            <w:r>
+              <w:rPr>
+                <w:rFonts w:eastAsia="Times New Roman"/>
+              </w:rPr>
+              <w:t>96%</w:t>
+            </w:r>
+          </w:p>
+        </w:tc>
+        <w:tc>
+          <w:tcPr>
+            <w:tcW w:w="3326" w:type="dxa"/>
+            <w:hideMark/>
+          </w:tcPr>
+          <w:p>
+            <w:pPr>
+              <w:jc w:val="right"/>
+              <w:rPr>
+                <w:rFonts w:eastAsia="Times New Roman"/>
+              </w:rPr>
+            </w:pPr>
+            <w:r>
+              <w:rPr>
+                <w:rFonts w:eastAsia="Times New Roman"/>
+              </w:rPr>
+              <w:t>7,68</w:t>
+            </w:r>
+          </w:p>
+        </w:tc>
+      </w:tr>
+      <w:tr>
+        <w:tc>
+          <w:tcPr>
+            <w:tcW w:w="3823" w:type="dxa"/>
+            <w:hideMark/>
+          </w:tcPr>
+          <w:p>
+            <w:pPr>
+              <w:rPr>
+                <w:rFonts w:eastAsia="Times New Roman"/>
+              </w:rPr>
+            </w:pPr>
+            <w:r>
+              <w:rPr>
+                <w:rFonts w:eastAsia="Times New Roman"/>
+              </w:rPr>
+              <w:t>Q2.2 Nhập liệu chính xác</w:t>
+            </w:r>
+          </w:p>
+        </w:tc>
+        <w:tc>
+          <w:tcPr>
+            <w:tcW w:w="1134" w:type="dxa"/>
+            <w:hideMark/>
+          </w:tcPr>
+          <w:p>
+            <w:pPr>
+              <w:jc w:val="right"/>
+              <w:rPr>
+                <w:rFonts w:eastAsia="Times New Roman"/>
+              </w:rPr>
+            </w:pPr>
+            <w:r>
+              <w:rPr>
+                <w:rFonts w:eastAsia="Times New Roman"/>
+              </w:rPr>
+              <w:t>7%</w:t>
+            </w:r>
+          </w:p>
+        </w:tc>
+        <w:tc>
+          <w:tcPr>
+            <w:tcW w:w="1417" w:type="dxa"/>
+            <w:hideMark/>
+          </w:tcPr>
+          <w:p>
+            <w:pPr>
+              <w:jc w:val="right"/>
+              <w:rPr>
+                <w:rFonts w:eastAsia="Times New Roman"/>
+              </w:rPr>
+            </w:pPr>
+            <w:r>
+              <w:rPr>
+                <w:rFonts w:eastAsia="Times New Roman"/>
+              </w:rPr>
+              <w:t>98%</w:t>
+            </w:r>
+          </w:p>
+        </w:tc>
+        <w:tc>
+          <w:tcPr>
+            <w:tcW w:w="3326" w:type="dxa"/>
+            <w:hideMark/>
+          </w:tcPr>
+          <w:p>
+            <w:pPr>
+              <w:jc w:val="right"/>
+              <w:rPr>
+                <w:rFonts w:eastAsia="Times New Roman"/>
+              </w:rPr>
+            </w:pPr>
+            <w:r>
+              <w:rPr>
+                <w:rFonts w:eastAsia="Times New Roman"/>
+              </w:rPr>
+              <w:t>6,86</w:t>
+            </w:r>
+          </w:p>
+        </w:tc>
+      </w:tr>
+      <w:tr>
+        <w:tc>
+          <w:tcPr>
+            <w:tcW w:w="3823" w:type="dxa"/>
+            <w:hideMark/>
+          </w:tcPr>
+          <w:p>
+            <w:pPr>
+              <w:rPr>
+                <w:rFonts w:eastAsia="Times New Roman"/>
+              </w:rPr>
+            </w:pPr>
+            <w:r>
+              <w:rPr>
+                <w:rFonts w:eastAsia="Times New Roman"/>
+              </w:rPr>
+              <w:t>Q2.3 Không phải làm lại</w:t>
+            </w:r>
+          </w:p>
+        </w:tc>
+        <w:tc>
+          <w:tcPr>
+            <w:tcW w:w="1134" w:type="dxa"/>
+            <w:hideMark/>
+          </w:tcPr>
+          <w:p>
+            <w:pPr>
+              <w:jc w:val="right"/>
+              <w:rPr>
+                <w:rFonts w:eastAsia="Times New Roman"/>
+              </w:rPr>
+            </w:pPr>
+            <w:r>
+              <w:rPr>
+                <w:rFonts w:eastAsia="Times New Roman"/>
+              </w:rPr>
+              <w:t>8%</w:t>
+            </w:r>
+          </w:p>
+        </w:tc>
+        <w:tc>
+          <w:tcPr>
+            <w:tcW w:w="1417" w:type="dxa"/>
+            <w:hideMark/>
+          </w:tcPr>
+          <w:p>
+            <w:pPr>
+              <w:jc w:val="right"/>
+              <w:rPr>
+                <w:rFonts w:eastAsia="Times New Roman"/>
+              </w:rPr>
+            </w:pPr>
+            <w:r>
+              <w:rPr>
+                <w:rFonts w:eastAsia="Times New Roman"/>
+              </w:rPr>
+              <w:t>96%</w:t>
+            </w:r>
+          </w:p>
+        </w:tc>
+        <w:tc>
+          <w:tcPr>
+            <w:tcW w:w="3326" w:type="dxa"/>
+            <w:hideMark/>
+          </w:tcPr>
+          <w:p>
+            <w:pPr>
+              <w:jc w:val="right"/>
+              <w:rPr>
+                <w:rFonts w:eastAsia="Times New Roman"/>
+              </w:rPr>
+            </w:pPr>
+            <w:r>
+              <w:rPr>
+                <w:rFonts w:eastAsia="Times New Roman"/>
+              </w:rPr>
+              <w:t>7,68</w:t>
+            </w:r>
+          </w:p>
+        </w:tc>
+      </w:tr>
+      <w:tr>
+        <w:tc>
+          <w:tcPr>
+            <w:tcW w:w="3823" w:type="dxa"/>
+            <w:hideMark/>
+          </w:tcPr>
+          <w:p>
+            <w:pPr>
+              <w:rPr>
+                <w:rFonts w:eastAsia="Times New Roman"/>
+              </w:rPr>
+            </w:pPr>
+            <w:r>
+              <w:rPr>
+                <w:rFonts w:eastAsia="Times New Roman"/>
+              </w:rPr>
+              <w:t>Q2.4 Trạng thái chính xác</w:t>
+            </w:r>
+          </w:p>
+        </w:tc>
+        <w:tc>
+          <w:tcPr>
+            <w:tcW w:w="1134" w:type="dxa"/>
+            <w:hideMark/>
+          </w:tcPr>
+          <w:p>
+            <w:pPr>
+              <w:jc w:val="right"/>
+              <w:rPr>
+                <w:rFonts w:eastAsia="Times New Roman"/>
+              </w:rPr>
+            </w:pPr>
+            <w:r>
+              <w:rPr>
+                <w:rFonts w:eastAsia="Times New Roman"/>
+              </w:rPr>
+              <w:t>5%</w:t>
+            </w:r>
+          </w:p>
+        </w:tc>
+        <w:tc>
+          <w:tcPr>
+            <w:tcW w:w="1417" w:type="dxa"/>
+            <w:hideMark/>
+          </w:tcPr>
+          <w:p>
+            <w:pPr>
+              <w:jc w:val="right"/>
+              <w:rPr>
+                <w:rFonts w:eastAsia="Times New Roman"/>
+              </w:rPr>
+            </w:pPr>
+            <w:r>
+              <w:rPr>
+                <w:rFonts w:eastAsia="Times New Roman"/>
+              </w:rPr>
+              <w:t>98%</w:t>
+            </w:r>
+          </w:p>
+        </w:tc>
+        <w:tc>
+          <w:tcPr>
+            <w:tcW w:w="3326" w:type="dxa"/>
+            <w:hideMark/>
+          </w:tcPr>
+          <w:p>
+            <w:pPr>
+              <w:jc w:val="right"/>
+              <w:rPr>
+                <w:rFonts w:eastAsia="Times New Roman"/>
+              </w:rPr>
+            </w:pPr>
+            <w:r>
+              <w:rPr>
+                <w:rFonts w:eastAsia="Times New Roman"/>
+              </w:rPr>
+              <w:t>4,90</w:t>
+            </w:r>
+          </w:p>
+        </w:tc>
+      </w:tr>
+      <w:tr>
+        <w:tc>
+          <w:tcPr>
+            <w:tcW w:w="3823" w:type="dxa"/>
+            <w:hideMark/>
+          </w:tcPr>
+          <w:p>
+            <w:pPr>
+              <w:rPr>
+                <w:rFonts w:eastAsia="Times New Roman"/>
+              </w:rPr>
+            </w:pPr>
+            <w:r>
+              <w:rPr>
+                <w:rFonts w:eastAsia="Times New Roman"/>
+              </w:rPr>
+              <w:t>Q2.5 Chuyển đúng bộ phận</w:t>
+            </w:r>
+          </w:p>
+        </w:tc>
+        <w:tc>
+          <w:tcPr>
+            <w:tcW w:w="1134" w:type="dxa"/>
+            <w:hideMark/>
+          </w:tcPr>
+          <w:p>
+            <w:pPr>
+              <w:jc w:val="right"/>
+              <w:rPr>
+                <w:rFonts w:eastAsia="Times New Roman"/>
+              </w:rPr>
+            </w:pPr>
+            <w:r>
+              <w:rPr>
+                <w:rFonts w:eastAsia="Times New Roman"/>
+              </w:rPr>
+              <w:t>4%</w:t>
+            </w:r>
+          </w:p>
+        </w:tc>
+        <w:tc>
+          <w:tcPr>
+            <w:tcW w:w="1417" w:type="dxa"/>
+            <w:hideMark/>
+          </w:tcPr>
+          <w:p>
+            <w:pPr>
+              <w:jc w:val="right"/>
+              <w:rPr>
+                <w:rFonts w:eastAsia="Times New Roman"/>
+              </w:rPr>
+            </w:pPr>
+            <w:r>
+              <w:rPr>
+                <w:rFonts w:eastAsia="Times New Roman"/>
+              </w:rPr>
+              <w:t>99%</w:t>
+            </w:r>
+          </w:p>
+        </w:tc>
+        <w:tc>
+          <w:tcPr>
+            <w:tcW w:w="3326" w:type="dxa"/>
+            <w:hideMark/>
+          </w:tcPr>
+          <w:p>
+            <w:pPr>
+              <w:jc w:val="right"/>
+              <w:rPr>
+                <w:rFonts w:eastAsia="Times New Roman"/>
+              </w:rPr>
+            </w:pPr>
+            <w:r>
+              <w:rPr>
+                <w:rFonts w:eastAsia="Times New Roman"/>
+              </w:rPr>
+              <w:t>3,96</w:t>
+            </w:r>
+          </w:p>
+        </w:tc>
+      </w:tr>
+      <w:tr>
+        <w:tc>
+          <w:tcPr>
+            <w:tcW w:w="3823" w:type="dxa"/>
+            <w:hideMark/>
+          </w:tcPr>
+          <w:p>
+            <w:pPr>
+              <w:rPr>
+                <w:rFonts w:eastAsia="Times New Roman"/>
+              </w:rPr>
+            </w:pPr>
+            <w:r>
+              <w:rPr>
+                <w:rFonts w:eastAsia="Times New Roman"/>
+              </w:rPr>
+              <w:t>Q2.6 Đúng trình tự</w:t>
+            </w:r>
+          </w:p>
+        </w:tc>
+        <w:tc>
+          <w:tcPr>
+            <w:tcW w:w="1134" w:type="dxa"/>
+            <w:hideMark/>
+          </w:tcPr>
+          <w:p>
+            <w:pPr>
+              <w:jc w:val="right"/>
+              <w:rPr>
+                <w:rFonts w:eastAsia="Times New Roman"/>
+              </w:rPr>
+            </w:pPr>
+            <w:r>
+              <w:rPr>
+                <w:rFonts w:eastAsia="Times New Roman"/>
+              </w:rPr>
+              <w:t>3%</w:t>
+            </w:r>
+          </w:p>
+        </w:tc>
+        <w:tc>
+          <w:tcPr>
+            <w:tcW w:w="1417" w:type="dxa"/>
+            <w:hideMark/>
+          </w:tcPr>
+          <w:p>
+            <w:pPr>
+              <w:jc w:val="right"/>
+              <w:rPr>
+                <w:rFonts w:eastAsia="Times New Roman"/>
+              </w:rPr>
+            </w:pPr>
+            <w:r>
+              <w:rPr>
+                <w:rFonts w:eastAsia="Times New Roman"/>
+              </w:rPr>
+              <w:t>98%</w:t>
+            </w:r>
+          </w:p>
+        </w:tc>
+        <w:tc>
+          <w:tcPr>
+            <w:tcW w:w="3326" w:type="dxa"/>
+            <w:hideMark/>
+          </w:tcPr>
+          <w:p>
+            <w:pPr>
+              <w:jc w:val="right"/>
+              <w:rPr>
+                <w:rFonts w:eastAsia="Times New Roman"/>
+              </w:rPr>
+            </w:pPr>
+            <w:r>
+              <w:rPr>
+                <w:rFonts w:eastAsia="Times New Roman"/>
+              </w:rPr>
+              <w:t>2,94</w:t>
+            </w:r>
+          </w:p>
+        </w:tc>
+      </w:tr>
+      <w:tr>
+        <w:tc>
+          <w:tcPr>
+            <w:tcW w:w="3823" w:type="dxa"/>
+            <w:hideMark/>
+          </w:tcPr>
+          <w:p>
+            <w:pPr>
+              <w:rPr>
+                <w:rFonts w:eastAsia="Times New Roman"/>
+              </w:rPr>
+            </w:pPr>
+            <w:r>
+              <w:rPr>
+                <w:rFonts w:eastAsia="Times New Roman"/>
+              </w:rPr>
+              <w:t>Q3.1 Số hóa đầy đủ</w:t>
+            </w:r>
+          </w:p>
+        </w:tc>
+        <w:tc>
+          <w:tcPr>
+            <w:tcW w:w="1134" w:type="dxa"/>
+            <w:hideMark/>
+          </w:tcPr>
+          <w:p>
+            <w:pPr>
+              <w:jc w:val="right"/>
+              <w:rPr>
+                <w:rFonts w:eastAsia="Times New Roman"/>
+              </w:rPr>
+            </w:pPr>
+            <w:r>
+              <w:rPr>
+                <w:rFonts w:eastAsia="Times New Roman"/>
+              </w:rPr>
+              <w:t>6%</w:t>
+            </w:r>
+          </w:p>
+        </w:tc>
+        <w:tc>
+          <w:tcPr>
+            <w:tcW w:w="1417" w:type="dxa"/>
+            <w:hideMark/>
+          </w:tcPr>
+          <w:p>
+            <w:pPr>
+              <w:jc w:val="right"/>
+              <w:rPr>
+                <w:rFonts w:eastAsia="Times New Roman"/>
+              </w:rPr>
+            </w:pPr>
+            <w:r>
+              <w:rPr>
+                <w:rFonts w:eastAsia="Times New Roman"/>
+              </w:rPr>
+              <w:t>97%</w:t>
+            </w:r>
+          </w:p>
+        </w:tc>
+        <w:tc>
+          <w:tcPr>
+            <w:tcW w:w="3326" w:type="dxa"/>
+            <w:hideMark/>
+          </w:tcPr>
+          <w:p>
+            <w:pPr>
+              <w:jc w:val="right"/>
+              <w:rPr>
+                <w:rFonts w:eastAsia="Times New Roman"/>
+              </w:rPr>
+            </w:pPr>
+            <w:r>
+              <w:rPr>
+                <w:rFonts w:eastAsia="Times New Roman"/>
+              </w:rPr>
+              <w:t>5,82</w:t>
+            </w:r>
+          </w:p>
+        </w:tc>
+      </w:tr>
+      <w:tr>
+        <w:tc>
+          <w:tcPr>
+            <w:tcW w:w="3823" w:type="dxa"/>
+            <w:hideMark/>
+          </w:tcPr>
+          <w:p>
+            <w:pPr>
+              <w:rPr>
+                <w:rFonts w:eastAsia="Times New Roman"/>
+              </w:rPr>
+            </w:pPr>
+            <w:r>
+              <w:rPr>
+                <w:rFonts w:eastAsia="Times New Roman"/>
+              </w:rPr>
+              <w:t>Q3.2 File rõ ràng</w:t>
+            </w:r>
+          </w:p>
+        </w:tc>
+        <w:tc>
+          <w:tcPr>
+            <w:tcW w:w="1134" w:type="dxa"/>
+            <w:hideMark/>
+          </w:tcPr>
+          <w:p>
+            <w:pPr>
+              <w:jc w:val="right"/>
+              <w:rPr>
+                <w:rFonts w:eastAsia="Times New Roman"/>
+              </w:rPr>
+            </w:pPr>
+            <w:r>
+              <w:rPr>
+                <w:rFonts w:eastAsia="Times New Roman"/>
+              </w:rPr>
+              <w:t>4%</w:t>
+            </w:r>
+          </w:p>
+        </w:tc>
+        <w:tc>
+          <w:tcPr>
+            <w:tcW w:w="1417" w:type="dxa"/>
+            <w:hideMark/>
+          </w:tcPr>
+          <w:p>
+            <w:pPr>
+              <w:jc w:val="right"/>
+              <w:rPr>
+                <w:rFonts w:eastAsia="Times New Roman"/>
+              </w:rPr>
+            </w:pPr>
+            <w:r>
+              <w:rPr>
+                <w:rFonts w:eastAsia="Times New Roman"/>
+              </w:rPr>
+              <w:t>98%</w:t>
+            </w:r>
+          </w:p>
+        </w:tc>
+        <w:tc>
+          <w:tcPr>
+            <w:tcW w:w="3326" w:type="dxa"/>
+            <w:hideMark/>
+          </w:tcPr>
+          <w:p>
+            <w:pPr>
+              <w:jc w:val="right"/>
+              <w:rPr>
+                <w:rFonts w:eastAsia="Times New Roman"/>
+              </w:rPr>
+            </w:pPr>
+            <w:r>
+              <w:rPr>
+                <w:rFonts w:eastAsia="Times New Roman"/>
+              </w:rPr>
+              <w:t>3,92</w:t>
+            </w:r>
+          </w:p>
+        </w:tc>
+      </w:tr>
+      <w:tr>
+        <w:tc>
+          <w:tcPr>
+            <w:tcW w:w="3823" w:type="dxa"/>
+            <w:hideMark/>
+          </w:tcPr>
+          <w:p>
+            <w:pPr>
+              <w:rPr>
+                <w:rFonts w:eastAsia="Times New Roman"/>
+              </w:rPr>
+            </w:pPr>
+            <w:r>
+              <w:rPr>
+                <w:rFonts w:eastAsia="Times New Roman"/>
+              </w:rPr>
+              <w:t>Q3.3 Đính kèm đúng</w:t>
+            </w:r>
+          </w:p>
+        </w:tc>
+        <w:tc>
+          <w:tcPr>
+            <w:tcW w:w="1134" w:type="dxa"/>
+            <w:hideMark/>
+          </w:tcPr>
+          <w:p>
+            <w:pPr>
+              <w:jc w:val="right"/>
+              <w:rPr>
+                <w:rFonts w:eastAsia="Times New Roman"/>
+              </w:rPr>
+            </w:pPr>
+            <w:r>
+              <w:rPr>
+                <w:rFonts w:eastAsia="Times New Roman"/>
+              </w:rPr>
+              <w:t>4%</w:t>
+            </w:r>
+          </w:p>
+        </w:tc>
+        <w:tc>
+          <w:tcPr>
+            <w:tcW w:w="1417" w:type="dxa"/>
+            <w:hideMark/>
+          </w:tcPr>
+          <w:p>
+            <w:pPr>
+              <w:jc w:val="right"/>
+              <w:rPr>
+                <w:rFonts w:eastAsia="Times New Roman"/>
+              </w:rPr>
+            </w:pPr>
+            <w:r>
+              <w:rPr>
+                <w:rFonts w:eastAsia="Times New Roman"/>
+              </w:rPr>
+              <w:t>97%</w:t>
+            </w:r>
+          </w:p>
+        </w:tc>
+        <w:tc>
+          <w:tcPr>
+            <w:tcW w:w="3326" w:type="dxa"/>
+            <w:hideMark/>
+          </w:tcPr>
+          <w:p>
+            <w:pPr>
+              <w:jc w:val="right"/>
+              <w:rPr>
+                <w:rFonts w:eastAsia="Times New Roman"/>
+              </w:rPr>
+            </w:pPr>
+            <w:r>
+              <w:rPr>
+                <w:rFonts w:eastAsia="Times New Roman"/>
+              </w:rPr>
+              <w:t>3,88</w:t>
+            </w:r>
+          </w:p>
+        </w:tc>
+      </w:tr>
+      <w:tr>
+        <w:tc>
+          <w:tcPr>
+            <w:tcW w:w="3823" w:type="dxa"/>
+            <w:hideMark/>
+          </w:tcPr>
+          <w:p>
+            <w:pPr>
+              <w:rPr>
+                <w:rFonts w:eastAsia="Times New Roman"/>
+              </w:rPr>
+            </w:pPr>
+            <w:r>
+              <w:rPr>
+                <w:rFonts w:eastAsia="Times New Roman"/>
+              </w:rPr>
+              <w:t>Q3.4 Đính kèm đủ</w:t>
+            </w:r>
+          </w:p>
+        </w:tc>
+        <w:tc>
+          <w:tcPr>
+            <w:tcW w:w="1134" w:type="dxa"/>
+            <w:hideMark/>
+          </w:tcPr>
+          <w:p>
+            <w:pPr>
+              <w:jc w:val="right"/>
+              <w:rPr>
+                <w:rFonts w:eastAsia="Times New Roman"/>
+              </w:rPr>
+            </w:pPr>
+            <w:r>
+              <w:rPr>
+                <w:rFonts w:eastAsia="Times New Roman"/>
+              </w:rPr>
+              <w:t>3%</w:t>
+            </w:r>
+          </w:p>
+        </w:tc>
+        <w:tc>
+          <w:tcPr>
+            <w:tcW w:w="1417" w:type="dxa"/>
+            <w:hideMark/>
+          </w:tcPr>
+          <w:p>
+            <w:pPr>
+              <w:jc w:val="right"/>
+              <w:rPr>
+                <w:rFonts w:eastAsia="Times New Roman"/>
+              </w:rPr>
+            </w:pPr>
+            <w:r>
+              <w:rPr>
+                <w:rFonts w:eastAsia="Times New Roman"/>
+              </w:rPr>
+              <w:t>96%</w:t>
+            </w:r>
+          </w:p>
+        </w:tc>
+        <w:tc>
+          <w:tcPr>
+            <w:tcW w:w="3326" w:type="dxa"/>
+            <w:hideMark/>
+          </w:tcPr>
+          <w:p>
+            <w:pPr>
+              <w:jc w:val="right"/>
+              <w:rPr>
+                <w:rFonts w:eastAsia="Times New Roman"/>
+              </w:rPr>
+            </w:pPr>
+            <w:r>
+              <w:rPr>
+                <w:rFonts w:eastAsia="Times New Roman"/>
+              </w:rPr>
+              <w:t>2,88</w:t>
+            </w:r>
+          </w:p>
+        </w:tc>
+      </w:tr>
+      <w:tr>
+        <w:tc>
+          <w:tcPr>
+            <w:tcW w:w="3823" w:type="dxa"/>
+            <w:hideMark/>
+          </w:tcPr>
+          <w:p>
+            <w:pPr>
+              <w:rPr>
+                <w:rFonts w:eastAsia="Times New Roman"/>
+              </w:rPr>
+            </w:pPr>
+            <w:r>
+              <w:rPr>
+                <w:rFonts w:eastAsia="Times New Roman"/>
+              </w:rPr>
+              <w:t>Q3.5 Lưu đúng quy định</w:t>
+            </w:r>
+          </w:p>
+        </w:tc>
+        <w:tc>
+          <w:tcPr>
+            <w:tcW w:w="1134" w:type="dxa"/>
+            <w:hideMark/>
+          </w:tcPr>
+          <w:p>
+            <w:pPr>
+              <w:jc w:val="right"/>
+              <w:rPr>
+                <w:rFonts w:eastAsia="Times New Roman"/>
+              </w:rPr>
+            </w:pPr>
+            <w:r>
+              <w:rPr>
+                <w:rFonts w:eastAsia="Times New Roman"/>
+              </w:rPr>
+              <w:t>3%</w:t>
+            </w:r>
+          </w:p>
+        </w:tc>
+        <w:tc>
+          <w:tcPr>
+            <w:tcW w:w="1417" w:type="dxa"/>
+            <w:hideMark/>
+          </w:tcPr>
+          <w:p>
+            <w:pPr>
+              <w:jc w:val="right"/>
+              <w:rPr>
+                <w:rFonts w:eastAsia="Times New Roman"/>
+              </w:rPr>
+            </w:pPr>
+            <w:r>
+              <w:rPr>
+                <w:rFonts w:eastAsia="Times New Roman"/>
+              </w:rPr>
+              <w:t>99%</w:t>
+            </w:r>
+          </w:p>
+        </w:tc>
+        <w:tc>
+          <w:tcPr>
+            <w:tcW w:w="3326" w:type="dxa"/>
+            <w:hideMark/>
+          </w:tcPr>
+          <w:p>
+            <w:pPr>
+              <w:jc w:val="right"/>
+              <w:rPr>
+                <w:rFonts w:eastAsia="Times New Roman"/>
+              </w:rPr>
+            </w:pPr>
+            <w:r>
+              <w:rPr>
+                <w:rFonts w:eastAsia="Times New Roman"/>
+              </w:rPr>
+              <w:t>2,97</w:t>
+            </w:r>
+          </w:p>
+        </w:tc>
+      </w:tr>
+      <w:tr>
+        <w:tc>
+          <w:tcPr>
+            <w:tcW w:w="3823" w:type="dxa"/>
+            <w:hideMark/>
+          </w:tcPr>
+          <w:p>
+            <w:pPr>
+              <w:rPr>
+                <w:rFonts w:eastAsia="Times New Roman"/>
+              </w:rPr>
+            </w:pPr>
+            <w:r>
+              <w:rPr>
+                <w:rFonts w:eastAsia="Times New Roman"/>
+              </w:rPr>
+              <w:t>Q4.1 Cấp mã chính xác</w:t>
+            </w:r>
+          </w:p>
+        </w:tc>
+        <w:tc>
+          <w:tcPr>
+            <w:tcW w:w="1134" w:type="dxa"/>
+            <w:hideMark/>
+          </w:tcPr>
+          <w:p>
+            <w:pPr>
+              <w:jc w:val="right"/>
+              <w:rPr>
+                <w:rFonts w:eastAsia="Times New Roman"/>
+              </w:rPr>
+            </w:pPr>
+            <w:r>
+              <w:rPr>
+                <w:rFonts w:eastAsia="Times New Roman"/>
+              </w:rPr>
+              <w:t>3%</w:t>
+            </w:r>
+          </w:p>
+        </w:tc>
+        <w:tc>
+          <w:tcPr>
+            <w:tcW w:w="1417" w:type="dxa"/>
+            <w:hideMark/>
+          </w:tcPr>
+          <w:p>
+            <w:pPr>
+              <w:jc w:val="right"/>
+              <w:rPr>
+                <w:rFonts w:eastAsia="Times New Roman"/>
+              </w:rPr>
+            </w:pPr>
+            <w:r>
+              <w:rPr>
+                <w:rFonts w:eastAsia="Times New Roman"/>
+              </w:rPr>
+              <w:t>99%</w:t>
+            </w:r>
+          </w:p>
+        </w:tc>
+        <w:tc>
+          <w:tcPr>
+            <w:tcW w:w="3326" w:type="dxa"/>
+            <w:hideMark/>
+          </w:tcPr>
+          <w:p>
+            <w:pPr>
+              <w:jc w:val="right"/>
+              <w:rPr>
+                <w:rFonts w:eastAsia="Times New Roman"/>
+              </w:rPr>
+            </w:pPr>
+            <w:r>
+              <w:rPr>
+                <w:rFonts w:eastAsia="Times New Roman"/>
+              </w:rPr>
+              <w:t>2,97</w:t>
+            </w:r>
+          </w:p>
+        </w:tc>
+      </w:tr>
+      <w:tr>
+        <w:tc>
+          <w:tcPr>
+            <w:tcW w:w="3823" w:type="dxa"/>
+            <w:hideMark/>
+          </w:tcPr>
+          <w:p>
+            <w:pPr>
+              <w:rPr>
+                <w:rFonts w:eastAsia="Times New Roman"/>
+              </w:rPr>
+            </w:pPr>
+            <w:r>
+              <w:rPr>
+                <w:rFonts w:eastAsia="Times New Roman"/>
+              </w:rPr>
+              <w:t>Q4.2 Phiếu chính xác</w:t>
+            </w:r>
+          </w:p>
+        </w:tc>
+        <w:tc>
+          <w:tcPr>
+            <w:tcW w:w="1134" w:type="dxa"/>
+            <w:hideMark/>
+          </w:tcPr>
+          <w:p>
+            <w:pPr>
+              <w:jc w:val="right"/>
+              <w:rPr>
+                <w:rFonts w:eastAsia="Times New Roman"/>
+              </w:rPr>
+            </w:pPr>
+            <w:r>
+              <w:rPr>
+                <w:rFonts w:eastAsia="Times New Roman"/>
+              </w:rPr>
+              <w:t>4%</w:t>
+            </w:r>
+          </w:p>
+        </w:tc>
+        <w:tc>
+          <w:tcPr>
+            <w:tcW w:w="1417" w:type="dxa"/>
+            <w:hideMark/>
+          </w:tcPr>
+          <w:p>
+            <w:pPr>
+              <w:jc w:val="right"/>
+              <w:rPr>
+                <w:rFonts w:eastAsia="Times New Roman"/>
+              </w:rPr>
+            </w:pPr>
+            <w:r>
+              <w:rPr>
+                <w:rFonts w:eastAsia="Times New Roman"/>
+              </w:rPr>
+              <w:t>98%</w:t>
+            </w:r>
+          </w:p>
+        </w:tc>
+        <w:tc>
+          <w:tcPr>
+            <w:tcW w:w="3326" w:type="dxa"/>
+            <w:hideMark/>
+          </w:tcPr>
+          <w:p>
+            <w:pPr>
+              <w:jc w:val="right"/>
+              <w:rPr>
+                <w:rFonts w:eastAsia="Times New Roman"/>
+              </w:rPr>
+            </w:pPr>
+            <w:r>
+              <w:rPr>
+                <w:rFonts w:eastAsia="Times New Roman"/>
+              </w:rPr>
+              <w:t>3,92</w:t>
+            </w:r>
+          </w:p>
+        </w:tc>
+      </w:tr>
+      <w:tr>
+        <w:tc>
+          <w:tcPr>
+            <w:tcW w:w="3823" w:type="dxa"/>
+            <w:hideMark/>
+          </w:tcPr>
+          <w:p>
+            <w:pPr>
+              <w:rPr>
+                <w:rFonts w:eastAsia="Times New Roman"/>
+              </w:rPr>
+            </w:pPr>
+            <w:r>
+              <w:rPr>
+                <w:rFonts w:eastAsia="Times New Roman"/>
+              </w:rPr>
+              <w:t>Q4.3 Chuyển thành công</w:t>
+            </w:r>
+          </w:p>
+        </w:tc>
+        <w:tc>
+          <w:tcPr>
+            <w:tcW w:w="1134" w:type="dxa"/>
+            <w:hideMark/>
+          </w:tcPr>
+          <w:p>
+            <w:pPr>
+              <w:jc w:val="right"/>
+              <w:rPr>
+                <w:rFonts w:eastAsia="Times New Roman"/>
+              </w:rPr>
+            </w:pPr>
+            <w:r>
+              <w:rPr>
+                <w:rFonts w:eastAsia="Times New Roman"/>
+              </w:rPr>
+              <w:t>4%</w:t>
+            </w:r>
+          </w:p>
+        </w:tc>
+        <w:tc>
+          <w:tcPr>
+            <w:tcW w:w="1417" w:type="dxa"/>
+            <w:hideMark/>
+          </w:tcPr>
+          <w:p>
+            <w:pPr>
+              <w:jc w:val="right"/>
+              <w:rPr>
+                <w:rFonts w:eastAsia="Times New Roman"/>
+              </w:rPr>
+            </w:pPr>
+            <w:r>
+              <w:rPr>
+                <w:rFonts w:eastAsia="Times New Roman"/>
+              </w:rPr>
+              <w:t>99%</w:t>
+            </w:r>
+          </w:p>
+        </w:tc>
+        <w:tc>
+          <w:tcPr>
+            <w:tcW w:w="3326" w:type="dxa"/>
+            <w:hideMark/>
+          </w:tcPr>
+          <w:p>
+            <w:pPr>
+              <w:jc w:val="right"/>
+              <w:rPr>
+                <w:rFonts w:eastAsia="Times New Roman"/>
+              </w:rPr>
+            </w:pPr>
+            <w:r>
+              <w:rPr>
+                <w:rFonts w:eastAsia="Times New Roman"/>
+              </w:rPr>
+              <w:t>3,96</w:t>
+            </w:r>
+          </w:p>
+        </w:tc>
+      </w:tr>
+      <w:tr>
+        <w:tc>
+          <w:tcPr>
+            <w:tcW w:w="3823" w:type="dxa"/>
+            <w:hideMark/>
+          </w:tcPr>
+          <w:p>
+            <w:pPr>
+              <w:rPr>
+                <w:rFonts w:eastAsia="Times New Roman"/>
+              </w:rPr>
+            </w:pPr>
+            <w:r>
+              <w:rPr>
+                <w:rFonts w:eastAsia="Times New Roman"/>
+              </w:rPr>
+              <w:t>Q4.4 RFT</w:t>
+            </w:r>
+          </w:p>
+        </w:tc>
+        <w:tc>
+          <w:tcPr>
+            <w:tcW w:w="1134" w:type="dxa"/>
+            <w:hideMark/>
+          </w:tcPr>
+          <w:p>
+            <w:pPr>
+              <w:jc w:val="right"/>
+              <w:rPr>
+                <w:rFonts w:eastAsia="Times New Roman"/>
+              </w:rPr>
+            </w:pPr>
+            <w:r>
+              <w:rPr>
+                <w:rFonts w:eastAsia="Times New Roman"/>
+              </w:rPr>
+              <w:t>6%</w:t>
+            </w:r>
+          </w:p>
+        </w:tc>
+        <w:tc>
+          <w:tcPr>
+            <w:tcW w:w="1417" w:type="dxa"/>
+            <w:hideMark/>
+          </w:tcPr>
+          <w:p>
+            <w:pPr>
+              <w:jc w:val="right"/>
+              <w:rPr>
+                <w:rFonts w:eastAsia="Times New Roman"/>
+              </w:rPr>
+            </w:pPr>
+            <w:r>
+              <w:rPr>
+                <w:rFonts w:eastAsia="Times New Roman"/>
+              </w:rPr>
+              <w:t>91%</w:t>
+            </w:r>
+          </w:p>
+        </w:tc>
+        <w:tc>
+          <w:tcPr>
+            <w:tcW w:w="3326" w:type="dxa"/>
+            <w:hideMark/>
+          </w:tcPr>
+          <w:p>
+            <w:pPr>
+              <w:jc w:val="right"/>
+              <w:rPr>
+                <w:rFonts w:eastAsia="Times New Roman"/>
+              </w:rPr>
+            </w:pPr>
+            <w:r>
+              <w:rPr>
+                <w:rFonts w:eastAsia="Times New Roman"/>
+              </w:rPr>
+              <w:t>5,46</w:t>
+            </w:r>
+          </w:p>
+        </w:tc>
+      </w:tr>
+      <w:tr>
+        <w:tc>
+          <w:tcPr>
+            <w:tcW w:w="3823" w:type="dxa"/>
+            <w:hideMark/>
+          </w:tcPr>
+          <w:p>
+            <w:pPr>
+              <w:rPr>
+                <w:rFonts w:eastAsia="Times New Roman"/>
+              </w:rPr>
+            </w:pPr>
+            <w:r>
+              <w:rPr>
+                <w:rFonts w:eastAsia="Times New Roman"/>
+              </w:rPr>
+              <w:t>Q4.5 Hài lòng</w:t>
+            </w:r>
+          </w:p>
+        </w:tc>
+        <w:tc>
+          <w:tcPr>
+            <w:tcW w:w="1134" w:type="dxa"/>
+            <w:hideMark/>
+          </w:tcPr>
+          <w:p>
+            <w:pPr>
+              <w:jc w:val="right"/>
+              <w:rPr>
+                <w:rFonts w:eastAsia="Times New Roman"/>
+              </w:rPr>
+            </w:pPr>
+            <w:r>
+              <w:rPr>
+                <w:rFonts w:eastAsia="Times New Roman"/>
+              </w:rPr>
+              <w:t>3%</w:t>
+            </w:r>
+          </w:p>
+        </w:tc>
+        <w:tc>
+          <w:tcPr>
+            <w:tcW w:w="1417" w:type="dxa"/>
+            <w:hideMark/>
+          </w:tcPr>
+          <w:p>
+            <w:pPr>
+              <w:jc w:val="right"/>
+              <w:rPr>
+                <w:rFonts w:eastAsia="Times New Roman"/>
+              </w:rPr>
+            </w:pPr>
+            <w:r>
+              <w:rPr>
+                <w:rFonts w:eastAsia="Times New Roman"/>
+              </w:rPr>
+              <w:t>94%</w:t>
+            </w:r>
+          </w:p>
+        </w:tc>
+        <w:tc>
+          <w:tcPr>
+            <w:tcW w:w="3326" w:type="dxa"/>
+            <w:hideMark/>
+          </w:tcPr>
+          <w:p>
+            <w:pPr>
+              <w:jc w:val="right"/>
+              <w:rPr>
+                <w:rFonts w:eastAsia="Times New Roman"/>
+              </w:rPr>
+            </w:pPr>
+            <w:r>
+              <w:rPr>
+                <w:rFonts w:eastAsia="Times New Roman"/>
+              </w:rPr>
+              <w:t>2,82</w:t>
+            </w:r>
+          </w:p>
+        </w:tc>
+      </w:tr>
+      <w:tr>
+        <w:tc>
+          <w:tcPr>
+            <w:tcW w:w="3823" w:type="dxa"/>
+            <w:hideMark/>
+          </w:tcPr>
+          <w:p>
+            <w:pPr>
+              <w:rPr>
+                <w:rFonts w:eastAsia="Times New Roman"/>
+              </w:rPr>
+            </w:pPr>
+            <w:r>
+              <w:rPr>
+                <w:rFonts w:eastAsia="Times New Roman"/>
+                <w:b/>
+                <w:bCs/>
+              </w:rPr>
+              <w:t>TỔNG</w:t>
+            </w:r>
+          </w:p>
+        </w:tc>
+        <w:tc>
+          <w:tcPr>
+            <w:tcW w:w="1134" w:type="dxa"/>
+            <w:hideMark/>
+          </w:tcPr>
+          <w:p>
+            <w:pPr>
+              <w:jc w:val="right"/>
+              <w:rPr>
+                <w:rFonts w:eastAsia="Times New Roman"/>
+              </w:rPr>
+            </w:pPr>
+            <w:r>
+              <w:rPr>
+                <w:rFonts w:eastAsia="Times New Roman"/>
+                <w:b/>
+                <w:bCs/>
+              </w:rPr>
+              <w:t>100%</w:t>
+            </w:r>
+          </w:p>
+        </w:tc>
+        <w:tc>
+          <w:tcPr>
+            <w:tcW w:w="1417" w:type="dxa"/>
+            <w:hideMark/>
+          </w:tcPr>
+          <w:p>
+            <w:pPr>
+              <w:jc w:val="right"/>
+              <w:rPr>
+                <w:rFonts w:eastAsia="Times New Roman"/>
+              </w:rPr>
+            </w:pPr>
+          </w:p>
+        </w:tc>
+        <w:tc>
+          <w:tcPr>
+            <w:tcW w:w="3326" w:type="dxa"/>
+            <w:hideMark/>
+          </w:tcPr>
+          <w:p>
+            <w:pPr>
+              <w:jc w:val="right"/>
+              <w:rPr>
+                <w:rFonts w:eastAsia="Times New Roman"/>
+              </w:rPr>
+            </w:pPr>
+            <w:r>
+              <w:rPr>
+                <w:rFonts w:eastAsia="Times New Roman"/>
+                <w:b/>
+                <w:bCs/>
+              </w:rPr>
+              <w:t>94,94/100</w:t>
+            </w:r>
+          </w:p>
+        </w:tc>
+      </w:tr>
+    </w:tbl>
+    <w:p>
+      <w:r>
+        <w:rPr>
+          <w:rFonts w:cs="Times New Roman"/>
+          <w:noProof/>
+          <w:kern w:val="0"/>
+          <w:sz w:val="24"/>
+          <w:szCs w:val="24"/>
+          <w14:ligatures w14:val="none"/>
+        </w:rPr>
+        <mc:AlternateContent>
+          <mc:Choice Requires="wps">
+            <w:drawing>
+              <wp:anchor distT="0" distB="0" distL="114300" distR="114300" simplePos="0" relativeHeight="251682816" behindDoc="1" locked="0" layoutInCell="1" allowOverlap="1" wp14:anchorId="1F5F4E2A" wp14:editId="26466405">
+                <wp:simplePos x="0" y="0"/>
+                <wp:positionH relativeFrom="column">
+                  <wp:posOffset>-50800</wp:posOffset>
+                </wp:positionH>
+                <wp:positionV relativeFrom="paragraph">
+                  <wp:posOffset>256752</wp:posOffset>
+                </wp:positionV>
+                <wp:extent cx="5994400" cy="567266"/>
+                <wp:effectExtent l="0" t="0" r="25400" b="23495"/>
+                <wp:wrapNone/>
+                <wp:docPr id="907695348" name="Text Box 23"/>
+                <wp:cNvGraphicFramePr/>
+                <a:graphic xmlns:a="http://schemas.openxmlformats.org/drawingml/2006/main">
+                  <a:graphicData uri="http://schemas.microsoft.com/office/word/2010/wordprocessingShape">
+                    <wps:wsp>
+                      <wps:cNvSpPr txBox="1"/>
+                      <wps:spPr>
+                        <a:xfrm>
+                          <a:off x="0" y="0"/>
+                          <a:ext cx="5994400" cy="567266"/>
+                        </a:xfrm>
+                        <a:prstGeom prst="rect">
+                          <a:avLst/>
+                        </a:prstGeom>
+                        <a:ln/>
+                      </wps:spPr>
+                      <wps:style>
+                        <a:lnRef idx="2">
+                          <a:schemeClr val="dk1"/>
+                        </a:lnRef>
+                        <a:fillRef idx="1">
+                          <a:schemeClr val="lt1"/>
+                        </a:fillRef>
+                        <a:effectRef idx="0">
+                          <a:schemeClr val="dk1"/>
+                        </a:effectRef>
+                        <a:fontRef idx="minor">
+                          <a:schemeClr val="dk1"/>
+                        </a:fontRef>
+                      </wps:style>
+                      <wps:txbx>
+                        <w:txbxContent>
+                          <w:p/>
+                        </w:txbxContent>
+                      </wps:txbx>
+                      <wps:bodyPr rot="0" spcFirstLastPara="0" vertOverflow="clip" horzOverflow="clip" vert="horz" wrap="square" lIns="91440" tIns="45720" rIns="91440" bIns="45720" numCol="1" spcCol="0" rtlCol="0" fromWordArt="0" anchor="t" anchorCtr="0" forceAA="0" compatLnSpc="1">
+                        <a:prstTxWarp prst="textNoShape">
+                          <a:avLst/>
+                        </a:prstTxWarp>
+                        <a:noAutofit/>
+                      </wps:bodyPr>
+                    </wps:wsp>
+                  </a:graphicData>
+                </a:graphic>
+                <wp14:sizeRelH relativeFrom="margin">
+                  <wp14:pctWidth>0</wp14:pctWidth>
+                </wp14:sizeRelH>
+                <wp14:sizeRelV relativeFrom="margin">
+                  <wp14:pctHeight>0</wp14:pctHeight>
+                </wp14:sizeRelV>
+              </wp:anchor>
+            </w:drawing>
+          </mc:Choice>
+          <mc:Fallback>
+            <w:pict>
+              <v:shape w14:anchorId="1F5F4E2A" id="Text Box 23" o:spid="_x0000_s1047" type="#_x0000_t202" style="position:absolute;margin-left:-4pt;margin-top:20.2pt;width:472pt;height:44.65pt;z-index:-251633664;visibility:visible;mso-wrap-style:square;mso-width-percent:0;mso-height-percent:0;mso-wrap-distance-left:9pt;mso-wrap-distance-top:0;mso-wrap-distance-right:9pt;mso-wrap-distance-bottom:0;mso-position-horizontal:absolute;mso-position-horizontal-relative:text;mso-position-vertical:absolute;mso-position-vertical-relative:text;mso-width-percent:0;mso-height-percent:0;mso-width-relative:margin;mso-height-relative:margin;v-text-anchor:top" o:gfxdata="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" fillcolor="white [3201]" strokecolor="black [3200]" strokeweight="1pt">
+                <v:textbox>
+                  <w:txbxContent>
+                    <w:p/>
+                  </w:txbxContent>
+                </v:textbox>
+              </v:shape>
+            </w:pict>
+          </mc:Fallback>
+        </mc:AlternateContent>
+      </w:r>
+      <w:r>
+        <w:t>Tỷ lệ chất lượng trung bình:</w:t>
+      </w:r>
+    </w:p>
+    <w:p>
+      <w:r>
+        <w:t>= (85 + 88 + 95 + 97 + 96 + 98 + 96 + 98 +99 +98 + 97  + 98 + 97 + 96 + 99 + 99 +98 + 99 + 91 + 94) / 20 = 96.5%</w:t>
+      </w:r>
+    </w:p>
+    <w:p>
+      <w:r>
+        <w:t>Khắc phục</w:t>
+      </w:r>
+    </w:p>
+    <w:p>
+      <w:pPr>
+        <w:pStyle w:val="ListParagraph"/>
+        <w:numPr>
+          <w:ilvl w:val="0"/>
+          <w:numId w:val="26"/>
+        </w:numPr>
+        <w:spacing w:after="0" w:line="360" w:lineRule="auto"/>
+      </w:pPr>
+      <w:r>
+        <w:t>Chuẩn hóa checklist và hướng dẫn rõ thành phần hồ sơ trước khi nộp</w:t>
+      </w:r>
+    </w:p>
+    <w:p>
+      <w:pPr>
+        <w:pStyle w:val="ListParagraph"/>
+        <w:numPr>
+          <w:ilvl w:val="0"/>
+          <w:numId w:val="26"/>
+        </w:numPr>
+        <w:spacing w:after="0" w:line="360" w:lineRule="auto"/>
+      </w:pPr>
+      <w:r>
+        <w:t>Tăng kiểm tra sơ bộ và cảnh báo thiếu thông tin ngay khi tiếp nhận</w:t>
+      </w:r>
+    </w:p>
+    <w:p>
+      <w:pPr>
+        <w:pStyle w:val="ListParagraph"/>
+        <w:numPr>
+          <w:ilvl w:val="0"/>
+          <w:numId w:val="26"/>
+        </w:numPr>
+        <w:spacing w:after="0" w:line="360" w:lineRule="auto"/>
+      </w:pPr>
+      <w:r>
+        <w:t>Xây dựng tiêu chí kiểm tra thống nhất và checklist nghiệp vụ cho cán bộ</w:t>
+      </w:r>
+    </w:p>
+    <w:p>
+      <w:pPr>
+        <w:pStyle w:val="ListParagraph"/>
+        <w:numPr>
+          <w:ilvl w:val="0"/>
+          <w:numId w:val="26"/>
+        </w:numPr>
+        <w:spacing w:after="0" w:line="360" w:lineRule="auto"/>
+      </w:pPr>
+      <w:r>
+        <w:t>Tự động lấy dữ liệu từ hệ thống, hạn chế nhập tay</w:t>
+      </w:r>
+    </w:p>
+    <w:p>
+      <w:pPr>
+        <w:pStyle w:val="ListParagraph"/>
+        <w:numPr>
+          <w:ilvl w:val="0"/>
+          <w:numId w:val="26"/>
+        </w:numPr>
+        <w:spacing w:after="0" w:line="360" w:lineRule="auto"/>
+      </w:pPr>
+      <w:r>
+        <w:t>Tăng kiểm soát chất lượng tại từng bước trước khi chuyển tiếp</w:t>
+      </w:r>
+    </w:p>
+    <w:p>
+      <w:pPr>
+        <w:pStyle w:val="ListParagraph"/>
+        <w:numPr>
+          <w:ilvl w:val="0"/>
+          <w:numId w:val="26"/>
+        </w:numPr>
+        <w:spacing w:after="0" w:line="360" w:lineRule="auto"/>
+      </w:pPr>
+      <w:r>
+        <w:t>Tự động đồng bộ trạng thái giữa các bước và hệ thống</w:t>
+      </w:r>
+    </w:p>
+    <w:p>
+      <w:pPr>
+        <w:pStyle w:val="ListParagraph"/>
+        <w:numPr>
+          <w:ilvl w:val="0"/>
+          <w:numId w:val="26"/>
+        </w:numPr>
+        <w:spacing w:after="0" w:line="360" w:lineRule="auto"/>
+      </w:pPr>
+      <w:r>
+        <w:t>Chuẩn hóa quy tắc scan, tên file, định dạng và kiểm tra file trước khi lưu</w:t>
+      </w:r>
+    </w:p>
+    <w:p>
+      <w:pPr>
+        <w:pStyle w:val="ListParagraph"/>
+        <w:numPr>
+          <w:ilvl w:val="0"/>
+          <w:numId w:val="26"/>
+        </w:numPr>
+        <w:spacing w:after="0" w:line="360" w:lineRule="auto"/>
+      </w:pPr>
+      <w:r>
+        <w:t>Thiết lập quy tắc phân luồng và chuyển hồ sơ tự động</w:t>
+      </w:r>
+    </w:p>
+    <w:p>
+      <w:pPr>
+        <w:pStyle w:val="ListParagraph"/>
+        <w:numPr>
+          <w:ilvl w:val="0"/>
+          <w:numId w:val="26"/>
+        </w:numPr>
+        <w:spacing w:after="0" w:line="360" w:lineRule="auto"/>
+      </w:pPr>
+      <w:r>
+        <w:t>Tự động sinh phiếu từ dữ liệu đã nhập trên hệ thống</w:t>
+      </w:r>
+    </w:p>
+    <w:p>
+      <w:pPr>
+        <w:pStyle w:val="ListParagraph"/>
+        <w:numPr>
+          <w:ilvl w:val="0"/>
+          <w:numId w:val="26"/>
+        </w:numPr>
+        <w:spacing w:after="0" w:line="360" w:lineRule="auto"/>
+      </w:pPr>
+      <w:r>
+        <w:t>Giảm thao tác làm lại, tăng độ chính xác và rút ngắn các bước không cần thiết</w:t>
       </w:r>
     </w:p>
     <w:p>
@@ -13923,7 +20356,7 @@
                     </pic:cNvPicPr>
                   </pic:nvPicPr>
                   <pic:blipFill>
-                    <a:blip r:embed="rId18">
+                    <a:blip r:embed="rId19">
                       <a:extLst>
                         <a:ext uri="{28A0092B-C50C-407E-A947-70E740481C1C}">
                           <a14:useLocalDpi xmlns:a14="http://schemas.microsoft.com/office/drawing/2010/main" val="0"/>
@@ -14218,7 +20651,7 @@
                     </pic:cNvPicPr>
                   </pic:nvPicPr>
                   <pic:blipFill>
-                    <a:blip r:embed="rId19" cstate="print">
+                    <a:blip r:embed="rId20" cstate="print">
                       <a:extLst>
                         <a:ext uri="{28A0092B-C50C-407E-A947-70E740481C1C}">
                           <a14:useLocalDpi xmlns:a14="http://schemas.microsoft.com/office/drawing/2010/main" val="0"/>
@@ -14276,7 +20709,7 @@
                     </pic:cNvPicPr>
                   </pic:nvPicPr>
                   <pic:blipFill>
-                    <a:blip r:embed="rId20">
+                    <a:blip r:embed="rId21">
                       <a:extLst>
                         <a:ext uri="{28A0092B-C50C-407E-A947-70E740481C1C}">
                           <a14:useLocalDpi xmlns:a14="http://schemas.microsoft.com/office/drawing/2010/main" val="0"/>
@@ -14477,7 +20910,7 @@
         </w:numPr>
         <w:jc w:val="both"/>
       </w:pPr>
-      <w:hyperlink r:id="rId21" w:anchor="ID0EBBF=Getting_started" w:history="1">
+      <w:hyperlink r:id="rId22" w:anchor="ID0EBBF=Getting_started" w:history="1">
         <w:r>
           <w:rPr>
             <w:rStyle w:val="Hyperlink"/>
@@ -14551,8 +20984,8 @@
     <w:p/>
     <w:p/>
     <w:sectPr>
-      <w:headerReference w:type="default" r:id="rId22"/>
-      <w:footerReference w:type="default" r:id="rId23"/>
+      <w:headerReference w:type="default" r:id="rId23"/>
+      <w:footerReference w:type="default" r:id="rId24"/>
       <w:pgSz w:w="11906" w:h="16838" w:code="9"/>
       <w:pgMar w:top="1440" w:right="1440" w:bottom="1440" w:left="1440" w:header="720" w:footer="720" w:gutter="0"/>
       <w:pgBorders w:display="firstPage" w:offsetFrom="page">
@@ -15002,6 +21435,119 @@
     </w:lvl>
   </w:abstractNum>
   <w:abstractNum w:abstractNumId="2" w15:restartNumberingAfterBreak="0">
+    <w:nsid w:val="0C9554B9"/>
+    <w:multiLevelType w:val="multilevel"/>
+    <w:tmpl w:val="293E7BE8"/>
+    <w:lvl w:ilvl="0">
+      <w:start w:val="3"/>
+      <w:numFmt w:val="decimal"/>
+      <w:lvlText w:val="%1"/>
+      <w:lvlJc w:val="left"/>
+      <w:pPr>
+        <w:ind w:left="600" w:hanging="600"/>
+      </w:pPr>
+      <w:rPr>
+        <w:rFonts w:hint="default"/>
+      </w:rPr>
+    </w:lvl>
+    <w:lvl w:ilvl="1">
+      <w:start w:val="1"/>
+      <w:numFmt w:val="decimal"/>
+      <w:lvlText w:val="%1.%2"/>
+      <w:lvlJc w:val="left"/>
+      <w:pPr>
+        <w:ind w:left="600" w:hanging="600"/>
+      </w:pPr>
+      <w:rPr>
+        <w:rFonts w:hint="default"/>
+      </w:rPr>
+    </w:lvl>
+    <w:lvl w:ilvl="2">
+      <w:start w:val="1"/>
+      <w:numFmt w:val="decimal"/>
+      <w:lvlText w:val="%1.%2.%3"/>
+      <w:lvlJc w:val="left"/>
+      <w:pPr>
+        <w:ind w:left="720" w:hanging="720"/>
+      </w:pPr>
+      <w:rPr>
+        <w:rFonts w:hint="default"/>
+      </w:rPr>
+    </w:lvl>
+    <w:lvl w:ilvl="3">
+      <w:start w:val="1"/>
+      <w:numFmt w:val="decimal"/>
+      <w:lvlText w:val="%1.%2.%3.%4"/>
+      <w:lvlJc w:val="left"/>
+      <w:pPr>
+        <w:ind w:left="720" w:hanging="720"/>
+      </w:pPr>
+      <w:rPr>
+        <w:rFonts w:hint="default"/>
+      </w:rPr>
+    </w:lvl>
+    <w:lvl w:ilvl="4">
+      <w:start w:val="1"/>
+      <w:numFmt w:val="decimal"/>
+      <w:lvlText w:val="%1.%2.%3.%4.%5"/>
+      <w:lvlJc w:val="left"/>
+      <w:pPr>
+        <w:ind w:left="1080" w:hanging="1080"/>
+      </w:pPr>
+      <w:rPr>
+        <w:rFonts w:hint="default"/>
+      </w:rPr>
+    </w:lvl>
+    <w:lvl w:ilvl="5">
+      <w:start w:val="1"/>
+      <w:numFmt w:val="decimal"/>
+      <w:lvlText w:val="%1.%2.%3.%4.%5.%6"/>
+      <w:lvlJc w:val="left"/>
+      <w:pPr>
+        <w:ind w:left="1440" w:hanging="1440"/>
+      </w:pPr>
+      <w:rPr>
+        <w:rFonts w:hint="default"/>
+      </w:rPr>
+    </w:lvl>
+    <w:lvl w:ilvl="6">
+      <w:start w:val="1"/>
+      <w:numFmt w:val="decimal"/>
+      <w:lvlText w:val="%1.%2.%3.%4.%5.%6.%7"/>
+      <w:lvlJc w:val="left"/>
+      <w:pPr>
+        <w:ind w:left="1440" w:hanging="1440"/>
+      </w:pPr>
+      <w:rPr>
+        <w:rFonts w:hint="default"/>
+      </w:rPr>
+    </w:lvl>
+    <w:lvl w:ilvl="7">
+      <w:start w:val="1"/>
+      <w:numFmt w:val="decimal"/>
+      <w:lvlText w:val="%1.%2.%3.%4.%5.%6.%7.%8"/>
+      <w:lvlJc w:val="left"/>
+      <w:pPr>
+        <w:ind w:left="1800" w:hanging="1800"/>
+      </w:pPr>
+      <w:rPr>
+        <w:rFonts w:hint="default"/>
+      </w:rPr>
+    </w:lvl>
+    <w:lvl w:ilvl="8">
+      <w:start w:val="1"/>
+      <w:numFmt w:val="decimal"/>
+      <w:lvlText w:val="%1.%2.%3.%4.%5.%6.%7.%8.%9"/>
+      <w:lvlJc w:val="left"/>
+      <w:pPr>
+        <w:ind w:left="1800" w:hanging="1800"/>
+      </w:pPr>
+      <w:rPr>
+        <w:rFonts w:hint="default"/>
+      </w:rPr>
+    </w:lvl>
+  </w:abstractNum>
+  <w:abstractNum w:abstractNumId="3" w15:restartNumberingAfterBreak="0">
     <w:nsid w:val="18813747"/>
     <w:multiLevelType w:val="multilevel"/>
     <w:tmpl w:val="B3CE6EDA"/>
@@ -15150,7 +21696,7 @@
       </w:rPr>
     </w:lvl>
   </w:abstractNum>
-  <w:abstractNum w:abstractNumId="3" w15:restartNumberingAfterBreak="0">
+  <w:abstractNum w:abstractNumId="4" w15:restartNumberingAfterBreak="0">
     <w:nsid w:val="1B3278EB"/>
     <w:multiLevelType w:val="hybridMultilevel"/>
     <w:tmpl w:val="4790BFB2"/>
@@ -15263,7 +21809,7 @@
       </w:rPr>
     </w:lvl>
   </w:abstractNum>
-  <w:abstractNum w:abstractNumId="4" w15:restartNumberingAfterBreak="0">
+  <w:abstractNum w:abstractNumId="5" w15:restartNumberingAfterBreak="0">
     <w:nsid w:val="1BD91C7B"/>
     <w:multiLevelType w:val="multilevel"/>
     <w:tmpl w:val="7FDE0622"/>
@@ -15412,7 +21958,7 @@
       </w:rPr>
     </w:lvl>
   </w:abstractNum>
-  <w:abstractNum w:abstractNumId="5" w15:restartNumberingAfterBreak="0">
+  <w:abstractNum w:abstractNumId="6" w15:restartNumberingAfterBreak="0">
     <w:nsid w:val="1FCA4282"/>
     <w:multiLevelType w:val="hybridMultilevel"/>
     <w:tmpl w:val="5ACCD144"/>
@@ -15525,7 +22071,7 @@
       </w:rPr>
     </w:lvl>
   </w:abstractNum>
-  <w:abstractNum w:abstractNumId="6" w15:restartNumberingAfterBreak="0">
+  <w:abstractNum w:abstractNumId="7" w15:restartNumberingAfterBreak="0">
     <w:nsid w:val="259B557F"/>
     <w:multiLevelType w:val="hybridMultilevel"/>
     <w:tmpl w:val="3C2A711A"/>
@@ -15638,7 +22184,7 @@
       </w:rPr>
     </w:lvl>
   </w:abstractNum>
-  <w:abstractNum w:abstractNumId="7" w15:restartNumberingAfterBreak="0">
+  <w:abstractNum w:abstractNumId="8" w15:restartNumberingAfterBreak="0">
     <w:nsid w:val="3A546581"/>
     <w:multiLevelType w:val="hybridMultilevel"/>
     <w:tmpl w:val="8E9EE28A"/>
@@ -15751,7 +22297,7 @@
       </w:rPr>
     </w:lvl>
   </w:abstractNum>
-  <w:abstractNum w:abstractNumId="8" w15:restartNumberingAfterBreak="0">
+  <w:abstractNum w:abstractNumId="9" w15:restartNumberingAfterBreak="0">
     <w:nsid w:val="3CE02929"/>
     <w:multiLevelType w:val="multilevel"/>
     <w:tmpl w:val="827E90EE"/>
@@ -15900,7 +22446,7 @@
       </w:rPr>
     </w:lvl>
   </w:abstractNum>
-  <w:abstractNum w:abstractNumId="9" w15:restartNumberingAfterBreak="0">
+  <w:abstractNum w:abstractNumId="10" w15:restartNumberingAfterBreak="0">
     <w:nsid w:val="44512349"/>
     <w:multiLevelType w:val="multilevel"/>
     <w:tmpl w:val="A962BA02"/>
@@ -16049,7 +22595,7 @@
       </w:rPr>
     </w:lvl>
   </w:abstractNum>
-  <w:abstractNum w:abstractNumId="10" w15:restartNumberingAfterBreak="0">
+  <w:abstractNum w:abstractNumId="11" w15:restartNumberingAfterBreak="0">
     <w:nsid w:val="465867E1"/>
     <w:multiLevelType w:val="multilevel"/>
     <w:tmpl w:val="012653BC"/>
@@ -16198,7 +22744,120 @@
       </w:rPr>
     </w:lvl>
   </w:abstractNum>
-  <w:abstractNum w:abstractNumId="11" w15:restartNumberingAfterBreak="0">
+  <w:abstractNum w:abstractNumId="12" w15:restartNumberingAfterBreak="0">
+    <w:nsid w:val="4BD15F7A"/>
+    <w:multiLevelType w:val="hybridMultilevel"/>
+    <w:tmpl w:val="4142F7DC"/>
+    <w:lvl w:ilvl="0" w:tplc="04090001">
+      <w:start w:val="1"/>
+      <w:numFmt w:val="bullet"/>
+      <w:lvlText w:val=""/>
+      <w:lvlJc w:val="left"/>
+      <w:pPr>
+        <w:ind w:left="720" w:hanging="360"/>
+      </w:pPr>
+      <w:rPr>
+        <w:rFonts w:ascii="Symbol" w:hAnsi="Symbol" w:hint="default"/>
+      </w:rPr>
+    </w:lvl>
+    <w:lvl w:ilvl="1" w:tplc="04090003" w:tentative="1">
+      <w:start w:val="1"/>
+      <w:numFmt w:val="bullet"/>
+      <w:lvlText w:val="o"/>
+      <w:lvlJc w:val="left"/>
+      <w:pPr>
+        <w:ind w:left="1440" w:hanging="360"/>
+      </w:pPr>
+      <w:rPr>
+        <w:rFonts w:ascii="Courier New" w:hAnsi="Courier New" w:cs="Courier New" w:hint="default"/>
+      </w:rPr>
+    </w:lvl>
+    <w:lvl w:ilvl="2" w:tplc="04090005" w:tentative="1">
+      <w:start w:val="1"/>
+      <w:numFmt w:val="bullet"/>
+      <w:lvlText w:val=""/>
+      <w:lvlJc w:val="left"/>
+      <w:pPr>
+        <w:ind w:left="2160" w:hanging="360"/>
+      </w:pPr>
+      <w:rPr>
+        <w:rFonts w:ascii="Wingdings" w:hAnsi="Wingdings" w:hint="default"/>
+      </w:rPr>
+    </w:lvl>
+    <w:lvl w:ilvl="3" w:tplc="04090001" w:tentative="1">
+      <w:start w:val="1"/>
+      <w:numFmt w:val="bullet"/>
+      <w:lvlText w:val=""/>
+      <w:lvlJc w:val="left"/>
+      <w:pPr>
+        <w:ind w:left="2880" w:hanging="360"/>
+      </w:pPr>
+      <w:rPr>
+        <w:rFonts w:ascii="Symbol" w:hAnsi="Symbol" w:hint="default"/>
+      </w:rPr>
+    </w:lvl>
+    <w:lvl w:ilvl="4" w:tplc="04090003" w:tentative="1">
+      <w:start w:val="1"/>
+      <w:numFmt w:val="bullet"/>
+      <w:lvlText w:val="o"/>
+      <w:lvlJc w:val="left"/>
+      <w:pPr>
+        <w:ind w:left="3600" w:hanging="360"/>
+      </w:pPr>
+      <w:rPr>
+        <w:rFonts w:ascii="Courier New" w:hAnsi="Courier New" w:cs="Courier New" w:hint="default"/>
+      </w:rPr>
+    </w:lvl>
+    <w:lvl w:ilvl="5" w:tplc="04090005" w:tentative="1">
+      <w:start w:val="1"/>
+      <w:numFmt w:val="bullet"/>
+      <w:lvlText w:val=""/>
+      <w:lvlJc w:val="left"/>
+      <w:pPr>
+        <w:ind w:left="4320" w:hanging="360"/>
+      </w:pPr>
+      <w:rPr>
+        <w:rFonts w:ascii="Wingdings" w:hAnsi="Wingdings" w:hint="default"/>
+      </w:rPr>
+    </w:lvl>
+    <w:lvl w:ilvl="6" w:tplc="04090001" w:tentative="1">
+      <w:start w:val="1"/>
+      <w:numFmt w:val="bullet"/>
+      <w:lvlText w:val=""/>
+      <w:lvlJc w:val="left"/>
+      <w:pPr>
+        <w:ind w:left="5040" w:hanging="360"/>
+      </w:pPr>
+      <w:rPr>
+        <w:rFonts w:ascii="Symbol" w:hAnsi="Symbol" w:hint="default"/>
+      </w:rPr>
+    </w:lvl>
+    <w:lvl w:ilvl="7" w:tplc="04090003" w:tentative="1">
+      <w:start w:val="1"/>
+      <w:numFmt w:val="bullet"/>
+      <w:lvlText w:val="o"/>
+      <w:lvlJc w:val="left"/>
+      <w:pPr>
+        <w:ind w:left="5760" w:hanging="360"/>
+      </w:pPr>
+      <w:rPr>
+        <w:rFonts w:ascii="Courier New" w:hAnsi="Courier New" w:cs="Courier New" w:hint="default"/>
+      </w:rPr>
+    </w:lvl>
+    <w:lvl w:ilvl="8" w:tplc="04090005" w:tentative="1">
+      <w:start w:val="1"/>
+      <w:numFmt w:val="bullet"/>
+      <w:lvlText w:val=""/>
+      <w:lvlJc w:val="left"/>
+      <w:pPr>
+        <w:ind w:left="6480" w:hanging="360"/>
+      </w:pPr>
+      <w:rPr>
+        <w:rFonts w:ascii="Wingdings" w:hAnsi="Wingdings" w:hint="default"/>
+      </w:rPr>
+    </w:lvl>
+  </w:abstractNum>
+  <w:abstractNum w:abstractNumId="13" w15:restartNumberingAfterBreak="0">
     <w:nsid w:val="4DAE4A75"/>
     <w:multiLevelType w:val="multilevel"/>
     <w:tmpl w:val="3F5AC36C"/>
@@ -16347,7 +23006,7 @@
       </w:rPr>
     </w:lvl>
   </w:abstractNum>
-  <w:abstractNum w:abstractNumId="12" w15:restartNumberingAfterBreak="0">
+  <w:abstractNum w:abstractNumId="14" w15:restartNumberingAfterBreak="0">
     <w:nsid w:val="59001FBF"/>
     <w:multiLevelType w:val="hybridMultilevel"/>
     <w:tmpl w:val="04F8F04E"/>
@@ -16436,17 +23095,17 @@
       </w:pPr>
     </w:lvl>
   </w:abstractNum>
-  <w:abstractNum w:abstractNumId="13" w15:restartNumberingAfterBreak="0">
-    <w:nsid w:val="622F0364"/>
+  <w:abstractNum w:abstractNumId="15" w15:restartNumberingAfterBreak="0">
+    <w:nsid w:val="5BD95804"/>
     <w:multiLevelType w:val="hybridMultilevel"/>
-    <w:tmpl w:val="76809A64"/>
+    <w:tmpl w:val="BA3C3E56"/>
     <w:lvl w:ilvl="0" w:tplc="04090001">
       <w:start w:val="1"/>
       <w:numFmt w:val="bullet"/>
       <w:lvlText w:val=""/>
       <w:lvlJc w:val="left"/>
       <w:pPr>
-        <w:ind w:left="1080" w:hanging="360"/>
+        <w:ind w:left="720" w:hanging="360"/>
       </w:pPr>
       <w:rPr>
         <w:rFonts w:ascii="Symbol" w:hAnsi="Symbol" w:hint="default"/>
@@ -16458,7 +23117,7 @@
       <w:lvlText w:val="o"/>
       <w:lvlJc w:val="left"/>
       <w:pPr>
-        <w:ind w:left="1800" w:hanging="360"/>
+        <w:ind w:left="1440" w:hanging="360"/>
       </w:pPr>
       <w:rPr>
         <w:rFonts w:ascii="Courier New" w:hAnsi="Courier New" w:cs="Courier New" w:hint="default"/>
@@ -16470,7 +23129,7 @@
       <w:lvlText w:val=""/>
       <w:lvlJc w:val="left"/>
       <w:pPr>
-        <w:ind w:left="2520" w:hanging="360"/>
+        <w:ind w:left="2160" w:hanging="360"/>
       </w:pPr>
       <w:rPr>
         <w:rFonts w:ascii="Wingdings" w:hAnsi="Wingdings" w:hint="default"/>
@@ -16482,7 +23141,7 @@
       <w:lvlText w:val=""/>
       <w:lvlJc w:val="left"/>
       <w:pPr>
-        <w:ind w:left="3240" w:hanging="360"/>
+        <w:ind w:left="2880" w:hanging="360"/>
       </w:pPr>
       <w:rPr>
         <w:rFonts w:ascii="Symbol" w:hAnsi="Symbol" w:hint="default"/>
@@ -16494,7 +23153,7 @@
       <w:lvlText w:val="o"/>
       <w:lvlJc w:val="left"/>
       <w:pPr>
-        <w:ind w:left="3960" w:hanging="360"/>
+        <w:ind w:left="3600" w:hanging="360"/>
       </w:pPr>
       <w:rPr>
         <w:rFonts w:ascii="Courier New" w:hAnsi="Courier New" w:cs="Courier New" w:hint="default"/>
@@ -16506,7 +23165,7 @@
       <w:lvlText w:val=""/>
       <w:lvlJc w:val="left"/>
       <w:pPr>
-        <w:ind w:left="4680" w:hanging="360"/>
+        <w:ind w:left="4320" w:hanging="360"/>
       </w:pPr>
       <w:rPr>
         <w:rFonts w:ascii="Wingdings" w:hAnsi="Wingdings" w:hint="default"/>
@@ -16518,7 +23177,7 @@
       <w:lvlText w:val=""/>
       <w:lvlJc w:val="left"/>
       <w:pPr>
-        <w:ind w:left="5400" w:hanging="360"/>
+        <w:ind w:left="5040" w:hanging="360"/>
       </w:pPr>
       <w:rPr>
         <w:rFonts w:ascii="Symbol" w:hAnsi="Symbol" w:hint="default"/>
@@ -16530,7 +23189,7 @@
       <w:lvlText w:val="o"/>
       <w:lvlJc w:val="left"/>
       <w:pPr>
-        <w:ind w:left="6120" w:hanging="360"/>
+        <w:ind w:left="5760" w:hanging="360"/>
       </w:pPr>
       <w:rPr>
         <w:rFonts w:ascii="Courier New" w:hAnsi="Courier New" w:cs="Courier New" w:hint="default"/>
@@ -16542,17 +23201,17 @@
       <w:lvlText w:val=""/>
       <w:lvlJc w:val="left"/>
       <w:pPr>
-        <w:ind w:left="6840" w:hanging="360"/>
+        <w:ind w:left="6480" w:hanging="360"/>
       </w:pPr>
       <w:rPr>
         <w:rFonts w:ascii="Wingdings" w:hAnsi="Wingdings" w:hint="default"/>
       </w:rPr>
     </w:lvl>
   </w:abstractNum>
-  <w:abstractNum w:abstractNumId="14" w15:restartNumberingAfterBreak="0">
-    <w:nsid w:val="6349265E"/>
+  <w:abstractNum w:abstractNumId="16" w15:restartNumberingAfterBreak="0">
+    <w:nsid w:val="622F0364"/>
     <w:multiLevelType w:val="hybridMultilevel"/>
-    <w:tmpl w:val="B9FECEB8"/>
+    <w:tmpl w:val="76809A64"/>
     <w:lvl w:ilvl="0" w:tplc="04090001">
       <w:start w:val="1"/>
       <w:numFmt w:val="bullet"/>
@@ -16662,7 +23321,120 @@
       </w:rPr>
     </w:lvl>
   </w:abstractNum>
-  <w:abstractNum w:abstractNumId="15" w15:restartNumberingAfterBreak="0">
+  <w:abstractNum w:abstractNumId="17" w15:restartNumberingAfterBreak="0">
+    <w:nsid w:val="6349265E"/>
+    <w:multiLevelType w:val="hybridMultilevel"/>
+    <w:tmpl w:val="B9FECEB8"/>
+    <w:lvl w:ilvl="0" w:tplc="04090001">
+      <w:start w:val="1"/>
+      <w:numFmt w:val="bullet"/>
+      <w:lvlText w:val=""/>
+      <w:lvlJc w:val="left"/>
+      <w:pPr>
+        <w:ind w:left="1080" w:hanging="360"/>
+      </w:pPr>
+      <w:rPr>
+        <w:rFonts w:ascii="Symbol" w:hAnsi="Symbol" w:hint="default"/>
+      </w:rPr>
+    </w:lvl>
+    <w:lvl w:ilvl="1" w:tplc="04090003" w:tentative="1">
+      <w:start w:val="1"/>
+      <w:numFmt w:val="bullet"/>
+      <w:lvlText w:val="o"/>
+      <w:lvlJc w:val="left"/>
+      <w:pPr>
+        <w:ind w:left="1800" w:hanging="360"/>
+      </w:pPr>
+      <w:rPr>
+        <w:rFonts w:ascii="Courier New" w:hAnsi="Courier New" w:cs="Courier New" w:hint="default"/>
+      </w:rPr>
+    </w:lvl>
+    <w:lvl w:ilvl="2" w:tplc="04090005" w:tentative="1">
+      <w:start w:val="1"/>
+      <w:numFmt w:val="bullet"/>
+      <w:lvlText w:val=""/>
+      <w:lvlJc w:val="left"/>
+      <w:pPr>
+        <w:ind w:left="2520" w:hanging="360"/>
+      </w:pPr>
+      <w:rPr>
+        <w:rFonts w:ascii="Wingdings" w:hAnsi="Wingdings" w:hint="default"/>
+      </w:rPr>
+    </w:lvl>
+    <w:lvl w:ilvl="3" w:tplc="04090001" w:tentative="1">
+      <w:start w:val="1"/>
+      <w:numFmt w:val="bullet"/>
+      <w:lvlText w:val=""/>
+      <w:lvlJc w:val="left"/>
+      <w:pPr>
+        <w:ind w:left="3240" w:hanging="360"/>
+      </w:pPr>
+      <w:rPr>
+        <w:rFonts w:ascii="Symbol" w:hAnsi="Symbol" w:hint="default"/>
+      </w:rPr>
+    </w:lvl>
+    <w:lvl w:ilvl="4" w:tplc="04090003" w:tentative="1">
+      <w:start w:val="1"/>
+      <w:numFmt w:val="bullet"/>
+      <w:lvlText w:val="o"/>
+      <w:lvlJc w:val="left"/>
+      <w:pPr>
+        <w:ind w:left="3960" w:hanging="360"/>
+      </w:pPr>
+      <w:rPr>
+        <w:rFonts w:ascii="Courier New" w:hAnsi="Courier New" w:cs="Courier New" w:hint="default"/>
+      </w:rPr>
+    </w:lvl>
+    <w:lvl w:ilvl="5" w:tplc="04090005" w:tentative="1">
+      <w:start w:val="1"/>
+      <w:numFmt w:val="bullet"/>
+      <w:lvlText w:val=""/>
+      <w:lvlJc w:val="left"/>
+      <w:pPr>
+        <w:ind w:left="4680" w:hanging="360"/>
+      </w:pPr>
+      <w:rPr>
+        <w:rFonts w:ascii="Wingdings" w:hAnsi="Wingdings" w:hint="default"/>
+      </w:rPr>
+    </w:lvl>
+    <w:lvl w:ilvl="6" w:tplc="04090001" w:tentative="1">
+      <w:start w:val="1"/>
+      <w:numFmt w:val="bullet"/>
+      <w:lvlText w:val=""/>
+      <w:lvlJc w:val="left"/>
+      <w:pPr>
+        <w:ind w:left="5400" w:hanging="360"/>
+      </w:pPr>
+      <w:rPr>
+        <w:rFonts w:ascii="Symbol" w:hAnsi="Symbol" w:hint="default"/>
+      </w:rPr>
+    </w:lvl>
+    <w:lvl w:ilvl="7" w:tplc="04090003" w:tentative="1">
+      <w:start w:val="1"/>
+      <w:numFmt w:val="bullet"/>
+      <w:lvlText w:val="o"/>
+      <w:lvlJc w:val="left"/>
+      <w:pPr>
+        <w:ind w:left="6120" w:hanging="360"/>
+      </w:pPr>
+      <w:rPr>
+        <w:rFonts w:ascii="Courier New" w:hAnsi="Courier New" w:cs="Courier New" w:hint="default"/>
+      </w:rPr>
+    </w:lvl>
+    <w:lvl w:ilvl="8" w:tplc="04090005" w:tentative="1">
+      <w:start w:val="1"/>
+      <w:numFmt w:val="bullet"/>
+      <w:lvlText w:val=""/>
+      <w:lvlJc w:val="left"/>
+      <w:pPr>
+        <w:ind w:left="6840" w:hanging="360"/>
+      </w:pPr>
+      <w:rPr>
+        <w:rFonts w:ascii="Wingdings" w:hAnsi="Wingdings" w:hint="default"/>
+      </w:rPr>
+    </w:lvl>
+  </w:abstractNum>
+  <w:abstractNum w:abstractNumId="18" w15:restartNumberingAfterBreak="0">
     <w:nsid w:val="686F2D3F"/>
     <w:multiLevelType w:val="hybridMultilevel"/>
     <w:tmpl w:val="E4CE448E"/>
@@ -16751,7 +23523,7 @@
       </w:pPr>
     </w:lvl>
   </w:abstractNum>
-  <w:abstractNum w:abstractNumId="16" w15:restartNumberingAfterBreak="0">
+  <w:abstractNum w:abstractNumId="19" w15:restartNumberingAfterBreak="0">
     <w:nsid w:val="6C81552D"/>
     <w:multiLevelType w:val="hybridMultilevel"/>
     <w:tmpl w:val="D7A683EA"/>
@@ -16864,7 +23636,7 @@
       </w:rPr>
     </w:lvl>
   </w:abstractNum>
-  <w:abstractNum w:abstractNumId="17" w15:restartNumberingAfterBreak="0">
+  <w:abstractNum w:abstractNumId="20" w15:restartNumberingAfterBreak="0">
     <w:nsid w:val="6D157B2D"/>
     <w:multiLevelType w:val="hybridMultilevel"/>
     <w:tmpl w:val="6A3AC492"/>
@@ -16977,7 +23749,7 @@
       </w:rPr>
     </w:lvl>
   </w:abstractNum>
-  <w:abstractNum w:abstractNumId="18" w15:restartNumberingAfterBreak="0">
+  <w:abstractNum w:abstractNumId="21" w15:restartNumberingAfterBreak="0">
     <w:nsid w:val="6D6D4707"/>
     <w:multiLevelType w:val="hybridMultilevel"/>
     <w:tmpl w:val="1260556A"/>
@@ -17090,7 +23862,7 @@
       </w:rPr>
     </w:lvl>
   </w:abstractNum>
-  <w:abstractNum w:abstractNumId="19" w15:restartNumberingAfterBreak="0">
+  <w:abstractNum w:abstractNumId="22" w15:restartNumberingAfterBreak="0">
     <w:nsid w:val="7577240C"/>
     <w:multiLevelType w:val="hybridMultilevel"/>
     <w:tmpl w:val="4B768118"/>
@@ -17203,7 +23975,7 @@
       </w:rPr>
     </w:lvl>
   </w:abstractNum>
-  <w:abstractNum w:abstractNumId="20" w15:restartNumberingAfterBreak="0">
+  <w:abstractNum w:abstractNumId="23" w15:restartNumberingAfterBreak="0">
     <w:nsid w:val="7DC8390A"/>
     <w:multiLevelType w:val="multilevel"/>
     <w:tmpl w:val="D1F6550E"/>
@@ -17352,7 +24124,7 @@
       </w:rPr>
     </w:lvl>
   </w:abstractNum>
-  <w:abstractNum w:abstractNumId="21" w15:restartNumberingAfterBreak="0">
+  <w:abstractNum w:abstractNumId="24" w15:restartNumberingAfterBreak="0">
     <w:nsid w:val="7E5A1C90"/>
     <w:multiLevelType w:val="multilevel"/>
     <w:tmpl w:val="D88C1230"/>
@@ -17501,7 +24273,7 @@
       </w:rPr>
     </w:lvl>
   </w:abstractNum>
-  <w:abstractNum w:abstractNumId="22" w15:restartNumberingAfterBreak="0">
+  <w:abstractNum w:abstractNumId="25" w15:restartNumberingAfterBreak="0">
     <w:nsid w:val="7E6B179C"/>
     <w:multiLevelType w:val="hybridMultilevel"/>
     <w:tmpl w:val="1D828BC2"/>
@@ -17615,31 +24387,31 @@
     </w:lvl>
   </w:abstractNum>
   <w:num w:numId="1" w16cid:durableId="985860105">
-    <w:abstractNumId w:val="15"/>
+    <w:abstractNumId w:val="18"/>
   </w:num>
   <w:num w:numId="2" w16cid:durableId="504787989">
-    <w:abstractNumId w:val="19"/>
+    <w:abstractNumId w:val="22"/>
   </w:num>
   <w:num w:numId="3" w16cid:durableId="997538351">
-    <w:abstractNumId w:val="22"/>
+    <w:abstractNumId w:val="25"/>
   </w:num>
   <w:num w:numId="4" w16cid:durableId="1093016927">
-    <w:abstractNumId w:val="17"/>
+    <w:abstractNumId w:val="20"/>
   </w:num>
   <w:num w:numId="5" w16cid:durableId="1378554750">
+    <w:abstractNumId w:val="13"/>
+  </w:num>
+  <w:num w:numId="6" w16cid:durableId="831725317">
+    <w:abstractNumId w:val="23"/>
+  </w:num>
+  <w:num w:numId="7" w16cid:durableId="1594893555">
     <w:abstractNumId w:val="11"/>
   </w:num>
-  <w:num w:numId="6" w16cid:durableId="831725317">
-    <w:abstractNumId w:val="20"/>
-  </w:num>
-  <w:num w:numId="7" w16cid:durableId="1594893555">
-    <w:abstractNumId w:val="10"/>
-  </w:num>
   <w:num w:numId="8" w16cid:durableId="1040131865">
-    <w:abstractNumId w:val="8"/>
+    <w:abstractNumId w:val="9"/>
   </w:num>
   <w:num w:numId="9" w16cid:durableId="1038166289">
-    <w:abstractNumId w:val="2"/>
+    <w:abstractNumId w:val="3"/>
     <w:lvlOverride w:ilvl="0">
       <w:lvl w:ilvl="0">
         <w:numFmt w:val="bullet"/>
@@ -17659,7 +24431,7 @@
     </w:lvlOverride>
   </w:num>
   <w:num w:numId="10" w16cid:durableId="1086418070">
-    <w:abstractNumId w:val="4"/>
+    <w:abstractNumId w:val="5"/>
   </w:num>
   <w:num w:numId="11" w16cid:durableId="1612860903">
     <w:abstractNumId w:val="0"/>
@@ -17682,40 +24454,49 @@
     </w:lvlOverride>
   </w:num>
   <w:num w:numId="12" w16cid:durableId="716392755">
-    <w:abstractNumId w:val="9"/>
+    <w:abstractNumId w:val="10"/>
   </w:num>
   <w:num w:numId="13" w16cid:durableId="2130390844">
-    <w:abstractNumId w:val="21"/>
+    <w:abstractNumId w:val="24"/>
   </w:num>
   <w:num w:numId="14" w16cid:durableId="795876656">
-    <w:abstractNumId w:val="12"/>
+    <w:abstractNumId w:val="14"/>
   </w:num>
   <w:num w:numId="15" w16cid:durableId="427165011">
-    <w:abstractNumId w:val="14"/>
+    <w:abstractNumId w:val="17"/>
   </w:num>
   <w:num w:numId="16" w16cid:durableId="247618573">
-    <w:abstractNumId w:val="3"/>
+    <w:abstractNumId w:val="4"/>
   </w:num>
   <w:num w:numId="17" w16cid:durableId="1294794819">
-    <w:abstractNumId w:val="7"/>
+    <w:abstractNumId w:val="8"/>
   </w:num>
   <w:num w:numId="18" w16cid:durableId="2014185347">
-    <w:abstractNumId w:val="16"/>
+    <w:abstractNumId w:val="19"/>
   </w:num>
   <w:num w:numId="19" w16cid:durableId="1286885241">
-    <w:abstractNumId w:val="6"/>
+    <w:abstractNumId w:val="7"/>
   </w:num>
   <w:num w:numId="20" w16cid:durableId="270479292">
     <w:abstractNumId w:val="1"/>
   </w:num>
   <w:num w:numId="21" w16cid:durableId="829641205">
-    <w:abstractNumId w:val="13"/>
+    <w:abstractNumId w:val="16"/>
   </w:num>
   <w:num w:numId="22" w16cid:durableId="2050302740">
-    <w:abstractNumId w:val="18"/>
+    <w:abstractNumId w:val="21"/>
   </w:num>
   <w:num w:numId="23" w16cid:durableId="23672235">
-    <w:abstractNumId w:val="5"/>
+    <w:abstractNumId w:val="6"/>
+  </w:num>
+  <w:num w:numId="24" w16cid:durableId="2019961552">
+    <w:abstractNumId w:val="2"/>
+  </w:num>
+  <w:num w:numId="25" w16cid:durableId="315376145">
+    <w:abstractNumId w:val="12"/>
+  </w:num>
+  <w:num w:numId="26" w16cid:durableId="447627043">
+    <w:abstractNumId w:val="15"/>
   </w:num>
   <w:numIdMacAtCleanup w:val="23"/>
 </w:numbering>
@@ -18328,6 +25109,7 @@
   <w:style w:type="character" w:default="1" w:styleId="DefaultParagraphFont">
     <w:name w:val="Default Paragraph Font"/>
     <w:uiPriority w:val="1"/>
+    <w:semiHidden/>
     <w:unhideWhenUsed/>
   </w:style>
   <w:style w:type="table" w:default="1" w:styleId="TableNormal">
